--- a/NEEDS_DATA.docx
+++ b/NEEDS_DATA.docx
@@ -4,10 +4,14 @@
   <w:body>
     <w:p>
       <w:pPr>
-        <w:pStyle w:val="Heading1"/>
+        <w:pStyle w:val="Title"/>
         <w:jc w:val="center"/>
       </w:pPr>
       <w:r>
+        <w:rPr>
+          <w:b/>
+          <w:sz w:val="28"/>
+        </w:rPr>
         <w:t>Needs data - awaiting further input</w:t>
       </w:r>
     </w:p>
@@ -38,6 +42,7 @@
       <w:pPr>
         <w:spacing w:after="200"/>
         <w:ind w:left="360"/>
+        <w:jc w:val="left"/>
       </w:pPr>
       <w:r>
         <w:rPr>
@@ -91,17 +96,21 @@
         <w:tblLook w:firstColumn="1" w:firstRow="1" w:lastColumn="0" w:lastRow="0" w:noHBand="0" w:noVBand="1" w:val="04A0"/>
       </w:tblPr>
       <w:tblGrid>
-        <w:gridCol w:w="2556"/>
-        <w:gridCol w:w="2556"/>
-        <w:gridCol w:w="2556"/>
-        <w:gridCol w:w="2556"/>
+        <w:gridCol w:w="2520"/>
+        <w:gridCol w:w="2520"/>
+        <w:gridCol w:w="2520"/>
+        <w:gridCol w:w="2520"/>
       </w:tblGrid>
       <w:tr>
         <w:tc>
           <w:tcPr>
-            <w:tcW w:type="dxa" w:w="2556"/>
-          </w:tcPr>
-          <w:p>
+            <w:tcW w:type="dxa" w:w="2520"/>
+            <w:shd w:fill="D9D9D9"/>
+          </w:tcPr>
+          <w:p>
+            <w:pPr>
+              <w:jc w:val="left"/>
+            </w:pPr>
             <w:r>
               <w:rPr>
                 <w:b/>
@@ -110,7 +119,7 @@
             <w:r>
               <w:rPr>
                 <w:b/>
-                <w:sz w:val="17"/>
+                <w:sz w:val="16"/>
               </w:rPr>
               <w:t>Model</w:t>
             </w:r>
@@ -118,9 +127,13 @@
         </w:tc>
         <w:tc>
           <w:tcPr>
-            <w:tcW w:type="dxa" w:w="2556"/>
-          </w:tcPr>
-          <w:p>
+            <w:tcW w:type="dxa" w:w="2520"/>
+            <w:shd w:fill="D9D9D9"/>
+          </w:tcPr>
+          <w:p>
+            <w:pPr>
+              <w:jc w:val="left"/>
+            </w:pPr>
             <w:r>
               <w:rPr>
                 <w:b/>
@@ -129,7 +142,7 @@
             <w:r>
               <w:rPr>
                 <w:b/>
-                <w:sz w:val="17"/>
+                <w:sz w:val="16"/>
               </w:rPr>
               <w:t>Missing fields</w:t>
             </w:r>
@@ -137,9 +150,13 @@
         </w:tc>
         <w:tc>
           <w:tcPr>
-            <w:tcW w:type="dxa" w:w="2556"/>
-          </w:tcPr>
-          <w:p>
+            <w:tcW w:type="dxa" w:w="2520"/>
+            <w:shd w:fill="D9D9D9"/>
+          </w:tcPr>
+          <w:p>
+            <w:pPr>
+              <w:jc w:val="left"/>
+            </w:pPr>
             <w:r>
               <w:rPr>
                 <w:b/>
@@ -148,7 +165,7 @@
             <w:r>
               <w:rPr>
                 <w:b/>
-                <w:sz w:val="17"/>
+                <w:sz w:val="16"/>
               </w:rPr>
               <w:t>DOI</w:t>
             </w:r>
@@ -156,9 +173,13 @@
         </w:tc>
         <w:tc>
           <w:tcPr>
-            <w:tcW w:type="dxa" w:w="2556"/>
-          </w:tcPr>
-          <w:p>
+            <w:tcW w:type="dxa" w:w="2520"/>
+            <w:shd w:fill="D9D9D9"/>
+          </w:tcPr>
+          <w:p>
+            <w:pPr>
+              <w:jc w:val="left"/>
+            </w:pPr>
             <w:r>
               <w:rPr>
                 <w:b/>
@@ -167,7 +188,7 @@
             <w:r>
               <w:rPr>
                 <w:b/>
-                <w:sz w:val="17"/>
+                <w:sz w:val="16"/>
               </w:rPr>
               <w:t>Repo</w:t>
             </w:r>
@@ -177,14 +198,17 @@
       <w:tr>
         <w:tc>
           <w:tcPr>
-            <w:tcW w:type="dxa" w:w="2556"/>
-          </w:tcPr>
-          <w:p>
+            <w:tcW w:type="dxa" w:w="2520"/>
+          </w:tcPr>
+          <w:p>
+            <w:pPr>
+              <w:jc w:val="left"/>
+            </w:pPr>
             <w:r/>
             <w:r>
               <w:rPr>
                 <w:b/>
-                <w:sz w:val="17"/>
+                <w:sz w:val="16"/>
               </w:rPr>
               <w:t>EquFlashV2</w:t>
             </w:r>
@@ -192,13 +216,16 @@
         </w:tc>
         <w:tc>
           <w:tcPr>
-            <w:tcW w:type="dxa" w:w="2556"/>
-          </w:tcPr>
-          <w:p>
+            <w:tcW w:type="dxa" w:w="2520"/>
+          </w:tcPr>
+          <w:p>
+            <w:pPr>
+              <w:jc w:val="left"/>
+            </w:pPr>
             <w:r/>
             <w:r>
               <w:rPr>
-                <w:sz w:val="17"/>
+                <w:sz w:val="16"/>
               </w:rPr>
               <w:t>DOI</w:t>
             </w:r>
@@ -206,15 +233,18 @@
         </w:tc>
         <w:tc>
           <w:tcPr>
-            <w:tcW w:type="dxa" w:w="2556"/>
-          </w:tcPr>
-          <w:p>
+            <w:tcW w:type="dxa" w:w="2520"/>
+          </w:tcPr>
+          <w:p>
+            <w:pPr>
+              <w:jc w:val="left"/>
+            </w:pPr>
             <w:r/>
             <w:hyperlink r:id="rId9">
               <w:r>
                 <w:rPr>
                   <w:color w:val="0B4F9E"/>
-                  <w:sz w:val="17"/>
+                  <w:sz w:val="16"/>
                   <w:u w:val="single"/>
                 </w:rPr>
                 <w:t>link</w:t>
@@ -224,15 +254,18 @@
         </w:tc>
         <w:tc>
           <w:tcPr>
-            <w:tcW w:type="dxa" w:w="2556"/>
-          </w:tcPr>
-          <w:p>
+            <w:tcW w:type="dxa" w:w="2520"/>
+          </w:tcPr>
+          <w:p>
+            <w:pPr>
+              <w:jc w:val="left"/>
+            </w:pPr>
             <w:r/>
             <w:hyperlink r:id="rId10">
               <w:r>
                 <w:rPr>
                   <w:color w:val="0B4F9E"/>
-                  <w:sz w:val="17"/>
+                  <w:sz w:val="16"/>
                   <w:u w:val="single"/>
                 </w:rPr>
                 <w:t>repo</w:t>
@@ -244,14 +277,17 @@
       <w:tr>
         <w:tc>
           <w:tcPr>
-            <w:tcW w:type="dxa" w:w="2556"/>
-          </w:tcPr>
-          <w:p>
+            <w:tcW w:type="dxa" w:w="2520"/>
+          </w:tcPr>
+          <w:p>
+            <w:pPr>
+              <w:jc w:val="left"/>
+            </w:pPr>
             <w:r/>
             <w:r>
               <w:rPr>
                 <w:b/>
-                <w:sz w:val="17"/>
+                <w:sz w:val="16"/>
               </w:rPr>
               <w:t>EquFlash</w:t>
             </w:r>
@@ -259,13 +295,16 @@
         </w:tc>
         <w:tc>
           <w:tcPr>
-            <w:tcW w:type="dxa" w:w="2556"/>
-          </w:tcPr>
-          <w:p>
+            <w:tcW w:type="dxa" w:w="2520"/>
+          </w:tcPr>
+          <w:p>
+            <w:pPr>
+              <w:jc w:val="left"/>
+            </w:pPr>
             <w:r/>
             <w:r>
               <w:rPr>
-                <w:sz w:val="17"/>
+                <w:sz w:val="16"/>
               </w:rPr>
               <w:t>DOI</w:t>
             </w:r>
@@ -273,15 +312,18 @@
         </w:tc>
         <w:tc>
           <w:tcPr>
-            <w:tcW w:type="dxa" w:w="2556"/>
-          </w:tcPr>
-          <w:p>
+            <w:tcW w:type="dxa" w:w="2520"/>
+          </w:tcPr>
+          <w:p>
+            <w:pPr>
+              <w:jc w:val="left"/>
+            </w:pPr>
             <w:r/>
             <w:hyperlink r:id="rId9">
               <w:r>
                 <w:rPr>
                   <w:color w:val="0B4F9E"/>
-                  <w:sz w:val="17"/>
+                  <w:sz w:val="16"/>
                   <w:u w:val="single"/>
                 </w:rPr>
                 <w:t>link</w:t>
@@ -291,15 +333,18 @@
         </w:tc>
         <w:tc>
           <w:tcPr>
-            <w:tcW w:type="dxa" w:w="2556"/>
-          </w:tcPr>
-          <w:p>
+            <w:tcW w:type="dxa" w:w="2520"/>
+          </w:tcPr>
+          <w:p>
+            <w:pPr>
+              <w:jc w:val="left"/>
+            </w:pPr>
             <w:r/>
             <w:hyperlink r:id="rId10">
               <w:r>
                 <w:rPr>
                   <w:color w:val="0B4F9E"/>
-                  <w:sz w:val="17"/>
+                  <w:sz w:val="16"/>
                   <w:u w:val="single"/>
                 </w:rPr>
                 <w:t>repo</w:t>
@@ -311,14 +356,17 @@
       <w:tr>
         <w:tc>
           <w:tcPr>
-            <w:tcW w:type="dxa" w:w="2556"/>
-          </w:tcPr>
-          <w:p>
+            <w:tcW w:type="dxa" w:w="2520"/>
+          </w:tcPr>
+          <w:p>
+            <w:pPr>
+              <w:jc w:val="left"/>
+            </w:pPr>
             <w:r/>
             <w:r>
               <w:rPr>
                 <w:b/>
-                <w:sz w:val="17"/>
+                <w:sz w:val="16"/>
               </w:rPr>
               <w:t>NequIP-GNoME</w:t>
             </w:r>
@@ -326,13 +374,16 @@
         </w:tc>
         <w:tc>
           <w:tcPr>
-            <w:tcW w:type="dxa" w:w="2556"/>
-          </w:tcPr>
-          <w:p>
+            <w:tcW w:type="dxa" w:w="2520"/>
+          </w:tcPr>
+          <w:p>
+            <w:pPr>
+              <w:jc w:val="left"/>
+            </w:pPr>
             <w:r/>
             <w:r>
               <w:rPr>
-                <w:sz w:val="17"/>
+                <w:sz w:val="16"/>
               </w:rPr>
               <w:t>Phonon kSRME, Geometry-opt RMSD</w:t>
             </w:r>
@@ -340,15 +391,18 @@
         </w:tc>
         <w:tc>
           <w:tcPr>
-            <w:tcW w:type="dxa" w:w="2556"/>
-          </w:tcPr>
-          <w:p>
+            <w:tcW w:type="dxa" w:w="2520"/>
+          </w:tcPr>
+          <w:p>
+            <w:pPr>
+              <w:jc w:val="left"/>
+            </w:pPr>
             <w:r/>
             <w:hyperlink r:id="rId11">
               <w:r>
                 <w:rPr>
                   <w:color w:val="0B4F9E"/>
-                  <w:sz w:val="17"/>
+                  <w:sz w:val="16"/>
                   <w:u w:val="single"/>
                 </w:rPr>
                 <w:t>10.1038/s41586-023-06735-9</w:t>
@@ -358,15 +412,18 @@
         </w:tc>
         <w:tc>
           <w:tcPr>
-            <w:tcW w:type="dxa" w:w="2556"/>
-          </w:tcPr>
-          <w:p>
+            <w:tcW w:type="dxa" w:w="2520"/>
+          </w:tcPr>
+          <w:p>
+            <w:pPr>
+              <w:jc w:val="left"/>
+            </w:pPr>
             <w:r/>
             <w:hyperlink r:id="rId12">
               <w:r>
                 <w:rPr>
                   <w:color w:val="0B4F9E"/>
-                  <w:sz w:val="17"/>
+                  <w:sz w:val="16"/>
                   <w:u w:val="single"/>
                 </w:rPr>
                 <w:t>repo</w:t>
@@ -378,14 +435,17 @@
       <w:tr>
         <w:tc>
           <w:tcPr>
-            <w:tcW w:type="dxa" w:w="2556"/>
-          </w:tcPr>
-          <w:p>
+            <w:tcW w:type="dxa" w:w="2520"/>
+          </w:tcPr>
+          <w:p>
+            <w:pPr>
+              <w:jc w:val="left"/>
+            </w:pPr>
             <w:r/>
             <w:r>
               <w:rPr>
                 <w:b/>
-                <w:sz w:val="17"/>
+                <w:sz w:val="16"/>
               </w:rPr>
               <w:t>Eqnorm MPtrj</w:t>
             </w:r>
@@ -393,13 +453,16 @@
         </w:tc>
         <w:tc>
           <w:tcPr>
-            <w:tcW w:type="dxa" w:w="2556"/>
-          </w:tcPr>
-          <w:p>
+            <w:tcW w:type="dxa" w:w="2520"/>
+          </w:tcPr>
+          <w:p>
+            <w:pPr>
+              <w:jc w:val="left"/>
+            </w:pPr>
             <w:r/>
             <w:r>
               <w:rPr>
-                <w:sz w:val="17"/>
+                <w:sz w:val="16"/>
               </w:rPr>
               <w:t>DOI</w:t>
             </w:r>
@@ -407,15 +470,18 @@
         </w:tc>
         <w:tc>
           <w:tcPr>
-            <w:tcW w:type="dxa" w:w="2556"/>
-          </w:tcPr>
-          <w:p>
+            <w:tcW w:type="dxa" w:w="2520"/>
+          </w:tcPr>
+          <w:p>
+            <w:pPr>
+              <w:jc w:val="left"/>
+            </w:pPr>
             <w:r/>
             <w:hyperlink r:id="rId13">
               <w:r>
                 <w:rPr>
                   <w:color w:val="0B4F9E"/>
-                  <w:sz w:val="17"/>
+                  <w:sz w:val="16"/>
                   <w:u w:val="single"/>
                 </w:rPr>
                 <w:t>link</w:t>
@@ -425,15 +491,18 @@
         </w:tc>
         <w:tc>
           <w:tcPr>
-            <w:tcW w:type="dxa" w:w="2556"/>
-          </w:tcPr>
-          <w:p>
+            <w:tcW w:type="dxa" w:w="2520"/>
+          </w:tcPr>
+          <w:p>
+            <w:pPr>
+              <w:jc w:val="left"/>
+            </w:pPr>
             <w:r/>
             <w:hyperlink r:id="rId13">
               <w:r>
                 <w:rPr>
                   <w:color w:val="0B4F9E"/>
-                  <w:sz w:val="17"/>
+                  <w:sz w:val="16"/>
                   <w:u w:val="single"/>
                 </w:rPr>
                 <w:t>repo</w:t>
@@ -445,14 +514,17 @@
       <w:tr>
         <w:tc>
           <w:tcPr>
-            <w:tcW w:type="dxa" w:w="2556"/>
-          </w:tcPr>
-          <w:p>
+            <w:tcW w:type="dxa" w:w="2520"/>
+          </w:tcPr>
+          <w:p>
+            <w:pPr>
+              <w:jc w:val="left"/>
+            </w:pPr>
             <w:r/>
             <w:r>
               <w:rPr>
                 <w:b/>
-                <w:sz w:val="17"/>
+                <w:sz w:val="16"/>
               </w:rPr>
               <w:t>ESNet</w:t>
             </w:r>
@@ -460,13 +532,16 @@
         </w:tc>
         <w:tc>
           <w:tcPr>
-            <w:tcW w:type="dxa" w:w="2556"/>
-          </w:tcPr>
-          <w:p>
+            <w:tcW w:type="dxa" w:w="2520"/>
+          </w:tcPr>
+          <w:p>
+            <w:pPr>
+              <w:jc w:val="left"/>
+            </w:pPr>
             <w:r/>
             <w:r>
               <w:rPr>
-                <w:sz w:val="17"/>
+                <w:sz w:val="16"/>
               </w:rPr>
               <w:t>Phonon kSRME, Geometry-opt RMSD</w:t>
             </w:r>
@@ -474,15 +549,18 @@
         </w:tc>
         <w:tc>
           <w:tcPr>
-            <w:tcW w:type="dxa" w:w="2556"/>
-          </w:tcPr>
-          <w:p>
+            <w:tcW w:type="dxa" w:w="2520"/>
+          </w:tcPr>
+          <w:p>
+            <w:pPr>
+              <w:jc w:val="left"/>
+            </w:pPr>
             <w:r/>
             <w:hyperlink r:id="rId14">
               <w:r>
                 <w:rPr>
                   <w:color w:val="0B4F9E"/>
-                  <w:sz w:val="17"/>
+                  <w:sz w:val="16"/>
                   <w:u w:val="single"/>
                 </w:rPr>
                 <w:t>10.21203/rs.3.rs-5979703/v1</w:t>
@@ -492,15 +570,18 @@
         </w:tc>
         <w:tc>
           <w:tcPr>
-            <w:tcW w:type="dxa" w:w="2556"/>
-          </w:tcPr>
-          <w:p>
+            <w:tcW w:type="dxa" w:w="2520"/>
+          </w:tcPr>
+          <w:p>
+            <w:pPr>
+              <w:jc w:val="left"/>
+            </w:pPr>
             <w:r/>
             <w:hyperlink r:id="rId15">
               <w:r>
                 <w:rPr>
                   <w:color w:val="0B4F9E"/>
-                  <w:sz w:val="17"/>
+                  <w:sz w:val="16"/>
                   <w:u w:val="single"/>
                 </w:rPr>
                 <w:t>repo</w:t>
@@ -512,14 +593,17 @@
       <w:tr>
         <w:tc>
           <w:tcPr>
-            <w:tcW w:type="dxa" w:w="2556"/>
-          </w:tcPr>
-          <w:p>
+            <w:tcW w:type="dxa" w:w="2520"/>
+          </w:tcPr>
+          <w:p>
+            <w:pPr>
+              <w:jc w:val="left"/>
+            </w:pPr>
             <w:r/>
             <w:r>
               <w:rPr>
                 <w:b/>
-                <w:sz w:val="17"/>
+                <w:sz w:val="16"/>
               </w:rPr>
               <w:t>ALIGNN</w:t>
             </w:r>
@@ -527,13 +611,16 @@
         </w:tc>
         <w:tc>
           <w:tcPr>
-            <w:tcW w:type="dxa" w:w="2556"/>
-          </w:tcPr>
-          <w:p>
+            <w:tcW w:type="dxa" w:w="2520"/>
+          </w:tcPr>
+          <w:p>
+            <w:pPr>
+              <w:jc w:val="left"/>
+            </w:pPr>
             <w:r/>
             <w:r>
               <w:rPr>
-                <w:sz w:val="17"/>
+                <w:sz w:val="16"/>
               </w:rPr>
               <w:t>Phonon kSRME, Geometry-opt RMSD</w:t>
             </w:r>
@@ -541,15 +628,18 @@
         </w:tc>
         <w:tc>
           <w:tcPr>
-            <w:tcW w:type="dxa" w:w="2556"/>
-          </w:tcPr>
-          <w:p>
+            <w:tcW w:type="dxa" w:w="2520"/>
+          </w:tcPr>
+          <w:p>
+            <w:pPr>
+              <w:jc w:val="left"/>
+            </w:pPr>
             <w:r/>
             <w:hyperlink r:id="rId16">
               <w:r>
                 <w:rPr>
                   <w:color w:val="0B4F9E"/>
-                  <w:sz w:val="17"/>
+                  <w:sz w:val="16"/>
                   <w:u w:val="single"/>
                 </w:rPr>
                 <w:t>10.1038/s41524-021-00650-1</w:t>
@@ -559,15 +649,18 @@
         </w:tc>
         <w:tc>
           <w:tcPr>
-            <w:tcW w:type="dxa" w:w="2556"/>
-          </w:tcPr>
-          <w:p>
+            <w:tcW w:type="dxa" w:w="2520"/>
+          </w:tcPr>
+          <w:p>
+            <w:pPr>
+              <w:jc w:val="left"/>
+            </w:pPr>
             <w:r/>
             <w:hyperlink r:id="rId17">
               <w:r>
                 <w:rPr>
                   <w:color w:val="0B4F9E"/>
-                  <w:sz w:val="17"/>
+                  <w:sz w:val="16"/>
                   <w:u w:val="single"/>
                 </w:rPr>
                 <w:t>repo</w:t>
@@ -579,14 +672,17 @@
       <w:tr>
         <w:tc>
           <w:tcPr>
-            <w:tcW w:type="dxa" w:w="2556"/>
-          </w:tcPr>
-          <w:p>
+            <w:tcW w:type="dxa" w:w="2520"/>
+          </w:tcPr>
+          <w:p>
+            <w:pPr>
+              <w:jc w:val="left"/>
+            </w:pPr>
             <w:r/>
             <w:r>
               <w:rPr>
                 <w:b/>
-                <w:sz w:val="17"/>
+                <w:sz w:val="16"/>
               </w:rPr>
               <w:t>MEGNet</w:t>
             </w:r>
@@ -594,13 +690,16 @@
         </w:tc>
         <w:tc>
           <w:tcPr>
-            <w:tcW w:type="dxa" w:w="2556"/>
-          </w:tcPr>
-          <w:p>
+            <w:tcW w:type="dxa" w:w="2520"/>
+          </w:tcPr>
+          <w:p>
+            <w:pPr>
+              <w:jc w:val="left"/>
+            </w:pPr>
             <w:r/>
             <w:r>
               <w:rPr>
-                <w:sz w:val="17"/>
+                <w:sz w:val="16"/>
               </w:rPr>
               <w:t>Phonon kSRME, Geometry-opt RMSD</w:t>
             </w:r>
@@ -608,15 +707,18 @@
         </w:tc>
         <w:tc>
           <w:tcPr>
-            <w:tcW w:type="dxa" w:w="2556"/>
-          </w:tcPr>
-          <w:p>
+            <w:tcW w:type="dxa" w:w="2520"/>
+          </w:tcPr>
+          <w:p>
+            <w:pPr>
+              <w:jc w:val="left"/>
+            </w:pPr>
             <w:r/>
             <w:hyperlink r:id="rId18">
               <w:r>
                 <w:rPr>
                   <w:color w:val="0B4F9E"/>
-                  <w:sz w:val="17"/>
+                  <w:sz w:val="16"/>
                   <w:u w:val="single"/>
                 </w:rPr>
                 <w:t>10.1021/acs.chemmater.9b01294</w:t>
@@ -626,15 +728,18 @@
         </w:tc>
         <w:tc>
           <w:tcPr>
-            <w:tcW w:type="dxa" w:w="2556"/>
-          </w:tcPr>
-          <w:p>
+            <w:tcW w:type="dxa" w:w="2520"/>
+          </w:tcPr>
+          <w:p>
+            <w:pPr>
+              <w:jc w:val="left"/>
+            </w:pPr>
             <w:r/>
             <w:hyperlink r:id="rId19">
               <w:r>
                 <w:rPr>
                   <w:color w:val="0B4F9E"/>
-                  <w:sz w:val="17"/>
+                  <w:sz w:val="16"/>
                   <w:u w:val="single"/>
                 </w:rPr>
                 <w:t>repo</w:t>
@@ -646,14 +751,17 @@
       <w:tr>
         <w:tc>
           <w:tcPr>
-            <w:tcW w:type="dxa" w:w="2556"/>
-          </w:tcPr>
-          <w:p>
+            <w:tcW w:type="dxa" w:w="2520"/>
+          </w:tcPr>
+          <w:p>
+            <w:pPr>
+              <w:jc w:val="left"/>
+            </w:pPr>
             <w:r/>
             <w:r>
               <w:rPr>
                 <w:b/>
-                <w:sz w:val="17"/>
+                <w:sz w:val="16"/>
               </w:rPr>
               <w:t>CGCNN</w:t>
             </w:r>
@@ -661,13 +769,16 @@
         </w:tc>
         <w:tc>
           <w:tcPr>
-            <w:tcW w:type="dxa" w:w="2556"/>
-          </w:tcPr>
-          <w:p>
+            <w:tcW w:type="dxa" w:w="2520"/>
+          </w:tcPr>
+          <w:p>
+            <w:pPr>
+              <w:jc w:val="left"/>
+            </w:pPr>
             <w:r/>
             <w:r>
               <w:rPr>
-                <w:sz w:val="17"/>
+                <w:sz w:val="16"/>
               </w:rPr>
               <w:t>Phonon kSRME, Geometry-opt RMSD</w:t>
             </w:r>
@@ -675,15 +786,18 @@
         </w:tc>
         <w:tc>
           <w:tcPr>
-            <w:tcW w:type="dxa" w:w="2556"/>
-          </w:tcPr>
-          <w:p>
+            <w:tcW w:type="dxa" w:w="2520"/>
+          </w:tcPr>
+          <w:p>
+            <w:pPr>
+              <w:jc w:val="left"/>
+            </w:pPr>
             <w:r/>
             <w:hyperlink r:id="rId20">
               <w:r>
                 <w:rPr>
                   <w:color w:val="0B4F9E"/>
-                  <w:sz w:val="17"/>
+                  <w:sz w:val="16"/>
                   <w:u w:val="single"/>
                 </w:rPr>
                 <w:t>10.1103/PhysRevLett.120.145301</w:t>
@@ -693,15 +807,18 @@
         </w:tc>
         <w:tc>
           <w:tcPr>
-            <w:tcW w:type="dxa" w:w="2556"/>
-          </w:tcPr>
-          <w:p>
+            <w:tcW w:type="dxa" w:w="2520"/>
+          </w:tcPr>
+          <w:p>
+            <w:pPr>
+              <w:jc w:val="left"/>
+            </w:pPr>
             <w:r/>
             <w:hyperlink r:id="rId21">
               <w:r>
                 <w:rPr>
                   <w:color w:val="0B4F9E"/>
-                  <w:sz w:val="17"/>
+                  <w:sz w:val="16"/>
                   <w:u w:val="single"/>
                 </w:rPr>
                 <w:t>repo</w:t>
@@ -713,14 +830,17 @@
       <w:tr>
         <w:tc>
           <w:tcPr>
-            <w:tcW w:type="dxa" w:w="2556"/>
-          </w:tcPr>
-          <w:p>
+            <w:tcW w:type="dxa" w:w="2520"/>
+          </w:tcPr>
+          <w:p>
+            <w:pPr>
+              <w:jc w:val="left"/>
+            </w:pPr>
             <w:r/>
             <w:r>
               <w:rPr>
                 <w:b/>
-                <w:sz w:val="17"/>
+                <w:sz w:val="16"/>
               </w:rPr>
               <w:t>EMA-GNN</w:t>
             </w:r>
@@ -728,13 +848,16 @@
         </w:tc>
         <w:tc>
           <w:tcPr>
-            <w:tcW w:type="dxa" w:w="2556"/>
-          </w:tcPr>
-          <w:p>
+            <w:tcW w:type="dxa" w:w="2520"/>
+          </w:tcPr>
+          <w:p>
+            <w:pPr>
+              <w:jc w:val="left"/>
+            </w:pPr>
             <w:r/>
             <w:r>
               <w:rPr>
-                <w:sz w:val="17"/>
+                <w:sz w:val="16"/>
               </w:rPr>
               <w:t>Phonon kSRME, Geometry-opt RMSD</w:t>
             </w:r>
@@ -742,15 +865,18 @@
         </w:tc>
         <w:tc>
           <w:tcPr>
-            <w:tcW w:type="dxa" w:w="2556"/>
-          </w:tcPr>
-          <w:p>
+            <w:tcW w:type="dxa" w:w="2520"/>
+          </w:tcPr>
+          <w:p>
+            <w:pPr>
+              <w:jc w:val="left"/>
+            </w:pPr>
             <w:r/>
             <w:hyperlink r:id="rId22">
               <w:r>
                 <w:rPr>
                   <w:color w:val="0B4F9E"/>
-                  <w:sz w:val="17"/>
+                  <w:sz w:val="16"/>
                   <w:u w:val="single"/>
                 </w:rPr>
                 <w:t>10.6084/m9.figshare.33111509</w:t>
@@ -760,15 +886,18 @@
         </w:tc>
         <w:tc>
           <w:tcPr>
-            <w:tcW w:type="dxa" w:w="2556"/>
-          </w:tcPr>
-          <w:p>
+            <w:tcW w:type="dxa" w:w="2520"/>
+          </w:tcPr>
+          <w:p>
+            <w:pPr>
+              <w:jc w:val="left"/>
+            </w:pPr>
             <w:r/>
             <w:hyperlink r:id="rId23">
               <w:r>
                 <w:rPr>
                   <w:color w:val="0B4F9E"/>
-                  <w:sz w:val="17"/>
+                  <w:sz w:val="16"/>
                   <w:u w:val="single"/>
                 </w:rPr>
                 <w:t>repo</w:t>
@@ -780,14 +909,17 @@
       <w:tr>
         <w:tc>
           <w:tcPr>
-            <w:tcW w:type="dxa" w:w="2556"/>
-          </w:tcPr>
-          <w:p>
+            <w:tcW w:type="dxa" w:w="2520"/>
+          </w:tcPr>
+          <w:p>
+            <w:pPr>
+              <w:jc w:val="left"/>
+            </w:pPr>
             <w:r/>
             <w:r>
               <w:rPr>
                 <w:b/>
-                <w:sz w:val="17"/>
+                <w:sz w:val="16"/>
               </w:rPr>
               <w:t>CGCNN+P</w:t>
             </w:r>
@@ -795,13 +927,16 @@
         </w:tc>
         <w:tc>
           <w:tcPr>
-            <w:tcW w:type="dxa" w:w="2556"/>
-          </w:tcPr>
-          <w:p>
+            <w:tcW w:type="dxa" w:w="2520"/>
+          </w:tcPr>
+          <w:p>
+            <w:pPr>
+              <w:jc w:val="left"/>
+            </w:pPr>
             <w:r/>
             <w:r>
               <w:rPr>
-                <w:sz w:val="17"/>
+                <w:sz w:val="16"/>
               </w:rPr>
               <w:t>Phonon kSRME, Geometry-opt RMSD</w:t>
             </w:r>
@@ -809,15 +944,18 @@
         </w:tc>
         <w:tc>
           <w:tcPr>
-            <w:tcW w:type="dxa" w:w="2556"/>
-          </w:tcPr>
-          <w:p>
+            <w:tcW w:type="dxa" w:w="2520"/>
+          </w:tcPr>
+          <w:p>
+            <w:pPr>
+              <w:jc w:val="left"/>
+            </w:pPr>
             <w:r/>
             <w:hyperlink r:id="rId24">
               <w:r>
                 <w:rPr>
                   <w:color w:val="0B4F9E"/>
-                  <w:sz w:val="17"/>
+                  <w:sz w:val="16"/>
                   <w:u w:val="single"/>
                 </w:rPr>
                 <w:t>10.1038/s41524-022-00891-8</w:t>
@@ -827,15 +965,18 @@
         </w:tc>
         <w:tc>
           <w:tcPr>
-            <w:tcW w:type="dxa" w:w="2556"/>
-          </w:tcPr>
-          <w:p>
+            <w:tcW w:type="dxa" w:w="2520"/>
+          </w:tcPr>
+          <w:p>
+            <w:pPr>
+              <w:jc w:val="left"/>
+            </w:pPr>
             <w:r/>
             <w:hyperlink r:id="rId25">
               <w:r>
                 <w:rPr>
                   <w:color w:val="0B4F9E"/>
-                  <w:sz w:val="17"/>
+                  <w:sz w:val="16"/>
                   <w:u w:val="single"/>
                 </w:rPr>
                 <w:t>repo</w:t>
@@ -847,14 +988,17 @@
       <w:tr>
         <w:tc>
           <w:tcPr>
-            <w:tcW w:type="dxa" w:w="2556"/>
-          </w:tcPr>
-          <w:p>
+            <w:tcW w:type="dxa" w:w="2520"/>
+          </w:tcPr>
+          <w:p>
+            <w:pPr>
+              <w:jc w:val="left"/>
+            </w:pPr>
             <w:r/>
             <w:r>
               <w:rPr>
                 <w:b/>
-                <w:sz w:val="17"/>
+                <w:sz w:val="16"/>
               </w:rPr>
               <w:t>Wrenformer</w:t>
             </w:r>
@@ -862,13 +1006,16 @@
         </w:tc>
         <w:tc>
           <w:tcPr>
-            <w:tcW w:type="dxa" w:w="2556"/>
-          </w:tcPr>
-          <w:p>
+            <w:tcW w:type="dxa" w:w="2520"/>
+          </w:tcPr>
+          <w:p>
+            <w:pPr>
+              <w:jc w:val="left"/>
+            </w:pPr>
             <w:r/>
             <w:r>
               <w:rPr>
-                <w:sz w:val="17"/>
+                <w:sz w:val="16"/>
               </w:rPr>
               <w:t>Phonon kSRME, Geometry-opt RMSD</w:t>
             </w:r>
@@ -876,15 +1023,18 @@
         </w:tc>
         <w:tc>
           <w:tcPr>
-            <w:tcW w:type="dxa" w:w="2556"/>
-          </w:tcPr>
-          <w:p>
+            <w:tcW w:type="dxa" w:w="2520"/>
+          </w:tcPr>
+          <w:p>
+            <w:pPr>
+              <w:jc w:val="left"/>
+            </w:pPr>
             <w:r/>
             <w:hyperlink r:id="rId26">
               <w:r>
                 <w:rPr>
                   <w:color w:val="0B4F9E"/>
-                  <w:sz w:val="17"/>
+                  <w:sz w:val="16"/>
                   <w:u w:val="single"/>
                 </w:rPr>
                 <w:t>10.1126/sciadv.abn4117</w:t>
@@ -894,15 +1044,18 @@
         </w:tc>
         <w:tc>
           <w:tcPr>
-            <w:tcW w:type="dxa" w:w="2556"/>
-          </w:tcPr>
-          <w:p>
+            <w:tcW w:type="dxa" w:w="2520"/>
+          </w:tcPr>
+          <w:p>
+            <w:pPr>
+              <w:jc w:val="left"/>
+            </w:pPr>
             <w:r/>
             <w:hyperlink r:id="rId21">
               <w:r>
                 <w:rPr>
                   <w:color w:val="0B4F9E"/>
-                  <w:sz w:val="17"/>
+                  <w:sz w:val="16"/>
                   <w:u w:val="single"/>
                 </w:rPr>
                 <w:t>repo</w:t>
@@ -914,14 +1067,17 @@
       <w:tr>
         <w:tc>
           <w:tcPr>
-            <w:tcW w:type="dxa" w:w="2556"/>
-          </w:tcPr>
-          <w:p>
+            <w:tcW w:type="dxa" w:w="2520"/>
+          </w:tcPr>
+          <w:p>
+            <w:pPr>
+              <w:jc w:val="left"/>
+            </w:pPr>
             <w:r/>
             <w:r>
               <w:rPr>
                 <w:b/>
-                <w:sz w:val="17"/>
+                <w:sz w:val="16"/>
               </w:rPr>
               <w:t>AlchemBERT</w:t>
             </w:r>
@@ -929,13 +1085,16 @@
         </w:tc>
         <w:tc>
           <w:tcPr>
-            <w:tcW w:type="dxa" w:w="2556"/>
-          </w:tcPr>
-          <w:p>
+            <w:tcW w:type="dxa" w:w="2520"/>
+          </w:tcPr>
+          <w:p>
+            <w:pPr>
+              <w:jc w:val="left"/>
+            </w:pPr>
             <w:r/>
             <w:r>
               <w:rPr>
-                <w:sz w:val="17"/>
+                <w:sz w:val="16"/>
               </w:rPr>
               <w:t>Phonon kSRME, Geometry-opt RMSD</w:t>
             </w:r>
@@ -943,15 +1102,18 @@
         </w:tc>
         <w:tc>
           <w:tcPr>
-            <w:tcW w:type="dxa" w:w="2556"/>
-          </w:tcPr>
-          <w:p>
+            <w:tcW w:type="dxa" w:w="2520"/>
+          </w:tcPr>
+          <w:p>
+            <w:pPr>
+              <w:jc w:val="left"/>
+            </w:pPr>
             <w:r/>
             <w:hyperlink r:id="rId27">
               <w:r>
                 <w:rPr>
                   <w:color w:val="0B4F9E"/>
-                  <w:sz w:val="17"/>
+                  <w:sz w:val="16"/>
                   <w:u w:val="single"/>
                 </w:rPr>
                 <w:t>10.26434/chemrxiv-2024-r4dnl</w:t>
@@ -961,15 +1123,18 @@
         </w:tc>
         <w:tc>
           <w:tcPr>
-            <w:tcW w:type="dxa" w:w="2556"/>
-          </w:tcPr>
-          <w:p>
+            <w:tcW w:type="dxa" w:w="2520"/>
+          </w:tcPr>
+          <w:p>
+            <w:pPr>
+              <w:jc w:val="left"/>
+            </w:pPr>
             <w:r/>
             <w:hyperlink r:id="rId28">
               <w:r>
                 <w:rPr>
                   <w:color w:val="0B4F9E"/>
-                  <w:sz w:val="17"/>
+                  <w:sz w:val="16"/>
                   <w:u w:val="single"/>
                 </w:rPr>
                 <w:t>repo</w:t>
@@ -981,14 +1146,17 @@
       <w:tr>
         <w:tc>
           <w:tcPr>
-            <w:tcW w:type="dxa" w:w="2556"/>
-          </w:tcPr>
-          <w:p>
+            <w:tcW w:type="dxa" w:w="2520"/>
+          </w:tcPr>
+          <w:p>
+            <w:pPr>
+              <w:jc w:val="left"/>
+            </w:pPr>
             <w:r/>
             <w:r>
               <w:rPr>
                 <w:b/>
-                <w:sz w:val="17"/>
+                <w:sz w:val="16"/>
               </w:rPr>
               <w:t>BOWSR</w:t>
             </w:r>
@@ -996,13 +1164,16 @@
         </w:tc>
         <w:tc>
           <w:tcPr>
-            <w:tcW w:type="dxa" w:w="2556"/>
-          </w:tcPr>
-          <w:p>
+            <w:tcW w:type="dxa" w:w="2520"/>
+          </w:tcPr>
+          <w:p>
+            <w:pPr>
+              <w:jc w:val="left"/>
+            </w:pPr>
             <w:r/>
             <w:r>
               <w:rPr>
-                <w:sz w:val="17"/>
+                <w:sz w:val="16"/>
               </w:rPr>
               <w:t>Phonon kSRME</w:t>
             </w:r>
@@ -1010,15 +1181,18 @@
         </w:tc>
         <w:tc>
           <w:tcPr>
-            <w:tcW w:type="dxa" w:w="2556"/>
-          </w:tcPr>
-          <w:p>
+            <w:tcW w:type="dxa" w:w="2520"/>
+          </w:tcPr>
+          <w:p>
+            <w:pPr>
+              <w:jc w:val="left"/>
+            </w:pPr>
             <w:r/>
             <w:hyperlink r:id="rId29">
               <w:r>
                 <w:rPr>
                   <w:color w:val="0B4F9E"/>
-                  <w:sz w:val="17"/>
+                  <w:sz w:val="16"/>
                   <w:u w:val="single"/>
                 </w:rPr>
                 <w:t>10.1016/j.mattod.2021.08.012</w:t>
@@ -1028,15 +1202,18 @@
         </w:tc>
         <w:tc>
           <w:tcPr>
-            <w:tcW w:type="dxa" w:w="2556"/>
-          </w:tcPr>
-          <w:p>
+            <w:tcW w:type="dxa" w:w="2520"/>
+          </w:tcPr>
+          <w:p>
+            <w:pPr>
+              <w:jc w:val="left"/>
+            </w:pPr>
             <w:r/>
             <w:hyperlink r:id="rId30">
               <w:r>
                 <w:rPr>
                   <w:color w:val="0B4F9E"/>
-                  <w:sz w:val="17"/>
+                  <w:sz w:val="16"/>
                   <w:u w:val="single"/>
                 </w:rPr>
                 <w:t>repo</w:t>
@@ -1048,14 +1225,17 @@
       <w:tr>
         <w:tc>
           <w:tcPr>
-            <w:tcW w:type="dxa" w:w="2556"/>
-          </w:tcPr>
-          <w:p>
+            <w:tcW w:type="dxa" w:w="2520"/>
+          </w:tcPr>
+          <w:p>
+            <w:pPr>
+              <w:jc w:val="left"/>
+            </w:pPr>
             <w:r/>
             <w:r>
               <w:rPr>
                 <w:b/>
-                <w:sz w:val="17"/>
+                <w:sz w:val="16"/>
               </w:rPr>
               <w:t>Voronoi RF</w:t>
             </w:r>
@@ -1063,13 +1243,16 @@
         </w:tc>
         <w:tc>
           <w:tcPr>
-            <w:tcW w:type="dxa" w:w="2556"/>
-          </w:tcPr>
-          <w:p>
+            <w:tcW w:type="dxa" w:w="2520"/>
+          </w:tcPr>
+          <w:p>
+            <w:pPr>
+              <w:jc w:val="left"/>
+            </w:pPr>
             <w:r/>
             <w:r>
               <w:rPr>
-                <w:sz w:val="17"/>
+                <w:sz w:val="16"/>
               </w:rPr>
               <w:t>Phonon kSRME, Geometry-opt RMSD</w:t>
             </w:r>
@@ -1077,15 +1260,18 @@
         </w:tc>
         <w:tc>
           <w:tcPr>
-            <w:tcW w:type="dxa" w:w="2556"/>
-          </w:tcPr>
-          <w:p>
+            <w:tcW w:type="dxa" w:w="2520"/>
+          </w:tcPr>
+          <w:p>
+            <w:pPr>
+              <w:jc w:val="left"/>
+            </w:pPr>
             <w:r/>
             <w:hyperlink r:id="rId31">
               <w:r>
                 <w:rPr>
                   <w:color w:val="0B4F9E"/>
-                  <w:sz w:val="17"/>
+                  <w:sz w:val="16"/>
                   <w:u w:val="single"/>
                 </w:rPr>
                 <w:t>10.1103/PhysRevB.96.024104</w:t>
@@ -1095,15 +1281,18 @@
         </w:tc>
         <w:tc>
           <w:tcPr>
-            <w:tcW w:type="dxa" w:w="2556"/>
-          </w:tcPr>
-          <w:p>
+            <w:tcW w:type="dxa" w:w="2520"/>
+          </w:tcPr>
+          <w:p>
+            <w:pPr>
+              <w:jc w:val="left"/>
+            </w:pPr>
             <w:r/>
             <w:hyperlink r:id="rId32">
               <w:r>
                 <w:rPr>
                   <w:color w:val="0B4F9E"/>
-                  <w:sz w:val="17"/>
+                  <w:sz w:val="16"/>
                   <w:u w:val="single"/>
                 </w:rPr>
                 <w:t>repo</w:t>
@@ -1115,14 +1304,17 @@
       <w:tr>
         <w:tc>
           <w:tcPr>
-            <w:tcW w:type="dxa" w:w="2556"/>
-          </w:tcPr>
-          <w:p>
+            <w:tcW w:type="dxa" w:w="2520"/>
+          </w:tcPr>
+          <w:p>
+            <w:pPr>
+              <w:jc w:val="left"/>
+            </w:pPr>
             <w:r/>
             <w:r>
               <w:rPr>
                 <w:b/>
-                <w:sz w:val="17"/>
+                <w:sz w:val="16"/>
               </w:rPr>
               <w:t>ALIGNN FF</w:t>
             </w:r>
@@ -1130,13 +1322,16 @@
         </w:tc>
         <w:tc>
           <w:tcPr>
-            <w:tcW w:type="dxa" w:w="2556"/>
-          </w:tcPr>
-          <w:p>
+            <w:tcW w:type="dxa" w:w="2520"/>
+          </w:tcPr>
+          <w:p>
+            <w:pPr>
+              <w:jc w:val="left"/>
+            </w:pPr>
             <w:r/>
             <w:r>
               <w:rPr>
-                <w:sz w:val="17"/>
+                <w:sz w:val="16"/>
               </w:rPr>
               <w:t>Accuracy (%), MAE (meV/atom), RMSE (meV/atom), F1, R2, Phonon kSRME, Geometry-opt RMSD, Parameter count</w:t>
             </w:r>
@@ -1144,15 +1339,18 @@
         </w:tc>
         <w:tc>
           <w:tcPr>
-            <w:tcW w:type="dxa" w:w="2556"/>
-          </w:tcPr>
-          <w:p>
+            <w:tcW w:type="dxa" w:w="2520"/>
+          </w:tcPr>
+          <w:p>
+            <w:pPr>
+              <w:jc w:val="left"/>
+            </w:pPr>
             <w:r/>
             <w:hyperlink r:id="rId33">
               <w:r>
                 <w:rPr>
                   <w:color w:val="0B4F9E"/>
-                  <w:sz w:val="17"/>
+                  <w:sz w:val="16"/>
                   <w:u w:val="single"/>
                 </w:rPr>
                 <w:t>10.1039/D2DD00096B</w:t>
@@ -1162,15 +1360,18 @@
         </w:tc>
         <w:tc>
           <w:tcPr>
-            <w:tcW w:type="dxa" w:w="2556"/>
-          </w:tcPr>
-          <w:p>
+            <w:tcW w:type="dxa" w:w="2520"/>
+          </w:tcPr>
+          <w:p>
+            <w:pPr>
+              <w:jc w:val="left"/>
+            </w:pPr>
             <w:r/>
             <w:hyperlink r:id="rId17">
               <w:r>
                 <w:rPr>
                   <w:color w:val="0B4F9E"/>
-                  <w:sz w:val="17"/>
+                  <w:sz w:val="16"/>
                   <w:u w:val="single"/>
                 </w:rPr>
                 <w:t>repo</w:t>
@@ -1202,19 +1403,23 @@
         <w:tblLook w:firstColumn="1" w:firstRow="1" w:lastColumn="0" w:lastRow="0" w:noHBand="0" w:noVBand="1" w:val="04A0"/>
       </w:tblPr>
       <w:tblGrid>
-        <w:gridCol w:w="1704"/>
-        <w:gridCol w:w="1704"/>
-        <w:gridCol w:w="1704"/>
-        <w:gridCol w:w="1704"/>
-        <w:gridCol w:w="1704"/>
-        <w:gridCol w:w="1704"/>
+        <w:gridCol w:w="1680"/>
+        <w:gridCol w:w="1680"/>
+        <w:gridCol w:w="1680"/>
+        <w:gridCol w:w="1680"/>
+        <w:gridCol w:w="1680"/>
+        <w:gridCol w:w="1680"/>
       </w:tblGrid>
       <w:tr>
         <w:tc>
           <w:tcPr>
-            <w:tcW w:type="dxa" w:w="1704"/>
-          </w:tcPr>
-          <w:p>
+            <w:tcW w:type="dxa" w:w="1680"/>
+            <w:shd w:fill="D9D9D9"/>
+          </w:tcPr>
+          <w:p>
+            <w:pPr>
+              <w:jc w:val="left"/>
+            </w:pPr>
             <w:r>
               <w:rPr>
                 <w:b/>
@@ -1223,7 +1428,7 @@
             <w:r>
               <w:rPr>
                 <w:b/>
-                <w:sz w:val="17"/>
+                <w:sz w:val="16"/>
               </w:rPr>
               <w:t>Study</w:t>
             </w:r>
@@ -1231,9 +1436,13 @@
         </w:tc>
         <w:tc>
           <w:tcPr>
-            <w:tcW w:type="dxa" w:w="1704"/>
-          </w:tcPr>
-          <w:p>
+            <w:tcW w:type="dxa" w:w="1680"/>
+            <w:shd w:fill="D9D9D9"/>
+          </w:tcPr>
+          <w:p>
+            <w:pPr>
+              <w:jc w:val="left"/>
+            </w:pPr>
             <w:r>
               <w:rPr>
                 <w:b/>
@@ -1242,7 +1451,7 @@
             <w:r>
               <w:rPr>
                 <w:b/>
-                <w:sz w:val="17"/>
+                <w:sz w:val="16"/>
               </w:rPr>
               <w:t>Models named</w:t>
             </w:r>
@@ -1250,9 +1459,13 @@
         </w:tc>
         <w:tc>
           <w:tcPr>
-            <w:tcW w:type="dxa" w:w="1704"/>
-          </w:tcPr>
-          <w:p>
+            <w:tcW w:type="dxa" w:w="1680"/>
+            <w:shd w:fill="D9D9D9"/>
+          </w:tcPr>
+          <w:p>
+            <w:pPr>
+              <w:jc w:val="left"/>
+            </w:pPr>
             <w:r>
               <w:rPr>
                 <w:b/>
@@ -1261,7 +1474,7 @@
             <w:r>
               <w:rPr>
                 <w:b/>
-                <w:sz w:val="17"/>
+                <w:sz w:val="16"/>
               </w:rPr>
               <w:t>Materials</w:t>
             </w:r>
@@ -1269,9 +1482,13 @@
         </w:tc>
         <w:tc>
           <w:tcPr>
-            <w:tcW w:type="dxa" w:w="1704"/>
-          </w:tcPr>
-          <w:p>
+            <w:tcW w:type="dxa" w:w="1680"/>
+            <w:shd w:fill="D9D9D9"/>
+          </w:tcPr>
+          <w:p>
+            <w:pPr>
+              <w:jc w:val="left"/>
+            </w:pPr>
             <w:r>
               <w:rPr>
                 <w:b/>
@@ -1280,7 +1497,7 @@
             <w:r>
               <w:rPr>
                 <w:b/>
-                <w:sz w:val="17"/>
+                <w:sz w:val="16"/>
               </w:rPr>
               <w:t>Method</w:t>
             </w:r>
@@ -1288,9 +1505,13 @@
         </w:tc>
         <w:tc>
           <w:tcPr>
-            <w:tcW w:type="dxa" w:w="1704"/>
-          </w:tcPr>
-          <w:p>
+            <w:tcW w:type="dxa" w:w="1680"/>
+            <w:shd w:fill="D9D9D9"/>
+          </w:tcPr>
+          <w:p>
+            <w:pPr>
+              <w:jc w:val="left"/>
+            </w:pPr>
             <w:r>
               <w:rPr>
                 <w:b/>
@@ -1299,7 +1520,7 @@
             <w:r>
               <w:rPr>
                 <w:b/>
-                <w:sz w:val="17"/>
+                <w:sz w:val="16"/>
               </w:rPr>
               <w:t>Date</w:t>
             </w:r>
@@ -1307,9 +1528,13 @@
         </w:tc>
         <w:tc>
           <w:tcPr>
-            <w:tcW w:type="dxa" w:w="1704"/>
-          </w:tcPr>
-          <w:p>
+            <w:tcW w:type="dxa" w:w="1680"/>
+            <w:shd w:fill="D9D9D9"/>
+          </w:tcPr>
+          <w:p>
+            <w:pPr>
+              <w:jc w:val="left"/>
+            </w:pPr>
             <w:r>
               <w:rPr>
                 <w:b/>
@@ -1318,7 +1543,7 @@
             <w:r>
               <w:rPr>
                 <w:b/>
-                <w:sz w:val="17"/>
+                <w:sz w:val="16"/>
               </w:rPr>
               <w:t>DOI</w:t>
             </w:r>
@@ -1328,15 +1553,18 @@
       <w:tr>
         <w:tc>
           <w:tcPr>
-            <w:tcW w:type="dxa" w:w="1704"/>
-          </w:tcPr>
-          <w:p>
+            <w:tcW w:type="dxa" w:w="1680"/>
+          </w:tcPr>
+          <w:p>
+            <w:pPr>
+              <w:jc w:val="left"/>
+            </w:pPr>
             <w:r/>
             <w:hyperlink r:id="rId34">
               <w:r>
                 <w:rPr>
                   <w:color w:val="0B4F9E"/>
-                  <w:sz w:val="17"/>
+                  <w:sz w:val="16"/>
                   <w:u w:val="single"/>
                 </w:rPr>
                 <w:t>Conservation-Resolved Error Decomposition: A Benchmark Axis for Electronic-Structure Methods and Machine-Learned Interat</w:t>
@@ -1346,13 +1574,16 @@
         </w:tc>
         <w:tc>
           <w:tcPr>
-            <w:tcW w:type="dxa" w:w="1704"/>
-          </w:tcPr>
-          <w:p>
+            <w:tcW w:type="dxa" w:w="1680"/>
+          </w:tcPr>
+          <w:p>
+            <w:pPr>
+              <w:jc w:val="left"/>
+            </w:pPr>
             <w:r/>
             <w:r>
               <w:rPr>
-                <w:sz w:val="17"/>
+                <w:sz w:val="16"/>
               </w:rPr>
               <w:t>MACE</w:t>
             </w:r>
@@ -1360,13 +1591,16 @@
         </w:tc>
         <w:tc>
           <w:tcPr>
-            <w:tcW w:type="dxa" w:w="1704"/>
-          </w:tcPr>
-          <w:p>
+            <w:tcW w:type="dxa" w:w="1680"/>
+          </w:tcPr>
+          <w:p>
+            <w:pPr>
+              <w:jc w:val="left"/>
+            </w:pPr>
             <w:r/>
             <w:r>
               <w:rPr>
-                <w:sz w:val="17"/>
+                <w:sz w:val="16"/>
               </w:rPr>
               <w:t>OFF23</w:t>
             </w:r>
@@ -1374,13 +1608,16 @@
         </w:tc>
         <w:tc>
           <w:tcPr>
-            <w:tcW w:type="dxa" w:w="1704"/>
-          </w:tcPr>
-          <w:p>
+            <w:tcW w:type="dxa" w:w="1680"/>
+          </w:tcPr>
+          <w:p>
+            <w:pPr>
+              <w:jc w:val="left"/>
+            </w:pPr>
             <w:r/>
             <w:r>
               <w:rPr>
-                <w:sz w:val="17"/>
+                <w:sz w:val="16"/>
               </w:rPr>
               <w:t>hybrid DFT, MLIP</w:t>
             </w:r>
@@ -1388,13 +1625,16 @@
         </w:tc>
         <w:tc>
           <w:tcPr>
-            <w:tcW w:type="dxa" w:w="1704"/>
-          </w:tcPr>
-          <w:p>
+            <w:tcW w:type="dxa" w:w="1680"/>
+          </w:tcPr>
+          <w:p>
+            <w:pPr>
+              <w:jc w:val="left"/>
+            </w:pPr>
             <w:r/>
             <w:r>
               <w:rPr>
-                <w:sz w:val="17"/>
+                <w:sz w:val="16"/>
               </w:rPr>
               <w:t>2026-08-17</w:t>
             </w:r>
@@ -1402,15 +1642,18 @@
         </w:tc>
         <w:tc>
           <w:tcPr>
-            <w:tcW w:type="dxa" w:w="1704"/>
-          </w:tcPr>
-          <w:p>
+            <w:tcW w:type="dxa" w:w="1680"/>
+          </w:tcPr>
+          <w:p>
+            <w:pPr>
+              <w:jc w:val="left"/>
+            </w:pPr>
             <w:r/>
             <w:hyperlink r:id="rId34">
               <w:r>
                 <w:rPr>
                   <w:color w:val="0B4F9E"/>
-                  <w:sz w:val="17"/>
+                  <w:sz w:val="16"/>
                   <w:u w:val="single"/>
                 </w:rPr>
                 <w:t>10.26434/chemrxiv.15007478/v1</w:t>
@@ -1422,15 +1665,18 @@
       <w:tr>
         <w:tc>
           <w:tcPr>
-            <w:tcW w:type="dxa" w:w="1704"/>
-          </w:tcPr>
-          <w:p>
+            <w:tcW w:type="dxa" w:w="1680"/>
+          </w:tcPr>
+          <w:p>
+            <w:pPr>
+              <w:jc w:val="left"/>
+            </w:pPr>
             <w:r/>
             <w:hyperlink r:id="rId35">
               <w:r>
                 <w:rPr>
                   <w:color w:val="0B4F9E"/>
-                  <w:sz w:val="17"/>
+                  <w:sz w:val="16"/>
                   <w:u w:val="single"/>
                 </w:rPr>
                 <w:t>HIP: Hessian Interatomic Potentials</w:t>
@@ -1440,13 +1686,16 @@
         </w:tc>
         <w:tc>
           <w:tcPr>
-            <w:tcW w:type="dxa" w:w="1704"/>
-          </w:tcPr>
-          <w:p>
+            <w:tcW w:type="dxa" w:w="1680"/>
+          </w:tcPr>
+          <w:p>
+            <w:pPr>
+              <w:jc w:val="left"/>
+            </w:pPr>
             <w:r/>
             <w:r>
               <w:rPr>
-                <w:sz w:val="17"/>
+                <w:sz w:val="16"/>
               </w:rPr>
               <w:t>EquiformerV2</w:t>
             </w:r>
@@ -1454,13 +1703,16 @@
         </w:tc>
         <w:tc>
           <w:tcPr>
-            <w:tcW w:type="dxa" w:w="1704"/>
-          </w:tcPr>
-          <w:p>
+            <w:tcW w:type="dxa" w:w="1680"/>
+          </w:tcPr>
+          <w:p>
+            <w:pPr>
+              <w:jc w:val="left"/>
+            </w:pPr>
             <w:r/>
             <w:r>
               <w:rPr>
-                <w:sz w:val="17"/>
+                <w:sz w:val="16"/>
               </w:rPr>
               <w:t>molecule / organic</w:t>
             </w:r>
@@ -1468,13 +1720,16 @@
         </w:tc>
         <w:tc>
           <w:tcPr>
-            <w:tcW w:type="dxa" w:w="1704"/>
-          </w:tcPr>
-          <w:p>
+            <w:tcW w:type="dxa" w:w="1680"/>
+          </w:tcPr>
+          <w:p>
+            <w:pPr>
+              <w:jc w:val="left"/>
+            </w:pPr>
             <w:r/>
             <w:r>
               <w:rPr>
-                <w:sz w:val="17"/>
+                <w:sz w:val="16"/>
               </w:rPr>
               <w:t>MLIP</w:t>
             </w:r>
@@ -1482,13 +1737,16 @@
         </w:tc>
         <w:tc>
           <w:tcPr>
-            <w:tcW w:type="dxa" w:w="1704"/>
-          </w:tcPr>
-          <w:p>
+            <w:tcW w:type="dxa" w:w="1680"/>
+          </w:tcPr>
+          <w:p>
+            <w:pPr>
+              <w:jc w:val="left"/>
+            </w:pPr>
             <w:r/>
             <w:r>
               <w:rPr>
-                <w:sz w:val="17"/>
+                <w:sz w:val="16"/>
               </w:rPr>
               <w:t>2026-08-19</w:t>
             </w:r>
@@ -1496,15 +1754,18 @@
         </w:tc>
         <w:tc>
           <w:tcPr>
-            <w:tcW w:type="dxa" w:w="1704"/>
-          </w:tcPr>
-          <w:p>
+            <w:tcW w:type="dxa" w:w="1680"/>
+          </w:tcPr>
+          <w:p>
+            <w:pPr>
+              <w:jc w:val="left"/>
+            </w:pPr>
             <w:r/>
             <w:hyperlink r:id="rId35">
               <w:r>
                 <w:rPr>
                   <w:color w:val="0B4F9E"/>
-                  <w:sz w:val="17"/>
+                  <w:sz w:val="16"/>
                   <w:u w:val="single"/>
                 </w:rPr>
                 <w:t>10.5281/zenodo.22003592</w:t>
@@ -1516,15 +1777,18 @@
       <w:tr>
         <w:tc>
           <w:tcPr>
-            <w:tcW w:type="dxa" w:w="1704"/>
-          </w:tcPr>
-          <w:p>
+            <w:tcW w:type="dxa" w:w="1680"/>
+          </w:tcPr>
+          <w:p>
+            <w:pPr>
+              <w:jc w:val="left"/>
+            </w:pPr>
             <w:r/>
             <w:hyperlink r:id="rId36">
               <w:r>
                 <w:rPr>
                   <w:color w:val="0B4F9E"/>
-                  <w:sz w:val="17"/>
+                  <w:sz w:val="16"/>
                   <w:u w:val="single"/>
                 </w:rPr>
                 <w:t>HIP: Hessian Interatomic Potentials</w:t>
@@ -1534,13 +1798,16 @@
         </w:tc>
         <w:tc>
           <w:tcPr>
-            <w:tcW w:type="dxa" w:w="1704"/>
-          </w:tcPr>
-          <w:p>
+            <w:tcW w:type="dxa" w:w="1680"/>
+          </w:tcPr>
+          <w:p>
+            <w:pPr>
+              <w:jc w:val="left"/>
+            </w:pPr>
             <w:r/>
             <w:r>
               <w:rPr>
-                <w:sz w:val="17"/>
+                <w:sz w:val="16"/>
               </w:rPr>
               <w:t>EquiformerV2</w:t>
             </w:r>
@@ -1548,13 +1815,16 @@
         </w:tc>
         <w:tc>
           <w:tcPr>
-            <w:tcW w:type="dxa" w:w="1704"/>
-          </w:tcPr>
-          <w:p>
+            <w:tcW w:type="dxa" w:w="1680"/>
+          </w:tcPr>
+          <w:p>
+            <w:pPr>
+              <w:jc w:val="left"/>
+            </w:pPr>
             <w:r/>
             <w:r>
               <w:rPr>
-                <w:sz w:val="17"/>
+                <w:sz w:val="16"/>
               </w:rPr>
               <w:t>molecule / organic</w:t>
             </w:r>
@@ -1562,13 +1832,16 @@
         </w:tc>
         <w:tc>
           <w:tcPr>
-            <w:tcW w:type="dxa" w:w="1704"/>
-          </w:tcPr>
-          <w:p>
+            <w:tcW w:type="dxa" w:w="1680"/>
+          </w:tcPr>
+          <w:p>
+            <w:pPr>
+              <w:jc w:val="left"/>
+            </w:pPr>
             <w:r/>
             <w:r>
               <w:rPr>
-                <w:sz w:val="17"/>
+                <w:sz w:val="16"/>
               </w:rPr>
               <w:t>MLIP</w:t>
             </w:r>
@@ -1576,13 +1849,16 @@
         </w:tc>
         <w:tc>
           <w:tcPr>
-            <w:tcW w:type="dxa" w:w="1704"/>
-          </w:tcPr>
-          <w:p>
+            <w:tcW w:type="dxa" w:w="1680"/>
+          </w:tcPr>
+          <w:p>
+            <w:pPr>
+              <w:jc w:val="left"/>
+            </w:pPr>
             <w:r/>
             <w:r>
               <w:rPr>
-                <w:sz w:val="17"/>
+                <w:sz w:val="16"/>
               </w:rPr>
               <w:t>2026-08-19</w:t>
             </w:r>
@@ -1590,15 +1866,18 @@
         </w:tc>
         <w:tc>
           <w:tcPr>
-            <w:tcW w:type="dxa" w:w="1704"/>
-          </w:tcPr>
-          <w:p>
+            <w:tcW w:type="dxa" w:w="1680"/>
+          </w:tcPr>
+          <w:p>
+            <w:pPr>
+              <w:jc w:val="left"/>
+            </w:pPr>
             <w:r/>
             <w:hyperlink r:id="rId36">
               <w:r>
                 <w:rPr>
                   <w:color w:val="0B4F9E"/>
-                  <w:sz w:val="17"/>
+                  <w:sz w:val="16"/>
                   <w:u w:val="single"/>
                 </w:rPr>
                 <w:t>10.5281/zenodo.22003591</w:t>
@@ -1610,15 +1889,18 @@
       <w:tr>
         <w:tc>
           <w:tcPr>
-            <w:tcW w:type="dxa" w:w="1704"/>
-          </w:tcPr>
-          <w:p>
+            <w:tcW w:type="dxa" w:w="1680"/>
+          </w:tcPr>
+          <w:p>
+            <w:pPr>
+              <w:jc w:val="left"/>
+            </w:pPr>
             <w:r/>
             <w:hyperlink r:id="rId37">
               <w:r>
                 <w:rPr>
                   <w:color w:val="0B4F9E"/>
-                  <w:sz w:val="17"/>
+                  <w:sz w:val="16"/>
                   <w:u w:val="single"/>
                 </w:rPr>
                 <w:t>The CHGNet uMLIP model fine-tuned for 2Hc-WS2</w:t>
@@ -1628,13 +1910,16 @@
         </w:tc>
         <w:tc>
           <w:tcPr>
-            <w:tcW w:type="dxa" w:w="1704"/>
-          </w:tcPr>
-          <w:p>
+            <w:tcW w:type="dxa" w:w="1680"/>
+          </w:tcPr>
+          <w:p>
+            <w:pPr>
+              <w:jc w:val="left"/>
+            </w:pPr>
             <w:r/>
             <w:r>
               <w:rPr>
-                <w:sz w:val="17"/>
+                <w:sz w:val="16"/>
               </w:rPr>
               <w:t>CHGNet</w:t>
             </w:r>
@@ -1642,13 +1927,16 @@
         </w:tc>
         <w:tc>
           <w:tcPr>
-            <w:tcW w:type="dxa" w:w="1704"/>
-          </w:tcPr>
-          <w:p>
+            <w:tcW w:type="dxa" w:w="1680"/>
+          </w:tcPr>
+          <w:p>
+            <w:pPr>
+              <w:jc w:val="left"/>
+            </w:pPr>
             <w:r/>
             <w:r>
               <w:rPr>
-                <w:sz w:val="17"/>
+                <w:sz w:val="16"/>
               </w:rPr>
               <w:t>WS2, MoS2</w:t>
             </w:r>
@@ -1656,13 +1944,16 @@
         </w:tc>
         <w:tc>
           <w:tcPr>
-            <w:tcW w:type="dxa" w:w="1704"/>
-          </w:tcPr>
-          <w:p>
+            <w:tcW w:type="dxa" w:w="1680"/>
+          </w:tcPr>
+          <w:p>
+            <w:pPr>
+              <w:jc w:val="left"/>
+            </w:pPr>
             <w:r/>
             <w:r>
               <w:rPr>
-                <w:sz w:val="17"/>
+                <w:sz w:val="16"/>
               </w:rPr>
               <w:t>DFT, MLIP</w:t>
             </w:r>
@@ -1670,13 +1961,16 @@
         </w:tc>
         <w:tc>
           <w:tcPr>
-            <w:tcW w:type="dxa" w:w="1704"/>
-          </w:tcPr>
-          <w:p>
+            <w:tcW w:type="dxa" w:w="1680"/>
+          </w:tcPr>
+          <w:p>
+            <w:pPr>
+              <w:jc w:val="left"/>
+            </w:pPr>
             <w:r/>
             <w:r>
               <w:rPr>
-                <w:sz w:val="17"/>
+                <w:sz w:val="16"/>
               </w:rPr>
               <w:t>2026-08-22</w:t>
             </w:r>
@@ -1684,15 +1978,18 @@
         </w:tc>
         <w:tc>
           <w:tcPr>
-            <w:tcW w:type="dxa" w:w="1704"/>
-          </w:tcPr>
-          <w:p>
+            <w:tcW w:type="dxa" w:w="1680"/>
+          </w:tcPr>
+          <w:p>
+            <w:pPr>
+              <w:jc w:val="left"/>
+            </w:pPr>
             <w:r/>
             <w:hyperlink r:id="rId37">
               <w:r>
                 <w:rPr>
                   <w:color w:val="0B4F9E"/>
-                  <w:sz w:val="17"/>
+                  <w:sz w:val="16"/>
                   <w:u w:val="single"/>
                 </w:rPr>
                 <w:t>10.5281/zenodo.22059540</w:t>
@@ -1704,15 +2001,18 @@
       <w:tr>
         <w:tc>
           <w:tcPr>
-            <w:tcW w:type="dxa" w:w="1704"/>
-          </w:tcPr>
-          <w:p>
+            <w:tcW w:type="dxa" w:w="1680"/>
+          </w:tcPr>
+          <w:p>
+            <w:pPr>
+              <w:jc w:val="left"/>
+            </w:pPr>
             <w:r/>
             <w:hyperlink r:id="rId38">
               <w:r>
                 <w:rPr>
                   <w:color w:val="0B4F9E"/>
-                  <w:sz w:val="17"/>
+                  <w:sz w:val="16"/>
                   <w:u w:val="single"/>
                 </w:rPr>
                 <w:t>Equivariance as a Substitutable Resource: A Unified Scaling Law for Machine-Learned Interatomic Potentials</w:t>
@@ -1722,13 +2022,16 @@
         </w:tc>
         <w:tc>
           <w:tcPr>
-            <w:tcW w:type="dxa" w:w="1704"/>
-          </w:tcPr>
-          <w:p>
+            <w:tcW w:type="dxa" w:w="1680"/>
+          </w:tcPr>
+          <w:p>
+            <w:pPr>
+              <w:jc w:val="left"/>
+            </w:pPr>
             <w:r/>
             <w:r>
               <w:rPr>
-                <w:sz w:val="17"/>
+                <w:sz w:val="16"/>
               </w:rPr>
               <w:t>MACE</w:t>
             </w:r>
@@ -1736,13 +2039,16 @@
         </w:tc>
         <w:tc>
           <w:tcPr>
-            <w:tcW w:type="dxa" w:w="1704"/>
-          </w:tcPr>
-          <w:p>
+            <w:tcW w:type="dxa" w:w="1680"/>
+          </w:tcPr>
+          <w:p>
+            <w:pPr>
+              <w:jc w:val="left"/>
+            </w:pPr>
             <w:r/>
             <w:r>
               <w:rPr>
-                <w:sz w:val="17"/>
+                <w:sz w:val="16"/>
               </w:rPr>
               <w:t>molecule / organic</w:t>
             </w:r>
@@ -1750,13 +2056,16 @@
         </w:tc>
         <w:tc>
           <w:tcPr>
-            <w:tcW w:type="dxa" w:w="1704"/>
-          </w:tcPr>
-          <w:p>
+            <w:tcW w:type="dxa" w:w="1680"/>
+          </w:tcPr>
+          <w:p>
+            <w:pPr>
+              <w:jc w:val="left"/>
+            </w:pPr>
             <w:r/>
             <w:r>
               <w:rPr>
-                <w:sz w:val="17"/>
+                <w:sz w:val="16"/>
               </w:rPr>
               <w:t>MLIP</w:t>
             </w:r>
@@ -1764,13 +2073,16 @@
         </w:tc>
         <w:tc>
           <w:tcPr>
-            <w:tcW w:type="dxa" w:w="1704"/>
-          </w:tcPr>
-          <w:p>
+            <w:tcW w:type="dxa" w:w="1680"/>
+          </w:tcPr>
+          <w:p>
+            <w:pPr>
+              <w:jc w:val="left"/>
+            </w:pPr>
             <w:r/>
             <w:r>
               <w:rPr>
-                <w:sz w:val="17"/>
+                <w:sz w:val="16"/>
               </w:rPr>
               <w:t>2026-08-23</w:t>
             </w:r>
@@ -1778,15 +2090,18 @@
         </w:tc>
         <w:tc>
           <w:tcPr>
-            <w:tcW w:type="dxa" w:w="1704"/>
-          </w:tcPr>
-          <w:p>
+            <w:tcW w:type="dxa" w:w="1680"/>
+          </w:tcPr>
+          <w:p>
+            <w:pPr>
+              <w:jc w:val="left"/>
+            </w:pPr>
             <w:r/>
             <w:hyperlink r:id="rId38">
               <w:r>
                 <w:rPr>
                   <w:color w:val="0B4F9E"/>
-                  <w:sz w:val="17"/>
+                  <w:sz w:val="16"/>
                   <w:u w:val="single"/>
                 </w:rPr>
                 <w:t>10.5281/zenodo.22063928</w:t>
@@ -1798,15 +2113,18 @@
       <w:tr>
         <w:tc>
           <w:tcPr>
-            <w:tcW w:type="dxa" w:w="1704"/>
-          </w:tcPr>
-          <w:p>
+            <w:tcW w:type="dxa" w:w="1680"/>
+          </w:tcPr>
+          <w:p>
+            <w:pPr>
+              <w:jc w:val="left"/>
+            </w:pPr>
             <w:r/>
             <w:hyperlink r:id="rId39">
               <w:r>
                 <w:rPr>
                   <w:color w:val="0B4F9E"/>
-                  <w:sz w:val="17"/>
+                  <w:sz w:val="16"/>
                   <w:u w:val="single"/>
                 </w:rPr>
                 <w:t>Equivariance as a Substitutable Resource: A Unified Scaling Law for Machine-Learned Interatomic Potentials</w:t>
@@ -1816,13 +2134,16 @@
         </w:tc>
         <w:tc>
           <w:tcPr>
-            <w:tcW w:type="dxa" w:w="1704"/>
-          </w:tcPr>
-          <w:p>
+            <w:tcW w:type="dxa" w:w="1680"/>
+          </w:tcPr>
+          <w:p>
+            <w:pPr>
+              <w:jc w:val="left"/>
+            </w:pPr>
             <w:r/>
             <w:r>
               <w:rPr>
-                <w:sz w:val="17"/>
+                <w:sz w:val="16"/>
               </w:rPr>
               <w:t>MACE</w:t>
             </w:r>
@@ -1830,13 +2151,16 @@
         </w:tc>
         <w:tc>
           <w:tcPr>
-            <w:tcW w:type="dxa" w:w="1704"/>
-          </w:tcPr>
-          <w:p>
+            <w:tcW w:type="dxa" w:w="1680"/>
+          </w:tcPr>
+          <w:p>
+            <w:pPr>
+              <w:jc w:val="left"/>
+            </w:pPr>
             <w:r/>
             <w:r>
               <w:rPr>
-                <w:sz w:val="17"/>
+                <w:sz w:val="16"/>
               </w:rPr>
               <w:t>molecule / organic</w:t>
             </w:r>
@@ -1844,13 +2168,16 @@
         </w:tc>
         <w:tc>
           <w:tcPr>
-            <w:tcW w:type="dxa" w:w="1704"/>
-          </w:tcPr>
-          <w:p>
+            <w:tcW w:type="dxa" w:w="1680"/>
+          </w:tcPr>
+          <w:p>
+            <w:pPr>
+              <w:jc w:val="left"/>
+            </w:pPr>
             <w:r/>
             <w:r>
               <w:rPr>
-                <w:sz w:val="17"/>
+                <w:sz w:val="16"/>
               </w:rPr>
               <w:t>MLIP</w:t>
             </w:r>
@@ -1858,13 +2185,16 @@
         </w:tc>
         <w:tc>
           <w:tcPr>
-            <w:tcW w:type="dxa" w:w="1704"/>
-          </w:tcPr>
-          <w:p>
+            <w:tcW w:type="dxa" w:w="1680"/>
+          </w:tcPr>
+          <w:p>
+            <w:pPr>
+              <w:jc w:val="left"/>
+            </w:pPr>
             <w:r/>
             <w:r>
               <w:rPr>
-                <w:sz w:val="17"/>
+                <w:sz w:val="16"/>
               </w:rPr>
               <w:t>2026-08-23</w:t>
             </w:r>
@@ -1872,15 +2202,18 @@
         </w:tc>
         <w:tc>
           <w:tcPr>
-            <w:tcW w:type="dxa" w:w="1704"/>
-          </w:tcPr>
-          <w:p>
+            <w:tcW w:type="dxa" w:w="1680"/>
+          </w:tcPr>
+          <w:p>
+            <w:pPr>
+              <w:jc w:val="left"/>
+            </w:pPr>
             <w:r/>
             <w:hyperlink r:id="rId39">
               <w:r>
                 <w:rPr>
                   <w:color w:val="0B4F9E"/>
-                  <w:sz w:val="17"/>
+                  <w:sz w:val="16"/>
                   <w:u w:val="single"/>
                 </w:rPr>
                 <w:t>10.5281/zenodo.22063807</w:t>
@@ -1892,15 +2225,18 @@
       <w:tr>
         <w:tc>
           <w:tcPr>
-            <w:tcW w:type="dxa" w:w="1704"/>
-          </w:tcPr>
-          <w:p>
+            <w:tcW w:type="dxa" w:w="1680"/>
+          </w:tcPr>
+          <w:p>
+            <w:pPr>
+              <w:jc w:val="left"/>
+            </w:pPr>
             <w:r/>
             <w:hyperlink r:id="rId40">
               <w:r>
                 <w:rPr>
                   <w:color w:val="0B4F9E"/>
-                  <w:sz w:val="17"/>
+                  <w:sz w:val="16"/>
                   <w:u w:val="single"/>
                 </w:rPr>
                 <w:t>A computed thermoelectric feature database for 50,992 GNoME materials</w:t>
@@ -1910,13 +2246,16 @@
         </w:tc>
         <w:tc>
           <w:tcPr>
-            <w:tcW w:type="dxa" w:w="1704"/>
-          </w:tcPr>
-          <w:p>
+            <w:tcW w:type="dxa" w:w="1680"/>
+          </w:tcPr>
+          <w:p>
+            <w:pPr>
+              <w:jc w:val="left"/>
+            </w:pPr>
             <w:r/>
             <w:r>
               <w:rPr>
-                <w:sz w:val="17"/>
+                <w:sz w:val="16"/>
               </w:rPr>
               <w:t>CHGNet, GNoME</w:t>
             </w:r>
@@ -1924,13 +2263,16 @@
         </w:tc>
         <w:tc>
           <w:tcPr>
-            <w:tcW w:type="dxa" w:w="1704"/>
-          </w:tcPr>
-          <w:p>
+            <w:tcW w:type="dxa" w:w="1680"/>
+          </w:tcPr>
+          <w:p>
+            <w:pPr>
+              <w:jc w:val="left"/>
+            </w:pPr>
             <w:r/>
             <w:r>
               <w:rPr>
-                <w:sz w:val="17"/>
+                <w:sz w:val="16"/>
               </w:rPr>
               <w:t>thermoelectric</w:t>
             </w:r>
@@ -1938,13 +2280,16 @@
         </w:tc>
         <w:tc>
           <w:tcPr>
-            <w:tcW w:type="dxa" w:w="1704"/>
-          </w:tcPr>
-          <w:p>
+            <w:tcW w:type="dxa" w:w="1680"/>
+          </w:tcPr>
+          <w:p>
+            <w:pPr>
+              <w:jc w:val="left"/>
+            </w:pPr>
             <w:r/>
             <w:r>
               <w:rPr>
-                <w:sz w:val="17"/>
+                <w:sz w:val="16"/>
               </w:rPr>
               <w:t>DFT, MLIP</w:t>
             </w:r>
@@ -1952,13 +2297,16 @@
         </w:tc>
         <w:tc>
           <w:tcPr>
-            <w:tcW w:type="dxa" w:w="1704"/>
-          </w:tcPr>
-          <w:p>
+            <w:tcW w:type="dxa" w:w="1680"/>
+          </w:tcPr>
+          <w:p>
+            <w:pPr>
+              <w:jc w:val="left"/>
+            </w:pPr>
             <w:r/>
             <w:r>
               <w:rPr>
-                <w:sz w:val="17"/>
+                <w:sz w:val="16"/>
               </w:rPr>
               <w:t>2026-08-26</w:t>
             </w:r>
@@ -1966,15 +2314,18 @@
         </w:tc>
         <w:tc>
           <w:tcPr>
-            <w:tcW w:type="dxa" w:w="1704"/>
-          </w:tcPr>
-          <w:p>
+            <w:tcW w:type="dxa" w:w="1680"/>
+          </w:tcPr>
+          <w:p>
+            <w:pPr>
+              <w:jc w:val="left"/>
+            </w:pPr>
             <w:r/>
             <w:hyperlink r:id="rId40">
               <w:r>
                 <w:rPr>
                   <w:color w:val="0B4F9E"/>
-                  <w:sz w:val="17"/>
+                  <w:sz w:val="16"/>
                   <w:u w:val="single"/>
                 </w:rPr>
                 <w:t>10.26434/chemrxiv.15007873/v1</w:t>
@@ -1986,15 +2337,18 @@
       <w:tr>
         <w:tc>
           <w:tcPr>
-            <w:tcW w:type="dxa" w:w="1704"/>
-          </w:tcPr>
-          <w:p>
+            <w:tcW w:type="dxa" w:w="1680"/>
+          </w:tcPr>
+          <w:p>
+            <w:pPr>
+              <w:jc w:val="left"/>
+            </w:pPr>
             <w:r/>
             <w:hyperlink r:id="rId41">
               <w:r>
                 <w:rPr>
                   <w:color w:val="0B4F9E"/>
-                  <w:sz w:val="17"/>
+                  <w:sz w:val="16"/>
                   <w:u w:val="single"/>
                 </w:rPr>
                 <w:t>Universal Thermodynamic Interatomic Potentials for Crystalline Materials</w:t>
@@ -2004,13 +2358,16 @@
         </w:tc>
         <w:tc>
           <w:tcPr>
-            <w:tcW w:type="dxa" w:w="1704"/>
-          </w:tcPr>
-          <w:p>
+            <w:tcW w:type="dxa" w:w="1680"/>
+          </w:tcPr>
+          <w:p>
+            <w:pPr>
+              <w:jc w:val="left"/>
+            </w:pPr>
             <w:r/>
             <w:r>
               <w:rPr>
-                <w:sz w:val="17"/>
+                <w:sz w:val="16"/>
               </w:rPr>
               <w:t>UMA</w:t>
             </w:r>
@@ -2018,21 +2375,27 @@
         </w:tc>
         <w:tc>
           <w:tcPr>
-            <w:tcW w:type="dxa" w:w="1704"/>
-          </w:tcPr>
-          <w:p>
-            <w:r/>
-          </w:p>
-        </w:tc>
-        <w:tc>
-          <w:tcPr>
-            <w:tcW w:type="dxa" w:w="1704"/>
-          </w:tcPr>
-          <w:p>
+            <w:tcW w:type="dxa" w:w="1680"/>
+          </w:tcPr>
+          <w:p>
+            <w:pPr>
+              <w:jc w:val="left"/>
+            </w:pPr>
+            <w:r/>
+          </w:p>
+        </w:tc>
+        <w:tc>
+          <w:tcPr>
+            <w:tcW w:type="dxa" w:w="1680"/>
+          </w:tcPr>
+          <w:p>
+            <w:pPr>
+              <w:jc w:val="left"/>
+            </w:pPr>
             <w:r/>
             <w:r>
               <w:rPr>
-                <w:sz w:val="17"/>
+                <w:sz w:val="16"/>
               </w:rPr>
               <w:t>MD, MLIP, free energy</w:t>
             </w:r>
@@ -2040,13 +2403,16 @@
         </w:tc>
         <w:tc>
           <w:tcPr>
-            <w:tcW w:type="dxa" w:w="1704"/>
-          </w:tcPr>
-          <w:p>
+            <w:tcW w:type="dxa" w:w="1680"/>
+          </w:tcPr>
+          <w:p>
+            <w:pPr>
+              <w:jc w:val="left"/>
+            </w:pPr>
             <w:r/>
             <w:r>
               <w:rPr>
-                <w:sz w:val="17"/>
+                <w:sz w:val="16"/>
               </w:rPr>
               <w:t>2026-08-14</w:t>
             </w:r>
@@ -2054,15 +2420,18 @@
         </w:tc>
         <w:tc>
           <w:tcPr>
-            <w:tcW w:type="dxa" w:w="1704"/>
-          </w:tcPr>
-          <w:p>
+            <w:tcW w:type="dxa" w:w="1680"/>
+          </w:tcPr>
+          <w:p>
+            <w:pPr>
+              <w:jc w:val="left"/>
+            </w:pPr>
             <w:r/>
             <w:hyperlink r:id="rId41">
               <w:r>
                 <w:rPr>
                   <w:color w:val="0B4F9E"/>
-                  <w:sz w:val="17"/>
+                  <w:sz w:val="16"/>
                   <w:u w:val="single"/>
                 </w:rPr>
                 <w:t>link</w:t>
@@ -2074,15 +2443,18 @@
       <w:tr>
         <w:tc>
           <w:tcPr>
-            <w:tcW w:type="dxa" w:w="1704"/>
-          </w:tcPr>
-          <w:p>
+            <w:tcW w:type="dxa" w:w="1680"/>
+          </w:tcPr>
+          <w:p>
+            <w:pPr>
+              <w:jc w:val="left"/>
+            </w:pPr>
             <w:r/>
             <w:hyperlink r:id="rId42">
               <w:r>
                 <w:rPr>
                   <w:color w:val="0B4F9E"/>
-                  <w:sz w:val="17"/>
+                  <w:sz w:val="16"/>
                   <w:u w:val="single"/>
                 </w:rPr>
                 <w:t>Data-Efficient Construction of Material-Specific Machine-Learning Interatomic Potentials from Ab Initio Molecular Dynami</w:t>
@@ -2092,13 +2464,16 @@
         </w:tc>
         <w:tc>
           <w:tcPr>
-            <w:tcW w:type="dxa" w:w="1704"/>
-          </w:tcPr>
-          <w:p>
+            <w:tcW w:type="dxa" w:w="1680"/>
+          </w:tcPr>
+          <w:p>
+            <w:pPr>
+              <w:jc w:val="left"/>
+            </w:pPr>
             <w:r/>
             <w:r>
               <w:rPr>
-                <w:sz w:val="17"/>
+                <w:sz w:val="16"/>
               </w:rPr>
               <w:t>GRACE-1L-OAM, SevenNet-0, MACE-MP-0, MatterSim</w:t>
             </w:r>
@@ -2106,21 +2481,27 @@
         </w:tc>
         <w:tc>
           <w:tcPr>
-            <w:tcW w:type="dxa" w:w="1704"/>
-          </w:tcPr>
-          <w:p>
-            <w:r/>
-          </w:p>
-        </w:tc>
-        <w:tc>
-          <w:tcPr>
-            <w:tcW w:type="dxa" w:w="1704"/>
-          </w:tcPr>
-          <w:p>
+            <w:tcW w:type="dxa" w:w="1680"/>
+          </w:tcPr>
+          <w:p>
+            <w:pPr>
+              <w:jc w:val="left"/>
+            </w:pPr>
+            <w:r/>
+          </w:p>
+        </w:tc>
+        <w:tc>
+          <w:tcPr>
+            <w:tcW w:type="dxa" w:w="1680"/>
+          </w:tcPr>
+          <w:p>
+            <w:pPr>
+              <w:jc w:val="left"/>
+            </w:pPr>
             <w:r/>
             <w:r>
               <w:rPr>
-                <w:sz w:val="17"/>
+                <w:sz w:val="16"/>
               </w:rPr>
               <w:t>DFT, AIMD, MD, MLIP</w:t>
             </w:r>
@@ -2128,13 +2509,16 @@
         </w:tc>
         <w:tc>
           <w:tcPr>
-            <w:tcW w:type="dxa" w:w="1704"/>
-          </w:tcPr>
-          <w:p>
+            <w:tcW w:type="dxa" w:w="1680"/>
+          </w:tcPr>
+          <w:p>
+            <w:pPr>
+              <w:jc w:val="left"/>
+            </w:pPr>
             <w:r/>
             <w:r>
               <w:rPr>
-                <w:sz w:val="17"/>
+                <w:sz w:val="16"/>
               </w:rPr>
               <w:t>2026-08-14</w:t>
             </w:r>
@@ -2142,15 +2526,18 @@
         </w:tc>
         <w:tc>
           <w:tcPr>
-            <w:tcW w:type="dxa" w:w="1704"/>
-          </w:tcPr>
-          <w:p>
+            <w:tcW w:type="dxa" w:w="1680"/>
+          </w:tcPr>
+          <w:p>
+            <w:pPr>
+              <w:jc w:val="left"/>
+            </w:pPr>
             <w:r/>
             <w:hyperlink r:id="rId42">
               <w:r>
                 <w:rPr>
                   <w:color w:val="0B4F9E"/>
-                  <w:sz w:val="17"/>
+                  <w:sz w:val="16"/>
                   <w:u w:val="single"/>
                 </w:rPr>
                 <w:t>link</w:t>
@@ -2162,15 +2549,18 @@
       <w:tr>
         <w:tc>
           <w:tcPr>
-            <w:tcW w:type="dxa" w:w="1704"/>
-          </w:tcPr>
-          <w:p>
+            <w:tcW w:type="dxa" w:w="1680"/>
+          </w:tcPr>
+          <w:p>
+            <w:pPr>
+              <w:jc w:val="left"/>
+            </w:pPr>
             <w:r/>
             <w:hyperlink r:id="rId43">
               <w:r>
                 <w:rPr>
                   <w:color w:val="0B4F9E"/>
-                  <w:sz w:val="17"/>
+                  <w:sz w:val="16"/>
                   <w:u w:val="single"/>
                 </w:rPr>
                 <w:t>GRACE-OFF: A machine-learned interatomic potential for organic liquids using the GRACE architecture</w:t>
@@ -2180,13 +2570,16 @@
         </w:tc>
         <w:tc>
           <w:tcPr>
-            <w:tcW w:type="dxa" w:w="1704"/>
-          </w:tcPr>
-          <w:p>
+            <w:tcW w:type="dxa" w:w="1680"/>
+          </w:tcPr>
+          <w:p>
+            <w:pPr>
+              <w:jc w:val="left"/>
+            </w:pPr>
             <w:r/>
             <w:r>
               <w:rPr>
-                <w:sz w:val="17"/>
+                <w:sz w:val="16"/>
               </w:rPr>
               <w:t>GRACE, MACE</w:t>
             </w:r>
@@ -2194,21 +2587,27 @@
         </w:tc>
         <w:tc>
           <w:tcPr>
-            <w:tcW w:type="dxa" w:w="1704"/>
-          </w:tcPr>
-          <w:p>
-            <w:r/>
-          </w:p>
-        </w:tc>
-        <w:tc>
-          <w:tcPr>
-            <w:tcW w:type="dxa" w:w="1704"/>
-          </w:tcPr>
-          <w:p>
+            <w:tcW w:type="dxa" w:w="1680"/>
+          </w:tcPr>
+          <w:p>
+            <w:pPr>
+              <w:jc w:val="left"/>
+            </w:pPr>
+            <w:r/>
+          </w:p>
+        </w:tc>
+        <w:tc>
+          <w:tcPr>
+            <w:tcW w:type="dxa" w:w="1680"/>
+          </w:tcPr>
+          <w:p>
+            <w:pPr>
+              <w:jc w:val="left"/>
+            </w:pPr>
             <w:r/>
             <w:r>
               <w:rPr>
-                <w:sz w:val="17"/>
+                <w:sz w:val="16"/>
               </w:rPr>
               <w:t>MLIP</w:t>
             </w:r>
@@ -2216,13 +2615,16 @@
         </w:tc>
         <w:tc>
           <w:tcPr>
-            <w:tcW w:type="dxa" w:w="1704"/>
-          </w:tcPr>
-          <w:p>
+            <w:tcW w:type="dxa" w:w="1680"/>
+          </w:tcPr>
+          <w:p>
+            <w:pPr>
+              <w:jc w:val="left"/>
+            </w:pPr>
             <w:r/>
             <w:r>
               <w:rPr>
-                <w:sz w:val="17"/>
+                <w:sz w:val="16"/>
               </w:rPr>
               <w:t>2026-08-18</w:t>
             </w:r>
@@ -2230,15 +2632,18 @@
         </w:tc>
         <w:tc>
           <w:tcPr>
-            <w:tcW w:type="dxa" w:w="1704"/>
-          </w:tcPr>
-          <w:p>
+            <w:tcW w:type="dxa" w:w="1680"/>
+          </w:tcPr>
+          <w:p>
+            <w:pPr>
+              <w:jc w:val="left"/>
+            </w:pPr>
             <w:r/>
             <w:hyperlink r:id="rId43">
               <w:r>
                 <w:rPr>
                   <w:color w:val="0B4F9E"/>
-                  <w:sz w:val="17"/>
+                  <w:sz w:val="16"/>
                   <w:u w:val="single"/>
                 </w:rPr>
                 <w:t>10.26434/chemrxiv.15001529/v2</w:t>
@@ -2250,15 +2655,18 @@
       <w:tr>
         <w:tc>
           <w:tcPr>
-            <w:tcW w:type="dxa" w:w="1704"/>
-          </w:tcPr>
-          <w:p>
+            <w:tcW w:type="dxa" w:w="1680"/>
+          </w:tcPr>
+          <w:p>
+            <w:pPr>
+              <w:jc w:val="left"/>
+            </w:pPr>
             <w:r/>
             <w:hyperlink r:id="rId44">
               <w:r>
                 <w:rPr>
                   <w:color w:val="0B4F9E"/>
-                  <w:sz w:val="17"/>
+                  <w:sz w:val="16"/>
                   <w:u w:val="single"/>
                 </w:rPr>
                 <w:t>How AI Coding Agents Can Unlock Materials Simulation with NVIDIA ALCHEMI Toolkit</w:t>
@@ -2268,13 +2676,16 @@
         </w:tc>
         <w:tc>
           <w:tcPr>
-            <w:tcW w:type="dxa" w:w="1704"/>
-          </w:tcPr>
-          <w:p>
+            <w:tcW w:type="dxa" w:w="1680"/>
+          </w:tcPr>
+          <w:p>
+            <w:pPr>
+              <w:jc w:val="left"/>
+            </w:pPr>
             <w:r/>
             <w:r>
               <w:rPr>
-                <w:sz w:val="17"/>
+                <w:sz w:val="16"/>
               </w:rPr>
               <w:t>ALCHEMI</w:t>
             </w:r>
@@ -2282,29 +2693,38 @@
         </w:tc>
         <w:tc>
           <w:tcPr>
-            <w:tcW w:type="dxa" w:w="1704"/>
-          </w:tcPr>
-          <w:p>
-            <w:r/>
-          </w:p>
-        </w:tc>
-        <w:tc>
-          <w:tcPr>
-            <w:tcW w:type="dxa" w:w="1704"/>
-          </w:tcPr>
-          <w:p>
-            <w:r/>
-          </w:p>
-        </w:tc>
-        <w:tc>
-          <w:tcPr>
-            <w:tcW w:type="dxa" w:w="1704"/>
-          </w:tcPr>
-          <w:p>
+            <w:tcW w:type="dxa" w:w="1680"/>
+          </w:tcPr>
+          <w:p>
+            <w:pPr>
+              <w:jc w:val="left"/>
+            </w:pPr>
+            <w:r/>
+          </w:p>
+        </w:tc>
+        <w:tc>
+          <w:tcPr>
+            <w:tcW w:type="dxa" w:w="1680"/>
+          </w:tcPr>
+          <w:p>
+            <w:pPr>
+              <w:jc w:val="left"/>
+            </w:pPr>
+            <w:r/>
+          </w:p>
+        </w:tc>
+        <w:tc>
+          <w:tcPr>
+            <w:tcW w:type="dxa" w:w="1680"/>
+          </w:tcPr>
+          <w:p>
+            <w:pPr>
+              <w:jc w:val="left"/>
+            </w:pPr>
             <w:r/>
             <w:r>
               <w:rPr>
-                <w:sz w:val="17"/>
+                <w:sz w:val="16"/>
               </w:rPr>
               <w:t>2026-08-18</w:t>
             </w:r>
@@ -2312,15 +2732,18 @@
         </w:tc>
         <w:tc>
           <w:tcPr>
-            <w:tcW w:type="dxa" w:w="1704"/>
-          </w:tcPr>
-          <w:p>
+            <w:tcW w:type="dxa" w:w="1680"/>
+          </w:tcPr>
+          <w:p>
+            <w:pPr>
+              <w:jc w:val="left"/>
+            </w:pPr>
             <w:r/>
             <w:hyperlink r:id="rId44">
               <w:r>
                 <w:rPr>
                   <w:color w:val="0B4F9E"/>
-                  <w:sz w:val="17"/>
+                  <w:sz w:val="16"/>
                   <w:u w:val="single"/>
                 </w:rPr>
                 <w:t>link</w:t>
@@ -2332,15 +2755,18 @@
       <w:tr>
         <w:tc>
           <w:tcPr>
-            <w:tcW w:type="dxa" w:w="1704"/>
-          </w:tcPr>
-          <w:p>
+            <w:tcW w:type="dxa" w:w="1680"/>
+          </w:tcPr>
+          <w:p>
+            <w:pPr>
+              <w:jc w:val="left"/>
+            </w:pPr>
             <w:r/>
             <w:hyperlink r:id="rId45">
               <w:r>
                 <w:rPr>
                   <w:color w:val="0B4F9E"/>
-                  <w:sz w:val="17"/>
+                  <w:sz w:val="16"/>
                   <w:u w:val="single"/>
                 </w:rPr>
                 <w:t>Exploring celecoxib polymorph landscape using AIMNet2 machine learning interatomic potential</w:t>
@@ -2350,13 +2776,16 @@
         </w:tc>
         <w:tc>
           <w:tcPr>
-            <w:tcW w:type="dxa" w:w="1704"/>
-          </w:tcPr>
-          <w:p>
+            <w:tcW w:type="dxa" w:w="1680"/>
+          </w:tcPr>
+          <w:p>
+            <w:pPr>
+              <w:jc w:val="left"/>
+            </w:pPr>
             <w:r/>
             <w:r>
               <w:rPr>
-                <w:sz w:val="17"/>
+                <w:sz w:val="16"/>
               </w:rPr>
               <w:t>AIMNet2</w:t>
             </w:r>
@@ -2364,21 +2793,27 @@
         </w:tc>
         <w:tc>
           <w:tcPr>
-            <w:tcW w:type="dxa" w:w="1704"/>
-          </w:tcPr>
-          <w:p>
-            <w:r/>
-          </w:p>
-        </w:tc>
-        <w:tc>
-          <w:tcPr>
-            <w:tcW w:type="dxa" w:w="1704"/>
-          </w:tcPr>
-          <w:p>
+            <w:tcW w:type="dxa" w:w="1680"/>
+          </w:tcPr>
+          <w:p>
+            <w:pPr>
+              <w:jc w:val="left"/>
+            </w:pPr>
+            <w:r/>
+          </w:p>
+        </w:tc>
+        <w:tc>
+          <w:tcPr>
+            <w:tcW w:type="dxa" w:w="1680"/>
+          </w:tcPr>
+          <w:p>
+            <w:pPr>
+              <w:jc w:val="left"/>
+            </w:pPr>
             <w:r/>
             <w:r>
               <w:rPr>
-                <w:sz w:val="17"/>
+                <w:sz w:val="16"/>
               </w:rPr>
               <w:t>DFT, MLIP</w:t>
             </w:r>
@@ -2386,13 +2821,16 @@
         </w:tc>
         <w:tc>
           <w:tcPr>
-            <w:tcW w:type="dxa" w:w="1704"/>
-          </w:tcPr>
-          <w:p>
+            <w:tcW w:type="dxa" w:w="1680"/>
+          </w:tcPr>
+          <w:p>
+            <w:pPr>
+              <w:jc w:val="left"/>
+            </w:pPr>
             <w:r/>
             <w:r>
               <w:rPr>
-                <w:sz w:val="17"/>
+                <w:sz w:val="16"/>
               </w:rPr>
               <w:t>2026-08-20</w:t>
             </w:r>
@@ -2400,15 +2838,18 @@
         </w:tc>
         <w:tc>
           <w:tcPr>
-            <w:tcW w:type="dxa" w:w="1704"/>
-          </w:tcPr>
-          <w:p>
+            <w:tcW w:type="dxa" w:w="1680"/>
+          </w:tcPr>
+          <w:p>
+            <w:pPr>
+              <w:jc w:val="left"/>
+            </w:pPr>
             <w:r/>
             <w:hyperlink r:id="rId45">
               <w:r>
                 <w:rPr>
                   <w:color w:val="0B4F9E"/>
-                  <w:sz w:val="17"/>
+                  <w:sz w:val="16"/>
                   <w:u w:val="single"/>
                 </w:rPr>
                 <w:t>10.17615/xd5h-sd62</w:t>
@@ -2420,15 +2861,18 @@
       <w:tr>
         <w:tc>
           <w:tcPr>
-            <w:tcW w:type="dxa" w:w="1704"/>
-          </w:tcPr>
-          <w:p>
+            <w:tcW w:type="dxa" w:w="1680"/>
+          </w:tcPr>
+          <w:p>
+            <w:pPr>
+              <w:jc w:val="left"/>
+            </w:pPr>
             <w:r/>
             <w:hyperlink r:id="rId46">
               <w:r>
                 <w:rPr>
                   <w:color w:val="0B4F9E"/>
-                  <w:sz w:val="17"/>
+                  <w:sz w:val="16"/>
                   <w:u w:val="single"/>
                 </w:rPr>
                 <w:t>Data-Efficient and Fast Machine Learning Molecular Dynamics through Integrated Active Learning and Knowledge Distillatio</w:t>
@@ -2438,13 +2882,16 @@
         </w:tc>
         <w:tc>
           <w:tcPr>
-            <w:tcW w:type="dxa" w:w="1704"/>
-          </w:tcPr>
-          <w:p>
+            <w:tcW w:type="dxa" w:w="1680"/>
+          </w:tcPr>
+          <w:p>
+            <w:pPr>
+              <w:jc w:val="left"/>
+            </w:pPr>
             <w:r/>
             <w:r>
               <w:rPr>
-                <w:sz w:val="17"/>
+                <w:sz w:val="16"/>
               </w:rPr>
               <w:t>DeePMD, MACE</w:t>
             </w:r>
@@ -2452,21 +2899,27 @@
         </w:tc>
         <w:tc>
           <w:tcPr>
-            <w:tcW w:type="dxa" w:w="1704"/>
-          </w:tcPr>
-          <w:p>
-            <w:r/>
-          </w:p>
-        </w:tc>
-        <w:tc>
-          <w:tcPr>
-            <w:tcW w:type="dxa" w:w="1704"/>
-          </w:tcPr>
-          <w:p>
+            <w:tcW w:type="dxa" w:w="1680"/>
+          </w:tcPr>
+          <w:p>
+            <w:pPr>
+              <w:jc w:val="left"/>
+            </w:pPr>
+            <w:r/>
+          </w:p>
+        </w:tc>
+        <w:tc>
+          <w:tcPr>
+            <w:tcW w:type="dxa" w:w="1680"/>
+          </w:tcPr>
+          <w:p>
+            <w:pPr>
+              <w:jc w:val="left"/>
+            </w:pPr>
             <w:r/>
             <w:r>
               <w:rPr>
-                <w:sz w:val="17"/>
+                <w:sz w:val="16"/>
               </w:rPr>
               <w:t>DFT, MD, MLIP</w:t>
             </w:r>
@@ -2474,13 +2927,16 @@
         </w:tc>
         <w:tc>
           <w:tcPr>
-            <w:tcW w:type="dxa" w:w="1704"/>
-          </w:tcPr>
-          <w:p>
+            <w:tcW w:type="dxa" w:w="1680"/>
+          </w:tcPr>
+          <w:p>
+            <w:pPr>
+              <w:jc w:val="left"/>
+            </w:pPr>
             <w:r/>
             <w:r>
               <w:rPr>
-                <w:sz w:val="17"/>
+                <w:sz w:val="16"/>
               </w:rPr>
               <w:t>2026-08-21</w:t>
             </w:r>
@@ -2488,15 +2944,18 @@
         </w:tc>
         <w:tc>
           <w:tcPr>
-            <w:tcW w:type="dxa" w:w="1704"/>
-          </w:tcPr>
-          <w:p>
+            <w:tcW w:type="dxa" w:w="1680"/>
+          </w:tcPr>
+          <w:p>
+            <w:pPr>
+              <w:jc w:val="left"/>
+            </w:pPr>
             <w:r/>
             <w:hyperlink r:id="rId46">
               <w:r>
                 <w:rPr>
                   <w:color w:val="0B4F9E"/>
-                  <w:sz w:val="17"/>
+                  <w:sz w:val="16"/>
                   <w:u w:val="single"/>
                 </w:rPr>
                 <w:t>10.1021/acs.jctc.6c00917</w:t>
@@ -2508,15 +2967,18 @@
       <w:tr>
         <w:tc>
           <w:tcPr>
-            <w:tcW w:type="dxa" w:w="1704"/>
-          </w:tcPr>
-          <w:p>
+            <w:tcW w:type="dxa" w:w="1680"/>
+          </w:tcPr>
+          <w:p>
+            <w:pPr>
+              <w:jc w:val="left"/>
+            </w:pPr>
             <w:r/>
             <w:hyperlink r:id="rId47">
               <w:r>
                 <w:rPr>
                   <w:color w:val="0B4F9E"/>
-                  <w:sz w:val="17"/>
+                  <w:sz w:val="16"/>
                   <w:u w:val="single"/>
                 </w:rPr>
                 <w:t>FastMD</w:t>
@@ -2526,13 +2988,16 @@
         </w:tc>
         <w:tc>
           <w:tcPr>
-            <w:tcW w:type="dxa" w:w="1704"/>
-          </w:tcPr>
-          <w:p>
+            <w:tcW w:type="dxa" w:w="1680"/>
+          </w:tcPr>
+          <w:p>
+            <w:pPr>
+              <w:jc w:val="left"/>
+            </w:pPr>
             <w:r/>
             <w:r>
               <w:rPr>
-                <w:sz w:val="17"/>
+                <w:sz w:val="16"/>
               </w:rPr>
               <w:t>ALIGNN, CHGNet</w:t>
             </w:r>
@@ -2540,21 +3005,27 @@
         </w:tc>
         <w:tc>
           <w:tcPr>
-            <w:tcW w:type="dxa" w:w="1704"/>
-          </w:tcPr>
-          <w:p>
-            <w:r/>
-          </w:p>
-        </w:tc>
-        <w:tc>
-          <w:tcPr>
-            <w:tcW w:type="dxa" w:w="1704"/>
-          </w:tcPr>
-          <w:p>
+            <w:tcW w:type="dxa" w:w="1680"/>
+          </w:tcPr>
+          <w:p>
+            <w:pPr>
+              <w:jc w:val="left"/>
+            </w:pPr>
+            <w:r/>
+          </w:p>
+        </w:tc>
+        <w:tc>
+          <w:tcPr>
+            <w:tcW w:type="dxa" w:w="1680"/>
+          </w:tcPr>
+          <w:p>
+            <w:pPr>
+              <w:jc w:val="left"/>
+            </w:pPr>
             <w:r/>
             <w:r>
               <w:rPr>
-                <w:sz w:val="17"/>
+                <w:sz w:val="16"/>
               </w:rPr>
               <w:t>MD, MLIP</w:t>
             </w:r>
@@ -2562,13 +3033,16 @@
         </w:tc>
         <w:tc>
           <w:tcPr>
-            <w:tcW w:type="dxa" w:w="1704"/>
-          </w:tcPr>
-          <w:p>
+            <w:tcW w:type="dxa" w:w="1680"/>
+          </w:tcPr>
+          <w:p>
+            <w:pPr>
+              <w:jc w:val="left"/>
+            </w:pPr>
             <w:r/>
             <w:r>
               <w:rPr>
-                <w:sz w:val="17"/>
+                <w:sz w:val="16"/>
               </w:rPr>
               <w:t>2026-08-22</w:t>
             </w:r>
@@ -2576,15 +3050,18 @@
         </w:tc>
         <w:tc>
           <w:tcPr>
-            <w:tcW w:type="dxa" w:w="1704"/>
-          </w:tcPr>
-          <w:p>
+            <w:tcW w:type="dxa" w:w="1680"/>
+          </w:tcPr>
+          <w:p>
+            <w:pPr>
+              <w:jc w:val="left"/>
+            </w:pPr>
             <w:r/>
             <w:hyperlink r:id="rId47">
               <w:r>
                 <w:rPr>
                   <w:color w:val="0B4F9E"/>
-                  <w:sz w:val="17"/>
+                  <w:sz w:val="16"/>
                   <w:u w:val="single"/>
                 </w:rPr>
                 <w:t>10.5281/zenodo.22051980</w:t>
@@ -2596,15 +3073,18 @@
       <w:tr>
         <w:tc>
           <w:tcPr>
-            <w:tcW w:type="dxa" w:w="1704"/>
-          </w:tcPr>
-          <w:p>
+            <w:tcW w:type="dxa" w:w="1680"/>
+          </w:tcPr>
+          <w:p>
+            <w:pPr>
+              <w:jc w:val="left"/>
+            </w:pPr>
             <w:r/>
             <w:hyperlink r:id="rId48">
               <w:r>
                 <w:rPr>
                   <w:color w:val="0B4F9E"/>
-                  <w:sz w:val="17"/>
+                  <w:sz w:val="16"/>
                   <w:u w:val="single"/>
                 </w:rPr>
                 <w:t>FastMD</w:t>
@@ -2614,13 +3094,16 @@
         </w:tc>
         <w:tc>
           <w:tcPr>
-            <w:tcW w:type="dxa" w:w="1704"/>
-          </w:tcPr>
-          <w:p>
+            <w:tcW w:type="dxa" w:w="1680"/>
+          </w:tcPr>
+          <w:p>
+            <w:pPr>
+              <w:jc w:val="left"/>
+            </w:pPr>
             <w:r/>
             <w:r>
               <w:rPr>
-                <w:sz w:val="17"/>
+                <w:sz w:val="16"/>
               </w:rPr>
               <w:t>ALIGNN, CHGNet</w:t>
             </w:r>
@@ -2628,21 +3111,27 @@
         </w:tc>
         <w:tc>
           <w:tcPr>
-            <w:tcW w:type="dxa" w:w="1704"/>
-          </w:tcPr>
-          <w:p>
-            <w:r/>
-          </w:p>
-        </w:tc>
-        <w:tc>
-          <w:tcPr>
-            <w:tcW w:type="dxa" w:w="1704"/>
-          </w:tcPr>
-          <w:p>
+            <w:tcW w:type="dxa" w:w="1680"/>
+          </w:tcPr>
+          <w:p>
+            <w:pPr>
+              <w:jc w:val="left"/>
+            </w:pPr>
+            <w:r/>
+          </w:p>
+        </w:tc>
+        <w:tc>
+          <w:tcPr>
+            <w:tcW w:type="dxa" w:w="1680"/>
+          </w:tcPr>
+          <w:p>
+            <w:pPr>
+              <w:jc w:val="left"/>
+            </w:pPr>
             <w:r/>
             <w:r>
               <w:rPr>
-                <w:sz w:val="17"/>
+                <w:sz w:val="16"/>
               </w:rPr>
               <w:t>MD, MLIP</w:t>
             </w:r>
@@ -2650,13 +3139,16 @@
         </w:tc>
         <w:tc>
           <w:tcPr>
-            <w:tcW w:type="dxa" w:w="1704"/>
-          </w:tcPr>
-          <w:p>
+            <w:tcW w:type="dxa" w:w="1680"/>
+          </w:tcPr>
+          <w:p>
+            <w:pPr>
+              <w:jc w:val="left"/>
+            </w:pPr>
             <w:r/>
             <w:r>
               <w:rPr>
-                <w:sz w:val="17"/>
+                <w:sz w:val="16"/>
               </w:rPr>
               <w:t>2026-08-22</w:t>
             </w:r>
@@ -2664,15 +3156,18 @@
         </w:tc>
         <w:tc>
           <w:tcPr>
-            <w:tcW w:type="dxa" w:w="1704"/>
-          </w:tcPr>
-          <w:p>
+            <w:tcW w:type="dxa" w:w="1680"/>
+          </w:tcPr>
+          <w:p>
+            <w:pPr>
+              <w:jc w:val="left"/>
+            </w:pPr>
             <w:r/>
             <w:hyperlink r:id="rId48">
               <w:r>
                 <w:rPr>
                   <w:color w:val="0B4F9E"/>
-                  <w:sz w:val="17"/>
+                  <w:sz w:val="16"/>
                   <w:u w:val="single"/>
                 </w:rPr>
                 <w:t>10.5281/zenodo.22051979</w:t>
@@ -2684,15 +3179,18 @@
       <w:tr>
         <w:tc>
           <w:tcPr>
-            <w:tcW w:type="dxa" w:w="1704"/>
-          </w:tcPr>
-          <w:p>
+            <w:tcW w:type="dxa" w:w="1680"/>
+          </w:tcPr>
+          <w:p>
+            <w:pPr>
+              <w:jc w:val="left"/>
+            </w:pPr>
             <w:r/>
             <w:hyperlink r:id="rId49">
               <w:r>
                 <w:rPr>
                   <w:color w:val="0B4F9E"/>
-                  <w:sz w:val="17"/>
+                  <w:sz w:val="16"/>
                   <w:u w:val="single"/>
                 </w:rPr>
                 <w:t>PhononBench:A Large-Scale Phonon-Based Benchmark for Dynamical Stability in Crystal Generation</w:t>
@@ -2702,13 +3200,16 @@
         </w:tc>
         <w:tc>
           <w:tcPr>
-            <w:tcW w:type="dxa" w:w="1704"/>
-          </w:tcPr>
-          <w:p>
+            <w:tcW w:type="dxa" w:w="1680"/>
+          </w:tcPr>
+          <w:p>
+            <w:pPr>
+              <w:jc w:val="left"/>
+            </w:pPr>
             <w:r/>
             <w:r>
               <w:rPr>
-                <w:sz w:val="17"/>
+                <w:sz w:val="16"/>
               </w:rPr>
               <w:t>MatterSim, MatterGen</w:t>
             </w:r>
@@ -2716,21 +3217,27 @@
         </w:tc>
         <w:tc>
           <w:tcPr>
-            <w:tcW w:type="dxa" w:w="1704"/>
-          </w:tcPr>
-          <w:p>
-            <w:r/>
-          </w:p>
-        </w:tc>
-        <w:tc>
-          <w:tcPr>
-            <w:tcW w:type="dxa" w:w="1704"/>
-          </w:tcPr>
-          <w:p>
+            <w:tcW w:type="dxa" w:w="1680"/>
+          </w:tcPr>
+          <w:p>
+            <w:pPr>
+              <w:jc w:val="left"/>
+            </w:pPr>
+            <w:r/>
+          </w:p>
+        </w:tc>
+        <w:tc>
+          <w:tcPr>
+            <w:tcW w:type="dxa" w:w="1680"/>
+          </w:tcPr>
+          <w:p>
+            <w:pPr>
+              <w:jc w:val="left"/>
+            </w:pPr>
             <w:r/>
             <w:r>
               <w:rPr>
-                <w:sz w:val="17"/>
+                <w:sz w:val="16"/>
               </w:rPr>
               <w:t>phonons</w:t>
             </w:r>
@@ -2738,13 +3245,16 @@
         </w:tc>
         <w:tc>
           <w:tcPr>
-            <w:tcW w:type="dxa" w:w="1704"/>
-          </w:tcPr>
-          <w:p>
+            <w:tcW w:type="dxa" w:w="1680"/>
+          </w:tcPr>
+          <w:p>
+            <w:pPr>
+              <w:jc w:val="left"/>
+            </w:pPr>
             <w:r/>
             <w:r>
               <w:rPr>
-                <w:sz w:val="17"/>
+                <w:sz w:val="16"/>
               </w:rPr>
               <w:t>2026-08-26</w:t>
             </w:r>
@@ -2752,15 +3262,18 @@
         </w:tc>
         <w:tc>
           <w:tcPr>
-            <w:tcW w:type="dxa" w:w="1704"/>
-          </w:tcPr>
-          <w:p>
+            <w:tcW w:type="dxa" w:w="1680"/>
+          </w:tcPr>
+          <w:p>
+            <w:pPr>
+              <w:jc w:val="left"/>
+            </w:pPr>
             <w:r/>
             <w:hyperlink r:id="rId49">
               <w:r>
                 <w:rPr>
                   <w:color w:val="0B4F9E"/>
-                  <w:sz w:val="17"/>
+                  <w:sz w:val="16"/>
                   <w:u w:val="single"/>
                 </w:rPr>
                 <w:t>10.1088/3050-287x/ae9ee4</w:t>
@@ -2772,15 +3285,18 @@
       <w:tr>
         <w:tc>
           <w:tcPr>
-            <w:tcW w:type="dxa" w:w="1704"/>
-          </w:tcPr>
-          <w:p>
+            <w:tcW w:type="dxa" w:w="1680"/>
+          </w:tcPr>
+          <w:p>
+            <w:pPr>
+              <w:jc w:val="left"/>
+            </w:pPr>
             <w:r/>
             <w:hyperlink r:id="rId50">
               <w:r>
                 <w:rPr>
                   <w:color w:val="0B4F9E"/>
-                  <w:sz w:val="17"/>
+                  <w:sz w:val="16"/>
                   <w:u w:val="single"/>
                 </w:rPr>
                 <w:t>Realistic Simulations of Energy Materials Using Foundation Models and Electrode-Potential Learning</w:t>
@@ -2790,13 +3306,16 @@
         </w:tc>
         <w:tc>
           <w:tcPr>
-            <w:tcW w:type="dxa" w:w="1704"/>
-          </w:tcPr>
-          <w:p>
+            <w:tcW w:type="dxa" w:w="1680"/>
+          </w:tcPr>
+          <w:p>
+            <w:pPr>
+              <w:jc w:val="left"/>
+            </w:pPr>
             <w:r/>
             <w:r>
               <w:rPr>
-                <w:sz w:val="17"/>
+                <w:sz w:val="16"/>
               </w:rPr>
               <w:t>SevenNet</w:t>
             </w:r>
@@ -2804,21 +3323,27 @@
         </w:tc>
         <w:tc>
           <w:tcPr>
-            <w:tcW w:type="dxa" w:w="1704"/>
-          </w:tcPr>
-          <w:p>
-            <w:r/>
-          </w:p>
-        </w:tc>
-        <w:tc>
-          <w:tcPr>
-            <w:tcW w:type="dxa" w:w="1704"/>
-          </w:tcPr>
-          <w:p>
+            <w:tcW w:type="dxa" w:w="1680"/>
+          </w:tcPr>
+          <w:p>
+            <w:pPr>
+              <w:jc w:val="left"/>
+            </w:pPr>
+            <w:r/>
+          </w:p>
+        </w:tc>
+        <w:tc>
+          <w:tcPr>
+            <w:tcW w:type="dxa" w:w="1680"/>
+          </w:tcPr>
+          <w:p>
+            <w:pPr>
+              <w:jc w:val="left"/>
+            </w:pPr>
             <w:r/>
             <w:r>
               <w:rPr>
-                <w:sz w:val="17"/>
+                <w:sz w:val="16"/>
               </w:rPr>
               <w:t>DFT, MLIP</w:t>
             </w:r>
@@ -2826,13 +3351,16 @@
         </w:tc>
         <w:tc>
           <w:tcPr>
-            <w:tcW w:type="dxa" w:w="1704"/>
-          </w:tcPr>
-          <w:p>
+            <w:tcW w:type="dxa" w:w="1680"/>
+          </w:tcPr>
+          <w:p>
+            <w:pPr>
+              <w:jc w:val="left"/>
+            </w:pPr>
             <w:r/>
             <w:r>
               <w:rPr>
-                <w:sz w:val="17"/>
+                <w:sz w:val="16"/>
               </w:rPr>
               <w:t>2026-08-26</w:t>
             </w:r>
@@ -2840,15 +3368,18 @@
         </w:tc>
         <w:tc>
           <w:tcPr>
-            <w:tcW w:type="dxa" w:w="1704"/>
-          </w:tcPr>
-          <w:p>
+            <w:tcW w:type="dxa" w:w="1680"/>
+          </w:tcPr>
+          <w:p>
+            <w:pPr>
+              <w:jc w:val="left"/>
+            </w:pPr>
             <w:r/>
             <w:hyperlink r:id="rId50">
               <w:r>
                 <w:rPr>
                   <w:color w:val="0B4F9E"/>
-                  <w:sz w:val="17"/>
+                  <w:sz w:val="16"/>
                   <w:u w:val="single"/>
                 </w:rPr>
                 <w:t>10.26434/chemrxiv.15007895/v1</w:t>
@@ -2860,15 +3391,18 @@
       <w:tr>
         <w:tc>
           <w:tcPr>
-            <w:tcW w:type="dxa" w:w="1704"/>
-          </w:tcPr>
-          <w:p>
+            <w:tcW w:type="dxa" w:w="1680"/>
+          </w:tcPr>
+          <w:p>
+            <w:pPr>
+              <w:jc w:val="left"/>
+            </w:pPr>
             <w:r/>
             <w:hyperlink r:id="rId51">
               <w:r>
                 <w:rPr>
                   <w:color w:val="0B4F9E"/>
-                  <w:sz w:val="17"/>
+                  <w:sz w:val="16"/>
                   <w:u w:val="single"/>
                 </w:rPr>
                 <w:t>Materials Discovery and Design</w:t>
@@ -2878,21 +3412,27 @@
         </w:tc>
         <w:tc>
           <w:tcPr>
-            <w:tcW w:type="dxa" w:w="1704"/>
-          </w:tcPr>
-          <w:p>
-            <w:r/>
-          </w:p>
-        </w:tc>
-        <w:tc>
-          <w:tcPr>
-            <w:tcW w:type="dxa" w:w="1704"/>
-          </w:tcPr>
-          <w:p>
+            <w:tcW w:type="dxa" w:w="1680"/>
+          </w:tcPr>
+          <w:p>
+            <w:pPr>
+              <w:jc w:val="left"/>
+            </w:pPr>
+            <w:r/>
+          </w:p>
+        </w:tc>
+        <w:tc>
+          <w:tcPr>
+            <w:tcW w:type="dxa" w:w="1680"/>
+          </w:tcPr>
+          <w:p>
+            <w:pPr>
+              <w:jc w:val="left"/>
+            </w:pPr>
             <w:r/>
             <w:r>
               <w:rPr>
-                <w:sz w:val="17"/>
+                <w:sz w:val="16"/>
               </w:rPr>
               <w:t>polymer</w:t>
             </w:r>
@@ -2900,21 +3440,27 @@
         </w:tc>
         <w:tc>
           <w:tcPr>
-            <w:tcW w:type="dxa" w:w="1704"/>
-          </w:tcPr>
-          <w:p>
-            <w:r/>
-          </w:p>
-        </w:tc>
-        <w:tc>
-          <w:tcPr>
-            <w:tcW w:type="dxa" w:w="1704"/>
-          </w:tcPr>
-          <w:p>
+            <w:tcW w:type="dxa" w:w="1680"/>
+          </w:tcPr>
+          <w:p>
+            <w:pPr>
+              <w:jc w:val="left"/>
+            </w:pPr>
+            <w:r/>
+          </w:p>
+        </w:tc>
+        <w:tc>
+          <w:tcPr>
+            <w:tcW w:type="dxa" w:w="1680"/>
+          </w:tcPr>
+          <w:p>
+            <w:pPr>
+              <w:jc w:val="left"/>
+            </w:pPr>
             <w:r/>
             <w:r>
               <w:rPr>
-                <w:sz w:val="17"/>
+                <w:sz w:val="16"/>
               </w:rPr>
               <w:t>2026-08-14</w:t>
             </w:r>
@@ -2922,15 +3468,18 @@
         </w:tc>
         <w:tc>
           <w:tcPr>
-            <w:tcW w:type="dxa" w:w="1704"/>
-          </w:tcPr>
-          <w:p>
+            <w:tcW w:type="dxa" w:w="1680"/>
+          </w:tcPr>
+          <w:p>
+            <w:pPr>
+              <w:jc w:val="left"/>
+            </w:pPr>
             <w:r/>
             <w:hyperlink r:id="rId51">
               <w:r>
                 <w:rPr>
                   <w:color w:val="0B4F9E"/>
-                  <w:sz w:val="17"/>
+                  <w:sz w:val="16"/>
                   <w:u w:val="single"/>
                 </w:rPr>
                 <w:t>10.1002/9783527852048.ch9</w:t>
@@ -2942,15 +3491,18 @@
       <w:tr>
         <w:tc>
           <w:tcPr>
-            <w:tcW w:type="dxa" w:w="1704"/>
-          </w:tcPr>
-          <w:p>
+            <w:tcW w:type="dxa" w:w="1680"/>
+          </w:tcPr>
+          <w:p>
+            <w:pPr>
+              <w:jc w:val="left"/>
+            </w:pPr>
             <w:r/>
             <w:hyperlink r:id="rId52">
               <w:r>
                 <w:rPr>
                   <w:color w:val="0B4F9E"/>
-                  <w:sz w:val="17"/>
+                  <w:sz w:val="16"/>
                   <w:u w:val="single"/>
                 </w:rPr>
                 <w:t>Neural Networks Accelerate Ab Initio Multiple Spawning Simulations: A Case Study of Using Machine Learning Potentials fo</w:t>
@@ -2960,21 +3512,27 @@
         </w:tc>
         <w:tc>
           <w:tcPr>
-            <w:tcW w:type="dxa" w:w="1704"/>
-          </w:tcPr>
-          <w:p>
-            <w:r/>
-          </w:p>
-        </w:tc>
-        <w:tc>
-          <w:tcPr>
-            <w:tcW w:type="dxa" w:w="1704"/>
-          </w:tcPr>
-          <w:p>
+            <w:tcW w:type="dxa" w:w="1680"/>
+          </w:tcPr>
+          <w:p>
+            <w:pPr>
+              <w:jc w:val="left"/>
+            </w:pPr>
+            <w:r/>
+          </w:p>
+        </w:tc>
+        <w:tc>
+          <w:tcPr>
+            <w:tcW w:type="dxa" w:w="1680"/>
+          </w:tcPr>
+          <w:p>
+            <w:pPr>
+              <w:jc w:val="left"/>
+            </w:pPr>
             <w:r/>
             <w:r>
               <w:rPr>
-                <w:sz w:val="17"/>
+                <w:sz w:val="16"/>
               </w:rPr>
               <w:t>molecule / organic</w:t>
             </w:r>
@@ -2982,13 +3540,16 @@
         </w:tc>
         <w:tc>
           <w:tcPr>
-            <w:tcW w:type="dxa" w:w="1704"/>
-          </w:tcPr>
-          <w:p>
+            <w:tcW w:type="dxa" w:w="1680"/>
+          </w:tcPr>
+          <w:p>
+            <w:pPr>
+              <w:jc w:val="left"/>
+            </w:pPr>
             <w:r/>
             <w:r>
               <w:rPr>
-                <w:sz w:val="17"/>
+                <w:sz w:val="16"/>
               </w:rPr>
               <w:t>DFT, MLIP</w:t>
             </w:r>
@@ -2996,13 +3557,16 @@
         </w:tc>
         <w:tc>
           <w:tcPr>
-            <w:tcW w:type="dxa" w:w="1704"/>
-          </w:tcPr>
-          <w:p>
+            <w:tcW w:type="dxa" w:w="1680"/>
+          </w:tcPr>
+          <w:p>
+            <w:pPr>
+              <w:jc w:val="left"/>
+            </w:pPr>
             <w:r/>
             <w:r>
               <w:rPr>
-                <w:sz w:val="17"/>
+                <w:sz w:val="16"/>
               </w:rPr>
               <w:t>2026-08-14</w:t>
             </w:r>
@@ -3010,15 +3574,18 @@
         </w:tc>
         <w:tc>
           <w:tcPr>
-            <w:tcW w:type="dxa" w:w="1704"/>
-          </w:tcPr>
-          <w:p>
+            <w:tcW w:type="dxa" w:w="1680"/>
+          </w:tcPr>
+          <w:p>
+            <w:pPr>
+              <w:jc w:val="left"/>
+            </w:pPr>
             <w:r/>
             <w:hyperlink r:id="rId52">
               <w:r>
                 <w:rPr>
                   <w:color w:val="0B4F9E"/>
-                  <w:sz w:val="17"/>
+                  <w:sz w:val="16"/>
                   <w:u w:val="single"/>
                 </w:rPr>
                 <w:t>10.26434/chemrxiv.15007443/v1</w:t>
@@ -3030,15 +3597,18 @@
       <w:tr>
         <w:tc>
           <w:tcPr>
-            <w:tcW w:type="dxa" w:w="1704"/>
-          </w:tcPr>
-          <w:p>
+            <w:tcW w:type="dxa" w:w="1680"/>
+          </w:tcPr>
+          <w:p>
+            <w:pPr>
+              <w:jc w:val="left"/>
+            </w:pPr>
             <w:r/>
             <w:hyperlink r:id="rId53">
               <w:r>
                 <w:rPr>
                   <w:color w:val="0B4F9E"/>
-                  <w:sz w:val="17"/>
+                  <w:sz w:val="16"/>
                   <w:u w:val="single"/>
                 </w:rPr>
                 <w:t>G2RINS: A Generative String-and-Graph Polymer Representation to Assist Computational Materials Discovery</w:t>
@@ -3048,21 +3618,27 @@
         </w:tc>
         <w:tc>
           <w:tcPr>
-            <w:tcW w:type="dxa" w:w="1704"/>
-          </w:tcPr>
-          <w:p>
-            <w:r/>
-          </w:p>
-        </w:tc>
-        <w:tc>
-          <w:tcPr>
-            <w:tcW w:type="dxa" w:w="1704"/>
-          </w:tcPr>
-          <w:p>
+            <w:tcW w:type="dxa" w:w="1680"/>
+          </w:tcPr>
+          <w:p>
+            <w:pPr>
+              <w:jc w:val="left"/>
+            </w:pPr>
+            <w:r/>
+          </w:p>
+        </w:tc>
+        <w:tc>
+          <w:tcPr>
+            <w:tcW w:type="dxa" w:w="1680"/>
+          </w:tcPr>
+          <w:p>
+            <w:pPr>
+              <w:jc w:val="left"/>
+            </w:pPr>
             <w:r/>
             <w:r>
               <w:rPr>
-                <w:sz w:val="17"/>
+                <w:sz w:val="16"/>
               </w:rPr>
               <w:t>polymer</w:t>
             </w:r>
@@ -3070,13 +3646,16 @@
         </w:tc>
         <w:tc>
           <w:tcPr>
-            <w:tcW w:type="dxa" w:w="1704"/>
-          </w:tcPr>
-          <w:p>
+            <w:tcW w:type="dxa" w:w="1680"/>
+          </w:tcPr>
+          <w:p>
+            <w:pPr>
+              <w:jc w:val="left"/>
+            </w:pPr>
             <w:r/>
             <w:r>
               <w:rPr>
-                <w:sz w:val="17"/>
+                <w:sz w:val="16"/>
               </w:rPr>
               <w:t>MD</w:t>
             </w:r>
@@ -3084,13 +3663,16 @@
         </w:tc>
         <w:tc>
           <w:tcPr>
-            <w:tcW w:type="dxa" w:w="1704"/>
-          </w:tcPr>
-          <w:p>
+            <w:tcW w:type="dxa" w:w="1680"/>
+          </w:tcPr>
+          <w:p>
+            <w:pPr>
+              <w:jc w:val="left"/>
+            </w:pPr>
             <w:r/>
             <w:r>
               <w:rPr>
-                <w:sz w:val="17"/>
+                <w:sz w:val="16"/>
               </w:rPr>
               <w:t>2026-08-17</w:t>
             </w:r>
@@ -3098,15 +3680,18 @@
         </w:tc>
         <w:tc>
           <w:tcPr>
-            <w:tcW w:type="dxa" w:w="1704"/>
-          </w:tcPr>
-          <w:p>
+            <w:tcW w:type="dxa" w:w="1680"/>
+          </w:tcPr>
+          <w:p>
+            <w:pPr>
+              <w:jc w:val="left"/>
+            </w:pPr>
             <w:r/>
             <w:hyperlink r:id="rId53">
               <w:r>
                 <w:rPr>
                   <w:color w:val="0B4F9E"/>
-                  <w:sz w:val="17"/>
+                  <w:sz w:val="16"/>
                   <w:u w:val="single"/>
                 </w:rPr>
                 <w:t>10.26434/chemrxiv.15007504/v1</w:t>
@@ -3118,15 +3703,18 @@
       <w:tr>
         <w:tc>
           <w:tcPr>
-            <w:tcW w:type="dxa" w:w="1704"/>
-          </w:tcPr>
-          <w:p>
+            <w:tcW w:type="dxa" w:w="1680"/>
+          </w:tcPr>
+          <w:p>
+            <w:pPr>
+              <w:jc w:val="left"/>
+            </w:pPr>
             <w:r/>
             <w:hyperlink r:id="rId54">
               <w:r>
                 <w:rPr>
                   <w:color w:val="0B4F9E"/>
-                  <w:sz w:val="17"/>
+                  <w:sz w:val="16"/>
                   <w:u w:val="single"/>
                 </w:rPr>
                 <w:t>Optimization of active learning strategies for infrared spectra prediction in catalysis</w:t>
@@ -3136,21 +3724,27 @@
         </w:tc>
         <w:tc>
           <w:tcPr>
-            <w:tcW w:type="dxa" w:w="1704"/>
-          </w:tcPr>
-          <w:p>
-            <w:r/>
-          </w:p>
-        </w:tc>
-        <w:tc>
-          <w:tcPr>
-            <w:tcW w:type="dxa" w:w="1704"/>
-          </w:tcPr>
-          <w:p>
+            <w:tcW w:type="dxa" w:w="1680"/>
+          </w:tcPr>
+          <w:p>
+            <w:pPr>
+              <w:jc w:val="left"/>
+            </w:pPr>
+            <w:r/>
+          </w:p>
+        </w:tc>
+        <w:tc>
+          <w:tcPr>
+            <w:tcW w:type="dxa" w:w="1680"/>
+          </w:tcPr>
+          <w:p>
+            <w:pPr>
+              <w:jc w:val="left"/>
+            </w:pPr>
             <w:r/>
             <w:r>
               <w:rPr>
-                <w:sz w:val="17"/>
+                <w:sz w:val="16"/>
               </w:rPr>
               <w:t>catalyst, molecule / organic</w:t>
             </w:r>
@@ -3158,13 +3752,16 @@
         </w:tc>
         <w:tc>
           <w:tcPr>
-            <w:tcW w:type="dxa" w:w="1704"/>
-          </w:tcPr>
-          <w:p>
+            <w:tcW w:type="dxa" w:w="1680"/>
+          </w:tcPr>
+          <w:p>
+            <w:pPr>
+              <w:jc w:val="left"/>
+            </w:pPr>
             <w:r/>
             <w:r>
               <w:rPr>
-                <w:sz w:val="17"/>
+                <w:sz w:val="16"/>
               </w:rPr>
               <w:t>DFT, AIMD, MD, MLIP</w:t>
             </w:r>
@@ -3172,13 +3769,16 @@
         </w:tc>
         <w:tc>
           <w:tcPr>
-            <w:tcW w:type="dxa" w:w="1704"/>
-          </w:tcPr>
-          <w:p>
+            <w:tcW w:type="dxa" w:w="1680"/>
+          </w:tcPr>
+          <w:p>
+            <w:pPr>
+              <w:jc w:val="left"/>
+            </w:pPr>
             <w:r/>
             <w:r>
               <w:rPr>
-                <w:sz w:val="17"/>
+                <w:sz w:val="16"/>
               </w:rPr>
               <w:t>2026-08-18</w:t>
             </w:r>
@@ -3186,15 +3786,18 @@
         </w:tc>
         <w:tc>
           <w:tcPr>
-            <w:tcW w:type="dxa" w:w="1704"/>
-          </w:tcPr>
-          <w:p>
+            <w:tcW w:type="dxa" w:w="1680"/>
+          </w:tcPr>
+          <w:p>
+            <w:pPr>
+              <w:jc w:val="left"/>
+            </w:pPr>
             <w:r/>
             <w:hyperlink r:id="rId54">
               <w:r>
                 <w:rPr>
                   <w:color w:val="0B4F9E"/>
-                  <w:sz w:val="17"/>
+                  <w:sz w:val="16"/>
                   <w:u w:val="single"/>
                 </w:rPr>
                 <w:t>10.26434/chemrxiv.15007549/v1</w:t>
@@ -3206,15 +3809,18 @@
       <w:tr>
         <w:tc>
           <w:tcPr>
-            <w:tcW w:type="dxa" w:w="1704"/>
-          </w:tcPr>
-          <w:p>
+            <w:tcW w:type="dxa" w:w="1680"/>
+          </w:tcPr>
+          <w:p>
+            <w:pPr>
+              <w:jc w:val="left"/>
+            </w:pPr>
             <w:r/>
             <w:hyperlink r:id="rId55">
               <w:r>
                 <w:rPr>
                   <w:color w:val="0B4F9E"/>
-                  <w:sz w:val="17"/>
+                  <w:sz w:val="16"/>
                   <w:u w:val="single"/>
                 </w:rPr>
                 <w:t>Local Symmetry Breaking and Correlated Fluctuations in Quantum Materials from Atomistic Foundation Models</w:t>
@@ -3224,21 +3830,27 @@
         </w:tc>
         <w:tc>
           <w:tcPr>
-            <w:tcW w:type="dxa" w:w="1704"/>
-          </w:tcPr>
-          <w:p>
-            <w:r/>
-          </w:p>
-        </w:tc>
-        <w:tc>
-          <w:tcPr>
-            <w:tcW w:type="dxa" w:w="1704"/>
-          </w:tcPr>
-          <w:p>
+            <w:tcW w:type="dxa" w:w="1680"/>
+          </w:tcPr>
+          <w:p>
+            <w:pPr>
+              <w:jc w:val="left"/>
+            </w:pPr>
+            <w:r/>
+          </w:p>
+        </w:tc>
+        <w:tc>
+          <w:tcPr>
+            <w:tcW w:type="dxa" w:w="1680"/>
+          </w:tcPr>
+          <w:p>
+            <w:pPr>
+              <w:jc w:val="left"/>
+            </w:pPr>
             <w:r/>
             <w:r>
               <w:rPr>
-                <w:sz w:val="17"/>
+                <w:sz w:val="16"/>
               </w:rPr>
               <w:t>superconductor</w:t>
             </w:r>
@@ -3246,13 +3858,16 @@
         </w:tc>
         <w:tc>
           <w:tcPr>
-            <w:tcW w:type="dxa" w:w="1704"/>
-          </w:tcPr>
-          <w:p>
+            <w:tcW w:type="dxa" w:w="1680"/>
+          </w:tcPr>
+          <w:p>
+            <w:pPr>
+              <w:jc w:val="left"/>
+            </w:pPr>
             <w:r/>
             <w:r>
               <w:rPr>
-                <w:sz w:val="17"/>
+                <w:sz w:val="16"/>
               </w:rPr>
               <w:t>DFT, AIMD, MD, phonons</w:t>
             </w:r>
@@ -3260,13 +3875,16 @@
         </w:tc>
         <w:tc>
           <w:tcPr>
-            <w:tcW w:type="dxa" w:w="1704"/>
-          </w:tcPr>
-          <w:p>
+            <w:tcW w:type="dxa" w:w="1680"/>
+          </w:tcPr>
+          <w:p>
+            <w:pPr>
+              <w:jc w:val="left"/>
+            </w:pPr>
             <w:r/>
             <w:r>
               <w:rPr>
-                <w:sz w:val="17"/>
+                <w:sz w:val="16"/>
               </w:rPr>
               <w:t>2026-08-19</w:t>
             </w:r>
@@ -3274,15 +3892,18 @@
         </w:tc>
         <w:tc>
           <w:tcPr>
-            <w:tcW w:type="dxa" w:w="1704"/>
-          </w:tcPr>
-          <w:p>
+            <w:tcW w:type="dxa" w:w="1680"/>
+          </w:tcPr>
+          <w:p>
+            <w:pPr>
+              <w:jc w:val="left"/>
+            </w:pPr>
             <w:r/>
             <w:hyperlink r:id="rId55">
               <w:r>
                 <w:rPr>
                   <w:color w:val="0B4F9E"/>
-                  <w:sz w:val="17"/>
+                  <w:sz w:val="16"/>
                   <w:u w:val="single"/>
                 </w:rPr>
                 <w:t>10.26434/chemrxiv.15001387/v2</w:t>
@@ -3294,15 +3915,18 @@
       <w:tr>
         <w:tc>
           <w:tcPr>
-            <w:tcW w:type="dxa" w:w="1704"/>
-          </w:tcPr>
-          <w:p>
+            <w:tcW w:type="dxa" w:w="1680"/>
+          </w:tcPr>
+          <w:p>
+            <w:pPr>
+              <w:jc w:val="left"/>
+            </w:pPr>
             <w:r/>
             <w:hyperlink r:id="rId56">
               <w:r>
                 <w:rPr>
                   <w:color w:val="0B4F9E"/>
-                  <w:sz w:val="17"/>
+                  <w:sz w:val="16"/>
                   <w:u w:val="single"/>
                 </w:rPr>
                 <w:t>Machine Learning Guided Discovery of Corundum High Entropy Oxides</w:t>
@@ -3312,21 +3936,27 @@
         </w:tc>
         <w:tc>
           <w:tcPr>
-            <w:tcW w:type="dxa" w:w="1704"/>
-          </w:tcPr>
-          <w:p>
-            <w:r/>
-          </w:p>
-        </w:tc>
-        <w:tc>
-          <w:tcPr>
-            <w:tcW w:type="dxa" w:w="1704"/>
-          </w:tcPr>
-          <w:p>
+            <w:tcW w:type="dxa" w:w="1680"/>
+          </w:tcPr>
+          <w:p>
+            <w:pPr>
+              <w:jc w:val="left"/>
+            </w:pPr>
+            <w:r/>
+          </w:p>
+        </w:tc>
+        <w:tc>
+          <w:tcPr>
+            <w:tcW w:type="dxa" w:w="1680"/>
+          </w:tcPr>
+          <w:p>
+            <w:pPr>
+              <w:jc w:val="left"/>
+            </w:pPr>
             <w:r/>
             <w:r>
               <w:rPr>
-                <w:sz w:val="17"/>
+                <w:sz w:val="16"/>
               </w:rPr>
               <w:t>oxide</w:t>
             </w:r>
@@ -3334,13 +3964,16 @@
         </w:tc>
         <w:tc>
           <w:tcPr>
-            <w:tcW w:type="dxa" w:w="1704"/>
-          </w:tcPr>
-          <w:p>
+            <w:tcW w:type="dxa" w:w="1680"/>
+          </w:tcPr>
+          <w:p>
+            <w:pPr>
+              <w:jc w:val="left"/>
+            </w:pPr>
             <w:r/>
             <w:r>
               <w:rPr>
-                <w:sz w:val="17"/>
+                <w:sz w:val="16"/>
               </w:rPr>
               <w:t>MLIP</w:t>
             </w:r>
@@ -3348,13 +3981,16 @@
         </w:tc>
         <w:tc>
           <w:tcPr>
-            <w:tcW w:type="dxa" w:w="1704"/>
-          </w:tcPr>
-          <w:p>
+            <w:tcW w:type="dxa" w:w="1680"/>
+          </w:tcPr>
+          <w:p>
+            <w:pPr>
+              <w:jc w:val="left"/>
+            </w:pPr>
             <w:r/>
             <w:r>
               <w:rPr>
-                <w:sz w:val="17"/>
+                <w:sz w:val="16"/>
               </w:rPr>
               <w:t>2026-08-20</w:t>
             </w:r>
@@ -3362,15 +3998,18 @@
         </w:tc>
         <w:tc>
           <w:tcPr>
-            <w:tcW w:type="dxa" w:w="1704"/>
-          </w:tcPr>
-          <w:p>
+            <w:tcW w:type="dxa" w:w="1680"/>
+          </w:tcPr>
+          <w:p>
+            <w:pPr>
+              <w:jc w:val="left"/>
+            </w:pPr>
             <w:r/>
             <w:hyperlink r:id="rId56">
               <w:r>
                 <w:rPr>
                   <w:color w:val="0B4F9E"/>
-                  <w:sz w:val="17"/>
+                  <w:sz w:val="16"/>
                   <w:u w:val="single"/>
                 </w:rPr>
                 <w:t>link</w:t>
@@ -3382,15 +4021,18 @@
       <w:tr>
         <w:tc>
           <w:tcPr>
-            <w:tcW w:type="dxa" w:w="1704"/>
-          </w:tcPr>
-          <w:p>
+            <w:tcW w:type="dxa" w:w="1680"/>
+          </w:tcPr>
+          <w:p>
+            <w:pPr>
+              <w:jc w:val="left"/>
+            </w:pPr>
             <w:r/>
             <w:hyperlink r:id="rId57">
               <w:r>
                 <w:rPr>
                   <w:color w:val="0B4F9E"/>
-                  <w:sz w:val="17"/>
+                  <w:sz w:val="16"/>
                   <w:u w:val="single"/>
                 </w:rPr>
                 <w:t>Machine Learning Guided Discovery of Corundum High Entropy Oxides</w:t>
@@ -3400,21 +4042,27 @@
         </w:tc>
         <w:tc>
           <w:tcPr>
-            <w:tcW w:type="dxa" w:w="1704"/>
-          </w:tcPr>
-          <w:p>
-            <w:r/>
-          </w:p>
-        </w:tc>
-        <w:tc>
-          <w:tcPr>
-            <w:tcW w:type="dxa" w:w="1704"/>
-          </w:tcPr>
-          <w:p>
+            <w:tcW w:type="dxa" w:w="1680"/>
+          </w:tcPr>
+          <w:p>
+            <w:pPr>
+              <w:jc w:val="left"/>
+            </w:pPr>
+            <w:r/>
+          </w:p>
+        </w:tc>
+        <w:tc>
+          <w:tcPr>
+            <w:tcW w:type="dxa" w:w="1680"/>
+          </w:tcPr>
+          <w:p>
+            <w:pPr>
+              <w:jc w:val="left"/>
+            </w:pPr>
             <w:r/>
             <w:r>
               <w:rPr>
-                <w:sz w:val="17"/>
+                <w:sz w:val="16"/>
               </w:rPr>
               <w:t>oxide</w:t>
             </w:r>
@@ -3422,13 +4070,16 @@
         </w:tc>
         <w:tc>
           <w:tcPr>
-            <w:tcW w:type="dxa" w:w="1704"/>
-          </w:tcPr>
-          <w:p>
+            <w:tcW w:type="dxa" w:w="1680"/>
+          </w:tcPr>
+          <w:p>
+            <w:pPr>
+              <w:jc w:val="left"/>
+            </w:pPr>
             <w:r/>
             <w:r>
               <w:rPr>
-                <w:sz w:val="17"/>
+                <w:sz w:val="16"/>
               </w:rPr>
               <w:t>MLIP</w:t>
             </w:r>
@@ -3436,13 +4087,16 @@
         </w:tc>
         <w:tc>
           <w:tcPr>
-            <w:tcW w:type="dxa" w:w="1704"/>
-          </w:tcPr>
-          <w:p>
+            <w:tcW w:type="dxa" w:w="1680"/>
+          </w:tcPr>
+          <w:p>
+            <w:pPr>
+              <w:jc w:val="left"/>
+            </w:pPr>
             <w:r/>
             <w:r>
               <w:rPr>
-                <w:sz w:val="17"/>
+                <w:sz w:val="16"/>
               </w:rPr>
               <w:t>2026-08-20</w:t>
             </w:r>
@@ -3450,15 +4104,18 @@
         </w:tc>
         <w:tc>
           <w:tcPr>
-            <w:tcW w:type="dxa" w:w="1704"/>
-          </w:tcPr>
-          <w:p>
+            <w:tcW w:type="dxa" w:w="1680"/>
+          </w:tcPr>
+          <w:p>
+            <w:pPr>
+              <w:jc w:val="left"/>
+            </w:pPr>
             <w:r/>
             <w:hyperlink r:id="rId57">
               <w:r>
                 <w:rPr>
                   <w:color w:val="0B4F9E"/>
-                  <w:sz w:val="17"/>
+                  <w:sz w:val="16"/>
                   <w:u w:val="single"/>
                 </w:rPr>
                 <w:t>10.48550/arxiv.2608.20596</w:t>
@@ -3470,15 +4127,18 @@
       <w:tr>
         <w:tc>
           <w:tcPr>
-            <w:tcW w:type="dxa" w:w="1704"/>
-          </w:tcPr>
-          <w:p>
+            <w:tcW w:type="dxa" w:w="1680"/>
+          </w:tcPr>
+          <w:p>
+            <w:pPr>
+              <w:jc w:val="left"/>
+            </w:pPr>
             <w:r/>
             <w:hyperlink r:id="rId58">
               <w:r>
                 <w:rPr>
                   <w:color w:val="0B4F9E"/>
-                  <w:sz w:val="17"/>
+                  <w:sz w:val="16"/>
                   <w:u w:val="single"/>
                 </w:rPr>
                 <w:t>Vibrational, structural, and chemical fingerprints of ion diffusion in crystalline solids</w:t>
@@ -3488,21 +4148,27 @@
         </w:tc>
         <w:tc>
           <w:tcPr>
-            <w:tcW w:type="dxa" w:w="1704"/>
-          </w:tcPr>
-          <w:p>
-            <w:r/>
-          </w:p>
-        </w:tc>
-        <w:tc>
-          <w:tcPr>
-            <w:tcW w:type="dxa" w:w="1704"/>
-          </w:tcPr>
-          <w:p>
+            <w:tcW w:type="dxa" w:w="1680"/>
+          </w:tcPr>
+          <w:p>
+            <w:pPr>
+              <w:jc w:val="left"/>
+            </w:pPr>
+            <w:r/>
+          </w:p>
+        </w:tc>
+        <w:tc>
+          <w:tcPr>
+            <w:tcW w:type="dxa" w:w="1680"/>
+          </w:tcPr>
+          <w:p>
+            <w:pPr>
+              <w:jc w:val="left"/>
+            </w:pPr>
             <w:r/>
             <w:r>
               <w:rPr>
-                <w:sz w:val="17"/>
+                <w:sz w:val="16"/>
               </w:rPr>
               <w:t>solid electrolyte</w:t>
             </w:r>
@@ -3510,13 +4176,16 @@
         </w:tc>
         <w:tc>
           <w:tcPr>
-            <w:tcW w:type="dxa" w:w="1704"/>
-          </w:tcPr>
-          <w:p>
+            <w:tcW w:type="dxa" w:w="1680"/>
+          </w:tcPr>
+          <w:p>
+            <w:pPr>
+              <w:jc w:val="left"/>
+            </w:pPr>
             <w:r/>
             <w:r>
               <w:rPr>
-                <w:sz w:val="17"/>
+                <w:sz w:val="16"/>
               </w:rPr>
               <w:t>MD, MLIP, free energy</w:t>
             </w:r>
@@ -3524,13 +4193,16 @@
         </w:tc>
         <w:tc>
           <w:tcPr>
-            <w:tcW w:type="dxa" w:w="1704"/>
-          </w:tcPr>
-          <w:p>
+            <w:tcW w:type="dxa" w:w="1680"/>
+          </w:tcPr>
+          <w:p>
+            <w:pPr>
+              <w:jc w:val="left"/>
+            </w:pPr>
             <w:r/>
             <w:r>
               <w:rPr>
-                <w:sz w:val="17"/>
+                <w:sz w:val="16"/>
               </w:rPr>
               <w:t>2026-08-21</w:t>
             </w:r>
@@ -3538,15 +4210,18 @@
         </w:tc>
         <w:tc>
           <w:tcPr>
-            <w:tcW w:type="dxa" w:w="1704"/>
-          </w:tcPr>
-          <w:p>
+            <w:tcW w:type="dxa" w:w="1680"/>
+          </w:tcPr>
+          <w:p>
+            <w:pPr>
+              <w:jc w:val="left"/>
+            </w:pPr>
             <w:r/>
             <w:hyperlink r:id="rId58">
               <w:r>
                 <w:rPr>
                   <w:color w:val="0B4F9E"/>
-                  <w:sz w:val="17"/>
+                  <w:sz w:val="16"/>
                   <w:u w:val="single"/>
                 </w:rPr>
                 <w:t>link</w:t>
@@ -3558,15 +4233,18 @@
       <w:tr>
         <w:tc>
           <w:tcPr>
-            <w:tcW w:type="dxa" w:w="1704"/>
-          </w:tcPr>
-          <w:p>
+            <w:tcW w:type="dxa" w:w="1680"/>
+          </w:tcPr>
+          <w:p>
+            <w:pPr>
+              <w:jc w:val="left"/>
+            </w:pPr>
             <w:r/>
             <w:hyperlink r:id="rId59">
               <w:r>
                 <w:rPr>
                   <w:color w:val="0B4F9E"/>
-                  <w:sz w:val="17"/>
+                  <w:sz w:val="16"/>
                   <w:u w:val="single"/>
                 </w:rPr>
                 <w:t>Vibrational, structural, and chemical fingerprints of ion diffusion in crystalline solids</w:t>
@@ -3576,21 +4254,27 @@
         </w:tc>
         <w:tc>
           <w:tcPr>
-            <w:tcW w:type="dxa" w:w="1704"/>
-          </w:tcPr>
-          <w:p>
-            <w:r/>
-          </w:p>
-        </w:tc>
-        <w:tc>
-          <w:tcPr>
-            <w:tcW w:type="dxa" w:w="1704"/>
-          </w:tcPr>
-          <w:p>
+            <w:tcW w:type="dxa" w:w="1680"/>
+          </w:tcPr>
+          <w:p>
+            <w:pPr>
+              <w:jc w:val="left"/>
+            </w:pPr>
+            <w:r/>
+          </w:p>
+        </w:tc>
+        <w:tc>
+          <w:tcPr>
+            <w:tcW w:type="dxa" w:w="1680"/>
+          </w:tcPr>
+          <w:p>
+            <w:pPr>
+              <w:jc w:val="left"/>
+            </w:pPr>
             <w:r/>
             <w:r>
               <w:rPr>
-                <w:sz w:val="17"/>
+                <w:sz w:val="16"/>
               </w:rPr>
               <w:t>solid electrolyte</w:t>
             </w:r>
@@ -3598,13 +4282,16 @@
         </w:tc>
         <w:tc>
           <w:tcPr>
-            <w:tcW w:type="dxa" w:w="1704"/>
-          </w:tcPr>
-          <w:p>
+            <w:tcW w:type="dxa" w:w="1680"/>
+          </w:tcPr>
+          <w:p>
+            <w:pPr>
+              <w:jc w:val="left"/>
+            </w:pPr>
             <w:r/>
             <w:r>
               <w:rPr>
-                <w:sz w:val="17"/>
+                <w:sz w:val="16"/>
               </w:rPr>
               <w:t>MD, MLIP, free energy</w:t>
             </w:r>
@@ -3612,13 +4299,16 @@
         </w:tc>
         <w:tc>
           <w:tcPr>
-            <w:tcW w:type="dxa" w:w="1704"/>
-          </w:tcPr>
-          <w:p>
+            <w:tcW w:type="dxa" w:w="1680"/>
+          </w:tcPr>
+          <w:p>
+            <w:pPr>
+              <w:jc w:val="left"/>
+            </w:pPr>
             <w:r/>
             <w:r>
               <w:rPr>
-                <w:sz w:val="17"/>
+                <w:sz w:val="16"/>
               </w:rPr>
               <w:t>2026-08-21</w:t>
             </w:r>
@@ -3626,15 +4316,18 @@
         </w:tc>
         <w:tc>
           <w:tcPr>
-            <w:tcW w:type="dxa" w:w="1704"/>
-          </w:tcPr>
-          <w:p>
+            <w:tcW w:type="dxa" w:w="1680"/>
+          </w:tcPr>
+          <w:p>
+            <w:pPr>
+              <w:jc w:val="left"/>
+            </w:pPr>
             <w:r/>
             <w:hyperlink r:id="rId59">
               <w:r>
                 <w:rPr>
                   <w:color w:val="0B4F9E"/>
-                  <w:sz w:val="17"/>
+                  <w:sz w:val="16"/>
                   <w:u w:val="single"/>
                 </w:rPr>
                 <w:t>10.48550/arxiv.2608.21624</w:t>
@@ -3646,15 +4339,18 @@
       <w:tr>
         <w:tc>
           <w:tcPr>
-            <w:tcW w:type="dxa" w:w="1704"/>
-          </w:tcPr>
-          <w:p>
+            <w:tcW w:type="dxa" w:w="1680"/>
+          </w:tcPr>
+          <w:p>
+            <w:pPr>
+              <w:jc w:val="left"/>
+            </w:pPr>
             <w:r/>
             <w:hyperlink r:id="rId60">
               <w:r>
                 <w:rPr>
                   <w:color w:val="0B4F9E"/>
-                  <w:sz w:val="17"/>
+                  <w:sz w:val="16"/>
                   <w:u w:val="single"/>
                 </w:rPr>
                 <w:t>Bayesian Neural Networks versus deep ensembles for uncertainty quantification in machine learning interatomic potentials</w:t>
@@ -3664,21 +4360,27 @@
         </w:tc>
         <w:tc>
           <w:tcPr>
-            <w:tcW w:type="dxa" w:w="1704"/>
-          </w:tcPr>
-          <w:p>
-            <w:r/>
-          </w:p>
-        </w:tc>
-        <w:tc>
-          <w:tcPr>
-            <w:tcW w:type="dxa" w:w="1704"/>
-          </w:tcPr>
-          <w:p>
+            <w:tcW w:type="dxa" w:w="1680"/>
+          </w:tcPr>
+          <w:p>
+            <w:pPr>
+              <w:jc w:val="left"/>
+            </w:pPr>
+            <w:r/>
+          </w:p>
+        </w:tc>
+        <w:tc>
+          <w:tcPr>
+            <w:tcW w:type="dxa" w:w="1680"/>
+          </w:tcPr>
+          <w:p>
+            <w:pPr>
+              <w:jc w:val="left"/>
+            </w:pPr>
             <w:r/>
             <w:r>
               <w:rPr>
-                <w:sz w:val="17"/>
+                <w:sz w:val="16"/>
               </w:rPr>
               <w:t>molecule / organic</w:t>
             </w:r>
@@ -3686,13 +4388,16 @@
         </w:tc>
         <w:tc>
           <w:tcPr>
-            <w:tcW w:type="dxa" w:w="1704"/>
-          </w:tcPr>
-          <w:p>
+            <w:tcW w:type="dxa" w:w="1680"/>
+          </w:tcPr>
+          <w:p>
+            <w:pPr>
+              <w:jc w:val="left"/>
+            </w:pPr>
             <w:r/>
             <w:r>
               <w:rPr>
-                <w:sz w:val="17"/>
+                <w:sz w:val="16"/>
               </w:rPr>
               <w:t>MLIP</w:t>
             </w:r>
@@ -3700,13 +4405,16 @@
         </w:tc>
         <w:tc>
           <w:tcPr>
-            <w:tcW w:type="dxa" w:w="1704"/>
-          </w:tcPr>
-          <w:p>
+            <w:tcW w:type="dxa" w:w="1680"/>
+          </w:tcPr>
+          <w:p>
+            <w:pPr>
+              <w:jc w:val="left"/>
+            </w:pPr>
             <w:r/>
             <w:r>
               <w:rPr>
-                <w:sz w:val="17"/>
+                <w:sz w:val="16"/>
               </w:rPr>
               <w:t>2026-08-24</w:t>
             </w:r>
@@ -3714,15 +4422,18 @@
         </w:tc>
         <w:tc>
           <w:tcPr>
-            <w:tcW w:type="dxa" w:w="1704"/>
-          </w:tcPr>
-          <w:p>
+            <w:tcW w:type="dxa" w:w="1680"/>
+          </w:tcPr>
+          <w:p>
+            <w:pPr>
+              <w:jc w:val="left"/>
+            </w:pPr>
             <w:r/>
             <w:hyperlink r:id="rId60">
               <w:r>
                 <w:rPr>
                   <w:color w:val="0B4F9E"/>
-                  <w:sz w:val="17"/>
+                  <w:sz w:val="16"/>
                   <w:u w:val="single"/>
                 </w:rPr>
                 <w:t>10.1088/2632-2153/ae9de8</w:t>
@@ -3734,15 +4445,18 @@
       <w:tr>
         <w:tc>
           <w:tcPr>
-            <w:tcW w:type="dxa" w:w="1704"/>
-          </w:tcPr>
-          <w:p>
+            <w:tcW w:type="dxa" w:w="1680"/>
+          </w:tcPr>
+          <w:p>
+            <w:pPr>
+              <w:jc w:val="left"/>
+            </w:pPr>
             <w:r/>
             <w:hyperlink r:id="rId61">
               <w:r>
                 <w:rPr>
                   <w:color w:val="0B4F9E"/>
-                  <w:sz w:val="17"/>
+                  <w:sz w:val="16"/>
                   <w:u w:val="single"/>
                 </w:rPr>
                 <w:t>Y-Mn-B Magnetic Materials: A DFT and Machine Learning Dataset</w:t>
@@ -3752,21 +4466,27 @@
         </w:tc>
         <w:tc>
           <w:tcPr>
-            <w:tcW w:type="dxa" w:w="1704"/>
-          </w:tcPr>
-          <w:p>
-            <w:r/>
-          </w:p>
-        </w:tc>
-        <w:tc>
-          <w:tcPr>
-            <w:tcW w:type="dxa" w:w="1704"/>
-          </w:tcPr>
-          <w:p>
+            <w:tcW w:type="dxa" w:w="1680"/>
+          </w:tcPr>
+          <w:p>
+            <w:pPr>
+              <w:jc w:val="left"/>
+            </w:pPr>
+            <w:r/>
+          </w:p>
+        </w:tc>
+        <w:tc>
+          <w:tcPr>
+            <w:tcW w:type="dxa" w:w="1680"/>
+          </w:tcPr>
+          <w:p>
+            <w:pPr>
+              <w:jc w:val="left"/>
+            </w:pPr>
             <w:r/>
             <w:r>
               <w:rPr>
-                <w:sz w:val="17"/>
+                <w:sz w:val="16"/>
               </w:rPr>
               <w:t>magnetic material, Y3MnB7, YMnB4</w:t>
             </w:r>
@@ -3774,13 +4494,16 @@
         </w:tc>
         <w:tc>
           <w:tcPr>
-            <w:tcW w:type="dxa" w:w="1704"/>
-          </w:tcPr>
-          <w:p>
+            <w:tcW w:type="dxa" w:w="1680"/>
+          </w:tcPr>
+          <w:p>
+            <w:pPr>
+              <w:jc w:val="left"/>
+            </w:pPr>
             <w:r/>
             <w:r>
               <w:rPr>
-                <w:sz w:val="17"/>
+                <w:sz w:val="16"/>
               </w:rPr>
               <w:t>DFT, phonons, MLIP</w:t>
             </w:r>
@@ -3788,13 +4511,16 @@
         </w:tc>
         <w:tc>
           <w:tcPr>
-            <w:tcW w:type="dxa" w:w="1704"/>
-          </w:tcPr>
-          <w:p>
+            <w:tcW w:type="dxa" w:w="1680"/>
+          </w:tcPr>
+          <w:p>
+            <w:pPr>
+              <w:jc w:val="left"/>
+            </w:pPr>
             <w:r/>
             <w:r>
               <w:rPr>
-                <w:sz w:val="17"/>
+                <w:sz w:val="16"/>
               </w:rPr>
               <w:t>2026-08-24</w:t>
             </w:r>
@@ -3802,15 +4528,18 @@
         </w:tc>
         <w:tc>
           <w:tcPr>
-            <w:tcW w:type="dxa" w:w="1704"/>
-          </w:tcPr>
-          <w:p>
+            <w:tcW w:type="dxa" w:w="1680"/>
+          </w:tcPr>
+          <w:p>
+            <w:pPr>
+              <w:jc w:val="left"/>
+            </w:pPr>
             <w:r/>
             <w:hyperlink r:id="rId61">
               <w:r>
                 <w:rPr>
                   <w:color w:val="0B4F9E"/>
-                  <w:sz w:val="17"/>
+                  <w:sz w:val="16"/>
                   <w:u w:val="single"/>
                 </w:rPr>
                 <w:t>10.5281/zenodo.22084773</w:t>
@@ -3822,15 +4551,18 @@
       <w:tr>
         <w:tc>
           <w:tcPr>
-            <w:tcW w:type="dxa" w:w="1704"/>
-          </w:tcPr>
-          <w:p>
+            <w:tcW w:type="dxa" w:w="1680"/>
+          </w:tcPr>
+          <w:p>
+            <w:pPr>
+              <w:jc w:val="left"/>
+            </w:pPr>
             <w:r/>
             <w:hyperlink r:id="rId62">
               <w:r>
                 <w:rPr>
                   <w:color w:val="0B4F9E"/>
-                  <w:sz w:val="17"/>
+                  <w:sz w:val="16"/>
                   <w:u w:val="single"/>
                 </w:rPr>
                 <w:t>Y-Mn-B Magnetic Materials: A DFT and Machine Learning Dataset</w:t>
@@ -3840,21 +4572,27 @@
         </w:tc>
         <w:tc>
           <w:tcPr>
-            <w:tcW w:type="dxa" w:w="1704"/>
-          </w:tcPr>
-          <w:p>
-            <w:r/>
-          </w:p>
-        </w:tc>
-        <w:tc>
-          <w:tcPr>
-            <w:tcW w:type="dxa" w:w="1704"/>
-          </w:tcPr>
-          <w:p>
+            <w:tcW w:type="dxa" w:w="1680"/>
+          </w:tcPr>
+          <w:p>
+            <w:pPr>
+              <w:jc w:val="left"/>
+            </w:pPr>
+            <w:r/>
+          </w:p>
+        </w:tc>
+        <w:tc>
+          <w:tcPr>
+            <w:tcW w:type="dxa" w:w="1680"/>
+          </w:tcPr>
+          <w:p>
+            <w:pPr>
+              <w:jc w:val="left"/>
+            </w:pPr>
             <w:r/>
             <w:r>
               <w:rPr>
-                <w:sz w:val="17"/>
+                <w:sz w:val="16"/>
               </w:rPr>
               <w:t>magnetic material, Y3MnB7, YMnB4</w:t>
             </w:r>
@@ -3862,13 +4600,16 @@
         </w:tc>
         <w:tc>
           <w:tcPr>
-            <w:tcW w:type="dxa" w:w="1704"/>
-          </w:tcPr>
-          <w:p>
+            <w:tcW w:type="dxa" w:w="1680"/>
+          </w:tcPr>
+          <w:p>
+            <w:pPr>
+              <w:jc w:val="left"/>
+            </w:pPr>
             <w:r/>
             <w:r>
               <w:rPr>
-                <w:sz w:val="17"/>
+                <w:sz w:val="16"/>
               </w:rPr>
               <w:t>DFT, phonons, MLIP</w:t>
             </w:r>
@@ -3876,13 +4617,16 @@
         </w:tc>
         <w:tc>
           <w:tcPr>
-            <w:tcW w:type="dxa" w:w="1704"/>
-          </w:tcPr>
-          <w:p>
+            <w:tcW w:type="dxa" w:w="1680"/>
+          </w:tcPr>
+          <w:p>
+            <w:pPr>
+              <w:jc w:val="left"/>
+            </w:pPr>
             <w:r/>
             <w:r>
               <w:rPr>
-                <w:sz w:val="17"/>
+                <w:sz w:val="16"/>
               </w:rPr>
               <w:t>2026-08-24</w:t>
             </w:r>
@@ -3890,15 +4634,18 @@
         </w:tc>
         <w:tc>
           <w:tcPr>
-            <w:tcW w:type="dxa" w:w="1704"/>
-          </w:tcPr>
-          <w:p>
+            <w:tcW w:type="dxa" w:w="1680"/>
+          </w:tcPr>
+          <w:p>
+            <w:pPr>
+              <w:jc w:val="left"/>
+            </w:pPr>
             <w:r/>
             <w:hyperlink r:id="rId62">
               <w:r>
                 <w:rPr>
                   <w:color w:val="0B4F9E"/>
-                  <w:sz w:val="17"/>
+                  <w:sz w:val="16"/>
                   <w:u w:val="single"/>
                 </w:rPr>
                 <w:t>10.5281/zenodo.22084774</w:t>
@@ -3910,15 +4657,18 @@
       <w:tr>
         <w:tc>
           <w:tcPr>
-            <w:tcW w:type="dxa" w:w="1704"/>
-          </w:tcPr>
-          <w:p>
+            <w:tcW w:type="dxa" w:w="1680"/>
+          </w:tcPr>
+          <w:p>
+            <w:pPr>
+              <w:jc w:val="left"/>
+            </w:pPr>
             <w:r/>
             <w:hyperlink r:id="rId63">
               <w:r>
                 <w:rPr>
                   <w:color w:val="0B4F9E"/>
-                  <w:sz w:val="17"/>
+                  <w:sz w:val="16"/>
                   <w:u w:val="single"/>
                 </w:rPr>
                 <w:t>Insights into Lithium Diffusion in Crystalline and Amorphous Solid Electrolytes with Machine Learning Interatomic Potent</w:t>
@@ -3928,21 +4678,27 @@
         </w:tc>
         <w:tc>
           <w:tcPr>
-            <w:tcW w:type="dxa" w:w="1704"/>
-          </w:tcPr>
-          <w:p>
-            <w:r/>
-          </w:p>
-        </w:tc>
-        <w:tc>
-          <w:tcPr>
-            <w:tcW w:type="dxa" w:w="1704"/>
-          </w:tcPr>
-          <w:p>
+            <w:tcW w:type="dxa" w:w="1680"/>
+          </w:tcPr>
+          <w:p>
+            <w:pPr>
+              <w:jc w:val="left"/>
+            </w:pPr>
+            <w:r/>
+          </w:p>
+        </w:tc>
+        <w:tc>
+          <w:tcPr>
+            <w:tcW w:type="dxa" w:w="1680"/>
+          </w:tcPr>
+          <w:p>
+            <w:pPr>
+              <w:jc w:val="left"/>
+            </w:pPr>
             <w:r/>
             <w:r>
               <w:rPr>
-                <w:sz w:val="17"/>
+                <w:sz w:val="16"/>
               </w:rPr>
               <w:t>solid electrolyte, Li-ion battery, glass / amorphous, Li3YCl6</w:t>
             </w:r>
@@ -3950,13 +4706,16 @@
         </w:tc>
         <w:tc>
           <w:tcPr>
-            <w:tcW w:type="dxa" w:w="1704"/>
-          </w:tcPr>
-          <w:p>
+            <w:tcW w:type="dxa" w:w="1680"/>
+          </w:tcPr>
+          <w:p>
+            <w:pPr>
+              <w:jc w:val="left"/>
+            </w:pPr>
             <w:r/>
             <w:r>
               <w:rPr>
-                <w:sz w:val="17"/>
+                <w:sz w:val="16"/>
               </w:rPr>
               <w:t>MD, MLIP</w:t>
             </w:r>
@@ -3964,13 +4723,16 @@
         </w:tc>
         <w:tc>
           <w:tcPr>
-            <w:tcW w:type="dxa" w:w="1704"/>
-          </w:tcPr>
-          <w:p>
+            <w:tcW w:type="dxa" w:w="1680"/>
+          </w:tcPr>
+          <w:p>
+            <w:pPr>
+              <w:jc w:val="left"/>
+            </w:pPr>
             <w:r/>
             <w:r>
               <w:rPr>
-                <w:sz w:val="17"/>
+                <w:sz w:val="16"/>
               </w:rPr>
               <w:t>2026-08-26</w:t>
             </w:r>
@@ -3978,15 +4740,18 @@
         </w:tc>
         <w:tc>
           <w:tcPr>
-            <w:tcW w:type="dxa" w:w="1704"/>
-          </w:tcPr>
-          <w:p>
+            <w:tcW w:type="dxa" w:w="1680"/>
+          </w:tcPr>
+          <w:p>
+            <w:pPr>
+              <w:jc w:val="left"/>
+            </w:pPr>
             <w:r/>
             <w:hyperlink r:id="rId63">
               <w:r>
                 <w:rPr>
                   <w:color w:val="0B4F9E"/>
-                  <w:sz w:val="17"/>
+                  <w:sz w:val="16"/>
                   <w:u w:val="single"/>
                 </w:rPr>
                 <w:t>10.26434/chemrxiv.15007863/v1</w:t>
@@ -3998,15 +4763,18 @@
       <w:tr>
         <w:tc>
           <w:tcPr>
-            <w:tcW w:type="dxa" w:w="1704"/>
-          </w:tcPr>
-          <w:p>
+            <w:tcW w:type="dxa" w:w="1680"/>
+          </w:tcPr>
+          <w:p>
+            <w:pPr>
+              <w:jc w:val="left"/>
+            </w:pPr>
             <w:r/>
             <w:hyperlink r:id="rId64">
               <w:r>
                 <w:rPr>
                   <w:color w:val="0B4F9E"/>
-                  <w:sz w:val="17"/>
+                  <w:sz w:val="16"/>
                   <w:u w:val="single"/>
                 </w:rPr>
                 <w:t>High-throughput Discovery of Magnetic Rare Earth Transition Metal Alloys</w:t>
@@ -4016,21 +4784,27 @@
         </w:tc>
         <w:tc>
           <w:tcPr>
-            <w:tcW w:type="dxa" w:w="1704"/>
-          </w:tcPr>
-          <w:p>
-            <w:r/>
-          </w:p>
-        </w:tc>
-        <w:tc>
-          <w:tcPr>
-            <w:tcW w:type="dxa" w:w="1704"/>
-          </w:tcPr>
-          <w:p>
+            <w:tcW w:type="dxa" w:w="1680"/>
+          </w:tcPr>
+          <w:p>
+            <w:pPr>
+              <w:jc w:val="left"/>
+            </w:pPr>
+            <w:r/>
+          </w:p>
+        </w:tc>
+        <w:tc>
+          <w:tcPr>
+            <w:tcW w:type="dxa" w:w="1680"/>
+          </w:tcPr>
+          <w:p>
+            <w:pPr>
+              <w:jc w:val="left"/>
+            </w:pPr>
             <w:r/>
             <w:r>
               <w:rPr>
-                <w:sz w:val="17"/>
+                <w:sz w:val="16"/>
               </w:rPr>
               <w:t>alloy</w:t>
             </w:r>
@@ -4038,13 +4812,16 @@
         </w:tc>
         <w:tc>
           <w:tcPr>
-            <w:tcW w:type="dxa" w:w="1704"/>
-          </w:tcPr>
-          <w:p>
+            <w:tcW w:type="dxa" w:w="1680"/>
+          </w:tcPr>
+          <w:p>
+            <w:pPr>
+              <w:jc w:val="left"/>
+            </w:pPr>
             <w:r/>
             <w:r>
               <w:rPr>
-                <w:sz w:val="17"/>
+                <w:sz w:val="16"/>
               </w:rPr>
               <w:t>DFT, MLIP</w:t>
             </w:r>
@@ -4052,13 +4829,16 @@
         </w:tc>
         <w:tc>
           <w:tcPr>
-            <w:tcW w:type="dxa" w:w="1704"/>
-          </w:tcPr>
-          <w:p>
+            <w:tcW w:type="dxa" w:w="1680"/>
+          </w:tcPr>
+          <w:p>
+            <w:pPr>
+              <w:jc w:val="left"/>
+            </w:pPr>
             <w:r/>
             <w:r>
               <w:rPr>
-                <w:sz w:val="17"/>
+                <w:sz w:val="16"/>
               </w:rPr>
               <w:t>2026-08-26</w:t>
             </w:r>
@@ -4066,15 +4846,18 @@
         </w:tc>
         <w:tc>
           <w:tcPr>
-            <w:tcW w:type="dxa" w:w="1704"/>
-          </w:tcPr>
-          <w:p>
+            <w:tcW w:type="dxa" w:w="1680"/>
+          </w:tcPr>
+          <w:p>
+            <w:pPr>
+              <w:jc w:val="left"/>
+            </w:pPr>
             <w:r/>
             <w:hyperlink r:id="rId64">
               <w:r>
                 <w:rPr>
                   <w:color w:val="0B4F9E"/>
-                  <w:sz w:val="17"/>
+                  <w:sz w:val="16"/>
                   <w:u w:val="single"/>
                 </w:rPr>
                 <w:t>link</w:t>
@@ -4086,15 +4869,18 @@
       <w:tr>
         <w:tc>
           <w:tcPr>
-            <w:tcW w:type="dxa" w:w="1704"/>
-          </w:tcPr>
-          <w:p>
+            <w:tcW w:type="dxa" w:w="1680"/>
+          </w:tcPr>
+          <w:p>
+            <w:pPr>
+              <w:jc w:val="left"/>
+            </w:pPr>
             <w:r/>
             <w:hyperlink r:id="rId65">
               <w:r>
                 <w:rPr>
                   <w:color w:val="0B4F9E"/>
-                  <w:sz w:val="17"/>
+                  <w:sz w:val="16"/>
                   <w:u w:val="single"/>
                 </w:rPr>
                 <w:t>High-throughput Discovery of Magnetic Rare Earth Transition Metal Alloys</w:t>
@@ -4104,21 +4890,27 @@
         </w:tc>
         <w:tc>
           <w:tcPr>
-            <w:tcW w:type="dxa" w:w="1704"/>
-          </w:tcPr>
-          <w:p>
-            <w:r/>
-          </w:p>
-        </w:tc>
-        <w:tc>
-          <w:tcPr>
-            <w:tcW w:type="dxa" w:w="1704"/>
-          </w:tcPr>
-          <w:p>
+            <w:tcW w:type="dxa" w:w="1680"/>
+          </w:tcPr>
+          <w:p>
+            <w:pPr>
+              <w:jc w:val="left"/>
+            </w:pPr>
+            <w:r/>
+          </w:p>
+        </w:tc>
+        <w:tc>
+          <w:tcPr>
+            <w:tcW w:type="dxa" w:w="1680"/>
+          </w:tcPr>
+          <w:p>
+            <w:pPr>
+              <w:jc w:val="left"/>
+            </w:pPr>
             <w:r/>
             <w:r>
               <w:rPr>
-                <w:sz w:val="17"/>
+                <w:sz w:val="16"/>
               </w:rPr>
               <w:t>alloy, magnetic material</w:t>
             </w:r>
@@ -4126,13 +4918,16 @@
         </w:tc>
         <w:tc>
           <w:tcPr>
-            <w:tcW w:type="dxa" w:w="1704"/>
-          </w:tcPr>
-          <w:p>
+            <w:tcW w:type="dxa" w:w="1680"/>
+          </w:tcPr>
+          <w:p>
+            <w:pPr>
+              <w:jc w:val="left"/>
+            </w:pPr>
             <w:r/>
             <w:r>
               <w:rPr>
-                <w:sz w:val="17"/>
+                <w:sz w:val="16"/>
               </w:rPr>
               <w:t>DFT, MLIP</w:t>
             </w:r>
@@ -4140,13 +4935,16 @@
         </w:tc>
         <w:tc>
           <w:tcPr>
-            <w:tcW w:type="dxa" w:w="1704"/>
-          </w:tcPr>
-          <w:p>
+            <w:tcW w:type="dxa" w:w="1680"/>
+          </w:tcPr>
+          <w:p>
+            <w:pPr>
+              <w:jc w:val="left"/>
+            </w:pPr>
             <w:r/>
             <w:r>
               <w:rPr>
-                <w:sz w:val="17"/>
+                <w:sz w:val="16"/>
               </w:rPr>
               <w:t>2026-08-26</w:t>
             </w:r>
@@ -4154,15 +4952,18 @@
         </w:tc>
         <w:tc>
           <w:tcPr>
-            <w:tcW w:type="dxa" w:w="1704"/>
-          </w:tcPr>
-          <w:p>
+            <w:tcW w:type="dxa" w:w="1680"/>
+          </w:tcPr>
+          <w:p>
+            <w:pPr>
+              <w:jc w:val="left"/>
+            </w:pPr>
             <w:r/>
             <w:hyperlink r:id="rId65">
               <w:r>
                 <w:rPr>
                   <w:color w:val="0B4F9E"/>
-                  <w:sz w:val="17"/>
+                  <w:sz w:val="16"/>
                   <w:u w:val="single"/>
                 </w:rPr>
                 <w:t>10.48550/arxiv.2608.25270</w:t>
@@ -4174,15 +4975,18 @@
       <w:tr>
         <w:tc>
           <w:tcPr>
-            <w:tcW w:type="dxa" w:w="1704"/>
-          </w:tcPr>
-          <w:p>
+            <w:tcW w:type="dxa" w:w="1680"/>
+          </w:tcPr>
+          <w:p>
+            <w:pPr>
+              <w:jc w:val="left"/>
+            </w:pPr>
             <w:r/>
             <w:hyperlink r:id="rId66">
               <w:r>
                 <w:rPr>
                   <w:color w:val="0B4F9E"/>
-                  <w:sz w:val="17"/>
+                  <w:sz w:val="16"/>
                   <w:u w:val="single"/>
                 </w:rPr>
                 <w:t>A Hierarchical Synergistic Deep Learning Framework Integrating Composition, Structure, and Ionic Transport for Solid-Sta</w:t>
@@ -4192,21 +4996,27 @@
         </w:tc>
         <w:tc>
           <w:tcPr>
-            <w:tcW w:type="dxa" w:w="1704"/>
-          </w:tcPr>
-          <w:p>
-            <w:r/>
-          </w:p>
-        </w:tc>
-        <w:tc>
-          <w:tcPr>
-            <w:tcW w:type="dxa" w:w="1704"/>
-          </w:tcPr>
-          <w:p>
+            <w:tcW w:type="dxa" w:w="1680"/>
+          </w:tcPr>
+          <w:p>
+            <w:pPr>
+              <w:jc w:val="left"/>
+            </w:pPr>
+            <w:r/>
+          </w:p>
+        </w:tc>
+        <w:tc>
+          <w:tcPr>
+            <w:tcW w:type="dxa" w:w="1680"/>
+          </w:tcPr>
+          <w:p>
+            <w:pPr>
+              <w:jc w:val="left"/>
+            </w:pPr>
             <w:r/>
             <w:r>
               <w:rPr>
-                <w:sz w:val="17"/>
+                <w:sz w:val="16"/>
               </w:rPr>
               <w:t>solid electrolyte</w:t>
             </w:r>
@@ -4214,21 +5024,27 @@
         </w:tc>
         <w:tc>
           <w:tcPr>
-            <w:tcW w:type="dxa" w:w="1704"/>
-          </w:tcPr>
-          <w:p>
-            <w:r/>
-          </w:p>
-        </w:tc>
-        <w:tc>
-          <w:tcPr>
-            <w:tcW w:type="dxa" w:w="1704"/>
-          </w:tcPr>
-          <w:p>
+            <w:tcW w:type="dxa" w:w="1680"/>
+          </w:tcPr>
+          <w:p>
+            <w:pPr>
+              <w:jc w:val="left"/>
+            </w:pPr>
+            <w:r/>
+          </w:p>
+        </w:tc>
+        <w:tc>
+          <w:tcPr>
+            <w:tcW w:type="dxa" w:w="1680"/>
+          </w:tcPr>
+          <w:p>
+            <w:pPr>
+              <w:jc w:val="left"/>
+            </w:pPr>
             <w:r/>
             <w:r>
               <w:rPr>
-                <w:sz w:val="17"/>
+                <w:sz w:val="16"/>
               </w:rPr>
               <w:t>2026-08-26</w:t>
             </w:r>
@@ -4236,15 +5052,18 @@
         </w:tc>
         <w:tc>
           <w:tcPr>
-            <w:tcW w:type="dxa" w:w="1704"/>
-          </w:tcPr>
-          <w:p>
+            <w:tcW w:type="dxa" w:w="1680"/>
+          </w:tcPr>
+          <w:p>
+            <w:pPr>
+              <w:jc w:val="left"/>
+            </w:pPr>
             <w:r/>
             <w:hyperlink r:id="rId66">
               <w:r>
                 <w:rPr>
                   <w:color w:val="0B4F9E"/>
-                  <w:sz w:val="17"/>
+                  <w:sz w:val="16"/>
                   <w:u w:val="single"/>
                 </w:rPr>
                 <w:t>link</w:t>
@@ -4256,15 +5075,18 @@
       <w:tr>
         <w:tc>
           <w:tcPr>
-            <w:tcW w:type="dxa" w:w="1704"/>
-          </w:tcPr>
-          <w:p>
+            <w:tcW w:type="dxa" w:w="1680"/>
+          </w:tcPr>
+          <w:p>
+            <w:pPr>
+              <w:jc w:val="left"/>
+            </w:pPr>
             <w:r/>
             <w:hyperlink r:id="rId67">
               <w:r>
                 <w:rPr>
                   <w:color w:val="0B4F9E"/>
-                  <w:sz w:val="17"/>
+                  <w:sz w:val="16"/>
                   <w:u w:val="single"/>
                 </w:rPr>
                 <w:t>Electrostatic Phenomenology Benchmarks for Machine-Learned Interatomic Potentials in Electrochemistry: Beyond the Energy</w:t>
@@ -4274,29 +5096,38 @@
         </w:tc>
         <w:tc>
           <w:tcPr>
-            <w:tcW w:type="dxa" w:w="1704"/>
-          </w:tcPr>
-          <w:p>
-            <w:r/>
-          </w:p>
-        </w:tc>
-        <w:tc>
-          <w:tcPr>
-            <w:tcW w:type="dxa" w:w="1704"/>
-          </w:tcPr>
-          <w:p>
-            <w:r/>
-          </w:p>
-        </w:tc>
-        <w:tc>
-          <w:tcPr>
-            <w:tcW w:type="dxa" w:w="1704"/>
-          </w:tcPr>
-          <w:p>
+            <w:tcW w:type="dxa" w:w="1680"/>
+          </w:tcPr>
+          <w:p>
+            <w:pPr>
+              <w:jc w:val="left"/>
+            </w:pPr>
+            <w:r/>
+          </w:p>
+        </w:tc>
+        <w:tc>
+          <w:tcPr>
+            <w:tcW w:type="dxa" w:w="1680"/>
+          </w:tcPr>
+          <w:p>
+            <w:pPr>
+              <w:jc w:val="left"/>
+            </w:pPr>
+            <w:r/>
+          </w:p>
+        </w:tc>
+        <w:tc>
+          <w:tcPr>
+            <w:tcW w:type="dxa" w:w="1680"/>
+          </w:tcPr>
+          <w:p>
+            <w:pPr>
+              <w:jc w:val="left"/>
+            </w:pPr>
             <w:r/>
             <w:r>
               <w:rPr>
-                <w:sz w:val="17"/>
+                <w:sz w:val="16"/>
               </w:rPr>
               <w:t>MLIP</w:t>
             </w:r>
@@ -4304,13 +5135,16 @@
         </w:tc>
         <w:tc>
           <w:tcPr>
-            <w:tcW w:type="dxa" w:w="1704"/>
-          </w:tcPr>
-          <w:p>
+            <w:tcW w:type="dxa" w:w="1680"/>
+          </w:tcPr>
+          <w:p>
+            <w:pPr>
+              <w:jc w:val="left"/>
+            </w:pPr>
             <w:r/>
             <w:r>
               <w:rPr>
-                <w:sz w:val="17"/>
+                <w:sz w:val="16"/>
               </w:rPr>
               <w:t>2026-08-14</w:t>
             </w:r>
@@ -4318,15 +5152,18 @@
         </w:tc>
         <w:tc>
           <w:tcPr>
-            <w:tcW w:type="dxa" w:w="1704"/>
-          </w:tcPr>
-          <w:p>
+            <w:tcW w:type="dxa" w:w="1680"/>
+          </w:tcPr>
+          <w:p>
+            <w:pPr>
+              <w:jc w:val="left"/>
+            </w:pPr>
             <w:r/>
             <w:hyperlink r:id="rId67">
               <w:r>
                 <w:rPr>
                   <w:color w:val="0B4F9E"/>
-                  <w:sz w:val="17"/>
+                  <w:sz w:val="16"/>
                   <w:u w:val="single"/>
                 </w:rPr>
                 <w:t>link</w:t>
@@ -4338,15 +5175,18 @@
       <w:tr>
         <w:tc>
           <w:tcPr>
-            <w:tcW w:type="dxa" w:w="1704"/>
-          </w:tcPr>
-          <w:p>
+            <w:tcW w:type="dxa" w:w="1680"/>
+          </w:tcPr>
+          <w:p>
+            <w:pPr>
+              <w:jc w:val="left"/>
+            </w:pPr>
             <w:r/>
             <w:hyperlink r:id="rId68">
               <w:r>
                 <w:rPr>
                   <w:color w:val="0B4F9E"/>
-                  <w:sz w:val="17"/>
+                  <w:sz w:val="16"/>
                   <w:u w:val="single"/>
                 </w:rPr>
                 <w:t>Graph neural network prediction of temperature-dependent hydrogen diffusion and thermal conductivity tensors of tungsten</w:t>
@@ -4356,29 +5196,38 @@
         </w:tc>
         <w:tc>
           <w:tcPr>
-            <w:tcW w:type="dxa" w:w="1704"/>
-          </w:tcPr>
-          <w:p>
-            <w:r/>
-          </w:p>
-        </w:tc>
-        <w:tc>
-          <w:tcPr>
-            <w:tcW w:type="dxa" w:w="1704"/>
-          </w:tcPr>
-          <w:p>
-            <w:r/>
-          </w:p>
-        </w:tc>
-        <w:tc>
-          <w:tcPr>
-            <w:tcW w:type="dxa" w:w="1704"/>
-          </w:tcPr>
-          <w:p>
+            <w:tcW w:type="dxa" w:w="1680"/>
+          </w:tcPr>
+          <w:p>
+            <w:pPr>
+              <w:jc w:val="left"/>
+            </w:pPr>
+            <w:r/>
+          </w:p>
+        </w:tc>
+        <w:tc>
+          <w:tcPr>
+            <w:tcW w:type="dxa" w:w="1680"/>
+          </w:tcPr>
+          <w:p>
+            <w:pPr>
+              <w:jc w:val="left"/>
+            </w:pPr>
+            <w:r/>
+          </w:p>
+        </w:tc>
+        <w:tc>
+          <w:tcPr>
+            <w:tcW w:type="dxa" w:w="1680"/>
+          </w:tcPr>
+          <w:p>
+            <w:pPr>
+              <w:jc w:val="left"/>
+            </w:pPr>
             <w:r/>
             <w:r>
               <w:rPr>
-                <w:sz w:val="17"/>
+                <w:sz w:val="16"/>
               </w:rPr>
               <w:t>MD</w:t>
             </w:r>
@@ -4386,13 +5235,16 @@
         </w:tc>
         <w:tc>
           <w:tcPr>
-            <w:tcW w:type="dxa" w:w="1704"/>
-          </w:tcPr>
-          <w:p>
+            <w:tcW w:type="dxa" w:w="1680"/>
+          </w:tcPr>
+          <w:p>
+            <w:pPr>
+              <w:jc w:val="left"/>
+            </w:pPr>
             <w:r/>
             <w:r>
               <w:rPr>
-                <w:sz w:val="17"/>
+                <w:sz w:val="16"/>
               </w:rPr>
               <w:t>2026-08-16</w:t>
             </w:r>
@@ -4400,15 +5252,18 @@
         </w:tc>
         <w:tc>
           <w:tcPr>
-            <w:tcW w:type="dxa" w:w="1704"/>
-          </w:tcPr>
-          <w:p>
+            <w:tcW w:type="dxa" w:w="1680"/>
+          </w:tcPr>
+          <w:p>
+            <w:pPr>
+              <w:jc w:val="left"/>
+            </w:pPr>
             <w:r/>
             <w:hyperlink r:id="rId68">
               <w:r>
                 <w:rPr>
                   <w:color w:val="0B4F9E"/>
-                  <w:sz w:val="17"/>
+                  <w:sz w:val="16"/>
                   <w:u w:val="single"/>
                 </w:rPr>
                 <w:t>link</w:t>
@@ -4420,15 +5275,18 @@
       <w:tr>
         <w:tc>
           <w:tcPr>
-            <w:tcW w:type="dxa" w:w="1704"/>
-          </w:tcPr>
-          <w:p>
+            <w:tcW w:type="dxa" w:w="1680"/>
+          </w:tcPr>
+          <w:p>
+            <w:pPr>
+              <w:jc w:val="left"/>
+            </w:pPr>
             <w:r/>
             <w:hyperlink r:id="rId69">
               <w:r>
                 <w:rPr>
                   <w:color w:val="0B4F9E"/>
-                  <w:sz w:val="17"/>
+                  <w:sz w:val="16"/>
                   <w:u w:val="single"/>
                 </w:rPr>
                 <w:t>Unlocking Multi-Component Bulk-Materials Molecular Dynamics with a Small-Footprint Machine Learning Interatomic Potentia</w:t>
@@ -4438,29 +5296,38 @@
         </w:tc>
         <w:tc>
           <w:tcPr>
-            <w:tcW w:type="dxa" w:w="1704"/>
-          </w:tcPr>
-          <w:p>
-            <w:r/>
-          </w:p>
-        </w:tc>
-        <w:tc>
-          <w:tcPr>
-            <w:tcW w:type="dxa" w:w="1704"/>
-          </w:tcPr>
-          <w:p>
-            <w:r/>
-          </w:p>
-        </w:tc>
-        <w:tc>
-          <w:tcPr>
-            <w:tcW w:type="dxa" w:w="1704"/>
-          </w:tcPr>
-          <w:p>
+            <w:tcW w:type="dxa" w:w="1680"/>
+          </w:tcPr>
+          <w:p>
+            <w:pPr>
+              <w:jc w:val="left"/>
+            </w:pPr>
+            <w:r/>
+          </w:p>
+        </w:tc>
+        <w:tc>
+          <w:tcPr>
+            <w:tcW w:type="dxa" w:w="1680"/>
+          </w:tcPr>
+          <w:p>
+            <w:pPr>
+              <w:jc w:val="left"/>
+            </w:pPr>
+            <w:r/>
+          </w:p>
+        </w:tc>
+        <w:tc>
+          <w:tcPr>
+            <w:tcW w:type="dxa" w:w="1680"/>
+          </w:tcPr>
+          <w:p>
+            <w:pPr>
+              <w:jc w:val="left"/>
+            </w:pPr>
             <w:r/>
             <w:r>
               <w:rPr>
-                <w:sz w:val="17"/>
+                <w:sz w:val="16"/>
               </w:rPr>
               <w:t>MD, MLIP</w:t>
             </w:r>
@@ -4468,13 +5335,16 @@
         </w:tc>
         <w:tc>
           <w:tcPr>
-            <w:tcW w:type="dxa" w:w="1704"/>
-          </w:tcPr>
-          <w:p>
+            <w:tcW w:type="dxa" w:w="1680"/>
+          </w:tcPr>
+          <w:p>
+            <w:pPr>
+              <w:jc w:val="left"/>
+            </w:pPr>
             <w:r/>
             <w:r>
               <w:rPr>
-                <w:sz w:val="17"/>
+                <w:sz w:val="16"/>
               </w:rPr>
               <w:t>2026-08-17</w:t>
             </w:r>
@@ -4482,15 +5352,18 @@
         </w:tc>
         <w:tc>
           <w:tcPr>
-            <w:tcW w:type="dxa" w:w="1704"/>
-          </w:tcPr>
-          <w:p>
+            <w:tcW w:type="dxa" w:w="1680"/>
+          </w:tcPr>
+          <w:p>
+            <w:pPr>
+              <w:jc w:val="left"/>
+            </w:pPr>
             <w:r/>
             <w:hyperlink r:id="rId69">
               <w:r>
                 <w:rPr>
                   <w:color w:val="0B4F9E"/>
-                  <w:sz w:val="17"/>
+                  <w:sz w:val="16"/>
                   <w:u w:val="single"/>
                 </w:rPr>
                 <w:t>link</w:t>
@@ -4502,15 +5375,18 @@
       <w:tr>
         <w:tc>
           <w:tcPr>
-            <w:tcW w:type="dxa" w:w="1704"/>
-          </w:tcPr>
-          <w:p>
+            <w:tcW w:type="dxa" w:w="1680"/>
+          </w:tcPr>
+          <w:p>
+            <w:pPr>
+              <w:jc w:val="left"/>
+            </w:pPr>
             <w:r/>
             <w:hyperlink r:id="rId70">
               <w:r>
                 <w:rPr>
                   <w:color w:val="0B4F9E"/>
-                  <w:sz w:val="17"/>
+                  <w:sz w:val="16"/>
                   <w:u w:val="single"/>
                 </w:rPr>
                 <w:t>Dynamic Ensembles of Phosphine-Stabilized Gold Nanoclusters</w:t>
@@ -4520,29 +5396,38 @@
         </w:tc>
         <w:tc>
           <w:tcPr>
-            <w:tcW w:type="dxa" w:w="1704"/>
-          </w:tcPr>
-          <w:p>
-            <w:r/>
-          </w:p>
-        </w:tc>
-        <w:tc>
-          <w:tcPr>
-            <w:tcW w:type="dxa" w:w="1704"/>
-          </w:tcPr>
-          <w:p>
-            <w:r/>
-          </w:p>
-        </w:tc>
-        <w:tc>
-          <w:tcPr>
-            <w:tcW w:type="dxa" w:w="1704"/>
-          </w:tcPr>
-          <w:p>
+            <w:tcW w:type="dxa" w:w="1680"/>
+          </w:tcPr>
+          <w:p>
+            <w:pPr>
+              <w:jc w:val="left"/>
+            </w:pPr>
+            <w:r/>
+          </w:p>
+        </w:tc>
+        <w:tc>
+          <w:tcPr>
+            <w:tcW w:type="dxa" w:w="1680"/>
+          </w:tcPr>
+          <w:p>
+            <w:pPr>
+              <w:jc w:val="left"/>
+            </w:pPr>
+            <w:r/>
+          </w:p>
+        </w:tc>
+        <w:tc>
+          <w:tcPr>
+            <w:tcW w:type="dxa" w:w="1680"/>
+          </w:tcPr>
+          <w:p>
+            <w:pPr>
+              <w:jc w:val="left"/>
+            </w:pPr>
             <w:r/>
             <w:r>
               <w:rPr>
-                <w:sz w:val="17"/>
+                <w:sz w:val="16"/>
               </w:rPr>
               <w:t>MD, MLIP</w:t>
             </w:r>
@@ -4550,13 +5435,16 @@
         </w:tc>
         <w:tc>
           <w:tcPr>
-            <w:tcW w:type="dxa" w:w="1704"/>
-          </w:tcPr>
-          <w:p>
+            <w:tcW w:type="dxa" w:w="1680"/>
+          </w:tcPr>
+          <w:p>
+            <w:pPr>
+              <w:jc w:val="left"/>
+            </w:pPr>
             <w:r/>
             <w:r>
               <w:rPr>
-                <w:sz w:val="17"/>
+                <w:sz w:val="16"/>
               </w:rPr>
               <w:t>2026-08-19</w:t>
             </w:r>
@@ -4564,15 +5452,18 @@
         </w:tc>
         <w:tc>
           <w:tcPr>
-            <w:tcW w:type="dxa" w:w="1704"/>
-          </w:tcPr>
-          <w:p>
+            <w:tcW w:type="dxa" w:w="1680"/>
+          </w:tcPr>
+          <w:p>
+            <w:pPr>
+              <w:jc w:val="left"/>
+            </w:pPr>
             <w:r/>
             <w:hyperlink r:id="rId70">
               <w:r>
                 <w:rPr>
                   <w:color w:val="0B4F9E"/>
-                  <w:sz w:val="17"/>
+                  <w:sz w:val="16"/>
                   <w:u w:val="single"/>
                 </w:rPr>
                 <w:t>link</w:t>
@@ -4584,15 +5475,18 @@
       <w:tr>
         <w:tc>
           <w:tcPr>
-            <w:tcW w:type="dxa" w:w="1704"/>
-          </w:tcPr>
-          <w:p>
+            <w:tcW w:type="dxa" w:w="1680"/>
+          </w:tcPr>
+          <w:p>
+            <w:pPr>
+              <w:jc w:val="left"/>
+            </w:pPr>
             <w:r/>
             <w:hyperlink r:id="rId71">
               <w:r>
                 <w:rPr>
                   <w:color w:val="0B4F9E"/>
-                  <w:sz w:val="17"/>
+                  <w:sz w:val="16"/>
                   <w:u w:val="single"/>
                 </w:rPr>
                 <w:t>Machine Learning to Foundation Models: Artificial Intelligence for Nanophotonic Modeling and Scientific Discovery</w:t>
@@ -4602,29 +5496,38 @@
         </w:tc>
         <w:tc>
           <w:tcPr>
-            <w:tcW w:type="dxa" w:w="1704"/>
-          </w:tcPr>
-          <w:p>
-            <w:r/>
-          </w:p>
-        </w:tc>
-        <w:tc>
-          <w:tcPr>
-            <w:tcW w:type="dxa" w:w="1704"/>
-          </w:tcPr>
-          <w:p>
-            <w:r/>
-          </w:p>
-        </w:tc>
-        <w:tc>
-          <w:tcPr>
-            <w:tcW w:type="dxa" w:w="1704"/>
-          </w:tcPr>
-          <w:p>
+            <w:tcW w:type="dxa" w:w="1680"/>
+          </w:tcPr>
+          <w:p>
+            <w:pPr>
+              <w:jc w:val="left"/>
+            </w:pPr>
+            <w:r/>
+          </w:p>
+        </w:tc>
+        <w:tc>
+          <w:tcPr>
+            <w:tcW w:type="dxa" w:w="1680"/>
+          </w:tcPr>
+          <w:p>
+            <w:pPr>
+              <w:jc w:val="left"/>
+            </w:pPr>
+            <w:r/>
+          </w:p>
+        </w:tc>
+        <w:tc>
+          <w:tcPr>
+            <w:tcW w:type="dxa" w:w="1680"/>
+          </w:tcPr>
+          <w:p>
+            <w:pPr>
+              <w:jc w:val="left"/>
+            </w:pPr>
             <w:r/>
             <w:r>
               <w:rPr>
-                <w:sz w:val="17"/>
+                <w:sz w:val="16"/>
               </w:rPr>
               <w:t>MLIP</w:t>
             </w:r>
@@ -4632,13 +5535,16 @@
         </w:tc>
         <w:tc>
           <w:tcPr>
-            <w:tcW w:type="dxa" w:w="1704"/>
-          </w:tcPr>
-          <w:p>
+            <w:tcW w:type="dxa" w:w="1680"/>
+          </w:tcPr>
+          <w:p>
+            <w:pPr>
+              <w:jc w:val="left"/>
+            </w:pPr>
             <w:r/>
             <w:r>
               <w:rPr>
-                <w:sz w:val="17"/>
+                <w:sz w:val="16"/>
               </w:rPr>
               <w:t>2026-08-21</w:t>
             </w:r>
@@ -4646,15 +5552,18 @@
         </w:tc>
         <w:tc>
           <w:tcPr>
-            <w:tcW w:type="dxa" w:w="1704"/>
-          </w:tcPr>
-          <w:p>
+            <w:tcW w:type="dxa" w:w="1680"/>
+          </w:tcPr>
+          <w:p>
+            <w:pPr>
+              <w:jc w:val="left"/>
+            </w:pPr>
             <w:r/>
             <w:hyperlink r:id="rId71">
               <w:r>
                 <w:rPr>
                   <w:color w:val="0B4F9E"/>
-                  <w:sz w:val="17"/>
+                  <w:sz w:val="16"/>
                   <w:u w:val="single"/>
                 </w:rPr>
                 <w:t>10.48550/arxiv.2608.21612</w:t>
@@ -4666,15 +5575,18 @@
       <w:tr>
         <w:tc>
           <w:tcPr>
-            <w:tcW w:type="dxa" w:w="1704"/>
-          </w:tcPr>
-          <w:p>
+            <w:tcW w:type="dxa" w:w="1680"/>
+          </w:tcPr>
+          <w:p>
+            <w:pPr>
+              <w:jc w:val="left"/>
+            </w:pPr>
             <w:r/>
             <w:hyperlink r:id="rId72">
               <w:r>
                 <w:rPr>
                   <w:color w:val="0B4F9E"/>
-                  <w:sz w:val="17"/>
+                  <w:sz w:val="16"/>
                   <w:u w:val="single"/>
                 </w:rPr>
                 <w:t>Attention-based composition learning for thermodynamic and electronic property prediction in inorganic materials</w:t>
@@ -4684,29 +5596,38 @@
         </w:tc>
         <w:tc>
           <w:tcPr>
-            <w:tcW w:type="dxa" w:w="1704"/>
-          </w:tcPr>
-          <w:p>
-            <w:r/>
-          </w:p>
-        </w:tc>
-        <w:tc>
-          <w:tcPr>
-            <w:tcW w:type="dxa" w:w="1704"/>
-          </w:tcPr>
-          <w:p>
-            <w:r/>
-          </w:p>
-        </w:tc>
-        <w:tc>
-          <w:tcPr>
-            <w:tcW w:type="dxa" w:w="1704"/>
-          </w:tcPr>
-          <w:p>
+            <w:tcW w:type="dxa" w:w="1680"/>
+          </w:tcPr>
+          <w:p>
+            <w:pPr>
+              <w:jc w:val="left"/>
+            </w:pPr>
+            <w:r/>
+          </w:p>
+        </w:tc>
+        <w:tc>
+          <w:tcPr>
+            <w:tcW w:type="dxa" w:w="1680"/>
+          </w:tcPr>
+          <w:p>
+            <w:pPr>
+              <w:jc w:val="left"/>
+            </w:pPr>
+            <w:r/>
+          </w:p>
+        </w:tc>
+        <w:tc>
+          <w:tcPr>
+            <w:tcW w:type="dxa" w:w="1680"/>
+          </w:tcPr>
+          <w:p>
+            <w:pPr>
+              <w:jc w:val="left"/>
+            </w:pPr>
             <w:r/>
             <w:r>
               <w:rPr>
-                <w:sz w:val="17"/>
+                <w:sz w:val="16"/>
               </w:rPr>
               <w:t>DFT</w:t>
             </w:r>
@@ -4714,13 +5635,16 @@
         </w:tc>
         <w:tc>
           <w:tcPr>
-            <w:tcW w:type="dxa" w:w="1704"/>
-          </w:tcPr>
-          <w:p>
+            <w:tcW w:type="dxa" w:w="1680"/>
+          </w:tcPr>
+          <w:p>
+            <w:pPr>
+              <w:jc w:val="left"/>
+            </w:pPr>
             <w:r/>
             <w:r>
               <w:rPr>
-                <w:sz w:val="17"/>
+                <w:sz w:val="16"/>
               </w:rPr>
               <w:t>2026-08-25</w:t>
             </w:r>
@@ -4728,15 +5652,18 @@
         </w:tc>
         <w:tc>
           <w:tcPr>
-            <w:tcW w:type="dxa" w:w="1704"/>
-          </w:tcPr>
-          <w:p>
+            <w:tcW w:type="dxa" w:w="1680"/>
+          </w:tcPr>
+          <w:p>
+            <w:pPr>
+              <w:jc w:val="left"/>
+            </w:pPr>
             <w:r/>
             <w:hyperlink r:id="rId72">
               <w:r>
                 <w:rPr>
                   <w:color w:val="0B4F9E"/>
-                  <w:sz w:val="17"/>
+                  <w:sz w:val="16"/>
                   <w:u w:val="single"/>
                 </w:rPr>
                 <w:t>10.1016/j.nxmate.2026.103265</w:t>
@@ -4748,15 +5675,18 @@
       <w:tr>
         <w:tc>
           <w:tcPr>
-            <w:tcW w:type="dxa" w:w="1704"/>
-          </w:tcPr>
-          <w:p>
+            <w:tcW w:type="dxa" w:w="1680"/>
+          </w:tcPr>
+          <w:p>
+            <w:pPr>
+              <w:jc w:val="left"/>
+            </w:pPr>
             <w:r/>
             <w:hyperlink r:id="rId73">
               <w:r>
                 <w:rPr>
                   <w:color w:val="0B4F9E"/>
-                  <w:sz w:val="17"/>
+                  <w:sz w:val="16"/>
                   <w:u w:val="single"/>
                 </w:rPr>
                 <w:t>Enhancing materials discovery with valence-constrained design in generative modeling</w:t>
@@ -4766,37 +5696,49 @@
         </w:tc>
         <w:tc>
           <w:tcPr>
-            <w:tcW w:type="dxa" w:w="1704"/>
-          </w:tcPr>
-          <w:p>
-            <w:r/>
-          </w:p>
-        </w:tc>
-        <w:tc>
-          <w:tcPr>
-            <w:tcW w:type="dxa" w:w="1704"/>
-          </w:tcPr>
-          <w:p>
-            <w:r/>
-          </w:p>
-        </w:tc>
-        <w:tc>
-          <w:tcPr>
-            <w:tcW w:type="dxa" w:w="1704"/>
-          </w:tcPr>
-          <w:p>
-            <w:r/>
-          </w:p>
-        </w:tc>
-        <w:tc>
-          <w:tcPr>
-            <w:tcW w:type="dxa" w:w="1704"/>
-          </w:tcPr>
-          <w:p>
+            <w:tcW w:type="dxa" w:w="1680"/>
+          </w:tcPr>
+          <w:p>
+            <w:pPr>
+              <w:jc w:val="left"/>
+            </w:pPr>
+            <w:r/>
+          </w:p>
+        </w:tc>
+        <w:tc>
+          <w:tcPr>
+            <w:tcW w:type="dxa" w:w="1680"/>
+          </w:tcPr>
+          <w:p>
+            <w:pPr>
+              <w:jc w:val="left"/>
+            </w:pPr>
+            <w:r/>
+          </w:p>
+        </w:tc>
+        <w:tc>
+          <w:tcPr>
+            <w:tcW w:type="dxa" w:w="1680"/>
+          </w:tcPr>
+          <w:p>
+            <w:pPr>
+              <w:jc w:val="left"/>
+            </w:pPr>
+            <w:r/>
+          </w:p>
+        </w:tc>
+        <w:tc>
+          <w:tcPr>
+            <w:tcW w:type="dxa" w:w="1680"/>
+          </w:tcPr>
+          <w:p>
+            <w:pPr>
+              <w:jc w:val="left"/>
+            </w:pPr>
             <w:r/>
             <w:r>
               <w:rPr>
-                <w:sz w:val="17"/>
+                <w:sz w:val="16"/>
               </w:rPr>
               <w:t>2026-08-26</w:t>
             </w:r>
@@ -4804,15 +5746,18 @@
         </w:tc>
         <w:tc>
           <w:tcPr>
-            <w:tcW w:type="dxa" w:w="1704"/>
-          </w:tcPr>
-          <w:p>
+            <w:tcW w:type="dxa" w:w="1680"/>
+          </w:tcPr>
+          <w:p>
+            <w:pPr>
+              <w:jc w:val="left"/>
+            </w:pPr>
             <w:r/>
             <w:hyperlink r:id="rId74">
               <w:r>
                 <w:rPr>
                   <w:color w:val="0B4F9E"/>
-                  <w:sz w:val="17"/>
+                  <w:sz w:val="16"/>
                   <w:u w:val="single"/>
                 </w:rPr>
                 <w:t>10.1038/s43588-026-01037-2</w:t>
@@ -4824,15 +5769,18 @@
       <w:tr>
         <w:tc>
           <w:tcPr>
-            <w:tcW w:type="dxa" w:w="1704"/>
-          </w:tcPr>
-          <w:p>
+            <w:tcW w:type="dxa" w:w="1680"/>
+          </w:tcPr>
+          <w:p>
+            <w:pPr>
+              <w:jc w:val="left"/>
+            </w:pPr>
             <w:r/>
             <w:hyperlink r:id="rId75">
               <w:r>
                 <w:rPr>
                   <w:color w:val="0B4F9E"/>
-                  <w:sz w:val="17"/>
+                  <w:sz w:val="16"/>
                   <w:u w:val="single"/>
                 </w:rPr>
                 <w:t>Comparative study of ensemble-based uncertainty quantification methods for neural network interatomic potentials</w:t>
@@ -4842,29 +5790,38 @@
         </w:tc>
         <w:tc>
           <w:tcPr>
-            <w:tcW w:type="dxa" w:w="1704"/>
-          </w:tcPr>
-          <w:p>
-            <w:r/>
-          </w:p>
-        </w:tc>
-        <w:tc>
-          <w:tcPr>
-            <w:tcW w:type="dxa" w:w="1704"/>
-          </w:tcPr>
-          <w:p>
-            <w:r/>
-          </w:p>
-        </w:tc>
-        <w:tc>
-          <w:tcPr>
-            <w:tcW w:type="dxa" w:w="1704"/>
-          </w:tcPr>
-          <w:p>
+            <w:tcW w:type="dxa" w:w="1680"/>
+          </w:tcPr>
+          <w:p>
+            <w:pPr>
+              <w:jc w:val="left"/>
+            </w:pPr>
+            <w:r/>
+          </w:p>
+        </w:tc>
+        <w:tc>
+          <w:tcPr>
+            <w:tcW w:type="dxa" w:w="1680"/>
+          </w:tcPr>
+          <w:p>
+            <w:pPr>
+              <w:jc w:val="left"/>
+            </w:pPr>
+            <w:r/>
+          </w:p>
+        </w:tc>
+        <w:tc>
+          <w:tcPr>
+            <w:tcW w:type="dxa" w:w="1680"/>
+          </w:tcPr>
+          <w:p>
+            <w:pPr>
+              <w:jc w:val="left"/>
+            </w:pPr>
             <w:r/>
             <w:r>
               <w:rPr>
-                <w:sz w:val="17"/>
+                <w:sz w:val="16"/>
               </w:rPr>
               <w:t>DFT, phonons, MLIP</w:t>
             </w:r>
@@ -4872,13 +5829,16 @@
         </w:tc>
         <w:tc>
           <w:tcPr>
-            <w:tcW w:type="dxa" w:w="1704"/>
-          </w:tcPr>
-          <w:p>
+            <w:tcW w:type="dxa" w:w="1680"/>
+          </w:tcPr>
+          <w:p>
+            <w:pPr>
+              <w:jc w:val="left"/>
+            </w:pPr>
             <w:r/>
             <w:r>
               <w:rPr>
-                <w:sz w:val="17"/>
+                <w:sz w:val="16"/>
               </w:rPr>
               <w:t>2026-08-27</w:t>
             </w:r>
@@ -4886,15 +5846,18 @@
         </w:tc>
         <w:tc>
           <w:tcPr>
-            <w:tcW w:type="dxa" w:w="1704"/>
-          </w:tcPr>
-          <w:p>
+            <w:tcW w:type="dxa" w:w="1680"/>
+          </w:tcPr>
+          <w:p>
+            <w:pPr>
+              <w:jc w:val="left"/>
+            </w:pPr>
             <w:r/>
             <w:hyperlink r:id="rId75">
               <w:r>
                 <w:rPr>
                   <w:color w:val="0B4F9E"/>
-                  <w:sz w:val="17"/>
+                  <w:sz w:val="16"/>
                   <w:u w:val="single"/>
                 </w:rPr>
                 <w:t>10.1088/2632-2153/ae9fb4</w:t>
@@ -4906,15 +5869,18 @@
       <w:tr>
         <w:tc>
           <w:tcPr>
-            <w:tcW w:type="dxa" w:w="1704"/>
-          </w:tcPr>
-          <w:p>
+            <w:tcW w:type="dxa" w:w="1680"/>
+          </w:tcPr>
+          <w:p>
+            <w:pPr>
+              <w:jc w:val="left"/>
+            </w:pPr>
             <w:r/>
             <w:hyperlink r:id="rId76">
               <w:r>
                 <w:rPr>
                   <w:color w:val="0B4F9E"/>
-                  <w:sz w:val="17"/>
+                  <w:sz w:val="16"/>
                   <w:u w:val="single"/>
                 </w:rPr>
                 <w:t>Carbon Nanotube-Induced Magnetic Shielding Effects on 129Xe NMR from Equivariant Neural Networks</w:t>
@@ -4924,29 +5890,38 @@
         </w:tc>
         <w:tc>
           <w:tcPr>
-            <w:tcW w:type="dxa" w:w="1704"/>
-          </w:tcPr>
-          <w:p>
-            <w:r/>
-          </w:p>
-        </w:tc>
-        <w:tc>
-          <w:tcPr>
-            <w:tcW w:type="dxa" w:w="1704"/>
-          </w:tcPr>
-          <w:p>
-            <w:r/>
-          </w:p>
-        </w:tc>
-        <w:tc>
-          <w:tcPr>
-            <w:tcW w:type="dxa" w:w="1704"/>
-          </w:tcPr>
-          <w:p>
+            <w:tcW w:type="dxa" w:w="1680"/>
+          </w:tcPr>
+          <w:p>
+            <w:pPr>
+              <w:jc w:val="left"/>
+            </w:pPr>
+            <w:r/>
+          </w:p>
+        </w:tc>
+        <w:tc>
+          <w:tcPr>
+            <w:tcW w:type="dxa" w:w="1680"/>
+          </w:tcPr>
+          <w:p>
+            <w:pPr>
+              <w:jc w:val="left"/>
+            </w:pPr>
+            <w:r/>
+          </w:p>
+        </w:tc>
+        <w:tc>
+          <w:tcPr>
+            <w:tcW w:type="dxa" w:w="1680"/>
+          </w:tcPr>
+          <w:p>
+            <w:pPr>
+              <w:jc w:val="left"/>
+            </w:pPr>
             <w:r/>
             <w:r>
               <w:rPr>
-                <w:sz w:val="17"/>
+                <w:sz w:val="16"/>
               </w:rPr>
               <w:t>MD, MLIP</w:t>
             </w:r>
@@ -4954,13 +5929,16 @@
         </w:tc>
         <w:tc>
           <w:tcPr>
-            <w:tcW w:type="dxa" w:w="1704"/>
-          </w:tcPr>
-          <w:p>
+            <w:tcW w:type="dxa" w:w="1680"/>
+          </w:tcPr>
+          <w:p>
+            <w:pPr>
+              <w:jc w:val="left"/>
+            </w:pPr>
             <w:r/>
             <w:r>
               <w:rPr>
-                <w:sz w:val="17"/>
+                <w:sz w:val="16"/>
               </w:rPr>
               <w:t>2026-08-27</w:t>
             </w:r>
@@ -4968,15 +5946,18 @@
         </w:tc>
         <w:tc>
           <w:tcPr>
-            <w:tcW w:type="dxa" w:w="1704"/>
-          </w:tcPr>
-          <w:p>
+            <w:tcW w:type="dxa" w:w="1680"/>
+          </w:tcPr>
+          <w:p>
+            <w:pPr>
+              <w:jc w:val="left"/>
+            </w:pPr>
             <w:r/>
             <w:hyperlink r:id="rId76">
               <w:r>
                 <w:rPr>
                   <w:color w:val="0B4F9E"/>
-                  <w:sz w:val="17"/>
+                  <w:sz w:val="16"/>
                   <w:u w:val="single"/>
                 </w:rPr>
                 <w:t>10.26434/chemrxiv.15007956/v1</w:t>
@@ -4988,15 +5969,18 @@
       <w:tr>
         <w:tc>
           <w:tcPr>
-            <w:tcW w:type="dxa" w:w="1704"/>
-          </w:tcPr>
-          <w:p>
+            <w:tcW w:type="dxa" w:w="1680"/>
+          </w:tcPr>
+          <w:p>
+            <w:pPr>
+              <w:jc w:val="left"/>
+            </w:pPr>
             <w:r/>
             <w:hyperlink r:id="rId77">
               <w:r>
                 <w:rPr>
                   <w:color w:val="0B4F9E"/>
-                  <w:sz w:val="17"/>
+                  <w:sz w:val="16"/>
                   <w:u w:val="single"/>
                 </w:rPr>
                 <w:t>Benchmarking of Fast and Interpretable UF Machine Learning Potentials</w:t>
@@ -5006,29 +5990,38 @@
         </w:tc>
         <w:tc>
           <w:tcPr>
-            <w:tcW w:type="dxa" w:w="1704"/>
-          </w:tcPr>
-          <w:p>
-            <w:r/>
-          </w:p>
-        </w:tc>
-        <w:tc>
-          <w:tcPr>
-            <w:tcW w:type="dxa" w:w="1704"/>
-          </w:tcPr>
-          <w:p>
-            <w:r/>
-          </w:p>
-        </w:tc>
-        <w:tc>
-          <w:tcPr>
-            <w:tcW w:type="dxa" w:w="1704"/>
-          </w:tcPr>
-          <w:p>
+            <w:tcW w:type="dxa" w:w="1680"/>
+          </w:tcPr>
+          <w:p>
+            <w:pPr>
+              <w:jc w:val="left"/>
+            </w:pPr>
+            <w:r/>
+          </w:p>
+        </w:tc>
+        <w:tc>
+          <w:tcPr>
+            <w:tcW w:type="dxa" w:w="1680"/>
+          </w:tcPr>
+          <w:p>
+            <w:pPr>
+              <w:jc w:val="left"/>
+            </w:pPr>
+            <w:r/>
+          </w:p>
+        </w:tc>
+        <w:tc>
+          <w:tcPr>
+            <w:tcW w:type="dxa" w:w="1680"/>
+          </w:tcPr>
+          <w:p>
+            <w:pPr>
+              <w:jc w:val="left"/>
+            </w:pPr>
             <w:r/>
             <w:r>
               <w:rPr>
-                <w:sz w:val="17"/>
+                <w:sz w:val="16"/>
               </w:rPr>
               <w:t>DFT, MD, MLIP</w:t>
             </w:r>
@@ -5036,13 +6029,16 @@
         </w:tc>
         <w:tc>
           <w:tcPr>
-            <w:tcW w:type="dxa" w:w="1704"/>
-          </w:tcPr>
-          <w:p>
+            <w:tcW w:type="dxa" w:w="1680"/>
+          </w:tcPr>
+          <w:p>
+            <w:pPr>
+              <w:jc w:val="left"/>
+            </w:pPr>
             <w:r/>
             <w:r>
               <w:rPr>
-                <w:sz w:val="17"/>
+                <w:sz w:val="16"/>
               </w:rPr>
               <w:t>2026-08-27</w:t>
             </w:r>
@@ -5050,15 +6046,18 @@
         </w:tc>
         <w:tc>
           <w:tcPr>
-            <w:tcW w:type="dxa" w:w="1704"/>
-          </w:tcPr>
-          <w:p>
+            <w:tcW w:type="dxa" w:w="1680"/>
+          </w:tcPr>
+          <w:p>
+            <w:pPr>
+              <w:jc w:val="left"/>
+            </w:pPr>
             <w:r/>
             <w:hyperlink r:id="rId77">
               <w:r>
                 <w:rPr>
                   <w:color w:val="0B4F9E"/>
-                  <w:sz w:val="17"/>
+                  <w:sz w:val="16"/>
                   <w:u w:val="single"/>
                 </w:rPr>
                 <w:t>link</w:t>
@@ -5070,15 +6069,18 @@
       <w:tr>
         <w:tc>
           <w:tcPr>
-            <w:tcW w:type="dxa" w:w="1704"/>
-          </w:tcPr>
-          <w:p>
+            <w:tcW w:type="dxa" w:w="1680"/>
+          </w:tcPr>
+          <w:p>
+            <w:pPr>
+              <w:jc w:val="left"/>
+            </w:pPr>
             <w:r/>
             <w:hyperlink r:id="rId78">
               <w:r>
                 <w:rPr>
                   <w:color w:val="0B4F9E"/>
-                  <w:sz w:val="17"/>
+                  <w:sz w:val="16"/>
                   <w:u w:val="single"/>
                 </w:rPr>
                 <w:t>Packora: Systematic Design for Generative Molecular Crystal Structure Prediction</w:t>
@@ -5088,37 +6090,49 @@
         </w:tc>
         <w:tc>
           <w:tcPr>
-            <w:tcW w:type="dxa" w:w="1704"/>
-          </w:tcPr>
-          <w:p>
-            <w:r/>
-          </w:p>
-        </w:tc>
-        <w:tc>
-          <w:tcPr>
-            <w:tcW w:type="dxa" w:w="1704"/>
-          </w:tcPr>
-          <w:p>
-            <w:r/>
-          </w:p>
-        </w:tc>
-        <w:tc>
-          <w:tcPr>
-            <w:tcW w:type="dxa" w:w="1704"/>
-          </w:tcPr>
-          <w:p>
-            <w:r/>
-          </w:p>
-        </w:tc>
-        <w:tc>
-          <w:tcPr>
-            <w:tcW w:type="dxa" w:w="1704"/>
-          </w:tcPr>
-          <w:p>
+            <w:tcW w:type="dxa" w:w="1680"/>
+          </w:tcPr>
+          <w:p>
+            <w:pPr>
+              <w:jc w:val="left"/>
+            </w:pPr>
+            <w:r/>
+          </w:p>
+        </w:tc>
+        <w:tc>
+          <w:tcPr>
+            <w:tcW w:type="dxa" w:w="1680"/>
+          </w:tcPr>
+          <w:p>
+            <w:pPr>
+              <w:jc w:val="left"/>
+            </w:pPr>
+            <w:r/>
+          </w:p>
+        </w:tc>
+        <w:tc>
+          <w:tcPr>
+            <w:tcW w:type="dxa" w:w="1680"/>
+          </w:tcPr>
+          <w:p>
+            <w:pPr>
+              <w:jc w:val="left"/>
+            </w:pPr>
+            <w:r/>
+          </w:p>
+        </w:tc>
+        <w:tc>
+          <w:tcPr>
+            <w:tcW w:type="dxa" w:w="1680"/>
+          </w:tcPr>
+          <w:p>
+            <w:pPr>
+              <w:jc w:val="left"/>
+            </w:pPr>
             <w:r/>
             <w:r>
               <w:rPr>
-                <w:sz w:val="17"/>
+                <w:sz w:val="16"/>
               </w:rPr>
               <w:t>2026-08-27</w:t>
             </w:r>
@@ -5126,15 +6140,18 @@
         </w:tc>
         <w:tc>
           <w:tcPr>
-            <w:tcW w:type="dxa" w:w="1704"/>
-          </w:tcPr>
-          <w:p>
+            <w:tcW w:type="dxa" w:w="1680"/>
+          </w:tcPr>
+          <w:p>
+            <w:pPr>
+              <w:jc w:val="left"/>
+            </w:pPr>
             <w:r/>
             <w:hyperlink r:id="rId78">
               <w:r>
                 <w:rPr>
                   <w:color w:val="0B4F9E"/>
-                  <w:sz w:val="17"/>
+                  <w:sz w:val="16"/>
                   <w:u w:val="single"/>
                 </w:rPr>
                 <w:t>link</w:t>
@@ -5216,7 +6233,7 @@
     </w:p>
     <w:sectPr>
       <w:pgSz w:w="12240" w:h="15840"/>
-      <w:pgMar w:top="1152" w:right="1008" w:bottom="1152" w:left="1008" w:header="720" w:footer="720" w:gutter="0"/>
+      <w:pgMar w:top="1080" w:right="1080" w:bottom="1080" w:left="1080" w:header="720" w:footer="720" w:gutter="0"/>
       <w:cols w:space="720"/>
       <w:docGrid w:linePitch="360"/>
     </w:sectPr>
@@ -5587,9 +6604,13 @@
     <w:name w:val="Normal"/>
     <w:qFormat/>
     <w:rsid w:val="00FC693F"/>
+    <w:pPr>
+      <w:spacing w:line="276" w:lineRule="auto" w:after="120"/>
+      <w:jc w:val="both"/>
+    </w:pPr>
     <w:rPr>
-      <w:rFonts w:ascii="Calibri" w:hAnsi="Calibri"/>
-      <w:sz w:val="22"/>
+      <w:rFonts w:ascii="Times New Roman" w:hAnsi="Times New Roman"/>
+      <w:sz w:val="20"/>
     </w:rPr>
   </w:style>
   <w:style w:type="paragraph" w:styleId="Header">
@@ -5647,15 +6668,16 @@
     <w:pPr>
       <w:keepNext/>
       <w:keepLines/>
-      <w:spacing w:before="480" w:after="0"/>
+      <w:spacing w:before="480" w:after="0" w:line="240" w:lineRule="auto"/>
+      <w:jc w:val="left"/>
       <w:outlineLvl w:val="0"/>
     </w:pPr>
     <w:rPr>
-      <w:rFonts w:asciiTheme="majorHAnsi" w:eastAsiaTheme="majorEastAsia" w:hAnsiTheme="majorHAnsi" w:cstheme="majorBidi"/>
+      <w:rFonts w:asciiTheme="majorHAnsi" w:eastAsiaTheme="majorEastAsia" w:hAnsiTheme="majorHAnsi" w:cstheme="majorBidi" w:ascii="Times New Roman" w:hAnsi="Times New Roman"/>
       <w:b/>
       <w:bCs/>
-      <w:color w:val="365F91" w:themeColor="accent1" w:themeShade="BF"/>
-      <w:sz w:val="28"/>
+      <w:color w:val="000000"/>
+      <w:sz w:val="24"/>
       <w:szCs w:val="28"/>
     </w:rPr>
   </w:style>
@@ -5671,15 +6693,17 @@
     <w:pPr>
       <w:keepNext/>
       <w:keepLines/>
-      <w:spacing w:before="200" w:after="0"/>
+      <w:spacing w:before="200" w:after="0" w:line="240" w:lineRule="auto"/>
+      <w:jc w:val="left"/>
       <w:outlineLvl w:val="1"/>
     </w:pPr>
     <w:rPr>
-      <w:rFonts w:asciiTheme="majorHAnsi" w:eastAsiaTheme="majorEastAsia" w:hAnsiTheme="majorHAnsi" w:cstheme="majorBidi"/>
+      <w:rFonts w:asciiTheme="majorHAnsi" w:eastAsiaTheme="majorEastAsia" w:hAnsiTheme="majorHAnsi" w:cstheme="majorBidi" w:ascii="Times New Roman" w:hAnsi="Times New Roman"/>
       <w:b/>
       <w:bCs/>
-      <w:color w:val="4F81BD" w:themeColor="accent1"/>
-      <w:sz w:val="26"/>
+      <w:i/>
+      <w:color w:val="000000"/>
+      <w:sz w:val="20"/>
       <w:szCs w:val="26"/>
     </w:rPr>
   </w:style>
@@ -5695,14 +6719,17 @@
     <w:pPr>
       <w:keepNext/>
       <w:keepLines/>
-      <w:spacing w:before="200" w:after="0"/>
+      <w:spacing w:before="200" w:after="0" w:line="240" w:lineRule="auto"/>
+      <w:jc w:val="left"/>
       <w:outlineLvl w:val="2"/>
     </w:pPr>
     <w:rPr>
-      <w:rFonts w:asciiTheme="majorHAnsi" w:eastAsiaTheme="majorEastAsia" w:hAnsiTheme="majorHAnsi" w:cstheme="majorBidi"/>
+      <w:rFonts w:asciiTheme="majorHAnsi" w:eastAsiaTheme="majorEastAsia" w:hAnsiTheme="majorHAnsi" w:cstheme="majorBidi" w:ascii="Times New Roman" w:hAnsi="Times New Roman"/>
       <w:b/>
       <w:bCs/>
-      <w:color w:val="4F81BD" w:themeColor="accent1"/>
+      <w:i/>
+      <w:color w:val="000000"/>
+      <w:sz w:val="20"/>
     </w:rPr>
   </w:style>
   <w:style w:type="paragraph" w:styleId="Heading4">
@@ -5718,16 +6745,18 @@
     <w:pPr>
       <w:keepNext/>
       <w:keepLines/>
-      <w:spacing w:before="200" w:after="0"/>
+      <w:spacing w:before="200" w:after="0" w:line="240" w:lineRule="auto"/>
+      <w:jc w:val="left"/>
       <w:outlineLvl w:val="3"/>
     </w:pPr>
     <w:rPr>
-      <w:rFonts w:asciiTheme="majorHAnsi" w:eastAsiaTheme="majorEastAsia" w:hAnsiTheme="majorHAnsi" w:cstheme="majorBidi"/>
+      <w:rFonts w:asciiTheme="majorHAnsi" w:eastAsiaTheme="majorEastAsia" w:hAnsiTheme="majorHAnsi" w:cstheme="majorBidi" w:ascii="Times New Roman" w:hAnsi="Times New Roman"/>
       <w:b/>
       <w:bCs/>
       <w:i/>
       <w:iCs/>
-      <w:color w:val="4F81BD" w:themeColor="accent1"/>
+      <w:color w:val="000000"/>
+      <w:sz w:val="20"/>
     </w:rPr>
   </w:style>
   <w:style w:type="paragraph" w:styleId="Heading5">
@@ -5936,15 +6965,17 @@
       <w:pBdr>
         <w:bottom w:val="single" w:sz="8" w:space="4" w:color="4F81BD" w:themeColor="accent1"/>
       </w:pBdr>
-      <w:spacing w:after="300" w:line="240" w:lineRule="auto"/>
+      <w:spacing w:after="240" w:line="240" w:lineRule="auto"/>
       <w:contextualSpacing/>
+      <w:jc w:val="center"/>
     </w:pPr>
     <w:rPr>
-      <w:rFonts w:asciiTheme="majorHAnsi" w:eastAsiaTheme="majorEastAsia" w:hAnsiTheme="majorHAnsi" w:cstheme="majorBidi"/>
-      <w:color w:val="17365D" w:themeColor="text2" w:themeShade="BF"/>
+      <w:rFonts w:asciiTheme="majorHAnsi" w:eastAsiaTheme="majorEastAsia" w:hAnsiTheme="majorHAnsi" w:cstheme="majorBidi" w:ascii="Times New Roman" w:hAnsi="Times New Roman"/>
+      <w:b/>
+      <w:color w:val="000000"/>
       <w:spacing w:val="5"/>
       <w:kern w:val="28"/>
-      <w:sz w:val="52"/>
+      <w:sz w:val="28"/>
       <w:szCs w:val="52"/>
     </w:rPr>
   </w:style>
@@ -6118,8 +7149,14 @@
       <w:numPr>
         <w:numId w:val="1"/>
       </w:numPr>
+      <w:spacing w:line="276" w:lineRule="auto" w:after="60"/>
       <w:contextualSpacing/>
+      <w:jc w:val="left"/>
     </w:pPr>
+    <w:rPr>
+      <w:rFonts w:ascii="Times New Roman" w:hAnsi="Times New Roman"/>
+      <w:sz w:val="20"/>
+    </w:rPr>
   </w:style>
   <w:style w:type="paragraph" w:styleId="ListBullet2">
     <w:name w:val="List Bullet 2"/>
@@ -6157,8 +7194,14 @@
       <w:numPr>
         <w:numId w:val="5"/>
       </w:numPr>
+      <w:spacing w:line="276" w:lineRule="auto" w:after="60"/>
       <w:contextualSpacing/>
+      <w:jc w:val="left"/>
     </w:pPr>
+    <w:rPr>
+      <w:rFonts w:ascii="Times New Roman" w:hAnsi="Times New Roman"/>
+      <w:sz w:val="20"/>
+    </w:rPr>
   </w:style>
   <w:style w:type="paragraph" w:styleId="ListNumber2">
     <w:name w:val="List Number 2"/>

--- a/NEEDS_DATA.docx
+++ b/NEEDS_DATA.docx
@@ -1387,7 +1387,7 @@
         <w:pStyle w:val="Heading2"/>
       </w:pPr>
       <w:r>
-        <w:t>Studies with no numeric performance figure (44 of 46)</w:t>
+        <w:t>Studies with no numeric performance figure (88 of 91)</w:t>
       </w:r>
     </w:p>
     <w:p>
@@ -1903,6 +1903,230 @@
                   <w:sz w:val="16"/>
                   <w:u w:val="single"/>
                 </w:rPr>
+                <w:t xml:space="preserve">Integration of Machine Learning and Solid-State Chemistry for the Discovery of Electrochemical Materials for Fuel Cells </w:t>
+              </w:r>
+            </w:hyperlink>
+          </w:p>
+        </w:tc>
+        <w:tc>
+          <w:tcPr>
+            <w:tcW w:type="dxa" w:w="1680"/>
+          </w:tcPr>
+          <w:p>
+            <w:pPr>
+              <w:jc w:val="left"/>
+            </w:pPr>
+            <w:r/>
+            <w:r>
+              <w:rPr>
+                <w:sz w:val="16"/>
+              </w:rPr>
+              <w:t>MEGNet, ALIGNN, CGCNN</w:t>
+            </w:r>
+          </w:p>
+        </w:tc>
+        <w:tc>
+          <w:tcPr>
+            <w:tcW w:type="dxa" w:w="1680"/>
+          </w:tcPr>
+          <w:p>
+            <w:pPr>
+              <w:jc w:val="left"/>
+            </w:pPr>
+            <w:r/>
+            <w:r>
+              <w:rPr>
+                <w:sz w:val="16"/>
+              </w:rPr>
+              <w:t>Li-ion battery, catalyst, oxide</w:t>
+            </w:r>
+          </w:p>
+        </w:tc>
+        <w:tc>
+          <w:tcPr>
+            <w:tcW w:type="dxa" w:w="1680"/>
+          </w:tcPr>
+          <w:p>
+            <w:pPr>
+              <w:jc w:val="left"/>
+            </w:pPr>
+            <w:r/>
+            <w:r>
+              <w:rPr>
+                <w:sz w:val="16"/>
+              </w:rPr>
+              <w:t>DFT</w:t>
+            </w:r>
+          </w:p>
+        </w:tc>
+        <w:tc>
+          <w:tcPr>
+            <w:tcW w:type="dxa" w:w="1680"/>
+          </w:tcPr>
+          <w:p>
+            <w:pPr>
+              <w:jc w:val="left"/>
+            </w:pPr>
+            <w:r/>
+            <w:r>
+              <w:rPr>
+                <w:sz w:val="16"/>
+              </w:rPr>
+              <w:t>2026-08-20</w:t>
+            </w:r>
+          </w:p>
+        </w:tc>
+        <w:tc>
+          <w:tcPr>
+            <w:tcW w:type="dxa" w:w="1680"/>
+          </w:tcPr>
+          <w:p>
+            <w:pPr>
+              <w:jc w:val="left"/>
+            </w:pPr>
+            <w:r/>
+            <w:hyperlink r:id="rId37">
+              <w:r>
+                <w:rPr>
+                  <w:color w:val="0B4F9E"/>
+                  <w:sz w:val="16"/>
+                  <w:u w:val="single"/>
+                </w:rPr>
+                <w:t>10.5281/zenodo.22021890</w:t>
+              </w:r>
+            </w:hyperlink>
+          </w:p>
+        </w:tc>
+      </w:tr>
+      <w:tr>
+        <w:tc>
+          <w:tcPr>
+            <w:tcW w:type="dxa" w:w="1680"/>
+          </w:tcPr>
+          <w:p>
+            <w:pPr>
+              <w:jc w:val="left"/>
+            </w:pPr>
+            <w:r/>
+            <w:hyperlink r:id="rId38">
+              <w:r>
+                <w:rPr>
+                  <w:color w:val="0B4F9E"/>
+                  <w:sz w:val="16"/>
+                  <w:u w:val="single"/>
+                </w:rPr>
+                <w:t xml:space="preserve">Integration of Machine Learning and Solid-State Chemistry for the Discovery of Electrochemical Materials for Fuel Cells </w:t>
+              </w:r>
+            </w:hyperlink>
+          </w:p>
+        </w:tc>
+        <w:tc>
+          <w:tcPr>
+            <w:tcW w:type="dxa" w:w="1680"/>
+          </w:tcPr>
+          <w:p>
+            <w:pPr>
+              <w:jc w:val="left"/>
+            </w:pPr>
+            <w:r/>
+            <w:r>
+              <w:rPr>
+                <w:sz w:val="16"/>
+              </w:rPr>
+              <w:t>MEGNet, ALIGNN, CGCNN</w:t>
+            </w:r>
+          </w:p>
+        </w:tc>
+        <w:tc>
+          <w:tcPr>
+            <w:tcW w:type="dxa" w:w="1680"/>
+          </w:tcPr>
+          <w:p>
+            <w:pPr>
+              <w:jc w:val="left"/>
+            </w:pPr>
+            <w:r/>
+            <w:r>
+              <w:rPr>
+                <w:sz w:val="16"/>
+              </w:rPr>
+              <w:t>Li-ion battery, catalyst, oxide</w:t>
+            </w:r>
+          </w:p>
+        </w:tc>
+        <w:tc>
+          <w:tcPr>
+            <w:tcW w:type="dxa" w:w="1680"/>
+          </w:tcPr>
+          <w:p>
+            <w:pPr>
+              <w:jc w:val="left"/>
+            </w:pPr>
+            <w:r/>
+            <w:r>
+              <w:rPr>
+                <w:sz w:val="16"/>
+              </w:rPr>
+              <w:t>DFT</w:t>
+            </w:r>
+          </w:p>
+        </w:tc>
+        <w:tc>
+          <w:tcPr>
+            <w:tcW w:type="dxa" w:w="1680"/>
+          </w:tcPr>
+          <w:p>
+            <w:pPr>
+              <w:jc w:val="left"/>
+            </w:pPr>
+            <w:r/>
+            <w:r>
+              <w:rPr>
+                <w:sz w:val="16"/>
+              </w:rPr>
+              <w:t>2026-08-20</w:t>
+            </w:r>
+          </w:p>
+        </w:tc>
+        <w:tc>
+          <w:tcPr>
+            <w:tcW w:type="dxa" w:w="1680"/>
+          </w:tcPr>
+          <w:p>
+            <w:pPr>
+              <w:jc w:val="left"/>
+            </w:pPr>
+            <w:r/>
+            <w:hyperlink r:id="rId38">
+              <w:r>
+                <w:rPr>
+                  <w:color w:val="0B4F9E"/>
+                  <w:sz w:val="16"/>
+                  <w:u w:val="single"/>
+                </w:rPr>
+                <w:t>10.5281/zenodo.22021889</w:t>
+              </w:r>
+            </w:hyperlink>
+          </w:p>
+        </w:tc>
+      </w:tr>
+      <w:tr>
+        <w:tc>
+          <w:tcPr>
+            <w:tcW w:type="dxa" w:w="1680"/>
+          </w:tcPr>
+          <w:p>
+            <w:pPr>
+              <w:jc w:val="left"/>
+            </w:pPr>
+            <w:r/>
+            <w:hyperlink r:id="rId39">
+              <w:r>
+                <w:rPr>
+                  <w:color w:val="0B4F9E"/>
+                  <w:sz w:val="16"/>
+                  <w:u w:val="single"/>
+                </w:rPr>
                 <w:t>The CHGNet uMLIP model fine-tuned for 2Hc-WS2</w:t>
               </w:r>
             </w:hyperlink>
@@ -1985,7 +2209,119 @@
               <w:jc w:val="left"/>
             </w:pPr>
             <w:r/>
-            <w:hyperlink r:id="rId37">
+            <w:hyperlink r:id="rId39">
+              <w:r>
+                <w:rPr>
+                  <w:color w:val="0B4F9E"/>
+                  <w:sz w:val="16"/>
+                  <w:u w:val="single"/>
+                </w:rPr>
+                <w:t>10.5281/zenodo.22059539</w:t>
+              </w:r>
+            </w:hyperlink>
+          </w:p>
+        </w:tc>
+      </w:tr>
+      <w:tr>
+        <w:tc>
+          <w:tcPr>
+            <w:tcW w:type="dxa" w:w="1680"/>
+          </w:tcPr>
+          <w:p>
+            <w:pPr>
+              <w:jc w:val="left"/>
+            </w:pPr>
+            <w:r/>
+            <w:hyperlink r:id="rId40">
+              <w:r>
+                <w:rPr>
+                  <w:color w:val="0B4F9E"/>
+                  <w:sz w:val="16"/>
+                  <w:u w:val="single"/>
+                </w:rPr>
+                <w:t>The CHGNet uMLIP model fine-tuned for 2Hc-WS2</w:t>
+              </w:r>
+            </w:hyperlink>
+          </w:p>
+        </w:tc>
+        <w:tc>
+          <w:tcPr>
+            <w:tcW w:type="dxa" w:w="1680"/>
+          </w:tcPr>
+          <w:p>
+            <w:pPr>
+              <w:jc w:val="left"/>
+            </w:pPr>
+            <w:r/>
+            <w:r>
+              <w:rPr>
+                <w:sz w:val="16"/>
+              </w:rPr>
+              <w:t>CHGNet</w:t>
+            </w:r>
+          </w:p>
+        </w:tc>
+        <w:tc>
+          <w:tcPr>
+            <w:tcW w:type="dxa" w:w="1680"/>
+          </w:tcPr>
+          <w:p>
+            <w:pPr>
+              <w:jc w:val="left"/>
+            </w:pPr>
+            <w:r/>
+            <w:r>
+              <w:rPr>
+                <w:sz w:val="16"/>
+              </w:rPr>
+              <w:t>WS2, MoS2</w:t>
+            </w:r>
+          </w:p>
+        </w:tc>
+        <w:tc>
+          <w:tcPr>
+            <w:tcW w:type="dxa" w:w="1680"/>
+          </w:tcPr>
+          <w:p>
+            <w:pPr>
+              <w:jc w:val="left"/>
+            </w:pPr>
+            <w:r/>
+            <w:r>
+              <w:rPr>
+                <w:sz w:val="16"/>
+              </w:rPr>
+              <w:t>DFT, MLIP</w:t>
+            </w:r>
+          </w:p>
+        </w:tc>
+        <w:tc>
+          <w:tcPr>
+            <w:tcW w:type="dxa" w:w="1680"/>
+          </w:tcPr>
+          <w:p>
+            <w:pPr>
+              <w:jc w:val="left"/>
+            </w:pPr>
+            <w:r/>
+            <w:r>
+              <w:rPr>
+                <w:sz w:val="16"/>
+              </w:rPr>
+              <w:t>2026-08-22</w:t>
+            </w:r>
+          </w:p>
+        </w:tc>
+        <w:tc>
+          <w:tcPr>
+            <w:tcW w:type="dxa" w:w="1680"/>
+          </w:tcPr>
+          <w:p>
+            <w:pPr>
+              <w:jc w:val="left"/>
+            </w:pPr>
+            <w:r/>
+            <w:hyperlink r:id="rId40">
               <w:r>
                 <w:rPr>
                   <w:color w:val="0B4F9E"/>
@@ -2008,7 +2344,7 @@
               <w:jc w:val="left"/>
             </w:pPr>
             <w:r/>
-            <w:hyperlink r:id="rId38">
+            <w:hyperlink r:id="rId41">
               <w:r>
                 <w:rPr>
                   <w:color w:val="0B4F9E"/>
@@ -2097,7 +2433,7 @@
               <w:jc w:val="left"/>
             </w:pPr>
             <w:r/>
-            <w:hyperlink r:id="rId38">
+            <w:hyperlink r:id="rId41">
               <w:r>
                 <w:rPr>
                   <w:color w:val="0B4F9E"/>
@@ -2120,7 +2456,7 @@
               <w:jc w:val="left"/>
             </w:pPr>
             <w:r/>
-            <w:hyperlink r:id="rId39">
+            <w:hyperlink r:id="rId42">
               <w:r>
                 <w:rPr>
                   <w:color w:val="0B4F9E"/>
@@ -2209,7 +2545,7 @@
               <w:jc w:val="left"/>
             </w:pPr>
             <w:r/>
-            <w:hyperlink r:id="rId39">
+            <w:hyperlink r:id="rId42">
               <w:r>
                 <w:rPr>
                   <w:color w:val="0B4F9E"/>
@@ -2232,7 +2568,7 @@
               <w:jc w:val="left"/>
             </w:pPr>
             <w:r/>
-            <w:hyperlink r:id="rId40">
+            <w:hyperlink r:id="rId43">
               <w:r>
                 <w:rPr>
                   <w:color w:val="0B4F9E"/>
@@ -2321,7 +2657,7 @@
               <w:jc w:val="left"/>
             </w:pPr>
             <w:r/>
-            <w:hyperlink r:id="rId40">
+            <w:hyperlink r:id="rId43">
               <w:r>
                 <w:rPr>
                   <w:color w:val="0B4F9E"/>
@@ -2344,7 +2680,7 @@
               <w:jc w:val="left"/>
             </w:pPr>
             <w:r/>
-            <w:hyperlink r:id="rId41">
+            <w:hyperlink r:id="rId44">
               <w:r>
                 <w:rPr>
                   <w:color w:val="0B4F9E"/>
@@ -2415,318 +2751,6 @@
                 <w:sz w:val="16"/>
               </w:rPr>
               <w:t>2026-08-14</w:t>
-            </w:r>
-          </w:p>
-        </w:tc>
-        <w:tc>
-          <w:tcPr>
-            <w:tcW w:type="dxa" w:w="1680"/>
-          </w:tcPr>
-          <w:p>
-            <w:pPr>
-              <w:jc w:val="left"/>
-            </w:pPr>
-            <w:r/>
-            <w:hyperlink r:id="rId41">
-              <w:r>
-                <w:rPr>
-                  <w:color w:val="0B4F9E"/>
-                  <w:sz w:val="16"/>
-                  <w:u w:val="single"/>
-                </w:rPr>
-                <w:t>link</w:t>
-              </w:r>
-            </w:hyperlink>
-          </w:p>
-        </w:tc>
-      </w:tr>
-      <w:tr>
-        <w:tc>
-          <w:tcPr>
-            <w:tcW w:type="dxa" w:w="1680"/>
-          </w:tcPr>
-          <w:p>
-            <w:pPr>
-              <w:jc w:val="left"/>
-            </w:pPr>
-            <w:r/>
-            <w:hyperlink r:id="rId42">
-              <w:r>
-                <w:rPr>
-                  <w:color w:val="0B4F9E"/>
-                  <w:sz w:val="16"/>
-                  <w:u w:val="single"/>
-                </w:rPr>
-                <w:t>Data-Efficient Construction of Material-Specific Machine-Learning Interatomic Potentials from Ab Initio Molecular Dynami</w:t>
-              </w:r>
-            </w:hyperlink>
-          </w:p>
-        </w:tc>
-        <w:tc>
-          <w:tcPr>
-            <w:tcW w:type="dxa" w:w="1680"/>
-          </w:tcPr>
-          <w:p>
-            <w:pPr>
-              <w:jc w:val="left"/>
-            </w:pPr>
-            <w:r/>
-            <w:r>
-              <w:rPr>
-                <w:sz w:val="16"/>
-              </w:rPr>
-              <w:t>GRACE-1L-OAM, SevenNet-0, MACE-MP-0, MatterSim</w:t>
-            </w:r>
-          </w:p>
-        </w:tc>
-        <w:tc>
-          <w:tcPr>
-            <w:tcW w:type="dxa" w:w="1680"/>
-          </w:tcPr>
-          <w:p>
-            <w:pPr>
-              <w:jc w:val="left"/>
-            </w:pPr>
-            <w:r/>
-          </w:p>
-        </w:tc>
-        <w:tc>
-          <w:tcPr>
-            <w:tcW w:type="dxa" w:w="1680"/>
-          </w:tcPr>
-          <w:p>
-            <w:pPr>
-              <w:jc w:val="left"/>
-            </w:pPr>
-            <w:r/>
-            <w:r>
-              <w:rPr>
-                <w:sz w:val="16"/>
-              </w:rPr>
-              <w:t>DFT, AIMD, MD, MLIP</w:t>
-            </w:r>
-          </w:p>
-        </w:tc>
-        <w:tc>
-          <w:tcPr>
-            <w:tcW w:type="dxa" w:w="1680"/>
-          </w:tcPr>
-          <w:p>
-            <w:pPr>
-              <w:jc w:val="left"/>
-            </w:pPr>
-            <w:r/>
-            <w:r>
-              <w:rPr>
-                <w:sz w:val="16"/>
-              </w:rPr>
-              <w:t>2026-08-14</w:t>
-            </w:r>
-          </w:p>
-        </w:tc>
-        <w:tc>
-          <w:tcPr>
-            <w:tcW w:type="dxa" w:w="1680"/>
-          </w:tcPr>
-          <w:p>
-            <w:pPr>
-              <w:jc w:val="left"/>
-            </w:pPr>
-            <w:r/>
-            <w:hyperlink r:id="rId42">
-              <w:r>
-                <w:rPr>
-                  <w:color w:val="0B4F9E"/>
-                  <w:sz w:val="16"/>
-                  <w:u w:val="single"/>
-                </w:rPr>
-                <w:t>link</w:t>
-              </w:r>
-            </w:hyperlink>
-          </w:p>
-        </w:tc>
-      </w:tr>
-      <w:tr>
-        <w:tc>
-          <w:tcPr>
-            <w:tcW w:type="dxa" w:w="1680"/>
-          </w:tcPr>
-          <w:p>
-            <w:pPr>
-              <w:jc w:val="left"/>
-            </w:pPr>
-            <w:r/>
-            <w:hyperlink r:id="rId43">
-              <w:r>
-                <w:rPr>
-                  <w:color w:val="0B4F9E"/>
-                  <w:sz w:val="16"/>
-                  <w:u w:val="single"/>
-                </w:rPr>
-                <w:t>GRACE-OFF: A machine-learned interatomic potential for organic liquids using the GRACE architecture</w:t>
-              </w:r>
-            </w:hyperlink>
-          </w:p>
-        </w:tc>
-        <w:tc>
-          <w:tcPr>
-            <w:tcW w:type="dxa" w:w="1680"/>
-          </w:tcPr>
-          <w:p>
-            <w:pPr>
-              <w:jc w:val="left"/>
-            </w:pPr>
-            <w:r/>
-            <w:r>
-              <w:rPr>
-                <w:sz w:val="16"/>
-              </w:rPr>
-              <w:t>GRACE, MACE</w:t>
-            </w:r>
-          </w:p>
-        </w:tc>
-        <w:tc>
-          <w:tcPr>
-            <w:tcW w:type="dxa" w:w="1680"/>
-          </w:tcPr>
-          <w:p>
-            <w:pPr>
-              <w:jc w:val="left"/>
-            </w:pPr>
-            <w:r/>
-          </w:p>
-        </w:tc>
-        <w:tc>
-          <w:tcPr>
-            <w:tcW w:type="dxa" w:w="1680"/>
-          </w:tcPr>
-          <w:p>
-            <w:pPr>
-              <w:jc w:val="left"/>
-            </w:pPr>
-            <w:r/>
-            <w:r>
-              <w:rPr>
-                <w:sz w:val="16"/>
-              </w:rPr>
-              <w:t>MLIP</w:t>
-            </w:r>
-          </w:p>
-        </w:tc>
-        <w:tc>
-          <w:tcPr>
-            <w:tcW w:type="dxa" w:w="1680"/>
-          </w:tcPr>
-          <w:p>
-            <w:pPr>
-              <w:jc w:val="left"/>
-            </w:pPr>
-            <w:r/>
-            <w:r>
-              <w:rPr>
-                <w:sz w:val="16"/>
-              </w:rPr>
-              <w:t>2026-08-18</w:t>
-            </w:r>
-          </w:p>
-        </w:tc>
-        <w:tc>
-          <w:tcPr>
-            <w:tcW w:type="dxa" w:w="1680"/>
-          </w:tcPr>
-          <w:p>
-            <w:pPr>
-              <w:jc w:val="left"/>
-            </w:pPr>
-            <w:r/>
-            <w:hyperlink r:id="rId43">
-              <w:r>
-                <w:rPr>
-                  <w:color w:val="0B4F9E"/>
-                  <w:sz w:val="16"/>
-                  <w:u w:val="single"/>
-                </w:rPr>
-                <w:t>10.26434/chemrxiv.15001529/v2</w:t>
-              </w:r>
-            </w:hyperlink>
-          </w:p>
-        </w:tc>
-      </w:tr>
-      <w:tr>
-        <w:tc>
-          <w:tcPr>
-            <w:tcW w:type="dxa" w:w="1680"/>
-          </w:tcPr>
-          <w:p>
-            <w:pPr>
-              <w:jc w:val="left"/>
-            </w:pPr>
-            <w:r/>
-            <w:hyperlink r:id="rId44">
-              <w:r>
-                <w:rPr>
-                  <w:color w:val="0B4F9E"/>
-                  <w:sz w:val="16"/>
-                  <w:u w:val="single"/>
-                </w:rPr>
-                <w:t>How AI Coding Agents Can Unlock Materials Simulation with NVIDIA ALCHEMI Toolkit</w:t>
-              </w:r>
-            </w:hyperlink>
-          </w:p>
-        </w:tc>
-        <w:tc>
-          <w:tcPr>
-            <w:tcW w:type="dxa" w:w="1680"/>
-          </w:tcPr>
-          <w:p>
-            <w:pPr>
-              <w:jc w:val="left"/>
-            </w:pPr>
-            <w:r/>
-            <w:r>
-              <w:rPr>
-                <w:sz w:val="16"/>
-              </w:rPr>
-              <w:t>ALCHEMI</w:t>
-            </w:r>
-          </w:p>
-        </w:tc>
-        <w:tc>
-          <w:tcPr>
-            <w:tcW w:type="dxa" w:w="1680"/>
-          </w:tcPr>
-          <w:p>
-            <w:pPr>
-              <w:jc w:val="left"/>
-            </w:pPr>
-            <w:r/>
-          </w:p>
-        </w:tc>
-        <w:tc>
-          <w:tcPr>
-            <w:tcW w:type="dxa" w:w="1680"/>
-          </w:tcPr>
-          <w:p>
-            <w:pPr>
-              <w:jc w:val="left"/>
-            </w:pPr>
-            <w:r/>
-          </w:p>
-        </w:tc>
-        <w:tc>
-          <w:tcPr>
-            <w:tcW w:type="dxa" w:w="1680"/>
-          </w:tcPr>
-          <w:p>
-            <w:pPr>
-              <w:jc w:val="left"/>
-            </w:pPr>
-            <w:r/>
-            <w:r>
-              <w:rPr>
-                <w:sz w:val="16"/>
-              </w:rPr>
-              <w:t>2026-08-18</w:t>
             </w:r>
           </w:p>
         </w:tc>
@@ -2769,6 +2793,318 @@
                   <w:sz w:val="16"/>
                   <w:u w:val="single"/>
                 </w:rPr>
+                <w:t>Data-Efficient Construction of Material-Specific Machine-Learning Interatomic Potentials from Ab Initio Molecular Dynami</w:t>
+              </w:r>
+            </w:hyperlink>
+          </w:p>
+        </w:tc>
+        <w:tc>
+          <w:tcPr>
+            <w:tcW w:type="dxa" w:w="1680"/>
+          </w:tcPr>
+          <w:p>
+            <w:pPr>
+              <w:jc w:val="left"/>
+            </w:pPr>
+            <w:r/>
+            <w:r>
+              <w:rPr>
+                <w:sz w:val="16"/>
+              </w:rPr>
+              <w:t>GRACE-1L-OAM, SevenNet-0, MACE-MP-0, MatterSim</w:t>
+            </w:r>
+          </w:p>
+        </w:tc>
+        <w:tc>
+          <w:tcPr>
+            <w:tcW w:type="dxa" w:w="1680"/>
+          </w:tcPr>
+          <w:p>
+            <w:pPr>
+              <w:jc w:val="left"/>
+            </w:pPr>
+            <w:r/>
+          </w:p>
+        </w:tc>
+        <w:tc>
+          <w:tcPr>
+            <w:tcW w:type="dxa" w:w="1680"/>
+          </w:tcPr>
+          <w:p>
+            <w:pPr>
+              <w:jc w:val="left"/>
+            </w:pPr>
+            <w:r/>
+            <w:r>
+              <w:rPr>
+                <w:sz w:val="16"/>
+              </w:rPr>
+              <w:t>DFT, AIMD, MD, MLIP</w:t>
+            </w:r>
+          </w:p>
+        </w:tc>
+        <w:tc>
+          <w:tcPr>
+            <w:tcW w:type="dxa" w:w="1680"/>
+          </w:tcPr>
+          <w:p>
+            <w:pPr>
+              <w:jc w:val="left"/>
+            </w:pPr>
+            <w:r/>
+            <w:r>
+              <w:rPr>
+                <w:sz w:val="16"/>
+              </w:rPr>
+              <w:t>2026-08-14</w:t>
+            </w:r>
+          </w:p>
+        </w:tc>
+        <w:tc>
+          <w:tcPr>
+            <w:tcW w:type="dxa" w:w="1680"/>
+          </w:tcPr>
+          <w:p>
+            <w:pPr>
+              <w:jc w:val="left"/>
+            </w:pPr>
+            <w:r/>
+            <w:hyperlink r:id="rId45">
+              <w:r>
+                <w:rPr>
+                  <w:color w:val="0B4F9E"/>
+                  <w:sz w:val="16"/>
+                  <w:u w:val="single"/>
+                </w:rPr>
+                <w:t>link</w:t>
+              </w:r>
+            </w:hyperlink>
+          </w:p>
+        </w:tc>
+      </w:tr>
+      <w:tr>
+        <w:tc>
+          <w:tcPr>
+            <w:tcW w:type="dxa" w:w="1680"/>
+          </w:tcPr>
+          <w:p>
+            <w:pPr>
+              <w:jc w:val="left"/>
+            </w:pPr>
+            <w:r/>
+            <w:hyperlink r:id="rId46">
+              <w:r>
+                <w:rPr>
+                  <w:color w:val="0B4F9E"/>
+                  <w:sz w:val="16"/>
+                  <w:u w:val="single"/>
+                </w:rPr>
+                <w:t>GRACE-OFF: A machine-learned interatomic potential for organic liquids using the GRACE architecture</w:t>
+              </w:r>
+            </w:hyperlink>
+          </w:p>
+        </w:tc>
+        <w:tc>
+          <w:tcPr>
+            <w:tcW w:type="dxa" w:w="1680"/>
+          </w:tcPr>
+          <w:p>
+            <w:pPr>
+              <w:jc w:val="left"/>
+            </w:pPr>
+            <w:r/>
+            <w:r>
+              <w:rPr>
+                <w:sz w:val="16"/>
+              </w:rPr>
+              <w:t>GRACE, MACE</w:t>
+            </w:r>
+          </w:p>
+        </w:tc>
+        <w:tc>
+          <w:tcPr>
+            <w:tcW w:type="dxa" w:w="1680"/>
+          </w:tcPr>
+          <w:p>
+            <w:pPr>
+              <w:jc w:val="left"/>
+            </w:pPr>
+            <w:r/>
+          </w:p>
+        </w:tc>
+        <w:tc>
+          <w:tcPr>
+            <w:tcW w:type="dxa" w:w="1680"/>
+          </w:tcPr>
+          <w:p>
+            <w:pPr>
+              <w:jc w:val="left"/>
+            </w:pPr>
+            <w:r/>
+            <w:r>
+              <w:rPr>
+                <w:sz w:val="16"/>
+              </w:rPr>
+              <w:t>MLIP</w:t>
+            </w:r>
+          </w:p>
+        </w:tc>
+        <w:tc>
+          <w:tcPr>
+            <w:tcW w:type="dxa" w:w="1680"/>
+          </w:tcPr>
+          <w:p>
+            <w:pPr>
+              <w:jc w:val="left"/>
+            </w:pPr>
+            <w:r/>
+            <w:r>
+              <w:rPr>
+                <w:sz w:val="16"/>
+              </w:rPr>
+              <w:t>2026-08-18</w:t>
+            </w:r>
+          </w:p>
+        </w:tc>
+        <w:tc>
+          <w:tcPr>
+            <w:tcW w:type="dxa" w:w="1680"/>
+          </w:tcPr>
+          <w:p>
+            <w:pPr>
+              <w:jc w:val="left"/>
+            </w:pPr>
+            <w:r/>
+            <w:hyperlink r:id="rId46">
+              <w:r>
+                <w:rPr>
+                  <w:color w:val="0B4F9E"/>
+                  <w:sz w:val="16"/>
+                  <w:u w:val="single"/>
+                </w:rPr>
+                <w:t>10.26434/chemrxiv.15001529/v2</w:t>
+              </w:r>
+            </w:hyperlink>
+          </w:p>
+        </w:tc>
+      </w:tr>
+      <w:tr>
+        <w:tc>
+          <w:tcPr>
+            <w:tcW w:type="dxa" w:w="1680"/>
+          </w:tcPr>
+          <w:p>
+            <w:pPr>
+              <w:jc w:val="left"/>
+            </w:pPr>
+            <w:r/>
+            <w:hyperlink r:id="rId47">
+              <w:r>
+                <w:rPr>
+                  <w:color w:val="0B4F9E"/>
+                  <w:sz w:val="16"/>
+                  <w:u w:val="single"/>
+                </w:rPr>
+                <w:t>How AI Coding Agents Can Unlock Materials Simulation with NVIDIA ALCHEMI Toolkit</w:t>
+              </w:r>
+            </w:hyperlink>
+          </w:p>
+        </w:tc>
+        <w:tc>
+          <w:tcPr>
+            <w:tcW w:type="dxa" w:w="1680"/>
+          </w:tcPr>
+          <w:p>
+            <w:pPr>
+              <w:jc w:val="left"/>
+            </w:pPr>
+            <w:r/>
+            <w:r>
+              <w:rPr>
+                <w:sz w:val="16"/>
+              </w:rPr>
+              <w:t>ALCHEMI</w:t>
+            </w:r>
+          </w:p>
+        </w:tc>
+        <w:tc>
+          <w:tcPr>
+            <w:tcW w:type="dxa" w:w="1680"/>
+          </w:tcPr>
+          <w:p>
+            <w:pPr>
+              <w:jc w:val="left"/>
+            </w:pPr>
+            <w:r/>
+          </w:p>
+        </w:tc>
+        <w:tc>
+          <w:tcPr>
+            <w:tcW w:type="dxa" w:w="1680"/>
+          </w:tcPr>
+          <w:p>
+            <w:pPr>
+              <w:jc w:val="left"/>
+            </w:pPr>
+            <w:r/>
+          </w:p>
+        </w:tc>
+        <w:tc>
+          <w:tcPr>
+            <w:tcW w:type="dxa" w:w="1680"/>
+          </w:tcPr>
+          <w:p>
+            <w:pPr>
+              <w:jc w:val="left"/>
+            </w:pPr>
+            <w:r/>
+            <w:r>
+              <w:rPr>
+                <w:sz w:val="16"/>
+              </w:rPr>
+              <w:t>2026-08-18</w:t>
+            </w:r>
+          </w:p>
+        </w:tc>
+        <w:tc>
+          <w:tcPr>
+            <w:tcW w:type="dxa" w:w="1680"/>
+          </w:tcPr>
+          <w:p>
+            <w:pPr>
+              <w:jc w:val="left"/>
+            </w:pPr>
+            <w:r/>
+            <w:hyperlink r:id="rId47">
+              <w:r>
+                <w:rPr>
+                  <w:color w:val="0B4F9E"/>
+                  <w:sz w:val="16"/>
+                  <w:u w:val="single"/>
+                </w:rPr>
+                <w:t>link</w:t>
+              </w:r>
+            </w:hyperlink>
+          </w:p>
+        </w:tc>
+      </w:tr>
+      <w:tr>
+        <w:tc>
+          <w:tcPr>
+            <w:tcW w:type="dxa" w:w="1680"/>
+          </w:tcPr>
+          <w:p>
+            <w:pPr>
+              <w:jc w:val="left"/>
+            </w:pPr>
+            <w:r/>
+            <w:hyperlink r:id="rId48">
+              <w:r>
+                <w:rPr>
+                  <w:color w:val="0B4F9E"/>
+                  <w:sz w:val="16"/>
+                  <w:u w:val="single"/>
+                </w:rPr>
                 <w:t>Exploring celecoxib polymorph landscape using AIMNet2 machine learning interatomic potential</w:t>
               </w:r>
             </w:hyperlink>
@@ -2845,7 +3181,7 @@
               <w:jc w:val="left"/>
             </w:pPr>
             <w:r/>
-            <w:hyperlink r:id="rId45">
+            <w:hyperlink r:id="rId48">
               <w:r>
                 <w:rPr>
                   <w:color w:val="0B4F9E"/>
@@ -2868,7 +3204,219 @@
               <w:jc w:val="left"/>
             </w:pPr>
             <w:r/>
-            <w:hyperlink r:id="rId46">
+            <w:hyperlink r:id="rId49">
+              <w:r>
+                <w:rPr>
+                  <w:color w:val="0B4F9E"/>
+                  <w:sz w:val="16"/>
+                  <w:u w:val="single"/>
+                </w:rPr>
+                <w:t>Accurate and Efficient NMR Crystallography through Machine-Learning Geometry Optimization and Shielding Prediction</w:t>
+              </w:r>
+            </w:hyperlink>
+          </w:p>
+        </w:tc>
+        <w:tc>
+          <w:tcPr>
+            <w:tcW w:type="dxa" w:w="1680"/>
+          </w:tcPr>
+          <w:p>
+            <w:pPr>
+              <w:jc w:val="left"/>
+            </w:pPr>
+            <w:r/>
+            <w:r>
+              <w:rPr>
+                <w:sz w:val="16"/>
+              </w:rPr>
+              <w:t>UMA</w:t>
+            </w:r>
+          </w:p>
+        </w:tc>
+        <w:tc>
+          <w:tcPr>
+            <w:tcW w:type="dxa" w:w="1680"/>
+          </w:tcPr>
+          <w:p>
+            <w:pPr>
+              <w:jc w:val="left"/>
+            </w:pPr>
+            <w:r/>
+          </w:p>
+        </w:tc>
+        <w:tc>
+          <w:tcPr>
+            <w:tcW w:type="dxa" w:w="1680"/>
+          </w:tcPr>
+          <w:p>
+            <w:pPr>
+              <w:jc w:val="left"/>
+            </w:pPr>
+            <w:r/>
+            <w:r>
+              <w:rPr>
+                <w:sz w:val="16"/>
+              </w:rPr>
+              <w:t>PBE, hybrid DFT, DFT</w:t>
+            </w:r>
+          </w:p>
+        </w:tc>
+        <w:tc>
+          <w:tcPr>
+            <w:tcW w:type="dxa" w:w="1680"/>
+          </w:tcPr>
+          <w:p>
+            <w:pPr>
+              <w:jc w:val="left"/>
+            </w:pPr>
+            <w:r/>
+            <w:r>
+              <w:rPr>
+                <w:sz w:val="16"/>
+              </w:rPr>
+              <w:t>2026-08-21</w:t>
+            </w:r>
+          </w:p>
+        </w:tc>
+        <w:tc>
+          <w:tcPr>
+            <w:tcW w:type="dxa" w:w="1680"/>
+          </w:tcPr>
+          <w:p>
+            <w:pPr>
+              <w:jc w:val="left"/>
+            </w:pPr>
+            <w:r/>
+            <w:hyperlink r:id="rId49">
+              <w:r>
+                <w:rPr>
+                  <w:color w:val="0B4F9E"/>
+                  <w:sz w:val="16"/>
+                  <w:u w:val="single"/>
+                </w:rPr>
+                <w:t>10.1021/acs.jpclett.6c02446</w:t>
+              </w:r>
+            </w:hyperlink>
+          </w:p>
+        </w:tc>
+      </w:tr>
+      <w:tr>
+        <w:tc>
+          <w:tcPr>
+            <w:tcW w:type="dxa" w:w="1680"/>
+          </w:tcPr>
+          <w:p>
+            <w:pPr>
+              <w:jc w:val="left"/>
+            </w:pPr>
+            <w:r/>
+            <w:hyperlink r:id="rId50">
+              <w:r>
+                <w:rPr>
+                  <w:color w:val="0B4F9E"/>
+                  <w:sz w:val="16"/>
+                  <w:u w:val="single"/>
+                </w:rPr>
+                <w:t>Benchmarking Machine Learning Methods for Predicting Adiabatic Redox Potentials</w:t>
+              </w:r>
+            </w:hyperlink>
+          </w:p>
+        </w:tc>
+        <w:tc>
+          <w:tcPr>
+            <w:tcW w:type="dxa" w:w="1680"/>
+          </w:tcPr>
+          <w:p>
+            <w:pPr>
+              <w:jc w:val="left"/>
+            </w:pPr>
+            <w:r/>
+            <w:r>
+              <w:rPr>
+                <w:sz w:val="16"/>
+              </w:rPr>
+              <w:t>MACE</w:t>
+            </w:r>
+          </w:p>
+        </w:tc>
+        <w:tc>
+          <w:tcPr>
+            <w:tcW w:type="dxa" w:w="1680"/>
+          </w:tcPr>
+          <w:p>
+            <w:pPr>
+              <w:jc w:val="left"/>
+            </w:pPr>
+            <w:r/>
+          </w:p>
+        </w:tc>
+        <w:tc>
+          <w:tcPr>
+            <w:tcW w:type="dxa" w:w="1680"/>
+          </w:tcPr>
+          <w:p>
+            <w:pPr>
+              <w:jc w:val="left"/>
+            </w:pPr>
+            <w:r/>
+            <w:r>
+              <w:rPr>
+                <w:sz w:val="16"/>
+              </w:rPr>
+              <w:t>DFT</w:t>
+            </w:r>
+          </w:p>
+        </w:tc>
+        <w:tc>
+          <w:tcPr>
+            <w:tcW w:type="dxa" w:w="1680"/>
+          </w:tcPr>
+          <w:p>
+            <w:pPr>
+              <w:jc w:val="left"/>
+            </w:pPr>
+            <w:r/>
+            <w:r>
+              <w:rPr>
+                <w:sz w:val="16"/>
+              </w:rPr>
+              <w:t>2026-08-21</w:t>
+            </w:r>
+          </w:p>
+        </w:tc>
+        <w:tc>
+          <w:tcPr>
+            <w:tcW w:type="dxa" w:w="1680"/>
+          </w:tcPr>
+          <w:p>
+            <w:pPr>
+              <w:jc w:val="left"/>
+            </w:pPr>
+            <w:r/>
+            <w:hyperlink r:id="rId50">
+              <w:r>
+                <w:rPr>
+                  <w:color w:val="0B4F9E"/>
+                  <w:sz w:val="16"/>
+                  <w:u w:val="single"/>
+                </w:rPr>
+                <w:t>10.26434/chemrxiv.15007720/v1</w:t>
+              </w:r>
+            </w:hyperlink>
+          </w:p>
+        </w:tc>
+      </w:tr>
+      <w:tr>
+        <w:tc>
+          <w:tcPr>
+            <w:tcW w:type="dxa" w:w="1680"/>
+          </w:tcPr>
+          <w:p>
+            <w:pPr>
+              <w:jc w:val="left"/>
+            </w:pPr>
+            <w:r/>
+            <w:hyperlink r:id="rId51">
               <w:r>
                 <w:rPr>
                   <w:color w:val="0B4F9E"/>
@@ -2951,7 +3499,7 @@
               <w:jc w:val="left"/>
             </w:pPr>
             <w:r/>
-            <w:hyperlink r:id="rId46">
+            <w:hyperlink r:id="rId51">
               <w:r>
                 <w:rPr>
                   <w:color w:val="0B4F9E"/>
@@ -2974,7 +3522,7 @@
               <w:jc w:val="left"/>
             </w:pPr>
             <w:r/>
-            <w:hyperlink r:id="rId47">
+            <w:hyperlink r:id="rId52">
               <w:r>
                 <w:rPr>
                   <w:color w:val="0B4F9E"/>
@@ -3057,7 +3605,7 @@
               <w:jc w:val="left"/>
             </w:pPr>
             <w:r/>
-            <w:hyperlink r:id="rId47">
+            <w:hyperlink r:id="rId52">
               <w:r>
                 <w:rPr>
                   <w:color w:val="0B4F9E"/>
@@ -3080,7 +3628,7 @@
               <w:jc w:val="left"/>
             </w:pPr>
             <w:r/>
-            <w:hyperlink r:id="rId48">
+            <w:hyperlink r:id="rId53">
               <w:r>
                 <w:rPr>
                   <w:color w:val="0B4F9E"/>
@@ -3163,7 +3711,7 @@
               <w:jc w:val="left"/>
             </w:pPr>
             <w:r/>
-            <w:hyperlink r:id="rId48">
+            <w:hyperlink r:id="rId53">
               <w:r>
                 <w:rPr>
                   <w:color w:val="0B4F9E"/>
@@ -3186,7 +3734,7 @@
               <w:jc w:val="left"/>
             </w:pPr>
             <w:r/>
-            <w:hyperlink r:id="rId49">
+            <w:hyperlink r:id="rId54">
               <w:r>
                 <w:rPr>
                   <w:color w:val="0B4F9E"/>
@@ -3211,7 +3759,7 @@
               <w:rPr>
                 <w:sz w:val="16"/>
               </w:rPr>
-              <w:t>MatterSim, MatterGen</w:t>
+              <w:t>MatterGen, MatterSim</w:t>
             </w:r>
           </w:p>
         </w:tc>
@@ -3269,7 +3817,7 @@
               <w:jc w:val="left"/>
             </w:pPr>
             <w:r/>
-            <w:hyperlink r:id="rId49">
+            <w:hyperlink r:id="rId54">
               <w:r>
                 <w:rPr>
                   <w:color w:val="0B4F9E"/>
@@ -3292,7 +3840,7 @@
               <w:jc w:val="left"/>
             </w:pPr>
             <w:r/>
-            <w:hyperlink r:id="rId50">
+            <w:hyperlink r:id="rId55">
               <w:r>
                 <w:rPr>
                   <w:color w:val="0B4F9E"/>
@@ -3375,7 +3923,7 @@
               <w:jc w:val="left"/>
             </w:pPr>
             <w:r/>
-            <w:hyperlink r:id="rId50">
+            <w:hyperlink r:id="rId55">
               <w:r>
                 <w:rPr>
                   <w:color w:val="0B4F9E"/>
@@ -3398,7 +3946,7 @@
               <w:jc w:val="left"/>
             </w:pPr>
             <w:r/>
-            <w:hyperlink r:id="rId51">
+            <w:hyperlink r:id="rId56">
               <w:r>
                 <w:rPr>
                   <w:color w:val="0B4F9E"/>
@@ -3475,7 +4023,7 @@
               <w:jc w:val="left"/>
             </w:pPr>
             <w:r/>
-            <w:hyperlink r:id="rId51">
+            <w:hyperlink r:id="rId56">
               <w:r>
                 <w:rPr>
                   <w:color w:val="0B4F9E"/>
@@ -3498,7 +4046,7 @@
               <w:jc w:val="left"/>
             </w:pPr>
             <w:r/>
-            <w:hyperlink r:id="rId52">
+            <w:hyperlink r:id="rId57">
               <w:r>
                 <w:rPr>
                   <w:color w:val="0B4F9E"/>
@@ -3581,7 +4129,7 @@
               <w:jc w:val="left"/>
             </w:pPr>
             <w:r/>
-            <w:hyperlink r:id="rId52">
+            <w:hyperlink r:id="rId57">
               <w:r>
                 <w:rPr>
                   <w:color w:val="0B4F9E"/>
@@ -3604,536 +4152,6 @@
               <w:jc w:val="left"/>
             </w:pPr>
             <w:r/>
-            <w:hyperlink r:id="rId53">
-              <w:r>
-                <w:rPr>
-                  <w:color w:val="0B4F9E"/>
-                  <w:sz w:val="16"/>
-                  <w:u w:val="single"/>
-                </w:rPr>
-                <w:t>G2RINS: A Generative String-and-Graph Polymer Representation to Assist Computational Materials Discovery</w:t>
-              </w:r>
-            </w:hyperlink>
-          </w:p>
-        </w:tc>
-        <w:tc>
-          <w:tcPr>
-            <w:tcW w:type="dxa" w:w="1680"/>
-          </w:tcPr>
-          <w:p>
-            <w:pPr>
-              <w:jc w:val="left"/>
-            </w:pPr>
-            <w:r/>
-          </w:p>
-        </w:tc>
-        <w:tc>
-          <w:tcPr>
-            <w:tcW w:type="dxa" w:w="1680"/>
-          </w:tcPr>
-          <w:p>
-            <w:pPr>
-              <w:jc w:val="left"/>
-            </w:pPr>
-            <w:r/>
-            <w:r>
-              <w:rPr>
-                <w:sz w:val="16"/>
-              </w:rPr>
-              <w:t>polymer</w:t>
-            </w:r>
-          </w:p>
-        </w:tc>
-        <w:tc>
-          <w:tcPr>
-            <w:tcW w:type="dxa" w:w="1680"/>
-          </w:tcPr>
-          <w:p>
-            <w:pPr>
-              <w:jc w:val="left"/>
-            </w:pPr>
-            <w:r/>
-            <w:r>
-              <w:rPr>
-                <w:sz w:val="16"/>
-              </w:rPr>
-              <w:t>MD</w:t>
-            </w:r>
-          </w:p>
-        </w:tc>
-        <w:tc>
-          <w:tcPr>
-            <w:tcW w:type="dxa" w:w="1680"/>
-          </w:tcPr>
-          <w:p>
-            <w:pPr>
-              <w:jc w:val="left"/>
-            </w:pPr>
-            <w:r/>
-            <w:r>
-              <w:rPr>
-                <w:sz w:val="16"/>
-              </w:rPr>
-              <w:t>2026-08-17</w:t>
-            </w:r>
-          </w:p>
-        </w:tc>
-        <w:tc>
-          <w:tcPr>
-            <w:tcW w:type="dxa" w:w="1680"/>
-          </w:tcPr>
-          <w:p>
-            <w:pPr>
-              <w:jc w:val="left"/>
-            </w:pPr>
-            <w:r/>
-            <w:hyperlink r:id="rId53">
-              <w:r>
-                <w:rPr>
-                  <w:color w:val="0B4F9E"/>
-                  <w:sz w:val="16"/>
-                  <w:u w:val="single"/>
-                </w:rPr>
-                <w:t>10.26434/chemrxiv.15007504/v1</w:t>
-              </w:r>
-            </w:hyperlink>
-          </w:p>
-        </w:tc>
-      </w:tr>
-      <w:tr>
-        <w:tc>
-          <w:tcPr>
-            <w:tcW w:type="dxa" w:w="1680"/>
-          </w:tcPr>
-          <w:p>
-            <w:pPr>
-              <w:jc w:val="left"/>
-            </w:pPr>
-            <w:r/>
-            <w:hyperlink r:id="rId54">
-              <w:r>
-                <w:rPr>
-                  <w:color w:val="0B4F9E"/>
-                  <w:sz w:val="16"/>
-                  <w:u w:val="single"/>
-                </w:rPr>
-                <w:t>Optimization of active learning strategies for infrared spectra prediction in catalysis</w:t>
-              </w:r>
-            </w:hyperlink>
-          </w:p>
-        </w:tc>
-        <w:tc>
-          <w:tcPr>
-            <w:tcW w:type="dxa" w:w="1680"/>
-          </w:tcPr>
-          <w:p>
-            <w:pPr>
-              <w:jc w:val="left"/>
-            </w:pPr>
-            <w:r/>
-          </w:p>
-        </w:tc>
-        <w:tc>
-          <w:tcPr>
-            <w:tcW w:type="dxa" w:w="1680"/>
-          </w:tcPr>
-          <w:p>
-            <w:pPr>
-              <w:jc w:val="left"/>
-            </w:pPr>
-            <w:r/>
-            <w:r>
-              <w:rPr>
-                <w:sz w:val="16"/>
-              </w:rPr>
-              <w:t>catalyst, molecule / organic</w:t>
-            </w:r>
-          </w:p>
-        </w:tc>
-        <w:tc>
-          <w:tcPr>
-            <w:tcW w:type="dxa" w:w="1680"/>
-          </w:tcPr>
-          <w:p>
-            <w:pPr>
-              <w:jc w:val="left"/>
-            </w:pPr>
-            <w:r/>
-            <w:r>
-              <w:rPr>
-                <w:sz w:val="16"/>
-              </w:rPr>
-              <w:t>DFT, AIMD, MD, MLIP</w:t>
-            </w:r>
-          </w:p>
-        </w:tc>
-        <w:tc>
-          <w:tcPr>
-            <w:tcW w:type="dxa" w:w="1680"/>
-          </w:tcPr>
-          <w:p>
-            <w:pPr>
-              <w:jc w:val="left"/>
-            </w:pPr>
-            <w:r/>
-            <w:r>
-              <w:rPr>
-                <w:sz w:val="16"/>
-              </w:rPr>
-              <w:t>2026-08-18</w:t>
-            </w:r>
-          </w:p>
-        </w:tc>
-        <w:tc>
-          <w:tcPr>
-            <w:tcW w:type="dxa" w:w="1680"/>
-          </w:tcPr>
-          <w:p>
-            <w:pPr>
-              <w:jc w:val="left"/>
-            </w:pPr>
-            <w:r/>
-            <w:hyperlink r:id="rId54">
-              <w:r>
-                <w:rPr>
-                  <w:color w:val="0B4F9E"/>
-                  <w:sz w:val="16"/>
-                  <w:u w:val="single"/>
-                </w:rPr>
-                <w:t>10.26434/chemrxiv.15007549/v1</w:t>
-              </w:r>
-            </w:hyperlink>
-          </w:p>
-        </w:tc>
-      </w:tr>
-      <w:tr>
-        <w:tc>
-          <w:tcPr>
-            <w:tcW w:type="dxa" w:w="1680"/>
-          </w:tcPr>
-          <w:p>
-            <w:pPr>
-              <w:jc w:val="left"/>
-            </w:pPr>
-            <w:r/>
-            <w:hyperlink r:id="rId55">
-              <w:r>
-                <w:rPr>
-                  <w:color w:val="0B4F9E"/>
-                  <w:sz w:val="16"/>
-                  <w:u w:val="single"/>
-                </w:rPr>
-                <w:t>Local Symmetry Breaking and Correlated Fluctuations in Quantum Materials from Atomistic Foundation Models</w:t>
-              </w:r>
-            </w:hyperlink>
-          </w:p>
-        </w:tc>
-        <w:tc>
-          <w:tcPr>
-            <w:tcW w:type="dxa" w:w="1680"/>
-          </w:tcPr>
-          <w:p>
-            <w:pPr>
-              <w:jc w:val="left"/>
-            </w:pPr>
-            <w:r/>
-          </w:p>
-        </w:tc>
-        <w:tc>
-          <w:tcPr>
-            <w:tcW w:type="dxa" w:w="1680"/>
-          </w:tcPr>
-          <w:p>
-            <w:pPr>
-              <w:jc w:val="left"/>
-            </w:pPr>
-            <w:r/>
-            <w:r>
-              <w:rPr>
-                <w:sz w:val="16"/>
-              </w:rPr>
-              <w:t>superconductor</w:t>
-            </w:r>
-          </w:p>
-        </w:tc>
-        <w:tc>
-          <w:tcPr>
-            <w:tcW w:type="dxa" w:w="1680"/>
-          </w:tcPr>
-          <w:p>
-            <w:pPr>
-              <w:jc w:val="left"/>
-            </w:pPr>
-            <w:r/>
-            <w:r>
-              <w:rPr>
-                <w:sz w:val="16"/>
-              </w:rPr>
-              <w:t>DFT, AIMD, MD, phonons</w:t>
-            </w:r>
-          </w:p>
-        </w:tc>
-        <w:tc>
-          <w:tcPr>
-            <w:tcW w:type="dxa" w:w="1680"/>
-          </w:tcPr>
-          <w:p>
-            <w:pPr>
-              <w:jc w:val="left"/>
-            </w:pPr>
-            <w:r/>
-            <w:r>
-              <w:rPr>
-                <w:sz w:val="16"/>
-              </w:rPr>
-              <w:t>2026-08-19</w:t>
-            </w:r>
-          </w:p>
-        </w:tc>
-        <w:tc>
-          <w:tcPr>
-            <w:tcW w:type="dxa" w:w="1680"/>
-          </w:tcPr>
-          <w:p>
-            <w:pPr>
-              <w:jc w:val="left"/>
-            </w:pPr>
-            <w:r/>
-            <w:hyperlink r:id="rId55">
-              <w:r>
-                <w:rPr>
-                  <w:color w:val="0B4F9E"/>
-                  <w:sz w:val="16"/>
-                  <w:u w:val="single"/>
-                </w:rPr>
-                <w:t>10.26434/chemrxiv.15001387/v2</w:t>
-              </w:r>
-            </w:hyperlink>
-          </w:p>
-        </w:tc>
-      </w:tr>
-      <w:tr>
-        <w:tc>
-          <w:tcPr>
-            <w:tcW w:type="dxa" w:w="1680"/>
-          </w:tcPr>
-          <w:p>
-            <w:pPr>
-              <w:jc w:val="left"/>
-            </w:pPr>
-            <w:r/>
-            <w:hyperlink r:id="rId56">
-              <w:r>
-                <w:rPr>
-                  <w:color w:val="0B4F9E"/>
-                  <w:sz w:val="16"/>
-                  <w:u w:val="single"/>
-                </w:rPr>
-                <w:t>Machine Learning Guided Discovery of Corundum High Entropy Oxides</w:t>
-              </w:r>
-            </w:hyperlink>
-          </w:p>
-        </w:tc>
-        <w:tc>
-          <w:tcPr>
-            <w:tcW w:type="dxa" w:w="1680"/>
-          </w:tcPr>
-          <w:p>
-            <w:pPr>
-              <w:jc w:val="left"/>
-            </w:pPr>
-            <w:r/>
-          </w:p>
-        </w:tc>
-        <w:tc>
-          <w:tcPr>
-            <w:tcW w:type="dxa" w:w="1680"/>
-          </w:tcPr>
-          <w:p>
-            <w:pPr>
-              <w:jc w:val="left"/>
-            </w:pPr>
-            <w:r/>
-            <w:r>
-              <w:rPr>
-                <w:sz w:val="16"/>
-              </w:rPr>
-              <w:t>oxide</w:t>
-            </w:r>
-          </w:p>
-        </w:tc>
-        <w:tc>
-          <w:tcPr>
-            <w:tcW w:type="dxa" w:w="1680"/>
-          </w:tcPr>
-          <w:p>
-            <w:pPr>
-              <w:jc w:val="left"/>
-            </w:pPr>
-            <w:r/>
-            <w:r>
-              <w:rPr>
-                <w:sz w:val="16"/>
-              </w:rPr>
-              <w:t>MLIP</w:t>
-            </w:r>
-          </w:p>
-        </w:tc>
-        <w:tc>
-          <w:tcPr>
-            <w:tcW w:type="dxa" w:w="1680"/>
-          </w:tcPr>
-          <w:p>
-            <w:pPr>
-              <w:jc w:val="left"/>
-            </w:pPr>
-            <w:r/>
-            <w:r>
-              <w:rPr>
-                <w:sz w:val="16"/>
-              </w:rPr>
-              <w:t>2026-08-20</w:t>
-            </w:r>
-          </w:p>
-        </w:tc>
-        <w:tc>
-          <w:tcPr>
-            <w:tcW w:type="dxa" w:w="1680"/>
-          </w:tcPr>
-          <w:p>
-            <w:pPr>
-              <w:jc w:val="left"/>
-            </w:pPr>
-            <w:r/>
-            <w:hyperlink r:id="rId56">
-              <w:r>
-                <w:rPr>
-                  <w:color w:val="0B4F9E"/>
-                  <w:sz w:val="16"/>
-                  <w:u w:val="single"/>
-                </w:rPr>
-                <w:t>link</w:t>
-              </w:r>
-            </w:hyperlink>
-          </w:p>
-        </w:tc>
-      </w:tr>
-      <w:tr>
-        <w:tc>
-          <w:tcPr>
-            <w:tcW w:type="dxa" w:w="1680"/>
-          </w:tcPr>
-          <w:p>
-            <w:pPr>
-              <w:jc w:val="left"/>
-            </w:pPr>
-            <w:r/>
-            <w:hyperlink r:id="rId57">
-              <w:r>
-                <w:rPr>
-                  <w:color w:val="0B4F9E"/>
-                  <w:sz w:val="16"/>
-                  <w:u w:val="single"/>
-                </w:rPr>
-                <w:t>Machine Learning Guided Discovery of Corundum High Entropy Oxides</w:t>
-              </w:r>
-            </w:hyperlink>
-          </w:p>
-        </w:tc>
-        <w:tc>
-          <w:tcPr>
-            <w:tcW w:type="dxa" w:w="1680"/>
-          </w:tcPr>
-          <w:p>
-            <w:pPr>
-              <w:jc w:val="left"/>
-            </w:pPr>
-            <w:r/>
-          </w:p>
-        </w:tc>
-        <w:tc>
-          <w:tcPr>
-            <w:tcW w:type="dxa" w:w="1680"/>
-          </w:tcPr>
-          <w:p>
-            <w:pPr>
-              <w:jc w:val="left"/>
-            </w:pPr>
-            <w:r/>
-            <w:r>
-              <w:rPr>
-                <w:sz w:val="16"/>
-              </w:rPr>
-              <w:t>oxide</w:t>
-            </w:r>
-          </w:p>
-        </w:tc>
-        <w:tc>
-          <w:tcPr>
-            <w:tcW w:type="dxa" w:w="1680"/>
-          </w:tcPr>
-          <w:p>
-            <w:pPr>
-              <w:jc w:val="left"/>
-            </w:pPr>
-            <w:r/>
-            <w:r>
-              <w:rPr>
-                <w:sz w:val="16"/>
-              </w:rPr>
-              <w:t>MLIP</w:t>
-            </w:r>
-          </w:p>
-        </w:tc>
-        <w:tc>
-          <w:tcPr>
-            <w:tcW w:type="dxa" w:w="1680"/>
-          </w:tcPr>
-          <w:p>
-            <w:pPr>
-              <w:jc w:val="left"/>
-            </w:pPr>
-            <w:r/>
-            <w:r>
-              <w:rPr>
-                <w:sz w:val="16"/>
-              </w:rPr>
-              <w:t>2026-08-20</w:t>
-            </w:r>
-          </w:p>
-        </w:tc>
-        <w:tc>
-          <w:tcPr>
-            <w:tcW w:type="dxa" w:w="1680"/>
-          </w:tcPr>
-          <w:p>
-            <w:pPr>
-              <w:jc w:val="left"/>
-            </w:pPr>
-            <w:r/>
-            <w:hyperlink r:id="rId57">
-              <w:r>
-                <w:rPr>
-                  <w:color w:val="0B4F9E"/>
-                  <w:sz w:val="16"/>
-                  <w:u w:val="single"/>
-                </w:rPr>
-                <w:t>10.48550/arxiv.2608.20596</w:t>
-              </w:r>
-            </w:hyperlink>
-          </w:p>
-        </w:tc>
-      </w:tr>
-      <w:tr>
-        <w:tc>
-          <w:tcPr>
-            <w:tcW w:type="dxa" w:w="1680"/>
-          </w:tcPr>
-          <w:p>
-            <w:pPr>
-              <w:jc w:val="left"/>
-            </w:pPr>
-            <w:r/>
             <w:hyperlink r:id="rId58">
               <w:r>
                 <w:rPr>
@@ -4141,7 +4159,7 @@
                   <w:sz w:val="16"/>
                   <w:u w:val="single"/>
                 </w:rPr>
-                <w:t>Vibrational, structural, and chemical fingerprints of ion diffusion in crystalline solids</w:t>
+                <w:t>Discovering Physically Interpretable Mathematical Expression for Predicting CO2 Adsorption in Metal-Organic Frameworks v</w:t>
               </w:r>
             </w:hyperlink>
           </w:p>
@@ -4170,8 +4188,19 @@
               <w:rPr>
                 <w:sz w:val="16"/>
               </w:rPr>
-              <w:t>solid electrolyte</w:t>
+              <w:t>MOF, CO2</w:t>
             </w:r>
+          </w:p>
+        </w:tc>
+        <w:tc>
+          <w:tcPr>
+            <w:tcW w:type="dxa" w:w="1680"/>
+          </w:tcPr>
+          <w:p>
+            <w:pPr>
+              <w:jc w:val="left"/>
+            </w:pPr>
+            <w:r/>
           </w:p>
         </w:tc>
         <w:tc>
@@ -4187,24 +4216,7 @@
               <w:rPr>
                 <w:sz w:val="16"/>
               </w:rPr>
-              <w:t>MD, MLIP, free energy</w:t>
-            </w:r>
-          </w:p>
-        </w:tc>
-        <w:tc>
-          <w:tcPr>
-            <w:tcW w:type="dxa" w:w="1680"/>
-          </w:tcPr>
-          <w:p>
-            <w:pPr>
-              <w:jc w:val="left"/>
-            </w:pPr>
-            <w:r/>
-            <w:r>
-              <w:rPr>
-                <w:sz w:val="16"/>
-              </w:rPr>
-              <w:t>2026-08-21</w:t>
+              <w:t>2026-08-15</w:t>
             </w:r>
           </w:p>
         </w:tc>
@@ -4247,7 +4259,7 @@
                   <w:sz w:val="16"/>
                   <w:u w:val="single"/>
                 </w:rPr>
-                <w:t>Vibrational, structural, and chemical fingerprints of ion diffusion in crystalline solids</w:t>
+                <w:t>Crystal-structure design by agentic AI in a language of motifs</w:t>
               </w:r>
             </w:hyperlink>
           </w:p>
@@ -4276,7 +4288,7 @@
               <w:rPr>
                 <w:sz w:val="16"/>
               </w:rPr>
-              <w:t>solid electrolyte</w:t>
+              <w:t>magnetic material</w:t>
             </w:r>
           </w:p>
         </w:tc>
@@ -4293,7 +4305,7 @@
               <w:rPr>
                 <w:sz w:val="16"/>
               </w:rPr>
-              <w:t>MD, MLIP, free energy</w:t>
+              <w:t>DFT</w:t>
             </w:r>
           </w:p>
         </w:tc>
@@ -4310,7 +4322,7 @@
               <w:rPr>
                 <w:sz w:val="16"/>
               </w:rPr>
-              <w:t>2026-08-21</w:t>
+              <w:t>2026-08-16</w:t>
             </w:r>
           </w:p>
         </w:tc>
@@ -4330,7 +4342,7 @@
                   <w:sz w:val="16"/>
                   <w:u w:val="single"/>
                 </w:rPr>
-                <w:t>10.48550/arxiv.2608.21624</w:t>
+                <w:t>10.48550/arxiv.2608.15900</w:t>
               </w:r>
             </w:hyperlink>
           </w:p>
@@ -4353,7 +4365,7 @@
                   <w:sz w:val="16"/>
                   <w:u w:val="single"/>
                 </w:rPr>
-                <w:t>Bayesian Neural Networks versus deep ensembles for uncertainty quantification in machine learning interatomic potentials</w:t>
+                <w:t>G2RINS: A Generative String-and-Graph Polymer Representation to Assist Computational Materials Discovery</w:t>
               </w:r>
             </w:hyperlink>
           </w:p>
@@ -4382,7 +4394,7 @@
               <w:rPr>
                 <w:sz w:val="16"/>
               </w:rPr>
-              <w:t>molecule / organic</w:t>
+              <w:t>polymer</w:t>
             </w:r>
           </w:p>
         </w:tc>
@@ -4399,7 +4411,7 @@
               <w:rPr>
                 <w:sz w:val="16"/>
               </w:rPr>
-              <w:t>MLIP</w:t>
+              <w:t>MD</w:t>
             </w:r>
           </w:p>
         </w:tc>
@@ -4416,7 +4428,7 @@
               <w:rPr>
                 <w:sz w:val="16"/>
               </w:rPr>
-              <w:t>2026-08-24</w:t>
+              <w:t>2026-08-17</w:t>
             </w:r>
           </w:p>
         </w:tc>
@@ -4436,7 +4448,7 @@
                   <w:sz w:val="16"/>
                   <w:u w:val="single"/>
                 </w:rPr>
-                <w:t>10.1088/2632-2153/ae9de8</w:t>
+                <w:t>10.26434/chemrxiv.15007504/v1</w:t>
               </w:r>
             </w:hyperlink>
           </w:p>
@@ -4459,7 +4471,7 @@
                   <w:sz w:val="16"/>
                   <w:u w:val="single"/>
                 </w:rPr>
-                <w:t>Y-Mn-B Magnetic Materials: A DFT and Machine Learning Dataset</w:t>
+                <w:t>Atomistic Structure Generation and Neural-Network Screening of Hard Carbons to Identify High-Capacity Sodium Storage</w:t>
               </w:r>
             </w:hyperlink>
           </w:p>
@@ -4488,7 +4500,7 @@
               <w:rPr>
                 <w:sz w:val="16"/>
               </w:rPr>
-              <w:t>magnetic material, Y3MnB7, YMnB4</w:t>
+              <w:t>Li-ion battery</w:t>
             </w:r>
           </w:p>
         </w:tc>
@@ -4505,7 +4517,7 @@
               <w:rPr>
                 <w:sz w:val="16"/>
               </w:rPr>
-              <w:t>DFT, phonons, MLIP</w:t>
+              <w:t>MLIP</w:t>
             </w:r>
           </w:p>
         </w:tc>
@@ -4522,7 +4534,7 @@
               <w:rPr>
                 <w:sz w:val="16"/>
               </w:rPr>
-              <w:t>2026-08-24</w:t>
+              <w:t>2026-08-18</w:t>
             </w:r>
           </w:p>
         </w:tc>
@@ -4542,7 +4554,7 @@
                   <w:sz w:val="16"/>
                   <w:u w:val="single"/>
                 </w:rPr>
-                <w:t>10.5281/zenodo.22084773</w:t>
+                <w:t>link</w:t>
               </w:r>
             </w:hyperlink>
           </w:p>
@@ -4565,7 +4577,7 @@
                   <w:sz w:val="16"/>
                   <w:u w:val="single"/>
                 </w:rPr>
-                <w:t>Y-Mn-B Magnetic Materials: A DFT and Machine Learning Dataset</w:t>
+                <w:t>Optimization of active learning strategies for infrared spectra prediction in catalysis</w:t>
               </w:r>
             </w:hyperlink>
           </w:p>
@@ -4594,7 +4606,7 @@
               <w:rPr>
                 <w:sz w:val="16"/>
               </w:rPr>
-              <w:t>magnetic material, Y3MnB7, YMnB4</w:t>
+              <w:t>catalyst, molecule / organic</w:t>
             </w:r>
           </w:p>
         </w:tc>
@@ -4611,7 +4623,7 @@
               <w:rPr>
                 <w:sz w:val="16"/>
               </w:rPr>
-              <w:t>DFT, phonons, MLIP</w:t>
+              <w:t>DFT, AIMD, MD, MLIP</w:t>
             </w:r>
           </w:p>
         </w:tc>
@@ -4628,7 +4640,7 @@
               <w:rPr>
                 <w:sz w:val="16"/>
               </w:rPr>
-              <w:t>2026-08-24</w:t>
+              <w:t>2026-08-18</w:t>
             </w:r>
           </w:p>
         </w:tc>
@@ -4648,7 +4660,7 @@
                   <w:sz w:val="16"/>
                   <w:u w:val="single"/>
                 </w:rPr>
-                <w:t>10.5281/zenodo.22084774</w:t>
+                <w:t>10.26434/chemrxiv.15007549/v1</w:t>
               </w:r>
             </w:hyperlink>
           </w:p>
@@ -4671,7 +4683,7 @@
                   <w:sz w:val="16"/>
                   <w:u w:val="single"/>
                 </w:rPr>
-                <w:t>Insights into Lithium Diffusion in Crystalline and Amorphous Solid Electrolytes with Machine Learning Interatomic Potent</w:t>
+                <w:t>JANUS: A Multi-modal Foundation Neural Sampler for Disordered Materials</w:t>
               </w:r>
             </w:hyperlink>
           </w:p>
@@ -4700,7 +4712,7 @@
               <w:rPr>
                 <w:sz w:val="16"/>
               </w:rPr>
-              <w:t>solid electrolyte, Li-ion battery, glass / amorphous, Li3YCl6</w:t>
+              <w:t>alloy</w:t>
             </w:r>
           </w:p>
         </w:tc>
@@ -4717,7 +4729,7 @@
               <w:rPr>
                 <w:sz w:val="16"/>
               </w:rPr>
-              <w:t>MD, MLIP</w:t>
+              <w:t>Monte Carlo</w:t>
             </w:r>
           </w:p>
         </w:tc>
@@ -4734,7 +4746,7 @@
               <w:rPr>
                 <w:sz w:val="16"/>
               </w:rPr>
-              <w:t>2026-08-26</w:t>
+              <w:t>2026-08-19</w:t>
             </w:r>
           </w:p>
         </w:tc>
@@ -4754,7 +4766,7 @@
                   <w:sz w:val="16"/>
                   <w:u w:val="single"/>
                 </w:rPr>
-                <w:t>10.26434/chemrxiv.15007863/v1</w:t>
+                <w:t>link</w:t>
               </w:r>
             </w:hyperlink>
           </w:p>
@@ -4777,7 +4789,7 @@
                   <w:sz w:val="16"/>
                   <w:u w:val="single"/>
                 </w:rPr>
-                <w:t>High-throughput Discovery of Magnetic Rare Earth Transition Metal Alloys</w:t>
+                <w:t>Enhancing EBSD throughput of battery electrode materials using super-resolution generative adversarial networks</w:t>
               </w:r>
             </w:hyperlink>
           </w:p>
@@ -4806,8 +4818,19 @@
               <w:rPr>
                 <w:sz w:val="16"/>
               </w:rPr>
-              <w:t>alloy</w:t>
+              <w:t>Li-ion battery</w:t>
             </w:r>
+          </w:p>
+        </w:tc>
+        <w:tc>
+          <w:tcPr>
+            <w:tcW w:type="dxa" w:w="1680"/>
+          </w:tcPr>
+          <w:p>
+            <w:pPr>
+              <w:jc w:val="left"/>
+            </w:pPr>
+            <w:r/>
           </w:p>
         </w:tc>
         <w:tc>
@@ -4823,24 +4846,7 @@
               <w:rPr>
                 <w:sz w:val="16"/>
               </w:rPr>
-              <w:t>DFT, MLIP</w:t>
-            </w:r>
-          </w:p>
-        </w:tc>
-        <w:tc>
-          <w:tcPr>
-            <w:tcW w:type="dxa" w:w="1680"/>
-          </w:tcPr>
-          <w:p>
-            <w:pPr>
-              <w:jc w:val="left"/>
-            </w:pPr>
-            <w:r/>
-            <w:r>
-              <w:rPr>
-                <w:sz w:val="16"/>
-              </w:rPr>
-              <w:t>2026-08-26</w:t>
+              <w:t>2026-08-19</w:t>
             </w:r>
           </w:p>
         </w:tc>
@@ -4883,7 +4889,7 @@
                   <w:sz w:val="16"/>
                   <w:u w:val="single"/>
                 </w:rPr>
-                <w:t>High-throughput Discovery of Magnetic Rare Earth Transition Metal Alloys</w:t>
+                <w:t>Local Symmetry Breaking and Correlated Fluctuations in Quantum Materials from Atomistic Foundation Models</w:t>
               </w:r>
             </w:hyperlink>
           </w:p>
@@ -4912,7 +4918,7 @@
               <w:rPr>
                 <w:sz w:val="16"/>
               </w:rPr>
-              <w:t>alloy, magnetic material</w:t>
+              <w:t>superconductor</w:t>
             </w:r>
           </w:p>
         </w:tc>
@@ -4929,7 +4935,7 @@
               <w:rPr>
                 <w:sz w:val="16"/>
               </w:rPr>
-              <w:t>DFT, MLIP</w:t>
+              <w:t>DFT, AIMD, MD, phonons</w:t>
             </w:r>
           </w:p>
         </w:tc>
@@ -4946,7 +4952,7 @@
               <w:rPr>
                 <w:sz w:val="16"/>
               </w:rPr>
-              <w:t>2026-08-26</w:t>
+              <w:t>2026-08-19</w:t>
             </w:r>
           </w:p>
         </w:tc>
@@ -4966,7 +4972,7 @@
                   <w:sz w:val="16"/>
                   <w:u w:val="single"/>
                 </w:rPr>
-                <w:t>10.48550/arxiv.2608.25270</w:t>
+                <w:t>10.26434/chemrxiv.15001387/v2</w:t>
               </w:r>
             </w:hyperlink>
           </w:p>
@@ -4989,7 +4995,7 @@
                   <w:sz w:val="16"/>
                   <w:u w:val="single"/>
                 </w:rPr>
-                <w:t>A Hierarchical Synergistic Deep Learning Framework Integrating Composition, Structure, and Ionic Transport for Solid-Sta</w:t>
+                <w:t>Lithium Layers Govern Wave-like Cross-Plane Transport and Thermal Anisotropy in LiCoO2</w:t>
               </w:r>
             </w:hyperlink>
           </w:p>
@@ -5018,19 +5024,8 @@
               <w:rPr>
                 <w:sz w:val="16"/>
               </w:rPr>
-              <w:t>solid electrolyte</w:t>
+              <w:t>Li-ion battery, LiCoO2, CoO2</w:t>
             </w:r>
-          </w:p>
-        </w:tc>
-        <w:tc>
-          <w:tcPr>
-            <w:tcW w:type="dxa" w:w="1680"/>
-          </w:tcPr>
-          <w:p>
-            <w:pPr>
-              <w:jc w:val="left"/>
-            </w:pPr>
-            <w:r/>
           </w:p>
         </w:tc>
         <w:tc>
@@ -5046,7 +5041,24 @@
               <w:rPr>
                 <w:sz w:val="16"/>
               </w:rPr>
-              <w:t>2026-08-26</w:t>
+              <w:t>DFT, MD, phonons, MLIP</w:t>
+            </w:r>
+          </w:p>
+        </w:tc>
+        <w:tc>
+          <w:tcPr>
+            <w:tcW w:type="dxa" w:w="1680"/>
+          </w:tcPr>
+          <w:p>
+            <w:pPr>
+              <w:jc w:val="left"/>
+            </w:pPr>
+            <w:r/>
+            <w:r>
+              <w:rPr>
+                <w:sz w:val="16"/>
+              </w:rPr>
+              <w:t>2026-08-20</w:t>
             </w:r>
           </w:p>
         </w:tc>
@@ -5066,7 +5078,7 @@
                   <w:sz w:val="16"/>
                   <w:u w:val="single"/>
                 </w:rPr>
-                <w:t>link</w:t>
+                <w:t>10.1021/acsaem.6c01338</w:t>
               </w:r>
             </w:hyperlink>
           </w:p>
@@ -5089,7 +5101,7 @@
                   <w:sz w:val="16"/>
                   <w:u w:val="single"/>
                 </w:rPr>
-                <w:t>Electrostatic Phenomenology Benchmarks for Machine-Learned Interatomic Potentials in Electrochemistry: Beyond the Energy</w:t>
+                <w:t>Machine Learning Guided Discovery of Corundum High Entropy Oxides</w:t>
               </w:r>
             </w:hyperlink>
           </w:p>
@@ -5114,6 +5126,12 @@
               <w:jc w:val="left"/>
             </w:pPr>
             <w:r/>
+            <w:r>
+              <w:rPr>
+                <w:sz w:val="16"/>
+              </w:rPr>
+              <w:t>oxide</w:t>
+            </w:r>
           </w:p>
         </w:tc>
         <w:tc>
@@ -5146,7 +5164,7 @@
               <w:rPr>
                 <w:sz w:val="16"/>
               </w:rPr>
-              <w:t>2026-08-14</w:t>
+              <w:t>2026-08-20</w:t>
             </w:r>
           </w:p>
         </w:tc>
@@ -5189,20 +5207,9 @@
                   <w:sz w:val="16"/>
                   <w:u w:val="single"/>
                 </w:rPr>
-                <w:t>Graph neural network prediction of temperature-dependent hydrogen diffusion and thermal conductivity tensors of tungsten</w:t>
+                <w:t>Machine Learning Guided Discovery of Corundum High Entropy Oxides</w:t>
               </w:r>
             </w:hyperlink>
-          </w:p>
-        </w:tc>
-        <w:tc>
-          <w:tcPr>
-            <w:tcW w:type="dxa" w:w="1680"/>
-          </w:tcPr>
-          <w:p>
-            <w:pPr>
-              <w:jc w:val="left"/>
-            </w:pPr>
-            <w:r/>
           </w:p>
         </w:tc>
         <w:tc>
@@ -5229,7 +5236,7 @@
               <w:rPr>
                 <w:sz w:val="16"/>
               </w:rPr>
-              <w:t>MD</w:t>
+              <w:t>oxide</w:t>
             </w:r>
           </w:p>
         </w:tc>
@@ -5246,7 +5253,7 @@
               <w:rPr>
                 <w:sz w:val="16"/>
               </w:rPr>
-              <w:t>2026-08-16</w:t>
+              <w:t>MLIP</w:t>
             </w:r>
           </w:p>
         </w:tc>
@@ -5259,7 +5266,442 @@
               <w:jc w:val="left"/>
             </w:pPr>
             <w:r/>
+            <w:r>
+              <w:rPr>
+                <w:sz w:val="16"/>
+              </w:rPr>
+              <w:t>2026-08-20</w:t>
+            </w:r>
+          </w:p>
+        </w:tc>
+        <w:tc>
+          <w:tcPr>
+            <w:tcW w:type="dxa" w:w="1680"/>
+          </w:tcPr>
+          <w:p>
+            <w:pPr>
+              <w:jc w:val="left"/>
+            </w:pPr>
+            <w:r/>
             <w:hyperlink r:id="rId68">
+              <w:r>
+                <w:rPr>
+                  <w:color w:val="0B4F9E"/>
+                  <w:sz w:val="16"/>
+                  <w:u w:val="single"/>
+                </w:rPr>
+                <w:t>10.48550/arxiv.2608.20596</w:t>
+              </w:r>
+            </w:hyperlink>
+          </w:p>
+        </w:tc>
+      </w:tr>
+      <w:tr>
+        <w:tc>
+          <w:tcPr>
+            <w:tcW w:type="dxa" w:w="1680"/>
+          </w:tcPr>
+          <w:p>
+            <w:pPr>
+              <w:jc w:val="left"/>
+            </w:pPr>
+            <w:r/>
+            <w:hyperlink r:id="rId69">
+              <w:r>
+                <w:rPr>
+                  <w:color w:val="0B4F9E"/>
+                  <w:sz w:val="16"/>
+                  <w:u w:val="single"/>
+                </w:rPr>
+                <w:t xml:space="preserve">Atomic-Scale Origin of the Cation Field Strength Dependence of Mechanical Properties in Divalent-Cation Aluminosilicate </w:t>
+              </w:r>
+            </w:hyperlink>
+          </w:p>
+        </w:tc>
+        <w:tc>
+          <w:tcPr>
+            <w:tcW w:type="dxa" w:w="1680"/>
+          </w:tcPr>
+          <w:p>
+            <w:pPr>
+              <w:jc w:val="left"/>
+            </w:pPr>
+            <w:r/>
+          </w:p>
+        </w:tc>
+        <w:tc>
+          <w:tcPr>
+            <w:tcW w:type="dxa" w:w="1680"/>
+          </w:tcPr>
+          <w:p>
+            <w:pPr>
+              <w:jc w:val="left"/>
+            </w:pPr>
+            <w:r/>
+            <w:r>
+              <w:rPr>
+                <w:sz w:val="16"/>
+              </w:rPr>
+              <w:t>oxide, glass / amorphous</w:t>
+            </w:r>
+          </w:p>
+        </w:tc>
+        <w:tc>
+          <w:tcPr>
+            <w:tcW w:type="dxa" w:w="1680"/>
+          </w:tcPr>
+          <w:p>
+            <w:pPr>
+              <w:jc w:val="left"/>
+            </w:pPr>
+            <w:r/>
+            <w:r>
+              <w:rPr>
+                <w:sz w:val="16"/>
+              </w:rPr>
+              <w:t>r2SCAN, PBE, DFT, MD</w:t>
+            </w:r>
+          </w:p>
+        </w:tc>
+        <w:tc>
+          <w:tcPr>
+            <w:tcW w:type="dxa" w:w="1680"/>
+          </w:tcPr>
+          <w:p>
+            <w:pPr>
+              <w:jc w:val="left"/>
+            </w:pPr>
+            <w:r/>
+            <w:r>
+              <w:rPr>
+                <w:sz w:val="16"/>
+              </w:rPr>
+              <w:t>2026-08-21</w:t>
+            </w:r>
+          </w:p>
+        </w:tc>
+        <w:tc>
+          <w:tcPr>
+            <w:tcW w:type="dxa" w:w="1680"/>
+          </w:tcPr>
+          <w:p>
+            <w:pPr>
+              <w:jc w:val="left"/>
+            </w:pPr>
+            <w:r/>
+            <w:hyperlink r:id="rId69">
+              <w:r>
+                <w:rPr>
+                  <w:color w:val="0B4F9E"/>
+                  <w:sz w:val="16"/>
+                  <w:u w:val="single"/>
+                </w:rPr>
+                <w:t>10.1021/acs.jpcb.6c03531</w:t>
+              </w:r>
+            </w:hyperlink>
+          </w:p>
+        </w:tc>
+      </w:tr>
+      <w:tr>
+        <w:tc>
+          <w:tcPr>
+            <w:tcW w:type="dxa" w:w="1680"/>
+          </w:tcPr>
+          <w:p>
+            <w:pPr>
+              <w:jc w:val="left"/>
+            </w:pPr>
+            <w:r/>
+            <w:hyperlink r:id="rId70">
+              <w:r>
+                <w:rPr>
+                  <w:color w:val="0B4F9E"/>
+                  <w:sz w:val="16"/>
+                  <w:u w:val="single"/>
+                </w:rPr>
+                <w:t>Charge-State-Aware Machine-Learned Molecular Dynamics for Reactive Systems with Charge Transfer</w:t>
+              </w:r>
+            </w:hyperlink>
+          </w:p>
+        </w:tc>
+        <w:tc>
+          <w:tcPr>
+            <w:tcW w:type="dxa" w:w="1680"/>
+          </w:tcPr>
+          <w:p>
+            <w:pPr>
+              <w:jc w:val="left"/>
+            </w:pPr>
+            <w:r/>
+          </w:p>
+        </w:tc>
+        <w:tc>
+          <w:tcPr>
+            <w:tcW w:type="dxa" w:w="1680"/>
+          </w:tcPr>
+          <w:p>
+            <w:pPr>
+              <w:jc w:val="left"/>
+            </w:pPr>
+            <w:r/>
+            <w:r>
+              <w:rPr>
+                <w:sz w:val="16"/>
+              </w:rPr>
+              <w:t>NH3</w:t>
+            </w:r>
+          </w:p>
+        </w:tc>
+        <w:tc>
+          <w:tcPr>
+            <w:tcW w:type="dxa" w:w="1680"/>
+          </w:tcPr>
+          <w:p>
+            <w:pPr>
+              <w:jc w:val="left"/>
+            </w:pPr>
+            <w:r/>
+            <w:r>
+              <w:rPr>
+                <w:sz w:val="16"/>
+              </w:rPr>
+              <w:t>DFT, AIMD, MD, MLIP</w:t>
+            </w:r>
+          </w:p>
+        </w:tc>
+        <w:tc>
+          <w:tcPr>
+            <w:tcW w:type="dxa" w:w="1680"/>
+          </w:tcPr>
+          <w:p>
+            <w:pPr>
+              <w:jc w:val="left"/>
+            </w:pPr>
+            <w:r/>
+            <w:r>
+              <w:rPr>
+                <w:sz w:val="16"/>
+              </w:rPr>
+              <w:t>2026-08-21</w:t>
+            </w:r>
+          </w:p>
+        </w:tc>
+        <w:tc>
+          <w:tcPr>
+            <w:tcW w:type="dxa" w:w="1680"/>
+          </w:tcPr>
+          <w:p>
+            <w:pPr>
+              <w:jc w:val="left"/>
+            </w:pPr>
+            <w:r/>
+            <w:hyperlink r:id="rId70">
+              <w:r>
+                <w:rPr>
+                  <w:color w:val="0B4F9E"/>
+                  <w:sz w:val="16"/>
+                  <w:u w:val="single"/>
+                </w:rPr>
+                <w:t>10.26434/chemrxiv.15007718/v1</w:t>
+              </w:r>
+            </w:hyperlink>
+          </w:p>
+        </w:tc>
+      </w:tr>
+      <w:tr>
+        <w:tc>
+          <w:tcPr>
+            <w:tcW w:type="dxa" w:w="1680"/>
+          </w:tcPr>
+          <w:p>
+            <w:pPr>
+              <w:jc w:val="left"/>
+            </w:pPr>
+            <w:r/>
+            <w:hyperlink r:id="rId71">
+              <w:r>
+                <w:rPr>
+                  <w:color w:val="0B4F9E"/>
+                  <w:sz w:val="16"/>
+                  <w:u w:val="single"/>
+                </w:rPr>
+                <w:t>Stable Models, Unstable Candidates: Target Transferability in MOF Machine Learning for Gas Uptake Prediction</w:t>
+              </w:r>
+            </w:hyperlink>
+          </w:p>
+        </w:tc>
+        <w:tc>
+          <w:tcPr>
+            <w:tcW w:type="dxa" w:w="1680"/>
+          </w:tcPr>
+          <w:p>
+            <w:pPr>
+              <w:jc w:val="left"/>
+            </w:pPr>
+            <w:r/>
+          </w:p>
+        </w:tc>
+        <w:tc>
+          <w:tcPr>
+            <w:tcW w:type="dxa" w:w="1680"/>
+          </w:tcPr>
+          <w:p>
+            <w:pPr>
+              <w:jc w:val="left"/>
+            </w:pPr>
+            <w:r/>
+            <w:r>
+              <w:rPr>
+                <w:sz w:val="16"/>
+              </w:rPr>
+              <w:t>MOF, CO2, CH4</w:t>
+            </w:r>
+          </w:p>
+        </w:tc>
+        <w:tc>
+          <w:tcPr>
+            <w:tcW w:type="dxa" w:w="1680"/>
+          </w:tcPr>
+          <w:p>
+            <w:pPr>
+              <w:jc w:val="left"/>
+            </w:pPr>
+            <w:r/>
+          </w:p>
+        </w:tc>
+        <w:tc>
+          <w:tcPr>
+            <w:tcW w:type="dxa" w:w="1680"/>
+          </w:tcPr>
+          <w:p>
+            <w:pPr>
+              <w:jc w:val="left"/>
+            </w:pPr>
+            <w:r/>
+            <w:r>
+              <w:rPr>
+                <w:sz w:val="16"/>
+              </w:rPr>
+              <w:t>2026-08-21</w:t>
+            </w:r>
+          </w:p>
+        </w:tc>
+        <w:tc>
+          <w:tcPr>
+            <w:tcW w:type="dxa" w:w="1680"/>
+          </w:tcPr>
+          <w:p>
+            <w:pPr>
+              <w:jc w:val="left"/>
+            </w:pPr>
+            <w:r/>
+            <w:hyperlink r:id="rId71">
+              <w:r>
+                <w:rPr>
+                  <w:color w:val="0B4F9E"/>
+                  <w:sz w:val="16"/>
+                  <w:u w:val="single"/>
+                </w:rPr>
+                <w:t>10.26434/chemrxiv.15007729/v1</w:t>
+              </w:r>
+            </w:hyperlink>
+          </w:p>
+        </w:tc>
+      </w:tr>
+      <w:tr>
+        <w:tc>
+          <w:tcPr>
+            <w:tcW w:type="dxa" w:w="1680"/>
+          </w:tcPr>
+          <w:p>
+            <w:pPr>
+              <w:jc w:val="left"/>
+            </w:pPr>
+            <w:r/>
+            <w:hyperlink r:id="rId72">
+              <w:r>
+                <w:rPr>
+                  <w:color w:val="0B4F9E"/>
+                  <w:sz w:val="16"/>
+                  <w:u w:val="single"/>
+                </w:rPr>
+                <w:t>Vibrational, structural, and chemical fingerprints of ion diffusion in crystalline solids</w:t>
+              </w:r>
+            </w:hyperlink>
+          </w:p>
+        </w:tc>
+        <w:tc>
+          <w:tcPr>
+            <w:tcW w:type="dxa" w:w="1680"/>
+          </w:tcPr>
+          <w:p>
+            <w:pPr>
+              <w:jc w:val="left"/>
+            </w:pPr>
+            <w:r/>
+          </w:p>
+        </w:tc>
+        <w:tc>
+          <w:tcPr>
+            <w:tcW w:type="dxa" w:w="1680"/>
+          </w:tcPr>
+          <w:p>
+            <w:pPr>
+              <w:jc w:val="left"/>
+            </w:pPr>
+            <w:r/>
+            <w:r>
+              <w:rPr>
+                <w:sz w:val="16"/>
+              </w:rPr>
+              <w:t>solid electrolyte</w:t>
+            </w:r>
+          </w:p>
+        </w:tc>
+        <w:tc>
+          <w:tcPr>
+            <w:tcW w:type="dxa" w:w="1680"/>
+          </w:tcPr>
+          <w:p>
+            <w:pPr>
+              <w:jc w:val="left"/>
+            </w:pPr>
+            <w:r/>
+            <w:r>
+              <w:rPr>
+                <w:sz w:val="16"/>
+              </w:rPr>
+              <w:t>MD, MLIP, free energy</w:t>
+            </w:r>
+          </w:p>
+        </w:tc>
+        <w:tc>
+          <w:tcPr>
+            <w:tcW w:type="dxa" w:w="1680"/>
+          </w:tcPr>
+          <w:p>
+            <w:pPr>
+              <w:jc w:val="left"/>
+            </w:pPr>
+            <w:r/>
+            <w:r>
+              <w:rPr>
+                <w:sz w:val="16"/>
+              </w:rPr>
+              <w:t>2026-08-21</w:t>
+            </w:r>
+          </w:p>
+        </w:tc>
+        <w:tc>
+          <w:tcPr>
+            <w:tcW w:type="dxa" w:w="1680"/>
+          </w:tcPr>
+          <w:p>
+            <w:pPr>
+              <w:jc w:val="left"/>
+            </w:pPr>
+            <w:r/>
+            <w:hyperlink r:id="rId72">
               <w:r>
                 <w:rPr>
                   <w:color w:val="0B4F9E"/>
@@ -5282,7 +5724,2455 @@
               <w:jc w:val="left"/>
             </w:pPr>
             <w:r/>
-            <w:hyperlink r:id="rId69">
+            <w:hyperlink r:id="rId73">
+              <w:r>
+                <w:rPr>
+                  <w:color w:val="0B4F9E"/>
+                  <w:sz w:val="16"/>
+                  <w:u w:val="single"/>
+                </w:rPr>
+                <w:t>Vibrational, structural, and chemical fingerprints of ion diffusion in crystalline solids</w:t>
+              </w:r>
+            </w:hyperlink>
+          </w:p>
+        </w:tc>
+        <w:tc>
+          <w:tcPr>
+            <w:tcW w:type="dxa" w:w="1680"/>
+          </w:tcPr>
+          <w:p>
+            <w:pPr>
+              <w:jc w:val="left"/>
+            </w:pPr>
+            <w:r/>
+          </w:p>
+        </w:tc>
+        <w:tc>
+          <w:tcPr>
+            <w:tcW w:type="dxa" w:w="1680"/>
+          </w:tcPr>
+          <w:p>
+            <w:pPr>
+              <w:jc w:val="left"/>
+            </w:pPr>
+            <w:r/>
+            <w:r>
+              <w:rPr>
+                <w:sz w:val="16"/>
+              </w:rPr>
+              <w:t>solid electrolyte</w:t>
+            </w:r>
+          </w:p>
+        </w:tc>
+        <w:tc>
+          <w:tcPr>
+            <w:tcW w:type="dxa" w:w="1680"/>
+          </w:tcPr>
+          <w:p>
+            <w:pPr>
+              <w:jc w:val="left"/>
+            </w:pPr>
+            <w:r/>
+            <w:r>
+              <w:rPr>
+                <w:sz w:val="16"/>
+              </w:rPr>
+              <w:t>MD, MLIP, free energy</w:t>
+            </w:r>
+          </w:p>
+        </w:tc>
+        <w:tc>
+          <w:tcPr>
+            <w:tcW w:type="dxa" w:w="1680"/>
+          </w:tcPr>
+          <w:p>
+            <w:pPr>
+              <w:jc w:val="left"/>
+            </w:pPr>
+            <w:r/>
+            <w:r>
+              <w:rPr>
+                <w:sz w:val="16"/>
+              </w:rPr>
+              <w:t>2026-08-21</w:t>
+            </w:r>
+          </w:p>
+        </w:tc>
+        <w:tc>
+          <w:tcPr>
+            <w:tcW w:type="dxa" w:w="1680"/>
+          </w:tcPr>
+          <w:p>
+            <w:pPr>
+              <w:jc w:val="left"/>
+            </w:pPr>
+            <w:r/>
+            <w:hyperlink r:id="rId73">
+              <w:r>
+                <w:rPr>
+                  <w:color w:val="0B4F9E"/>
+                  <w:sz w:val="16"/>
+                  <w:u w:val="single"/>
+                </w:rPr>
+                <w:t>10.48550/arxiv.2608.21624</w:t>
+              </w:r>
+            </w:hyperlink>
+          </w:p>
+        </w:tc>
+      </w:tr>
+      <w:tr>
+        <w:tc>
+          <w:tcPr>
+            <w:tcW w:type="dxa" w:w="1680"/>
+          </w:tcPr>
+          <w:p>
+            <w:pPr>
+              <w:jc w:val="left"/>
+            </w:pPr>
+            <w:r/>
+            <w:hyperlink r:id="rId74">
+              <w:r>
+                <w:rPr>
+                  <w:color w:val="0B4F9E"/>
+                  <w:sz w:val="16"/>
+                  <w:u w:val="single"/>
+                </w:rPr>
+                <w:t>First-Principles Atomistic Structure and Dynamics of Polyethylene During High-Pressure Radical Polymerization via Machin</w:t>
+              </w:r>
+            </w:hyperlink>
+          </w:p>
+        </w:tc>
+        <w:tc>
+          <w:tcPr>
+            <w:tcW w:type="dxa" w:w="1680"/>
+          </w:tcPr>
+          <w:p>
+            <w:pPr>
+              <w:jc w:val="left"/>
+            </w:pPr>
+            <w:r/>
+          </w:p>
+        </w:tc>
+        <w:tc>
+          <w:tcPr>
+            <w:tcW w:type="dxa" w:w="1680"/>
+          </w:tcPr>
+          <w:p>
+            <w:pPr>
+              <w:jc w:val="left"/>
+            </w:pPr>
+            <w:r/>
+            <w:r>
+              <w:rPr>
+                <w:sz w:val="16"/>
+              </w:rPr>
+              <w:t>polymer, high pressure</w:t>
+            </w:r>
+          </w:p>
+        </w:tc>
+        <w:tc>
+          <w:tcPr>
+            <w:tcW w:type="dxa" w:w="1680"/>
+          </w:tcPr>
+          <w:p>
+            <w:pPr>
+              <w:jc w:val="left"/>
+            </w:pPr>
+            <w:r/>
+            <w:r>
+              <w:rPr>
+                <w:sz w:val="16"/>
+              </w:rPr>
+              <w:t>DFT</w:t>
+            </w:r>
+          </w:p>
+        </w:tc>
+        <w:tc>
+          <w:tcPr>
+            <w:tcW w:type="dxa" w:w="1680"/>
+          </w:tcPr>
+          <w:p>
+            <w:pPr>
+              <w:jc w:val="left"/>
+            </w:pPr>
+            <w:r/>
+            <w:r>
+              <w:rPr>
+                <w:sz w:val="16"/>
+              </w:rPr>
+              <w:t>2026-08-22</w:t>
+            </w:r>
+          </w:p>
+        </w:tc>
+        <w:tc>
+          <w:tcPr>
+            <w:tcW w:type="dxa" w:w="1680"/>
+          </w:tcPr>
+          <w:p>
+            <w:pPr>
+              <w:jc w:val="left"/>
+            </w:pPr>
+            <w:r/>
+            <w:hyperlink r:id="rId74">
+              <w:r>
+                <w:rPr>
+                  <w:color w:val="0B4F9E"/>
+                  <w:sz w:val="16"/>
+                  <w:u w:val="single"/>
+                </w:rPr>
+                <w:t>link</w:t>
+              </w:r>
+            </w:hyperlink>
+          </w:p>
+        </w:tc>
+      </w:tr>
+      <w:tr>
+        <w:tc>
+          <w:tcPr>
+            <w:tcW w:type="dxa" w:w="1680"/>
+          </w:tcPr>
+          <w:p>
+            <w:pPr>
+              <w:jc w:val="left"/>
+            </w:pPr>
+            <w:r/>
+            <w:hyperlink r:id="rId75">
+              <w:r>
+                <w:rPr>
+                  <w:color w:val="0B4F9E"/>
+                  <w:sz w:val="16"/>
+                  <w:u w:val="single"/>
+                </w:rPr>
+                <w:t>First-Principles Atomistic Structure and Dynamics of Polyethylene During High-Pressure Radical Polymerization via Machin</w:t>
+              </w:r>
+            </w:hyperlink>
+          </w:p>
+        </w:tc>
+        <w:tc>
+          <w:tcPr>
+            <w:tcW w:type="dxa" w:w="1680"/>
+          </w:tcPr>
+          <w:p>
+            <w:pPr>
+              <w:jc w:val="left"/>
+            </w:pPr>
+            <w:r/>
+          </w:p>
+        </w:tc>
+        <w:tc>
+          <w:tcPr>
+            <w:tcW w:type="dxa" w:w="1680"/>
+          </w:tcPr>
+          <w:p>
+            <w:pPr>
+              <w:jc w:val="left"/>
+            </w:pPr>
+            <w:r/>
+            <w:r>
+              <w:rPr>
+                <w:sz w:val="16"/>
+              </w:rPr>
+              <w:t>polymer, high pressure</w:t>
+            </w:r>
+          </w:p>
+        </w:tc>
+        <w:tc>
+          <w:tcPr>
+            <w:tcW w:type="dxa" w:w="1680"/>
+          </w:tcPr>
+          <w:p>
+            <w:pPr>
+              <w:jc w:val="left"/>
+            </w:pPr>
+            <w:r/>
+            <w:r>
+              <w:rPr>
+                <w:sz w:val="16"/>
+              </w:rPr>
+              <w:t>DFT, MLIP</w:t>
+            </w:r>
+          </w:p>
+        </w:tc>
+        <w:tc>
+          <w:tcPr>
+            <w:tcW w:type="dxa" w:w="1680"/>
+          </w:tcPr>
+          <w:p>
+            <w:pPr>
+              <w:jc w:val="left"/>
+            </w:pPr>
+            <w:r/>
+            <w:r>
+              <w:rPr>
+                <w:sz w:val="16"/>
+              </w:rPr>
+              <w:t>2026-08-22</w:t>
+            </w:r>
+          </w:p>
+        </w:tc>
+        <w:tc>
+          <w:tcPr>
+            <w:tcW w:type="dxa" w:w="1680"/>
+          </w:tcPr>
+          <w:p>
+            <w:pPr>
+              <w:jc w:val="left"/>
+            </w:pPr>
+            <w:r/>
+            <w:hyperlink r:id="rId75">
+              <w:r>
+                <w:rPr>
+                  <w:color w:val="0B4F9E"/>
+                  <w:sz w:val="16"/>
+                  <w:u w:val="single"/>
+                </w:rPr>
+                <w:t>10.48550/arxiv.2608.21741</w:t>
+              </w:r>
+            </w:hyperlink>
+          </w:p>
+        </w:tc>
+      </w:tr>
+      <w:tr>
+        <w:tc>
+          <w:tcPr>
+            <w:tcW w:type="dxa" w:w="1680"/>
+          </w:tcPr>
+          <w:p>
+            <w:pPr>
+              <w:jc w:val="left"/>
+            </w:pPr>
+            <w:r/>
+            <w:hyperlink r:id="rId76">
+              <w:r>
+                <w:rPr>
+                  <w:color w:val="0B4F9E"/>
+                  <w:sz w:val="16"/>
+                  <w:u w:val="single"/>
+                </w:rPr>
+                <w:t>Polymer-Linked Nanoparticle Networks Running on Heat Can Act as Computing Devices</w:t>
+              </w:r>
+            </w:hyperlink>
+          </w:p>
+        </w:tc>
+        <w:tc>
+          <w:tcPr>
+            <w:tcW w:type="dxa" w:w="1680"/>
+          </w:tcPr>
+          <w:p>
+            <w:pPr>
+              <w:jc w:val="left"/>
+            </w:pPr>
+            <w:r/>
+          </w:p>
+        </w:tc>
+        <w:tc>
+          <w:tcPr>
+            <w:tcW w:type="dxa" w:w="1680"/>
+          </w:tcPr>
+          <w:p>
+            <w:pPr>
+              <w:jc w:val="left"/>
+            </w:pPr>
+            <w:r/>
+            <w:r>
+              <w:rPr>
+                <w:sz w:val="16"/>
+              </w:rPr>
+              <w:t>polymer</w:t>
+            </w:r>
+          </w:p>
+        </w:tc>
+        <w:tc>
+          <w:tcPr>
+            <w:tcW w:type="dxa" w:w="1680"/>
+          </w:tcPr>
+          <w:p>
+            <w:pPr>
+              <w:jc w:val="left"/>
+            </w:pPr>
+            <w:r/>
+            <w:r>
+              <w:rPr>
+                <w:sz w:val="16"/>
+              </w:rPr>
+              <w:t>MD, phonons</w:t>
+            </w:r>
+          </w:p>
+        </w:tc>
+        <w:tc>
+          <w:tcPr>
+            <w:tcW w:type="dxa" w:w="1680"/>
+          </w:tcPr>
+          <w:p>
+            <w:pPr>
+              <w:jc w:val="left"/>
+            </w:pPr>
+            <w:r/>
+            <w:r>
+              <w:rPr>
+                <w:sz w:val="16"/>
+              </w:rPr>
+              <w:t>2026-08-24</w:t>
+            </w:r>
+          </w:p>
+        </w:tc>
+        <w:tc>
+          <w:tcPr>
+            <w:tcW w:type="dxa" w:w="1680"/>
+          </w:tcPr>
+          <w:p>
+            <w:pPr>
+              <w:jc w:val="left"/>
+            </w:pPr>
+            <w:r/>
+            <w:hyperlink r:id="rId76">
+              <w:r>
+                <w:rPr>
+                  <w:color w:val="0B4F9E"/>
+                  <w:sz w:val="16"/>
+                  <w:u w:val="single"/>
+                </w:rPr>
+                <w:t>link</w:t>
+              </w:r>
+            </w:hyperlink>
+          </w:p>
+        </w:tc>
+      </w:tr>
+      <w:tr>
+        <w:tc>
+          <w:tcPr>
+            <w:tcW w:type="dxa" w:w="1680"/>
+          </w:tcPr>
+          <w:p>
+            <w:pPr>
+              <w:jc w:val="left"/>
+            </w:pPr>
+            <w:r/>
+            <w:hyperlink r:id="rId77">
+              <w:r>
+                <w:rPr>
+                  <w:color w:val="0B4F9E"/>
+                  <w:sz w:val="16"/>
+                  <w:u w:val="single"/>
+                </w:rPr>
+                <w:t>Bayesian Neural Networks versus deep ensembles for uncertainty quantification in machine learning interatomic potentials</w:t>
+              </w:r>
+            </w:hyperlink>
+          </w:p>
+        </w:tc>
+        <w:tc>
+          <w:tcPr>
+            <w:tcW w:type="dxa" w:w="1680"/>
+          </w:tcPr>
+          <w:p>
+            <w:pPr>
+              <w:jc w:val="left"/>
+            </w:pPr>
+            <w:r/>
+          </w:p>
+        </w:tc>
+        <w:tc>
+          <w:tcPr>
+            <w:tcW w:type="dxa" w:w="1680"/>
+          </w:tcPr>
+          <w:p>
+            <w:pPr>
+              <w:jc w:val="left"/>
+            </w:pPr>
+            <w:r/>
+            <w:r>
+              <w:rPr>
+                <w:sz w:val="16"/>
+              </w:rPr>
+              <w:t>molecule / organic</w:t>
+            </w:r>
+          </w:p>
+        </w:tc>
+        <w:tc>
+          <w:tcPr>
+            <w:tcW w:type="dxa" w:w="1680"/>
+          </w:tcPr>
+          <w:p>
+            <w:pPr>
+              <w:jc w:val="left"/>
+            </w:pPr>
+            <w:r/>
+            <w:r>
+              <w:rPr>
+                <w:sz w:val="16"/>
+              </w:rPr>
+              <w:t>MLIP</w:t>
+            </w:r>
+          </w:p>
+        </w:tc>
+        <w:tc>
+          <w:tcPr>
+            <w:tcW w:type="dxa" w:w="1680"/>
+          </w:tcPr>
+          <w:p>
+            <w:pPr>
+              <w:jc w:val="left"/>
+            </w:pPr>
+            <w:r/>
+            <w:r>
+              <w:rPr>
+                <w:sz w:val="16"/>
+              </w:rPr>
+              <w:t>2026-08-24</w:t>
+            </w:r>
+          </w:p>
+        </w:tc>
+        <w:tc>
+          <w:tcPr>
+            <w:tcW w:type="dxa" w:w="1680"/>
+          </w:tcPr>
+          <w:p>
+            <w:pPr>
+              <w:jc w:val="left"/>
+            </w:pPr>
+            <w:r/>
+            <w:hyperlink r:id="rId77">
+              <w:r>
+                <w:rPr>
+                  <w:color w:val="0B4F9E"/>
+                  <w:sz w:val="16"/>
+                  <w:u w:val="single"/>
+                </w:rPr>
+                <w:t>10.1088/2632-2153/ae9de8</w:t>
+              </w:r>
+            </w:hyperlink>
+          </w:p>
+        </w:tc>
+      </w:tr>
+      <w:tr>
+        <w:tc>
+          <w:tcPr>
+            <w:tcW w:type="dxa" w:w="1680"/>
+          </w:tcPr>
+          <w:p>
+            <w:pPr>
+              <w:jc w:val="left"/>
+            </w:pPr>
+            <w:r/>
+            <w:hyperlink r:id="rId78">
+              <w:r>
+                <w:rPr>
+                  <w:color w:val="0B4F9E"/>
+                  <w:sz w:val="16"/>
+                  <w:u w:val="single"/>
+                </w:rPr>
+                <w:t>Y-Mn-B Magnetic Materials: A DFT and Machine Learning Dataset</w:t>
+              </w:r>
+            </w:hyperlink>
+          </w:p>
+        </w:tc>
+        <w:tc>
+          <w:tcPr>
+            <w:tcW w:type="dxa" w:w="1680"/>
+          </w:tcPr>
+          <w:p>
+            <w:pPr>
+              <w:jc w:val="left"/>
+            </w:pPr>
+            <w:r/>
+          </w:p>
+        </w:tc>
+        <w:tc>
+          <w:tcPr>
+            <w:tcW w:type="dxa" w:w="1680"/>
+          </w:tcPr>
+          <w:p>
+            <w:pPr>
+              <w:jc w:val="left"/>
+            </w:pPr>
+            <w:r/>
+            <w:r>
+              <w:rPr>
+                <w:sz w:val="16"/>
+              </w:rPr>
+              <w:t>magnetic material, Y3MnB7, YMnB4</w:t>
+            </w:r>
+          </w:p>
+        </w:tc>
+        <w:tc>
+          <w:tcPr>
+            <w:tcW w:type="dxa" w:w="1680"/>
+          </w:tcPr>
+          <w:p>
+            <w:pPr>
+              <w:jc w:val="left"/>
+            </w:pPr>
+            <w:r/>
+            <w:r>
+              <w:rPr>
+                <w:sz w:val="16"/>
+              </w:rPr>
+              <w:t>DFT, phonons, MLIP</w:t>
+            </w:r>
+          </w:p>
+        </w:tc>
+        <w:tc>
+          <w:tcPr>
+            <w:tcW w:type="dxa" w:w="1680"/>
+          </w:tcPr>
+          <w:p>
+            <w:pPr>
+              <w:jc w:val="left"/>
+            </w:pPr>
+            <w:r/>
+            <w:r>
+              <w:rPr>
+                <w:sz w:val="16"/>
+              </w:rPr>
+              <w:t>2026-08-24</w:t>
+            </w:r>
+          </w:p>
+        </w:tc>
+        <w:tc>
+          <w:tcPr>
+            <w:tcW w:type="dxa" w:w="1680"/>
+          </w:tcPr>
+          <w:p>
+            <w:pPr>
+              <w:jc w:val="left"/>
+            </w:pPr>
+            <w:r/>
+            <w:hyperlink r:id="rId78">
+              <w:r>
+                <w:rPr>
+                  <w:color w:val="0B4F9E"/>
+                  <w:sz w:val="16"/>
+                  <w:u w:val="single"/>
+                </w:rPr>
+                <w:t>10.5281/zenodo.22084773</w:t>
+              </w:r>
+            </w:hyperlink>
+          </w:p>
+        </w:tc>
+      </w:tr>
+      <w:tr>
+        <w:tc>
+          <w:tcPr>
+            <w:tcW w:type="dxa" w:w="1680"/>
+          </w:tcPr>
+          <w:p>
+            <w:pPr>
+              <w:jc w:val="left"/>
+            </w:pPr>
+            <w:r/>
+            <w:hyperlink r:id="rId79">
+              <w:r>
+                <w:rPr>
+                  <w:color w:val="0B4F9E"/>
+                  <w:sz w:val="16"/>
+                  <w:u w:val="single"/>
+                </w:rPr>
+                <w:t>Y-Mn-B Magnetic Materials: A DFT and Machine Learning Dataset</w:t>
+              </w:r>
+            </w:hyperlink>
+          </w:p>
+        </w:tc>
+        <w:tc>
+          <w:tcPr>
+            <w:tcW w:type="dxa" w:w="1680"/>
+          </w:tcPr>
+          <w:p>
+            <w:pPr>
+              <w:jc w:val="left"/>
+            </w:pPr>
+            <w:r/>
+          </w:p>
+        </w:tc>
+        <w:tc>
+          <w:tcPr>
+            <w:tcW w:type="dxa" w:w="1680"/>
+          </w:tcPr>
+          <w:p>
+            <w:pPr>
+              <w:jc w:val="left"/>
+            </w:pPr>
+            <w:r/>
+            <w:r>
+              <w:rPr>
+                <w:sz w:val="16"/>
+              </w:rPr>
+              <w:t>magnetic material, Y3MnB7, YMnB4</w:t>
+            </w:r>
+          </w:p>
+        </w:tc>
+        <w:tc>
+          <w:tcPr>
+            <w:tcW w:type="dxa" w:w="1680"/>
+          </w:tcPr>
+          <w:p>
+            <w:pPr>
+              <w:jc w:val="left"/>
+            </w:pPr>
+            <w:r/>
+            <w:r>
+              <w:rPr>
+                <w:sz w:val="16"/>
+              </w:rPr>
+              <w:t>DFT, phonons, MLIP</w:t>
+            </w:r>
+          </w:p>
+        </w:tc>
+        <w:tc>
+          <w:tcPr>
+            <w:tcW w:type="dxa" w:w="1680"/>
+          </w:tcPr>
+          <w:p>
+            <w:pPr>
+              <w:jc w:val="left"/>
+            </w:pPr>
+            <w:r/>
+            <w:r>
+              <w:rPr>
+                <w:sz w:val="16"/>
+              </w:rPr>
+              <w:t>2026-08-24</w:t>
+            </w:r>
+          </w:p>
+        </w:tc>
+        <w:tc>
+          <w:tcPr>
+            <w:tcW w:type="dxa" w:w="1680"/>
+          </w:tcPr>
+          <w:p>
+            <w:pPr>
+              <w:jc w:val="left"/>
+            </w:pPr>
+            <w:r/>
+            <w:hyperlink r:id="rId79">
+              <w:r>
+                <w:rPr>
+                  <w:color w:val="0B4F9E"/>
+                  <w:sz w:val="16"/>
+                  <w:u w:val="single"/>
+                </w:rPr>
+                <w:t>10.5281/zenodo.22084774</w:t>
+              </w:r>
+            </w:hyperlink>
+          </w:p>
+        </w:tc>
+      </w:tr>
+      <w:tr>
+        <w:tc>
+          <w:tcPr>
+            <w:tcW w:type="dxa" w:w="1680"/>
+          </w:tcPr>
+          <w:p>
+            <w:pPr>
+              <w:jc w:val="left"/>
+            </w:pPr>
+            <w:r/>
+            <w:hyperlink r:id="rId80">
+              <w:r>
+                <w:rPr>
+                  <w:color w:val="0B4F9E"/>
+                  <w:sz w:val="16"/>
+                  <w:u w:val="single"/>
+                </w:rPr>
+                <w:t>Machine Learning Prediction of Transport Properties in Amorphous Polymer Electrolytes Using Chemically Informed Structur</w:t>
+              </w:r>
+            </w:hyperlink>
+          </w:p>
+        </w:tc>
+        <w:tc>
+          <w:tcPr>
+            <w:tcW w:type="dxa" w:w="1680"/>
+          </w:tcPr>
+          <w:p>
+            <w:pPr>
+              <w:jc w:val="left"/>
+            </w:pPr>
+            <w:r/>
+          </w:p>
+        </w:tc>
+        <w:tc>
+          <w:tcPr>
+            <w:tcW w:type="dxa" w:w="1680"/>
+          </w:tcPr>
+          <w:p>
+            <w:pPr>
+              <w:jc w:val="left"/>
+            </w:pPr>
+            <w:r/>
+            <w:r>
+              <w:rPr>
+                <w:sz w:val="16"/>
+              </w:rPr>
+              <w:t>polymer, glass / amorphous</w:t>
+            </w:r>
+          </w:p>
+        </w:tc>
+        <w:tc>
+          <w:tcPr>
+            <w:tcW w:type="dxa" w:w="1680"/>
+          </w:tcPr>
+          <w:p>
+            <w:pPr>
+              <w:jc w:val="left"/>
+            </w:pPr>
+            <w:r/>
+          </w:p>
+        </w:tc>
+        <w:tc>
+          <w:tcPr>
+            <w:tcW w:type="dxa" w:w="1680"/>
+          </w:tcPr>
+          <w:p>
+            <w:pPr>
+              <w:jc w:val="left"/>
+            </w:pPr>
+            <w:r/>
+            <w:r>
+              <w:rPr>
+                <w:sz w:val="16"/>
+              </w:rPr>
+              <w:t>2026-08-25</w:t>
+            </w:r>
+          </w:p>
+        </w:tc>
+        <w:tc>
+          <w:tcPr>
+            <w:tcW w:type="dxa" w:w="1680"/>
+          </w:tcPr>
+          <w:p>
+            <w:pPr>
+              <w:jc w:val="left"/>
+            </w:pPr>
+            <w:r/>
+            <w:hyperlink r:id="rId80">
+              <w:r>
+                <w:rPr>
+                  <w:color w:val="0B4F9E"/>
+                  <w:sz w:val="16"/>
+                  <w:u w:val="single"/>
+                </w:rPr>
+                <w:t>10.26434/chemrxiv.15000431/v2</w:t>
+              </w:r>
+            </w:hyperlink>
+          </w:p>
+        </w:tc>
+      </w:tr>
+      <w:tr>
+        <w:tc>
+          <w:tcPr>
+            <w:tcW w:type="dxa" w:w="1680"/>
+          </w:tcPr>
+          <w:p>
+            <w:pPr>
+              <w:jc w:val="left"/>
+            </w:pPr>
+            <w:r/>
+            <w:hyperlink r:id="rId81">
+              <w:r>
+                <w:rPr>
+                  <w:color w:val="0B4F9E"/>
+                  <w:sz w:val="16"/>
+                  <w:u w:val="single"/>
+                </w:rPr>
+                <w:t>Mechanistic study of mixed lithium halides solid-state electrolytes</w:t>
+              </w:r>
+            </w:hyperlink>
+          </w:p>
+        </w:tc>
+        <w:tc>
+          <w:tcPr>
+            <w:tcW w:type="dxa" w:w="1680"/>
+          </w:tcPr>
+          <w:p>
+            <w:pPr>
+              <w:jc w:val="left"/>
+            </w:pPr>
+            <w:r/>
+          </w:p>
+        </w:tc>
+        <w:tc>
+          <w:tcPr>
+            <w:tcW w:type="dxa" w:w="1680"/>
+          </w:tcPr>
+          <w:p>
+            <w:pPr>
+              <w:jc w:val="left"/>
+            </w:pPr>
+            <w:r/>
+            <w:r>
+              <w:rPr>
+                <w:sz w:val="16"/>
+              </w:rPr>
+              <w:t>solid electrolyte, alloy</w:t>
+            </w:r>
+          </w:p>
+        </w:tc>
+        <w:tc>
+          <w:tcPr>
+            <w:tcW w:type="dxa" w:w="1680"/>
+          </w:tcPr>
+          <w:p>
+            <w:pPr>
+              <w:jc w:val="left"/>
+            </w:pPr>
+            <w:r/>
+            <w:r>
+              <w:rPr>
+                <w:sz w:val="16"/>
+              </w:rPr>
+              <w:t>HSE06, MLIP</w:t>
+            </w:r>
+          </w:p>
+        </w:tc>
+        <w:tc>
+          <w:tcPr>
+            <w:tcW w:type="dxa" w:w="1680"/>
+          </w:tcPr>
+          <w:p>
+            <w:pPr>
+              <w:jc w:val="left"/>
+            </w:pPr>
+            <w:r/>
+            <w:r>
+              <w:rPr>
+                <w:sz w:val="16"/>
+              </w:rPr>
+              <w:t>2026-08-26</w:t>
+            </w:r>
+          </w:p>
+        </w:tc>
+        <w:tc>
+          <w:tcPr>
+            <w:tcW w:type="dxa" w:w="1680"/>
+          </w:tcPr>
+          <w:p>
+            <w:pPr>
+              <w:jc w:val="left"/>
+            </w:pPr>
+            <w:r/>
+            <w:hyperlink r:id="rId81">
+              <w:r>
+                <w:rPr>
+                  <w:color w:val="0B4F9E"/>
+                  <w:sz w:val="16"/>
+                  <w:u w:val="single"/>
+                </w:rPr>
+                <w:t>10.1103/czy4-7lfp</w:t>
+              </w:r>
+            </w:hyperlink>
+          </w:p>
+        </w:tc>
+      </w:tr>
+      <w:tr>
+        <w:tc>
+          <w:tcPr>
+            <w:tcW w:type="dxa" w:w="1680"/>
+          </w:tcPr>
+          <w:p>
+            <w:pPr>
+              <w:jc w:val="left"/>
+            </w:pPr>
+            <w:r/>
+            <w:hyperlink r:id="rId82">
+              <w:r>
+                <w:rPr>
+                  <w:color w:val="0B4F9E"/>
+                  <w:sz w:val="16"/>
+                  <w:u w:val="single"/>
+                </w:rPr>
+                <w:t>Insights into Lithium Diffusion in Crystalline and Amorphous Solid Electrolytes with Machine Learning Interatomic Potent</w:t>
+              </w:r>
+            </w:hyperlink>
+          </w:p>
+        </w:tc>
+        <w:tc>
+          <w:tcPr>
+            <w:tcW w:type="dxa" w:w="1680"/>
+          </w:tcPr>
+          <w:p>
+            <w:pPr>
+              <w:jc w:val="left"/>
+            </w:pPr>
+            <w:r/>
+          </w:p>
+        </w:tc>
+        <w:tc>
+          <w:tcPr>
+            <w:tcW w:type="dxa" w:w="1680"/>
+          </w:tcPr>
+          <w:p>
+            <w:pPr>
+              <w:jc w:val="left"/>
+            </w:pPr>
+            <w:r/>
+            <w:r>
+              <w:rPr>
+                <w:sz w:val="16"/>
+              </w:rPr>
+              <w:t>solid electrolyte, Li-ion battery, glass / amorphous, Li3YCl6</w:t>
+            </w:r>
+          </w:p>
+        </w:tc>
+        <w:tc>
+          <w:tcPr>
+            <w:tcW w:type="dxa" w:w="1680"/>
+          </w:tcPr>
+          <w:p>
+            <w:pPr>
+              <w:jc w:val="left"/>
+            </w:pPr>
+            <w:r/>
+            <w:r>
+              <w:rPr>
+                <w:sz w:val="16"/>
+              </w:rPr>
+              <w:t>MD, MLIP</w:t>
+            </w:r>
+          </w:p>
+        </w:tc>
+        <w:tc>
+          <w:tcPr>
+            <w:tcW w:type="dxa" w:w="1680"/>
+          </w:tcPr>
+          <w:p>
+            <w:pPr>
+              <w:jc w:val="left"/>
+            </w:pPr>
+            <w:r/>
+            <w:r>
+              <w:rPr>
+                <w:sz w:val="16"/>
+              </w:rPr>
+              <w:t>2026-08-26</w:t>
+            </w:r>
+          </w:p>
+        </w:tc>
+        <w:tc>
+          <w:tcPr>
+            <w:tcW w:type="dxa" w:w="1680"/>
+          </w:tcPr>
+          <w:p>
+            <w:pPr>
+              <w:jc w:val="left"/>
+            </w:pPr>
+            <w:r/>
+            <w:hyperlink r:id="rId82">
+              <w:r>
+                <w:rPr>
+                  <w:color w:val="0B4F9E"/>
+                  <w:sz w:val="16"/>
+                  <w:u w:val="single"/>
+                </w:rPr>
+                <w:t>10.26434/chemrxiv.15007863/v1</w:t>
+              </w:r>
+            </w:hyperlink>
+          </w:p>
+        </w:tc>
+      </w:tr>
+      <w:tr>
+        <w:tc>
+          <w:tcPr>
+            <w:tcW w:type="dxa" w:w="1680"/>
+          </w:tcPr>
+          <w:p>
+            <w:pPr>
+              <w:jc w:val="left"/>
+            </w:pPr>
+            <w:r/>
+            <w:hyperlink r:id="rId83">
+              <w:r>
+                <w:rPr>
+                  <w:color w:val="0B4F9E"/>
+                  <w:sz w:val="16"/>
+                  <w:u w:val="single"/>
+                </w:rPr>
+                <w:t>High-throughput Discovery of Magnetic Rare Earth Transition Metal Alloys</w:t>
+              </w:r>
+            </w:hyperlink>
+          </w:p>
+        </w:tc>
+        <w:tc>
+          <w:tcPr>
+            <w:tcW w:type="dxa" w:w="1680"/>
+          </w:tcPr>
+          <w:p>
+            <w:pPr>
+              <w:jc w:val="left"/>
+            </w:pPr>
+            <w:r/>
+          </w:p>
+        </w:tc>
+        <w:tc>
+          <w:tcPr>
+            <w:tcW w:type="dxa" w:w="1680"/>
+          </w:tcPr>
+          <w:p>
+            <w:pPr>
+              <w:jc w:val="left"/>
+            </w:pPr>
+            <w:r/>
+            <w:r>
+              <w:rPr>
+                <w:sz w:val="16"/>
+              </w:rPr>
+              <w:t>alloy</w:t>
+            </w:r>
+          </w:p>
+        </w:tc>
+        <w:tc>
+          <w:tcPr>
+            <w:tcW w:type="dxa" w:w="1680"/>
+          </w:tcPr>
+          <w:p>
+            <w:pPr>
+              <w:jc w:val="left"/>
+            </w:pPr>
+            <w:r/>
+            <w:r>
+              <w:rPr>
+                <w:sz w:val="16"/>
+              </w:rPr>
+              <w:t>DFT, MLIP</w:t>
+            </w:r>
+          </w:p>
+        </w:tc>
+        <w:tc>
+          <w:tcPr>
+            <w:tcW w:type="dxa" w:w="1680"/>
+          </w:tcPr>
+          <w:p>
+            <w:pPr>
+              <w:jc w:val="left"/>
+            </w:pPr>
+            <w:r/>
+            <w:r>
+              <w:rPr>
+                <w:sz w:val="16"/>
+              </w:rPr>
+              <w:t>2026-08-26</w:t>
+            </w:r>
+          </w:p>
+        </w:tc>
+        <w:tc>
+          <w:tcPr>
+            <w:tcW w:type="dxa" w:w="1680"/>
+          </w:tcPr>
+          <w:p>
+            <w:pPr>
+              <w:jc w:val="left"/>
+            </w:pPr>
+            <w:r/>
+            <w:hyperlink r:id="rId83">
+              <w:r>
+                <w:rPr>
+                  <w:color w:val="0B4F9E"/>
+                  <w:sz w:val="16"/>
+                  <w:u w:val="single"/>
+                </w:rPr>
+                <w:t>link</w:t>
+              </w:r>
+            </w:hyperlink>
+          </w:p>
+        </w:tc>
+      </w:tr>
+      <w:tr>
+        <w:tc>
+          <w:tcPr>
+            <w:tcW w:type="dxa" w:w="1680"/>
+          </w:tcPr>
+          <w:p>
+            <w:pPr>
+              <w:jc w:val="left"/>
+            </w:pPr>
+            <w:r/>
+            <w:hyperlink r:id="rId84">
+              <w:r>
+                <w:rPr>
+                  <w:color w:val="0B4F9E"/>
+                  <w:sz w:val="16"/>
+                  <w:u w:val="single"/>
+                </w:rPr>
+                <w:t>High-throughput Discovery of Magnetic Rare Earth Transition Metal Alloys</w:t>
+              </w:r>
+            </w:hyperlink>
+          </w:p>
+        </w:tc>
+        <w:tc>
+          <w:tcPr>
+            <w:tcW w:type="dxa" w:w="1680"/>
+          </w:tcPr>
+          <w:p>
+            <w:pPr>
+              <w:jc w:val="left"/>
+            </w:pPr>
+            <w:r/>
+          </w:p>
+        </w:tc>
+        <w:tc>
+          <w:tcPr>
+            <w:tcW w:type="dxa" w:w="1680"/>
+          </w:tcPr>
+          <w:p>
+            <w:pPr>
+              <w:jc w:val="left"/>
+            </w:pPr>
+            <w:r/>
+            <w:r>
+              <w:rPr>
+                <w:sz w:val="16"/>
+              </w:rPr>
+              <w:t>alloy, magnetic material</w:t>
+            </w:r>
+          </w:p>
+        </w:tc>
+        <w:tc>
+          <w:tcPr>
+            <w:tcW w:type="dxa" w:w="1680"/>
+          </w:tcPr>
+          <w:p>
+            <w:pPr>
+              <w:jc w:val="left"/>
+            </w:pPr>
+            <w:r/>
+            <w:r>
+              <w:rPr>
+                <w:sz w:val="16"/>
+              </w:rPr>
+              <w:t>DFT, MLIP</w:t>
+            </w:r>
+          </w:p>
+        </w:tc>
+        <w:tc>
+          <w:tcPr>
+            <w:tcW w:type="dxa" w:w="1680"/>
+          </w:tcPr>
+          <w:p>
+            <w:pPr>
+              <w:jc w:val="left"/>
+            </w:pPr>
+            <w:r/>
+            <w:r>
+              <w:rPr>
+                <w:sz w:val="16"/>
+              </w:rPr>
+              <w:t>2026-08-26</w:t>
+            </w:r>
+          </w:p>
+        </w:tc>
+        <w:tc>
+          <w:tcPr>
+            <w:tcW w:type="dxa" w:w="1680"/>
+          </w:tcPr>
+          <w:p>
+            <w:pPr>
+              <w:jc w:val="left"/>
+            </w:pPr>
+            <w:r/>
+            <w:hyperlink r:id="rId84">
+              <w:r>
+                <w:rPr>
+                  <w:color w:val="0B4F9E"/>
+                  <w:sz w:val="16"/>
+                  <w:u w:val="single"/>
+                </w:rPr>
+                <w:t>10.48550/arxiv.2608.25270</w:t>
+              </w:r>
+            </w:hyperlink>
+          </w:p>
+        </w:tc>
+      </w:tr>
+      <w:tr>
+        <w:tc>
+          <w:tcPr>
+            <w:tcW w:type="dxa" w:w="1680"/>
+          </w:tcPr>
+          <w:p>
+            <w:pPr>
+              <w:jc w:val="left"/>
+            </w:pPr>
+            <w:r/>
+            <w:hyperlink r:id="rId85">
+              <w:r>
+                <w:rPr>
+                  <w:color w:val="0B4F9E"/>
+                  <w:sz w:val="16"/>
+                  <w:u w:val="single"/>
+                </w:rPr>
+                <w:t>A Hierarchical Synergistic Deep Learning Framework Integrating Composition, Structure, and Ionic Transport for Solid-Sta</w:t>
+              </w:r>
+            </w:hyperlink>
+          </w:p>
+        </w:tc>
+        <w:tc>
+          <w:tcPr>
+            <w:tcW w:type="dxa" w:w="1680"/>
+          </w:tcPr>
+          <w:p>
+            <w:pPr>
+              <w:jc w:val="left"/>
+            </w:pPr>
+            <w:r/>
+          </w:p>
+        </w:tc>
+        <w:tc>
+          <w:tcPr>
+            <w:tcW w:type="dxa" w:w="1680"/>
+          </w:tcPr>
+          <w:p>
+            <w:pPr>
+              <w:jc w:val="left"/>
+            </w:pPr>
+            <w:r/>
+            <w:r>
+              <w:rPr>
+                <w:sz w:val="16"/>
+              </w:rPr>
+              <w:t>solid electrolyte</w:t>
+            </w:r>
+          </w:p>
+        </w:tc>
+        <w:tc>
+          <w:tcPr>
+            <w:tcW w:type="dxa" w:w="1680"/>
+          </w:tcPr>
+          <w:p>
+            <w:pPr>
+              <w:jc w:val="left"/>
+            </w:pPr>
+            <w:r/>
+          </w:p>
+        </w:tc>
+        <w:tc>
+          <w:tcPr>
+            <w:tcW w:type="dxa" w:w="1680"/>
+          </w:tcPr>
+          <w:p>
+            <w:pPr>
+              <w:jc w:val="left"/>
+            </w:pPr>
+            <w:r/>
+            <w:r>
+              <w:rPr>
+                <w:sz w:val="16"/>
+              </w:rPr>
+              <w:t>2026-08-26</w:t>
+            </w:r>
+          </w:p>
+        </w:tc>
+        <w:tc>
+          <w:tcPr>
+            <w:tcW w:type="dxa" w:w="1680"/>
+          </w:tcPr>
+          <w:p>
+            <w:pPr>
+              <w:jc w:val="left"/>
+            </w:pPr>
+            <w:r/>
+            <w:hyperlink r:id="rId85">
+              <w:r>
+                <w:rPr>
+                  <w:color w:val="0B4F9E"/>
+                  <w:sz w:val="16"/>
+                  <w:u w:val="single"/>
+                </w:rPr>
+                <w:t>link</w:t>
+              </w:r>
+            </w:hyperlink>
+          </w:p>
+        </w:tc>
+      </w:tr>
+      <w:tr>
+        <w:tc>
+          <w:tcPr>
+            <w:tcW w:type="dxa" w:w="1680"/>
+          </w:tcPr>
+          <w:p>
+            <w:pPr>
+              <w:jc w:val="left"/>
+            </w:pPr>
+            <w:r/>
+            <w:hyperlink r:id="rId86">
+              <w:r>
+                <w:rPr>
+                  <w:color w:val="0B4F9E"/>
+                  <w:sz w:val="16"/>
+                  <w:u w:val="single"/>
+                </w:rPr>
+                <w:t>When less is more: simplified models for interpretable materials design</w:t>
+              </w:r>
+            </w:hyperlink>
+          </w:p>
+        </w:tc>
+        <w:tc>
+          <w:tcPr>
+            <w:tcW w:type="dxa" w:w="1680"/>
+          </w:tcPr>
+          <w:p>
+            <w:pPr>
+              <w:jc w:val="left"/>
+            </w:pPr>
+            <w:r/>
+          </w:p>
+        </w:tc>
+        <w:tc>
+          <w:tcPr>
+            <w:tcW w:type="dxa" w:w="1680"/>
+          </w:tcPr>
+          <w:p>
+            <w:pPr>
+              <w:jc w:val="left"/>
+            </w:pPr>
+            <w:r/>
+            <w:r>
+              <w:rPr>
+                <w:sz w:val="16"/>
+              </w:rPr>
+              <w:t>polymer</w:t>
+            </w:r>
+          </w:p>
+        </w:tc>
+        <w:tc>
+          <w:tcPr>
+            <w:tcW w:type="dxa" w:w="1680"/>
+          </w:tcPr>
+          <w:p>
+            <w:pPr>
+              <w:jc w:val="left"/>
+            </w:pPr>
+            <w:r/>
+          </w:p>
+        </w:tc>
+        <w:tc>
+          <w:tcPr>
+            <w:tcW w:type="dxa" w:w="1680"/>
+          </w:tcPr>
+          <w:p>
+            <w:pPr>
+              <w:jc w:val="left"/>
+            </w:pPr>
+            <w:r/>
+            <w:r>
+              <w:rPr>
+                <w:sz w:val="16"/>
+              </w:rPr>
+              <w:t>2026-08-28</w:t>
+            </w:r>
+          </w:p>
+        </w:tc>
+        <w:tc>
+          <w:tcPr>
+            <w:tcW w:type="dxa" w:w="1680"/>
+          </w:tcPr>
+          <w:p>
+            <w:pPr>
+              <w:jc w:val="left"/>
+            </w:pPr>
+            <w:r/>
+            <w:hyperlink r:id="rId86">
+              <w:r>
+                <w:rPr>
+                  <w:color w:val="0B4F9E"/>
+                  <w:sz w:val="16"/>
+                  <w:u w:val="single"/>
+                </w:rPr>
+                <w:t>10.26434/chemrxiv.15008004/v1</w:t>
+              </w:r>
+            </w:hyperlink>
+          </w:p>
+        </w:tc>
+      </w:tr>
+      <w:tr>
+        <w:tc>
+          <w:tcPr>
+            <w:tcW w:type="dxa" w:w="1680"/>
+          </w:tcPr>
+          <w:p>
+            <w:pPr>
+              <w:jc w:val="left"/>
+            </w:pPr>
+            <w:r/>
+            <w:hyperlink r:id="rId87">
+              <w:r>
+                <w:rPr>
+                  <w:color w:val="0B4F9E"/>
+                  <w:sz w:val="16"/>
+                  <w:u w:val="single"/>
+                </w:rPr>
+                <w:t>From Empirical Design To Autonomous Ecosystems: AI-Driven Advances, Challenges, And Future Directions In Precision Nanom</w:t>
+              </w:r>
+            </w:hyperlink>
+          </w:p>
+        </w:tc>
+        <w:tc>
+          <w:tcPr>
+            <w:tcW w:type="dxa" w:w="1680"/>
+          </w:tcPr>
+          <w:p>
+            <w:pPr>
+              <w:jc w:val="left"/>
+            </w:pPr>
+            <w:r/>
+          </w:p>
+        </w:tc>
+        <w:tc>
+          <w:tcPr>
+            <w:tcW w:type="dxa" w:w="1680"/>
+          </w:tcPr>
+          <w:p>
+            <w:pPr>
+              <w:jc w:val="left"/>
+            </w:pPr>
+            <w:r/>
+          </w:p>
+        </w:tc>
+        <w:tc>
+          <w:tcPr>
+            <w:tcW w:type="dxa" w:w="1680"/>
+          </w:tcPr>
+          <w:p>
+            <w:pPr>
+              <w:jc w:val="left"/>
+            </w:pPr>
+            <w:r/>
+          </w:p>
+        </w:tc>
+        <w:tc>
+          <w:tcPr>
+            <w:tcW w:type="dxa" w:w="1680"/>
+          </w:tcPr>
+          <w:p>
+            <w:pPr>
+              <w:jc w:val="left"/>
+            </w:pPr>
+            <w:r/>
+            <w:r>
+              <w:rPr>
+                <w:sz w:val="16"/>
+              </w:rPr>
+              <w:t>2026-08-14</w:t>
+            </w:r>
+          </w:p>
+        </w:tc>
+        <w:tc>
+          <w:tcPr>
+            <w:tcW w:type="dxa" w:w="1680"/>
+          </w:tcPr>
+          <w:p>
+            <w:pPr>
+              <w:jc w:val="left"/>
+            </w:pPr>
+            <w:r/>
+            <w:hyperlink r:id="rId87">
+              <w:r>
+                <w:rPr>
+                  <w:color w:val="0B4F9E"/>
+                  <w:sz w:val="16"/>
+                  <w:u w:val="single"/>
+                </w:rPr>
+                <w:t>10.5281/zenodo.21931873</w:t>
+              </w:r>
+            </w:hyperlink>
+          </w:p>
+        </w:tc>
+      </w:tr>
+      <w:tr>
+        <w:tc>
+          <w:tcPr>
+            <w:tcW w:type="dxa" w:w="1680"/>
+          </w:tcPr>
+          <w:p>
+            <w:pPr>
+              <w:jc w:val="left"/>
+            </w:pPr>
+            <w:r/>
+            <w:hyperlink r:id="rId88">
+              <w:r>
+                <w:rPr>
+                  <w:color w:val="0B4F9E"/>
+                  <w:sz w:val="16"/>
+                  <w:u w:val="single"/>
+                </w:rPr>
+                <w:t>From Empirical Design To Autonomous Ecosystems: AI-Driven Advances, Challenges, And Future Directions In Precision Nanom</w:t>
+              </w:r>
+            </w:hyperlink>
+          </w:p>
+        </w:tc>
+        <w:tc>
+          <w:tcPr>
+            <w:tcW w:type="dxa" w:w="1680"/>
+          </w:tcPr>
+          <w:p>
+            <w:pPr>
+              <w:jc w:val="left"/>
+            </w:pPr>
+            <w:r/>
+          </w:p>
+        </w:tc>
+        <w:tc>
+          <w:tcPr>
+            <w:tcW w:type="dxa" w:w="1680"/>
+          </w:tcPr>
+          <w:p>
+            <w:pPr>
+              <w:jc w:val="left"/>
+            </w:pPr>
+            <w:r/>
+          </w:p>
+        </w:tc>
+        <w:tc>
+          <w:tcPr>
+            <w:tcW w:type="dxa" w:w="1680"/>
+          </w:tcPr>
+          <w:p>
+            <w:pPr>
+              <w:jc w:val="left"/>
+            </w:pPr>
+            <w:r/>
+          </w:p>
+        </w:tc>
+        <w:tc>
+          <w:tcPr>
+            <w:tcW w:type="dxa" w:w="1680"/>
+          </w:tcPr>
+          <w:p>
+            <w:pPr>
+              <w:jc w:val="left"/>
+            </w:pPr>
+            <w:r/>
+            <w:r>
+              <w:rPr>
+                <w:sz w:val="16"/>
+              </w:rPr>
+              <w:t>2026-08-14</w:t>
+            </w:r>
+          </w:p>
+        </w:tc>
+        <w:tc>
+          <w:tcPr>
+            <w:tcW w:type="dxa" w:w="1680"/>
+          </w:tcPr>
+          <w:p>
+            <w:pPr>
+              <w:jc w:val="left"/>
+            </w:pPr>
+            <w:r/>
+            <w:hyperlink r:id="rId88">
+              <w:r>
+                <w:rPr>
+                  <w:color w:val="0B4F9E"/>
+                  <w:sz w:val="16"/>
+                  <w:u w:val="single"/>
+                </w:rPr>
+                <w:t>10.5281/zenodo.21931872</w:t>
+              </w:r>
+            </w:hyperlink>
+          </w:p>
+        </w:tc>
+      </w:tr>
+      <w:tr>
+        <w:tc>
+          <w:tcPr>
+            <w:tcW w:type="dxa" w:w="1680"/>
+          </w:tcPr>
+          <w:p>
+            <w:pPr>
+              <w:jc w:val="left"/>
+            </w:pPr>
+            <w:r/>
+            <w:hyperlink r:id="rId89">
+              <w:r>
+                <w:rPr>
+                  <w:color w:val="0B4F9E"/>
+                  <w:sz w:val="16"/>
+                  <w:u w:val="single"/>
+                </w:rPr>
+                <w:t>The Past and Future of AI Scientists</w:t>
+              </w:r>
+            </w:hyperlink>
+          </w:p>
+        </w:tc>
+        <w:tc>
+          <w:tcPr>
+            <w:tcW w:type="dxa" w:w="1680"/>
+          </w:tcPr>
+          <w:p>
+            <w:pPr>
+              <w:jc w:val="left"/>
+            </w:pPr>
+            <w:r/>
+          </w:p>
+        </w:tc>
+        <w:tc>
+          <w:tcPr>
+            <w:tcW w:type="dxa" w:w="1680"/>
+          </w:tcPr>
+          <w:p>
+            <w:pPr>
+              <w:jc w:val="left"/>
+            </w:pPr>
+            <w:r/>
+          </w:p>
+        </w:tc>
+        <w:tc>
+          <w:tcPr>
+            <w:tcW w:type="dxa" w:w="1680"/>
+          </w:tcPr>
+          <w:p>
+            <w:pPr>
+              <w:jc w:val="left"/>
+            </w:pPr>
+            <w:r/>
+            <w:r>
+              <w:rPr>
+                <w:sz w:val="16"/>
+              </w:rPr>
+              <w:t>MLIP</w:t>
+            </w:r>
+          </w:p>
+        </w:tc>
+        <w:tc>
+          <w:tcPr>
+            <w:tcW w:type="dxa" w:w="1680"/>
+          </w:tcPr>
+          <w:p>
+            <w:pPr>
+              <w:jc w:val="left"/>
+            </w:pPr>
+            <w:r/>
+            <w:r>
+              <w:rPr>
+                <w:sz w:val="16"/>
+              </w:rPr>
+              <w:t>2026-08-14</w:t>
+            </w:r>
+          </w:p>
+        </w:tc>
+        <w:tc>
+          <w:tcPr>
+            <w:tcW w:type="dxa" w:w="1680"/>
+          </w:tcPr>
+          <w:p>
+            <w:pPr>
+              <w:jc w:val="left"/>
+            </w:pPr>
+            <w:r/>
+            <w:hyperlink r:id="rId89">
+              <w:r>
+                <w:rPr>
+                  <w:color w:val="0B4F9E"/>
+                  <w:sz w:val="16"/>
+                  <w:u w:val="single"/>
+                </w:rPr>
+                <w:t>link</w:t>
+              </w:r>
+            </w:hyperlink>
+          </w:p>
+        </w:tc>
+      </w:tr>
+      <w:tr>
+        <w:tc>
+          <w:tcPr>
+            <w:tcW w:type="dxa" w:w="1680"/>
+          </w:tcPr>
+          <w:p>
+            <w:pPr>
+              <w:jc w:val="left"/>
+            </w:pPr>
+            <w:r/>
+            <w:hyperlink r:id="rId90">
+              <w:r>
+                <w:rPr>
+                  <w:color w:val="0B4F9E"/>
+                  <w:sz w:val="16"/>
+                  <w:u w:val="single"/>
+                </w:rPr>
+                <w:t>Electrostatic Phenomenology Benchmarks for Machine-Learned Interatomic Potentials in Electrochemistry: Beyond the Energy</w:t>
+              </w:r>
+            </w:hyperlink>
+          </w:p>
+        </w:tc>
+        <w:tc>
+          <w:tcPr>
+            <w:tcW w:type="dxa" w:w="1680"/>
+          </w:tcPr>
+          <w:p>
+            <w:pPr>
+              <w:jc w:val="left"/>
+            </w:pPr>
+            <w:r/>
+          </w:p>
+        </w:tc>
+        <w:tc>
+          <w:tcPr>
+            <w:tcW w:type="dxa" w:w="1680"/>
+          </w:tcPr>
+          <w:p>
+            <w:pPr>
+              <w:jc w:val="left"/>
+            </w:pPr>
+            <w:r/>
+          </w:p>
+        </w:tc>
+        <w:tc>
+          <w:tcPr>
+            <w:tcW w:type="dxa" w:w="1680"/>
+          </w:tcPr>
+          <w:p>
+            <w:pPr>
+              <w:jc w:val="left"/>
+            </w:pPr>
+            <w:r/>
+            <w:r>
+              <w:rPr>
+                <w:sz w:val="16"/>
+              </w:rPr>
+              <w:t>MLIP</w:t>
+            </w:r>
+          </w:p>
+        </w:tc>
+        <w:tc>
+          <w:tcPr>
+            <w:tcW w:type="dxa" w:w="1680"/>
+          </w:tcPr>
+          <w:p>
+            <w:pPr>
+              <w:jc w:val="left"/>
+            </w:pPr>
+            <w:r/>
+            <w:r>
+              <w:rPr>
+                <w:sz w:val="16"/>
+              </w:rPr>
+              <w:t>2026-08-14</w:t>
+            </w:r>
+          </w:p>
+        </w:tc>
+        <w:tc>
+          <w:tcPr>
+            <w:tcW w:type="dxa" w:w="1680"/>
+          </w:tcPr>
+          <w:p>
+            <w:pPr>
+              <w:jc w:val="left"/>
+            </w:pPr>
+            <w:r/>
+            <w:hyperlink r:id="rId90">
+              <w:r>
+                <w:rPr>
+                  <w:color w:val="0B4F9E"/>
+                  <w:sz w:val="16"/>
+                  <w:u w:val="single"/>
+                </w:rPr>
+                <w:t>link</w:t>
+              </w:r>
+            </w:hyperlink>
+          </w:p>
+        </w:tc>
+      </w:tr>
+      <w:tr>
+        <w:tc>
+          <w:tcPr>
+            <w:tcW w:type="dxa" w:w="1680"/>
+          </w:tcPr>
+          <w:p>
+            <w:pPr>
+              <w:jc w:val="left"/>
+            </w:pPr>
+            <w:r/>
+            <w:hyperlink r:id="rId91">
+              <w:r>
+                <w:rPr>
+                  <w:color w:val="0B4F9E"/>
+                  <w:sz w:val="16"/>
+                  <w:u w:val="single"/>
+                </w:rPr>
+                <w:t>Crystal-structure design by agentic AI in a language of motifs</w:t>
+              </w:r>
+            </w:hyperlink>
+          </w:p>
+        </w:tc>
+        <w:tc>
+          <w:tcPr>
+            <w:tcW w:type="dxa" w:w="1680"/>
+          </w:tcPr>
+          <w:p>
+            <w:pPr>
+              <w:jc w:val="left"/>
+            </w:pPr>
+            <w:r/>
+          </w:p>
+        </w:tc>
+        <w:tc>
+          <w:tcPr>
+            <w:tcW w:type="dxa" w:w="1680"/>
+          </w:tcPr>
+          <w:p>
+            <w:pPr>
+              <w:jc w:val="left"/>
+            </w:pPr>
+            <w:r/>
+          </w:p>
+        </w:tc>
+        <w:tc>
+          <w:tcPr>
+            <w:tcW w:type="dxa" w:w="1680"/>
+          </w:tcPr>
+          <w:p>
+            <w:pPr>
+              <w:jc w:val="left"/>
+            </w:pPr>
+            <w:r/>
+            <w:r>
+              <w:rPr>
+                <w:sz w:val="16"/>
+              </w:rPr>
+              <w:t>DFT</w:t>
+            </w:r>
+          </w:p>
+        </w:tc>
+        <w:tc>
+          <w:tcPr>
+            <w:tcW w:type="dxa" w:w="1680"/>
+          </w:tcPr>
+          <w:p>
+            <w:pPr>
+              <w:jc w:val="left"/>
+            </w:pPr>
+            <w:r/>
+            <w:r>
+              <w:rPr>
+                <w:sz w:val="16"/>
+              </w:rPr>
+              <w:t>2026-08-16</w:t>
+            </w:r>
+          </w:p>
+        </w:tc>
+        <w:tc>
+          <w:tcPr>
+            <w:tcW w:type="dxa" w:w="1680"/>
+          </w:tcPr>
+          <w:p>
+            <w:pPr>
+              <w:jc w:val="left"/>
+            </w:pPr>
+            <w:r/>
+            <w:hyperlink r:id="rId91">
+              <w:r>
+                <w:rPr>
+                  <w:color w:val="0B4F9E"/>
+                  <w:sz w:val="16"/>
+                  <w:u w:val="single"/>
+                </w:rPr>
+                <w:t>link</w:t>
+              </w:r>
+            </w:hyperlink>
+          </w:p>
+        </w:tc>
+      </w:tr>
+      <w:tr>
+        <w:tc>
+          <w:tcPr>
+            <w:tcW w:type="dxa" w:w="1680"/>
+          </w:tcPr>
+          <w:p>
+            <w:pPr>
+              <w:jc w:val="left"/>
+            </w:pPr>
+            <w:r/>
+            <w:hyperlink r:id="rId92">
+              <w:r>
+                <w:rPr>
+                  <w:color w:val="0B4F9E"/>
+                  <w:sz w:val="16"/>
+                  <w:u w:val="single"/>
+                </w:rPr>
+                <w:t>Graph neural network prediction of temperature-dependent hydrogen diffusion and thermal conductivity tensors of tungsten</w:t>
+              </w:r>
+            </w:hyperlink>
+          </w:p>
+        </w:tc>
+        <w:tc>
+          <w:tcPr>
+            <w:tcW w:type="dxa" w:w="1680"/>
+          </w:tcPr>
+          <w:p>
+            <w:pPr>
+              <w:jc w:val="left"/>
+            </w:pPr>
+            <w:r/>
+          </w:p>
+        </w:tc>
+        <w:tc>
+          <w:tcPr>
+            <w:tcW w:type="dxa" w:w="1680"/>
+          </w:tcPr>
+          <w:p>
+            <w:pPr>
+              <w:jc w:val="left"/>
+            </w:pPr>
+            <w:r/>
+          </w:p>
+        </w:tc>
+        <w:tc>
+          <w:tcPr>
+            <w:tcW w:type="dxa" w:w="1680"/>
+          </w:tcPr>
+          <w:p>
+            <w:pPr>
+              <w:jc w:val="left"/>
+            </w:pPr>
+            <w:r/>
+            <w:r>
+              <w:rPr>
+                <w:sz w:val="16"/>
+              </w:rPr>
+              <w:t>MD</w:t>
+            </w:r>
+          </w:p>
+        </w:tc>
+        <w:tc>
+          <w:tcPr>
+            <w:tcW w:type="dxa" w:w="1680"/>
+          </w:tcPr>
+          <w:p>
+            <w:pPr>
+              <w:jc w:val="left"/>
+            </w:pPr>
+            <w:r/>
+            <w:r>
+              <w:rPr>
+                <w:sz w:val="16"/>
+              </w:rPr>
+              <w:t>2026-08-16</w:t>
+            </w:r>
+          </w:p>
+        </w:tc>
+        <w:tc>
+          <w:tcPr>
+            <w:tcW w:type="dxa" w:w="1680"/>
+          </w:tcPr>
+          <w:p>
+            <w:pPr>
+              <w:jc w:val="left"/>
+            </w:pPr>
+            <w:r/>
+            <w:hyperlink r:id="rId92">
+              <w:r>
+                <w:rPr>
+                  <w:color w:val="0B4F9E"/>
+                  <w:sz w:val="16"/>
+                  <w:u w:val="single"/>
+                </w:rPr>
+                <w:t>link</w:t>
+              </w:r>
+            </w:hyperlink>
+          </w:p>
+        </w:tc>
+      </w:tr>
+      <w:tr>
+        <w:tc>
+          <w:tcPr>
+            <w:tcW w:type="dxa" w:w="1680"/>
+          </w:tcPr>
+          <w:p>
+            <w:pPr>
+              <w:jc w:val="left"/>
+            </w:pPr>
+            <w:r/>
+            <w:hyperlink r:id="rId93">
+              <w:r>
+                <w:rPr>
+                  <w:color w:val="0B4F9E"/>
+                  <w:sz w:val="16"/>
+                  <w:u w:val="single"/>
+                </w:rPr>
+                <w:t>ChemReporter: A Framework for Curating and Exporting Large-Scale Chemical Datasets for MLIP Training</w:t>
+              </w:r>
+            </w:hyperlink>
+          </w:p>
+        </w:tc>
+        <w:tc>
+          <w:tcPr>
+            <w:tcW w:type="dxa" w:w="1680"/>
+          </w:tcPr>
+          <w:p>
+            <w:pPr>
+              <w:jc w:val="left"/>
+            </w:pPr>
+            <w:r/>
+          </w:p>
+        </w:tc>
+        <w:tc>
+          <w:tcPr>
+            <w:tcW w:type="dxa" w:w="1680"/>
+          </w:tcPr>
+          <w:p>
+            <w:pPr>
+              <w:jc w:val="left"/>
+            </w:pPr>
+            <w:r/>
+          </w:p>
+        </w:tc>
+        <w:tc>
+          <w:tcPr>
+            <w:tcW w:type="dxa" w:w="1680"/>
+          </w:tcPr>
+          <w:p>
+            <w:pPr>
+              <w:jc w:val="left"/>
+            </w:pPr>
+            <w:r/>
+            <w:r>
+              <w:rPr>
+                <w:sz w:val="16"/>
+              </w:rPr>
+              <w:t>MLIP</w:t>
+            </w:r>
+          </w:p>
+        </w:tc>
+        <w:tc>
+          <w:tcPr>
+            <w:tcW w:type="dxa" w:w="1680"/>
+          </w:tcPr>
+          <w:p>
+            <w:pPr>
+              <w:jc w:val="left"/>
+            </w:pPr>
+            <w:r/>
+            <w:r>
+              <w:rPr>
+                <w:sz w:val="16"/>
+              </w:rPr>
+              <w:t>2026-08-17</w:t>
+            </w:r>
+          </w:p>
+        </w:tc>
+        <w:tc>
+          <w:tcPr>
+            <w:tcW w:type="dxa" w:w="1680"/>
+          </w:tcPr>
+          <w:p>
+            <w:pPr>
+              <w:jc w:val="left"/>
+            </w:pPr>
+            <w:r/>
+            <w:hyperlink r:id="rId93">
+              <w:r>
+                <w:rPr>
+                  <w:color w:val="0B4F9E"/>
+                  <w:sz w:val="16"/>
+                  <w:u w:val="single"/>
+                </w:rPr>
+                <w:t>link</w:t>
+              </w:r>
+            </w:hyperlink>
+          </w:p>
+        </w:tc>
+      </w:tr>
+      <w:tr>
+        <w:tc>
+          <w:tcPr>
+            <w:tcW w:type="dxa" w:w="1680"/>
+          </w:tcPr>
+          <w:p>
+            <w:pPr>
+              <w:jc w:val="left"/>
+            </w:pPr>
+            <w:r/>
+            <w:hyperlink r:id="rId94">
+              <w:r>
+                <w:rPr>
+                  <w:color w:val="0B4F9E"/>
+                  <w:sz w:val="16"/>
+                  <w:u w:val="single"/>
+                </w:rPr>
+                <w:t>Discovery of novel magnetic Y-Mn-B compounds via advanced machine learning guided framework</w:t>
+              </w:r>
+            </w:hyperlink>
+          </w:p>
+        </w:tc>
+        <w:tc>
+          <w:tcPr>
+            <w:tcW w:type="dxa" w:w="1680"/>
+          </w:tcPr>
+          <w:p>
+            <w:pPr>
+              <w:jc w:val="left"/>
+            </w:pPr>
+            <w:r/>
+          </w:p>
+        </w:tc>
+        <w:tc>
+          <w:tcPr>
+            <w:tcW w:type="dxa" w:w="1680"/>
+          </w:tcPr>
+          <w:p>
+            <w:pPr>
+              <w:jc w:val="left"/>
+            </w:pPr>
+            <w:r/>
+          </w:p>
+        </w:tc>
+        <w:tc>
+          <w:tcPr>
+            <w:tcW w:type="dxa" w:w="1680"/>
+          </w:tcPr>
+          <w:p>
+            <w:pPr>
+              <w:jc w:val="left"/>
+            </w:pPr>
+            <w:r/>
+            <w:r>
+              <w:rPr>
+                <w:sz w:val="16"/>
+              </w:rPr>
+              <w:t>DFT</w:t>
+            </w:r>
+          </w:p>
+        </w:tc>
+        <w:tc>
+          <w:tcPr>
+            <w:tcW w:type="dxa" w:w="1680"/>
+          </w:tcPr>
+          <w:p>
+            <w:pPr>
+              <w:jc w:val="left"/>
+            </w:pPr>
+            <w:r/>
+            <w:r>
+              <w:rPr>
+                <w:sz w:val="16"/>
+              </w:rPr>
+              <w:t>2026-08-17</w:t>
+            </w:r>
+          </w:p>
+        </w:tc>
+        <w:tc>
+          <w:tcPr>
+            <w:tcW w:type="dxa" w:w="1680"/>
+          </w:tcPr>
+          <w:p>
+            <w:pPr>
+              <w:jc w:val="left"/>
+            </w:pPr>
+            <w:r/>
+            <w:hyperlink r:id="rId94">
+              <w:r>
+                <w:rPr>
+                  <w:color w:val="0B4F9E"/>
+                  <w:sz w:val="16"/>
+                  <w:u w:val="single"/>
+                </w:rPr>
+                <w:t>link</w:t>
+              </w:r>
+            </w:hyperlink>
+          </w:p>
+        </w:tc>
+      </w:tr>
+      <w:tr>
+        <w:tc>
+          <w:tcPr>
+            <w:tcW w:type="dxa" w:w="1680"/>
+          </w:tcPr>
+          <w:p>
+            <w:pPr>
+              <w:jc w:val="left"/>
+            </w:pPr>
+            <w:r/>
+            <w:hyperlink r:id="rId95">
+              <w:r>
+                <w:rPr>
+                  <w:color w:val="0B4F9E"/>
+                  <w:sz w:val="16"/>
+                  <w:u w:val="single"/>
+                </w:rPr>
+                <w:t xml:space="preserve">Extracting a nitrile-centered, ether-assisted motif hierarchy for lithium-battery electrolyte design from billion-scale </w:t>
+              </w:r>
+            </w:hyperlink>
+          </w:p>
+        </w:tc>
+        <w:tc>
+          <w:tcPr>
+            <w:tcW w:type="dxa" w:w="1680"/>
+          </w:tcPr>
+          <w:p>
+            <w:pPr>
+              <w:jc w:val="left"/>
+            </w:pPr>
+            <w:r/>
+          </w:p>
+        </w:tc>
+        <w:tc>
+          <w:tcPr>
+            <w:tcW w:type="dxa" w:w="1680"/>
+          </w:tcPr>
+          <w:p>
+            <w:pPr>
+              <w:jc w:val="left"/>
+            </w:pPr>
+            <w:r/>
+          </w:p>
+        </w:tc>
+        <w:tc>
+          <w:tcPr>
+            <w:tcW w:type="dxa" w:w="1680"/>
+          </w:tcPr>
+          <w:p>
+            <w:pPr>
+              <w:jc w:val="left"/>
+            </w:pPr>
+            <w:r/>
+          </w:p>
+        </w:tc>
+        <w:tc>
+          <w:tcPr>
+            <w:tcW w:type="dxa" w:w="1680"/>
+          </w:tcPr>
+          <w:p>
+            <w:pPr>
+              <w:jc w:val="left"/>
+            </w:pPr>
+            <w:r/>
+            <w:r>
+              <w:rPr>
+                <w:sz w:val="16"/>
+              </w:rPr>
+              <w:t>2026-08-17</w:t>
+            </w:r>
+          </w:p>
+        </w:tc>
+        <w:tc>
+          <w:tcPr>
+            <w:tcW w:type="dxa" w:w="1680"/>
+          </w:tcPr>
+          <w:p>
+            <w:pPr>
+              <w:jc w:val="left"/>
+            </w:pPr>
+            <w:r/>
+            <w:hyperlink r:id="rId95">
+              <w:r>
+                <w:rPr>
+                  <w:color w:val="0B4F9E"/>
+                  <w:sz w:val="16"/>
+                  <w:u w:val="single"/>
+                </w:rPr>
+                <w:t>link</w:t>
+              </w:r>
+            </w:hyperlink>
+          </w:p>
+        </w:tc>
+      </w:tr>
+      <w:tr>
+        <w:tc>
+          <w:tcPr>
+            <w:tcW w:type="dxa" w:w="1680"/>
+          </w:tcPr>
+          <w:p>
+            <w:pPr>
+              <w:jc w:val="left"/>
+            </w:pPr>
+            <w:r/>
+            <w:hyperlink r:id="rId96">
+              <w:r>
+                <w:rPr>
+                  <w:color w:val="0B4F9E"/>
+                  <w:sz w:val="16"/>
+                  <w:u w:val="single"/>
+                </w:rPr>
+                <w:t>Machine Learning-Accelerated Band-Edge Engineering of Pnictogen Chalcohalide Solid Solutions for Solar Energy Technologi</w:t>
+              </w:r>
+            </w:hyperlink>
+          </w:p>
+        </w:tc>
+        <w:tc>
+          <w:tcPr>
+            <w:tcW w:type="dxa" w:w="1680"/>
+          </w:tcPr>
+          <w:p>
+            <w:pPr>
+              <w:jc w:val="left"/>
+            </w:pPr>
+            <w:r/>
+          </w:p>
+        </w:tc>
+        <w:tc>
+          <w:tcPr>
+            <w:tcW w:type="dxa" w:w="1680"/>
+          </w:tcPr>
+          <w:p>
+            <w:pPr>
+              <w:jc w:val="left"/>
+            </w:pPr>
+            <w:r/>
+          </w:p>
+        </w:tc>
+        <w:tc>
+          <w:tcPr>
+            <w:tcW w:type="dxa" w:w="1680"/>
+          </w:tcPr>
+          <w:p>
+            <w:pPr>
+              <w:jc w:val="left"/>
+            </w:pPr>
+            <w:r/>
+            <w:r>
+              <w:rPr>
+                <w:sz w:val="16"/>
+              </w:rPr>
+              <w:t>DFT</w:t>
+            </w:r>
+          </w:p>
+        </w:tc>
+        <w:tc>
+          <w:tcPr>
+            <w:tcW w:type="dxa" w:w="1680"/>
+          </w:tcPr>
+          <w:p>
+            <w:pPr>
+              <w:jc w:val="left"/>
+            </w:pPr>
+            <w:r/>
+            <w:r>
+              <w:rPr>
+                <w:sz w:val="16"/>
+              </w:rPr>
+              <w:t>2026-08-17</w:t>
+            </w:r>
+          </w:p>
+        </w:tc>
+        <w:tc>
+          <w:tcPr>
+            <w:tcW w:type="dxa" w:w="1680"/>
+          </w:tcPr>
+          <w:p>
+            <w:pPr>
+              <w:jc w:val="left"/>
+            </w:pPr>
+            <w:r/>
+            <w:hyperlink r:id="rId96">
+              <w:r>
+                <w:rPr>
+                  <w:color w:val="0B4F9E"/>
+                  <w:sz w:val="16"/>
+                  <w:u w:val="single"/>
+                </w:rPr>
+                <w:t>link</w:t>
+              </w:r>
+            </w:hyperlink>
+          </w:p>
+        </w:tc>
+      </w:tr>
+      <w:tr>
+        <w:tc>
+          <w:tcPr>
+            <w:tcW w:type="dxa" w:w="1680"/>
+          </w:tcPr>
+          <w:p>
+            <w:pPr>
+              <w:jc w:val="left"/>
+            </w:pPr>
+            <w:r/>
+            <w:hyperlink r:id="rId97">
               <w:r>
                 <w:rPr>
                   <w:color w:val="0B4F9E"/>
@@ -5359,7 +8249,7 @@
               <w:jc w:val="left"/>
             </w:pPr>
             <w:r/>
-            <w:hyperlink r:id="rId69">
+            <w:hyperlink r:id="rId97">
               <w:r>
                 <w:rPr>
                   <w:color w:val="0B4F9E"/>
@@ -5382,7 +8272,301 @@
               <w:jc w:val="left"/>
             </w:pPr>
             <w:r/>
-            <w:hyperlink r:id="rId70">
+            <w:hyperlink r:id="rId98">
+              <w:r>
+                <w:rPr>
+                  <w:color w:val="0B4F9E"/>
+                  <w:sz w:val="16"/>
+                  <w:u w:val="single"/>
+                </w:rPr>
+                <w:t>Active learning molecular beam epitaxy of complex quantum materials</w:t>
+              </w:r>
+            </w:hyperlink>
+          </w:p>
+        </w:tc>
+        <w:tc>
+          <w:tcPr>
+            <w:tcW w:type="dxa" w:w="1680"/>
+          </w:tcPr>
+          <w:p>
+            <w:pPr>
+              <w:jc w:val="left"/>
+            </w:pPr>
+            <w:r/>
+          </w:p>
+        </w:tc>
+        <w:tc>
+          <w:tcPr>
+            <w:tcW w:type="dxa" w:w="1680"/>
+          </w:tcPr>
+          <w:p>
+            <w:pPr>
+              <w:jc w:val="left"/>
+            </w:pPr>
+            <w:r/>
+          </w:p>
+        </w:tc>
+        <w:tc>
+          <w:tcPr>
+            <w:tcW w:type="dxa" w:w="1680"/>
+          </w:tcPr>
+          <w:p>
+            <w:pPr>
+              <w:jc w:val="left"/>
+            </w:pPr>
+            <w:r/>
+          </w:p>
+        </w:tc>
+        <w:tc>
+          <w:tcPr>
+            <w:tcW w:type="dxa" w:w="1680"/>
+          </w:tcPr>
+          <w:p>
+            <w:pPr>
+              <w:jc w:val="left"/>
+            </w:pPr>
+            <w:r/>
+            <w:r>
+              <w:rPr>
+                <w:sz w:val="16"/>
+              </w:rPr>
+              <w:t>2026-08-18</w:t>
+            </w:r>
+          </w:p>
+        </w:tc>
+        <w:tc>
+          <w:tcPr>
+            <w:tcW w:type="dxa" w:w="1680"/>
+          </w:tcPr>
+          <w:p>
+            <w:pPr>
+              <w:jc w:val="left"/>
+            </w:pPr>
+            <w:r/>
+            <w:hyperlink r:id="rId98">
+              <w:r>
+                <w:rPr>
+                  <w:color w:val="0B4F9E"/>
+                  <w:sz w:val="16"/>
+                  <w:u w:val="single"/>
+                </w:rPr>
+                <w:t>link</w:t>
+              </w:r>
+            </w:hyperlink>
+          </w:p>
+        </w:tc>
+      </w:tr>
+      <w:tr>
+        <w:tc>
+          <w:tcPr>
+            <w:tcW w:type="dxa" w:w="1680"/>
+          </w:tcPr>
+          <w:p>
+            <w:pPr>
+              <w:jc w:val="left"/>
+            </w:pPr>
+            <w:r/>
+            <w:hyperlink r:id="rId99">
+              <w:r>
+                <w:rPr>
+                  <w:color w:val="0B4F9E"/>
+                  <w:sz w:val="16"/>
+                  <w:u w:val="single"/>
+                </w:rPr>
+                <w:t>PyAPX: python toolkit for atomic configuration pattern exploration</w:t>
+              </w:r>
+            </w:hyperlink>
+          </w:p>
+        </w:tc>
+        <w:tc>
+          <w:tcPr>
+            <w:tcW w:type="dxa" w:w="1680"/>
+          </w:tcPr>
+          <w:p>
+            <w:pPr>
+              <w:jc w:val="left"/>
+            </w:pPr>
+            <w:r/>
+          </w:p>
+        </w:tc>
+        <w:tc>
+          <w:tcPr>
+            <w:tcW w:type="dxa" w:w="1680"/>
+          </w:tcPr>
+          <w:p>
+            <w:pPr>
+              <w:jc w:val="left"/>
+            </w:pPr>
+            <w:r/>
+          </w:p>
+        </w:tc>
+        <w:tc>
+          <w:tcPr>
+            <w:tcW w:type="dxa" w:w="1680"/>
+          </w:tcPr>
+          <w:p>
+            <w:pPr>
+              <w:jc w:val="left"/>
+            </w:pPr>
+            <w:r/>
+            <w:r>
+              <w:rPr>
+                <w:sz w:val="16"/>
+              </w:rPr>
+              <w:t>DFT, MLIP</w:t>
+            </w:r>
+          </w:p>
+        </w:tc>
+        <w:tc>
+          <w:tcPr>
+            <w:tcW w:type="dxa" w:w="1680"/>
+          </w:tcPr>
+          <w:p>
+            <w:pPr>
+              <w:jc w:val="left"/>
+            </w:pPr>
+            <w:r/>
+            <w:r>
+              <w:rPr>
+                <w:sz w:val="16"/>
+              </w:rPr>
+              <w:t>2026-08-19</w:t>
+            </w:r>
+          </w:p>
+        </w:tc>
+        <w:tc>
+          <w:tcPr>
+            <w:tcW w:type="dxa" w:w="1680"/>
+          </w:tcPr>
+          <w:p>
+            <w:pPr>
+              <w:jc w:val="left"/>
+            </w:pPr>
+            <w:r/>
+            <w:hyperlink r:id="rId99">
+              <w:r>
+                <w:rPr>
+                  <w:color w:val="0B4F9E"/>
+                  <w:sz w:val="16"/>
+                  <w:u w:val="single"/>
+                </w:rPr>
+                <w:t>10.1038/s41598-026-66072-5</w:t>
+              </w:r>
+            </w:hyperlink>
+          </w:p>
+        </w:tc>
+      </w:tr>
+      <w:tr>
+        <w:tc>
+          <w:tcPr>
+            <w:tcW w:type="dxa" w:w="1680"/>
+          </w:tcPr>
+          <w:p>
+            <w:pPr>
+              <w:jc w:val="left"/>
+            </w:pPr>
+            <w:r/>
+            <w:hyperlink r:id="rId100">
+              <w:r>
+                <w:rPr>
+                  <w:color w:val="0B4F9E"/>
+                  <w:sz w:val="16"/>
+                  <w:u w:val="single"/>
+                </w:rPr>
+                <w:t>A single design choice determines whether machine learning models of materials make physically impossible predictions</w:t>
+              </w:r>
+            </w:hyperlink>
+          </w:p>
+        </w:tc>
+        <w:tc>
+          <w:tcPr>
+            <w:tcW w:type="dxa" w:w="1680"/>
+          </w:tcPr>
+          <w:p>
+            <w:pPr>
+              <w:jc w:val="left"/>
+            </w:pPr>
+            <w:r/>
+          </w:p>
+        </w:tc>
+        <w:tc>
+          <w:tcPr>
+            <w:tcW w:type="dxa" w:w="1680"/>
+          </w:tcPr>
+          <w:p>
+            <w:pPr>
+              <w:jc w:val="left"/>
+            </w:pPr>
+            <w:r/>
+          </w:p>
+        </w:tc>
+        <w:tc>
+          <w:tcPr>
+            <w:tcW w:type="dxa" w:w="1680"/>
+          </w:tcPr>
+          <w:p>
+            <w:pPr>
+              <w:jc w:val="left"/>
+            </w:pPr>
+            <w:r/>
+            <w:r>
+              <w:rPr>
+                <w:sz w:val="16"/>
+              </w:rPr>
+              <w:t>DFT</w:t>
+            </w:r>
+          </w:p>
+        </w:tc>
+        <w:tc>
+          <w:tcPr>
+            <w:tcW w:type="dxa" w:w="1680"/>
+          </w:tcPr>
+          <w:p>
+            <w:pPr>
+              <w:jc w:val="left"/>
+            </w:pPr>
+            <w:r/>
+            <w:r>
+              <w:rPr>
+                <w:sz w:val="16"/>
+              </w:rPr>
+              <w:t>2026-08-19</w:t>
+            </w:r>
+          </w:p>
+        </w:tc>
+        <w:tc>
+          <w:tcPr>
+            <w:tcW w:type="dxa" w:w="1680"/>
+          </w:tcPr>
+          <w:p>
+            <w:pPr>
+              <w:jc w:val="left"/>
+            </w:pPr>
+            <w:r/>
+            <w:hyperlink r:id="rId100">
+              <w:r>
+                <w:rPr>
+                  <w:color w:val="0B4F9E"/>
+                  <w:sz w:val="16"/>
+                  <w:u w:val="single"/>
+                </w:rPr>
+                <w:t>link</w:t>
+              </w:r>
+            </w:hyperlink>
+          </w:p>
+        </w:tc>
+      </w:tr>
+      <w:tr>
+        <w:tc>
+          <w:tcPr>
+            <w:tcW w:type="dxa" w:w="1680"/>
+          </w:tcPr>
+          <w:p>
+            <w:pPr>
+              <w:jc w:val="left"/>
+            </w:pPr>
+            <w:r/>
+            <w:hyperlink r:id="rId101">
               <w:r>
                 <w:rPr>
                   <w:color w:val="0B4F9E"/>
@@ -5459,7 +8643,7 @@
               <w:jc w:val="left"/>
             </w:pPr>
             <w:r/>
-            <w:hyperlink r:id="rId70">
+            <w:hyperlink r:id="rId101">
               <w:r>
                 <w:rPr>
                   <w:color w:val="0B4F9E"/>
@@ -5482,7 +8666,195 @@
               <w:jc w:val="left"/>
             </w:pPr>
             <w:r/>
-            <w:hyperlink r:id="rId71">
+            <w:hyperlink r:id="rId102">
+              <w:r>
+                <w:rPr>
+                  <w:color w:val="0B4F9E"/>
+                  <w:sz w:val="16"/>
+                  <w:u w:val="single"/>
+                </w:rPr>
+                <w:t>Generative AI and Emerging Technologies: Transforming Engineering, Innovation and Entrepreneurship</w:t>
+              </w:r>
+            </w:hyperlink>
+          </w:p>
+        </w:tc>
+        <w:tc>
+          <w:tcPr>
+            <w:tcW w:type="dxa" w:w="1680"/>
+          </w:tcPr>
+          <w:p>
+            <w:pPr>
+              <w:jc w:val="left"/>
+            </w:pPr>
+            <w:r/>
+          </w:p>
+        </w:tc>
+        <w:tc>
+          <w:tcPr>
+            <w:tcW w:type="dxa" w:w="1680"/>
+          </w:tcPr>
+          <w:p>
+            <w:pPr>
+              <w:jc w:val="left"/>
+            </w:pPr>
+            <w:r/>
+          </w:p>
+        </w:tc>
+        <w:tc>
+          <w:tcPr>
+            <w:tcW w:type="dxa" w:w="1680"/>
+          </w:tcPr>
+          <w:p>
+            <w:pPr>
+              <w:jc w:val="left"/>
+            </w:pPr>
+            <w:r/>
+          </w:p>
+        </w:tc>
+        <w:tc>
+          <w:tcPr>
+            <w:tcW w:type="dxa" w:w="1680"/>
+          </w:tcPr>
+          <w:p>
+            <w:pPr>
+              <w:jc w:val="left"/>
+            </w:pPr>
+            <w:r/>
+            <w:r>
+              <w:rPr>
+                <w:sz w:val="16"/>
+              </w:rPr>
+              <w:t>2026-08-20</w:t>
+            </w:r>
+          </w:p>
+        </w:tc>
+        <w:tc>
+          <w:tcPr>
+            <w:tcW w:type="dxa" w:w="1680"/>
+          </w:tcPr>
+          <w:p>
+            <w:pPr>
+              <w:jc w:val="left"/>
+            </w:pPr>
+            <w:r/>
+            <w:hyperlink r:id="rId102">
+              <w:r>
+                <w:rPr>
+                  <w:color w:val="0B4F9E"/>
+                  <w:sz w:val="16"/>
+                  <w:u w:val="single"/>
+                </w:rPr>
+                <w:t>10.5281/zenodo.22025110</w:t>
+              </w:r>
+            </w:hyperlink>
+          </w:p>
+        </w:tc>
+      </w:tr>
+      <w:tr>
+        <w:tc>
+          <w:tcPr>
+            <w:tcW w:type="dxa" w:w="1680"/>
+          </w:tcPr>
+          <w:p>
+            <w:pPr>
+              <w:jc w:val="left"/>
+            </w:pPr>
+            <w:r/>
+            <w:hyperlink r:id="rId103">
+              <w:r>
+                <w:rPr>
+                  <w:color w:val="0B4F9E"/>
+                  <w:sz w:val="16"/>
+                  <w:u w:val="single"/>
+                </w:rPr>
+                <w:t>Generative AI and Emerging Technologies: Transforming Engineering, Innovation and Entrepreneurship</w:t>
+              </w:r>
+            </w:hyperlink>
+          </w:p>
+        </w:tc>
+        <w:tc>
+          <w:tcPr>
+            <w:tcW w:type="dxa" w:w="1680"/>
+          </w:tcPr>
+          <w:p>
+            <w:pPr>
+              <w:jc w:val="left"/>
+            </w:pPr>
+            <w:r/>
+          </w:p>
+        </w:tc>
+        <w:tc>
+          <w:tcPr>
+            <w:tcW w:type="dxa" w:w="1680"/>
+          </w:tcPr>
+          <w:p>
+            <w:pPr>
+              <w:jc w:val="left"/>
+            </w:pPr>
+            <w:r/>
+          </w:p>
+        </w:tc>
+        <w:tc>
+          <w:tcPr>
+            <w:tcW w:type="dxa" w:w="1680"/>
+          </w:tcPr>
+          <w:p>
+            <w:pPr>
+              <w:jc w:val="left"/>
+            </w:pPr>
+            <w:r/>
+          </w:p>
+        </w:tc>
+        <w:tc>
+          <w:tcPr>
+            <w:tcW w:type="dxa" w:w="1680"/>
+          </w:tcPr>
+          <w:p>
+            <w:pPr>
+              <w:jc w:val="left"/>
+            </w:pPr>
+            <w:r/>
+            <w:r>
+              <w:rPr>
+                <w:sz w:val="16"/>
+              </w:rPr>
+              <w:t>2026-08-20</w:t>
+            </w:r>
+          </w:p>
+        </w:tc>
+        <w:tc>
+          <w:tcPr>
+            <w:tcW w:type="dxa" w:w="1680"/>
+          </w:tcPr>
+          <w:p>
+            <w:pPr>
+              <w:jc w:val="left"/>
+            </w:pPr>
+            <w:r/>
+            <w:hyperlink r:id="rId103">
+              <w:r>
+                <w:rPr>
+                  <w:color w:val="0B4F9E"/>
+                  <w:sz w:val="16"/>
+                  <w:u w:val="single"/>
+                </w:rPr>
+                <w:t>10.5281/zenodo.22025109</w:t>
+              </w:r>
+            </w:hyperlink>
+          </w:p>
+        </w:tc>
+      </w:tr>
+      <w:tr>
+        <w:tc>
+          <w:tcPr>
+            <w:tcW w:type="dxa" w:w="1680"/>
+          </w:tcPr>
+          <w:p>
+            <w:pPr>
+              <w:jc w:val="left"/>
+            </w:pPr>
+            <w:r/>
+            <w:hyperlink r:id="rId104">
               <w:r>
                 <w:rPr>
                   <w:color w:val="0B4F9E"/>
@@ -5559,7 +8931,7 @@
               <w:jc w:val="left"/>
             </w:pPr>
             <w:r/>
-            <w:hyperlink r:id="rId71">
+            <w:hyperlink r:id="rId104">
               <w:r>
                 <w:rPr>
                   <w:color w:val="0B4F9E"/>
@@ -5582,7 +8954,583 @@
               <w:jc w:val="left"/>
             </w:pPr>
             <w:r/>
-            <w:hyperlink r:id="rId72">
+            <w:hyperlink r:id="rId105">
+              <w:r>
+                <w:rPr>
+                  <w:color w:val="0B4F9E"/>
+                  <w:sz w:val="16"/>
+                  <w:u w:val="single"/>
+                </w:rPr>
+                <w:t>Diagnosing and narrowing the simulation-to-real gap in powder X-ray diffraction with a wet-dry agentic loop</w:t>
+              </w:r>
+            </w:hyperlink>
+          </w:p>
+        </w:tc>
+        <w:tc>
+          <w:tcPr>
+            <w:tcW w:type="dxa" w:w="1680"/>
+          </w:tcPr>
+          <w:p>
+            <w:pPr>
+              <w:jc w:val="left"/>
+            </w:pPr>
+            <w:r/>
+          </w:p>
+        </w:tc>
+        <w:tc>
+          <w:tcPr>
+            <w:tcW w:type="dxa" w:w="1680"/>
+          </w:tcPr>
+          <w:p>
+            <w:pPr>
+              <w:jc w:val="left"/>
+            </w:pPr>
+            <w:r/>
+          </w:p>
+        </w:tc>
+        <w:tc>
+          <w:tcPr>
+            <w:tcW w:type="dxa" w:w="1680"/>
+          </w:tcPr>
+          <w:p>
+            <w:pPr>
+              <w:jc w:val="left"/>
+            </w:pPr>
+            <w:r/>
+          </w:p>
+        </w:tc>
+        <w:tc>
+          <w:tcPr>
+            <w:tcW w:type="dxa" w:w="1680"/>
+          </w:tcPr>
+          <w:p>
+            <w:pPr>
+              <w:jc w:val="left"/>
+            </w:pPr>
+            <w:r/>
+            <w:r>
+              <w:rPr>
+                <w:sz w:val="16"/>
+              </w:rPr>
+              <w:t>2026-08-23</w:t>
+            </w:r>
+          </w:p>
+        </w:tc>
+        <w:tc>
+          <w:tcPr>
+            <w:tcW w:type="dxa" w:w="1680"/>
+          </w:tcPr>
+          <w:p>
+            <w:pPr>
+              <w:jc w:val="left"/>
+            </w:pPr>
+            <w:r/>
+            <w:hyperlink r:id="rId105">
+              <w:r>
+                <w:rPr>
+                  <w:color w:val="0B4F9E"/>
+                  <w:sz w:val="16"/>
+                  <w:u w:val="single"/>
+                </w:rPr>
+                <w:t>link</w:t>
+              </w:r>
+            </w:hyperlink>
+          </w:p>
+        </w:tc>
+      </w:tr>
+      <w:tr>
+        <w:tc>
+          <w:tcPr>
+            <w:tcW w:type="dxa" w:w="1680"/>
+          </w:tcPr>
+          <w:p>
+            <w:pPr>
+              <w:jc w:val="left"/>
+            </w:pPr>
+            <w:r/>
+            <w:hyperlink r:id="rId106">
+              <w:r>
+                <w:rPr>
+                  <w:color w:val="0B4F9E"/>
+                  <w:sz w:val="16"/>
+                  <w:u w:val="single"/>
+                </w:rPr>
+                <w:t xml:space="preserve">Dataset for the publication- A cylindrical sintering method for more realistic grain boundaries in nanocrystalline thin </w:t>
+              </w:r>
+            </w:hyperlink>
+          </w:p>
+        </w:tc>
+        <w:tc>
+          <w:tcPr>
+            <w:tcW w:type="dxa" w:w="1680"/>
+          </w:tcPr>
+          <w:p>
+            <w:pPr>
+              <w:jc w:val="left"/>
+            </w:pPr>
+            <w:r/>
+          </w:p>
+        </w:tc>
+        <w:tc>
+          <w:tcPr>
+            <w:tcW w:type="dxa" w:w="1680"/>
+          </w:tcPr>
+          <w:p>
+            <w:pPr>
+              <w:jc w:val="left"/>
+            </w:pPr>
+            <w:r/>
+          </w:p>
+        </w:tc>
+        <w:tc>
+          <w:tcPr>
+            <w:tcW w:type="dxa" w:w="1680"/>
+          </w:tcPr>
+          <w:p>
+            <w:pPr>
+              <w:jc w:val="left"/>
+            </w:pPr>
+            <w:r/>
+          </w:p>
+        </w:tc>
+        <w:tc>
+          <w:tcPr>
+            <w:tcW w:type="dxa" w:w="1680"/>
+          </w:tcPr>
+          <w:p>
+            <w:pPr>
+              <w:jc w:val="left"/>
+            </w:pPr>
+            <w:r/>
+            <w:r>
+              <w:rPr>
+                <w:sz w:val="16"/>
+              </w:rPr>
+              <w:t>2026-08-24</w:t>
+            </w:r>
+          </w:p>
+        </w:tc>
+        <w:tc>
+          <w:tcPr>
+            <w:tcW w:type="dxa" w:w="1680"/>
+          </w:tcPr>
+          <w:p>
+            <w:pPr>
+              <w:jc w:val="left"/>
+            </w:pPr>
+            <w:r/>
+            <w:hyperlink r:id="rId106">
+              <w:r>
+                <w:rPr>
+                  <w:color w:val="0B4F9E"/>
+                  <w:sz w:val="16"/>
+                  <w:u w:val="single"/>
+                </w:rPr>
+                <w:t>10.5281/zenodo.22111105</w:t>
+              </w:r>
+            </w:hyperlink>
+          </w:p>
+        </w:tc>
+      </w:tr>
+      <w:tr>
+        <w:tc>
+          <w:tcPr>
+            <w:tcW w:type="dxa" w:w="1680"/>
+          </w:tcPr>
+          <w:p>
+            <w:pPr>
+              <w:jc w:val="left"/>
+            </w:pPr>
+            <w:r/>
+            <w:hyperlink r:id="rId107">
+              <w:r>
+                <w:rPr>
+                  <w:color w:val="0B4F9E"/>
+                  <w:sz w:val="16"/>
+                  <w:u w:val="single"/>
+                </w:rPr>
+                <w:t xml:space="preserve">Dataset for the publication- A cylindrical sintering method for more realistic grain boundaries in nanocrystalline thin </w:t>
+              </w:r>
+            </w:hyperlink>
+          </w:p>
+        </w:tc>
+        <w:tc>
+          <w:tcPr>
+            <w:tcW w:type="dxa" w:w="1680"/>
+          </w:tcPr>
+          <w:p>
+            <w:pPr>
+              <w:jc w:val="left"/>
+            </w:pPr>
+            <w:r/>
+          </w:p>
+        </w:tc>
+        <w:tc>
+          <w:tcPr>
+            <w:tcW w:type="dxa" w:w="1680"/>
+          </w:tcPr>
+          <w:p>
+            <w:pPr>
+              <w:jc w:val="left"/>
+            </w:pPr>
+            <w:r/>
+          </w:p>
+        </w:tc>
+        <w:tc>
+          <w:tcPr>
+            <w:tcW w:type="dxa" w:w="1680"/>
+          </w:tcPr>
+          <w:p>
+            <w:pPr>
+              <w:jc w:val="left"/>
+            </w:pPr>
+            <w:r/>
+          </w:p>
+        </w:tc>
+        <w:tc>
+          <w:tcPr>
+            <w:tcW w:type="dxa" w:w="1680"/>
+          </w:tcPr>
+          <w:p>
+            <w:pPr>
+              <w:jc w:val="left"/>
+            </w:pPr>
+            <w:r/>
+            <w:r>
+              <w:rPr>
+                <w:sz w:val="16"/>
+              </w:rPr>
+              <w:t>2026-08-24</w:t>
+            </w:r>
+          </w:p>
+        </w:tc>
+        <w:tc>
+          <w:tcPr>
+            <w:tcW w:type="dxa" w:w="1680"/>
+          </w:tcPr>
+          <w:p>
+            <w:pPr>
+              <w:jc w:val="left"/>
+            </w:pPr>
+            <w:r/>
+            <w:hyperlink r:id="rId107">
+              <w:r>
+                <w:rPr>
+                  <w:color w:val="0B4F9E"/>
+                  <w:sz w:val="16"/>
+                  <w:u w:val="single"/>
+                </w:rPr>
+                <w:t>10.5281/zenodo.22111106</w:t>
+              </w:r>
+            </w:hyperlink>
+          </w:p>
+        </w:tc>
+      </w:tr>
+      <w:tr>
+        <w:tc>
+          <w:tcPr>
+            <w:tcW w:type="dxa" w:w="1680"/>
+          </w:tcPr>
+          <w:p>
+            <w:pPr>
+              <w:jc w:val="left"/>
+            </w:pPr>
+            <w:r/>
+            <w:hyperlink r:id="rId108">
+              <w:r>
+                <w:rPr>
+                  <w:color w:val="0B4F9E"/>
+                  <w:sz w:val="16"/>
+                  <w:u w:val="single"/>
+                </w:rPr>
+                <w:t>Machine learning for biomaterials design</w:t>
+              </w:r>
+            </w:hyperlink>
+          </w:p>
+        </w:tc>
+        <w:tc>
+          <w:tcPr>
+            <w:tcW w:type="dxa" w:w="1680"/>
+          </w:tcPr>
+          <w:p>
+            <w:pPr>
+              <w:jc w:val="left"/>
+            </w:pPr>
+            <w:r/>
+          </w:p>
+        </w:tc>
+        <w:tc>
+          <w:tcPr>
+            <w:tcW w:type="dxa" w:w="1680"/>
+          </w:tcPr>
+          <w:p>
+            <w:pPr>
+              <w:jc w:val="left"/>
+            </w:pPr>
+            <w:r/>
+          </w:p>
+        </w:tc>
+        <w:tc>
+          <w:tcPr>
+            <w:tcW w:type="dxa" w:w="1680"/>
+          </w:tcPr>
+          <w:p>
+            <w:pPr>
+              <w:jc w:val="left"/>
+            </w:pPr>
+            <w:r/>
+          </w:p>
+        </w:tc>
+        <w:tc>
+          <w:tcPr>
+            <w:tcW w:type="dxa" w:w="1680"/>
+          </w:tcPr>
+          <w:p>
+            <w:pPr>
+              <w:jc w:val="left"/>
+            </w:pPr>
+            <w:r/>
+            <w:r>
+              <w:rPr>
+                <w:sz w:val="16"/>
+              </w:rPr>
+              <w:t>2026-08-25</w:t>
+            </w:r>
+          </w:p>
+        </w:tc>
+        <w:tc>
+          <w:tcPr>
+            <w:tcW w:type="dxa" w:w="1680"/>
+          </w:tcPr>
+          <w:p>
+            <w:pPr>
+              <w:jc w:val="left"/>
+            </w:pPr>
+            <w:r/>
+            <w:hyperlink r:id="rId108">
+              <w:r>
+                <w:rPr>
+                  <w:color w:val="0B4F9E"/>
+                  <w:sz w:val="16"/>
+                  <w:u w:val="single"/>
+                </w:rPr>
+                <w:t>10.1038/s44222-026-00476-w</w:t>
+              </w:r>
+            </w:hyperlink>
+          </w:p>
+        </w:tc>
+      </w:tr>
+      <w:tr>
+        <w:tc>
+          <w:tcPr>
+            <w:tcW w:type="dxa" w:w="1680"/>
+          </w:tcPr>
+          <w:p>
+            <w:pPr>
+              <w:jc w:val="left"/>
+            </w:pPr>
+            <w:r/>
+            <w:hyperlink r:id="rId109">
+              <w:r>
+                <w:rPr>
+                  <w:color w:val="0B4F9E"/>
+                  <w:sz w:val="16"/>
+                  <w:u w:val="single"/>
+                </w:rPr>
+                <w:t>Continuous Scalar Kernels for Quotients of Variable-Cell Periodic Structures: Compactness, Acquisition, and Target Bound</w:t>
+              </w:r>
+            </w:hyperlink>
+          </w:p>
+        </w:tc>
+        <w:tc>
+          <w:tcPr>
+            <w:tcW w:type="dxa" w:w="1680"/>
+          </w:tcPr>
+          <w:p>
+            <w:pPr>
+              <w:jc w:val="left"/>
+            </w:pPr>
+            <w:r/>
+          </w:p>
+        </w:tc>
+        <w:tc>
+          <w:tcPr>
+            <w:tcW w:type="dxa" w:w="1680"/>
+          </w:tcPr>
+          <w:p>
+            <w:pPr>
+              <w:jc w:val="left"/>
+            </w:pPr>
+            <w:r/>
+          </w:p>
+        </w:tc>
+        <w:tc>
+          <w:tcPr>
+            <w:tcW w:type="dxa" w:w="1680"/>
+          </w:tcPr>
+          <w:p>
+            <w:pPr>
+              <w:jc w:val="left"/>
+            </w:pPr>
+            <w:r/>
+            <w:r>
+              <w:rPr>
+                <w:sz w:val="16"/>
+              </w:rPr>
+              <w:t>MLIP</w:t>
+            </w:r>
+          </w:p>
+        </w:tc>
+        <w:tc>
+          <w:tcPr>
+            <w:tcW w:type="dxa" w:w="1680"/>
+          </w:tcPr>
+          <w:p>
+            <w:pPr>
+              <w:jc w:val="left"/>
+            </w:pPr>
+            <w:r/>
+            <w:r>
+              <w:rPr>
+                <w:sz w:val="16"/>
+              </w:rPr>
+              <w:t>2026-08-25</w:t>
+            </w:r>
+          </w:p>
+        </w:tc>
+        <w:tc>
+          <w:tcPr>
+            <w:tcW w:type="dxa" w:w="1680"/>
+          </w:tcPr>
+          <w:p>
+            <w:pPr>
+              <w:jc w:val="left"/>
+            </w:pPr>
+            <w:r/>
+            <w:hyperlink r:id="rId109">
+              <w:r>
+                <w:rPr>
+                  <w:color w:val="0B4F9E"/>
+                  <w:sz w:val="16"/>
+                  <w:u w:val="single"/>
+                </w:rPr>
+                <w:t>10.26434/chemrxiv.15006891/v3</w:t>
+              </w:r>
+            </w:hyperlink>
+          </w:p>
+        </w:tc>
+      </w:tr>
+      <w:tr>
+        <w:tc>
+          <w:tcPr>
+            <w:tcW w:type="dxa" w:w="1680"/>
+          </w:tcPr>
+          <w:p>
+            <w:pPr>
+              <w:jc w:val="left"/>
+            </w:pPr>
+            <w:r/>
+            <w:hyperlink r:id="rId110">
+              <w:r>
+                <w:rPr>
+                  <w:color w:val="0B4F9E"/>
+                  <w:sz w:val="16"/>
+                  <w:u w:val="single"/>
+                </w:rPr>
+                <w:t>Multiscale Modelling of Ferroelectrics using a Physics-Informed Neural Network Driven by Molecular Dynamics Data: Parame</w:t>
+              </w:r>
+            </w:hyperlink>
+          </w:p>
+        </w:tc>
+        <w:tc>
+          <w:tcPr>
+            <w:tcW w:type="dxa" w:w="1680"/>
+          </w:tcPr>
+          <w:p>
+            <w:pPr>
+              <w:jc w:val="left"/>
+            </w:pPr>
+            <w:r/>
+          </w:p>
+        </w:tc>
+        <w:tc>
+          <w:tcPr>
+            <w:tcW w:type="dxa" w:w="1680"/>
+          </w:tcPr>
+          <w:p>
+            <w:pPr>
+              <w:jc w:val="left"/>
+            </w:pPr>
+            <w:r/>
+          </w:p>
+        </w:tc>
+        <w:tc>
+          <w:tcPr>
+            <w:tcW w:type="dxa" w:w="1680"/>
+          </w:tcPr>
+          <w:p>
+            <w:pPr>
+              <w:jc w:val="left"/>
+            </w:pPr>
+            <w:r/>
+            <w:r>
+              <w:rPr>
+                <w:sz w:val="16"/>
+              </w:rPr>
+              <w:t>MD</w:t>
+            </w:r>
+          </w:p>
+        </w:tc>
+        <w:tc>
+          <w:tcPr>
+            <w:tcW w:type="dxa" w:w="1680"/>
+          </w:tcPr>
+          <w:p>
+            <w:pPr>
+              <w:jc w:val="left"/>
+            </w:pPr>
+            <w:r/>
+            <w:r>
+              <w:rPr>
+                <w:sz w:val="16"/>
+              </w:rPr>
+              <w:t>2026-08-25</w:t>
+            </w:r>
+          </w:p>
+        </w:tc>
+        <w:tc>
+          <w:tcPr>
+            <w:tcW w:type="dxa" w:w="1680"/>
+          </w:tcPr>
+          <w:p>
+            <w:pPr>
+              <w:jc w:val="left"/>
+            </w:pPr>
+            <w:r/>
+            <w:hyperlink r:id="rId110">
+              <w:r>
+                <w:rPr>
+                  <w:color w:val="0B4F9E"/>
+                  <w:sz w:val="16"/>
+                  <w:u w:val="single"/>
+                </w:rPr>
+                <w:t>link</w:t>
+              </w:r>
+            </w:hyperlink>
+          </w:p>
+        </w:tc>
+      </w:tr>
+      <w:tr>
+        <w:tc>
+          <w:tcPr>
+            <w:tcW w:type="dxa" w:w="1680"/>
+          </w:tcPr>
+          <w:p>
+            <w:pPr>
+              <w:jc w:val="left"/>
+            </w:pPr>
+            <w:r/>
+            <w:hyperlink r:id="rId111">
               <w:r>
                 <w:rPr>
                   <w:color w:val="0B4F9E"/>
@@ -5659,7 +9607,7 @@
               <w:jc w:val="left"/>
             </w:pPr>
             <w:r/>
-            <w:hyperlink r:id="rId72">
+            <w:hyperlink r:id="rId111">
               <w:r>
                 <w:rPr>
                   <w:color w:val="0B4F9E"/>
@@ -5682,7 +9630,295 @@
               <w:jc w:val="left"/>
             </w:pPr>
             <w:r/>
-            <w:hyperlink r:id="rId73">
+            <w:hyperlink r:id="rId112">
+              <w:r>
+                <w:rPr>
+                  <w:color w:val="0B4F9E"/>
+                  <w:sz w:val="16"/>
+                  <w:u w:val="single"/>
+                </w:rPr>
+                <w:t>DeepField: Condensed-Phase Quantum Learning for All-Atom Protein Dynamics in Explicit Water</w:t>
+              </w:r>
+            </w:hyperlink>
+          </w:p>
+        </w:tc>
+        <w:tc>
+          <w:tcPr>
+            <w:tcW w:type="dxa" w:w="1680"/>
+          </w:tcPr>
+          <w:p>
+            <w:pPr>
+              <w:jc w:val="left"/>
+            </w:pPr>
+            <w:r/>
+          </w:p>
+        </w:tc>
+        <w:tc>
+          <w:tcPr>
+            <w:tcW w:type="dxa" w:w="1680"/>
+          </w:tcPr>
+          <w:p>
+            <w:pPr>
+              <w:jc w:val="left"/>
+            </w:pPr>
+            <w:r/>
+          </w:p>
+        </w:tc>
+        <w:tc>
+          <w:tcPr>
+            <w:tcW w:type="dxa" w:w="1680"/>
+          </w:tcPr>
+          <w:p>
+            <w:pPr>
+              <w:jc w:val="left"/>
+            </w:pPr>
+            <w:r/>
+            <w:r>
+              <w:rPr>
+                <w:sz w:val="16"/>
+              </w:rPr>
+              <w:t>MD, MLIP</w:t>
+            </w:r>
+          </w:p>
+        </w:tc>
+        <w:tc>
+          <w:tcPr>
+            <w:tcW w:type="dxa" w:w="1680"/>
+          </w:tcPr>
+          <w:p>
+            <w:pPr>
+              <w:jc w:val="left"/>
+            </w:pPr>
+            <w:r/>
+            <w:r>
+              <w:rPr>
+                <w:sz w:val="16"/>
+              </w:rPr>
+              <w:t>2026-08-26</w:t>
+            </w:r>
+          </w:p>
+        </w:tc>
+        <w:tc>
+          <w:tcPr>
+            <w:tcW w:type="dxa" w:w="1680"/>
+          </w:tcPr>
+          <w:p>
+            <w:pPr>
+              <w:jc w:val="left"/>
+            </w:pPr>
+            <w:r/>
+            <w:hyperlink r:id="rId112">
+              <w:r>
+                <w:rPr>
+                  <w:color w:val="0B4F9E"/>
+                  <w:sz w:val="16"/>
+                  <w:u w:val="single"/>
+                </w:rPr>
+                <w:t>10.26434/chemrxiv.15007896/v1</w:t>
+              </w:r>
+            </w:hyperlink>
+          </w:p>
+        </w:tc>
+      </w:tr>
+      <w:tr>
+        <w:tc>
+          <w:tcPr>
+            <w:tcW w:type="dxa" w:w="1680"/>
+          </w:tcPr>
+          <w:p>
+            <w:pPr>
+              <w:jc w:val="left"/>
+            </w:pPr>
+            <w:r/>
+            <w:hyperlink r:id="rId113">
+              <w:r>
+                <w:rPr>
+                  <w:color w:val="0B4F9E"/>
+                  <w:sz w:val="16"/>
+                  <w:u w:val="single"/>
+                </w:rPr>
+                <w:t xml:space="preserve">Preprint of the publication- A cylindrical sintering method for more realistic grain boundaries in nanocrystalline thin </w:t>
+              </w:r>
+            </w:hyperlink>
+          </w:p>
+        </w:tc>
+        <w:tc>
+          <w:tcPr>
+            <w:tcW w:type="dxa" w:w="1680"/>
+          </w:tcPr>
+          <w:p>
+            <w:pPr>
+              <w:jc w:val="left"/>
+            </w:pPr>
+            <w:r/>
+          </w:p>
+        </w:tc>
+        <w:tc>
+          <w:tcPr>
+            <w:tcW w:type="dxa" w:w="1680"/>
+          </w:tcPr>
+          <w:p>
+            <w:pPr>
+              <w:jc w:val="left"/>
+            </w:pPr>
+            <w:r/>
+          </w:p>
+        </w:tc>
+        <w:tc>
+          <w:tcPr>
+            <w:tcW w:type="dxa" w:w="1680"/>
+          </w:tcPr>
+          <w:p>
+            <w:pPr>
+              <w:jc w:val="left"/>
+            </w:pPr>
+            <w:r/>
+          </w:p>
+        </w:tc>
+        <w:tc>
+          <w:tcPr>
+            <w:tcW w:type="dxa" w:w="1680"/>
+          </w:tcPr>
+          <w:p>
+            <w:pPr>
+              <w:jc w:val="left"/>
+            </w:pPr>
+            <w:r/>
+            <w:r>
+              <w:rPr>
+                <w:sz w:val="16"/>
+              </w:rPr>
+              <w:t>2026-08-26</w:t>
+            </w:r>
+          </w:p>
+        </w:tc>
+        <w:tc>
+          <w:tcPr>
+            <w:tcW w:type="dxa" w:w="1680"/>
+          </w:tcPr>
+          <w:p>
+            <w:pPr>
+              <w:jc w:val="left"/>
+            </w:pPr>
+            <w:r/>
+            <w:hyperlink r:id="rId113">
+              <w:r>
+                <w:rPr>
+                  <w:color w:val="0B4F9E"/>
+                  <w:sz w:val="16"/>
+                  <w:u w:val="single"/>
+                </w:rPr>
+                <w:t>10.5281/zenodo.22112768</w:t>
+              </w:r>
+            </w:hyperlink>
+          </w:p>
+        </w:tc>
+      </w:tr>
+      <w:tr>
+        <w:tc>
+          <w:tcPr>
+            <w:tcW w:type="dxa" w:w="1680"/>
+          </w:tcPr>
+          <w:p>
+            <w:pPr>
+              <w:jc w:val="left"/>
+            </w:pPr>
+            <w:r/>
+            <w:hyperlink r:id="rId114">
+              <w:r>
+                <w:rPr>
+                  <w:color w:val="0B4F9E"/>
+                  <w:sz w:val="16"/>
+                  <w:u w:val="single"/>
+                </w:rPr>
+                <w:t xml:space="preserve">Preprint of the publication- A cylindrical sintering method for more realistic grain boundaries in nanocrystalline thin </w:t>
+              </w:r>
+            </w:hyperlink>
+          </w:p>
+        </w:tc>
+        <w:tc>
+          <w:tcPr>
+            <w:tcW w:type="dxa" w:w="1680"/>
+          </w:tcPr>
+          <w:p>
+            <w:pPr>
+              <w:jc w:val="left"/>
+            </w:pPr>
+            <w:r/>
+          </w:p>
+        </w:tc>
+        <w:tc>
+          <w:tcPr>
+            <w:tcW w:type="dxa" w:w="1680"/>
+          </w:tcPr>
+          <w:p>
+            <w:pPr>
+              <w:jc w:val="left"/>
+            </w:pPr>
+            <w:r/>
+          </w:p>
+        </w:tc>
+        <w:tc>
+          <w:tcPr>
+            <w:tcW w:type="dxa" w:w="1680"/>
+          </w:tcPr>
+          <w:p>
+            <w:pPr>
+              <w:jc w:val="left"/>
+            </w:pPr>
+            <w:r/>
+          </w:p>
+        </w:tc>
+        <w:tc>
+          <w:tcPr>
+            <w:tcW w:type="dxa" w:w="1680"/>
+          </w:tcPr>
+          <w:p>
+            <w:pPr>
+              <w:jc w:val="left"/>
+            </w:pPr>
+            <w:r/>
+            <w:r>
+              <w:rPr>
+                <w:sz w:val="16"/>
+              </w:rPr>
+              <w:t>2026-08-26</w:t>
+            </w:r>
+          </w:p>
+        </w:tc>
+        <w:tc>
+          <w:tcPr>
+            <w:tcW w:type="dxa" w:w="1680"/>
+          </w:tcPr>
+          <w:p>
+            <w:pPr>
+              <w:jc w:val="left"/>
+            </w:pPr>
+            <w:r/>
+            <w:hyperlink r:id="rId114">
+              <w:r>
+                <w:rPr>
+                  <w:color w:val="0B4F9E"/>
+                  <w:sz w:val="16"/>
+                  <w:u w:val="single"/>
+                </w:rPr>
+                <w:t>10.5281/zenodo.22112767</w:t>
+              </w:r>
+            </w:hyperlink>
+          </w:p>
+        </w:tc>
+      </w:tr>
+      <w:tr>
+        <w:tc>
+          <w:tcPr>
+            <w:tcW w:type="dxa" w:w="1680"/>
+          </w:tcPr>
+          <w:p>
+            <w:pPr>
+              <w:jc w:val="left"/>
+            </w:pPr>
+            <w:r/>
+            <w:hyperlink r:id="rId115">
               <w:r>
                 <w:rPr>
                   <w:color w:val="0B4F9E"/>
@@ -5753,7 +9989,7 @@
               <w:jc w:val="left"/>
             </w:pPr>
             <w:r/>
-            <w:hyperlink r:id="rId74">
+            <w:hyperlink r:id="rId116">
               <w:r>
                 <w:rPr>
                   <w:color w:val="0B4F9E"/>
@@ -5776,7 +10012,7 @@
               <w:jc w:val="left"/>
             </w:pPr>
             <w:r/>
-            <w:hyperlink r:id="rId75">
+            <w:hyperlink r:id="rId117">
               <w:r>
                 <w:rPr>
                   <w:color w:val="0B4F9E"/>
@@ -5853,7 +10089,7 @@
               <w:jc w:val="left"/>
             </w:pPr>
             <w:r/>
-            <w:hyperlink r:id="rId75">
+            <w:hyperlink r:id="rId117">
               <w:r>
                 <w:rPr>
                   <w:color w:val="0B4F9E"/>
@@ -5876,7 +10112,7 @@
               <w:jc w:val="left"/>
             </w:pPr>
             <w:r/>
-            <w:hyperlink r:id="rId76">
+            <w:hyperlink r:id="rId118">
               <w:r>
                 <w:rPr>
                   <w:color w:val="0B4F9E"/>
@@ -5953,7 +10189,7 @@
               <w:jc w:val="left"/>
             </w:pPr>
             <w:r/>
-            <w:hyperlink r:id="rId76">
+            <w:hyperlink r:id="rId118">
               <w:r>
                 <w:rPr>
                   <w:color w:val="0B4F9E"/>
@@ -5976,7 +10212,7 @@
               <w:jc w:val="left"/>
             </w:pPr>
             <w:r/>
-            <w:hyperlink r:id="rId77">
+            <w:hyperlink r:id="rId119">
               <w:r>
                 <w:rPr>
                   <w:color w:val="0B4F9E"/>
@@ -6053,7 +10289,7 @@
               <w:jc w:val="left"/>
             </w:pPr>
             <w:r/>
-            <w:hyperlink r:id="rId77">
+            <w:hyperlink r:id="rId119">
               <w:r>
                 <w:rPr>
                   <w:color w:val="0B4F9E"/>
@@ -6076,7 +10312,7 @@
               <w:jc w:val="left"/>
             </w:pPr>
             <w:r/>
-            <w:hyperlink r:id="rId78">
+            <w:hyperlink r:id="rId120">
               <w:r>
                 <w:rPr>
                   <w:color w:val="0B4F9E"/>
@@ -6147,7 +10383,7 @@
               <w:jc w:val="left"/>
             </w:pPr>
             <w:r/>
-            <w:hyperlink r:id="rId78">
+            <w:hyperlink r:id="rId120">
               <w:r>
                 <w:rPr>
                   <w:color w:val="0B4F9E"/>
@@ -6155,6 +10391,194 @@
                   <w:u w:val="single"/>
                 </w:rPr>
                 <w:t>link</w:t>
+              </w:r>
+            </w:hyperlink>
+          </w:p>
+        </w:tc>
+      </w:tr>
+      <w:tr>
+        <w:tc>
+          <w:tcPr>
+            <w:tcW w:type="dxa" w:w="1680"/>
+          </w:tcPr>
+          <w:p>
+            <w:pPr>
+              <w:jc w:val="left"/>
+            </w:pPr>
+            <w:r/>
+            <w:hyperlink r:id="rId121">
+              <w:r>
+                <w:rPr>
+                  <w:color w:val="0B4F9E"/>
+                  <w:sz w:val="16"/>
+                  <w:u w:val="single"/>
+                </w:rPr>
+                <w:t>Neural network finds twisted crystals that steer light at the nanoscale</w:t>
+              </w:r>
+            </w:hyperlink>
+          </w:p>
+        </w:tc>
+        <w:tc>
+          <w:tcPr>
+            <w:tcW w:type="dxa" w:w="1680"/>
+          </w:tcPr>
+          <w:p>
+            <w:pPr>
+              <w:jc w:val="left"/>
+            </w:pPr>
+            <w:r/>
+          </w:p>
+        </w:tc>
+        <w:tc>
+          <w:tcPr>
+            <w:tcW w:type="dxa" w:w="1680"/>
+          </w:tcPr>
+          <w:p>
+            <w:pPr>
+              <w:jc w:val="left"/>
+            </w:pPr>
+            <w:r/>
+          </w:p>
+        </w:tc>
+        <w:tc>
+          <w:tcPr>
+            <w:tcW w:type="dxa" w:w="1680"/>
+          </w:tcPr>
+          <w:p>
+            <w:pPr>
+              <w:jc w:val="left"/>
+            </w:pPr>
+            <w:r/>
+          </w:p>
+        </w:tc>
+        <w:tc>
+          <w:tcPr>
+            <w:tcW w:type="dxa" w:w="1680"/>
+          </w:tcPr>
+          <w:p>
+            <w:pPr>
+              <w:jc w:val="left"/>
+            </w:pPr>
+            <w:r/>
+            <w:r>
+              <w:rPr>
+                <w:sz w:val="16"/>
+              </w:rPr>
+              <w:t>2026-08-28</w:t>
+            </w:r>
+          </w:p>
+        </w:tc>
+        <w:tc>
+          <w:tcPr>
+            <w:tcW w:type="dxa" w:w="1680"/>
+          </w:tcPr>
+          <w:p>
+            <w:pPr>
+              <w:jc w:val="left"/>
+            </w:pPr>
+            <w:r/>
+            <w:hyperlink r:id="rId122">
+              <w:r>
+                <w:rPr>
+                  <w:color w:val="0B4F9E"/>
+                  <w:sz w:val="16"/>
+                  <w:u w:val="single"/>
+                </w:rPr>
+                <w:t>10.1038/s41563-026-02744-x</w:t>
+              </w:r>
+            </w:hyperlink>
+          </w:p>
+        </w:tc>
+      </w:tr>
+      <w:tr>
+        <w:tc>
+          <w:tcPr>
+            <w:tcW w:type="dxa" w:w="1680"/>
+          </w:tcPr>
+          <w:p>
+            <w:pPr>
+              <w:jc w:val="left"/>
+            </w:pPr>
+            <w:r/>
+            <w:hyperlink r:id="rId123">
+              <w:r>
+                <w:rPr>
+                  <w:color w:val="0B4F9E"/>
+                  <w:sz w:val="16"/>
+                  <w:u w:val="single"/>
+                </w:rPr>
+                <w:t>Autoregressive Generative Latent Diffusion Models for Magnetohydrodynamics</w:t>
+              </w:r>
+            </w:hyperlink>
+          </w:p>
+        </w:tc>
+        <w:tc>
+          <w:tcPr>
+            <w:tcW w:type="dxa" w:w="1680"/>
+          </w:tcPr>
+          <w:p>
+            <w:pPr>
+              <w:jc w:val="left"/>
+            </w:pPr>
+            <w:r/>
+          </w:p>
+        </w:tc>
+        <w:tc>
+          <w:tcPr>
+            <w:tcW w:type="dxa" w:w="1680"/>
+          </w:tcPr>
+          <w:p>
+            <w:pPr>
+              <w:jc w:val="left"/>
+            </w:pPr>
+            <w:r/>
+          </w:p>
+        </w:tc>
+        <w:tc>
+          <w:tcPr>
+            <w:tcW w:type="dxa" w:w="1680"/>
+          </w:tcPr>
+          <w:p>
+            <w:pPr>
+              <w:jc w:val="left"/>
+            </w:pPr>
+            <w:r/>
+          </w:p>
+        </w:tc>
+        <w:tc>
+          <w:tcPr>
+            <w:tcW w:type="dxa" w:w="1680"/>
+          </w:tcPr>
+          <w:p>
+            <w:pPr>
+              <w:jc w:val="left"/>
+            </w:pPr>
+            <w:r/>
+            <w:r>
+              <w:rPr>
+                <w:sz w:val="16"/>
+              </w:rPr>
+              <w:t>2026-08-28</w:t>
+            </w:r>
+          </w:p>
+        </w:tc>
+        <w:tc>
+          <w:tcPr>
+            <w:tcW w:type="dxa" w:w="1680"/>
+          </w:tcPr>
+          <w:p>
+            <w:pPr>
+              <w:jc w:val="left"/>
+            </w:pPr>
+            <w:r/>
+            <w:hyperlink r:id="rId123">
+              <w:r>
+                <w:rPr>
+                  <w:color w:val="0B4F9E"/>
+                  <w:sz w:val="16"/>
+                  <w:u w:val="single"/>
+                </w:rPr>
+                <w:t>10.1109/icops53334.2026.11660190</w:t>
               </w:r>
             </w:hyperlink>
           </w:p>
@@ -6181,7 +10605,7 @@
         <w:rPr>
           <w:b/>
         </w:rPr>
-        <w:t>29</w:t>
+        <w:t>68</w:t>
       </w:r>
     </w:p>
     <w:p>
@@ -6195,7 +10619,7 @@
         <w:rPr>
           <w:b/>
         </w:rPr>
-        <w:t>5</w:t>
+        <w:t>24</w:t>
       </w:r>
     </w:p>
     <w:p>
@@ -6209,7 +10633,7 @@
         <w:rPr>
           <w:b/>
         </w:rPr>
-        <w:t>44</w:t>
+        <w:t>88</w:t>
       </w:r>
     </w:p>
     <w:p>

--- a/NEEDS_DATA.docx
+++ b/NEEDS_DATA.docx
@@ -1921,7 +1921,7 @@
               <w:rPr>
                 <w:sz w:val="16"/>
               </w:rPr>
-              <w:t>MEGNet, ALIGNN, CGCNN</w:t>
+              <w:t>ALIGNN, MEGNet, CGCNN</w:t>
             </w:r>
           </w:p>
         </w:tc>
@@ -2033,7 +2033,7 @@
               <w:rPr>
                 <w:sz w:val="16"/>
               </w:rPr>
-              <w:t>MEGNet, ALIGNN, CGCNN</w:t>
+              <w:t>ALIGNN, MEGNet, CGCNN</w:t>
             </w:r>
           </w:p>
         </w:tc>
@@ -2811,7 +2811,7 @@
               <w:rPr>
                 <w:sz w:val="16"/>
               </w:rPr>
-              <w:t>GRACE-1L-OAM, SevenNet-0, MACE-MP-0, MatterSim</w:t>
+              <w:t>GRACE-1L-OAM, SevenNet-0, MatterSim, MACE-MP-0</w:t>
             </w:r>
           </w:p>
         </w:tc>
@@ -3759,7 +3759,7 @@
               <w:rPr>
                 <w:sz w:val="16"/>
               </w:rPr>
-              <w:t>MatterGen, MatterSim</w:t>
+              <w:t>MatterSim, MatterGen</w:t>
             </w:r>
           </w:p>
         </w:tc>

--- a/NEEDS_DATA.docx
+++ b/NEEDS_DATA.docx
@@ -17,7 +17,7 @@
     </w:p>
     <w:p>
       <w:r>
-        <w:t xml:space="preserve">Generated 2026-08-28. Every field below was blank in the automated sources. Fill any of them in </w:t>
+        <w:t xml:space="preserve">Generated 2026-08-29. Every field below was blank in the automated sources. Fill any of them in </w:t>
       </w:r>
       <w:r>
         <w:rPr>
@@ -1387,7 +1387,7 @@
         <w:pStyle w:val="Heading2"/>
       </w:pPr>
       <w:r>
-        <w:t>Studies with no numeric performance figure (88 of 91)</w:t>
+        <w:t>Studies with no numeric performance figure (73 of 76)</w:t>
       </w:r>
     </w:p>
     <w:p>
@@ -1791,118 +1791,6 @@
                   <w:sz w:val="16"/>
                   <w:u w:val="single"/>
                 </w:rPr>
-                <w:t>HIP: Hessian Interatomic Potentials</w:t>
-              </w:r>
-            </w:hyperlink>
-          </w:p>
-        </w:tc>
-        <w:tc>
-          <w:tcPr>
-            <w:tcW w:type="dxa" w:w="1680"/>
-          </w:tcPr>
-          <w:p>
-            <w:pPr>
-              <w:jc w:val="left"/>
-            </w:pPr>
-            <w:r/>
-            <w:r>
-              <w:rPr>
-                <w:sz w:val="16"/>
-              </w:rPr>
-              <w:t>EquiformerV2</w:t>
-            </w:r>
-          </w:p>
-        </w:tc>
-        <w:tc>
-          <w:tcPr>
-            <w:tcW w:type="dxa" w:w="1680"/>
-          </w:tcPr>
-          <w:p>
-            <w:pPr>
-              <w:jc w:val="left"/>
-            </w:pPr>
-            <w:r/>
-            <w:r>
-              <w:rPr>
-                <w:sz w:val="16"/>
-              </w:rPr>
-              <w:t>molecule / organic</w:t>
-            </w:r>
-          </w:p>
-        </w:tc>
-        <w:tc>
-          <w:tcPr>
-            <w:tcW w:type="dxa" w:w="1680"/>
-          </w:tcPr>
-          <w:p>
-            <w:pPr>
-              <w:jc w:val="left"/>
-            </w:pPr>
-            <w:r/>
-            <w:r>
-              <w:rPr>
-                <w:sz w:val="16"/>
-              </w:rPr>
-              <w:t>MLIP</w:t>
-            </w:r>
-          </w:p>
-        </w:tc>
-        <w:tc>
-          <w:tcPr>
-            <w:tcW w:type="dxa" w:w="1680"/>
-          </w:tcPr>
-          <w:p>
-            <w:pPr>
-              <w:jc w:val="left"/>
-            </w:pPr>
-            <w:r/>
-            <w:r>
-              <w:rPr>
-                <w:sz w:val="16"/>
-              </w:rPr>
-              <w:t>2026-08-19</w:t>
-            </w:r>
-          </w:p>
-        </w:tc>
-        <w:tc>
-          <w:tcPr>
-            <w:tcW w:type="dxa" w:w="1680"/>
-          </w:tcPr>
-          <w:p>
-            <w:pPr>
-              <w:jc w:val="left"/>
-            </w:pPr>
-            <w:r/>
-            <w:hyperlink r:id="rId36">
-              <w:r>
-                <w:rPr>
-                  <w:color w:val="0B4F9E"/>
-                  <w:sz w:val="16"/>
-                  <w:u w:val="single"/>
-                </w:rPr>
-                <w:t>10.5281/zenodo.22003591</w:t>
-              </w:r>
-            </w:hyperlink>
-          </w:p>
-        </w:tc>
-      </w:tr>
-      <w:tr>
-        <w:tc>
-          <w:tcPr>
-            <w:tcW w:type="dxa" w:w="1680"/>
-          </w:tcPr>
-          <w:p>
-            <w:pPr>
-              <w:jc w:val="left"/>
-            </w:pPr>
-            <w:r/>
-            <w:hyperlink r:id="rId37">
-              <w:r>
-                <w:rPr>
-                  <w:color w:val="0B4F9E"/>
-                  <w:sz w:val="16"/>
-                  <w:u w:val="single"/>
-                </w:rPr>
                 <w:t xml:space="preserve">Integration of Machine Learning and Solid-State Chemistry for the Discovery of Electrochemical Materials for Fuel Cells </w:t>
               </w:r>
             </w:hyperlink>
@@ -1985,7 +1873,7 @@
               <w:jc w:val="left"/>
             </w:pPr>
             <w:r/>
-            <w:hyperlink r:id="rId37">
+            <w:hyperlink r:id="rId36">
               <w:r>
                 <w:rPr>
                   <w:color w:val="0B4F9E"/>
@@ -2008,119 +1896,7 @@
               <w:jc w:val="left"/>
             </w:pPr>
             <w:r/>
-            <w:hyperlink r:id="rId38">
-              <w:r>
-                <w:rPr>
-                  <w:color w:val="0B4F9E"/>
-                  <w:sz w:val="16"/>
-                  <w:u w:val="single"/>
-                </w:rPr>
-                <w:t xml:space="preserve">Integration of Machine Learning and Solid-State Chemistry for the Discovery of Electrochemical Materials for Fuel Cells </w:t>
-              </w:r>
-            </w:hyperlink>
-          </w:p>
-        </w:tc>
-        <w:tc>
-          <w:tcPr>
-            <w:tcW w:type="dxa" w:w="1680"/>
-          </w:tcPr>
-          <w:p>
-            <w:pPr>
-              <w:jc w:val="left"/>
-            </w:pPr>
-            <w:r/>
-            <w:r>
-              <w:rPr>
-                <w:sz w:val="16"/>
-              </w:rPr>
-              <w:t>ALIGNN, MEGNet, CGCNN</w:t>
-            </w:r>
-          </w:p>
-        </w:tc>
-        <w:tc>
-          <w:tcPr>
-            <w:tcW w:type="dxa" w:w="1680"/>
-          </w:tcPr>
-          <w:p>
-            <w:pPr>
-              <w:jc w:val="left"/>
-            </w:pPr>
-            <w:r/>
-            <w:r>
-              <w:rPr>
-                <w:sz w:val="16"/>
-              </w:rPr>
-              <w:t>Li-ion battery, catalyst, oxide</w:t>
-            </w:r>
-          </w:p>
-        </w:tc>
-        <w:tc>
-          <w:tcPr>
-            <w:tcW w:type="dxa" w:w="1680"/>
-          </w:tcPr>
-          <w:p>
-            <w:pPr>
-              <w:jc w:val="left"/>
-            </w:pPr>
-            <w:r/>
-            <w:r>
-              <w:rPr>
-                <w:sz w:val="16"/>
-              </w:rPr>
-              <w:t>DFT</w:t>
-            </w:r>
-          </w:p>
-        </w:tc>
-        <w:tc>
-          <w:tcPr>
-            <w:tcW w:type="dxa" w:w="1680"/>
-          </w:tcPr>
-          <w:p>
-            <w:pPr>
-              <w:jc w:val="left"/>
-            </w:pPr>
-            <w:r/>
-            <w:r>
-              <w:rPr>
-                <w:sz w:val="16"/>
-              </w:rPr>
-              <w:t>2026-08-20</w:t>
-            </w:r>
-          </w:p>
-        </w:tc>
-        <w:tc>
-          <w:tcPr>
-            <w:tcW w:type="dxa" w:w="1680"/>
-          </w:tcPr>
-          <w:p>
-            <w:pPr>
-              <w:jc w:val="left"/>
-            </w:pPr>
-            <w:r/>
-            <w:hyperlink r:id="rId38">
-              <w:r>
-                <w:rPr>
-                  <w:color w:val="0B4F9E"/>
-                  <w:sz w:val="16"/>
-                  <w:u w:val="single"/>
-                </w:rPr>
-                <w:t>10.5281/zenodo.22021889</w:t>
-              </w:r>
-            </w:hyperlink>
-          </w:p>
-        </w:tc>
-      </w:tr>
-      <w:tr>
-        <w:tc>
-          <w:tcPr>
-            <w:tcW w:type="dxa" w:w="1680"/>
-          </w:tcPr>
-          <w:p>
-            <w:pPr>
-              <w:jc w:val="left"/>
-            </w:pPr>
-            <w:r/>
-            <w:hyperlink r:id="rId39">
+            <w:hyperlink r:id="rId37">
               <w:r>
                 <w:rPr>
                   <w:color w:val="0B4F9E"/>
@@ -2209,7 +1985,7 @@
               <w:jc w:val="left"/>
             </w:pPr>
             <w:r/>
-            <w:hyperlink r:id="rId39">
+            <w:hyperlink r:id="rId37">
               <w:r>
                 <w:rPr>
                   <w:color w:val="0B4F9E"/>
@@ -2232,119 +2008,7 @@
               <w:jc w:val="left"/>
             </w:pPr>
             <w:r/>
-            <w:hyperlink r:id="rId40">
-              <w:r>
-                <w:rPr>
-                  <w:color w:val="0B4F9E"/>
-                  <w:sz w:val="16"/>
-                  <w:u w:val="single"/>
-                </w:rPr>
-                <w:t>The CHGNet uMLIP model fine-tuned for 2Hc-WS2</w:t>
-              </w:r>
-            </w:hyperlink>
-          </w:p>
-        </w:tc>
-        <w:tc>
-          <w:tcPr>
-            <w:tcW w:type="dxa" w:w="1680"/>
-          </w:tcPr>
-          <w:p>
-            <w:pPr>
-              <w:jc w:val="left"/>
-            </w:pPr>
-            <w:r/>
-            <w:r>
-              <w:rPr>
-                <w:sz w:val="16"/>
-              </w:rPr>
-              <w:t>CHGNet</w:t>
-            </w:r>
-          </w:p>
-        </w:tc>
-        <w:tc>
-          <w:tcPr>
-            <w:tcW w:type="dxa" w:w="1680"/>
-          </w:tcPr>
-          <w:p>
-            <w:pPr>
-              <w:jc w:val="left"/>
-            </w:pPr>
-            <w:r/>
-            <w:r>
-              <w:rPr>
-                <w:sz w:val="16"/>
-              </w:rPr>
-              <w:t>WS2, MoS2</w:t>
-            </w:r>
-          </w:p>
-        </w:tc>
-        <w:tc>
-          <w:tcPr>
-            <w:tcW w:type="dxa" w:w="1680"/>
-          </w:tcPr>
-          <w:p>
-            <w:pPr>
-              <w:jc w:val="left"/>
-            </w:pPr>
-            <w:r/>
-            <w:r>
-              <w:rPr>
-                <w:sz w:val="16"/>
-              </w:rPr>
-              <w:t>DFT, MLIP</w:t>
-            </w:r>
-          </w:p>
-        </w:tc>
-        <w:tc>
-          <w:tcPr>
-            <w:tcW w:type="dxa" w:w="1680"/>
-          </w:tcPr>
-          <w:p>
-            <w:pPr>
-              <w:jc w:val="left"/>
-            </w:pPr>
-            <w:r/>
-            <w:r>
-              <w:rPr>
-                <w:sz w:val="16"/>
-              </w:rPr>
-              <w:t>2026-08-22</w:t>
-            </w:r>
-          </w:p>
-        </w:tc>
-        <w:tc>
-          <w:tcPr>
-            <w:tcW w:type="dxa" w:w="1680"/>
-          </w:tcPr>
-          <w:p>
-            <w:pPr>
-              <w:jc w:val="left"/>
-            </w:pPr>
-            <w:r/>
-            <w:hyperlink r:id="rId40">
-              <w:r>
-                <w:rPr>
-                  <w:color w:val="0B4F9E"/>
-                  <w:sz w:val="16"/>
-                  <w:u w:val="single"/>
-                </w:rPr>
-                <w:t>10.5281/zenodo.22059540</w:t>
-              </w:r>
-            </w:hyperlink>
-          </w:p>
-        </w:tc>
-      </w:tr>
-      <w:tr>
-        <w:tc>
-          <w:tcPr>
-            <w:tcW w:type="dxa" w:w="1680"/>
-          </w:tcPr>
-          <w:p>
-            <w:pPr>
-              <w:jc w:val="left"/>
-            </w:pPr>
-            <w:r/>
-            <w:hyperlink r:id="rId41">
+            <w:hyperlink r:id="rId38">
               <w:r>
                 <w:rPr>
                   <w:color w:val="0B4F9E"/>
@@ -2433,119 +2097,7 @@
               <w:jc w:val="left"/>
             </w:pPr>
             <w:r/>
-            <w:hyperlink r:id="rId41">
-              <w:r>
-                <w:rPr>
-                  <w:color w:val="0B4F9E"/>
-                  <w:sz w:val="16"/>
-                  <w:u w:val="single"/>
-                </w:rPr>
-                <w:t>10.5281/zenodo.22063928</w:t>
-              </w:r>
-            </w:hyperlink>
-          </w:p>
-        </w:tc>
-      </w:tr>
-      <w:tr>
-        <w:tc>
-          <w:tcPr>
-            <w:tcW w:type="dxa" w:w="1680"/>
-          </w:tcPr>
-          <w:p>
-            <w:pPr>
-              <w:jc w:val="left"/>
-            </w:pPr>
-            <w:r/>
-            <w:hyperlink r:id="rId42">
-              <w:r>
-                <w:rPr>
-                  <w:color w:val="0B4F9E"/>
-                  <w:sz w:val="16"/>
-                  <w:u w:val="single"/>
-                </w:rPr>
-                <w:t>Equivariance as a Substitutable Resource: A Unified Scaling Law for Machine-Learned Interatomic Potentials</w:t>
-              </w:r>
-            </w:hyperlink>
-          </w:p>
-        </w:tc>
-        <w:tc>
-          <w:tcPr>
-            <w:tcW w:type="dxa" w:w="1680"/>
-          </w:tcPr>
-          <w:p>
-            <w:pPr>
-              <w:jc w:val="left"/>
-            </w:pPr>
-            <w:r/>
-            <w:r>
-              <w:rPr>
-                <w:sz w:val="16"/>
-              </w:rPr>
-              <w:t>MACE</w:t>
-            </w:r>
-          </w:p>
-        </w:tc>
-        <w:tc>
-          <w:tcPr>
-            <w:tcW w:type="dxa" w:w="1680"/>
-          </w:tcPr>
-          <w:p>
-            <w:pPr>
-              <w:jc w:val="left"/>
-            </w:pPr>
-            <w:r/>
-            <w:r>
-              <w:rPr>
-                <w:sz w:val="16"/>
-              </w:rPr>
-              <w:t>molecule / organic</w:t>
-            </w:r>
-          </w:p>
-        </w:tc>
-        <w:tc>
-          <w:tcPr>
-            <w:tcW w:type="dxa" w:w="1680"/>
-          </w:tcPr>
-          <w:p>
-            <w:pPr>
-              <w:jc w:val="left"/>
-            </w:pPr>
-            <w:r/>
-            <w:r>
-              <w:rPr>
-                <w:sz w:val="16"/>
-              </w:rPr>
-              <w:t>MLIP</w:t>
-            </w:r>
-          </w:p>
-        </w:tc>
-        <w:tc>
-          <w:tcPr>
-            <w:tcW w:type="dxa" w:w="1680"/>
-          </w:tcPr>
-          <w:p>
-            <w:pPr>
-              <w:jc w:val="left"/>
-            </w:pPr>
-            <w:r/>
-            <w:r>
-              <w:rPr>
-                <w:sz w:val="16"/>
-              </w:rPr>
-              <w:t>2026-08-23</w:t>
-            </w:r>
-          </w:p>
-        </w:tc>
-        <w:tc>
-          <w:tcPr>
-            <w:tcW w:type="dxa" w:w="1680"/>
-          </w:tcPr>
-          <w:p>
-            <w:pPr>
-              <w:jc w:val="left"/>
-            </w:pPr>
-            <w:r/>
-            <w:hyperlink r:id="rId42">
+            <w:hyperlink r:id="rId38">
               <w:r>
                 <w:rPr>
                   <w:color w:val="0B4F9E"/>
@@ -2568,7 +2120,7 @@
               <w:jc w:val="left"/>
             </w:pPr>
             <w:r/>
-            <w:hyperlink r:id="rId43">
+            <w:hyperlink r:id="rId39">
               <w:r>
                 <w:rPr>
                   <w:color w:val="0B4F9E"/>
@@ -2657,7 +2209,7 @@
               <w:jc w:val="left"/>
             </w:pPr>
             <w:r/>
-            <w:hyperlink r:id="rId43">
+            <w:hyperlink r:id="rId39">
               <w:r>
                 <w:rPr>
                   <w:color w:val="0B4F9E"/>
@@ -2680,7 +2232,7 @@
               <w:jc w:val="left"/>
             </w:pPr>
             <w:r/>
-            <w:hyperlink r:id="rId44">
+            <w:hyperlink r:id="rId40">
               <w:r>
                 <w:rPr>
                   <w:color w:val="0B4F9E"/>
@@ -2763,7 +2315,7 @@
               <w:jc w:val="left"/>
             </w:pPr>
             <w:r/>
-            <w:hyperlink r:id="rId44">
+            <w:hyperlink r:id="rId40">
               <w:r>
                 <w:rPr>
                   <w:color w:val="0B4F9E"/>
@@ -2786,7 +2338,7 @@
               <w:jc w:val="left"/>
             </w:pPr>
             <w:r/>
-            <w:hyperlink r:id="rId45">
+            <w:hyperlink r:id="rId41">
               <w:r>
                 <w:rPr>
                   <w:color w:val="0B4F9E"/>
@@ -2811,7 +2363,7 @@
               <w:rPr>
                 <w:sz w:val="16"/>
               </w:rPr>
-              <w:t>GRACE-1L-OAM, SevenNet-0, MatterSim, MACE-MP-0</w:t>
+              <w:t>GRACE-1L-OAM, SevenNet-0, MACE-MP-0, MatterSim</w:t>
             </w:r>
           </w:p>
         </w:tc>
@@ -2869,7 +2421,7 @@
               <w:jc w:val="left"/>
             </w:pPr>
             <w:r/>
-            <w:hyperlink r:id="rId45">
+            <w:hyperlink r:id="rId41">
               <w:r>
                 <w:rPr>
                   <w:color w:val="0B4F9E"/>
@@ -2892,7 +2444,7 @@
               <w:jc w:val="left"/>
             </w:pPr>
             <w:r/>
-            <w:hyperlink r:id="rId46">
+            <w:hyperlink r:id="rId42">
               <w:r>
                 <w:rPr>
                   <w:color w:val="0B4F9E"/>
@@ -2975,7 +2527,7 @@
               <w:jc w:val="left"/>
             </w:pPr>
             <w:r/>
-            <w:hyperlink r:id="rId46">
+            <w:hyperlink r:id="rId42">
               <w:r>
                 <w:rPr>
                   <w:color w:val="0B4F9E"/>
@@ -2998,7 +2550,7 @@
               <w:jc w:val="left"/>
             </w:pPr>
             <w:r/>
-            <w:hyperlink r:id="rId47">
+            <w:hyperlink r:id="rId43">
               <w:r>
                 <w:rPr>
                   <w:color w:val="0B4F9E"/>
@@ -3075,7 +2627,7 @@
               <w:jc w:val="left"/>
             </w:pPr>
             <w:r/>
-            <w:hyperlink r:id="rId47">
+            <w:hyperlink r:id="rId43">
               <w:r>
                 <w:rPr>
                   <w:color w:val="0B4F9E"/>
@@ -3098,7 +2650,7 @@
               <w:jc w:val="left"/>
             </w:pPr>
             <w:r/>
-            <w:hyperlink r:id="rId48">
+            <w:hyperlink r:id="rId44">
               <w:r>
                 <w:rPr>
                   <w:color w:val="0B4F9E"/>
@@ -3181,7 +2733,7 @@
               <w:jc w:val="left"/>
             </w:pPr>
             <w:r/>
-            <w:hyperlink r:id="rId48">
+            <w:hyperlink r:id="rId44">
               <w:r>
                 <w:rPr>
                   <w:color w:val="0B4F9E"/>
@@ -3204,7 +2756,219 @@
               <w:jc w:val="left"/>
             </w:pPr>
             <w:r/>
-            <w:hyperlink r:id="rId49">
+            <w:hyperlink r:id="rId45">
+              <w:r>
+                <w:rPr>
+                  <w:color w:val="0B4F9E"/>
+                  <w:sz w:val="16"/>
+                  <w:u w:val="single"/>
+                </w:rPr>
+                <w:t>Benchmarking Machine Learning Methods for Predicting Adiabatic Redox Potentials</w:t>
+              </w:r>
+            </w:hyperlink>
+          </w:p>
+        </w:tc>
+        <w:tc>
+          <w:tcPr>
+            <w:tcW w:type="dxa" w:w="1680"/>
+          </w:tcPr>
+          <w:p>
+            <w:pPr>
+              <w:jc w:val="left"/>
+            </w:pPr>
+            <w:r/>
+            <w:r>
+              <w:rPr>
+                <w:sz w:val="16"/>
+              </w:rPr>
+              <w:t>MACE</w:t>
+            </w:r>
+          </w:p>
+        </w:tc>
+        <w:tc>
+          <w:tcPr>
+            <w:tcW w:type="dxa" w:w="1680"/>
+          </w:tcPr>
+          <w:p>
+            <w:pPr>
+              <w:jc w:val="left"/>
+            </w:pPr>
+            <w:r/>
+          </w:p>
+        </w:tc>
+        <w:tc>
+          <w:tcPr>
+            <w:tcW w:type="dxa" w:w="1680"/>
+          </w:tcPr>
+          <w:p>
+            <w:pPr>
+              <w:jc w:val="left"/>
+            </w:pPr>
+            <w:r/>
+            <w:r>
+              <w:rPr>
+                <w:sz w:val="16"/>
+              </w:rPr>
+              <w:t>DFT</w:t>
+            </w:r>
+          </w:p>
+        </w:tc>
+        <w:tc>
+          <w:tcPr>
+            <w:tcW w:type="dxa" w:w="1680"/>
+          </w:tcPr>
+          <w:p>
+            <w:pPr>
+              <w:jc w:val="left"/>
+            </w:pPr>
+            <w:r/>
+            <w:r>
+              <w:rPr>
+                <w:sz w:val="16"/>
+              </w:rPr>
+              <w:t>2026-08-21</w:t>
+            </w:r>
+          </w:p>
+        </w:tc>
+        <w:tc>
+          <w:tcPr>
+            <w:tcW w:type="dxa" w:w="1680"/>
+          </w:tcPr>
+          <w:p>
+            <w:pPr>
+              <w:jc w:val="left"/>
+            </w:pPr>
+            <w:r/>
+            <w:hyperlink r:id="rId45">
+              <w:r>
+                <w:rPr>
+                  <w:color w:val="0B4F9E"/>
+                  <w:sz w:val="16"/>
+                  <w:u w:val="single"/>
+                </w:rPr>
+                <w:t>10.26434/chemrxiv.15007720/v1</w:t>
+              </w:r>
+            </w:hyperlink>
+          </w:p>
+        </w:tc>
+      </w:tr>
+      <w:tr>
+        <w:tc>
+          <w:tcPr>
+            <w:tcW w:type="dxa" w:w="1680"/>
+          </w:tcPr>
+          <w:p>
+            <w:pPr>
+              <w:jc w:val="left"/>
+            </w:pPr>
+            <w:r/>
+            <w:hyperlink r:id="rId46">
+              <w:r>
+                <w:rPr>
+                  <w:color w:val="0B4F9E"/>
+                  <w:sz w:val="16"/>
+                  <w:u w:val="single"/>
+                </w:rPr>
+                <w:t>Data-Efficient and Fast Machine Learning Molecular Dynamics through Integrated Active Learning and Knowledge Distillatio</w:t>
+              </w:r>
+            </w:hyperlink>
+          </w:p>
+        </w:tc>
+        <w:tc>
+          <w:tcPr>
+            <w:tcW w:type="dxa" w:w="1680"/>
+          </w:tcPr>
+          <w:p>
+            <w:pPr>
+              <w:jc w:val="left"/>
+            </w:pPr>
+            <w:r/>
+            <w:r>
+              <w:rPr>
+                <w:sz w:val="16"/>
+              </w:rPr>
+              <w:t>DeePMD, MACE</w:t>
+            </w:r>
+          </w:p>
+        </w:tc>
+        <w:tc>
+          <w:tcPr>
+            <w:tcW w:type="dxa" w:w="1680"/>
+          </w:tcPr>
+          <w:p>
+            <w:pPr>
+              <w:jc w:val="left"/>
+            </w:pPr>
+            <w:r/>
+          </w:p>
+        </w:tc>
+        <w:tc>
+          <w:tcPr>
+            <w:tcW w:type="dxa" w:w="1680"/>
+          </w:tcPr>
+          <w:p>
+            <w:pPr>
+              <w:jc w:val="left"/>
+            </w:pPr>
+            <w:r/>
+            <w:r>
+              <w:rPr>
+                <w:sz w:val="16"/>
+              </w:rPr>
+              <w:t>DFT, MD, MLIP</w:t>
+            </w:r>
+          </w:p>
+        </w:tc>
+        <w:tc>
+          <w:tcPr>
+            <w:tcW w:type="dxa" w:w="1680"/>
+          </w:tcPr>
+          <w:p>
+            <w:pPr>
+              <w:jc w:val="left"/>
+            </w:pPr>
+            <w:r/>
+            <w:r>
+              <w:rPr>
+                <w:sz w:val="16"/>
+              </w:rPr>
+              <w:t>2026-08-21</w:t>
+            </w:r>
+          </w:p>
+        </w:tc>
+        <w:tc>
+          <w:tcPr>
+            <w:tcW w:type="dxa" w:w="1680"/>
+          </w:tcPr>
+          <w:p>
+            <w:pPr>
+              <w:jc w:val="left"/>
+            </w:pPr>
+            <w:r/>
+            <w:hyperlink r:id="rId46">
+              <w:r>
+                <w:rPr>
+                  <w:color w:val="0B4F9E"/>
+                  <w:sz w:val="16"/>
+                  <w:u w:val="single"/>
+                </w:rPr>
+                <w:t>10.1021/acs.jctc.6c00917</w:t>
+              </w:r>
+            </w:hyperlink>
+          </w:p>
+        </w:tc>
+      </w:tr>
+      <w:tr>
+        <w:tc>
+          <w:tcPr>
+            <w:tcW w:type="dxa" w:w="1680"/>
+          </w:tcPr>
+          <w:p>
+            <w:pPr>
+              <w:jc w:val="left"/>
+            </w:pPr>
+            <w:r/>
+            <w:hyperlink r:id="rId47">
               <w:r>
                 <w:rPr>
                   <w:color w:val="0B4F9E"/>
@@ -3287,7 +3051,7 @@
               <w:jc w:val="left"/>
             </w:pPr>
             <w:r/>
-            <w:hyperlink r:id="rId49">
+            <w:hyperlink r:id="rId47">
               <w:r>
                 <w:rPr>
                   <w:color w:val="0B4F9E"/>
@@ -3310,219 +3074,7 @@
               <w:jc w:val="left"/>
             </w:pPr>
             <w:r/>
-            <w:hyperlink r:id="rId50">
-              <w:r>
-                <w:rPr>
-                  <w:color w:val="0B4F9E"/>
-                  <w:sz w:val="16"/>
-                  <w:u w:val="single"/>
-                </w:rPr>
-                <w:t>Benchmarking Machine Learning Methods for Predicting Adiabatic Redox Potentials</w:t>
-              </w:r>
-            </w:hyperlink>
-          </w:p>
-        </w:tc>
-        <w:tc>
-          <w:tcPr>
-            <w:tcW w:type="dxa" w:w="1680"/>
-          </w:tcPr>
-          <w:p>
-            <w:pPr>
-              <w:jc w:val="left"/>
-            </w:pPr>
-            <w:r/>
-            <w:r>
-              <w:rPr>
-                <w:sz w:val="16"/>
-              </w:rPr>
-              <w:t>MACE</w:t>
-            </w:r>
-          </w:p>
-        </w:tc>
-        <w:tc>
-          <w:tcPr>
-            <w:tcW w:type="dxa" w:w="1680"/>
-          </w:tcPr>
-          <w:p>
-            <w:pPr>
-              <w:jc w:val="left"/>
-            </w:pPr>
-            <w:r/>
-          </w:p>
-        </w:tc>
-        <w:tc>
-          <w:tcPr>
-            <w:tcW w:type="dxa" w:w="1680"/>
-          </w:tcPr>
-          <w:p>
-            <w:pPr>
-              <w:jc w:val="left"/>
-            </w:pPr>
-            <w:r/>
-            <w:r>
-              <w:rPr>
-                <w:sz w:val="16"/>
-              </w:rPr>
-              <w:t>DFT</w:t>
-            </w:r>
-          </w:p>
-        </w:tc>
-        <w:tc>
-          <w:tcPr>
-            <w:tcW w:type="dxa" w:w="1680"/>
-          </w:tcPr>
-          <w:p>
-            <w:pPr>
-              <w:jc w:val="left"/>
-            </w:pPr>
-            <w:r/>
-            <w:r>
-              <w:rPr>
-                <w:sz w:val="16"/>
-              </w:rPr>
-              <w:t>2026-08-21</w:t>
-            </w:r>
-          </w:p>
-        </w:tc>
-        <w:tc>
-          <w:tcPr>
-            <w:tcW w:type="dxa" w:w="1680"/>
-          </w:tcPr>
-          <w:p>
-            <w:pPr>
-              <w:jc w:val="left"/>
-            </w:pPr>
-            <w:r/>
-            <w:hyperlink r:id="rId50">
-              <w:r>
-                <w:rPr>
-                  <w:color w:val="0B4F9E"/>
-                  <w:sz w:val="16"/>
-                  <w:u w:val="single"/>
-                </w:rPr>
-                <w:t>10.26434/chemrxiv.15007720/v1</w:t>
-              </w:r>
-            </w:hyperlink>
-          </w:p>
-        </w:tc>
-      </w:tr>
-      <w:tr>
-        <w:tc>
-          <w:tcPr>
-            <w:tcW w:type="dxa" w:w="1680"/>
-          </w:tcPr>
-          <w:p>
-            <w:pPr>
-              <w:jc w:val="left"/>
-            </w:pPr>
-            <w:r/>
-            <w:hyperlink r:id="rId51">
-              <w:r>
-                <w:rPr>
-                  <w:color w:val="0B4F9E"/>
-                  <w:sz w:val="16"/>
-                  <w:u w:val="single"/>
-                </w:rPr>
-                <w:t>Data-Efficient and Fast Machine Learning Molecular Dynamics through Integrated Active Learning and Knowledge Distillatio</w:t>
-              </w:r>
-            </w:hyperlink>
-          </w:p>
-        </w:tc>
-        <w:tc>
-          <w:tcPr>
-            <w:tcW w:type="dxa" w:w="1680"/>
-          </w:tcPr>
-          <w:p>
-            <w:pPr>
-              <w:jc w:val="left"/>
-            </w:pPr>
-            <w:r/>
-            <w:r>
-              <w:rPr>
-                <w:sz w:val="16"/>
-              </w:rPr>
-              <w:t>DeePMD, MACE</w:t>
-            </w:r>
-          </w:p>
-        </w:tc>
-        <w:tc>
-          <w:tcPr>
-            <w:tcW w:type="dxa" w:w="1680"/>
-          </w:tcPr>
-          <w:p>
-            <w:pPr>
-              <w:jc w:val="left"/>
-            </w:pPr>
-            <w:r/>
-          </w:p>
-        </w:tc>
-        <w:tc>
-          <w:tcPr>
-            <w:tcW w:type="dxa" w:w="1680"/>
-          </w:tcPr>
-          <w:p>
-            <w:pPr>
-              <w:jc w:val="left"/>
-            </w:pPr>
-            <w:r/>
-            <w:r>
-              <w:rPr>
-                <w:sz w:val="16"/>
-              </w:rPr>
-              <w:t>DFT, MD, MLIP</w:t>
-            </w:r>
-          </w:p>
-        </w:tc>
-        <w:tc>
-          <w:tcPr>
-            <w:tcW w:type="dxa" w:w="1680"/>
-          </w:tcPr>
-          <w:p>
-            <w:pPr>
-              <w:jc w:val="left"/>
-            </w:pPr>
-            <w:r/>
-            <w:r>
-              <w:rPr>
-                <w:sz w:val="16"/>
-              </w:rPr>
-              <w:t>2026-08-21</w:t>
-            </w:r>
-          </w:p>
-        </w:tc>
-        <w:tc>
-          <w:tcPr>
-            <w:tcW w:type="dxa" w:w="1680"/>
-          </w:tcPr>
-          <w:p>
-            <w:pPr>
-              <w:jc w:val="left"/>
-            </w:pPr>
-            <w:r/>
-            <w:hyperlink r:id="rId51">
-              <w:r>
-                <w:rPr>
-                  <w:color w:val="0B4F9E"/>
-                  <w:sz w:val="16"/>
-                  <w:u w:val="single"/>
-                </w:rPr>
-                <w:t>10.1021/acs.jctc.6c00917</w:t>
-              </w:r>
-            </w:hyperlink>
-          </w:p>
-        </w:tc>
-      </w:tr>
-      <w:tr>
-        <w:tc>
-          <w:tcPr>
-            <w:tcW w:type="dxa" w:w="1680"/>
-          </w:tcPr>
-          <w:p>
-            <w:pPr>
-              <w:jc w:val="left"/>
-            </w:pPr>
-            <w:r/>
-            <w:hyperlink r:id="rId52">
+            <w:hyperlink r:id="rId48">
               <w:r>
                 <w:rPr>
                   <w:color w:val="0B4F9E"/>
@@ -3605,7 +3157,7 @@
               <w:jc w:val="left"/>
             </w:pPr>
             <w:r/>
-            <w:hyperlink r:id="rId52">
+            <w:hyperlink r:id="rId48">
               <w:r>
                 <w:rPr>
                   <w:color w:val="0B4F9E"/>
@@ -3628,113 +3180,7 @@
               <w:jc w:val="left"/>
             </w:pPr>
             <w:r/>
-            <w:hyperlink r:id="rId53">
-              <w:r>
-                <w:rPr>
-                  <w:color w:val="0B4F9E"/>
-                  <w:sz w:val="16"/>
-                  <w:u w:val="single"/>
-                </w:rPr>
-                <w:t>FastMD</w:t>
-              </w:r>
-            </w:hyperlink>
-          </w:p>
-        </w:tc>
-        <w:tc>
-          <w:tcPr>
-            <w:tcW w:type="dxa" w:w="1680"/>
-          </w:tcPr>
-          <w:p>
-            <w:pPr>
-              <w:jc w:val="left"/>
-            </w:pPr>
-            <w:r/>
-            <w:r>
-              <w:rPr>
-                <w:sz w:val="16"/>
-              </w:rPr>
-              <w:t>ALIGNN, CHGNet</w:t>
-            </w:r>
-          </w:p>
-        </w:tc>
-        <w:tc>
-          <w:tcPr>
-            <w:tcW w:type="dxa" w:w="1680"/>
-          </w:tcPr>
-          <w:p>
-            <w:pPr>
-              <w:jc w:val="left"/>
-            </w:pPr>
-            <w:r/>
-          </w:p>
-        </w:tc>
-        <w:tc>
-          <w:tcPr>
-            <w:tcW w:type="dxa" w:w="1680"/>
-          </w:tcPr>
-          <w:p>
-            <w:pPr>
-              <w:jc w:val="left"/>
-            </w:pPr>
-            <w:r/>
-            <w:r>
-              <w:rPr>
-                <w:sz w:val="16"/>
-              </w:rPr>
-              <w:t>MD, MLIP</w:t>
-            </w:r>
-          </w:p>
-        </w:tc>
-        <w:tc>
-          <w:tcPr>
-            <w:tcW w:type="dxa" w:w="1680"/>
-          </w:tcPr>
-          <w:p>
-            <w:pPr>
-              <w:jc w:val="left"/>
-            </w:pPr>
-            <w:r/>
-            <w:r>
-              <w:rPr>
-                <w:sz w:val="16"/>
-              </w:rPr>
-              <w:t>2026-08-22</w:t>
-            </w:r>
-          </w:p>
-        </w:tc>
-        <w:tc>
-          <w:tcPr>
-            <w:tcW w:type="dxa" w:w="1680"/>
-          </w:tcPr>
-          <w:p>
-            <w:pPr>
-              <w:jc w:val="left"/>
-            </w:pPr>
-            <w:r/>
-            <w:hyperlink r:id="rId53">
-              <w:r>
-                <w:rPr>
-                  <w:color w:val="0B4F9E"/>
-                  <w:sz w:val="16"/>
-                  <w:u w:val="single"/>
-                </w:rPr>
-                <w:t>10.5281/zenodo.22051979</w:t>
-              </w:r>
-            </w:hyperlink>
-          </w:p>
-        </w:tc>
-      </w:tr>
-      <w:tr>
-        <w:tc>
-          <w:tcPr>
-            <w:tcW w:type="dxa" w:w="1680"/>
-          </w:tcPr>
-          <w:p>
-            <w:pPr>
-              <w:jc w:val="left"/>
-            </w:pPr>
-            <w:r/>
-            <w:hyperlink r:id="rId54">
+            <w:hyperlink r:id="rId49">
               <w:r>
                 <w:rPr>
                   <w:color w:val="0B4F9E"/>
@@ -3759,7 +3205,7 @@
               <w:rPr>
                 <w:sz w:val="16"/>
               </w:rPr>
-              <w:t>MatterSim, MatterGen</w:t>
+              <w:t>MatterGen, MatterSim</w:t>
             </w:r>
           </w:p>
         </w:tc>
@@ -3817,7 +3263,7 @@
               <w:jc w:val="left"/>
             </w:pPr>
             <w:r/>
-            <w:hyperlink r:id="rId54">
+            <w:hyperlink r:id="rId49">
               <w:r>
                 <w:rPr>
                   <w:color w:val="0B4F9E"/>
@@ -3840,7 +3286,7 @@
               <w:jc w:val="left"/>
             </w:pPr>
             <w:r/>
-            <w:hyperlink r:id="rId55">
+            <w:hyperlink r:id="rId50">
               <w:r>
                 <w:rPr>
                   <w:color w:val="0B4F9E"/>
@@ -3923,7 +3369,7 @@
               <w:jc w:val="left"/>
             </w:pPr>
             <w:r/>
-            <w:hyperlink r:id="rId55">
+            <w:hyperlink r:id="rId50">
               <w:r>
                 <w:rPr>
                   <w:color w:val="0B4F9E"/>
@@ -3946,7 +3392,7 @@
               <w:jc w:val="left"/>
             </w:pPr>
             <w:r/>
-            <w:hyperlink r:id="rId56">
+            <w:hyperlink r:id="rId51">
               <w:r>
                 <w:rPr>
                   <w:color w:val="0B4F9E"/>
@@ -4023,7 +3469,7 @@
               <w:jc w:val="left"/>
             </w:pPr>
             <w:r/>
-            <w:hyperlink r:id="rId56">
+            <w:hyperlink r:id="rId51">
               <w:r>
                 <w:rPr>
                   <w:color w:val="0B4F9E"/>
@@ -4046,7 +3492,7 @@
               <w:jc w:val="left"/>
             </w:pPr>
             <w:r/>
-            <w:hyperlink r:id="rId57">
+            <w:hyperlink r:id="rId52">
               <w:r>
                 <w:rPr>
                   <w:color w:val="0B4F9E"/>
@@ -4129,7 +3575,7 @@
               <w:jc w:val="left"/>
             </w:pPr>
             <w:r/>
-            <w:hyperlink r:id="rId57">
+            <w:hyperlink r:id="rId52">
               <w:r>
                 <w:rPr>
                   <w:color w:val="0B4F9E"/>
@@ -4152,7 +3598,7 @@
               <w:jc w:val="left"/>
             </w:pPr>
             <w:r/>
-            <w:hyperlink r:id="rId58">
+            <w:hyperlink r:id="rId53">
               <w:r>
                 <w:rPr>
                   <w:color w:val="0B4F9E"/>
@@ -4229,7 +3675,7 @@
               <w:jc w:val="left"/>
             </w:pPr>
             <w:r/>
-            <w:hyperlink r:id="rId58">
+            <w:hyperlink r:id="rId53">
               <w:r>
                 <w:rPr>
                   <w:color w:val="0B4F9E"/>
@@ -4252,7 +3698,7 @@
               <w:jc w:val="left"/>
             </w:pPr>
             <w:r/>
-            <w:hyperlink r:id="rId59">
+            <w:hyperlink r:id="rId54">
               <w:r>
                 <w:rPr>
                   <w:color w:val="0B4F9E"/>
@@ -4335,7 +3781,7 @@
               <w:jc w:val="left"/>
             </w:pPr>
             <w:r/>
-            <w:hyperlink r:id="rId59">
+            <w:hyperlink r:id="rId54">
               <w:r>
                 <w:rPr>
                   <w:color w:val="0B4F9E"/>
@@ -4358,7 +3804,7 @@
               <w:jc w:val="left"/>
             </w:pPr>
             <w:r/>
-            <w:hyperlink r:id="rId60">
+            <w:hyperlink r:id="rId55">
               <w:r>
                 <w:rPr>
                   <w:color w:val="0B4F9E"/>
@@ -4441,7 +3887,7 @@
               <w:jc w:val="left"/>
             </w:pPr>
             <w:r/>
-            <w:hyperlink r:id="rId60">
+            <w:hyperlink r:id="rId55">
               <w:r>
                 <w:rPr>
                   <w:color w:val="0B4F9E"/>
@@ -4464,7 +3910,113 @@
               <w:jc w:val="left"/>
             </w:pPr>
             <w:r/>
-            <w:hyperlink r:id="rId61">
+            <w:hyperlink r:id="rId56">
+              <w:r>
+                <w:rPr>
+                  <w:color w:val="0B4F9E"/>
+                  <w:sz w:val="16"/>
+                  <w:u w:val="single"/>
+                </w:rPr>
+                <w:t>Optimization of active learning strategies for infrared spectra prediction in catalysis</w:t>
+              </w:r>
+            </w:hyperlink>
+          </w:p>
+        </w:tc>
+        <w:tc>
+          <w:tcPr>
+            <w:tcW w:type="dxa" w:w="1680"/>
+          </w:tcPr>
+          <w:p>
+            <w:pPr>
+              <w:jc w:val="left"/>
+            </w:pPr>
+            <w:r/>
+          </w:p>
+        </w:tc>
+        <w:tc>
+          <w:tcPr>
+            <w:tcW w:type="dxa" w:w="1680"/>
+          </w:tcPr>
+          <w:p>
+            <w:pPr>
+              <w:jc w:val="left"/>
+            </w:pPr>
+            <w:r/>
+            <w:r>
+              <w:rPr>
+                <w:sz w:val="16"/>
+              </w:rPr>
+              <w:t>catalyst, molecule / organic</w:t>
+            </w:r>
+          </w:p>
+        </w:tc>
+        <w:tc>
+          <w:tcPr>
+            <w:tcW w:type="dxa" w:w="1680"/>
+          </w:tcPr>
+          <w:p>
+            <w:pPr>
+              <w:jc w:val="left"/>
+            </w:pPr>
+            <w:r/>
+            <w:r>
+              <w:rPr>
+                <w:sz w:val="16"/>
+              </w:rPr>
+              <w:t>DFT, AIMD, MD, MLIP</w:t>
+            </w:r>
+          </w:p>
+        </w:tc>
+        <w:tc>
+          <w:tcPr>
+            <w:tcW w:type="dxa" w:w="1680"/>
+          </w:tcPr>
+          <w:p>
+            <w:pPr>
+              <w:jc w:val="left"/>
+            </w:pPr>
+            <w:r/>
+            <w:r>
+              <w:rPr>
+                <w:sz w:val="16"/>
+              </w:rPr>
+              <w:t>2026-08-18</w:t>
+            </w:r>
+          </w:p>
+        </w:tc>
+        <w:tc>
+          <w:tcPr>
+            <w:tcW w:type="dxa" w:w="1680"/>
+          </w:tcPr>
+          <w:p>
+            <w:pPr>
+              <w:jc w:val="left"/>
+            </w:pPr>
+            <w:r/>
+            <w:hyperlink r:id="rId56">
+              <w:r>
+                <w:rPr>
+                  <w:color w:val="0B4F9E"/>
+                  <w:sz w:val="16"/>
+                  <w:u w:val="single"/>
+                </w:rPr>
+                <w:t>10.26434/chemrxiv.15007549/v1</w:t>
+              </w:r>
+            </w:hyperlink>
+          </w:p>
+        </w:tc>
+      </w:tr>
+      <w:tr>
+        <w:tc>
+          <w:tcPr>
+            <w:tcW w:type="dxa" w:w="1680"/>
+          </w:tcPr>
+          <w:p>
+            <w:pPr>
+              <w:jc w:val="left"/>
+            </w:pPr>
+            <w:r/>
+            <w:hyperlink r:id="rId57">
               <w:r>
                 <w:rPr>
                   <w:color w:val="0B4F9E"/>
@@ -4547,7 +4099,7 @@
               <w:jc w:val="left"/>
             </w:pPr>
             <w:r/>
-            <w:hyperlink r:id="rId61">
+            <w:hyperlink r:id="rId57">
               <w:r>
                 <w:rPr>
                   <w:color w:val="0B4F9E"/>
@@ -4570,14 +4122,14 @@
               <w:jc w:val="left"/>
             </w:pPr>
             <w:r/>
-            <w:hyperlink r:id="rId62">
+            <w:hyperlink r:id="rId58">
               <w:r>
                 <w:rPr>
                   <w:color w:val="0B4F9E"/>
                   <w:sz w:val="16"/>
                   <w:u w:val="single"/>
                 </w:rPr>
-                <w:t>Optimization of active learning strategies for infrared spectra prediction in catalysis</w:t>
+                <w:t>Local Symmetry Breaking and Correlated Fluctuations in Quantum Materials from Atomistic Foundation Models</w:t>
               </w:r>
             </w:hyperlink>
           </w:p>
@@ -4606,7 +4158,7 @@
               <w:rPr>
                 <w:sz w:val="16"/>
               </w:rPr>
-              <w:t>catalyst, molecule / organic</w:t>
+              <w:t>superconductor</w:t>
             </w:r>
           </w:p>
         </w:tc>
@@ -4623,7 +4175,7 @@
               <w:rPr>
                 <w:sz w:val="16"/>
               </w:rPr>
-              <w:t>DFT, AIMD, MD, MLIP</w:t>
+              <w:t>DFT, AIMD, MD, phonons</w:t>
             </w:r>
           </w:p>
         </w:tc>
@@ -4640,7 +4192,7 @@
               <w:rPr>
                 <w:sz w:val="16"/>
               </w:rPr>
-              <w:t>2026-08-18</w:t>
+              <w:t>2026-08-19</w:t>
             </w:r>
           </w:p>
         </w:tc>
@@ -4653,14 +4205,14 @@
               <w:jc w:val="left"/>
             </w:pPr>
             <w:r/>
-            <w:hyperlink r:id="rId62">
+            <w:hyperlink r:id="rId58">
               <w:r>
                 <w:rPr>
                   <w:color w:val="0B4F9E"/>
                   <w:sz w:val="16"/>
                   <w:u w:val="single"/>
                 </w:rPr>
-                <w:t>10.26434/chemrxiv.15007549/v1</w:t>
+                <w:t>10.26434/chemrxiv.15001387/v2</w:t>
               </w:r>
             </w:hyperlink>
           </w:p>
@@ -4676,7 +4228,107 @@
               <w:jc w:val="left"/>
             </w:pPr>
             <w:r/>
-            <w:hyperlink r:id="rId63">
+            <w:hyperlink r:id="rId59">
+              <w:r>
+                <w:rPr>
+                  <w:color w:val="0B4F9E"/>
+                  <w:sz w:val="16"/>
+                  <w:u w:val="single"/>
+                </w:rPr>
+                <w:t>Enhancing EBSD throughput of battery electrode materials using super-resolution generative adversarial networks</w:t>
+              </w:r>
+            </w:hyperlink>
+          </w:p>
+        </w:tc>
+        <w:tc>
+          <w:tcPr>
+            <w:tcW w:type="dxa" w:w="1680"/>
+          </w:tcPr>
+          <w:p>
+            <w:pPr>
+              <w:jc w:val="left"/>
+            </w:pPr>
+            <w:r/>
+          </w:p>
+        </w:tc>
+        <w:tc>
+          <w:tcPr>
+            <w:tcW w:type="dxa" w:w="1680"/>
+          </w:tcPr>
+          <w:p>
+            <w:pPr>
+              <w:jc w:val="left"/>
+            </w:pPr>
+            <w:r/>
+            <w:r>
+              <w:rPr>
+                <w:sz w:val="16"/>
+              </w:rPr>
+              <w:t>Li-ion battery</w:t>
+            </w:r>
+          </w:p>
+        </w:tc>
+        <w:tc>
+          <w:tcPr>
+            <w:tcW w:type="dxa" w:w="1680"/>
+          </w:tcPr>
+          <w:p>
+            <w:pPr>
+              <w:jc w:val="left"/>
+            </w:pPr>
+            <w:r/>
+          </w:p>
+        </w:tc>
+        <w:tc>
+          <w:tcPr>
+            <w:tcW w:type="dxa" w:w="1680"/>
+          </w:tcPr>
+          <w:p>
+            <w:pPr>
+              <w:jc w:val="left"/>
+            </w:pPr>
+            <w:r/>
+            <w:r>
+              <w:rPr>
+                <w:sz w:val="16"/>
+              </w:rPr>
+              <w:t>2026-08-19</w:t>
+            </w:r>
+          </w:p>
+        </w:tc>
+        <w:tc>
+          <w:tcPr>
+            <w:tcW w:type="dxa" w:w="1680"/>
+          </w:tcPr>
+          <w:p>
+            <w:pPr>
+              <w:jc w:val="left"/>
+            </w:pPr>
+            <w:r/>
+            <w:hyperlink r:id="rId59">
+              <w:r>
+                <w:rPr>
+                  <w:color w:val="0B4F9E"/>
+                  <w:sz w:val="16"/>
+                  <w:u w:val="single"/>
+                </w:rPr>
+                <w:t>link</w:t>
+              </w:r>
+            </w:hyperlink>
+          </w:p>
+        </w:tc>
+      </w:tr>
+      <w:tr>
+        <w:tc>
+          <w:tcPr>
+            <w:tcW w:type="dxa" w:w="1680"/>
+          </w:tcPr>
+          <w:p>
+            <w:pPr>
+              <w:jc w:val="left"/>
+            </w:pPr>
+            <w:r/>
+            <w:hyperlink r:id="rId60">
               <w:r>
                 <w:rPr>
                   <w:color w:val="0B4F9E"/>
@@ -4759,7 +4411,7 @@
               <w:jc w:val="left"/>
             </w:pPr>
             <w:r/>
-            <w:hyperlink r:id="rId63">
+            <w:hyperlink r:id="rId60">
               <w:r>
                 <w:rPr>
                   <w:color w:val="0B4F9E"/>
@@ -4782,6 +4434,318 @@
               <w:jc w:val="left"/>
             </w:pPr>
             <w:r/>
+            <w:hyperlink r:id="rId61">
+              <w:r>
+                <w:rPr>
+                  <w:color w:val="0B4F9E"/>
+                  <w:sz w:val="16"/>
+                  <w:u w:val="single"/>
+                </w:rPr>
+                <w:t>Lithium Layers Govern Wave-like Cross-Plane Transport and Thermal Anisotropy in LiCoO2</w:t>
+              </w:r>
+            </w:hyperlink>
+          </w:p>
+        </w:tc>
+        <w:tc>
+          <w:tcPr>
+            <w:tcW w:type="dxa" w:w="1680"/>
+          </w:tcPr>
+          <w:p>
+            <w:pPr>
+              <w:jc w:val="left"/>
+            </w:pPr>
+            <w:r/>
+          </w:p>
+        </w:tc>
+        <w:tc>
+          <w:tcPr>
+            <w:tcW w:type="dxa" w:w="1680"/>
+          </w:tcPr>
+          <w:p>
+            <w:pPr>
+              <w:jc w:val="left"/>
+            </w:pPr>
+            <w:r/>
+            <w:r>
+              <w:rPr>
+                <w:sz w:val="16"/>
+              </w:rPr>
+              <w:t>Li-ion battery, LiCoO2, CoO2</w:t>
+            </w:r>
+          </w:p>
+        </w:tc>
+        <w:tc>
+          <w:tcPr>
+            <w:tcW w:type="dxa" w:w="1680"/>
+          </w:tcPr>
+          <w:p>
+            <w:pPr>
+              <w:jc w:val="left"/>
+            </w:pPr>
+            <w:r/>
+            <w:r>
+              <w:rPr>
+                <w:sz w:val="16"/>
+              </w:rPr>
+              <w:t>DFT, MD, phonons, MLIP</w:t>
+            </w:r>
+          </w:p>
+        </w:tc>
+        <w:tc>
+          <w:tcPr>
+            <w:tcW w:type="dxa" w:w="1680"/>
+          </w:tcPr>
+          <w:p>
+            <w:pPr>
+              <w:jc w:val="left"/>
+            </w:pPr>
+            <w:r/>
+            <w:r>
+              <w:rPr>
+                <w:sz w:val="16"/>
+              </w:rPr>
+              <w:t>2026-08-20</w:t>
+            </w:r>
+          </w:p>
+        </w:tc>
+        <w:tc>
+          <w:tcPr>
+            <w:tcW w:type="dxa" w:w="1680"/>
+          </w:tcPr>
+          <w:p>
+            <w:pPr>
+              <w:jc w:val="left"/>
+            </w:pPr>
+            <w:r/>
+            <w:hyperlink r:id="rId61">
+              <w:r>
+                <w:rPr>
+                  <w:color w:val="0B4F9E"/>
+                  <w:sz w:val="16"/>
+                  <w:u w:val="single"/>
+                </w:rPr>
+                <w:t>10.1021/acsaem.6c01338</w:t>
+              </w:r>
+            </w:hyperlink>
+          </w:p>
+        </w:tc>
+      </w:tr>
+      <w:tr>
+        <w:tc>
+          <w:tcPr>
+            <w:tcW w:type="dxa" w:w="1680"/>
+          </w:tcPr>
+          <w:p>
+            <w:pPr>
+              <w:jc w:val="left"/>
+            </w:pPr>
+            <w:r/>
+            <w:hyperlink r:id="rId62">
+              <w:r>
+                <w:rPr>
+                  <w:color w:val="0B4F9E"/>
+                  <w:sz w:val="16"/>
+                  <w:u w:val="single"/>
+                </w:rPr>
+                <w:t>Machine Learning Guided Discovery of Corundum High Entropy Oxides</w:t>
+              </w:r>
+            </w:hyperlink>
+          </w:p>
+        </w:tc>
+        <w:tc>
+          <w:tcPr>
+            <w:tcW w:type="dxa" w:w="1680"/>
+          </w:tcPr>
+          <w:p>
+            <w:pPr>
+              <w:jc w:val="left"/>
+            </w:pPr>
+            <w:r/>
+          </w:p>
+        </w:tc>
+        <w:tc>
+          <w:tcPr>
+            <w:tcW w:type="dxa" w:w="1680"/>
+          </w:tcPr>
+          <w:p>
+            <w:pPr>
+              <w:jc w:val="left"/>
+            </w:pPr>
+            <w:r/>
+            <w:r>
+              <w:rPr>
+                <w:sz w:val="16"/>
+              </w:rPr>
+              <w:t>oxide</w:t>
+            </w:r>
+          </w:p>
+        </w:tc>
+        <w:tc>
+          <w:tcPr>
+            <w:tcW w:type="dxa" w:w="1680"/>
+          </w:tcPr>
+          <w:p>
+            <w:pPr>
+              <w:jc w:val="left"/>
+            </w:pPr>
+            <w:r/>
+            <w:r>
+              <w:rPr>
+                <w:sz w:val="16"/>
+              </w:rPr>
+              <w:t>MLIP</w:t>
+            </w:r>
+          </w:p>
+        </w:tc>
+        <w:tc>
+          <w:tcPr>
+            <w:tcW w:type="dxa" w:w="1680"/>
+          </w:tcPr>
+          <w:p>
+            <w:pPr>
+              <w:jc w:val="left"/>
+            </w:pPr>
+            <w:r/>
+            <w:r>
+              <w:rPr>
+                <w:sz w:val="16"/>
+              </w:rPr>
+              <w:t>2026-08-20</w:t>
+            </w:r>
+          </w:p>
+        </w:tc>
+        <w:tc>
+          <w:tcPr>
+            <w:tcW w:type="dxa" w:w="1680"/>
+          </w:tcPr>
+          <w:p>
+            <w:pPr>
+              <w:jc w:val="left"/>
+            </w:pPr>
+            <w:r/>
+            <w:hyperlink r:id="rId62">
+              <w:r>
+                <w:rPr>
+                  <w:color w:val="0B4F9E"/>
+                  <w:sz w:val="16"/>
+                  <w:u w:val="single"/>
+                </w:rPr>
+                <w:t>10.48550/arxiv.2608.20596</w:t>
+              </w:r>
+            </w:hyperlink>
+          </w:p>
+        </w:tc>
+      </w:tr>
+      <w:tr>
+        <w:tc>
+          <w:tcPr>
+            <w:tcW w:type="dxa" w:w="1680"/>
+          </w:tcPr>
+          <w:p>
+            <w:pPr>
+              <w:jc w:val="left"/>
+            </w:pPr>
+            <w:r/>
+            <w:hyperlink r:id="rId63">
+              <w:r>
+                <w:rPr>
+                  <w:color w:val="0B4F9E"/>
+                  <w:sz w:val="16"/>
+                  <w:u w:val="single"/>
+                </w:rPr>
+                <w:t>Stable Models, Unstable Candidates: Target Transferability in MOF Machine Learning for Gas Uptake Prediction</w:t>
+              </w:r>
+            </w:hyperlink>
+          </w:p>
+        </w:tc>
+        <w:tc>
+          <w:tcPr>
+            <w:tcW w:type="dxa" w:w="1680"/>
+          </w:tcPr>
+          <w:p>
+            <w:pPr>
+              <w:jc w:val="left"/>
+            </w:pPr>
+            <w:r/>
+          </w:p>
+        </w:tc>
+        <w:tc>
+          <w:tcPr>
+            <w:tcW w:type="dxa" w:w="1680"/>
+          </w:tcPr>
+          <w:p>
+            <w:pPr>
+              <w:jc w:val="left"/>
+            </w:pPr>
+            <w:r/>
+            <w:r>
+              <w:rPr>
+                <w:sz w:val="16"/>
+              </w:rPr>
+              <w:t>MOF, CO2, CH4</w:t>
+            </w:r>
+          </w:p>
+        </w:tc>
+        <w:tc>
+          <w:tcPr>
+            <w:tcW w:type="dxa" w:w="1680"/>
+          </w:tcPr>
+          <w:p>
+            <w:pPr>
+              <w:jc w:val="left"/>
+            </w:pPr>
+            <w:r/>
+          </w:p>
+        </w:tc>
+        <w:tc>
+          <w:tcPr>
+            <w:tcW w:type="dxa" w:w="1680"/>
+          </w:tcPr>
+          <w:p>
+            <w:pPr>
+              <w:jc w:val="left"/>
+            </w:pPr>
+            <w:r/>
+            <w:r>
+              <w:rPr>
+                <w:sz w:val="16"/>
+              </w:rPr>
+              <w:t>2026-08-21</w:t>
+            </w:r>
+          </w:p>
+        </w:tc>
+        <w:tc>
+          <w:tcPr>
+            <w:tcW w:type="dxa" w:w="1680"/>
+          </w:tcPr>
+          <w:p>
+            <w:pPr>
+              <w:jc w:val="left"/>
+            </w:pPr>
+            <w:r/>
+            <w:hyperlink r:id="rId63">
+              <w:r>
+                <w:rPr>
+                  <w:color w:val="0B4F9E"/>
+                  <w:sz w:val="16"/>
+                  <w:u w:val="single"/>
+                </w:rPr>
+                <w:t>10.26434/chemrxiv.15007729/v1</w:t>
+              </w:r>
+            </w:hyperlink>
+          </w:p>
+        </w:tc>
+      </w:tr>
+      <w:tr>
+        <w:tc>
+          <w:tcPr>
+            <w:tcW w:type="dxa" w:w="1680"/>
+          </w:tcPr>
+          <w:p>
+            <w:pPr>
+              <w:jc w:val="left"/>
+            </w:pPr>
+            <w:r/>
             <w:hyperlink r:id="rId64">
               <w:r>
                 <w:rPr>
@@ -4789,7 +4753,7 @@
                   <w:sz w:val="16"/>
                   <w:u w:val="single"/>
                 </w:rPr>
-                <w:t>Enhancing EBSD throughput of battery electrode materials using super-resolution generative adversarial networks</w:t>
+                <w:t xml:space="preserve">Atomic-Scale Origin of the Cation Field Strength Dependence of Mechanical Properties in Divalent-Cation Aluminosilicate </w:t>
               </w:r>
             </w:hyperlink>
           </w:p>
@@ -4818,19 +4782,8 @@
               <w:rPr>
                 <w:sz w:val="16"/>
               </w:rPr>
-              <w:t>Li-ion battery</w:t>
+              <w:t>oxide, glass / amorphous</w:t>
             </w:r>
-          </w:p>
-        </w:tc>
-        <w:tc>
-          <w:tcPr>
-            <w:tcW w:type="dxa" w:w="1680"/>
-          </w:tcPr>
-          <w:p>
-            <w:pPr>
-              <w:jc w:val="left"/>
-            </w:pPr>
-            <w:r/>
           </w:p>
         </w:tc>
         <w:tc>
@@ -4846,7 +4799,7 @@
               <w:rPr>
                 <w:sz w:val="16"/>
               </w:rPr>
-              <w:t>2026-08-19</w:t>
+              <w:t>r2SCAN, PBE, DFT, MD</w:t>
             </w:r>
           </w:p>
         </w:tc>
@@ -4859,7 +4812,660 @@
               <w:jc w:val="left"/>
             </w:pPr>
             <w:r/>
+            <w:r>
+              <w:rPr>
+                <w:sz w:val="16"/>
+              </w:rPr>
+              <w:t>2026-08-21</w:t>
+            </w:r>
+          </w:p>
+        </w:tc>
+        <w:tc>
+          <w:tcPr>
+            <w:tcW w:type="dxa" w:w="1680"/>
+          </w:tcPr>
+          <w:p>
+            <w:pPr>
+              <w:jc w:val="left"/>
+            </w:pPr>
+            <w:r/>
             <w:hyperlink r:id="rId64">
+              <w:r>
+                <w:rPr>
+                  <w:color w:val="0B4F9E"/>
+                  <w:sz w:val="16"/>
+                  <w:u w:val="single"/>
+                </w:rPr>
+                <w:t>10.1021/acs.jpcb.6c03531</w:t>
+              </w:r>
+            </w:hyperlink>
+          </w:p>
+        </w:tc>
+      </w:tr>
+      <w:tr>
+        <w:tc>
+          <w:tcPr>
+            <w:tcW w:type="dxa" w:w="1680"/>
+          </w:tcPr>
+          <w:p>
+            <w:pPr>
+              <w:jc w:val="left"/>
+            </w:pPr>
+            <w:r/>
+            <w:hyperlink r:id="rId65">
+              <w:r>
+                <w:rPr>
+                  <w:color w:val="0B4F9E"/>
+                  <w:sz w:val="16"/>
+                  <w:u w:val="single"/>
+                </w:rPr>
+                <w:t>Charge-State-Aware Machine-Learned Molecular Dynamics for Reactive Systems with Charge Transfer</w:t>
+              </w:r>
+            </w:hyperlink>
+          </w:p>
+        </w:tc>
+        <w:tc>
+          <w:tcPr>
+            <w:tcW w:type="dxa" w:w="1680"/>
+          </w:tcPr>
+          <w:p>
+            <w:pPr>
+              <w:jc w:val="left"/>
+            </w:pPr>
+            <w:r/>
+          </w:p>
+        </w:tc>
+        <w:tc>
+          <w:tcPr>
+            <w:tcW w:type="dxa" w:w="1680"/>
+          </w:tcPr>
+          <w:p>
+            <w:pPr>
+              <w:jc w:val="left"/>
+            </w:pPr>
+            <w:r/>
+            <w:r>
+              <w:rPr>
+                <w:sz w:val="16"/>
+              </w:rPr>
+              <w:t>NH3</w:t>
+            </w:r>
+          </w:p>
+        </w:tc>
+        <w:tc>
+          <w:tcPr>
+            <w:tcW w:type="dxa" w:w="1680"/>
+          </w:tcPr>
+          <w:p>
+            <w:pPr>
+              <w:jc w:val="left"/>
+            </w:pPr>
+            <w:r/>
+            <w:r>
+              <w:rPr>
+                <w:sz w:val="16"/>
+              </w:rPr>
+              <w:t>DFT, AIMD, MD, MLIP</w:t>
+            </w:r>
+          </w:p>
+        </w:tc>
+        <w:tc>
+          <w:tcPr>
+            <w:tcW w:type="dxa" w:w="1680"/>
+          </w:tcPr>
+          <w:p>
+            <w:pPr>
+              <w:jc w:val="left"/>
+            </w:pPr>
+            <w:r/>
+            <w:r>
+              <w:rPr>
+                <w:sz w:val="16"/>
+              </w:rPr>
+              <w:t>2026-08-21</w:t>
+            </w:r>
+          </w:p>
+        </w:tc>
+        <w:tc>
+          <w:tcPr>
+            <w:tcW w:type="dxa" w:w="1680"/>
+          </w:tcPr>
+          <w:p>
+            <w:pPr>
+              <w:jc w:val="left"/>
+            </w:pPr>
+            <w:r/>
+            <w:hyperlink r:id="rId65">
+              <w:r>
+                <w:rPr>
+                  <w:color w:val="0B4F9E"/>
+                  <w:sz w:val="16"/>
+                  <w:u w:val="single"/>
+                </w:rPr>
+                <w:t>10.26434/chemrxiv.15007718/v1</w:t>
+              </w:r>
+            </w:hyperlink>
+          </w:p>
+        </w:tc>
+      </w:tr>
+      <w:tr>
+        <w:tc>
+          <w:tcPr>
+            <w:tcW w:type="dxa" w:w="1680"/>
+          </w:tcPr>
+          <w:p>
+            <w:pPr>
+              <w:jc w:val="left"/>
+            </w:pPr>
+            <w:r/>
+            <w:hyperlink r:id="rId66">
+              <w:r>
+                <w:rPr>
+                  <w:color w:val="0B4F9E"/>
+                  <w:sz w:val="16"/>
+                  <w:u w:val="single"/>
+                </w:rPr>
+                <w:t>Vibrational, structural, and chemical fingerprints of ion diffusion in crystalline solids</w:t>
+              </w:r>
+            </w:hyperlink>
+          </w:p>
+        </w:tc>
+        <w:tc>
+          <w:tcPr>
+            <w:tcW w:type="dxa" w:w="1680"/>
+          </w:tcPr>
+          <w:p>
+            <w:pPr>
+              <w:jc w:val="left"/>
+            </w:pPr>
+            <w:r/>
+          </w:p>
+        </w:tc>
+        <w:tc>
+          <w:tcPr>
+            <w:tcW w:type="dxa" w:w="1680"/>
+          </w:tcPr>
+          <w:p>
+            <w:pPr>
+              <w:jc w:val="left"/>
+            </w:pPr>
+            <w:r/>
+            <w:r>
+              <w:rPr>
+                <w:sz w:val="16"/>
+              </w:rPr>
+              <w:t>solid electrolyte</w:t>
+            </w:r>
+          </w:p>
+        </w:tc>
+        <w:tc>
+          <w:tcPr>
+            <w:tcW w:type="dxa" w:w="1680"/>
+          </w:tcPr>
+          <w:p>
+            <w:pPr>
+              <w:jc w:val="left"/>
+            </w:pPr>
+            <w:r/>
+            <w:r>
+              <w:rPr>
+                <w:sz w:val="16"/>
+              </w:rPr>
+              <w:t>MD, MLIP, free energy</w:t>
+            </w:r>
+          </w:p>
+        </w:tc>
+        <w:tc>
+          <w:tcPr>
+            <w:tcW w:type="dxa" w:w="1680"/>
+          </w:tcPr>
+          <w:p>
+            <w:pPr>
+              <w:jc w:val="left"/>
+            </w:pPr>
+            <w:r/>
+            <w:r>
+              <w:rPr>
+                <w:sz w:val="16"/>
+              </w:rPr>
+              <w:t>2026-08-21</w:t>
+            </w:r>
+          </w:p>
+        </w:tc>
+        <w:tc>
+          <w:tcPr>
+            <w:tcW w:type="dxa" w:w="1680"/>
+          </w:tcPr>
+          <w:p>
+            <w:pPr>
+              <w:jc w:val="left"/>
+            </w:pPr>
+            <w:r/>
+            <w:hyperlink r:id="rId66">
+              <w:r>
+                <w:rPr>
+                  <w:color w:val="0B4F9E"/>
+                  <w:sz w:val="16"/>
+                  <w:u w:val="single"/>
+                </w:rPr>
+                <w:t>10.48550/arxiv.2608.21624</w:t>
+              </w:r>
+            </w:hyperlink>
+          </w:p>
+        </w:tc>
+      </w:tr>
+      <w:tr>
+        <w:tc>
+          <w:tcPr>
+            <w:tcW w:type="dxa" w:w="1680"/>
+          </w:tcPr>
+          <w:p>
+            <w:pPr>
+              <w:jc w:val="left"/>
+            </w:pPr>
+            <w:r/>
+            <w:hyperlink r:id="rId67">
+              <w:r>
+                <w:rPr>
+                  <w:color w:val="0B4F9E"/>
+                  <w:sz w:val="16"/>
+                  <w:u w:val="single"/>
+                </w:rPr>
+                <w:t>First-Principles Atomistic Structure and Dynamics of Polyethylene During High-Pressure Radical Polymerization via Machin</w:t>
+              </w:r>
+            </w:hyperlink>
+          </w:p>
+        </w:tc>
+        <w:tc>
+          <w:tcPr>
+            <w:tcW w:type="dxa" w:w="1680"/>
+          </w:tcPr>
+          <w:p>
+            <w:pPr>
+              <w:jc w:val="left"/>
+            </w:pPr>
+            <w:r/>
+          </w:p>
+        </w:tc>
+        <w:tc>
+          <w:tcPr>
+            <w:tcW w:type="dxa" w:w="1680"/>
+          </w:tcPr>
+          <w:p>
+            <w:pPr>
+              <w:jc w:val="left"/>
+            </w:pPr>
+            <w:r/>
+            <w:r>
+              <w:rPr>
+                <w:sz w:val="16"/>
+              </w:rPr>
+              <w:t>polymer, high pressure</w:t>
+            </w:r>
+          </w:p>
+        </w:tc>
+        <w:tc>
+          <w:tcPr>
+            <w:tcW w:type="dxa" w:w="1680"/>
+          </w:tcPr>
+          <w:p>
+            <w:pPr>
+              <w:jc w:val="left"/>
+            </w:pPr>
+            <w:r/>
+            <w:r>
+              <w:rPr>
+                <w:sz w:val="16"/>
+              </w:rPr>
+              <w:t>DFT, MLIP</w:t>
+            </w:r>
+          </w:p>
+        </w:tc>
+        <w:tc>
+          <w:tcPr>
+            <w:tcW w:type="dxa" w:w="1680"/>
+          </w:tcPr>
+          <w:p>
+            <w:pPr>
+              <w:jc w:val="left"/>
+            </w:pPr>
+            <w:r/>
+            <w:r>
+              <w:rPr>
+                <w:sz w:val="16"/>
+              </w:rPr>
+              <w:t>2026-08-22</w:t>
+            </w:r>
+          </w:p>
+        </w:tc>
+        <w:tc>
+          <w:tcPr>
+            <w:tcW w:type="dxa" w:w="1680"/>
+          </w:tcPr>
+          <w:p>
+            <w:pPr>
+              <w:jc w:val="left"/>
+            </w:pPr>
+            <w:r/>
+            <w:hyperlink r:id="rId67">
+              <w:r>
+                <w:rPr>
+                  <w:color w:val="0B4F9E"/>
+                  <w:sz w:val="16"/>
+                  <w:u w:val="single"/>
+                </w:rPr>
+                <w:t>10.48550/arxiv.2608.21741</w:t>
+              </w:r>
+            </w:hyperlink>
+          </w:p>
+        </w:tc>
+      </w:tr>
+      <w:tr>
+        <w:tc>
+          <w:tcPr>
+            <w:tcW w:type="dxa" w:w="1680"/>
+          </w:tcPr>
+          <w:p>
+            <w:pPr>
+              <w:jc w:val="left"/>
+            </w:pPr>
+            <w:r/>
+            <w:hyperlink r:id="rId68">
+              <w:r>
+                <w:rPr>
+                  <w:color w:val="0B4F9E"/>
+                  <w:sz w:val="16"/>
+                  <w:u w:val="single"/>
+                </w:rPr>
+                <w:t>Y-Mn-B Magnetic Materials: A DFT and Machine Learning Dataset</w:t>
+              </w:r>
+            </w:hyperlink>
+          </w:p>
+        </w:tc>
+        <w:tc>
+          <w:tcPr>
+            <w:tcW w:type="dxa" w:w="1680"/>
+          </w:tcPr>
+          <w:p>
+            <w:pPr>
+              <w:jc w:val="left"/>
+            </w:pPr>
+            <w:r/>
+          </w:p>
+        </w:tc>
+        <w:tc>
+          <w:tcPr>
+            <w:tcW w:type="dxa" w:w="1680"/>
+          </w:tcPr>
+          <w:p>
+            <w:pPr>
+              <w:jc w:val="left"/>
+            </w:pPr>
+            <w:r/>
+            <w:r>
+              <w:rPr>
+                <w:sz w:val="16"/>
+              </w:rPr>
+              <w:t>magnetic material, Y3MnB7, YMnB4</w:t>
+            </w:r>
+          </w:p>
+        </w:tc>
+        <w:tc>
+          <w:tcPr>
+            <w:tcW w:type="dxa" w:w="1680"/>
+          </w:tcPr>
+          <w:p>
+            <w:pPr>
+              <w:jc w:val="left"/>
+            </w:pPr>
+            <w:r/>
+            <w:r>
+              <w:rPr>
+                <w:sz w:val="16"/>
+              </w:rPr>
+              <w:t>DFT, phonons, MLIP</w:t>
+            </w:r>
+          </w:p>
+        </w:tc>
+        <w:tc>
+          <w:tcPr>
+            <w:tcW w:type="dxa" w:w="1680"/>
+          </w:tcPr>
+          <w:p>
+            <w:pPr>
+              <w:jc w:val="left"/>
+            </w:pPr>
+            <w:r/>
+            <w:r>
+              <w:rPr>
+                <w:sz w:val="16"/>
+              </w:rPr>
+              <w:t>2026-08-24</w:t>
+            </w:r>
+          </w:p>
+        </w:tc>
+        <w:tc>
+          <w:tcPr>
+            <w:tcW w:type="dxa" w:w="1680"/>
+          </w:tcPr>
+          <w:p>
+            <w:pPr>
+              <w:jc w:val="left"/>
+            </w:pPr>
+            <w:r/>
+            <w:hyperlink r:id="rId68">
+              <w:r>
+                <w:rPr>
+                  <w:color w:val="0B4F9E"/>
+                  <w:sz w:val="16"/>
+                  <w:u w:val="single"/>
+                </w:rPr>
+                <w:t>10.5281/zenodo.22084773</w:t>
+              </w:r>
+            </w:hyperlink>
+          </w:p>
+        </w:tc>
+      </w:tr>
+      <w:tr>
+        <w:tc>
+          <w:tcPr>
+            <w:tcW w:type="dxa" w:w="1680"/>
+          </w:tcPr>
+          <w:p>
+            <w:pPr>
+              <w:jc w:val="left"/>
+            </w:pPr>
+            <w:r/>
+            <w:hyperlink r:id="rId69">
+              <w:r>
+                <w:rPr>
+                  <w:color w:val="0B4F9E"/>
+                  <w:sz w:val="16"/>
+                  <w:u w:val="single"/>
+                </w:rPr>
+                <w:t>Bayesian Neural Networks versus deep ensembles for uncertainty quantification in machine learning interatomic potentials</w:t>
+              </w:r>
+            </w:hyperlink>
+          </w:p>
+        </w:tc>
+        <w:tc>
+          <w:tcPr>
+            <w:tcW w:type="dxa" w:w="1680"/>
+          </w:tcPr>
+          <w:p>
+            <w:pPr>
+              <w:jc w:val="left"/>
+            </w:pPr>
+            <w:r/>
+          </w:p>
+        </w:tc>
+        <w:tc>
+          <w:tcPr>
+            <w:tcW w:type="dxa" w:w="1680"/>
+          </w:tcPr>
+          <w:p>
+            <w:pPr>
+              <w:jc w:val="left"/>
+            </w:pPr>
+            <w:r/>
+            <w:r>
+              <w:rPr>
+                <w:sz w:val="16"/>
+              </w:rPr>
+              <w:t>molecule / organic</w:t>
+            </w:r>
+          </w:p>
+        </w:tc>
+        <w:tc>
+          <w:tcPr>
+            <w:tcW w:type="dxa" w:w="1680"/>
+          </w:tcPr>
+          <w:p>
+            <w:pPr>
+              <w:jc w:val="left"/>
+            </w:pPr>
+            <w:r/>
+            <w:r>
+              <w:rPr>
+                <w:sz w:val="16"/>
+              </w:rPr>
+              <w:t>MLIP</w:t>
+            </w:r>
+          </w:p>
+        </w:tc>
+        <w:tc>
+          <w:tcPr>
+            <w:tcW w:type="dxa" w:w="1680"/>
+          </w:tcPr>
+          <w:p>
+            <w:pPr>
+              <w:jc w:val="left"/>
+            </w:pPr>
+            <w:r/>
+            <w:r>
+              <w:rPr>
+                <w:sz w:val="16"/>
+              </w:rPr>
+              <w:t>2026-08-24</w:t>
+            </w:r>
+          </w:p>
+        </w:tc>
+        <w:tc>
+          <w:tcPr>
+            <w:tcW w:type="dxa" w:w="1680"/>
+          </w:tcPr>
+          <w:p>
+            <w:pPr>
+              <w:jc w:val="left"/>
+            </w:pPr>
+            <w:r/>
+            <w:hyperlink r:id="rId69">
+              <w:r>
+                <w:rPr>
+                  <w:color w:val="0B4F9E"/>
+                  <w:sz w:val="16"/>
+                  <w:u w:val="single"/>
+                </w:rPr>
+                <w:t>10.1088/2632-2153/ae9de8</w:t>
+              </w:r>
+            </w:hyperlink>
+          </w:p>
+        </w:tc>
+      </w:tr>
+      <w:tr>
+        <w:tc>
+          <w:tcPr>
+            <w:tcW w:type="dxa" w:w="1680"/>
+          </w:tcPr>
+          <w:p>
+            <w:pPr>
+              <w:jc w:val="left"/>
+            </w:pPr>
+            <w:r/>
+            <w:hyperlink r:id="rId70">
+              <w:r>
+                <w:rPr>
+                  <w:color w:val="0B4F9E"/>
+                  <w:sz w:val="16"/>
+                  <w:u w:val="single"/>
+                </w:rPr>
+                <w:t>Polymer-Linked Nanoparticle Networks Running on Heat Can Act as Computing Devices</w:t>
+              </w:r>
+            </w:hyperlink>
+          </w:p>
+        </w:tc>
+        <w:tc>
+          <w:tcPr>
+            <w:tcW w:type="dxa" w:w="1680"/>
+          </w:tcPr>
+          <w:p>
+            <w:pPr>
+              <w:jc w:val="left"/>
+            </w:pPr>
+            <w:r/>
+          </w:p>
+        </w:tc>
+        <w:tc>
+          <w:tcPr>
+            <w:tcW w:type="dxa" w:w="1680"/>
+          </w:tcPr>
+          <w:p>
+            <w:pPr>
+              <w:jc w:val="left"/>
+            </w:pPr>
+            <w:r/>
+            <w:r>
+              <w:rPr>
+                <w:sz w:val="16"/>
+              </w:rPr>
+              <w:t>polymer</w:t>
+            </w:r>
+          </w:p>
+        </w:tc>
+        <w:tc>
+          <w:tcPr>
+            <w:tcW w:type="dxa" w:w="1680"/>
+          </w:tcPr>
+          <w:p>
+            <w:pPr>
+              <w:jc w:val="left"/>
+            </w:pPr>
+            <w:r/>
+            <w:r>
+              <w:rPr>
+                <w:sz w:val="16"/>
+              </w:rPr>
+              <w:t>MD, phonons</w:t>
+            </w:r>
+          </w:p>
+        </w:tc>
+        <w:tc>
+          <w:tcPr>
+            <w:tcW w:type="dxa" w:w="1680"/>
+          </w:tcPr>
+          <w:p>
+            <w:pPr>
+              <w:jc w:val="left"/>
+            </w:pPr>
+            <w:r/>
+            <w:r>
+              <w:rPr>
+                <w:sz w:val="16"/>
+              </w:rPr>
+              <w:t>2026-08-24</w:t>
+            </w:r>
+          </w:p>
+        </w:tc>
+        <w:tc>
+          <w:tcPr>
+            <w:tcW w:type="dxa" w:w="1680"/>
+          </w:tcPr>
+          <w:p>
+            <w:pPr>
+              <w:jc w:val="left"/>
+            </w:pPr>
+            <w:r/>
+            <w:hyperlink r:id="rId70">
               <w:r>
                 <w:rPr>
                   <w:color w:val="0B4F9E"/>
@@ -4882,14 +5488,14 @@
               <w:jc w:val="left"/>
             </w:pPr>
             <w:r/>
-            <w:hyperlink r:id="rId65">
+            <w:hyperlink r:id="rId71">
               <w:r>
                 <w:rPr>
                   <w:color w:val="0B4F9E"/>
                   <w:sz w:val="16"/>
                   <w:u w:val="single"/>
                 </w:rPr>
-                <w:t>Local Symmetry Breaking and Correlated Fluctuations in Quantum Materials from Atomistic Foundation Models</w:t>
+                <w:t>Machine Learning Prediction of Transport Properties in Amorphous Polymer Electrolytes Using Chemically Informed Structur</w:t>
               </w:r>
             </w:hyperlink>
           </w:p>
@@ -4918,8 +5524,19 @@
               <w:rPr>
                 <w:sz w:val="16"/>
               </w:rPr>
-              <w:t>superconductor</w:t>
+              <w:t>polymer, glass / amorphous</w:t>
             </w:r>
+          </w:p>
+        </w:tc>
+        <w:tc>
+          <w:tcPr>
+            <w:tcW w:type="dxa" w:w="1680"/>
+          </w:tcPr>
+          <w:p>
+            <w:pPr>
+              <w:jc w:val="left"/>
+            </w:pPr>
+            <w:r/>
           </w:p>
         </w:tc>
         <w:tc>
@@ -4935,7 +5552,7 @@
               <w:rPr>
                 <w:sz w:val="16"/>
               </w:rPr>
-              <w:t>DFT, AIMD, MD, phonons</w:t>
+              <w:t>2026-08-25</w:t>
             </w:r>
           </w:p>
         </w:tc>
@@ -4948,31 +5565,14 @@
               <w:jc w:val="left"/>
             </w:pPr>
             <w:r/>
-            <w:r>
-              <w:rPr>
-                <w:sz w:val="16"/>
-              </w:rPr>
-              <w:t>2026-08-19</w:t>
-            </w:r>
-          </w:p>
-        </w:tc>
-        <w:tc>
-          <w:tcPr>
-            <w:tcW w:type="dxa" w:w="1680"/>
-          </w:tcPr>
-          <w:p>
-            <w:pPr>
-              <w:jc w:val="left"/>
-            </w:pPr>
-            <w:r/>
-            <w:hyperlink r:id="rId65">
+            <w:hyperlink r:id="rId71">
               <w:r>
                 <w:rPr>
                   <w:color w:val="0B4F9E"/>
                   <w:sz w:val="16"/>
                   <w:u w:val="single"/>
                 </w:rPr>
-                <w:t>10.26434/chemrxiv.15001387/v2</w:t>
+                <w:t>10.26434/chemrxiv.15000431/v2</w:t>
               </w:r>
             </w:hyperlink>
           </w:p>
@@ -4988,14 +5588,14 @@
               <w:jc w:val="left"/>
             </w:pPr>
             <w:r/>
-            <w:hyperlink r:id="rId66">
+            <w:hyperlink r:id="rId72">
               <w:r>
                 <w:rPr>
                   <w:color w:val="0B4F9E"/>
                   <w:sz w:val="16"/>
                   <w:u w:val="single"/>
                 </w:rPr>
-                <w:t>Lithium Layers Govern Wave-like Cross-Plane Transport and Thermal Anisotropy in LiCoO2</w:t>
+                <w:t>Mechanistic study of mixed lithium halides solid-state electrolytes</w:t>
               </w:r>
             </w:hyperlink>
           </w:p>
@@ -5024,7 +5624,7 @@
               <w:rPr>
                 <w:sz w:val="16"/>
               </w:rPr>
-              <w:t>Li-ion battery, LiCoO2, CoO2</w:t>
+              <w:t>solid electrolyte, alloy</w:t>
             </w:r>
           </w:p>
         </w:tc>
@@ -5041,7 +5641,7 @@
               <w:rPr>
                 <w:sz w:val="16"/>
               </w:rPr>
-              <w:t>DFT, MD, phonons, MLIP</w:t>
+              <w:t>HSE06, MLIP</w:t>
             </w:r>
           </w:p>
         </w:tc>
@@ -5058,7 +5658,7 @@
               <w:rPr>
                 <w:sz w:val="16"/>
               </w:rPr>
-              <w:t>2026-08-20</w:t>
+              <w:t>2026-08-26</w:t>
             </w:r>
           </w:p>
         </w:tc>
@@ -5071,14 +5671,14 @@
               <w:jc w:val="left"/>
             </w:pPr>
             <w:r/>
-            <w:hyperlink r:id="rId66">
+            <w:hyperlink r:id="rId72">
               <w:r>
                 <w:rPr>
                   <w:color w:val="0B4F9E"/>
                   <w:sz w:val="16"/>
                   <w:u w:val="single"/>
                 </w:rPr>
-                <w:t>10.1021/acsaem.6c01338</w:t>
+                <w:t>10.1103/czy4-7lfp</w:t>
               </w:r>
             </w:hyperlink>
           </w:p>
@@ -5094,14 +5694,14 @@
               <w:jc w:val="left"/>
             </w:pPr>
             <w:r/>
-            <w:hyperlink r:id="rId67">
+            <w:hyperlink r:id="rId73">
               <w:r>
                 <w:rPr>
                   <w:color w:val="0B4F9E"/>
                   <w:sz w:val="16"/>
                   <w:u w:val="single"/>
                 </w:rPr>
-                <w:t>Machine Learning Guided Discovery of Corundum High Entropy Oxides</w:t>
+                <w:t>High-throughput Discovery of Magnetic Rare Earth Transition Metal Alloys</w:t>
               </w:r>
             </w:hyperlink>
           </w:p>
@@ -5130,7 +5730,7 @@
               <w:rPr>
                 <w:sz w:val="16"/>
               </w:rPr>
-              <w:t>oxide</w:t>
+              <w:t>alloy, magnetic material</w:t>
             </w:r>
           </w:p>
         </w:tc>
@@ -5147,7 +5747,7 @@
               <w:rPr>
                 <w:sz w:val="16"/>
               </w:rPr>
-              <w:t>MLIP</w:t>
+              <w:t>DFT, MLIP</w:t>
             </w:r>
           </w:p>
         </w:tc>
@@ -5164,7 +5764,7 @@
               <w:rPr>
                 <w:sz w:val="16"/>
               </w:rPr>
-              <w:t>2026-08-20</w:t>
+              <w:t>2026-08-26</w:t>
             </w:r>
           </w:p>
         </w:tc>
@@ -5177,7 +5777,213 @@
               <w:jc w:val="left"/>
             </w:pPr>
             <w:r/>
-            <w:hyperlink r:id="rId67">
+            <w:hyperlink r:id="rId73">
+              <w:r>
+                <w:rPr>
+                  <w:color w:val="0B4F9E"/>
+                  <w:sz w:val="16"/>
+                  <w:u w:val="single"/>
+                </w:rPr>
+                <w:t>10.48550/arxiv.2608.25270</w:t>
+              </w:r>
+            </w:hyperlink>
+          </w:p>
+        </w:tc>
+      </w:tr>
+      <w:tr>
+        <w:tc>
+          <w:tcPr>
+            <w:tcW w:type="dxa" w:w="1680"/>
+          </w:tcPr>
+          <w:p>
+            <w:pPr>
+              <w:jc w:val="left"/>
+            </w:pPr>
+            <w:r/>
+            <w:hyperlink r:id="rId74">
+              <w:r>
+                <w:rPr>
+                  <w:color w:val="0B4F9E"/>
+                  <w:sz w:val="16"/>
+                  <w:u w:val="single"/>
+                </w:rPr>
+                <w:t>Insights into Lithium Diffusion in Crystalline and Amorphous Solid Electrolytes with Machine Learning Interatomic Potent</w:t>
+              </w:r>
+            </w:hyperlink>
+          </w:p>
+        </w:tc>
+        <w:tc>
+          <w:tcPr>
+            <w:tcW w:type="dxa" w:w="1680"/>
+          </w:tcPr>
+          <w:p>
+            <w:pPr>
+              <w:jc w:val="left"/>
+            </w:pPr>
+            <w:r/>
+          </w:p>
+        </w:tc>
+        <w:tc>
+          <w:tcPr>
+            <w:tcW w:type="dxa" w:w="1680"/>
+          </w:tcPr>
+          <w:p>
+            <w:pPr>
+              <w:jc w:val="left"/>
+            </w:pPr>
+            <w:r/>
+            <w:r>
+              <w:rPr>
+                <w:sz w:val="16"/>
+              </w:rPr>
+              <w:t>solid electrolyte, Li-ion battery, glass / amorphous, Li3YCl6</w:t>
+            </w:r>
+          </w:p>
+        </w:tc>
+        <w:tc>
+          <w:tcPr>
+            <w:tcW w:type="dxa" w:w="1680"/>
+          </w:tcPr>
+          <w:p>
+            <w:pPr>
+              <w:jc w:val="left"/>
+            </w:pPr>
+            <w:r/>
+            <w:r>
+              <w:rPr>
+                <w:sz w:val="16"/>
+              </w:rPr>
+              <w:t>MD, MLIP</w:t>
+            </w:r>
+          </w:p>
+        </w:tc>
+        <w:tc>
+          <w:tcPr>
+            <w:tcW w:type="dxa" w:w="1680"/>
+          </w:tcPr>
+          <w:p>
+            <w:pPr>
+              <w:jc w:val="left"/>
+            </w:pPr>
+            <w:r/>
+            <w:r>
+              <w:rPr>
+                <w:sz w:val="16"/>
+              </w:rPr>
+              <w:t>2026-08-26</w:t>
+            </w:r>
+          </w:p>
+        </w:tc>
+        <w:tc>
+          <w:tcPr>
+            <w:tcW w:type="dxa" w:w="1680"/>
+          </w:tcPr>
+          <w:p>
+            <w:pPr>
+              <w:jc w:val="left"/>
+            </w:pPr>
+            <w:r/>
+            <w:hyperlink r:id="rId74">
+              <w:r>
+                <w:rPr>
+                  <w:color w:val="0B4F9E"/>
+                  <w:sz w:val="16"/>
+                  <w:u w:val="single"/>
+                </w:rPr>
+                <w:t>10.26434/chemrxiv.15007863/v1</w:t>
+              </w:r>
+            </w:hyperlink>
+          </w:p>
+        </w:tc>
+      </w:tr>
+      <w:tr>
+        <w:tc>
+          <w:tcPr>
+            <w:tcW w:type="dxa" w:w="1680"/>
+          </w:tcPr>
+          <w:p>
+            <w:pPr>
+              <w:jc w:val="left"/>
+            </w:pPr>
+            <w:r/>
+            <w:hyperlink r:id="rId75">
+              <w:r>
+                <w:rPr>
+                  <w:color w:val="0B4F9E"/>
+                  <w:sz w:val="16"/>
+                  <w:u w:val="single"/>
+                </w:rPr>
+                <w:t>A Hierarchical Synergistic Deep Learning Framework Integrating Composition, Structure, and Ionic Transport for Solid-Sta</w:t>
+              </w:r>
+            </w:hyperlink>
+          </w:p>
+        </w:tc>
+        <w:tc>
+          <w:tcPr>
+            <w:tcW w:type="dxa" w:w="1680"/>
+          </w:tcPr>
+          <w:p>
+            <w:pPr>
+              <w:jc w:val="left"/>
+            </w:pPr>
+            <w:r/>
+          </w:p>
+        </w:tc>
+        <w:tc>
+          <w:tcPr>
+            <w:tcW w:type="dxa" w:w="1680"/>
+          </w:tcPr>
+          <w:p>
+            <w:pPr>
+              <w:jc w:val="left"/>
+            </w:pPr>
+            <w:r/>
+            <w:r>
+              <w:rPr>
+                <w:sz w:val="16"/>
+              </w:rPr>
+              <w:t>solid electrolyte</w:t>
+            </w:r>
+          </w:p>
+        </w:tc>
+        <w:tc>
+          <w:tcPr>
+            <w:tcW w:type="dxa" w:w="1680"/>
+          </w:tcPr>
+          <w:p>
+            <w:pPr>
+              <w:jc w:val="left"/>
+            </w:pPr>
+            <w:r/>
+          </w:p>
+        </w:tc>
+        <w:tc>
+          <w:tcPr>
+            <w:tcW w:type="dxa" w:w="1680"/>
+          </w:tcPr>
+          <w:p>
+            <w:pPr>
+              <w:jc w:val="left"/>
+            </w:pPr>
+            <w:r/>
+            <w:r>
+              <w:rPr>
+                <w:sz w:val="16"/>
+              </w:rPr>
+              <w:t>2026-08-26</w:t>
+            </w:r>
+          </w:p>
+        </w:tc>
+        <w:tc>
+          <w:tcPr>
+            <w:tcW w:type="dxa" w:w="1680"/>
+          </w:tcPr>
+          <w:p>
+            <w:pPr>
+              <w:jc w:val="left"/>
+            </w:pPr>
+            <w:r/>
+            <w:hyperlink r:id="rId75">
               <w:r>
                 <w:rPr>
                   <w:color w:val="0B4F9E"/>
@@ -5200,14 +6006,14 @@
               <w:jc w:val="left"/>
             </w:pPr>
             <w:r/>
-            <w:hyperlink r:id="rId68">
+            <w:hyperlink r:id="rId76">
               <w:r>
                 <w:rPr>
                   <w:color w:val="0B4F9E"/>
                   <w:sz w:val="16"/>
                   <w:u w:val="single"/>
                 </w:rPr>
-                <w:t>Machine Learning Guided Discovery of Corundum High Entropy Oxides</w:t>
+                <w:t>When less is more: simplified models for interpretable materials design</w:t>
               </w:r>
             </w:hyperlink>
           </w:p>
@@ -5236,8 +6042,196 @@
               <w:rPr>
                 <w:sz w:val="16"/>
               </w:rPr>
-              <w:t>oxide</w:t>
+              <w:t>polymer</w:t>
             </w:r>
+          </w:p>
+        </w:tc>
+        <w:tc>
+          <w:tcPr>
+            <w:tcW w:type="dxa" w:w="1680"/>
+          </w:tcPr>
+          <w:p>
+            <w:pPr>
+              <w:jc w:val="left"/>
+            </w:pPr>
+            <w:r/>
+          </w:p>
+        </w:tc>
+        <w:tc>
+          <w:tcPr>
+            <w:tcW w:type="dxa" w:w="1680"/>
+          </w:tcPr>
+          <w:p>
+            <w:pPr>
+              <w:jc w:val="left"/>
+            </w:pPr>
+            <w:r/>
+            <w:r>
+              <w:rPr>
+                <w:sz w:val="16"/>
+              </w:rPr>
+              <w:t>2026-08-28</w:t>
+            </w:r>
+          </w:p>
+        </w:tc>
+        <w:tc>
+          <w:tcPr>
+            <w:tcW w:type="dxa" w:w="1680"/>
+          </w:tcPr>
+          <w:p>
+            <w:pPr>
+              <w:jc w:val="left"/>
+            </w:pPr>
+            <w:r/>
+            <w:hyperlink r:id="rId76">
+              <w:r>
+                <w:rPr>
+                  <w:color w:val="0B4F9E"/>
+                  <w:sz w:val="16"/>
+                  <w:u w:val="single"/>
+                </w:rPr>
+                <w:t>10.26434/chemrxiv.15008004/v1</w:t>
+              </w:r>
+            </w:hyperlink>
+          </w:p>
+        </w:tc>
+      </w:tr>
+      <w:tr>
+        <w:tc>
+          <w:tcPr>
+            <w:tcW w:type="dxa" w:w="1680"/>
+          </w:tcPr>
+          <w:p>
+            <w:pPr>
+              <w:jc w:val="left"/>
+            </w:pPr>
+            <w:r/>
+            <w:hyperlink r:id="rId77">
+              <w:r>
+                <w:rPr>
+                  <w:color w:val="0B4F9E"/>
+                  <w:sz w:val="16"/>
+                  <w:u w:val="single"/>
+                </w:rPr>
+                <w:t>From Empirical Design To Autonomous Ecosystems: AI-Driven Advances, Challenges, And Future Directions In Precision Nanom</w:t>
+              </w:r>
+            </w:hyperlink>
+          </w:p>
+        </w:tc>
+        <w:tc>
+          <w:tcPr>
+            <w:tcW w:type="dxa" w:w="1680"/>
+          </w:tcPr>
+          <w:p>
+            <w:pPr>
+              <w:jc w:val="left"/>
+            </w:pPr>
+            <w:r/>
+          </w:p>
+        </w:tc>
+        <w:tc>
+          <w:tcPr>
+            <w:tcW w:type="dxa" w:w="1680"/>
+          </w:tcPr>
+          <w:p>
+            <w:pPr>
+              <w:jc w:val="left"/>
+            </w:pPr>
+            <w:r/>
+          </w:p>
+        </w:tc>
+        <w:tc>
+          <w:tcPr>
+            <w:tcW w:type="dxa" w:w="1680"/>
+          </w:tcPr>
+          <w:p>
+            <w:pPr>
+              <w:jc w:val="left"/>
+            </w:pPr>
+            <w:r/>
+          </w:p>
+        </w:tc>
+        <w:tc>
+          <w:tcPr>
+            <w:tcW w:type="dxa" w:w="1680"/>
+          </w:tcPr>
+          <w:p>
+            <w:pPr>
+              <w:jc w:val="left"/>
+            </w:pPr>
+            <w:r/>
+            <w:r>
+              <w:rPr>
+                <w:sz w:val="16"/>
+              </w:rPr>
+              <w:t>2026-08-14</w:t>
+            </w:r>
+          </w:p>
+        </w:tc>
+        <w:tc>
+          <w:tcPr>
+            <w:tcW w:type="dxa" w:w="1680"/>
+          </w:tcPr>
+          <w:p>
+            <w:pPr>
+              <w:jc w:val="left"/>
+            </w:pPr>
+            <w:r/>
+            <w:hyperlink r:id="rId77">
+              <w:r>
+                <w:rPr>
+                  <w:color w:val="0B4F9E"/>
+                  <w:sz w:val="16"/>
+                  <w:u w:val="single"/>
+                </w:rPr>
+                <w:t>10.5281/zenodo.21931873</w:t>
+              </w:r>
+            </w:hyperlink>
+          </w:p>
+        </w:tc>
+      </w:tr>
+      <w:tr>
+        <w:tc>
+          <w:tcPr>
+            <w:tcW w:type="dxa" w:w="1680"/>
+          </w:tcPr>
+          <w:p>
+            <w:pPr>
+              <w:jc w:val="left"/>
+            </w:pPr>
+            <w:r/>
+            <w:hyperlink r:id="rId78">
+              <w:r>
+                <w:rPr>
+                  <w:color w:val="0B4F9E"/>
+                  <w:sz w:val="16"/>
+                  <w:u w:val="single"/>
+                </w:rPr>
+                <w:t>Electrostatic Phenomenology Benchmarks for Machine-Learned Interatomic Potentials in Electrochemistry: Beyond the Energy</w:t>
+              </w:r>
+            </w:hyperlink>
+          </w:p>
+        </w:tc>
+        <w:tc>
+          <w:tcPr>
+            <w:tcW w:type="dxa" w:w="1680"/>
+          </w:tcPr>
+          <w:p>
+            <w:pPr>
+              <w:jc w:val="left"/>
+            </w:pPr>
+            <w:r/>
+          </w:p>
+        </w:tc>
+        <w:tc>
+          <w:tcPr>
+            <w:tcW w:type="dxa" w:w="1680"/>
+          </w:tcPr>
+          <w:p>
+            <w:pPr>
+              <w:jc w:val="left"/>
+            </w:pPr>
+            <w:r/>
           </w:p>
         </w:tc>
         <w:tc>
@@ -5270,7 +6264,7 @@
               <w:rPr>
                 <w:sz w:val="16"/>
               </w:rPr>
-              <w:t>2026-08-20</w:t>
+              <w:t>2026-08-14</w:t>
             </w:r>
           </w:p>
         </w:tc>
@@ -5283,425 +6277,7 @@
               <w:jc w:val="left"/>
             </w:pPr>
             <w:r/>
-            <w:hyperlink r:id="rId68">
-              <w:r>
-                <w:rPr>
-                  <w:color w:val="0B4F9E"/>
-                  <w:sz w:val="16"/>
-                  <w:u w:val="single"/>
-                </w:rPr>
-                <w:t>10.48550/arxiv.2608.20596</w:t>
-              </w:r>
-            </w:hyperlink>
-          </w:p>
-        </w:tc>
-      </w:tr>
-      <w:tr>
-        <w:tc>
-          <w:tcPr>
-            <w:tcW w:type="dxa" w:w="1680"/>
-          </w:tcPr>
-          <w:p>
-            <w:pPr>
-              <w:jc w:val="left"/>
-            </w:pPr>
-            <w:r/>
-            <w:hyperlink r:id="rId69">
-              <w:r>
-                <w:rPr>
-                  <w:color w:val="0B4F9E"/>
-                  <w:sz w:val="16"/>
-                  <w:u w:val="single"/>
-                </w:rPr>
-                <w:t xml:space="preserve">Atomic-Scale Origin of the Cation Field Strength Dependence of Mechanical Properties in Divalent-Cation Aluminosilicate </w:t>
-              </w:r>
-            </w:hyperlink>
-          </w:p>
-        </w:tc>
-        <w:tc>
-          <w:tcPr>
-            <w:tcW w:type="dxa" w:w="1680"/>
-          </w:tcPr>
-          <w:p>
-            <w:pPr>
-              <w:jc w:val="left"/>
-            </w:pPr>
-            <w:r/>
-          </w:p>
-        </w:tc>
-        <w:tc>
-          <w:tcPr>
-            <w:tcW w:type="dxa" w:w="1680"/>
-          </w:tcPr>
-          <w:p>
-            <w:pPr>
-              <w:jc w:val="left"/>
-            </w:pPr>
-            <w:r/>
-            <w:r>
-              <w:rPr>
-                <w:sz w:val="16"/>
-              </w:rPr>
-              <w:t>oxide, glass / amorphous</w:t>
-            </w:r>
-          </w:p>
-        </w:tc>
-        <w:tc>
-          <w:tcPr>
-            <w:tcW w:type="dxa" w:w="1680"/>
-          </w:tcPr>
-          <w:p>
-            <w:pPr>
-              <w:jc w:val="left"/>
-            </w:pPr>
-            <w:r/>
-            <w:r>
-              <w:rPr>
-                <w:sz w:val="16"/>
-              </w:rPr>
-              <w:t>r2SCAN, PBE, DFT, MD</w:t>
-            </w:r>
-          </w:p>
-        </w:tc>
-        <w:tc>
-          <w:tcPr>
-            <w:tcW w:type="dxa" w:w="1680"/>
-          </w:tcPr>
-          <w:p>
-            <w:pPr>
-              <w:jc w:val="left"/>
-            </w:pPr>
-            <w:r/>
-            <w:r>
-              <w:rPr>
-                <w:sz w:val="16"/>
-              </w:rPr>
-              <w:t>2026-08-21</w:t>
-            </w:r>
-          </w:p>
-        </w:tc>
-        <w:tc>
-          <w:tcPr>
-            <w:tcW w:type="dxa" w:w="1680"/>
-          </w:tcPr>
-          <w:p>
-            <w:pPr>
-              <w:jc w:val="left"/>
-            </w:pPr>
-            <w:r/>
-            <w:hyperlink r:id="rId69">
-              <w:r>
-                <w:rPr>
-                  <w:color w:val="0B4F9E"/>
-                  <w:sz w:val="16"/>
-                  <w:u w:val="single"/>
-                </w:rPr>
-                <w:t>10.1021/acs.jpcb.6c03531</w:t>
-              </w:r>
-            </w:hyperlink>
-          </w:p>
-        </w:tc>
-      </w:tr>
-      <w:tr>
-        <w:tc>
-          <w:tcPr>
-            <w:tcW w:type="dxa" w:w="1680"/>
-          </w:tcPr>
-          <w:p>
-            <w:pPr>
-              <w:jc w:val="left"/>
-            </w:pPr>
-            <w:r/>
-            <w:hyperlink r:id="rId70">
-              <w:r>
-                <w:rPr>
-                  <w:color w:val="0B4F9E"/>
-                  <w:sz w:val="16"/>
-                  <w:u w:val="single"/>
-                </w:rPr>
-                <w:t>Charge-State-Aware Machine-Learned Molecular Dynamics for Reactive Systems with Charge Transfer</w:t>
-              </w:r>
-            </w:hyperlink>
-          </w:p>
-        </w:tc>
-        <w:tc>
-          <w:tcPr>
-            <w:tcW w:type="dxa" w:w="1680"/>
-          </w:tcPr>
-          <w:p>
-            <w:pPr>
-              <w:jc w:val="left"/>
-            </w:pPr>
-            <w:r/>
-          </w:p>
-        </w:tc>
-        <w:tc>
-          <w:tcPr>
-            <w:tcW w:type="dxa" w:w="1680"/>
-          </w:tcPr>
-          <w:p>
-            <w:pPr>
-              <w:jc w:val="left"/>
-            </w:pPr>
-            <w:r/>
-            <w:r>
-              <w:rPr>
-                <w:sz w:val="16"/>
-              </w:rPr>
-              <w:t>NH3</w:t>
-            </w:r>
-          </w:p>
-        </w:tc>
-        <w:tc>
-          <w:tcPr>
-            <w:tcW w:type="dxa" w:w="1680"/>
-          </w:tcPr>
-          <w:p>
-            <w:pPr>
-              <w:jc w:val="left"/>
-            </w:pPr>
-            <w:r/>
-            <w:r>
-              <w:rPr>
-                <w:sz w:val="16"/>
-              </w:rPr>
-              <w:t>DFT, AIMD, MD, MLIP</w:t>
-            </w:r>
-          </w:p>
-        </w:tc>
-        <w:tc>
-          <w:tcPr>
-            <w:tcW w:type="dxa" w:w="1680"/>
-          </w:tcPr>
-          <w:p>
-            <w:pPr>
-              <w:jc w:val="left"/>
-            </w:pPr>
-            <w:r/>
-            <w:r>
-              <w:rPr>
-                <w:sz w:val="16"/>
-              </w:rPr>
-              <w:t>2026-08-21</w:t>
-            </w:r>
-          </w:p>
-        </w:tc>
-        <w:tc>
-          <w:tcPr>
-            <w:tcW w:type="dxa" w:w="1680"/>
-          </w:tcPr>
-          <w:p>
-            <w:pPr>
-              <w:jc w:val="left"/>
-            </w:pPr>
-            <w:r/>
-            <w:hyperlink r:id="rId70">
-              <w:r>
-                <w:rPr>
-                  <w:color w:val="0B4F9E"/>
-                  <w:sz w:val="16"/>
-                  <w:u w:val="single"/>
-                </w:rPr>
-                <w:t>10.26434/chemrxiv.15007718/v1</w:t>
-              </w:r>
-            </w:hyperlink>
-          </w:p>
-        </w:tc>
-      </w:tr>
-      <w:tr>
-        <w:tc>
-          <w:tcPr>
-            <w:tcW w:type="dxa" w:w="1680"/>
-          </w:tcPr>
-          <w:p>
-            <w:pPr>
-              <w:jc w:val="left"/>
-            </w:pPr>
-            <w:r/>
-            <w:hyperlink r:id="rId71">
-              <w:r>
-                <w:rPr>
-                  <w:color w:val="0B4F9E"/>
-                  <w:sz w:val="16"/>
-                  <w:u w:val="single"/>
-                </w:rPr>
-                <w:t>Stable Models, Unstable Candidates: Target Transferability in MOF Machine Learning for Gas Uptake Prediction</w:t>
-              </w:r>
-            </w:hyperlink>
-          </w:p>
-        </w:tc>
-        <w:tc>
-          <w:tcPr>
-            <w:tcW w:type="dxa" w:w="1680"/>
-          </w:tcPr>
-          <w:p>
-            <w:pPr>
-              <w:jc w:val="left"/>
-            </w:pPr>
-            <w:r/>
-          </w:p>
-        </w:tc>
-        <w:tc>
-          <w:tcPr>
-            <w:tcW w:type="dxa" w:w="1680"/>
-          </w:tcPr>
-          <w:p>
-            <w:pPr>
-              <w:jc w:val="left"/>
-            </w:pPr>
-            <w:r/>
-            <w:r>
-              <w:rPr>
-                <w:sz w:val="16"/>
-              </w:rPr>
-              <w:t>MOF, CO2, CH4</w:t>
-            </w:r>
-          </w:p>
-        </w:tc>
-        <w:tc>
-          <w:tcPr>
-            <w:tcW w:type="dxa" w:w="1680"/>
-          </w:tcPr>
-          <w:p>
-            <w:pPr>
-              <w:jc w:val="left"/>
-            </w:pPr>
-            <w:r/>
-          </w:p>
-        </w:tc>
-        <w:tc>
-          <w:tcPr>
-            <w:tcW w:type="dxa" w:w="1680"/>
-          </w:tcPr>
-          <w:p>
-            <w:pPr>
-              <w:jc w:val="left"/>
-            </w:pPr>
-            <w:r/>
-            <w:r>
-              <w:rPr>
-                <w:sz w:val="16"/>
-              </w:rPr>
-              <w:t>2026-08-21</w:t>
-            </w:r>
-          </w:p>
-        </w:tc>
-        <w:tc>
-          <w:tcPr>
-            <w:tcW w:type="dxa" w:w="1680"/>
-          </w:tcPr>
-          <w:p>
-            <w:pPr>
-              <w:jc w:val="left"/>
-            </w:pPr>
-            <w:r/>
-            <w:hyperlink r:id="rId71">
-              <w:r>
-                <w:rPr>
-                  <w:color w:val="0B4F9E"/>
-                  <w:sz w:val="16"/>
-                  <w:u w:val="single"/>
-                </w:rPr>
-                <w:t>10.26434/chemrxiv.15007729/v1</w:t>
-              </w:r>
-            </w:hyperlink>
-          </w:p>
-        </w:tc>
-      </w:tr>
-      <w:tr>
-        <w:tc>
-          <w:tcPr>
-            <w:tcW w:type="dxa" w:w="1680"/>
-          </w:tcPr>
-          <w:p>
-            <w:pPr>
-              <w:jc w:val="left"/>
-            </w:pPr>
-            <w:r/>
-            <w:hyperlink r:id="rId72">
-              <w:r>
-                <w:rPr>
-                  <w:color w:val="0B4F9E"/>
-                  <w:sz w:val="16"/>
-                  <w:u w:val="single"/>
-                </w:rPr>
-                <w:t>Vibrational, structural, and chemical fingerprints of ion diffusion in crystalline solids</w:t>
-              </w:r>
-            </w:hyperlink>
-          </w:p>
-        </w:tc>
-        <w:tc>
-          <w:tcPr>
-            <w:tcW w:type="dxa" w:w="1680"/>
-          </w:tcPr>
-          <w:p>
-            <w:pPr>
-              <w:jc w:val="left"/>
-            </w:pPr>
-            <w:r/>
-          </w:p>
-        </w:tc>
-        <w:tc>
-          <w:tcPr>
-            <w:tcW w:type="dxa" w:w="1680"/>
-          </w:tcPr>
-          <w:p>
-            <w:pPr>
-              <w:jc w:val="left"/>
-            </w:pPr>
-            <w:r/>
-            <w:r>
-              <w:rPr>
-                <w:sz w:val="16"/>
-              </w:rPr>
-              <w:t>solid electrolyte</w:t>
-            </w:r>
-          </w:p>
-        </w:tc>
-        <w:tc>
-          <w:tcPr>
-            <w:tcW w:type="dxa" w:w="1680"/>
-          </w:tcPr>
-          <w:p>
-            <w:pPr>
-              <w:jc w:val="left"/>
-            </w:pPr>
-            <w:r/>
-            <w:r>
-              <w:rPr>
-                <w:sz w:val="16"/>
-              </w:rPr>
-              <w:t>MD, MLIP, free energy</w:t>
-            </w:r>
-          </w:p>
-        </w:tc>
-        <w:tc>
-          <w:tcPr>
-            <w:tcW w:type="dxa" w:w="1680"/>
-          </w:tcPr>
-          <w:p>
-            <w:pPr>
-              <w:jc w:val="left"/>
-            </w:pPr>
-            <w:r/>
-            <w:r>
-              <w:rPr>
-                <w:sz w:val="16"/>
-              </w:rPr>
-              <w:t>2026-08-21</w:t>
-            </w:r>
-          </w:p>
-        </w:tc>
-        <w:tc>
-          <w:tcPr>
-            <w:tcW w:type="dxa" w:w="1680"/>
-          </w:tcPr>
-          <w:p>
-            <w:pPr>
-              <w:jc w:val="left"/>
-            </w:pPr>
-            <w:r/>
-            <w:hyperlink r:id="rId72">
+            <w:hyperlink r:id="rId78">
               <w:r>
                 <w:rPr>
                   <w:color w:val="0B4F9E"/>
@@ -5724,16 +6300,27 @@
               <w:jc w:val="left"/>
             </w:pPr>
             <w:r/>
-            <w:hyperlink r:id="rId73">
+            <w:hyperlink r:id="rId79">
               <w:r>
                 <w:rPr>
                   <w:color w:val="0B4F9E"/>
                   <w:sz w:val="16"/>
                   <w:u w:val="single"/>
                 </w:rPr>
-                <w:t>Vibrational, structural, and chemical fingerprints of ion diffusion in crystalline solids</w:t>
+                <w:t>The Past and Future of AI Scientists</w:t>
               </w:r>
             </w:hyperlink>
+          </w:p>
+        </w:tc>
+        <w:tc>
+          <w:tcPr>
+            <w:tcW w:type="dxa" w:w="1680"/>
+          </w:tcPr>
+          <w:p>
+            <w:pPr>
+              <w:jc w:val="left"/>
+            </w:pPr>
+            <w:r/>
           </w:p>
         </w:tc>
         <w:tc>
@@ -5760,7 +6347,7 @@
               <w:rPr>
                 <w:sz w:val="16"/>
               </w:rPr>
-              <w:t>solid electrolyte</w:t>
+              <w:t>MLIP</w:t>
             </w:r>
           </w:p>
         </w:tc>
@@ -5777,7 +6364,7 @@
               <w:rPr>
                 <w:sz w:val="16"/>
               </w:rPr>
-              <w:t>MD, MLIP, free energy</w:t>
+              <w:t>2026-08-14</w:t>
             </w:r>
           </w:p>
         </w:tc>
@@ -5790,130 +6377,7 @@
               <w:jc w:val="left"/>
             </w:pPr>
             <w:r/>
-            <w:r>
-              <w:rPr>
-                <w:sz w:val="16"/>
-              </w:rPr>
-              <w:t>2026-08-21</w:t>
-            </w:r>
-          </w:p>
-        </w:tc>
-        <w:tc>
-          <w:tcPr>
-            <w:tcW w:type="dxa" w:w="1680"/>
-          </w:tcPr>
-          <w:p>
-            <w:pPr>
-              <w:jc w:val="left"/>
-            </w:pPr>
-            <w:r/>
-            <w:hyperlink r:id="rId73">
-              <w:r>
-                <w:rPr>
-                  <w:color w:val="0B4F9E"/>
-                  <w:sz w:val="16"/>
-                  <w:u w:val="single"/>
-                </w:rPr>
-                <w:t>10.48550/arxiv.2608.21624</w:t>
-              </w:r>
-            </w:hyperlink>
-          </w:p>
-        </w:tc>
-      </w:tr>
-      <w:tr>
-        <w:tc>
-          <w:tcPr>
-            <w:tcW w:type="dxa" w:w="1680"/>
-          </w:tcPr>
-          <w:p>
-            <w:pPr>
-              <w:jc w:val="left"/>
-            </w:pPr>
-            <w:r/>
-            <w:hyperlink r:id="rId74">
-              <w:r>
-                <w:rPr>
-                  <w:color w:val="0B4F9E"/>
-                  <w:sz w:val="16"/>
-                  <w:u w:val="single"/>
-                </w:rPr>
-                <w:t>First-Principles Atomistic Structure and Dynamics of Polyethylene During High-Pressure Radical Polymerization via Machin</w:t>
-              </w:r>
-            </w:hyperlink>
-          </w:p>
-        </w:tc>
-        <w:tc>
-          <w:tcPr>
-            <w:tcW w:type="dxa" w:w="1680"/>
-          </w:tcPr>
-          <w:p>
-            <w:pPr>
-              <w:jc w:val="left"/>
-            </w:pPr>
-            <w:r/>
-          </w:p>
-        </w:tc>
-        <w:tc>
-          <w:tcPr>
-            <w:tcW w:type="dxa" w:w="1680"/>
-          </w:tcPr>
-          <w:p>
-            <w:pPr>
-              <w:jc w:val="left"/>
-            </w:pPr>
-            <w:r/>
-            <w:r>
-              <w:rPr>
-                <w:sz w:val="16"/>
-              </w:rPr>
-              <w:t>polymer, high pressure</w:t>
-            </w:r>
-          </w:p>
-        </w:tc>
-        <w:tc>
-          <w:tcPr>
-            <w:tcW w:type="dxa" w:w="1680"/>
-          </w:tcPr>
-          <w:p>
-            <w:pPr>
-              <w:jc w:val="left"/>
-            </w:pPr>
-            <w:r/>
-            <w:r>
-              <w:rPr>
-                <w:sz w:val="16"/>
-              </w:rPr>
-              <w:t>DFT</w:t>
-            </w:r>
-          </w:p>
-        </w:tc>
-        <w:tc>
-          <w:tcPr>
-            <w:tcW w:type="dxa" w:w="1680"/>
-          </w:tcPr>
-          <w:p>
-            <w:pPr>
-              <w:jc w:val="left"/>
-            </w:pPr>
-            <w:r/>
-            <w:r>
-              <w:rPr>
-                <w:sz w:val="16"/>
-              </w:rPr>
-              <w:t>2026-08-22</w:t>
-            </w:r>
-          </w:p>
-        </w:tc>
-        <w:tc>
-          <w:tcPr>
-            <w:tcW w:type="dxa" w:w="1680"/>
-          </w:tcPr>
-          <w:p>
-            <w:pPr>
-              <w:jc w:val="left"/>
-            </w:pPr>
-            <w:r/>
-            <w:hyperlink r:id="rId74">
+            <w:hyperlink r:id="rId79">
               <w:r>
                 <w:rPr>
                   <w:color w:val="0B4F9E"/>
@@ -5936,16 +6400,27 @@
               <w:jc w:val="left"/>
             </w:pPr>
             <w:r/>
-            <w:hyperlink r:id="rId75">
+            <w:hyperlink r:id="rId80">
               <w:r>
                 <w:rPr>
                   <w:color w:val="0B4F9E"/>
                   <w:sz w:val="16"/>
                   <w:u w:val="single"/>
                 </w:rPr>
-                <w:t>First-Principles Atomistic Structure and Dynamics of Polyethylene During High-Pressure Radical Polymerization via Machin</w:t>
+                <w:t>Graph neural network prediction of temperature-dependent hydrogen diffusion and thermal conductivity tensors of tungsten</w:t>
               </w:r>
             </w:hyperlink>
+          </w:p>
+        </w:tc>
+        <w:tc>
+          <w:tcPr>
+            <w:tcW w:type="dxa" w:w="1680"/>
+          </w:tcPr>
+          <w:p>
+            <w:pPr>
+              <w:jc w:val="left"/>
+            </w:pPr>
+            <w:r/>
           </w:p>
         </w:tc>
         <w:tc>
@@ -5972,7 +6447,7 @@
               <w:rPr>
                 <w:sz w:val="16"/>
               </w:rPr>
-              <w:t>polymer, high pressure</w:t>
+              <w:t>MD</w:t>
             </w:r>
           </w:p>
         </w:tc>
@@ -5989,7 +6464,7 @@
               <w:rPr>
                 <w:sz w:val="16"/>
               </w:rPr>
-              <w:t>DFT, MLIP</w:t>
+              <w:t>2026-08-16</w:t>
             </w:r>
           </w:p>
         </w:tc>
@@ -6002,130 +6477,7 @@
               <w:jc w:val="left"/>
             </w:pPr>
             <w:r/>
-            <w:r>
-              <w:rPr>
-                <w:sz w:val="16"/>
-              </w:rPr>
-              <w:t>2026-08-22</w:t>
-            </w:r>
-          </w:p>
-        </w:tc>
-        <w:tc>
-          <w:tcPr>
-            <w:tcW w:type="dxa" w:w="1680"/>
-          </w:tcPr>
-          <w:p>
-            <w:pPr>
-              <w:jc w:val="left"/>
-            </w:pPr>
-            <w:r/>
-            <w:hyperlink r:id="rId75">
-              <w:r>
-                <w:rPr>
-                  <w:color w:val="0B4F9E"/>
-                  <w:sz w:val="16"/>
-                  <w:u w:val="single"/>
-                </w:rPr>
-                <w:t>10.48550/arxiv.2608.21741</w:t>
-              </w:r>
-            </w:hyperlink>
-          </w:p>
-        </w:tc>
-      </w:tr>
-      <w:tr>
-        <w:tc>
-          <w:tcPr>
-            <w:tcW w:type="dxa" w:w="1680"/>
-          </w:tcPr>
-          <w:p>
-            <w:pPr>
-              <w:jc w:val="left"/>
-            </w:pPr>
-            <w:r/>
-            <w:hyperlink r:id="rId76">
-              <w:r>
-                <w:rPr>
-                  <w:color w:val="0B4F9E"/>
-                  <w:sz w:val="16"/>
-                  <w:u w:val="single"/>
-                </w:rPr>
-                <w:t>Polymer-Linked Nanoparticle Networks Running on Heat Can Act as Computing Devices</w:t>
-              </w:r>
-            </w:hyperlink>
-          </w:p>
-        </w:tc>
-        <w:tc>
-          <w:tcPr>
-            <w:tcW w:type="dxa" w:w="1680"/>
-          </w:tcPr>
-          <w:p>
-            <w:pPr>
-              <w:jc w:val="left"/>
-            </w:pPr>
-            <w:r/>
-          </w:p>
-        </w:tc>
-        <w:tc>
-          <w:tcPr>
-            <w:tcW w:type="dxa" w:w="1680"/>
-          </w:tcPr>
-          <w:p>
-            <w:pPr>
-              <w:jc w:val="left"/>
-            </w:pPr>
-            <w:r/>
-            <w:r>
-              <w:rPr>
-                <w:sz w:val="16"/>
-              </w:rPr>
-              <w:t>polymer</w:t>
-            </w:r>
-          </w:p>
-        </w:tc>
-        <w:tc>
-          <w:tcPr>
-            <w:tcW w:type="dxa" w:w="1680"/>
-          </w:tcPr>
-          <w:p>
-            <w:pPr>
-              <w:jc w:val="left"/>
-            </w:pPr>
-            <w:r/>
-            <w:r>
-              <w:rPr>
-                <w:sz w:val="16"/>
-              </w:rPr>
-              <w:t>MD, phonons</w:t>
-            </w:r>
-          </w:p>
-        </w:tc>
-        <w:tc>
-          <w:tcPr>
-            <w:tcW w:type="dxa" w:w="1680"/>
-          </w:tcPr>
-          <w:p>
-            <w:pPr>
-              <w:jc w:val="left"/>
-            </w:pPr>
-            <w:r/>
-            <w:r>
-              <w:rPr>
-                <w:sz w:val="16"/>
-              </w:rPr>
-              <w:t>2026-08-24</w:t>
-            </w:r>
-          </w:p>
-        </w:tc>
-        <w:tc>
-          <w:tcPr>
-            <w:tcW w:type="dxa" w:w="1680"/>
-          </w:tcPr>
-          <w:p>
-            <w:pPr>
-              <w:jc w:val="left"/>
-            </w:pPr>
-            <w:r/>
-            <w:hyperlink r:id="rId76">
+            <w:hyperlink r:id="rId80">
               <w:r>
                 <w:rPr>
                   <w:color w:val="0B4F9E"/>
@@ -6148,424 +6500,6 @@
               <w:jc w:val="left"/>
             </w:pPr>
             <w:r/>
-            <w:hyperlink r:id="rId77">
-              <w:r>
-                <w:rPr>
-                  <w:color w:val="0B4F9E"/>
-                  <w:sz w:val="16"/>
-                  <w:u w:val="single"/>
-                </w:rPr>
-                <w:t>Bayesian Neural Networks versus deep ensembles for uncertainty quantification in machine learning interatomic potentials</w:t>
-              </w:r>
-            </w:hyperlink>
-          </w:p>
-        </w:tc>
-        <w:tc>
-          <w:tcPr>
-            <w:tcW w:type="dxa" w:w="1680"/>
-          </w:tcPr>
-          <w:p>
-            <w:pPr>
-              <w:jc w:val="left"/>
-            </w:pPr>
-            <w:r/>
-          </w:p>
-        </w:tc>
-        <w:tc>
-          <w:tcPr>
-            <w:tcW w:type="dxa" w:w="1680"/>
-          </w:tcPr>
-          <w:p>
-            <w:pPr>
-              <w:jc w:val="left"/>
-            </w:pPr>
-            <w:r/>
-            <w:r>
-              <w:rPr>
-                <w:sz w:val="16"/>
-              </w:rPr>
-              <w:t>molecule / organic</w:t>
-            </w:r>
-          </w:p>
-        </w:tc>
-        <w:tc>
-          <w:tcPr>
-            <w:tcW w:type="dxa" w:w="1680"/>
-          </w:tcPr>
-          <w:p>
-            <w:pPr>
-              <w:jc w:val="left"/>
-            </w:pPr>
-            <w:r/>
-            <w:r>
-              <w:rPr>
-                <w:sz w:val="16"/>
-              </w:rPr>
-              <w:t>MLIP</w:t>
-            </w:r>
-          </w:p>
-        </w:tc>
-        <w:tc>
-          <w:tcPr>
-            <w:tcW w:type="dxa" w:w="1680"/>
-          </w:tcPr>
-          <w:p>
-            <w:pPr>
-              <w:jc w:val="left"/>
-            </w:pPr>
-            <w:r/>
-            <w:r>
-              <w:rPr>
-                <w:sz w:val="16"/>
-              </w:rPr>
-              <w:t>2026-08-24</w:t>
-            </w:r>
-          </w:p>
-        </w:tc>
-        <w:tc>
-          <w:tcPr>
-            <w:tcW w:type="dxa" w:w="1680"/>
-          </w:tcPr>
-          <w:p>
-            <w:pPr>
-              <w:jc w:val="left"/>
-            </w:pPr>
-            <w:r/>
-            <w:hyperlink r:id="rId77">
-              <w:r>
-                <w:rPr>
-                  <w:color w:val="0B4F9E"/>
-                  <w:sz w:val="16"/>
-                  <w:u w:val="single"/>
-                </w:rPr>
-                <w:t>10.1088/2632-2153/ae9de8</w:t>
-              </w:r>
-            </w:hyperlink>
-          </w:p>
-        </w:tc>
-      </w:tr>
-      <w:tr>
-        <w:tc>
-          <w:tcPr>
-            <w:tcW w:type="dxa" w:w="1680"/>
-          </w:tcPr>
-          <w:p>
-            <w:pPr>
-              <w:jc w:val="left"/>
-            </w:pPr>
-            <w:r/>
-            <w:hyperlink r:id="rId78">
-              <w:r>
-                <w:rPr>
-                  <w:color w:val="0B4F9E"/>
-                  <w:sz w:val="16"/>
-                  <w:u w:val="single"/>
-                </w:rPr>
-                <w:t>Y-Mn-B Magnetic Materials: A DFT and Machine Learning Dataset</w:t>
-              </w:r>
-            </w:hyperlink>
-          </w:p>
-        </w:tc>
-        <w:tc>
-          <w:tcPr>
-            <w:tcW w:type="dxa" w:w="1680"/>
-          </w:tcPr>
-          <w:p>
-            <w:pPr>
-              <w:jc w:val="left"/>
-            </w:pPr>
-            <w:r/>
-          </w:p>
-        </w:tc>
-        <w:tc>
-          <w:tcPr>
-            <w:tcW w:type="dxa" w:w="1680"/>
-          </w:tcPr>
-          <w:p>
-            <w:pPr>
-              <w:jc w:val="left"/>
-            </w:pPr>
-            <w:r/>
-            <w:r>
-              <w:rPr>
-                <w:sz w:val="16"/>
-              </w:rPr>
-              <w:t>magnetic material, Y3MnB7, YMnB4</w:t>
-            </w:r>
-          </w:p>
-        </w:tc>
-        <w:tc>
-          <w:tcPr>
-            <w:tcW w:type="dxa" w:w="1680"/>
-          </w:tcPr>
-          <w:p>
-            <w:pPr>
-              <w:jc w:val="left"/>
-            </w:pPr>
-            <w:r/>
-            <w:r>
-              <w:rPr>
-                <w:sz w:val="16"/>
-              </w:rPr>
-              <w:t>DFT, phonons, MLIP</w:t>
-            </w:r>
-          </w:p>
-        </w:tc>
-        <w:tc>
-          <w:tcPr>
-            <w:tcW w:type="dxa" w:w="1680"/>
-          </w:tcPr>
-          <w:p>
-            <w:pPr>
-              <w:jc w:val="left"/>
-            </w:pPr>
-            <w:r/>
-            <w:r>
-              <w:rPr>
-                <w:sz w:val="16"/>
-              </w:rPr>
-              <w:t>2026-08-24</w:t>
-            </w:r>
-          </w:p>
-        </w:tc>
-        <w:tc>
-          <w:tcPr>
-            <w:tcW w:type="dxa" w:w="1680"/>
-          </w:tcPr>
-          <w:p>
-            <w:pPr>
-              <w:jc w:val="left"/>
-            </w:pPr>
-            <w:r/>
-            <w:hyperlink r:id="rId78">
-              <w:r>
-                <w:rPr>
-                  <w:color w:val="0B4F9E"/>
-                  <w:sz w:val="16"/>
-                  <w:u w:val="single"/>
-                </w:rPr>
-                <w:t>10.5281/zenodo.22084773</w:t>
-              </w:r>
-            </w:hyperlink>
-          </w:p>
-        </w:tc>
-      </w:tr>
-      <w:tr>
-        <w:tc>
-          <w:tcPr>
-            <w:tcW w:type="dxa" w:w="1680"/>
-          </w:tcPr>
-          <w:p>
-            <w:pPr>
-              <w:jc w:val="left"/>
-            </w:pPr>
-            <w:r/>
-            <w:hyperlink r:id="rId79">
-              <w:r>
-                <w:rPr>
-                  <w:color w:val="0B4F9E"/>
-                  <w:sz w:val="16"/>
-                  <w:u w:val="single"/>
-                </w:rPr>
-                <w:t>Y-Mn-B Magnetic Materials: A DFT and Machine Learning Dataset</w:t>
-              </w:r>
-            </w:hyperlink>
-          </w:p>
-        </w:tc>
-        <w:tc>
-          <w:tcPr>
-            <w:tcW w:type="dxa" w:w="1680"/>
-          </w:tcPr>
-          <w:p>
-            <w:pPr>
-              <w:jc w:val="left"/>
-            </w:pPr>
-            <w:r/>
-          </w:p>
-        </w:tc>
-        <w:tc>
-          <w:tcPr>
-            <w:tcW w:type="dxa" w:w="1680"/>
-          </w:tcPr>
-          <w:p>
-            <w:pPr>
-              <w:jc w:val="left"/>
-            </w:pPr>
-            <w:r/>
-            <w:r>
-              <w:rPr>
-                <w:sz w:val="16"/>
-              </w:rPr>
-              <w:t>magnetic material, Y3MnB7, YMnB4</w:t>
-            </w:r>
-          </w:p>
-        </w:tc>
-        <w:tc>
-          <w:tcPr>
-            <w:tcW w:type="dxa" w:w="1680"/>
-          </w:tcPr>
-          <w:p>
-            <w:pPr>
-              <w:jc w:val="left"/>
-            </w:pPr>
-            <w:r/>
-            <w:r>
-              <w:rPr>
-                <w:sz w:val="16"/>
-              </w:rPr>
-              <w:t>DFT, phonons, MLIP</w:t>
-            </w:r>
-          </w:p>
-        </w:tc>
-        <w:tc>
-          <w:tcPr>
-            <w:tcW w:type="dxa" w:w="1680"/>
-          </w:tcPr>
-          <w:p>
-            <w:pPr>
-              <w:jc w:val="left"/>
-            </w:pPr>
-            <w:r/>
-            <w:r>
-              <w:rPr>
-                <w:sz w:val="16"/>
-              </w:rPr>
-              <w:t>2026-08-24</w:t>
-            </w:r>
-          </w:p>
-        </w:tc>
-        <w:tc>
-          <w:tcPr>
-            <w:tcW w:type="dxa" w:w="1680"/>
-          </w:tcPr>
-          <w:p>
-            <w:pPr>
-              <w:jc w:val="left"/>
-            </w:pPr>
-            <w:r/>
-            <w:hyperlink r:id="rId79">
-              <w:r>
-                <w:rPr>
-                  <w:color w:val="0B4F9E"/>
-                  <w:sz w:val="16"/>
-                  <w:u w:val="single"/>
-                </w:rPr>
-                <w:t>10.5281/zenodo.22084774</w:t>
-              </w:r>
-            </w:hyperlink>
-          </w:p>
-        </w:tc>
-      </w:tr>
-      <w:tr>
-        <w:tc>
-          <w:tcPr>
-            <w:tcW w:type="dxa" w:w="1680"/>
-          </w:tcPr>
-          <w:p>
-            <w:pPr>
-              <w:jc w:val="left"/>
-            </w:pPr>
-            <w:r/>
-            <w:hyperlink r:id="rId80">
-              <w:r>
-                <w:rPr>
-                  <w:color w:val="0B4F9E"/>
-                  <w:sz w:val="16"/>
-                  <w:u w:val="single"/>
-                </w:rPr>
-                <w:t>Machine Learning Prediction of Transport Properties in Amorphous Polymer Electrolytes Using Chemically Informed Structur</w:t>
-              </w:r>
-            </w:hyperlink>
-          </w:p>
-        </w:tc>
-        <w:tc>
-          <w:tcPr>
-            <w:tcW w:type="dxa" w:w="1680"/>
-          </w:tcPr>
-          <w:p>
-            <w:pPr>
-              <w:jc w:val="left"/>
-            </w:pPr>
-            <w:r/>
-          </w:p>
-        </w:tc>
-        <w:tc>
-          <w:tcPr>
-            <w:tcW w:type="dxa" w:w="1680"/>
-          </w:tcPr>
-          <w:p>
-            <w:pPr>
-              <w:jc w:val="left"/>
-            </w:pPr>
-            <w:r/>
-            <w:r>
-              <w:rPr>
-                <w:sz w:val="16"/>
-              </w:rPr>
-              <w:t>polymer, glass / amorphous</w:t>
-            </w:r>
-          </w:p>
-        </w:tc>
-        <w:tc>
-          <w:tcPr>
-            <w:tcW w:type="dxa" w:w="1680"/>
-          </w:tcPr>
-          <w:p>
-            <w:pPr>
-              <w:jc w:val="left"/>
-            </w:pPr>
-            <w:r/>
-          </w:p>
-        </w:tc>
-        <w:tc>
-          <w:tcPr>
-            <w:tcW w:type="dxa" w:w="1680"/>
-          </w:tcPr>
-          <w:p>
-            <w:pPr>
-              <w:jc w:val="left"/>
-            </w:pPr>
-            <w:r/>
-            <w:r>
-              <w:rPr>
-                <w:sz w:val="16"/>
-              </w:rPr>
-              <w:t>2026-08-25</w:t>
-            </w:r>
-          </w:p>
-        </w:tc>
-        <w:tc>
-          <w:tcPr>
-            <w:tcW w:type="dxa" w:w="1680"/>
-          </w:tcPr>
-          <w:p>
-            <w:pPr>
-              <w:jc w:val="left"/>
-            </w:pPr>
-            <w:r/>
-            <w:hyperlink r:id="rId80">
-              <w:r>
-                <w:rPr>
-                  <w:color w:val="0B4F9E"/>
-                  <w:sz w:val="16"/>
-                  <w:u w:val="single"/>
-                </w:rPr>
-                <w:t>10.26434/chemrxiv.15000431/v2</w:t>
-              </w:r>
-            </w:hyperlink>
-          </w:p>
-        </w:tc>
-      </w:tr>
-      <w:tr>
-        <w:tc>
-          <w:tcPr>
-            <w:tcW w:type="dxa" w:w="1680"/>
-          </w:tcPr>
-          <w:p>
-            <w:pPr>
-              <w:jc w:val="left"/>
-            </w:pPr>
-            <w:r/>
             <w:hyperlink r:id="rId81">
               <w:r>
                 <w:rPr>
@@ -6573,9 +6507,20 @@
                   <w:sz w:val="16"/>
                   <w:u w:val="single"/>
                 </w:rPr>
-                <w:t>Mechanistic study of mixed lithium halides solid-state electrolytes</w:t>
+                <w:t>Machine Learning-Accelerated Band-Edge Engineering of Pnictogen Chalcohalide Solid Solutions for Solar Energy Technologi</w:t>
               </w:r>
             </w:hyperlink>
+          </w:p>
+        </w:tc>
+        <w:tc>
+          <w:tcPr>
+            <w:tcW w:type="dxa" w:w="1680"/>
+          </w:tcPr>
+          <w:p>
+            <w:pPr>
+              <w:jc w:val="left"/>
+            </w:pPr>
+            <w:r/>
           </w:p>
         </w:tc>
         <w:tc>
@@ -6602,7 +6547,7 @@
               <w:rPr>
                 <w:sz w:val="16"/>
               </w:rPr>
-              <w:t>solid electrolyte, alloy</w:t>
+              <w:t>DFT</w:t>
             </w:r>
           </w:p>
         </w:tc>
@@ -6619,24 +6564,7 @@
               <w:rPr>
                 <w:sz w:val="16"/>
               </w:rPr>
-              <w:t>HSE06, MLIP</w:t>
-            </w:r>
-          </w:p>
-        </w:tc>
-        <w:tc>
-          <w:tcPr>
-            <w:tcW w:type="dxa" w:w="1680"/>
-          </w:tcPr>
-          <w:p>
-            <w:pPr>
-              <w:jc w:val="left"/>
-            </w:pPr>
-            <w:r/>
-            <w:r>
-              <w:rPr>
-                <w:sz w:val="16"/>
-              </w:rPr>
-              <w:t>2026-08-26</w:t>
+              <w:t>2026-08-17</w:t>
             </w:r>
           </w:p>
         </w:tc>
@@ -6656,7 +6584,7 @@
                   <w:sz w:val="16"/>
                   <w:u w:val="single"/>
                 </w:rPr>
-                <w:t>10.1103/czy4-7lfp</w:t>
+                <w:t>link</w:t>
               </w:r>
             </w:hyperlink>
           </w:p>
@@ -6679,9 +6607,31 @@
                   <w:sz w:val="16"/>
                   <w:u w:val="single"/>
                 </w:rPr>
-                <w:t>Insights into Lithium Diffusion in Crystalline and Amorphous Solid Electrolytes with Machine Learning Interatomic Potent</w:t>
+                <w:t xml:space="preserve">Extracting a nitrile-centered, ether-assisted motif hierarchy for lithium-battery electrolyte design from billion-scale </w:t>
               </w:r>
             </w:hyperlink>
+          </w:p>
+        </w:tc>
+        <w:tc>
+          <w:tcPr>
+            <w:tcW w:type="dxa" w:w="1680"/>
+          </w:tcPr>
+          <w:p>
+            <w:pPr>
+              <w:jc w:val="left"/>
+            </w:pPr>
+            <w:r/>
+          </w:p>
+        </w:tc>
+        <w:tc>
+          <w:tcPr>
+            <w:tcW w:type="dxa" w:w="1680"/>
+          </w:tcPr>
+          <w:p>
+            <w:pPr>
+              <w:jc w:val="left"/>
+            </w:pPr>
+            <w:r/>
           </w:p>
         </w:tc>
         <w:tc>
@@ -6708,41 +6658,7 @@
               <w:rPr>
                 <w:sz w:val="16"/>
               </w:rPr>
-              <w:t>solid electrolyte, Li-ion battery, glass / amorphous, Li3YCl6</w:t>
-            </w:r>
-          </w:p>
-        </w:tc>
-        <w:tc>
-          <w:tcPr>
-            <w:tcW w:type="dxa" w:w="1680"/>
-          </w:tcPr>
-          <w:p>
-            <w:pPr>
-              <w:jc w:val="left"/>
-            </w:pPr>
-            <w:r/>
-            <w:r>
-              <w:rPr>
-                <w:sz w:val="16"/>
-              </w:rPr>
-              <w:t>MD, MLIP</w:t>
-            </w:r>
-          </w:p>
-        </w:tc>
-        <w:tc>
-          <w:tcPr>
-            <w:tcW w:type="dxa" w:w="1680"/>
-          </w:tcPr>
-          <w:p>
-            <w:pPr>
-              <w:jc w:val="left"/>
-            </w:pPr>
-            <w:r/>
-            <w:r>
-              <w:rPr>
-                <w:sz w:val="16"/>
-              </w:rPr>
-              <w:t>2026-08-26</w:t>
+              <w:t>2026-08-17</w:t>
             </w:r>
           </w:p>
         </w:tc>
@@ -6762,7 +6678,7 @@
                   <w:sz w:val="16"/>
                   <w:u w:val="single"/>
                 </w:rPr>
-                <w:t>10.26434/chemrxiv.15007863/v1</w:t>
+                <w:t>link</w:t>
               </w:r>
             </w:hyperlink>
           </w:p>
@@ -6785,9 +6701,20 @@
                   <w:sz w:val="16"/>
                   <w:u w:val="single"/>
                 </w:rPr>
-                <w:t>High-throughput Discovery of Magnetic Rare Earth Transition Metal Alloys</w:t>
+                <w:t>Discovery of novel magnetic Y-Mn-B compounds via advanced machine learning guided framework</w:t>
               </w:r>
             </w:hyperlink>
+          </w:p>
+        </w:tc>
+        <w:tc>
+          <w:tcPr>
+            <w:tcW w:type="dxa" w:w="1680"/>
+          </w:tcPr>
+          <w:p>
+            <w:pPr>
+              <w:jc w:val="left"/>
+            </w:pPr>
+            <w:r/>
           </w:p>
         </w:tc>
         <w:tc>
@@ -6814,7 +6741,7 @@
               <w:rPr>
                 <w:sz w:val="16"/>
               </w:rPr>
-              <w:t>alloy</w:t>
+              <w:t>DFT</w:t>
             </w:r>
           </w:p>
         </w:tc>
@@ -6831,24 +6758,7 @@
               <w:rPr>
                 <w:sz w:val="16"/>
               </w:rPr>
-              <w:t>DFT, MLIP</w:t>
-            </w:r>
-          </w:p>
-        </w:tc>
-        <w:tc>
-          <w:tcPr>
-            <w:tcW w:type="dxa" w:w="1680"/>
-          </w:tcPr>
-          <w:p>
-            <w:pPr>
-              <w:jc w:val="left"/>
-            </w:pPr>
-            <w:r/>
-            <w:r>
-              <w:rPr>
-                <w:sz w:val="16"/>
-              </w:rPr>
-              <w:t>2026-08-26</w:t>
+              <w:t>2026-08-17</w:t>
             </w:r>
           </w:p>
         </w:tc>
@@ -6891,9 +6801,20 @@
                   <w:sz w:val="16"/>
                   <w:u w:val="single"/>
                 </w:rPr>
-                <w:t>High-throughput Discovery of Magnetic Rare Earth Transition Metal Alloys</w:t>
+                <w:t>Unlocking Multi-Component Bulk-Materials Molecular Dynamics with a Small-Footprint Machine Learning Interatomic Potentia</w:t>
               </w:r>
             </w:hyperlink>
+          </w:p>
+        </w:tc>
+        <w:tc>
+          <w:tcPr>
+            <w:tcW w:type="dxa" w:w="1680"/>
+          </w:tcPr>
+          <w:p>
+            <w:pPr>
+              <w:jc w:val="left"/>
+            </w:pPr>
+            <w:r/>
           </w:p>
         </w:tc>
         <w:tc>
@@ -6920,7 +6841,7 @@
               <w:rPr>
                 <w:sz w:val="16"/>
               </w:rPr>
-              <w:t>alloy, magnetic material</w:t>
+              <w:t>MD, MLIP</w:t>
             </w:r>
           </w:p>
         </w:tc>
@@ -6937,24 +6858,7 @@
               <w:rPr>
                 <w:sz w:val="16"/>
               </w:rPr>
-              <w:t>DFT, MLIP</w:t>
-            </w:r>
-          </w:p>
-        </w:tc>
-        <w:tc>
-          <w:tcPr>
-            <w:tcW w:type="dxa" w:w="1680"/>
-          </w:tcPr>
-          <w:p>
-            <w:pPr>
-              <w:jc w:val="left"/>
-            </w:pPr>
-            <w:r/>
-            <w:r>
-              <w:rPr>
-                <w:sz w:val="16"/>
-              </w:rPr>
-              <w:t>2026-08-26</w:t>
+              <w:t>2026-08-17</w:t>
             </w:r>
           </w:p>
         </w:tc>
@@ -6974,7 +6878,7 @@
                   <w:sz w:val="16"/>
                   <w:u w:val="single"/>
                 </w:rPr>
-                <w:t>10.48550/arxiv.2608.25270</w:t>
+                <w:t>link</w:t>
               </w:r>
             </w:hyperlink>
           </w:p>
@@ -6997,9 +6901,20 @@
                   <w:sz w:val="16"/>
                   <w:u w:val="single"/>
                 </w:rPr>
-                <w:t>A Hierarchical Synergistic Deep Learning Framework Integrating Composition, Structure, and Ionic Transport for Solid-Sta</w:t>
+                <w:t>ChemReporter: A Framework for Curating and Exporting Large-Scale Chemical Datasets for MLIP Training</w:t>
               </w:r>
             </w:hyperlink>
+          </w:p>
+        </w:tc>
+        <w:tc>
+          <w:tcPr>
+            <w:tcW w:type="dxa" w:w="1680"/>
+          </w:tcPr>
+          <w:p>
+            <w:pPr>
+              <w:jc w:val="left"/>
+            </w:pPr>
+            <w:r/>
           </w:p>
         </w:tc>
         <w:tc>
@@ -7026,19 +6941,8 @@
               <w:rPr>
                 <w:sz w:val="16"/>
               </w:rPr>
-              <w:t>solid electrolyte</w:t>
+              <w:t>MLIP</w:t>
             </w:r>
-          </w:p>
-        </w:tc>
-        <w:tc>
-          <w:tcPr>
-            <w:tcW w:type="dxa" w:w="1680"/>
-          </w:tcPr>
-          <w:p>
-            <w:pPr>
-              <w:jc w:val="left"/>
-            </w:pPr>
-            <w:r/>
           </w:p>
         </w:tc>
         <w:tc>
@@ -7054,7 +6958,7 @@
               <w:rPr>
                 <w:sz w:val="16"/>
               </w:rPr>
-              <w:t>2026-08-26</w:t>
+              <w:t>2026-08-17</w:t>
             </w:r>
           </w:p>
         </w:tc>
@@ -7097,9 +7001,31 @@
                   <w:sz w:val="16"/>
                   <w:u w:val="single"/>
                 </w:rPr>
-                <w:t>When less is more: simplified models for interpretable materials design</w:t>
+                <w:t>Active learning molecular beam epitaxy of complex quantum materials</w:t>
               </w:r>
             </w:hyperlink>
+          </w:p>
+        </w:tc>
+        <w:tc>
+          <w:tcPr>
+            <w:tcW w:type="dxa" w:w="1680"/>
+          </w:tcPr>
+          <w:p>
+            <w:pPr>
+              <w:jc w:val="left"/>
+            </w:pPr>
+            <w:r/>
+          </w:p>
+        </w:tc>
+        <w:tc>
+          <w:tcPr>
+            <w:tcW w:type="dxa" w:w="1680"/>
+          </w:tcPr>
+          <w:p>
+            <w:pPr>
+              <w:jc w:val="left"/>
+            </w:pPr>
+            <w:r/>
           </w:p>
         </w:tc>
         <w:tc>
@@ -7126,35 +7052,7 @@
               <w:rPr>
                 <w:sz w:val="16"/>
               </w:rPr>
-              <w:t>polymer</w:t>
-            </w:r>
-          </w:p>
-        </w:tc>
-        <w:tc>
-          <w:tcPr>
-            <w:tcW w:type="dxa" w:w="1680"/>
-          </w:tcPr>
-          <w:p>
-            <w:pPr>
-              <w:jc w:val="left"/>
-            </w:pPr>
-            <w:r/>
-          </w:p>
-        </w:tc>
-        <w:tc>
-          <w:tcPr>
-            <w:tcW w:type="dxa" w:w="1680"/>
-          </w:tcPr>
-          <w:p>
-            <w:pPr>
-              <w:jc w:val="left"/>
-            </w:pPr>
-            <w:r/>
-            <w:r>
-              <w:rPr>
-                <w:sz w:val="16"/>
-              </w:rPr>
-              <w:t>2026-08-28</w:t>
+              <w:t>2026-08-18</w:t>
             </w:r>
           </w:p>
         </w:tc>
@@ -7174,7 +7072,7 @@
                   <w:sz w:val="16"/>
                   <w:u w:val="single"/>
                 </w:rPr>
-                <w:t>10.26434/chemrxiv.15008004/v1</w:t>
+                <w:t>link</w:t>
               </w:r>
             </w:hyperlink>
           </w:p>
@@ -7197,20 +7095,9 @@
                   <w:sz w:val="16"/>
                   <w:u w:val="single"/>
                 </w:rPr>
-                <w:t>From Empirical Design To Autonomous Ecosystems: AI-Driven Advances, Challenges, And Future Directions In Precision Nanom</w:t>
+                <w:t>PyAPX: python toolkit for atomic configuration pattern exploration</w:t>
               </w:r>
             </w:hyperlink>
-          </w:p>
-        </w:tc>
-        <w:tc>
-          <w:tcPr>
-            <w:tcW w:type="dxa" w:w="1680"/>
-          </w:tcPr>
-          <w:p>
-            <w:pPr>
-              <w:jc w:val="left"/>
-            </w:pPr>
-            <w:r/>
           </w:p>
         </w:tc>
         <w:tc>
@@ -7248,7 +7135,24 @@
               <w:rPr>
                 <w:sz w:val="16"/>
               </w:rPr>
-              <w:t>2026-08-14</w:t>
+              <w:t>DFT, MLIP</w:t>
+            </w:r>
+          </w:p>
+        </w:tc>
+        <w:tc>
+          <w:tcPr>
+            <w:tcW w:type="dxa" w:w="1680"/>
+          </w:tcPr>
+          <w:p>
+            <w:pPr>
+              <w:jc w:val="left"/>
+            </w:pPr>
+            <w:r/>
+            <w:r>
+              <w:rPr>
+                <w:sz w:val="16"/>
+              </w:rPr>
+              <w:t>2026-08-19</w:t>
             </w:r>
           </w:p>
         </w:tc>
@@ -7268,7 +7172,7 @@
                   <w:sz w:val="16"/>
                   <w:u w:val="single"/>
                 </w:rPr>
-                <w:t>10.5281/zenodo.21931873</w:t>
+                <w:t>10.1038/s41598-026-66072-5</w:t>
               </w:r>
             </w:hyperlink>
           </w:p>
@@ -7291,20 +7195,9 @@
                   <w:sz w:val="16"/>
                   <w:u w:val="single"/>
                 </w:rPr>
-                <w:t>From Empirical Design To Autonomous Ecosystems: AI-Driven Advances, Challenges, And Future Directions In Precision Nanom</w:t>
+                <w:t>A single design choice determines whether machine learning models of materials make physically impossible predictions</w:t>
               </w:r>
             </w:hyperlink>
-          </w:p>
-        </w:tc>
-        <w:tc>
-          <w:tcPr>
-            <w:tcW w:type="dxa" w:w="1680"/>
-          </w:tcPr>
-          <w:p>
-            <w:pPr>
-              <w:jc w:val="left"/>
-            </w:pPr>
-            <w:r/>
           </w:p>
         </w:tc>
         <w:tc>
@@ -7342,7 +7235,24 @@
               <w:rPr>
                 <w:sz w:val="16"/>
               </w:rPr>
-              <w:t>2026-08-14</w:t>
+              <w:t>DFT</w:t>
+            </w:r>
+          </w:p>
+        </w:tc>
+        <w:tc>
+          <w:tcPr>
+            <w:tcW w:type="dxa" w:w="1680"/>
+          </w:tcPr>
+          <w:p>
+            <w:pPr>
+              <w:jc w:val="left"/>
+            </w:pPr>
+            <w:r/>
+            <w:r>
+              <w:rPr>
+                <w:sz w:val="16"/>
+              </w:rPr>
+              <w:t>2026-08-19</w:t>
             </w:r>
           </w:p>
         </w:tc>
@@ -7362,7 +7272,7 @@
                   <w:sz w:val="16"/>
                   <w:u w:val="single"/>
                 </w:rPr>
-                <w:t>10.5281/zenodo.21931872</w:t>
+                <w:t>link</w:t>
               </w:r>
             </w:hyperlink>
           </w:p>
@@ -7385,7 +7295,7 @@
                   <w:sz w:val="16"/>
                   <w:u w:val="single"/>
                 </w:rPr>
-                <w:t>The Past and Future of AI Scientists</w:t>
+                <w:t>Dynamic Ensembles of Phosphine-Stabilized Gold Nanoclusters</w:t>
               </w:r>
             </w:hyperlink>
           </w:p>
@@ -7425,7 +7335,7 @@
               <w:rPr>
                 <w:sz w:val="16"/>
               </w:rPr>
-              <w:t>MLIP</w:t>
+              <w:t>MD, MLIP</w:t>
             </w:r>
           </w:p>
         </w:tc>
@@ -7442,7 +7352,7 @@
               <w:rPr>
                 <w:sz w:val="16"/>
               </w:rPr>
-              <w:t>2026-08-14</w:t>
+              <w:t>2026-08-19</w:t>
             </w:r>
           </w:p>
         </w:tc>
@@ -7485,9 +7395,20 @@
                   <w:sz w:val="16"/>
                   <w:u w:val="single"/>
                 </w:rPr>
-                <w:t>Electrostatic Phenomenology Benchmarks for Machine-Learned Interatomic Potentials in Electrochemistry: Beyond the Energy</w:t>
+                <w:t>Generative AI and Emerging Technologies: Transforming Engineering, Innovation and Entrepreneurship</w:t>
               </w:r>
             </w:hyperlink>
+          </w:p>
+        </w:tc>
+        <w:tc>
+          <w:tcPr>
+            <w:tcW w:type="dxa" w:w="1680"/>
+          </w:tcPr>
+          <w:p>
+            <w:pPr>
+              <w:jc w:val="left"/>
+            </w:pPr>
+            <w:r/>
           </w:p>
         </w:tc>
         <w:tc>
@@ -7525,24 +7446,7 @@
               <w:rPr>
                 <w:sz w:val="16"/>
               </w:rPr>
-              <w:t>MLIP</w:t>
-            </w:r>
-          </w:p>
-        </w:tc>
-        <w:tc>
-          <w:tcPr>
-            <w:tcW w:type="dxa" w:w="1680"/>
-          </w:tcPr>
-          <w:p>
-            <w:pPr>
-              <w:jc w:val="left"/>
-            </w:pPr>
-            <w:r/>
-            <w:r>
-              <w:rPr>
-                <w:sz w:val="16"/>
-              </w:rPr>
-              <w:t>2026-08-14</w:t>
+              <w:t>2026-08-20</w:t>
             </w:r>
           </w:p>
         </w:tc>
@@ -7562,7 +7466,7 @@
                   <w:sz w:val="16"/>
                   <w:u w:val="single"/>
                 </w:rPr>
-                <w:t>link</w:t>
+                <w:t>10.5281/zenodo.22025110</w:t>
               </w:r>
             </w:hyperlink>
           </w:p>
@@ -7585,7 +7489,7 @@
                   <w:sz w:val="16"/>
                   <w:u w:val="single"/>
                 </w:rPr>
-                <w:t>Crystal-structure design by agentic AI in a language of motifs</w:t>
+                <w:t>Machine Learning to Foundation Models: Artificial Intelligence for Nanophotonic Modeling and Scientific Discovery</w:t>
               </w:r>
             </w:hyperlink>
           </w:p>
@@ -7625,7 +7529,7 @@
               <w:rPr>
                 <w:sz w:val="16"/>
               </w:rPr>
-              <w:t>DFT</w:t>
+              <w:t>MLIP</w:t>
             </w:r>
           </w:p>
         </w:tc>
@@ -7642,7 +7546,7 @@
               <w:rPr>
                 <w:sz w:val="16"/>
               </w:rPr>
-              <w:t>2026-08-16</w:t>
+              <w:t>2026-08-21</w:t>
             </w:r>
           </w:p>
         </w:tc>
@@ -7662,7 +7566,7 @@
                   <w:sz w:val="16"/>
                   <w:u w:val="single"/>
                 </w:rPr>
-                <w:t>link</w:t>
+                <w:t>10.48550/arxiv.2608.21612</w:t>
               </w:r>
             </w:hyperlink>
           </w:p>
@@ -7685,9 +7589,20 @@
                   <w:sz w:val="16"/>
                   <w:u w:val="single"/>
                 </w:rPr>
-                <w:t>Graph neural network prediction of temperature-dependent hydrogen diffusion and thermal conductivity tensors of tungsten</w:t>
+                <w:t>Diagnosing and narrowing the simulation-to-real gap in powder X-ray diffraction with a wet-dry agentic loop</w:t>
               </w:r>
             </w:hyperlink>
+          </w:p>
+        </w:tc>
+        <w:tc>
+          <w:tcPr>
+            <w:tcW w:type="dxa" w:w="1680"/>
+          </w:tcPr>
+          <w:p>
+            <w:pPr>
+              <w:jc w:val="left"/>
+            </w:pPr>
+            <w:r/>
           </w:p>
         </w:tc>
         <w:tc>
@@ -7725,24 +7640,7 @@
               <w:rPr>
                 <w:sz w:val="16"/>
               </w:rPr>
-              <w:t>MD</w:t>
-            </w:r>
-          </w:p>
-        </w:tc>
-        <w:tc>
-          <w:tcPr>
-            <w:tcW w:type="dxa" w:w="1680"/>
-          </w:tcPr>
-          <w:p>
-            <w:pPr>
-              <w:jc w:val="left"/>
-            </w:pPr>
-            <w:r/>
-            <w:r>
-              <w:rPr>
-                <w:sz w:val="16"/>
-              </w:rPr>
-              <w:t>2026-08-16</w:t>
+              <w:t>2026-08-23</w:t>
             </w:r>
           </w:p>
         </w:tc>
@@ -7785,9 +7683,20 @@
                   <w:sz w:val="16"/>
                   <w:u w:val="single"/>
                 </w:rPr>
-                <w:t>ChemReporter: A Framework for Curating and Exporting Large-Scale Chemical Datasets for MLIP Training</w:t>
+                <w:t xml:space="preserve">Dataset for the publication- A cylindrical sintering method for more realistic grain boundaries in nanocrystalline thin </w:t>
               </w:r>
             </w:hyperlink>
+          </w:p>
+        </w:tc>
+        <w:tc>
+          <w:tcPr>
+            <w:tcW w:type="dxa" w:w="1680"/>
+          </w:tcPr>
+          <w:p>
+            <w:pPr>
+              <w:jc w:val="left"/>
+            </w:pPr>
+            <w:r/>
           </w:p>
         </w:tc>
         <w:tc>
@@ -7825,24 +7734,7 @@
               <w:rPr>
                 <w:sz w:val="16"/>
               </w:rPr>
-              <w:t>MLIP</w:t>
-            </w:r>
-          </w:p>
-        </w:tc>
-        <w:tc>
-          <w:tcPr>
-            <w:tcW w:type="dxa" w:w="1680"/>
-          </w:tcPr>
-          <w:p>
-            <w:pPr>
-              <w:jc w:val="left"/>
-            </w:pPr>
-            <w:r/>
-            <w:r>
-              <w:rPr>
-                <w:sz w:val="16"/>
-              </w:rPr>
-              <w:t>2026-08-17</w:t>
+              <w:t>2026-08-24</w:t>
             </w:r>
           </w:p>
         </w:tc>
@@ -7862,7 +7754,7 @@
                   <w:sz w:val="16"/>
                   <w:u w:val="single"/>
                 </w:rPr>
-                <w:t>link</w:t>
+                <w:t>10.5281/zenodo.22111105</w:t>
               </w:r>
             </w:hyperlink>
           </w:p>
@@ -7885,7 +7777,7 @@
                   <w:sz w:val="16"/>
                   <w:u w:val="single"/>
                 </w:rPr>
-                <w:t>Discovery of novel magnetic Y-Mn-B compounds via advanced machine learning guided framework</w:t>
+                <w:t>Continuous Scalar Kernels for Quotients of Variable-Cell Periodic Structures: Compactness, Acquisition, and Target Bound</w:t>
               </w:r>
             </w:hyperlink>
           </w:p>
@@ -7925,7 +7817,7 @@
               <w:rPr>
                 <w:sz w:val="16"/>
               </w:rPr>
-              <w:t>DFT</w:t>
+              <w:t>MLIP</w:t>
             </w:r>
           </w:p>
         </w:tc>
@@ -7942,7 +7834,7 @@
               <w:rPr>
                 <w:sz w:val="16"/>
               </w:rPr>
-              <w:t>2026-08-17</w:t>
+              <w:t>2026-08-25</w:t>
             </w:r>
           </w:p>
         </w:tc>
@@ -7962,7 +7854,7 @@
                   <w:sz w:val="16"/>
                   <w:u w:val="single"/>
                 </w:rPr>
-                <w:t>link</w:t>
+                <w:t>10.26434/chemrxiv.15006891/v3</w:t>
               </w:r>
             </w:hyperlink>
           </w:p>
@@ -7985,20 +7877,9 @@
                   <w:sz w:val="16"/>
                   <w:u w:val="single"/>
                 </w:rPr>
-                <w:t xml:space="preserve">Extracting a nitrile-centered, ether-assisted motif hierarchy for lithium-battery electrolyte design from billion-scale </w:t>
+                <w:t>Attention-based composition learning for thermodynamic and electronic property prediction in inorganic materials</w:t>
               </w:r>
             </w:hyperlink>
-          </w:p>
-        </w:tc>
-        <w:tc>
-          <w:tcPr>
-            <w:tcW w:type="dxa" w:w="1680"/>
-          </w:tcPr>
-          <w:p>
-            <w:pPr>
-              <w:jc w:val="left"/>
-            </w:pPr>
-            <w:r/>
           </w:p>
         </w:tc>
         <w:tc>
@@ -8036,7 +7917,24 @@
               <w:rPr>
                 <w:sz w:val="16"/>
               </w:rPr>
-              <w:t>2026-08-17</w:t>
+              <w:t>DFT</w:t>
+            </w:r>
+          </w:p>
+        </w:tc>
+        <w:tc>
+          <w:tcPr>
+            <w:tcW w:type="dxa" w:w="1680"/>
+          </w:tcPr>
+          <w:p>
+            <w:pPr>
+              <w:jc w:val="left"/>
+            </w:pPr>
+            <w:r/>
+            <w:r>
+              <w:rPr>
+                <w:sz w:val="16"/>
+              </w:rPr>
+              <w:t>2026-08-25</w:t>
             </w:r>
           </w:p>
         </w:tc>
@@ -8056,7 +7954,7 @@
                   <w:sz w:val="16"/>
                   <w:u w:val="single"/>
                 </w:rPr>
-                <w:t>link</w:t>
+                <w:t>10.1016/j.nxmate.2026.103265</w:t>
               </w:r>
             </w:hyperlink>
           </w:p>
@@ -8079,9 +7977,20 @@
                   <w:sz w:val="16"/>
                   <w:u w:val="single"/>
                 </w:rPr>
-                <w:t>Machine Learning-Accelerated Band-Edge Engineering of Pnictogen Chalcohalide Solid Solutions for Solar Energy Technologi</w:t>
+                <w:t>Machine learning for biomaterials design</w:t>
               </w:r>
             </w:hyperlink>
+          </w:p>
+        </w:tc>
+        <w:tc>
+          <w:tcPr>
+            <w:tcW w:type="dxa" w:w="1680"/>
+          </w:tcPr>
+          <w:p>
+            <w:pPr>
+              <w:jc w:val="left"/>
+            </w:pPr>
+            <w:r/>
           </w:p>
         </w:tc>
         <w:tc>
@@ -8119,24 +8028,7 @@
               <w:rPr>
                 <w:sz w:val="16"/>
               </w:rPr>
-              <w:t>DFT</w:t>
-            </w:r>
-          </w:p>
-        </w:tc>
-        <w:tc>
-          <w:tcPr>
-            <w:tcW w:type="dxa" w:w="1680"/>
-          </w:tcPr>
-          <w:p>
-            <w:pPr>
-              <w:jc w:val="left"/>
-            </w:pPr>
-            <w:r/>
-            <w:r>
-              <w:rPr>
-                <w:sz w:val="16"/>
-              </w:rPr>
-              <w:t>2026-08-17</w:t>
+              <w:t>2026-08-25</w:t>
             </w:r>
           </w:p>
         </w:tc>
@@ -8156,7 +8048,7 @@
                   <w:sz w:val="16"/>
                   <w:u w:val="single"/>
                 </w:rPr>
-                <w:t>link</w:t>
+                <w:t>10.1038/s44222-026-00476-w</w:t>
               </w:r>
             </w:hyperlink>
           </w:p>
@@ -8179,7 +8071,7 @@
                   <w:sz w:val="16"/>
                   <w:u w:val="single"/>
                 </w:rPr>
-                <w:t>Unlocking Multi-Component Bulk-Materials Molecular Dynamics with a Small-Footprint Machine Learning Interatomic Potentia</w:t>
+                <w:t>Multiscale Modelling of Ferroelectrics using a Physics-Informed Neural Network Driven by Molecular Dynamics Data: Parame</w:t>
               </w:r>
             </w:hyperlink>
           </w:p>
@@ -8219,7 +8111,7 @@
               <w:rPr>
                 <w:sz w:val="16"/>
               </w:rPr>
-              <w:t>MD, MLIP</w:t>
+              <w:t>MD</w:t>
             </w:r>
           </w:p>
         </w:tc>
@@ -8236,7 +8128,7 @@
               <w:rPr>
                 <w:sz w:val="16"/>
               </w:rPr>
-              <w:t>2026-08-17</w:t>
+              <w:t>2026-08-25</w:t>
             </w:r>
           </w:p>
         </w:tc>
@@ -8279,20 +8171,9 @@
                   <w:sz w:val="16"/>
                   <w:u w:val="single"/>
                 </w:rPr>
-                <w:t>Active learning molecular beam epitaxy of complex quantum materials</w:t>
+                <w:t>DeepField: Condensed-Phase Quantum Learning for All-Atom Protein Dynamics in Explicit Water</w:t>
               </w:r>
             </w:hyperlink>
-          </w:p>
-        </w:tc>
-        <w:tc>
-          <w:tcPr>
-            <w:tcW w:type="dxa" w:w="1680"/>
-          </w:tcPr>
-          <w:p>
-            <w:pPr>
-              <w:jc w:val="left"/>
-            </w:pPr>
-            <w:r/>
           </w:p>
         </w:tc>
         <w:tc>
@@ -8330,7 +8211,7 @@
               <w:rPr>
                 <w:sz w:val="16"/>
               </w:rPr>
-              <w:t>2026-08-18</w:t>
+              <w:t>MD, MLIP</w:t>
             </w:r>
           </w:p>
         </w:tc>
@@ -8343,7 +8224,512 @@
               <w:jc w:val="left"/>
             </w:pPr>
             <w:r/>
+            <w:r>
+              <w:rPr>
+                <w:sz w:val="16"/>
+              </w:rPr>
+              <w:t>2026-08-26</w:t>
+            </w:r>
+          </w:p>
+        </w:tc>
+        <w:tc>
+          <w:tcPr>
+            <w:tcW w:type="dxa" w:w="1680"/>
+          </w:tcPr>
+          <w:p>
+            <w:pPr>
+              <w:jc w:val="left"/>
+            </w:pPr>
+            <w:r/>
             <w:hyperlink r:id="rId98">
+              <w:r>
+                <w:rPr>
+                  <w:color w:val="0B4F9E"/>
+                  <w:sz w:val="16"/>
+                  <w:u w:val="single"/>
+                </w:rPr>
+                <w:t>10.26434/chemrxiv.15007896/v1</w:t>
+              </w:r>
+            </w:hyperlink>
+          </w:p>
+        </w:tc>
+      </w:tr>
+      <w:tr>
+        <w:tc>
+          <w:tcPr>
+            <w:tcW w:type="dxa" w:w="1680"/>
+          </w:tcPr>
+          <w:p>
+            <w:pPr>
+              <w:jc w:val="left"/>
+            </w:pPr>
+            <w:r/>
+            <w:hyperlink r:id="rId99">
+              <w:r>
+                <w:rPr>
+                  <w:color w:val="0B4F9E"/>
+                  <w:sz w:val="16"/>
+                  <w:u w:val="single"/>
+                </w:rPr>
+                <w:t xml:space="preserve">Preprint of the publication- A cylindrical sintering method for more realistic grain boundaries in nanocrystalline thin </w:t>
+              </w:r>
+            </w:hyperlink>
+          </w:p>
+        </w:tc>
+        <w:tc>
+          <w:tcPr>
+            <w:tcW w:type="dxa" w:w="1680"/>
+          </w:tcPr>
+          <w:p>
+            <w:pPr>
+              <w:jc w:val="left"/>
+            </w:pPr>
+            <w:r/>
+          </w:p>
+        </w:tc>
+        <w:tc>
+          <w:tcPr>
+            <w:tcW w:type="dxa" w:w="1680"/>
+          </w:tcPr>
+          <w:p>
+            <w:pPr>
+              <w:jc w:val="left"/>
+            </w:pPr>
+            <w:r/>
+          </w:p>
+        </w:tc>
+        <w:tc>
+          <w:tcPr>
+            <w:tcW w:type="dxa" w:w="1680"/>
+          </w:tcPr>
+          <w:p>
+            <w:pPr>
+              <w:jc w:val="left"/>
+            </w:pPr>
+            <w:r/>
+          </w:p>
+        </w:tc>
+        <w:tc>
+          <w:tcPr>
+            <w:tcW w:type="dxa" w:w="1680"/>
+          </w:tcPr>
+          <w:p>
+            <w:pPr>
+              <w:jc w:val="left"/>
+            </w:pPr>
+            <w:r/>
+            <w:r>
+              <w:rPr>
+                <w:sz w:val="16"/>
+              </w:rPr>
+              <w:t>2026-08-26</w:t>
+            </w:r>
+          </w:p>
+        </w:tc>
+        <w:tc>
+          <w:tcPr>
+            <w:tcW w:type="dxa" w:w="1680"/>
+          </w:tcPr>
+          <w:p>
+            <w:pPr>
+              <w:jc w:val="left"/>
+            </w:pPr>
+            <w:r/>
+            <w:hyperlink r:id="rId99">
+              <w:r>
+                <w:rPr>
+                  <w:color w:val="0B4F9E"/>
+                  <w:sz w:val="16"/>
+                  <w:u w:val="single"/>
+                </w:rPr>
+                <w:t>10.5281/zenodo.22112768</w:t>
+              </w:r>
+            </w:hyperlink>
+          </w:p>
+        </w:tc>
+      </w:tr>
+      <w:tr>
+        <w:tc>
+          <w:tcPr>
+            <w:tcW w:type="dxa" w:w="1680"/>
+          </w:tcPr>
+          <w:p>
+            <w:pPr>
+              <w:jc w:val="left"/>
+            </w:pPr>
+            <w:r/>
+            <w:hyperlink r:id="rId100">
+              <w:r>
+                <w:rPr>
+                  <w:color w:val="0B4F9E"/>
+                  <w:sz w:val="16"/>
+                  <w:u w:val="single"/>
+                </w:rPr>
+                <w:t>Enhancing materials discovery with valence-constrained design in generative modeling</w:t>
+              </w:r>
+            </w:hyperlink>
+          </w:p>
+        </w:tc>
+        <w:tc>
+          <w:tcPr>
+            <w:tcW w:type="dxa" w:w="1680"/>
+          </w:tcPr>
+          <w:p>
+            <w:pPr>
+              <w:jc w:val="left"/>
+            </w:pPr>
+            <w:r/>
+          </w:p>
+        </w:tc>
+        <w:tc>
+          <w:tcPr>
+            <w:tcW w:type="dxa" w:w="1680"/>
+          </w:tcPr>
+          <w:p>
+            <w:pPr>
+              <w:jc w:val="left"/>
+            </w:pPr>
+            <w:r/>
+          </w:p>
+        </w:tc>
+        <w:tc>
+          <w:tcPr>
+            <w:tcW w:type="dxa" w:w="1680"/>
+          </w:tcPr>
+          <w:p>
+            <w:pPr>
+              <w:jc w:val="left"/>
+            </w:pPr>
+            <w:r/>
+          </w:p>
+        </w:tc>
+        <w:tc>
+          <w:tcPr>
+            <w:tcW w:type="dxa" w:w="1680"/>
+          </w:tcPr>
+          <w:p>
+            <w:pPr>
+              <w:jc w:val="left"/>
+            </w:pPr>
+            <w:r/>
+            <w:r>
+              <w:rPr>
+                <w:sz w:val="16"/>
+              </w:rPr>
+              <w:t>2026-08-26</w:t>
+            </w:r>
+          </w:p>
+        </w:tc>
+        <w:tc>
+          <w:tcPr>
+            <w:tcW w:type="dxa" w:w="1680"/>
+          </w:tcPr>
+          <w:p>
+            <w:pPr>
+              <w:jc w:val="left"/>
+            </w:pPr>
+            <w:r/>
+            <w:hyperlink r:id="rId101">
+              <w:r>
+                <w:rPr>
+                  <w:color w:val="0B4F9E"/>
+                  <w:sz w:val="16"/>
+                  <w:u w:val="single"/>
+                </w:rPr>
+                <w:t>10.1038/s43588-026-01037-2</w:t>
+              </w:r>
+            </w:hyperlink>
+          </w:p>
+        </w:tc>
+      </w:tr>
+      <w:tr>
+        <w:tc>
+          <w:tcPr>
+            <w:tcW w:type="dxa" w:w="1680"/>
+          </w:tcPr>
+          <w:p>
+            <w:pPr>
+              <w:jc w:val="left"/>
+            </w:pPr>
+            <w:r/>
+            <w:hyperlink r:id="rId102">
+              <w:r>
+                <w:rPr>
+                  <w:color w:val="0B4F9E"/>
+                  <w:sz w:val="16"/>
+                  <w:u w:val="single"/>
+                </w:rPr>
+                <w:t>Comparative study of ensemble-based uncertainty quantification methods for neural network interatomic potentials</w:t>
+              </w:r>
+            </w:hyperlink>
+          </w:p>
+        </w:tc>
+        <w:tc>
+          <w:tcPr>
+            <w:tcW w:type="dxa" w:w="1680"/>
+          </w:tcPr>
+          <w:p>
+            <w:pPr>
+              <w:jc w:val="left"/>
+            </w:pPr>
+            <w:r/>
+          </w:p>
+        </w:tc>
+        <w:tc>
+          <w:tcPr>
+            <w:tcW w:type="dxa" w:w="1680"/>
+          </w:tcPr>
+          <w:p>
+            <w:pPr>
+              <w:jc w:val="left"/>
+            </w:pPr>
+            <w:r/>
+          </w:p>
+        </w:tc>
+        <w:tc>
+          <w:tcPr>
+            <w:tcW w:type="dxa" w:w="1680"/>
+          </w:tcPr>
+          <w:p>
+            <w:pPr>
+              <w:jc w:val="left"/>
+            </w:pPr>
+            <w:r/>
+            <w:r>
+              <w:rPr>
+                <w:sz w:val="16"/>
+              </w:rPr>
+              <w:t>DFT, phonons, MLIP</w:t>
+            </w:r>
+          </w:p>
+        </w:tc>
+        <w:tc>
+          <w:tcPr>
+            <w:tcW w:type="dxa" w:w="1680"/>
+          </w:tcPr>
+          <w:p>
+            <w:pPr>
+              <w:jc w:val="left"/>
+            </w:pPr>
+            <w:r/>
+            <w:r>
+              <w:rPr>
+                <w:sz w:val="16"/>
+              </w:rPr>
+              <w:t>2026-08-27</w:t>
+            </w:r>
+          </w:p>
+        </w:tc>
+        <w:tc>
+          <w:tcPr>
+            <w:tcW w:type="dxa" w:w="1680"/>
+          </w:tcPr>
+          <w:p>
+            <w:pPr>
+              <w:jc w:val="left"/>
+            </w:pPr>
+            <w:r/>
+            <w:hyperlink r:id="rId102">
+              <w:r>
+                <w:rPr>
+                  <w:color w:val="0B4F9E"/>
+                  <w:sz w:val="16"/>
+                  <w:u w:val="single"/>
+                </w:rPr>
+                <w:t>10.1088/2632-2153/ae9fb4</w:t>
+              </w:r>
+            </w:hyperlink>
+          </w:p>
+        </w:tc>
+      </w:tr>
+      <w:tr>
+        <w:tc>
+          <w:tcPr>
+            <w:tcW w:type="dxa" w:w="1680"/>
+          </w:tcPr>
+          <w:p>
+            <w:pPr>
+              <w:jc w:val="left"/>
+            </w:pPr>
+            <w:r/>
+            <w:hyperlink r:id="rId103">
+              <w:r>
+                <w:rPr>
+                  <w:color w:val="0B4F9E"/>
+                  <w:sz w:val="16"/>
+                  <w:u w:val="single"/>
+                </w:rPr>
+                <w:t>Carbon Nanotube-Induced Magnetic Shielding Effects on 129Xe NMR from Equivariant Neural Networks</w:t>
+              </w:r>
+            </w:hyperlink>
+          </w:p>
+        </w:tc>
+        <w:tc>
+          <w:tcPr>
+            <w:tcW w:type="dxa" w:w="1680"/>
+          </w:tcPr>
+          <w:p>
+            <w:pPr>
+              <w:jc w:val="left"/>
+            </w:pPr>
+            <w:r/>
+          </w:p>
+        </w:tc>
+        <w:tc>
+          <w:tcPr>
+            <w:tcW w:type="dxa" w:w="1680"/>
+          </w:tcPr>
+          <w:p>
+            <w:pPr>
+              <w:jc w:val="left"/>
+            </w:pPr>
+            <w:r/>
+          </w:p>
+        </w:tc>
+        <w:tc>
+          <w:tcPr>
+            <w:tcW w:type="dxa" w:w="1680"/>
+          </w:tcPr>
+          <w:p>
+            <w:pPr>
+              <w:jc w:val="left"/>
+            </w:pPr>
+            <w:r/>
+            <w:r>
+              <w:rPr>
+                <w:sz w:val="16"/>
+              </w:rPr>
+              <w:t>MD, MLIP</w:t>
+            </w:r>
+          </w:p>
+        </w:tc>
+        <w:tc>
+          <w:tcPr>
+            <w:tcW w:type="dxa" w:w="1680"/>
+          </w:tcPr>
+          <w:p>
+            <w:pPr>
+              <w:jc w:val="left"/>
+            </w:pPr>
+            <w:r/>
+            <w:r>
+              <w:rPr>
+                <w:sz w:val="16"/>
+              </w:rPr>
+              <w:t>2026-08-27</w:t>
+            </w:r>
+          </w:p>
+        </w:tc>
+        <w:tc>
+          <w:tcPr>
+            <w:tcW w:type="dxa" w:w="1680"/>
+          </w:tcPr>
+          <w:p>
+            <w:pPr>
+              <w:jc w:val="left"/>
+            </w:pPr>
+            <w:r/>
+            <w:hyperlink r:id="rId103">
+              <w:r>
+                <w:rPr>
+                  <w:color w:val="0B4F9E"/>
+                  <w:sz w:val="16"/>
+                  <w:u w:val="single"/>
+                </w:rPr>
+                <w:t>10.26434/chemrxiv.15007956/v1</w:t>
+              </w:r>
+            </w:hyperlink>
+          </w:p>
+        </w:tc>
+      </w:tr>
+      <w:tr>
+        <w:tc>
+          <w:tcPr>
+            <w:tcW w:type="dxa" w:w="1680"/>
+          </w:tcPr>
+          <w:p>
+            <w:pPr>
+              <w:jc w:val="left"/>
+            </w:pPr>
+            <w:r/>
+            <w:hyperlink r:id="rId104">
+              <w:r>
+                <w:rPr>
+                  <w:color w:val="0B4F9E"/>
+                  <w:sz w:val="16"/>
+                  <w:u w:val="single"/>
+                </w:rPr>
+                <w:t>Benchmarking of Fast and Interpretable UF Machine Learning Potentials</w:t>
+              </w:r>
+            </w:hyperlink>
+          </w:p>
+        </w:tc>
+        <w:tc>
+          <w:tcPr>
+            <w:tcW w:type="dxa" w:w="1680"/>
+          </w:tcPr>
+          <w:p>
+            <w:pPr>
+              <w:jc w:val="left"/>
+            </w:pPr>
+            <w:r/>
+          </w:p>
+        </w:tc>
+        <w:tc>
+          <w:tcPr>
+            <w:tcW w:type="dxa" w:w="1680"/>
+          </w:tcPr>
+          <w:p>
+            <w:pPr>
+              <w:jc w:val="left"/>
+            </w:pPr>
+            <w:r/>
+          </w:p>
+        </w:tc>
+        <w:tc>
+          <w:tcPr>
+            <w:tcW w:type="dxa" w:w="1680"/>
+          </w:tcPr>
+          <w:p>
+            <w:pPr>
+              <w:jc w:val="left"/>
+            </w:pPr>
+            <w:r/>
+            <w:r>
+              <w:rPr>
+                <w:sz w:val="16"/>
+              </w:rPr>
+              <w:t>DFT, MD, MLIP</w:t>
+            </w:r>
+          </w:p>
+        </w:tc>
+        <w:tc>
+          <w:tcPr>
+            <w:tcW w:type="dxa" w:w="1680"/>
+          </w:tcPr>
+          <w:p>
+            <w:pPr>
+              <w:jc w:val="left"/>
+            </w:pPr>
+            <w:r/>
+            <w:r>
+              <w:rPr>
+                <w:sz w:val="16"/>
+              </w:rPr>
+              <w:t>2026-08-27</w:t>
+            </w:r>
+          </w:p>
+        </w:tc>
+        <w:tc>
+          <w:tcPr>
+            <w:tcW w:type="dxa" w:w="1680"/>
+          </w:tcPr>
+          <w:p>
+            <w:pPr>
+              <w:jc w:val="left"/>
+            </w:pPr>
+            <w:r/>
+            <w:hyperlink r:id="rId104">
               <w:r>
                 <w:rPr>
                   <w:color w:val="0B4F9E"/>
@@ -8366,594 +8752,6 @@
               <w:jc w:val="left"/>
             </w:pPr>
             <w:r/>
-            <w:hyperlink r:id="rId99">
-              <w:r>
-                <w:rPr>
-                  <w:color w:val="0B4F9E"/>
-                  <w:sz w:val="16"/>
-                  <w:u w:val="single"/>
-                </w:rPr>
-                <w:t>PyAPX: python toolkit for atomic configuration pattern exploration</w:t>
-              </w:r>
-            </w:hyperlink>
-          </w:p>
-        </w:tc>
-        <w:tc>
-          <w:tcPr>
-            <w:tcW w:type="dxa" w:w="1680"/>
-          </w:tcPr>
-          <w:p>
-            <w:pPr>
-              <w:jc w:val="left"/>
-            </w:pPr>
-            <w:r/>
-          </w:p>
-        </w:tc>
-        <w:tc>
-          <w:tcPr>
-            <w:tcW w:type="dxa" w:w="1680"/>
-          </w:tcPr>
-          <w:p>
-            <w:pPr>
-              <w:jc w:val="left"/>
-            </w:pPr>
-            <w:r/>
-          </w:p>
-        </w:tc>
-        <w:tc>
-          <w:tcPr>
-            <w:tcW w:type="dxa" w:w="1680"/>
-          </w:tcPr>
-          <w:p>
-            <w:pPr>
-              <w:jc w:val="left"/>
-            </w:pPr>
-            <w:r/>
-            <w:r>
-              <w:rPr>
-                <w:sz w:val="16"/>
-              </w:rPr>
-              <w:t>DFT, MLIP</w:t>
-            </w:r>
-          </w:p>
-        </w:tc>
-        <w:tc>
-          <w:tcPr>
-            <w:tcW w:type="dxa" w:w="1680"/>
-          </w:tcPr>
-          <w:p>
-            <w:pPr>
-              <w:jc w:val="left"/>
-            </w:pPr>
-            <w:r/>
-            <w:r>
-              <w:rPr>
-                <w:sz w:val="16"/>
-              </w:rPr>
-              <w:t>2026-08-19</w:t>
-            </w:r>
-          </w:p>
-        </w:tc>
-        <w:tc>
-          <w:tcPr>
-            <w:tcW w:type="dxa" w:w="1680"/>
-          </w:tcPr>
-          <w:p>
-            <w:pPr>
-              <w:jc w:val="left"/>
-            </w:pPr>
-            <w:r/>
-            <w:hyperlink r:id="rId99">
-              <w:r>
-                <w:rPr>
-                  <w:color w:val="0B4F9E"/>
-                  <w:sz w:val="16"/>
-                  <w:u w:val="single"/>
-                </w:rPr>
-                <w:t>10.1038/s41598-026-66072-5</w:t>
-              </w:r>
-            </w:hyperlink>
-          </w:p>
-        </w:tc>
-      </w:tr>
-      <w:tr>
-        <w:tc>
-          <w:tcPr>
-            <w:tcW w:type="dxa" w:w="1680"/>
-          </w:tcPr>
-          <w:p>
-            <w:pPr>
-              <w:jc w:val="left"/>
-            </w:pPr>
-            <w:r/>
-            <w:hyperlink r:id="rId100">
-              <w:r>
-                <w:rPr>
-                  <w:color w:val="0B4F9E"/>
-                  <w:sz w:val="16"/>
-                  <w:u w:val="single"/>
-                </w:rPr>
-                <w:t>A single design choice determines whether machine learning models of materials make physically impossible predictions</w:t>
-              </w:r>
-            </w:hyperlink>
-          </w:p>
-        </w:tc>
-        <w:tc>
-          <w:tcPr>
-            <w:tcW w:type="dxa" w:w="1680"/>
-          </w:tcPr>
-          <w:p>
-            <w:pPr>
-              <w:jc w:val="left"/>
-            </w:pPr>
-            <w:r/>
-          </w:p>
-        </w:tc>
-        <w:tc>
-          <w:tcPr>
-            <w:tcW w:type="dxa" w:w="1680"/>
-          </w:tcPr>
-          <w:p>
-            <w:pPr>
-              <w:jc w:val="left"/>
-            </w:pPr>
-            <w:r/>
-          </w:p>
-        </w:tc>
-        <w:tc>
-          <w:tcPr>
-            <w:tcW w:type="dxa" w:w="1680"/>
-          </w:tcPr>
-          <w:p>
-            <w:pPr>
-              <w:jc w:val="left"/>
-            </w:pPr>
-            <w:r/>
-            <w:r>
-              <w:rPr>
-                <w:sz w:val="16"/>
-              </w:rPr>
-              <w:t>DFT</w:t>
-            </w:r>
-          </w:p>
-        </w:tc>
-        <w:tc>
-          <w:tcPr>
-            <w:tcW w:type="dxa" w:w="1680"/>
-          </w:tcPr>
-          <w:p>
-            <w:pPr>
-              <w:jc w:val="left"/>
-            </w:pPr>
-            <w:r/>
-            <w:r>
-              <w:rPr>
-                <w:sz w:val="16"/>
-              </w:rPr>
-              <w:t>2026-08-19</w:t>
-            </w:r>
-          </w:p>
-        </w:tc>
-        <w:tc>
-          <w:tcPr>
-            <w:tcW w:type="dxa" w:w="1680"/>
-          </w:tcPr>
-          <w:p>
-            <w:pPr>
-              <w:jc w:val="left"/>
-            </w:pPr>
-            <w:r/>
-            <w:hyperlink r:id="rId100">
-              <w:r>
-                <w:rPr>
-                  <w:color w:val="0B4F9E"/>
-                  <w:sz w:val="16"/>
-                  <w:u w:val="single"/>
-                </w:rPr>
-                <w:t>link</w:t>
-              </w:r>
-            </w:hyperlink>
-          </w:p>
-        </w:tc>
-      </w:tr>
-      <w:tr>
-        <w:tc>
-          <w:tcPr>
-            <w:tcW w:type="dxa" w:w="1680"/>
-          </w:tcPr>
-          <w:p>
-            <w:pPr>
-              <w:jc w:val="left"/>
-            </w:pPr>
-            <w:r/>
-            <w:hyperlink r:id="rId101">
-              <w:r>
-                <w:rPr>
-                  <w:color w:val="0B4F9E"/>
-                  <w:sz w:val="16"/>
-                  <w:u w:val="single"/>
-                </w:rPr>
-                <w:t>Dynamic Ensembles of Phosphine-Stabilized Gold Nanoclusters</w:t>
-              </w:r>
-            </w:hyperlink>
-          </w:p>
-        </w:tc>
-        <w:tc>
-          <w:tcPr>
-            <w:tcW w:type="dxa" w:w="1680"/>
-          </w:tcPr>
-          <w:p>
-            <w:pPr>
-              <w:jc w:val="left"/>
-            </w:pPr>
-            <w:r/>
-          </w:p>
-        </w:tc>
-        <w:tc>
-          <w:tcPr>
-            <w:tcW w:type="dxa" w:w="1680"/>
-          </w:tcPr>
-          <w:p>
-            <w:pPr>
-              <w:jc w:val="left"/>
-            </w:pPr>
-            <w:r/>
-          </w:p>
-        </w:tc>
-        <w:tc>
-          <w:tcPr>
-            <w:tcW w:type="dxa" w:w="1680"/>
-          </w:tcPr>
-          <w:p>
-            <w:pPr>
-              <w:jc w:val="left"/>
-            </w:pPr>
-            <w:r/>
-            <w:r>
-              <w:rPr>
-                <w:sz w:val="16"/>
-              </w:rPr>
-              <w:t>MD, MLIP</w:t>
-            </w:r>
-          </w:p>
-        </w:tc>
-        <w:tc>
-          <w:tcPr>
-            <w:tcW w:type="dxa" w:w="1680"/>
-          </w:tcPr>
-          <w:p>
-            <w:pPr>
-              <w:jc w:val="left"/>
-            </w:pPr>
-            <w:r/>
-            <w:r>
-              <w:rPr>
-                <w:sz w:val="16"/>
-              </w:rPr>
-              <w:t>2026-08-19</w:t>
-            </w:r>
-          </w:p>
-        </w:tc>
-        <w:tc>
-          <w:tcPr>
-            <w:tcW w:type="dxa" w:w="1680"/>
-          </w:tcPr>
-          <w:p>
-            <w:pPr>
-              <w:jc w:val="left"/>
-            </w:pPr>
-            <w:r/>
-            <w:hyperlink r:id="rId101">
-              <w:r>
-                <w:rPr>
-                  <w:color w:val="0B4F9E"/>
-                  <w:sz w:val="16"/>
-                  <w:u w:val="single"/>
-                </w:rPr>
-                <w:t>link</w:t>
-              </w:r>
-            </w:hyperlink>
-          </w:p>
-        </w:tc>
-      </w:tr>
-      <w:tr>
-        <w:tc>
-          <w:tcPr>
-            <w:tcW w:type="dxa" w:w="1680"/>
-          </w:tcPr>
-          <w:p>
-            <w:pPr>
-              <w:jc w:val="left"/>
-            </w:pPr>
-            <w:r/>
-            <w:hyperlink r:id="rId102">
-              <w:r>
-                <w:rPr>
-                  <w:color w:val="0B4F9E"/>
-                  <w:sz w:val="16"/>
-                  <w:u w:val="single"/>
-                </w:rPr>
-                <w:t>Generative AI and Emerging Technologies: Transforming Engineering, Innovation and Entrepreneurship</w:t>
-              </w:r>
-            </w:hyperlink>
-          </w:p>
-        </w:tc>
-        <w:tc>
-          <w:tcPr>
-            <w:tcW w:type="dxa" w:w="1680"/>
-          </w:tcPr>
-          <w:p>
-            <w:pPr>
-              <w:jc w:val="left"/>
-            </w:pPr>
-            <w:r/>
-          </w:p>
-        </w:tc>
-        <w:tc>
-          <w:tcPr>
-            <w:tcW w:type="dxa" w:w="1680"/>
-          </w:tcPr>
-          <w:p>
-            <w:pPr>
-              <w:jc w:val="left"/>
-            </w:pPr>
-            <w:r/>
-          </w:p>
-        </w:tc>
-        <w:tc>
-          <w:tcPr>
-            <w:tcW w:type="dxa" w:w="1680"/>
-          </w:tcPr>
-          <w:p>
-            <w:pPr>
-              <w:jc w:val="left"/>
-            </w:pPr>
-            <w:r/>
-          </w:p>
-        </w:tc>
-        <w:tc>
-          <w:tcPr>
-            <w:tcW w:type="dxa" w:w="1680"/>
-          </w:tcPr>
-          <w:p>
-            <w:pPr>
-              <w:jc w:val="left"/>
-            </w:pPr>
-            <w:r/>
-            <w:r>
-              <w:rPr>
-                <w:sz w:val="16"/>
-              </w:rPr>
-              <w:t>2026-08-20</w:t>
-            </w:r>
-          </w:p>
-        </w:tc>
-        <w:tc>
-          <w:tcPr>
-            <w:tcW w:type="dxa" w:w="1680"/>
-          </w:tcPr>
-          <w:p>
-            <w:pPr>
-              <w:jc w:val="left"/>
-            </w:pPr>
-            <w:r/>
-            <w:hyperlink r:id="rId102">
-              <w:r>
-                <w:rPr>
-                  <w:color w:val="0B4F9E"/>
-                  <w:sz w:val="16"/>
-                  <w:u w:val="single"/>
-                </w:rPr>
-                <w:t>10.5281/zenodo.22025110</w:t>
-              </w:r>
-            </w:hyperlink>
-          </w:p>
-        </w:tc>
-      </w:tr>
-      <w:tr>
-        <w:tc>
-          <w:tcPr>
-            <w:tcW w:type="dxa" w:w="1680"/>
-          </w:tcPr>
-          <w:p>
-            <w:pPr>
-              <w:jc w:val="left"/>
-            </w:pPr>
-            <w:r/>
-            <w:hyperlink r:id="rId103">
-              <w:r>
-                <w:rPr>
-                  <w:color w:val="0B4F9E"/>
-                  <w:sz w:val="16"/>
-                  <w:u w:val="single"/>
-                </w:rPr>
-                <w:t>Generative AI and Emerging Technologies: Transforming Engineering, Innovation and Entrepreneurship</w:t>
-              </w:r>
-            </w:hyperlink>
-          </w:p>
-        </w:tc>
-        <w:tc>
-          <w:tcPr>
-            <w:tcW w:type="dxa" w:w="1680"/>
-          </w:tcPr>
-          <w:p>
-            <w:pPr>
-              <w:jc w:val="left"/>
-            </w:pPr>
-            <w:r/>
-          </w:p>
-        </w:tc>
-        <w:tc>
-          <w:tcPr>
-            <w:tcW w:type="dxa" w:w="1680"/>
-          </w:tcPr>
-          <w:p>
-            <w:pPr>
-              <w:jc w:val="left"/>
-            </w:pPr>
-            <w:r/>
-          </w:p>
-        </w:tc>
-        <w:tc>
-          <w:tcPr>
-            <w:tcW w:type="dxa" w:w="1680"/>
-          </w:tcPr>
-          <w:p>
-            <w:pPr>
-              <w:jc w:val="left"/>
-            </w:pPr>
-            <w:r/>
-          </w:p>
-        </w:tc>
-        <w:tc>
-          <w:tcPr>
-            <w:tcW w:type="dxa" w:w="1680"/>
-          </w:tcPr>
-          <w:p>
-            <w:pPr>
-              <w:jc w:val="left"/>
-            </w:pPr>
-            <w:r/>
-            <w:r>
-              <w:rPr>
-                <w:sz w:val="16"/>
-              </w:rPr>
-              <w:t>2026-08-20</w:t>
-            </w:r>
-          </w:p>
-        </w:tc>
-        <w:tc>
-          <w:tcPr>
-            <w:tcW w:type="dxa" w:w="1680"/>
-          </w:tcPr>
-          <w:p>
-            <w:pPr>
-              <w:jc w:val="left"/>
-            </w:pPr>
-            <w:r/>
-            <w:hyperlink r:id="rId103">
-              <w:r>
-                <w:rPr>
-                  <w:color w:val="0B4F9E"/>
-                  <w:sz w:val="16"/>
-                  <w:u w:val="single"/>
-                </w:rPr>
-                <w:t>10.5281/zenodo.22025109</w:t>
-              </w:r>
-            </w:hyperlink>
-          </w:p>
-        </w:tc>
-      </w:tr>
-      <w:tr>
-        <w:tc>
-          <w:tcPr>
-            <w:tcW w:type="dxa" w:w="1680"/>
-          </w:tcPr>
-          <w:p>
-            <w:pPr>
-              <w:jc w:val="left"/>
-            </w:pPr>
-            <w:r/>
-            <w:hyperlink r:id="rId104">
-              <w:r>
-                <w:rPr>
-                  <w:color w:val="0B4F9E"/>
-                  <w:sz w:val="16"/>
-                  <w:u w:val="single"/>
-                </w:rPr>
-                <w:t>Machine Learning to Foundation Models: Artificial Intelligence for Nanophotonic Modeling and Scientific Discovery</w:t>
-              </w:r>
-            </w:hyperlink>
-          </w:p>
-        </w:tc>
-        <w:tc>
-          <w:tcPr>
-            <w:tcW w:type="dxa" w:w="1680"/>
-          </w:tcPr>
-          <w:p>
-            <w:pPr>
-              <w:jc w:val="left"/>
-            </w:pPr>
-            <w:r/>
-          </w:p>
-        </w:tc>
-        <w:tc>
-          <w:tcPr>
-            <w:tcW w:type="dxa" w:w="1680"/>
-          </w:tcPr>
-          <w:p>
-            <w:pPr>
-              <w:jc w:val="left"/>
-            </w:pPr>
-            <w:r/>
-          </w:p>
-        </w:tc>
-        <w:tc>
-          <w:tcPr>
-            <w:tcW w:type="dxa" w:w="1680"/>
-          </w:tcPr>
-          <w:p>
-            <w:pPr>
-              <w:jc w:val="left"/>
-            </w:pPr>
-            <w:r/>
-            <w:r>
-              <w:rPr>
-                <w:sz w:val="16"/>
-              </w:rPr>
-              <w:t>MLIP</w:t>
-            </w:r>
-          </w:p>
-        </w:tc>
-        <w:tc>
-          <w:tcPr>
-            <w:tcW w:type="dxa" w:w="1680"/>
-          </w:tcPr>
-          <w:p>
-            <w:pPr>
-              <w:jc w:val="left"/>
-            </w:pPr>
-            <w:r/>
-            <w:r>
-              <w:rPr>
-                <w:sz w:val="16"/>
-              </w:rPr>
-              <w:t>2026-08-21</w:t>
-            </w:r>
-          </w:p>
-        </w:tc>
-        <w:tc>
-          <w:tcPr>
-            <w:tcW w:type="dxa" w:w="1680"/>
-          </w:tcPr>
-          <w:p>
-            <w:pPr>
-              <w:jc w:val="left"/>
-            </w:pPr>
-            <w:r/>
-            <w:hyperlink r:id="rId104">
-              <w:r>
-                <w:rPr>
-                  <w:color w:val="0B4F9E"/>
-                  <w:sz w:val="16"/>
-                  <w:u w:val="single"/>
-                </w:rPr>
-                <w:t>10.48550/arxiv.2608.21612</w:t>
-              </w:r>
-            </w:hyperlink>
-          </w:p>
-        </w:tc>
-      </w:tr>
-      <w:tr>
-        <w:tc>
-          <w:tcPr>
-            <w:tcW w:type="dxa" w:w="1680"/>
-          </w:tcPr>
-          <w:p>
-            <w:pPr>
-              <w:jc w:val="left"/>
-            </w:pPr>
-            <w:r/>
             <w:hyperlink r:id="rId105">
               <w:r>
                 <w:rPr>
@@ -8961,7 +8759,7 @@
                   <w:sz w:val="16"/>
                   <w:u w:val="single"/>
                 </w:rPr>
-                <w:t>Diagnosing and narrowing the simulation-to-real gap in powder X-ray diffraction with a wet-dry agentic loop</w:t>
+                <w:t>Packora: Systematic Design for Generative Molecular Crystal Structure Prediction</w:t>
               </w:r>
             </w:hyperlink>
           </w:p>
@@ -9012,7 +8810,7 @@
               <w:rPr>
                 <w:sz w:val="16"/>
               </w:rPr>
-              <w:t>2026-08-23</w:t>
+              <w:t>2026-08-27</w:t>
             </w:r>
           </w:p>
         </w:tc>
@@ -9055,7 +8853,7 @@
                   <w:sz w:val="16"/>
                   <w:u w:val="single"/>
                 </w:rPr>
-                <w:t xml:space="preserve">Dataset for the publication- A cylindrical sintering method for more realistic grain boundaries in nanocrystalline thin </w:t>
+                <w:t>Autoregressive Generative Latent Diffusion Models for Magnetohydrodynamics</w:t>
               </w:r>
             </w:hyperlink>
           </w:p>
@@ -9106,7 +8904,7 @@
               <w:rPr>
                 <w:sz w:val="16"/>
               </w:rPr>
-              <w:t>2026-08-24</w:t>
+              <w:t>2026-08-28</w:t>
             </w:r>
           </w:p>
         </w:tc>
@@ -9126,7 +8924,7 @@
                   <w:sz w:val="16"/>
                   <w:u w:val="single"/>
                 </w:rPr>
-                <w:t>10.5281/zenodo.22111105</w:t>
+                <w:t>10.1109/icops53334.2026.11660190</w:t>
               </w:r>
             </w:hyperlink>
           </w:p>
@@ -9143,1270 +8941,6 @@
             </w:pPr>
             <w:r/>
             <w:hyperlink r:id="rId107">
-              <w:r>
-                <w:rPr>
-                  <w:color w:val="0B4F9E"/>
-                  <w:sz w:val="16"/>
-                  <w:u w:val="single"/>
-                </w:rPr>
-                <w:t xml:space="preserve">Dataset for the publication- A cylindrical sintering method for more realistic grain boundaries in nanocrystalline thin </w:t>
-              </w:r>
-            </w:hyperlink>
-          </w:p>
-        </w:tc>
-        <w:tc>
-          <w:tcPr>
-            <w:tcW w:type="dxa" w:w="1680"/>
-          </w:tcPr>
-          <w:p>
-            <w:pPr>
-              <w:jc w:val="left"/>
-            </w:pPr>
-            <w:r/>
-          </w:p>
-        </w:tc>
-        <w:tc>
-          <w:tcPr>
-            <w:tcW w:type="dxa" w:w="1680"/>
-          </w:tcPr>
-          <w:p>
-            <w:pPr>
-              <w:jc w:val="left"/>
-            </w:pPr>
-            <w:r/>
-          </w:p>
-        </w:tc>
-        <w:tc>
-          <w:tcPr>
-            <w:tcW w:type="dxa" w:w="1680"/>
-          </w:tcPr>
-          <w:p>
-            <w:pPr>
-              <w:jc w:val="left"/>
-            </w:pPr>
-            <w:r/>
-          </w:p>
-        </w:tc>
-        <w:tc>
-          <w:tcPr>
-            <w:tcW w:type="dxa" w:w="1680"/>
-          </w:tcPr>
-          <w:p>
-            <w:pPr>
-              <w:jc w:val="left"/>
-            </w:pPr>
-            <w:r/>
-            <w:r>
-              <w:rPr>
-                <w:sz w:val="16"/>
-              </w:rPr>
-              <w:t>2026-08-24</w:t>
-            </w:r>
-          </w:p>
-        </w:tc>
-        <w:tc>
-          <w:tcPr>
-            <w:tcW w:type="dxa" w:w="1680"/>
-          </w:tcPr>
-          <w:p>
-            <w:pPr>
-              <w:jc w:val="left"/>
-            </w:pPr>
-            <w:r/>
-            <w:hyperlink r:id="rId107">
-              <w:r>
-                <w:rPr>
-                  <w:color w:val="0B4F9E"/>
-                  <w:sz w:val="16"/>
-                  <w:u w:val="single"/>
-                </w:rPr>
-                <w:t>10.5281/zenodo.22111106</w:t>
-              </w:r>
-            </w:hyperlink>
-          </w:p>
-        </w:tc>
-      </w:tr>
-      <w:tr>
-        <w:tc>
-          <w:tcPr>
-            <w:tcW w:type="dxa" w:w="1680"/>
-          </w:tcPr>
-          <w:p>
-            <w:pPr>
-              <w:jc w:val="left"/>
-            </w:pPr>
-            <w:r/>
-            <w:hyperlink r:id="rId108">
-              <w:r>
-                <w:rPr>
-                  <w:color w:val="0B4F9E"/>
-                  <w:sz w:val="16"/>
-                  <w:u w:val="single"/>
-                </w:rPr>
-                <w:t>Machine learning for biomaterials design</w:t>
-              </w:r>
-            </w:hyperlink>
-          </w:p>
-        </w:tc>
-        <w:tc>
-          <w:tcPr>
-            <w:tcW w:type="dxa" w:w="1680"/>
-          </w:tcPr>
-          <w:p>
-            <w:pPr>
-              <w:jc w:val="left"/>
-            </w:pPr>
-            <w:r/>
-          </w:p>
-        </w:tc>
-        <w:tc>
-          <w:tcPr>
-            <w:tcW w:type="dxa" w:w="1680"/>
-          </w:tcPr>
-          <w:p>
-            <w:pPr>
-              <w:jc w:val="left"/>
-            </w:pPr>
-            <w:r/>
-          </w:p>
-        </w:tc>
-        <w:tc>
-          <w:tcPr>
-            <w:tcW w:type="dxa" w:w="1680"/>
-          </w:tcPr>
-          <w:p>
-            <w:pPr>
-              <w:jc w:val="left"/>
-            </w:pPr>
-            <w:r/>
-          </w:p>
-        </w:tc>
-        <w:tc>
-          <w:tcPr>
-            <w:tcW w:type="dxa" w:w="1680"/>
-          </w:tcPr>
-          <w:p>
-            <w:pPr>
-              <w:jc w:val="left"/>
-            </w:pPr>
-            <w:r/>
-            <w:r>
-              <w:rPr>
-                <w:sz w:val="16"/>
-              </w:rPr>
-              <w:t>2026-08-25</w:t>
-            </w:r>
-          </w:p>
-        </w:tc>
-        <w:tc>
-          <w:tcPr>
-            <w:tcW w:type="dxa" w:w="1680"/>
-          </w:tcPr>
-          <w:p>
-            <w:pPr>
-              <w:jc w:val="left"/>
-            </w:pPr>
-            <w:r/>
-            <w:hyperlink r:id="rId108">
-              <w:r>
-                <w:rPr>
-                  <w:color w:val="0B4F9E"/>
-                  <w:sz w:val="16"/>
-                  <w:u w:val="single"/>
-                </w:rPr>
-                <w:t>10.1038/s44222-026-00476-w</w:t>
-              </w:r>
-            </w:hyperlink>
-          </w:p>
-        </w:tc>
-      </w:tr>
-      <w:tr>
-        <w:tc>
-          <w:tcPr>
-            <w:tcW w:type="dxa" w:w="1680"/>
-          </w:tcPr>
-          <w:p>
-            <w:pPr>
-              <w:jc w:val="left"/>
-            </w:pPr>
-            <w:r/>
-            <w:hyperlink r:id="rId109">
-              <w:r>
-                <w:rPr>
-                  <w:color w:val="0B4F9E"/>
-                  <w:sz w:val="16"/>
-                  <w:u w:val="single"/>
-                </w:rPr>
-                <w:t>Continuous Scalar Kernels for Quotients of Variable-Cell Periodic Structures: Compactness, Acquisition, and Target Bound</w:t>
-              </w:r>
-            </w:hyperlink>
-          </w:p>
-        </w:tc>
-        <w:tc>
-          <w:tcPr>
-            <w:tcW w:type="dxa" w:w="1680"/>
-          </w:tcPr>
-          <w:p>
-            <w:pPr>
-              <w:jc w:val="left"/>
-            </w:pPr>
-            <w:r/>
-          </w:p>
-        </w:tc>
-        <w:tc>
-          <w:tcPr>
-            <w:tcW w:type="dxa" w:w="1680"/>
-          </w:tcPr>
-          <w:p>
-            <w:pPr>
-              <w:jc w:val="left"/>
-            </w:pPr>
-            <w:r/>
-          </w:p>
-        </w:tc>
-        <w:tc>
-          <w:tcPr>
-            <w:tcW w:type="dxa" w:w="1680"/>
-          </w:tcPr>
-          <w:p>
-            <w:pPr>
-              <w:jc w:val="left"/>
-            </w:pPr>
-            <w:r/>
-            <w:r>
-              <w:rPr>
-                <w:sz w:val="16"/>
-              </w:rPr>
-              <w:t>MLIP</w:t>
-            </w:r>
-          </w:p>
-        </w:tc>
-        <w:tc>
-          <w:tcPr>
-            <w:tcW w:type="dxa" w:w="1680"/>
-          </w:tcPr>
-          <w:p>
-            <w:pPr>
-              <w:jc w:val="left"/>
-            </w:pPr>
-            <w:r/>
-            <w:r>
-              <w:rPr>
-                <w:sz w:val="16"/>
-              </w:rPr>
-              <w:t>2026-08-25</w:t>
-            </w:r>
-          </w:p>
-        </w:tc>
-        <w:tc>
-          <w:tcPr>
-            <w:tcW w:type="dxa" w:w="1680"/>
-          </w:tcPr>
-          <w:p>
-            <w:pPr>
-              <w:jc w:val="left"/>
-            </w:pPr>
-            <w:r/>
-            <w:hyperlink r:id="rId109">
-              <w:r>
-                <w:rPr>
-                  <w:color w:val="0B4F9E"/>
-                  <w:sz w:val="16"/>
-                  <w:u w:val="single"/>
-                </w:rPr>
-                <w:t>10.26434/chemrxiv.15006891/v3</w:t>
-              </w:r>
-            </w:hyperlink>
-          </w:p>
-        </w:tc>
-      </w:tr>
-      <w:tr>
-        <w:tc>
-          <w:tcPr>
-            <w:tcW w:type="dxa" w:w="1680"/>
-          </w:tcPr>
-          <w:p>
-            <w:pPr>
-              <w:jc w:val="left"/>
-            </w:pPr>
-            <w:r/>
-            <w:hyperlink r:id="rId110">
-              <w:r>
-                <w:rPr>
-                  <w:color w:val="0B4F9E"/>
-                  <w:sz w:val="16"/>
-                  <w:u w:val="single"/>
-                </w:rPr>
-                <w:t>Multiscale Modelling of Ferroelectrics using a Physics-Informed Neural Network Driven by Molecular Dynamics Data: Parame</w:t>
-              </w:r>
-            </w:hyperlink>
-          </w:p>
-        </w:tc>
-        <w:tc>
-          <w:tcPr>
-            <w:tcW w:type="dxa" w:w="1680"/>
-          </w:tcPr>
-          <w:p>
-            <w:pPr>
-              <w:jc w:val="left"/>
-            </w:pPr>
-            <w:r/>
-          </w:p>
-        </w:tc>
-        <w:tc>
-          <w:tcPr>
-            <w:tcW w:type="dxa" w:w="1680"/>
-          </w:tcPr>
-          <w:p>
-            <w:pPr>
-              <w:jc w:val="left"/>
-            </w:pPr>
-            <w:r/>
-          </w:p>
-        </w:tc>
-        <w:tc>
-          <w:tcPr>
-            <w:tcW w:type="dxa" w:w="1680"/>
-          </w:tcPr>
-          <w:p>
-            <w:pPr>
-              <w:jc w:val="left"/>
-            </w:pPr>
-            <w:r/>
-            <w:r>
-              <w:rPr>
-                <w:sz w:val="16"/>
-              </w:rPr>
-              <w:t>MD</w:t>
-            </w:r>
-          </w:p>
-        </w:tc>
-        <w:tc>
-          <w:tcPr>
-            <w:tcW w:type="dxa" w:w="1680"/>
-          </w:tcPr>
-          <w:p>
-            <w:pPr>
-              <w:jc w:val="left"/>
-            </w:pPr>
-            <w:r/>
-            <w:r>
-              <w:rPr>
-                <w:sz w:val="16"/>
-              </w:rPr>
-              <w:t>2026-08-25</w:t>
-            </w:r>
-          </w:p>
-        </w:tc>
-        <w:tc>
-          <w:tcPr>
-            <w:tcW w:type="dxa" w:w="1680"/>
-          </w:tcPr>
-          <w:p>
-            <w:pPr>
-              <w:jc w:val="left"/>
-            </w:pPr>
-            <w:r/>
-            <w:hyperlink r:id="rId110">
-              <w:r>
-                <w:rPr>
-                  <w:color w:val="0B4F9E"/>
-                  <w:sz w:val="16"/>
-                  <w:u w:val="single"/>
-                </w:rPr>
-                <w:t>link</w:t>
-              </w:r>
-            </w:hyperlink>
-          </w:p>
-        </w:tc>
-      </w:tr>
-      <w:tr>
-        <w:tc>
-          <w:tcPr>
-            <w:tcW w:type="dxa" w:w="1680"/>
-          </w:tcPr>
-          <w:p>
-            <w:pPr>
-              <w:jc w:val="left"/>
-            </w:pPr>
-            <w:r/>
-            <w:hyperlink r:id="rId111">
-              <w:r>
-                <w:rPr>
-                  <w:color w:val="0B4F9E"/>
-                  <w:sz w:val="16"/>
-                  <w:u w:val="single"/>
-                </w:rPr>
-                <w:t>Attention-based composition learning for thermodynamic and electronic property prediction in inorganic materials</w:t>
-              </w:r>
-            </w:hyperlink>
-          </w:p>
-        </w:tc>
-        <w:tc>
-          <w:tcPr>
-            <w:tcW w:type="dxa" w:w="1680"/>
-          </w:tcPr>
-          <w:p>
-            <w:pPr>
-              <w:jc w:val="left"/>
-            </w:pPr>
-            <w:r/>
-          </w:p>
-        </w:tc>
-        <w:tc>
-          <w:tcPr>
-            <w:tcW w:type="dxa" w:w="1680"/>
-          </w:tcPr>
-          <w:p>
-            <w:pPr>
-              <w:jc w:val="left"/>
-            </w:pPr>
-            <w:r/>
-          </w:p>
-        </w:tc>
-        <w:tc>
-          <w:tcPr>
-            <w:tcW w:type="dxa" w:w="1680"/>
-          </w:tcPr>
-          <w:p>
-            <w:pPr>
-              <w:jc w:val="left"/>
-            </w:pPr>
-            <w:r/>
-            <w:r>
-              <w:rPr>
-                <w:sz w:val="16"/>
-              </w:rPr>
-              <w:t>DFT</w:t>
-            </w:r>
-          </w:p>
-        </w:tc>
-        <w:tc>
-          <w:tcPr>
-            <w:tcW w:type="dxa" w:w="1680"/>
-          </w:tcPr>
-          <w:p>
-            <w:pPr>
-              <w:jc w:val="left"/>
-            </w:pPr>
-            <w:r/>
-            <w:r>
-              <w:rPr>
-                <w:sz w:val="16"/>
-              </w:rPr>
-              <w:t>2026-08-25</w:t>
-            </w:r>
-          </w:p>
-        </w:tc>
-        <w:tc>
-          <w:tcPr>
-            <w:tcW w:type="dxa" w:w="1680"/>
-          </w:tcPr>
-          <w:p>
-            <w:pPr>
-              <w:jc w:val="left"/>
-            </w:pPr>
-            <w:r/>
-            <w:hyperlink r:id="rId111">
-              <w:r>
-                <w:rPr>
-                  <w:color w:val="0B4F9E"/>
-                  <w:sz w:val="16"/>
-                  <w:u w:val="single"/>
-                </w:rPr>
-                <w:t>10.1016/j.nxmate.2026.103265</w:t>
-              </w:r>
-            </w:hyperlink>
-          </w:p>
-        </w:tc>
-      </w:tr>
-      <w:tr>
-        <w:tc>
-          <w:tcPr>
-            <w:tcW w:type="dxa" w:w="1680"/>
-          </w:tcPr>
-          <w:p>
-            <w:pPr>
-              <w:jc w:val="left"/>
-            </w:pPr>
-            <w:r/>
-            <w:hyperlink r:id="rId112">
-              <w:r>
-                <w:rPr>
-                  <w:color w:val="0B4F9E"/>
-                  <w:sz w:val="16"/>
-                  <w:u w:val="single"/>
-                </w:rPr>
-                <w:t>DeepField: Condensed-Phase Quantum Learning for All-Atom Protein Dynamics in Explicit Water</w:t>
-              </w:r>
-            </w:hyperlink>
-          </w:p>
-        </w:tc>
-        <w:tc>
-          <w:tcPr>
-            <w:tcW w:type="dxa" w:w="1680"/>
-          </w:tcPr>
-          <w:p>
-            <w:pPr>
-              <w:jc w:val="left"/>
-            </w:pPr>
-            <w:r/>
-          </w:p>
-        </w:tc>
-        <w:tc>
-          <w:tcPr>
-            <w:tcW w:type="dxa" w:w="1680"/>
-          </w:tcPr>
-          <w:p>
-            <w:pPr>
-              <w:jc w:val="left"/>
-            </w:pPr>
-            <w:r/>
-          </w:p>
-        </w:tc>
-        <w:tc>
-          <w:tcPr>
-            <w:tcW w:type="dxa" w:w="1680"/>
-          </w:tcPr>
-          <w:p>
-            <w:pPr>
-              <w:jc w:val="left"/>
-            </w:pPr>
-            <w:r/>
-            <w:r>
-              <w:rPr>
-                <w:sz w:val="16"/>
-              </w:rPr>
-              <w:t>MD, MLIP</w:t>
-            </w:r>
-          </w:p>
-        </w:tc>
-        <w:tc>
-          <w:tcPr>
-            <w:tcW w:type="dxa" w:w="1680"/>
-          </w:tcPr>
-          <w:p>
-            <w:pPr>
-              <w:jc w:val="left"/>
-            </w:pPr>
-            <w:r/>
-            <w:r>
-              <w:rPr>
-                <w:sz w:val="16"/>
-              </w:rPr>
-              <w:t>2026-08-26</w:t>
-            </w:r>
-          </w:p>
-        </w:tc>
-        <w:tc>
-          <w:tcPr>
-            <w:tcW w:type="dxa" w:w="1680"/>
-          </w:tcPr>
-          <w:p>
-            <w:pPr>
-              <w:jc w:val="left"/>
-            </w:pPr>
-            <w:r/>
-            <w:hyperlink r:id="rId112">
-              <w:r>
-                <w:rPr>
-                  <w:color w:val="0B4F9E"/>
-                  <w:sz w:val="16"/>
-                  <w:u w:val="single"/>
-                </w:rPr>
-                <w:t>10.26434/chemrxiv.15007896/v1</w:t>
-              </w:r>
-            </w:hyperlink>
-          </w:p>
-        </w:tc>
-      </w:tr>
-      <w:tr>
-        <w:tc>
-          <w:tcPr>
-            <w:tcW w:type="dxa" w:w="1680"/>
-          </w:tcPr>
-          <w:p>
-            <w:pPr>
-              <w:jc w:val="left"/>
-            </w:pPr>
-            <w:r/>
-            <w:hyperlink r:id="rId113">
-              <w:r>
-                <w:rPr>
-                  <w:color w:val="0B4F9E"/>
-                  <w:sz w:val="16"/>
-                  <w:u w:val="single"/>
-                </w:rPr>
-                <w:t xml:space="preserve">Preprint of the publication- A cylindrical sintering method for more realistic grain boundaries in nanocrystalline thin </w:t>
-              </w:r>
-            </w:hyperlink>
-          </w:p>
-        </w:tc>
-        <w:tc>
-          <w:tcPr>
-            <w:tcW w:type="dxa" w:w="1680"/>
-          </w:tcPr>
-          <w:p>
-            <w:pPr>
-              <w:jc w:val="left"/>
-            </w:pPr>
-            <w:r/>
-          </w:p>
-        </w:tc>
-        <w:tc>
-          <w:tcPr>
-            <w:tcW w:type="dxa" w:w="1680"/>
-          </w:tcPr>
-          <w:p>
-            <w:pPr>
-              <w:jc w:val="left"/>
-            </w:pPr>
-            <w:r/>
-          </w:p>
-        </w:tc>
-        <w:tc>
-          <w:tcPr>
-            <w:tcW w:type="dxa" w:w="1680"/>
-          </w:tcPr>
-          <w:p>
-            <w:pPr>
-              <w:jc w:val="left"/>
-            </w:pPr>
-            <w:r/>
-          </w:p>
-        </w:tc>
-        <w:tc>
-          <w:tcPr>
-            <w:tcW w:type="dxa" w:w="1680"/>
-          </w:tcPr>
-          <w:p>
-            <w:pPr>
-              <w:jc w:val="left"/>
-            </w:pPr>
-            <w:r/>
-            <w:r>
-              <w:rPr>
-                <w:sz w:val="16"/>
-              </w:rPr>
-              <w:t>2026-08-26</w:t>
-            </w:r>
-          </w:p>
-        </w:tc>
-        <w:tc>
-          <w:tcPr>
-            <w:tcW w:type="dxa" w:w="1680"/>
-          </w:tcPr>
-          <w:p>
-            <w:pPr>
-              <w:jc w:val="left"/>
-            </w:pPr>
-            <w:r/>
-            <w:hyperlink r:id="rId113">
-              <w:r>
-                <w:rPr>
-                  <w:color w:val="0B4F9E"/>
-                  <w:sz w:val="16"/>
-                  <w:u w:val="single"/>
-                </w:rPr>
-                <w:t>10.5281/zenodo.22112768</w:t>
-              </w:r>
-            </w:hyperlink>
-          </w:p>
-        </w:tc>
-      </w:tr>
-      <w:tr>
-        <w:tc>
-          <w:tcPr>
-            <w:tcW w:type="dxa" w:w="1680"/>
-          </w:tcPr>
-          <w:p>
-            <w:pPr>
-              <w:jc w:val="left"/>
-            </w:pPr>
-            <w:r/>
-            <w:hyperlink r:id="rId114">
-              <w:r>
-                <w:rPr>
-                  <w:color w:val="0B4F9E"/>
-                  <w:sz w:val="16"/>
-                  <w:u w:val="single"/>
-                </w:rPr>
-                <w:t xml:space="preserve">Preprint of the publication- A cylindrical sintering method for more realistic grain boundaries in nanocrystalline thin </w:t>
-              </w:r>
-            </w:hyperlink>
-          </w:p>
-        </w:tc>
-        <w:tc>
-          <w:tcPr>
-            <w:tcW w:type="dxa" w:w="1680"/>
-          </w:tcPr>
-          <w:p>
-            <w:pPr>
-              <w:jc w:val="left"/>
-            </w:pPr>
-            <w:r/>
-          </w:p>
-        </w:tc>
-        <w:tc>
-          <w:tcPr>
-            <w:tcW w:type="dxa" w:w="1680"/>
-          </w:tcPr>
-          <w:p>
-            <w:pPr>
-              <w:jc w:val="left"/>
-            </w:pPr>
-            <w:r/>
-          </w:p>
-        </w:tc>
-        <w:tc>
-          <w:tcPr>
-            <w:tcW w:type="dxa" w:w="1680"/>
-          </w:tcPr>
-          <w:p>
-            <w:pPr>
-              <w:jc w:val="left"/>
-            </w:pPr>
-            <w:r/>
-          </w:p>
-        </w:tc>
-        <w:tc>
-          <w:tcPr>
-            <w:tcW w:type="dxa" w:w="1680"/>
-          </w:tcPr>
-          <w:p>
-            <w:pPr>
-              <w:jc w:val="left"/>
-            </w:pPr>
-            <w:r/>
-            <w:r>
-              <w:rPr>
-                <w:sz w:val="16"/>
-              </w:rPr>
-              <w:t>2026-08-26</w:t>
-            </w:r>
-          </w:p>
-        </w:tc>
-        <w:tc>
-          <w:tcPr>
-            <w:tcW w:type="dxa" w:w="1680"/>
-          </w:tcPr>
-          <w:p>
-            <w:pPr>
-              <w:jc w:val="left"/>
-            </w:pPr>
-            <w:r/>
-            <w:hyperlink r:id="rId114">
-              <w:r>
-                <w:rPr>
-                  <w:color w:val="0B4F9E"/>
-                  <w:sz w:val="16"/>
-                  <w:u w:val="single"/>
-                </w:rPr>
-                <w:t>10.5281/zenodo.22112767</w:t>
-              </w:r>
-            </w:hyperlink>
-          </w:p>
-        </w:tc>
-      </w:tr>
-      <w:tr>
-        <w:tc>
-          <w:tcPr>
-            <w:tcW w:type="dxa" w:w="1680"/>
-          </w:tcPr>
-          <w:p>
-            <w:pPr>
-              <w:jc w:val="left"/>
-            </w:pPr>
-            <w:r/>
-            <w:hyperlink r:id="rId115">
-              <w:r>
-                <w:rPr>
-                  <w:color w:val="0B4F9E"/>
-                  <w:sz w:val="16"/>
-                  <w:u w:val="single"/>
-                </w:rPr>
-                <w:t>Enhancing materials discovery with valence-constrained design in generative modeling</w:t>
-              </w:r>
-            </w:hyperlink>
-          </w:p>
-        </w:tc>
-        <w:tc>
-          <w:tcPr>
-            <w:tcW w:type="dxa" w:w="1680"/>
-          </w:tcPr>
-          <w:p>
-            <w:pPr>
-              <w:jc w:val="left"/>
-            </w:pPr>
-            <w:r/>
-          </w:p>
-        </w:tc>
-        <w:tc>
-          <w:tcPr>
-            <w:tcW w:type="dxa" w:w="1680"/>
-          </w:tcPr>
-          <w:p>
-            <w:pPr>
-              <w:jc w:val="left"/>
-            </w:pPr>
-            <w:r/>
-          </w:p>
-        </w:tc>
-        <w:tc>
-          <w:tcPr>
-            <w:tcW w:type="dxa" w:w="1680"/>
-          </w:tcPr>
-          <w:p>
-            <w:pPr>
-              <w:jc w:val="left"/>
-            </w:pPr>
-            <w:r/>
-          </w:p>
-        </w:tc>
-        <w:tc>
-          <w:tcPr>
-            <w:tcW w:type="dxa" w:w="1680"/>
-          </w:tcPr>
-          <w:p>
-            <w:pPr>
-              <w:jc w:val="left"/>
-            </w:pPr>
-            <w:r/>
-            <w:r>
-              <w:rPr>
-                <w:sz w:val="16"/>
-              </w:rPr>
-              <w:t>2026-08-26</w:t>
-            </w:r>
-          </w:p>
-        </w:tc>
-        <w:tc>
-          <w:tcPr>
-            <w:tcW w:type="dxa" w:w="1680"/>
-          </w:tcPr>
-          <w:p>
-            <w:pPr>
-              <w:jc w:val="left"/>
-            </w:pPr>
-            <w:r/>
-            <w:hyperlink r:id="rId116">
-              <w:r>
-                <w:rPr>
-                  <w:color w:val="0B4F9E"/>
-                  <w:sz w:val="16"/>
-                  <w:u w:val="single"/>
-                </w:rPr>
-                <w:t>10.1038/s43588-026-01037-2</w:t>
-              </w:r>
-            </w:hyperlink>
-          </w:p>
-        </w:tc>
-      </w:tr>
-      <w:tr>
-        <w:tc>
-          <w:tcPr>
-            <w:tcW w:type="dxa" w:w="1680"/>
-          </w:tcPr>
-          <w:p>
-            <w:pPr>
-              <w:jc w:val="left"/>
-            </w:pPr>
-            <w:r/>
-            <w:hyperlink r:id="rId117">
-              <w:r>
-                <w:rPr>
-                  <w:color w:val="0B4F9E"/>
-                  <w:sz w:val="16"/>
-                  <w:u w:val="single"/>
-                </w:rPr>
-                <w:t>Comparative study of ensemble-based uncertainty quantification methods for neural network interatomic potentials</w:t>
-              </w:r>
-            </w:hyperlink>
-          </w:p>
-        </w:tc>
-        <w:tc>
-          <w:tcPr>
-            <w:tcW w:type="dxa" w:w="1680"/>
-          </w:tcPr>
-          <w:p>
-            <w:pPr>
-              <w:jc w:val="left"/>
-            </w:pPr>
-            <w:r/>
-          </w:p>
-        </w:tc>
-        <w:tc>
-          <w:tcPr>
-            <w:tcW w:type="dxa" w:w="1680"/>
-          </w:tcPr>
-          <w:p>
-            <w:pPr>
-              <w:jc w:val="left"/>
-            </w:pPr>
-            <w:r/>
-          </w:p>
-        </w:tc>
-        <w:tc>
-          <w:tcPr>
-            <w:tcW w:type="dxa" w:w="1680"/>
-          </w:tcPr>
-          <w:p>
-            <w:pPr>
-              <w:jc w:val="left"/>
-            </w:pPr>
-            <w:r/>
-            <w:r>
-              <w:rPr>
-                <w:sz w:val="16"/>
-              </w:rPr>
-              <w:t>DFT, phonons, MLIP</w:t>
-            </w:r>
-          </w:p>
-        </w:tc>
-        <w:tc>
-          <w:tcPr>
-            <w:tcW w:type="dxa" w:w="1680"/>
-          </w:tcPr>
-          <w:p>
-            <w:pPr>
-              <w:jc w:val="left"/>
-            </w:pPr>
-            <w:r/>
-            <w:r>
-              <w:rPr>
-                <w:sz w:val="16"/>
-              </w:rPr>
-              <w:t>2026-08-27</w:t>
-            </w:r>
-          </w:p>
-        </w:tc>
-        <w:tc>
-          <w:tcPr>
-            <w:tcW w:type="dxa" w:w="1680"/>
-          </w:tcPr>
-          <w:p>
-            <w:pPr>
-              <w:jc w:val="left"/>
-            </w:pPr>
-            <w:r/>
-            <w:hyperlink r:id="rId117">
-              <w:r>
-                <w:rPr>
-                  <w:color w:val="0B4F9E"/>
-                  <w:sz w:val="16"/>
-                  <w:u w:val="single"/>
-                </w:rPr>
-                <w:t>10.1088/2632-2153/ae9fb4</w:t>
-              </w:r>
-            </w:hyperlink>
-          </w:p>
-        </w:tc>
-      </w:tr>
-      <w:tr>
-        <w:tc>
-          <w:tcPr>
-            <w:tcW w:type="dxa" w:w="1680"/>
-          </w:tcPr>
-          <w:p>
-            <w:pPr>
-              <w:jc w:val="left"/>
-            </w:pPr>
-            <w:r/>
-            <w:hyperlink r:id="rId118">
-              <w:r>
-                <w:rPr>
-                  <w:color w:val="0B4F9E"/>
-                  <w:sz w:val="16"/>
-                  <w:u w:val="single"/>
-                </w:rPr>
-                <w:t>Carbon Nanotube-Induced Magnetic Shielding Effects on 129Xe NMR from Equivariant Neural Networks</w:t>
-              </w:r>
-            </w:hyperlink>
-          </w:p>
-        </w:tc>
-        <w:tc>
-          <w:tcPr>
-            <w:tcW w:type="dxa" w:w="1680"/>
-          </w:tcPr>
-          <w:p>
-            <w:pPr>
-              <w:jc w:val="left"/>
-            </w:pPr>
-            <w:r/>
-          </w:p>
-        </w:tc>
-        <w:tc>
-          <w:tcPr>
-            <w:tcW w:type="dxa" w:w="1680"/>
-          </w:tcPr>
-          <w:p>
-            <w:pPr>
-              <w:jc w:val="left"/>
-            </w:pPr>
-            <w:r/>
-          </w:p>
-        </w:tc>
-        <w:tc>
-          <w:tcPr>
-            <w:tcW w:type="dxa" w:w="1680"/>
-          </w:tcPr>
-          <w:p>
-            <w:pPr>
-              <w:jc w:val="left"/>
-            </w:pPr>
-            <w:r/>
-            <w:r>
-              <w:rPr>
-                <w:sz w:val="16"/>
-              </w:rPr>
-              <w:t>MD, MLIP</w:t>
-            </w:r>
-          </w:p>
-        </w:tc>
-        <w:tc>
-          <w:tcPr>
-            <w:tcW w:type="dxa" w:w="1680"/>
-          </w:tcPr>
-          <w:p>
-            <w:pPr>
-              <w:jc w:val="left"/>
-            </w:pPr>
-            <w:r/>
-            <w:r>
-              <w:rPr>
-                <w:sz w:val="16"/>
-              </w:rPr>
-              <w:t>2026-08-27</w:t>
-            </w:r>
-          </w:p>
-        </w:tc>
-        <w:tc>
-          <w:tcPr>
-            <w:tcW w:type="dxa" w:w="1680"/>
-          </w:tcPr>
-          <w:p>
-            <w:pPr>
-              <w:jc w:val="left"/>
-            </w:pPr>
-            <w:r/>
-            <w:hyperlink r:id="rId118">
-              <w:r>
-                <w:rPr>
-                  <w:color w:val="0B4F9E"/>
-                  <w:sz w:val="16"/>
-                  <w:u w:val="single"/>
-                </w:rPr>
-                <w:t>10.26434/chemrxiv.15007956/v1</w:t>
-              </w:r>
-            </w:hyperlink>
-          </w:p>
-        </w:tc>
-      </w:tr>
-      <w:tr>
-        <w:tc>
-          <w:tcPr>
-            <w:tcW w:type="dxa" w:w="1680"/>
-          </w:tcPr>
-          <w:p>
-            <w:pPr>
-              <w:jc w:val="left"/>
-            </w:pPr>
-            <w:r/>
-            <w:hyperlink r:id="rId119">
-              <w:r>
-                <w:rPr>
-                  <w:color w:val="0B4F9E"/>
-                  <w:sz w:val="16"/>
-                  <w:u w:val="single"/>
-                </w:rPr>
-                <w:t>Benchmarking of Fast and Interpretable UF Machine Learning Potentials</w:t>
-              </w:r>
-            </w:hyperlink>
-          </w:p>
-        </w:tc>
-        <w:tc>
-          <w:tcPr>
-            <w:tcW w:type="dxa" w:w="1680"/>
-          </w:tcPr>
-          <w:p>
-            <w:pPr>
-              <w:jc w:val="left"/>
-            </w:pPr>
-            <w:r/>
-          </w:p>
-        </w:tc>
-        <w:tc>
-          <w:tcPr>
-            <w:tcW w:type="dxa" w:w="1680"/>
-          </w:tcPr>
-          <w:p>
-            <w:pPr>
-              <w:jc w:val="left"/>
-            </w:pPr>
-            <w:r/>
-          </w:p>
-        </w:tc>
-        <w:tc>
-          <w:tcPr>
-            <w:tcW w:type="dxa" w:w="1680"/>
-          </w:tcPr>
-          <w:p>
-            <w:pPr>
-              <w:jc w:val="left"/>
-            </w:pPr>
-            <w:r/>
-            <w:r>
-              <w:rPr>
-                <w:sz w:val="16"/>
-              </w:rPr>
-              <w:t>DFT, MD, MLIP</w:t>
-            </w:r>
-          </w:p>
-        </w:tc>
-        <w:tc>
-          <w:tcPr>
-            <w:tcW w:type="dxa" w:w="1680"/>
-          </w:tcPr>
-          <w:p>
-            <w:pPr>
-              <w:jc w:val="left"/>
-            </w:pPr>
-            <w:r/>
-            <w:r>
-              <w:rPr>
-                <w:sz w:val="16"/>
-              </w:rPr>
-              <w:t>2026-08-27</w:t>
-            </w:r>
-          </w:p>
-        </w:tc>
-        <w:tc>
-          <w:tcPr>
-            <w:tcW w:type="dxa" w:w="1680"/>
-          </w:tcPr>
-          <w:p>
-            <w:pPr>
-              <w:jc w:val="left"/>
-            </w:pPr>
-            <w:r/>
-            <w:hyperlink r:id="rId119">
-              <w:r>
-                <w:rPr>
-                  <w:color w:val="0B4F9E"/>
-                  <w:sz w:val="16"/>
-                  <w:u w:val="single"/>
-                </w:rPr>
-                <w:t>link</w:t>
-              </w:r>
-            </w:hyperlink>
-          </w:p>
-        </w:tc>
-      </w:tr>
-      <w:tr>
-        <w:tc>
-          <w:tcPr>
-            <w:tcW w:type="dxa" w:w="1680"/>
-          </w:tcPr>
-          <w:p>
-            <w:pPr>
-              <w:jc w:val="left"/>
-            </w:pPr>
-            <w:r/>
-            <w:hyperlink r:id="rId120">
-              <w:r>
-                <w:rPr>
-                  <w:color w:val="0B4F9E"/>
-                  <w:sz w:val="16"/>
-                  <w:u w:val="single"/>
-                </w:rPr>
-                <w:t>Packora: Systematic Design for Generative Molecular Crystal Structure Prediction</w:t>
-              </w:r>
-            </w:hyperlink>
-          </w:p>
-        </w:tc>
-        <w:tc>
-          <w:tcPr>
-            <w:tcW w:type="dxa" w:w="1680"/>
-          </w:tcPr>
-          <w:p>
-            <w:pPr>
-              <w:jc w:val="left"/>
-            </w:pPr>
-            <w:r/>
-          </w:p>
-        </w:tc>
-        <w:tc>
-          <w:tcPr>
-            <w:tcW w:type="dxa" w:w="1680"/>
-          </w:tcPr>
-          <w:p>
-            <w:pPr>
-              <w:jc w:val="left"/>
-            </w:pPr>
-            <w:r/>
-          </w:p>
-        </w:tc>
-        <w:tc>
-          <w:tcPr>
-            <w:tcW w:type="dxa" w:w="1680"/>
-          </w:tcPr>
-          <w:p>
-            <w:pPr>
-              <w:jc w:val="left"/>
-            </w:pPr>
-            <w:r/>
-          </w:p>
-        </w:tc>
-        <w:tc>
-          <w:tcPr>
-            <w:tcW w:type="dxa" w:w="1680"/>
-          </w:tcPr>
-          <w:p>
-            <w:pPr>
-              <w:jc w:val="left"/>
-            </w:pPr>
-            <w:r/>
-            <w:r>
-              <w:rPr>
-                <w:sz w:val="16"/>
-              </w:rPr>
-              <w:t>2026-08-27</w:t>
-            </w:r>
-          </w:p>
-        </w:tc>
-        <w:tc>
-          <w:tcPr>
-            <w:tcW w:type="dxa" w:w="1680"/>
-          </w:tcPr>
-          <w:p>
-            <w:pPr>
-              <w:jc w:val="left"/>
-            </w:pPr>
-            <w:r/>
-            <w:hyperlink r:id="rId120">
-              <w:r>
-                <w:rPr>
-                  <w:color w:val="0B4F9E"/>
-                  <w:sz w:val="16"/>
-                  <w:u w:val="single"/>
-                </w:rPr>
-                <w:t>link</w:t>
-              </w:r>
-            </w:hyperlink>
-          </w:p>
-        </w:tc>
-      </w:tr>
-      <w:tr>
-        <w:tc>
-          <w:tcPr>
-            <w:tcW w:type="dxa" w:w="1680"/>
-          </w:tcPr>
-          <w:p>
-            <w:pPr>
-              <w:jc w:val="left"/>
-            </w:pPr>
-            <w:r/>
-            <w:hyperlink r:id="rId121">
               <w:r>
                 <w:rPr>
                   <w:color w:val="0B4F9E"/>
@@ -10477,7 +9011,7 @@
               <w:jc w:val="left"/>
             </w:pPr>
             <w:r/>
-            <w:hyperlink r:id="rId122">
+            <w:hyperlink r:id="rId108">
               <w:r>
                 <w:rPr>
                   <w:color w:val="0B4F9E"/>
@@ -10485,100 +9019,6 @@
                   <w:u w:val="single"/>
                 </w:rPr>
                 <w:t>10.1038/s41563-026-02744-x</w:t>
-              </w:r>
-            </w:hyperlink>
-          </w:p>
-        </w:tc>
-      </w:tr>
-      <w:tr>
-        <w:tc>
-          <w:tcPr>
-            <w:tcW w:type="dxa" w:w="1680"/>
-          </w:tcPr>
-          <w:p>
-            <w:pPr>
-              <w:jc w:val="left"/>
-            </w:pPr>
-            <w:r/>
-            <w:hyperlink r:id="rId123">
-              <w:r>
-                <w:rPr>
-                  <w:color w:val="0B4F9E"/>
-                  <w:sz w:val="16"/>
-                  <w:u w:val="single"/>
-                </w:rPr>
-                <w:t>Autoregressive Generative Latent Diffusion Models for Magnetohydrodynamics</w:t>
-              </w:r>
-            </w:hyperlink>
-          </w:p>
-        </w:tc>
-        <w:tc>
-          <w:tcPr>
-            <w:tcW w:type="dxa" w:w="1680"/>
-          </w:tcPr>
-          <w:p>
-            <w:pPr>
-              <w:jc w:val="left"/>
-            </w:pPr>
-            <w:r/>
-          </w:p>
-        </w:tc>
-        <w:tc>
-          <w:tcPr>
-            <w:tcW w:type="dxa" w:w="1680"/>
-          </w:tcPr>
-          <w:p>
-            <w:pPr>
-              <w:jc w:val="left"/>
-            </w:pPr>
-            <w:r/>
-          </w:p>
-        </w:tc>
-        <w:tc>
-          <w:tcPr>
-            <w:tcW w:type="dxa" w:w="1680"/>
-          </w:tcPr>
-          <w:p>
-            <w:pPr>
-              <w:jc w:val="left"/>
-            </w:pPr>
-            <w:r/>
-          </w:p>
-        </w:tc>
-        <w:tc>
-          <w:tcPr>
-            <w:tcW w:type="dxa" w:w="1680"/>
-          </w:tcPr>
-          <w:p>
-            <w:pPr>
-              <w:jc w:val="left"/>
-            </w:pPr>
-            <w:r/>
-            <w:r>
-              <w:rPr>
-                <w:sz w:val="16"/>
-              </w:rPr>
-              <w:t>2026-08-28</w:t>
-            </w:r>
-          </w:p>
-        </w:tc>
-        <w:tc>
-          <w:tcPr>
-            <w:tcW w:type="dxa" w:w="1680"/>
-          </w:tcPr>
-          <w:p>
-            <w:pPr>
-              <w:jc w:val="left"/>
-            </w:pPr>
-            <w:r/>
-            <w:hyperlink r:id="rId123">
-              <w:r>
-                <w:rPr>
-                  <w:color w:val="0B4F9E"/>
-                  <w:sz w:val="16"/>
-                  <w:u w:val="single"/>
-                </w:rPr>
-                <w:t>10.1109/icops53334.2026.11660190</w:t>
               </w:r>
             </w:hyperlink>
           </w:p>
@@ -10605,7 +9045,7 @@
         <w:rPr>
           <w:b/>
         </w:rPr>
-        <w:t>68</w:t>
+        <w:t>58</w:t>
       </w:r>
     </w:p>
     <w:p>
@@ -10619,7 +9059,7 @@
         <w:rPr>
           <w:b/>
         </w:rPr>
-        <w:t>24</w:t>
+        <w:t>20</w:t>
       </w:r>
     </w:p>
     <w:p>
@@ -10633,7 +9073,7 @@
         <w:rPr>
           <w:b/>
         </w:rPr>
-        <w:t>88</w:t>
+        <w:t>73</w:t>
       </w:r>
     </w:p>
     <w:p>

--- a/NEEDS_DATA.docx
+++ b/NEEDS_DATA.docx
@@ -1387,7 +1387,7 @@
         <w:pStyle w:val="Heading2"/>
       </w:pPr>
       <w:r>
-        <w:t>Studies with no numeric performance figure (73 of 76)</w:t>
+        <w:t>Studies with no numeric performance figure (90 of 93)</w:t>
       </w:r>
     </w:p>
     <w:p>
@@ -1809,7 +1809,7 @@
               <w:rPr>
                 <w:sz w:val="16"/>
               </w:rPr>
-              <w:t>ALIGNN, MEGNet, CGCNN</w:t>
+              <w:t>MEGNet, ALIGNN, CGCNN</w:t>
             </w:r>
           </w:p>
         </w:tc>
@@ -2239,7 +2239,7 @@
                   <w:sz w:val="16"/>
                   <w:u w:val="single"/>
                 </w:rPr>
-                <w:t>Universal Thermodynamic Interatomic Potentials for Crystalline Materials</w:t>
+                <w:t>Cross-Scale Assessment of MACE Foundation Models and from Scratch Trained Potentials for Bi-Pt Systems</w:t>
               </w:r>
             </w:hyperlink>
           </w:p>
@@ -2257,19 +2257,8 @@
               <w:rPr>
                 <w:sz w:val="16"/>
               </w:rPr>
-              <w:t>UMA</w:t>
+              <w:t>MACE</w:t>
             </w:r>
-          </w:p>
-        </w:tc>
-        <w:tc>
-          <w:tcPr>
-            <w:tcW w:type="dxa" w:w="1680"/>
-          </w:tcPr>
-          <w:p>
-            <w:pPr>
-              <w:jc w:val="left"/>
-            </w:pPr>
-            <w:r/>
           </w:p>
         </w:tc>
         <w:tc>
@@ -2285,7 +2274,7 @@
               <w:rPr>
                 <w:sz w:val="16"/>
               </w:rPr>
-              <w:t>MD, MLIP, free energy</w:t>
+              <w:t>Bi18Pt24</w:t>
             </w:r>
           </w:p>
         </w:tc>
@@ -2302,7 +2291,24 @@
               <w:rPr>
                 <w:sz w:val="16"/>
               </w:rPr>
-              <w:t>2026-08-14</w:t>
+              <w:t>DFT, phonons, MLIP</w:t>
+            </w:r>
+          </w:p>
+        </w:tc>
+        <w:tc>
+          <w:tcPr>
+            <w:tcW w:type="dxa" w:w="1680"/>
+          </w:tcPr>
+          <w:p>
+            <w:pPr>
+              <w:jc w:val="left"/>
+            </w:pPr>
+            <w:r/>
+            <w:r>
+              <w:rPr>
+                <w:sz w:val="16"/>
+              </w:rPr>
+              <w:t>2026-08-27</w:t>
             </w:r>
           </w:p>
         </w:tc>
@@ -2322,7 +2328,7 @@
                   <w:sz w:val="16"/>
                   <w:u w:val="single"/>
                 </w:rPr>
-                <w:t>link</w:t>
+                <w:t>10.26434/chemrxiv.15007985/v1</w:t>
               </w:r>
             </w:hyperlink>
           </w:p>
@@ -2345,7 +2351,7 @@
                   <w:sz w:val="16"/>
                   <w:u w:val="single"/>
                 </w:rPr>
-                <w:t>Data-Efficient Construction of Material-Specific Machine-Learning Interatomic Potentials from Ab Initio Molecular Dynami</w:t>
+                <w:t>Universal Thermodynamic Interatomic Potentials for Crystalline Materials</w:t>
               </w:r>
             </w:hyperlink>
           </w:p>
@@ -2363,7 +2369,7 @@
               <w:rPr>
                 <w:sz w:val="16"/>
               </w:rPr>
-              <w:t>GRACE-1L-OAM, SevenNet-0, MACE-MP-0, MatterSim</w:t>
+              <w:t>UMA</w:t>
             </w:r>
           </w:p>
         </w:tc>
@@ -2391,7 +2397,7 @@
               <w:rPr>
                 <w:sz w:val="16"/>
               </w:rPr>
-              <w:t>DFT, AIMD, MD, MLIP</w:t>
+              <w:t>MD, MLIP, free energy</w:t>
             </w:r>
           </w:p>
         </w:tc>
@@ -2451,6 +2457,112 @@
                   <w:sz w:val="16"/>
                   <w:u w:val="single"/>
                 </w:rPr>
+                <w:t>Data-Efficient Construction of Material-Specific Machine-Learning Interatomic Potentials from Ab Initio Molecular Dynami</w:t>
+              </w:r>
+            </w:hyperlink>
+          </w:p>
+        </w:tc>
+        <w:tc>
+          <w:tcPr>
+            <w:tcW w:type="dxa" w:w="1680"/>
+          </w:tcPr>
+          <w:p>
+            <w:pPr>
+              <w:jc w:val="left"/>
+            </w:pPr>
+            <w:r/>
+            <w:r>
+              <w:rPr>
+                <w:sz w:val="16"/>
+              </w:rPr>
+              <w:t>GRACE-1L-OAM, SevenNet-0, MatterSim, MACE-MP-0</w:t>
+            </w:r>
+          </w:p>
+        </w:tc>
+        <w:tc>
+          <w:tcPr>
+            <w:tcW w:type="dxa" w:w="1680"/>
+          </w:tcPr>
+          <w:p>
+            <w:pPr>
+              <w:jc w:val="left"/>
+            </w:pPr>
+            <w:r/>
+          </w:p>
+        </w:tc>
+        <w:tc>
+          <w:tcPr>
+            <w:tcW w:type="dxa" w:w="1680"/>
+          </w:tcPr>
+          <w:p>
+            <w:pPr>
+              <w:jc w:val="left"/>
+            </w:pPr>
+            <w:r/>
+            <w:r>
+              <w:rPr>
+                <w:sz w:val="16"/>
+              </w:rPr>
+              <w:t>DFT, AIMD, MD, MLIP</w:t>
+            </w:r>
+          </w:p>
+        </w:tc>
+        <w:tc>
+          <w:tcPr>
+            <w:tcW w:type="dxa" w:w="1680"/>
+          </w:tcPr>
+          <w:p>
+            <w:pPr>
+              <w:jc w:val="left"/>
+            </w:pPr>
+            <w:r/>
+            <w:r>
+              <w:rPr>
+                <w:sz w:val="16"/>
+              </w:rPr>
+              <w:t>2026-08-14</w:t>
+            </w:r>
+          </w:p>
+        </w:tc>
+        <w:tc>
+          <w:tcPr>
+            <w:tcW w:type="dxa" w:w="1680"/>
+          </w:tcPr>
+          <w:p>
+            <w:pPr>
+              <w:jc w:val="left"/>
+            </w:pPr>
+            <w:r/>
+            <w:hyperlink r:id="rId42">
+              <w:r>
+                <w:rPr>
+                  <w:color w:val="0B4F9E"/>
+                  <w:sz w:val="16"/>
+                  <w:u w:val="single"/>
+                </w:rPr>
+                <w:t>link</w:t>
+              </w:r>
+            </w:hyperlink>
+          </w:p>
+        </w:tc>
+      </w:tr>
+      <w:tr>
+        <w:tc>
+          <w:tcPr>
+            <w:tcW w:type="dxa" w:w="1680"/>
+          </w:tcPr>
+          <w:p>
+            <w:pPr>
+              <w:jc w:val="left"/>
+            </w:pPr>
+            <w:r/>
+            <w:hyperlink r:id="rId43">
+              <w:r>
+                <w:rPr>
+                  <w:color w:val="0B4F9E"/>
+                  <w:sz w:val="16"/>
+                  <w:u w:val="single"/>
+                </w:rPr>
                 <w:t>GRACE-OFF: A machine-learned interatomic potential for organic liquids using the GRACE architecture</w:t>
               </w:r>
             </w:hyperlink>
@@ -2527,7 +2639,7 @@
               <w:jc w:val="left"/>
             </w:pPr>
             <w:r/>
-            <w:hyperlink r:id="rId42">
+            <w:hyperlink r:id="rId43">
               <w:r>
                 <w:rPr>
                   <w:color w:val="0B4F9E"/>
@@ -2550,7 +2662,7 @@
               <w:jc w:val="left"/>
             </w:pPr>
             <w:r/>
-            <w:hyperlink r:id="rId43">
+            <w:hyperlink r:id="rId44">
               <w:r>
                 <w:rPr>
                   <w:color w:val="0B4F9E"/>
@@ -2627,7 +2739,7 @@
               <w:jc w:val="left"/>
             </w:pPr>
             <w:r/>
-            <w:hyperlink r:id="rId43">
+            <w:hyperlink r:id="rId44">
               <w:r>
                 <w:rPr>
                   <w:color w:val="0B4F9E"/>
@@ -2650,7 +2762,7 @@
               <w:jc w:val="left"/>
             </w:pPr>
             <w:r/>
-            <w:hyperlink r:id="rId44">
+            <w:hyperlink r:id="rId45">
               <w:r>
                 <w:rPr>
                   <w:color w:val="0B4F9E"/>
@@ -2733,7 +2845,7 @@
               <w:jc w:val="left"/>
             </w:pPr>
             <w:r/>
-            <w:hyperlink r:id="rId44">
+            <w:hyperlink r:id="rId45">
               <w:r>
                 <w:rPr>
                   <w:color w:val="0B4F9E"/>
@@ -2756,7 +2868,7 @@
               <w:jc w:val="left"/>
             </w:pPr>
             <w:r/>
-            <w:hyperlink r:id="rId45">
+            <w:hyperlink r:id="rId46">
               <w:r>
                 <w:rPr>
                   <w:color w:val="0B4F9E"/>
@@ -2839,7 +2951,7 @@
               <w:jc w:val="left"/>
             </w:pPr>
             <w:r/>
-            <w:hyperlink r:id="rId45">
+            <w:hyperlink r:id="rId46">
               <w:r>
                 <w:rPr>
                   <w:color w:val="0B4F9E"/>
@@ -2862,7 +2974,7 @@
               <w:jc w:val="left"/>
             </w:pPr>
             <w:r/>
-            <w:hyperlink r:id="rId46">
+            <w:hyperlink r:id="rId47">
               <w:r>
                 <w:rPr>
                   <w:color w:val="0B4F9E"/>
@@ -2945,7 +3057,7 @@
               <w:jc w:val="left"/>
             </w:pPr>
             <w:r/>
-            <w:hyperlink r:id="rId46">
+            <w:hyperlink r:id="rId47">
               <w:r>
                 <w:rPr>
                   <w:color w:val="0B4F9E"/>
@@ -2968,7 +3080,7 @@
               <w:jc w:val="left"/>
             </w:pPr>
             <w:r/>
-            <w:hyperlink r:id="rId47">
+            <w:hyperlink r:id="rId48">
               <w:r>
                 <w:rPr>
                   <w:color w:val="0B4F9E"/>
@@ -3051,7 +3163,7 @@
               <w:jc w:val="left"/>
             </w:pPr>
             <w:r/>
-            <w:hyperlink r:id="rId47">
+            <w:hyperlink r:id="rId48">
               <w:r>
                 <w:rPr>
                   <w:color w:val="0B4F9E"/>
@@ -3074,7 +3186,7 @@
               <w:jc w:val="left"/>
             </w:pPr>
             <w:r/>
-            <w:hyperlink r:id="rId48">
+            <w:hyperlink r:id="rId49">
               <w:r>
                 <w:rPr>
                   <w:color w:val="0B4F9E"/>
@@ -3099,7 +3211,7 @@
               <w:rPr>
                 <w:sz w:val="16"/>
               </w:rPr>
-              <w:t>ALIGNN, CHGNet</w:t>
+              <w:t>CHGNet, ALIGNN</w:t>
             </w:r>
           </w:p>
         </w:tc>
@@ -3157,7 +3269,7 @@
               <w:jc w:val="left"/>
             </w:pPr>
             <w:r/>
-            <w:hyperlink r:id="rId48">
+            <w:hyperlink r:id="rId49">
               <w:r>
                 <w:rPr>
                   <w:color w:val="0B4F9E"/>
@@ -3180,7 +3292,7 @@
               <w:jc w:val="left"/>
             </w:pPr>
             <w:r/>
-            <w:hyperlink r:id="rId49">
+            <w:hyperlink r:id="rId50">
               <w:r>
                 <w:rPr>
                   <w:color w:val="0B4F9E"/>
@@ -3263,7 +3375,7 @@
               <w:jc w:val="left"/>
             </w:pPr>
             <w:r/>
-            <w:hyperlink r:id="rId49">
+            <w:hyperlink r:id="rId50">
               <w:r>
                 <w:rPr>
                   <w:color w:val="0B4F9E"/>
@@ -3286,7 +3398,7 @@
               <w:jc w:val="left"/>
             </w:pPr>
             <w:r/>
-            <w:hyperlink r:id="rId50">
+            <w:hyperlink r:id="rId51">
               <w:r>
                 <w:rPr>
                   <w:color w:val="0B4F9E"/>
@@ -3369,7 +3481,7 @@
               <w:jc w:val="left"/>
             </w:pPr>
             <w:r/>
-            <w:hyperlink r:id="rId50">
+            <w:hyperlink r:id="rId51">
               <w:r>
                 <w:rPr>
                   <w:color w:val="0B4F9E"/>
@@ -3392,7 +3504,219 @@
               <w:jc w:val="left"/>
             </w:pPr>
             <w:r/>
-            <w:hyperlink r:id="rId51">
+            <w:hyperlink r:id="rId52">
+              <w:r>
+                <w:rPr>
+                  <w:color w:val="0B4F9E"/>
+                  <w:sz w:val="16"/>
+                  <w:u w:val="single"/>
+                </w:rPr>
+                <w:t>Grain-Boundary Premelting in High-Entropy Transition Metal Carbides</w:t>
+              </w:r>
+            </w:hyperlink>
+          </w:p>
+        </w:tc>
+        <w:tc>
+          <w:tcPr>
+            <w:tcW w:type="dxa" w:w="1680"/>
+          </w:tcPr>
+          <w:p>
+            <w:pPr>
+              <w:jc w:val="left"/>
+            </w:pPr>
+            <w:r/>
+            <w:r>
+              <w:rPr>
+                <w:sz w:val="16"/>
+              </w:rPr>
+              <w:t>MACE</w:t>
+            </w:r>
+          </w:p>
+        </w:tc>
+        <w:tc>
+          <w:tcPr>
+            <w:tcW w:type="dxa" w:w="1680"/>
+          </w:tcPr>
+          <w:p>
+            <w:pPr>
+              <w:jc w:val="left"/>
+            </w:pPr>
+            <w:r/>
+          </w:p>
+        </w:tc>
+        <w:tc>
+          <w:tcPr>
+            <w:tcW w:type="dxa" w:w="1680"/>
+          </w:tcPr>
+          <w:p>
+            <w:pPr>
+              <w:jc w:val="left"/>
+            </w:pPr>
+            <w:r/>
+            <w:r>
+              <w:rPr>
+                <w:sz w:val="16"/>
+              </w:rPr>
+              <w:t>MD, Monte Carlo, MLIP</w:t>
+            </w:r>
+          </w:p>
+        </w:tc>
+        <w:tc>
+          <w:tcPr>
+            <w:tcW w:type="dxa" w:w="1680"/>
+          </w:tcPr>
+          <w:p>
+            <w:pPr>
+              <w:jc w:val="left"/>
+            </w:pPr>
+            <w:r/>
+            <w:r>
+              <w:rPr>
+                <w:sz w:val="16"/>
+              </w:rPr>
+              <w:t>2026-08-27</w:t>
+            </w:r>
+          </w:p>
+        </w:tc>
+        <w:tc>
+          <w:tcPr>
+            <w:tcW w:type="dxa" w:w="1680"/>
+          </w:tcPr>
+          <w:p>
+            <w:pPr>
+              <w:jc w:val="left"/>
+            </w:pPr>
+            <w:r/>
+            <w:hyperlink r:id="rId52">
+              <w:r>
+                <w:rPr>
+                  <w:color w:val="0B4F9E"/>
+                  <w:sz w:val="16"/>
+                  <w:u w:val="single"/>
+                </w:rPr>
+                <w:t>10.48550/arxiv.2608.27273</w:t>
+              </w:r>
+            </w:hyperlink>
+          </w:p>
+        </w:tc>
+      </w:tr>
+      <w:tr>
+        <w:tc>
+          <w:tcPr>
+            <w:tcW w:type="dxa" w:w="1680"/>
+          </w:tcPr>
+          <w:p>
+            <w:pPr>
+              <w:jc w:val="left"/>
+            </w:pPr>
+            <w:r/>
+            <w:hyperlink r:id="rId53">
+              <w:r>
+                <w:rPr>
+                  <w:color w:val="0B4F9E"/>
+                  <w:sz w:val="16"/>
+                  <w:u w:val="single"/>
+                </w:rPr>
+                <w:t>ase-calculator-kit: a unified ASE calculator factory for MLIP and DFT calculators</w:t>
+              </w:r>
+            </w:hyperlink>
+          </w:p>
+        </w:tc>
+        <w:tc>
+          <w:tcPr>
+            <w:tcW w:type="dxa" w:w="1680"/>
+          </w:tcPr>
+          <w:p>
+            <w:pPr>
+              <w:jc w:val="left"/>
+            </w:pPr>
+            <w:r/>
+            <w:r>
+              <w:rPr>
+                <w:sz w:val="16"/>
+              </w:rPr>
+              <w:t>MatterSim, SevenNet, NequIP, CHGNet, MACE, UMA</w:t>
+            </w:r>
+          </w:p>
+        </w:tc>
+        <w:tc>
+          <w:tcPr>
+            <w:tcW w:type="dxa" w:w="1680"/>
+          </w:tcPr>
+          <w:p>
+            <w:pPr>
+              <w:jc w:val="left"/>
+            </w:pPr>
+            <w:r/>
+          </w:p>
+        </w:tc>
+        <w:tc>
+          <w:tcPr>
+            <w:tcW w:type="dxa" w:w="1680"/>
+          </w:tcPr>
+          <w:p>
+            <w:pPr>
+              <w:jc w:val="left"/>
+            </w:pPr>
+            <w:r/>
+            <w:r>
+              <w:rPr>
+                <w:sz w:val="16"/>
+              </w:rPr>
+              <w:t>DFT, MLIP</w:t>
+            </w:r>
+          </w:p>
+        </w:tc>
+        <w:tc>
+          <w:tcPr>
+            <w:tcW w:type="dxa" w:w="1680"/>
+          </w:tcPr>
+          <w:p>
+            <w:pPr>
+              <w:jc w:val="left"/>
+            </w:pPr>
+            <w:r/>
+            <w:r>
+              <w:rPr>
+                <w:sz w:val="16"/>
+              </w:rPr>
+              <w:t>2026-08-28</w:t>
+            </w:r>
+          </w:p>
+        </w:tc>
+        <w:tc>
+          <w:tcPr>
+            <w:tcW w:type="dxa" w:w="1680"/>
+          </w:tcPr>
+          <w:p>
+            <w:pPr>
+              <w:jc w:val="left"/>
+            </w:pPr>
+            <w:r/>
+            <w:hyperlink r:id="rId53">
+              <w:r>
+                <w:rPr>
+                  <w:color w:val="0B4F9E"/>
+                  <w:sz w:val="16"/>
+                  <w:u w:val="single"/>
+                </w:rPr>
+                <w:t>10.5281/zenodo.21807793</w:t>
+              </w:r>
+            </w:hyperlink>
+          </w:p>
+        </w:tc>
+      </w:tr>
+      <w:tr>
+        <w:tc>
+          <w:tcPr>
+            <w:tcW w:type="dxa" w:w="1680"/>
+          </w:tcPr>
+          <w:p>
+            <w:pPr>
+              <w:jc w:val="left"/>
+            </w:pPr>
+            <w:r/>
+            <w:hyperlink r:id="rId54">
               <w:r>
                 <w:rPr>
                   <w:color w:val="0B4F9E"/>
@@ -3469,7 +3793,7 @@
               <w:jc w:val="left"/>
             </w:pPr>
             <w:r/>
-            <w:hyperlink r:id="rId51">
+            <w:hyperlink r:id="rId54">
               <w:r>
                 <w:rPr>
                   <w:color w:val="0B4F9E"/>
@@ -3492,7 +3816,7 @@
               <w:jc w:val="left"/>
             </w:pPr>
             <w:r/>
-            <w:hyperlink r:id="rId52">
+            <w:hyperlink r:id="rId55">
               <w:r>
                 <w:rPr>
                   <w:color w:val="0B4F9E"/>
@@ -3575,7 +3899,7 @@
               <w:jc w:val="left"/>
             </w:pPr>
             <w:r/>
-            <w:hyperlink r:id="rId52">
+            <w:hyperlink r:id="rId55">
               <w:r>
                 <w:rPr>
                   <w:color w:val="0B4F9E"/>
@@ -3598,7 +3922,7 @@
               <w:jc w:val="left"/>
             </w:pPr>
             <w:r/>
-            <w:hyperlink r:id="rId53">
+            <w:hyperlink r:id="rId56">
               <w:r>
                 <w:rPr>
                   <w:color w:val="0B4F9E"/>
@@ -3675,7 +3999,7 @@
               <w:jc w:val="left"/>
             </w:pPr>
             <w:r/>
-            <w:hyperlink r:id="rId53">
+            <w:hyperlink r:id="rId56">
               <w:r>
                 <w:rPr>
                   <w:color w:val="0B4F9E"/>
@@ -3698,7 +4022,7 @@
               <w:jc w:val="left"/>
             </w:pPr>
             <w:r/>
-            <w:hyperlink r:id="rId54">
+            <w:hyperlink r:id="rId57">
               <w:r>
                 <w:rPr>
                   <w:color w:val="0B4F9E"/>
@@ -3781,7 +4105,7 @@
               <w:jc w:val="left"/>
             </w:pPr>
             <w:r/>
-            <w:hyperlink r:id="rId54">
+            <w:hyperlink r:id="rId57">
               <w:r>
                 <w:rPr>
                   <w:color w:val="0B4F9E"/>
@@ -3804,7 +4128,7 @@
               <w:jc w:val="left"/>
             </w:pPr>
             <w:r/>
-            <w:hyperlink r:id="rId55">
+            <w:hyperlink r:id="rId58">
               <w:r>
                 <w:rPr>
                   <w:color w:val="0B4F9E"/>
@@ -3887,7 +4211,7 @@
               <w:jc w:val="left"/>
             </w:pPr>
             <w:r/>
-            <w:hyperlink r:id="rId55">
+            <w:hyperlink r:id="rId58">
               <w:r>
                 <w:rPr>
                   <w:color w:val="0B4F9E"/>
@@ -3910,7 +4234,7 @@
               <w:jc w:val="left"/>
             </w:pPr>
             <w:r/>
-            <w:hyperlink r:id="rId56">
+            <w:hyperlink r:id="rId59">
               <w:r>
                 <w:rPr>
                   <w:color w:val="0B4F9E"/>
@@ -3993,7 +4317,7 @@
               <w:jc w:val="left"/>
             </w:pPr>
             <w:r/>
-            <w:hyperlink r:id="rId56">
+            <w:hyperlink r:id="rId59">
               <w:r>
                 <w:rPr>
                   <w:color w:val="0B4F9E"/>
@@ -4016,7 +4340,7 @@
               <w:jc w:val="left"/>
             </w:pPr>
             <w:r/>
-            <w:hyperlink r:id="rId57">
+            <w:hyperlink r:id="rId60">
               <w:r>
                 <w:rPr>
                   <w:color w:val="0B4F9E"/>
@@ -4087,318 +4411,6 @@
                 <w:sz w:val="16"/>
               </w:rPr>
               <w:t>2026-08-18</w:t>
-            </w:r>
-          </w:p>
-        </w:tc>
-        <w:tc>
-          <w:tcPr>
-            <w:tcW w:type="dxa" w:w="1680"/>
-          </w:tcPr>
-          <w:p>
-            <w:pPr>
-              <w:jc w:val="left"/>
-            </w:pPr>
-            <w:r/>
-            <w:hyperlink r:id="rId57">
-              <w:r>
-                <w:rPr>
-                  <w:color w:val="0B4F9E"/>
-                  <w:sz w:val="16"/>
-                  <w:u w:val="single"/>
-                </w:rPr>
-                <w:t>link</w:t>
-              </w:r>
-            </w:hyperlink>
-          </w:p>
-        </w:tc>
-      </w:tr>
-      <w:tr>
-        <w:tc>
-          <w:tcPr>
-            <w:tcW w:type="dxa" w:w="1680"/>
-          </w:tcPr>
-          <w:p>
-            <w:pPr>
-              <w:jc w:val="left"/>
-            </w:pPr>
-            <w:r/>
-            <w:hyperlink r:id="rId58">
-              <w:r>
-                <w:rPr>
-                  <w:color w:val="0B4F9E"/>
-                  <w:sz w:val="16"/>
-                  <w:u w:val="single"/>
-                </w:rPr>
-                <w:t>Local Symmetry Breaking and Correlated Fluctuations in Quantum Materials from Atomistic Foundation Models</w:t>
-              </w:r>
-            </w:hyperlink>
-          </w:p>
-        </w:tc>
-        <w:tc>
-          <w:tcPr>
-            <w:tcW w:type="dxa" w:w="1680"/>
-          </w:tcPr>
-          <w:p>
-            <w:pPr>
-              <w:jc w:val="left"/>
-            </w:pPr>
-            <w:r/>
-          </w:p>
-        </w:tc>
-        <w:tc>
-          <w:tcPr>
-            <w:tcW w:type="dxa" w:w="1680"/>
-          </w:tcPr>
-          <w:p>
-            <w:pPr>
-              <w:jc w:val="left"/>
-            </w:pPr>
-            <w:r/>
-            <w:r>
-              <w:rPr>
-                <w:sz w:val="16"/>
-              </w:rPr>
-              <w:t>superconductor</w:t>
-            </w:r>
-          </w:p>
-        </w:tc>
-        <w:tc>
-          <w:tcPr>
-            <w:tcW w:type="dxa" w:w="1680"/>
-          </w:tcPr>
-          <w:p>
-            <w:pPr>
-              <w:jc w:val="left"/>
-            </w:pPr>
-            <w:r/>
-            <w:r>
-              <w:rPr>
-                <w:sz w:val="16"/>
-              </w:rPr>
-              <w:t>DFT, AIMD, MD, phonons</w:t>
-            </w:r>
-          </w:p>
-        </w:tc>
-        <w:tc>
-          <w:tcPr>
-            <w:tcW w:type="dxa" w:w="1680"/>
-          </w:tcPr>
-          <w:p>
-            <w:pPr>
-              <w:jc w:val="left"/>
-            </w:pPr>
-            <w:r/>
-            <w:r>
-              <w:rPr>
-                <w:sz w:val="16"/>
-              </w:rPr>
-              <w:t>2026-08-19</w:t>
-            </w:r>
-          </w:p>
-        </w:tc>
-        <w:tc>
-          <w:tcPr>
-            <w:tcW w:type="dxa" w:w="1680"/>
-          </w:tcPr>
-          <w:p>
-            <w:pPr>
-              <w:jc w:val="left"/>
-            </w:pPr>
-            <w:r/>
-            <w:hyperlink r:id="rId58">
-              <w:r>
-                <w:rPr>
-                  <w:color w:val="0B4F9E"/>
-                  <w:sz w:val="16"/>
-                  <w:u w:val="single"/>
-                </w:rPr>
-                <w:t>10.26434/chemrxiv.15001387/v2</w:t>
-              </w:r>
-            </w:hyperlink>
-          </w:p>
-        </w:tc>
-      </w:tr>
-      <w:tr>
-        <w:tc>
-          <w:tcPr>
-            <w:tcW w:type="dxa" w:w="1680"/>
-          </w:tcPr>
-          <w:p>
-            <w:pPr>
-              <w:jc w:val="left"/>
-            </w:pPr>
-            <w:r/>
-            <w:hyperlink r:id="rId59">
-              <w:r>
-                <w:rPr>
-                  <w:color w:val="0B4F9E"/>
-                  <w:sz w:val="16"/>
-                  <w:u w:val="single"/>
-                </w:rPr>
-                <w:t>Enhancing EBSD throughput of battery electrode materials using super-resolution generative adversarial networks</w:t>
-              </w:r>
-            </w:hyperlink>
-          </w:p>
-        </w:tc>
-        <w:tc>
-          <w:tcPr>
-            <w:tcW w:type="dxa" w:w="1680"/>
-          </w:tcPr>
-          <w:p>
-            <w:pPr>
-              <w:jc w:val="left"/>
-            </w:pPr>
-            <w:r/>
-          </w:p>
-        </w:tc>
-        <w:tc>
-          <w:tcPr>
-            <w:tcW w:type="dxa" w:w="1680"/>
-          </w:tcPr>
-          <w:p>
-            <w:pPr>
-              <w:jc w:val="left"/>
-            </w:pPr>
-            <w:r/>
-            <w:r>
-              <w:rPr>
-                <w:sz w:val="16"/>
-              </w:rPr>
-              <w:t>Li-ion battery</w:t>
-            </w:r>
-          </w:p>
-        </w:tc>
-        <w:tc>
-          <w:tcPr>
-            <w:tcW w:type="dxa" w:w="1680"/>
-          </w:tcPr>
-          <w:p>
-            <w:pPr>
-              <w:jc w:val="left"/>
-            </w:pPr>
-            <w:r/>
-          </w:p>
-        </w:tc>
-        <w:tc>
-          <w:tcPr>
-            <w:tcW w:type="dxa" w:w="1680"/>
-          </w:tcPr>
-          <w:p>
-            <w:pPr>
-              <w:jc w:val="left"/>
-            </w:pPr>
-            <w:r/>
-            <w:r>
-              <w:rPr>
-                <w:sz w:val="16"/>
-              </w:rPr>
-              <w:t>2026-08-19</w:t>
-            </w:r>
-          </w:p>
-        </w:tc>
-        <w:tc>
-          <w:tcPr>
-            <w:tcW w:type="dxa" w:w="1680"/>
-          </w:tcPr>
-          <w:p>
-            <w:pPr>
-              <w:jc w:val="left"/>
-            </w:pPr>
-            <w:r/>
-            <w:hyperlink r:id="rId59">
-              <w:r>
-                <w:rPr>
-                  <w:color w:val="0B4F9E"/>
-                  <w:sz w:val="16"/>
-                  <w:u w:val="single"/>
-                </w:rPr>
-                <w:t>link</w:t>
-              </w:r>
-            </w:hyperlink>
-          </w:p>
-        </w:tc>
-      </w:tr>
-      <w:tr>
-        <w:tc>
-          <w:tcPr>
-            <w:tcW w:type="dxa" w:w="1680"/>
-          </w:tcPr>
-          <w:p>
-            <w:pPr>
-              <w:jc w:val="left"/>
-            </w:pPr>
-            <w:r/>
-            <w:hyperlink r:id="rId60">
-              <w:r>
-                <w:rPr>
-                  <w:color w:val="0B4F9E"/>
-                  <w:sz w:val="16"/>
-                  <w:u w:val="single"/>
-                </w:rPr>
-                <w:t>JANUS: A Multi-modal Foundation Neural Sampler for Disordered Materials</w:t>
-              </w:r>
-            </w:hyperlink>
-          </w:p>
-        </w:tc>
-        <w:tc>
-          <w:tcPr>
-            <w:tcW w:type="dxa" w:w="1680"/>
-          </w:tcPr>
-          <w:p>
-            <w:pPr>
-              <w:jc w:val="left"/>
-            </w:pPr>
-            <w:r/>
-          </w:p>
-        </w:tc>
-        <w:tc>
-          <w:tcPr>
-            <w:tcW w:type="dxa" w:w="1680"/>
-          </w:tcPr>
-          <w:p>
-            <w:pPr>
-              <w:jc w:val="left"/>
-            </w:pPr>
-            <w:r/>
-            <w:r>
-              <w:rPr>
-                <w:sz w:val="16"/>
-              </w:rPr>
-              <w:t>alloy</w:t>
-            </w:r>
-          </w:p>
-        </w:tc>
-        <w:tc>
-          <w:tcPr>
-            <w:tcW w:type="dxa" w:w="1680"/>
-          </w:tcPr>
-          <w:p>
-            <w:pPr>
-              <w:jc w:val="left"/>
-            </w:pPr>
-            <w:r/>
-            <w:r>
-              <w:rPr>
-                <w:sz w:val="16"/>
-              </w:rPr>
-              <w:t>Monte Carlo</w:t>
-            </w:r>
-          </w:p>
-        </w:tc>
-        <w:tc>
-          <w:tcPr>
-            <w:tcW w:type="dxa" w:w="1680"/>
-          </w:tcPr>
-          <w:p>
-            <w:pPr>
-              <w:jc w:val="left"/>
-            </w:pPr>
-            <w:r/>
-            <w:r>
-              <w:rPr>
-                <w:sz w:val="16"/>
-              </w:rPr>
-              <w:t>2026-08-19</w:t>
             </w:r>
           </w:p>
         </w:tc>
@@ -4441,6 +4453,318 @@
                   <w:sz w:val="16"/>
                   <w:u w:val="single"/>
                 </w:rPr>
+                <w:t>Local Symmetry Breaking and Correlated Fluctuations in Quantum Materials from Atomistic Foundation Models</w:t>
+              </w:r>
+            </w:hyperlink>
+          </w:p>
+        </w:tc>
+        <w:tc>
+          <w:tcPr>
+            <w:tcW w:type="dxa" w:w="1680"/>
+          </w:tcPr>
+          <w:p>
+            <w:pPr>
+              <w:jc w:val="left"/>
+            </w:pPr>
+            <w:r/>
+          </w:p>
+        </w:tc>
+        <w:tc>
+          <w:tcPr>
+            <w:tcW w:type="dxa" w:w="1680"/>
+          </w:tcPr>
+          <w:p>
+            <w:pPr>
+              <w:jc w:val="left"/>
+            </w:pPr>
+            <w:r/>
+            <w:r>
+              <w:rPr>
+                <w:sz w:val="16"/>
+              </w:rPr>
+              <w:t>superconductor</w:t>
+            </w:r>
+          </w:p>
+        </w:tc>
+        <w:tc>
+          <w:tcPr>
+            <w:tcW w:type="dxa" w:w="1680"/>
+          </w:tcPr>
+          <w:p>
+            <w:pPr>
+              <w:jc w:val="left"/>
+            </w:pPr>
+            <w:r/>
+            <w:r>
+              <w:rPr>
+                <w:sz w:val="16"/>
+              </w:rPr>
+              <w:t>DFT, AIMD, MD, phonons</w:t>
+            </w:r>
+          </w:p>
+        </w:tc>
+        <w:tc>
+          <w:tcPr>
+            <w:tcW w:type="dxa" w:w="1680"/>
+          </w:tcPr>
+          <w:p>
+            <w:pPr>
+              <w:jc w:val="left"/>
+            </w:pPr>
+            <w:r/>
+            <w:r>
+              <w:rPr>
+                <w:sz w:val="16"/>
+              </w:rPr>
+              <w:t>2026-08-19</w:t>
+            </w:r>
+          </w:p>
+        </w:tc>
+        <w:tc>
+          <w:tcPr>
+            <w:tcW w:type="dxa" w:w="1680"/>
+          </w:tcPr>
+          <w:p>
+            <w:pPr>
+              <w:jc w:val="left"/>
+            </w:pPr>
+            <w:r/>
+            <w:hyperlink r:id="rId61">
+              <w:r>
+                <w:rPr>
+                  <w:color w:val="0B4F9E"/>
+                  <w:sz w:val="16"/>
+                  <w:u w:val="single"/>
+                </w:rPr>
+                <w:t>10.26434/chemrxiv.15001387/v2</w:t>
+              </w:r>
+            </w:hyperlink>
+          </w:p>
+        </w:tc>
+      </w:tr>
+      <w:tr>
+        <w:tc>
+          <w:tcPr>
+            <w:tcW w:type="dxa" w:w="1680"/>
+          </w:tcPr>
+          <w:p>
+            <w:pPr>
+              <w:jc w:val="left"/>
+            </w:pPr>
+            <w:r/>
+            <w:hyperlink r:id="rId62">
+              <w:r>
+                <w:rPr>
+                  <w:color w:val="0B4F9E"/>
+                  <w:sz w:val="16"/>
+                  <w:u w:val="single"/>
+                </w:rPr>
+                <w:t>Enhancing EBSD throughput of battery electrode materials using super-resolution generative adversarial networks</w:t>
+              </w:r>
+            </w:hyperlink>
+          </w:p>
+        </w:tc>
+        <w:tc>
+          <w:tcPr>
+            <w:tcW w:type="dxa" w:w="1680"/>
+          </w:tcPr>
+          <w:p>
+            <w:pPr>
+              <w:jc w:val="left"/>
+            </w:pPr>
+            <w:r/>
+          </w:p>
+        </w:tc>
+        <w:tc>
+          <w:tcPr>
+            <w:tcW w:type="dxa" w:w="1680"/>
+          </w:tcPr>
+          <w:p>
+            <w:pPr>
+              <w:jc w:val="left"/>
+            </w:pPr>
+            <w:r/>
+            <w:r>
+              <w:rPr>
+                <w:sz w:val="16"/>
+              </w:rPr>
+              <w:t>Li-ion battery</w:t>
+            </w:r>
+          </w:p>
+        </w:tc>
+        <w:tc>
+          <w:tcPr>
+            <w:tcW w:type="dxa" w:w="1680"/>
+          </w:tcPr>
+          <w:p>
+            <w:pPr>
+              <w:jc w:val="left"/>
+            </w:pPr>
+            <w:r/>
+          </w:p>
+        </w:tc>
+        <w:tc>
+          <w:tcPr>
+            <w:tcW w:type="dxa" w:w="1680"/>
+          </w:tcPr>
+          <w:p>
+            <w:pPr>
+              <w:jc w:val="left"/>
+            </w:pPr>
+            <w:r/>
+            <w:r>
+              <w:rPr>
+                <w:sz w:val="16"/>
+              </w:rPr>
+              <w:t>2026-08-19</w:t>
+            </w:r>
+          </w:p>
+        </w:tc>
+        <w:tc>
+          <w:tcPr>
+            <w:tcW w:type="dxa" w:w="1680"/>
+          </w:tcPr>
+          <w:p>
+            <w:pPr>
+              <w:jc w:val="left"/>
+            </w:pPr>
+            <w:r/>
+            <w:hyperlink r:id="rId62">
+              <w:r>
+                <w:rPr>
+                  <w:color w:val="0B4F9E"/>
+                  <w:sz w:val="16"/>
+                  <w:u w:val="single"/>
+                </w:rPr>
+                <w:t>link</w:t>
+              </w:r>
+            </w:hyperlink>
+          </w:p>
+        </w:tc>
+      </w:tr>
+      <w:tr>
+        <w:tc>
+          <w:tcPr>
+            <w:tcW w:type="dxa" w:w="1680"/>
+          </w:tcPr>
+          <w:p>
+            <w:pPr>
+              <w:jc w:val="left"/>
+            </w:pPr>
+            <w:r/>
+            <w:hyperlink r:id="rId63">
+              <w:r>
+                <w:rPr>
+                  <w:color w:val="0B4F9E"/>
+                  <w:sz w:val="16"/>
+                  <w:u w:val="single"/>
+                </w:rPr>
+                <w:t>JANUS: A Multi-modal Foundation Neural Sampler for Disordered Materials</w:t>
+              </w:r>
+            </w:hyperlink>
+          </w:p>
+        </w:tc>
+        <w:tc>
+          <w:tcPr>
+            <w:tcW w:type="dxa" w:w="1680"/>
+          </w:tcPr>
+          <w:p>
+            <w:pPr>
+              <w:jc w:val="left"/>
+            </w:pPr>
+            <w:r/>
+          </w:p>
+        </w:tc>
+        <w:tc>
+          <w:tcPr>
+            <w:tcW w:type="dxa" w:w="1680"/>
+          </w:tcPr>
+          <w:p>
+            <w:pPr>
+              <w:jc w:val="left"/>
+            </w:pPr>
+            <w:r/>
+            <w:r>
+              <w:rPr>
+                <w:sz w:val="16"/>
+              </w:rPr>
+              <w:t>alloy</w:t>
+            </w:r>
+          </w:p>
+        </w:tc>
+        <w:tc>
+          <w:tcPr>
+            <w:tcW w:type="dxa" w:w="1680"/>
+          </w:tcPr>
+          <w:p>
+            <w:pPr>
+              <w:jc w:val="left"/>
+            </w:pPr>
+            <w:r/>
+            <w:r>
+              <w:rPr>
+                <w:sz w:val="16"/>
+              </w:rPr>
+              <w:t>Monte Carlo</w:t>
+            </w:r>
+          </w:p>
+        </w:tc>
+        <w:tc>
+          <w:tcPr>
+            <w:tcW w:type="dxa" w:w="1680"/>
+          </w:tcPr>
+          <w:p>
+            <w:pPr>
+              <w:jc w:val="left"/>
+            </w:pPr>
+            <w:r/>
+            <w:r>
+              <w:rPr>
+                <w:sz w:val="16"/>
+              </w:rPr>
+              <w:t>2026-08-19</w:t>
+            </w:r>
+          </w:p>
+        </w:tc>
+        <w:tc>
+          <w:tcPr>
+            <w:tcW w:type="dxa" w:w="1680"/>
+          </w:tcPr>
+          <w:p>
+            <w:pPr>
+              <w:jc w:val="left"/>
+            </w:pPr>
+            <w:r/>
+            <w:hyperlink r:id="rId63">
+              <w:r>
+                <w:rPr>
+                  <w:color w:val="0B4F9E"/>
+                  <w:sz w:val="16"/>
+                  <w:u w:val="single"/>
+                </w:rPr>
+                <w:t>link</w:t>
+              </w:r>
+            </w:hyperlink>
+          </w:p>
+        </w:tc>
+      </w:tr>
+      <w:tr>
+        <w:tc>
+          <w:tcPr>
+            <w:tcW w:type="dxa" w:w="1680"/>
+          </w:tcPr>
+          <w:p>
+            <w:pPr>
+              <w:jc w:val="left"/>
+            </w:pPr>
+            <w:r/>
+            <w:hyperlink r:id="rId64">
+              <w:r>
+                <w:rPr>
+                  <w:color w:val="0B4F9E"/>
+                  <w:sz w:val="16"/>
+                  <w:u w:val="single"/>
+                </w:rPr>
                 <w:t>Lithium Layers Govern Wave-like Cross-Plane Transport and Thermal Anisotropy in LiCoO2</w:t>
               </w:r>
             </w:hyperlink>
@@ -4517,7 +4841,7 @@
               <w:jc w:val="left"/>
             </w:pPr>
             <w:r/>
-            <w:hyperlink r:id="rId61">
+            <w:hyperlink r:id="rId64">
               <w:r>
                 <w:rPr>
                   <w:color w:val="0B4F9E"/>
@@ -4540,7 +4864,7 @@
               <w:jc w:val="left"/>
             </w:pPr>
             <w:r/>
-            <w:hyperlink r:id="rId62">
+            <w:hyperlink r:id="rId65">
               <w:r>
                 <w:rPr>
                   <w:color w:val="0B4F9E"/>
@@ -4623,7 +4947,7 @@
               <w:jc w:val="left"/>
             </w:pPr>
             <w:r/>
-            <w:hyperlink r:id="rId62">
+            <w:hyperlink r:id="rId65">
               <w:r>
                 <w:rPr>
                   <w:color w:val="0B4F9E"/>
@@ -4646,7 +4970,7 @@
               <w:jc w:val="left"/>
             </w:pPr>
             <w:r/>
-            <w:hyperlink r:id="rId63">
+            <w:hyperlink r:id="rId66">
               <w:r>
                 <w:rPr>
                   <w:color w:val="0B4F9E"/>
@@ -4723,7 +5047,7 @@
               <w:jc w:val="left"/>
             </w:pPr>
             <w:r/>
-            <w:hyperlink r:id="rId63">
+            <w:hyperlink r:id="rId66">
               <w:r>
                 <w:rPr>
                   <w:color w:val="0B4F9E"/>
@@ -4746,7 +5070,7 @@
               <w:jc w:val="left"/>
             </w:pPr>
             <w:r/>
-            <w:hyperlink r:id="rId64">
+            <w:hyperlink r:id="rId67">
               <w:r>
                 <w:rPr>
                   <w:color w:val="0B4F9E"/>
@@ -4829,7 +5153,7 @@
               <w:jc w:val="left"/>
             </w:pPr>
             <w:r/>
-            <w:hyperlink r:id="rId64">
+            <w:hyperlink r:id="rId67">
               <w:r>
                 <w:rPr>
                   <w:color w:val="0B4F9E"/>
@@ -4852,7 +5176,7 @@
               <w:jc w:val="left"/>
             </w:pPr>
             <w:r/>
-            <w:hyperlink r:id="rId65">
+            <w:hyperlink r:id="rId68">
               <w:r>
                 <w:rPr>
                   <w:color w:val="0B4F9E"/>
@@ -4935,7 +5259,7 @@
               <w:jc w:val="left"/>
             </w:pPr>
             <w:r/>
-            <w:hyperlink r:id="rId65">
+            <w:hyperlink r:id="rId68">
               <w:r>
                 <w:rPr>
                   <w:color w:val="0B4F9E"/>
@@ -4958,7 +5282,7 @@
               <w:jc w:val="left"/>
             </w:pPr>
             <w:r/>
-            <w:hyperlink r:id="rId66">
+            <w:hyperlink r:id="rId69">
               <w:r>
                 <w:rPr>
                   <w:color w:val="0B4F9E"/>
@@ -5041,7 +5365,7 @@
               <w:jc w:val="left"/>
             </w:pPr>
             <w:r/>
-            <w:hyperlink r:id="rId66">
+            <w:hyperlink r:id="rId69">
               <w:r>
                 <w:rPr>
                   <w:color w:val="0B4F9E"/>
@@ -5064,7 +5388,7 @@
               <w:jc w:val="left"/>
             </w:pPr>
             <w:r/>
-            <w:hyperlink r:id="rId67">
+            <w:hyperlink r:id="rId70">
               <w:r>
                 <w:rPr>
                   <w:color w:val="0B4F9E"/>
@@ -5147,7 +5471,7 @@
               <w:jc w:val="left"/>
             </w:pPr>
             <w:r/>
-            <w:hyperlink r:id="rId67">
+            <w:hyperlink r:id="rId70">
               <w:r>
                 <w:rPr>
                   <w:color w:val="0B4F9E"/>
@@ -5170,7 +5494,7 @@
               <w:jc w:val="left"/>
             </w:pPr>
             <w:r/>
-            <w:hyperlink r:id="rId68">
+            <w:hyperlink r:id="rId71">
               <w:r>
                 <w:rPr>
                   <w:color w:val="0B4F9E"/>
@@ -5253,7 +5577,7 @@
               <w:jc w:val="left"/>
             </w:pPr>
             <w:r/>
-            <w:hyperlink r:id="rId68">
+            <w:hyperlink r:id="rId71">
               <w:r>
                 <w:rPr>
                   <w:color w:val="0B4F9E"/>
@@ -5276,7 +5600,7 @@
               <w:jc w:val="left"/>
             </w:pPr>
             <w:r/>
-            <w:hyperlink r:id="rId69">
+            <w:hyperlink r:id="rId72">
               <w:r>
                 <w:rPr>
                   <w:color w:val="0B4F9E"/>
@@ -5359,7 +5683,7 @@
               <w:jc w:val="left"/>
             </w:pPr>
             <w:r/>
-            <w:hyperlink r:id="rId69">
+            <w:hyperlink r:id="rId72">
               <w:r>
                 <w:rPr>
                   <w:color w:val="0B4F9E"/>
@@ -5382,7 +5706,7 @@
               <w:jc w:val="left"/>
             </w:pPr>
             <w:r/>
-            <w:hyperlink r:id="rId70">
+            <w:hyperlink r:id="rId73">
               <w:r>
                 <w:rPr>
                   <w:color w:val="0B4F9E"/>
@@ -5465,7 +5789,7 @@
               <w:jc w:val="left"/>
             </w:pPr>
             <w:r/>
-            <w:hyperlink r:id="rId70">
+            <w:hyperlink r:id="rId73">
               <w:r>
                 <w:rPr>
                   <w:color w:val="0B4F9E"/>
@@ -5488,7 +5812,7 @@
               <w:jc w:val="left"/>
             </w:pPr>
             <w:r/>
-            <w:hyperlink r:id="rId71">
+            <w:hyperlink r:id="rId74">
               <w:r>
                 <w:rPr>
                   <w:color w:val="0B4F9E"/>
@@ -5565,7 +5889,7 @@
               <w:jc w:val="left"/>
             </w:pPr>
             <w:r/>
-            <w:hyperlink r:id="rId71">
+            <w:hyperlink r:id="rId74">
               <w:r>
                 <w:rPr>
                   <w:color w:val="0B4F9E"/>
@@ -5588,7 +5912,7 @@
               <w:jc w:val="left"/>
             </w:pPr>
             <w:r/>
-            <w:hyperlink r:id="rId72">
+            <w:hyperlink r:id="rId75">
               <w:r>
                 <w:rPr>
                   <w:color w:val="0B4F9E"/>
@@ -5671,7 +5995,7 @@
               <w:jc w:val="left"/>
             </w:pPr>
             <w:r/>
-            <w:hyperlink r:id="rId72">
+            <w:hyperlink r:id="rId75">
               <w:r>
                 <w:rPr>
                   <w:color w:val="0B4F9E"/>
@@ -5694,7 +6018,7 @@
               <w:jc w:val="left"/>
             </w:pPr>
             <w:r/>
-            <w:hyperlink r:id="rId73">
+            <w:hyperlink r:id="rId76">
               <w:r>
                 <w:rPr>
                   <w:color w:val="0B4F9E"/>
@@ -5777,7 +6101,7 @@
               <w:jc w:val="left"/>
             </w:pPr>
             <w:r/>
-            <w:hyperlink r:id="rId73">
+            <w:hyperlink r:id="rId76">
               <w:r>
                 <w:rPr>
                   <w:color w:val="0B4F9E"/>
@@ -5800,7 +6124,107 @@
               <w:jc w:val="left"/>
             </w:pPr>
             <w:r/>
-            <w:hyperlink r:id="rId74">
+            <w:hyperlink r:id="rId77">
+              <w:r>
+                <w:rPr>
+                  <w:color w:val="0B4F9E"/>
+                  <w:sz w:val="16"/>
+                  <w:u w:val="single"/>
+                </w:rPr>
+                <w:t>Text Embedding-Assisted Prediction of Corrosion Inhibition Efficiency Using Machine Learning under Small-Sample Conditio</w:t>
+              </w:r>
+            </w:hyperlink>
+          </w:p>
+        </w:tc>
+        <w:tc>
+          <w:tcPr>
+            <w:tcW w:type="dxa" w:w="1680"/>
+          </w:tcPr>
+          <w:p>
+            <w:pPr>
+              <w:jc w:val="left"/>
+            </w:pPr>
+            <w:r/>
+          </w:p>
+        </w:tc>
+        <w:tc>
+          <w:tcPr>
+            <w:tcW w:type="dxa" w:w="1680"/>
+          </w:tcPr>
+          <w:p>
+            <w:pPr>
+              <w:jc w:val="left"/>
+            </w:pPr>
+            <w:r/>
+            <w:r>
+              <w:rPr>
+                <w:sz w:val="16"/>
+              </w:rPr>
+              <w:t>alloy</w:t>
+            </w:r>
+          </w:p>
+        </w:tc>
+        <w:tc>
+          <w:tcPr>
+            <w:tcW w:type="dxa" w:w="1680"/>
+          </w:tcPr>
+          <w:p>
+            <w:pPr>
+              <w:jc w:val="left"/>
+            </w:pPr>
+            <w:r/>
+          </w:p>
+        </w:tc>
+        <w:tc>
+          <w:tcPr>
+            <w:tcW w:type="dxa" w:w="1680"/>
+          </w:tcPr>
+          <w:p>
+            <w:pPr>
+              <w:jc w:val="left"/>
+            </w:pPr>
+            <w:r/>
+            <w:r>
+              <w:rPr>
+                <w:sz w:val="16"/>
+              </w:rPr>
+              <w:t>2026-08-26</w:t>
+            </w:r>
+          </w:p>
+        </w:tc>
+        <w:tc>
+          <w:tcPr>
+            <w:tcW w:type="dxa" w:w="1680"/>
+          </w:tcPr>
+          <w:p>
+            <w:pPr>
+              <w:jc w:val="left"/>
+            </w:pPr>
+            <w:r/>
+            <w:hyperlink r:id="rId77">
+              <w:r>
+                <w:rPr>
+                  <w:color w:val="0B4F9E"/>
+                  <w:sz w:val="16"/>
+                  <w:u w:val="single"/>
+                </w:rPr>
+                <w:t>10.26434/chemrxiv.15007865/v1</w:t>
+              </w:r>
+            </w:hyperlink>
+          </w:p>
+        </w:tc>
+      </w:tr>
+      <w:tr>
+        <w:tc>
+          <w:tcPr>
+            <w:tcW w:type="dxa" w:w="1680"/>
+          </w:tcPr>
+          <w:p>
+            <w:pPr>
+              <w:jc w:val="left"/>
+            </w:pPr>
+            <w:r/>
+            <w:hyperlink r:id="rId78">
               <w:r>
                 <w:rPr>
                   <w:color w:val="0B4F9E"/>
@@ -5883,7 +6307,7 @@
               <w:jc w:val="left"/>
             </w:pPr>
             <w:r/>
-            <w:hyperlink r:id="rId74">
+            <w:hyperlink r:id="rId78">
               <w:r>
                 <w:rPr>
                   <w:color w:val="0B4F9E"/>
@@ -5906,7 +6330,113 @@
               <w:jc w:val="left"/>
             </w:pPr>
             <w:r/>
-            <w:hyperlink r:id="rId75">
+            <w:hyperlink r:id="rId79">
+              <w:r>
+                <w:rPr>
+                  <w:color w:val="0B4F9E"/>
+                  <w:sz w:val="16"/>
+                  <w:u w:val="single"/>
+                </w:rPr>
+                <w:t>Atomistic Simulation Frameworks for Lithium-Ion Battery Materials: From First-Principles to Machine Learning Potentials</w:t>
+              </w:r>
+            </w:hyperlink>
+          </w:p>
+        </w:tc>
+        <w:tc>
+          <w:tcPr>
+            <w:tcW w:type="dxa" w:w="1680"/>
+          </w:tcPr>
+          <w:p>
+            <w:pPr>
+              <w:jc w:val="left"/>
+            </w:pPr>
+            <w:r/>
+          </w:p>
+        </w:tc>
+        <w:tc>
+          <w:tcPr>
+            <w:tcW w:type="dxa" w:w="1680"/>
+          </w:tcPr>
+          <w:p>
+            <w:pPr>
+              <w:jc w:val="left"/>
+            </w:pPr>
+            <w:r/>
+            <w:r>
+              <w:rPr>
+                <w:sz w:val="16"/>
+              </w:rPr>
+              <w:t>Li-ion battery</w:t>
+            </w:r>
+          </w:p>
+        </w:tc>
+        <w:tc>
+          <w:tcPr>
+            <w:tcW w:type="dxa" w:w="1680"/>
+          </w:tcPr>
+          <w:p>
+            <w:pPr>
+              <w:jc w:val="left"/>
+            </w:pPr>
+            <w:r/>
+            <w:r>
+              <w:rPr>
+                <w:sz w:val="16"/>
+              </w:rPr>
+              <w:t>DFT</w:t>
+            </w:r>
+          </w:p>
+        </w:tc>
+        <w:tc>
+          <w:tcPr>
+            <w:tcW w:type="dxa" w:w="1680"/>
+          </w:tcPr>
+          <w:p>
+            <w:pPr>
+              <w:jc w:val="left"/>
+            </w:pPr>
+            <w:r/>
+            <w:r>
+              <w:rPr>
+                <w:sz w:val="16"/>
+              </w:rPr>
+              <w:t>2026-08-26</w:t>
+            </w:r>
+          </w:p>
+        </w:tc>
+        <w:tc>
+          <w:tcPr>
+            <w:tcW w:type="dxa" w:w="1680"/>
+          </w:tcPr>
+          <w:p>
+            <w:pPr>
+              <w:jc w:val="left"/>
+            </w:pPr>
+            <w:r/>
+            <w:hyperlink r:id="rId79">
+              <w:r>
+                <w:rPr>
+                  <w:color w:val="0B4F9E"/>
+                  <w:sz w:val="16"/>
+                  <w:u w:val="single"/>
+                </w:rPr>
+                <w:t>10.1007/s42493-026-00160-6</w:t>
+              </w:r>
+            </w:hyperlink>
+          </w:p>
+        </w:tc>
+      </w:tr>
+      <w:tr>
+        <w:tc>
+          <w:tcPr>
+            <w:tcW w:type="dxa" w:w="1680"/>
+          </w:tcPr>
+          <w:p>
+            <w:pPr>
+              <w:jc w:val="left"/>
+            </w:pPr>
+            <w:r/>
+            <w:hyperlink r:id="rId80">
               <w:r>
                 <w:rPr>
                   <w:color w:val="0B4F9E"/>
@@ -5971,500 +6501,6 @@
                 <w:sz w:val="16"/>
               </w:rPr>
               <w:t>2026-08-26</w:t>
-            </w:r>
-          </w:p>
-        </w:tc>
-        <w:tc>
-          <w:tcPr>
-            <w:tcW w:type="dxa" w:w="1680"/>
-          </w:tcPr>
-          <w:p>
-            <w:pPr>
-              <w:jc w:val="left"/>
-            </w:pPr>
-            <w:r/>
-            <w:hyperlink r:id="rId75">
-              <w:r>
-                <w:rPr>
-                  <w:color w:val="0B4F9E"/>
-                  <w:sz w:val="16"/>
-                  <w:u w:val="single"/>
-                </w:rPr>
-                <w:t>link</w:t>
-              </w:r>
-            </w:hyperlink>
-          </w:p>
-        </w:tc>
-      </w:tr>
-      <w:tr>
-        <w:tc>
-          <w:tcPr>
-            <w:tcW w:type="dxa" w:w="1680"/>
-          </w:tcPr>
-          <w:p>
-            <w:pPr>
-              <w:jc w:val="left"/>
-            </w:pPr>
-            <w:r/>
-            <w:hyperlink r:id="rId76">
-              <w:r>
-                <w:rPr>
-                  <w:color w:val="0B4F9E"/>
-                  <w:sz w:val="16"/>
-                  <w:u w:val="single"/>
-                </w:rPr>
-                <w:t>When less is more: simplified models for interpretable materials design</w:t>
-              </w:r>
-            </w:hyperlink>
-          </w:p>
-        </w:tc>
-        <w:tc>
-          <w:tcPr>
-            <w:tcW w:type="dxa" w:w="1680"/>
-          </w:tcPr>
-          <w:p>
-            <w:pPr>
-              <w:jc w:val="left"/>
-            </w:pPr>
-            <w:r/>
-          </w:p>
-        </w:tc>
-        <w:tc>
-          <w:tcPr>
-            <w:tcW w:type="dxa" w:w="1680"/>
-          </w:tcPr>
-          <w:p>
-            <w:pPr>
-              <w:jc w:val="left"/>
-            </w:pPr>
-            <w:r/>
-            <w:r>
-              <w:rPr>
-                <w:sz w:val="16"/>
-              </w:rPr>
-              <w:t>polymer</w:t>
-            </w:r>
-          </w:p>
-        </w:tc>
-        <w:tc>
-          <w:tcPr>
-            <w:tcW w:type="dxa" w:w="1680"/>
-          </w:tcPr>
-          <w:p>
-            <w:pPr>
-              <w:jc w:val="left"/>
-            </w:pPr>
-            <w:r/>
-          </w:p>
-        </w:tc>
-        <w:tc>
-          <w:tcPr>
-            <w:tcW w:type="dxa" w:w="1680"/>
-          </w:tcPr>
-          <w:p>
-            <w:pPr>
-              <w:jc w:val="left"/>
-            </w:pPr>
-            <w:r/>
-            <w:r>
-              <w:rPr>
-                <w:sz w:val="16"/>
-              </w:rPr>
-              <w:t>2026-08-28</w:t>
-            </w:r>
-          </w:p>
-        </w:tc>
-        <w:tc>
-          <w:tcPr>
-            <w:tcW w:type="dxa" w:w="1680"/>
-          </w:tcPr>
-          <w:p>
-            <w:pPr>
-              <w:jc w:val="left"/>
-            </w:pPr>
-            <w:r/>
-            <w:hyperlink r:id="rId76">
-              <w:r>
-                <w:rPr>
-                  <w:color w:val="0B4F9E"/>
-                  <w:sz w:val="16"/>
-                  <w:u w:val="single"/>
-                </w:rPr>
-                <w:t>10.26434/chemrxiv.15008004/v1</w:t>
-              </w:r>
-            </w:hyperlink>
-          </w:p>
-        </w:tc>
-      </w:tr>
-      <w:tr>
-        <w:tc>
-          <w:tcPr>
-            <w:tcW w:type="dxa" w:w="1680"/>
-          </w:tcPr>
-          <w:p>
-            <w:pPr>
-              <w:jc w:val="left"/>
-            </w:pPr>
-            <w:r/>
-            <w:hyperlink r:id="rId77">
-              <w:r>
-                <w:rPr>
-                  <w:color w:val="0B4F9E"/>
-                  <w:sz w:val="16"/>
-                  <w:u w:val="single"/>
-                </w:rPr>
-                <w:t>From Empirical Design To Autonomous Ecosystems: AI-Driven Advances, Challenges, And Future Directions In Precision Nanom</w:t>
-              </w:r>
-            </w:hyperlink>
-          </w:p>
-        </w:tc>
-        <w:tc>
-          <w:tcPr>
-            <w:tcW w:type="dxa" w:w="1680"/>
-          </w:tcPr>
-          <w:p>
-            <w:pPr>
-              <w:jc w:val="left"/>
-            </w:pPr>
-            <w:r/>
-          </w:p>
-        </w:tc>
-        <w:tc>
-          <w:tcPr>
-            <w:tcW w:type="dxa" w:w="1680"/>
-          </w:tcPr>
-          <w:p>
-            <w:pPr>
-              <w:jc w:val="left"/>
-            </w:pPr>
-            <w:r/>
-          </w:p>
-        </w:tc>
-        <w:tc>
-          <w:tcPr>
-            <w:tcW w:type="dxa" w:w="1680"/>
-          </w:tcPr>
-          <w:p>
-            <w:pPr>
-              <w:jc w:val="left"/>
-            </w:pPr>
-            <w:r/>
-          </w:p>
-        </w:tc>
-        <w:tc>
-          <w:tcPr>
-            <w:tcW w:type="dxa" w:w="1680"/>
-          </w:tcPr>
-          <w:p>
-            <w:pPr>
-              <w:jc w:val="left"/>
-            </w:pPr>
-            <w:r/>
-            <w:r>
-              <w:rPr>
-                <w:sz w:val="16"/>
-              </w:rPr>
-              <w:t>2026-08-14</w:t>
-            </w:r>
-          </w:p>
-        </w:tc>
-        <w:tc>
-          <w:tcPr>
-            <w:tcW w:type="dxa" w:w="1680"/>
-          </w:tcPr>
-          <w:p>
-            <w:pPr>
-              <w:jc w:val="left"/>
-            </w:pPr>
-            <w:r/>
-            <w:hyperlink r:id="rId77">
-              <w:r>
-                <w:rPr>
-                  <w:color w:val="0B4F9E"/>
-                  <w:sz w:val="16"/>
-                  <w:u w:val="single"/>
-                </w:rPr>
-                <w:t>10.5281/zenodo.21931873</w:t>
-              </w:r>
-            </w:hyperlink>
-          </w:p>
-        </w:tc>
-      </w:tr>
-      <w:tr>
-        <w:tc>
-          <w:tcPr>
-            <w:tcW w:type="dxa" w:w="1680"/>
-          </w:tcPr>
-          <w:p>
-            <w:pPr>
-              <w:jc w:val="left"/>
-            </w:pPr>
-            <w:r/>
-            <w:hyperlink r:id="rId78">
-              <w:r>
-                <w:rPr>
-                  <w:color w:val="0B4F9E"/>
-                  <w:sz w:val="16"/>
-                  <w:u w:val="single"/>
-                </w:rPr>
-                <w:t>Electrostatic Phenomenology Benchmarks for Machine-Learned Interatomic Potentials in Electrochemistry: Beyond the Energy</w:t>
-              </w:r>
-            </w:hyperlink>
-          </w:p>
-        </w:tc>
-        <w:tc>
-          <w:tcPr>
-            <w:tcW w:type="dxa" w:w="1680"/>
-          </w:tcPr>
-          <w:p>
-            <w:pPr>
-              <w:jc w:val="left"/>
-            </w:pPr>
-            <w:r/>
-          </w:p>
-        </w:tc>
-        <w:tc>
-          <w:tcPr>
-            <w:tcW w:type="dxa" w:w="1680"/>
-          </w:tcPr>
-          <w:p>
-            <w:pPr>
-              <w:jc w:val="left"/>
-            </w:pPr>
-            <w:r/>
-          </w:p>
-        </w:tc>
-        <w:tc>
-          <w:tcPr>
-            <w:tcW w:type="dxa" w:w="1680"/>
-          </w:tcPr>
-          <w:p>
-            <w:pPr>
-              <w:jc w:val="left"/>
-            </w:pPr>
-            <w:r/>
-            <w:r>
-              <w:rPr>
-                <w:sz w:val="16"/>
-              </w:rPr>
-              <w:t>MLIP</w:t>
-            </w:r>
-          </w:p>
-        </w:tc>
-        <w:tc>
-          <w:tcPr>
-            <w:tcW w:type="dxa" w:w="1680"/>
-          </w:tcPr>
-          <w:p>
-            <w:pPr>
-              <w:jc w:val="left"/>
-            </w:pPr>
-            <w:r/>
-            <w:r>
-              <w:rPr>
-                <w:sz w:val="16"/>
-              </w:rPr>
-              <w:t>2026-08-14</w:t>
-            </w:r>
-          </w:p>
-        </w:tc>
-        <w:tc>
-          <w:tcPr>
-            <w:tcW w:type="dxa" w:w="1680"/>
-          </w:tcPr>
-          <w:p>
-            <w:pPr>
-              <w:jc w:val="left"/>
-            </w:pPr>
-            <w:r/>
-            <w:hyperlink r:id="rId78">
-              <w:r>
-                <w:rPr>
-                  <w:color w:val="0B4F9E"/>
-                  <w:sz w:val="16"/>
-                  <w:u w:val="single"/>
-                </w:rPr>
-                <w:t>link</w:t>
-              </w:r>
-            </w:hyperlink>
-          </w:p>
-        </w:tc>
-      </w:tr>
-      <w:tr>
-        <w:tc>
-          <w:tcPr>
-            <w:tcW w:type="dxa" w:w="1680"/>
-          </w:tcPr>
-          <w:p>
-            <w:pPr>
-              <w:jc w:val="left"/>
-            </w:pPr>
-            <w:r/>
-            <w:hyperlink r:id="rId79">
-              <w:r>
-                <w:rPr>
-                  <w:color w:val="0B4F9E"/>
-                  <w:sz w:val="16"/>
-                  <w:u w:val="single"/>
-                </w:rPr>
-                <w:t>The Past and Future of AI Scientists</w:t>
-              </w:r>
-            </w:hyperlink>
-          </w:p>
-        </w:tc>
-        <w:tc>
-          <w:tcPr>
-            <w:tcW w:type="dxa" w:w="1680"/>
-          </w:tcPr>
-          <w:p>
-            <w:pPr>
-              <w:jc w:val="left"/>
-            </w:pPr>
-            <w:r/>
-          </w:p>
-        </w:tc>
-        <w:tc>
-          <w:tcPr>
-            <w:tcW w:type="dxa" w:w="1680"/>
-          </w:tcPr>
-          <w:p>
-            <w:pPr>
-              <w:jc w:val="left"/>
-            </w:pPr>
-            <w:r/>
-          </w:p>
-        </w:tc>
-        <w:tc>
-          <w:tcPr>
-            <w:tcW w:type="dxa" w:w="1680"/>
-          </w:tcPr>
-          <w:p>
-            <w:pPr>
-              <w:jc w:val="left"/>
-            </w:pPr>
-            <w:r/>
-            <w:r>
-              <w:rPr>
-                <w:sz w:val="16"/>
-              </w:rPr>
-              <w:t>MLIP</w:t>
-            </w:r>
-          </w:p>
-        </w:tc>
-        <w:tc>
-          <w:tcPr>
-            <w:tcW w:type="dxa" w:w="1680"/>
-          </w:tcPr>
-          <w:p>
-            <w:pPr>
-              <w:jc w:val="left"/>
-            </w:pPr>
-            <w:r/>
-            <w:r>
-              <w:rPr>
-                <w:sz w:val="16"/>
-              </w:rPr>
-              <w:t>2026-08-14</w:t>
-            </w:r>
-          </w:p>
-        </w:tc>
-        <w:tc>
-          <w:tcPr>
-            <w:tcW w:type="dxa" w:w="1680"/>
-          </w:tcPr>
-          <w:p>
-            <w:pPr>
-              <w:jc w:val="left"/>
-            </w:pPr>
-            <w:r/>
-            <w:hyperlink r:id="rId79">
-              <w:r>
-                <w:rPr>
-                  <w:color w:val="0B4F9E"/>
-                  <w:sz w:val="16"/>
-                  <w:u w:val="single"/>
-                </w:rPr>
-                <w:t>link</w:t>
-              </w:r>
-            </w:hyperlink>
-          </w:p>
-        </w:tc>
-      </w:tr>
-      <w:tr>
-        <w:tc>
-          <w:tcPr>
-            <w:tcW w:type="dxa" w:w="1680"/>
-          </w:tcPr>
-          <w:p>
-            <w:pPr>
-              <w:jc w:val="left"/>
-            </w:pPr>
-            <w:r/>
-            <w:hyperlink r:id="rId80">
-              <w:r>
-                <w:rPr>
-                  <w:color w:val="0B4F9E"/>
-                  <w:sz w:val="16"/>
-                  <w:u w:val="single"/>
-                </w:rPr>
-                <w:t>Graph neural network prediction of temperature-dependent hydrogen diffusion and thermal conductivity tensors of tungsten</w:t>
-              </w:r>
-            </w:hyperlink>
-          </w:p>
-        </w:tc>
-        <w:tc>
-          <w:tcPr>
-            <w:tcW w:type="dxa" w:w="1680"/>
-          </w:tcPr>
-          <w:p>
-            <w:pPr>
-              <w:jc w:val="left"/>
-            </w:pPr>
-            <w:r/>
-          </w:p>
-        </w:tc>
-        <w:tc>
-          <w:tcPr>
-            <w:tcW w:type="dxa" w:w="1680"/>
-          </w:tcPr>
-          <w:p>
-            <w:pPr>
-              <w:jc w:val="left"/>
-            </w:pPr>
-            <w:r/>
-          </w:p>
-        </w:tc>
-        <w:tc>
-          <w:tcPr>
-            <w:tcW w:type="dxa" w:w="1680"/>
-          </w:tcPr>
-          <w:p>
-            <w:pPr>
-              <w:jc w:val="left"/>
-            </w:pPr>
-            <w:r/>
-            <w:r>
-              <w:rPr>
-                <w:sz w:val="16"/>
-              </w:rPr>
-              <w:t>MD</w:t>
-            </w:r>
-          </w:p>
-        </w:tc>
-        <w:tc>
-          <w:tcPr>
-            <w:tcW w:type="dxa" w:w="1680"/>
-          </w:tcPr>
-          <w:p>
-            <w:pPr>
-              <w:jc w:val="left"/>
-            </w:pPr>
-            <w:r/>
-            <w:r>
-              <w:rPr>
-                <w:sz w:val="16"/>
-              </w:rPr>
-              <w:t>2026-08-16</w:t>
             </w:r>
           </w:p>
         </w:tc>
@@ -6507,20 +6543,9 @@
                   <w:sz w:val="16"/>
                   <w:u w:val="single"/>
                 </w:rPr>
-                <w:t>Machine Learning-Accelerated Band-Edge Engineering of Pnictogen Chalcohalide Solid Solutions for Solar Energy Technologi</w:t>
+                <w:t>Designing High-Entropy Alloys: From Physical Metallurgy to Machine Learning Enabled Discovery</w:t>
               </w:r>
             </w:hyperlink>
-          </w:p>
-        </w:tc>
-        <w:tc>
-          <w:tcPr>
-            <w:tcW w:type="dxa" w:w="1680"/>
-          </w:tcPr>
-          <w:p>
-            <w:pPr>
-              <w:jc w:val="left"/>
-            </w:pPr>
-            <w:r/>
           </w:p>
         </w:tc>
         <w:tc>
@@ -6547,7 +6572,7 @@
               <w:rPr>
                 <w:sz w:val="16"/>
               </w:rPr>
-              <w:t>DFT</w:t>
+              <w:t>alloy</w:t>
             </w:r>
           </w:p>
         </w:tc>
@@ -6564,7 +6589,7 @@
               <w:rPr>
                 <w:sz w:val="16"/>
               </w:rPr>
-              <w:t>2026-08-17</w:t>
+              <w:t>MLIP</w:t>
             </w:r>
           </w:p>
         </w:tc>
@@ -6577,7 +6602,636 @@
               <w:jc w:val="left"/>
             </w:pPr>
             <w:r/>
+            <w:r>
+              <w:rPr>
+                <w:sz w:val="16"/>
+              </w:rPr>
+              <w:t>2026-08-27</w:t>
+            </w:r>
+          </w:p>
+        </w:tc>
+        <w:tc>
+          <w:tcPr>
+            <w:tcW w:type="dxa" w:w="1680"/>
+          </w:tcPr>
+          <w:p>
+            <w:pPr>
+              <w:jc w:val="left"/>
+            </w:pPr>
+            <w:r/>
             <w:hyperlink r:id="rId81">
+              <w:r>
+                <w:rPr>
+                  <w:color w:val="0B4F9E"/>
+                  <w:sz w:val="16"/>
+                  <w:u w:val="single"/>
+                </w:rPr>
+                <w:t>10.20944/preprints202608.1952.v1</w:t>
+              </w:r>
+            </w:hyperlink>
+          </w:p>
+        </w:tc>
+      </w:tr>
+      <w:tr>
+        <w:tc>
+          <w:tcPr>
+            <w:tcW w:type="dxa" w:w="1680"/>
+          </w:tcPr>
+          <w:p>
+            <w:pPr>
+              <w:jc w:val="left"/>
+            </w:pPr>
+            <w:r/>
+            <w:hyperlink r:id="rId82">
+              <w:r>
+                <w:rPr>
+                  <w:color w:val="0B4F9E"/>
+                  <w:sz w:val="16"/>
+                  <w:u w:val="single"/>
+                </w:rPr>
+                <w:t>When less is more: simplified models for interpretable materials design</w:t>
+              </w:r>
+            </w:hyperlink>
+          </w:p>
+        </w:tc>
+        <w:tc>
+          <w:tcPr>
+            <w:tcW w:type="dxa" w:w="1680"/>
+          </w:tcPr>
+          <w:p>
+            <w:pPr>
+              <w:jc w:val="left"/>
+            </w:pPr>
+            <w:r/>
+          </w:p>
+        </w:tc>
+        <w:tc>
+          <w:tcPr>
+            <w:tcW w:type="dxa" w:w="1680"/>
+          </w:tcPr>
+          <w:p>
+            <w:pPr>
+              <w:jc w:val="left"/>
+            </w:pPr>
+            <w:r/>
+            <w:r>
+              <w:rPr>
+                <w:sz w:val="16"/>
+              </w:rPr>
+              <w:t>polymer</w:t>
+            </w:r>
+          </w:p>
+        </w:tc>
+        <w:tc>
+          <w:tcPr>
+            <w:tcW w:type="dxa" w:w="1680"/>
+          </w:tcPr>
+          <w:p>
+            <w:pPr>
+              <w:jc w:val="left"/>
+            </w:pPr>
+            <w:r/>
+          </w:p>
+        </w:tc>
+        <w:tc>
+          <w:tcPr>
+            <w:tcW w:type="dxa" w:w="1680"/>
+          </w:tcPr>
+          <w:p>
+            <w:pPr>
+              <w:jc w:val="left"/>
+            </w:pPr>
+            <w:r/>
+            <w:r>
+              <w:rPr>
+                <w:sz w:val="16"/>
+              </w:rPr>
+              <w:t>2026-08-28</w:t>
+            </w:r>
+          </w:p>
+        </w:tc>
+        <w:tc>
+          <w:tcPr>
+            <w:tcW w:type="dxa" w:w="1680"/>
+          </w:tcPr>
+          <w:p>
+            <w:pPr>
+              <w:jc w:val="left"/>
+            </w:pPr>
+            <w:r/>
+            <w:hyperlink r:id="rId82">
+              <w:r>
+                <w:rPr>
+                  <w:color w:val="0B4F9E"/>
+                  <w:sz w:val="16"/>
+                  <w:u w:val="single"/>
+                </w:rPr>
+                <w:t>10.26434/chemrxiv.15008004/v1</w:t>
+              </w:r>
+            </w:hyperlink>
+          </w:p>
+        </w:tc>
+      </w:tr>
+      <w:tr>
+        <w:tc>
+          <w:tcPr>
+            <w:tcW w:type="dxa" w:w="1680"/>
+          </w:tcPr>
+          <w:p>
+            <w:pPr>
+              <w:jc w:val="left"/>
+            </w:pPr>
+            <w:r/>
+            <w:hyperlink r:id="rId83">
+              <w:r>
+                <w:rPr>
+                  <w:color w:val="0B4F9E"/>
+                  <w:sz w:val="16"/>
+                  <w:u w:val="single"/>
+                </w:rPr>
+                <w:t>Ferroelastic hysteresis, shear modulus softening, and the tetragonal↔cubic transition in davemaoite</w:t>
+              </w:r>
+            </w:hyperlink>
+          </w:p>
+        </w:tc>
+        <w:tc>
+          <w:tcPr>
+            <w:tcW w:type="dxa" w:w="1680"/>
+          </w:tcPr>
+          <w:p>
+            <w:pPr>
+              <w:jc w:val="left"/>
+            </w:pPr>
+            <w:r/>
+          </w:p>
+        </w:tc>
+        <w:tc>
+          <w:tcPr>
+            <w:tcW w:type="dxa" w:w="1680"/>
+          </w:tcPr>
+          <w:p>
+            <w:pPr>
+              <w:jc w:val="left"/>
+            </w:pPr>
+            <w:r/>
+            <w:r>
+              <w:rPr>
+                <w:sz w:val="16"/>
+              </w:rPr>
+              <w:t>perovskite</w:t>
+            </w:r>
+          </w:p>
+        </w:tc>
+        <w:tc>
+          <w:tcPr>
+            <w:tcW w:type="dxa" w:w="1680"/>
+          </w:tcPr>
+          <w:p>
+            <w:pPr>
+              <w:jc w:val="left"/>
+            </w:pPr>
+            <w:r/>
+            <w:r>
+              <w:rPr>
+                <w:sz w:val="16"/>
+              </w:rPr>
+              <w:t>MD, MLIP</w:t>
+            </w:r>
+          </w:p>
+        </w:tc>
+        <w:tc>
+          <w:tcPr>
+            <w:tcW w:type="dxa" w:w="1680"/>
+          </w:tcPr>
+          <w:p>
+            <w:pPr>
+              <w:jc w:val="left"/>
+            </w:pPr>
+            <w:r/>
+            <w:r>
+              <w:rPr>
+                <w:sz w:val="16"/>
+              </w:rPr>
+              <w:t>2026-08-28</w:t>
+            </w:r>
+          </w:p>
+        </w:tc>
+        <w:tc>
+          <w:tcPr>
+            <w:tcW w:type="dxa" w:w="1680"/>
+          </w:tcPr>
+          <w:p>
+            <w:pPr>
+              <w:jc w:val="left"/>
+            </w:pPr>
+            <w:r/>
+            <w:hyperlink r:id="rId83">
+              <w:r>
+                <w:rPr>
+                  <w:color w:val="0B4F9E"/>
+                  <w:sz w:val="16"/>
+                  <w:u w:val="single"/>
+                </w:rPr>
+                <w:t>10.1126/sciadv.aed7601</w:t>
+              </w:r>
+            </w:hyperlink>
+          </w:p>
+        </w:tc>
+      </w:tr>
+      <w:tr>
+        <w:tc>
+          <w:tcPr>
+            <w:tcW w:type="dxa" w:w="1680"/>
+          </w:tcPr>
+          <w:p>
+            <w:pPr>
+              <w:jc w:val="left"/>
+            </w:pPr>
+            <w:r/>
+            <w:hyperlink r:id="rId84">
+              <w:r>
+                <w:rPr>
+                  <w:color w:val="0B4F9E"/>
+                  <w:sz w:val="16"/>
+                  <w:u w:val="single"/>
+                </w:rPr>
+                <w:t>Machine learning interatomic potential study of grain boundaries thermal conductance and tensile strength in hexagonal b</w:t>
+              </w:r>
+            </w:hyperlink>
+          </w:p>
+        </w:tc>
+        <w:tc>
+          <w:tcPr>
+            <w:tcW w:type="dxa" w:w="1680"/>
+          </w:tcPr>
+          <w:p>
+            <w:pPr>
+              <w:jc w:val="left"/>
+            </w:pPr>
+            <w:r/>
+          </w:p>
+        </w:tc>
+        <w:tc>
+          <w:tcPr>
+            <w:tcW w:type="dxa" w:w="1680"/>
+          </w:tcPr>
+          <w:p>
+            <w:pPr>
+              <w:jc w:val="left"/>
+            </w:pPr>
+            <w:r/>
+            <w:r>
+              <w:rPr>
+                <w:sz w:val="16"/>
+              </w:rPr>
+              <w:t>2D material, nitride</w:t>
+            </w:r>
+          </w:p>
+        </w:tc>
+        <w:tc>
+          <w:tcPr>
+            <w:tcW w:type="dxa" w:w="1680"/>
+          </w:tcPr>
+          <w:p>
+            <w:pPr>
+              <w:jc w:val="left"/>
+            </w:pPr>
+            <w:r/>
+            <w:r>
+              <w:rPr>
+                <w:sz w:val="16"/>
+              </w:rPr>
+              <w:t>AIMD, MLIP</w:t>
+            </w:r>
+          </w:p>
+        </w:tc>
+        <w:tc>
+          <w:tcPr>
+            <w:tcW w:type="dxa" w:w="1680"/>
+          </w:tcPr>
+          <w:p>
+            <w:pPr>
+              <w:jc w:val="left"/>
+            </w:pPr>
+            <w:r/>
+            <w:r>
+              <w:rPr>
+                <w:sz w:val="16"/>
+              </w:rPr>
+              <w:t>2026-08-28</w:t>
+            </w:r>
+          </w:p>
+        </w:tc>
+        <w:tc>
+          <w:tcPr>
+            <w:tcW w:type="dxa" w:w="1680"/>
+          </w:tcPr>
+          <w:p>
+            <w:pPr>
+              <w:jc w:val="left"/>
+            </w:pPr>
+            <w:r/>
+            <w:hyperlink r:id="rId84">
+              <w:r>
+                <w:rPr>
+                  <w:color w:val="0B4F9E"/>
+                  <w:sz w:val="16"/>
+                  <w:u w:val="single"/>
+                </w:rPr>
+                <w:t>10.17632/c5pynk4jyj</w:t>
+              </w:r>
+            </w:hyperlink>
+          </w:p>
+        </w:tc>
+      </w:tr>
+      <w:tr>
+        <w:tc>
+          <w:tcPr>
+            <w:tcW w:type="dxa" w:w="1680"/>
+          </w:tcPr>
+          <w:p>
+            <w:pPr>
+              <w:jc w:val="left"/>
+            </w:pPr>
+            <w:r/>
+            <w:hyperlink r:id="rId85">
+              <w:r>
+                <w:rPr>
+                  <w:color w:val="0B4F9E"/>
+                  <w:sz w:val="16"/>
+                  <w:u w:val="single"/>
+                </w:rPr>
+                <w:t>Atomistic simulations of high-entropy alloys: from density functional theory to machine-learning interatomic potentials</w:t>
+              </w:r>
+            </w:hyperlink>
+          </w:p>
+        </w:tc>
+        <w:tc>
+          <w:tcPr>
+            <w:tcW w:type="dxa" w:w="1680"/>
+          </w:tcPr>
+          <w:p>
+            <w:pPr>
+              <w:jc w:val="left"/>
+            </w:pPr>
+            <w:r/>
+          </w:p>
+        </w:tc>
+        <w:tc>
+          <w:tcPr>
+            <w:tcW w:type="dxa" w:w="1680"/>
+          </w:tcPr>
+          <w:p>
+            <w:pPr>
+              <w:jc w:val="left"/>
+            </w:pPr>
+            <w:r/>
+            <w:r>
+              <w:rPr>
+                <w:sz w:val="16"/>
+              </w:rPr>
+              <w:t>alloy</w:t>
+            </w:r>
+          </w:p>
+        </w:tc>
+        <w:tc>
+          <w:tcPr>
+            <w:tcW w:type="dxa" w:w="1680"/>
+          </w:tcPr>
+          <w:p>
+            <w:pPr>
+              <w:jc w:val="left"/>
+            </w:pPr>
+            <w:r/>
+            <w:r>
+              <w:rPr>
+                <w:sz w:val="16"/>
+              </w:rPr>
+              <w:t>DFT, MLIP, free energy</w:t>
+            </w:r>
+          </w:p>
+        </w:tc>
+        <w:tc>
+          <w:tcPr>
+            <w:tcW w:type="dxa" w:w="1680"/>
+          </w:tcPr>
+          <w:p>
+            <w:pPr>
+              <w:jc w:val="left"/>
+            </w:pPr>
+            <w:r/>
+            <w:r>
+              <w:rPr>
+                <w:sz w:val="16"/>
+              </w:rPr>
+              <w:t>2026-08-29</w:t>
+            </w:r>
+          </w:p>
+        </w:tc>
+        <w:tc>
+          <w:tcPr>
+            <w:tcW w:type="dxa" w:w="1680"/>
+          </w:tcPr>
+          <w:p>
+            <w:pPr>
+              <w:jc w:val="left"/>
+            </w:pPr>
+            <w:r/>
+            <w:hyperlink r:id="rId85">
+              <w:r>
+                <w:rPr>
+                  <w:color w:val="0B4F9E"/>
+                  <w:sz w:val="16"/>
+                  <w:u w:val="single"/>
+                </w:rPr>
+                <w:t>10.1007/s10853-026-13520-2</w:t>
+              </w:r>
+            </w:hyperlink>
+          </w:p>
+        </w:tc>
+      </w:tr>
+      <w:tr>
+        <w:tc>
+          <w:tcPr>
+            <w:tcW w:type="dxa" w:w="1680"/>
+          </w:tcPr>
+          <w:p>
+            <w:pPr>
+              <w:jc w:val="left"/>
+            </w:pPr>
+            <w:r/>
+            <w:hyperlink r:id="rId86">
+              <w:r>
+                <w:rPr>
+                  <w:color w:val="0B4F9E"/>
+                  <w:sz w:val="16"/>
+                  <w:u w:val="single"/>
+                </w:rPr>
+                <w:t>From Empirical Design To Autonomous Ecosystems: AI-Driven Advances, Challenges, And Future Directions In Precision Nanom</w:t>
+              </w:r>
+            </w:hyperlink>
+          </w:p>
+        </w:tc>
+        <w:tc>
+          <w:tcPr>
+            <w:tcW w:type="dxa" w:w="1680"/>
+          </w:tcPr>
+          <w:p>
+            <w:pPr>
+              <w:jc w:val="left"/>
+            </w:pPr>
+            <w:r/>
+          </w:p>
+        </w:tc>
+        <w:tc>
+          <w:tcPr>
+            <w:tcW w:type="dxa" w:w="1680"/>
+          </w:tcPr>
+          <w:p>
+            <w:pPr>
+              <w:jc w:val="left"/>
+            </w:pPr>
+            <w:r/>
+          </w:p>
+        </w:tc>
+        <w:tc>
+          <w:tcPr>
+            <w:tcW w:type="dxa" w:w="1680"/>
+          </w:tcPr>
+          <w:p>
+            <w:pPr>
+              <w:jc w:val="left"/>
+            </w:pPr>
+            <w:r/>
+          </w:p>
+        </w:tc>
+        <w:tc>
+          <w:tcPr>
+            <w:tcW w:type="dxa" w:w="1680"/>
+          </w:tcPr>
+          <w:p>
+            <w:pPr>
+              <w:jc w:val="left"/>
+            </w:pPr>
+            <w:r/>
+            <w:r>
+              <w:rPr>
+                <w:sz w:val="16"/>
+              </w:rPr>
+              <w:t>2026-08-14</w:t>
+            </w:r>
+          </w:p>
+        </w:tc>
+        <w:tc>
+          <w:tcPr>
+            <w:tcW w:type="dxa" w:w="1680"/>
+          </w:tcPr>
+          <w:p>
+            <w:pPr>
+              <w:jc w:val="left"/>
+            </w:pPr>
+            <w:r/>
+            <w:hyperlink r:id="rId86">
+              <w:r>
+                <w:rPr>
+                  <w:color w:val="0B4F9E"/>
+                  <w:sz w:val="16"/>
+                  <w:u w:val="single"/>
+                </w:rPr>
+                <w:t>10.5281/zenodo.21931873</w:t>
+              </w:r>
+            </w:hyperlink>
+          </w:p>
+        </w:tc>
+      </w:tr>
+      <w:tr>
+        <w:tc>
+          <w:tcPr>
+            <w:tcW w:type="dxa" w:w="1680"/>
+          </w:tcPr>
+          <w:p>
+            <w:pPr>
+              <w:jc w:val="left"/>
+            </w:pPr>
+            <w:r/>
+            <w:hyperlink r:id="rId87">
+              <w:r>
+                <w:rPr>
+                  <w:color w:val="0B4F9E"/>
+                  <w:sz w:val="16"/>
+                  <w:u w:val="single"/>
+                </w:rPr>
+                <w:t>Electrostatic Phenomenology Benchmarks for Machine-Learned Interatomic Potentials in Electrochemistry: Beyond the Energy</w:t>
+              </w:r>
+            </w:hyperlink>
+          </w:p>
+        </w:tc>
+        <w:tc>
+          <w:tcPr>
+            <w:tcW w:type="dxa" w:w="1680"/>
+          </w:tcPr>
+          <w:p>
+            <w:pPr>
+              <w:jc w:val="left"/>
+            </w:pPr>
+            <w:r/>
+          </w:p>
+        </w:tc>
+        <w:tc>
+          <w:tcPr>
+            <w:tcW w:type="dxa" w:w="1680"/>
+          </w:tcPr>
+          <w:p>
+            <w:pPr>
+              <w:jc w:val="left"/>
+            </w:pPr>
+            <w:r/>
+          </w:p>
+        </w:tc>
+        <w:tc>
+          <w:tcPr>
+            <w:tcW w:type="dxa" w:w="1680"/>
+          </w:tcPr>
+          <w:p>
+            <w:pPr>
+              <w:jc w:val="left"/>
+            </w:pPr>
+            <w:r/>
+            <w:r>
+              <w:rPr>
+                <w:sz w:val="16"/>
+              </w:rPr>
+              <w:t>MLIP</w:t>
+            </w:r>
+          </w:p>
+        </w:tc>
+        <w:tc>
+          <w:tcPr>
+            <w:tcW w:type="dxa" w:w="1680"/>
+          </w:tcPr>
+          <w:p>
+            <w:pPr>
+              <w:jc w:val="left"/>
+            </w:pPr>
+            <w:r/>
+            <w:r>
+              <w:rPr>
+                <w:sz w:val="16"/>
+              </w:rPr>
+              <w:t>2026-08-14</w:t>
+            </w:r>
+          </w:p>
+        </w:tc>
+        <w:tc>
+          <w:tcPr>
+            <w:tcW w:type="dxa" w:w="1680"/>
+          </w:tcPr>
+          <w:p>
+            <w:pPr>
+              <w:jc w:val="left"/>
+            </w:pPr>
+            <w:r/>
+            <w:hyperlink r:id="rId87">
               <w:r>
                 <w:rPr>
                   <w:color w:val="0B4F9E"/>
@@ -6600,594 +7254,6 @@
               <w:jc w:val="left"/>
             </w:pPr>
             <w:r/>
-            <w:hyperlink r:id="rId82">
-              <w:r>
-                <w:rPr>
-                  <w:color w:val="0B4F9E"/>
-                  <w:sz w:val="16"/>
-                  <w:u w:val="single"/>
-                </w:rPr>
-                <w:t xml:space="preserve">Extracting a nitrile-centered, ether-assisted motif hierarchy for lithium-battery electrolyte design from billion-scale </w:t>
-              </w:r>
-            </w:hyperlink>
-          </w:p>
-        </w:tc>
-        <w:tc>
-          <w:tcPr>
-            <w:tcW w:type="dxa" w:w="1680"/>
-          </w:tcPr>
-          <w:p>
-            <w:pPr>
-              <w:jc w:val="left"/>
-            </w:pPr>
-            <w:r/>
-          </w:p>
-        </w:tc>
-        <w:tc>
-          <w:tcPr>
-            <w:tcW w:type="dxa" w:w="1680"/>
-          </w:tcPr>
-          <w:p>
-            <w:pPr>
-              <w:jc w:val="left"/>
-            </w:pPr>
-            <w:r/>
-          </w:p>
-        </w:tc>
-        <w:tc>
-          <w:tcPr>
-            <w:tcW w:type="dxa" w:w="1680"/>
-          </w:tcPr>
-          <w:p>
-            <w:pPr>
-              <w:jc w:val="left"/>
-            </w:pPr>
-            <w:r/>
-          </w:p>
-        </w:tc>
-        <w:tc>
-          <w:tcPr>
-            <w:tcW w:type="dxa" w:w="1680"/>
-          </w:tcPr>
-          <w:p>
-            <w:pPr>
-              <w:jc w:val="left"/>
-            </w:pPr>
-            <w:r/>
-            <w:r>
-              <w:rPr>
-                <w:sz w:val="16"/>
-              </w:rPr>
-              <w:t>2026-08-17</w:t>
-            </w:r>
-          </w:p>
-        </w:tc>
-        <w:tc>
-          <w:tcPr>
-            <w:tcW w:type="dxa" w:w="1680"/>
-          </w:tcPr>
-          <w:p>
-            <w:pPr>
-              <w:jc w:val="left"/>
-            </w:pPr>
-            <w:r/>
-            <w:hyperlink r:id="rId82">
-              <w:r>
-                <w:rPr>
-                  <w:color w:val="0B4F9E"/>
-                  <w:sz w:val="16"/>
-                  <w:u w:val="single"/>
-                </w:rPr>
-                <w:t>link</w:t>
-              </w:r>
-            </w:hyperlink>
-          </w:p>
-        </w:tc>
-      </w:tr>
-      <w:tr>
-        <w:tc>
-          <w:tcPr>
-            <w:tcW w:type="dxa" w:w="1680"/>
-          </w:tcPr>
-          <w:p>
-            <w:pPr>
-              <w:jc w:val="left"/>
-            </w:pPr>
-            <w:r/>
-            <w:hyperlink r:id="rId83">
-              <w:r>
-                <w:rPr>
-                  <w:color w:val="0B4F9E"/>
-                  <w:sz w:val="16"/>
-                  <w:u w:val="single"/>
-                </w:rPr>
-                <w:t>Discovery of novel magnetic Y-Mn-B compounds via advanced machine learning guided framework</w:t>
-              </w:r>
-            </w:hyperlink>
-          </w:p>
-        </w:tc>
-        <w:tc>
-          <w:tcPr>
-            <w:tcW w:type="dxa" w:w="1680"/>
-          </w:tcPr>
-          <w:p>
-            <w:pPr>
-              <w:jc w:val="left"/>
-            </w:pPr>
-            <w:r/>
-          </w:p>
-        </w:tc>
-        <w:tc>
-          <w:tcPr>
-            <w:tcW w:type="dxa" w:w="1680"/>
-          </w:tcPr>
-          <w:p>
-            <w:pPr>
-              <w:jc w:val="left"/>
-            </w:pPr>
-            <w:r/>
-          </w:p>
-        </w:tc>
-        <w:tc>
-          <w:tcPr>
-            <w:tcW w:type="dxa" w:w="1680"/>
-          </w:tcPr>
-          <w:p>
-            <w:pPr>
-              <w:jc w:val="left"/>
-            </w:pPr>
-            <w:r/>
-            <w:r>
-              <w:rPr>
-                <w:sz w:val="16"/>
-              </w:rPr>
-              <w:t>DFT</w:t>
-            </w:r>
-          </w:p>
-        </w:tc>
-        <w:tc>
-          <w:tcPr>
-            <w:tcW w:type="dxa" w:w="1680"/>
-          </w:tcPr>
-          <w:p>
-            <w:pPr>
-              <w:jc w:val="left"/>
-            </w:pPr>
-            <w:r/>
-            <w:r>
-              <w:rPr>
-                <w:sz w:val="16"/>
-              </w:rPr>
-              <w:t>2026-08-17</w:t>
-            </w:r>
-          </w:p>
-        </w:tc>
-        <w:tc>
-          <w:tcPr>
-            <w:tcW w:type="dxa" w:w="1680"/>
-          </w:tcPr>
-          <w:p>
-            <w:pPr>
-              <w:jc w:val="left"/>
-            </w:pPr>
-            <w:r/>
-            <w:hyperlink r:id="rId83">
-              <w:r>
-                <w:rPr>
-                  <w:color w:val="0B4F9E"/>
-                  <w:sz w:val="16"/>
-                  <w:u w:val="single"/>
-                </w:rPr>
-                <w:t>link</w:t>
-              </w:r>
-            </w:hyperlink>
-          </w:p>
-        </w:tc>
-      </w:tr>
-      <w:tr>
-        <w:tc>
-          <w:tcPr>
-            <w:tcW w:type="dxa" w:w="1680"/>
-          </w:tcPr>
-          <w:p>
-            <w:pPr>
-              <w:jc w:val="left"/>
-            </w:pPr>
-            <w:r/>
-            <w:hyperlink r:id="rId84">
-              <w:r>
-                <w:rPr>
-                  <w:color w:val="0B4F9E"/>
-                  <w:sz w:val="16"/>
-                  <w:u w:val="single"/>
-                </w:rPr>
-                <w:t>Unlocking Multi-Component Bulk-Materials Molecular Dynamics with a Small-Footprint Machine Learning Interatomic Potentia</w:t>
-              </w:r>
-            </w:hyperlink>
-          </w:p>
-        </w:tc>
-        <w:tc>
-          <w:tcPr>
-            <w:tcW w:type="dxa" w:w="1680"/>
-          </w:tcPr>
-          <w:p>
-            <w:pPr>
-              <w:jc w:val="left"/>
-            </w:pPr>
-            <w:r/>
-          </w:p>
-        </w:tc>
-        <w:tc>
-          <w:tcPr>
-            <w:tcW w:type="dxa" w:w="1680"/>
-          </w:tcPr>
-          <w:p>
-            <w:pPr>
-              <w:jc w:val="left"/>
-            </w:pPr>
-            <w:r/>
-          </w:p>
-        </w:tc>
-        <w:tc>
-          <w:tcPr>
-            <w:tcW w:type="dxa" w:w="1680"/>
-          </w:tcPr>
-          <w:p>
-            <w:pPr>
-              <w:jc w:val="left"/>
-            </w:pPr>
-            <w:r/>
-            <w:r>
-              <w:rPr>
-                <w:sz w:val="16"/>
-              </w:rPr>
-              <w:t>MD, MLIP</w:t>
-            </w:r>
-          </w:p>
-        </w:tc>
-        <w:tc>
-          <w:tcPr>
-            <w:tcW w:type="dxa" w:w="1680"/>
-          </w:tcPr>
-          <w:p>
-            <w:pPr>
-              <w:jc w:val="left"/>
-            </w:pPr>
-            <w:r/>
-            <w:r>
-              <w:rPr>
-                <w:sz w:val="16"/>
-              </w:rPr>
-              <w:t>2026-08-17</w:t>
-            </w:r>
-          </w:p>
-        </w:tc>
-        <w:tc>
-          <w:tcPr>
-            <w:tcW w:type="dxa" w:w="1680"/>
-          </w:tcPr>
-          <w:p>
-            <w:pPr>
-              <w:jc w:val="left"/>
-            </w:pPr>
-            <w:r/>
-            <w:hyperlink r:id="rId84">
-              <w:r>
-                <w:rPr>
-                  <w:color w:val="0B4F9E"/>
-                  <w:sz w:val="16"/>
-                  <w:u w:val="single"/>
-                </w:rPr>
-                <w:t>link</w:t>
-              </w:r>
-            </w:hyperlink>
-          </w:p>
-        </w:tc>
-      </w:tr>
-      <w:tr>
-        <w:tc>
-          <w:tcPr>
-            <w:tcW w:type="dxa" w:w="1680"/>
-          </w:tcPr>
-          <w:p>
-            <w:pPr>
-              <w:jc w:val="left"/>
-            </w:pPr>
-            <w:r/>
-            <w:hyperlink r:id="rId85">
-              <w:r>
-                <w:rPr>
-                  <w:color w:val="0B4F9E"/>
-                  <w:sz w:val="16"/>
-                  <w:u w:val="single"/>
-                </w:rPr>
-                <w:t>ChemReporter: A Framework for Curating and Exporting Large-Scale Chemical Datasets for MLIP Training</w:t>
-              </w:r>
-            </w:hyperlink>
-          </w:p>
-        </w:tc>
-        <w:tc>
-          <w:tcPr>
-            <w:tcW w:type="dxa" w:w="1680"/>
-          </w:tcPr>
-          <w:p>
-            <w:pPr>
-              <w:jc w:val="left"/>
-            </w:pPr>
-            <w:r/>
-          </w:p>
-        </w:tc>
-        <w:tc>
-          <w:tcPr>
-            <w:tcW w:type="dxa" w:w="1680"/>
-          </w:tcPr>
-          <w:p>
-            <w:pPr>
-              <w:jc w:val="left"/>
-            </w:pPr>
-            <w:r/>
-          </w:p>
-        </w:tc>
-        <w:tc>
-          <w:tcPr>
-            <w:tcW w:type="dxa" w:w="1680"/>
-          </w:tcPr>
-          <w:p>
-            <w:pPr>
-              <w:jc w:val="left"/>
-            </w:pPr>
-            <w:r/>
-            <w:r>
-              <w:rPr>
-                <w:sz w:val="16"/>
-              </w:rPr>
-              <w:t>MLIP</w:t>
-            </w:r>
-          </w:p>
-        </w:tc>
-        <w:tc>
-          <w:tcPr>
-            <w:tcW w:type="dxa" w:w="1680"/>
-          </w:tcPr>
-          <w:p>
-            <w:pPr>
-              <w:jc w:val="left"/>
-            </w:pPr>
-            <w:r/>
-            <w:r>
-              <w:rPr>
-                <w:sz w:val="16"/>
-              </w:rPr>
-              <w:t>2026-08-17</w:t>
-            </w:r>
-          </w:p>
-        </w:tc>
-        <w:tc>
-          <w:tcPr>
-            <w:tcW w:type="dxa" w:w="1680"/>
-          </w:tcPr>
-          <w:p>
-            <w:pPr>
-              <w:jc w:val="left"/>
-            </w:pPr>
-            <w:r/>
-            <w:hyperlink r:id="rId85">
-              <w:r>
-                <w:rPr>
-                  <w:color w:val="0B4F9E"/>
-                  <w:sz w:val="16"/>
-                  <w:u w:val="single"/>
-                </w:rPr>
-                <w:t>link</w:t>
-              </w:r>
-            </w:hyperlink>
-          </w:p>
-        </w:tc>
-      </w:tr>
-      <w:tr>
-        <w:tc>
-          <w:tcPr>
-            <w:tcW w:type="dxa" w:w="1680"/>
-          </w:tcPr>
-          <w:p>
-            <w:pPr>
-              <w:jc w:val="left"/>
-            </w:pPr>
-            <w:r/>
-            <w:hyperlink r:id="rId86">
-              <w:r>
-                <w:rPr>
-                  <w:color w:val="0B4F9E"/>
-                  <w:sz w:val="16"/>
-                  <w:u w:val="single"/>
-                </w:rPr>
-                <w:t>Active learning molecular beam epitaxy of complex quantum materials</w:t>
-              </w:r>
-            </w:hyperlink>
-          </w:p>
-        </w:tc>
-        <w:tc>
-          <w:tcPr>
-            <w:tcW w:type="dxa" w:w="1680"/>
-          </w:tcPr>
-          <w:p>
-            <w:pPr>
-              <w:jc w:val="left"/>
-            </w:pPr>
-            <w:r/>
-          </w:p>
-        </w:tc>
-        <w:tc>
-          <w:tcPr>
-            <w:tcW w:type="dxa" w:w="1680"/>
-          </w:tcPr>
-          <w:p>
-            <w:pPr>
-              <w:jc w:val="left"/>
-            </w:pPr>
-            <w:r/>
-          </w:p>
-        </w:tc>
-        <w:tc>
-          <w:tcPr>
-            <w:tcW w:type="dxa" w:w="1680"/>
-          </w:tcPr>
-          <w:p>
-            <w:pPr>
-              <w:jc w:val="left"/>
-            </w:pPr>
-            <w:r/>
-          </w:p>
-        </w:tc>
-        <w:tc>
-          <w:tcPr>
-            <w:tcW w:type="dxa" w:w="1680"/>
-          </w:tcPr>
-          <w:p>
-            <w:pPr>
-              <w:jc w:val="left"/>
-            </w:pPr>
-            <w:r/>
-            <w:r>
-              <w:rPr>
-                <w:sz w:val="16"/>
-              </w:rPr>
-              <w:t>2026-08-18</w:t>
-            </w:r>
-          </w:p>
-        </w:tc>
-        <w:tc>
-          <w:tcPr>
-            <w:tcW w:type="dxa" w:w="1680"/>
-          </w:tcPr>
-          <w:p>
-            <w:pPr>
-              <w:jc w:val="left"/>
-            </w:pPr>
-            <w:r/>
-            <w:hyperlink r:id="rId86">
-              <w:r>
-                <w:rPr>
-                  <w:color w:val="0B4F9E"/>
-                  <w:sz w:val="16"/>
-                  <w:u w:val="single"/>
-                </w:rPr>
-                <w:t>link</w:t>
-              </w:r>
-            </w:hyperlink>
-          </w:p>
-        </w:tc>
-      </w:tr>
-      <w:tr>
-        <w:tc>
-          <w:tcPr>
-            <w:tcW w:type="dxa" w:w="1680"/>
-          </w:tcPr>
-          <w:p>
-            <w:pPr>
-              <w:jc w:val="left"/>
-            </w:pPr>
-            <w:r/>
-            <w:hyperlink r:id="rId87">
-              <w:r>
-                <w:rPr>
-                  <w:color w:val="0B4F9E"/>
-                  <w:sz w:val="16"/>
-                  <w:u w:val="single"/>
-                </w:rPr>
-                <w:t>PyAPX: python toolkit for atomic configuration pattern exploration</w:t>
-              </w:r>
-            </w:hyperlink>
-          </w:p>
-        </w:tc>
-        <w:tc>
-          <w:tcPr>
-            <w:tcW w:type="dxa" w:w="1680"/>
-          </w:tcPr>
-          <w:p>
-            <w:pPr>
-              <w:jc w:val="left"/>
-            </w:pPr>
-            <w:r/>
-          </w:p>
-        </w:tc>
-        <w:tc>
-          <w:tcPr>
-            <w:tcW w:type="dxa" w:w="1680"/>
-          </w:tcPr>
-          <w:p>
-            <w:pPr>
-              <w:jc w:val="left"/>
-            </w:pPr>
-            <w:r/>
-          </w:p>
-        </w:tc>
-        <w:tc>
-          <w:tcPr>
-            <w:tcW w:type="dxa" w:w="1680"/>
-          </w:tcPr>
-          <w:p>
-            <w:pPr>
-              <w:jc w:val="left"/>
-            </w:pPr>
-            <w:r/>
-            <w:r>
-              <w:rPr>
-                <w:sz w:val="16"/>
-              </w:rPr>
-              <w:t>DFT, MLIP</w:t>
-            </w:r>
-          </w:p>
-        </w:tc>
-        <w:tc>
-          <w:tcPr>
-            <w:tcW w:type="dxa" w:w="1680"/>
-          </w:tcPr>
-          <w:p>
-            <w:pPr>
-              <w:jc w:val="left"/>
-            </w:pPr>
-            <w:r/>
-            <w:r>
-              <w:rPr>
-                <w:sz w:val="16"/>
-              </w:rPr>
-              <w:t>2026-08-19</w:t>
-            </w:r>
-          </w:p>
-        </w:tc>
-        <w:tc>
-          <w:tcPr>
-            <w:tcW w:type="dxa" w:w="1680"/>
-          </w:tcPr>
-          <w:p>
-            <w:pPr>
-              <w:jc w:val="left"/>
-            </w:pPr>
-            <w:r/>
-            <w:hyperlink r:id="rId87">
-              <w:r>
-                <w:rPr>
-                  <w:color w:val="0B4F9E"/>
-                  <w:sz w:val="16"/>
-                  <w:u w:val="single"/>
-                </w:rPr>
-                <w:t>10.1038/s41598-026-66072-5</w:t>
-              </w:r>
-            </w:hyperlink>
-          </w:p>
-        </w:tc>
-      </w:tr>
-      <w:tr>
-        <w:tc>
-          <w:tcPr>
-            <w:tcW w:type="dxa" w:w="1680"/>
-          </w:tcPr>
-          <w:p>
-            <w:pPr>
-              <w:jc w:val="left"/>
-            </w:pPr>
-            <w:r/>
             <w:hyperlink r:id="rId88">
               <w:r>
                 <w:rPr>
@@ -7195,7 +7261,7 @@
                   <w:sz w:val="16"/>
                   <w:u w:val="single"/>
                 </w:rPr>
-                <w:t>A single design choice determines whether machine learning models of materials make physically impossible predictions</w:t>
+                <w:t>The Past and Future of AI Scientists</w:t>
               </w:r>
             </w:hyperlink>
           </w:p>
@@ -7235,7 +7301,7 @@
               <w:rPr>
                 <w:sz w:val="16"/>
               </w:rPr>
-              <w:t>DFT</w:t>
+              <w:t>MLIP</w:t>
             </w:r>
           </w:p>
         </w:tc>
@@ -7252,7 +7318,7 @@
               <w:rPr>
                 <w:sz w:val="16"/>
               </w:rPr>
-              <w:t>2026-08-19</w:t>
+              <w:t>2026-08-14</w:t>
             </w:r>
           </w:p>
         </w:tc>
@@ -7295,7 +7361,7 @@
                   <w:sz w:val="16"/>
                   <w:u w:val="single"/>
                 </w:rPr>
-                <w:t>Dynamic Ensembles of Phosphine-Stabilized Gold Nanoclusters</w:t>
+                <w:t>Graph neural network prediction of temperature-dependent hydrogen diffusion and thermal conductivity tensors of tungsten</w:t>
               </w:r>
             </w:hyperlink>
           </w:p>
@@ -7335,7 +7401,7 @@
               <w:rPr>
                 <w:sz w:val="16"/>
               </w:rPr>
-              <w:t>MD, MLIP</w:t>
+              <w:t>MD</w:t>
             </w:r>
           </w:p>
         </w:tc>
@@ -7352,7 +7418,7 @@
               <w:rPr>
                 <w:sz w:val="16"/>
               </w:rPr>
-              <w:t>2026-08-19</w:t>
+              <w:t>2026-08-16</w:t>
             </w:r>
           </w:p>
         </w:tc>
@@ -7395,20 +7461,9 @@
                   <w:sz w:val="16"/>
                   <w:u w:val="single"/>
                 </w:rPr>
-                <w:t>Generative AI and Emerging Technologies: Transforming Engineering, Innovation and Entrepreneurship</w:t>
+                <w:t>Machine Learning-Accelerated Band-Edge Engineering of Pnictogen Chalcohalide Solid Solutions for Solar Energy Technologi</w:t>
               </w:r>
             </w:hyperlink>
-          </w:p>
-        </w:tc>
-        <w:tc>
-          <w:tcPr>
-            <w:tcW w:type="dxa" w:w="1680"/>
-          </w:tcPr>
-          <w:p>
-            <w:pPr>
-              <w:jc w:val="left"/>
-            </w:pPr>
-            <w:r/>
           </w:p>
         </w:tc>
         <w:tc>
@@ -7446,7 +7501,24 @@
               <w:rPr>
                 <w:sz w:val="16"/>
               </w:rPr>
-              <w:t>2026-08-20</w:t>
+              <w:t>DFT</w:t>
+            </w:r>
+          </w:p>
+        </w:tc>
+        <w:tc>
+          <w:tcPr>
+            <w:tcW w:type="dxa" w:w="1680"/>
+          </w:tcPr>
+          <w:p>
+            <w:pPr>
+              <w:jc w:val="left"/>
+            </w:pPr>
+            <w:r/>
+            <w:r>
+              <w:rPr>
+                <w:sz w:val="16"/>
+              </w:rPr>
+              <w:t>2026-08-17</w:t>
             </w:r>
           </w:p>
         </w:tc>
@@ -7466,7 +7538,7 @@
                   <w:sz w:val="16"/>
                   <w:u w:val="single"/>
                 </w:rPr>
-                <w:t>10.5281/zenodo.22025110</w:t>
+                <w:t>link</w:t>
               </w:r>
             </w:hyperlink>
           </w:p>
@@ -7489,9 +7561,20 @@
                   <w:sz w:val="16"/>
                   <w:u w:val="single"/>
                 </w:rPr>
-                <w:t>Machine Learning to Foundation Models: Artificial Intelligence for Nanophotonic Modeling and Scientific Discovery</w:t>
+                <w:t xml:space="preserve">Extracting a nitrile-centered, ether-assisted motif hierarchy for lithium-battery electrolyte design from billion-scale </w:t>
               </w:r>
             </w:hyperlink>
+          </w:p>
+        </w:tc>
+        <w:tc>
+          <w:tcPr>
+            <w:tcW w:type="dxa" w:w="1680"/>
+          </w:tcPr>
+          <w:p>
+            <w:pPr>
+              <w:jc w:val="left"/>
+            </w:pPr>
+            <w:r/>
           </w:p>
         </w:tc>
         <w:tc>
@@ -7529,24 +7612,7 @@
               <w:rPr>
                 <w:sz w:val="16"/>
               </w:rPr>
-              <w:t>MLIP</w:t>
-            </w:r>
-          </w:p>
-        </w:tc>
-        <w:tc>
-          <w:tcPr>
-            <w:tcW w:type="dxa" w:w="1680"/>
-          </w:tcPr>
-          <w:p>
-            <w:pPr>
-              <w:jc w:val="left"/>
-            </w:pPr>
-            <w:r/>
-            <w:r>
-              <w:rPr>
-                <w:sz w:val="16"/>
-              </w:rPr>
-              <w:t>2026-08-21</w:t>
+              <w:t>2026-08-17</w:t>
             </w:r>
           </w:p>
         </w:tc>
@@ -7566,7 +7632,7 @@
                   <w:sz w:val="16"/>
                   <w:u w:val="single"/>
                 </w:rPr>
-                <w:t>10.48550/arxiv.2608.21612</w:t>
+                <w:t>link</w:t>
               </w:r>
             </w:hyperlink>
           </w:p>
@@ -7589,20 +7655,9 @@
                   <w:sz w:val="16"/>
                   <w:u w:val="single"/>
                 </w:rPr>
-                <w:t>Diagnosing and narrowing the simulation-to-real gap in powder X-ray diffraction with a wet-dry agentic loop</w:t>
+                <w:t>Discovery of novel magnetic Y-Mn-B compounds via advanced machine learning guided framework</w:t>
               </w:r>
             </w:hyperlink>
-          </w:p>
-        </w:tc>
-        <w:tc>
-          <w:tcPr>
-            <w:tcW w:type="dxa" w:w="1680"/>
-          </w:tcPr>
-          <w:p>
-            <w:pPr>
-              <w:jc w:val="left"/>
-            </w:pPr>
-            <w:r/>
           </w:p>
         </w:tc>
         <w:tc>
@@ -7640,7 +7695,24 @@
               <w:rPr>
                 <w:sz w:val="16"/>
               </w:rPr>
-              <w:t>2026-08-23</w:t>
+              <w:t>DFT</w:t>
+            </w:r>
+          </w:p>
+        </w:tc>
+        <w:tc>
+          <w:tcPr>
+            <w:tcW w:type="dxa" w:w="1680"/>
+          </w:tcPr>
+          <w:p>
+            <w:pPr>
+              <w:jc w:val="left"/>
+            </w:pPr>
+            <w:r/>
+            <w:r>
+              <w:rPr>
+                <w:sz w:val="16"/>
+              </w:rPr>
+              <w:t>2026-08-17</w:t>
             </w:r>
           </w:p>
         </w:tc>
@@ -7683,20 +7755,9 @@
                   <w:sz w:val="16"/>
                   <w:u w:val="single"/>
                 </w:rPr>
-                <w:t xml:space="preserve">Dataset for the publication- A cylindrical sintering method for more realistic grain boundaries in nanocrystalline thin </w:t>
+                <w:t>Unlocking Multi-Component Bulk-Materials Molecular Dynamics with a Small-Footprint Machine Learning Interatomic Potentia</w:t>
               </w:r>
             </w:hyperlink>
-          </w:p>
-        </w:tc>
-        <w:tc>
-          <w:tcPr>
-            <w:tcW w:type="dxa" w:w="1680"/>
-          </w:tcPr>
-          <w:p>
-            <w:pPr>
-              <w:jc w:val="left"/>
-            </w:pPr>
-            <w:r/>
           </w:p>
         </w:tc>
         <w:tc>
@@ -7734,7 +7795,24 @@
               <w:rPr>
                 <w:sz w:val="16"/>
               </w:rPr>
-              <w:t>2026-08-24</w:t>
+              <w:t>MD, MLIP</w:t>
+            </w:r>
+          </w:p>
+        </w:tc>
+        <w:tc>
+          <w:tcPr>
+            <w:tcW w:type="dxa" w:w="1680"/>
+          </w:tcPr>
+          <w:p>
+            <w:pPr>
+              <w:jc w:val="left"/>
+            </w:pPr>
+            <w:r/>
+            <w:r>
+              <w:rPr>
+                <w:sz w:val="16"/>
+              </w:rPr>
+              <w:t>2026-08-17</w:t>
             </w:r>
           </w:p>
         </w:tc>
@@ -7754,7 +7832,7 @@
                   <w:sz w:val="16"/>
                   <w:u w:val="single"/>
                 </w:rPr>
-                <w:t>10.5281/zenodo.22111105</w:t>
+                <w:t>link</w:t>
               </w:r>
             </w:hyperlink>
           </w:p>
@@ -7777,7 +7855,7 @@
                   <w:sz w:val="16"/>
                   <w:u w:val="single"/>
                 </w:rPr>
-                <w:t>Continuous Scalar Kernels for Quotients of Variable-Cell Periodic Structures: Compactness, Acquisition, and Target Bound</w:t>
+                <w:t>ChemReporter: A Framework for Curating and Exporting Large-Scale Chemical Datasets for MLIP Training</w:t>
               </w:r>
             </w:hyperlink>
           </w:p>
@@ -7834,7 +7912,7 @@
               <w:rPr>
                 <w:sz w:val="16"/>
               </w:rPr>
-              <w:t>2026-08-25</w:t>
+              <w:t>2026-08-17</w:t>
             </w:r>
           </w:p>
         </w:tc>
@@ -7854,7 +7932,7 @@
                   <w:sz w:val="16"/>
                   <w:u w:val="single"/>
                 </w:rPr>
-                <w:t>10.26434/chemrxiv.15006891/v3</w:t>
+                <w:t>link</w:t>
               </w:r>
             </w:hyperlink>
           </w:p>
@@ -7877,9 +7955,20 @@
                   <w:sz w:val="16"/>
                   <w:u w:val="single"/>
                 </w:rPr>
-                <w:t>Attention-based composition learning for thermodynamic and electronic property prediction in inorganic materials</w:t>
+                <w:t>Active learning molecular beam epitaxy of complex quantum materials</w:t>
               </w:r>
             </w:hyperlink>
+          </w:p>
+        </w:tc>
+        <w:tc>
+          <w:tcPr>
+            <w:tcW w:type="dxa" w:w="1680"/>
+          </w:tcPr>
+          <w:p>
+            <w:pPr>
+              <w:jc w:val="left"/>
+            </w:pPr>
+            <w:r/>
           </w:p>
         </w:tc>
         <w:tc>
@@ -7917,24 +8006,7 @@
               <w:rPr>
                 <w:sz w:val="16"/>
               </w:rPr>
-              <w:t>DFT</w:t>
-            </w:r>
-          </w:p>
-        </w:tc>
-        <w:tc>
-          <w:tcPr>
-            <w:tcW w:type="dxa" w:w="1680"/>
-          </w:tcPr>
-          <w:p>
-            <w:pPr>
-              <w:jc w:val="left"/>
-            </w:pPr>
-            <w:r/>
-            <w:r>
-              <w:rPr>
-                <w:sz w:val="16"/>
-              </w:rPr>
-              <w:t>2026-08-25</w:t>
+              <w:t>2026-08-18</w:t>
             </w:r>
           </w:p>
         </w:tc>
@@ -7954,7 +8026,7 @@
                   <w:sz w:val="16"/>
                   <w:u w:val="single"/>
                 </w:rPr>
-                <w:t>10.1016/j.nxmate.2026.103265</w:t>
+                <w:t>link</w:t>
               </w:r>
             </w:hyperlink>
           </w:p>
@@ -7977,20 +8049,9 @@
                   <w:sz w:val="16"/>
                   <w:u w:val="single"/>
                 </w:rPr>
-                <w:t>Machine learning for biomaterials design</w:t>
+                <w:t>PyAPX: python toolkit for atomic configuration pattern exploration</w:t>
               </w:r>
             </w:hyperlink>
-          </w:p>
-        </w:tc>
-        <w:tc>
-          <w:tcPr>
-            <w:tcW w:type="dxa" w:w="1680"/>
-          </w:tcPr>
-          <w:p>
-            <w:pPr>
-              <w:jc w:val="left"/>
-            </w:pPr>
-            <w:r/>
           </w:p>
         </w:tc>
         <w:tc>
@@ -8028,7 +8089,24 @@
               <w:rPr>
                 <w:sz w:val="16"/>
               </w:rPr>
-              <w:t>2026-08-25</w:t>
+              <w:t>DFT, MLIP</w:t>
+            </w:r>
+          </w:p>
+        </w:tc>
+        <w:tc>
+          <w:tcPr>
+            <w:tcW w:type="dxa" w:w="1680"/>
+          </w:tcPr>
+          <w:p>
+            <w:pPr>
+              <w:jc w:val="left"/>
+            </w:pPr>
+            <w:r/>
+            <w:r>
+              <w:rPr>
+                <w:sz w:val="16"/>
+              </w:rPr>
+              <w:t>2026-08-19</w:t>
             </w:r>
           </w:p>
         </w:tc>
@@ -8048,7 +8126,7 @@
                   <w:sz w:val="16"/>
                   <w:u w:val="single"/>
                 </w:rPr>
-                <w:t>10.1038/s44222-026-00476-w</w:t>
+                <w:t>10.1038/s41598-026-66072-5</w:t>
               </w:r>
             </w:hyperlink>
           </w:p>
@@ -8071,7 +8149,7 @@
                   <w:sz w:val="16"/>
                   <w:u w:val="single"/>
                 </w:rPr>
-                <w:t>Multiscale Modelling of Ferroelectrics using a Physics-Informed Neural Network Driven by Molecular Dynamics Data: Parame</w:t>
+                <w:t>A single design choice determines whether machine learning models of materials make physically impossible predictions</w:t>
               </w:r>
             </w:hyperlink>
           </w:p>
@@ -8111,7 +8189,7 @@
               <w:rPr>
                 <w:sz w:val="16"/>
               </w:rPr>
-              <w:t>MD</w:t>
+              <w:t>DFT</w:t>
             </w:r>
           </w:p>
         </w:tc>
@@ -8128,7 +8206,7 @@
               <w:rPr>
                 <w:sz w:val="16"/>
               </w:rPr>
-              <w:t>2026-08-25</w:t>
+              <w:t>2026-08-19</w:t>
             </w:r>
           </w:p>
         </w:tc>
@@ -8171,7 +8249,7 @@
                   <w:sz w:val="16"/>
                   <w:u w:val="single"/>
                 </w:rPr>
-                <w:t>DeepField: Condensed-Phase Quantum Learning for All-Atom Protein Dynamics in Explicit Water</w:t>
+                <w:t>Dynamic Ensembles of Phosphine-Stabilized Gold Nanoclusters</w:t>
               </w:r>
             </w:hyperlink>
           </w:p>
@@ -8228,6 +8306,882 @@
               <w:rPr>
                 <w:sz w:val="16"/>
               </w:rPr>
+              <w:t>2026-08-19</w:t>
+            </w:r>
+          </w:p>
+        </w:tc>
+        <w:tc>
+          <w:tcPr>
+            <w:tcW w:type="dxa" w:w="1680"/>
+          </w:tcPr>
+          <w:p>
+            <w:pPr>
+              <w:jc w:val="left"/>
+            </w:pPr>
+            <w:r/>
+            <w:hyperlink r:id="rId98">
+              <w:r>
+                <w:rPr>
+                  <w:color w:val="0B4F9E"/>
+                  <w:sz w:val="16"/>
+                  <w:u w:val="single"/>
+                </w:rPr>
+                <w:t>link</w:t>
+              </w:r>
+            </w:hyperlink>
+          </w:p>
+        </w:tc>
+      </w:tr>
+      <w:tr>
+        <w:tc>
+          <w:tcPr>
+            <w:tcW w:type="dxa" w:w="1680"/>
+          </w:tcPr>
+          <w:p>
+            <w:pPr>
+              <w:jc w:val="left"/>
+            </w:pPr>
+            <w:r/>
+            <w:hyperlink r:id="rId99">
+              <w:r>
+                <w:rPr>
+                  <w:color w:val="0B4F9E"/>
+                  <w:sz w:val="16"/>
+                  <w:u w:val="single"/>
+                </w:rPr>
+                <w:t>Generative AI and Emerging Technologies: Transforming Engineering, Innovation and Entrepreneurship</w:t>
+              </w:r>
+            </w:hyperlink>
+          </w:p>
+        </w:tc>
+        <w:tc>
+          <w:tcPr>
+            <w:tcW w:type="dxa" w:w="1680"/>
+          </w:tcPr>
+          <w:p>
+            <w:pPr>
+              <w:jc w:val="left"/>
+            </w:pPr>
+            <w:r/>
+          </w:p>
+        </w:tc>
+        <w:tc>
+          <w:tcPr>
+            <w:tcW w:type="dxa" w:w="1680"/>
+          </w:tcPr>
+          <w:p>
+            <w:pPr>
+              <w:jc w:val="left"/>
+            </w:pPr>
+            <w:r/>
+          </w:p>
+        </w:tc>
+        <w:tc>
+          <w:tcPr>
+            <w:tcW w:type="dxa" w:w="1680"/>
+          </w:tcPr>
+          <w:p>
+            <w:pPr>
+              <w:jc w:val="left"/>
+            </w:pPr>
+            <w:r/>
+          </w:p>
+        </w:tc>
+        <w:tc>
+          <w:tcPr>
+            <w:tcW w:type="dxa" w:w="1680"/>
+          </w:tcPr>
+          <w:p>
+            <w:pPr>
+              <w:jc w:val="left"/>
+            </w:pPr>
+            <w:r/>
+            <w:r>
+              <w:rPr>
+                <w:sz w:val="16"/>
+              </w:rPr>
+              <w:t>2026-08-20</w:t>
+            </w:r>
+          </w:p>
+        </w:tc>
+        <w:tc>
+          <w:tcPr>
+            <w:tcW w:type="dxa" w:w="1680"/>
+          </w:tcPr>
+          <w:p>
+            <w:pPr>
+              <w:jc w:val="left"/>
+            </w:pPr>
+            <w:r/>
+            <w:hyperlink r:id="rId99">
+              <w:r>
+                <w:rPr>
+                  <w:color w:val="0B4F9E"/>
+                  <w:sz w:val="16"/>
+                  <w:u w:val="single"/>
+                </w:rPr>
+                <w:t>10.5281/zenodo.22025110</w:t>
+              </w:r>
+            </w:hyperlink>
+          </w:p>
+        </w:tc>
+      </w:tr>
+      <w:tr>
+        <w:tc>
+          <w:tcPr>
+            <w:tcW w:type="dxa" w:w="1680"/>
+          </w:tcPr>
+          <w:p>
+            <w:pPr>
+              <w:jc w:val="left"/>
+            </w:pPr>
+            <w:r/>
+            <w:hyperlink r:id="rId100">
+              <w:r>
+                <w:rPr>
+                  <w:color w:val="0B4F9E"/>
+                  <w:sz w:val="16"/>
+                  <w:u w:val="single"/>
+                </w:rPr>
+                <w:t>Machine Learning to Foundation Models: Artificial Intelligence for Nanophotonic Modeling and Scientific Discovery</w:t>
+              </w:r>
+            </w:hyperlink>
+          </w:p>
+        </w:tc>
+        <w:tc>
+          <w:tcPr>
+            <w:tcW w:type="dxa" w:w="1680"/>
+          </w:tcPr>
+          <w:p>
+            <w:pPr>
+              <w:jc w:val="left"/>
+            </w:pPr>
+            <w:r/>
+          </w:p>
+        </w:tc>
+        <w:tc>
+          <w:tcPr>
+            <w:tcW w:type="dxa" w:w="1680"/>
+          </w:tcPr>
+          <w:p>
+            <w:pPr>
+              <w:jc w:val="left"/>
+            </w:pPr>
+            <w:r/>
+          </w:p>
+        </w:tc>
+        <w:tc>
+          <w:tcPr>
+            <w:tcW w:type="dxa" w:w="1680"/>
+          </w:tcPr>
+          <w:p>
+            <w:pPr>
+              <w:jc w:val="left"/>
+            </w:pPr>
+            <w:r/>
+            <w:r>
+              <w:rPr>
+                <w:sz w:val="16"/>
+              </w:rPr>
+              <w:t>MLIP</w:t>
+            </w:r>
+          </w:p>
+        </w:tc>
+        <w:tc>
+          <w:tcPr>
+            <w:tcW w:type="dxa" w:w="1680"/>
+          </w:tcPr>
+          <w:p>
+            <w:pPr>
+              <w:jc w:val="left"/>
+            </w:pPr>
+            <w:r/>
+            <w:r>
+              <w:rPr>
+                <w:sz w:val="16"/>
+              </w:rPr>
+              <w:t>2026-08-21</w:t>
+            </w:r>
+          </w:p>
+        </w:tc>
+        <w:tc>
+          <w:tcPr>
+            <w:tcW w:type="dxa" w:w="1680"/>
+          </w:tcPr>
+          <w:p>
+            <w:pPr>
+              <w:jc w:val="left"/>
+            </w:pPr>
+            <w:r/>
+            <w:hyperlink r:id="rId100">
+              <w:r>
+                <w:rPr>
+                  <w:color w:val="0B4F9E"/>
+                  <w:sz w:val="16"/>
+                  <w:u w:val="single"/>
+                </w:rPr>
+                <w:t>10.48550/arxiv.2608.21612</w:t>
+              </w:r>
+            </w:hyperlink>
+          </w:p>
+        </w:tc>
+      </w:tr>
+      <w:tr>
+        <w:tc>
+          <w:tcPr>
+            <w:tcW w:type="dxa" w:w="1680"/>
+          </w:tcPr>
+          <w:p>
+            <w:pPr>
+              <w:jc w:val="left"/>
+            </w:pPr>
+            <w:r/>
+            <w:hyperlink r:id="rId101">
+              <w:r>
+                <w:rPr>
+                  <w:color w:val="0B4F9E"/>
+                  <w:sz w:val="16"/>
+                  <w:u w:val="single"/>
+                </w:rPr>
+                <w:t>Diagnosing and narrowing the simulation-to-real gap in powder X-ray diffraction with a wet-dry agentic loop</w:t>
+              </w:r>
+            </w:hyperlink>
+          </w:p>
+        </w:tc>
+        <w:tc>
+          <w:tcPr>
+            <w:tcW w:type="dxa" w:w="1680"/>
+          </w:tcPr>
+          <w:p>
+            <w:pPr>
+              <w:jc w:val="left"/>
+            </w:pPr>
+            <w:r/>
+          </w:p>
+        </w:tc>
+        <w:tc>
+          <w:tcPr>
+            <w:tcW w:type="dxa" w:w="1680"/>
+          </w:tcPr>
+          <w:p>
+            <w:pPr>
+              <w:jc w:val="left"/>
+            </w:pPr>
+            <w:r/>
+          </w:p>
+        </w:tc>
+        <w:tc>
+          <w:tcPr>
+            <w:tcW w:type="dxa" w:w="1680"/>
+          </w:tcPr>
+          <w:p>
+            <w:pPr>
+              <w:jc w:val="left"/>
+            </w:pPr>
+            <w:r/>
+          </w:p>
+        </w:tc>
+        <w:tc>
+          <w:tcPr>
+            <w:tcW w:type="dxa" w:w="1680"/>
+          </w:tcPr>
+          <w:p>
+            <w:pPr>
+              <w:jc w:val="left"/>
+            </w:pPr>
+            <w:r/>
+            <w:r>
+              <w:rPr>
+                <w:sz w:val="16"/>
+              </w:rPr>
+              <w:t>2026-08-23</w:t>
+            </w:r>
+          </w:p>
+        </w:tc>
+        <w:tc>
+          <w:tcPr>
+            <w:tcW w:type="dxa" w:w="1680"/>
+          </w:tcPr>
+          <w:p>
+            <w:pPr>
+              <w:jc w:val="left"/>
+            </w:pPr>
+            <w:r/>
+            <w:hyperlink r:id="rId101">
+              <w:r>
+                <w:rPr>
+                  <w:color w:val="0B4F9E"/>
+                  <w:sz w:val="16"/>
+                  <w:u w:val="single"/>
+                </w:rPr>
+                <w:t>link</w:t>
+              </w:r>
+            </w:hyperlink>
+          </w:p>
+        </w:tc>
+      </w:tr>
+      <w:tr>
+        <w:tc>
+          <w:tcPr>
+            <w:tcW w:type="dxa" w:w="1680"/>
+          </w:tcPr>
+          <w:p>
+            <w:pPr>
+              <w:jc w:val="left"/>
+            </w:pPr>
+            <w:r/>
+            <w:hyperlink r:id="rId102">
+              <w:r>
+                <w:rPr>
+                  <w:color w:val="0B4F9E"/>
+                  <w:sz w:val="16"/>
+                  <w:u w:val="single"/>
+                </w:rPr>
+                <w:t xml:space="preserve">Dataset for the publication- A cylindrical sintering method for more realistic grain boundaries in nanocrystalline thin </w:t>
+              </w:r>
+            </w:hyperlink>
+          </w:p>
+        </w:tc>
+        <w:tc>
+          <w:tcPr>
+            <w:tcW w:type="dxa" w:w="1680"/>
+          </w:tcPr>
+          <w:p>
+            <w:pPr>
+              <w:jc w:val="left"/>
+            </w:pPr>
+            <w:r/>
+          </w:p>
+        </w:tc>
+        <w:tc>
+          <w:tcPr>
+            <w:tcW w:type="dxa" w:w="1680"/>
+          </w:tcPr>
+          <w:p>
+            <w:pPr>
+              <w:jc w:val="left"/>
+            </w:pPr>
+            <w:r/>
+          </w:p>
+        </w:tc>
+        <w:tc>
+          <w:tcPr>
+            <w:tcW w:type="dxa" w:w="1680"/>
+          </w:tcPr>
+          <w:p>
+            <w:pPr>
+              <w:jc w:val="left"/>
+            </w:pPr>
+            <w:r/>
+          </w:p>
+        </w:tc>
+        <w:tc>
+          <w:tcPr>
+            <w:tcW w:type="dxa" w:w="1680"/>
+          </w:tcPr>
+          <w:p>
+            <w:pPr>
+              <w:jc w:val="left"/>
+            </w:pPr>
+            <w:r/>
+            <w:r>
+              <w:rPr>
+                <w:sz w:val="16"/>
+              </w:rPr>
+              <w:t>2026-08-24</w:t>
+            </w:r>
+          </w:p>
+        </w:tc>
+        <w:tc>
+          <w:tcPr>
+            <w:tcW w:type="dxa" w:w="1680"/>
+          </w:tcPr>
+          <w:p>
+            <w:pPr>
+              <w:jc w:val="left"/>
+            </w:pPr>
+            <w:r/>
+            <w:hyperlink r:id="rId102">
+              <w:r>
+                <w:rPr>
+                  <w:color w:val="0B4F9E"/>
+                  <w:sz w:val="16"/>
+                  <w:u w:val="single"/>
+                </w:rPr>
+                <w:t>10.5281/zenodo.22111105</w:t>
+              </w:r>
+            </w:hyperlink>
+          </w:p>
+        </w:tc>
+      </w:tr>
+      <w:tr>
+        <w:tc>
+          <w:tcPr>
+            <w:tcW w:type="dxa" w:w="1680"/>
+          </w:tcPr>
+          <w:p>
+            <w:pPr>
+              <w:jc w:val="left"/>
+            </w:pPr>
+            <w:r/>
+            <w:hyperlink r:id="rId103">
+              <w:r>
+                <w:rPr>
+                  <w:color w:val="0B4F9E"/>
+                  <w:sz w:val="16"/>
+                  <w:u w:val="single"/>
+                </w:rPr>
+                <w:t>Continuous Scalar Kernels for Quotients of Variable-Cell Periodic Structures: Compactness, Acquisition, and Target Bound</w:t>
+              </w:r>
+            </w:hyperlink>
+          </w:p>
+        </w:tc>
+        <w:tc>
+          <w:tcPr>
+            <w:tcW w:type="dxa" w:w="1680"/>
+          </w:tcPr>
+          <w:p>
+            <w:pPr>
+              <w:jc w:val="left"/>
+            </w:pPr>
+            <w:r/>
+          </w:p>
+        </w:tc>
+        <w:tc>
+          <w:tcPr>
+            <w:tcW w:type="dxa" w:w="1680"/>
+          </w:tcPr>
+          <w:p>
+            <w:pPr>
+              <w:jc w:val="left"/>
+            </w:pPr>
+            <w:r/>
+          </w:p>
+        </w:tc>
+        <w:tc>
+          <w:tcPr>
+            <w:tcW w:type="dxa" w:w="1680"/>
+          </w:tcPr>
+          <w:p>
+            <w:pPr>
+              <w:jc w:val="left"/>
+            </w:pPr>
+            <w:r/>
+            <w:r>
+              <w:rPr>
+                <w:sz w:val="16"/>
+              </w:rPr>
+              <w:t>MLIP</w:t>
+            </w:r>
+          </w:p>
+        </w:tc>
+        <w:tc>
+          <w:tcPr>
+            <w:tcW w:type="dxa" w:w="1680"/>
+          </w:tcPr>
+          <w:p>
+            <w:pPr>
+              <w:jc w:val="left"/>
+            </w:pPr>
+            <w:r/>
+            <w:r>
+              <w:rPr>
+                <w:sz w:val="16"/>
+              </w:rPr>
+              <w:t>2026-08-25</w:t>
+            </w:r>
+          </w:p>
+        </w:tc>
+        <w:tc>
+          <w:tcPr>
+            <w:tcW w:type="dxa" w:w="1680"/>
+          </w:tcPr>
+          <w:p>
+            <w:pPr>
+              <w:jc w:val="left"/>
+            </w:pPr>
+            <w:r/>
+            <w:hyperlink r:id="rId103">
+              <w:r>
+                <w:rPr>
+                  <w:color w:val="0B4F9E"/>
+                  <w:sz w:val="16"/>
+                  <w:u w:val="single"/>
+                </w:rPr>
+                <w:t>10.26434/chemrxiv.15006891/v3</w:t>
+              </w:r>
+            </w:hyperlink>
+          </w:p>
+        </w:tc>
+      </w:tr>
+      <w:tr>
+        <w:tc>
+          <w:tcPr>
+            <w:tcW w:type="dxa" w:w="1680"/>
+          </w:tcPr>
+          <w:p>
+            <w:pPr>
+              <w:jc w:val="left"/>
+            </w:pPr>
+            <w:r/>
+            <w:hyperlink r:id="rId104">
+              <w:r>
+                <w:rPr>
+                  <w:color w:val="0B4F9E"/>
+                  <w:sz w:val="16"/>
+                  <w:u w:val="single"/>
+                </w:rPr>
+                <w:t>Attention-based composition learning for thermodynamic and electronic property prediction in inorganic materials</w:t>
+              </w:r>
+            </w:hyperlink>
+          </w:p>
+        </w:tc>
+        <w:tc>
+          <w:tcPr>
+            <w:tcW w:type="dxa" w:w="1680"/>
+          </w:tcPr>
+          <w:p>
+            <w:pPr>
+              <w:jc w:val="left"/>
+            </w:pPr>
+            <w:r/>
+          </w:p>
+        </w:tc>
+        <w:tc>
+          <w:tcPr>
+            <w:tcW w:type="dxa" w:w="1680"/>
+          </w:tcPr>
+          <w:p>
+            <w:pPr>
+              <w:jc w:val="left"/>
+            </w:pPr>
+            <w:r/>
+          </w:p>
+        </w:tc>
+        <w:tc>
+          <w:tcPr>
+            <w:tcW w:type="dxa" w:w="1680"/>
+          </w:tcPr>
+          <w:p>
+            <w:pPr>
+              <w:jc w:val="left"/>
+            </w:pPr>
+            <w:r/>
+            <w:r>
+              <w:rPr>
+                <w:sz w:val="16"/>
+              </w:rPr>
+              <w:t>DFT</w:t>
+            </w:r>
+          </w:p>
+        </w:tc>
+        <w:tc>
+          <w:tcPr>
+            <w:tcW w:type="dxa" w:w="1680"/>
+          </w:tcPr>
+          <w:p>
+            <w:pPr>
+              <w:jc w:val="left"/>
+            </w:pPr>
+            <w:r/>
+            <w:r>
+              <w:rPr>
+                <w:sz w:val="16"/>
+              </w:rPr>
+              <w:t>2026-08-25</w:t>
+            </w:r>
+          </w:p>
+        </w:tc>
+        <w:tc>
+          <w:tcPr>
+            <w:tcW w:type="dxa" w:w="1680"/>
+          </w:tcPr>
+          <w:p>
+            <w:pPr>
+              <w:jc w:val="left"/>
+            </w:pPr>
+            <w:r/>
+            <w:hyperlink r:id="rId104">
+              <w:r>
+                <w:rPr>
+                  <w:color w:val="0B4F9E"/>
+                  <w:sz w:val="16"/>
+                  <w:u w:val="single"/>
+                </w:rPr>
+                <w:t>10.1016/j.nxmate.2026.103265</w:t>
+              </w:r>
+            </w:hyperlink>
+          </w:p>
+        </w:tc>
+      </w:tr>
+      <w:tr>
+        <w:tc>
+          <w:tcPr>
+            <w:tcW w:type="dxa" w:w="1680"/>
+          </w:tcPr>
+          <w:p>
+            <w:pPr>
+              <w:jc w:val="left"/>
+            </w:pPr>
+            <w:r/>
+            <w:hyperlink r:id="rId105">
+              <w:r>
+                <w:rPr>
+                  <w:color w:val="0B4F9E"/>
+                  <w:sz w:val="16"/>
+                  <w:u w:val="single"/>
+                </w:rPr>
+                <w:t>Machine learning for biomaterials design</w:t>
+              </w:r>
+            </w:hyperlink>
+          </w:p>
+        </w:tc>
+        <w:tc>
+          <w:tcPr>
+            <w:tcW w:type="dxa" w:w="1680"/>
+          </w:tcPr>
+          <w:p>
+            <w:pPr>
+              <w:jc w:val="left"/>
+            </w:pPr>
+            <w:r/>
+          </w:p>
+        </w:tc>
+        <w:tc>
+          <w:tcPr>
+            <w:tcW w:type="dxa" w:w="1680"/>
+          </w:tcPr>
+          <w:p>
+            <w:pPr>
+              <w:jc w:val="left"/>
+            </w:pPr>
+            <w:r/>
+          </w:p>
+        </w:tc>
+        <w:tc>
+          <w:tcPr>
+            <w:tcW w:type="dxa" w:w="1680"/>
+          </w:tcPr>
+          <w:p>
+            <w:pPr>
+              <w:jc w:val="left"/>
+            </w:pPr>
+            <w:r/>
+          </w:p>
+        </w:tc>
+        <w:tc>
+          <w:tcPr>
+            <w:tcW w:type="dxa" w:w="1680"/>
+          </w:tcPr>
+          <w:p>
+            <w:pPr>
+              <w:jc w:val="left"/>
+            </w:pPr>
+            <w:r/>
+            <w:r>
+              <w:rPr>
+                <w:sz w:val="16"/>
+              </w:rPr>
+              <w:t>2026-08-25</w:t>
+            </w:r>
+          </w:p>
+        </w:tc>
+        <w:tc>
+          <w:tcPr>
+            <w:tcW w:type="dxa" w:w="1680"/>
+          </w:tcPr>
+          <w:p>
+            <w:pPr>
+              <w:jc w:val="left"/>
+            </w:pPr>
+            <w:r/>
+            <w:hyperlink r:id="rId105">
+              <w:r>
+                <w:rPr>
+                  <w:color w:val="0B4F9E"/>
+                  <w:sz w:val="16"/>
+                  <w:u w:val="single"/>
+                </w:rPr>
+                <w:t>10.1038/s44222-026-00476-w</w:t>
+              </w:r>
+            </w:hyperlink>
+          </w:p>
+        </w:tc>
+      </w:tr>
+      <w:tr>
+        <w:tc>
+          <w:tcPr>
+            <w:tcW w:type="dxa" w:w="1680"/>
+          </w:tcPr>
+          <w:p>
+            <w:pPr>
+              <w:jc w:val="left"/>
+            </w:pPr>
+            <w:r/>
+            <w:hyperlink r:id="rId106">
+              <w:r>
+                <w:rPr>
+                  <w:color w:val="0B4F9E"/>
+                  <w:sz w:val="16"/>
+                  <w:u w:val="single"/>
+                </w:rPr>
+                <w:t>Multiscale Modelling of Ferroelectrics using a Physics-Informed Neural Network Driven by Molecular Dynamics Data: Parame</w:t>
+              </w:r>
+            </w:hyperlink>
+          </w:p>
+        </w:tc>
+        <w:tc>
+          <w:tcPr>
+            <w:tcW w:type="dxa" w:w="1680"/>
+          </w:tcPr>
+          <w:p>
+            <w:pPr>
+              <w:jc w:val="left"/>
+            </w:pPr>
+            <w:r/>
+          </w:p>
+        </w:tc>
+        <w:tc>
+          <w:tcPr>
+            <w:tcW w:type="dxa" w:w="1680"/>
+          </w:tcPr>
+          <w:p>
+            <w:pPr>
+              <w:jc w:val="left"/>
+            </w:pPr>
+            <w:r/>
+          </w:p>
+        </w:tc>
+        <w:tc>
+          <w:tcPr>
+            <w:tcW w:type="dxa" w:w="1680"/>
+          </w:tcPr>
+          <w:p>
+            <w:pPr>
+              <w:jc w:val="left"/>
+            </w:pPr>
+            <w:r/>
+            <w:r>
+              <w:rPr>
+                <w:sz w:val="16"/>
+              </w:rPr>
+              <w:t>MD</w:t>
+            </w:r>
+          </w:p>
+        </w:tc>
+        <w:tc>
+          <w:tcPr>
+            <w:tcW w:type="dxa" w:w="1680"/>
+          </w:tcPr>
+          <w:p>
+            <w:pPr>
+              <w:jc w:val="left"/>
+            </w:pPr>
+            <w:r/>
+            <w:r>
+              <w:rPr>
+                <w:sz w:val="16"/>
+              </w:rPr>
+              <w:t>2026-08-25</w:t>
+            </w:r>
+          </w:p>
+        </w:tc>
+        <w:tc>
+          <w:tcPr>
+            <w:tcW w:type="dxa" w:w="1680"/>
+          </w:tcPr>
+          <w:p>
+            <w:pPr>
+              <w:jc w:val="left"/>
+            </w:pPr>
+            <w:r/>
+            <w:hyperlink r:id="rId106">
+              <w:r>
+                <w:rPr>
+                  <w:color w:val="0B4F9E"/>
+                  <w:sz w:val="16"/>
+                  <w:u w:val="single"/>
+                </w:rPr>
+                <w:t>link</w:t>
+              </w:r>
+            </w:hyperlink>
+          </w:p>
+        </w:tc>
+      </w:tr>
+      <w:tr>
+        <w:tc>
+          <w:tcPr>
+            <w:tcW w:type="dxa" w:w="1680"/>
+          </w:tcPr>
+          <w:p>
+            <w:pPr>
+              <w:jc w:val="left"/>
+            </w:pPr>
+            <w:r/>
+            <w:hyperlink r:id="rId107">
+              <w:r>
+                <w:rPr>
+                  <w:color w:val="0B4F9E"/>
+                  <w:sz w:val="16"/>
+                  <w:u w:val="single"/>
+                </w:rPr>
+                <w:t>DeepField: Condensed-Phase Quantum Learning for All-Atom Protein Dynamics in Explicit Water</w:t>
+              </w:r>
+            </w:hyperlink>
+          </w:p>
+        </w:tc>
+        <w:tc>
+          <w:tcPr>
+            <w:tcW w:type="dxa" w:w="1680"/>
+          </w:tcPr>
+          <w:p>
+            <w:pPr>
+              <w:jc w:val="left"/>
+            </w:pPr>
+            <w:r/>
+          </w:p>
+        </w:tc>
+        <w:tc>
+          <w:tcPr>
+            <w:tcW w:type="dxa" w:w="1680"/>
+          </w:tcPr>
+          <w:p>
+            <w:pPr>
+              <w:jc w:val="left"/>
+            </w:pPr>
+            <w:r/>
+          </w:p>
+        </w:tc>
+        <w:tc>
+          <w:tcPr>
+            <w:tcW w:type="dxa" w:w="1680"/>
+          </w:tcPr>
+          <w:p>
+            <w:pPr>
+              <w:jc w:val="left"/>
+            </w:pPr>
+            <w:r/>
+            <w:r>
+              <w:rPr>
+                <w:sz w:val="16"/>
+              </w:rPr>
+              <w:t>MD, MLIP</w:t>
+            </w:r>
+          </w:p>
+        </w:tc>
+        <w:tc>
+          <w:tcPr>
+            <w:tcW w:type="dxa" w:w="1680"/>
+          </w:tcPr>
+          <w:p>
+            <w:pPr>
+              <w:jc w:val="left"/>
+            </w:pPr>
+            <w:r/>
+            <w:r>
+              <w:rPr>
+                <w:sz w:val="16"/>
+              </w:rPr>
               <w:t>2026-08-26</w:t>
             </w:r>
           </w:p>
@@ -8241,7 +9195,7 @@
               <w:jc w:val="left"/>
             </w:pPr>
             <w:r/>
-            <w:hyperlink r:id="rId98">
+            <w:hyperlink r:id="rId107">
               <w:r>
                 <w:rPr>
                   <w:color w:val="0B4F9E"/>
@@ -8264,7 +9218,7 @@
               <w:jc w:val="left"/>
             </w:pPr>
             <w:r/>
-            <w:hyperlink r:id="rId99">
+            <w:hyperlink r:id="rId108">
               <w:r>
                 <w:rPr>
                   <w:color w:val="0B4F9E"/>
@@ -8335,7 +9289,7 @@
               <w:jc w:val="left"/>
             </w:pPr>
             <w:r/>
-            <w:hyperlink r:id="rId99">
+            <w:hyperlink r:id="rId108">
               <w:r>
                 <w:rPr>
                   <w:color w:val="0B4F9E"/>
@@ -8358,7 +9312,7 @@
               <w:jc w:val="left"/>
             </w:pPr>
             <w:r/>
-            <w:hyperlink r:id="rId100">
+            <w:hyperlink r:id="rId109">
               <w:r>
                 <w:rPr>
                   <w:color w:val="0B4F9E"/>
@@ -8429,7 +9383,7 @@
               <w:jc w:val="left"/>
             </w:pPr>
             <w:r/>
-            <w:hyperlink r:id="rId101">
+            <w:hyperlink r:id="rId110">
               <w:r>
                 <w:rPr>
                   <w:color w:val="0B4F9E"/>
@@ -8452,7 +9406,101 @@
               <w:jc w:val="left"/>
             </w:pPr>
             <w:r/>
-            <w:hyperlink r:id="rId102">
+            <w:hyperlink r:id="rId111">
+              <w:r>
+                <w:rPr>
+                  <w:color w:val="0B4F9E"/>
+                  <w:sz w:val="16"/>
+                  <w:u w:val="single"/>
+                </w:rPr>
+                <w:t>Bayesian Optimization for Self-Driving Materials Laboratories: From Algorithms to Physics-Informed Workflows</w:t>
+              </w:r>
+            </w:hyperlink>
+          </w:p>
+        </w:tc>
+        <w:tc>
+          <w:tcPr>
+            <w:tcW w:type="dxa" w:w="1680"/>
+          </w:tcPr>
+          <w:p>
+            <w:pPr>
+              <w:jc w:val="left"/>
+            </w:pPr>
+            <w:r/>
+          </w:p>
+        </w:tc>
+        <w:tc>
+          <w:tcPr>
+            <w:tcW w:type="dxa" w:w="1680"/>
+          </w:tcPr>
+          <w:p>
+            <w:pPr>
+              <w:jc w:val="left"/>
+            </w:pPr>
+            <w:r/>
+          </w:p>
+        </w:tc>
+        <w:tc>
+          <w:tcPr>
+            <w:tcW w:type="dxa" w:w="1680"/>
+          </w:tcPr>
+          <w:p>
+            <w:pPr>
+              <w:jc w:val="left"/>
+            </w:pPr>
+            <w:r/>
+          </w:p>
+        </w:tc>
+        <w:tc>
+          <w:tcPr>
+            <w:tcW w:type="dxa" w:w="1680"/>
+          </w:tcPr>
+          <w:p>
+            <w:pPr>
+              <w:jc w:val="left"/>
+            </w:pPr>
+            <w:r/>
+            <w:r>
+              <w:rPr>
+                <w:sz w:val="16"/>
+              </w:rPr>
+              <w:t>2026-08-26</w:t>
+            </w:r>
+          </w:p>
+        </w:tc>
+        <w:tc>
+          <w:tcPr>
+            <w:tcW w:type="dxa" w:w="1680"/>
+          </w:tcPr>
+          <w:p>
+            <w:pPr>
+              <w:jc w:val="left"/>
+            </w:pPr>
+            <w:r/>
+            <w:hyperlink r:id="rId111">
+              <w:r>
+                <w:rPr>
+                  <w:color w:val="0B4F9E"/>
+                  <w:sz w:val="16"/>
+                  <w:u w:val="single"/>
+                </w:rPr>
+                <w:t>link</w:t>
+              </w:r>
+            </w:hyperlink>
+          </w:p>
+        </w:tc>
+      </w:tr>
+      <w:tr>
+        <w:tc>
+          <w:tcPr>
+            <w:tcW w:type="dxa" w:w="1680"/>
+          </w:tcPr>
+          <w:p>
+            <w:pPr>
+              <w:jc w:val="left"/>
+            </w:pPr>
+            <w:r/>
+            <w:hyperlink r:id="rId112">
               <w:r>
                 <w:rPr>
                   <w:color w:val="0B4F9E"/>
@@ -8529,7 +9577,7 @@
               <w:jc w:val="left"/>
             </w:pPr>
             <w:r/>
-            <w:hyperlink r:id="rId102">
+            <w:hyperlink r:id="rId112">
               <w:r>
                 <w:rPr>
                   <w:color w:val="0B4F9E"/>
@@ -8552,7 +9600,207 @@
               <w:jc w:val="left"/>
             </w:pPr>
             <w:r/>
-            <w:hyperlink r:id="rId103">
+            <w:hyperlink r:id="rId113">
+              <w:r>
+                <w:rPr>
+                  <w:color w:val="0B4F9E"/>
+                  <w:sz w:val="16"/>
+                  <w:u w:val="single"/>
+                </w:rPr>
+                <w:t>A multi-scale mixture of experts model for cross-size structural prediction of Cu nanoparticles</w:t>
+              </w:r>
+            </w:hyperlink>
+          </w:p>
+        </w:tc>
+        <w:tc>
+          <w:tcPr>
+            <w:tcW w:type="dxa" w:w="1680"/>
+          </w:tcPr>
+          <w:p>
+            <w:pPr>
+              <w:jc w:val="left"/>
+            </w:pPr>
+            <w:r/>
+          </w:p>
+        </w:tc>
+        <w:tc>
+          <w:tcPr>
+            <w:tcW w:type="dxa" w:w="1680"/>
+          </w:tcPr>
+          <w:p>
+            <w:pPr>
+              <w:jc w:val="left"/>
+            </w:pPr>
+            <w:r/>
+          </w:p>
+        </w:tc>
+        <w:tc>
+          <w:tcPr>
+            <w:tcW w:type="dxa" w:w="1680"/>
+          </w:tcPr>
+          <w:p>
+            <w:pPr>
+              <w:jc w:val="left"/>
+            </w:pPr>
+            <w:r/>
+            <w:r>
+              <w:rPr>
+                <w:sz w:val="16"/>
+              </w:rPr>
+              <w:t>DFT, MD, MLIP</w:t>
+            </w:r>
+          </w:p>
+        </w:tc>
+        <w:tc>
+          <w:tcPr>
+            <w:tcW w:type="dxa" w:w="1680"/>
+          </w:tcPr>
+          <w:p>
+            <w:pPr>
+              <w:jc w:val="left"/>
+            </w:pPr>
+            <w:r/>
+            <w:r>
+              <w:rPr>
+                <w:sz w:val="16"/>
+              </w:rPr>
+              <w:t>2026-08-27</w:t>
+            </w:r>
+          </w:p>
+        </w:tc>
+        <w:tc>
+          <w:tcPr>
+            <w:tcW w:type="dxa" w:w="1680"/>
+          </w:tcPr>
+          <w:p>
+            <w:pPr>
+              <w:jc w:val="left"/>
+            </w:pPr>
+            <w:r/>
+            <w:hyperlink r:id="rId113">
+              <w:r>
+                <w:rPr>
+                  <w:color w:val="0B4F9E"/>
+                  <w:sz w:val="16"/>
+                  <w:u w:val="single"/>
+                </w:rPr>
+                <w:t>10.1038/s41524-026-02280-x</w:t>
+              </w:r>
+            </w:hyperlink>
+          </w:p>
+        </w:tc>
+      </w:tr>
+      <w:tr>
+        <w:tc>
+          <w:tcPr>
+            <w:tcW w:type="dxa" w:w="1680"/>
+          </w:tcPr>
+          <w:p>
+            <w:pPr>
+              <w:jc w:val="left"/>
+            </w:pPr>
+            <w:r/>
+            <w:hyperlink r:id="rId114">
+              <w:r>
+                <w:rPr>
+                  <w:color w:val="0B4F9E"/>
+                  <w:sz w:val="16"/>
+                  <w:u w:val="single"/>
+                </w:rPr>
+                <w:t>Benchmarking of Fast and Interpretable UF Machine Learning Potentials</w:t>
+              </w:r>
+            </w:hyperlink>
+          </w:p>
+        </w:tc>
+        <w:tc>
+          <w:tcPr>
+            <w:tcW w:type="dxa" w:w="1680"/>
+          </w:tcPr>
+          <w:p>
+            <w:pPr>
+              <w:jc w:val="left"/>
+            </w:pPr>
+            <w:r/>
+          </w:p>
+        </w:tc>
+        <w:tc>
+          <w:tcPr>
+            <w:tcW w:type="dxa" w:w="1680"/>
+          </w:tcPr>
+          <w:p>
+            <w:pPr>
+              <w:jc w:val="left"/>
+            </w:pPr>
+            <w:r/>
+          </w:p>
+        </w:tc>
+        <w:tc>
+          <w:tcPr>
+            <w:tcW w:type="dxa" w:w="1680"/>
+          </w:tcPr>
+          <w:p>
+            <w:pPr>
+              <w:jc w:val="left"/>
+            </w:pPr>
+            <w:r/>
+            <w:r>
+              <w:rPr>
+                <w:sz w:val="16"/>
+              </w:rPr>
+              <w:t>DFT, MD, MLIP</w:t>
+            </w:r>
+          </w:p>
+        </w:tc>
+        <w:tc>
+          <w:tcPr>
+            <w:tcW w:type="dxa" w:w="1680"/>
+          </w:tcPr>
+          <w:p>
+            <w:pPr>
+              <w:jc w:val="left"/>
+            </w:pPr>
+            <w:r/>
+            <w:r>
+              <w:rPr>
+                <w:sz w:val="16"/>
+              </w:rPr>
+              <w:t>2026-08-27</w:t>
+            </w:r>
+          </w:p>
+        </w:tc>
+        <w:tc>
+          <w:tcPr>
+            <w:tcW w:type="dxa" w:w="1680"/>
+          </w:tcPr>
+          <w:p>
+            <w:pPr>
+              <w:jc w:val="left"/>
+            </w:pPr>
+            <w:r/>
+            <w:hyperlink r:id="rId114">
+              <w:r>
+                <w:rPr>
+                  <w:color w:val="0B4F9E"/>
+                  <w:sz w:val="16"/>
+                  <w:u w:val="single"/>
+                </w:rPr>
+                <w:t>10.48550/arxiv.2608.27277</w:t>
+              </w:r>
+            </w:hyperlink>
+          </w:p>
+        </w:tc>
+      </w:tr>
+      <w:tr>
+        <w:tc>
+          <w:tcPr>
+            <w:tcW w:type="dxa" w:w="1680"/>
+          </w:tcPr>
+          <w:p>
+            <w:pPr>
+              <w:jc w:val="left"/>
+            </w:pPr>
+            <w:r/>
+            <w:hyperlink r:id="rId115">
               <w:r>
                 <w:rPr>
                   <w:color w:val="0B4F9E"/>
@@ -8629,7 +9877,7 @@
               <w:jc w:val="left"/>
             </w:pPr>
             <w:r/>
-            <w:hyperlink r:id="rId103">
+            <w:hyperlink r:id="rId115">
               <w:r>
                 <w:rPr>
                   <w:color w:val="0B4F9E"/>
@@ -8652,14 +9900,14 @@
               <w:jc w:val="left"/>
             </w:pPr>
             <w:r/>
-            <w:hyperlink r:id="rId104">
+            <w:hyperlink r:id="rId116">
               <w:r>
                 <w:rPr>
                   <w:color w:val="0B4F9E"/>
                   <w:sz w:val="16"/>
                   <w:u w:val="single"/>
                 </w:rPr>
-                <w:t>Benchmarking of Fast and Interpretable UF Machine Learning Potentials</w:t>
+                <w:t>Commentary on ten selected 2025 papers in AI for Materials Science</w:t>
               </w:r>
             </w:hyperlink>
           </w:p>
@@ -8695,12 +9943,6 @@
               <w:jc w:val="left"/>
             </w:pPr>
             <w:r/>
-            <w:r>
-              <w:rPr>
-                <w:sz w:val="16"/>
-              </w:rPr>
-              <w:t>DFT, MD, MLIP</w:t>
-            </w:r>
           </w:p>
         </w:tc>
         <w:tc>
@@ -8729,7 +9971,101 @@
               <w:jc w:val="left"/>
             </w:pPr>
             <w:r/>
-            <w:hyperlink r:id="rId104">
+            <w:hyperlink r:id="rId116">
+              <w:r>
+                <w:rPr>
+                  <w:color w:val="0B4F9E"/>
+                  <w:sz w:val="16"/>
+                  <w:u w:val="single"/>
+                </w:rPr>
+                <w:t>10.20517/jmi.2026.36</w:t>
+              </w:r>
+            </w:hyperlink>
+          </w:p>
+        </w:tc>
+      </w:tr>
+      <w:tr>
+        <w:tc>
+          <w:tcPr>
+            <w:tcW w:type="dxa" w:w="1680"/>
+          </w:tcPr>
+          <w:p>
+            <w:pPr>
+              <w:jc w:val="left"/>
+            </w:pPr>
+            <w:r/>
+            <w:hyperlink r:id="rId117">
+              <w:r>
+                <w:rPr>
+                  <w:color w:val="0B4F9E"/>
+                  <w:sz w:val="16"/>
+                  <w:u w:val="single"/>
+                </w:rPr>
+                <w:t>Packora: Systematic Design for Generative Molecular Crystal Structure Prediction</w:t>
+              </w:r>
+            </w:hyperlink>
+          </w:p>
+        </w:tc>
+        <w:tc>
+          <w:tcPr>
+            <w:tcW w:type="dxa" w:w="1680"/>
+          </w:tcPr>
+          <w:p>
+            <w:pPr>
+              <w:jc w:val="left"/>
+            </w:pPr>
+            <w:r/>
+          </w:p>
+        </w:tc>
+        <w:tc>
+          <w:tcPr>
+            <w:tcW w:type="dxa" w:w="1680"/>
+          </w:tcPr>
+          <w:p>
+            <w:pPr>
+              <w:jc w:val="left"/>
+            </w:pPr>
+            <w:r/>
+          </w:p>
+        </w:tc>
+        <w:tc>
+          <w:tcPr>
+            <w:tcW w:type="dxa" w:w="1680"/>
+          </w:tcPr>
+          <w:p>
+            <w:pPr>
+              <w:jc w:val="left"/>
+            </w:pPr>
+            <w:r/>
+          </w:p>
+        </w:tc>
+        <w:tc>
+          <w:tcPr>
+            <w:tcW w:type="dxa" w:w="1680"/>
+          </w:tcPr>
+          <w:p>
+            <w:pPr>
+              <w:jc w:val="left"/>
+            </w:pPr>
+            <w:r/>
+            <w:r>
+              <w:rPr>
+                <w:sz w:val="16"/>
+              </w:rPr>
+              <w:t>2026-08-27</w:t>
+            </w:r>
+          </w:p>
+        </w:tc>
+        <w:tc>
+          <w:tcPr>
+            <w:tcW w:type="dxa" w:w="1680"/>
+          </w:tcPr>
+          <w:p>
+            <w:pPr>
+              <w:jc w:val="left"/>
+            </w:pPr>
+            <w:r/>
+            <w:hyperlink r:id="rId117">
               <w:r>
                 <w:rPr>
                   <w:color w:val="0B4F9E"/>
@@ -8752,14 +10088,14 @@
               <w:jc w:val="left"/>
             </w:pPr>
             <w:r/>
-            <w:hyperlink r:id="rId105">
+            <w:hyperlink r:id="rId118">
               <w:r>
                 <w:rPr>
                   <w:color w:val="0B4F9E"/>
                   <w:sz w:val="16"/>
                   <w:u w:val="single"/>
                 </w:rPr>
-                <w:t>Packora: Systematic Design for Generative Molecular Crystal Structure Prediction</w:t>
+                <w:t>Docking-Score Landscapes Shape Active-Learning Performance across Vina, Glide, and SILCS</w:t>
               </w:r>
             </w:hyperlink>
           </w:p>
@@ -8810,7 +10146,7 @@
               <w:rPr>
                 <w:sz w:val="16"/>
               </w:rPr>
-              <w:t>2026-08-27</w:t>
+              <w:t>2026-08-28</w:t>
             </w:r>
           </w:p>
         </w:tc>
@@ -8823,14 +10159,14 @@
               <w:jc w:val="left"/>
             </w:pPr>
             <w:r/>
-            <w:hyperlink r:id="rId105">
+            <w:hyperlink r:id="rId118">
               <w:r>
                 <w:rPr>
                   <w:color w:val="0B4F9E"/>
                   <w:sz w:val="16"/>
                   <w:u w:val="single"/>
                 </w:rPr>
-                <w:t>link</w:t>
+                <w:t>10.26434/chemrxiv-2025-3t356/v2</w:t>
               </w:r>
             </w:hyperlink>
           </w:p>
@@ -8846,7 +10182,7 @@
               <w:jc w:val="left"/>
             </w:pPr>
             <w:r/>
-            <w:hyperlink r:id="rId106">
+            <w:hyperlink r:id="rId119">
               <w:r>
                 <w:rPr>
                   <w:color w:val="0B4F9E"/>
@@ -8917,7 +10253,7 @@
               <w:jc w:val="left"/>
             </w:pPr>
             <w:r/>
-            <w:hyperlink r:id="rId106">
+            <w:hyperlink r:id="rId119">
               <w:r>
                 <w:rPr>
                   <w:color w:val="0B4F9E"/>
@@ -8940,7 +10276,107 @@
               <w:jc w:val="left"/>
             </w:pPr>
             <w:r/>
-            <w:hyperlink r:id="rId107">
+            <w:hyperlink r:id="rId120">
+              <w:r>
+                <w:rPr>
+                  <w:color w:val="0B4F9E"/>
+                  <w:sz w:val="16"/>
+                  <w:u w:val="single"/>
+                </w:rPr>
+                <w:t>Crystal structure prediction with nuclear quantum and finite-temperature effects via deep free energy learning</w:t>
+              </w:r>
+            </w:hyperlink>
+          </w:p>
+        </w:tc>
+        <w:tc>
+          <w:tcPr>
+            <w:tcW w:type="dxa" w:w="1680"/>
+          </w:tcPr>
+          <w:p>
+            <w:pPr>
+              <w:jc w:val="left"/>
+            </w:pPr>
+            <w:r/>
+          </w:p>
+        </w:tc>
+        <w:tc>
+          <w:tcPr>
+            <w:tcW w:type="dxa" w:w="1680"/>
+          </w:tcPr>
+          <w:p>
+            <w:pPr>
+              <w:jc w:val="left"/>
+            </w:pPr>
+            <w:r/>
+          </w:p>
+        </w:tc>
+        <w:tc>
+          <w:tcPr>
+            <w:tcW w:type="dxa" w:w="1680"/>
+          </w:tcPr>
+          <w:p>
+            <w:pPr>
+              <w:jc w:val="left"/>
+            </w:pPr>
+            <w:r/>
+            <w:r>
+              <w:rPr>
+                <w:sz w:val="16"/>
+              </w:rPr>
+              <w:t>free energy</w:t>
+            </w:r>
+          </w:p>
+        </w:tc>
+        <w:tc>
+          <w:tcPr>
+            <w:tcW w:type="dxa" w:w="1680"/>
+          </w:tcPr>
+          <w:p>
+            <w:pPr>
+              <w:jc w:val="left"/>
+            </w:pPr>
+            <w:r/>
+            <w:r>
+              <w:rPr>
+                <w:sz w:val="16"/>
+              </w:rPr>
+              <w:t>2026-08-28</w:t>
+            </w:r>
+          </w:p>
+        </w:tc>
+        <w:tc>
+          <w:tcPr>
+            <w:tcW w:type="dxa" w:w="1680"/>
+          </w:tcPr>
+          <w:p>
+            <w:pPr>
+              <w:jc w:val="left"/>
+            </w:pPr>
+            <w:r/>
+            <w:hyperlink r:id="rId120">
+              <w:r>
+                <w:rPr>
+                  <w:color w:val="0B4F9E"/>
+                  <w:sz w:val="16"/>
+                  <w:u w:val="single"/>
+                </w:rPr>
+                <w:t>10.1103/3qjr-mgv7</w:t>
+              </w:r>
+            </w:hyperlink>
+          </w:p>
+        </w:tc>
+      </w:tr>
+      <w:tr>
+        <w:tc>
+          <w:tcPr>
+            <w:tcW w:type="dxa" w:w="1680"/>
+          </w:tcPr>
+          <w:p>
+            <w:pPr>
+              <w:jc w:val="left"/>
+            </w:pPr>
+            <w:r/>
+            <w:hyperlink r:id="rId121">
               <w:r>
                 <w:rPr>
                   <w:color w:val="0B4F9E"/>
@@ -9011,7 +10447,7 @@
               <w:jc w:val="left"/>
             </w:pPr>
             <w:r/>
-            <w:hyperlink r:id="rId108">
+            <w:hyperlink r:id="rId122">
               <w:r>
                 <w:rPr>
                   <w:color w:val="0B4F9E"/>
@@ -9019,6 +10455,294 @@
                   <w:u w:val="single"/>
                 </w:rPr>
                 <w:t>10.1038/s41563-026-02744-x</w:t>
+              </w:r>
+            </w:hyperlink>
+          </w:p>
+        </w:tc>
+      </w:tr>
+      <w:tr>
+        <w:tc>
+          <w:tcPr>
+            <w:tcW w:type="dxa" w:w="1680"/>
+          </w:tcPr>
+          <w:p>
+            <w:pPr>
+              <w:jc w:val="left"/>
+            </w:pPr>
+            <w:r/>
+            <w:hyperlink r:id="rId123">
+              <w:r>
+                <w:rPr>
+                  <w:color w:val="0B4F9E"/>
+                  <w:sz w:val="16"/>
+                  <w:u w:val="single"/>
+                </w:rPr>
+                <w:t>Volumetric reference data of the orbit: a deep learning MRI analysis in the German national cohort</w:t>
+              </w:r>
+            </w:hyperlink>
+          </w:p>
+        </w:tc>
+        <w:tc>
+          <w:tcPr>
+            <w:tcW w:type="dxa" w:w="1680"/>
+          </w:tcPr>
+          <w:p>
+            <w:pPr>
+              <w:jc w:val="left"/>
+            </w:pPr>
+            <w:r/>
+          </w:p>
+        </w:tc>
+        <w:tc>
+          <w:tcPr>
+            <w:tcW w:type="dxa" w:w="1680"/>
+          </w:tcPr>
+          <w:p>
+            <w:pPr>
+              <w:jc w:val="left"/>
+            </w:pPr>
+            <w:r/>
+          </w:p>
+        </w:tc>
+        <w:tc>
+          <w:tcPr>
+            <w:tcW w:type="dxa" w:w="1680"/>
+          </w:tcPr>
+          <w:p>
+            <w:pPr>
+              <w:jc w:val="left"/>
+            </w:pPr>
+            <w:r/>
+          </w:p>
+        </w:tc>
+        <w:tc>
+          <w:tcPr>
+            <w:tcW w:type="dxa" w:w="1680"/>
+          </w:tcPr>
+          <w:p>
+            <w:pPr>
+              <w:jc w:val="left"/>
+            </w:pPr>
+            <w:r/>
+            <w:r>
+              <w:rPr>
+                <w:sz w:val="16"/>
+              </w:rPr>
+              <w:t>2026-08-29</w:t>
+            </w:r>
+          </w:p>
+        </w:tc>
+        <w:tc>
+          <w:tcPr>
+            <w:tcW w:type="dxa" w:w="1680"/>
+          </w:tcPr>
+          <w:p>
+            <w:pPr>
+              <w:jc w:val="left"/>
+            </w:pPr>
+            <w:r/>
+            <w:hyperlink r:id="rId123">
+              <w:r>
+                <w:rPr>
+                  <w:color w:val="0B4F9E"/>
+                  <w:sz w:val="16"/>
+                  <w:u w:val="single"/>
+                </w:rPr>
+                <w:t>10.1038/s41598-026-68393-x</w:t>
+              </w:r>
+            </w:hyperlink>
+          </w:p>
+        </w:tc>
+      </w:tr>
+      <w:tr>
+        <w:tc>
+          <w:tcPr>
+            <w:tcW w:type="dxa" w:w="1680"/>
+          </w:tcPr>
+          <w:p>
+            <w:pPr>
+              <w:jc w:val="left"/>
+            </w:pPr>
+            <w:r/>
+            <w:hyperlink r:id="rId124">
+              <w:r>
+                <w:rPr>
+                  <w:color w:val="0B4F9E"/>
+                  <w:sz w:val="16"/>
+                  <w:u w:val="single"/>
+                </w:rPr>
+                <w:t>DFT and machine learning insights into productive versus self-metathesis selectivity in ruthenium-catalyzed ethenolysis</w:t>
+              </w:r>
+            </w:hyperlink>
+          </w:p>
+        </w:tc>
+        <w:tc>
+          <w:tcPr>
+            <w:tcW w:type="dxa" w:w="1680"/>
+          </w:tcPr>
+          <w:p>
+            <w:pPr>
+              <w:jc w:val="left"/>
+            </w:pPr>
+            <w:r/>
+          </w:p>
+        </w:tc>
+        <w:tc>
+          <w:tcPr>
+            <w:tcW w:type="dxa" w:w="1680"/>
+          </w:tcPr>
+          <w:p>
+            <w:pPr>
+              <w:jc w:val="left"/>
+            </w:pPr>
+            <w:r/>
+          </w:p>
+        </w:tc>
+        <w:tc>
+          <w:tcPr>
+            <w:tcW w:type="dxa" w:w="1680"/>
+          </w:tcPr>
+          <w:p>
+            <w:pPr>
+              <w:jc w:val="left"/>
+            </w:pPr>
+            <w:r/>
+            <w:r>
+              <w:rPr>
+                <w:sz w:val="16"/>
+              </w:rPr>
+              <w:t>DFT</w:t>
+            </w:r>
+          </w:p>
+        </w:tc>
+        <w:tc>
+          <w:tcPr>
+            <w:tcW w:type="dxa" w:w="1680"/>
+          </w:tcPr>
+          <w:p>
+            <w:pPr>
+              <w:jc w:val="left"/>
+            </w:pPr>
+            <w:r/>
+            <w:r>
+              <w:rPr>
+                <w:sz w:val="16"/>
+              </w:rPr>
+              <w:t>2026-08-29</w:t>
+            </w:r>
+          </w:p>
+        </w:tc>
+        <w:tc>
+          <w:tcPr>
+            <w:tcW w:type="dxa" w:w="1680"/>
+          </w:tcPr>
+          <w:p>
+            <w:pPr>
+              <w:jc w:val="left"/>
+            </w:pPr>
+            <w:r/>
+            <w:hyperlink r:id="rId124">
+              <w:r>
+                <w:rPr>
+                  <w:color w:val="0B4F9E"/>
+                  <w:sz w:val="16"/>
+                  <w:u w:val="single"/>
+                </w:rPr>
+                <w:t>10.1016/j.jcat.2026.117142</w:t>
+              </w:r>
+            </w:hyperlink>
+          </w:p>
+        </w:tc>
+      </w:tr>
+      <w:tr>
+        <w:tc>
+          <w:tcPr>
+            <w:tcW w:type="dxa" w:w="1680"/>
+          </w:tcPr>
+          <w:p>
+            <w:pPr>
+              <w:jc w:val="left"/>
+            </w:pPr>
+            <w:r/>
+            <w:hyperlink r:id="rId125">
+              <w:r>
+                <w:rPr>
+                  <w:color w:val="0B4F9E"/>
+                  <w:sz w:val="16"/>
+                  <w:u w:val="single"/>
+                </w:rPr>
+                <w:t>PCFM-based small-sample data augmentation and inverse design of an all-dielectric metasurface supporting triple Fano res</w:t>
+              </w:r>
+            </w:hyperlink>
+          </w:p>
+        </w:tc>
+        <w:tc>
+          <w:tcPr>
+            <w:tcW w:type="dxa" w:w="1680"/>
+          </w:tcPr>
+          <w:p>
+            <w:pPr>
+              <w:jc w:val="left"/>
+            </w:pPr>
+            <w:r/>
+          </w:p>
+        </w:tc>
+        <w:tc>
+          <w:tcPr>
+            <w:tcW w:type="dxa" w:w="1680"/>
+          </w:tcPr>
+          <w:p>
+            <w:pPr>
+              <w:jc w:val="left"/>
+            </w:pPr>
+            <w:r/>
+          </w:p>
+        </w:tc>
+        <w:tc>
+          <w:tcPr>
+            <w:tcW w:type="dxa" w:w="1680"/>
+          </w:tcPr>
+          <w:p>
+            <w:pPr>
+              <w:jc w:val="left"/>
+            </w:pPr>
+            <w:r/>
+          </w:p>
+        </w:tc>
+        <w:tc>
+          <w:tcPr>
+            <w:tcW w:type="dxa" w:w="1680"/>
+          </w:tcPr>
+          <w:p>
+            <w:pPr>
+              <w:jc w:val="left"/>
+            </w:pPr>
+            <w:r/>
+            <w:r>
+              <w:rPr>
+                <w:sz w:val="16"/>
+              </w:rPr>
+              <w:t>2026-08-29</w:t>
+            </w:r>
+          </w:p>
+        </w:tc>
+        <w:tc>
+          <w:tcPr>
+            <w:tcW w:type="dxa" w:w="1680"/>
+          </w:tcPr>
+          <w:p>
+            <w:pPr>
+              <w:jc w:val="left"/>
+            </w:pPr>
+            <w:r/>
+            <w:hyperlink r:id="rId125">
+              <w:r>
+                <w:rPr>
+                  <w:color w:val="0B4F9E"/>
+                  <w:sz w:val="16"/>
+                  <w:u w:val="single"/>
+                </w:rPr>
+                <w:t>10.1016/j.optcom.2026.133711</w:t>
               </w:r>
             </w:hyperlink>
           </w:p>
@@ -9045,7 +10769,7 @@
         <w:rPr>
           <w:b/>
         </w:rPr>
-        <w:t>58</w:t>
+        <w:t>72</w:t>
       </w:r>
     </w:p>
     <w:p>
@@ -9059,7 +10783,7 @@
         <w:rPr>
           <w:b/>
         </w:rPr>
-        <w:t>20</w:t>
+        <w:t>26</w:t>
       </w:r>
     </w:p>
     <w:p>
@@ -9073,7 +10797,7 @@
         <w:rPr>
           <w:b/>
         </w:rPr>
-        <w:t>73</w:t>
+        <w:t>90</w:t>
       </w:r>
     </w:p>
     <w:p>

--- a/NEEDS_DATA.docx
+++ b/NEEDS_DATA.docx
@@ -17,7 +17,7 @@
     </w:p>
     <w:p>
       <w:r>
-        <w:t xml:space="preserve">Generated 2026-08-29. Every field below was blank in the automated sources. Fill any of them in </w:t>
+        <w:t xml:space="preserve">Generated 2026-08-30. Every field below was blank in the automated sources. Fill any of them in </w:t>
       </w:r>
       <w:r>
         <w:rPr>
@@ -1387,7 +1387,7 @@
         <w:pStyle w:val="Heading2"/>
       </w:pPr>
       <w:r>
-        <w:t>Studies with no numeric performance figure (90 of 93)</w:t>
+        <w:t>Studies with no numeric performance figure (93 of 96)</w:t>
       </w:r>
     </w:p>
     <w:p>
@@ -1809,7 +1809,7 @@
               <w:rPr>
                 <w:sz w:val="16"/>
               </w:rPr>
-              <w:t>MEGNet, ALIGNN, CGCNN</w:t>
+              <w:t>ALIGNN, MEGNet, CGCNN</w:t>
             </w:r>
           </w:p>
         </w:tc>
@@ -2475,7 +2475,7 @@
               <w:rPr>
                 <w:sz w:val="16"/>
               </w:rPr>
-              <w:t>GRACE-1L-OAM, SevenNet-0, MatterSim, MACE-MP-0</w:t>
+              <w:t>GRACE-1L-OAM, SevenNet-0, MACE-MP-0, MatterSim</w:t>
             </w:r>
           </w:p>
         </w:tc>
@@ -3317,7 +3317,7 @@
               <w:rPr>
                 <w:sz w:val="16"/>
               </w:rPr>
-              <w:t>MatterGen, MatterSim</w:t>
+              <w:t>MatterSim, MatterGen</w:t>
             </w:r>
           </w:p>
         </w:tc>
@@ -3635,7 +3635,7 @@
               <w:rPr>
                 <w:sz w:val="16"/>
               </w:rPr>
-              <w:t>MatterSim, SevenNet, NequIP, CHGNet, MACE, UMA</w:t>
+              <w:t>MatterSim, SevenNet, CHGNet, NequIP, MACE, UMA</w:t>
             </w:r>
           </w:p>
         </w:tc>
@@ -10477,7 +10477,7 @@
                   <w:sz w:val="16"/>
                   <w:u w:val="single"/>
                 </w:rPr>
-                <w:t>Volumetric reference data of the orbit: a deep learning MRI analysis in the German national cohort</w:t>
+                <w:t>High-quality, high-information datasets for universal atomistic machine learning</w:t>
               </w:r>
             </w:hyperlink>
           </w:p>
@@ -10513,6 +10513,12 @@
               <w:jc w:val="left"/>
             </w:pPr>
             <w:r/>
+            <w:r>
+              <w:rPr>
+                <w:sz w:val="16"/>
+              </w:rPr>
+              <w:t>r2SCAN, meta-GGA, DFT</w:t>
+            </w:r>
           </w:p>
         </w:tc>
         <w:tc>
@@ -10542,6 +10548,100 @@
             </w:pPr>
             <w:r/>
             <w:hyperlink r:id="rId123">
+              <w:r>
+                <w:rPr>
+                  <w:color w:val="0B4F9E"/>
+                  <w:sz w:val="16"/>
+                  <w:u w:val="single"/>
+                </w:rPr>
+                <w:t>10.24435/materialscloud:vm-51</w:t>
+              </w:r>
+            </w:hyperlink>
+          </w:p>
+        </w:tc>
+      </w:tr>
+      <w:tr>
+        <w:tc>
+          <w:tcPr>
+            <w:tcW w:type="dxa" w:w="1680"/>
+          </w:tcPr>
+          <w:p>
+            <w:pPr>
+              <w:jc w:val="left"/>
+            </w:pPr>
+            <w:r/>
+            <w:hyperlink r:id="rId124">
+              <w:r>
+                <w:rPr>
+                  <w:color w:val="0B4F9E"/>
+                  <w:sz w:val="16"/>
+                  <w:u w:val="single"/>
+                </w:rPr>
+                <w:t>Volumetric reference data of the orbit: a deep learning MRI analysis in the German national cohort</w:t>
+              </w:r>
+            </w:hyperlink>
+          </w:p>
+        </w:tc>
+        <w:tc>
+          <w:tcPr>
+            <w:tcW w:type="dxa" w:w="1680"/>
+          </w:tcPr>
+          <w:p>
+            <w:pPr>
+              <w:jc w:val="left"/>
+            </w:pPr>
+            <w:r/>
+          </w:p>
+        </w:tc>
+        <w:tc>
+          <w:tcPr>
+            <w:tcW w:type="dxa" w:w="1680"/>
+          </w:tcPr>
+          <w:p>
+            <w:pPr>
+              <w:jc w:val="left"/>
+            </w:pPr>
+            <w:r/>
+          </w:p>
+        </w:tc>
+        <w:tc>
+          <w:tcPr>
+            <w:tcW w:type="dxa" w:w="1680"/>
+          </w:tcPr>
+          <w:p>
+            <w:pPr>
+              <w:jc w:val="left"/>
+            </w:pPr>
+            <w:r/>
+          </w:p>
+        </w:tc>
+        <w:tc>
+          <w:tcPr>
+            <w:tcW w:type="dxa" w:w="1680"/>
+          </w:tcPr>
+          <w:p>
+            <w:pPr>
+              <w:jc w:val="left"/>
+            </w:pPr>
+            <w:r/>
+            <w:r>
+              <w:rPr>
+                <w:sz w:val="16"/>
+              </w:rPr>
+              <w:t>2026-08-29</w:t>
+            </w:r>
+          </w:p>
+        </w:tc>
+        <w:tc>
+          <w:tcPr>
+            <w:tcW w:type="dxa" w:w="1680"/>
+          </w:tcPr>
+          <w:p>
+            <w:pPr>
+              <w:jc w:val="left"/>
+            </w:pPr>
+            <w:r/>
+            <w:hyperlink r:id="rId124">
               <w:r>
                 <w:rPr>
                   <w:color w:val="0B4F9E"/>
@@ -10564,7 +10664,7 @@
               <w:jc w:val="left"/>
             </w:pPr>
             <w:r/>
-            <w:hyperlink r:id="rId124">
+            <w:hyperlink r:id="rId125">
               <w:r>
                 <w:rPr>
                   <w:color w:val="0B4F9E"/>
@@ -10641,7 +10741,7 @@
               <w:jc w:val="left"/>
             </w:pPr>
             <w:r/>
-            <w:hyperlink r:id="rId124">
+            <w:hyperlink r:id="rId125">
               <w:r>
                 <w:rPr>
                   <w:color w:val="0B4F9E"/>
@@ -10664,7 +10764,7 @@
               <w:jc w:val="left"/>
             </w:pPr>
             <w:r/>
-            <w:hyperlink r:id="rId125">
+            <w:hyperlink r:id="rId126">
               <w:r>
                 <w:rPr>
                   <w:color w:val="0B4F9E"/>
@@ -10735,7 +10835,7 @@
               <w:jc w:val="left"/>
             </w:pPr>
             <w:r/>
-            <w:hyperlink r:id="rId125">
+            <w:hyperlink r:id="rId126">
               <w:r>
                 <w:rPr>
                   <w:color w:val="0B4F9E"/>
@@ -10743,6 +10843,200 @@
                   <w:u w:val="single"/>
                 </w:rPr>
                 <w:t>10.1016/j.optcom.2026.133711</w:t>
+              </w:r>
+            </w:hyperlink>
+          </w:p>
+        </w:tc>
+      </w:tr>
+      <w:tr>
+        <w:tc>
+          <w:tcPr>
+            <w:tcW w:type="dxa" w:w="1680"/>
+          </w:tcPr>
+          <w:p>
+            <w:pPr>
+              <w:jc w:val="left"/>
+            </w:pPr>
+            <w:r/>
+            <w:hyperlink r:id="rId127">
+              <w:r>
+                <w:rPr>
+                  <w:color w:val="0B4F9E"/>
+                  <w:sz w:val="16"/>
+                  <w:u w:val="single"/>
+                </w:rPr>
+                <w:t>Learning 3D void growth and coalescence in heterogeneous polycrystalline materials using vision Transformer models</w:t>
+              </w:r>
+            </w:hyperlink>
+          </w:p>
+        </w:tc>
+        <w:tc>
+          <w:tcPr>
+            <w:tcW w:type="dxa" w:w="1680"/>
+          </w:tcPr>
+          <w:p>
+            <w:pPr>
+              <w:jc w:val="left"/>
+            </w:pPr>
+            <w:r/>
+          </w:p>
+        </w:tc>
+        <w:tc>
+          <w:tcPr>
+            <w:tcW w:type="dxa" w:w="1680"/>
+          </w:tcPr>
+          <w:p>
+            <w:pPr>
+              <w:jc w:val="left"/>
+            </w:pPr>
+            <w:r/>
+          </w:p>
+        </w:tc>
+        <w:tc>
+          <w:tcPr>
+            <w:tcW w:type="dxa" w:w="1680"/>
+          </w:tcPr>
+          <w:p>
+            <w:pPr>
+              <w:jc w:val="left"/>
+            </w:pPr>
+            <w:r/>
+          </w:p>
+        </w:tc>
+        <w:tc>
+          <w:tcPr>
+            <w:tcW w:type="dxa" w:w="1680"/>
+          </w:tcPr>
+          <w:p>
+            <w:pPr>
+              <w:jc w:val="left"/>
+            </w:pPr>
+            <w:r/>
+            <w:r>
+              <w:rPr>
+                <w:sz w:val="16"/>
+              </w:rPr>
+              <w:t>2026-08-30</w:t>
+            </w:r>
+          </w:p>
+        </w:tc>
+        <w:tc>
+          <w:tcPr>
+            <w:tcW w:type="dxa" w:w="1680"/>
+          </w:tcPr>
+          <w:p>
+            <w:pPr>
+              <w:jc w:val="left"/>
+            </w:pPr>
+            <w:r/>
+            <w:hyperlink r:id="rId127">
+              <w:r>
+                <w:rPr>
+                  <w:color w:val="0B4F9E"/>
+                  <w:sz w:val="16"/>
+                  <w:u w:val="single"/>
+                </w:rPr>
+                <w:t>10.1016/j.engfracmech.2026.112576</w:t>
+              </w:r>
+            </w:hyperlink>
+          </w:p>
+        </w:tc>
+      </w:tr>
+      <w:tr>
+        <w:tc>
+          <w:tcPr>
+            <w:tcW w:type="dxa" w:w="1680"/>
+          </w:tcPr>
+          <w:p>
+            <w:pPr>
+              <w:jc w:val="left"/>
+            </w:pPr>
+            <w:r/>
+            <w:hyperlink r:id="rId128">
+              <w:r>
+                <w:rPr>
+                  <w:color w:val="0B4F9E"/>
+                  <w:sz w:val="16"/>
+                  <w:u w:val="single"/>
+                </w:rPr>
+                <w:t>DFA-Grasp: Depth Foundation Model-Augmented Transparent Object Depth Completion for Robotic Grasping</w:t>
+              </w:r>
+            </w:hyperlink>
+          </w:p>
+        </w:tc>
+        <w:tc>
+          <w:tcPr>
+            <w:tcW w:type="dxa" w:w="1680"/>
+          </w:tcPr>
+          <w:p>
+            <w:pPr>
+              <w:jc w:val="left"/>
+            </w:pPr>
+            <w:r/>
+          </w:p>
+        </w:tc>
+        <w:tc>
+          <w:tcPr>
+            <w:tcW w:type="dxa" w:w="1680"/>
+          </w:tcPr>
+          <w:p>
+            <w:pPr>
+              <w:jc w:val="left"/>
+            </w:pPr>
+            <w:r/>
+          </w:p>
+        </w:tc>
+        <w:tc>
+          <w:tcPr>
+            <w:tcW w:type="dxa" w:w="1680"/>
+          </w:tcPr>
+          <w:p>
+            <w:pPr>
+              <w:jc w:val="left"/>
+            </w:pPr>
+            <w:r/>
+            <w:r>
+              <w:rPr>
+                <w:sz w:val="16"/>
+              </w:rPr>
+              <w:t>MLIP</w:t>
+            </w:r>
+          </w:p>
+        </w:tc>
+        <w:tc>
+          <w:tcPr>
+            <w:tcW w:type="dxa" w:w="1680"/>
+          </w:tcPr>
+          <w:p>
+            <w:pPr>
+              <w:jc w:val="left"/>
+            </w:pPr>
+            <w:r/>
+            <w:r>
+              <w:rPr>
+                <w:sz w:val="16"/>
+              </w:rPr>
+              <w:t>2026-08-30</w:t>
+            </w:r>
+          </w:p>
+        </w:tc>
+        <w:tc>
+          <w:tcPr>
+            <w:tcW w:type="dxa" w:w="1680"/>
+          </w:tcPr>
+          <w:p>
+            <w:pPr>
+              <w:jc w:val="left"/>
+            </w:pPr>
+            <w:r/>
+            <w:hyperlink r:id="rId128">
+              <w:r>
+                <w:rPr>
+                  <w:color w:val="0B4F9E"/>
+                  <w:sz w:val="16"/>
+                  <w:u w:val="single"/>
+                </w:rPr>
+                <w:t>10.1016/j.robot.2026.105733</w:t>
               </w:r>
             </w:hyperlink>
           </w:p>
@@ -10769,7 +11063,7 @@
         <w:rPr>
           <w:b/>
         </w:rPr>
-        <w:t>72</w:t>
+        <w:t>75</w:t>
       </w:r>
     </w:p>
     <w:p>
@@ -10783,7 +11077,7 @@
         <w:rPr>
           <w:b/>
         </w:rPr>
-        <w:t>26</w:t>
+        <w:t>27</w:t>
       </w:r>
     </w:p>
     <w:p>
@@ -10797,7 +11091,7 @@
         <w:rPr>
           <w:b/>
         </w:rPr>
-        <w:t>90</w:t>
+        <w:t>93</w:t>
       </w:r>
     </w:p>
     <w:p>

--- a/NEEDS_DATA.docx
+++ b/NEEDS_DATA.docx
@@ -17,7 +17,7 @@
     </w:p>
     <w:p>
       <w:r>
-        <w:t xml:space="preserve">Generated 2026-08-30. Every field below was blank in the automated sources. Fill any of them in </w:t>
+        <w:t xml:space="preserve">Generated 2026-08-31. Every field below was blank in the automated sources. Fill any of them in </w:t>
       </w:r>
       <w:r>
         <w:rPr>
@@ -1387,7 +1387,7 @@
         <w:pStyle w:val="Heading2"/>
       </w:pPr>
       <w:r>
-        <w:t>Studies with no numeric performance figure (93 of 96)</w:t>
+        <w:t>Studies with no numeric performance figure (103 of 108)</w:t>
       </w:r>
     </w:p>
     <w:p>
@@ -2475,7 +2475,7 @@
               <w:rPr>
                 <w:sz w:val="16"/>
               </w:rPr>
-              <w:t>GRACE-1L-OAM, SevenNet-0, MACE-MP-0, MatterSim</w:t>
+              <w:t>GRACE-1L-OAM, SevenNet-0, MatterSim, MACE-MP-0</w:t>
             </w:r>
           </w:p>
         </w:tc>
@@ -3317,7 +3317,7 @@
               <w:rPr>
                 <w:sz w:val="16"/>
               </w:rPr>
-              <w:t>MatterSim, MatterGen</w:t>
+              <w:t>MatterGen, MatterSim</w:t>
             </w:r>
           </w:p>
         </w:tc>
@@ -3405,112 +3405,6 @@
                   <w:sz w:val="16"/>
                   <w:u w:val="single"/>
                 </w:rPr>
-                <w:t>Realistic Simulations of Energy Materials Using Foundation Models and Electrode-Potential Learning</w:t>
-              </w:r>
-            </w:hyperlink>
-          </w:p>
-        </w:tc>
-        <w:tc>
-          <w:tcPr>
-            <w:tcW w:type="dxa" w:w="1680"/>
-          </w:tcPr>
-          <w:p>
-            <w:pPr>
-              <w:jc w:val="left"/>
-            </w:pPr>
-            <w:r/>
-            <w:r>
-              <w:rPr>
-                <w:sz w:val="16"/>
-              </w:rPr>
-              <w:t>SevenNet</w:t>
-            </w:r>
-          </w:p>
-        </w:tc>
-        <w:tc>
-          <w:tcPr>
-            <w:tcW w:type="dxa" w:w="1680"/>
-          </w:tcPr>
-          <w:p>
-            <w:pPr>
-              <w:jc w:val="left"/>
-            </w:pPr>
-            <w:r/>
-          </w:p>
-        </w:tc>
-        <w:tc>
-          <w:tcPr>
-            <w:tcW w:type="dxa" w:w="1680"/>
-          </w:tcPr>
-          <w:p>
-            <w:pPr>
-              <w:jc w:val="left"/>
-            </w:pPr>
-            <w:r/>
-            <w:r>
-              <w:rPr>
-                <w:sz w:val="16"/>
-              </w:rPr>
-              <w:t>DFT, MLIP</w:t>
-            </w:r>
-          </w:p>
-        </w:tc>
-        <w:tc>
-          <w:tcPr>
-            <w:tcW w:type="dxa" w:w="1680"/>
-          </w:tcPr>
-          <w:p>
-            <w:pPr>
-              <w:jc w:val="left"/>
-            </w:pPr>
-            <w:r/>
-            <w:r>
-              <w:rPr>
-                <w:sz w:val="16"/>
-              </w:rPr>
-              <w:t>2026-08-26</w:t>
-            </w:r>
-          </w:p>
-        </w:tc>
-        <w:tc>
-          <w:tcPr>
-            <w:tcW w:type="dxa" w:w="1680"/>
-          </w:tcPr>
-          <w:p>
-            <w:pPr>
-              <w:jc w:val="left"/>
-            </w:pPr>
-            <w:r/>
-            <w:hyperlink r:id="rId51">
-              <w:r>
-                <w:rPr>
-                  <w:color w:val="0B4F9E"/>
-                  <w:sz w:val="16"/>
-                  <w:u w:val="single"/>
-                </w:rPr>
-                <w:t>10.26434/chemrxiv.15007895/v1</w:t>
-              </w:r>
-            </w:hyperlink>
-          </w:p>
-        </w:tc>
-      </w:tr>
-      <w:tr>
-        <w:tc>
-          <w:tcPr>
-            <w:tcW w:type="dxa" w:w="1680"/>
-          </w:tcPr>
-          <w:p>
-            <w:pPr>
-              <w:jc w:val="left"/>
-            </w:pPr>
-            <w:r/>
-            <w:hyperlink r:id="rId52">
-              <w:r>
-                <w:rPr>
-                  <w:color w:val="0B4F9E"/>
-                  <w:sz w:val="16"/>
-                  <w:u w:val="single"/>
-                </w:rPr>
                 <w:t>Grain-Boundary Premelting in High-Entropy Transition Metal Carbides</w:t>
               </w:r>
             </w:hyperlink>
@@ -3587,7 +3481,7 @@
               <w:jc w:val="left"/>
             </w:pPr>
             <w:r/>
-            <w:hyperlink r:id="rId52">
+            <w:hyperlink r:id="rId51">
               <w:r>
                 <w:rPr>
                   <w:color w:val="0B4F9E"/>
@@ -3610,7 +3504,7 @@
               <w:jc w:val="left"/>
             </w:pPr>
             <w:r/>
-            <w:hyperlink r:id="rId53">
+            <w:hyperlink r:id="rId52">
               <w:r>
                 <w:rPr>
                   <w:color w:val="0B4F9E"/>
@@ -3635,7 +3529,7 @@
               <w:rPr>
                 <w:sz w:val="16"/>
               </w:rPr>
-              <w:t>MatterSim, SevenNet, CHGNet, NequIP, MACE, UMA</w:t>
+              <w:t>MatterSim, SevenNet, NequIP, CHGNet, MACE, UMA</w:t>
             </w:r>
           </w:p>
         </w:tc>
@@ -3684,6 +3578,29 @@
             </w:r>
           </w:p>
         </w:tc>
+        <w:tc>
+          <w:tcPr>
+            <w:tcW w:type="dxa" w:w="1680"/>
+          </w:tcPr>
+          <w:p>
+            <w:pPr>
+              <w:jc w:val="left"/>
+            </w:pPr>
+            <w:r/>
+            <w:hyperlink r:id="rId52">
+              <w:r>
+                <w:rPr>
+                  <w:color w:val="0B4F9E"/>
+                  <w:sz w:val="16"/>
+                  <w:u w:val="single"/>
+                </w:rPr>
+                <w:t>10.5281/zenodo.21807793</w:t>
+              </w:r>
+            </w:hyperlink>
+          </w:p>
+        </w:tc>
+      </w:tr>
+      <w:tr>
         <w:tc>
           <w:tcPr>
             <w:tcW w:type="dxa" w:w="1680"/>
@@ -3700,7 +3617,90 @@
                   <w:sz w:val="16"/>
                   <w:u w:val="single"/>
                 </w:rPr>
-                <w:t>10.5281/zenodo.21807793</w:t>
+                <w:t>Realistic Simulations of Energy Materials Using Foundation Models and Electrode-Potential Learning</w:t>
+              </w:r>
+            </w:hyperlink>
+          </w:p>
+        </w:tc>
+        <w:tc>
+          <w:tcPr>
+            <w:tcW w:type="dxa" w:w="1680"/>
+          </w:tcPr>
+          <w:p>
+            <w:pPr>
+              <w:jc w:val="left"/>
+            </w:pPr>
+            <w:r/>
+            <w:r>
+              <w:rPr>
+                <w:sz w:val="16"/>
+              </w:rPr>
+              <w:t>SevenNet</w:t>
+            </w:r>
+          </w:p>
+        </w:tc>
+        <w:tc>
+          <w:tcPr>
+            <w:tcW w:type="dxa" w:w="1680"/>
+          </w:tcPr>
+          <w:p>
+            <w:pPr>
+              <w:jc w:val="left"/>
+            </w:pPr>
+            <w:r/>
+          </w:p>
+        </w:tc>
+        <w:tc>
+          <w:tcPr>
+            <w:tcW w:type="dxa" w:w="1680"/>
+          </w:tcPr>
+          <w:p>
+            <w:pPr>
+              <w:jc w:val="left"/>
+            </w:pPr>
+            <w:r/>
+            <w:r>
+              <w:rPr>
+                <w:sz w:val="16"/>
+              </w:rPr>
+              <w:t>DFT, MLIP</w:t>
+            </w:r>
+          </w:p>
+        </w:tc>
+        <w:tc>
+          <w:tcPr>
+            <w:tcW w:type="dxa" w:w="1680"/>
+          </w:tcPr>
+          <w:p>
+            <w:pPr>
+              <w:jc w:val="left"/>
+            </w:pPr>
+            <w:r/>
+            <w:r>
+              <w:rPr>
+                <w:sz w:val="16"/>
+              </w:rPr>
+              <w:t>2026-08-31</w:t>
+            </w:r>
+          </w:p>
+        </w:tc>
+        <w:tc>
+          <w:tcPr>
+            <w:tcW w:type="dxa" w:w="1680"/>
+          </w:tcPr>
+          <w:p>
+            <w:pPr>
+              <w:jc w:val="left"/>
+            </w:pPr>
+            <w:r/>
+            <w:hyperlink r:id="rId53">
+              <w:r>
+                <w:rPr>
+                  <w:color w:val="0B4F9E"/>
+                  <w:sz w:val="16"/>
+                  <w:u w:val="single"/>
+                </w:rPr>
+                <w:t>10.26434/chemrxiv.15007895/v2</w:t>
               </w:r>
             </w:hyperlink>
           </w:p>
@@ -6961,7 +6961,7 @@
                   <w:sz w:val="16"/>
                   <w:u w:val="single"/>
                 </w:rPr>
-                <w:t>Atomistic simulations of high-entropy alloys: from density functional theory to machine-learning interatomic potentials</w:t>
+                <w:t>uMOF: A Universal Database, Benchmark, and Machine Learning Interatomic Potentials for Metal-Organic Frameworks</w:t>
               </w:r>
             </w:hyperlink>
           </w:p>
@@ -6990,7 +6990,7 @@
               <w:rPr>
                 <w:sz w:val="16"/>
               </w:rPr>
-              <w:t>alloy</w:t>
+              <w:t>MOF</w:t>
             </w:r>
           </w:p>
         </w:tc>
@@ -7007,7 +7007,7 @@
               <w:rPr>
                 <w:sz w:val="16"/>
               </w:rPr>
-              <w:t>DFT, MLIP, free energy</w:t>
+              <w:t>r2SCAN, DFT, MLIP</w:t>
             </w:r>
           </w:p>
         </w:tc>
@@ -7024,7 +7024,7 @@
               <w:rPr>
                 <w:sz w:val="16"/>
               </w:rPr>
-              <w:t>2026-08-29</w:t>
+              <w:t>2026-08-28</w:t>
             </w:r>
           </w:p>
         </w:tc>
@@ -7044,7 +7044,7 @@
                   <w:sz w:val="16"/>
                   <w:u w:val="single"/>
                 </w:rPr>
-                <w:t>10.1007/s10853-026-13520-2</w:t>
+                <w:t>link</w:t>
               </w:r>
             </w:hyperlink>
           </w:p>
@@ -7067,31 +7067,9 @@
                   <w:sz w:val="16"/>
                   <w:u w:val="single"/>
                 </w:rPr>
-                <w:t>From Empirical Design To Autonomous Ecosystems: AI-Driven Advances, Challenges, And Future Directions In Precision Nanom</w:t>
+                <w:t>Work Function and High-Coverage Adsorption Energy as Hydrogen-Evolution Descriptors on Ag-Au-Pd-Pt Alloys</w:t>
               </w:r>
             </w:hyperlink>
-          </w:p>
-        </w:tc>
-        <w:tc>
-          <w:tcPr>
-            <w:tcW w:type="dxa" w:w="1680"/>
-          </w:tcPr>
-          <w:p>
-            <w:pPr>
-              <w:jc w:val="left"/>
-            </w:pPr>
-            <w:r/>
-          </w:p>
-        </w:tc>
-        <w:tc>
-          <w:tcPr>
-            <w:tcW w:type="dxa" w:w="1680"/>
-          </w:tcPr>
-          <w:p>
-            <w:pPr>
-              <w:jc w:val="left"/>
-            </w:pPr>
-            <w:r/>
           </w:p>
         </w:tc>
         <w:tc>
@@ -7118,7 +7096,35 @@
               <w:rPr>
                 <w:sz w:val="16"/>
               </w:rPr>
-              <w:t>2026-08-14</w:t>
+              <w:t>alloy</w:t>
+            </w:r>
+          </w:p>
+        </w:tc>
+        <w:tc>
+          <w:tcPr>
+            <w:tcW w:type="dxa" w:w="1680"/>
+          </w:tcPr>
+          <w:p>
+            <w:pPr>
+              <w:jc w:val="left"/>
+            </w:pPr>
+            <w:r/>
+          </w:p>
+        </w:tc>
+        <w:tc>
+          <w:tcPr>
+            <w:tcW w:type="dxa" w:w="1680"/>
+          </w:tcPr>
+          <w:p>
+            <w:pPr>
+              <w:jc w:val="left"/>
+            </w:pPr>
+            <w:r/>
+            <w:r>
+              <w:rPr>
+                <w:sz w:val="16"/>
+              </w:rPr>
+              <w:t>2026-08-28</w:t>
             </w:r>
           </w:p>
         </w:tc>
@@ -7138,7 +7144,7 @@
                   <w:sz w:val="16"/>
                   <w:u w:val="single"/>
                 </w:rPr>
-                <w:t>10.5281/zenodo.21931873</w:t>
+                <w:t>link</w:t>
               </w:r>
             </w:hyperlink>
           </w:p>
@@ -7161,20 +7167,9 @@
                   <w:sz w:val="16"/>
                   <w:u w:val="single"/>
                 </w:rPr>
-                <w:t>Electrostatic Phenomenology Benchmarks for Machine-Learned Interatomic Potentials in Electrochemistry: Beyond the Energy</w:t>
+                <w:t>Compact Variational Neural Networks for Spectral Inference from a Single Nonlinear 2D Perovskite Photodetector</w:t>
               </w:r>
             </w:hyperlink>
-          </w:p>
-        </w:tc>
-        <w:tc>
-          <w:tcPr>
-            <w:tcW w:type="dxa" w:w="1680"/>
-          </w:tcPr>
-          <w:p>
-            <w:pPr>
-              <w:jc w:val="left"/>
-            </w:pPr>
-            <w:r/>
           </w:p>
         </w:tc>
         <w:tc>
@@ -7201,8 +7196,19 @@
               <w:rPr>
                 <w:sz w:val="16"/>
               </w:rPr>
-              <w:t>MLIP</w:t>
+              <w:t>perovskite</w:t>
             </w:r>
+          </w:p>
+        </w:tc>
+        <w:tc>
+          <w:tcPr>
+            <w:tcW w:type="dxa" w:w="1680"/>
+          </w:tcPr>
+          <w:p>
+            <w:pPr>
+              <w:jc w:val="left"/>
+            </w:pPr>
+            <w:r/>
           </w:p>
         </w:tc>
         <w:tc>
@@ -7218,7 +7224,7 @@
               <w:rPr>
                 <w:sz w:val="16"/>
               </w:rPr>
-              <w:t>2026-08-14</w:t>
+              <w:t>2026-08-28</w:t>
             </w:r>
           </w:p>
         </w:tc>
@@ -7261,20 +7267,9 @@
                   <w:sz w:val="16"/>
                   <w:u w:val="single"/>
                 </w:rPr>
-                <w:t>The Past and Future of AI Scientists</w:t>
+                <w:t>QUBO-Compatible Active Learning for Inverse Design of High-Entropy Alloys</w:t>
               </w:r>
             </w:hyperlink>
-          </w:p>
-        </w:tc>
-        <w:tc>
-          <w:tcPr>
-            <w:tcW w:type="dxa" w:w="1680"/>
-          </w:tcPr>
-          <w:p>
-            <w:pPr>
-              <w:jc w:val="left"/>
-            </w:pPr>
-            <w:r/>
           </w:p>
         </w:tc>
         <w:tc>
@@ -7301,8 +7296,19 @@
               <w:rPr>
                 <w:sz w:val="16"/>
               </w:rPr>
-              <w:t>MLIP</w:t>
+              <w:t>alloy</w:t>
             </w:r>
+          </w:p>
+        </w:tc>
+        <w:tc>
+          <w:tcPr>
+            <w:tcW w:type="dxa" w:w="1680"/>
+          </w:tcPr>
+          <w:p>
+            <w:pPr>
+              <w:jc w:val="left"/>
+            </w:pPr>
+            <w:r/>
           </w:p>
         </w:tc>
         <w:tc>
@@ -7318,7 +7324,7 @@
               <w:rPr>
                 <w:sz w:val="16"/>
               </w:rPr>
-              <w:t>2026-08-14</w:t>
+              <w:t>2026-08-28</w:t>
             </w:r>
           </w:p>
         </w:tc>
@@ -7361,20 +7367,9 @@
                   <w:sz w:val="16"/>
                   <w:u w:val="single"/>
                 </w:rPr>
-                <w:t>Graph neural network prediction of temperature-dependent hydrogen diffusion and thermal conductivity tensors of tungsten</w:t>
+                <w:t>Atomistic simulations of high-entropy alloys: from density functional theory to machine-learning interatomic potentials</w:t>
               </w:r>
             </w:hyperlink>
-          </w:p>
-        </w:tc>
-        <w:tc>
-          <w:tcPr>
-            <w:tcW w:type="dxa" w:w="1680"/>
-          </w:tcPr>
-          <w:p>
-            <w:pPr>
-              <w:jc w:val="left"/>
-            </w:pPr>
-            <w:r/>
           </w:p>
         </w:tc>
         <w:tc>
@@ -7401,7 +7396,7 @@
               <w:rPr>
                 <w:sz w:val="16"/>
               </w:rPr>
-              <w:t>MD</w:t>
+              <w:t>alloy</w:t>
             </w:r>
           </w:p>
         </w:tc>
@@ -7418,7 +7413,24 @@
               <w:rPr>
                 <w:sz w:val="16"/>
               </w:rPr>
-              <w:t>2026-08-16</w:t>
+              <w:t>DFT, MLIP, free energy</w:t>
+            </w:r>
+          </w:p>
+        </w:tc>
+        <w:tc>
+          <w:tcPr>
+            <w:tcW w:type="dxa" w:w="1680"/>
+          </w:tcPr>
+          <w:p>
+            <w:pPr>
+              <w:jc w:val="left"/>
+            </w:pPr>
+            <w:r/>
+            <w:r>
+              <w:rPr>
+                <w:sz w:val="16"/>
+              </w:rPr>
+              <w:t>2026-08-29</w:t>
             </w:r>
           </w:p>
         </w:tc>
@@ -7438,7 +7450,7 @@
                   <w:sz w:val="16"/>
                   <w:u w:val="single"/>
                 </w:rPr>
-                <w:t>link</w:t>
+                <w:t>10.1007/s10853-026-13520-2</w:t>
               </w:r>
             </w:hyperlink>
           </w:p>
@@ -7461,20 +7473,9 @@
                   <w:sz w:val="16"/>
                   <w:u w:val="single"/>
                 </w:rPr>
-                <w:t>Machine Learning-Accelerated Band-Edge Engineering of Pnictogen Chalcohalide Solid Solutions for Solar Energy Technologi</w:t>
+                <w:t>Multiscale insights into the diffusion of SF6/N2 mixtures via machine-learning interatomic potentials</w:t>
               </w:r>
             </w:hyperlink>
-          </w:p>
-        </w:tc>
-        <w:tc>
-          <w:tcPr>
-            <w:tcW w:type="dxa" w:w="1680"/>
-          </w:tcPr>
-          <w:p>
-            <w:pPr>
-              <w:jc w:val="left"/>
-            </w:pPr>
-            <w:r/>
           </w:p>
         </w:tc>
         <w:tc>
@@ -7501,7 +7502,7 @@
               <w:rPr>
                 <w:sz w:val="16"/>
               </w:rPr>
-              <w:t>DFT</w:t>
+              <w:t>SF6</w:t>
             </w:r>
           </w:p>
         </w:tc>
@@ -7518,7 +7519,24 @@
               <w:rPr>
                 <w:sz w:val="16"/>
               </w:rPr>
-              <w:t>2026-08-17</w:t>
+              <w:t>DFT, AIMD, MD, MLIP</w:t>
+            </w:r>
+          </w:p>
+        </w:tc>
+        <w:tc>
+          <w:tcPr>
+            <w:tcW w:type="dxa" w:w="1680"/>
+          </w:tcPr>
+          <w:p>
+            <w:pPr>
+              <w:jc w:val="left"/>
+            </w:pPr>
+            <w:r/>
+            <w:r>
+              <w:rPr>
+                <w:sz w:val="16"/>
+              </w:rPr>
+              <w:t>2026-08-30</w:t>
             </w:r>
           </w:p>
         </w:tc>
@@ -7538,7 +7556,7 @@
                   <w:sz w:val="16"/>
                   <w:u w:val="single"/>
                 </w:rPr>
-                <w:t>link</w:t>
+                <w:t>10.1038/s41598-026-67691-8</w:t>
               </w:r>
             </w:hyperlink>
           </w:p>
@@ -7561,31 +7579,9 @@
                   <w:sz w:val="16"/>
                   <w:u w:val="single"/>
                 </w:rPr>
-                <w:t xml:space="preserve">Extracting a nitrile-centered, ether-assisted motif hierarchy for lithium-battery electrolyte design from billion-scale </w:t>
+                <w:t>Inverse design of functional materials: a case study in thermoelectrics</w:t>
               </w:r>
             </w:hyperlink>
-          </w:p>
-        </w:tc>
-        <w:tc>
-          <w:tcPr>
-            <w:tcW w:type="dxa" w:w="1680"/>
-          </w:tcPr>
-          <w:p>
-            <w:pPr>
-              <w:jc w:val="left"/>
-            </w:pPr>
-            <w:r/>
-          </w:p>
-        </w:tc>
-        <w:tc>
-          <w:tcPr>
-            <w:tcW w:type="dxa" w:w="1680"/>
-          </w:tcPr>
-          <w:p>
-            <w:pPr>
-              <w:jc w:val="left"/>
-            </w:pPr>
-            <w:r/>
           </w:p>
         </w:tc>
         <w:tc>
@@ -7612,7 +7608,7 @@
               <w:rPr>
                 <w:sz w:val="16"/>
               </w:rPr>
-              <w:t>2026-08-17</w:t>
+              <w:t>thermoelectric</w:t>
             </w:r>
           </w:p>
         </w:tc>
@@ -7625,20 +7621,25 @@
               <w:jc w:val="left"/>
             </w:pPr>
             <w:r/>
-            <w:hyperlink r:id="rId91">
-              <w:r>
-                <w:rPr>
-                  <w:color w:val="0B4F9E"/>
-                  <w:sz w:val="16"/>
-                  <w:u w:val="single"/>
-                </w:rPr>
-                <w:t>link</w:t>
-              </w:r>
-            </w:hyperlink>
-          </w:p>
-        </w:tc>
-      </w:tr>
-      <w:tr>
+          </w:p>
+        </w:tc>
+        <w:tc>
+          <w:tcPr>
+            <w:tcW w:type="dxa" w:w="1680"/>
+          </w:tcPr>
+          <w:p>
+            <w:pPr>
+              <w:jc w:val="left"/>
+            </w:pPr>
+            <w:r/>
+            <w:r>
+              <w:rPr>
+                <w:sz w:val="16"/>
+              </w:rPr>
+              <w:t>2026-08-31</w:t>
+            </w:r>
+          </w:p>
+        </w:tc>
         <w:tc>
           <w:tcPr>
             <w:tcW w:type="dxa" w:w="1680"/>
@@ -7655,84 +7656,7 @@
                   <w:sz w:val="16"/>
                   <w:u w:val="single"/>
                 </w:rPr>
-                <w:t>Discovery of novel magnetic Y-Mn-B compounds via advanced machine learning guided framework</w:t>
-              </w:r>
-            </w:hyperlink>
-          </w:p>
-        </w:tc>
-        <w:tc>
-          <w:tcPr>
-            <w:tcW w:type="dxa" w:w="1680"/>
-          </w:tcPr>
-          <w:p>
-            <w:pPr>
-              <w:jc w:val="left"/>
-            </w:pPr>
-            <w:r/>
-          </w:p>
-        </w:tc>
-        <w:tc>
-          <w:tcPr>
-            <w:tcW w:type="dxa" w:w="1680"/>
-          </w:tcPr>
-          <w:p>
-            <w:pPr>
-              <w:jc w:val="left"/>
-            </w:pPr>
-            <w:r/>
-          </w:p>
-        </w:tc>
-        <w:tc>
-          <w:tcPr>
-            <w:tcW w:type="dxa" w:w="1680"/>
-          </w:tcPr>
-          <w:p>
-            <w:pPr>
-              <w:jc w:val="left"/>
-            </w:pPr>
-            <w:r/>
-            <w:r>
-              <w:rPr>
-                <w:sz w:val="16"/>
-              </w:rPr>
-              <w:t>DFT</w:t>
-            </w:r>
-          </w:p>
-        </w:tc>
-        <w:tc>
-          <w:tcPr>
-            <w:tcW w:type="dxa" w:w="1680"/>
-          </w:tcPr>
-          <w:p>
-            <w:pPr>
-              <w:jc w:val="left"/>
-            </w:pPr>
-            <w:r/>
-            <w:r>
-              <w:rPr>
-                <w:sz w:val="16"/>
-              </w:rPr>
-              <w:t>2026-08-17</w:t>
-            </w:r>
-          </w:p>
-        </w:tc>
-        <w:tc>
-          <w:tcPr>
-            <w:tcW w:type="dxa" w:w="1680"/>
-          </w:tcPr>
-          <w:p>
-            <w:pPr>
-              <w:jc w:val="left"/>
-            </w:pPr>
-            <w:r/>
-            <w:hyperlink r:id="rId92">
-              <w:r>
-                <w:rPr>
-                  <w:color w:val="0B4F9E"/>
-                  <w:sz w:val="16"/>
-                  <w:u w:val="single"/>
-                </w:rPr>
-                <w:t>link</w:t>
+                <w:t>10.1038/s41524-026-02307-3</w:t>
               </w:r>
             </w:hyperlink>
           </w:p>
@@ -7755,9 +7679,20 @@
                   <w:sz w:val="16"/>
                   <w:u w:val="single"/>
                 </w:rPr>
-                <w:t>Unlocking Multi-Component Bulk-Materials Molecular Dynamics with a Small-Footprint Machine Learning Interatomic Potentia</w:t>
+                <w:t>From Empirical Design To Autonomous Ecosystems: AI-Driven Advances, Challenges, And Future Directions In Precision Nanom</w:t>
               </w:r>
             </w:hyperlink>
+          </w:p>
+        </w:tc>
+        <w:tc>
+          <w:tcPr>
+            <w:tcW w:type="dxa" w:w="1680"/>
+          </w:tcPr>
+          <w:p>
+            <w:pPr>
+              <w:jc w:val="left"/>
+            </w:pPr>
+            <w:r/>
           </w:p>
         </w:tc>
         <w:tc>
@@ -7795,24 +7730,7 @@
               <w:rPr>
                 <w:sz w:val="16"/>
               </w:rPr>
-              <w:t>MD, MLIP</w:t>
-            </w:r>
-          </w:p>
-        </w:tc>
-        <w:tc>
-          <w:tcPr>
-            <w:tcW w:type="dxa" w:w="1680"/>
-          </w:tcPr>
-          <w:p>
-            <w:pPr>
-              <w:jc w:val="left"/>
-            </w:pPr>
-            <w:r/>
-            <w:r>
-              <w:rPr>
-                <w:sz w:val="16"/>
-              </w:rPr>
-              <w:t>2026-08-17</w:t>
+              <w:t>2026-08-14</w:t>
             </w:r>
           </w:p>
         </w:tc>
@@ -7832,7 +7750,7 @@
                   <w:sz w:val="16"/>
                   <w:u w:val="single"/>
                 </w:rPr>
-                <w:t>link</w:t>
+                <w:t>10.5281/zenodo.21931873</w:t>
               </w:r>
             </w:hyperlink>
           </w:p>
@@ -7855,7 +7773,7 @@
                   <w:sz w:val="16"/>
                   <w:u w:val="single"/>
                 </w:rPr>
-                <w:t>ChemReporter: A Framework for Curating and Exporting Large-Scale Chemical Datasets for MLIP Training</w:t>
+                <w:t>Electrostatic Phenomenology Benchmarks for Machine-Learned Interatomic Potentials in Electrochemistry: Beyond the Energy</w:t>
               </w:r>
             </w:hyperlink>
           </w:p>
@@ -7912,7 +7830,7 @@
               <w:rPr>
                 <w:sz w:val="16"/>
               </w:rPr>
-              <w:t>2026-08-17</w:t>
+              <w:t>2026-08-14</w:t>
             </w:r>
           </w:p>
         </w:tc>
@@ -7955,20 +7873,9 @@
                   <w:sz w:val="16"/>
                   <w:u w:val="single"/>
                 </w:rPr>
-                <w:t>Active learning molecular beam epitaxy of complex quantum materials</w:t>
+                <w:t>The Past and Future of AI Scientists</w:t>
               </w:r>
             </w:hyperlink>
-          </w:p>
-        </w:tc>
-        <w:tc>
-          <w:tcPr>
-            <w:tcW w:type="dxa" w:w="1680"/>
-          </w:tcPr>
-          <w:p>
-            <w:pPr>
-              <w:jc w:val="left"/>
-            </w:pPr>
-            <w:r/>
           </w:p>
         </w:tc>
         <w:tc>
@@ -8006,7 +7913,24 @@
               <w:rPr>
                 <w:sz w:val="16"/>
               </w:rPr>
-              <w:t>2026-08-18</w:t>
+              <w:t>MLIP</w:t>
+            </w:r>
+          </w:p>
+        </w:tc>
+        <w:tc>
+          <w:tcPr>
+            <w:tcW w:type="dxa" w:w="1680"/>
+          </w:tcPr>
+          <w:p>
+            <w:pPr>
+              <w:jc w:val="left"/>
+            </w:pPr>
+            <w:r/>
+            <w:r>
+              <w:rPr>
+                <w:sz w:val="16"/>
+              </w:rPr>
+              <w:t>2026-08-14</w:t>
             </w:r>
           </w:p>
         </w:tc>
@@ -8049,7 +7973,7 @@
                   <w:sz w:val="16"/>
                   <w:u w:val="single"/>
                 </w:rPr>
-                <w:t>PyAPX: python toolkit for atomic configuration pattern exploration</w:t>
+                <w:t>Graph neural network prediction of temperature-dependent hydrogen diffusion and thermal conductivity tensors of tungsten</w:t>
               </w:r>
             </w:hyperlink>
           </w:p>
@@ -8089,7 +8013,7 @@
               <w:rPr>
                 <w:sz w:val="16"/>
               </w:rPr>
-              <w:t>DFT, MLIP</w:t>
+              <w:t>MD</w:t>
             </w:r>
           </w:p>
         </w:tc>
@@ -8106,7 +8030,7 @@
               <w:rPr>
                 <w:sz w:val="16"/>
               </w:rPr>
-              <w:t>2026-08-19</w:t>
+              <w:t>2026-08-16</w:t>
             </w:r>
           </w:p>
         </w:tc>
@@ -8126,7 +8050,7 @@
                   <w:sz w:val="16"/>
                   <w:u w:val="single"/>
                 </w:rPr>
-                <w:t>10.1038/s41598-026-66072-5</w:t>
+                <w:t>link</w:t>
               </w:r>
             </w:hyperlink>
           </w:p>
@@ -8149,7 +8073,7 @@
                   <w:sz w:val="16"/>
                   <w:u w:val="single"/>
                 </w:rPr>
-                <w:t>A single design choice determines whether machine learning models of materials make physically impossible predictions</w:t>
+                <w:t>Machine Learning-Accelerated Band-Edge Engineering of Pnictogen Chalcohalide Solid Solutions for Solar Energy Technologi</w:t>
               </w:r>
             </w:hyperlink>
           </w:p>
@@ -8206,7 +8130,7 @@
               <w:rPr>
                 <w:sz w:val="16"/>
               </w:rPr>
-              <w:t>2026-08-19</w:t>
+              <w:t>2026-08-17</w:t>
             </w:r>
           </w:p>
         </w:tc>
@@ -8249,9 +8173,20 @@
                   <w:sz w:val="16"/>
                   <w:u w:val="single"/>
                 </w:rPr>
-                <w:t>Dynamic Ensembles of Phosphine-Stabilized Gold Nanoclusters</w:t>
+                <w:t xml:space="preserve">Extracting a nitrile-centered, ether-assisted motif hierarchy for lithium-battery electrolyte design from billion-scale </w:t>
               </w:r>
             </w:hyperlink>
+          </w:p>
+        </w:tc>
+        <w:tc>
+          <w:tcPr>
+            <w:tcW w:type="dxa" w:w="1680"/>
+          </w:tcPr>
+          <w:p>
+            <w:pPr>
+              <w:jc w:val="left"/>
+            </w:pPr>
+            <w:r/>
           </w:p>
         </w:tc>
         <w:tc>
@@ -8289,24 +8224,7 @@
               <w:rPr>
                 <w:sz w:val="16"/>
               </w:rPr>
-              <w:t>MD, MLIP</w:t>
-            </w:r>
-          </w:p>
-        </w:tc>
-        <w:tc>
-          <w:tcPr>
-            <w:tcW w:type="dxa" w:w="1680"/>
-          </w:tcPr>
-          <w:p>
-            <w:pPr>
-              <w:jc w:val="left"/>
-            </w:pPr>
-            <w:r/>
-            <w:r>
-              <w:rPr>
-                <w:sz w:val="16"/>
-              </w:rPr>
-              <w:t>2026-08-19</w:t>
+              <w:t>2026-08-17</w:t>
             </w:r>
           </w:p>
         </w:tc>
@@ -8349,20 +8267,9 @@
                   <w:sz w:val="16"/>
                   <w:u w:val="single"/>
                 </w:rPr>
-                <w:t>Generative AI and Emerging Technologies: Transforming Engineering, Innovation and Entrepreneurship</w:t>
+                <w:t>Discovery of novel magnetic Y-Mn-B compounds via advanced machine learning guided framework</w:t>
               </w:r>
             </w:hyperlink>
-          </w:p>
-        </w:tc>
-        <w:tc>
-          <w:tcPr>
-            <w:tcW w:type="dxa" w:w="1680"/>
-          </w:tcPr>
-          <w:p>
-            <w:pPr>
-              <w:jc w:val="left"/>
-            </w:pPr>
-            <w:r/>
           </w:p>
         </w:tc>
         <w:tc>
@@ -8400,7 +8307,24 @@
               <w:rPr>
                 <w:sz w:val="16"/>
               </w:rPr>
-              <w:t>2026-08-20</w:t>
+              <w:t>DFT</w:t>
+            </w:r>
+          </w:p>
+        </w:tc>
+        <w:tc>
+          <w:tcPr>
+            <w:tcW w:type="dxa" w:w="1680"/>
+          </w:tcPr>
+          <w:p>
+            <w:pPr>
+              <w:jc w:val="left"/>
+            </w:pPr>
+            <w:r/>
+            <w:r>
+              <w:rPr>
+                <w:sz w:val="16"/>
+              </w:rPr>
+              <w:t>2026-08-17</w:t>
             </w:r>
           </w:p>
         </w:tc>
@@ -8420,7 +8344,7 @@
                   <w:sz w:val="16"/>
                   <w:u w:val="single"/>
                 </w:rPr>
-                <w:t>10.5281/zenodo.22025110</w:t>
+                <w:t>link</w:t>
               </w:r>
             </w:hyperlink>
           </w:p>
@@ -8443,7 +8367,7 @@
                   <w:sz w:val="16"/>
                   <w:u w:val="single"/>
                 </w:rPr>
-                <w:t>Machine Learning to Foundation Models: Artificial Intelligence for Nanophotonic Modeling and Scientific Discovery</w:t>
+                <w:t>Unlocking Multi-Component Bulk-Materials Molecular Dynamics with a Small-Footprint Machine Learning Interatomic Potentia</w:t>
               </w:r>
             </w:hyperlink>
           </w:p>
@@ -8483,7 +8407,7 @@
               <w:rPr>
                 <w:sz w:val="16"/>
               </w:rPr>
-              <w:t>MLIP</w:t>
+              <w:t>MD, MLIP</w:t>
             </w:r>
           </w:p>
         </w:tc>
@@ -8500,7 +8424,7 @@
               <w:rPr>
                 <w:sz w:val="16"/>
               </w:rPr>
-              <w:t>2026-08-21</w:t>
+              <w:t>2026-08-17</w:t>
             </w:r>
           </w:p>
         </w:tc>
@@ -8520,7 +8444,7 @@
                   <w:sz w:val="16"/>
                   <w:u w:val="single"/>
                 </w:rPr>
-                <w:t>10.48550/arxiv.2608.21612</w:t>
+                <w:t>link</w:t>
               </w:r>
             </w:hyperlink>
           </w:p>
@@ -8543,20 +8467,9 @@
                   <w:sz w:val="16"/>
                   <w:u w:val="single"/>
                 </w:rPr>
-                <w:t>Diagnosing and narrowing the simulation-to-real gap in powder X-ray diffraction with a wet-dry agentic loop</w:t>
+                <w:t>ChemReporter: A Framework for Curating and Exporting Large-Scale Chemical Datasets for MLIP Training</w:t>
               </w:r>
             </w:hyperlink>
-          </w:p>
-        </w:tc>
-        <w:tc>
-          <w:tcPr>
-            <w:tcW w:type="dxa" w:w="1680"/>
-          </w:tcPr>
-          <w:p>
-            <w:pPr>
-              <w:jc w:val="left"/>
-            </w:pPr>
-            <w:r/>
           </w:p>
         </w:tc>
         <w:tc>
@@ -8594,7 +8507,24 @@
               <w:rPr>
                 <w:sz w:val="16"/>
               </w:rPr>
-              <w:t>2026-08-23</w:t>
+              <w:t>MLIP</w:t>
+            </w:r>
+          </w:p>
+        </w:tc>
+        <w:tc>
+          <w:tcPr>
+            <w:tcW w:type="dxa" w:w="1680"/>
+          </w:tcPr>
+          <w:p>
+            <w:pPr>
+              <w:jc w:val="left"/>
+            </w:pPr>
+            <w:r/>
+            <w:r>
+              <w:rPr>
+                <w:sz w:val="16"/>
+              </w:rPr>
+              <w:t>2026-08-17</w:t>
             </w:r>
           </w:p>
         </w:tc>
@@ -8637,6 +8567,688 @@
                   <w:sz w:val="16"/>
                   <w:u w:val="single"/>
                 </w:rPr>
+                <w:t>Active learning molecular beam epitaxy of complex quantum materials</w:t>
+              </w:r>
+            </w:hyperlink>
+          </w:p>
+        </w:tc>
+        <w:tc>
+          <w:tcPr>
+            <w:tcW w:type="dxa" w:w="1680"/>
+          </w:tcPr>
+          <w:p>
+            <w:pPr>
+              <w:jc w:val="left"/>
+            </w:pPr>
+            <w:r/>
+          </w:p>
+        </w:tc>
+        <w:tc>
+          <w:tcPr>
+            <w:tcW w:type="dxa" w:w="1680"/>
+          </w:tcPr>
+          <w:p>
+            <w:pPr>
+              <w:jc w:val="left"/>
+            </w:pPr>
+            <w:r/>
+          </w:p>
+        </w:tc>
+        <w:tc>
+          <w:tcPr>
+            <w:tcW w:type="dxa" w:w="1680"/>
+          </w:tcPr>
+          <w:p>
+            <w:pPr>
+              <w:jc w:val="left"/>
+            </w:pPr>
+            <w:r/>
+          </w:p>
+        </w:tc>
+        <w:tc>
+          <w:tcPr>
+            <w:tcW w:type="dxa" w:w="1680"/>
+          </w:tcPr>
+          <w:p>
+            <w:pPr>
+              <w:jc w:val="left"/>
+            </w:pPr>
+            <w:r/>
+            <w:r>
+              <w:rPr>
+                <w:sz w:val="16"/>
+              </w:rPr>
+              <w:t>2026-08-18</w:t>
+            </w:r>
+          </w:p>
+        </w:tc>
+        <w:tc>
+          <w:tcPr>
+            <w:tcW w:type="dxa" w:w="1680"/>
+          </w:tcPr>
+          <w:p>
+            <w:pPr>
+              <w:jc w:val="left"/>
+            </w:pPr>
+            <w:r/>
+            <w:hyperlink r:id="rId102">
+              <w:r>
+                <w:rPr>
+                  <w:color w:val="0B4F9E"/>
+                  <w:sz w:val="16"/>
+                  <w:u w:val="single"/>
+                </w:rPr>
+                <w:t>link</w:t>
+              </w:r>
+            </w:hyperlink>
+          </w:p>
+        </w:tc>
+      </w:tr>
+      <w:tr>
+        <w:tc>
+          <w:tcPr>
+            <w:tcW w:type="dxa" w:w="1680"/>
+          </w:tcPr>
+          <w:p>
+            <w:pPr>
+              <w:jc w:val="left"/>
+            </w:pPr>
+            <w:r/>
+            <w:hyperlink r:id="rId103">
+              <w:r>
+                <w:rPr>
+                  <w:color w:val="0B4F9E"/>
+                  <w:sz w:val="16"/>
+                  <w:u w:val="single"/>
+                </w:rPr>
+                <w:t>PyAPX: python toolkit for atomic configuration pattern exploration</w:t>
+              </w:r>
+            </w:hyperlink>
+          </w:p>
+        </w:tc>
+        <w:tc>
+          <w:tcPr>
+            <w:tcW w:type="dxa" w:w="1680"/>
+          </w:tcPr>
+          <w:p>
+            <w:pPr>
+              <w:jc w:val="left"/>
+            </w:pPr>
+            <w:r/>
+          </w:p>
+        </w:tc>
+        <w:tc>
+          <w:tcPr>
+            <w:tcW w:type="dxa" w:w="1680"/>
+          </w:tcPr>
+          <w:p>
+            <w:pPr>
+              <w:jc w:val="left"/>
+            </w:pPr>
+            <w:r/>
+          </w:p>
+        </w:tc>
+        <w:tc>
+          <w:tcPr>
+            <w:tcW w:type="dxa" w:w="1680"/>
+          </w:tcPr>
+          <w:p>
+            <w:pPr>
+              <w:jc w:val="left"/>
+            </w:pPr>
+            <w:r/>
+            <w:r>
+              <w:rPr>
+                <w:sz w:val="16"/>
+              </w:rPr>
+              <w:t>DFT, MLIP</w:t>
+            </w:r>
+          </w:p>
+        </w:tc>
+        <w:tc>
+          <w:tcPr>
+            <w:tcW w:type="dxa" w:w="1680"/>
+          </w:tcPr>
+          <w:p>
+            <w:pPr>
+              <w:jc w:val="left"/>
+            </w:pPr>
+            <w:r/>
+            <w:r>
+              <w:rPr>
+                <w:sz w:val="16"/>
+              </w:rPr>
+              <w:t>2026-08-19</w:t>
+            </w:r>
+          </w:p>
+        </w:tc>
+        <w:tc>
+          <w:tcPr>
+            <w:tcW w:type="dxa" w:w="1680"/>
+          </w:tcPr>
+          <w:p>
+            <w:pPr>
+              <w:jc w:val="left"/>
+            </w:pPr>
+            <w:r/>
+            <w:hyperlink r:id="rId103">
+              <w:r>
+                <w:rPr>
+                  <w:color w:val="0B4F9E"/>
+                  <w:sz w:val="16"/>
+                  <w:u w:val="single"/>
+                </w:rPr>
+                <w:t>10.1038/s41598-026-66072-5</w:t>
+              </w:r>
+            </w:hyperlink>
+          </w:p>
+        </w:tc>
+      </w:tr>
+      <w:tr>
+        <w:tc>
+          <w:tcPr>
+            <w:tcW w:type="dxa" w:w="1680"/>
+          </w:tcPr>
+          <w:p>
+            <w:pPr>
+              <w:jc w:val="left"/>
+            </w:pPr>
+            <w:r/>
+            <w:hyperlink r:id="rId104">
+              <w:r>
+                <w:rPr>
+                  <w:color w:val="0B4F9E"/>
+                  <w:sz w:val="16"/>
+                  <w:u w:val="single"/>
+                </w:rPr>
+                <w:t>A single design choice determines whether machine learning models of materials make physically impossible predictions</w:t>
+              </w:r>
+            </w:hyperlink>
+          </w:p>
+        </w:tc>
+        <w:tc>
+          <w:tcPr>
+            <w:tcW w:type="dxa" w:w="1680"/>
+          </w:tcPr>
+          <w:p>
+            <w:pPr>
+              <w:jc w:val="left"/>
+            </w:pPr>
+            <w:r/>
+          </w:p>
+        </w:tc>
+        <w:tc>
+          <w:tcPr>
+            <w:tcW w:type="dxa" w:w="1680"/>
+          </w:tcPr>
+          <w:p>
+            <w:pPr>
+              <w:jc w:val="left"/>
+            </w:pPr>
+            <w:r/>
+          </w:p>
+        </w:tc>
+        <w:tc>
+          <w:tcPr>
+            <w:tcW w:type="dxa" w:w="1680"/>
+          </w:tcPr>
+          <w:p>
+            <w:pPr>
+              <w:jc w:val="left"/>
+            </w:pPr>
+            <w:r/>
+            <w:r>
+              <w:rPr>
+                <w:sz w:val="16"/>
+              </w:rPr>
+              <w:t>DFT</w:t>
+            </w:r>
+          </w:p>
+        </w:tc>
+        <w:tc>
+          <w:tcPr>
+            <w:tcW w:type="dxa" w:w="1680"/>
+          </w:tcPr>
+          <w:p>
+            <w:pPr>
+              <w:jc w:val="left"/>
+            </w:pPr>
+            <w:r/>
+            <w:r>
+              <w:rPr>
+                <w:sz w:val="16"/>
+              </w:rPr>
+              <w:t>2026-08-19</w:t>
+            </w:r>
+          </w:p>
+        </w:tc>
+        <w:tc>
+          <w:tcPr>
+            <w:tcW w:type="dxa" w:w="1680"/>
+          </w:tcPr>
+          <w:p>
+            <w:pPr>
+              <w:jc w:val="left"/>
+            </w:pPr>
+            <w:r/>
+            <w:hyperlink r:id="rId104">
+              <w:r>
+                <w:rPr>
+                  <w:color w:val="0B4F9E"/>
+                  <w:sz w:val="16"/>
+                  <w:u w:val="single"/>
+                </w:rPr>
+                <w:t>link</w:t>
+              </w:r>
+            </w:hyperlink>
+          </w:p>
+        </w:tc>
+      </w:tr>
+      <w:tr>
+        <w:tc>
+          <w:tcPr>
+            <w:tcW w:type="dxa" w:w="1680"/>
+          </w:tcPr>
+          <w:p>
+            <w:pPr>
+              <w:jc w:val="left"/>
+            </w:pPr>
+            <w:r/>
+            <w:hyperlink r:id="rId105">
+              <w:r>
+                <w:rPr>
+                  <w:color w:val="0B4F9E"/>
+                  <w:sz w:val="16"/>
+                  <w:u w:val="single"/>
+                </w:rPr>
+                <w:t>Dynamic Ensembles of Phosphine-Stabilized Gold Nanoclusters</w:t>
+              </w:r>
+            </w:hyperlink>
+          </w:p>
+        </w:tc>
+        <w:tc>
+          <w:tcPr>
+            <w:tcW w:type="dxa" w:w="1680"/>
+          </w:tcPr>
+          <w:p>
+            <w:pPr>
+              <w:jc w:val="left"/>
+            </w:pPr>
+            <w:r/>
+          </w:p>
+        </w:tc>
+        <w:tc>
+          <w:tcPr>
+            <w:tcW w:type="dxa" w:w="1680"/>
+          </w:tcPr>
+          <w:p>
+            <w:pPr>
+              <w:jc w:val="left"/>
+            </w:pPr>
+            <w:r/>
+          </w:p>
+        </w:tc>
+        <w:tc>
+          <w:tcPr>
+            <w:tcW w:type="dxa" w:w="1680"/>
+          </w:tcPr>
+          <w:p>
+            <w:pPr>
+              <w:jc w:val="left"/>
+            </w:pPr>
+            <w:r/>
+            <w:r>
+              <w:rPr>
+                <w:sz w:val="16"/>
+              </w:rPr>
+              <w:t>MD, MLIP</w:t>
+            </w:r>
+          </w:p>
+        </w:tc>
+        <w:tc>
+          <w:tcPr>
+            <w:tcW w:type="dxa" w:w="1680"/>
+          </w:tcPr>
+          <w:p>
+            <w:pPr>
+              <w:jc w:val="left"/>
+            </w:pPr>
+            <w:r/>
+            <w:r>
+              <w:rPr>
+                <w:sz w:val="16"/>
+              </w:rPr>
+              <w:t>2026-08-19</w:t>
+            </w:r>
+          </w:p>
+        </w:tc>
+        <w:tc>
+          <w:tcPr>
+            <w:tcW w:type="dxa" w:w="1680"/>
+          </w:tcPr>
+          <w:p>
+            <w:pPr>
+              <w:jc w:val="left"/>
+            </w:pPr>
+            <w:r/>
+            <w:hyperlink r:id="rId105">
+              <w:r>
+                <w:rPr>
+                  <w:color w:val="0B4F9E"/>
+                  <w:sz w:val="16"/>
+                  <w:u w:val="single"/>
+                </w:rPr>
+                <w:t>link</w:t>
+              </w:r>
+            </w:hyperlink>
+          </w:p>
+        </w:tc>
+      </w:tr>
+      <w:tr>
+        <w:tc>
+          <w:tcPr>
+            <w:tcW w:type="dxa" w:w="1680"/>
+          </w:tcPr>
+          <w:p>
+            <w:pPr>
+              <w:jc w:val="left"/>
+            </w:pPr>
+            <w:r/>
+            <w:hyperlink r:id="rId106">
+              <w:r>
+                <w:rPr>
+                  <w:color w:val="0B4F9E"/>
+                  <w:sz w:val="16"/>
+                  <w:u w:val="single"/>
+                </w:rPr>
+                <w:t>Generative AI and Emerging Technologies: Transforming Engineering, Innovation and Entrepreneurship</w:t>
+              </w:r>
+            </w:hyperlink>
+          </w:p>
+        </w:tc>
+        <w:tc>
+          <w:tcPr>
+            <w:tcW w:type="dxa" w:w="1680"/>
+          </w:tcPr>
+          <w:p>
+            <w:pPr>
+              <w:jc w:val="left"/>
+            </w:pPr>
+            <w:r/>
+          </w:p>
+        </w:tc>
+        <w:tc>
+          <w:tcPr>
+            <w:tcW w:type="dxa" w:w="1680"/>
+          </w:tcPr>
+          <w:p>
+            <w:pPr>
+              <w:jc w:val="left"/>
+            </w:pPr>
+            <w:r/>
+          </w:p>
+        </w:tc>
+        <w:tc>
+          <w:tcPr>
+            <w:tcW w:type="dxa" w:w="1680"/>
+          </w:tcPr>
+          <w:p>
+            <w:pPr>
+              <w:jc w:val="left"/>
+            </w:pPr>
+            <w:r/>
+          </w:p>
+        </w:tc>
+        <w:tc>
+          <w:tcPr>
+            <w:tcW w:type="dxa" w:w="1680"/>
+          </w:tcPr>
+          <w:p>
+            <w:pPr>
+              <w:jc w:val="left"/>
+            </w:pPr>
+            <w:r/>
+            <w:r>
+              <w:rPr>
+                <w:sz w:val="16"/>
+              </w:rPr>
+              <w:t>2026-08-20</w:t>
+            </w:r>
+          </w:p>
+        </w:tc>
+        <w:tc>
+          <w:tcPr>
+            <w:tcW w:type="dxa" w:w="1680"/>
+          </w:tcPr>
+          <w:p>
+            <w:pPr>
+              <w:jc w:val="left"/>
+            </w:pPr>
+            <w:r/>
+            <w:hyperlink r:id="rId106">
+              <w:r>
+                <w:rPr>
+                  <w:color w:val="0B4F9E"/>
+                  <w:sz w:val="16"/>
+                  <w:u w:val="single"/>
+                </w:rPr>
+                <w:t>10.5281/zenodo.22025110</w:t>
+              </w:r>
+            </w:hyperlink>
+          </w:p>
+        </w:tc>
+      </w:tr>
+      <w:tr>
+        <w:tc>
+          <w:tcPr>
+            <w:tcW w:type="dxa" w:w="1680"/>
+          </w:tcPr>
+          <w:p>
+            <w:pPr>
+              <w:jc w:val="left"/>
+            </w:pPr>
+            <w:r/>
+            <w:hyperlink r:id="rId107">
+              <w:r>
+                <w:rPr>
+                  <w:color w:val="0B4F9E"/>
+                  <w:sz w:val="16"/>
+                  <w:u w:val="single"/>
+                </w:rPr>
+                <w:t>Machine Learning to Foundation Models: Artificial Intelligence for Nanophotonic Modeling and Scientific Discovery</w:t>
+              </w:r>
+            </w:hyperlink>
+          </w:p>
+        </w:tc>
+        <w:tc>
+          <w:tcPr>
+            <w:tcW w:type="dxa" w:w="1680"/>
+          </w:tcPr>
+          <w:p>
+            <w:pPr>
+              <w:jc w:val="left"/>
+            </w:pPr>
+            <w:r/>
+          </w:p>
+        </w:tc>
+        <w:tc>
+          <w:tcPr>
+            <w:tcW w:type="dxa" w:w="1680"/>
+          </w:tcPr>
+          <w:p>
+            <w:pPr>
+              <w:jc w:val="left"/>
+            </w:pPr>
+            <w:r/>
+          </w:p>
+        </w:tc>
+        <w:tc>
+          <w:tcPr>
+            <w:tcW w:type="dxa" w:w="1680"/>
+          </w:tcPr>
+          <w:p>
+            <w:pPr>
+              <w:jc w:val="left"/>
+            </w:pPr>
+            <w:r/>
+            <w:r>
+              <w:rPr>
+                <w:sz w:val="16"/>
+              </w:rPr>
+              <w:t>MLIP</w:t>
+            </w:r>
+          </w:p>
+        </w:tc>
+        <w:tc>
+          <w:tcPr>
+            <w:tcW w:type="dxa" w:w="1680"/>
+          </w:tcPr>
+          <w:p>
+            <w:pPr>
+              <w:jc w:val="left"/>
+            </w:pPr>
+            <w:r/>
+            <w:r>
+              <w:rPr>
+                <w:sz w:val="16"/>
+              </w:rPr>
+              <w:t>2026-08-21</w:t>
+            </w:r>
+          </w:p>
+        </w:tc>
+        <w:tc>
+          <w:tcPr>
+            <w:tcW w:type="dxa" w:w="1680"/>
+          </w:tcPr>
+          <w:p>
+            <w:pPr>
+              <w:jc w:val="left"/>
+            </w:pPr>
+            <w:r/>
+            <w:hyperlink r:id="rId107">
+              <w:r>
+                <w:rPr>
+                  <w:color w:val="0B4F9E"/>
+                  <w:sz w:val="16"/>
+                  <w:u w:val="single"/>
+                </w:rPr>
+                <w:t>10.48550/arxiv.2608.21612</w:t>
+              </w:r>
+            </w:hyperlink>
+          </w:p>
+        </w:tc>
+      </w:tr>
+      <w:tr>
+        <w:tc>
+          <w:tcPr>
+            <w:tcW w:type="dxa" w:w="1680"/>
+          </w:tcPr>
+          <w:p>
+            <w:pPr>
+              <w:jc w:val="left"/>
+            </w:pPr>
+            <w:r/>
+            <w:hyperlink r:id="rId108">
+              <w:r>
+                <w:rPr>
+                  <w:color w:val="0B4F9E"/>
+                  <w:sz w:val="16"/>
+                  <w:u w:val="single"/>
+                </w:rPr>
+                <w:t>Diagnosing and narrowing the simulation-to-real gap in powder X-ray diffraction with a wet-dry agentic loop</w:t>
+              </w:r>
+            </w:hyperlink>
+          </w:p>
+        </w:tc>
+        <w:tc>
+          <w:tcPr>
+            <w:tcW w:type="dxa" w:w="1680"/>
+          </w:tcPr>
+          <w:p>
+            <w:pPr>
+              <w:jc w:val="left"/>
+            </w:pPr>
+            <w:r/>
+          </w:p>
+        </w:tc>
+        <w:tc>
+          <w:tcPr>
+            <w:tcW w:type="dxa" w:w="1680"/>
+          </w:tcPr>
+          <w:p>
+            <w:pPr>
+              <w:jc w:val="left"/>
+            </w:pPr>
+            <w:r/>
+          </w:p>
+        </w:tc>
+        <w:tc>
+          <w:tcPr>
+            <w:tcW w:type="dxa" w:w="1680"/>
+          </w:tcPr>
+          <w:p>
+            <w:pPr>
+              <w:jc w:val="left"/>
+            </w:pPr>
+            <w:r/>
+          </w:p>
+        </w:tc>
+        <w:tc>
+          <w:tcPr>
+            <w:tcW w:type="dxa" w:w="1680"/>
+          </w:tcPr>
+          <w:p>
+            <w:pPr>
+              <w:jc w:val="left"/>
+            </w:pPr>
+            <w:r/>
+            <w:r>
+              <w:rPr>
+                <w:sz w:val="16"/>
+              </w:rPr>
+              <w:t>2026-08-23</w:t>
+            </w:r>
+          </w:p>
+        </w:tc>
+        <w:tc>
+          <w:tcPr>
+            <w:tcW w:type="dxa" w:w="1680"/>
+          </w:tcPr>
+          <w:p>
+            <w:pPr>
+              <w:jc w:val="left"/>
+            </w:pPr>
+            <w:r/>
+            <w:hyperlink r:id="rId108">
+              <w:r>
+                <w:rPr>
+                  <w:color w:val="0B4F9E"/>
+                  <w:sz w:val="16"/>
+                  <w:u w:val="single"/>
+                </w:rPr>
+                <w:t>link</w:t>
+              </w:r>
+            </w:hyperlink>
+          </w:p>
+        </w:tc>
+      </w:tr>
+      <w:tr>
+        <w:tc>
+          <w:tcPr>
+            <w:tcW w:type="dxa" w:w="1680"/>
+          </w:tcPr>
+          <w:p>
+            <w:pPr>
+              <w:jc w:val="left"/>
+            </w:pPr>
+            <w:r/>
+            <w:hyperlink r:id="rId109">
+              <w:r>
+                <w:rPr>
+                  <w:color w:val="0B4F9E"/>
+                  <w:sz w:val="16"/>
+                  <w:u w:val="single"/>
+                </w:rPr>
                 <w:t xml:space="preserve">Dataset for the publication- A cylindrical sintering method for more realistic grain boundaries in nanocrystalline thin </w:t>
               </w:r>
             </w:hyperlink>
@@ -8701,7 +9313,7 @@
               <w:jc w:val="left"/>
             </w:pPr>
             <w:r/>
-            <w:hyperlink r:id="rId102">
+            <w:hyperlink r:id="rId109">
               <w:r>
                 <w:rPr>
                   <w:color w:val="0B4F9E"/>
@@ -8724,7 +9336,7 @@
               <w:jc w:val="left"/>
             </w:pPr>
             <w:r/>
-            <w:hyperlink r:id="rId103">
+            <w:hyperlink r:id="rId110">
               <w:r>
                 <w:rPr>
                   <w:color w:val="0B4F9E"/>
@@ -8801,7 +9413,7 @@
               <w:jc w:val="left"/>
             </w:pPr>
             <w:r/>
-            <w:hyperlink r:id="rId103">
+            <w:hyperlink r:id="rId110">
               <w:r>
                 <w:rPr>
                   <w:color w:val="0B4F9E"/>
@@ -8824,7 +9436,7 @@
               <w:jc w:val="left"/>
             </w:pPr>
             <w:r/>
-            <w:hyperlink r:id="rId104">
+            <w:hyperlink r:id="rId111">
               <w:r>
                 <w:rPr>
                   <w:color w:val="0B4F9E"/>
@@ -8901,7 +9513,7 @@
               <w:jc w:val="left"/>
             </w:pPr>
             <w:r/>
-            <w:hyperlink r:id="rId104">
+            <w:hyperlink r:id="rId111">
               <w:r>
                 <w:rPr>
                   <w:color w:val="0B4F9E"/>
@@ -8924,7 +9536,7 @@
               <w:jc w:val="left"/>
             </w:pPr>
             <w:r/>
-            <w:hyperlink r:id="rId105">
+            <w:hyperlink r:id="rId112">
               <w:r>
                 <w:rPr>
                   <w:color w:val="0B4F9E"/>
@@ -8995,7 +9607,7 @@
               <w:jc w:val="left"/>
             </w:pPr>
             <w:r/>
-            <w:hyperlink r:id="rId105">
+            <w:hyperlink r:id="rId112">
               <w:r>
                 <w:rPr>
                   <w:color w:val="0B4F9E"/>
@@ -9018,7 +9630,7 @@
               <w:jc w:val="left"/>
             </w:pPr>
             <w:r/>
-            <w:hyperlink r:id="rId106">
+            <w:hyperlink r:id="rId113">
               <w:r>
                 <w:rPr>
                   <w:color w:val="0B4F9E"/>
@@ -9095,7 +9707,7 @@
               <w:jc w:val="left"/>
             </w:pPr>
             <w:r/>
-            <w:hyperlink r:id="rId106">
+            <w:hyperlink r:id="rId113">
               <w:r>
                 <w:rPr>
                   <w:color w:val="0B4F9E"/>
@@ -9118,7 +9730,7 @@
               <w:jc w:val="left"/>
             </w:pPr>
             <w:r/>
-            <w:hyperlink r:id="rId107">
+            <w:hyperlink r:id="rId114">
               <w:r>
                 <w:rPr>
                   <w:color w:val="0B4F9E"/>
@@ -9195,7 +9807,7 @@
               <w:jc w:val="left"/>
             </w:pPr>
             <w:r/>
-            <w:hyperlink r:id="rId107">
+            <w:hyperlink r:id="rId114">
               <w:r>
                 <w:rPr>
                   <w:color w:val="0B4F9E"/>
@@ -9218,7 +9830,7 @@
               <w:jc w:val="left"/>
             </w:pPr>
             <w:r/>
-            <w:hyperlink r:id="rId108">
+            <w:hyperlink r:id="rId115">
               <w:r>
                 <w:rPr>
                   <w:color w:val="0B4F9E"/>
@@ -9289,7 +9901,7 @@
               <w:jc w:val="left"/>
             </w:pPr>
             <w:r/>
-            <w:hyperlink r:id="rId108">
+            <w:hyperlink r:id="rId115">
               <w:r>
                 <w:rPr>
                   <w:color w:val="0B4F9E"/>
@@ -9312,7 +9924,7 @@
               <w:jc w:val="left"/>
             </w:pPr>
             <w:r/>
-            <w:hyperlink r:id="rId109">
+            <w:hyperlink r:id="rId116">
               <w:r>
                 <w:rPr>
                   <w:color w:val="0B4F9E"/>
@@ -9383,7 +9995,7 @@
               <w:jc w:val="left"/>
             </w:pPr>
             <w:r/>
-            <w:hyperlink r:id="rId110">
+            <w:hyperlink r:id="rId117">
               <w:r>
                 <w:rPr>
                   <w:color w:val="0B4F9E"/>
@@ -9406,7 +10018,7 @@
               <w:jc w:val="left"/>
             </w:pPr>
             <w:r/>
-            <w:hyperlink r:id="rId111">
+            <w:hyperlink r:id="rId118">
               <w:r>
                 <w:rPr>
                   <w:color w:val="0B4F9E"/>
@@ -9477,7 +10089,7 @@
               <w:jc w:val="left"/>
             </w:pPr>
             <w:r/>
-            <w:hyperlink r:id="rId111">
+            <w:hyperlink r:id="rId118">
               <w:r>
                 <w:rPr>
                   <w:color w:val="0B4F9E"/>
@@ -9500,7 +10112,7 @@
               <w:jc w:val="left"/>
             </w:pPr>
             <w:r/>
-            <w:hyperlink r:id="rId112">
+            <w:hyperlink r:id="rId119">
               <w:r>
                 <w:rPr>
                   <w:color w:val="0B4F9E"/>
@@ -9577,7 +10189,7 @@
               <w:jc w:val="left"/>
             </w:pPr>
             <w:r/>
-            <w:hyperlink r:id="rId112">
+            <w:hyperlink r:id="rId119">
               <w:r>
                 <w:rPr>
                   <w:color w:val="0B4F9E"/>
@@ -9600,7 +10212,7 @@
               <w:jc w:val="left"/>
             </w:pPr>
             <w:r/>
-            <w:hyperlink r:id="rId113">
+            <w:hyperlink r:id="rId120">
               <w:r>
                 <w:rPr>
                   <w:color w:val="0B4F9E"/>
@@ -9677,7 +10289,7 @@
               <w:jc w:val="left"/>
             </w:pPr>
             <w:r/>
-            <w:hyperlink r:id="rId113">
+            <w:hyperlink r:id="rId120">
               <w:r>
                 <w:rPr>
                   <w:color w:val="0B4F9E"/>
@@ -9700,7 +10312,7 @@
               <w:jc w:val="left"/>
             </w:pPr>
             <w:r/>
-            <w:hyperlink r:id="rId114">
+            <w:hyperlink r:id="rId121">
               <w:r>
                 <w:rPr>
                   <w:color w:val="0B4F9E"/>
@@ -9777,7 +10389,7 @@
               <w:jc w:val="left"/>
             </w:pPr>
             <w:r/>
-            <w:hyperlink r:id="rId114">
+            <w:hyperlink r:id="rId121">
               <w:r>
                 <w:rPr>
                   <w:color w:val="0B4F9E"/>
@@ -9800,7 +10412,7 @@
               <w:jc w:val="left"/>
             </w:pPr>
             <w:r/>
-            <w:hyperlink r:id="rId115">
+            <w:hyperlink r:id="rId122">
               <w:r>
                 <w:rPr>
                   <w:color w:val="0B4F9E"/>
@@ -9877,7 +10489,7 @@
               <w:jc w:val="left"/>
             </w:pPr>
             <w:r/>
-            <w:hyperlink r:id="rId115">
+            <w:hyperlink r:id="rId122">
               <w:r>
                 <w:rPr>
                   <w:color w:val="0B4F9E"/>
@@ -9900,7 +10512,7 @@
               <w:jc w:val="left"/>
             </w:pPr>
             <w:r/>
-            <w:hyperlink r:id="rId116">
+            <w:hyperlink r:id="rId123">
               <w:r>
                 <w:rPr>
                   <w:color w:val="0B4F9E"/>
@@ -9971,7 +10583,7 @@
               <w:jc w:val="left"/>
             </w:pPr>
             <w:r/>
-            <w:hyperlink r:id="rId116">
+            <w:hyperlink r:id="rId123">
               <w:r>
                 <w:rPr>
                   <w:color w:val="0B4F9E"/>
@@ -9994,7 +10606,7 @@
               <w:jc w:val="left"/>
             </w:pPr>
             <w:r/>
-            <w:hyperlink r:id="rId117">
+            <w:hyperlink r:id="rId124">
               <w:r>
                 <w:rPr>
                   <w:color w:val="0B4F9E"/>
@@ -10065,7 +10677,7 @@
               <w:jc w:val="left"/>
             </w:pPr>
             <w:r/>
-            <w:hyperlink r:id="rId117">
+            <w:hyperlink r:id="rId124">
               <w:r>
                 <w:rPr>
                   <w:color w:val="0B4F9E"/>
@@ -10088,7 +10700,7 @@
               <w:jc w:val="left"/>
             </w:pPr>
             <w:r/>
-            <w:hyperlink r:id="rId118">
+            <w:hyperlink r:id="rId125">
               <w:r>
                 <w:rPr>
                   <w:color w:val="0B4F9E"/>
@@ -10159,7 +10771,7 @@
               <w:jc w:val="left"/>
             </w:pPr>
             <w:r/>
-            <w:hyperlink r:id="rId118">
+            <w:hyperlink r:id="rId125">
               <w:r>
                 <w:rPr>
                   <w:color w:val="0B4F9E"/>
@@ -10182,7 +10794,7 @@
               <w:jc w:val="left"/>
             </w:pPr>
             <w:r/>
-            <w:hyperlink r:id="rId119">
+            <w:hyperlink r:id="rId126">
               <w:r>
                 <w:rPr>
                   <w:color w:val="0B4F9E"/>
@@ -10253,7 +10865,7 @@
               <w:jc w:val="left"/>
             </w:pPr>
             <w:r/>
-            <w:hyperlink r:id="rId119">
+            <w:hyperlink r:id="rId126">
               <w:r>
                 <w:rPr>
                   <w:color w:val="0B4F9E"/>
@@ -10276,7 +10888,7 @@
               <w:jc w:val="left"/>
             </w:pPr>
             <w:r/>
-            <w:hyperlink r:id="rId120">
+            <w:hyperlink r:id="rId127">
               <w:r>
                 <w:rPr>
                   <w:color w:val="0B4F9E"/>
@@ -10353,7 +10965,7 @@
               <w:jc w:val="left"/>
             </w:pPr>
             <w:r/>
-            <w:hyperlink r:id="rId120">
+            <w:hyperlink r:id="rId127">
               <w:r>
                 <w:rPr>
                   <w:color w:val="0B4F9E"/>
@@ -10376,7 +10988,7 @@
               <w:jc w:val="left"/>
             </w:pPr>
             <w:r/>
-            <w:hyperlink r:id="rId121">
+            <w:hyperlink r:id="rId128">
               <w:r>
                 <w:rPr>
                   <w:color w:val="0B4F9E"/>
@@ -10447,7 +11059,7 @@
               <w:jc w:val="left"/>
             </w:pPr>
             <w:r/>
-            <w:hyperlink r:id="rId122">
+            <w:hyperlink r:id="rId129">
               <w:r>
                 <w:rPr>
                   <w:color w:val="0B4F9E"/>
@@ -10470,7 +11082,107 @@
               <w:jc w:val="left"/>
             </w:pPr>
             <w:r/>
-            <w:hyperlink r:id="rId123">
+            <w:hyperlink r:id="rId130">
+              <w:r>
+                <w:rPr>
+                  <w:color w:val="0B4F9E"/>
+                  <w:sz w:val="16"/>
+                  <w:u w:val="single"/>
+                </w:rPr>
+                <w:t>OrbGNN: A Wave function-based Machine Learning Interelectronic Representation</w:t>
+              </w:r>
+            </w:hyperlink>
+          </w:p>
+        </w:tc>
+        <w:tc>
+          <w:tcPr>
+            <w:tcW w:type="dxa" w:w="1680"/>
+          </w:tcPr>
+          <w:p>
+            <w:pPr>
+              <w:jc w:val="left"/>
+            </w:pPr>
+            <w:r/>
+          </w:p>
+        </w:tc>
+        <w:tc>
+          <w:tcPr>
+            <w:tcW w:type="dxa" w:w="1680"/>
+          </w:tcPr>
+          <w:p>
+            <w:pPr>
+              <w:jc w:val="left"/>
+            </w:pPr>
+            <w:r/>
+          </w:p>
+        </w:tc>
+        <w:tc>
+          <w:tcPr>
+            <w:tcW w:type="dxa" w:w="1680"/>
+          </w:tcPr>
+          <w:p>
+            <w:pPr>
+              <w:jc w:val="left"/>
+            </w:pPr>
+            <w:r/>
+            <w:r>
+              <w:rPr>
+                <w:sz w:val="16"/>
+              </w:rPr>
+              <w:t>MLIP</w:t>
+            </w:r>
+          </w:p>
+        </w:tc>
+        <w:tc>
+          <w:tcPr>
+            <w:tcW w:type="dxa" w:w="1680"/>
+          </w:tcPr>
+          <w:p>
+            <w:pPr>
+              <w:jc w:val="left"/>
+            </w:pPr>
+            <w:r/>
+            <w:r>
+              <w:rPr>
+                <w:sz w:val="16"/>
+              </w:rPr>
+              <w:t>2026-08-28</w:t>
+            </w:r>
+          </w:p>
+        </w:tc>
+        <w:tc>
+          <w:tcPr>
+            <w:tcW w:type="dxa" w:w="1680"/>
+          </w:tcPr>
+          <w:p>
+            <w:pPr>
+              <w:jc w:val="left"/>
+            </w:pPr>
+            <w:r/>
+            <w:hyperlink r:id="rId130">
+              <w:r>
+                <w:rPr>
+                  <w:color w:val="0B4F9E"/>
+                  <w:sz w:val="16"/>
+                  <w:u w:val="single"/>
+                </w:rPr>
+                <w:t>link</w:t>
+              </w:r>
+            </w:hyperlink>
+          </w:p>
+        </w:tc>
+      </w:tr>
+      <w:tr>
+        <w:tc>
+          <w:tcPr>
+            <w:tcW w:type="dxa" w:w="1680"/>
+          </w:tcPr>
+          <w:p>
+            <w:pPr>
+              <w:jc w:val="left"/>
+            </w:pPr>
+            <w:r/>
+            <w:hyperlink r:id="rId131">
               <w:r>
                 <w:rPr>
                   <w:color w:val="0B4F9E"/>
@@ -10547,7 +11259,7 @@
               <w:jc w:val="left"/>
             </w:pPr>
             <w:r/>
-            <w:hyperlink r:id="rId123">
+            <w:hyperlink r:id="rId131">
               <w:r>
                 <w:rPr>
                   <w:color w:val="0B4F9E"/>
@@ -10570,7 +11282,7 @@
               <w:jc w:val="left"/>
             </w:pPr>
             <w:r/>
-            <w:hyperlink r:id="rId124">
+            <w:hyperlink r:id="rId132">
               <w:r>
                 <w:rPr>
                   <w:color w:val="0B4F9E"/>
@@ -10641,7 +11353,7 @@
               <w:jc w:val="left"/>
             </w:pPr>
             <w:r/>
-            <w:hyperlink r:id="rId124">
+            <w:hyperlink r:id="rId132">
               <w:r>
                 <w:rPr>
                   <w:color w:val="0B4F9E"/>
@@ -10664,7 +11376,7 @@
               <w:jc w:val="left"/>
             </w:pPr>
             <w:r/>
-            <w:hyperlink r:id="rId125">
+            <w:hyperlink r:id="rId133">
               <w:r>
                 <w:rPr>
                   <w:color w:val="0B4F9E"/>
@@ -10741,7 +11453,7 @@
               <w:jc w:val="left"/>
             </w:pPr>
             <w:r/>
-            <w:hyperlink r:id="rId125">
+            <w:hyperlink r:id="rId133">
               <w:r>
                 <w:rPr>
                   <w:color w:val="0B4F9E"/>
@@ -10764,7 +11476,7 @@
               <w:jc w:val="left"/>
             </w:pPr>
             <w:r/>
-            <w:hyperlink r:id="rId126">
+            <w:hyperlink r:id="rId134">
               <w:r>
                 <w:rPr>
                   <w:color w:val="0B4F9E"/>
@@ -10835,7 +11547,7 @@
               <w:jc w:val="left"/>
             </w:pPr>
             <w:r/>
-            <w:hyperlink r:id="rId126">
+            <w:hyperlink r:id="rId134">
               <w:r>
                 <w:rPr>
                   <w:color w:val="0B4F9E"/>
@@ -10858,7 +11570,101 @@
               <w:jc w:val="left"/>
             </w:pPr>
             <w:r/>
-            <w:hyperlink r:id="rId127">
+            <w:hyperlink r:id="rId135">
+              <w:r>
+                <w:rPr>
+                  <w:color w:val="0B4F9E"/>
+                  <w:sz w:val="16"/>
+                  <w:u w:val="single"/>
+                </w:rPr>
+                <w:t>Accelerating Materials Discovery: A Review of Machine Learning in X‐Ray Absorption Spectroscopy</w:t>
+              </w:r>
+            </w:hyperlink>
+          </w:p>
+        </w:tc>
+        <w:tc>
+          <w:tcPr>
+            <w:tcW w:type="dxa" w:w="1680"/>
+          </w:tcPr>
+          <w:p>
+            <w:pPr>
+              <w:jc w:val="left"/>
+            </w:pPr>
+            <w:r/>
+          </w:p>
+        </w:tc>
+        <w:tc>
+          <w:tcPr>
+            <w:tcW w:type="dxa" w:w="1680"/>
+          </w:tcPr>
+          <w:p>
+            <w:pPr>
+              <w:jc w:val="left"/>
+            </w:pPr>
+            <w:r/>
+          </w:p>
+        </w:tc>
+        <w:tc>
+          <w:tcPr>
+            <w:tcW w:type="dxa" w:w="1680"/>
+          </w:tcPr>
+          <w:p>
+            <w:pPr>
+              <w:jc w:val="left"/>
+            </w:pPr>
+            <w:r/>
+          </w:p>
+        </w:tc>
+        <w:tc>
+          <w:tcPr>
+            <w:tcW w:type="dxa" w:w="1680"/>
+          </w:tcPr>
+          <w:p>
+            <w:pPr>
+              <w:jc w:val="left"/>
+            </w:pPr>
+            <w:r/>
+            <w:r>
+              <w:rPr>
+                <w:sz w:val="16"/>
+              </w:rPr>
+              <w:t>2026-08-30</w:t>
+            </w:r>
+          </w:p>
+        </w:tc>
+        <w:tc>
+          <w:tcPr>
+            <w:tcW w:type="dxa" w:w="1680"/>
+          </w:tcPr>
+          <w:p>
+            <w:pPr>
+              <w:jc w:val="left"/>
+            </w:pPr>
+            <w:r/>
+            <w:hyperlink r:id="rId135">
+              <w:r>
+                <w:rPr>
+                  <w:color w:val="0B4F9E"/>
+                  <w:sz w:val="16"/>
+                  <w:u w:val="single"/>
+                </w:rPr>
+                <w:t>10.1002/aisy.70529</w:t>
+              </w:r>
+            </w:hyperlink>
+          </w:p>
+        </w:tc>
+      </w:tr>
+      <w:tr>
+        <w:tc>
+          <w:tcPr>
+            <w:tcW w:type="dxa" w:w="1680"/>
+          </w:tcPr>
+          <w:p>
+            <w:pPr>
+              <w:jc w:val="left"/>
+            </w:pPr>
+            <w:r/>
+            <w:hyperlink r:id="rId136">
               <w:r>
                 <w:rPr>
                   <w:color w:val="0B4F9E"/>
@@ -10929,7 +11735,7 @@
               <w:jc w:val="left"/>
             </w:pPr>
             <w:r/>
-            <w:hyperlink r:id="rId127">
+            <w:hyperlink r:id="rId136">
               <w:r>
                 <w:rPr>
                   <w:color w:val="0B4F9E"/>
@@ -10952,7 +11758,7 @@
               <w:jc w:val="left"/>
             </w:pPr>
             <w:r/>
-            <w:hyperlink r:id="rId128">
+            <w:hyperlink r:id="rId137">
               <w:r>
                 <w:rPr>
                   <w:color w:val="0B4F9E"/>
@@ -11029,7 +11835,7 @@
               <w:jc w:val="left"/>
             </w:pPr>
             <w:r/>
-            <w:hyperlink r:id="rId128">
+            <w:hyperlink r:id="rId137">
               <w:r>
                 <w:rPr>
                   <w:color w:val="0B4F9E"/>
@@ -11037,6 +11843,200 @@
                   <w:u w:val="single"/>
                 </w:rPr>
                 <w:t>10.1016/j.robot.2026.105733</w:t>
+              </w:r>
+            </w:hyperlink>
+          </w:p>
+        </w:tc>
+      </w:tr>
+      <w:tr>
+        <w:tc>
+          <w:tcPr>
+            <w:tcW w:type="dxa" w:w="1680"/>
+          </w:tcPr>
+          <w:p>
+            <w:pPr>
+              <w:jc w:val="left"/>
+            </w:pPr>
+            <w:r/>
+            <w:hyperlink r:id="rId138">
+              <w:r>
+                <w:rPr>
+                  <w:color w:val="0B4F9E"/>
+                  <w:sz w:val="16"/>
+                  <w:u w:val="single"/>
+                </w:rPr>
+                <w:t>Workflow design as a research variable in computational materials discovery</w:t>
+              </w:r>
+            </w:hyperlink>
+          </w:p>
+        </w:tc>
+        <w:tc>
+          <w:tcPr>
+            <w:tcW w:type="dxa" w:w="1680"/>
+          </w:tcPr>
+          <w:p>
+            <w:pPr>
+              <w:jc w:val="left"/>
+            </w:pPr>
+            <w:r/>
+          </w:p>
+        </w:tc>
+        <w:tc>
+          <w:tcPr>
+            <w:tcW w:type="dxa" w:w="1680"/>
+          </w:tcPr>
+          <w:p>
+            <w:pPr>
+              <w:jc w:val="left"/>
+            </w:pPr>
+            <w:r/>
+          </w:p>
+        </w:tc>
+        <w:tc>
+          <w:tcPr>
+            <w:tcW w:type="dxa" w:w="1680"/>
+          </w:tcPr>
+          <w:p>
+            <w:pPr>
+              <w:jc w:val="left"/>
+            </w:pPr>
+            <w:r/>
+          </w:p>
+        </w:tc>
+        <w:tc>
+          <w:tcPr>
+            <w:tcW w:type="dxa" w:w="1680"/>
+          </w:tcPr>
+          <w:p>
+            <w:pPr>
+              <w:jc w:val="left"/>
+            </w:pPr>
+            <w:r/>
+            <w:r>
+              <w:rPr>
+                <w:sz w:val="16"/>
+              </w:rPr>
+              <w:t>2026-08-31</w:t>
+            </w:r>
+          </w:p>
+        </w:tc>
+        <w:tc>
+          <w:tcPr>
+            <w:tcW w:type="dxa" w:w="1680"/>
+          </w:tcPr>
+          <w:p>
+            <w:pPr>
+              <w:jc w:val="left"/>
+            </w:pPr>
+            <w:r/>
+            <w:hyperlink r:id="rId138">
+              <w:r>
+                <w:rPr>
+                  <w:color w:val="0B4F9E"/>
+                  <w:sz w:val="16"/>
+                  <w:u w:val="single"/>
+                </w:rPr>
+                <w:t>10.26434/chemrxiv.15008076/v1</w:t>
+              </w:r>
+            </w:hyperlink>
+          </w:p>
+        </w:tc>
+      </w:tr>
+      <w:tr>
+        <w:tc>
+          <w:tcPr>
+            <w:tcW w:type="dxa" w:w="1680"/>
+          </w:tcPr>
+          <w:p>
+            <w:pPr>
+              <w:jc w:val="left"/>
+            </w:pPr>
+            <w:r/>
+            <w:hyperlink r:id="rId139">
+              <w:r>
+                <w:rPr>
+                  <w:color w:val="0B4F9E"/>
+                  <w:sz w:val="16"/>
+                  <w:u w:val="single"/>
+                </w:rPr>
+                <w:t>GigaPath-Flash and GigaTIME-Flash: Toward population-scale discovery with efficient pathology foundation models</w:t>
+              </w:r>
+            </w:hyperlink>
+          </w:p>
+        </w:tc>
+        <w:tc>
+          <w:tcPr>
+            <w:tcW w:type="dxa" w:w="1680"/>
+          </w:tcPr>
+          <w:p>
+            <w:pPr>
+              <w:jc w:val="left"/>
+            </w:pPr>
+            <w:r/>
+          </w:p>
+        </w:tc>
+        <w:tc>
+          <w:tcPr>
+            <w:tcW w:type="dxa" w:w="1680"/>
+          </w:tcPr>
+          <w:p>
+            <w:pPr>
+              <w:jc w:val="left"/>
+            </w:pPr>
+            <w:r/>
+          </w:p>
+        </w:tc>
+        <w:tc>
+          <w:tcPr>
+            <w:tcW w:type="dxa" w:w="1680"/>
+          </w:tcPr>
+          <w:p>
+            <w:pPr>
+              <w:jc w:val="left"/>
+            </w:pPr>
+            <w:r/>
+            <w:r>
+              <w:rPr>
+                <w:sz w:val="16"/>
+              </w:rPr>
+              <w:t>MLIP</w:t>
+            </w:r>
+          </w:p>
+        </w:tc>
+        <w:tc>
+          <w:tcPr>
+            <w:tcW w:type="dxa" w:w="1680"/>
+          </w:tcPr>
+          <w:p>
+            <w:pPr>
+              <w:jc w:val="left"/>
+            </w:pPr>
+            <w:r/>
+            <w:r>
+              <w:rPr>
+                <w:sz w:val="16"/>
+              </w:rPr>
+              <w:t>2026-08-31</w:t>
+            </w:r>
+          </w:p>
+        </w:tc>
+        <w:tc>
+          <w:tcPr>
+            <w:tcW w:type="dxa" w:w="1680"/>
+          </w:tcPr>
+          <w:p>
+            <w:pPr>
+              <w:jc w:val="left"/>
+            </w:pPr>
+            <w:r/>
+            <w:hyperlink r:id="rId139">
+              <w:r>
+                <w:rPr>
+                  <w:color w:val="0B4F9E"/>
+                  <w:sz w:val="16"/>
+                  <w:u w:val="single"/>
+                </w:rPr>
+                <w:t>link</w:t>
               </w:r>
             </w:hyperlink>
           </w:p>
@@ -11063,7 +12063,7 @@
         <w:rPr>
           <w:b/>
         </w:rPr>
-        <w:t>75</w:t>
+        <w:t>87</w:t>
       </w:r>
     </w:p>
     <w:p>
@@ -11077,7 +12077,7 @@
         <w:rPr>
           <w:b/>
         </w:rPr>
-        <w:t>27</w:t>
+        <w:t>35</w:t>
       </w:r>
     </w:p>
     <w:p>
@@ -11091,7 +12091,7 @@
         <w:rPr>
           <w:b/>
         </w:rPr>
-        <w:t>93</w:t>
+        <w:t>103</w:t>
       </w:r>
     </w:p>
     <w:p>

--- a/NEEDS_DATA.docx
+++ b/NEEDS_DATA.docx
@@ -17,7 +17,7 @@
     </w:p>
     <w:p>
       <w:r>
-        <w:t xml:space="preserve">Generated 2026-08-31. Every field below was blank in the automated sources. Fill any of them in </w:t>
+        <w:t xml:space="preserve">Generated 2026-09-01. Every field below was blank in the automated sources. Fill any of them in </w:t>
       </w:r>
       <w:r>
         <w:rPr>
@@ -1387,7 +1387,7 @@
         <w:pStyle w:val="Heading2"/>
       </w:pPr>
       <w:r>
-        <w:t>Studies with no numeric performance figure (103 of 108)</w:t>
+        <w:t>Studies with no numeric performance figure (117 of 122)</w:t>
       </w:r>
     </w:p>
     <w:p>
@@ -1809,7 +1809,7 @@
               <w:rPr>
                 <w:sz w:val="16"/>
               </w:rPr>
-              <w:t>ALIGNN, MEGNet, CGCNN</w:t>
+              <w:t>MEGNet, ALIGNN, CGCNN</w:t>
             </w:r>
           </w:p>
         </w:tc>
@@ -2475,7 +2475,7 @@
               <w:rPr>
                 <w:sz w:val="16"/>
               </w:rPr>
-              <w:t>GRACE-1L-OAM, SevenNet-0, MatterSim, MACE-MP-0</w:t>
+              <w:t>GRACE-1L-OAM, SevenNet-0, MACE-MP-0, MatterSim</w:t>
             </w:r>
           </w:p>
         </w:tc>
@@ -3211,7 +3211,7 @@
               <w:rPr>
                 <w:sz w:val="16"/>
               </w:rPr>
-              <w:t>CHGNet, ALIGNN</w:t>
+              <w:t>ALIGNN, CHGNet</w:t>
             </w:r>
           </w:p>
         </w:tc>
@@ -3317,7 +3317,7 @@
               <w:rPr>
                 <w:sz w:val="16"/>
               </w:rPr>
-              <w:t>MatterGen, MatterSim</w:t>
+              <w:t>MatterSim, MatterGen</w:t>
             </w:r>
           </w:p>
         </w:tc>
@@ -3617,6 +3617,112 @@
                   <w:sz w:val="16"/>
                   <w:u w:val="single"/>
                 </w:rPr>
+                <w:t>GMD Task 4 composition-support audit - structures and public-checkpoint predictions</w:t>
+              </w:r>
+            </w:hyperlink>
+          </w:p>
+        </w:tc>
+        <w:tc>
+          <w:tcPr>
+            <w:tcW w:type="dxa" w:w="1680"/>
+          </w:tcPr>
+          <w:p>
+            <w:pPr>
+              <w:jc w:val="left"/>
+            </w:pPr>
+            <w:r/>
+            <w:r>
+              <w:rPr>
+                <w:sz w:val="16"/>
+              </w:rPr>
+              <w:t>NequIP, MACE</w:t>
+            </w:r>
+          </w:p>
+        </w:tc>
+        <w:tc>
+          <w:tcPr>
+            <w:tcW w:type="dxa" w:w="1680"/>
+          </w:tcPr>
+          <w:p>
+            <w:pPr>
+              <w:jc w:val="left"/>
+            </w:pPr>
+            <w:r/>
+          </w:p>
+        </w:tc>
+        <w:tc>
+          <w:tcPr>
+            <w:tcW w:type="dxa" w:w="1680"/>
+          </w:tcPr>
+          <w:p>
+            <w:pPr>
+              <w:jc w:val="left"/>
+            </w:pPr>
+            <w:r/>
+            <w:r>
+              <w:rPr>
+                <w:sz w:val="16"/>
+              </w:rPr>
+              <w:t>DFT, MLIP</w:t>
+            </w:r>
+          </w:p>
+        </w:tc>
+        <w:tc>
+          <w:tcPr>
+            <w:tcW w:type="dxa" w:w="1680"/>
+          </w:tcPr>
+          <w:p>
+            <w:pPr>
+              <w:jc w:val="left"/>
+            </w:pPr>
+            <w:r/>
+            <w:r>
+              <w:rPr>
+                <w:sz w:val="16"/>
+              </w:rPr>
+              <w:t>2026-08-31</w:t>
+            </w:r>
+          </w:p>
+        </w:tc>
+        <w:tc>
+          <w:tcPr>
+            <w:tcW w:type="dxa" w:w="1680"/>
+          </w:tcPr>
+          <w:p>
+            <w:pPr>
+              <w:jc w:val="left"/>
+            </w:pPr>
+            <w:r/>
+            <w:hyperlink r:id="rId53">
+              <w:r>
+                <w:rPr>
+                  <w:color w:val="0B4F9E"/>
+                  <w:sz w:val="16"/>
+                  <w:u w:val="single"/>
+                </w:rPr>
+                <w:t>10.5281/zenodo.22215787</w:t>
+              </w:r>
+            </w:hyperlink>
+          </w:p>
+        </w:tc>
+      </w:tr>
+      <w:tr>
+        <w:tc>
+          <w:tcPr>
+            <w:tcW w:type="dxa" w:w="1680"/>
+          </w:tcPr>
+          <w:p>
+            <w:pPr>
+              <w:jc w:val="left"/>
+            </w:pPr>
+            <w:r/>
+            <w:hyperlink r:id="rId54">
+              <w:r>
+                <w:rPr>
+                  <w:color w:val="0B4F9E"/>
+                  <w:sz w:val="16"/>
+                  <w:u w:val="single"/>
+                </w:rPr>
                 <w:t>Realistic Simulations of Energy Materials Using Foundation Models and Electrode-Potential Learning</w:t>
               </w:r>
             </w:hyperlink>
@@ -3693,7 +3799,7 @@
               <w:jc w:val="left"/>
             </w:pPr>
             <w:r/>
-            <w:hyperlink r:id="rId53">
+            <w:hyperlink r:id="rId54">
               <w:r>
                 <w:rPr>
                   <w:color w:val="0B4F9E"/>
@@ -3716,7 +3822,7 @@
               <w:jc w:val="left"/>
             </w:pPr>
             <w:r/>
-            <w:hyperlink r:id="rId54">
+            <w:hyperlink r:id="rId55">
               <w:r>
                 <w:rPr>
                   <w:color w:val="0B4F9E"/>
@@ -3793,7 +3899,7 @@
               <w:jc w:val="left"/>
             </w:pPr>
             <w:r/>
-            <w:hyperlink r:id="rId54">
+            <w:hyperlink r:id="rId55">
               <w:r>
                 <w:rPr>
                   <w:color w:val="0B4F9E"/>
@@ -3816,7 +3922,7 @@
               <w:jc w:val="left"/>
             </w:pPr>
             <w:r/>
-            <w:hyperlink r:id="rId55">
+            <w:hyperlink r:id="rId56">
               <w:r>
                 <w:rPr>
                   <w:color w:val="0B4F9E"/>
@@ -3899,7 +4005,7 @@
               <w:jc w:val="left"/>
             </w:pPr>
             <w:r/>
-            <w:hyperlink r:id="rId55">
+            <w:hyperlink r:id="rId56">
               <w:r>
                 <w:rPr>
                   <w:color w:val="0B4F9E"/>
@@ -3922,7 +4028,7 @@
               <w:jc w:val="left"/>
             </w:pPr>
             <w:r/>
-            <w:hyperlink r:id="rId56">
+            <w:hyperlink r:id="rId57">
               <w:r>
                 <w:rPr>
                   <w:color w:val="0B4F9E"/>
@@ -3999,7 +4105,7 @@
               <w:jc w:val="left"/>
             </w:pPr>
             <w:r/>
-            <w:hyperlink r:id="rId56">
+            <w:hyperlink r:id="rId57">
               <w:r>
                 <w:rPr>
                   <w:color w:val="0B4F9E"/>
@@ -4022,7 +4128,7 @@
               <w:jc w:val="left"/>
             </w:pPr>
             <w:r/>
-            <w:hyperlink r:id="rId57">
+            <w:hyperlink r:id="rId58">
               <w:r>
                 <w:rPr>
                   <w:color w:val="0B4F9E"/>
@@ -4105,7 +4211,7 @@
               <w:jc w:val="left"/>
             </w:pPr>
             <w:r/>
-            <w:hyperlink r:id="rId57">
+            <w:hyperlink r:id="rId58">
               <w:r>
                 <w:rPr>
                   <w:color w:val="0B4F9E"/>
@@ -4128,7 +4234,7 @@
               <w:jc w:val="left"/>
             </w:pPr>
             <w:r/>
-            <w:hyperlink r:id="rId58">
+            <w:hyperlink r:id="rId59">
               <w:r>
                 <w:rPr>
                   <w:color w:val="0B4F9E"/>
@@ -4211,7 +4317,7 @@
               <w:jc w:val="left"/>
             </w:pPr>
             <w:r/>
-            <w:hyperlink r:id="rId58">
+            <w:hyperlink r:id="rId59">
               <w:r>
                 <w:rPr>
                   <w:color w:val="0B4F9E"/>
@@ -4234,7 +4340,7 @@
               <w:jc w:val="left"/>
             </w:pPr>
             <w:r/>
-            <w:hyperlink r:id="rId59">
+            <w:hyperlink r:id="rId60">
               <w:r>
                 <w:rPr>
                   <w:color w:val="0B4F9E"/>
@@ -4317,7 +4423,7 @@
               <w:jc w:val="left"/>
             </w:pPr>
             <w:r/>
-            <w:hyperlink r:id="rId59">
+            <w:hyperlink r:id="rId60">
               <w:r>
                 <w:rPr>
                   <w:color w:val="0B4F9E"/>
@@ -4340,7 +4446,7 @@
               <w:jc w:val="left"/>
             </w:pPr>
             <w:r/>
-            <w:hyperlink r:id="rId60">
+            <w:hyperlink r:id="rId61">
               <w:r>
                 <w:rPr>
                   <w:color w:val="0B4F9E"/>
@@ -4423,7 +4529,7 @@
               <w:jc w:val="left"/>
             </w:pPr>
             <w:r/>
-            <w:hyperlink r:id="rId60">
+            <w:hyperlink r:id="rId61">
               <w:r>
                 <w:rPr>
                   <w:color w:val="0B4F9E"/>
@@ -4446,7 +4552,7 @@
               <w:jc w:val="left"/>
             </w:pPr>
             <w:r/>
-            <w:hyperlink r:id="rId61">
+            <w:hyperlink r:id="rId62">
               <w:r>
                 <w:rPr>
                   <w:color w:val="0B4F9E"/>
@@ -4529,7 +4635,7 @@
               <w:jc w:val="left"/>
             </w:pPr>
             <w:r/>
-            <w:hyperlink r:id="rId61">
+            <w:hyperlink r:id="rId62">
               <w:r>
                 <w:rPr>
                   <w:color w:val="0B4F9E"/>
@@ -4552,7 +4658,7 @@
               <w:jc w:val="left"/>
             </w:pPr>
             <w:r/>
-            <w:hyperlink r:id="rId62">
+            <w:hyperlink r:id="rId63">
               <w:r>
                 <w:rPr>
                   <w:color w:val="0B4F9E"/>
@@ -4601,112 +4707,6 @@
               <w:jc w:val="left"/>
             </w:pPr>
             <w:r/>
-          </w:p>
-        </w:tc>
-        <w:tc>
-          <w:tcPr>
-            <w:tcW w:type="dxa" w:w="1680"/>
-          </w:tcPr>
-          <w:p>
-            <w:pPr>
-              <w:jc w:val="left"/>
-            </w:pPr>
-            <w:r/>
-            <w:r>
-              <w:rPr>
-                <w:sz w:val="16"/>
-              </w:rPr>
-              <w:t>2026-08-19</w:t>
-            </w:r>
-          </w:p>
-        </w:tc>
-        <w:tc>
-          <w:tcPr>
-            <w:tcW w:type="dxa" w:w="1680"/>
-          </w:tcPr>
-          <w:p>
-            <w:pPr>
-              <w:jc w:val="left"/>
-            </w:pPr>
-            <w:r/>
-            <w:hyperlink r:id="rId62">
-              <w:r>
-                <w:rPr>
-                  <w:color w:val="0B4F9E"/>
-                  <w:sz w:val="16"/>
-                  <w:u w:val="single"/>
-                </w:rPr>
-                <w:t>link</w:t>
-              </w:r>
-            </w:hyperlink>
-          </w:p>
-        </w:tc>
-      </w:tr>
-      <w:tr>
-        <w:tc>
-          <w:tcPr>
-            <w:tcW w:type="dxa" w:w="1680"/>
-          </w:tcPr>
-          <w:p>
-            <w:pPr>
-              <w:jc w:val="left"/>
-            </w:pPr>
-            <w:r/>
-            <w:hyperlink r:id="rId63">
-              <w:r>
-                <w:rPr>
-                  <w:color w:val="0B4F9E"/>
-                  <w:sz w:val="16"/>
-                  <w:u w:val="single"/>
-                </w:rPr>
-                <w:t>JANUS: A Multi-modal Foundation Neural Sampler for Disordered Materials</w:t>
-              </w:r>
-            </w:hyperlink>
-          </w:p>
-        </w:tc>
-        <w:tc>
-          <w:tcPr>
-            <w:tcW w:type="dxa" w:w="1680"/>
-          </w:tcPr>
-          <w:p>
-            <w:pPr>
-              <w:jc w:val="left"/>
-            </w:pPr>
-            <w:r/>
-          </w:p>
-        </w:tc>
-        <w:tc>
-          <w:tcPr>
-            <w:tcW w:type="dxa" w:w="1680"/>
-          </w:tcPr>
-          <w:p>
-            <w:pPr>
-              <w:jc w:val="left"/>
-            </w:pPr>
-            <w:r/>
-            <w:r>
-              <w:rPr>
-                <w:sz w:val="16"/>
-              </w:rPr>
-              <w:t>alloy</w:t>
-            </w:r>
-          </w:p>
-        </w:tc>
-        <w:tc>
-          <w:tcPr>
-            <w:tcW w:type="dxa" w:w="1680"/>
-          </w:tcPr>
-          <w:p>
-            <w:pPr>
-              <w:jc w:val="left"/>
-            </w:pPr>
-            <w:r/>
-            <w:r>
-              <w:rPr>
-                <w:sz w:val="16"/>
-              </w:rPr>
-              <w:t>Monte Carlo</w:t>
-            </w:r>
           </w:p>
         </w:tc>
         <w:tc>
@@ -4765,6 +4765,112 @@
                   <w:sz w:val="16"/>
                   <w:u w:val="single"/>
                 </w:rPr>
+                <w:t>JANUS: A Multi-modal Foundation Neural Sampler for Disordered Materials</w:t>
+              </w:r>
+            </w:hyperlink>
+          </w:p>
+        </w:tc>
+        <w:tc>
+          <w:tcPr>
+            <w:tcW w:type="dxa" w:w="1680"/>
+          </w:tcPr>
+          <w:p>
+            <w:pPr>
+              <w:jc w:val="left"/>
+            </w:pPr>
+            <w:r/>
+          </w:p>
+        </w:tc>
+        <w:tc>
+          <w:tcPr>
+            <w:tcW w:type="dxa" w:w="1680"/>
+          </w:tcPr>
+          <w:p>
+            <w:pPr>
+              <w:jc w:val="left"/>
+            </w:pPr>
+            <w:r/>
+            <w:r>
+              <w:rPr>
+                <w:sz w:val="16"/>
+              </w:rPr>
+              <w:t>alloy</w:t>
+            </w:r>
+          </w:p>
+        </w:tc>
+        <w:tc>
+          <w:tcPr>
+            <w:tcW w:type="dxa" w:w="1680"/>
+          </w:tcPr>
+          <w:p>
+            <w:pPr>
+              <w:jc w:val="left"/>
+            </w:pPr>
+            <w:r/>
+            <w:r>
+              <w:rPr>
+                <w:sz w:val="16"/>
+              </w:rPr>
+              <w:t>Monte Carlo</w:t>
+            </w:r>
+          </w:p>
+        </w:tc>
+        <w:tc>
+          <w:tcPr>
+            <w:tcW w:type="dxa" w:w="1680"/>
+          </w:tcPr>
+          <w:p>
+            <w:pPr>
+              <w:jc w:val="left"/>
+            </w:pPr>
+            <w:r/>
+            <w:r>
+              <w:rPr>
+                <w:sz w:val="16"/>
+              </w:rPr>
+              <w:t>2026-08-19</w:t>
+            </w:r>
+          </w:p>
+        </w:tc>
+        <w:tc>
+          <w:tcPr>
+            <w:tcW w:type="dxa" w:w="1680"/>
+          </w:tcPr>
+          <w:p>
+            <w:pPr>
+              <w:jc w:val="left"/>
+            </w:pPr>
+            <w:r/>
+            <w:hyperlink r:id="rId64">
+              <w:r>
+                <w:rPr>
+                  <w:color w:val="0B4F9E"/>
+                  <w:sz w:val="16"/>
+                  <w:u w:val="single"/>
+                </w:rPr>
+                <w:t>link</w:t>
+              </w:r>
+            </w:hyperlink>
+          </w:p>
+        </w:tc>
+      </w:tr>
+      <w:tr>
+        <w:tc>
+          <w:tcPr>
+            <w:tcW w:type="dxa" w:w="1680"/>
+          </w:tcPr>
+          <w:p>
+            <w:pPr>
+              <w:jc w:val="left"/>
+            </w:pPr>
+            <w:r/>
+            <w:hyperlink r:id="rId65">
+              <w:r>
+                <w:rPr>
+                  <w:color w:val="0B4F9E"/>
+                  <w:sz w:val="16"/>
+                  <w:u w:val="single"/>
+                </w:rPr>
                 <w:t>Lithium Layers Govern Wave-like Cross-Plane Transport and Thermal Anisotropy in LiCoO2</w:t>
               </w:r>
             </w:hyperlink>
@@ -4841,7 +4947,7 @@
               <w:jc w:val="left"/>
             </w:pPr>
             <w:r/>
-            <w:hyperlink r:id="rId64">
+            <w:hyperlink r:id="rId65">
               <w:r>
                 <w:rPr>
                   <w:color w:val="0B4F9E"/>
@@ -4864,7 +4970,7 @@
               <w:jc w:val="left"/>
             </w:pPr>
             <w:r/>
-            <w:hyperlink r:id="rId65">
+            <w:hyperlink r:id="rId66">
               <w:r>
                 <w:rPr>
                   <w:color w:val="0B4F9E"/>
@@ -4947,7 +5053,7 @@
               <w:jc w:val="left"/>
             </w:pPr>
             <w:r/>
-            <w:hyperlink r:id="rId65">
+            <w:hyperlink r:id="rId66">
               <w:r>
                 <w:rPr>
                   <w:color w:val="0B4F9E"/>
@@ -4970,7 +5076,7 @@
               <w:jc w:val="left"/>
             </w:pPr>
             <w:r/>
-            <w:hyperlink r:id="rId66">
+            <w:hyperlink r:id="rId67">
               <w:r>
                 <w:rPr>
                   <w:color w:val="0B4F9E"/>
@@ -5047,7 +5153,7 @@
               <w:jc w:val="left"/>
             </w:pPr>
             <w:r/>
-            <w:hyperlink r:id="rId66">
+            <w:hyperlink r:id="rId67">
               <w:r>
                 <w:rPr>
                   <w:color w:val="0B4F9E"/>
@@ -5070,7 +5176,7 @@
               <w:jc w:val="left"/>
             </w:pPr>
             <w:r/>
-            <w:hyperlink r:id="rId67">
+            <w:hyperlink r:id="rId68">
               <w:r>
                 <w:rPr>
                   <w:color w:val="0B4F9E"/>
@@ -5153,7 +5259,7 @@
               <w:jc w:val="left"/>
             </w:pPr>
             <w:r/>
-            <w:hyperlink r:id="rId67">
+            <w:hyperlink r:id="rId68">
               <w:r>
                 <w:rPr>
                   <w:color w:val="0B4F9E"/>
@@ -5176,7 +5282,7 @@
               <w:jc w:val="left"/>
             </w:pPr>
             <w:r/>
-            <w:hyperlink r:id="rId68">
+            <w:hyperlink r:id="rId69">
               <w:r>
                 <w:rPr>
                   <w:color w:val="0B4F9E"/>
@@ -5259,7 +5365,7 @@
               <w:jc w:val="left"/>
             </w:pPr>
             <w:r/>
-            <w:hyperlink r:id="rId68">
+            <w:hyperlink r:id="rId69">
               <w:r>
                 <w:rPr>
                   <w:color w:val="0B4F9E"/>
@@ -5282,7 +5388,7 @@
               <w:jc w:val="left"/>
             </w:pPr>
             <w:r/>
-            <w:hyperlink r:id="rId69">
+            <w:hyperlink r:id="rId70">
               <w:r>
                 <w:rPr>
                   <w:color w:val="0B4F9E"/>
@@ -5365,7 +5471,7 @@
               <w:jc w:val="left"/>
             </w:pPr>
             <w:r/>
-            <w:hyperlink r:id="rId69">
+            <w:hyperlink r:id="rId70">
               <w:r>
                 <w:rPr>
                   <w:color w:val="0B4F9E"/>
@@ -5388,7 +5494,7 @@
               <w:jc w:val="left"/>
             </w:pPr>
             <w:r/>
-            <w:hyperlink r:id="rId70">
+            <w:hyperlink r:id="rId71">
               <w:r>
                 <w:rPr>
                   <w:color w:val="0B4F9E"/>
@@ -5471,7 +5577,7 @@
               <w:jc w:val="left"/>
             </w:pPr>
             <w:r/>
-            <w:hyperlink r:id="rId70">
+            <w:hyperlink r:id="rId71">
               <w:r>
                 <w:rPr>
                   <w:color w:val="0B4F9E"/>
@@ -5494,7 +5600,7 @@
               <w:jc w:val="left"/>
             </w:pPr>
             <w:r/>
-            <w:hyperlink r:id="rId71">
+            <w:hyperlink r:id="rId72">
               <w:r>
                 <w:rPr>
                   <w:color w:val="0B4F9E"/>
@@ -5577,7 +5683,7 @@
               <w:jc w:val="left"/>
             </w:pPr>
             <w:r/>
-            <w:hyperlink r:id="rId71">
+            <w:hyperlink r:id="rId72">
               <w:r>
                 <w:rPr>
                   <w:color w:val="0B4F9E"/>
@@ -5600,7 +5706,7 @@
               <w:jc w:val="left"/>
             </w:pPr>
             <w:r/>
-            <w:hyperlink r:id="rId72">
+            <w:hyperlink r:id="rId73">
               <w:r>
                 <w:rPr>
                   <w:color w:val="0B4F9E"/>
@@ -5683,7 +5789,7 @@
               <w:jc w:val="left"/>
             </w:pPr>
             <w:r/>
-            <w:hyperlink r:id="rId72">
+            <w:hyperlink r:id="rId73">
               <w:r>
                 <w:rPr>
                   <w:color w:val="0B4F9E"/>
@@ -5706,7 +5812,7 @@
               <w:jc w:val="left"/>
             </w:pPr>
             <w:r/>
-            <w:hyperlink r:id="rId73">
+            <w:hyperlink r:id="rId74">
               <w:r>
                 <w:rPr>
                   <w:color w:val="0B4F9E"/>
@@ -5789,7 +5895,7 @@
               <w:jc w:val="left"/>
             </w:pPr>
             <w:r/>
-            <w:hyperlink r:id="rId73">
+            <w:hyperlink r:id="rId74">
               <w:r>
                 <w:rPr>
                   <w:color w:val="0B4F9E"/>
@@ -5812,7 +5918,7 @@
               <w:jc w:val="left"/>
             </w:pPr>
             <w:r/>
-            <w:hyperlink r:id="rId74">
+            <w:hyperlink r:id="rId75">
               <w:r>
                 <w:rPr>
                   <w:color w:val="0B4F9E"/>
@@ -5889,7 +5995,7 @@
               <w:jc w:val="left"/>
             </w:pPr>
             <w:r/>
-            <w:hyperlink r:id="rId74">
+            <w:hyperlink r:id="rId75">
               <w:r>
                 <w:rPr>
                   <w:color w:val="0B4F9E"/>
@@ -5912,7 +6018,7 @@
               <w:jc w:val="left"/>
             </w:pPr>
             <w:r/>
-            <w:hyperlink r:id="rId75">
+            <w:hyperlink r:id="rId76">
               <w:r>
                 <w:rPr>
                   <w:color w:val="0B4F9E"/>
@@ -5995,7 +6101,7 @@
               <w:jc w:val="left"/>
             </w:pPr>
             <w:r/>
-            <w:hyperlink r:id="rId75">
+            <w:hyperlink r:id="rId76">
               <w:r>
                 <w:rPr>
                   <w:color w:val="0B4F9E"/>
@@ -6018,7 +6124,7 @@
               <w:jc w:val="left"/>
             </w:pPr>
             <w:r/>
-            <w:hyperlink r:id="rId76">
+            <w:hyperlink r:id="rId77">
               <w:r>
                 <w:rPr>
                   <w:color w:val="0B4F9E"/>
@@ -6101,7 +6207,7 @@
               <w:jc w:val="left"/>
             </w:pPr>
             <w:r/>
-            <w:hyperlink r:id="rId76">
+            <w:hyperlink r:id="rId77">
               <w:r>
                 <w:rPr>
                   <w:color w:val="0B4F9E"/>
@@ -6124,7 +6230,7 @@
               <w:jc w:val="left"/>
             </w:pPr>
             <w:r/>
-            <w:hyperlink r:id="rId77">
+            <w:hyperlink r:id="rId78">
               <w:r>
                 <w:rPr>
                   <w:color w:val="0B4F9E"/>
@@ -6201,7 +6307,7 @@
               <w:jc w:val="left"/>
             </w:pPr>
             <w:r/>
-            <w:hyperlink r:id="rId77">
+            <w:hyperlink r:id="rId78">
               <w:r>
                 <w:rPr>
                   <w:color w:val="0B4F9E"/>
@@ -6224,7 +6330,7 @@
               <w:jc w:val="left"/>
             </w:pPr>
             <w:r/>
-            <w:hyperlink r:id="rId78">
+            <w:hyperlink r:id="rId79">
               <w:r>
                 <w:rPr>
                   <w:color w:val="0B4F9E"/>
@@ -6307,7 +6413,7 @@
               <w:jc w:val="left"/>
             </w:pPr>
             <w:r/>
-            <w:hyperlink r:id="rId78">
+            <w:hyperlink r:id="rId79">
               <w:r>
                 <w:rPr>
                   <w:color w:val="0B4F9E"/>
@@ -6330,7 +6436,7 @@
               <w:jc w:val="left"/>
             </w:pPr>
             <w:r/>
-            <w:hyperlink r:id="rId79">
+            <w:hyperlink r:id="rId80">
               <w:r>
                 <w:rPr>
                   <w:color w:val="0B4F9E"/>
@@ -6413,7 +6519,7 @@
               <w:jc w:val="left"/>
             </w:pPr>
             <w:r/>
-            <w:hyperlink r:id="rId79">
+            <w:hyperlink r:id="rId80">
               <w:r>
                 <w:rPr>
                   <w:color w:val="0B4F9E"/>
@@ -6436,7 +6542,7 @@
               <w:jc w:val="left"/>
             </w:pPr>
             <w:r/>
-            <w:hyperlink r:id="rId80">
+            <w:hyperlink r:id="rId81">
               <w:r>
                 <w:rPr>
                   <w:color w:val="0B4F9E"/>
@@ -6513,7 +6619,7 @@
               <w:jc w:val="left"/>
             </w:pPr>
             <w:r/>
-            <w:hyperlink r:id="rId80">
+            <w:hyperlink r:id="rId81">
               <w:r>
                 <w:rPr>
                   <w:color w:val="0B4F9E"/>
@@ -6536,7 +6642,7 @@
               <w:jc w:val="left"/>
             </w:pPr>
             <w:r/>
-            <w:hyperlink r:id="rId81">
+            <w:hyperlink r:id="rId82">
               <w:r>
                 <w:rPr>
                   <w:color w:val="0B4F9E"/>
@@ -6619,7 +6725,7 @@
               <w:jc w:val="left"/>
             </w:pPr>
             <w:r/>
-            <w:hyperlink r:id="rId81">
+            <w:hyperlink r:id="rId82">
               <w:r>
                 <w:rPr>
                   <w:color w:val="0B4F9E"/>
@@ -6642,7 +6748,7 @@
               <w:jc w:val="left"/>
             </w:pPr>
             <w:r/>
-            <w:hyperlink r:id="rId82">
+            <w:hyperlink r:id="rId83">
               <w:r>
                 <w:rPr>
                   <w:color w:val="0B4F9E"/>
@@ -6719,7 +6825,7 @@
               <w:jc w:val="left"/>
             </w:pPr>
             <w:r/>
-            <w:hyperlink r:id="rId82">
+            <w:hyperlink r:id="rId83">
               <w:r>
                 <w:rPr>
                   <w:color w:val="0B4F9E"/>
@@ -6742,7 +6848,7 @@
               <w:jc w:val="left"/>
             </w:pPr>
             <w:r/>
-            <w:hyperlink r:id="rId83">
+            <w:hyperlink r:id="rId84">
               <w:r>
                 <w:rPr>
                   <w:color w:val="0B4F9E"/>
@@ -6825,7 +6931,7 @@
               <w:jc w:val="left"/>
             </w:pPr>
             <w:r/>
-            <w:hyperlink r:id="rId83">
+            <w:hyperlink r:id="rId84">
               <w:r>
                 <w:rPr>
                   <w:color w:val="0B4F9E"/>
@@ -6848,7 +6954,7 @@
               <w:jc w:val="left"/>
             </w:pPr>
             <w:r/>
-            <w:hyperlink r:id="rId84">
+            <w:hyperlink r:id="rId85">
               <w:r>
                 <w:rPr>
                   <w:color w:val="0B4F9E"/>
@@ -6931,7 +7037,7 @@
               <w:jc w:val="left"/>
             </w:pPr>
             <w:r/>
-            <w:hyperlink r:id="rId84">
+            <w:hyperlink r:id="rId85">
               <w:r>
                 <w:rPr>
                   <w:color w:val="0B4F9E"/>
@@ -6954,7 +7060,7 @@
               <w:jc w:val="left"/>
             </w:pPr>
             <w:r/>
-            <w:hyperlink r:id="rId85">
+            <w:hyperlink r:id="rId86">
               <w:r>
                 <w:rPr>
                   <w:color w:val="0B4F9E"/>
@@ -7009,106 +7115,6 @@
               </w:rPr>
               <w:t>r2SCAN, DFT, MLIP</w:t>
             </w:r>
-          </w:p>
-        </w:tc>
-        <w:tc>
-          <w:tcPr>
-            <w:tcW w:type="dxa" w:w="1680"/>
-          </w:tcPr>
-          <w:p>
-            <w:pPr>
-              <w:jc w:val="left"/>
-            </w:pPr>
-            <w:r/>
-            <w:r>
-              <w:rPr>
-                <w:sz w:val="16"/>
-              </w:rPr>
-              <w:t>2026-08-28</w:t>
-            </w:r>
-          </w:p>
-        </w:tc>
-        <w:tc>
-          <w:tcPr>
-            <w:tcW w:type="dxa" w:w="1680"/>
-          </w:tcPr>
-          <w:p>
-            <w:pPr>
-              <w:jc w:val="left"/>
-            </w:pPr>
-            <w:r/>
-            <w:hyperlink r:id="rId85">
-              <w:r>
-                <w:rPr>
-                  <w:color w:val="0B4F9E"/>
-                  <w:sz w:val="16"/>
-                  <w:u w:val="single"/>
-                </w:rPr>
-                <w:t>link</w:t>
-              </w:r>
-            </w:hyperlink>
-          </w:p>
-        </w:tc>
-      </w:tr>
-      <w:tr>
-        <w:tc>
-          <w:tcPr>
-            <w:tcW w:type="dxa" w:w="1680"/>
-          </w:tcPr>
-          <w:p>
-            <w:pPr>
-              <w:jc w:val="left"/>
-            </w:pPr>
-            <w:r/>
-            <w:hyperlink r:id="rId86">
-              <w:r>
-                <w:rPr>
-                  <w:color w:val="0B4F9E"/>
-                  <w:sz w:val="16"/>
-                  <w:u w:val="single"/>
-                </w:rPr>
-                <w:t>Work Function and High-Coverage Adsorption Energy as Hydrogen-Evolution Descriptors on Ag-Au-Pd-Pt Alloys</w:t>
-              </w:r>
-            </w:hyperlink>
-          </w:p>
-        </w:tc>
-        <w:tc>
-          <w:tcPr>
-            <w:tcW w:type="dxa" w:w="1680"/>
-          </w:tcPr>
-          <w:p>
-            <w:pPr>
-              <w:jc w:val="left"/>
-            </w:pPr>
-            <w:r/>
-          </w:p>
-        </w:tc>
-        <w:tc>
-          <w:tcPr>
-            <w:tcW w:type="dxa" w:w="1680"/>
-          </w:tcPr>
-          <w:p>
-            <w:pPr>
-              <w:jc w:val="left"/>
-            </w:pPr>
-            <w:r/>
-            <w:r>
-              <w:rPr>
-                <w:sz w:val="16"/>
-              </w:rPr>
-              <w:t>alloy</w:t>
-            </w:r>
-          </w:p>
-        </w:tc>
-        <w:tc>
-          <w:tcPr>
-            <w:tcW w:type="dxa" w:w="1680"/>
-          </w:tcPr>
-          <w:p>
-            <w:pPr>
-              <w:jc w:val="left"/>
-            </w:pPr>
-            <w:r/>
           </w:p>
         </w:tc>
         <w:tc>
@@ -7167,7 +7173,7 @@
                   <w:sz w:val="16"/>
                   <w:u w:val="single"/>
                 </w:rPr>
-                <w:t>Compact Variational Neural Networks for Spectral Inference from a Single Nonlinear 2D Perovskite Photodetector</w:t>
+                <w:t>Work Function and High-Coverage Adsorption Energy as Hydrogen-Evolution Descriptors on Ag-Au-Pd-Pt Alloys</w:t>
               </w:r>
             </w:hyperlink>
           </w:p>
@@ -7196,7 +7202,7 @@
               <w:rPr>
                 <w:sz w:val="16"/>
               </w:rPr>
-              <w:t>perovskite</w:t>
+              <w:t>alloy</w:t>
             </w:r>
           </w:p>
         </w:tc>
@@ -7267,7 +7273,7 @@
                   <w:sz w:val="16"/>
                   <w:u w:val="single"/>
                 </w:rPr>
-                <w:t>QUBO-Compatible Active Learning for Inverse Design of High-Entropy Alloys</w:t>
+                <w:t>Compact Variational Neural Networks for Spectral Inference from a Single Nonlinear 2D Perovskite Photodetector</w:t>
               </w:r>
             </w:hyperlink>
           </w:p>
@@ -7296,7 +7302,7 @@
               <w:rPr>
                 <w:sz w:val="16"/>
               </w:rPr>
-              <w:t>alloy</w:t>
+              <w:t>perovskite</w:t>
             </w:r>
           </w:p>
         </w:tc>
@@ -7367,7 +7373,7 @@
                   <w:sz w:val="16"/>
                   <w:u w:val="single"/>
                 </w:rPr>
-                <w:t>Atomistic simulations of high-entropy alloys: from density functional theory to machine-learning interatomic potentials</w:t>
+                <w:t>QUBO-Compatible Active Learning for Inverse Design of High-Entropy Alloys</w:t>
               </w:r>
             </w:hyperlink>
           </w:p>
@@ -7409,6 +7415,106 @@
               <w:jc w:val="left"/>
             </w:pPr>
             <w:r/>
+          </w:p>
+        </w:tc>
+        <w:tc>
+          <w:tcPr>
+            <w:tcW w:type="dxa" w:w="1680"/>
+          </w:tcPr>
+          <w:p>
+            <w:pPr>
+              <w:jc w:val="left"/>
+            </w:pPr>
+            <w:r/>
+            <w:r>
+              <w:rPr>
+                <w:sz w:val="16"/>
+              </w:rPr>
+              <w:t>2026-08-28</w:t>
+            </w:r>
+          </w:p>
+        </w:tc>
+        <w:tc>
+          <w:tcPr>
+            <w:tcW w:type="dxa" w:w="1680"/>
+          </w:tcPr>
+          <w:p>
+            <w:pPr>
+              <w:jc w:val="left"/>
+            </w:pPr>
+            <w:r/>
+            <w:hyperlink r:id="rId89">
+              <w:r>
+                <w:rPr>
+                  <w:color w:val="0B4F9E"/>
+                  <w:sz w:val="16"/>
+                  <w:u w:val="single"/>
+                </w:rPr>
+                <w:t>link</w:t>
+              </w:r>
+            </w:hyperlink>
+          </w:p>
+        </w:tc>
+      </w:tr>
+      <w:tr>
+        <w:tc>
+          <w:tcPr>
+            <w:tcW w:type="dxa" w:w="1680"/>
+          </w:tcPr>
+          <w:p>
+            <w:pPr>
+              <w:jc w:val="left"/>
+            </w:pPr>
+            <w:r/>
+            <w:hyperlink r:id="rId90">
+              <w:r>
+                <w:rPr>
+                  <w:color w:val="0B4F9E"/>
+                  <w:sz w:val="16"/>
+                  <w:u w:val="single"/>
+                </w:rPr>
+                <w:t>Atomistic simulations of high-entropy alloys: from density functional theory to machine-learning interatomic potentials</w:t>
+              </w:r>
+            </w:hyperlink>
+          </w:p>
+        </w:tc>
+        <w:tc>
+          <w:tcPr>
+            <w:tcW w:type="dxa" w:w="1680"/>
+          </w:tcPr>
+          <w:p>
+            <w:pPr>
+              <w:jc w:val="left"/>
+            </w:pPr>
+            <w:r/>
+          </w:p>
+        </w:tc>
+        <w:tc>
+          <w:tcPr>
+            <w:tcW w:type="dxa" w:w="1680"/>
+          </w:tcPr>
+          <w:p>
+            <w:pPr>
+              <w:jc w:val="left"/>
+            </w:pPr>
+            <w:r/>
+            <w:r>
+              <w:rPr>
+                <w:sz w:val="16"/>
+              </w:rPr>
+              <w:t>alloy</w:t>
+            </w:r>
+          </w:p>
+        </w:tc>
+        <w:tc>
+          <w:tcPr>
+            <w:tcW w:type="dxa" w:w="1680"/>
+          </w:tcPr>
+          <w:p>
+            <w:pPr>
+              <w:jc w:val="left"/>
+            </w:pPr>
+            <w:r/>
             <w:r>
               <w:rPr>
                 <w:sz w:val="16"/>
@@ -7443,7 +7549,7 @@
               <w:jc w:val="left"/>
             </w:pPr>
             <w:r/>
-            <w:hyperlink r:id="rId89">
+            <w:hyperlink r:id="rId90">
               <w:r>
                 <w:rPr>
                   <w:color w:val="0B4F9E"/>
@@ -7466,7 +7572,7 @@
               <w:jc w:val="left"/>
             </w:pPr>
             <w:r/>
-            <w:hyperlink r:id="rId90">
+            <w:hyperlink r:id="rId91">
               <w:r>
                 <w:rPr>
                   <w:color w:val="0B4F9E"/>
@@ -7549,7 +7655,7 @@
               <w:jc w:val="left"/>
             </w:pPr>
             <w:r/>
-            <w:hyperlink r:id="rId90">
+            <w:hyperlink r:id="rId91">
               <w:r>
                 <w:rPr>
                   <w:color w:val="0B4F9E"/>
@@ -7572,7 +7678,107 @@
               <w:jc w:val="left"/>
             </w:pPr>
             <w:r/>
-            <w:hyperlink r:id="rId91">
+            <w:hyperlink r:id="rId92">
+              <w:r>
+                <w:rPr>
+                  <w:color w:val="0B4F9E"/>
+                  <w:sz w:val="16"/>
+                  <w:u w:val="single"/>
+                </w:rPr>
+                <w:t>AI-Guided Self-Driving Laboratories for Advanced Materials Discovery</w:t>
+              </w:r>
+            </w:hyperlink>
+          </w:p>
+        </w:tc>
+        <w:tc>
+          <w:tcPr>
+            <w:tcW w:type="dxa" w:w="1680"/>
+          </w:tcPr>
+          <w:p>
+            <w:pPr>
+              <w:jc w:val="left"/>
+            </w:pPr>
+            <w:r/>
+          </w:p>
+        </w:tc>
+        <w:tc>
+          <w:tcPr>
+            <w:tcW w:type="dxa" w:w="1680"/>
+          </w:tcPr>
+          <w:p>
+            <w:pPr>
+              <w:jc w:val="left"/>
+            </w:pPr>
+            <w:r/>
+            <w:r>
+              <w:rPr>
+                <w:sz w:val="16"/>
+              </w:rPr>
+              <w:t>alloy</w:t>
+            </w:r>
+          </w:p>
+        </w:tc>
+        <w:tc>
+          <w:tcPr>
+            <w:tcW w:type="dxa" w:w="1680"/>
+          </w:tcPr>
+          <w:p>
+            <w:pPr>
+              <w:jc w:val="left"/>
+            </w:pPr>
+            <w:r/>
+          </w:p>
+        </w:tc>
+        <w:tc>
+          <w:tcPr>
+            <w:tcW w:type="dxa" w:w="1680"/>
+          </w:tcPr>
+          <w:p>
+            <w:pPr>
+              <w:jc w:val="left"/>
+            </w:pPr>
+            <w:r/>
+            <w:r>
+              <w:rPr>
+                <w:sz w:val="16"/>
+              </w:rPr>
+              <w:t>2026-08-31</w:t>
+            </w:r>
+          </w:p>
+        </w:tc>
+        <w:tc>
+          <w:tcPr>
+            <w:tcW w:type="dxa" w:w="1680"/>
+          </w:tcPr>
+          <w:p>
+            <w:pPr>
+              <w:jc w:val="left"/>
+            </w:pPr>
+            <w:r/>
+            <w:hyperlink r:id="rId92">
+              <w:r>
+                <w:rPr>
+                  <w:color w:val="0B4F9E"/>
+                  <w:sz w:val="16"/>
+                  <w:u w:val="single"/>
+                </w:rPr>
+                <w:t>10.69709/caic.2026.133382</w:t>
+              </w:r>
+            </w:hyperlink>
+          </w:p>
+        </w:tc>
+      </w:tr>
+      <w:tr>
+        <w:tc>
+          <w:tcPr>
+            <w:tcW w:type="dxa" w:w="1680"/>
+          </w:tcPr>
+          <w:p>
+            <w:pPr>
+              <w:jc w:val="left"/>
+            </w:pPr>
+            <w:r/>
+            <w:hyperlink r:id="rId93">
               <w:r>
                 <w:rPr>
                   <w:color w:val="0B4F9E"/>
@@ -7649,7 +7855,7 @@
               <w:jc w:val="left"/>
             </w:pPr>
             <w:r/>
-            <w:hyperlink r:id="rId92">
+            <w:hyperlink r:id="rId94">
               <w:r>
                 <w:rPr>
                   <w:color w:val="0B4F9E"/>
@@ -7672,200 +7878,6 @@
               <w:jc w:val="left"/>
             </w:pPr>
             <w:r/>
-            <w:hyperlink r:id="rId93">
-              <w:r>
-                <w:rPr>
-                  <w:color w:val="0B4F9E"/>
-                  <w:sz w:val="16"/>
-                  <w:u w:val="single"/>
-                </w:rPr>
-                <w:t>From Empirical Design To Autonomous Ecosystems: AI-Driven Advances, Challenges, And Future Directions In Precision Nanom</w:t>
-              </w:r>
-            </w:hyperlink>
-          </w:p>
-        </w:tc>
-        <w:tc>
-          <w:tcPr>
-            <w:tcW w:type="dxa" w:w="1680"/>
-          </w:tcPr>
-          <w:p>
-            <w:pPr>
-              <w:jc w:val="left"/>
-            </w:pPr>
-            <w:r/>
-          </w:p>
-        </w:tc>
-        <w:tc>
-          <w:tcPr>
-            <w:tcW w:type="dxa" w:w="1680"/>
-          </w:tcPr>
-          <w:p>
-            <w:pPr>
-              <w:jc w:val="left"/>
-            </w:pPr>
-            <w:r/>
-          </w:p>
-        </w:tc>
-        <w:tc>
-          <w:tcPr>
-            <w:tcW w:type="dxa" w:w="1680"/>
-          </w:tcPr>
-          <w:p>
-            <w:pPr>
-              <w:jc w:val="left"/>
-            </w:pPr>
-            <w:r/>
-          </w:p>
-        </w:tc>
-        <w:tc>
-          <w:tcPr>
-            <w:tcW w:type="dxa" w:w="1680"/>
-          </w:tcPr>
-          <w:p>
-            <w:pPr>
-              <w:jc w:val="left"/>
-            </w:pPr>
-            <w:r/>
-            <w:r>
-              <w:rPr>
-                <w:sz w:val="16"/>
-              </w:rPr>
-              <w:t>2026-08-14</w:t>
-            </w:r>
-          </w:p>
-        </w:tc>
-        <w:tc>
-          <w:tcPr>
-            <w:tcW w:type="dxa" w:w="1680"/>
-          </w:tcPr>
-          <w:p>
-            <w:pPr>
-              <w:jc w:val="left"/>
-            </w:pPr>
-            <w:r/>
-            <w:hyperlink r:id="rId93">
-              <w:r>
-                <w:rPr>
-                  <w:color w:val="0B4F9E"/>
-                  <w:sz w:val="16"/>
-                  <w:u w:val="single"/>
-                </w:rPr>
-                <w:t>10.5281/zenodo.21931873</w:t>
-              </w:r>
-            </w:hyperlink>
-          </w:p>
-        </w:tc>
-      </w:tr>
-      <w:tr>
-        <w:tc>
-          <w:tcPr>
-            <w:tcW w:type="dxa" w:w="1680"/>
-          </w:tcPr>
-          <w:p>
-            <w:pPr>
-              <w:jc w:val="left"/>
-            </w:pPr>
-            <w:r/>
-            <w:hyperlink r:id="rId94">
-              <w:r>
-                <w:rPr>
-                  <w:color w:val="0B4F9E"/>
-                  <w:sz w:val="16"/>
-                  <w:u w:val="single"/>
-                </w:rPr>
-                <w:t>Electrostatic Phenomenology Benchmarks for Machine-Learned Interatomic Potentials in Electrochemistry: Beyond the Energy</w:t>
-              </w:r>
-            </w:hyperlink>
-          </w:p>
-        </w:tc>
-        <w:tc>
-          <w:tcPr>
-            <w:tcW w:type="dxa" w:w="1680"/>
-          </w:tcPr>
-          <w:p>
-            <w:pPr>
-              <w:jc w:val="left"/>
-            </w:pPr>
-            <w:r/>
-          </w:p>
-        </w:tc>
-        <w:tc>
-          <w:tcPr>
-            <w:tcW w:type="dxa" w:w="1680"/>
-          </w:tcPr>
-          <w:p>
-            <w:pPr>
-              <w:jc w:val="left"/>
-            </w:pPr>
-            <w:r/>
-          </w:p>
-        </w:tc>
-        <w:tc>
-          <w:tcPr>
-            <w:tcW w:type="dxa" w:w="1680"/>
-          </w:tcPr>
-          <w:p>
-            <w:pPr>
-              <w:jc w:val="left"/>
-            </w:pPr>
-            <w:r/>
-            <w:r>
-              <w:rPr>
-                <w:sz w:val="16"/>
-              </w:rPr>
-              <w:t>MLIP</w:t>
-            </w:r>
-          </w:p>
-        </w:tc>
-        <w:tc>
-          <w:tcPr>
-            <w:tcW w:type="dxa" w:w="1680"/>
-          </w:tcPr>
-          <w:p>
-            <w:pPr>
-              <w:jc w:val="left"/>
-            </w:pPr>
-            <w:r/>
-            <w:r>
-              <w:rPr>
-                <w:sz w:val="16"/>
-              </w:rPr>
-              <w:t>2026-08-14</w:t>
-            </w:r>
-          </w:p>
-        </w:tc>
-        <w:tc>
-          <w:tcPr>
-            <w:tcW w:type="dxa" w:w="1680"/>
-          </w:tcPr>
-          <w:p>
-            <w:pPr>
-              <w:jc w:val="left"/>
-            </w:pPr>
-            <w:r/>
-            <w:hyperlink r:id="rId94">
-              <w:r>
-                <w:rPr>
-                  <w:color w:val="0B4F9E"/>
-                  <w:sz w:val="16"/>
-                  <w:u w:val="single"/>
-                </w:rPr>
-                <w:t>link</w:t>
-              </w:r>
-            </w:hyperlink>
-          </w:p>
-        </w:tc>
-      </w:tr>
-      <w:tr>
-        <w:tc>
-          <w:tcPr>
-            <w:tcW w:type="dxa" w:w="1680"/>
-          </w:tcPr>
-          <w:p>
-            <w:pPr>
-              <w:jc w:val="left"/>
-            </w:pPr>
-            <w:r/>
             <w:hyperlink r:id="rId95">
               <w:r>
                 <w:rPr>
@@ -7873,7 +7885,7 @@
                   <w:sz w:val="16"/>
                   <w:u w:val="single"/>
                 </w:rPr>
-                <w:t>The Past and Future of AI Scientists</w:t>
+                <w:t>Cartesian tensor equivariant machine-learning force field for spin-dependent atomistic simulations</w:t>
               </w:r>
             </w:hyperlink>
           </w:p>
@@ -7898,6 +7910,12 @@
               <w:jc w:val="left"/>
             </w:pPr>
             <w:r/>
+            <w:r>
+              <w:rPr>
+                <w:sz w:val="16"/>
+              </w:rPr>
+              <w:t>magnetic material</w:t>
+            </w:r>
           </w:p>
         </w:tc>
         <w:tc>
@@ -7930,7 +7948,7 @@
               <w:rPr>
                 <w:sz w:val="16"/>
               </w:rPr>
-              <w:t>2026-08-14</w:t>
+              <w:t>2026-08-31</w:t>
             </w:r>
           </w:p>
         </w:tc>
@@ -7973,9 +7991,20 @@
                   <w:sz w:val="16"/>
                   <w:u w:val="single"/>
                 </w:rPr>
-                <w:t>Graph neural network prediction of temperature-dependent hydrogen diffusion and thermal conductivity tensors of tungsten</w:t>
+                <w:t>From Empirical Design To Autonomous Ecosystems: AI-Driven Advances, Challenges, And Future Directions In Precision Nanom</w:t>
               </w:r>
             </w:hyperlink>
+          </w:p>
+        </w:tc>
+        <w:tc>
+          <w:tcPr>
+            <w:tcW w:type="dxa" w:w="1680"/>
+          </w:tcPr>
+          <w:p>
+            <w:pPr>
+              <w:jc w:val="left"/>
+            </w:pPr>
+            <w:r/>
           </w:p>
         </w:tc>
         <w:tc>
@@ -8013,24 +8042,7 @@
               <w:rPr>
                 <w:sz w:val="16"/>
               </w:rPr>
-              <w:t>MD</w:t>
-            </w:r>
-          </w:p>
-        </w:tc>
-        <w:tc>
-          <w:tcPr>
-            <w:tcW w:type="dxa" w:w="1680"/>
-          </w:tcPr>
-          <w:p>
-            <w:pPr>
-              <w:jc w:val="left"/>
-            </w:pPr>
-            <w:r/>
-            <w:r>
-              <w:rPr>
-                <w:sz w:val="16"/>
-              </w:rPr>
-              <w:t>2026-08-16</w:t>
+              <w:t>2026-08-14</w:t>
             </w:r>
           </w:p>
         </w:tc>
@@ -8050,7 +8062,7 @@
                   <w:sz w:val="16"/>
                   <w:u w:val="single"/>
                 </w:rPr>
-                <w:t>link</w:t>
+                <w:t>10.5281/zenodo.21931873</w:t>
               </w:r>
             </w:hyperlink>
           </w:p>
@@ -8073,7 +8085,7 @@
                   <w:sz w:val="16"/>
                   <w:u w:val="single"/>
                 </w:rPr>
-                <w:t>Machine Learning-Accelerated Band-Edge Engineering of Pnictogen Chalcohalide Solid Solutions for Solar Energy Technologi</w:t>
+                <w:t>Electrostatic Phenomenology Benchmarks for Machine-Learned Interatomic Potentials in Electrochemistry: Beyond the Energy</w:t>
               </w:r>
             </w:hyperlink>
           </w:p>
@@ -8113,7 +8125,7 @@
               <w:rPr>
                 <w:sz w:val="16"/>
               </w:rPr>
-              <w:t>DFT</w:t>
+              <w:t>MLIP</w:t>
             </w:r>
           </w:p>
         </w:tc>
@@ -8130,7 +8142,7 @@
               <w:rPr>
                 <w:sz w:val="16"/>
               </w:rPr>
-              <w:t>2026-08-17</w:t>
+              <w:t>2026-08-14</w:t>
             </w:r>
           </w:p>
         </w:tc>
@@ -8173,20 +8185,9 @@
                   <w:sz w:val="16"/>
                   <w:u w:val="single"/>
                 </w:rPr>
-                <w:t xml:space="preserve">Extracting a nitrile-centered, ether-assisted motif hierarchy for lithium-battery electrolyte design from billion-scale </w:t>
+                <w:t>The Past and Future of AI Scientists</w:t>
               </w:r>
             </w:hyperlink>
-          </w:p>
-        </w:tc>
-        <w:tc>
-          <w:tcPr>
-            <w:tcW w:type="dxa" w:w="1680"/>
-          </w:tcPr>
-          <w:p>
-            <w:pPr>
-              <w:jc w:val="left"/>
-            </w:pPr>
-            <w:r/>
           </w:p>
         </w:tc>
         <w:tc>
@@ -8224,7 +8225,24 @@
               <w:rPr>
                 <w:sz w:val="16"/>
               </w:rPr>
-              <w:t>2026-08-17</w:t>
+              <w:t>MLIP</w:t>
+            </w:r>
+          </w:p>
+        </w:tc>
+        <w:tc>
+          <w:tcPr>
+            <w:tcW w:type="dxa" w:w="1680"/>
+          </w:tcPr>
+          <w:p>
+            <w:pPr>
+              <w:jc w:val="left"/>
+            </w:pPr>
+            <w:r/>
+            <w:r>
+              <w:rPr>
+                <w:sz w:val="16"/>
+              </w:rPr>
+              <w:t>2026-08-14</w:t>
             </w:r>
           </w:p>
         </w:tc>
@@ -8267,7 +8285,7 @@
                   <w:sz w:val="16"/>
                   <w:u w:val="single"/>
                 </w:rPr>
-                <w:t>Discovery of novel magnetic Y-Mn-B compounds via advanced machine learning guided framework</w:t>
+                <w:t>Graph neural network prediction of temperature-dependent hydrogen diffusion and thermal conductivity tensors of tungsten</w:t>
               </w:r>
             </w:hyperlink>
           </w:p>
@@ -8307,7 +8325,7 @@
               <w:rPr>
                 <w:sz w:val="16"/>
               </w:rPr>
-              <w:t>DFT</w:t>
+              <w:t>MD</w:t>
             </w:r>
           </w:p>
         </w:tc>
@@ -8324,7 +8342,7 @@
               <w:rPr>
                 <w:sz w:val="16"/>
               </w:rPr>
-              <w:t>2026-08-17</w:t>
+              <w:t>2026-08-16</w:t>
             </w:r>
           </w:p>
         </w:tc>
@@ -8367,7 +8385,7 @@
                   <w:sz w:val="16"/>
                   <w:u w:val="single"/>
                 </w:rPr>
-                <w:t>Unlocking Multi-Component Bulk-Materials Molecular Dynamics with a Small-Footprint Machine Learning Interatomic Potentia</w:t>
+                <w:t>Machine Learning-Accelerated Band-Edge Engineering of Pnictogen Chalcohalide Solid Solutions for Solar Energy Technologi</w:t>
               </w:r>
             </w:hyperlink>
           </w:p>
@@ -8407,7 +8425,7 @@
               <w:rPr>
                 <w:sz w:val="16"/>
               </w:rPr>
-              <w:t>MD, MLIP</w:t>
+              <w:t>DFT</w:t>
             </w:r>
           </w:p>
         </w:tc>
@@ -8467,7 +8485,7 @@
                   <w:sz w:val="16"/>
                   <w:u w:val="single"/>
                 </w:rPr>
-                <w:t>ChemReporter: A Framework for Curating and Exporting Large-Scale Chemical Datasets for MLIP Training</w:t>
+                <w:t xml:space="preserve">Extracting a nitrile-centered, ether-assisted motif hierarchy for lithium-battery electrolyte design from billion-scale </w:t>
               </w:r>
             </w:hyperlink>
           </w:p>
@@ -8503,12 +8521,6 @@
               <w:jc w:val="left"/>
             </w:pPr>
             <w:r/>
-            <w:r>
-              <w:rPr>
-                <w:sz w:val="16"/>
-              </w:rPr>
-              <w:t>MLIP</w:t>
-            </w:r>
           </w:p>
         </w:tc>
         <w:tc>
@@ -8567,20 +8579,9 @@
                   <w:sz w:val="16"/>
                   <w:u w:val="single"/>
                 </w:rPr>
-                <w:t>Active learning molecular beam epitaxy of complex quantum materials</w:t>
+                <w:t>Discovery of novel magnetic Y-Mn-B compounds via advanced machine learning guided framework</w:t>
               </w:r>
             </w:hyperlink>
-          </w:p>
-        </w:tc>
-        <w:tc>
-          <w:tcPr>
-            <w:tcW w:type="dxa" w:w="1680"/>
-          </w:tcPr>
-          <w:p>
-            <w:pPr>
-              <w:jc w:val="left"/>
-            </w:pPr>
-            <w:r/>
           </w:p>
         </w:tc>
         <w:tc>
@@ -8618,7 +8619,24 @@
               <w:rPr>
                 <w:sz w:val="16"/>
               </w:rPr>
-              <w:t>2026-08-18</w:t>
+              <w:t>DFT</w:t>
+            </w:r>
+          </w:p>
+        </w:tc>
+        <w:tc>
+          <w:tcPr>
+            <w:tcW w:type="dxa" w:w="1680"/>
+          </w:tcPr>
+          <w:p>
+            <w:pPr>
+              <w:jc w:val="left"/>
+            </w:pPr>
+            <w:r/>
+            <w:r>
+              <w:rPr>
+                <w:sz w:val="16"/>
+              </w:rPr>
+              <w:t>2026-08-17</w:t>
             </w:r>
           </w:p>
         </w:tc>
@@ -8661,7 +8679,7 @@
                   <w:sz w:val="16"/>
                   <w:u w:val="single"/>
                 </w:rPr>
-                <w:t>PyAPX: python toolkit for atomic configuration pattern exploration</w:t>
+                <w:t>Unlocking Multi-Component Bulk-Materials Molecular Dynamics with a Small-Footprint Machine Learning Interatomic Potentia</w:t>
               </w:r>
             </w:hyperlink>
           </w:p>
@@ -8701,7 +8719,7 @@
               <w:rPr>
                 <w:sz w:val="16"/>
               </w:rPr>
-              <w:t>DFT, MLIP</w:t>
+              <w:t>MD, MLIP</w:t>
             </w:r>
           </w:p>
         </w:tc>
@@ -8718,7 +8736,7 @@
               <w:rPr>
                 <w:sz w:val="16"/>
               </w:rPr>
-              <w:t>2026-08-19</w:t>
+              <w:t>2026-08-17</w:t>
             </w:r>
           </w:p>
         </w:tc>
@@ -8738,7 +8756,7 @@
                   <w:sz w:val="16"/>
                   <w:u w:val="single"/>
                 </w:rPr>
-                <w:t>10.1038/s41598-026-66072-5</w:t>
+                <w:t>link</w:t>
               </w:r>
             </w:hyperlink>
           </w:p>
@@ -8761,7 +8779,7 @@
                   <w:sz w:val="16"/>
                   <w:u w:val="single"/>
                 </w:rPr>
-                <w:t>A single design choice determines whether machine learning models of materials make physically impossible predictions</w:t>
+                <w:t>ChemReporter: A Framework for Curating and Exporting Large-Scale Chemical Datasets for MLIP Training</w:t>
               </w:r>
             </w:hyperlink>
           </w:p>
@@ -8801,7 +8819,7 @@
               <w:rPr>
                 <w:sz w:val="16"/>
               </w:rPr>
-              <w:t>DFT</w:t>
+              <w:t>MLIP</w:t>
             </w:r>
           </w:p>
         </w:tc>
@@ -8818,7 +8836,7 @@
               <w:rPr>
                 <w:sz w:val="16"/>
               </w:rPr>
-              <w:t>2026-08-19</w:t>
+              <w:t>2026-08-17</w:t>
             </w:r>
           </w:p>
         </w:tc>
@@ -8861,9 +8879,20 @@
                   <w:sz w:val="16"/>
                   <w:u w:val="single"/>
                 </w:rPr>
-                <w:t>Dynamic Ensembles of Phosphine-Stabilized Gold Nanoclusters</w:t>
+                <w:t>Active learning molecular beam epitaxy of complex quantum materials</w:t>
               </w:r>
             </w:hyperlink>
+          </w:p>
+        </w:tc>
+        <w:tc>
+          <w:tcPr>
+            <w:tcW w:type="dxa" w:w="1680"/>
+          </w:tcPr>
+          <w:p>
+            <w:pPr>
+              <w:jc w:val="left"/>
+            </w:pPr>
+            <w:r/>
           </w:p>
         </w:tc>
         <w:tc>
@@ -8901,24 +8930,7 @@
               <w:rPr>
                 <w:sz w:val="16"/>
               </w:rPr>
-              <w:t>MD, MLIP</w:t>
-            </w:r>
-          </w:p>
-        </w:tc>
-        <w:tc>
-          <w:tcPr>
-            <w:tcW w:type="dxa" w:w="1680"/>
-          </w:tcPr>
-          <w:p>
-            <w:pPr>
-              <w:jc w:val="left"/>
-            </w:pPr>
-            <w:r/>
-            <w:r>
-              <w:rPr>
-                <w:sz w:val="16"/>
-              </w:rPr>
-              <w:t>2026-08-19</w:t>
+              <w:t>2026-08-18</w:t>
             </w:r>
           </w:p>
         </w:tc>
@@ -8961,20 +8973,9 @@
                   <w:sz w:val="16"/>
                   <w:u w:val="single"/>
                 </w:rPr>
-                <w:t>Generative AI and Emerging Technologies: Transforming Engineering, Innovation and Entrepreneurship</w:t>
+                <w:t>PyAPX: python toolkit for atomic configuration pattern exploration</w:t>
               </w:r>
             </w:hyperlink>
-          </w:p>
-        </w:tc>
-        <w:tc>
-          <w:tcPr>
-            <w:tcW w:type="dxa" w:w="1680"/>
-          </w:tcPr>
-          <w:p>
-            <w:pPr>
-              <w:jc w:val="left"/>
-            </w:pPr>
-            <w:r/>
           </w:p>
         </w:tc>
         <w:tc>
@@ -9012,7 +9013,24 @@
               <w:rPr>
                 <w:sz w:val="16"/>
               </w:rPr>
-              <w:t>2026-08-20</w:t>
+              <w:t>DFT, MLIP</w:t>
+            </w:r>
+          </w:p>
+        </w:tc>
+        <w:tc>
+          <w:tcPr>
+            <w:tcW w:type="dxa" w:w="1680"/>
+          </w:tcPr>
+          <w:p>
+            <w:pPr>
+              <w:jc w:val="left"/>
+            </w:pPr>
+            <w:r/>
+            <w:r>
+              <w:rPr>
+                <w:sz w:val="16"/>
+              </w:rPr>
+              <w:t>2026-08-19</w:t>
             </w:r>
           </w:p>
         </w:tc>
@@ -9032,7 +9050,7 @@
                   <w:sz w:val="16"/>
                   <w:u w:val="single"/>
                 </w:rPr>
-                <w:t>10.5281/zenodo.22025110</w:t>
+                <w:t>10.1038/s41598-026-66072-5</w:t>
               </w:r>
             </w:hyperlink>
           </w:p>
@@ -9055,7 +9073,7 @@
                   <w:sz w:val="16"/>
                   <w:u w:val="single"/>
                 </w:rPr>
-                <w:t>Machine Learning to Foundation Models: Artificial Intelligence for Nanophotonic Modeling and Scientific Discovery</w:t>
+                <w:t>A single design choice determines whether machine learning models of materials make physically impossible predictions</w:t>
               </w:r>
             </w:hyperlink>
           </w:p>
@@ -9095,7 +9113,7 @@
               <w:rPr>
                 <w:sz w:val="16"/>
               </w:rPr>
-              <w:t>MLIP</w:t>
+              <w:t>DFT</w:t>
             </w:r>
           </w:p>
         </w:tc>
@@ -9112,7 +9130,7 @@
               <w:rPr>
                 <w:sz w:val="16"/>
               </w:rPr>
-              <w:t>2026-08-21</w:t>
+              <w:t>2026-08-19</w:t>
             </w:r>
           </w:p>
         </w:tc>
@@ -9132,7 +9150,7 @@
                   <w:sz w:val="16"/>
                   <w:u w:val="single"/>
                 </w:rPr>
-                <w:t>10.48550/arxiv.2608.21612</w:t>
+                <w:t>link</w:t>
               </w:r>
             </w:hyperlink>
           </w:p>
@@ -9155,20 +9173,9 @@
                   <w:sz w:val="16"/>
                   <w:u w:val="single"/>
                 </w:rPr>
-                <w:t>Diagnosing and narrowing the simulation-to-real gap in powder X-ray diffraction with a wet-dry agentic loop</w:t>
+                <w:t>Dynamic Ensembles of Phosphine-Stabilized Gold Nanoclusters</w:t>
               </w:r>
             </w:hyperlink>
-          </w:p>
-        </w:tc>
-        <w:tc>
-          <w:tcPr>
-            <w:tcW w:type="dxa" w:w="1680"/>
-          </w:tcPr>
-          <w:p>
-            <w:pPr>
-              <w:jc w:val="left"/>
-            </w:pPr>
-            <w:r/>
           </w:p>
         </w:tc>
         <w:tc>
@@ -9206,7 +9213,24 @@
               <w:rPr>
                 <w:sz w:val="16"/>
               </w:rPr>
-              <w:t>2026-08-23</w:t>
+              <w:t>MD, MLIP</w:t>
+            </w:r>
+          </w:p>
+        </w:tc>
+        <w:tc>
+          <w:tcPr>
+            <w:tcW w:type="dxa" w:w="1680"/>
+          </w:tcPr>
+          <w:p>
+            <w:pPr>
+              <w:jc w:val="left"/>
+            </w:pPr>
+            <w:r/>
+            <w:r>
+              <w:rPr>
+                <w:sz w:val="16"/>
+              </w:rPr>
+              <w:t>2026-08-19</w:t>
             </w:r>
           </w:p>
         </w:tc>
@@ -9249,6 +9273,294 @@
                   <w:sz w:val="16"/>
                   <w:u w:val="single"/>
                 </w:rPr>
+                <w:t>Generative AI and Emerging Technologies: Transforming Engineering, Innovation and Entrepreneurship</w:t>
+              </w:r>
+            </w:hyperlink>
+          </w:p>
+        </w:tc>
+        <w:tc>
+          <w:tcPr>
+            <w:tcW w:type="dxa" w:w="1680"/>
+          </w:tcPr>
+          <w:p>
+            <w:pPr>
+              <w:jc w:val="left"/>
+            </w:pPr>
+            <w:r/>
+          </w:p>
+        </w:tc>
+        <w:tc>
+          <w:tcPr>
+            <w:tcW w:type="dxa" w:w="1680"/>
+          </w:tcPr>
+          <w:p>
+            <w:pPr>
+              <w:jc w:val="left"/>
+            </w:pPr>
+            <w:r/>
+          </w:p>
+        </w:tc>
+        <w:tc>
+          <w:tcPr>
+            <w:tcW w:type="dxa" w:w="1680"/>
+          </w:tcPr>
+          <w:p>
+            <w:pPr>
+              <w:jc w:val="left"/>
+            </w:pPr>
+            <w:r/>
+          </w:p>
+        </w:tc>
+        <w:tc>
+          <w:tcPr>
+            <w:tcW w:type="dxa" w:w="1680"/>
+          </w:tcPr>
+          <w:p>
+            <w:pPr>
+              <w:jc w:val="left"/>
+            </w:pPr>
+            <w:r/>
+            <w:r>
+              <w:rPr>
+                <w:sz w:val="16"/>
+              </w:rPr>
+              <w:t>2026-08-20</w:t>
+            </w:r>
+          </w:p>
+        </w:tc>
+        <w:tc>
+          <w:tcPr>
+            <w:tcW w:type="dxa" w:w="1680"/>
+          </w:tcPr>
+          <w:p>
+            <w:pPr>
+              <w:jc w:val="left"/>
+            </w:pPr>
+            <w:r/>
+            <w:hyperlink r:id="rId109">
+              <w:r>
+                <w:rPr>
+                  <w:color w:val="0B4F9E"/>
+                  <w:sz w:val="16"/>
+                  <w:u w:val="single"/>
+                </w:rPr>
+                <w:t>10.5281/zenodo.22025110</w:t>
+              </w:r>
+            </w:hyperlink>
+          </w:p>
+        </w:tc>
+      </w:tr>
+      <w:tr>
+        <w:tc>
+          <w:tcPr>
+            <w:tcW w:type="dxa" w:w="1680"/>
+          </w:tcPr>
+          <w:p>
+            <w:pPr>
+              <w:jc w:val="left"/>
+            </w:pPr>
+            <w:r/>
+            <w:hyperlink r:id="rId110">
+              <w:r>
+                <w:rPr>
+                  <w:color w:val="0B4F9E"/>
+                  <w:sz w:val="16"/>
+                  <w:u w:val="single"/>
+                </w:rPr>
+                <w:t>Machine Learning to Foundation Models: Artificial Intelligence for Nanophotonic Modeling and Scientific Discovery</w:t>
+              </w:r>
+            </w:hyperlink>
+          </w:p>
+        </w:tc>
+        <w:tc>
+          <w:tcPr>
+            <w:tcW w:type="dxa" w:w="1680"/>
+          </w:tcPr>
+          <w:p>
+            <w:pPr>
+              <w:jc w:val="left"/>
+            </w:pPr>
+            <w:r/>
+          </w:p>
+        </w:tc>
+        <w:tc>
+          <w:tcPr>
+            <w:tcW w:type="dxa" w:w="1680"/>
+          </w:tcPr>
+          <w:p>
+            <w:pPr>
+              <w:jc w:val="left"/>
+            </w:pPr>
+            <w:r/>
+          </w:p>
+        </w:tc>
+        <w:tc>
+          <w:tcPr>
+            <w:tcW w:type="dxa" w:w="1680"/>
+          </w:tcPr>
+          <w:p>
+            <w:pPr>
+              <w:jc w:val="left"/>
+            </w:pPr>
+            <w:r/>
+            <w:r>
+              <w:rPr>
+                <w:sz w:val="16"/>
+              </w:rPr>
+              <w:t>MLIP</w:t>
+            </w:r>
+          </w:p>
+        </w:tc>
+        <w:tc>
+          <w:tcPr>
+            <w:tcW w:type="dxa" w:w="1680"/>
+          </w:tcPr>
+          <w:p>
+            <w:pPr>
+              <w:jc w:val="left"/>
+            </w:pPr>
+            <w:r/>
+            <w:r>
+              <w:rPr>
+                <w:sz w:val="16"/>
+              </w:rPr>
+              <w:t>2026-08-21</w:t>
+            </w:r>
+          </w:p>
+        </w:tc>
+        <w:tc>
+          <w:tcPr>
+            <w:tcW w:type="dxa" w:w="1680"/>
+          </w:tcPr>
+          <w:p>
+            <w:pPr>
+              <w:jc w:val="left"/>
+            </w:pPr>
+            <w:r/>
+            <w:hyperlink r:id="rId110">
+              <w:r>
+                <w:rPr>
+                  <w:color w:val="0B4F9E"/>
+                  <w:sz w:val="16"/>
+                  <w:u w:val="single"/>
+                </w:rPr>
+                <w:t>10.48550/arxiv.2608.21612</w:t>
+              </w:r>
+            </w:hyperlink>
+          </w:p>
+        </w:tc>
+      </w:tr>
+      <w:tr>
+        <w:tc>
+          <w:tcPr>
+            <w:tcW w:type="dxa" w:w="1680"/>
+          </w:tcPr>
+          <w:p>
+            <w:pPr>
+              <w:jc w:val="left"/>
+            </w:pPr>
+            <w:r/>
+            <w:hyperlink r:id="rId111">
+              <w:r>
+                <w:rPr>
+                  <w:color w:val="0B4F9E"/>
+                  <w:sz w:val="16"/>
+                  <w:u w:val="single"/>
+                </w:rPr>
+                <w:t>Diagnosing and narrowing the simulation-to-real gap in powder X-ray diffraction with a wet-dry agentic loop</w:t>
+              </w:r>
+            </w:hyperlink>
+          </w:p>
+        </w:tc>
+        <w:tc>
+          <w:tcPr>
+            <w:tcW w:type="dxa" w:w="1680"/>
+          </w:tcPr>
+          <w:p>
+            <w:pPr>
+              <w:jc w:val="left"/>
+            </w:pPr>
+            <w:r/>
+          </w:p>
+        </w:tc>
+        <w:tc>
+          <w:tcPr>
+            <w:tcW w:type="dxa" w:w="1680"/>
+          </w:tcPr>
+          <w:p>
+            <w:pPr>
+              <w:jc w:val="left"/>
+            </w:pPr>
+            <w:r/>
+          </w:p>
+        </w:tc>
+        <w:tc>
+          <w:tcPr>
+            <w:tcW w:type="dxa" w:w="1680"/>
+          </w:tcPr>
+          <w:p>
+            <w:pPr>
+              <w:jc w:val="left"/>
+            </w:pPr>
+            <w:r/>
+          </w:p>
+        </w:tc>
+        <w:tc>
+          <w:tcPr>
+            <w:tcW w:type="dxa" w:w="1680"/>
+          </w:tcPr>
+          <w:p>
+            <w:pPr>
+              <w:jc w:val="left"/>
+            </w:pPr>
+            <w:r/>
+            <w:r>
+              <w:rPr>
+                <w:sz w:val="16"/>
+              </w:rPr>
+              <w:t>2026-08-23</w:t>
+            </w:r>
+          </w:p>
+        </w:tc>
+        <w:tc>
+          <w:tcPr>
+            <w:tcW w:type="dxa" w:w="1680"/>
+          </w:tcPr>
+          <w:p>
+            <w:pPr>
+              <w:jc w:val="left"/>
+            </w:pPr>
+            <w:r/>
+            <w:hyperlink r:id="rId111">
+              <w:r>
+                <w:rPr>
+                  <w:color w:val="0B4F9E"/>
+                  <w:sz w:val="16"/>
+                  <w:u w:val="single"/>
+                </w:rPr>
+                <w:t>link</w:t>
+              </w:r>
+            </w:hyperlink>
+          </w:p>
+        </w:tc>
+      </w:tr>
+      <w:tr>
+        <w:tc>
+          <w:tcPr>
+            <w:tcW w:type="dxa" w:w="1680"/>
+          </w:tcPr>
+          <w:p>
+            <w:pPr>
+              <w:jc w:val="left"/>
+            </w:pPr>
+            <w:r/>
+            <w:hyperlink r:id="rId112">
+              <w:r>
+                <w:rPr>
+                  <w:color w:val="0B4F9E"/>
+                  <w:sz w:val="16"/>
+                  <w:u w:val="single"/>
+                </w:rPr>
                 <w:t xml:space="preserve">Dataset for the publication- A cylindrical sintering method for more realistic grain boundaries in nanocrystalline thin </w:t>
               </w:r>
             </w:hyperlink>
@@ -9313,7 +9625,7 @@
               <w:jc w:val="left"/>
             </w:pPr>
             <w:r/>
-            <w:hyperlink r:id="rId109">
+            <w:hyperlink r:id="rId112">
               <w:r>
                 <w:rPr>
                   <w:color w:val="0B4F9E"/>
@@ -9336,7 +9648,7 @@
               <w:jc w:val="left"/>
             </w:pPr>
             <w:r/>
-            <w:hyperlink r:id="rId110">
+            <w:hyperlink r:id="rId113">
               <w:r>
                 <w:rPr>
                   <w:color w:val="0B4F9E"/>
@@ -9413,7 +9725,7 @@
               <w:jc w:val="left"/>
             </w:pPr>
             <w:r/>
-            <w:hyperlink r:id="rId110">
+            <w:hyperlink r:id="rId113">
               <w:r>
                 <w:rPr>
                   <w:color w:val="0B4F9E"/>
@@ -9436,7 +9748,7 @@
               <w:jc w:val="left"/>
             </w:pPr>
             <w:r/>
-            <w:hyperlink r:id="rId111">
+            <w:hyperlink r:id="rId114">
               <w:r>
                 <w:rPr>
                   <w:color w:val="0B4F9E"/>
@@ -9513,7 +9825,7 @@
               <w:jc w:val="left"/>
             </w:pPr>
             <w:r/>
-            <w:hyperlink r:id="rId111">
+            <w:hyperlink r:id="rId114">
               <w:r>
                 <w:rPr>
                   <w:color w:val="0B4F9E"/>
@@ -9536,7 +9848,7 @@
               <w:jc w:val="left"/>
             </w:pPr>
             <w:r/>
-            <w:hyperlink r:id="rId112">
+            <w:hyperlink r:id="rId115">
               <w:r>
                 <w:rPr>
                   <w:color w:val="0B4F9E"/>
@@ -9607,7 +9919,7 @@
               <w:jc w:val="left"/>
             </w:pPr>
             <w:r/>
-            <w:hyperlink r:id="rId112">
+            <w:hyperlink r:id="rId115">
               <w:r>
                 <w:rPr>
                   <w:color w:val="0B4F9E"/>
@@ -9630,7 +9942,7 @@
               <w:jc w:val="left"/>
             </w:pPr>
             <w:r/>
-            <w:hyperlink r:id="rId113">
+            <w:hyperlink r:id="rId116">
               <w:r>
                 <w:rPr>
                   <w:color w:val="0B4F9E"/>
@@ -9707,7 +10019,7 @@
               <w:jc w:val="left"/>
             </w:pPr>
             <w:r/>
-            <w:hyperlink r:id="rId113">
+            <w:hyperlink r:id="rId116">
               <w:r>
                 <w:rPr>
                   <w:color w:val="0B4F9E"/>
@@ -9730,7 +10042,7 @@
               <w:jc w:val="left"/>
             </w:pPr>
             <w:r/>
-            <w:hyperlink r:id="rId114">
+            <w:hyperlink r:id="rId117">
               <w:r>
                 <w:rPr>
                   <w:color w:val="0B4F9E"/>
@@ -9807,7 +10119,7 @@
               <w:jc w:val="left"/>
             </w:pPr>
             <w:r/>
-            <w:hyperlink r:id="rId114">
+            <w:hyperlink r:id="rId117">
               <w:r>
                 <w:rPr>
                   <w:color w:val="0B4F9E"/>
@@ -9830,7 +10142,7 @@
               <w:jc w:val="left"/>
             </w:pPr>
             <w:r/>
-            <w:hyperlink r:id="rId115">
+            <w:hyperlink r:id="rId118">
               <w:r>
                 <w:rPr>
                   <w:color w:val="0B4F9E"/>
@@ -9901,7 +10213,7 @@
               <w:jc w:val="left"/>
             </w:pPr>
             <w:r/>
-            <w:hyperlink r:id="rId115">
+            <w:hyperlink r:id="rId118">
               <w:r>
                 <w:rPr>
                   <w:color w:val="0B4F9E"/>
@@ -9924,7 +10236,7 @@
               <w:jc w:val="left"/>
             </w:pPr>
             <w:r/>
-            <w:hyperlink r:id="rId116">
+            <w:hyperlink r:id="rId119">
               <w:r>
                 <w:rPr>
                   <w:color w:val="0B4F9E"/>
@@ -9995,7 +10307,7 @@
               <w:jc w:val="left"/>
             </w:pPr>
             <w:r/>
-            <w:hyperlink r:id="rId117">
+            <w:hyperlink r:id="rId120">
               <w:r>
                 <w:rPr>
                   <w:color w:val="0B4F9E"/>
@@ -10018,7 +10330,7 @@
               <w:jc w:val="left"/>
             </w:pPr>
             <w:r/>
-            <w:hyperlink r:id="rId118">
+            <w:hyperlink r:id="rId121">
               <w:r>
                 <w:rPr>
                   <w:color w:val="0B4F9E"/>
@@ -10089,7 +10401,7 @@
               <w:jc w:val="left"/>
             </w:pPr>
             <w:r/>
-            <w:hyperlink r:id="rId118">
+            <w:hyperlink r:id="rId121">
               <w:r>
                 <w:rPr>
                   <w:color w:val="0B4F9E"/>
@@ -10112,7 +10424,7 @@
               <w:jc w:val="left"/>
             </w:pPr>
             <w:r/>
-            <w:hyperlink r:id="rId119">
+            <w:hyperlink r:id="rId122">
               <w:r>
                 <w:rPr>
                   <w:color w:val="0B4F9E"/>
@@ -10189,7 +10501,7 @@
               <w:jc w:val="left"/>
             </w:pPr>
             <w:r/>
-            <w:hyperlink r:id="rId119">
+            <w:hyperlink r:id="rId122">
               <w:r>
                 <w:rPr>
                   <w:color w:val="0B4F9E"/>
@@ -10212,7 +10524,7 @@
               <w:jc w:val="left"/>
             </w:pPr>
             <w:r/>
-            <w:hyperlink r:id="rId120">
+            <w:hyperlink r:id="rId123">
               <w:r>
                 <w:rPr>
                   <w:color w:val="0B4F9E"/>
@@ -10289,7 +10601,7 @@
               <w:jc w:val="left"/>
             </w:pPr>
             <w:r/>
-            <w:hyperlink r:id="rId120">
+            <w:hyperlink r:id="rId123">
               <w:r>
                 <w:rPr>
                   <w:color w:val="0B4F9E"/>
@@ -10312,7 +10624,7 @@
               <w:jc w:val="left"/>
             </w:pPr>
             <w:r/>
-            <w:hyperlink r:id="rId121">
+            <w:hyperlink r:id="rId124">
               <w:r>
                 <w:rPr>
                   <w:color w:val="0B4F9E"/>
@@ -10389,7 +10701,7 @@
               <w:jc w:val="left"/>
             </w:pPr>
             <w:r/>
-            <w:hyperlink r:id="rId121">
+            <w:hyperlink r:id="rId124">
               <w:r>
                 <w:rPr>
                   <w:color w:val="0B4F9E"/>
@@ -10412,7 +10724,7 @@
               <w:jc w:val="left"/>
             </w:pPr>
             <w:r/>
-            <w:hyperlink r:id="rId122">
+            <w:hyperlink r:id="rId125">
               <w:r>
                 <w:rPr>
                   <w:color w:val="0B4F9E"/>
@@ -10489,7 +10801,7 @@
               <w:jc w:val="left"/>
             </w:pPr>
             <w:r/>
-            <w:hyperlink r:id="rId122">
+            <w:hyperlink r:id="rId125">
               <w:r>
                 <w:rPr>
                   <w:color w:val="0B4F9E"/>
@@ -10512,7 +10824,7 @@
               <w:jc w:val="left"/>
             </w:pPr>
             <w:r/>
-            <w:hyperlink r:id="rId123">
+            <w:hyperlink r:id="rId126">
               <w:r>
                 <w:rPr>
                   <w:color w:val="0B4F9E"/>
@@ -10583,7 +10895,7 @@
               <w:jc w:val="left"/>
             </w:pPr>
             <w:r/>
-            <w:hyperlink r:id="rId123">
+            <w:hyperlink r:id="rId126">
               <w:r>
                 <w:rPr>
                   <w:color w:val="0B4F9E"/>
@@ -10606,7 +10918,7 @@
               <w:jc w:val="left"/>
             </w:pPr>
             <w:r/>
-            <w:hyperlink r:id="rId124">
+            <w:hyperlink r:id="rId127">
               <w:r>
                 <w:rPr>
                   <w:color w:val="0B4F9E"/>
@@ -10677,7 +10989,7 @@
               <w:jc w:val="left"/>
             </w:pPr>
             <w:r/>
-            <w:hyperlink r:id="rId124">
+            <w:hyperlink r:id="rId127">
               <w:r>
                 <w:rPr>
                   <w:color w:val="0B4F9E"/>
@@ -10700,7 +11012,7 @@
               <w:jc w:val="left"/>
             </w:pPr>
             <w:r/>
-            <w:hyperlink r:id="rId125">
+            <w:hyperlink r:id="rId128">
               <w:r>
                 <w:rPr>
                   <w:color w:val="0B4F9E"/>
@@ -10771,7 +11083,7 @@
               <w:jc w:val="left"/>
             </w:pPr>
             <w:r/>
-            <w:hyperlink r:id="rId125">
+            <w:hyperlink r:id="rId128">
               <w:r>
                 <w:rPr>
                   <w:color w:val="0B4F9E"/>
@@ -10794,7 +11106,7 @@
               <w:jc w:val="left"/>
             </w:pPr>
             <w:r/>
-            <w:hyperlink r:id="rId126">
+            <w:hyperlink r:id="rId129">
               <w:r>
                 <w:rPr>
                   <w:color w:val="0B4F9E"/>
@@ -10865,7 +11177,7 @@
               <w:jc w:val="left"/>
             </w:pPr>
             <w:r/>
-            <w:hyperlink r:id="rId126">
+            <w:hyperlink r:id="rId129">
               <w:r>
                 <w:rPr>
                   <w:color w:val="0B4F9E"/>
@@ -10888,7 +11200,7 @@
               <w:jc w:val="left"/>
             </w:pPr>
             <w:r/>
-            <w:hyperlink r:id="rId127">
+            <w:hyperlink r:id="rId130">
               <w:r>
                 <w:rPr>
                   <w:color w:val="0B4F9E"/>
@@ -10965,7 +11277,7 @@
               <w:jc w:val="left"/>
             </w:pPr>
             <w:r/>
-            <w:hyperlink r:id="rId127">
+            <w:hyperlink r:id="rId130">
               <w:r>
                 <w:rPr>
                   <w:color w:val="0B4F9E"/>
@@ -10988,7 +11300,7 @@
               <w:jc w:val="left"/>
             </w:pPr>
             <w:r/>
-            <w:hyperlink r:id="rId128">
+            <w:hyperlink r:id="rId131">
               <w:r>
                 <w:rPr>
                   <w:color w:val="0B4F9E"/>
@@ -11059,7 +11371,7 @@
               <w:jc w:val="left"/>
             </w:pPr>
             <w:r/>
-            <w:hyperlink r:id="rId129">
+            <w:hyperlink r:id="rId132">
               <w:r>
                 <w:rPr>
                   <w:color w:val="0B4F9E"/>
@@ -11082,7 +11394,7 @@
               <w:jc w:val="left"/>
             </w:pPr>
             <w:r/>
-            <w:hyperlink r:id="rId130">
+            <w:hyperlink r:id="rId133">
               <w:r>
                 <w:rPr>
                   <w:color w:val="0B4F9E"/>
@@ -11159,7 +11471,7 @@
               <w:jc w:val="left"/>
             </w:pPr>
             <w:r/>
-            <w:hyperlink r:id="rId130">
+            <w:hyperlink r:id="rId133">
               <w:r>
                 <w:rPr>
                   <w:color w:val="0B4F9E"/>
@@ -11182,7 +11494,7 @@
               <w:jc w:val="left"/>
             </w:pPr>
             <w:r/>
-            <w:hyperlink r:id="rId131">
+            <w:hyperlink r:id="rId134">
               <w:r>
                 <w:rPr>
                   <w:color w:val="0B4F9E"/>
@@ -11259,7 +11571,7 @@
               <w:jc w:val="left"/>
             </w:pPr>
             <w:r/>
-            <w:hyperlink r:id="rId131">
+            <w:hyperlink r:id="rId134">
               <w:r>
                 <w:rPr>
                   <w:color w:val="0B4F9E"/>
@@ -11282,7 +11594,7 @@
               <w:jc w:val="left"/>
             </w:pPr>
             <w:r/>
-            <w:hyperlink r:id="rId132">
+            <w:hyperlink r:id="rId135">
               <w:r>
                 <w:rPr>
                   <w:color w:val="0B4F9E"/>
@@ -11353,7 +11665,7 @@
               <w:jc w:val="left"/>
             </w:pPr>
             <w:r/>
-            <w:hyperlink r:id="rId132">
+            <w:hyperlink r:id="rId135">
               <w:r>
                 <w:rPr>
                   <w:color w:val="0B4F9E"/>
@@ -11376,7 +11688,7 @@
               <w:jc w:val="left"/>
             </w:pPr>
             <w:r/>
-            <w:hyperlink r:id="rId133">
+            <w:hyperlink r:id="rId136">
               <w:r>
                 <w:rPr>
                   <w:color w:val="0B4F9E"/>
@@ -11453,7 +11765,7 @@
               <w:jc w:val="left"/>
             </w:pPr>
             <w:r/>
-            <w:hyperlink r:id="rId133">
+            <w:hyperlink r:id="rId136">
               <w:r>
                 <w:rPr>
                   <w:color w:val="0B4F9E"/>
@@ -11476,7 +11788,7 @@
               <w:jc w:val="left"/>
             </w:pPr>
             <w:r/>
-            <w:hyperlink r:id="rId134">
+            <w:hyperlink r:id="rId137">
               <w:r>
                 <w:rPr>
                   <w:color w:val="0B4F9E"/>
@@ -11547,7 +11859,7 @@
               <w:jc w:val="left"/>
             </w:pPr>
             <w:r/>
-            <w:hyperlink r:id="rId134">
+            <w:hyperlink r:id="rId137">
               <w:r>
                 <w:rPr>
                   <w:color w:val="0B4F9E"/>
@@ -11570,7 +11882,7 @@
               <w:jc w:val="left"/>
             </w:pPr>
             <w:r/>
-            <w:hyperlink r:id="rId135">
+            <w:hyperlink r:id="rId138">
               <w:r>
                 <w:rPr>
                   <w:color w:val="0B4F9E"/>
@@ -11641,7 +11953,7 @@
               <w:jc w:val="left"/>
             </w:pPr>
             <w:r/>
-            <w:hyperlink r:id="rId135">
+            <w:hyperlink r:id="rId138">
               <w:r>
                 <w:rPr>
                   <w:color w:val="0B4F9E"/>
@@ -11664,7 +11976,7 @@
               <w:jc w:val="left"/>
             </w:pPr>
             <w:r/>
-            <w:hyperlink r:id="rId136">
+            <w:hyperlink r:id="rId139">
               <w:r>
                 <w:rPr>
                   <w:color w:val="0B4F9E"/>
@@ -11735,7 +12047,7 @@
               <w:jc w:val="left"/>
             </w:pPr>
             <w:r/>
-            <w:hyperlink r:id="rId136">
+            <w:hyperlink r:id="rId139">
               <w:r>
                 <w:rPr>
                   <w:color w:val="0B4F9E"/>
@@ -11758,7 +12070,7 @@
               <w:jc w:val="left"/>
             </w:pPr>
             <w:r/>
-            <w:hyperlink r:id="rId137">
+            <w:hyperlink r:id="rId140">
               <w:r>
                 <w:rPr>
                   <w:color w:val="0B4F9E"/>
@@ -11835,7 +12147,7 @@
               <w:jc w:val="left"/>
             </w:pPr>
             <w:r/>
-            <w:hyperlink r:id="rId137">
+            <w:hyperlink r:id="rId140">
               <w:r>
                 <w:rPr>
                   <w:color w:val="0B4F9E"/>
@@ -11858,7 +12170,307 @@
               <w:jc w:val="left"/>
             </w:pPr>
             <w:r/>
-            <w:hyperlink r:id="rId138">
+            <w:hyperlink r:id="rId141">
+              <w:r>
+                <w:rPr>
+                  <w:color w:val="0B4F9E"/>
+                  <w:sz w:val="16"/>
+                  <w:u w:val="single"/>
+                </w:rPr>
+                <w:t>Cesium Clustering and Fluoroberyllate Network Disruption in FLiBe: A Total Scattering and Molecular Dynamics Study</w:t>
+              </w:r>
+            </w:hyperlink>
+          </w:p>
+        </w:tc>
+        <w:tc>
+          <w:tcPr>
+            <w:tcW w:type="dxa" w:w="1680"/>
+          </w:tcPr>
+          <w:p>
+            <w:pPr>
+              <w:jc w:val="left"/>
+            </w:pPr>
+            <w:r/>
+          </w:p>
+        </w:tc>
+        <w:tc>
+          <w:tcPr>
+            <w:tcW w:type="dxa" w:w="1680"/>
+          </w:tcPr>
+          <w:p>
+            <w:pPr>
+              <w:jc w:val="left"/>
+            </w:pPr>
+            <w:r/>
+          </w:p>
+        </w:tc>
+        <w:tc>
+          <w:tcPr>
+            <w:tcW w:type="dxa" w:w="1680"/>
+          </w:tcPr>
+          <w:p>
+            <w:pPr>
+              <w:jc w:val="left"/>
+            </w:pPr>
+            <w:r/>
+            <w:r>
+              <w:rPr>
+                <w:sz w:val="16"/>
+              </w:rPr>
+              <w:t>MD</w:t>
+            </w:r>
+          </w:p>
+        </w:tc>
+        <w:tc>
+          <w:tcPr>
+            <w:tcW w:type="dxa" w:w="1680"/>
+          </w:tcPr>
+          <w:p>
+            <w:pPr>
+              <w:jc w:val="left"/>
+            </w:pPr>
+            <w:r/>
+            <w:r>
+              <w:rPr>
+                <w:sz w:val="16"/>
+              </w:rPr>
+              <w:t>2026-08-30</w:t>
+            </w:r>
+          </w:p>
+        </w:tc>
+        <w:tc>
+          <w:tcPr>
+            <w:tcW w:type="dxa" w:w="1680"/>
+          </w:tcPr>
+          <w:p>
+            <w:pPr>
+              <w:jc w:val="left"/>
+            </w:pPr>
+            <w:r/>
+            <w:hyperlink r:id="rId141">
+              <w:r>
+                <w:rPr>
+                  <w:color w:val="0B4F9E"/>
+                  <w:sz w:val="16"/>
+                  <w:u w:val="single"/>
+                </w:rPr>
+                <w:t>link</w:t>
+              </w:r>
+            </w:hyperlink>
+          </w:p>
+        </w:tc>
+      </w:tr>
+      <w:tr>
+        <w:tc>
+          <w:tcPr>
+            <w:tcW w:type="dxa" w:w="1680"/>
+          </w:tcPr>
+          <w:p>
+            <w:pPr>
+              <w:jc w:val="left"/>
+            </w:pPr>
+            <w:r/>
+            <w:hyperlink r:id="rId142">
+              <w:r>
+                <w:rPr>
+                  <w:color w:val="0B4F9E"/>
+                  <w:sz w:val="16"/>
+                  <w:u w:val="single"/>
+                </w:rPr>
+                <w:t>Compiling Matter: An AI-Driven Research Program for Universal Nanofabrication, Matter Compilation, and Programmable Matt</w:t>
+              </w:r>
+            </w:hyperlink>
+          </w:p>
+        </w:tc>
+        <w:tc>
+          <w:tcPr>
+            <w:tcW w:type="dxa" w:w="1680"/>
+          </w:tcPr>
+          <w:p>
+            <w:pPr>
+              <w:jc w:val="left"/>
+            </w:pPr>
+            <w:r/>
+          </w:p>
+        </w:tc>
+        <w:tc>
+          <w:tcPr>
+            <w:tcW w:type="dxa" w:w="1680"/>
+          </w:tcPr>
+          <w:p>
+            <w:pPr>
+              <w:jc w:val="left"/>
+            </w:pPr>
+            <w:r/>
+          </w:p>
+        </w:tc>
+        <w:tc>
+          <w:tcPr>
+            <w:tcW w:type="dxa" w:w="1680"/>
+          </w:tcPr>
+          <w:p>
+            <w:pPr>
+              <w:jc w:val="left"/>
+            </w:pPr>
+            <w:r/>
+            <w:r>
+              <w:rPr>
+                <w:sz w:val="16"/>
+              </w:rPr>
+              <w:t>MLIP</w:t>
+            </w:r>
+          </w:p>
+        </w:tc>
+        <w:tc>
+          <w:tcPr>
+            <w:tcW w:type="dxa" w:w="1680"/>
+          </w:tcPr>
+          <w:p>
+            <w:pPr>
+              <w:jc w:val="left"/>
+            </w:pPr>
+            <w:r/>
+            <w:r>
+              <w:rPr>
+                <w:sz w:val="16"/>
+              </w:rPr>
+              <w:t>2026-08-31</w:t>
+            </w:r>
+          </w:p>
+        </w:tc>
+        <w:tc>
+          <w:tcPr>
+            <w:tcW w:type="dxa" w:w="1680"/>
+          </w:tcPr>
+          <w:p>
+            <w:pPr>
+              <w:jc w:val="left"/>
+            </w:pPr>
+            <w:r/>
+            <w:hyperlink r:id="rId142">
+              <w:r>
+                <w:rPr>
+                  <w:color w:val="0B4F9E"/>
+                  <w:sz w:val="16"/>
+                  <w:u w:val="single"/>
+                </w:rPr>
+                <w:t>10.5281/zenodo.22206444</w:t>
+              </w:r>
+            </w:hyperlink>
+          </w:p>
+        </w:tc>
+      </w:tr>
+      <w:tr>
+        <w:tc>
+          <w:tcPr>
+            <w:tcW w:type="dxa" w:w="1680"/>
+          </w:tcPr>
+          <w:p>
+            <w:pPr>
+              <w:jc w:val="left"/>
+            </w:pPr>
+            <w:r/>
+            <w:hyperlink r:id="rId143">
+              <w:r>
+                <w:rPr>
+                  <w:color w:val="0B4F9E"/>
+                  <w:sz w:val="16"/>
+                  <w:u w:val="single"/>
+                </w:rPr>
+                <w:t>CrystalGRW: generative modeling of crystal structures with targeted crystallographic properties via geodesic random walk</w:t>
+              </w:r>
+            </w:hyperlink>
+          </w:p>
+        </w:tc>
+        <w:tc>
+          <w:tcPr>
+            <w:tcW w:type="dxa" w:w="1680"/>
+          </w:tcPr>
+          <w:p>
+            <w:pPr>
+              <w:jc w:val="left"/>
+            </w:pPr>
+            <w:r/>
+          </w:p>
+        </w:tc>
+        <w:tc>
+          <w:tcPr>
+            <w:tcW w:type="dxa" w:w="1680"/>
+          </w:tcPr>
+          <w:p>
+            <w:pPr>
+              <w:jc w:val="left"/>
+            </w:pPr>
+            <w:r/>
+          </w:p>
+        </w:tc>
+        <w:tc>
+          <w:tcPr>
+            <w:tcW w:type="dxa" w:w="1680"/>
+          </w:tcPr>
+          <w:p>
+            <w:pPr>
+              <w:jc w:val="left"/>
+            </w:pPr>
+            <w:r/>
+            <w:r>
+              <w:rPr>
+                <w:sz w:val="16"/>
+              </w:rPr>
+              <w:t>DFT</w:t>
+            </w:r>
+          </w:p>
+        </w:tc>
+        <w:tc>
+          <w:tcPr>
+            <w:tcW w:type="dxa" w:w="1680"/>
+          </w:tcPr>
+          <w:p>
+            <w:pPr>
+              <w:jc w:val="left"/>
+            </w:pPr>
+            <w:r/>
+            <w:r>
+              <w:rPr>
+                <w:sz w:val="16"/>
+              </w:rPr>
+              <w:t>2026-08-31</w:t>
+            </w:r>
+          </w:p>
+        </w:tc>
+        <w:tc>
+          <w:tcPr>
+            <w:tcW w:type="dxa" w:w="1680"/>
+          </w:tcPr>
+          <w:p>
+            <w:pPr>
+              <w:jc w:val="left"/>
+            </w:pPr>
+            <w:r/>
+            <w:hyperlink r:id="rId143">
+              <w:r>
+                <w:rPr>
+                  <w:color w:val="0B4F9E"/>
+                  <w:sz w:val="16"/>
+                  <w:u w:val="single"/>
+                </w:rPr>
+                <w:t>10.1038/s41598-026-62470-x</w:t>
+              </w:r>
+            </w:hyperlink>
+          </w:p>
+        </w:tc>
+      </w:tr>
+      <w:tr>
+        <w:tc>
+          <w:tcPr>
+            <w:tcW w:type="dxa" w:w="1680"/>
+          </w:tcPr>
+          <w:p>
+            <w:pPr>
+              <w:jc w:val="left"/>
+            </w:pPr>
+            <w:r/>
+            <w:hyperlink r:id="rId144">
               <w:r>
                 <w:rPr>
                   <w:color w:val="0B4F9E"/>
@@ -11929,7 +12541,7 @@
               <w:jc w:val="left"/>
             </w:pPr>
             <w:r/>
-            <w:hyperlink r:id="rId138">
+            <w:hyperlink r:id="rId144">
               <w:r>
                 <w:rPr>
                   <w:color w:val="0B4F9E"/>
@@ -11952,7 +12564,295 @@
               <w:jc w:val="left"/>
             </w:pPr>
             <w:r/>
-            <w:hyperlink r:id="rId139">
+            <w:hyperlink r:id="rId145">
+              <w:r>
+                <w:rPr>
+                  <w:color w:val="0B4F9E"/>
+                  <w:sz w:val="16"/>
+                  <w:u w:val="single"/>
+                </w:rPr>
+                <w:t>Nonlinear Crystal Structure Prediction</w:t>
+              </w:r>
+            </w:hyperlink>
+          </w:p>
+        </w:tc>
+        <w:tc>
+          <w:tcPr>
+            <w:tcW w:type="dxa" w:w="1680"/>
+          </w:tcPr>
+          <w:p>
+            <w:pPr>
+              <w:jc w:val="left"/>
+            </w:pPr>
+            <w:r/>
+          </w:p>
+        </w:tc>
+        <w:tc>
+          <w:tcPr>
+            <w:tcW w:type="dxa" w:w="1680"/>
+          </w:tcPr>
+          <w:p>
+            <w:pPr>
+              <w:jc w:val="left"/>
+            </w:pPr>
+            <w:r/>
+          </w:p>
+        </w:tc>
+        <w:tc>
+          <w:tcPr>
+            <w:tcW w:type="dxa" w:w="1680"/>
+          </w:tcPr>
+          <w:p>
+            <w:pPr>
+              <w:jc w:val="left"/>
+            </w:pPr>
+            <w:r/>
+          </w:p>
+        </w:tc>
+        <w:tc>
+          <w:tcPr>
+            <w:tcW w:type="dxa" w:w="1680"/>
+          </w:tcPr>
+          <w:p>
+            <w:pPr>
+              <w:jc w:val="left"/>
+            </w:pPr>
+            <w:r/>
+            <w:r>
+              <w:rPr>
+                <w:sz w:val="16"/>
+              </w:rPr>
+              <w:t>2026-08-31</w:t>
+            </w:r>
+          </w:p>
+        </w:tc>
+        <w:tc>
+          <w:tcPr>
+            <w:tcW w:type="dxa" w:w="1680"/>
+          </w:tcPr>
+          <w:p>
+            <w:pPr>
+              <w:jc w:val="left"/>
+            </w:pPr>
+            <w:r/>
+            <w:hyperlink r:id="rId145">
+              <w:r>
+                <w:rPr>
+                  <w:color w:val="0B4F9E"/>
+                  <w:sz w:val="16"/>
+                  <w:u w:val="single"/>
+                </w:rPr>
+                <w:t>10.5281/zenodo.22195386</w:t>
+              </w:r>
+            </w:hyperlink>
+          </w:p>
+        </w:tc>
+      </w:tr>
+      <w:tr>
+        <w:tc>
+          <w:tcPr>
+            <w:tcW w:type="dxa" w:w="1680"/>
+          </w:tcPr>
+          <w:p>
+            <w:pPr>
+              <w:jc w:val="left"/>
+            </w:pPr>
+            <w:r/>
+            <w:hyperlink r:id="rId146">
+              <w:r>
+                <w:rPr>
+                  <w:color w:val="0B4F9E"/>
+                  <w:sz w:val="16"/>
+                  <w:u w:val="single"/>
+                </w:rPr>
+                <w:t>bayesaenet: uncertainty quantification for machine learning interatomic potentials</w:t>
+              </w:r>
+            </w:hyperlink>
+          </w:p>
+        </w:tc>
+        <w:tc>
+          <w:tcPr>
+            <w:tcW w:type="dxa" w:w="1680"/>
+          </w:tcPr>
+          <w:p>
+            <w:pPr>
+              <w:jc w:val="left"/>
+            </w:pPr>
+            <w:r/>
+          </w:p>
+        </w:tc>
+        <w:tc>
+          <w:tcPr>
+            <w:tcW w:type="dxa" w:w="1680"/>
+          </w:tcPr>
+          <w:p>
+            <w:pPr>
+              <w:jc w:val="left"/>
+            </w:pPr>
+            <w:r/>
+          </w:p>
+        </w:tc>
+        <w:tc>
+          <w:tcPr>
+            <w:tcW w:type="dxa" w:w="1680"/>
+          </w:tcPr>
+          <w:p>
+            <w:pPr>
+              <w:jc w:val="left"/>
+            </w:pPr>
+            <w:r/>
+            <w:r>
+              <w:rPr>
+                <w:sz w:val="16"/>
+              </w:rPr>
+              <w:t>MLIP</w:t>
+            </w:r>
+          </w:p>
+        </w:tc>
+        <w:tc>
+          <w:tcPr>
+            <w:tcW w:type="dxa" w:w="1680"/>
+          </w:tcPr>
+          <w:p>
+            <w:pPr>
+              <w:jc w:val="left"/>
+            </w:pPr>
+            <w:r/>
+            <w:r>
+              <w:rPr>
+                <w:sz w:val="16"/>
+              </w:rPr>
+              <w:t>2026-08-31</w:t>
+            </w:r>
+          </w:p>
+        </w:tc>
+        <w:tc>
+          <w:tcPr>
+            <w:tcW w:type="dxa" w:w="1680"/>
+          </w:tcPr>
+          <w:p>
+            <w:pPr>
+              <w:jc w:val="left"/>
+            </w:pPr>
+            <w:r/>
+            <w:hyperlink r:id="rId146">
+              <w:r>
+                <w:rPr>
+                  <w:color w:val="0B4F9E"/>
+                  <w:sz w:val="16"/>
+                  <w:u w:val="single"/>
+                </w:rPr>
+                <w:t>10.5281/zenodo.22201403</w:t>
+              </w:r>
+            </w:hyperlink>
+          </w:p>
+        </w:tc>
+      </w:tr>
+      <w:tr>
+        <w:tc>
+          <w:tcPr>
+            <w:tcW w:type="dxa" w:w="1680"/>
+          </w:tcPr>
+          <w:p>
+            <w:pPr>
+              <w:jc w:val="left"/>
+            </w:pPr>
+            <w:r/>
+            <w:hyperlink r:id="rId147">
+              <w:r>
+                <w:rPr>
+                  <w:color w:val="0B4F9E"/>
+                  <w:sz w:val="16"/>
+                  <w:u w:val="single"/>
+                </w:rPr>
+                <w:t>Learning Materials Properties from Scarce Labels and Unlabeled Crystals</w:t>
+              </w:r>
+            </w:hyperlink>
+          </w:p>
+        </w:tc>
+        <w:tc>
+          <w:tcPr>
+            <w:tcW w:type="dxa" w:w="1680"/>
+          </w:tcPr>
+          <w:p>
+            <w:pPr>
+              <w:jc w:val="left"/>
+            </w:pPr>
+            <w:r/>
+          </w:p>
+        </w:tc>
+        <w:tc>
+          <w:tcPr>
+            <w:tcW w:type="dxa" w:w="1680"/>
+          </w:tcPr>
+          <w:p>
+            <w:pPr>
+              <w:jc w:val="left"/>
+            </w:pPr>
+            <w:r/>
+          </w:p>
+        </w:tc>
+        <w:tc>
+          <w:tcPr>
+            <w:tcW w:type="dxa" w:w="1680"/>
+          </w:tcPr>
+          <w:p>
+            <w:pPr>
+              <w:jc w:val="left"/>
+            </w:pPr>
+            <w:r/>
+          </w:p>
+        </w:tc>
+        <w:tc>
+          <w:tcPr>
+            <w:tcW w:type="dxa" w:w="1680"/>
+          </w:tcPr>
+          <w:p>
+            <w:pPr>
+              <w:jc w:val="left"/>
+            </w:pPr>
+            <w:r/>
+            <w:r>
+              <w:rPr>
+                <w:sz w:val="16"/>
+              </w:rPr>
+              <w:t>2026-08-31</w:t>
+            </w:r>
+          </w:p>
+        </w:tc>
+        <w:tc>
+          <w:tcPr>
+            <w:tcW w:type="dxa" w:w="1680"/>
+          </w:tcPr>
+          <w:p>
+            <w:pPr>
+              <w:jc w:val="left"/>
+            </w:pPr>
+            <w:r/>
+            <w:hyperlink r:id="rId147">
+              <w:r>
+                <w:rPr>
+                  <w:color w:val="0B4F9E"/>
+                  <w:sz w:val="16"/>
+                  <w:u w:val="single"/>
+                </w:rPr>
+                <w:t>link</w:t>
+              </w:r>
+            </w:hyperlink>
+          </w:p>
+        </w:tc>
+      </w:tr>
+      <w:tr>
+        <w:tc>
+          <w:tcPr>
+            <w:tcW w:type="dxa" w:w="1680"/>
+          </w:tcPr>
+          <w:p>
+            <w:pPr>
+              <w:jc w:val="left"/>
+            </w:pPr>
+            <w:r/>
+            <w:hyperlink r:id="rId148">
               <w:r>
                 <w:rPr>
                   <w:color w:val="0B4F9E"/>
@@ -12029,7 +12929,7 @@
               <w:jc w:val="left"/>
             </w:pPr>
             <w:r/>
-            <w:hyperlink r:id="rId139">
+            <w:hyperlink r:id="rId148">
               <w:r>
                 <w:rPr>
                   <w:color w:val="0B4F9E"/>
@@ -12037,6 +12937,488 @@
                   <w:u w:val="single"/>
                 </w:rPr>
                 <w:t>link</w:t>
+              </w:r>
+            </w:hyperlink>
+          </w:p>
+        </w:tc>
+      </w:tr>
+      <w:tr>
+        <w:tc>
+          <w:tcPr>
+            <w:tcW w:type="dxa" w:w="1680"/>
+          </w:tcPr>
+          <w:p>
+            <w:pPr>
+              <w:jc w:val="left"/>
+            </w:pPr>
+            <w:r/>
+            <w:hyperlink r:id="rId149">
+              <w:r>
+                <w:rPr>
+                  <w:color w:val="0B4F9E"/>
+                  <w:sz w:val="16"/>
+                  <w:u w:val="single"/>
+                </w:rPr>
+                <w:t>When Do Models Win? A Learning Curve Benchmark for Molecular Property Prediction in Low-Data Regimes</w:t>
+              </w:r>
+            </w:hyperlink>
+          </w:p>
+        </w:tc>
+        <w:tc>
+          <w:tcPr>
+            <w:tcW w:type="dxa" w:w="1680"/>
+          </w:tcPr>
+          <w:p>
+            <w:pPr>
+              <w:jc w:val="left"/>
+            </w:pPr>
+            <w:r/>
+          </w:p>
+        </w:tc>
+        <w:tc>
+          <w:tcPr>
+            <w:tcW w:type="dxa" w:w="1680"/>
+          </w:tcPr>
+          <w:p>
+            <w:pPr>
+              <w:jc w:val="left"/>
+            </w:pPr>
+            <w:r/>
+          </w:p>
+        </w:tc>
+        <w:tc>
+          <w:tcPr>
+            <w:tcW w:type="dxa" w:w="1680"/>
+          </w:tcPr>
+          <w:p>
+            <w:pPr>
+              <w:jc w:val="left"/>
+            </w:pPr>
+            <w:r/>
+            <w:r>
+              <w:rPr>
+                <w:sz w:val="16"/>
+              </w:rPr>
+              <w:t>DFT</w:t>
+            </w:r>
+          </w:p>
+        </w:tc>
+        <w:tc>
+          <w:tcPr>
+            <w:tcW w:type="dxa" w:w="1680"/>
+          </w:tcPr>
+          <w:p>
+            <w:pPr>
+              <w:jc w:val="left"/>
+            </w:pPr>
+            <w:r/>
+            <w:r>
+              <w:rPr>
+                <w:sz w:val="16"/>
+              </w:rPr>
+              <w:t>2026-09-01</w:t>
+            </w:r>
+          </w:p>
+        </w:tc>
+        <w:tc>
+          <w:tcPr>
+            <w:tcW w:type="dxa" w:w="1680"/>
+          </w:tcPr>
+          <w:p>
+            <w:pPr>
+              <w:jc w:val="left"/>
+            </w:pPr>
+            <w:r/>
+            <w:hyperlink r:id="rId149">
+              <w:r>
+                <w:rPr>
+                  <w:color w:val="0B4F9E"/>
+                  <w:sz w:val="16"/>
+                  <w:u w:val="single"/>
+                </w:rPr>
+                <w:t>10.26434/chemrxiv.15001253/v6</w:t>
+              </w:r>
+            </w:hyperlink>
+          </w:p>
+        </w:tc>
+      </w:tr>
+      <w:tr>
+        <w:tc>
+          <w:tcPr>
+            <w:tcW w:type="dxa" w:w="1680"/>
+          </w:tcPr>
+          <w:p>
+            <w:pPr>
+              <w:jc w:val="left"/>
+            </w:pPr>
+            <w:r/>
+            <w:hyperlink r:id="rId150">
+              <w:r>
+                <w:rPr>
+                  <w:color w:val="0B4F9E"/>
+                  <w:sz w:val="16"/>
+                  <w:u w:val="single"/>
+                </w:rPr>
+                <w:t>Multicenter Validation of Foundation Model Adaptation for Automated Pancreatic Tumor Delineation on CT Scans</w:t>
+              </w:r>
+            </w:hyperlink>
+          </w:p>
+        </w:tc>
+        <w:tc>
+          <w:tcPr>
+            <w:tcW w:type="dxa" w:w="1680"/>
+          </w:tcPr>
+          <w:p>
+            <w:pPr>
+              <w:jc w:val="left"/>
+            </w:pPr>
+            <w:r/>
+          </w:p>
+        </w:tc>
+        <w:tc>
+          <w:tcPr>
+            <w:tcW w:type="dxa" w:w="1680"/>
+          </w:tcPr>
+          <w:p>
+            <w:pPr>
+              <w:jc w:val="left"/>
+            </w:pPr>
+            <w:r/>
+          </w:p>
+        </w:tc>
+        <w:tc>
+          <w:tcPr>
+            <w:tcW w:type="dxa" w:w="1680"/>
+          </w:tcPr>
+          <w:p>
+            <w:pPr>
+              <w:jc w:val="left"/>
+            </w:pPr>
+            <w:r/>
+            <w:r>
+              <w:rPr>
+                <w:sz w:val="16"/>
+              </w:rPr>
+              <w:t>MLIP</w:t>
+            </w:r>
+          </w:p>
+        </w:tc>
+        <w:tc>
+          <w:tcPr>
+            <w:tcW w:type="dxa" w:w="1680"/>
+          </w:tcPr>
+          <w:p>
+            <w:pPr>
+              <w:jc w:val="left"/>
+            </w:pPr>
+            <w:r/>
+            <w:r>
+              <w:rPr>
+                <w:sz w:val="16"/>
+              </w:rPr>
+              <w:t>2026-09-01</w:t>
+            </w:r>
+          </w:p>
+        </w:tc>
+        <w:tc>
+          <w:tcPr>
+            <w:tcW w:type="dxa" w:w="1680"/>
+          </w:tcPr>
+          <w:p>
+            <w:pPr>
+              <w:jc w:val="left"/>
+            </w:pPr>
+            <w:r/>
+            <w:hyperlink r:id="rId150">
+              <w:r>
+                <w:rPr>
+                  <w:color w:val="0B4F9E"/>
+                  <w:sz w:val="16"/>
+                  <w:u w:val="single"/>
+                </w:rPr>
+                <w:t>10.3390/cancers18172836</w:t>
+              </w:r>
+            </w:hyperlink>
+          </w:p>
+        </w:tc>
+      </w:tr>
+      <w:tr>
+        <w:tc>
+          <w:tcPr>
+            <w:tcW w:type="dxa" w:w="1680"/>
+          </w:tcPr>
+          <w:p>
+            <w:pPr>
+              <w:jc w:val="left"/>
+            </w:pPr>
+            <w:r/>
+            <w:hyperlink r:id="rId151">
+              <w:r>
+                <w:rPr>
+                  <w:color w:val="0B4F9E"/>
+                  <w:sz w:val="16"/>
+                  <w:u w:val="single"/>
+                </w:rPr>
+                <w:t>Conditional Latent-Prior Generative Compressed Sensing with Application to Petrophysical Target-Log Reconstruction</w:t>
+              </w:r>
+            </w:hyperlink>
+          </w:p>
+        </w:tc>
+        <w:tc>
+          <w:tcPr>
+            <w:tcW w:type="dxa" w:w="1680"/>
+          </w:tcPr>
+          <w:p>
+            <w:pPr>
+              <w:jc w:val="left"/>
+            </w:pPr>
+            <w:r/>
+          </w:p>
+        </w:tc>
+        <w:tc>
+          <w:tcPr>
+            <w:tcW w:type="dxa" w:w="1680"/>
+          </w:tcPr>
+          <w:p>
+            <w:pPr>
+              <w:jc w:val="left"/>
+            </w:pPr>
+            <w:r/>
+          </w:p>
+        </w:tc>
+        <w:tc>
+          <w:tcPr>
+            <w:tcW w:type="dxa" w:w="1680"/>
+          </w:tcPr>
+          <w:p>
+            <w:pPr>
+              <w:jc w:val="left"/>
+            </w:pPr>
+            <w:r/>
+          </w:p>
+        </w:tc>
+        <w:tc>
+          <w:tcPr>
+            <w:tcW w:type="dxa" w:w="1680"/>
+          </w:tcPr>
+          <w:p>
+            <w:pPr>
+              <w:jc w:val="left"/>
+            </w:pPr>
+            <w:r/>
+            <w:r>
+              <w:rPr>
+                <w:sz w:val="16"/>
+              </w:rPr>
+              <w:t>2026-09-01</w:t>
+            </w:r>
+          </w:p>
+        </w:tc>
+        <w:tc>
+          <w:tcPr>
+            <w:tcW w:type="dxa" w:w="1680"/>
+          </w:tcPr>
+          <w:p>
+            <w:pPr>
+              <w:jc w:val="left"/>
+            </w:pPr>
+            <w:r/>
+            <w:hyperlink r:id="rId151">
+              <w:r>
+                <w:rPr>
+                  <w:color w:val="0B4F9E"/>
+                  <w:sz w:val="16"/>
+                  <w:u w:val="single"/>
+                </w:rPr>
+                <w:t>10.2139/ssrn.7385284</w:t>
+              </w:r>
+            </w:hyperlink>
+          </w:p>
+        </w:tc>
+      </w:tr>
+      <w:tr>
+        <w:tc>
+          <w:tcPr>
+            <w:tcW w:type="dxa" w:w="1680"/>
+          </w:tcPr>
+          <w:p>
+            <w:pPr>
+              <w:jc w:val="left"/>
+            </w:pPr>
+            <w:r/>
+            <w:hyperlink r:id="rId152">
+              <w:r>
+                <w:rPr>
+                  <w:color w:val="0B4F9E"/>
+                  <w:sz w:val="16"/>
+                  <w:u w:val="single"/>
+                </w:rPr>
+                <w:t>Active Learning for Neural Classifiers: Selecting Training and Test Areas in Satellite Image Object Recognition</w:t>
+              </w:r>
+            </w:hyperlink>
+          </w:p>
+        </w:tc>
+        <w:tc>
+          <w:tcPr>
+            <w:tcW w:type="dxa" w:w="1680"/>
+          </w:tcPr>
+          <w:p>
+            <w:pPr>
+              <w:jc w:val="left"/>
+            </w:pPr>
+            <w:r/>
+          </w:p>
+        </w:tc>
+        <w:tc>
+          <w:tcPr>
+            <w:tcW w:type="dxa" w:w="1680"/>
+          </w:tcPr>
+          <w:p>
+            <w:pPr>
+              <w:jc w:val="left"/>
+            </w:pPr>
+            <w:r/>
+          </w:p>
+        </w:tc>
+        <w:tc>
+          <w:tcPr>
+            <w:tcW w:type="dxa" w:w="1680"/>
+          </w:tcPr>
+          <w:p>
+            <w:pPr>
+              <w:jc w:val="left"/>
+            </w:pPr>
+            <w:r/>
+          </w:p>
+        </w:tc>
+        <w:tc>
+          <w:tcPr>
+            <w:tcW w:type="dxa" w:w="1680"/>
+          </w:tcPr>
+          <w:p>
+            <w:pPr>
+              <w:jc w:val="left"/>
+            </w:pPr>
+            <w:r/>
+            <w:r>
+              <w:rPr>
+                <w:sz w:val="16"/>
+              </w:rPr>
+              <w:t>2026-09-01</w:t>
+            </w:r>
+          </w:p>
+        </w:tc>
+        <w:tc>
+          <w:tcPr>
+            <w:tcW w:type="dxa" w:w="1680"/>
+          </w:tcPr>
+          <w:p>
+            <w:pPr>
+              <w:jc w:val="left"/>
+            </w:pPr>
+            <w:r/>
+            <w:hyperlink r:id="rId152">
+              <w:r>
+                <w:rPr>
+                  <w:color w:val="0B4F9E"/>
+                  <w:sz w:val="16"/>
+                  <w:u w:val="single"/>
+                </w:rPr>
+                <w:t>10.1007/978-3-032-16265-6_4</w:t>
+              </w:r>
+            </w:hyperlink>
+          </w:p>
+        </w:tc>
+      </w:tr>
+      <w:tr>
+        <w:tc>
+          <w:tcPr>
+            <w:tcW w:type="dxa" w:w="1680"/>
+          </w:tcPr>
+          <w:p>
+            <w:pPr>
+              <w:jc w:val="left"/>
+            </w:pPr>
+            <w:r/>
+            <w:hyperlink r:id="rId153">
+              <w:r>
+                <w:rPr>
+                  <w:color w:val="0B4F9E"/>
+                  <w:sz w:val="16"/>
+                  <w:u w:val="single"/>
+                </w:rPr>
+                <w:t>Dynamical analysis of fractional order corruption diffusion model with optimal control and cost-effectiveness analysis</w:t>
+              </w:r>
+            </w:hyperlink>
+          </w:p>
+        </w:tc>
+        <w:tc>
+          <w:tcPr>
+            <w:tcW w:type="dxa" w:w="1680"/>
+          </w:tcPr>
+          <w:p>
+            <w:pPr>
+              <w:jc w:val="left"/>
+            </w:pPr>
+            <w:r/>
+          </w:p>
+        </w:tc>
+        <w:tc>
+          <w:tcPr>
+            <w:tcW w:type="dxa" w:w="1680"/>
+          </w:tcPr>
+          <w:p>
+            <w:pPr>
+              <w:jc w:val="left"/>
+            </w:pPr>
+            <w:r/>
+          </w:p>
+        </w:tc>
+        <w:tc>
+          <w:tcPr>
+            <w:tcW w:type="dxa" w:w="1680"/>
+          </w:tcPr>
+          <w:p>
+            <w:pPr>
+              <w:jc w:val="left"/>
+            </w:pPr>
+            <w:r/>
+          </w:p>
+        </w:tc>
+        <w:tc>
+          <w:tcPr>
+            <w:tcW w:type="dxa" w:w="1680"/>
+          </w:tcPr>
+          <w:p>
+            <w:pPr>
+              <w:jc w:val="left"/>
+            </w:pPr>
+            <w:r/>
+            <w:r>
+              <w:rPr>
+                <w:sz w:val="16"/>
+              </w:rPr>
+              <w:t>2026-09-01</w:t>
+            </w:r>
+          </w:p>
+        </w:tc>
+        <w:tc>
+          <w:tcPr>
+            <w:tcW w:type="dxa" w:w="1680"/>
+          </w:tcPr>
+          <w:p>
+            <w:pPr>
+              <w:jc w:val="left"/>
+            </w:pPr>
+            <w:r/>
+            <w:hyperlink r:id="rId153">
+              <w:r>
+                <w:rPr>
+                  <w:color w:val="0B4F9E"/>
+                  <w:sz w:val="16"/>
+                  <w:u w:val="single"/>
+                </w:rPr>
+                <w:t>10.1080/0022250x.2026.2726737</w:t>
               </w:r>
             </w:hyperlink>
           </w:p>
@@ -12063,7 +13445,7 @@
         <w:rPr>
           <w:b/>
         </w:rPr>
-        <w:t>87</w:t>
+        <w:t>100</w:t>
       </w:r>
     </w:p>
     <w:p>
@@ -12077,7 +13459,7 @@
         <w:rPr>
           <w:b/>
         </w:rPr>
-        <w:t>35</w:t>
+        <w:t>41</w:t>
       </w:r>
     </w:p>
     <w:p>
@@ -12091,7 +13473,7 @@
         <w:rPr>
           <w:b/>
         </w:rPr>
-        <w:t>103</w:t>
+        <w:t>117</w:t>
       </w:r>
     </w:p>
     <w:p>

--- a/NEEDS_DATA.docx
+++ b/NEEDS_DATA.docx
@@ -17,7 +17,7 @@
     </w:p>
     <w:p>
       <w:r>
-        <w:t xml:space="preserve">Generated 2026-09-01. Every field below was blank in the automated sources. Fill any of them in </w:t>
+        <w:t xml:space="preserve">Generated 2026-09-02. Every field below was blank in the automated sources. Fill any of them in </w:t>
       </w:r>
       <w:r>
         <w:rPr>
@@ -1387,7 +1387,7 @@
         <w:pStyle w:val="Heading2"/>
       </w:pPr>
       <w:r>
-        <w:t>Studies with no numeric performance figure (117 of 122)</w:t>
+        <w:t>Studies with no numeric performance figure (136 of 141)</w:t>
       </w:r>
     </w:p>
     <w:p>
@@ -2351,7 +2351,7 @@
                   <w:sz w:val="16"/>
                   <w:u w:val="single"/>
                 </w:rPr>
-                <w:t>Universal Thermodynamic Interatomic Potentials for Crystalline Materials</w:t>
+                <w:t>Generative artificial intelligence for reliable mechanistic reasoning for corrosion</w:t>
               </w:r>
             </w:hyperlink>
           </w:p>
@@ -2369,19 +2369,8 @@
               <w:rPr>
                 <w:sz w:val="16"/>
               </w:rPr>
-              <w:t>UMA</w:t>
+              <w:t>Llama</w:t>
             </w:r>
-          </w:p>
-        </w:tc>
-        <w:tc>
-          <w:tcPr>
-            <w:tcW w:type="dxa" w:w="1680"/>
-          </w:tcPr>
-          <w:p>
-            <w:pPr>
-              <w:jc w:val="left"/>
-            </w:pPr>
-            <w:r/>
           </w:p>
         </w:tc>
         <w:tc>
@@ -2397,8 +2386,19 @@
               <w:rPr>
                 <w:sz w:val="16"/>
               </w:rPr>
-              <w:t>MD, MLIP, free energy</w:t>
+              <w:t>alloy</w:t>
             </w:r>
+          </w:p>
+        </w:tc>
+        <w:tc>
+          <w:tcPr>
+            <w:tcW w:type="dxa" w:w="1680"/>
+          </w:tcPr>
+          <w:p>
+            <w:pPr>
+              <w:jc w:val="left"/>
+            </w:pPr>
+            <w:r/>
           </w:p>
         </w:tc>
         <w:tc>
@@ -2414,7 +2414,7 @@
               <w:rPr>
                 <w:sz w:val="16"/>
               </w:rPr>
-              <w:t>2026-08-14</w:t>
+              <w:t>2026-08-31</w:t>
             </w:r>
           </w:p>
         </w:tc>
@@ -2457,7 +2457,7 @@
                   <w:sz w:val="16"/>
                   <w:u w:val="single"/>
                 </w:rPr>
-                <w:t>Data-Efficient Construction of Material-Specific Machine-Learning Interatomic Potentials from Ab Initio Molecular Dynami</w:t>
+                <w:t>Universal Thermodynamic Interatomic Potentials for Crystalline Materials</w:t>
               </w:r>
             </w:hyperlink>
           </w:p>
@@ -2475,7 +2475,7 @@
               <w:rPr>
                 <w:sz w:val="16"/>
               </w:rPr>
-              <w:t>GRACE-1L-OAM, SevenNet-0, MACE-MP-0, MatterSim</w:t>
+              <w:t>UMA</w:t>
             </w:r>
           </w:p>
         </w:tc>
@@ -2503,7 +2503,7 @@
               <w:rPr>
                 <w:sz w:val="16"/>
               </w:rPr>
-              <w:t>DFT, AIMD, MD, MLIP</w:t>
+              <w:t>MD, MLIP, free energy</w:t>
             </w:r>
           </w:p>
         </w:tc>
@@ -2563,6 +2563,112 @@
                   <w:sz w:val="16"/>
                   <w:u w:val="single"/>
                 </w:rPr>
+                <w:t>Data-Efficient Construction of Material-Specific Machine-Learning Interatomic Potentials from Ab Initio Molecular Dynami</w:t>
+              </w:r>
+            </w:hyperlink>
+          </w:p>
+        </w:tc>
+        <w:tc>
+          <w:tcPr>
+            <w:tcW w:type="dxa" w:w="1680"/>
+          </w:tcPr>
+          <w:p>
+            <w:pPr>
+              <w:jc w:val="left"/>
+            </w:pPr>
+            <w:r/>
+            <w:r>
+              <w:rPr>
+                <w:sz w:val="16"/>
+              </w:rPr>
+              <w:t>GRACE-1L-OAM, SevenNet-0, MACE-MP-0, MatterSim</w:t>
+            </w:r>
+          </w:p>
+        </w:tc>
+        <w:tc>
+          <w:tcPr>
+            <w:tcW w:type="dxa" w:w="1680"/>
+          </w:tcPr>
+          <w:p>
+            <w:pPr>
+              <w:jc w:val="left"/>
+            </w:pPr>
+            <w:r/>
+          </w:p>
+        </w:tc>
+        <w:tc>
+          <w:tcPr>
+            <w:tcW w:type="dxa" w:w="1680"/>
+          </w:tcPr>
+          <w:p>
+            <w:pPr>
+              <w:jc w:val="left"/>
+            </w:pPr>
+            <w:r/>
+            <w:r>
+              <w:rPr>
+                <w:sz w:val="16"/>
+              </w:rPr>
+              <w:t>DFT, AIMD, MD, MLIP</w:t>
+            </w:r>
+          </w:p>
+        </w:tc>
+        <w:tc>
+          <w:tcPr>
+            <w:tcW w:type="dxa" w:w="1680"/>
+          </w:tcPr>
+          <w:p>
+            <w:pPr>
+              <w:jc w:val="left"/>
+            </w:pPr>
+            <w:r/>
+            <w:r>
+              <w:rPr>
+                <w:sz w:val="16"/>
+              </w:rPr>
+              <w:t>2026-08-14</w:t>
+            </w:r>
+          </w:p>
+        </w:tc>
+        <w:tc>
+          <w:tcPr>
+            <w:tcW w:type="dxa" w:w="1680"/>
+          </w:tcPr>
+          <w:p>
+            <w:pPr>
+              <w:jc w:val="left"/>
+            </w:pPr>
+            <w:r/>
+            <w:hyperlink r:id="rId43">
+              <w:r>
+                <w:rPr>
+                  <w:color w:val="0B4F9E"/>
+                  <w:sz w:val="16"/>
+                  <w:u w:val="single"/>
+                </w:rPr>
+                <w:t>link</w:t>
+              </w:r>
+            </w:hyperlink>
+          </w:p>
+        </w:tc>
+      </w:tr>
+      <w:tr>
+        <w:tc>
+          <w:tcPr>
+            <w:tcW w:type="dxa" w:w="1680"/>
+          </w:tcPr>
+          <w:p>
+            <w:pPr>
+              <w:jc w:val="left"/>
+            </w:pPr>
+            <w:r/>
+            <w:hyperlink r:id="rId44">
+              <w:r>
+                <w:rPr>
+                  <w:color w:val="0B4F9E"/>
+                  <w:sz w:val="16"/>
+                  <w:u w:val="single"/>
+                </w:rPr>
                 <w:t>GRACE-OFF: A machine-learned interatomic potential for organic liquids using the GRACE architecture</w:t>
               </w:r>
             </w:hyperlink>
@@ -2639,7 +2745,7 @@
               <w:jc w:val="left"/>
             </w:pPr>
             <w:r/>
-            <w:hyperlink r:id="rId43">
+            <w:hyperlink r:id="rId44">
               <w:r>
                 <w:rPr>
                   <w:color w:val="0B4F9E"/>
@@ -2662,7 +2768,7 @@
               <w:jc w:val="left"/>
             </w:pPr>
             <w:r/>
-            <w:hyperlink r:id="rId44">
+            <w:hyperlink r:id="rId45">
               <w:r>
                 <w:rPr>
                   <w:color w:val="0B4F9E"/>
@@ -2739,7 +2845,7 @@
               <w:jc w:val="left"/>
             </w:pPr>
             <w:r/>
-            <w:hyperlink r:id="rId44">
+            <w:hyperlink r:id="rId45">
               <w:r>
                 <w:rPr>
                   <w:color w:val="0B4F9E"/>
@@ -2762,7 +2868,7 @@
               <w:jc w:val="left"/>
             </w:pPr>
             <w:r/>
-            <w:hyperlink r:id="rId45">
+            <w:hyperlink r:id="rId46">
               <w:r>
                 <w:rPr>
                   <w:color w:val="0B4F9E"/>
@@ -2845,7 +2951,7 @@
               <w:jc w:val="left"/>
             </w:pPr>
             <w:r/>
-            <w:hyperlink r:id="rId45">
+            <w:hyperlink r:id="rId46">
               <w:r>
                 <w:rPr>
                   <w:color w:val="0B4F9E"/>
@@ -2868,7 +2974,7 @@
               <w:jc w:val="left"/>
             </w:pPr>
             <w:r/>
-            <w:hyperlink r:id="rId46">
+            <w:hyperlink r:id="rId47">
               <w:r>
                 <w:rPr>
                   <w:color w:val="0B4F9E"/>
@@ -2951,7 +3057,7 @@
               <w:jc w:val="left"/>
             </w:pPr>
             <w:r/>
-            <w:hyperlink r:id="rId46">
+            <w:hyperlink r:id="rId47">
               <w:r>
                 <w:rPr>
                   <w:color w:val="0B4F9E"/>
@@ -2974,7 +3080,7 @@
               <w:jc w:val="left"/>
             </w:pPr>
             <w:r/>
-            <w:hyperlink r:id="rId47">
+            <w:hyperlink r:id="rId48">
               <w:r>
                 <w:rPr>
                   <w:color w:val="0B4F9E"/>
@@ -3057,7 +3163,7 @@
               <w:jc w:val="left"/>
             </w:pPr>
             <w:r/>
-            <w:hyperlink r:id="rId47">
+            <w:hyperlink r:id="rId48">
               <w:r>
                 <w:rPr>
                   <w:color w:val="0B4F9E"/>
@@ -3080,7 +3186,7 @@
               <w:jc w:val="left"/>
             </w:pPr>
             <w:r/>
-            <w:hyperlink r:id="rId48">
+            <w:hyperlink r:id="rId49">
               <w:r>
                 <w:rPr>
                   <w:color w:val="0B4F9E"/>
@@ -3163,7 +3269,7 @@
               <w:jc w:val="left"/>
             </w:pPr>
             <w:r/>
-            <w:hyperlink r:id="rId48">
+            <w:hyperlink r:id="rId49">
               <w:r>
                 <w:rPr>
                   <w:color w:val="0B4F9E"/>
@@ -3186,7 +3292,7 @@
               <w:jc w:val="left"/>
             </w:pPr>
             <w:r/>
-            <w:hyperlink r:id="rId49">
+            <w:hyperlink r:id="rId50">
               <w:r>
                 <w:rPr>
                   <w:color w:val="0B4F9E"/>
@@ -3211,7 +3317,7 @@
               <w:rPr>
                 <w:sz w:val="16"/>
               </w:rPr>
-              <w:t>ALIGNN, CHGNet</w:t>
+              <w:t>CHGNet, ALIGNN</w:t>
             </w:r>
           </w:p>
         </w:tc>
@@ -3269,7 +3375,7 @@
               <w:jc w:val="left"/>
             </w:pPr>
             <w:r/>
-            <w:hyperlink r:id="rId49">
+            <w:hyperlink r:id="rId50">
               <w:r>
                 <w:rPr>
                   <w:color w:val="0B4F9E"/>
@@ -3292,7 +3398,7 @@
               <w:jc w:val="left"/>
             </w:pPr>
             <w:r/>
-            <w:hyperlink r:id="rId50">
+            <w:hyperlink r:id="rId51">
               <w:r>
                 <w:rPr>
                   <w:color w:val="0B4F9E"/>
@@ -3317,7 +3423,7 @@
               <w:rPr>
                 <w:sz w:val="16"/>
               </w:rPr>
-              <w:t>MatterSim, MatterGen</w:t>
+              <w:t>MatterGen, MatterSim</w:t>
             </w:r>
           </w:p>
         </w:tc>
@@ -3375,7 +3481,7 @@
               <w:jc w:val="left"/>
             </w:pPr>
             <w:r/>
-            <w:hyperlink r:id="rId50">
+            <w:hyperlink r:id="rId51">
               <w:r>
                 <w:rPr>
                   <w:color w:val="0B4F9E"/>
@@ -3398,7 +3504,7 @@
               <w:jc w:val="left"/>
             </w:pPr>
             <w:r/>
-            <w:hyperlink r:id="rId51">
+            <w:hyperlink r:id="rId52">
               <w:r>
                 <w:rPr>
                   <w:color w:val="0B4F9E"/>
@@ -3481,7 +3587,7 @@
               <w:jc w:val="left"/>
             </w:pPr>
             <w:r/>
-            <w:hyperlink r:id="rId51">
+            <w:hyperlink r:id="rId52">
               <w:r>
                 <w:rPr>
                   <w:color w:val="0B4F9E"/>
@@ -3504,7 +3610,7 @@
               <w:jc w:val="left"/>
             </w:pPr>
             <w:r/>
-            <w:hyperlink r:id="rId52">
+            <w:hyperlink r:id="rId53">
               <w:r>
                 <w:rPr>
                   <w:color w:val="0B4F9E"/>
@@ -3529,7 +3635,7 @@
               <w:rPr>
                 <w:sz w:val="16"/>
               </w:rPr>
-              <w:t>MatterSim, SevenNet, NequIP, CHGNet, MACE, UMA</w:t>
+              <w:t>MatterSim, SevenNet, CHGNet, NequIP, MACE, UMA</w:t>
             </w:r>
           </w:p>
         </w:tc>
@@ -3587,7 +3693,7 @@
               <w:jc w:val="left"/>
             </w:pPr>
             <w:r/>
-            <w:hyperlink r:id="rId52">
+            <w:hyperlink r:id="rId53">
               <w:r>
                 <w:rPr>
                   <w:color w:val="0B4F9E"/>
@@ -3610,7 +3716,7 @@
               <w:jc w:val="left"/>
             </w:pPr>
             <w:r/>
-            <w:hyperlink r:id="rId53">
+            <w:hyperlink r:id="rId54">
               <w:r>
                 <w:rPr>
                   <w:color w:val="0B4F9E"/>
@@ -3693,7 +3799,7 @@
               <w:jc w:val="left"/>
             </w:pPr>
             <w:r/>
-            <w:hyperlink r:id="rId53">
+            <w:hyperlink r:id="rId54">
               <w:r>
                 <w:rPr>
                   <w:color w:val="0B4F9E"/>
@@ -3716,7 +3822,7 @@
               <w:jc w:val="left"/>
             </w:pPr>
             <w:r/>
-            <w:hyperlink r:id="rId54">
+            <w:hyperlink r:id="rId55">
               <w:r>
                 <w:rPr>
                   <w:color w:val="0B4F9E"/>
@@ -3799,7 +3905,7 @@
               <w:jc w:val="left"/>
             </w:pPr>
             <w:r/>
-            <w:hyperlink r:id="rId54">
+            <w:hyperlink r:id="rId55">
               <w:r>
                 <w:rPr>
                   <w:color w:val="0B4F9E"/>
@@ -3822,7 +3928,219 @@
               <w:jc w:val="left"/>
             </w:pPr>
             <w:r/>
-            <w:hyperlink r:id="rId55">
+            <w:hyperlink r:id="rId56">
+              <w:r>
+                <w:rPr>
+                  <w:color w:val="0B4F9E"/>
+                  <w:sz w:val="16"/>
+                  <w:u w:val="single"/>
+                </w:rPr>
+                <w:t>Diagnosing Latent Energy Decomposition in Machine-Learning Interatomic Potentials via Interacting Quantum Atoms</w:t>
+              </w:r>
+            </w:hyperlink>
+          </w:p>
+        </w:tc>
+        <w:tc>
+          <w:tcPr>
+            <w:tcW w:type="dxa" w:w="1680"/>
+          </w:tcPr>
+          <w:p>
+            <w:pPr>
+              <w:jc w:val="left"/>
+            </w:pPr>
+            <w:r/>
+            <w:r>
+              <w:rPr>
+                <w:sz w:val="16"/>
+              </w:rPr>
+              <w:t>Allegro</w:t>
+            </w:r>
+          </w:p>
+        </w:tc>
+        <w:tc>
+          <w:tcPr>
+            <w:tcW w:type="dxa" w:w="1680"/>
+          </w:tcPr>
+          <w:p>
+            <w:pPr>
+              <w:jc w:val="left"/>
+            </w:pPr>
+            <w:r/>
+          </w:p>
+        </w:tc>
+        <w:tc>
+          <w:tcPr>
+            <w:tcW w:type="dxa" w:w="1680"/>
+          </w:tcPr>
+          <w:p>
+            <w:pPr>
+              <w:jc w:val="left"/>
+            </w:pPr>
+            <w:r/>
+            <w:r>
+              <w:rPr>
+                <w:sz w:val="16"/>
+              </w:rPr>
+              <w:t>MLIP</w:t>
+            </w:r>
+          </w:p>
+        </w:tc>
+        <w:tc>
+          <w:tcPr>
+            <w:tcW w:type="dxa" w:w="1680"/>
+          </w:tcPr>
+          <w:p>
+            <w:pPr>
+              <w:jc w:val="left"/>
+            </w:pPr>
+            <w:r/>
+            <w:r>
+              <w:rPr>
+                <w:sz w:val="16"/>
+              </w:rPr>
+              <w:t>2026-09-01</w:t>
+            </w:r>
+          </w:p>
+        </w:tc>
+        <w:tc>
+          <w:tcPr>
+            <w:tcW w:type="dxa" w:w="1680"/>
+          </w:tcPr>
+          <w:p>
+            <w:pPr>
+              <w:jc w:val="left"/>
+            </w:pPr>
+            <w:r/>
+            <w:hyperlink r:id="rId56">
+              <w:r>
+                <w:rPr>
+                  <w:color w:val="0B4F9E"/>
+                  <w:sz w:val="16"/>
+                  <w:u w:val="single"/>
+                </w:rPr>
+                <w:t>link</w:t>
+              </w:r>
+            </w:hyperlink>
+          </w:p>
+        </w:tc>
+      </w:tr>
+      <w:tr>
+        <w:tc>
+          <w:tcPr>
+            <w:tcW w:type="dxa" w:w="1680"/>
+          </w:tcPr>
+          <w:p>
+            <w:pPr>
+              <w:jc w:val="left"/>
+            </w:pPr>
+            <w:r/>
+            <w:hyperlink r:id="rId57">
+              <w:r>
+                <w:rPr>
+                  <w:color w:val="0B4F9E"/>
+                  <w:sz w:val="16"/>
+                  <w:u w:val="single"/>
+                </w:rPr>
+                <w:t>Unveiling Phase Transformation Mechanism in BN from Large-Scale Machine Learning Molecular Dynamics</w:t>
+              </w:r>
+            </w:hyperlink>
+          </w:p>
+        </w:tc>
+        <w:tc>
+          <w:tcPr>
+            <w:tcW w:type="dxa" w:w="1680"/>
+          </w:tcPr>
+          <w:p>
+            <w:pPr>
+              <w:jc w:val="left"/>
+            </w:pPr>
+            <w:r/>
+            <w:r>
+              <w:rPr>
+                <w:sz w:val="16"/>
+              </w:rPr>
+              <w:t>MACE</w:t>
+            </w:r>
+          </w:p>
+        </w:tc>
+        <w:tc>
+          <w:tcPr>
+            <w:tcW w:type="dxa" w:w="1680"/>
+          </w:tcPr>
+          <w:p>
+            <w:pPr>
+              <w:jc w:val="left"/>
+            </w:pPr>
+            <w:r/>
+          </w:p>
+        </w:tc>
+        <w:tc>
+          <w:tcPr>
+            <w:tcW w:type="dxa" w:w="1680"/>
+          </w:tcPr>
+          <w:p>
+            <w:pPr>
+              <w:jc w:val="left"/>
+            </w:pPr>
+            <w:r/>
+            <w:r>
+              <w:rPr>
+                <w:sz w:val="16"/>
+              </w:rPr>
+              <w:t>DFT, AIMD, MD, MLIP</w:t>
+            </w:r>
+          </w:p>
+        </w:tc>
+        <w:tc>
+          <w:tcPr>
+            <w:tcW w:type="dxa" w:w="1680"/>
+          </w:tcPr>
+          <w:p>
+            <w:pPr>
+              <w:jc w:val="left"/>
+            </w:pPr>
+            <w:r/>
+            <w:r>
+              <w:rPr>
+                <w:sz w:val="16"/>
+              </w:rPr>
+              <w:t>2026-09-02</w:t>
+            </w:r>
+          </w:p>
+        </w:tc>
+        <w:tc>
+          <w:tcPr>
+            <w:tcW w:type="dxa" w:w="1680"/>
+          </w:tcPr>
+          <w:p>
+            <w:pPr>
+              <w:jc w:val="left"/>
+            </w:pPr>
+            <w:r/>
+            <w:hyperlink r:id="rId57">
+              <w:r>
+                <w:rPr>
+                  <w:color w:val="0B4F9E"/>
+                  <w:sz w:val="16"/>
+                  <w:u w:val="single"/>
+                </w:rPr>
+                <w:t>10.26434/chemrxiv.15008201/v1</w:t>
+              </w:r>
+            </w:hyperlink>
+          </w:p>
+        </w:tc>
+      </w:tr>
+      <w:tr>
+        <w:tc>
+          <w:tcPr>
+            <w:tcW w:type="dxa" w:w="1680"/>
+          </w:tcPr>
+          <w:p>
+            <w:pPr>
+              <w:jc w:val="left"/>
+            </w:pPr>
+            <w:r/>
+            <w:hyperlink r:id="rId58">
               <w:r>
                 <w:rPr>
                   <w:color w:val="0B4F9E"/>
@@ -3899,7 +4217,7 @@
               <w:jc w:val="left"/>
             </w:pPr>
             <w:r/>
-            <w:hyperlink r:id="rId55">
+            <w:hyperlink r:id="rId58">
               <w:r>
                 <w:rPr>
                   <w:color w:val="0B4F9E"/>
@@ -3922,7 +4240,7 @@
               <w:jc w:val="left"/>
             </w:pPr>
             <w:r/>
-            <w:hyperlink r:id="rId56">
+            <w:hyperlink r:id="rId59">
               <w:r>
                 <w:rPr>
                   <w:color w:val="0B4F9E"/>
@@ -4005,7 +4323,7 @@
               <w:jc w:val="left"/>
             </w:pPr>
             <w:r/>
-            <w:hyperlink r:id="rId56">
+            <w:hyperlink r:id="rId59">
               <w:r>
                 <w:rPr>
                   <w:color w:val="0B4F9E"/>
@@ -4028,7 +4346,7 @@
               <w:jc w:val="left"/>
             </w:pPr>
             <w:r/>
-            <w:hyperlink r:id="rId57">
+            <w:hyperlink r:id="rId60">
               <w:r>
                 <w:rPr>
                   <w:color w:val="0B4F9E"/>
@@ -4105,7 +4423,7 @@
               <w:jc w:val="left"/>
             </w:pPr>
             <w:r/>
-            <w:hyperlink r:id="rId57">
+            <w:hyperlink r:id="rId60">
               <w:r>
                 <w:rPr>
                   <w:color w:val="0B4F9E"/>
@@ -4128,7 +4446,7 @@
               <w:jc w:val="left"/>
             </w:pPr>
             <w:r/>
-            <w:hyperlink r:id="rId58">
+            <w:hyperlink r:id="rId61">
               <w:r>
                 <w:rPr>
                   <w:color w:val="0B4F9E"/>
@@ -4211,7 +4529,7 @@
               <w:jc w:val="left"/>
             </w:pPr>
             <w:r/>
-            <w:hyperlink r:id="rId58">
+            <w:hyperlink r:id="rId61">
               <w:r>
                 <w:rPr>
                   <w:color w:val="0B4F9E"/>
@@ -4234,7 +4552,7 @@
               <w:jc w:val="left"/>
             </w:pPr>
             <w:r/>
-            <w:hyperlink r:id="rId59">
+            <w:hyperlink r:id="rId62">
               <w:r>
                 <w:rPr>
                   <w:color w:val="0B4F9E"/>
@@ -4317,7 +4635,7 @@
               <w:jc w:val="left"/>
             </w:pPr>
             <w:r/>
-            <w:hyperlink r:id="rId59">
+            <w:hyperlink r:id="rId62">
               <w:r>
                 <w:rPr>
                   <w:color w:val="0B4F9E"/>
@@ -4340,7 +4658,7 @@
               <w:jc w:val="left"/>
             </w:pPr>
             <w:r/>
-            <w:hyperlink r:id="rId60">
+            <w:hyperlink r:id="rId63">
               <w:r>
                 <w:rPr>
                   <w:color w:val="0B4F9E"/>
@@ -4423,7 +4741,7 @@
               <w:jc w:val="left"/>
             </w:pPr>
             <w:r/>
-            <w:hyperlink r:id="rId60">
+            <w:hyperlink r:id="rId63">
               <w:r>
                 <w:rPr>
                   <w:color w:val="0B4F9E"/>
@@ -4446,7 +4764,7 @@
               <w:jc w:val="left"/>
             </w:pPr>
             <w:r/>
-            <w:hyperlink r:id="rId61">
+            <w:hyperlink r:id="rId64">
               <w:r>
                 <w:rPr>
                   <w:color w:val="0B4F9E"/>
@@ -4517,318 +4835,6 @@
                 <w:sz w:val="16"/>
               </w:rPr>
               <w:t>2026-08-18</w:t>
-            </w:r>
-          </w:p>
-        </w:tc>
-        <w:tc>
-          <w:tcPr>
-            <w:tcW w:type="dxa" w:w="1680"/>
-          </w:tcPr>
-          <w:p>
-            <w:pPr>
-              <w:jc w:val="left"/>
-            </w:pPr>
-            <w:r/>
-            <w:hyperlink r:id="rId61">
-              <w:r>
-                <w:rPr>
-                  <w:color w:val="0B4F9E"/>
-                  <w:sz w:val="16"/>
-                  <w:u w:val="single"/>
-                </w:rPr>
-                <w:t>link</w:t>
-              </w:r>
-            </w:hyperlink>
-          </w:p>
-        </w:tc>
-      </w:tr>
-      <w:tr>
-        <w:tc>
-          <w:tcPr>
-            <w:tcW w:type="dxa" w:w="1680"/>
-          </w:tcPr>
-          <w:p>
-            <w:pPr>
-              <w:jc w:val="left"/>
-            </w:pPr>
-            <w:r/>
-            <w:hyperlink r:id="rId62">
-              <w:r>
-                <w:rPr>
-                  <w:color w:val="0B4F9E"/>
-                  <w:sz w:val="16"/>
-                  <w:u w:val="single"/>
-                </w:rPr>
-                <w:t>Local Symmetry Breaking and Correlated Fluctuations in Quantum Materials from Atomistic Foundation Models</w:t>
-              </w:r>
-            </w:hyperlink>
-          </w:p>
-        </w:tc>
-        <w:tc>
-          <w:tcPr>
-            <w:tcW w:type="dxa" w:w="1680"/>
-          </w:tcPr>
-          <w:p>
-            <w:pPr>
-              <w:jc w:val="left"/>
-            </w:pPr>
-            <w:r/>
-          </w:p>
-        </w:tc>
-        <w:tc>
-          <w:tcPr>
-            <w:tcW w:type="dxa" w:w="1680"/>
-          </w:tcPr>
-          <w:p>
-            <w:pPr>
-              <w:jc w:val="left"/>
-            </w:pPr>
-            <w:r/>
-            <w:r>
-              <w:rPr>
-                <w:sz w:val="16"/>
-              </w:rPr>
-              <w:t>superconductor</w:t>
-            </w:r>
-          </w:p>
-        </w:tc>
-        <w:tc>
-          <w:tcPr>
-            <w:tcW w:type="dxa" w:w="1680"/>
-          </w:tcPr>
-          <w:p>
-            <w:pPr>
-              <w:jc w:val="left"/>
-            </w:pPr>
-            <w:r/>
-            <w:r>
-              <w:rPr>
-                <w:sz w:val="16"/>
-              </w:rPr>
-              <w:t>DFT, AIMD, MD, phonons</w:t>
-            </w:r>
-          </w:p>
-        </w:tc>
-        <w:tc>
-          <w:tcPr>
-            <w:tcW w:type="dxa" w:w="1680"/>
-          </w:tcPr>
-          <w:p>
-            <w:pPr>
-              <w:jc w:val="left"/>
-            </w:pPr>
-            <w:r/>
-            <w:r>
-              <w:rPr>
-                <w:sz w:val="16"/>
-              </w:rPr>
-              <w:t>2026-08-19</w:t>
-            </w:r>
-          </w:p>
-        </w:tc>
-        <w:tc>
-          <w:tcPr>
-            <w:tcW w:type="dxa" w:w="1680"/>
-          </w:tcPr>
-          <w:p>
-            <w:pPr>
-              <w:jc w:val="left"/>
-            </w:pPr>
-            <w:r/>
-            <w:hyperlink r:id="rId62">
-              <w:r>
-                <w:rPr>
-                  <w:color w:val="0B4F9E"/>
-                  <w:sz w:val="16"/>
-                  <w:u w:val="single"/>
-                </w:rPr>
-                <w:t>10.26434/chemrxiv.15001387/v2</w:t>
-              </w:r>
-            </w:hyperlink>
-          </w:p>
-        </w:tc>
-      </w:tr>
-      <w:tr>
-        <w:tc>
-          <w:tcPr>
-            <w:tcW w:type="dxa" w:w="1680"/>
-          </w:tcPr>
-          <w:p>
-            <w:pPr>
-              <w:jc w:val="left"/>
-            </w:pPr>
-            <w:r/>
-            <w:hyperlink r:id="rId63">
-              <w:r>
-                <w:rPr>
-                  <w:color w:val="0B4F9E"/>
-                  <w:sz w:val="16"/>
-                  <w:u w:val="single"/>
-                </w:rPr>
-                <w:t>Enhancing EBSD throughput of battery electrode materials using super-resolution generative adversarial networks</w:t>
-              </w:r>
-            </w:hyperlink>
-          </w:p>
-        </w:tc>
-        <w:tc>
-          <w:tcPr>
-            <w:tcW w:type="dxa" w:w="1680"/>
-          </w:tcPr>
-          <w:p>
-            <w:pPr>
-              <w:jc w:val="left"/>
-            </w:pPr>
-            <w:r/>
-          </w:p>
-        </w:tc>
-        <w:tc>
-          <w:tcPr>
-            <w:tcW w:type="dxa" w:w="1680"/>
-          </w:tcPr>
-          <w:p>
-            <w:pPr>
-              <w:jc w:val="left"/>
-            </w:pPr>
-            <w:r/>
-            <w:r>
-              <w:rPr>
-                <w:sz w:val="16"/>
-              </w:rPr>
-              <w:t>Li-ion battery</w:t>
-            </w:r>
-          </w:p>
-        </w:tc>
-        <w:tc>
-          <w:tcPr>
-            <w:tcW w:type="dxa" w:w="1680"/>
-          </w:tcPr>
-          <w:p>
-            <w:pPr>
-              <w:jc w:val="left"/>
-            </w:pPr>
-            <w:r/>
-          </w:p>
-        </w:tc>
-        <w:tc>
-          <w:tcPr>
-            <w:tcW w:type="dxa" w:w="1680"/>
-          </w:tcPr>
-          <w:p>
-            <w:pPr>
-              <w:jc w:val="left"/>
-            </w:pPr>
-            <w:r/>
-            <w:r>
-              <w:rPr>
-                <w:sz w:val="16"/>
-              </w:rPr>
-              <w:t>2026-08-19</w:t>
-            </w:r>
-          </w:p>
-        </w:tc>
-        <w:tc>
-          <w:tcPr>
-            <w:tcW w:type="dxa" w:w="1680"/>
-          </w:tcPr>
-          <w:p>
-            <w:pPr>
-              <w:jc w:val="left"/>
-            </w:pPr>
-            <w:r/>
-            <w:hyperlink r:id="rId63">
-              <w:r>
-                <w:rPr>
-                  <w:color w:val="0B4F9E"/>
-                  <w:sz w:val="16"/>
-                  <w:u w:val="single"/>
-                </w:rPr>
-                <w:t>link</w:t>
-              </w:r>
-            </w:hyperlink>
-          </w:p>
-        </w:tc>
-      </w:tr>
-      <w:tr>
-        <w:tc>
-          <w:tcPr>
-            <w:tcW w:type="dxa" w:w="1680"/>
-          </w:tcPr>
-          <w:p>
-            <w:pPr>
-              <w:jc w:val="left"/>
-            </w:pPr>
-            <w:r/>
-            <w:hyperlink r:id="rId64">
-              <w:r>
-                <w:rPr>
-                  <w:color w:val="0B4F9E"/>
-                  <w:sz w:val="16"/>
-                  <w:u w:val="single"/>
-                </w:rPr>
-                <w:t>JANUS: A Multi-modal Foundation Neural Sampler for Disordered Materials</w:t>
-              </w:r>
-            </w:hyperlink>
-          </w:p>
-        </w:tc>
-        <w:tc>
-          <w:tcPr>
-            <w:tcW w:type="dxa" w:w="1680"/>
-          </w:tcPr>
-          <w:p>
-            <w:pPr>
-              <w:jc w:val="left"/>
-            </w:pPr>
-            <w:r/>
-          </w:p>
-        </w:tc>
-        <w:tc>
-          <w:tcPr>
-            <w:tcW w:type="dxa" w:w="1680"/>
-          </w:tcPr>
-          <w:p>
-            <w:pPr>
-              <w:jc w:val="left"/>
-            </w:pPr>
-            <w:r/>
-            <w:r>
-              <w:rPr>
-                <w:sz w:val="16"/>
-              </w:rPr>
-              <w:t>alloy</w:t>
-            </w:r>
-          </w:p>
-        </w:tc>
-        <w:tc>
-          <w:tcPr>
-            <w:tcW w:type="dxa" w:w="1680"/>
-          </w:tcPr>
-          <w:p>
-            <w:pPr>
-              <w:jc w:val="left"/>
-            </w:pPr>
-            <w:r/>
-            <w:r>
-              <w:rPr>
-                <w:sz w:val="16"/>
-              </w:rPr>
-              <w:t>Monte Carlo</w:t>
-            </w:r>
-          </w:p>
-        </w:tc>
-        <w:tc>
-          <w:tcPr>
-            <w:tcW w:type="dxa" w:w="1680"/>
-          </w:tcPr>
-          <w:p>
-            <w:pPr>
-              <w:jc w:val="left"/>
-            </w:pPr>
-            <w:r/>
-            <w:r>
-              <w:rPr>
-                <w:sz w:val="16"/>
-              </w:rPr>
-              <w:t>2026-08-19</w:t>
             </w:r>
           </w:p>
         </w:tc>
@@ -4871,6 +4877,318 @@
                   <w:sz w:val="16"/>
                   <w:u w:val="single"/>
                 </w:rPr>
+                <w:t>Local Symmetry Breaking and Correlated Fluctuations in Quantum Materials from Atomistic Foundation Models</w:t>
+              </w:r>
+            </w:hyperlink>
+          </w:p>
+        </w:tc>
+        <w:tc>
+          <w:tcPr>
+            <w:tcW w:type="dxa" w:w="1680"/>
+          </w:tcPr>
+          <w:p>
+            <w:pPr>
+              <w:jc w:val="left"/>
+            </w:pPr>
+            <w:r/>
+          </w:p>
+        </w:tc>
+        <w:tc>
+          <w:tcPr>
+            <w:tcW w:type="dxa" w:w="1680"/>
+          </w:tcPr>
+          <w:p>
+            <w:pPr>
+              <w:jc w:val="left"/>
+            </w:pPr>
+            <w:r/>
+            <w:r>
+              <w:rPr>
+                <w:sz w:val="16"/>
+              </w:rPr>
+              <w:t>superconductor</w:t>
+            </w:r>
+          </w:p>
+        </w:tc>
+        <w:tc>
+          <w:tcPr>
+            <w:tcW w:type="dxa" w:w="1680"/>
+          </w:tcPr>
+          <w:p>
+            <w:pPr>
+              <w:jc w:val="left"/>
+            </w:pPr>
+            <w:r/>
+            <w:r>
+              <w:rPr>
+                <w:sz w:val="16"/>
+              </w:rPr>
+              <w:t>DFT, AIMD, MD, phonons</w:t>
+            </w:r>
+          </w:p>
+        </w:tc>
+        <w:tc>
+          <w:tcPr>
+            <w:tcW w:type="dxa" w:w="1680"/>
+          </w:tcPr>
+          <w:p>
+            <w:pPr>
+              <w:jc w:val="left"/>
+            </w:pPr>
+            <w:r/>
+            <w:r>
+              <w:rPr>
+                <w:sz w:val="16"/>
+              </w:rPr>
+              <w:t>2026-08-19</w:t>
+            </w:r>
+          </w:p>
+        </w:tc>
+        <w:tc>
+          <w:tcPr>
+            <w:tcW w:type="dxa" w:w="1680"/>
+          </w:tcPr>
+          <w:p>
+            <w:pPr>
+              <w:jc w:val="left"/>
+            </w:pPr>
+            <w:r/>
+            <w:hyperlink r:id="rId65">
+              <w:r>
+                <w:rPr>
+                  <w:color w:val="0B4F9E"/>
+                  <w:sz w:val="16"/>
+                  <w:u w:val="single"/>
+                </w:rPr>
+                <w:t>10.26434/chemrxiv.15001387/v2</w:t>
+              </w:r>
+            </w:hyperlink>
+          </w:p>
+        </w:tc>
+      </w:tr>
+      <w:tr>
+        <w:tc>
+          <w:tcPr>
+            <w:tcW w:type="dxa" w:w="1680"/>
+          </w:tcPr>
+          <w:p>
+            <w:pPr>
+              <w:jc w:val="left"/>
+            </w:pPr>
+            <w:r/>
+            <w:hyperlink r:id="rId66">
+              <w:r>
+                <w:rPr>
+                  <w:color w:val="0B4F9E"/>
+                  <w:sz w:val="16"/>
+                  <w:u w:val="single"/>
+                </w:rPr>
+                <w:t>Enhancing EBSD throughput of battery electrode materials using super-resolution generative adversarial networks</w:t>
+              </w:r>
+            </w:hyperlink>
+          </w:p>
+        </w:tc>
+        <w:tc>
+          <w:tcPr>
+            <w:tcW w:type="dxa" w:w="1680"/>
+          </w:tcPr>
+          <w:p>
+            <w:pPr>
+              <w:jc w:val="left"/>
+            </w:pPr>
+            <w:r/>
+          </w:p>
+        </w:tc>
+        <w:tc>
+          <w:tcPr>
+            <w:tcW w:type="dxa" w:w="1680"/>
+          </w:tcPr>
+          <w:p>
+            <w:pPr>
+              <w:jc w:val="left"/>
+            </w:pPr>
+            <w:r/>
+            <w:r>
+              <w:rPr>
+                <w:sz w:val="16"/>
+              </w:rPr>
+              <w:t>Li-ion battery</w:t>
+            </w:r>
+          </w:p>
+        </w:tc>
+        <w:tc>
+          <w:tcPr>
+            <w:tcW w:type="dxa" w:w="1680"/>
+          </w:tcPr>
+          <w:p>
+            <w:pPr>
+              <w:jc w:val="left"/>
+            </w:pPr>
+            <w:r/>
+          </w:p>
+        </w:tc>
+        <w:tc>
+          <w:tcPr>
+            <w:tcW w:type="dxa" w:w="1680"/>
+          </w:tcPr>
+          <w:p>
+            <w:pPr>
+              <w:jc w:val="left"/>
+            </w:pPr>
+            <w:r/>
+            <w:r>
+              <w:rPr>
+                <w:sz w:val="16"/>
+              </w:rPr>
+              <w:t>2026-08-19</w:t>
+            </w:r>
+          </w:p>
+        </w:tc>
+        <w:tc>
+          <w:tcPr>
+            <w:tcW w:type="dxa" w:w="1680"/>
+          </w:tcPr>
+          <w:p>
+            <w:pPr>
+              <w:jc w:val="left"/>
+            </w:pPr>
+            <w:r/>
+            <w:hyperlink r:id="rId66">
+              <w:r>
+                <w:rPr>
+                  <w:color w:val="0B4F9E"/>
+                  <w:sz w:val="16"/>
+                  <w:u w:val="single"/>
+                </w:rPr>
+                <w:t>link</w:t>
+              </w:r>
+            </w:hyperlink>
+          </w:p>
+        </w:tc>
+      </w:tr>
+      <w:tr>
+        <w:tc>
+          <w:tcPr>
+            <w:tcW w:type="dxa" w:w="1680"/>
+          </w:tcPr>
+          <w:p>
+            <w:pPr>
+              <w:jc w:val="left"/>
+            </w:pPr>
+            <w:r/>
+            <w:hyperlink r:id="rId67">
+              <w:r>
+                <w:rPr>
+                  <w:color w:val="0B4F9E"/>
+                  <w:sz w:val="16"/>
+                  <w:u w:val="single"/>
+                </w:rPr>
+                <w:t>JANUS: A Multi-modal Foundation Neural Sampler for Disordered Materials</w:t>
+              </w:r>
+            </w:hyperlink>
+          </w:p>
+        </w:tc>
+        <w:tc>
+          <w:tcPr>
+            <w:tcW w:type="dxa" w:w="1680"/>
+          </w:tcPr>
+          <w:p>
+            <w:pPr>
+              <w:jc w:val="left"/>
+            </w:pPr>
+            <w:r/>
+          </w:p>
+        </w:tc>
+        <w:tc>
+          <w:tcPr>
+            <w:tcW w:type="dxa" w:w="1680"/>
+          </w:tcPr>
+          <w:p>
+            <w:pPr>
+              <w:jc w:val="left"/>
+            </w:pPr>
+            <w:r/>
+            <w:r>
+              <w:rPr>
+                <w:sz w:val="16"/>
+              </w:rPr>
+              <w:t>alloy</w:t>
+            </w:r>
+          </w:p>
+        </w:tc>
+        <w:tc>
+          <w:tcPr>
+            <w:tcW w:type="dxa" w:w="1680"/>
+          </w:tcPr>
+          <w:p>
+            <w:pPr>
+              <w:jc w:val="left"/>
+            </w:pPr>
+            <w:r/>
+            <w:r>
+              <w:rPr>
+                <w:sz w:val="16"/>
+              </w:rPr>
+              <w:t>Monte Carlo</w:t>
+            </w:r>
+          </w:p>
+        </w:tc>
+        <w:tc>
+          <w:tcPr>
+            <w:tcW w:type="dxa" w:w="1680"/>
+          </w:tcPr>
+          <w:p>
+            <w:pPr>
+              <w:jc w:val="left"/>
+            </w:pPr>
+            <w:r/>
+            <w:r>
+              <w:rPr>
+                <w:sz w:val="16"/>
+              </w:rPr>
+              <w:t>2026-08-19</w:t>
+            </w:r>
+          </w:p>
+        </w:tc>
+        <w:tc>
+          <w:tcPr>
+            <w:tcW w:type="dxa" w:w="1680"/>
+          </w:tcPr>
+          <w:p>
+            <w:pPr>
+              <w:jc w:val="left"/>
+            </w:pPr>
+            <w:r/>
+            <w:hyperlink r:id="rId67">
+              <w:r>
+                <w:rPr>
+                  <w:color w:val="0B4F9E"/>
+                  <w:sz w:val="16"/>
+                  <w:u w:val="single"/>
+                </w:rPr>
+                <w:t>link</w:t>
+              </w:r>
+            </w:hyperlink>
+          </w:p>
+        </w:tc>
+      </w:tr>
+      <w:tr>
+        <w:tc>
+          <w:tcPr>
+            <w:tcW w:type="dxa" w:w="1680"/>
+          </w:tcPr>
+          <w:p>
+            <w:pPr>
+              <w:jc w:val="left"/>
+            </w:pPr>
+            <w:r/>
+            <w:hyperlink r:id="rId68">
+              <w:r>
+                <w:rPr>
+                  <w:color w:val="0B4F9E"/>
+                  <w:sz w:val="16"/>
+                  <w:u w:val="single"/>
+                </w:rPr>
                 <w:t>Lithium Layers Govern Wave-like Cross-Plane Transport and Thermal Anisotropy in LiCoO2</w:t>
               </w:r>
             </w:hyperlink>
@@ -4947,7 +5265,7 @@
               <w:jc w:val="left"/>
             </w:pPr>
             <w:r/>
-            <w:hyperlink r:id="rId65">
+            <w:hyperlink r:id="rId68">
               <w:r>
                 <w:rPr>
                   <w:color w:val="0B4F9E"/>
@@ -4970,7 +5288,7 @@
               <w:jc w:val="left"/>
             </w:pPr>
             <w:r/>
-            <w:hyperlink r:id="rId66">
+            <w:hyperlink r:id="rId69">
               <w:r>
                 <w:rPr>
                   <w:color w:val="0B4F9E"/>
@@ -5053,7 +5371,7 @@
               <w:jc w:val="left"/>
             </w:pPr>
             <w:r/>
-            <w:hyperlink r:id="rId66">
+            <w:hyperlink r:id="rId69">
               <w:r>
                 <w:rPr>
                   <w:color w:val="0B4F9E"/>
@@ -5076,7 +5394,7 @@
               <w:jc w:val="left"/>
             </w:pPr>
             <w:r/>
-            <w:hyperlink r:id="rId67">
+            <w:hyperlink r:id="rId70">
               <w:r>
                 <w:rPr>
                   <w:color w:val="0B4F9E"/>
@@ -5153,7 +5471,7 @@
               <w:jc w:val="left"/>
             </w:pPr>
             <w:r/>
-            <w:hyperlink r:id="rId67">
+            <w:hyperlink r:id="rId70">
               <w:r>
                 <w:rPr>
                   <w:color w:val="0B4F9E"/>
@@ -5176,7 +5494,7 @@
               <w:jc w:val="left"/>
             </w:pPr>
             <w:r/>
-            <w:hyperlink r:id="rId68">
+            <w:hyperlink r:id="rId71">
               <w:r>
                 <w:rPr>
                   <w:color w:val="0B4F9E"/>
@@ -5259,7 +5577,7 @@
               <w:jc w:val="left"/>
             </w:pPr>
             <w:r/>
-            <w:hyperlink r:id="rId68">
+            <w:hyperlink r:id="rId71">
               <w:r>
                 <w:rPr>
                   <w:color w:val="0B4F9E"/>
@@ -5282,7 +5600,7 @@
               <w:jc w:val="left"/>
             </w:pPr>
             <w:r/>
-            <w:hyperlink r:id="rId69">
+            <w:hyperlink r:id="rId72">
               <w:r>
                 <w:rPr>
                   <w:color w:val="0B4F9E"/>
@@ -5365,7 +5683,7 @@
               <w:jc w:val="left"/>
             </w:pPr>
             <w:r/>
-            <w:hyperlink r:id="rId69">
+            <w:hyperlink r:id="rId72">
               <w:r>
                 <w:rPr>
                   <w:color w:val="0B4F9E"/>
@@ -5388,7 +5706,7 @@
               <w:jc w:val="left"/>
             </w:pPr>
             <w:r/>
-            <w:hyperlink r:id="rId70">
+            <w:hyperlink r:id="rId73">
               <w:r>
                 <w:rPr>
                   <w:color w:val="0B4F9E"/>
@@ -5471,7 +5789,7 @@
               <w:jc w:val="left"/>
             </w:pPr>
             <w:r/>
-            <w:hyperlink r:id="rId70">
+            <w:hyperlink r:id="rId73">
               <w:r>
                 <w:rPr>
                   <w:color w:val="0B4F9E"/>
@@ -5494,7 +5812,7 @@
               <w:jc w:val="left"/>
             </w:pPr>
             <w:r/>
-            <w:hyperlink r:id="rId71">
+            <w:hyperlink r:id="rId74">
               <w:r>
                 <w:rPr>
                   <w:color w:val="0B4F9E"/>
@@ -5577,7 +5895,7 @@
               <w:jc w:val="left"/>
             </w:pPr>
             <w:r/>
-            <w:hyperlink r:id="rId71">
+            <w:hyperlink r:id="rId74">
               <w:r>
                 <w:rPr>
                   <w:color w:val="0B4F9E"/>
@@ -5600,7 +5918,7 @@
               <w:jc w:val="left"/>
             </w:pPr>
             <w:r/>
-            <w:hyperlink r:id="rId72">
+            <w:hyperlink r:id="rId75">
               <w:r>
                 <w:rPr>
                   <w:color w:val="0B4F9E"/>
@@ -5683,7 +6001,7 @@
               <w:jc w:val="left"/>
             </w:pPr>
             <w:r/>
-            <w:hyperlink r:id="rId72">
+            <w:hyperlink r:id="rId75">
               <w:r>
                 <w:rPr>
                   <w:color w:val="0B4F9E"/>
@@ -5706,7 +6024,7 @@
               <w:jc w:val="left"/>
             </w:pPr>
             <w:r/>
-            <w:hyperlink r:id="rId73">
+            <w:hyperlink r:id="rId76">
               <w:r>
                 <w:rPr>
                   <w:color w:val="0B4F9E"/>
@@ -5789,7 +6107,7 @@
               <w:jc w:val="left"/>
             </w:pPr>
             <w:r/>
-            <w:hyperlink r:id="rId73">
+            <w:hyperlink r:id="rId76">
               <w:r>
                 <w:rPr>
                   <w:color w:val="0B4F9E"/>
@@ -5812,7 +6130,7 @@
               <w:jc w:val="left"/>
             </w:pPr>
             <w:r/>
-            <w:hyperlink r:id="rId74">
+            <w:hyperlink r:id="rId77">
               <w:r>
                 <w:rPr>
                   <w:color w:val="0B4F9E"/>
@@ -5895,7 +6213,7 @@
               <w:jc w:val="left"/>
             </w:pPr>
             <w:r/>
-            <w:hyperlink r:id="rId74">
+            <w:hyperlink r:id="rId77">
               <w:r>
                 <w:rPr>
                   <w:color w:val="0B4F9E"/>
@@ -5918,7 +6236,7 @@
               <w:jc w:val="left"/>
             </w:pPr>
             <w:r/>
-            <w:hyperlink r:id="rId75">
+            <w:hyperlink r:id="rId78">
               <w:r>
                 <w:rPr>
                   <w:color w:val="0B4F9E"/>
@@ -5995,7 +6313,7 @@
               <w:jc w:val="left"/>
             </w:pPr>
             <w:r/>
-            <w:hyperlink r:id="rId75">
+            <w:hyperlink r:id="rId78">
               <w:r>
                 <w:rPr>
                   <w:color w:val="0B4F9E"/>
@@ -6018,7 +6336,7 @@
               <w:jc w:val="left"/>
             </w:pPr>
             <w:r/>
-            <w:hyperlink r:id="rId76">
+            <w:hyperlink r:id="rId79">
               <w:r>
                 <w:rPr>
                   <w:color w:val="0B4F9E"/>
@@ -6101,7 +6419,7 @@
               <w:jc w:val="left"/>
             </w:pPr>
             <w:r/>
-            <w:hyperlink r:id="rId76">
+            <w:hyperlink r:id="rId79">
               <w:r>
                 <w:rPr>
                   <w:color w:val="0B4F9E"/>
@@ -6124,7 +6442,7 @@
               <w:jc w:val="left"/>
             </w:pPr>
             <w:r/>
-            <w:hyperlink r:id="rId77">
+            <w:hyperlink r:id="rId80">
               <w:r>
                 <w:rPr>
                   <w:color w:val="0B4F9E"/>
@@ -6207,7 +6525,7 @@
               <w:jc w:val="left"/>
             </w:pPr>
             <w:r/>
-            <w:hyperlink r:id="rId77">
+            <w:hyperlink r:id="rId80">
               <w:r>
                 <w:rPr>
                   <w:color w:val="0B4F9E"/>
@@ -6230,7 +6548,7 @@
               <w:jc w:val="left"/>
             </w:pPr>
             <w:r/>
-            <w:hyperlink r:id="rId78">
+            <w:hyperlink r:id="rId81">
               <w:r>
                 <w:rPr>
                   <w:color w:val="0B4F9E"/>
@@ -6307,7 +6625,7 @@
               <w:jc w:val="left"/>
             </w:pPr>
             <w:r/>
-            <w:hyperlink r:id="rId78">
+            <w:hyperlink r:id="rId81">
               <w:r>
                 <w:rPr>
                   <w:color w:val="0B4F9E"/>
@@ -6330,7 +6648,7 @@
               <w:jc w:val="left"/>
             </w:pPr>
             <w:r/>
-            <w:hyperlink r:id="rId79">
+            <w:hyperlink r:id="rId82">
               <w:r>
                 <w:rPr>
                   <w:color w:val="0B4F9E"/>
@@ -6413,7 +6731,7 @@
               <w:jc w:val="left"/>
             </w:pPr>
             <w:r/>
-            <w:hyperlink r:id="rId79">
+            <w:hyperlink r:id="rId82">
               <w:r>
                 <w:rPr>
                   <w:color w:val="0B4F9E"/>
@@ -6436,7 +6754,7 @@
               <w:jc w:val="left"/>
             </w:pPr>
             <w:r/>
-            <w:hyperlink r:id="rId80">
+            <w:hyperlink r:id="rId83">
               <w:r>
                 <w:rPr>
                   <w:color w:val="0B4F9E"/>
@@ -6519,7 +6837,7 @@
               <w:jc w:val="left"/>
             </w:pPr>
             <w:r/>
-            <w:hyperlink r:id="rId80">
+            <w:hyperlink r:id="rId83">
               <w:r>
                 <w:rPr>
                   <w:color w:val="0B4F9E"/>
@@ -6542,7 +6860,7 @@
               <w:jc w:val="left"/>
             </w:pPr>
             <w:r/>
-            <w:hyperlink r:id="rId81">
+            <w:hyperlink r:id="rId84">
               <w:r>
                 <w:rPr>
                   <w:color w:val="0B4F9E"/>
@@ -6619,7 +6937,7 @@
               <w:jc w:val="left"/>
             </w:pPr>
             <w:r/>
-            <w:hyperlink r:id="rId81">
+            <w:hyperlink r:id="rId84">
               <w:r>
                 <w:rPr>
                   <w:color w:val="0B4F9E"/>
@@ -6642,7 +6960,7 @@
               <w:jc w:val="left"/>
             </w:pPr>
             <w:r/>
-            <w:hyperlink r:id="rId82">
+            <w:hyperlink r:id="rId85">
               <w:r>
                 <w:rPr>
                   <w:color w:val="0B4F9E"/>
@@ -6725,7 +7043,7 @@
               <w:jc w:val="left"/>
             </w:pPr>
             <w:r/>
-            <w:hyperlink r:id="rId82">
+            <w:hyperlink r:id="rId85">
               <w:r>
                 <w:rPr>
                   <w:color w:val="0B4F9E"/>
@@ -6748,7 +7066,7 @@
               <w:jc w:val="left"/>
             </w:pPr>
             <w:r/>
-            <w:hyperlink r:id="rId83">
+            <w:hyperlink r:id="rId86">
               <w:r>
                 <w:rPr>
                   <w:color w:val="0B4F9E"/>
@@ -6825,7 +7143,7 @@
               <w:jc w:val="left"/>
             </w:pPr>
             <w:r/>
-            <w:hyperlink r:id="rId83">
+            <w:hyperlink r:id="rId86">
               <w:r>
                 <w:rPr>
                   <w:color w:val="0B4F9E"/>
@@ -6848,7 +7166,7 @@
               <w:jc w:val="left"/>
             </w:pPr>
             <w:r/>
-            <w:hyperlink r:id="rId84">
+            <w:hyperlink r:id="rId87">
               <w:r>
                 <w:rPr>
                   <w:color w:val="0B4F9E"/>
@@ -6931,7 +7249,7 @@
               <w:jc w:val="left"/>
             </w:pPr>
             <w:r/>
-            <w:hyperlink r:id="rId84">
+            <w:hyperlink r:id="rId87">
               <w:r>
                 <w:rPr>
                   <w:color w:val="0B4F9E"/>
@@ -6954,7 +7272,7 @@
               <w:jc w:val="left"/>
             </w:pPr>
             <w:r/>
-            <w:hyperlink r:id="rId85">
+            <w:hyperlink r:id="rId88">
               <w:r>
                 <w:rPr>
                   <w:color w:val="0B4F9E"/>
@@ -7037,7 +7355,7 @@
               <w:jc w:val="left"/>
             </w:pPr>
             <w:r/>
-            <w:hyperlink r:id="rId85">
+            <w:hyperlink r:id="rId88">
               <w:r>
                 <w:rPr>
                   <w:color w:val="0B4F9E"/>
@@ -7060,7 +7378,7 @@
               <w:jc w:val="left"/>
             </w:pPr>
             <w:r/>
-            <w:hyperlink r:id="rId86">
+            <w:hyperlink r:id="rId89">
               <w:r>
                 <w:rPr>
                   <w:color w:val="0B4F9E"/>
@@ -7115,306 +7433,6 @@
               </w:rPr>
               <w:t>r2SCAN, DFT, MLIP</w:t>
             </w:r>
-          </w:p>
-        </w:tc>
-        <w:tc>
-          <w:tcPr>
-            <w:tcW w:type="dxa" w:w="1680"/>
-          </w:tcPr>
-          <w:p>
-            <w:pPr>
-              <w:jc w:val="left"/>
-            </w:pPr>
-            <w:r/>
-            <w:r>
-              <w:rPr>
-                <w:sz w:val="16"/>
-              </w:rPr>
-              <w:t>2026-08-28</w:t>
-            </w:r>
-          </w:p>
-        </w:tc>
-        <w:tc>
-          <w:tcPr>
-            <w:tcW w:type="dxa" w:w="1680"/>
-          </w:tcPr>
-          <w:p>
-            <w:pPr>
-              <w:jc w:val="left"/>
-            </w:pPr>
-            <w:r/>
-            <w:hyperlink r:id="rId86">
-              <w:r>
-                <w:rPr>
-                  <w:color w:val="0B4F9E"/>
-                  <w:sz w:val="16"/>
-                  <w:u w:val="single"/>
-                </w:rPr>
-                <w:t>link</w:t>
-              </w:r>
-            </w:hyperlink>
-          </w:p>
-        </w:tc>
-      </w:tr>
-      <w:tr>
-        <w:tc>
-          <w:tcPr>
-            <w:tcW w:type="dxa" w:w="1680"/>
-          </w:tcPr>
-          <w:p>
-            <w:pPr>
-              <w:jc w:val="left"/>
-            </w:pPr>
-            <w:r/>
-            <w:hyperlink r:id="rId87">
-              <w:r>
-                <w:rPr>
-                  <w:color w:val="0B4F9E"/>
-                  <w:sz w:val="16"/>
-                  <w:u w:val="single"/>
-                </w:rPr>
-                <w:t>Work Function and High-Coverage Adsorption Energy as Hydrogen-Evolution Descriptors on Ag-Au-Pd-Pt Alloys</w:t>
-              </w:r>
-            </w:hyperlink>
-          </w:p>
-        </w:tc>
-        <w:tc>
-          <w:tcPr>
-            <w:tcW w:type="dxa" w:w="1680"/>
-          </w:tcPr>
-          <w:p>
-            <w:pPr>
-              <w:jc w:val="left"/>
-            </w:pPr>
-            <w:r/>
-          </w:p>
-        </w:tc>
-        <w:tc>
-          <w:tcPr>
-            <w:tcW w:type="dxa" w:w="1680"/>
-          </w:tcPr>
-          <w:p>
-            <w:pPr>
-              <w:jc w:val="left"/>
-            </w:pPr>
-            <w:r/>
-            <w:r>
-              <w:rPr>
-                <w:sz w:val="16"/>
-              </w:rPr>
-              <w:t>alloy</w:t>
-            </w:r>
-          </w:p>
-        </w:tc>
-        <w:tc>
-          <w:tcPr>
-            <w:tcW w:type="dxa" w:w="1680"/>
-          </w:tcPr>
-          <w:p>
-            <w:pPr>
-              <w:jc w:val="left"/>
-            </w:pPr>
-            <w:r/>
-          </w:p>
-        </w:tc>
-        <w:tc>
-          <w:tcPr>
-            <w:tcW w:type="dxa" w:w="1680"/>
-          </w:tcPr>
-          <w:p>
-            <w:pPr>
-              <w:jc w:val="left"/>
-            </w:pPr>
-            <w:r/>
-            <w:r>
-              <w:rPr>
-                <w:sz w:val="16"/>
-              </w:rPr>
-              <w:t>2026-08-28</w:t>
-            </w:r>
-          </w:p>
-        </w:tc>
-        <w:tc>
-          <w:tcPr>
-            <w:tcW w:type="dxa" w:w="1680"/>
-          </w:tcPr>
-          <w:p>
-            <w:pPr>
-              <w:jc w:val="left"/>
-            </w:pPr>
-            <w:r/>
-            <w:hyperlink r:id="rId87">
-              <w:r>
-                <w:rPr>
-                  <w:color w:val="0B4F9E"/>
-                  <w:sz w:val="16"/>
-                  <w:u w:val="single"/>
-                </w:rPr>
-                <w:t>link</w:t>
-              </w:r>
-            </w:hyperlink>
-          </w:p>
-        </w:tc>
-      </w:tr>
-      <w:tr>
-        <w:tc>
-          <w:tcPr>
-            <w:tcW w:type="dxa" w:w="1680"/>
-          </w:tcPr>
-          <w:p>
-            <w:pPr>
-              <w:jc w:val="left"/>
-            </w:pPr>
-            <w:r/>
-            <w:hyperlink r:id="rId88">
-              <w:r>
-                <w:rPr>
-                  <w:color w:val="0B4F9E"/>
-                  <w:sz w:val="16"/>
-                  <w:u w:val="single"/>
-                </w:rPr>
-                <w:t>Compact Variational Neural Networks for Spectral Inference from a Single Nonlinear 2D Perovskite Photodetector</w:t>
-              </w:r>
-            </w:hyperlink>
-          </w:p>
-        </w:tc>
-        <w:tc>
-          <w:tcPr>
-            <w:tcW w:type="dxa" w:w="1680"/>
-          </w:tcPr>
-          <w:p>
-            <w:pPr>
-              <w:jc w:val="left"/>
-            </w:pPr>
-            <w:r/>
-          </w:p>
-        </w:tc>
-        <w:tc>
-          <w:tcPr>
-            <w:tcW w:type="dxa" w:w="1680"/>
-          </w:tcPr>
-          <w:p>
-            <w:pPr>
-              <w:jc w:val="left"/>
-            </w:pPr>
-            <w:r/>
-            <w:r>
-              <w:rPr>
-                <w:sz w:val="16"/>
-              </w:rPr>
-              <w:t>perovskite</w:t>
-            </w:r>
-          </w:p>
-        </w:tc>
-        <w:tc>
-          <w:tcPr>
-            <w:tcW w:type="dxa" w:w="1680"/>
-          </w:tcPr>
-          <w:p>
-            <w:pPr>
-              <w:jc w:val="left"/>
-            </w:pPr>
-            <w:r/>
-          </w:p>
-        </w:tc>
-        <w:tc>
-          <w:tcPr>
-            <w:tcW w:type="dxa" w:w="1680"/>
-          </w:tcPr>
-          <w:p>
-            <w:pPr>
-              <w:jc w:val="left"/>
-            </w:pPr>
-            <w:r/>
-            <w:r>
-              <w:rPr>
-                <w:sz w:val="16"/>
-              </w:rPr>
-              <w:t>2026-08-28</w:t>
-            </w:r>
-          </w:p>
-        </w:tc>
-        <w:tc>
-          <w:tcPr>
-            <w:tcW w:type="dxa" w:w="1680"/>
-          </w:tcPr>
-          <w:p>
-            <w:pPr>
-              <w:jc w:val="left"/>
-            </w:pPr>
-            <w:r/>
-            <w:hyperlink r:id="rId88">
-              <w:r>
-                <w:rPr>
-                  <w:color w:val="0B4F9E"/>
-                  <w:sz w:val="16"/>
-                  <w:u w:val="single"/>
-                </w:rPr>
-                <w:t>link</w:t>
-              </w:r>
-            </w:hyperlink>
-          </w:p>
-        </w:tc>
-      </w:tr>
-      <w:tr>
-        <w:tc>
-          <w:tcPr>
-            <w:tcW w:type="dxa" w:w="1680"/>
-          </w:tcPr>
-          <w:p>
-            <w:pPr>
-              <w:jc w:val="left"/>
-            </w:pPr>
-            <w:r/>
-            <w:hyperlink r:id="rId89">
-              <w:r>
-                <w:rPr>
-                  <w:color w:val="0B4F9E"/>
-                  <w:sz w:val="16"/>
-                  <w:u w:val="single"/>
-                </w:rPr>
-                <w:t>QUBO-Compatible Active Learning for Inverse Design of High-Entropy Alloys</w:t>
-              </w:r>
-            </w:hyperlink>
-          </w:p>
-        </w:tc>
-        <w:tc>
-          <w:tcPr>
-            <w:tcW w:type="dxa" w:w="1680"/>
-          </w:tcPr>
-          <w:p>
-            <w:pPr>
-              <w:jc w:val="left"/>
-            </w:pPr>
-            <w:r/>
-          </w:p>
-        </w:tc>
-        <w:tc>
-          <w:tcPr>
-            <w:tcW w:type="dxa" w:w="1680"/>
-          </w:tcPr>
-          <w:p>
-            <w:pPr>
-              <w:jc w:val="left"/>
-            </w:pPr>
-            <w:r/>
-            <w:r>
-              <w:rPr>
-                <w:sz w:val="16"/>
-              </w:rPr>
-              <w:t>alloy</w:t>
-            </w:r>
-          </w:p>
-        </w:tc>
-        <w:tc>
-          <w:tcPr>
-            <w:tcW w:type="dxa" w:w="1680"/>
-          </w:tcPr>
-          <w:p>
-            <w:pPr>
-              <w:jc w:val="left"/>
-            </w:pPr>
-            <w:r/>
           </w:p>
         </w:tc>
         <w:tc>
@@ -7473,7 +7491,7 @@
                   <w:sz w:val="16"/>
                   <w:u w:val="single"/>
                 </w:rPr>
-                <w:t>Atomistic simulations of high-entropy alloys: from density functional theory to machine-learning interatomic potentials</w:t>
+                <w:t>Work Function and High-Coverage Adsorption Energy as Hydrogen-Evolution Descriptors on Ag-Au-Pd-Pt Alloys</w:t>
               </w:r>
             </w:hyperlink>
           </w:p>
@@ -7515,6 +7533,306 @@
               <w:jc w:val="left"/>
             </w:pPr>
             <w:r/>
+          </w:p>
+        </w:tc>
+        <w:tc>
+          <w:tcPr>
+            <w:tcW w:type="dxa" w:w="1680"/>
+          </w:tcPr>
+          <w:p>
+            <w:pPr>
+              <w:jc w:val="left"/>
+            </w:pPr>
+            <w:r/>
+            <w:r>
+              <w:rPr>
+                <w:sz w:val="16"/>
+              </w:rPr>
+              <w:t>2026-08-28</w:t>
+            </w:r>
+          </w:p>
+        </w:tc>
+        <w:tc>
+          <w:tcPr>
+            <w:tcW w:type="dxa" w:w="1680"/>
+          </w:tcPr>
+          <w:p>
+            <w:pPr>
+              <w:jc w:val="left"/>
+            </w:pPr>
+            <w:r/>
+            <w:hyperlink r:id="rId90">
+              <w:r>
+                <w:rPr>
+                  <w:color w:val="0B4F9E"/>
+                  <w:sz w:val="16"/>
+                  <w:u w:val="single"/>
+                </w:rPr>
+                <w:t>link</w:t>
+              </w:r>
+            </w:hyperlink>
+          </w:p>
+        </w:tc>
+      </w:tr>
+      <w:tr>
+        <w:tc>
+          <w:tcPr>
+            <w:tcW w:type="dxa" w:w="1680"/>
+          </w:tcPr>
+          <w:p>
+            <w:pPr>
+              <w:jc w:val="left"/>
+            </w:pPr>
+            <w:r/>
+            <w:hyperlink r:id="rId91">
+              <w:r>
+                <w:rPr>
+                  <w:color w:val="0B4F9E"/>
+                  <w:sz w:val="16"/>
+                  <w:u w:val="single"/>
+                </w:rPr>
+                <w:t>Compact Variational Neural Networks for Spectral Inference from a Single Nonlinear 2D Perovskite Photodetector</w:t>
+              </w:r>
+            </w:hyperlink>
+          </w:p>
+        </w:tc>
+        <w:tc>
+          <w:tcPr>
+            <w:tcW w:type="dxa" w:w="1680"/>
+          </w:tcPr>
+          <w:p>
+            <w:pPr>
+              <w:jc w:val="left"/>
+            </w:pPr>
+            <w:r/>
+          </w:p>
+        </w:tc>
+        <w:tc>
+          <w:tcPr>
+            <w:tcW w:type="dxa" w:w="1680"/>
+          </w:tcPr>
+          <w:p>
+            <w:pPr>
+              <w:jc w:val="left"/>
+            </w:pPr>
+            <w:r/>
+            <w:r>
+              <w:rPr>
+                <w:sz w:val="16"/>
+              </w:rPr>
+              <w:t>perovskite</w:t>
+            </w:r>
+          </w:p>
+        </w:tc>
+        <w:tc>
+          <w:tcPr>
+            <w:tcW w:type="dxa" w:w="1680"/>
+          </w:tcPr>
+          <w:p>
+            <w:pPr>
+              <w:jc w:val="left"/>
+            </w:pPr>
+            <w:r/>
+          </w:p>
+        </w:tc>
+        <w:tc>
+          <w:tcPr>
+            <w:tcW w:type="dxa" w:w="1680"/>
+          </w:tcPr>
+          <w:p>
+            <w:pPr>
+              <w:jc w:val="left"/>
+            </w:pPr>
+            <w:r/>
+            <w:r>
+              <w:rPr>
+                <w:sz w:val="16"/>
+              </w:rPr>
+              <w:t>2026-08-28</w:t>
+            </w:r>
+          </w:p>
+        </w:tc>
+        <w:tc>
+          <w:tcPr>
+            <w:tcW w:type="dxa" w:w="1680"/>
+          </w:tcPr>
+          <w:p>
+            <w:pPr>
+              <w:jc w:val="left"/>
+            </w:pPr>
+            <w:r/>
+            <w:hyperlink r:id="rId91">
+              <w:r>
+                <w:rPr>
+                  <w:color w:val="0B4F9E"/>
+                  <w:sz w:val="16"/>
+                  <w:u w:val="single"/>
+                </w:rPr>
+                <w:t>link</w:t>
+              </w:r>
+            </w:hyperlink>
+          </w:p>
+        </w:tc>
+      </w:tr>
+      <w:tr>
+        <w:tc>
+          <w:tcPr>
+            <w:tcW w:type="dxa" w:w="1680"/>
+          </w:tcPr>
+          <w:p>
+            <w:pPr>
+              <w:jc w:val="left"/>
+            </w:pPr>
+            <w:r/>
+            <w:hyperlink r:id="rId92">
+              <w:r>
+                <w:rPr>
+                  <w:color w:val="0B4F9E"/>
+                  <w:sz w:val="16"/>
+                  <w:u w:val="single"/>
+                </w:rPr>
+                <w:t>QUBO-Compatible Active Learning for Inverse Design of High-Entropy Alloys</w:t>
+              </w:r>
+            </w:hyperlink>
+          </w:p>
+        </w:tc>
+        <w:tc>
+          <w:tcPr>
+            <w:tcW w:type="dxa" w:w="1680"/>
+          </w:tcPr>
+          <w:p>
+            <w:pPr>
+              <w:jc w:val="left"/>
+            </w:pPr>
+            <w:r/>
+          </w:p>
+        </w:tc>
+        <w:tc>
+          <w:tcPr>
+            <w:tcW w:type="dxa" w:w="1680"/>
+          </w:tcPr>
+          <w:p>
+            <w:pPr>
+              <w:jc w:val="left"/>
+            </w:pPr>
+            <w:r/>
+            <w:r>
+              <w:rPr>
+                <w:sz w:val="16"/>
+              </w:rPr>
+              <w:t>alloy</w:t>
+            </w:r>
+          </w:p>
+        </w:tc>
+        <w:tc>
+          <w:tcPr>
+            <w:tcW w:type="dxa" w:w="1680"/>
+          </w:tcPr>
+          <w:p>
+            <w:pPr>
+              <w:jc w:val="left"/>
+            </w:pPr>
+            <w:r/>
+          </w:p>
+        </w:tc>
+        <w:tc>
+          <w:tcPr>
+            <w:tcW w:type="dxa" w:w="1680"/>
+          </w:tcPr>
+          <w:p>
+            <w:pPr>
+              <w:jc w:val="left"/>
+            </w:pPr>
+            <w:r/>
+            <w:r>
+              <w:rPr>
+                <w:sz w:val="16"/>
+              </w:rPr>
+              <w:t>2026-08-28</w:t>
+            </w:r>
+          </w:p>
+        </w:tc>
+        <w:tc>
+          <w:tcPr>
+            <w:tcW w:type="dxa" w:w="1680"/>
+          </w:tcPr>
+          <w:p>
+            <w:pPr>
+              <w:jc w:val="left"/>
+            </w:pPr>
+            <w:r/>
+            <w:hyperlink r:id="rId92">
+              <w:r>
+                <w:rPr>
+                  <w:color w:val="0B4F9E"/>
+                  <w:sz w:val="16"/>
+                  <w:u w:val="single"/>
+                </w:rPr>
+                <w:t>link</w:t>
+              </w:r>
+            </w:hyperlink>
+          </w:p>
+        </w:tc>
+      </w:tr>
+      <w:tr>
+        <w:tc>
+          <w:tcPr>
+            <w:tcW w:type="dxa" w:w="1680"/>
+          </w:tcPr>
+          <w:p>
+            <w:pPr>
+              <w:jc w:val="left"/>
+            </w:pPr>
+            <w:r/>
+            <w:hyperlink r:id="rId93">
+              <w:r>
+                <w:rPr>
+                  <w:color w:val="0B4F9E"/>
+                  <w:sz w:val="16"/>
+                  <w:u w:val="single"/>
+                </w:rPr>
+                <w:t>Atomistic simulations of high-entropy alloys: from density functional theory to machine-learning interatomic potentials</w:t>
+              </w:r>
+            </w:hyperlink>
+          </w:p>
+        </w:tc>
+        <w:tc>
+          <w:tcPr>
+            <w:tcW w:type="dxa" w:w="1680"/>
+          </w:tcPr>
+          <w:p>
+            <w:pPr>
+              <w:jc w:val="left"/>
+            </w:pPr>
+            <w:r/>
+          </w:p>
+        </w:tc>
+        <w:tc>
+          <w:tcPr>
+            <w:tcW w:type="dxa" w:w="1680"/>
+          </w:tcPr>
+          <w:p>
+            <w:pPr>
+              <w:jc w:val="left"/>
+            </w:pPr>
+            <w:r/>
+            <w:r>
+              <w:rPr>
+                <w:sz w:val="16"/>
+              </w:rPr>
+              <w:t>alloy</w:t>
+            </w:r>
+          </w:p>
+        </w:tc>
+        <w:tc>
+          <w:tcPr>
+            <w:tcW w:type="dxa" w:w="1680"/>
+          </w:tcPr>
+          <w:p>
+            <w:pPr>
+              <w:jc w:val="left"/>
+            </w:pPr>
+            <w:r/>
             <w:r>
               <w:rPr>
                 <w:sz w:val="16"/>
@@ -7549,7 +7867,7 @@
               <w:jc w:val="left"/>
             </w:pPr>
             <w:r/>
-            <w:hyperlink r:id="rId90">
+            <w:hyperlink r:id="rId93">
               <w:r>
                 <w:rPr>
                   <w:color w:val="0B4F9E"/>
@@ -7572,7 +7890,7 @@
               <w:jc w:val="left"/>
             </w:pPr>
             <w:r/>
-            <w:hyperlink r:id="rId91">
+            <w:hyperlink r:id="rId94">
               <w:r>
                 <w:rPr>
                   <w:color w:val="0B4F9E"/>
@@ -7655,7 +7973,7 @@
               <w:jc w:val="left"/>
             </w:pPr>
             <w:r/>
-            <w:hyperlink r:id="rId91">
+            <w:hyperlink r:id="rId94">
               <w:r>
                 <w:rPr>
                   <w:color w:val="0B4F9E"/>
@@ -7678,7 +7996,7 @@
               <w:jc w:val="left"/>
             </w:pPr>
             <w:r/>
-            <w:hyperlink r:id="rId92">
+            <w:hyperlink r:id="rId95">
               <w:r>
                 <w:rPr>
                   <w:color w:val="0B4F9E"/>
@@ -7755,7 +8073,7 @@
               <w:jc w:val="left"/>
             </w:pPr>
             <w:r/>
-            <w:hyperlink r:id="rId92">
+            <w:hyperlink r:id="rId95">
               <w:r>
                 <w:rPr>
                   <w:color w:val="0B4F9E"/>
@@ -7778,7 +8096,7 @@
               <w:jc w:val="left"/>
             </w:pPr>
             <w:r/>
-            <w:hyperlink r:id="rId93">
+            <w:hyperlink r:id="rId96">
               <w:r>
                 <w:rPr>
                   <w:color w:val="0B4F9E"/>
@@ -7855,7 +8173,7 @@
               <w:jc w:val="left"/>
             </w:pPr>
             <w:r/>
-            <w:hyperlink r:id="rId94">
+            <w:hyperlink r:id="rId97">
               <w:r>
                 <w:rPr>
                   <w:color w:val="0B4F9E"/>
@@ -7878,7 +8196,7 @@
               <w:jc w:val="left"/>
             </w:pPr>
             <w:r/>
-            <w:hyperlink r:id="rId95">
+            <w:hyperlink r:id="rId98">
               <w:r>
                 <w:rPr>
                   <w:color w:val="0B4F9E"/>
@@ -7949,300 +8267,6 @@
                 <w:sz w:val="16"/>
               </w:rPr>
               <w:t>2026-08-31</w:t>
-            </w:r>
-          </w:p>
-        </w:tc>
-        <w:tc>
-          <w:tcPr>
-            <w:tcW w:type="dxa" w:w="1680"/>
-          </w:tcPr>
-          <w:p>
-            <w:pPr>
-              <w:jc w:val="left"/>
-            </w:pPr>
-            <w:r/>
-            <w:hyperlink r:id="rId95">
-              <w:r>
-                <w:rPr>
-                  <w:color w:val="0B4F9E"/>
-                  <w:sz w:val="16"/>
-                  <w:u w:val="single"/>
-                </w:rPr>
-                <w:t>link</w:t>
-              </w:r>
-            </w:hyperlink>
-          </w:p>
-        </w:tc>
-      </w:tr>
-      <w:tr>
-        <w:tc>
-          <w:tcPr>
-            <w:tcW w:type="dxa" w:w="1680"/>
-          </w:tcPr>
-          <w:p>
-            <w:pPr>
-              <w:jc w:val="left"/>
-            </w:pPr>
-            <w:r/>
-            <w:hyperlink r:id="rId96">
-              <w:r>
-                <w:rPr>
-                  <w:color w:val="0B4F9E"/>
-                  <w:sz w:val="16"/>
-                  <w:u w:val="single"/>
-                </w:rPr>
-                <w:t>From Empirical Design To Autonomous Ecosystems: AI-Driven Advances, Challenges, And Future Directions In Precision Nanom</w:t>
-              </w:r>
-            </w:hyperlink>
-          </w:p>
-        </w:tc>
-        <w:tc>
-          <w:tcPr>
-            <w:tcW w:type="dxa" w:w="1680"/>
-          </w:tcPr>
-          <w:p>
-            <w:pPr>
-              <w:jc w:val="left"/>
-            </w:pPr>
-            <w:r/>
-          </w:p>
-        </w:tc>
-        <w:tc>
-          <w:tcPr>
-            <w:tcW w:type="dxa" w:w="1680"/>
-          </w:tcPr>
-          <w:p>
-            <w:pPr>
-              <w:jc w:val="left"/>
-            </w:pPr>
-            <w:r/>
-          </w:p>
-        </w:tc>
-        <w:tc>
-          <w:tcPr>
-            <w:tcW w:type="dxa" w:w="1680"/>
-          </w:tcPr>
-          <w:p>
-            <w:pPr>
-              <w:jc w:val="left"/>
-            </w:pPr>
-            <w:r/>
-          </w:p>
-        </w:tc>
-        <w:tc>
-          <w:tcPr>
-            <w:tcW w:type="dxa" w:w="1680"/>
-          </w:tcPr>
-          <w:p>
-            <w:pPr>
-              <w:jc w:val="left"/>
-            </w:pPr>
-            <w:r/>
-            <w:r>
-              <w:rPr>
-                <w:sz w:val="16"/>
-              </w:rPr>
-              <w:t>2026-08-14</w:t>
-            </w:r>
-          </w:p>
-        </w:tc>
-        <w:tc>
-          <w:tcPr>
-            <w:tcW w:type="dxa" w:w="1680"/>
-          </w:tcPr>
-          <w:p>
-            <w:pPr>
-              <w:jc w:val="left"/>
-            </w:pPr>
-            <w:r/>
-            <w:hyperlink r:id="rId96">
-              <w:r>
-                <w:rPr>
-                  <w:color w:val="0B4F9E"/>
-                  <w:sz w:val="16"/>
-                  <w:u w:val="single"/>
-                </w:rPr>
-                <w:t>10.5281/zenodo.21931873</w:t>
-              </w:r>
-            </w:hyperlink>
-          </w:p>
-        </w:tc>
-      </w:tr>
-      <w:tr>
-        <w:tc>
-          <w:tcPr>
-            <w:tcW w:type="dxa" w:w="1680"/>
-          </w:tcPr>
-          <w:p>
-            <w:pPr>
-              <w:jc w:val="left"/>
-            </w:pPr>
-            <w:r/>
-            <w:hyperlink r:id="rId97">
-              <w:r>
-                <w:rPr>
-                  <w:color w:val="0B4F9E"/>
-                  <w:sz w:val="16"/>
-                  <w:u w:val="single"/>
-                </w:rPr>
-                <w:t>Electrostatic Phenomenology Benchmarks for Machine-Learned Interatomic Potentials in Electrochemistry: Beyond the Energy</w:t>
-              </w:r>
-            </w:hyperlink>
-          </w:p>
-        </w:tc>
-        <w:tc>
-          <w:tcPr>
-            <w:tcW w:type="dxa" w:w="1680"/>
-          </w:tcPr>
-          <w:p>
-            <w:pPr>
-              <w:jc w:val="left"/>
-            </w:pPr>
-            <w:r/>
-          </w:p>
-        </w:tc>
-        <w:tc>
-          <w:tcPr>
-            <w:tcW w:type="dxa" w:w="1680"/>
-          </w:tcPr>
-          <w:p>
-            <w:pPr>
-              <w:jc w:val="left"/>
-            </w:pPr>
-            <w:r/>
-          </w:p>
-        </w:tc>
-        <w:tc>
-          <w:tcPr>
-            <w:tcW w:type="dxa" w:w="1680"/>
-          </w:tcPr>
-          <w:p>
-            <w:pPr>
-              <w:jc w:val="left"/>
-            </w:pPr>
-            <w:r/>
-            <w:r>
-              <w:rPr>
-                <w:sz w:val="16"/>
-              </w:rPr>
-              <w:t>MLIP</w:t>
-            </w:r>
-          </w:p>
-        </w:tc>
-        <w:tc>
-          <w:tcPr>
-            <w:tcW w:type="dxa" w:w="1680"/>
-          </w:tcPr>
-          <w:p>
-            <w:pPr>
-              <w:jc w:val="left"/>
-            </w:pPr>
-            <w:r/>
-            <w:r>
-              <w:rPr>
-                <w:sz w:val="16"/>
-              </w:rPr>
-              <w:t>2026-08-14</w:t>
-            </w:r>
-          </w:p>
-        </w:tc>
-        <w:tc>
-          <w:tcPr>
-            <w:tcW w:type="dxa" w:w="1680"/>
-          </w:tcPr>
-          <w:p>
-            <w:pPr>
-              <w:jc w:val="left"/>
-            </w:pPr>
-            <w:r/>
-            <w:hyperlink r:id="rId97">
-              <w:r>
-                <w:rPr>
-                  <w:color w:val="0B4F9E"/>
-                  <w:sz w:val="16"/>
-                  <w:u w:val="single"/>
-                </w:rPr>
-                <w:t>link</w:t>
-              </w:r>
-            </w:hyperlink>
-          </w:p>
-        </w:tc>
-      </w:tr>
-      <w:tr>
-        <w:tc>
-          <w:tcPr>
-            <w:tcW w:type="dxa" w:w="1680"/>
-          </w:tcPr>
-          <w:p>
-            <w:pPr>
-              <w:jc w:val="left"/>
-            </w:pPr>
-            <w:r/>
-            <w:hyperlink r:id="rId98">
-              <w:r>
-                <w:rPr>
-                  <w:color w:val="0B4F9E"/>
-                  <w:sz w:val="16"/>
-                  <w:u w:val="single"/>
-                </w:rPr>
-                <w:t>The Past and Future of AI Scientists</w:t>
-              </w:r>
-            </w:hyperlink>
-          </w:p>
-        </w:tc>
-        <w:tc>
-          <w:tcPr>
-            <w:tcW w:type="dxa" w:w="1680"/>
-          </w:tcPr>
-          <w:p>
-            <w:pPr>
-              <w:jc w:val="left"/>
-            </w:pPr>
-            <w:r/>
-          </w:p>
-        </w:tc>
-        <w:tc>
-          <w:tcPr>
-            <w:tcW w:type="dxa" w:w="1680"/>
-          </w:tcPr>
-          <w:p>
-            <w:pPr>
-              <w:jc w:val="left"/>
-            </w:pPr>
-            <w:r/>
-          </w:p>
-        </w:tc>
-        <w:tc>
-          <w:tcPr>
-            <w:tcW w:type="dxa" w:w="1680"/>
-          </w:tcPr>
-          <w:p>
-            <w:pPr>
-              <w:jc w:val="left"/>
-            </w:pPr>
-            <w:r/>
-            <w:r>
-              <w:rPr>
-                <w:sz w:val="16"/>
-              </w:rPr>
-              <w:t>MLIP</w:t>
-            </w:r>
-          </w:p>
-        </w:tc>
-        <w:tc>
-          <w:tcPr>
-            <w:tcW w:type="dxa" w:w="1680"/>
-          </w:tcPr>
-          <w:p>
-            <w:pPr>
-              <w:jc w:val="left"/>
-            </w:pPr>
-            <w:r/>
-            <w:r>
-              <w:rPr>
-                <w:sz w:val="16"/>
-              </w:rPr>
-              <w:t>2026-08-14</w:t>
             </w:r>
           </w:p>
         </w:tc>
@@ -8285,20 +8309,9 @@
                   <w:sz w:val="16"/>
                   <w:u w:val="single"/>
                 </w:rPr>
-                <w:t>Graph neural network prediction of temperature-dependent hydrogen diffusion and thermal conductivity tensors of tungsten</w:t>
+                <w:t>Machine learning driven multi-property prediction for rare earth permanent magnet materials</w:t>
               </w:r>
             </w:hyperlink>
-          </w:p>
-        </w:tc>
-        <w:tc>
-          <w:tcPr>
-            <w:tcW w:type="dxa" w:w="1680"/>
-          </w:tcPr>
-          <w:p>
-            <w:pPr>
-              <w:jc w:val="left"/>
-            </w:pPr>
-            <w:r/>
           </w:p>
         </w:tc>
         <w:tc>
@@ -8325,8 +8338,19 @@
               <w:rPr>
                 <w:sz w:val="16"/>
               </w:rPr>
-              <w:t>MD</w:t>
+              <w:t>magnetic material</w:t>
             </w:r>
+          </w:p>
+        </w:tc>
+        <w:tc>
+          <w:tcPr>
+            <w:tcW w:type="dxa" w:w="1680"/>
+          </w:tcPr>
+          <w:p>
+            <w:pPr>
+              <w:jc w:val="left"/>
+            </w:pPr>
+            <w:r/>
           </w:p>
         </w:tc>
         <w:tc>
@@ -8342,33 +8366,10 @@
               <w:rPr>
                 <w:sz w:val="16"/>
               </w:rPr>
-              <w:t>2026-08-16</w:t>
+              <w:t>2026-09-01</w:t>
             </w:r>
           </w:p>
         </w:tc>
-        <w:tc>
-          <w:tcPr>
-            <w:tcW w:type="dxa" w:w="1680"/>
-          </w:tcPr>
-          <w:p>
-            <w:pPr>
-              <w:jc w:val="left"/>
-            </w:pPr>
-            <w:r/>
-            <w:hyperlink r:id="rId99">
-              <w:r>
-                <w:rPr>
-                  <w:color w:val="0B4F9E"/>
-                  <w:sz w:val="16"/>
-                  <w:u w:val="single"/>
-                </w:rPr>
-                <w:t>link</w:t>
-              </w:r>
-            </w:hyperlink>
-          </w:p>
-        </w:tc>
-      </w:tr>
-      <w:tr>
         <w:tc>
           <w:tcPr>
             <w:tcW w:type="dxa" w:w="1680"/>
@@ -8385,84 +8386,7 @@
                   <w:sz w:val="16"/>
                   <w:u w:val="single"/>
                 </w:rPr>
-                <w:t>Machine Learning-Accelerated Band-Edge Engineering of Pnictogen Chalcohalide Solid Solutions for Solar Energy Technologi</w:t>
-              </w:r>
-            </w:hyperlink>
-          </w:p>
-        </w:tc>
-        <w:tc>
-          <w:tcPr>
-            <w:tcW w:type="dxa" w:w="1680"/>
-          </w:tcPr>
-          <w:p>
-            <w:pPr>
-              <w:jc w:val="left"/>
-            </w:pPr>
-            <w:r/>
-          </w:p>
-        </w:tc>
-        <w:tc>
-          <w:tcPr>
-            <w:tcW w:type="dxa" w:w="1680"/>
-          </w:tcPr>
-          <w:p>
-            <w:pPr>
-              <w:jc w:val="left"/>
-            </w:pPr>
-            <w:r/>
-          </w:p>
-        </w:tc>
-        <w:tc>
-          <w:tcPr>
-            <w:tcW w:type="dxa" w:w="1680"/>
-          </w:tcPr>
-          <w:p>
-            <w:pPr>
-              <w:jc w:val="left"/>
-            </w:pPr>
-            <w:r/>
-            <w:r>
-              <w:rPr>
-                <w:sz w:val="16"/>
-              </w:rPr>
-              <w:t>DFT</w:t>
-            </w:r>
-          </w:p>
-        </w:tc>
-        <w:tc>
-          <w:tcPr>
-            <w:tcW w:type="dxa" w:w="1680"/>
-          </w:tcPr>
-          <w:p>
-            <w:pPr>
-              <w:jc w:val="left"/>
-            </w:pPr>
-            <w:r/>
-            <w:r>
-              <w:rPr>
-                <w:sz w:val="16"/>
-              </w:rPr>
-              <w:t>2026-08-17</w:t>
-            </w:r>
-          </w:p>
-        </w:tc>
-        <w:tc>
-          <w:tcPr>
-            <w:tcW w:type="dxa" w:w="1680"/>
-          </w:tcPr>
-          <w:p>
-            <w:pPr>
-              <w:jc w:val="left"/>
-            </w:pPr>
-            <w:r/>
-            <w:hyperlink r:id="rId100">
-              <w:r>
-                <w:rPr>
-                  <w:color w:val="0B4F9E"/>
-                  <w:sz w:val="16"/>
-                  <w:u w:val="single"/>
-                </w:rPr>
-                <w:t>link</w:t>
+                <w:t>10.1038/s41524-026-02299-0</w:t>
               </w:r>
             </w:hyperlink>
           </w:p>
@@ -8485,31 +8409,9 @@
                   <w:sz w:val="16"/>
                   <w:u w:val="single"/>
                 </w:rPr>
-                <w:t xml:space="preserve">Extracting a nitrile-centered, ether-assisted motif hierarchy for lithium-battery electrolyte design from billion-scale </w:t>
+                <w:t>Fourier Neural Operators for Composition-Driven Crystal Structure Discovery</w:t>
               </w:r>
             </w:hyperlink>
-          </w:p>
-        </w:tc>
-        <w:tc>
-          <w:tcPr>
-            <w:tcW w:type="dxa" w:w="1680"/>
-          </w:tcPr>
-          <w:p>
-            <w:pPr>
-              <w:jc w:val="left"/>
-            </w:pPr>
-            <w:r/>
-          </w:p>
-        </w:tc>
-        <w:tc>
-          <w:tcPr>
-            <w:tcW w:type="dxa" w:w="1680"/>
-          </w:tcPr>
-          <w:p>
-            <w:pPr>
-              <w:jc w:val="left"/>
-            </w:pPr>
-            <w:r/>
           </w:p>
         </w:tc>
         <w:tc>
@@ -8536,7 +8438,35 @@
               <w:rPr>
                 <w:sz w:val="16"/>
               </w:rPr>
-              <w:t>2026-08-17</w:t>
+              <w:t>catalyst</w:t>
+            </w:r>
+          </w:p>
+        </w:tc>
+        <w:tc>
+          <w:tcPr>
+            <w:tcW w:type="dxa" w:w="1680"/>
+          </w:tcPr>
+          <w:p>
+            <w:pPr>
+              <w:jc w:val="left"/>
+            </w:pPr>
+            <w:r/>
+          </w:p>
+        </w:tc>
+        <w:tc>
+          <w:tcPr>
+            <w:tcW w:type="dxa" w:w="1680"/>
+          </w:tcPr>
+          <w:p>
+            <w:pPr>
+              <w:jc w:val="left"/>
+            </w:pPr>
+            <w:r/>
+            <w:r>
+              <w:rPr>
+                <w:sz w:val="16"/>
+              </w:rPr>
+              <w:t>2026-09-01</w:t>
             </w:r>
           </w:p>
         </w:tc>
@@ -8579,20 +8509,9 @@
                   <w:sz w:val="16"/>
                   <w:u w:val="single"/>
                 </w:rPr>
-                <w:t>Discovery of novel magnetic Y-Mn-B compounds via advanced machine learning guided framework</w:t>
+                <w:t>Lead-free piezoelectric perovskites for arterial-pulse e-skin: from configurational complexity to equivariant machine-le</w:t>
               </w:r>
             </w:hyperlink>
-          </w:p>
-        </w:tc>
-        <w:tc>
-          <w:tcPr>
-            <w:tcW w:type="dxa" w:w="1680"/>
-          </w:tcPr>
-          <w:p>
-            <w:pPr>
-              <w:jc w:val="left"/>
-            </w:pPr>
-            <w:r/>
           </w:p>
         </w:tc>
         <w:tc>
@@ -8619,8 +8538,19 @@
               <w:rPr>
                 <w:sz w:val="16"/>
               </w:rPr>
-              <w:t>DFT</w:t>
+              <w:t>perovskite</w:t>
             </w:r>
+          </w:p>
+        </w:tc>
+        <w:tc>
+          <w:tcPr>
+            <w:tcW w:type="dxa" w:w="1680"/>
+          </w:tcPr>
+          <w:p>
+            <w:pPr>
+              <w:jc w:val="left"/>
+            </w:pPr>
+            <w:r/>
           </w:p>
         </w:tc>
         <w:tc>
@@ -8636,7 +8566,7 @@
               <w:rPr>
                 <w:sz w:val="16"/>
               </w:rPr>
-              <w:t>2026-08-17</w:t>
+              <w:t>2026-09-01</w:t>
             </w:r>
           </w:p>
         </w:tc>
@@ -8679,20 +8609,9 @@
                   <w:sz w:val="16"/>
                   <w:u w:val="single"/>
                 </w:rPr>
-                <w:t>Unlocking Multi-Component Bulk-Materials Molecular Dynamics with a Small-Footprint Machine Learning Interatomic Potentia</w:t>
+                <w:t>Multiscale modelling of ferroelectrics using a physics-informed neural network driven by molecular dynamics data: parame</w:t>
               </w:r>
             </w:hyperlink>
-          </w:p>
-        </w:tc>
-        <w:tc>
-          <w:tcPr>
-            <w:tcW w:type="dxa" w:w="1680"/>
-          </w:tcPr>
-          <w:p>
-            <w:pPr>
-              <w:jc w:val="left"/>
-            </w:pPr>
-            <w:r/>
           </w:p>
         </w:tc>
         <w:tc>
@@ -8719,7 +8638,7 @@
               <w:rPr>
                 <w:sz w:val="16"/>
               </w:rPr>
-              <w:t>MD, MLIP</w:t>
+              <w:t>perovskite</w:t>
             </w:r>
           </w:p>
         </w:tc>
@@ -8736,7 +8655,7 @@
               <w:rPr>
                 <w:sz w:val="16"/>
               </w:rPr>
-              <w:t>2026-08-17</w:t>
+              <w:t>MD, finite element</w:t>
             </w:r>
           </w:p>
         </w:tc>
@@ -8749,7 +8668,524 @@
               <w:jc w:val="left"/>
             </w:pPr>
             <w:r/>
-            <w:hyperlink r:id="rId103">
+            <w:r>
+              <w:rPr>
+                <w:sz w:val="16"/>
+              </w:rPr>
+              <w:t>2026-09-02</w:t>
+            </w:r>
+          </w:p>
+        </w:tc>
+        <w:tc>
+          <w:tcPr>
+            <w:tcW w:type="dxa" w:w="1680"/>
+          </w:tcPr>
+          <w:p>
+            <w:pPr>
+              <w:jc w:val="left"/>
+            </w:pPr>
+            <w:r/>
+            <w:hyperlink r:id="rId104">
+              <w:r>
+                <w:rPr>
+                  <w:color w:val="0B4F9E"/>
+                  <w:sz w:val="16"/>
+                  <w:u w:val="single"/>
+                </w:rPr>
+                <w:t>10.1038/s41524-026-02300-w</w:t>
+              </w:r>
+            </w:hyperlink>
+          </w:p>
+        </w:tc>
+      </w:tr>
+      <w:tr>
+        <w:tc>
+          <w:tcPr>
+            <w:tcW w:type="dxa" w:w="1680"/>
+          </w:tcPr>
+          <w:p>
+            <w:pPr>
+              <w:jc w:val="left"/>
+            </w:pPr>
+            <w:r/>
+            <w:hyperlink r:id="rId105">
+              <w:r>
+                <w:rPr>
+                  <w:color w:val="0B4F9E"/>
+                  <w:sz w:val="16"/>
+                  <w:u w:val="single"/>
+                </w:rPr>
+                <w:t>AI-Driven Blockchain Tokenization as a Catalyst for Global Economic Transformation in Real Estate and Digital Services</w:t>
+              </w:r>
+            </w:hyperlink>
+          </w:p>
+        </w:tc>
+        <w:tc>
+          <w:tcPr>
+            <w:tcW w:type="dxa" w:w="1680"/>
+          </w:tcPr>
+          <w:p>
+            <w:pPr>
+              <w:jc w:val="left"/>
+            </w:pPr>
+            <w:r/>
+          </w:p>
+        </w:tc>
+        <w:tc>
+          <w:tcPr>
+            <w:tcW w:type="dxa" w:w="1680"/>
+          </w:tcPr>
+          <w:p>
+            <w:pPr>
+              <w:jc w:val="left"/>
+            </w:pPr>
+            <w:r/>
+            <w:r>
+              <w:rPr>
+                <w:sz w:val="16"/>
+              </w:rPr>
+              <w:t>catalyst</w:t>
+            </w:r>
+          </w:p>
+        </w:tc>
+        <w:tc>
+          <w:tcPr>
+            <w:tcW w:type="dxa" w:w="1680"/>
+          </w:tcPr>
+          <w:p>
+            <w:pPr>
+              <w:jc w:val="left"/>
+            </w:pPr>
+            <w:r/>
+          </w:p>
+        </w:tc>
+        <w:tc>
+          <w:tcPr>
+            <w:tcW w:type="dxa" w:w="1680"/>
+          </w:tcPr>
+          <w:p>
+            <w:pPr>
+              <w:jc w:val="left"/>
+            </w:pPr>
+            <w:r/>
+            <w:r>
+              <w:rPr>
+                <w:sz w:val="16"/>
+              </w:rPr>
+              <w:t>2026-09-02</w:t>
+            </w:r>
+          </w:p>
+        </w:tc>
+        <w:tc>
+          <w:tcPr>
+            <w:tcW w:type="dxa" w:w="1680"/>
+          </w:tcPr>
+          <w:p>
+            <w:pPr>
+              <w:jc w:val="left"/>
+            </w:pPr>
+            <w:r/>
+            <w:hyperlink r:id="rId105">
+              <w:r>
+                <w:rPr>
+                  <w:color w:val="0B4F9E"/>
+                  <w:sz w:val="16"/>
+                  <w:u w:val="single"/>
+                </w:rPr>
+                <w:t>10.4018/979-8-3373-7267-9.ch015</w:t>
+              </w:r>
+            </w:hyperlink>
+          </w:p>
+        </w:tc>
+      </w:tr>
+      <w:tr>
+        <w:tc>
+          <w:tcPr>
+            <w:tcW w:type="dxa" w:w="1680"/>
+          </w:tcPr>
+          <w:p>
+            <w:pPr>
+              <w:jc w:val="left"/>
+            </w:pPr>
+            <w:r/>
+            <w:hyperlink r:id="rId106">
+              <w:r>
+                <w:rPr>
+                  <w:color w:val="0B4F9E"/>
+                  <w:sz w:val="16"/>
+                  <w:u w:val="single"/>
+                </w:rPr>
+                <w:t>Design of an optical-metrology-assisted MEMS thermoelectric microwave power sensor based on BP neural network optimizati</w:t>
+              </w:r>
+            </w:hyperlink>
+          </w:p>
+        </w:tc>
+        <w:tc>
+          <w:tcPr>
+            <w:tcW w:type="dxa" w:w="1680"/>
+          </w:tcPr>
+          <w:p>
+            <w:pPr>
+              <w:jc w:val="left"/>
+            </w:pPr>
+            <w:r/>
+          </w:p>
+        </w:tc>
+        <w:tc>
+          <w:tcPr>
+            <w:tcW w:type="dxa" w:w="1680"/>
+          </w:tcPr>
+          <w:p>
+            <w:pPr>
+              <w:jc w:val="left"/>
+            </w:pPr>
+            <w:r/>
+            <w:r>
+              <w:rPr>
+                <w:sz w:val="16"/>
+              </w:rPr>
+              <w:t>thermoelectric</w:t>
+            </w:r>
+          </w:p>
+        </w:tc>
+        <w:tc>
+          <w:tcPr>
+            <w:tcW w:type="dxa" w:w="1680"/>
+          </w:tcPr>
+          <w:p>
+            <w:pPr>
+              <w:jc w:val="left"/>
+            </w:pPr>
+            <w:r/>
+          </w:p>
+        </w:tc>
+        <w:tc>
+          <w:tcPr>
+            <w:tcW w:type="dxa" w:w="1680"/>
+          </w:tcPr>
+          <w:p>
+            <w:pPr>
+              <w:jc w:val="left"/>
+            </w:pPr>
+            <w:r/>
+            <w:r>
+              <w:rPr>
+                <w:sz w:val="16"/>
+              </w:rPr>
+              <w:t>2026-09-02</w:t>
+            </w:r>
+          </w:p>
+        </w:tc>
+        <w:tc>
+          <w:tcPr>
+            <w:tcW w:type="dxa" w:w="1680"/>
+          </w:tcPr>
+          <w:p>
+            <w:pPr>
+              <w:jc w:val="left"/>
+            </w:pPr>
+            <w:r/>
+            <w:hyperlink r:id="rId106">
+              <w:r>
+                <w:rPr>
+                  <w:color w:val="0B4F9E"/>
+                  <w:sz w:val="16"/>
+                  <w:u w:val="single"/>
+                </w:rPr>
+                <w:t>10.1117/12.3122449</w:t>
+              </w:r>
+            </w:hyperlink>
+          </w:p>
+        </w:tc>
+      </w:tr>
+      <w:tr>
+        <w:tc>
+          <w:tcPr>
+            <w:tcW w:type="dxa" w:w="1680"/>
+          </w:tcPr>
+          <w:p>
+            <w:pPr>
+              <w:jc w:val="left"/>
+            </w:pPr>
+            <w:r/>
+            <w:hyperlink r:id="rId107">
+              <w:r>
+                <w:rPr>
+                  <w:color w:val="0B4F9E"/>
+                  <w:sz w:val="16"/>
+                  <w:u w:val="single"/>
+                </w:rPr>
+                <w:t>Accelerating the Discovery of Deep-Ultraviolet Nonlinear Optical Materials by Combining Machine Learning Interatomic Pot</w:t>
+              </w:r>
+            </w:hyperlink>
+          </w:p>
+        </w:tc>
+        <w:tc>
+          <w:tcPr>
+            <w:tcW w:type="dxa" w:w="1680"/>
+          </w:tcPr>
+          <w:p>
+            <w:pPr>
+              <w:jc w:val="left"/>
+            </w:pPr>
+            <w:r/>
+          </w:p>
+        </w:tc>
+        <w:tc>
+          <w:tcPr>
+            <w:tcW w:type="dxa" w:w="1680"/>
+          </w:tcPr>
+          <w:p>
+            <w:pPr>
+              <w:jc w:val="left"/>
+            </w:pPr>
+            <w:r/>
+            <w:r>
+              <w:rPr>
+                <w:sz w:val="16"/>
+              </w:rPr>
+              <w:t>LiB2O3F</w:t>
+            </w:r>
+          </w:p>
+        </w:tc>
+        <w:tc>
+          <w:tcPr>
+            <w:tcW w:type="dxa" w:w="1680"/>
+          </w:tcPr>
+          <w:p>
+            <w:pPr>
+              <w:jc w:val="left"/>
+            </w:pPr>
+            <w:r/>
+            <w:r>
+              <w:rPr>
+                <w:sz w:val="16"/>
+              </w:rPr>
+              <w:t>DFT, MLIP</w:t>
+            </w:r>
+          </w:p>
+        </w:tc>
+        <w:tc>
+          <w:tcPr>
+            <w:tcW w:type="dxa" w:w="1680"/>
+          </w:tcPr>
+          <w:p>
+            <w:pPr>
+              <w:jc w:val="left"/>
+            </w:pPr>
+            <w:r/>
+            <w:r>
+              <w:rPr>
+                <w:sz w:val="16"/>
+              </w:rPr>
+              <w:t>2026-09-02</w:t>
+            </w:r>
+          </w:p>
+        </w:tc>
+        <w:tc>
+          <w:tcPr>
+            <w:tcW w:type="dxa" w:w="1680"/>
+          </w:tcPr>
+          <w:p>
+            <w:pPr>
+              <w:jc w:val="left"/>
+            </w:pPr>
+            <w:r/>
+            <w:hyperlink r:id="rId107">
+              <w:r>
+                <w:rPr>
+                  <w:color w:val="0B4F9E"/>
+                  <w:sz w:val="16"/>
+                  <w:u w:val="single"/>
+                </w:rPr>
+                <w:t>10.1021/acs.cgd.6c00461.s001</w:t>
+              </w:r>
+            </w:hyperlink>
+          </w:p>
+        </w:tc>
+      </w:tr>
+      <w:tr>
+        <w:tc>
+          <w:tcPr>
+            <w:tcW w:type="dxa" w:w="1680"/>
+          </w:tcPr>
+          <w:p>
+            <w:pPr>
+              <w:jc w:val="left"/>
+            </w:pPr>
+            <w:r/>
+            <w:hyperlink r:id="rId108">
+              <w:r>
+                <w:rPr>
+                  <w:color w:val="0B4F9E"/>
+                  <w:sz w:val="16"/>
+                  <w:u w:val="single"/>
+                </w:rPr>
+                <w:t>From Empirical Design To Autonomous Ecosystems: AI-Driven Advances, Challenges, And Future Directions In Precision Nanom</w:t>
+              </w:r>
+            </w:hyperlink>
+          </w:p>
+        </w:tc>
+        <w:tc>
+          <w:tcPr>
+            <w:tcW w:type="dxa" w:w="1680"/>
+          </w:tcPr>
+          <w:p>
+            <w:pPr>
+              <w:jc w:val="left"/>
+            </w:pPr>
+            <w:r/>
+          </w:p>
+        </w:tc>
+        <w:tc>
+          <w:tcPr>
+            <w:tcW w:type="dxa" w:w="1680"/>
+          </w:tcPr>
+          <w:p>
+            <w:pPr>
+              <w:jc w:val="left"/>
+            </w:pPr>
+            <w:r/>
+          </w:p>
+        </w:tc>
+        <w:tc>
+          <w:tcPr>
+            <w:tcW w:type="dxa" w:w="1680"/>
+          </w:tcPr>
+          <w:p>
+            <w:pPr>
+              <w:jc w:val="left"/>
+            </w:pPr>
+            <w:r/>
+          </w:p>
+        </w:tc>
+        <w:tc>
+          <w:tcPr>
+            <w:tcW w:type="dxa" w:w="1680"/>
+          </w:tcPr>
+          <w:p>
+            <w:pPr>
+              <w:jc w:val="left"/>
+            </w:pPr>
+            <w:r/>
+            <w:r>
+              <w:rPr>
+                <w:sz w:val="16"/>
+              </w:rPr>
+              <w:t>2026-08-14</w:t>
+            </w:r>
+          </w:p>
+        </w:tc>
+        <w:tc>
+          <w:tcPr>
+            <w:tcW w:type="dxa" w:w="1680"/>
+          </w:tcPr>
+          <w:p>
+            <w:pPr>
+              <w:jc w:val="left"/>
+            </w:pPr>
+            <w:r/>
+            <w:hyperlink r:id="rId108">
+              <w:r>
+                <w:rPr>
+                  <w:color w:val="0B4F9E"/>
+                  <w:sz w:val="16"/>
+                  <w:u w:val="single"/>
+                </w:rPr>
+                <w:t>10.5281/zenodo.21931873</w:t>
+              </w:r>
+            </w:hyperlink>
+          </w:p>
+        </w:tc>
+      </w:tr>
+      <w:tr>
+        <w:tc>
+          <w:tcPr>
+            <w:tcW w:type="dxa" w:w="1680"/>
+          </w:tcPr>
+          <w:p>
+            <w:pPr>
+              <w:jc w:val="left"/>
+            </w:pPr>
+            <w:r/>
+            <w:hyperlink r:id="rId109">
+              <w:r>
+                <w:rPr>
+                  <w:color w:val="0B4F9E"/>
+                  <w:sz w:val="16"/>
+                  <w:u w:val="single"/>
+                </w:rPr>
+                <w:t>Electrostatic Phenomenology Benchmarks for Machine-Learned Interatomic Potentials in Electrochemistry: Beyond the Energy</w:t>
+              </w:r>
+            </w:hyperlink>
+          </w:p>
+        </w:tc>
+        <w:tc>
+          <w:tcPr>
+            <w:tcW w:type="dxa" w:w="1680"/>
+          </w:tcPr>
+          <w:p>
+            <w:pPr>
+              <w:jc w:val="left"/>
+            </w:pPr>
+            <w:r/>
+          </w:p>
+        </w:tc>
+        <w:tc>
+          <w:tcPr>
+            <w:tcW w:type="dxa" w:w="1680"/>
+          </w:tcPr>
+          <w:p>
+            <w:pPr>
+              <w:jc w:val="left"/>
+            </w:pPr>
+            <w:r/>
+          </w:p>
+        </w:tc>
+        <w:tc>
+          <w:tcPr>
+            <w:tcW w:type="dxa" w:w="1680"/>
+          </w:tcPr>
+          <w:p>
+            <w:pPr>
+              <w:jc w:val="left"/>
+            </w:pPr>
+            <w:r/>
+            <w:r>
+              <w:rPr>
+                <w:sz w:val="16"/>
+              </w:rPr>
+              <w:t>MLIP</w:t>
+            </w:r>
+          </w:p>
+        </w:tc>
+        <w:tc>
+          <w:tcPr>
+            <w:tcW w:type="dxa" w:w="1680"/>
+          </w:tcPr>
+          <w:p>
+            <w:pPr>
+              <w:jc w:val="left"/>
+            </w:pPr>
+            <w:r/>
+            <w:r>
+              <w:rPr>
+                <w:sz w:val="16"/>
+              </w:rPr>
+              <w:t>2026-08-14</w:t>
+            </w:r>
+          </w:p>
+        </w:tc>
+        <w:tc>
+          <w:tcPr>
+            <w:tcW w:type="dxa" w:w="1680"/>
+          </w:tcPr>
+          <w:p>
+            <w:pPr>
+              <w:jc w:val="left"/>
+            </w:pPr>
+            <w:r/>
+            <w:hyperlink r:id="rId109">
               <w:r>
                 <w:rPr>
                   <w:color w:val="0B4F9E"/>
@@ -8772,14 +9208,14 @@
               <w:jc w:val="left"/>
             </w:pPr>
             <w:r/>
-            <w:hyperlink r:id="rId104">
+            <w:hyperlink r:id="rId110">
               <w:r>
                 <w:rPr>
                   <w:color w:val="0B4F9E"/>
                   <w:sz w:val="16"/>
                   <w:u w:val="single"/>
                 </w:rPr>
-                <w:t>ChemReporter: A Framework for Curating and Exporting Large-Scale Chemical Datasets for MLIP Training</w:t>
+                <w:t>The Past and Future of AI Scientists</w:t>
               </w:r>
             </w:hyperlink>
           </w:p>
@@ -8836,7 +9272,7 @@
               <w:rPr>
                 <w:sz w:val="16"/>
               </w:rPr>
-              <w:t>2026-08-17</w:t>
+              <w:t>2026-08-14</w:t>
             </w:r>
           </w:p>
         </w:tc>
@@ -8849,7 +9285,7 @@
               <w:jc w:val="left"/>
             </w:pPr>
             <w:r/>
-            <w:hyperlink r:id="rId104">
+            <w:hyperlink r:id="rId110">
               <w:r>
                 <w:rPr>
                   <w:color w:val="0B4F9E"/>
@@ -8872,594 +9308,6 @@
               <w:jc w:val="left"/>
             </w:pPr>
             <w:r/>
-            <w:hyperlink r:id="rId105">
-              <w:r>
-                <w:rPr>
-                  <w:color w:val="0B4F9E"/>
-                  <w:sz w:val="16"/>
-                  <w:u w:val="single"/>
-                </w:rPr>
-                <w:t>Active learning molecular beam epitaxy of complex quantum materials</w:t>
-              </w:r>
-            </w:hyperlink>
-          </w:p>
-        </w:tc>
-        <w:tc>
-          <w:tcPr>
-            <w:tcW w:type="dxa" w:w="1680"/>
-          </w:tcPr>
-          <w:p>
-            <w:pPr>
-              <w:jc w:val="left"/>
-            </w:pPr>
-            <w:r/>
-          </w:p>
-        </w:tc>
-        <w:tc>
-          <w:tcPr>
-            <w:tcW w:type="dxa" w:w="1680"/>
-          </w:tcPr>
-          <w:p>
-            <w:pPr>
-              <w:jc w:val="left"/>
-            </w:pPr>
-            <w:r/>
-          </w:p>
-        </w:tc>
-        <w:tc>
-          <w:tcPr>
-            <w:tcW w:type="dxa" w:w="1680"/>
-          </w:tcPr>
-          <w:p>
-            <w:pPr>
-              <w:jc w:val="left"/>
-            </w:pPr>
-            <w:r/>
-          </w:p>
-        </w:tc>
-        <w:tc>
-          <w:tcPr>
-            <w:tcW w:type="dxa" w:w="1680"/>
-          </w:tcPr>
-          <w:p>
-            <w:pPr>
-              <w:jc w:val="left"/>
-            </w:pPr>
-            <w:r/>
-            <w:r>
-              <w:rPr>
-                <w:sz w:val="16"/>
-              </w:rPr>
-              <w:t>2026-08-18</w:t>
-            </w:r>
-          </w:p>
-        </w:tc>
-        <w:tc>
-          <w:tcPr>
-            <w:tcW w:type="dxa" w:w="1680"/>
-          </w:tcPr>
-          <w:p>
-            <w:pPr>
-              <w:jc w:val="left"/>
-            </w:pPr>
-            <w:r/>
-            <w:hyperlink r:id="rId105">
-              <w:r>
-                <w:rPr>
-                  <w:color w:val="0B4F9E"/>
-                  <w:sz w:val="16"/>
-                  <w:u w:val="single"/>
-                </w:rPr>
-                <w:t>link</w:t>
-              </w:r>
-            </w:hyperlink>
-          </w:p>
-        </w:tc>
-      </w:tr>
-      <w:tr>
-        <w:tc>
-          <w:tcPr>
-            <w:tcW w:type="dxa" w:w="1680"/>
-          </w:tcPr>
-          <w:p>
-            <w:pPr>
-              <w:jc w:val="left"/>
-            </w:pPr>
-            <w:r/>
-            <w:hyperlink r:id="rId106">
-              <w:r>
-                <w:rPr>
-                  <w:color w:val="0B4F9E"/>
-                  <w:sz w:val="16"/>
-                  <w:u w:val="single"/>
-                </w:rPr>
-                <w:t>PyAPX: python toolkit for atomic configuration pattern exploration</w:t>
-              </w:r>
-            </w:hyperlink>
-          </w:p>
-        </w:tc>
-        <w:tc>
-          <w:tcPr>
-            <w:tcW w:type="dxa" w:w="1680"/>
-          </w:tcPr>
-          <w:p>
-            <w:pPr>
-              <w:jc w:val="left"/>
-            </w:pPr>
-            <w:r/>
-          </w:p>
-        </w:tc>
-        <w:tc>
-          <w:tcPr>
-            <w:tcW w:type="dxa" w:w="1680"/>
-          </w:tcPr>
-          <w:p>
-            <w:pPr>
-              <w:jc w:val="left"/>
-            </w:pPr>
-            <w:r/>
-          </w:p>
-        </w:tc>
-        <w:tc>
-          <w:tcPr>
-            <w:tcW w:type="dxa" w:w="1680"/>
-          </w:tcPr>
-          <w:p>
-            <w:pPr>
-              <w:jc w:val="left"/>
-            </w:pPr>
-            <w:r/>
-            <w:r>
-              <w:rPr>
-                <w:sz w:val="16"/>
-              </w:rPr>
-              <w:t>DFT, MLIP</w:t>
-            </w:r>
-          </w:p>
-        </w:tc>
-        <w:tc>
-          <w:tcPr>
-            <w:tcW w:type="dxa" w:w="1680"/>
-          </w:tcPr>
-          <w:p>
-            <w:pPr>
-              <w:jc w:val="left"/>
-            </w:pPr>
-            <w:r/>
-            <w:r>
-              <w:rPr>
-                <w:sz w:val="16"/>
-              </w:rPr>
-              <w:t>2026-08-19</w:t>
-            </w:r>
-          </w:p>
-        </w:tc>
-        <w:tc>
-          <w:tcPr>
-            <w:tcW w:type="dxa" w:w="1680"/>
-          </w:tcPr>
-          <w:p>
-            <w:pPr>
-              <w:jc w:val="left"/>
-            </w:pPr>
-            <w:r/>
-            <w:hyperlink r:id="rId106">
-              <w:r>
-                <w:rPr>
-                  <w:color w:val="0B4F9E"/>
-                  <w:sz w:val="16"/>
-                  <w:u w:val="single"/>
-                </w:rPr>
-                <w:t>10.1038/s41598-026-66072-5</w:t>
-              </w:r>
-            </w:hyperlink>
-          </w:p>
-        </w:tc>
-      </w:tr>
-      <w:tr>
-        <w:tc>
-          <w:tcPr>
-            <w:tcW w:type="dxa" w:w="1680"/>
-          </w:tcPr>
-          <w:p>
-            <w:pPr>
-              <w:jc w:val="left"/>
-            </w:pPr>
-            <w:r/>
-            <w:hyperlink r:id="rId107">
-              <w:r>
-                <w:rPr>
-                  <w:color w:val="0B4F9E"/>
-                  <w:sz w:val="16"/>
-                  <w:u w:val="single"/>
-                </w:rPr>
-                <w:t>A single design choice determines whether machine learning models of materials make physically impossible predictions</w:t>
-              </w:r>
-            </w:hyperlink>
-          </w:p>
-        </w:tc>
-        <w:tc>
-          <w:tcPr>
-            <w:tcW w:type="dxa" w:w="1680"/>
-          </w:tcPr>
-          <w:p>
-            <w:pPr>
-              <w:jc w:val="left"/>
-            </w:pPr>
-            <w:r/>
-          </w:p>
-        </w:tc>
-        <w:tc>
-          <w:tcPr>
-            <w:tcW w:type="dxa" w:w="1680"/>
-          </w:tcPr>
-          <w:p>
-            <w:pPr>
-              <w:jc w:val="left"/>
-            </w:pPr>
-            <w:r/>
-          </w:p>
-        </w:tc>
-        <w:tc>
-          <w:tcPr>
-            <w:tcW w:type="dxa" w:w="1680"/>
-          </w:tcPr>
-          <w:p>
-            <w:pPr>
-              <w:jc w:val="left"/>
-            </w:pPr>
-            <w:r/>
-            <w:r>
-              <w:rPr>
-                <w:sz w:val="16"/>
-              </w:rPr>
-              <w:t>DFT</w:t>
-            </w:r>
-          </w:p>
-        </w:tc>
-        <w:tc>
-          <w:tcPr>
-            <w:tcW w:type="dxa" w:w="1680"/>
-          </w:tcPr>
-          <w:p>
-            <w:pPr>
-              <w:jc w:val="left"/>
-            </w:pPr>
-            <w:r/>
-            <w:r>
-              <w:rPr>
-                <w:sz w:val="16"/>
-              </w:rPr>
-              <w:t>2026-08-19</w:t>
-            </w:r>
-          </w:p>
-        </w:tc>
-        <w:tc>
-          <w:tcPr>
-            <w:tcW w:type="dxa" w:w="1680"/>
-          </w:tcPr>
-          <w:p>
-            <w:pPr>
-              <w:jc w:val="left"/>
-            </w:pPr>
-            <w:r/>
-            <w:hyperlink r:id="rId107">
-              <w:r>
-                <w:rPr>
-                  <w:color w:val="0B4F9E"/>
-                  <w:sz w:val="16"/>
-                  <w:u w:val="single"/>
-                </w:rPr>
-                <w:t>link</w:t>
-              </w:r>
-            </w:hyperlink>
-          </w:p>
-        </w:tc>
-      </w:tr>
-      <w:tr>
-        <w:tc>
-          <w:tcPr>
-            <w:tcW w:type="dxa" w:w="1680"/>
-          </w:tcPr>
-          <w:p>
-            <w:pPr>
-              <w:jc w:val="left"/>
-            </w:pPr>
-            <w:r/>
-            <w:hyperlink r:id="rId108">
-              <w:r>
-                <w:rPr>
-                  <w:color w:val="0B4F9E"/>
-                  <w:sz w:val="16"/>
-                  <w:u w:val="single"/>
-                </w:rPr>
-                <w:t>Dynamic Ensembles of Phosphine-Stabilized Gold Nanoclusters</w:t>
-              </w:r>
-            </w:hyperlink>
-          </w:p>
-        </w:tc>
-        <w:tc>
-          <w:tcPr>
-            <w:tcW w:type="dxa" w:w="1680"/>
-          </w:tcPr>
-          <w:p>
-            <w:pPr>
-              <w:jc w:val="left"/>
-            </w:pPr>
-            <w:r/>
-          </w:p>
-        </w:tc>
-        <w:tc>
-          <w:tcPr>
-            <w:tcW w:type="dxa" w:w="1680"/>
-          </w:tcPr>
-          <w:p>
-            <w:pPr>
-              <w:jc w:val="left"/>
-            </w:pPr>
-            <w:r/>
-          </w:p>
-        </w:tc>
-        <w:tc>
-          <w:tcPr>
-            <w:tcW w:type="dxa" w:w="1680"/>
-          </w:tcPr>
-          <w:p>
-            <w:pPr>
-              <w:jc w:val="left"/>
-            </w:pPr>
-            <w:r/>
-            <w:r>
-              <w:rPr>
-                <w:sz w:val="16"/>
-              </w:rPr>
-              <w:t>MD, MLIP</w:t>
-            </w:r>
-          </w:p>
-        </w:tc>
-        <w:tc>
-          <w:tcPr>
-            <w:tcW w:type="dxa" w:w="1680"/>
-          </w:tcPr>
-          <w:p>
-            <w:pPr>
-              <w:jc w:val="left"/>
-            </w:pPr>
-            <w:r/>
-            <w:r>
-              <w:rPr>
-                <w:sz w:val="16"/>
-              </w:rPr>
-              <w:t>2026-08-19</w:t>
-            </w:r>
-          </w:p>
-        </w:tc>
-        <w:tc>
-          <w:tcPr>
-            <w:tcW w:type="dxa" w:w="1680"/>
-          </w:tcPr>
-          <w:p>
-            <w:pPr>
-              <w:jc w:val="left"/>
-            </w:pPr>
-            <w:r/>
-            <w:hyperlink r:id="rId108">
-              <w:r>
-                <w:rPr>
-                  <w:color w:val="0B4F9E"/>
-                  <w:sz w:val="16"/>
-                  <w:u w:val="single"/>
-                </w:rPr>
-                <w:t>link</w:t>
-              </w:r>
-            </w:hyperlink>
-          </w:p>
-        </w:tc>
-      </w:tr>
-      <w:tr>
-        <w:tc>
-          <w:tcPr>
-            <w:tcW w:type="dxa" w:w="1680"/>
-          </w:tcPr>
-          <w:p>
-            <w:pPr>
-              <w:jc w:val="left"/>
-            </w:pPr>
-            <w:r/>
-            <w:hyperlink r:id="rId109">
-              <w:r>
-                <w:rPr>
-                  <w:color w:val="0B4F9E"/>
-                  <w:sz w:val="16"/>
-                  <w:u w:val="single"/>
-                </w:rPr>
-                <w:t>Generative AI and Emerging Technologies: Transforming Engineering, Innovation and Entrepreneurship</w:t>
-              </w:r>
-            </w:hyperlink>
-          </w:p>
-        </w:tc>
-        <w:tc>
-          <w:tcPr>
-            <w:tcW w:type="dxa" w:w="1680"/>
-          </w:tcPr>
-          <w:p>
-            <w:pPr>
-              <w:jc w:val="left"/>
-            </w:pPr>
-            <w:r/>
-          </w:p>
-        </w:tc>
-        <w:tc>
-          <w:tcPr>
-            <w:tcW w:type="dxa" w:w="1680"/>
-          </w:tcPr>
-          <w:p>
-            <w:pPr>
-              <w:jc w:val="left"/>
-            </w:pPr>
-            <w:r/>
-          </w:p>
-        </w:tc>
-        <w:tc>
-          <w:tcPr>
-            <w:tcW w:type="dxa" w:w="1680"/>
-          </w:tcPr>
-          <w:p>
-            <w:pPr>
-              <w:jc w:val="left"/>
-            </w:pPr>
-            <w:r/>
-          </w:p>
-        </w:tc>
-        <w:tc>
-          <w:tcPr>
-            <w:tcW w:type="dxa" w:w="1680"/>
-          </w:tcPr>
-          <w:p>
-            <w:pPr>
-              <w:jc w:val="left"/>
-            </w:pPr>
-            <w:r/>
-            <w:r>
-              <w:rPr>
-                <w:sz w:val="16"/>
-              </w:rPr>
-              <w:t>2026-08-20</w:t>
-            </w:r>
-          </w:p>
-        </w:tc>
-        <w:tc>
-          <w:tcPr>
-            <w:tcW w:type="dxa" w:w="1680"/>
-          </w:tcPr>
-          <w:p>
-            <w:pPr>
-              <w:jc w:val="left"/>
-            </w:pPr>
-            <w:r/>
-            <w:hyperlink r:id="rId109">
-              <w:r>
-                <w:rPr>
-                  <w:color w:val="0B4F9E"/>
-                  <w:sz w:val="16"/>
-                  <w:u w:val="single"/>
-                </w:rPr>
-                <w:t>10.5281/zenodo.22025110</w:t>
-              </w:r>
-            </w:hyperlink>
-          </w:p>
-        </w:tc>
-      </w:tr>
-      <w:tr>
-        <w:tc>
-          <w:tcPr>
-            <w:tcW w:type="dxa" w:w="1680"/>
-          </w:tcPr>
-          <w:p>
-            <w:pPr>
-              <w:jc w:val="left"/>
-            </w:pPr>
-            <w:r/>
-            <w:hyperlink r:id="rId110">
-              <w:r>
-                <w:rPr>
-                  <w:color w:val="0B4F9E"/>
-                  <w:sz w:val="16"/>
-                  <w:u w:val="single"/>
-                </w:rPr>
-                <w:t>Machine Learning to Foundation Models: Artificial Intelligence for Nanophotonic Modeling and Scientific Discovery</w:t>
-              </w:r>
-            </w:hyperlink>
-          </w:p>
-        </w:tc>
-        <w:tc>
-          <w:tcPr>
-            <w:tcW w:type="dxa" w:w="1680"/>
-          </w:tcPr>
-          <w:p>
-            <w:pPr>
-              <w:jc w:val="left"/>
-            </w:pPr>
-            <w:r/>
-          </w:p>
-        </w:tc>
-        <w:tc>
-          <w:tcPr>
-            <w:tcW w:type="dxa" w:w="1680"/>
-          </w:tcPr>
-          <w:p>
-            <w:pPr>
-              <w:jc w:val="left"/>
-            </w:pPr>
-            <w:r/>
-          </w:p>
-        </w:tc>
-        <w:tc>
-          <w:tcPr>
-            <w:tcW w:type="dxa" w:w="1680"/>
-          </w:tcPr>
-          <w:p>
-            <w:pPr>
-              <w:jc w:val="left"/>
-            </w:pPr>
-            <w:r/>
-            <w:r>
-              <w:rPr>
-                <w:sz w:val="16"/>
-              </w:rPr>
-              <w:t>MLIP</w:t>
-            </w:r>
-          </w:p>
-        </w:tc>
-        <w:tc>
-          <w:tcPr>
-            <w:tcW w:type="dxa" w:w="1680"/>
-          </w:tcPr>
-          <w:p>
-            <w:pPr>
-              <w:jc w:val="left"/>
-            </w:pPr>
-            <w:r/>
-            <w:r>
-              <w:rPr>
-                <w:sz w:val="16"/>
-              </w:rPr>
-              <w:t>2026-08-21</w:t>
-            </w:r>
-          </w:p>
-        </w:tc>
-        <w:tc>
-          <w:tcPr>
-            <w:tcW w:type="dxa" w:w="1680"/>
-          </w:tcPr>
-          <w:p>
-            <w:pPr>
-              <w:jc w:val="left"/>
-            </w:pPr>
-            <w:r/>
-            <w:hyperlink r:id="rId110">
-              <w:r>
-                <w:rPr>
-                  <w:color w:val="0B4F9E"/>
-                  <w:sz w:val="16"/>
-                  <w:u w:val="single"/>
-                </w:rPr>
-                <w:t>10.48550/arxiv.2608.21612</w:t>
-              </w:r>
-            </w:hyperlink>
-          </w:p>
-        </w:tc>
-      </w:tr>
-      <w:tr>
-        <w:tc>
-          <w:tcPr>
-            <w:tcW w:type="dxa" w:w="1680"/>
-          </w:tcPr>
-          <w:p>
-            <w:pPr>
-              <w:jc w:val="left"/>
-            </w:pPr>
-            <w:r/>
             <w:hyperlink r:id="rId111">
               <w:r>
                 <w:rPr>
@@ -9467,20 +9315,9 @@
                   <w:sz w:val="16"/>
                   <w:u w:val="single"/>
                 </w:rPr>
-                <w:t>Diagnosing and narrowing the simulation-to-real gap in powder X-ray diffraction with a wet-dry agentic loop</w:t>
+                <w:t>Graph neural network prediction of temperature-dependent hydrogen diffusion and thermal conductivity tensors of tungsten</w:t>
               </w:r>
             </w:hyperlink>
-          </w:p>
-        </w:tc>
-        <w:tc>
-          <w:tcPr>
-            <w:tcW w:type="dxa" w:w="1680"/>
-          </w:tcPr>
-          <w:p>
-            <w:pPr>
-              <w:jc w:val="left"/>
-            </w:pPr>
-            <w:r/>
           </w:p>
         </w:tc>
         <w:tc>
@@ -9518,7 +9355,24 @@
               <w:rPr>
                 <w:sz w:val="16"/>
               </w:rPr>
-              <w:t>2026-08-23</w:t>
+              <w:t>MD</w:t>
+            </w:r>
+          </w:p>
+        </w:tc>
+        <w:tc>
+          <w:tcPr>
+            <w:tcW w:type="dxa" w:w="1680"/>
+          </w:tcPr>
+          <w:p>
+            <w:pPr>
+              <w:jc w:val="left"/>
+            </w:pPr>
+            <w:r/>
+            <w:r>
+              <w:rPr>
+                <w:sz w:val="16"/>
+              </w:rPr>
+              <w:t>2026-08-16</w:t>
             </w:r>
           </w:p>
         </w:tc>
@@ -9561,20 +9415,9 @@
                   <w:sz w:val="16"/>
                   <w:u w:val="single"/>
                 </w:rPr>
-                <w:t xml:space="preserve">Dataset for the publication- A cylindrical sintering method for more realistic grain boundaries in nanocrystalline thin </w:t>
+                <w:t>Machine Learning-Accelerated Band-Edge Engineering of Pnictogen Chalcohalide Solid Solutions for Solar Energy Technologi</w:t>
               </w:r>
             </w:hyperlink>
-          </w:p>
-        </w:tc>
-        <w:tc>
-          <w:tcPr>
-            <w:tcW w:type="dxa" w:w="1680"/>
-          </w:tcPr>
-          <w:p>
-            <w:pPr>
-              <w:jc w:val="left"/>
-            </w:pPr>
-            <w:r/>
           </w:p>
         </w:tc>
         <w:tc>
@@ -9612,7 +9455,24 @@
               <w:rPr>
                 <w:sz w:val="16"/>
               </w:rPr>
-              <w:t>2026-08-24</w:t>
+              <w:t>DFT</w:t>
+            </w:r>
+          </w:p>
+        </w:tc>
+        <w:tc>
+          <w:tcPr>
+            <w:tcW w:type="dxa" w:w="1680"/>
+          </w:tcPr>
+          <w:p>
+            <w:pPr>
+              <w:jc w:val="left"/>
+            </w:pPr>
+            <w:r/>
+            <w:r>
+              <w:rPr>
+                <w:sz w:val="16"/>
+              </w:rPr>
+              <w:t>2026-08-17</w:t>
             </w:r>
           </w:p>
         </w:tc>
@@ -9632,7 +9492,7 @@
                   <w:sz w:val="16"/>
                   <w:u w:val="single"/>
                 </w:rPr>
-                <w:t>10.5281/zenodo.22111105</w:t>
+                <w:t>link</w:t>
               </w:r>
             </w:hyperlink>
           </w:p>
@@ -9655,9 +9515,20 @@
                   <w:sz w:val="16"/>
                   <w:u w:val="single"/>
                 </w:rPr>
-                <w:t>Continuous Scalar Kernels for Quotients of Variable-Cell Periodic Structures: Compactness, Acquisition, and Target Bound</w:t>
+                <w:t xml:space="preserve">Extracting a nitrile-centered, ether-assisted motif hierarchy for lithium-battery electrolyte design from billion-scale </w:t>
               </w:r>
             </w:hyperlink>
+          </w:p>
+        </w:tc>
+        <w:tc>
+          <w:tcPr>
+            <w:tcW w:type="dxa" w:w="1680"/>
+          </w:tcPr>
+          <w:p>
+            <w:pPr>
+              <w:jc w:val="left"/>
+            </w:pPr>
+            <w:r/>
           </w:p>
         </w:tc>
         <w:tc>
@@ -9695,24 +9566,7 @@
               <w:rPr>
                 <w:sz w:val="16"/>
               </w:rPr>
-              <w:t>MLIP</w:t>
-            </w:r>
-          </w:p>
-        </w:tc>
-        <w:tc>
-          <w:tcPr>
-            <w:tcW w:type="dxa" w:w="1680"/>
-          </w:tcPr>
-          <w:p>
-            <w:pPr>
-              <w:jc w:val="left"/>
-            </w:pPr>
-            <w:r/>
-            <w:r>
-              <w:rPr>
-                <w:sz w:val="16"/>
-              </w:rPr>
-              <w:t>2026-08-25</w:t>
+              <w:t>2026-08-17</w:t>
             </w:r>
           </w:p>
         </w:tc>
@@ -9732,7 +9586,7 @@
                   <w:sz w:val="16"/>
                   <w:u w:val="single"/>
                 </w:rPr>
-                <w:t>10.26434/chemrxiv.15006891/v3</w:t>
+                <w:t>link</w:t>
               </w:r>
             </w:hyperlink>
           </w:p>
@@ -9755,7 +9609,7 @@
                   <w:sz w:val="16"/>
                   <w:u w:val="single"/>
                 </w:rPr>
-                <w:t>Attention-based composition learning for thermodynamic and electronic property prediction in inorganic materials</w:t>
+                <w:t>Discovery of novel magnetic Y-Mn-B compounds via advanced machine learning guided framework</w:t>
               </w:r>
             </w:hyperlink>
           </w:p>
@@ -9812,7 +9666,7 @@
               <w:rPr>
                 <w:sz w:val="16"/>
               </w:rPr>
-              <w:t>2026-08-25</w:t>
+              <w:t>2026-08-17</w:t>
             </w:r>
           </w:p>
         </w:tc>
@@ -9832,7 +9686,7 @@
                   <w:sz w:val="16"/>
                   <w:u w:val="single"/>
                 </w:rPr>
-                <w:t>10.1016/j.nxmate.2026.103265</w:t>
+                <w:t>link</w:t>
               </w:r>
             </w:hyperlink>
           </w:p>
@@ -9855,20 +9709,9 @@
                   <w:sz w:val="16"/>
                   <w:u w:val="single"/>
                 </w:rPr>
-                <w:t>Machine learning for biomaterials design</w:t>
+                <w:t>Unlocking Multi-Component Bulk-Materials Molecular Dynamics with a Small-Footprint Machine Learning Interatomic Potentia</w:t>
               </w:r>
             </w:hyperlink>
-          </w:p>
-        </w:tc>
-        <w:tc>
-          <w:tcPr>
-            <w:tcW w:type="dxa" w:w="1680"/>
-          </w:tcPr>
-          <w:p>
-            <w:pPr>
-              <w:jc w:val="left"/>
-            </w:pPr>
-            <w:r/>
           </w:p>
         </w:tc>
         <w:tc>
@@ -9906,7 +9749,24 @@
               <w:rPr>
                 <w:sz w:val="16"/>
               </w:rPr>
-              <w:t>2026-08-25</w:t>
+              <w:t>MD, MLIP</w:t>
+            </w:r>
+          </w:p>
+        </w:tc>
+        <w:tc>
+          <w:tcPr>
+            <w:tcW w:type="dxa" w:w="1680"/>
+          </w:tcPr>
+          <w:p>
+            <w:pPr>
+              <w:jc w:val="left"/>
+            </w:pPr>
+            <w:r/>
+            <w:r>
+              <w:rPr>
+                <w:sz w:val="16"/>
+              </w:rPr>
+              <w:t>2026-08-17</w:t>
             </w:r>
           </w:p>
         </w:tc>
@@ -9926,7 +9786,7 @@
                   <w:sz w:val="16"/>
                   <w:u w:val="single"/>
                 </w:rPr>
-                <w:t>10.1038/s44222-026-00476-w</w:t>
+                <w:t>link</w:t>
               </w:r>
             </w:hyperlink>
           </w:p>
@@ -9949,7 +9809,7 @@
                   <w:sz w:val="16"/>
                   <w:u w:val="single"/>
                 </w:rPr>
-                <w:t>Multiscale Modelling of Ferroelectrics using a Physics-Informed Neural Network Driven by Molecular Dynamics Data: Parame</w:t>
+                <w:t>ChemReporter: A Framework for Curating and Exporting Large-Scale Chemical Datasets for MLIP Training</w:t>
               </w:r>
             </w:hyperlink>
           </w:p>
@@ -9989,7 +9849,7 @@
               <w:rPr>
                 <w:sz w:val="16"/>
               </w:rPr>
-              <w:t>MD</w:t>
+              <w:t>MLIP</w:t>
             </w:r>
           </w:p>
         </w:tc>
@@ -10006,7 +9866,7 @@
               <w:rPr>
                 <w:sz w:val="16"/>
               </w:rPr>
-              <w:t>2026-08-25</w:t>
+              <w:t>2026-08-17</w:t>
             </w:r>
           </w:p>
         </w:tc>
@@ -10049,7 +9909,301 @@
                   <w:sz w:val="16"/>
                   <w:u w:val="single"/>
                 </w:rPr>
-                <w:t>DeepField: Condensed-Phase Quantum Learning for All-Atom Protein Dynamics in Explicit Water</w:t>
+                <w:t>Active learning molecular beam epitaxy of complex quantum materials</w:t>
+              </w:r>
+            </w:hyperlink>
+          </w:p>
+        </w:tc>
+        <w:tc>
+          <w:tcPr>
+            <w:tcW w:type="dxa" w:w="1680"/>
+          </w:tcPr>
+          <w:p>
+            <w:pPr>
+              <w:jc w:val="left"/>
+            </w:pPr>
+            <w:r/>
+          </w:p>
+        </w:tc>
+        <w:tc>
+          <w:tcPr>
+            <w:tcW w:type="dxa" w:w="1680"/>
+          </w:tcPr>
+          <w:p>
+            <w:pPr>
+              <w:jc w:val="left"/>
+            </w:pPr>
+            <w:r/>
+          </w:p>
+        </w:tc>
+        <w:tc>
+          <w:tcPr>
+            <w:tcW w:type="dxa" w:w="1680"/>
+          </w:tcPr>
+          <w:p>
+            <w:pPr>
+              <w:jc w:val="left"/>
+            </w:pPr>
+            <w:r/>
+          </w:p>
+        </w:tc>
+        <w:tc>
+          <w:tcPr>
+            <w:tcW w:type="dxa" w:w="1680"/>
+          </w:tcPr>
+          <w:p>
+            <w:pPr>
+              <w:jc w:val="left"/>
+            </w:pPr>
+            <w:r/>
+            <w:r>
+              <w:rPr>
+                <w:sz w:val="16"/>
+              </w:rPr>
+              <w:t>2026-08-18</w:t>
+            </w:r>
+          </w:p>
+        </w:tc>
+        <w:tc>
+          <w:tcPr>
+            <w:tcW w:type="dxa" w:w="1680"/>
+          </w:tcPr>
+          <w:p>
+            <w:pPr>
+              <w:jc w:val="left"/>
+            </w:pPr>
+            <w:r/>
+            <w:hyperlink r:id="rId117">
+              <w:r>
+                <w:rPr>
+                  <w:color w:val="0B4F9E"/>
+                  <w:sz w:val="16"/>
+                  <w:u w:val="single"/>
+                </w:rPr>
+                <w:t>link</w:t>
+              </w:r>
+            </w:hyperlink>
+          </w:p>
+        </w:tc>
+      </w:tr>
+      <w:tr>
+        <w:tc>
+          <w:tcPr>
+            <w:tcW w:type="dxa" w:w="1680"/>
+          </w:tcPr>
+          <w:p>
+            <w:pPr>
+              <w:jc w:val="left"/>
+            </w:pPr>
+            <w:r/>
+            <w:hyperlink r:id="rId118">
+              <w:r>
+                <w:rPr>
+                  <w:color w:val="0B4F9E"/>
+                  <w:sz w:val="16"/>
+                  <w:u w:val="single"/>
+                </w:rPr>
+                <w:t>PyAPX: python toolkit for atomic configuration pattern exploration</w:t>
+              </w:r>
+            </w:hyperlink>
+          </w:p>
+        </w:tc>
+        <w:tc>
+          <w:tcPr>
+            <w:tcW w:type="dxa" w:w="1680"/>
+          </w:tcPr>
+          <w:p>
+            <w:pPr>
+              <w:jc w:val="left"/>
+            </w:pPr>
+            <w:r/>
+          </w:p>
+        </w:tc>
+        <w:tc>
+          <w:tcPr>
+            <w:tcW w:type="dxa" w:w="1680"/>
+          </w:tcPr>
+          <w:p>
+            <w:pPr>
+              <w:jc w:val="left"/>
+            </w:pPr>
+            <w:r/>
+          </w:p>
+        </w:tc>
+        <w:tc>
+          <w:tcPr>
+            <w:tcW w:type="dxa" w:w="1680"/>
+          </w:tcPr>
+          <w:p>
+            <w:pPr>
+              <w:jc w:val="left"/>
+            </w:pPr>
+            <w:r/>
+            <w:r>
+              <w:rPr>
+                <w:sz w:val="16"/>
+              </w:rPr>
+              <w:t>DFT, MLIP</w:t>
+            </w:r>
+          </w:p>
+        </w:tc>
+        <w:tc>
+          <w:tcPr>
+            <w:tcW w:type="dxa" w:w="1680"/>
+          </w:tcPr>
+          <w:p>
+            <w:pPr>
+              <w:jc w:val="left"/>
+            </w:pPr>
+            <w:r/>
+            <w:r>
+              <w:rPr>
+                <w:sz w:val="16"/>
+              </w:rPr>
+              <w:t>2026-08-19</w:t>
+            </w:r>
+          </w:p>
+        </w:tc>
+        <w:tc>
+          <w:tcPr>
+            <w:tcW w:type="dxa" w:w="1680"/>
+          </w:tcPr>
+          <w:p>
+            <w:pPr>
+              <w:jc w:val="left"/>
+            </w:pPr>
+            <w:r/>
+            <w:hyperlink r:id="rId118">
+              <w:r>
+                <w:rPr>
+                  <w:color w:val="0B4F9E"/>
+                  <w:sz w:val="16"/>
+                  <w:u w:val="single"/>
+                </w:rPr>
+                <w:t>10.1038/s41598-026-66072-5</w:t>
+              </w:r>
+            </w:hyperlink>
+          </w:p>
+        </w:tc>
+      </w:tr>
+      <w:tr>
+        <w:tc>
+          <w:tcPr>
+            <w:tcW w:type="dxa" w:w="1680"/>
+          </w:tcPr>
+          <w:p>
+            <w:pPr>
+              <w:jc w:val="left"/>
+            </w:pPr>
+            <w:r/>
+            <w:hyperlink r:id="rId119">
+              <w:r>
+                <w:rPr>
+                  <w:color w:val="0B4F9E"/>
+                  <w:sz w:val="16"/>
+                  <w:u w:val="single"/>
+                </w:rPr>
+                <w:t>A single design choice determines whether machine learning models of materials make physically impossible predictions</w:t>
+              </w:r>
+            </w:hyperlink>
+          </w:p>
+        </w:tc>
+        <w:tc>
+          <w:tcPr>
+            <w:tcW w:type="dxa" w:w="1680"/>
+          </w:tcPr>
+          <w:p>
+            <w:pPr>
+              <w:jc w:val="left"/>
+            </w:pPr>
+            <w:r/>
+          </w:p>
+        </w:tc>
+        <w:tc>
+          <w:tcPr>
+            <w:tcW w:type="dxa" w:w="1680"/>
+          </w:tcPr>
+          <w:p>
+            <w:pPr>
+              <w:jc w:val="left"/>
+            </w:pPr>
+            <w:r/>
+          </w:p>
+        </w:tc>
+        <w:tc>
+          <w:tcPr>
+            <w:tcW w:type="dxa" w:w="1680"/>
+          </w:tcPr>
+          <w:p>
+            <w:pPr>
+              <w:jc w:val="left"/>
+            </w:pPr>
+            <w:r/>
+            <w:r>
+              <w:rPr>
+                <w:sz w:val="16"/>
+              </w:rPr>
+              <w:t>DFT</w:t>
+            </w:r>
+          </w:p>
+        </w:tc>
+        <w:tc>
+          <w:tcPr>
+            <w:tcW w:type="dxa" w:w="1680"/>
+          </w:tcPr>
+          <w:p>
+            <w:pPr>
+              <w:jc w:val="left"/>
+            </w:pPr>
+            <w:r/>
+            <w:r>
+              <w:rPr>
+                <w:sz w:val="16"/>
+              </w:rPr>
+              <w:t>2026-08-19</w:t>
+            </w:r>
+          </w:p>
+        </w:tc>
+        <w:tc>
+          <w:tcPr>
+            <w:tcW w:type="dxa" w:w="1680"/>
+          </w:tcPr>
+          <w:p>
+            <w:pPr>
+              <w:jc w:val="left"/>
+            </w:pPr>
+            <w:r/>
+            <w:hyperlink r:id="rId119">
+              <w:r>
+                <w:rPr>
+                  <w:color w:val="0B4F9E"/>
+                  <w:sz w:val="16"/>
+                  <w:u w:val="single"/>
+                </w:rPr>
+                <w:t>link</w:t>
+              </w:r>
+            </w:hyperlink>
+          </w:p>
+        </w:tc>
+      </w:tr>
+      <w:tr>
+        <w:tc>
+          <w:tcPr>
+            <w:tcW w:type="dxa" w:w="1680"/>
+          </w:tcPr>
+          <w:p>
+            <w:pPr>
+              <w:jc w:val="left"/>
+            </w:pPr>
+            <w:r/>
+            <w:hyperlink r:id="rId120">
+              <w:r>
+                <w:rPr>
+                  <w:color w:val="0B4F9E"/>
+                  <w:sz w:val="16"/>
+                  <w:u w:val="single"/>
+                </w:rPr>
+                <w:t>Dynamic Ensembles of Phosphine-Stabilized Gold Nanoclusters</w:t>
               </w:r>
             </w:hyperlink>
           </w:p>
@@ -10106,6 +10260,782 @@
               <w:rPr>
                 <w:sz w:val="16"/>
               </w:rPr>
+              <w:t>2026-08-19</w:t>
+            </w:r>
+          </w:p>
+        </w:tc>
+        <w:tc>
+          <w:tcPr>
+            <w:tcW w:type="dxa" w:w="1680"/>
+          </w:tcPr>
+          <w:p>
+            <w:pPr>
+              <w:jc w:val="left"/>
+            </w:pPr>
+            <w:r/>
+            <w:hyperlink r:id="rId120">
+              <w:r>
+                <w:rPr>
+                  <w:color w:val="0B4F9E"/>
+                  <w:sz w:val="16"/>
+                  <w:u w:val="single"/>
+                </w:rPr>
+                <w:t>link</w:t>
+              </w:r>
+            </w:hyperlink>
+          </w:p>
+        </w:tc>
+      </w:tr>
+      <w:tr>
+        <w:tc>
+          <w:tcPr>
+            <w:tcW w:type="dxa" w:w="1680"/>
+          </w:tcPr>
+          <w:p>
+            <w:pPr>
+              <w:jc w:val="left"/>
+            </w:pPr>
+            <w:r/>
+            <w:hyperlink r:id="rId121">
+              <w:r>
+                <w:rPr>
+                  <w:color w:val="0B4F9E"/>
+                  <w:sz w:val="16"/>
+                  <w:u w:val="single"/>
+                </w:rPr>
+                <w:t>Generative AI and Emerging Technologies: Transforming Engineering, Innovation and Entrepreneurship</w:t>
+              </w:r>
+            </w:hyperlink>
+          </w:p>
+        </w:tc>
+        <w:tc>
+          <w:tcPr>
+            <w:tcW w:type="dxa" w:w="1680"/>
+          </w:tcPr>
+          <w:p>
+            <w:pPr>
+              <w:jc w:val="left"/>
+            </w:pPr>
+            <w:r/>
+          </w:p>
+        </w:tc>
+        <w:tc>
+          <w:tcPr>
+            <w:tcW w:type="dxa" w:w="1680"/>
+          </w:tcPr>
+          <w:p>
+            <w:pPr>
+              <w:jc w:val="left"/>
+            </w:pPr>
+            <w:r/>
+          </w:p>
+        </w:tc>
+        <w:tc>
+          <w:tcPr>
+            <w:tcW w:type="dxa" w:w="1680"/>
+          </w:tcPr>
+          <w:p>
+            <w:pPr>
+              <w:jc w:val="left"/>
+            </w:pPr>
+            <w:r/>
+          </w:p>
+        </w:tc>
+        <w:tc>
+          <w:tcPr>
+            <w:tcW w:type="dxa" w:w="1680"/>
+          </w:tcPr>
+          <w:p>
+            <w:pPr>
+              <w:jc w:val="left"/>
+            </w:pPr>
+            <w:r/>
+            <w:r>
+              <w:rPr>
+                <w:sz w:val="16"/>
+              </w:rPr>
+              <w:t>2026-08-20</w:t>
+            </w:r>
+          </w:p>
+        </w:tc>
+        <w:tc>
+          <w:tcPr>
+            <w:tcW w:type="dxa" w:w="1680"/>
+          </w:tcPr>
+          <w:p>
+            <w:pPr>
+              <w:jc w:val="left"/>
+            </w:pPr>
+            <w:r/>
+            <w:hyperlink r:id="rId121">
+              <w:r>
+                <w:rPr>
+                  <w:color w:val="0B4F9E"/>
+                  <w:sz w:val="16"/>
+                  <w:u w:val="single"/>
+                </w:rPr>
+                <w:t>10.5281/zenodo.22025110</w:t>
+              </w:r>
+            </w:hyperlink>
+          </w:p>
+        </w:tc>
+      </w:tr>
+      <w:tr>
+        <w:tc>
+          <w:tcPr>
+            <w:tcW w:type="dxa" w:w="1680"/>
+          </w:tcPr>
+          <w:p>
+            <w:pPr>
+              <w:jc w:val="left"/>
+            </w:pPr>
+            <w:r/>
+            <w:hyperlink r:id="rId122">
+              <w:r>
+                <w:rPr>
+                  <w:color w:val="0B4F9E"/>
+                  <w:sz w:val="16"/>
+                  <w:u w:val="single"/>
+                </w:rPr>
+                <w:t>Machine Learning to Foundation Models: Artificial Intelligence for Nanophotonic Modeling and Scientific Discovery</w:t>
+              </w:r>
+            </w:hyperlink>
+          </w:p>
+        </w:tc>
+        <w:tc>
+          <w:tcPr>
+            <w:tcW w:type="dxa" w:w="1680"/>
+          </w:tcPr>
+          <w:p>
+            <w:pPr>
+              <w:jc w:val="left"/>
+            </w:pPr>
+            <w:r/>
+          </w:p>
+        </w:tc>
+        <w:tc>
+          <w:tcPr>
+            <w:tcW w:type="dxa" w:w="1680"/>
+          </w:tcPr>
+          <w:p>
+            <w:pPr>
+              <w:jc w:val="left"/>
+            </w:pPr>
+            <w:r/>
+          </w:p>
+        </w:tc>
+        <w:tc>
+          <w:tcPr>
+            <w:tcW w:type="dxa" w:w="1680"/>
+          </w:tcPr>
+          <w:p>
+            <w:pPr>
+              <w:jc w:val="left"/>
+            </w:pPr>
+            <w:r/>
+            <w:r>
+              <w:rPr>
+                <w:sz w:val="16"/>
+              </w:rPr>
+              <w:t>MLIP</w:t>
+            </w:r>
+          </w:p>
+        </w:tc>
+        <w:tc>
+          <w:tcPr>
+            <w:tcW w:type="dxa" w:w="1680"/>
+          </w:tcPr>
+          <w:p>
+            <w:pPr>
+              <w:jc w:val="left"/>
+            </w:pPr>
+            <w:r/>
+            <w:r>
+              <w:rPr>
+                <w:sz w:val="16"/>
+              </w:rPr>
+              <w:t>2026-08-21</w:t>
+            </w:r>
+          </w:p>
+        </w:tc>
+        <w:tc>
+          <w:tcPr>
+            <w:tcW w:type="dxa" w:w="1680"/>
+          </w:tcPr>
+          <w:p>
+            <w:pPr>
+              <w:jc w:val="left"/>
+            </w:pPr>
+            <w:r/>
+            <w:hyperlink r:id="rId122">
+              <w:r>
+                <w:rPr>
+                  <w:color w:val="0B4F9E"/>
+                  <w:sz w:val="16"/>
+                  <w:u w:val="single"/>
+                </w:rPr>
+                <w:t>10.48550/arxiv.2608.21612</w:t>
+              </w:r>
+            </w:hyperlink>
+          </w:p>
+        </w:tc>
+      </w:tr>
+      <w:tr>
+        <w:tc>
+          <w:tcPr>
+            <w:tcW w:type="dxa" w:w="1680"/>
+          </w:tcPr>
+          <w:p>
+            <w:pPr>
+              <w:jc w:val="left"/>
+            </w:pPr>
+            <w:r/>
+            <w:hyperlink r:id="rId123">
+              <w:r>
+                <w:rPr>
+                  <w:color w:val="0B4F9E"/>
+                  <w:sz w:val="16"/>
+                  <w:u w:val="single"/>
+                </w:rPr>
+                <w:t>Diagnosing and narrowing the simulation-to-real gap in powder X-ray diffraction with a wet-dry agentic loop</w:t>
+              </w:r>
+            </w:hyperlink>
+          </w:p>
+        </w:tc>
+        <w:tc>
+          <w:tcPr>
+            <w:tcW w:type="dxa" w:w="1680"/>
+          </w:tcPr>
+          <w:p>
+            <w:pPr>
+              <w:jc w:val="left"/>
+            </w:pPr>
+            <w:r/>
+          </w:p>
+        </w:tc>
+        <w:tc>
+          <w:tcPr>
+            <w:tcW w:type="dxa" w:w="1680"/>
+          </w:tcPr>
+          <w:p>
+            <w:pPr>
+              <w:jc w:val="left"/>
+            </w:pPr>
+            <w:r/>
+          </w:p>
+        </w:tc>
+        <w:tc>
+          <w:tcPr>
+            <w:tcW w:type="dxa" w:w="1680"/>
+          </w:tcPr>
+          <w:p>
+            <w:pPr>
+              <w:jc w:val="left"/>
+            </w:pPr>
+            <w:r/>
+          </w:p>
+        </w:tc>
+        <w:tc>
+          <w:tcPr>
+            <w:tcW w:type="dxa" w:w="1680"/>
+          </w:tcPr>
+          <w:p>
+            <w:pPr>
+              <w:jc w:val="left"/>
+            </w:pPr>
+            <w:r/>
+            <w:r>
+              <w:rPr>
+                <w:sz w:val="16"/>
+              </w:rPr>
+              <w:t>2026-08-23</w:t>
+            </w:r>
+          </w:p>
+        </w:tc>
+        <w:tc>
+          <w:tcPr>
+            <w:tcW w:type="dxa" w:w="1680"/>
+          </w:tcPr>
+          <w:p>
+            <w:pPr>
+              <w:jc w:val="left"/>
+            </w:pPr>
+            <w:r/>
+            <w:hyperlink r:id="rId123">
+              <w:r>
+                <w:rPr>
+                  <w:color w:val="0B4F9E"/>
+                  <w:sz w:val="16"/>
+                  <w:u w:val="single"/>
+                </w:rPr>
+                <w:t>link</w:t>
+              </w:r>
+            </w:hyperlink>
+          </w:p>
+        </w:tc>
+      </w:tr>
+      <w:tr>
+        <w:tc>
+          <w:tcPr>
+            <w:tcW w:type="dxa" w:w="1680"/>
+          </w:tcPr>
+          <w:p>
+            <w:pPr>
+              <w:jc w:val="left"/>
+            </w:pPr>
+            <w:r/>
+            <w:hyperlink r:id="rId124">
+              <w:r>
+                <w:rPr>
+                  <w:color w:val="0B4F9E"/>
+                  <w:sz w:val="16"/>
+                  <w:u w:val="single"/>
+                </w:rPr>
+                <w:t xml:space="preserve">Dataset for the publication- A cylindrical sintering method for more realistic grain boundaries in nanocrystalline thin </w:t>
+              </w:r>
+            </w:hyperlink>
+          </w:p>
+        </w:tc>
+        <w:tc>
+          <w:tcPr>
+            <w:tcW w:type="dxa" w:w="1680"/>
+          </w:tcPr>
+          <w:p>
+            <w:pPr>
+              <w:jc w:val="left"/>
+            </w:pPr>
+            <w:r/>
+          </w:p>
+        </w:tc>
+        <w:tc>
+          <w:tcPr>
+            <w:tcW w:type="dxa" w:w="1680"/>
+          </w:tcPr>
+          <w:p>
+            <w:pPr>
+              <w:jc w:val="left"/>
+            </w:pPr>
+            <w:r/>
+          </w:p>
+        </w:tc>
+        <w:tc>
+          <w:tcPr>
+            <w:tcW w:type="dxa" w:w="1680"/>
+          </w:tcPr>
+          <w:p>
+            <w:pPr>
+              <w:jc w:val="left"/>
+            </w:pPr>
+            <w:r/>
+          </w:p>
+        </w:tc>
+        <w:tc>
+          <w:tcPr>
+            <w:tcW w:type="dxa" w:w="1680"/>
+          </w:tcPr>
+          <w:p>
+            <w:pPr>
+              <w:jc w:val="left"/>
+            </w:pPr>
+            <w:r/>
+            <w:r>
+              <w:rPr>
+                <w:sz w:val="16"/>
+              </w:rPr>
+              <w:t>2026-08-24</w:t>
+            </w:r>
+          </w:p>
+        </w:tc>
+        <w:tc>
+          <w:tcPr>
+            <w:tcW w:type="dxa" w:w="1680"/>
+          </w:tcPr>
+          <w:p>
+            <w:pPr>
+              <w:jc w:val="left"/>
+            </w:pPr>
+            <w:r/>
+            <w:hyperlink r:id="rId124">
+              <w:r>
+                <w:rPr>
+                  <w:color w:val="0B4F9E"/>
+                  <w:sz w:val="16"/>
+                  <w:u w:val="single"/>
+                </w:rPr>
+                <w:t>10.5281/zenodo.22111105</w:t>
+              </w:r>
+            </w:hyperlink>
+          </w:p>
+        </w:tc>
+      </w:tr>
+      <w:tr>
+        <w:tc>
+          <w:tcPr>
+            <w:tcW w:type="dxa" w:w="1680"/>
+          </w:tcPr>
+          <w:p>
+            <w:pPr>
+              <w:jc w:val="left"/>
+            </w:pPr>
+            <w:r/>
+            <w:hyperlink r:id="rId125">
+              <w:r>
+                <w:rPr>
+                  <w:color w:val="0B4F9E"/>
+                  <w:sz w:val="16"/>
+                  <w:u w:val="single"/>
+                </w:rPr>
+                <w:t>Continuous Scalar Kernels for Quotients of Variable-Cell Periodic Structures: Compactness, Acquisition, and Target Bound</w:t>
+              </w:r>
+            </w:hyperlink>
+          </w:p>
+        </w:tc>
+        <w:tc>
+          <w:tcPr>
+            <w:tcW w:type="dxa" w:w="1680"/>
+          </w:tcPr>
+          <w:p>
+            <w:pPr>
+              <w:jc w:val="left"/>
+            </w:pPr>
+            <w:r/>
+          </w:p>
+        </w:tc>
+        <w:tc>
+          <w:tcPr>
+            <w:tcW w:type="dxa" w:w="1680"/>
+          </w:tcPr>
+          <w:p>
+            <w:pPr>
+              <w:jc w:val="left"/>
+            </w:pPr>
+            <w:r/>
+          </w:p>
+        </w:tc>
+        <w:tc>
+          <w:tcPr>
+            <w:tcW w:type="dxa" w:w="1680"/>
+          </w:tcPr>
+          <w:p>
+            <w:pPr>
+              <w:jc w:val="left"/>
+            </w:pPr>
+            <w:r/>
+            <w:r>
+              <w:rPr>
+                <w:sz w:val="16"/>
+              </w:rPr>
+              <w:t>MLIP</w:t>
+            </w:r>
+          </w:p>
+        </w:tc>
+        <w:tc>
+          <w:tcPr>
+            <w:tcW w:type="dxa" w:w="1680"/>
+          </w:tcPr>
+          <w:p>
+            <w:pPr>
+              <w:jc w:val="left"/>
+            </w:pPr>
+            <w:r/>
+            <w:r>
+              <w:rPr>
+                <w:sz w:val="16"/>
+              </w:rPr>
+              <w:t>2026-08-25</w:t>
+            </w:r>
+          </w:p>
+        </w:tc>
+        <w:tc>
+          <w:tcPr>
+            <w:tcW w:type="dxa" w:w="1680"/>
+          </w:tcPr>
+          <w:p>
+            <w:pPr>
+              <w:jc w:val="left"/>
+            </w:pPr>
+            <w:r/>
+            <w:hyperlink r:id="rId125">
+              <w:r>
+                <w:rPr>
+                  <w:color w:val="0B4F9E"/>
+                  <w:sz w:val="16"/>
+                  <w:u w:val="single"/>
+                </w:rPr>
+                <w:t>10.26434/chemrxiv.15006891/v3</w:t>
+              </w:r>
+            </w:hyperlink>
+          </w:p>
+        </w:tc>
+      </w:tr>
+      <w:tr>
+        <w:tc>
+          <w:tcPr>
+            <w:tcW w:type="dxa" w:w="1680"/>
+          </w:tcPr>
+          <w:p>
+            <w:pPr>
+              <w:jc w:val="left"/>
+            </w:pPr>
+            <w:r/>
+            <w:hyperlink r:id="rId126">
+              <w:r>
+                <w:rPr>
+                  <w:color w:val="0B4F9E"/>
+                  <w:sz w:val="16"/>
+                  <w:u w:val="single"/>
+                </w:rPr>
+                <w:t>Attention-based composition learning for thermodynamic and electronic property prediction in inorganic materials</w:t>
+              </w:r>
+            </w:hyperlink>
+          </w:p>
+        </w:tc>
+        <w:tc>
+          <w:tcPr>
+            <w:tcW w:type="dxa" w:w="1680"/>
+          </w:tcPr>
+          <w:p>
+            <w:pPr>
+              <w:jc w:val="left"/>
+            </w:pPr>
+            <w:r/>
+          </w:p>
+        </w:tc>
+        <w:tc>
+          <w:tcPr>
+            <w:tcW w:type="dxa" w:w="1680"/>
+          </w:tcPr>
+          <w:p>
+            <w:pPr>
+              <w:jc w:val="left"/>
+            </w:pPr>
+            <w:r/>
+          </w:p>
+        </w:tc>
+        <w:tc>
+          <w:tcPr>
+            <w:tcW w:type="dxa" w:w="1680"/>
+          </w:tcPr>
+          <w:p>
+            <w:pPr>
+              <w:jc w:val="left"/>
+            </w:pPr>
+            <w:r/>
+            <w:r>
+              <w:rPr>
+                <w:sz w:val="16"/>
+              </w:rPr>
+              <w:t>DFT</w:t>
+            </w:r>
+          </w:p>
+        </w:tc>
+        <w:tc>
+          <w:tcPr>
+            <w:tcW w:type="dxa" w:w="1680"/>
+          </w:tcPr>
+          <w:p>
+            <w:pPr>
+              <w:jc w:val="left"/>
+            </w:pPr>
+            <w:r/>
+            <w:r>
+              <w:rPr>
+                <w:sz w:val="16"/>
+              </w:rPr>
+              <w:t>2026-08-25</w:t>
+            </w:r>
+          </w:p>
+        </w:tc>
+        <w:tc>
+          <w:tcPr>
+            <w:tcW w:type="dxa" w:w="1680"/>
+          </w:tcPr>
+          <w:p>
+            <w:pPr>
+              <w:jc w:val="left"/>
+            </w:pPr>
+            <w:r/>
+            <w:hyperlink r:id="rId126">
+              <w:r>
+                <w:rPr>
+                  <w:color w:val="0B4F9E"/>
+                  <w:sz w:val="16"/>
+                  <w:u w:val="single"/>
+                </w:rPr>
+                <w:t>10.1016/j.nxmate.2026.103265</w:t>
+              </w:r>
+            </w:hyperlink>
+          </w:p>
+        </w:tc>
+      </w:tr>
+      <w:tr>
+        <w:tc>
+          <w:tcPr>
+            <w:tcW w:type="dxa" w:w="1680"/>
+          </w:tcPr>
+          <w:p>
+            <w:pPr>
+              <w:jc w:val="left"/>
+            </w:pPr>
+            <w:r/>
+            <w:hyperlink r:id="rId127">
+              <w:r>
+                <w:rPr>
+                  <w:color w:val="0B4F9E"/>
+                  <w:sz w:val="16"/>
+                  <w:u w:val="single"/>
+                </w:rPr>
+                <w:t>Machine learning for biomaterials design</w:t>
+              </w:r>
+            </w:hyperlink>
+          </w:p>
+        </w:tc>
+        <w:tc>
+          <w:tcPr>
+            <w:tcW w:type="dxa" w:w="1680"/>
+          </w:tcPr>
+          <w:p>
+            <w:pPr>
+              <w:jc w:val="left"/>
+            </w:pPr>
+            <w:r/>
+          </w:p>
+        </w:tc>
+        <w:tc>
+          <w:tcPr>
+            <w:tcW w:type="dxa" w:w="1680"/>
+          </w:tcPr>
+          <w:p>
+            <w:pPr>
+              <w:jc w:val="left"/>
+            </w:pPr>
+            <w:r/>
+          </w:p>
+        </w:tc>
+        <w:tc>
+          <w:tcPr>
+            <w:tcW w:type="dxa" w:w="1680"/>
+          </w:tcPr>
+          <w:p>
+            <w:pPr>
+              <w:jc w:val="left"/>
+            </w:pPr>
+            <w:r/>
+          </w:p>
+        </w:tc>
+        <w:tc>
+          <w:tcPr>
+            <w:tcW w:type="dxa" w:w="1680"/>
+          </w:tcPr>
+          <w:p>
+            <w:pPr>
+              <w:jc w:val="left"/>
+            </w:pPr>
+            <w:r/>
+            <w:r>
+              <w:rPr>
+                <w:sz w:val="16"/>
+              </w:rPr>
+              <w:t>2026-08-25</w:t>
+            </w:r>
+          </w:p>
+        </w:tc>
+        <w:tc>
+          <w:tcPr>
+            <w:tcW w:type="dxa" w:w="1680"/>
+          </w:tcPr>
+          <w:p>
+            <w:pPr>
+              <w:jc w:val="left"/>
+            </w:pPr>
+            <w:r/>
+            <w:hyperlink r:id="rId127">
+              <w:r>
+                <w:rPr>
+                  <w:color w:val="0B4F9E"/>
+                  <w:sz w:val="16"/>
+                  <w:u w:val="single"/>
+                </w:rPr>
+                <w:t>10.1038/s44222-026-00476-w</w:t>
+              </w:r>
+            </w:hyperlink>
+          </w:p>
+        </w:tc>
+      </w:tr>
+      <w:tr>
+        <w:tc>
+          <w:tcPr>
+            <w:tcW w:type="dxa" w:w="1680"/>
+          </w:tcPr>
+          <w:p>
+            <w:pPr>
+              <w:jc w:val="left"/>
+            </w:pPr>
+            <w:r/>
+            <w:hyperlink r:id="rId128">
+              <w:r>
+                <w:rPr>
+                  <w:color w:val="0B4F9E"/>
+                  <w:sz w:val="16"/>
+                  <w:u w:val="single"/>
+                </w:rPr>
+                <w:t>DeepField: Condensed-Phase Quantum Learning for All-Atom Protein Dynamics in Explicit Water</w:t>
+              </w:r>
+            </w:hyperlink>
+          </w:p>
+        </w:tc>
+        <w:tc>
+          <w:tcPr>
+            <w:tcW w:type="dxa" w:w="1680"/>
+          </w:tcPr>
+          <w:p>
+            <w:pPr>
+              <w:jc w:val="left"/>
+            </w:pPr>
+            <w:r/>
+          </w:p>
+        </w:tc>
+        <w:tc>
+          <w:tcPr>
+            <w:tcW w:type="dxa" w:w="1680"/>
+          </w:tcPr>
+          <w:p>
+            <w:pPr>
+              <w:jc w:val="left"/>
+            </w:pPr>
+            <w:r/>
+          </w:p>
+        </w:tc>
+        <w:tc>
+          <w:tcPr>
+            <w:tcW w:type="dxa" w:w="1680"/>
+          </w:tcPr>
+          <w:p>
+            <w:pPr>
+              <w:jc w:val="left"/>
+            </w:pPr>
+            <w:r/>
+            <w:r>
+              <w:rPr>
+                <w:sz w:val="16"/>
+              </w:rPr>
+              <w:t>MD, MLIP</w:t>
+            </w:r>
+          </w:p>
+        </w:tc>
+        <w:tc>
+          <w:tcPr>
+            <w:tcW w:type="dxa" w:w="1680"/>
+          </w:tcPr>
+          <w:p>
+            <w:pPr>
+              <w:jc w:val="left"/>
+            </w:pPr>
+            <w:r/>
+            <w:r>
+              <w:rPr>
+                <w:sz w:val="16"/>
+              </w:rPr>
               <w:t>2026-08-26</w:t>
             </w:r>
           </w:p>
@@ -10119,7 +11049,7 @@
               <w:jc w:val="left"/>
             </w:pPr>
             <w:r/>
-            <w:hyperlink r:id="rId117">
+            <w:hyperlink r:id="rId128">
               <w:r>
                 <w:rPr>
                   <w:color w:val="0B4F9E"/>
@@ -10142,7 +11072,7 @@
               <w:jc w:val="left"/>
             </w:pPr>
             <w:r/>
-            <w:hyperlink r:id="rId118">
+            <w:hyperlink r:id="rId129">
               <w:r>
                 <w:rPr>
                   <w:color w:val="0B4F9E"/>
@@ -10213,7 +11143,7 @@
               <w:jc w:val="left"/>
             </w:pPr>
             <w:r/>
-            <w:hyperlink r:id="rId118">
+            <w:hyperlink r:id="rId129">
               <w:r>
                 <w:rPr>
                   <w:color w:val="0B4F9E"/>
@@ -10236,7 +11166,7 @@
               <w:jc w:val="left"/>
             </w:pPr>
             <w:r/>
-            <w:hyperlink r:id="rId119">
+            <w:hyperlink r:id="rId130">
               <w:r>
                 <w:rPr>
                   <w:color w:val="0B4F9E"/>
@@ -10307,7 +11237,7 @@
               <w:jc w:val="left"/>
             </w:pPr>
             <w:r/>
-            <w:hyperlink r:id="rId120">
+            <w:hyperlink r:id="rId131">
               <w:r>
                 <w:rPr>
                   <w:color w:val="0B4F9E"/>
@@ -10330,7 +11260,7 @@
               <w:jc w:val="left"/>
             </w:pPr>
             <w:r/>
-            <w:hyperlink r:id="rId121">
+            <w:hyperlink r:id="rId132">
               <w:r>
                 <w:rPr>
                   <w:color w:val="0B4F9E"/>
@@ -10401,7 +11331,7 @@
               <w:jc w:val="left"/>
             </w:pPr>
             <w:r/>
-            <w:hyperlink r:id="rId121">
+            <w:hyperlink r:id="rId132">
               <w:r>
                 <w:rPr>
                   <w:color w:val="0B4F9E"/>
@@ -10424,7 +11354,7 @@
               <w:jc w:val="left"/>
             </w:pPr>
             <w:r/>
-            <w:hyperlink r:id="rId122">
+            <w:hyperlink r:id="rId133">
               <w:r>
                 <w:rPr>
                   <w:color w:val="0B4F9E"/>
@@ -10501,7 +11431,7 @@
               <w:jc w:val="left"/>
             </w:pPr>
             <w:r/>
-            <w:hyperlink r:id="rId122">
+            <w:hyperlink r:id="rId133">
               <w:r>
                 <w:rPr>
                   <w:color w:val="0B4F9E"/>
@@ -10524,7 +11454,7 @@
               <w:jc w:val="left"/>
             </w:pPr>
             <w:r/>
-            <w:hyperlink r:id="rId123">
+            <w:hyperlink r:id="rId134">
               <w:r>
                 <w:rPr>
                   <w:color w:val="0B4F9E"/>
@@ -10601,7 +11531,7 @@
               <w:jc w:val="left"/>
             </w:pPr>
             <w:r/>
-            <w:hyperlink r:id="rId123">
+            <w:hyperlink r:id="rId134">
               <w:r>
                 <w:rPr>
                   <w:color w:val="0B4F9E"/>
@@ -10624,7 +11554,7 @@
               <w:jc w:val="left"/>
             </w:pPr>
             <w:r/>
-            <w:hyperlink r:id="rId124">
+            <w:hyperlink r:id="rId135">
               <w:r>
                 <w:rPr>
                   <w:color w:val="0B4F9E"/>
@@ -10701,7 +11631,7 @@
               <w:jc w:val="left"/>
             </w:pPr>
             <w:r/>
-            <w:hyperlink r:id="rId124">
+            <w:hyperlink r:id="rId135">
               <w:r>
                 <w:rPr>
                   <w:color w:val="0B4F9E"/>
@@ -10724,7 +11654,7 @@
               <w:jc w:val="left"/>
             </w:pPr>
             <w:r/>
-            <w:hyperlink r:id="rId125">
+            <w:hyperlink r:id="rId136">
               <w:r>
                 <w:rPr>
                   <w:color w:val="0B4F9E"/>
@@ -10801,7 +11731,7 @@
               <w:jc w:val="left"/>
             </w:pPr>
             <w:r/>
-            <w:hyperlink r:id="rId125">
+            <w:hyperlink r:id="rId136">
               <w:r>
                 <w:rPr>
                   <w:color w:val="0B4F9E"/>
@@ -10824,7 +11754,7 @@
               <w:jc w:val="left"/>
             </w:pPr>
             <w:r/>
-            <w:hyperlink r:id="rId126">
+            <w:hyperlink r:id="rId137">
               <w:r>
                 <w:rPr>
                   <w:color w:val="0B4F9E"/>
@@ -10895,7 +11825,7 @@
               <w:jc w:val="left"/>
             </w:pPr>
             <w:r/>
-            <w:hyperlink r:id="rId126">
+            <w:hyperlink r:id="rId137">
               <w:r>
                 <w:rPr>
                   <w:color w:val="0B4F9E"/>
@@ -10918,7 +11848,7 @@
               <w:jc w:val="left"/>
             </w:pPr>
             <w:r/>
-            <w:hyperlink r:id="rId127">
+            <w:hyperlink r:id="rId138">
               <w:r>
                 <w:rPr>
                   <w:color w:val="0B4F9E"/>
@@ -10989,7 +11919,7 @@
               <w:jc w:val="left"/>
             </w:pPr>
             <w:r/>
-            <w:hyperlink r:id="rId127">
+            <w:hyperlink r:id="rId138">
               <w:r>
                 <w:rPr>
                   <w:color w:val="0B4F9E"/>
@@ -11012,7 +11942,7 @@
               <w:jc w:val="left"/>
             </w:pPr>
             <w:r/>
-            <w:hyperlink r:id="rId128">
+            <w:hyperlink r:id="rId139">
               <w:r>
                 <w:rPr>
                   <w:color w:val="0B4F9E"/>
@@ -11083,7 +12013,7 @@
               <w:jc w:val="left"/>
             </w:pPr>
             <w:r/>
-            <w:hyperlink r:id="rId128">
+            <w:hyperlink r:id="rId139">
               <w:r>
                 <w:rPr>
                   <w:color w:val="0B4F9E"/>
@@ -11106,7 +12036,7 @@
               <w:jc w:val="left"/>
             </w:pPr>
             <w:r/>
-            <w:hyperlink r:id="rId129">
+            <w:hyperlink r:id="rId140">
               <w:r>
                 <w:rPr>
                   <w:color w:val="0B4F9E"/>
@@ -11177,7 +12107,7 @@
               <w:jc w:val="left"/>
             </w:pPr>
             <w:r/>
-            <w:hyperlink r:id="rId129">
+            <w:hyperlink r:id="rId140">
               <w:r>
                 <w:rPr>
                   <w:color w:val="0B4F9E"/>
@@ -11200,7 +12130,7 @@
               <w:jc w:val="left"/>
             </w:pPr>
             <w:r/>
-            <w:hyperlink r:id="rId130">
+            <w:hyperlink r:id="rId141">
               <w:r>
                 <w:rPr>
                   <w:color w:val="0B4F9E"/>
@@ -11277,7 +12207,7 @@
               <w:jc w:val="left"/>
             </w:pPr>
             <w:r/>
-            <w:hyperlink r:id="rId130">
+            <w:hyperlink r:id="rId141">
               <w:r>
                 <w:rPr>
                   <w:color w:val="0B4F9E"/>
@@ -11300,7 +12230,7 @@
               <w:jc w:val="left"/>
             </w:pPr>
             <w:r/>
-            <w:hyperlink r:id="rId131">
+            <w:hyperlink r:id="rId142">
               <w:r>
                 <w:rPr>
                   <w:color w:val="0B4F9E"/>
@@ -11371,7 +12301,7 @@
               <w:jc w:val="left"/>
             </w:pPr>
             <w:r/>
-            <w:hyperlink r:id="rId132">
+            <w:hyperlink r:id="rId143">
               <w:r>
                 <w:rPr>
                   <w:color w:val="0B4F9E"/>
@@ -11394,7 +12324,7 @@
               <w:jc w:val="left"/>
             </w:pPr>
             <w:r/>
-            <w:hyperlink r:id="rId133">
+            <w:hyperlink r:id="rId144">
               <w:r>
                 <w:rPr>
                   <w:color w:val="0B4F9E"/>
@@ -11471,7 +12401,7 @@
               <w:jc w:val="left"/>
             </w:pPr>
             <w:r/>
-            <w:hyperlink r:id="rId133">
+            <w:hyperlink r:id="rId144">
               <w:r>
                 <w:rPr>
                   <w:color w:val="0B4F9E"/>
@@ -11494,7 +12424,7 @@
               <w:jc w:val="left"/>
             </w:pPr>
             <w:r/>
-            <w:hyperlink r:id="rId134">
+            <w:hyperlink r:id="rId145">
               <w:r>
                 <w:rPr>
                   <w:color w:val="0B4F9E"/>
@@ -11571,7 +12501,7 @@
               <w:jc w:val="left"/>
             </w:pPr>
             <w:r/>
-            <w:hyperlink r:id="rId134">
+            <w:hyperlink r:id="rId145">
               <w:r>
                 <w:rPr>
                   <w:color w:val="0B4F9E"/>
@@ -11594,7 +12524,7 @@
               <w:jc w:val="left"/>
             </w:pPr>
             <w:r/>
-            <w:hyperlink r:id="rId135">
+            <w:hyperlink r:id="rId146">
               <w:r>
                 <w:rPr>
                   <w:color w:val="0B4F9E"/>
@@ -11665,7 +12595,7 @@
               <w:jc w:val="left"/>
             </w:pPr>
             <w:r/>
-            <w:hyperlink r:id="rId135">
+            <w:hyperlink r:id="rId146">
               <w:r>
                 <w:rPr>
                   <w:color w:val="0B4F9E"/>
@@ -11688,7 +12618,7 @@
               <w:jc w:val="left"/>
             </w:pPr>
             <w:r/>
-            <w:hyperlink r:id="rId136">
+            <w:hyperlink r:id="rId147">
               <w:r>
                 <w:rPr>
                   <w:color w:val="0B4F9E"/>
@@ -11765,7 +12695,7 @@
               <w:jc w:val="left"/>
             </w:pPr>
             <w:r/>
-            <w:hyperlink r:id="rId136">
+            <w:hyperlink r:id="rId147">
               <w:r>
                 <w:rPr>
                   <w:color w:val="0B4F9E"/>
@@ -11788,7 +12718,7 @@
               <w:jc w:val="left"/>
             </w:pPr>
             <w:r/>
-            <w:hyperlink r:id="rId137">
+            <w:hyperlink r:id="rId148">
               <w:r>
                 <w:rPr>
                   <w:color w:val="0B4F9E"/>
@@ -11859,7 +12789,7 @@
               <w:jc w:val="left"/>
             </w:pPr>
             <w:r/>
-            <w:hyperlink r:id="rId137">
+            <w:hyperlink r:id="rId148">
               <w:r>
                 <w:rPr>
                   <w:color w:val="0B4F9E"/>
@@ -11882,7 +12812,7 @@
               <w:jc w:val="left"/>
             </w:pPr>
             <w:r/>
-            <w:hyperlink r:id="rId138">
+            <w:hyperlink r:id="rId149">
               <w:r>
                 <w:rPr>
                   <w:color w:val="0B4F9E"/>
@@ -11953,7 +12883,7 @@
               <w:jc w:val="left"/>
             </w:pPr>
             <w:r/>
-            <w:hyperlink r:id="rId138">
+            <w:hyperlink r:id="rId149">
               <w:r>
                 <w:rPr>
                   <w:color w:val="0B4F9E"/>
@@ -11976,7 +12906,7 @@
               <w:jc w:val="left"/>
             </w:pPr>
             <w:r/>
-            <w:hyperlink r:id="rId139">
+            <w:hyperlink r:id="rId150">
               <w:r>
                 <w:rPr>
                   <w:color w:val="0B4F9E"/>
@@ -12047,7 +12977,7 @@
               <w:jc w:val="left"/>
             </w:pPr>
             <w:r/>
-            <w:hyperlink r:id="rId139">
+            <w:hyperlink r:id="rId150">
               <w:r>
                 <w:rPr>
                   <w:color w:val="0B4F9E"/>
@@ -12070,7 +13000,7 @@
               <w:jc w:val="left"/>
             </w:pPr>
             <w:r/>
-            <w:hyperlink r:id="rId140">
+            <w:hyperlink r:id="rId151">
               <w:r>
                 <w:rPr>
                   <w:color w:val="0B4F9E"/>
@@ -12147,7 +13077,7 @@
               <w:jc w:val="left"/>
             </w:pPr>
             <w:r/>
-            <w:hyperlink r:id="rId140">
+            <w:hyperlink r:id="rId151">
               <w:r>
                 <w:rPr>
                   <w:color w:val="0B4F9E"/>
@@ -12170,7 +13100,7 @@
               <w:jc w:val="left"/>
             </w:pPr>
             <w:r/>
-            <w:hyperlink r:id="rId141">
+            <w:hyperlink r:id="rId152">
               <w:r>
                 <w:rPr>
                   <w:color w:val="0B4F9E"/>
@@ -12247,7 +13177,7 @@
               <w:jc w:val="left"/>
             </w:pPr>
             <w:r/>
-            <w:hyperlink r:id="rId141">
+            <w:hyperlink r:id="rId152">
               <w:r>
                 <w:rPr>
                   <w:color w:val="0B4F9E"/>
@@ -12270,7 +13200,7 @@
               <w:jc w:val="left"/>
             </w:pPr>
             <w:r/>
-            <w:hyperlink r:id="rId142">
+            <w:hyperlink r:id="rId153">
               <w:r>
                 <w:rPr>
                   <w:color w:val="0B4F9E"/>
@@ -12347,7 +13277,7 @@
               <w:jc w:val="left"/>
             </w:pPr>
             <w:r/>
-            <w:hyperlink r:id="rId142">
+            <w:hyperlink r:id="rId153">
               <w:r>
                 <w:rPr>
                   <w:color w:val="0B4F9E"/>
@@ -12370,7 +13300,7 @@
               <w:jc w:val="left"/>
             </w:pPr>
             <w:r/>
-            <w:hyperlink r:id="rId143">
+            <w:hyperlink r:id="rId154">
               <w:r>
                 <w:rPr>
                   <w:color w:val="0B4F9E"/>
@@ -12447,7 +13377,7 @@
               <w:jc w:val="left"/>
             </w:pPr>
             <w:r/>
-            <w:hyperlink r:id="rId143">
+            <w:hyperlink r:id="rId154">
               <w:r>
                 <w:rPr>
                   <w:color w:val="0B4F9E"/>
@@ -12470,7 +13400,7 @@
               <w:jc w:val="left"/>
             </w:pPr>
             <w:r/>
-            <w:hyperlink r:id="rId144">
+            <w:hyperlink r:id="rId155">
               <w:r>
                 <w:rPr>
                   <w:color w:val="0B4F9E"/>
@@ -12541,7 +13471,7 @@
               <w:jc w:val="left"/>
             </w:pPr>
             <w:r/>
-            <w:hyperlink r:id="rId144">
+            <w:hyperlink r:id="rId155">
               <w:r>
                 <w:rPr>
                   <w:color w:val="0B4F9E"/>
@@ -12564,7 +13494,7 @@
               <w:jc w:val="left"/>
             </w:pPr>
             <w:r/>
-            <w:hyperlink r:id="rId145">
+            <w:hyperlink r:id="rId156">
               <w:r>
                 <w:rPr>
                   <w:color w:val="0B4F9E"/>
@@ -12635,7 +13565,7 @@
               <w:jc w:val="left"/>
             </w:pPr>
             <w:r/>
-            <w:hyperlink r:id="rId145">
+            <w:hyperlink r:id="rId156">
               <w:r>
                 <w:rPr>
                   <w:color w:val="0B4F9E"/>
@@ -12658,7 +13588,7 @@
               <w:jc w:val="left"/>
             </w:pPr>
             <w:r/>
-            <w:hyperlink r:id="rId146">
+            <w:hyperlink r:id="rId157">
               <w:r>
                 <w:rPr>
                   <w:color w:val="0B4F9E"/>
@@ -12735,7 +13665,7 @@
               <w:jc w:val="left"/>
             </w:pPr>
             <w:r/>
-            <w:hyperlink r:id="rId146">
+            <w:hyperlink r:id="rId157">
               <w:r>
                 <w:rPr>
                   <w:color w:val="0B4F9E"/>
@@ -12758,7 +13688,7 @@
               <w:jc w:val="left"/>
             </w:pPr>
             <w:r/>
-            <w:hyperlink r:id="rId147">
+            <w:hyperlink r:id="rId158">
               <w:r>
                 <w:rPr>
                   <w:color w:val="0B4F9E"/>
@@ -12829,7 +13759,7 @@
               <w:jc w:val="left"/>
             </w:pPr>
             <w:r/>
-            <w:hyperlink r:id="rId147">
+            <w:hyperlink r:id="rId158">
               <w:r>
                 <w:rPr>
                   <w:color w:val="0B4F9E"/>
@@ -12852,7 +13782,107 @@
               <w:jc w:val="left"/>
             </w:pPr>
             <w:r/>
-            <w:hyperlink r:id="rId148">
+            <w:hyperlink r:id="rId159">
+              <w:r>
+                <w:rPr>
+                  <w:color w:val="0B4F9E"/>
+                  <w:sz w:val="16"/>
+                  <w:u w:val="single"/>
+                </w:rPr>
+                <w:t>AdaptNTK: Adaptive Uncertainty Quantification and Active Learning for Neural Network Potentials</w:t>
+              </w:r>
+            </w:hyperlink>
+          </w:p>
+        </w:tc>
+        <w:tc>
+          <w:tcPr>
+            <w:tcW w:type="dxa" w:w="1680"/>
+          </w:tcPr>
+          <w:p>
+            <w:pPr>
+              <w:jc w:val="left"/>
+            </w:pPr>
+            <w:r/>
+          </w:p>
+        </w:tc>
+        <w:tc>
+          <w:tcPr>
+            <w:tcW w:type="dxa" w:w="1680"/>
+          </w:tcPr>
+          <w:p>
+            <w:pPr>
+              <w:jc w:val="left"/>
+            </w:pPr>
+            <w:r/>
+          </w:p>
+        </w:tc>
+        <w:tc>
+          <w:tcPr>
+            <w:tcW w:type="dxa" w:w="1680"/>
+          </w:tcPr>
+          <w:p>
+            <w:pPr>
+              <w:jc w:val="left"/>
+            </w:pPr>
+            <w:r/>
+            <w:r>
+              <w:rPr>
+                <w:sz w:val="16"/>
+              </w:rPr>
+              <w:t>DFT, MD, MLIP</w:t>
+            </w:r>
+          </w:p>
+        </w:tc>
+        <w:tc>
+          <w:tcPr>
+            <w:tcW w:type="dxa" w:w="1680"/>
+          </w:tcPr>
+          <w:p>
+            <w:pPr>
+              <w:jc w:val="left"/>
+            </w:pPr>
+            <w:r/>
+            <w:r>
+              <w:rPr>
+                <w:sz w:val="16"/>
+              </w:rPr>
+              <w:t>2026-08-31</w:t>
+            </w:r>
+          </w:p>
+        </w:tc>
+        <w:tc>
+          <w:tcPr>
+            <w:tcW w:type="dxa" w:w="1680"/>
+          </w:tcPr>
+          <w:p>
+            <w:pPr>
+              <w:jc w:val="left"/>
+            </w:pPr>
+            <w:r/>
+            <w:hyperlink r:id="rId159">
+              <w:r>
+                <w:rPr>
+                  <w:color w:val="0B4F9E"/>
+                  <w:sz w:val="16"/>
+                  <w:u w:val="single"/>
+                </w:rPr>
+                <w:t>link</w:t>
+              </w:r>
+            </w:hyperlink>
+          </w:p>
+        </w:tc>
+      </w:tr>
+      <w:tr>
+        <w:tc>
+          <w:tcPr>
+            <w:tcW w:type="dxa" w:w="1680"/>
+          </w:tcPr>
+          <w:p>
+            <w:pPr>
+              <w:jc w:val="left"/>
+            </w:pPr>
+            <w:r/>
+            <w:hyperlink r:id="rId160">
               <w:r>
                 <w:rPr>
                   <w:color w:val="0B4F9E"/>
@@ -12929,7 +13959,7 @@
               <w:jc w:val="left"/>
             </w:pPr>
             <w:r/>
-            <w:hyperlink r:id="rId148">
+            <w:hyperlink r:id="rId160">
               <w:r>
                 <w:rPr>
                   <w:color w:val="0B4F9E"/>
@@ -12952,7 +13982,7 @@
               <w:jc w:val="left"/>
             </w:pPr>
             <w:r/>
-            <w:hyperlink r:id="rId149">
+            <w:hyperlink r:id="rId161">
               <w:r>
                 <w:rPr>
                   <w:color w:val="0B4F9E"/>
@@ -13029,7 +14059,7 @@
               <w:jc w:val="left"/>
             </w:pPr>
             <w:r/>
-            <w:hyperlink r:id="rId149">
+            <w:hyperlink r:id="rId161">
               <w:r>
                 <w:rPr>
                   <w:color w:val="0B4F9E"/>
@@ -13052,7 +14082,7 @@
               <w:jc w:val="left"/>
             </w:pPr>
             <w:r/>
-            <w:hyperlink r:id="rId150">
+            <w:hyperlink r:id="rId162">
               <w:r>
                 <w:rPr>
                   <w:color w:val="0B4F9E"/>
@@ -13129,7 +14159,7 @@
               <w:jc w:val="left"/>
             </w:pPr>
             <w:r/>
-            <w:hyperlink r:id="rId150">
+            <w:hyperlink r:id="rId162">
               <w:r>
                 <w:rPr>
                   <w:color w:val="0B4F9E"/>
@@ -13152,7 +14182,7 @@
               <w:jc w:val="left"/>
             </w:pPr>
             <w:r/>
-            <w:hyperlink r:id="rId151">
+            <w:hyperlink r:id="rId163">
               <w:r>
                 <w:rPr>
                   <w:color w:val="0B4F9E"/>
@@ -13223,7 +14253,7 @@
               <w:jc w:val="left"/>
             </w:pPr>
             <w:r/>
-            <w:hyperlink r:id="rId151">
+            <w:hyperlink r:id="rId163">
               <w:r>
                 <w:rPr>
                   <w:color w:val="0B4F9E"/>
@@ -13246,7 +14276,7 @@
               <w:jc w:val="left"/>
             </w:pPr>
             <w:r/>
-            <w:hyperlink r:id="rId152">
+            <w:hyperlink r:id="rId164">
               <w:r>
                 <w:rPr>
                   <w:color w:val="0B4F9E"/>
@@ -13317,7 +14347,7 @@
               <w:jc w:val="left"/>
             </w:pPr>
             <w:r/>
-            <w:hyperlink r:id="rId152">
+            <w:hyperlink r:id="rId164">
               <w:r>
                 <w:rPr>
                   <w:color w:val="0B4F9E"/>
@@ -13340,7 +14370,7 @@
               <w:jc w:val="left"/>
             </w:pPr>
             <w:r/>
-            <w:hyperlink r:id="rId153">
+            <w:hyperlink r:id="rId165">
               <w:r>
                 <w:rPr>
                   <w:color w:val="0B4F9E"/>
@@ -13411,7 +14441,7 @@
               <w:jc w:val="left"/>
             </w:pPr>
             <w:r/>
-            <w:hyperlink r:id="rId153">
+            <w:hyperlink r:id="rId165">
               <w:r>
                 <w:rPr>
                   <w:color w:val="0B4F9E"/>
@@ -13419,6 +14449,858 @@
                   <w:u w:val="single"/>
                 </w:rPr>
                 <w:t>10.1080/0022250x.2026.2726737</w:t>
+              </w:r>
+            </w:hyperlink>
+          </w:p>
+        </w:tc>
+      </w:tr>
+      <w:tr>
+        <w:tc>
+          <w:tcPr>
+            <w:tcW w:type="dxa" w:w="1680"/>
+          </w:tcPr>
+          <w:p>
+            <w:pPr>
+              <w:jc w:val="left"/>
+            </w:pPr>
+            <w:r/>
+            <w:hyperlink r:id="rId166">
+              <w:r>
+                <w:rPr>
+                  <w:color w:val="0B4F9E"/>
+                  <w:sz w:val="16"/>
+                  <w:u w:val="single"/>
+                </w:rPr>
+                <w:t>Accelerating dynamic simulations of photoexcited materials and their evolution by electron-informed machine learning</w:t>
+              </w:r>
+            </w:hyperlink>
+          </w:p>
+        </w:tc>
+        <w:tc>
+          <w:tcPr>
+            <w:tcW w:type="dxa" w:w="1680"/>
+          </w:tcPr>
+          <w:p>
+            <w:pPr>
+              <w:jc w:val="left"/>
+            </w:pPr>
+            <w:r/>
+          </w:p>
+        </w:tc>
+        <w:tc>
+          <w:tcPr>
+            <w:tcW w:type="dxa" w:w="1680"/>
+          </w:tcPr>
+          <w:p>
+            <w:pPr>
+              <w:jc w:val="left"/>
+            </w:pPr>
+            <w:r/>
+          </w:p>
+        </w:tc>
+        <w:tc>
+          <w:tcPr>
+            <w:tcW w:type="dxa" w:w="1680"/>
+          </w:tcPr>
+          <w:p>
+            <w:pPr>
+              <w:jc w:val="left"/>
+            </w:pPr>
+            <w:r/>
+            <w:r>
+              <w:rPr>
+                <w:sz w:val="16"/>
+              </w:rPr>
+              <w:t>DFT, MD</w:t>
+            </w:r>
+          </w:p>
+        </w:tc>
+        <w:tc>
+          <w:tcPr>
+            <w:tcW w:type="dxa" w:w="1680"/>
+          </w:tcPr>
+          <w:p>
+            <w:pPr>
+              <w:jc w:val="left"/>
+            </w:pPr>
+            <w:r/>
+            <w:r>
+              <w:rPr>
+                <w:sz w:val="16"/>
+              </w:rPr>
+              <w:t>2026-09-01</w:t>
+            </w:r>
+          </w:p>
+        </w:tc>
+        <w:tc>
+          <w:tcPr>
+            <w:tcW w:type="dxa" w:w="1680"/>
+          </w:tcPr>
+          <w:p>
+            <w:pPr>
+              <w:jc w:val="left"/>
+            </w:pPr>
+            <w:r/>
+            <w:hyperlink r:id="rId166">
+              <w:r>
+                <w:rPr>
+                  <w:color w:val="0B4F9E"/>
+                  <w:sz w:val="16"/>
+                  <w:u w:val="single"/>
+                </w:rPr>
+                <w:t>link</w:t>
+              </w:r>
+            </w:hyperlink>
+          </w:p>
+        </w:tc>
+      </w:tr>
+      <w:tr>
+        <w:tc>
+          <w:tcPr>
+            <w:tcW w:type="dxa" w:w="1680"/>
+          </w:tcPr>
+          <w:p>
+            <w:pPr>
+              <w:jc w:val="left"/>
+            </w:pPr>
+            <w:r/>
+            <w:hyperlink r:id="rId167">
+              <w:r>
+                <w:rPr>
+                  <w:color w:val="0B4F9E"/>
+                  <w:sz w:val="16"/>
+                  <w:u w:val="single"/>
+                </w:rPr>
+                <w:t>Why Multi-Layer Message Passing Works: Completeness Theory for Graph Neural Network Interatomic Potentials</w:t>
+              </w:r>
+            </w:hyperlink>
+          </w:p>
+        </w:tc>
+        <w:tc>
+          <w:tcPr>
+            <w:tcW w:type="dxa" w:w="1680"/>
+          </w:tcPr>
+          <w:p>
+            <w:pPr>
+              <w:jc w:val="left"/>
+            </w:pPr>
+            <w:r/>
+          </w:p>
+        </w:tc>
+        <w:tc>
+          <w:tcPr>
+            <w:tcW w:type="dxa" w:w="1680"/>
+          </w:tcPr>
+          <w:p>
+            <w:pPr>
+              <w:jc w:val="left"/>
+            </w:pPr>
+            <w:r/>
+          </w:p>
+        </w:tc>
+        <w:tc>
+          <w:tcPr>
+            <w:tcW w:type="dxa" w:w="1680"/>
+          </w:tcPr>
+          <w:p>
+            <w:pPr>
+              <w:jc w:val="left"/>
+            </w:pPr>
+            <w:r/>
+          </w:p>
+        </w:tc>
+        <w:tc>
+          <w:tcPr>
+            <w:tcW w:type="dxa" w:w="1680"/>
+          </w:tcPr>
+          <w:p>
+            <w:pPr>
+              <w:jc w:val="left"/>
+            </w:pPr>
+            <w:r/>
+            <w:r>
+              <w:rPr>
+                <w:sz w:val="16"/>
+              </w:rPr>
+              <w:t>2026-09-01</w:t>
+            </w:r>
+          </w:p>
+        </w:tc>
+        <w:tc>
+          <w:tcPr>
+            <w:tcW w:type="dxa" w:w="1680"/>
+          </w:tcPr>
+          <w:p>
+            <w:pPr>
+              <w:jc w:val="left"/>
+            </w:pPr>
+            <w:r/>
+            <w:hyperlink r:id="rId167">
+              <w:r>
+                <w:rPr>
+                  <w:color w:val="0B4F9E"/>
+                  <w:sz w:val="16"/>
+                  <w:u w:val="single"/>
+                </w:rPr>
+                <w:t>link</w:t>
+              </w:r>
+            </w:hyperlink>
+          </w:p>
+        </w:tc>
+      </w:tr>
+      <w:tr>
+        <w:tc>
+          <w:tcPr>
+            <w:tcW w:type="dxa" w:w="1680"/>
+          </w:tcPr>
+          <w:p>
+            <w:pPr>
+              <w:jc w:val="left"/>
+            </w:pPr>
+            <w:r/>
+            <w:hyperlink r:id="rId168">
+              <w:r>
+                <w:rPr>
+                  <w:color w:val="0B4F9E"/>
+                  <w:sz w:val="16"/>
+                  <w:u w:val="single"/>
+                </w:rPr>
+                <w:t>Element priors and target support shape chemical transfer in materials graph networks</w:t>
+              </w:r>
+            </w:hyperlink>
+          </w:p>
+        </w:tc>
+        <w:tc>
+          <w:tcPr>
+            <w:tcW w:type="dxa" w:w="1680"/>
+          </w:tcPr>
+          <w:p>
+            <w:pPr>
+              <w:jc w:val="left"/>
+            </w:pPr>
+            <w:r/>
+          </w:p>
+        </w:tc>
+        <w:tc>
+          <w:tcPr>
+            <w:tcW w:type="dxa" w:w="1680"/>
+          </w:tcPr>
+          <w:p>
+            <w:pPr>
+              <w:jc w:val="left"/>
+            </w:pPr>
+            <w:r/>
+          </w:p>
+        </w:tc>
+        <w:tc>
+          <w:tcPr>
+            <w:tcW w:type="dxa" w:w="1680"/>
+          </w:tcPr>
+          <w:p>
+            <w:pPr>
+              <w:jc w:val="left"/>
+            </w:pPr>
+            <w:r/>
+          </w:p>
+        </w:tc>
+        <w:tc>
+          <w:tcPr>
+            <w:tcW w:type="dxa" w:w="1680"/>
+          </w:tcPr>
+          <w:p>
+            <w:pPr>
+              <w:jc w:val="left"/>
+            </w:pPr>
+            <w:r/>
+            <w:r>
+              <w:rPr>
+                <w:sz w:val="16"/>
+              </w:rPr>
+              <w:t>2026-09-01</w:t>
+            </w:r>
+          </w:p>
+        </w:tc>
+        <w:tc>
+          <w:tcPr>
+            <w:tcW w:type="dxa" w:w="1680"/>
+          </w:tcPr>
+          <w:p>
+            <w:pPr>
+              <w:jc w:val="left"/>
+            </w:pPr>
+            <w:r/>
+            <w:hyperlink r:id="rId168">
+              <w:r>
+                <w:rPr>
+                  <w:color w:val="0B4F9E"/>
+                  <w:sz w:val="16"/>
+                  <w:u w:val="single"/>
+                </w:rPr>
+                <w:t>link</w:t>
+              </w:r>
+            </w:hyperlink>
+          </w:p>
+        </w:tc>
+      </w:tr>
+      <w:tr>
+        <w:tc>
+          <w:tcPr>
+            <w:tcW w:type="dxa" w:w="1680"/>
+          </w:tcPr>
+          <w:p>
+            <w:pPr>
+              <w:jc w:val="left"/>
+            </w:pPr>
+            <w:r/>
+            <w:hyperlink r:id="rId169">
+              <w:r>
+                <w:rPr>
+                  <w:color w:val="0B4F9E"/>
+                  <w:sz w:val="16"/>
+                  <w:u w:val="single"/>
+                </w:rPr>
+                <w:t>Text-guided flow matching enables sample-efficient crystal structure generation</w:t>
+              </w:r>
+            </w:hyperlink>
+          </w:p>
+        </w:tc>
+        <w:tc>
+          <w:tcPr>
+            <w:tcW w:type="dxa" w:w="1680"/>
+          </w:tcPr>
+          <w:p>
+            <w:pPr>
+              <w:jc w:val="left"/>
+            </w:pPr>
+            <w:r/>
+          </w:p>
+        </w:tc>
+        <w:tc>
+          <w:tcPr>
+            <w:tcW w:type="dxa" w:w="1680"/>
+          </w:tcPr>
+          <w:p>
+            <w:pPr>
+              <w:jc w:val="left"/>
+            </w:pPr>
+            <w:r/>
+          </w:p>
+        </w:tc>
+        <w:tc>
+          <w:tcPr>
+            <w:tcW w:type="dxa" w:w="1680"/>
+          </w:tcPr>
+          <w:p>
+            <w:pPr>
+              <w:jc w:val="left"/>
+            </w:pPr>
+            <w:r/>
+          </w:p>
+        </w:tc>
+        <w:tc>
+          <w:tcPr>
+            <w:tcW w:type="dxa" w:w="1680"/>
+          </w:tcPr>
+          <w:p>
+            <w:pPr>
+              <w:jc w:val="left"/>
+            </w:pPr>
+            <w:r/>
+            <w:r>
+              <w:rPr>
+                <w:sz w:val="16"/>
+              </w:rPr>
+              <w:t>2026-09-01</w:t>
+            </w:r>
+          </w:p>
+        </w:tc>
+        <w:tc>
+          <w:tcPr>
+            <w:tcW w:type="dxa" w:w="1680"/>
+          </w:tcPr>
+          <w:p>
+            <w:pPr>
+              <w:jc w:val="left"/>
+            </w:pPr>
+            <w:r/>
+            <w:hyperlink r:id="rId169">
+              <w:r>
+                <w:rPr>
+                  <w:color w:val="0B4F9E"/>
+                  <w:sz w:val="16"/>
+                  <w:u w:val="single"/>
+                </w:rPr>
+                <w:t>link</w:t>
+              </w:r>
+            </w:hyperlink>
+          </w:p>
+        </w:tc>
+      </w:tr>
+      <w:tr>
+        <w:tc>
+          <w:tcPr>
+            <w:tcW w:type="dxa" w:w="1680"/>
+          </w:tcPr>
+          <w:p>
+            <w:pPr>
+              <w:jc w:val="left"/>
+            </w:pPr>
+            <w:r/>
+            <w:hyperlink r:id="rId170">
+              <w:r>
+                <w:rPr>
+                  <w:color w:val="0B4F9E"/>
+                  <w:sz w:val="16"/>
+                  <w:u w:val="single"/>
+                </w:rPr>
+                <w:t>A Machine Learning–Based Surrogate Model for the Assessment of Geological Fault Reactivation</w:t>
+              </w:r>
+            </w:hyperlink>
+          </w:p>
+        </w:tc>
+        <w:tc>
+          <w:tcPr>
+            <w:tcW w:type="dxa" w:w="1680"/>
+          </w:tcPr>
+          <w:p>
+            <w:pPr>
+              <w:jc w:val="left"/>
+            </w:pPr>
+            <w:r/>
+          </w:p>
+        </w:tc>
+        <w:tc>
+          <w:tcPr>
+            <w:tcW w:type="dxa" w:w="1680"/>
+          </w:tcPr>
+          <w:p>
+            <w:pPr>
+              <w:jc w:val="left"/>
+            </w:pPr>
+            <w:r/>
+          </w:p>
+        </w:tc>
+        <w:tc>
+          <w:tcPr>
+            <w:tcW w:type="dxa" w:w="1680"/>
+          </w:tcPr>
+          <w:p>
+            <w:pPr>
+              <w:jc w:val="left"/>
+            </w:pPr>
+            <w:r/>
+          </w:p>
+        </w:tc>
+        <w:tc>
+          <w:tcPr>
+            <w:tcW w:type="dxa" w:w="1680"/>
+          </w:tcPr>
+          <w:p>
+            <w:pPr>
+              <w:jc w:val="left"/>
+            </w:pPr>
+            <w:r/>
+            <w:r>
+              <w:rPr>
+                <w:sz w:val="16"/>
+              </w:rPr>
+              <w:t>2026-09-02</w:t>
+            </w:r>
+          </w:p>
+        </w:tc>
+        <w:tc>
+          <w:tcPr>
+            <w:tcW w:type="dxa" w:w="1680"/>
+          </w:tcPr>
+          <w:p>
+            <w:pPr>
+              <w:jc w:val="left"/>
+            </w:pPr>
+            <w:r/>
+            <w:hyperlink r:id="rId170">
+              <w:r>
+                <w:rPr>
+                  <w:color w:val="0B4F9E"/>
+                  <w:sz w:val="16"/>
+                  <w:u w:val="single"/>
+                </w:rPr>
+                <w:t>10.3997/2214-4609.202637038</w:t>
+              </w:r>
+            </w:hyperlink>
+          </w:p>
+        </w:tc>
+      </w:tr>
+      <w:tr>
+        <w:tc>
+          <w:tcPr>
+            <w:tcW w:type="dxa" w:w="1680"/>
+          </w:tcPr>
+          <w:p>
+            <w:pPr>
+              <w:jc w:val="left"/>
+            </w:pPr>
+            <w:r/>
+            <w:hyperlink r:id="rId171">
+              <w:r>
+                <w:rPr>
+                  <w:color w:val="0B4F9E"/>
+                  <w:sz w:val="16"/>
+                  <w:u w:val="single"/>
+                </w:rPr>
+                <w:t>History matching of realistic oil fields using deep-learning based surrogate models and MCMC</w:t>
+              </w:r>
+            </w:hyperlink>
+          </w:p>
+        </w:tc>
+        <w:tc>
+          <w:tcPr>
+            <w:tcW w:type="dxa" w:w="1680"/>
+          </w:tcPr>
+          <w:p>
+            <w:pPr>
+              <w:jc w:val="left"/>
+            </w:pPr>
+            <w:r/>
+          </w:p>
+        </w:tc>
+        <w:tc>
+          <w:tcPr>
+            <w:tcW w:type="dxa" w:w="1680"/>
+          </w:tcPr>
+          <w:p>
+            <w:pPr>
+              <w:jc w:val="left"/>
+            </w:pPr>
+            <w:r/>
+          </w:p>
+        </w:tc>
+        <w:tc>
+          <w:tcPr>
+            <w:tcW w:type="dxa" w:w="1680"/>
+          </w:tcPr>
+          <w:p>
+            <w:pPr>
+              <w:jc w:val="left"/>
+            </w:pPr>
+            <w:r/>
+          </w:p>
+        </w:tc>
+        <w:tc>
+          <w:tcPr>
+            <w:tcW w:type="dxa" w:w="1680"/>
+          </w:tcPr>
+          <w:p>
+            <w:pPr>
+              <w:jc w:val="left"/>
+            </w:pPr>
+            <w:r/>
+            <w:r>
+              <w:rPr>
+                <w:sz w:val="16"/>
+              </w:rPr>
+              <w:t>2026-09-02</w:t>
+            </w:r>
+          </w:p>
+        </w:tc>
+        <w:tc>
+          <w:tcPr>
+            <w:tcW w:type="dxa" w:w="1680"/>
+          </w:tcPr>
+          <w:p>
+            <w:pPr>
+              <w:jc w:val="left"/>
+            </w:pPr>
+            <w:r/>
+            <w:hyperlink r:id="rId171">
+              <w:r>
+                <w:rPr>
+                  <w:color w:val="0B4F9E"/>
+                  <w:sz w:val="16"/>
+                  <w:u w:val="single"/>
+                </w:rPr>
+                <w:t>10.3997/2214-4609.202637181</w:t>
+              </w:r>
+            </w:hyperlink>
+          </w:p>
+        </w:tc>
+      </w:tr>
+      <w:tr>
+        <w:tc>
+          <w:tcPr>
+            <w:tcW w:type="dxa" w:w="1680"/>
+          </w:tcPr>
+          <w:p>
+            <w:pPr>
+              <w:jc w:val="left"/>
+            </w:pPr>
+            <w:r/>
+            <w:hyperlink r:id="rId172">
+              <w:r>
+                <w:rPr>
+                  <w:color w:val="0B4F9E"/>
+                  <w:sz w:val="16"/>
+                  <w:u w:val="single"/>
+                </w:rPr>
+                <w:t>An MLP Surrogate Model for Accelerated Well Placement Optimization in Hydrocarbon Reservoirs</w:t>
+              </w:r>
+            </w:hyperlink>
+          </w:p>
+        </w:tc>
+        <w:tc>
+          <w:tcPr>
+            <w:tcW w:type="dxa" w:w="1680"/>
+          </w:tcPr>
+          <w:p>
+            <w:pPr>
+              <w:jc w:val="left"/>
+            </w:pPr>
+            <w:r/>
+          </w:p>
+        </w:tc>
+        <w:tc>
+          <w:tcPr>
+            <w:tcW w:type="dxa" w:w="1680"/>
+          </w:tcPr>
+          <w:p>
+            <w:pPr>
+              <w:jc w:val="left"/>
+            </w:pPr>
+            <w:r/>
+          </w:p>
+        </w:tc>
+        <w:tc>
+          <w:tcPr>
+            <w:tcW w:type="dxa" w:w="1680"/>
+          </w:tcPr>
+          <w:p>
+            <w:pPr>
+              <w:jc w:val="left"/>
+            </w:pPr>
+            <w:r/>
+          </w:p>
+        </w:tc>
+        <w:tc>
+          <w:tcPr>
+            <w:tcW w:type="dxa" w:w="1680"/>
+          </w:tcPr>
+          <w:p>
+            <w:pPr>
+              <w:jc w:val="left"/>
+            </w:pPr>
+            <w:r/>
+            <w:r>
+              <w:rPr>
+                <w:sz w:val="16"/>
+              </w:rPr>
+              <w:t>2026-09-02</w:t>
+            </w:r>
+          </w:p>
+        </w:tc>
+        <w:tc>
+          <w:tcPr>
+            <w:tcW w:type="dxa" w:w="1680"/>
+          </w:tcPr>
+          <w:p>
+            <w:pPr>
+              <w:jc w:val="left"/>
+            </w:pPr>
+            <w:r/>
+            <w:hyperlink r:id="rId172">
+              <w:r>
+                <w:rPr>
+                  <w:color w:val="0B4F9E"/>
+                  <w:sz w:val="16"/>
+                  <w:u w:val="single"/>
+                </w:rPr>
+                <w:t>10.3997/2214-4609.202637085</w:t>
+              </w:r>
+            </w:hyperlink>
+          </w:p>
+        </w:tc>
+      </w:tr>
+      <w:tr>
+        <w:tc>
+          <w:tcPr>
+            <w:tcW w:type="dxa" w:w="1680"/>
+          </w:tcPr>
+          <w:p>
+            <w:pPr>
+              <w:jc w:val="left"/>
+            </w:pPr>
+            <w:r/>
+            <w:hyperlink r:id="rId173">
+              <w:r>
+                <w:rPr>
+                  <w:color w:val="0B4F9E"/>
+                  <w:sz w:val="16"/>
+                  <w:u w:val="single"/>
+                </w:rPr>
+                <w:t>Design of a real-time prediction device for lithium battery SOC based on BP neural network and STM32 chip</w:t>
+              </w:r>
+            </w:hyperlink>
+          </w:p>
+        </w:tc>
+        <w:tc>
+          <w:tcPr>
+            <w:tcW w:type="dxa" w:w="1680"/>
+          </w:tcPr>
+          <w:p>
+            <w:pPr>
+              <w:jc w:val="left"/>
+            </w:pPr>
+            <w:r/>
+          </w:p>
+        </w:tc>
+        <w:tc>
+          <w:tcPr>
+            <w:tcW w:type="dxa" w:w="1680"/>
+          </w:tcPr>
+          <w:p>
+            <w:pPr>
+              <w:jc w:val="left"/>
+            </w:pPr>
+            <w:r/>
+          </w:p>
+        </w:tc>
+        <w:tc>
+          <w:tcPr>
+            <w:tcW w:type="dxa" w:w="1680"/>
+          </w:tcPr>
+          <w:p>
+            <w:pPr>
+              <w:jc w:val="left"/>
+            </w:pPr>
+            <w:r/>
+          </w:p>
+        </w:tc>
+        <w:tc>
+          <w:tcPr>
+            <w:tcW w:type="dxa" w:w="1680"/>
+          </w:tcPr>
+          <w:p>
+            <w:pPr>
+              <w:jc w:val="left"/>
+            </w:pPr>
+            <w:r/>
+            <w:r>
+              <w:rPr>
+                <w:sz w:val="16"/>
+              </w:rPr>
+              <w:t>2026-09-02</w:t>
+            </w:r>
+          </w:p>
+        </w:tc>
+        <w:tc>
+          <w:tcPr>
+            <w:tcW w:type="dxa" w:w="1680"/>
+          </w:tcPr>
+          <w:p>
+            <w:pPr>
+              <w:jc w:val="left"/>
+            </w:pPr>
+            <w:r/>
+            <w:hyperlink r:id="rId173">
+              <w:r>
+                <w:rPr>
+                  <w:color w:val="0B4F9E"/>
+                  <w:sz w:val="16"/>
+                  <w:u w:val="single"/>
+                </w:rPr>
+                <w:t>10.1117/12.3122410</w:t>
+              </w:r>
+            </w:hyperlink>
+          </w:p>
+        </w:tc>
+      </w:tr>
+      <w:tr>
+        <w:tc>
+          <w:tcPr>
+            <w:tcW w:type="dxa" w:w="1680"/>
+          </w:tcPr>
+          <w:p>
+            <w:pPr>
+              <w:jc w:val="left"/>
+            </w:pPr>
+            <w:r/>
+            <w:hyperlink r:id="rId174">
+              <w:r>
+                <w:rPr>
+                  <w:color w:val="0B4F9E"/>
+                  <w:sz w:val="16"/>
+                  <w:u w:val="single"/>
+                </w:rPr>
+                <w:t>Deep Learning Surrogate Models for Multiscale, Time-Dependent Heat Transport in Geothermal Reservoirs</w:t>
+              </w:r>
+            </w:hyperlink>
+          </w:p>
+        </w:tc>
+        <w:tc>
+          <w:tcPr>
+            <w:tcW w:type="dxa" w:w="1680"/>
+          </w:tcPr>
+          <w:p>
+            <w:pPr>
+              <w:jc w:val="left"/>
+            </w:pPr>
+            <w:r/>
+          </w:p>
+        </w:tc>
+        <w:tc>
+          <w:tcPr>
+            <w:tcW w:type="dxa" w:w="1680"/>
+          </w:tcPr>
+          <w:p>
+            <w:pPr>
+              <w:jc w:val="left"/>
+            </w:pPr>
+            <w:r/>
+          </w:p>
+        </w:tc>
+        <w:tc>
+          <w:tcPr>
+            <w:tcW w:type="dxa" w:w="1680"/>
+          </w:tcPr>
+          <w:p>
+            <w:pPr>
+              <w:jc w:val="left"/>
+            </w:pPr>
+            <w:r/>
+          </w:p>
+        </w:tc>
+        <w:tc>
+          <w:tcPr>
+            <w:tcW w:type="dxa" w:w="1680"/>
+          </w:tcPr>
+          <w:p>
+            <w:pPr>
+              <w:jc w:val="left"/>
+            </w:pPr>
+            <w:r/>
+            <w:r>
+              <w:rPr>
+                <w:sz w:val="16"/>
+              </w:rPr>
+              <w:t>2026-09-02</w:t>
+            </w:r>
+          </w:p>
+        </w:tc>
+        <w:tc>
+          <w:tcPr>
+            <w:tcW w:type="dxa" w:w="1680"/>
+          </w:tcPr>
+          <w:p>
+            <w:pPr>
+              <w:jc w:val="left"/>
+            </w:pPr>
+            <w:r/>
+            <w:hyperlink r:id="rId174">
+              <w:r>
+                <w:rPr>
+                  <w:color w:val="0B4F9E"/>
+                  <w:sz w:val="16"/>
+                  <w:u w:val="single"/>
+                </w:rPr>
+                <w:t>10.3997/2214-4609.202637011</w:t>
               </w:r>
             </w:hyperlink>
           </w:p>
@@ -13445,7 +15327,7 @@
         <w:rPr>
           <w:b/>
         </w:rPr>
-        <w:t>100</w:t>
+        <w:t>116</w:t>
       </w:r>
     </w:p>
     <w:p>
@@ -13459,7 +15341,7 @@
         <w:rPr>
           <w:b/>
         </w:rPr>
-        <w:t>41</w:t>
+        <w:t>55</w:t>
       </w:r>
     </w:p>
     <w:p>
@@ -13473,7 +15355,7 @@
         <w:rPr>
           <w:b/>
         </w:rPr>
-        <w:t>117</w:t>
+        <w:t>136</w:t>
       </w:r>
     </w:p>
     <w:p>

--- a/NEEDS_DATA.docx
+++ b/NEEDS_DATA.docx
@@ -17,7 +17,7 @@
     </w:p>
     <w:p>
       <w:r>
-        <w:t xml:space="preserve">Generated 2026-09-02. Every field below was blank in the automated sources. Fill any of them in </w:t>
+        <w:t xml:space="preserve">Generated 2026-09-03. Every field below was blank in the automated sources. Fill any of them in </w:t>
       </w:r>
       <w:r>
         <w:rPr>
@@ -1387,7 +1387,7 @@
         <w:pStyle w:val="Heading2"/>
       </w:pPr>
       <w:r>
-        <w:t>Studies with no numeric performance figure (136 of 141)</w:t>
+        <w:t>Studies with no numeric performance figure (153 of 159)</w:t>
       </w:r>
     </w:p>
     <w:p>
@@ -1809,7 +1809,7 @@
               <w:rPr>
                 <w:sz w:val="16"/>
               </w:rPr>
-              <w:t>MEGNet, ALIGNN, CGCNN</w:t>
+              <w:t>ALIGNN, MEGNet, CGCNN</w:t>
             </w:r>
           </w:p>
         </w:tc>
@@ -2457,6 +2457,230 @@
                   <w:sz w:val="16"/>
                   <w:u w:val="single"/>
                 </w:rPr>
+                <w:t>Supplementary trained models for "Zn2+ phase engineering of the red fluoride phosphor K2TiF6:Mn4+" (Laser &amp; Photonics Re</w:t>
+              </w:r>
+            </w:hyperlink>
+          </w:p>
+        </w:tc>
+        <w:tc>
+          <w:tcPr>
+            <w:tcW w:type="dxa" w:w="1680"/>
+          </w:tcPr>
+          <w:p>
+            <w:pPr>
+              <w:jc w:val="left"/>
+            </w:pPr>
+            <w:r/>
+            <w:r>
+              <w:rPr>
+                <w:sz w:val="16"/>
+              </w:rPr>
+              <w:t>MACE</w:t>
+            </w:r>
+          </w:p>
+        </w:tc>
+        <w:tc>
+          <w:tcPr>
+            <w:tcW w:type="dxa" w:w="1680"/>
+          </w:tcPr>
+          <w:p>
+            <w:pPr>
+              <w:jc w:val="left"/>
+            </w:pPr>
+            <w:r/>
+            <w:r>
+              <w:rPr>
+                <w:sz w:val="16"/>
+              </w:rPr>
+              <w:t>K2TiF6, ZnCl2, TiF6</w:t>
+            </w:r>
+          </w:p>
+        </w:tc>
+        <w:tc>
+          <w:tcPr>
+            <w:tcW w:type="dxa" w:w="1680"/>
+          </w:tcPr>
+          <w:p>
+            <w:pPr>
+              <w:jc w:val="left"/>
+            </w:pPr>
+            <w:r/>
+            <w:r>
+              <w:rPr>
+                <w:sz w:val="16"/>
+              </w:rPr>
+              <w:t>MD, MLIP</w:t>
+            </w:r>
+          </w:p>
+        </w:tc>
+        <w:tc>
+          <w:tcPr>
+            <w:tcW w:type="dxa" w:w="1680"/>
+          </w:tcPr>
+          <w:p>
+            <w:pPr>
+              <w:jc w:val="left"/>
+            </w:pPr>
+            <w:r/>
+            <w:r>
+              <w:rPr>
+                <w:sz w:val="16"/>
+              </w:rPr>
+              <w:t>2026-09-01</w:t>
+            </w:r>
+          </w:p>
+        </w:tc>
+        <w:tc>
+          <w:tcPr>
+            <w:tcW w:type="dxa" w:w="1680"/>
+          </w:tcPr>
+          <w:p>
+            <w:pPr>
+              <w:jc w:val="left"/>
+            </w:pPr>
+            <w:r/>
+            <w:hyperlink r:id="rId42">
+              <w:r>
+                <w:rPr>
+                  <w:color w:val="0B4F9E"/>
+                  <w:sz w:val="16"/>
+                  <w:u w:val="single"/>
+                </w:rPr>
+                <w:t>10.5281/zenodo.22199074</w:t>
+              </w:r>
+            </w:hyperlink>
+          </w:p>
+        </w:tc>
+      </w:tr>
+      <w:tr>
+        <w:tc>
+          <w:tcPr>
+            <w:tcW w:type="dxa" w:w="1680"/>
+          </w:tcPr>
+          <w:p>
+            <w:pPr>
+              <w:jc w:val="left"/>
+            </w:pPr>
+            <w:r/>
+            <w:hyperlink r:id="rId43">
+              <w:r>
+                <w:rPr>
+                  <w:color w:val="0B4F9E"/>
+                  <w:sz w:val="16"/>
+                  <w:u w:val="single"/>
+                </w:rPr>
+                <w:t>Finite-temperature dynamic stability separates foundation machine-learning interatomic potentials that harmonic benchmar</w:t>
+              </w:r>
+            </w:hyperlink>
+          </w:p>
+        </w:tc>
+        <w:tc>
+          <w:tcPr>
+            <w:tcW w:type="dxa" w:w="1680"/>
+          </w:tcPr>
+          <w:p>
+            <w:pPr>
+              <w:jc w:val="left"/>
+            </w:pPr>
+            <w:r/>
+            <w:r>
+              <w:rPr>
+                <w:sz w:val="16"/>
+              </w:rPr>
+              <w:t>SevenNet-0, MACE-MP-0, MatterSim, CHGNet</w:t>
+            </w:r>
+          </w:p>
+        </w:tc>
+        <w:tc>
+          <w:tcPr>
+            <w:tcW w:type="dxa" w:w="1680"/>
+          </w:tcPr>
+          <w:p>
+            <w:pPr>
+              <w:jc w:val="left"/>
+            </w:pPr>
+            <w:r/>
+            <w:r>
+              <w:rPr>
+                <w:sz w:val="16"/>
+              </w:rPr>
+              <w:t>perovskite, halide perovskite, oxide, SrTiO3</w:t>
+            </w:r>
+          </w:p>
+        </w:tc>
+        <w:tc>
+          <w:tcPr>
+            <w:tcW w:type="dxa" w:w="1680"/>
+          </w:tcPr>
+          <w:p>
+            <w:pPr>
+              <w:jc w:val="left"/>
+            </w:pPr>
+            <w:r/>
+            <w:r>
+              <w:rPr>
+                <w:sz w:val="16"/>
+              </w:rPr>
+              <w:t>DFT, phonons, MLIP, free energy</w:t>
+            </w:r>
+          </w:p>
+        </w:tc>
+        <w:tc>
+          <w:tcPr>
+            <w:tcW w:type="dxa" w:w="1680"/>
+          </w:tcPr>
+          <w:p>
+            <w:pPr>
+              <w:jc w:val="left"/>
+            </w:pPr>
+            <w:r/>
+            <w:r>
+              <w:rPr>
+                <w:sz w:val="16"/>
+              </w:rPr>
+              <w:t>2026-09-03</w:t>
+            </w:r>
+          </w:p>
+        </w:tc>
+        <w:tc>
+          <w:tcPr>
+            <w:tcW w:type="dxa" w:w="1680"/>
+          </w:tcPr>
+          <w:p>
+            <w:pPr>
+              <w:jc w:val="left"/>
+            </w:pPr>
+            <w:r/>
+            <w:hyperlink r:id="rId43">
+              <w:r>
+                <w:rPr>
+                  <w:color w:val="0B4F9E"/>
+                  <w:sz w:val="16"/>
+                  <w:u w:val="single"/>
+                </w:rPr>
+                <w:t>10.26434/chemrxiv.15008248/v1</w:t>
+              </w:r>
+            </w:hyperlink>
+          </w:p>
+        </w:tc>
+      </w:tr>
+      <w:tr>
+        <w:tc>
+          <w:tcPr>
+            <w:tcW w:type="dxa" w:w="1680"/>
+          </w:tcPr>
+          <w:p>
+            <w:pPr>
+              <w:jc w:val="left"/>
+            </w:pPr>
+            <w:r/>
+            <w:hyperlink r:id="rId44">
+              <w:r>
+                <w:rPr>
+                  <w:color w:val="0B4F9E"/>
+                  <w:sz w:val="16"/>
+                  <w:u w:val="single"/>
+                </w:rPr>
                 <w:t>Universal Thermodynamic Interatomic Potentials for Crystalline Materials</w:t>
               </w:r>
             </w:hyperlink>
@@ -2533,7 +2757,7 @@
               <w:jc w:val="left"/>
             </w:pPr>
             <w:r/>
-            <w:hyperlink r:id="rId42">
+            <w:hyperlink r:id="rId44">
               <w:r>
                 <w:rPr>
                   <w:color w:val="0B4F9E"/>
@@ -2556,7 +2780,7 @@
               <w:jc w:val="left"/>
             </w:pPr>
             <w:r/>
-            <w:hyperlink r:id="rId43">
+            <w:hyperlink r:id="rId45">
               <w:r>
                 <w:rPr>
                   <w:color w:val="0B4F9E"/>
@@ -2627,212 +2851,6 @@
                 <w:sz w:val="16"/>
               </w:rPr>
               <w:t>2026-08-14</w:t>
-            </w:r>
-          </w:p>
-        </w:tc>
-        <w:tc>
-          <w:tcPr>
-            <w:tcW w:type="dxa" w:w="1680"/>
-          </w:tcPr>
-          <w:p>
-            <w:pPr>
-              <w:jc w:val="left"/>
-            </w:pPr>
-            <w:r/>
-            <w:hyperlink r:id="rId43">
-              <w:r>
-                <w:rPr>
-                  <w:color w:val="0B4F9E"/>
-                  <w:sz w:val="16"/>
-                  <w:u w:val="single"/>
-                </w:rPr>
-                <w:t>link</w:t>
-              </w:r>
-            </w:hyperlink>
-          </w:p>
-        </w:tc>
-      </w:tr>
-      <w:tr>
-        <w:tc>
-          <w:tcPr>
-            <w:tcW w:type="dxa" w:w="1680"/>
-          </w:tcPr>
-          <w:p>
-            <w:pPr>
-              <w:jc w:val="left"/>
-            </w:pPr>
-            <w:r/>
-            <w:hyperlink r:id="rId44">
-              <w:r>
-                <w:rPr>
-                  <w:color w:val="0B4F9E"/>
-                  <w:sz w:val="16"/>
-                  <w:u w:val="single"/>
-                </w:rPr>
-                <w:t>GRACE-OFF: A machine-learned interatomic potential for organic liquids using the GRACE architecture</w:t>
-              </w:r>
-            </w:hyperlink>
-          </w:p>
-        </w:tc>
-        <w:tc>
-          <w:tcPr>
-            <w:tcW w:type="dxa" w:w="1680"/>
-          </w:tcPr>
-          <w:p>
-            <w:pPr>
-              <w:jc w:val="left"/>
-            </w:pPr>
-            <w:r/>
-            <w:r>
-              <w:rPr>
-                <w:sz w:val="16"/>
-              </w:rPr>
-              <w:t>GRACE, MACE</w:t>
-            </w:r>
-          </w:p>
-        </w:tc>
-        <w:tc>
-          <w:tcPr>
-            <w:tcW w:type="dxa" w:w="1680"/>
-          </w:tcPr>
-          <w:p>
-            <w:pPr>
-              <w:jc w:val="left"/>
-            </w:pPr>
-            <w:r/>
-          </w:p>
-        </w:tc>
-        <w:tc>
-          <w:tcPr>
-            <w:tcW w:type="dxa" w:w="1680"/>
-          </w:tcPr>
-          <w:p>
-            <w:pPr>
-              <w:jc w:val="left"/>
-            </w:pPr>
-            <w:r/>
-            <w:r>
-              <w:rPr>
-                <w:sz w:val="16"/>
-              </w:rPr>
-              <w:t>MLIP</w:t>
-            </w:r>
-          </w:p>
-        </w:tc>
-        <w:tc>
-          <w:tcPr>
-            <w:tcW w:type="dxa" w:w="1680"/>
-          </w:tcPr>
-          <w:p>
-            <w:pPr>
-              <w:jc w:val="left"/>
-            </w:pPr>
-            <w:r/>
-            <w:r>
-              <w:rPr>
-                <w:sz w:val="16"/>
-              </w:rPr>
-              <w:t>2026-08-18</w:t>
-            </w:r>
-          </w:p>
-        </w:tc>
-        <w:tc>
-          <w:tcPr>
-            <w:tcW w:type="dxa" w:w="1680"/>
-          </w:tcPr>
-          <w:p>
-            <w:pPr>
-              <w:jc w:val="left"/>
-            </w:pPr>
-            <w:r/>
-            <w:hyperlink r:id="rId44">
-              <w:r>
-                <w:rPr>
-                  <w:color w:val="0B4F9E"/>
-                  <w:sz w:val="16"/>
-                  <w:u w:val="single"/>
-                </w:rPr>
-                <w:t>10.26434/chemrxiv.15001529/v2</w:t>
-              </w:r>
-            </w:hyperlink>
-          </w:p>
-        </w:tc>
-      </w:tr>
-      <w:tr>
-        <w:tc>
-          <w:tcPr>
-            <w:tcW w:type="dxa" w:w="1680"/>
-          </w:tcPr>
-          <w:p>
-            <w:pPr>
-              <w:jc w:val="left"/>
-            </w:pPr>
-            <w:r/>
-            <w:hyperlink r:id="rId45">
-              <w:r>
-                <w:rPr>
-                  <w:color w:val="0B4F9E"/>
-                  <w:sz w:val="16"/>
-                  <w:u w:val="single"/>
-                </w:rPr>
-                <w:t>How AI Coding Agents Can Unlock Materials Simulation with NVIDIA ALCHEMI Toolkit</w:t>
-              </w:r>
-            </w:hyperlink>
-          </w:p>
-        </w:tc>
-        <w:tc>
-          <w:tcPr>
-            <w:tcW w:type="dxa" w:w="1680"/>
-          </w:tcPr>
-          <w:p>
-            <w:pPr>
-              <w:jc w:val="left"/>
-            </w:pPr>
-            <w:r/>
-            <w:r>
-              <w:rPr>
-                <w:sz w:val="16"/>
-              </w:rPr>
-              <w:t>ALCHEMI</w:t>
-            </w:r>
-          </w:p>
-        </w:tc>
-        <w:tc>
-          <w:tcPr>
-            <w:tcW w:type="dxa" w:w="1680"/>
-          </w:tcPr>
-          <w:p>
-            <w:pPr>
-              <w:jc w:val="left"/>
-            </w:pPr>
-            <w:r/>
-          </w:p>
-        </w:tc>
-        <w:tc>
-          <w:tcPr>
-            <w:tcW w:type="dxa" w:w="1680"/>
-          </w:tcPr>
-          <w:p>
-            <w:pPr>
-              <w:jc w:val="left"/>
-            </w:pPr>
-            <w:r/>
-          </w:p>
-        </w:tc>
-        <w:tc>
-          <w:tcPr>
-            <w:tcW w:type="dxa" w:w="1680"/>
-          </w:tcPr>
-          <w:p>
-            <w:pPr>
-              <w:jc w:val="left"/>
-            </w:pPr>
-            <w:r/>
-            <w:r>
-              <w:rPr>
-                <w:sz w:val="16"/>
-              </w:rPr>
-              <w:t>2026-08-18</w:t>
             </w:r>
           </w:p>
         </w:tc>
@@ -2875,6 +2893,212 @@
                   <w:sz w:val="16"/>
                   <w:u w:val="single"/>
                 </w:rPr>
+                <w:t>GRACE-OFF: A machine-learned interatomic potential for organic liquids using the GRACE architecture</w:t>
+              </w:r>
+            </w:hyperlink>
+          </w:p>
+        </w:tc>
+        <w:tc>
+          <w:tcPr>
+            <w:tcW w:type="dxa" w:w="1680"/>
+          </w:tcPr>
+          <w:p>
+            <w:pPr>
+              <w:jc w:val="left"/>
+            </w:pPr>
+            <w:r/>
+            <w:r>
+              <w:rPr>
+                <w:sz w:val="16"/>
+              </w:rPr>
+              <w:t>GRACE, MACE</w:t>
+            </w:r>
+          </w:p>
+        </w:tc>
+        <w:tc>
+          <w:tcPr>
+            <w:tcW w:type="dxa" w:w="1680"/>
+          </w:tcPr>
+          <w:p>
+            <w:pPr>
+              <w:jc w:val="left"/>
+            </w:pPr>
+            <w:r/>
+          </w:p>
+        </w:tc>
+        <w:tc>
+          <w:tcPr>
+            <w:tcW w:type="dxa" w:w="1680"/>
+          </w:tcPr>
+          <w:p>
+            <w:pPr>
+              <w:jc w:val="left"/>
+            </w:pPr>
+            <w:r/>
+            <w:r>
+              <w:rPr>
+                <w:sz w:val="16"/>
+              </w:rPr>
+              <w:t>MLIP</w:t>
+            </w:r>
+          </w:p>
+        </w:tc>
+        <w:tc>
+          <w:tcPr>
+            <w:tcW w:type="dxa" w:w="1680"/>
+          </w:tcPr>
+          <w:p>
+            <w:pPr>
+              <w:jc w:val="left"/>
+            </w:pPr>
+            <w:r/>
+            <w:r>
+              <w:rPr>
+                <w:sz w:val="16"/>
+              </w:rPr>
+              <w:t>2026-08-18</w:t>
+            </w:r>
+          </w:p>
+        </w:tc>
+        <w:tc>
+          <w:tcPr>
+            <w:tcW w:type="dxa" w:w="1680"/>
+          </w:tcPr>
+          <w:p>
+            <w:pPr>
+              <w:jc w:val="left"/>
+            </w:pPr>
+            <w:r/>
+            <w:hyperlink r:id="rId46">
+              <w:r>
+                <w:rPr>
+                  <w:color w:val="0B4F9E"/>
+                  <w:sz w:val="16"/>
+                  <w:u w:val="single"/>
+                </w:rPr>
+                <w:t>10.26434/chemrxiv.15001529/v2</w:t>
+              </w:r>
+            </w:hyperlink>
+          </w:p>
+        </w:tc>
+      </w:tr>
+      <w:tr>
+        <w:tc>
+          <w:tcPr>
+            <w:tcW w:type="dxa" w:w="1680"/>
+          </w:tcPr>
+          <w:p>
+            <w:pPr>
+              <w:jc w:val="left"/>
+            </w:pPr>
+            <w:r/>
+            <w:hyperlink r:id="rId47">
+              <w:r>
+                <w:rPr>
+                  <w:color w:val="0B4F9E"/>
+                  <w:sz w:val="16"/>
+                  <w:u w:val="single"/>
+                </w:rPr>
+                <w:t>How AI Coding Agents Can Unlock Materials Simulation with NVIDIA ALCHEMI Toolkit</w:t>
+              </w:r>
+            </w:hyperlink>
+          </w:p>
+        </w:tc>
+        <w:tc>
+          <w:tcPr>
+            <w:tcW w:type="dxa" w:w="1680"/>
+          </w:tcPr>
+          <w:p>
+            <w:pPr>
+              <w:jc w:val="left"/>
+            </w:pPr>
+            <w:r/>
+            <w:r>
+              <w:rPr>
+                <w:sz w:val="16"/>
+              </w:rPr>
+              <w:t>ALCHEMI</w:t>
+            </w:r>
+          </w:p>
+        </w:tc>
+        <w:tc>
+          <w:tcPr>
+            <w:tcW w:type="dxa" w:w="1680"/>
+          </w:tcPr>
+          <w:p>
+            <w:pPr>
+              <w:jc w:val="left"/>
+            </w:pPr>
+            <w:r/>
+          </w:p>
+        </w:tc>
+        <w:tc>
+          <w:tcPr>
+            <w:tcW w:type="dxa" w:w="1680"/>
+          </w:tcPr>
+          <w:p>
+            <w:pPr>
+              <w:jc w:val="left"/>
+            </w:pPr>
+            <w:r/>
+          </w:p>
+        </w:tc>
+        <w:tc>
+          <w:tcPr>
+            <w:tcW w:type="dxa" w:w="1680"/>
+          </w:tcPr>
+          <w:p>
+            <w:pPr>
+              <w:jc w:val="left"/>
+            </w:pPr>
+            <w:r/>
+            <w:r>
+              <w:rPr>
+                <w:sz w:val="16"/>
+              </w:rPr>
+              <w:t>2026-08-18</w:t>
+            </w:r>
+          </w:p>
+        </w:tc>
+        <w:tc>
+          <w:tcPr>
+            <w:tcW w:type="dxa" w:w="1680"/>
+          </w:tcPr>
+          <w:p>
+            <w:pPr>
+              <w:jc w:val="left"/>
+            </w:pPr>
+            <w:r/>
+            <w:hyperlink r:id="rId47">
+              <w:r>
+                <w:rPr>
+                  <w:color w:val="0B4F9E"/>
+                  <w:sz w:val="16"/>
+                  <w:u w:val="single"/>
+                </w:rPr>
+                <w:t>link</w:t>
+              </w:r>
+            </w:hyperlink>
+          </w:p>
+        </w:tc>
+      </w:tr>
+      <w:tr>
+        <w:tc>
+          <w:tcPr>
+            <w:tcW w:type="dxa" w:w="1680"/>
+          </w:tcPr>
+          <w:p>
+            <w:pPr>
+              <w:jc w:val="left"/>
+            </w:pPr>
+            <w:r/>
+            <w:hyperlink r:id="rId48">
+              <w:r>
+                <w:rPr>
+                  <w:color w:val="0B4F9E"/>
+                  <w:sz w:val="16"/>
+                  <w:u w:val="single"/>
+                </w:rPr>
                 <w:t>Exploring celecoxib polymorph landscape using AIMNet2 machine learning interatomic potential</w:t>
               </w:r>
             </w:hyperlink>
@@ -2951,7 +3175,7 @@
               <w:jc w:val="left"/>
             </w:pPr>
             <w:r/>
-            <w:hyperlink r:id="rId46">
+            <w:hyperlink r:id="rId48">
               <w:r>
                 <w:rPr>
                   <w:color w:val="0B4F9E"/>
@@ -2974,7 +3198,7 @@
               <w:jc w:val="left"/>
             </w:pPr>
             <w:r/>
-            <w:hyperlink r:id="rId47">
+            <w:hyperlink r:id="rId49">
               <w:r>
                 <w:rPr>
                   <w:color w:val="0B4F9E"/>
@@ -3057,7 +3281,7 @@
               <w:jc w:val="left"/>
             </w:pPr>
             <w:r/>
-            <w:hyperlink r:id="rId47">
+            <w:hyperlink r:id="rId49">
               <w:r>
                 <w:rPr>
                   <w:color w:val="0B4F9E"/>
@@ -3080,7 +3304,7 @@
               <w:jc w:val="left"/>
             </w:pPr>
             <w:r/>
-            <w:hyperlink r:id="rId48">
+            <w:hyperlink r:id="rId50">
               <w:r>
                 <w:rPr>
                   <w:color w:val="0B4F9E"/>
@@ -3163,7 +3387,7 @@
               <w:jc w:val="left"/>
             </w:pPr>
             <w:r/>
-            <w:hyperlink r:id="rId48">
+            <w:hyperlink r:id="rId50">
               <w:r>
                 <w:rPr>
                   <w:color w:val="0B4F9E"/>
@@ -3186,7 +3410,7 @@
               <w:jc w:val="left"/>
             </w:pPr>
             <w:r/>
-            <w:hyperlink r:id="rId49">
+            <w:hyperlink r:id="rId51">
               <w:r>
                 <w:rPr>
                   <w:color w:val="0B4F9E"/>
@@ -3269,7 +3493,7 @@
               <w:jc w:val="left"/>
             </w:pPr>
             <w:r/>
-            <w:hyperlink r:id="rId49">
+            <w:hyperlink r:id="rId51">
               <w:r>
                 <w:rPr>
                   <w:color w:val="0B4F9E"/>
@@ -3292,7 +3516,7 @@
               <w:jc w:val="left"/>
             </w:pPr>
             <w:r/>
-            <w:hyperlink r:id="rId50">
+            <w:hyperlink r:id="rId52">
               <w:r>
                 <w:rPr>
                   <w:color w:val="0B4F9E"/>
@@ -3317,7 +3541,7 @@
               <w:rPr>
                 <w:sz w:val="16"/>
               </w:rPr>
-              <w:t>CHGNet, ALIGNN</w:t>
+              <w:t>ALIGNN, CHGNet</w:t>
             </w:r>
           </w:p>
         </w:tc>
@@ -3375,7 +3599,7 @@
               <w:jc w:val="left"/>
             </w:pPr>
             <w:r/>
-            <w:hyperlink r:id="rId50">
+            <w:hyperlink r:id="rId52">
               <w:r>
                 <w:rPr>
                   <w:color w:val="0B4F9E"/>
@@ -3398,7 +3622,7 @@
               <w:jc w:val="left"/>
             </w:pPr>
             <w:r/>
-            <w:hyperlink r:id="rId51">
+            <w:hyperlink r:id="rId53">
               <w:r>
                 <w:rPr>
                   <w:color w:val="0B4F9E"/>
@@ -3481,7 +3705,7 @@
               <w:jc w:val="left"/>
             </w:pPr>
             <w:r/>
-            <w:hyperlink r:id="rId51">
+            <w:hyperlink r:id="rId53">
               <w:r>
                 <w:rPr>
                   <w:color w:val="0B4F9E"/>
@@ -3504,7 +3728,7 @@
               <w:jc w:val="left"/>
             </w:pPr>
             <w:r/>
-            <w:hyperlink r:id="rId52">
+            <w:hyperlink r:id="rId54">
               <w:r>
                 <w:rPr>
                   <w:color w:val="0B4F9E"/>
@@ -3587,7 +3811,7 @@
               <w:jc w:val="left"/>
             </w:pPr>
             <w:r/>
-            <w:hyperlink r:id="rId52">
+            <w:hyperlink r:id="rId54">
               <w:r>
                 <w:rPr>
                   <w:color w:val="0B4F9E"/>
@@ -3610,7 +3834,7 @@
               <w:jc w:val="left"/>
             </w:pPr>
             <w:r/>
-            <w:hyperlink r:id="rId53">
+            <w:hyperlink r:id="rId55">
               <w:r>
                 <w:rPr>
                   <w:color w:val="0B4F9E"/>
@@ -3693,7 +3917,7 @@
               <w:jc w:val="left"/>
             </w:pPr>
             <w:r/>
-            <w:hyperlink r:id="rId53">
+            <w:hyperlink r:id="rId55">
               <w:r>
                 <w:rPr>
                   <w:color w:val="0B4F9E"/>
@@ -3716,7 +3940,7 @@
               <w:jc w:val="left"/>
             </w:pPr>
             <w:r/>
-            <w:hyperlink r:id="rId54">
+            <w:hyperlink r:id="rId56">
               <w:r>
                 <w:rPr>
                   <w:color w:val="0B4F9E"/>
@@ -3799,7 +4023,7 @@
               <w:jc w:val="left"/>
             </w:pPr>
             <w:r/>
-            <w:hyperlink r:id="rId54">
+            <w:hyperlink r:id="rId56">
               <w:r>
                 <w:rPr>
                   <w:color w:val="0B4F9E"/>
@@ -3822,7 +4046,7 @@
               <w:jc w:val="left"/>
             </w:pPr>
             <w:r/>
-            <w:hyperlink r:id="rId55">
+            <w:hyperlink r:id="rId57">
               <w:r>
                 <w:rPr>
                   <w:color w:val="0B4F9E"/>
@@ -3905,7 +4129,7 @@
               <w:jc w:val="left"/>
             </w:pPr>
             <w:r/>
-            <w:hyperlink r:id="rId55">
+            <w:hyperlink r:id="rId57">
               <w:r>
                 <w:rPr>
                   <w:color w:val="0B4F9E"/>
@@ -3928,7 +4152,7 @@
               <w:jc w:val="left"/>
             </w:pPr>
             <w:r/>
-            <w:hyperlink r:id="rId56">
+            <w:hyperlink r:id="rId58">
               <w:r>
                 <w:rPr>
                   <w:color w:val="0B4F9E"/>
@@ -4011,7 +4235,113 @@
               <w:jc w:val="left"/>
             </w:pPr>
             <w:r/>
-            <w:hyperlink r:id="rId56">
+            <w:hyperlink r:id="rId58">
+              <w:r>
+                <w:rPr>
+                  <w:color w:val="0B4F9E"/>
+                  <w:sz w:val="16"/>
+                  <w:u w:val="single"/>
+                </w:rPr>
+                <w:t>10.48550/arxiv.2609.00674</w:t>
+              </w:r>
+            </w:hyperlink>
+          </w:p>
+        </w:tc>
+      </w:tr>
+      <w:tr>
+        <w:tc>
+          <w:tcPr>
+            <w:tcW w:type="dxa" w:w="1680"/>
+          </w:tcPr>
+          <w:p>
+            <w:pPr>
+              <w:jc w:val="left"/>
+            </w:pPr>
+            <w:r/>
+            <w:hyperlink r:id="rId59">
+              <w:r>
+                <w:rPr>
+                  <w:color w:val="0B4F9E"/>
+                  <w:sz w:val="16"/>
+                  <w:u w:val="single"/>
+                </w:rPr>
+                <w:t>A Generalized Approach for Incorporating Geometry and Directionality into Coarse-Grained Machine-Learned Potentials</w:t>
+              </w:r>
+            </w:hyperlink>
+          </w:p>
+        </w:tc>
+        <w:tc>
+          <w:tcPr>
+            <w:tcW w:type="dxa" w:w="1680"/>
+          </w:tcPr>
+          <w:p>
+            <w:pPr>
+              <w:jc w:val="left"/>
+            </w:pPr>
+            <w:r/>
+            <w:r>
+              <w:rPr>
+                <w:sz w:val="16"/>
+              </w:rPr>
+              <w:t>MACE</w:t>
+            </w:r>
+          </w:p>
+        </w:tc>
+        <w:tc>
+          <w:tcPr>
+            <w:tcW w:type="dxa" w:w="1680"/>
+          </w:tcPr>
+          <w:p>
+            <w:pPr>
+              <w:jc w:val="left"/>
+            </w:pPr>
+            <w:r/>
+          </w:p>
+        </w:tc>
+        <w:tc>
+          <w:tcPr>
+            <w:tcW w:type="dxa" w:w="1680"/>
+          </w:tcPr>
+          <w:p>
+            <w:pPr>
+              <w:jc w:val="left"/>
+            </w:pPr>
+            <w:r/>
+            <w:r>
+              <w:rPr>
+                <w:sz w:val="16"/>
+              </w:rPr>
+              <w:t>MLIP</w:t>
+            </w:r>
+          </w:p>
+        </w:tc>
+        <w:tc>
+          <w:tcPr>
+            <w:tcW w:type="dxa" w:w="1680"/>
+          </w:tcPr>
+          <w:p>
+            <w:pPr>
+              <w:jc w:val="left"/>
+            </w:pPr>
+            <w:r/>
+            <w:r>
+              <w:rPr>
+                <w:sz w:val="16"/>
+              </w:rPr>
+              <w:t>2026-09-01</w:t>
+            </w:r>
+          </w:p>
+        </w:tc>
+        <w:tc>
+          <w:tcPr>
+            <w:tcW w:type="dxa" w:w="1680"/>
+          </w:tcPr>
+          <w:p>
+            <w:pPr>
+              <w:jc w:val="left"/>
+            </w:pPr>
+            <w:r/>
+            <w:hyperlink r:id="rId59">
               <w:r>
                 <w:rPr>
                   <w:color w:val="0B4F9E"/>
@@ -4034,7 +4364,7 @@
               <w:jc w:val="left"/>
             </w:pPr>
             <w:r/>
-            <w:hyperlink r:id="rId57">
+            <w:hyperlink r:id="rId60">
               <w:r>
                 <w:rPr>
                   <w:color w:val="0B4F9E"/>
@@ -4117,7 +4447,7 @@
               <w:jc w:val="left"/>
             </w:pPr>
             <w:r/>
-            <w:hyperlink r:id="rId57">
+            <w:hyperlink r:id="rId60">
               <w:r>
                 <w:rPr>
                   <w:color w:val="0B4F9E"/>
@@ -4140,7 +4470,7 @@
               <w:jc w:val="left"/>
             </w:pPr>
             <w:r/>
-            <w:hyperlink r:id="rId58">
+            <w:hyperlink r:id="rId61">
               <w:r>
                 <w:rPr>
                   <w:color w:val="0B4F9E"/>
@@ -4217,7 +4547,7 @@
               <w:jc w:val="left"/>
             </w:pPr>
             <w:r/>
-            <w:hyperlink r:id="rId58">
+            <w:hyperlink r:id="rId61">
               <w:r>
                 <w:rPr>
                   <w:color w:val="0B4F9E"/>
@@ -4240,7 +4570,7 @@
               <w:jc w:val="left"/>
             </w:pPr>
             <w:r/>
-            <w:hyperlink r:id="rId59">
+            <w:hyperlink r:id="rId62">
               <w:r>
                 <w:rPr>
                   <w:color w:val="0B4F9E"/>
@@ -4323,7 +4653,7 @@
               <w:jc w:val="left"/>
             </w:pPr>
             <w:r/>
-            <w:hyperlink r:id="rId59">
+            <w:hyperlink r:id="rId62">
               <w:r>
                 <w:rPr>
                   <w:color w:val="0B4F9E"/>
@@ -4346,7 +4676,7 @@
               <w:jc w:val="left"/>
             </w:pPr>
             <w:r/>
-            <w:hyperlink r:id="rId60">
+            <w:hyperlink r:id="rId63">
               <w:r>
                 <w:rPr>
                   <w:color w:val="0B4F9E"/>
@@ -4423,7 +4753,7 @@
               <w:jc w:val="left"/>
             </w:pPr>
             <w:r/>
-            <w:hyperlink r:id="rId60">
+            <w:hyperlink r:id="rId63">
               <w:r>
                 <w:rPr>
                   <w:color w:val="0B4F9E"/>
@@ -4446,7 +4776,7 @@
               <w:jc w:val="left"/>
             </w:pPr>
             <w:r/>
-            <w:hyperlink r:id="rId61">
+            <w:hyperlink r:id="rId64">
               <w:r>
                 <w:rPr>
                   <w:color w:val="0B4F9E"/>
@@ -4529,7 +4859,7 @@
               <w:jc w:val="left"/>
             </w:pPr>
             <w:r/>
-            <w:hyperlink r:id="rId61">
+            <w:hyperlink r:id="rId64">
               <w:r>
                 <w:rPr>
                   <w:color w:val="0B4F9E"/>
@@ -4552,7 +4882,7 @@
               <w:jc w:val="left"/>
             </w:pPr>
             <w:r/>
-            <w:hyperlink r:id="rId62">
+            <w:hyperlink r:id="rId65">
               <w:r>
                 <w:rPr>
                   <w:color w:val="0B4F9E"/>
@@ -4635,7 +4965,7 @@
               <w:jc w:val="left"/>
             </w:pPr>
             <w:r/>
-            <w:hyperlink r:id="rId62">
+            <w:hyperlink r:id="rId65">
               <w:r>
                 <w:rPr>
                   <w:color w:val="0B4F9E"/>
@@ -4658,7 +4988,7 @@
               <w:jc w:val="left"/>
             </w:pPr>
             <w:r/>
-            <w:hyperlink r:id="rId63">
+            <w:hyperlink r:id="rId66">
               <w:r>
                 <w:rPr>
                   <w:color w:val="0B4F9E"/>
@@ -4741,7 +5071,7 @@
               <w:jc w:val="left"/>
             </w:pPr>
             <w:r/>
-            <w:hyperlink r:id="rId63">
+            <w:hyperlink r:id="rId66">
               <w:r>
                 <w:rPr>
                   <w:color w:val="0B4F9E"/>
@@ -4764,7 +5094,7 @@
               <w:jc w:val="left"/>
             </w:pPr>
             <w:r/>
-            <w:hyperlink r:id="rId64">
+            <w:hyperlink r:id="rId67">
               <w:r>
                 <w:rPr>
                   <w:color w:val="0B4F9E"/>
@@ -4835,318 +5165,6 @@
                 <w:sz w:val="16"/>
               </w:rPr>
               <w:t>2026-08-18</w:t>
-            </w:r>
-          </w:p>
-        </w:tc>
-        <w:tc>
-          <w:tcPr>
-            <w:tcW w:type="dxa" w:w="1680"/>
-          </w:tcPr>
-          <w:p>
-            <w:pPr>
-              <w:jc w:val="left"/>
-            </w:pPr>
-            <w:r/>
-            <w:hyperlink r:id="rId64">
-              <w:r>
-                <w:rPr>
-                  <w:color w:val="0B4F9E"/>
-                  <w:sz w:val="16"/>
-                  <w:u w:val="single"/>
-                </w:rPr>
-                <w:t>link</w:t>
-              </w:r>
-            </w:hyperlink>
-          </w:p>
-        </w:tc>
-      </w:tr>
-      <w:tr>
-        <w:tc>
-          <w:tcPr>
-            <w:tcW w:type="dxa" w:w="1680"/>
-          </w:tcPr>
-          <w:p>
-            <w:pPr>
-              <w:jc w:val="left"/>
-            </w:pPr>
-            <w:r/>
-            <w:hyperlink r:id="rId65">
-              <w:r>
-                <w:rPr>
-                  <w:color w:val="0B4F9E"/>
-                  <w:sz w:val="16"/>
-                  <w:u w:val="single"/>
-                </w:rPr>
-                <w:t>Local Symmetry Breaking and Correlated Fluctuations in Quantum Materials from Atomistic Foundation Models</w:t>
-              </w:r>
-            </w:hyperlink>
-          </w:p>
-        </w:tc>
-        <w:tc>
-          <w:tcPr>
-            <w:tcW w:type="dxa" w:w="1680"/>
-          </w:tcPr>
-          <w:p>
-            <w:pPr>
-              <w:jc w:val="left"/>
-            </w:pPr>
-            <w:r/>
-          </w:p>
-        </w:tc>
-        <w:tc>
-          <w:tcPr>
-            <w:tcW w:type="dxa" w:w="1680"/>
-          </w:tcPr>
-          <w:p>
-            <w:pPr>
-              <w:jc w:val="left"/>
-            </w:pPr>
-            <w:r/>
-            <w:r>
-              <w:rPr>
-                <w:sz w:val="16"/>
-              </w:rPr>
-              <w:t>superconductor</w:t>
-            </w:r>
-          </w:p>
-        </w:tc>
-        <w:tc>
-          <w:tcPr>
-            <w:tcW w:type="dxa" w:w="1680"/>
-          </w:tcPr>
-          <w:p>
-            <w:pPr>
-              <w:jc w:val="left"/>
-            </w:pPr>
-            <w:r/>
-            <w:r>
-              <w:rPr>
-                <w:sz w:val="16"/>
-              </w:rPr>
-              <w:t>DFT, AIMD, MD, phonons</w:t>
-            </w:r>
-          </w:p>
-        </w:tc>
-        <w:tc>
-          <w:tcPr>
-            <w:tcW w:type="dxa" w:w="1680"/>
-          </w:tcPr>
-          <w:p>
-            <w:pPr>
-              <w:jc w:val="left"/>
-            </w:pPr>
-            <w:r/>
-            <w:r>
-              <w:rPr>
-                <w:sz w:val="16"/>
-              </w:rPr>
-              <w:t>2026-08-19</w:t>
-            </w:r>
-          </w:p>
-        </w:tc>
-        <w:tc>
-          <w:tcPr>
-            <w:tcW w:type="dxa" w:w="1680"/>
-          </w:tcPr>
-          <w:p>
-            <w:pPr>
-              <w:jc w:val="left"/>
-            </w:pPr>
-            <w:r/>
-            <w:hyperlink r:id="rId65">
-              <w:r>
-                <w:rPr>
-                  <w:color w:val="0B4F9E"/>
-                  <w:sz w:val="16"/>
-                  <w:u w:val="single"/>
-                </w:rPr>
-                <w:t>10.26434/chemrxiv.15001387/v2</w:t>
-              </w:r>
-            </w:hyperlink>
-          </w:p>
-        </w:tc>
-      </w:tr>
-      <w:tr>
-        <w:tc>
-          <w:tcPr>
-            <w:tcW w:type="dxa" w:w="1680"/>
-          </w:tcPr>
-          <w:p>
-            <w:pPr>
-              <w:jc w:val="left"/>
-            </w:pPr>
-            <w:r/>
-            <w:hyperlink r:id="rId66">
-              <w:r>
-                <w:rPr>
-                  <w:color w:val="0B4F9E"/>
-                  <w:sz w:val="16"/>
-                  <w:u w:val="single"/>
-                </w:rPr>
-                <w:t>Enhancing EBSD throughput of battery electrode materials using super-resolution generative adversarial networks</w:t>
-              </w:r>
-            </w:hyperlink>
-          </w:p>
-        </w:tc>
-        <w:tc>
-          <w:tcPr>
-            <w:tcW w:type="dxa" w:w="1680"/>
-          </w:tcPr>
-          <w:p>
-            <w:pPr>
-              <w:jc w:val="left"/>
-            </w:pPr>
-            <w:r/>
-          </w:p>
-        </w:tc>
-        <w:tc>
-          <w:tcPr>
-            <w:tcW w:type="dxa" w:w="1680"/>
-          </w:tcPr>
-          <w:p>
-            <w:pPr>
-              <w:jc w:val="left"/>
-            </w:pPr>
-            <w:r/>
-            <w:r>
-              <w:rPr>
-                <w:sz w:val="16"/>
-              </w:rPr>
-              <w:t>Li-ion battery</w:t>
-            </w:r>
-          </w:p>
-        </w:tc>
-        <w:tc>
-          <w:tcPr>
-            <w:tcW w:type="dxa" w:w="1680"/>
-          </w:tcPr>
-          <w:p>
-            <w:pPr>
-              <w:jc w:val="left"/>
-            </w:pPr>
-            <w:r/>
-          </w:p>
-        </w:tc>
-        <w:tc>
-          <w:tcPr>
-            <w:tcW w:type="dxa" w:w="1680"/>
-          </w:tcPr>
-          <w:p>
-            <w:pPr>
-              <w:jc w:val="left"/>
-            </w:pPr>
-            <w:r/>
-            <w:r>
-              <w:rPr>
-                <w:sz w:val="16"/>
-              </w:rPr>
-              <w:t>2026-08-19</w:t>
-            </w:r>
-          </w:p>
-        </w:tc>
-        <w:tc>
-          <w:tcPr>
-            <w:tcW w:type="dxa" w:w="1680"/>
-          </w:tcPr>
-          <w:p>
-            <w:pPr>
-              <w:jc w:val="left"/>
-            </w:pPr>
-            <w:r/>
-            <w:hyperlink r:id="rId66">
-              <w:r>
-                <w:rPr>
-                  <w:color w:val="0B4F9E"/>
-                  <w:sz w:val="16"/>
-                  <w:u w:val="single"/>
-                </w:rPr>
-                <w:t>link</w:t>
-              </w:r>
-            </w:hyperlink>
-          </w:p>
-        </w:tc>
-      </w:tr>
-      <w:tr>
-        <w:tc>
-          <w:tcPr>
-            <w:tcW w:type="dxa" w:w="1680"/>
-          </w:tcPr>
-          <w:p>
-            <w:pPr>
-              <w:jc w:val="left"/>
-            </w:pPr>
-            <w:r/>
-            <w:hyperlink r:id="rId67">
-              <w:r>
-                <w:rPr>
-                  <w:color w:val="0B4F9E"/>
-                  <w:sz w:val="16"/>
-                  <w:u w:val="single"/>
-                </w:rPr>
-                <w:t>JANUS: A Multi-modal Foundation Neural Sampler for Disordered Materials</w:t>
-              </w:r>
-            </w:hyperlink>
-          </w:p>
-        </w:tc>
-        <w:tc>
-          <w:tcPr>
-            <w:tcW w:type="dxa" w:w="1680"/>
-          </w:tcPr>
-          <w:p>
-            <w:pPr>
-              <w:jc w:val="left"/>
-            </w:pPr>
-            <w:r/>
-          </w:p>
-        </w:tc>
-        <w:tc>
-          <w:tcPr>
-            <w:tcW w:type="dxa" w:w="1680"/>
-          </w:tcPr>
-          <w:p>
-            <w:pPr>
-              <w:jc w:val="left"/>
-            </w:pPr>
-            <w:r/>
-            <w:r>
-              <w:rPr>
-                <w:sz w:val="16"/>
-              </w:rPr>
-              <w:t>alloy</w:t>
-            </w:r>
-          </w:p>
-        </w:tc>
-        <w:tc>
-          <w:tcPr>
-            <w:tcW w:type="dxa" w:w="1680"/>
-          </w:tcPr>
-          <w:p>
-            <w:pPr>
-              <w:jc w:val="left"/>
-            </w:pPr>
-            <w:r/>
-            <w:r>
-              <w:rPr>
-                <w:sz w:val="16"/>
-              </w:rPr>
-              <w:t>Monte Carlo</w:t>
-            </w:r>
-          </w:p>
-        </w:tc>
-        <w:tc>
-          <w:tcPr>
-            <w:tcW w:type="dxa" w:w="1680"/>
-          </w:tcPr>
-          <w:p>
-            <w:pPr>
-              <w:jc w:val="left"/>
-            </w:pPr>
-            <w:r/>
-            <w:r>
-              <w:rPr>
-                <w:sz w:val="16"/>
-              </w:rPr>
-              <w:t>2026-08-19</w:t>
             </w:r>
           </w:p>
         </w:tc>
@@ -5189,6 +5207,318 @@
                   <w:sz w:val="16"/>
                   <w:u w:val="single"/>
                 </w:rPr>
+                <w:t>Local Symmetry Breaking and Correlated Fluctuations in Quantum Materials from Atomistic Foundation Models</w:t>
+              </w:r>
+            </w:hyperlink>
+          </w:p>
+        </w:tc>
+        <w:tc>
+          <w:tcPr>
+            <w:tcW w:type="dxa" w:w="1680"/>
+          </w:tcPr>
+          <w:p>
+            <w:pPr>
+              <w:jc w:val="left"/>
+            </w:pPr>
+            <w:r/>
+          </w:p>
+        </w:tc>
+        <w:tc>
+          <w:tcPr>
+            <w:tcW w:type="dxa" w:w="1680"/>
+          </w:tcPr>
+          <w:p>
+            <w:pPr>
+              <w:jc w:val="left"/>
+            </w:pPr>
+            <w:r/>
+            <w:r>
+              <w:rPr>
+                <w:sz w:val="16"/>
+              </w:rPr>
+              <w:t>superconductor</w:t>
+            </w:r>
+          </w:p>
+        </w:tc>
+        <w:tc>
+          <w:tcPr>
+            <w:tcW w:type="dxa" w:w="1680"/>
+          </w:tcPr>
+          <w:p>
+            <w:pPr>
+              <w:jc w:val="left"/>
+            </w:pPr>
+            <w:r/>
+            <w:r>
+              <w:rPr>
+                <w:sz w:val="16"/>
+              </w:rPr>
+              <w:t>DFT, AIMD, MD, phonons</w:t>
+            </w:r>
+          </w:p>
+        </w:tc>
+        <w:tc>
+          <w:tcPr>
+            <w:tcW w:type="dxa" w:w="1680"/>
+          </w:tcPr>
+          <w:p>
+            <w:pPr>
+              <w:jc w:val="left"/>
+            </w:pPr>
+            <w:r/>
+            <w:r>
+              <w:rPr>
+                <w:sz w:val="16"/>
+              </w:rPr>
+              <w:t>2026-08-19</w:t>
+            </w:r>
+          </w:p>
+        </w:tc>
+        <w:tc>
+          <w:tcPr>
+            <w:tcW w:type="dxa" w:w="1680"/>
+          </w:tcPr>
+          <w:p>
+            <w:pPr>
+              <w:jc w:val="left"/>
+            </w:pPr>
+            <w:r/>
+            <w:hyperlink r:id="rId68">
+              <w:r>
+                <w:rPr>
+                  <w:color w:val="0B4F9E"/>
+                  <w:sz w:val="16"/>
+                  <w:u w:val="single"/>
+                </w:rPr>
+                <w:t>10.26434/chemrxiv.15001387/v2</w:t>
+              </w:r>
+            </w:hyperlink>
+          </w:p>
+        </w:tc>
+      </w:tr>
+      <w:tr>
+        <w:tc>
+          <w:tcPr>
+            <w:tcW w:type="dxa" w:w="1680"/>
+          </w:tcPr>
+          <w:p>
+            <w:pPr>
+              <w:jc w:val="left"/>
+            </w:pPr>
+            <w:r/>
+            <w:hyperlink r:id="rId69">
+              <w:r>
+                <w:rPr>
+                  <w:color w:val="0B4F9E"/>
+                  <w:sz w:val="16"/>
+                  <w:u w:val="single"/>
+                </w:rPr>
+                <w:t>Enhancing EBSD throughput of battery electrode materials using super-resolution generative adversarial networks</w:t>
+              </w:r>
+            </w:hyperlink>
+          </w:p>
+        </w:tc>
+        <w:tc>
+          <w:tcPr>
+            <w:tcW w:type="dxa" w:w="1680"/>
+          </w:tcPr>
+          <w:p>
+            <w:pPr>
+              <w:jc w:val="left"/>
+            </w:pPr>
+            <w:r/>
+          </w:p>
+        </w:tc>
+        <w:tc>
+          <w:tcPr>
+            <w:tcW w:type="dxa" w:w="1680"/>
+          </w:tcPr>
+          <w:p>
+            <w:pPr>
+              <w:jc w:val="left"/>
+            </w:pPr>
+            <w:r/>
+            <w:r>
+              <w:rPr>
+                <w:sz w:val="16"/>
+              </w:rPr>
+              <w:t>Li-ion battery</w:t>
+            </w:r>
+          </w:p>
+        </w:tc>
+        <w:tc>
+          <w:tcPr>
+            <w:tcW w:type="dxa" w:w="1680"/>
+          </w:tcPr>
+          <w:p>
+            <w:pPr>
+              <w:jc w:val="left"/>
+            </w:pPr>
+            <w:r/>
+          </w:p>
+        </w:tc>
+        <w:tc>
+          <w:tcPr>
+            <w:tcW w:type="dxa" w:w="1680"/>
+          </w:tcPr>
+          <w:p>
+            <w:pPr>
+              <w:jc w:val="left"/>
+            </w:pPr>
+            <w:r/>
+            <w:r>
+              <w:rPr>
+                <w:sz w:val="16"/>
+              </w:rPr>
+              <w:t>2026-08-19</w:t>
+            </w:r>
+          </w:p>
+        </w:tc>
+        <w:tc>
+          <w:tcPr>
+            <w:tcW w:type="dxa" w:w="1680"/>
+          </w:tcPr>
+          <w:p>
+            <w:pPr>
+              <w:jc w:val="left"/>
+            </w:pPr>
+            <w:r/>
+            <w:hyperlink r:id="rId69">
+              <w:r>
+                <w:rPr>
+                  <w:color w:val="0B4F9E"/>
+                  <w:sz w:val="16"/>
+                  <w:u w:val="single"/>
+                </w:rPr>
+                <w:t>link</w:t>
+              </w:r>
+            </w:hyperlink>
+          </w:p>
+        </w:tc>
+      </w:tr>
+      <w:tr>
+        <w:tc>
+          <w:tcPr>
+            <w:tcW w:type="dxa" w:w="1680"/>
+          </w:tcPr>
+          <w:p>
+            <w:pPr>
+              <w:jc w:val="left"/>
+            </w:pPr>
+            <w:r/>
+            <w:hyperlink r:id="rId70">
+              <w:r>
+                <w:rPr>
+                  <w:color w:val="0B4F9E"/>
+                  <w:sz w:val="16"/>
+                  <w:u w:val="single"/>
+                </w:rPr>
+                <w:t>JANUS: A Multi-modal Foundation Neural Sampler for Disordered Materials</w:t>
+              </w:r>
+            </w:hyperlink>
+          </w:p>
+        </w:tc>
+        <w:tc>
+          <w:tcPr>
+            <w:tcW w:type="dxa" w:w="1680"/>
+          </w:tcPr>
+          <w:p>
+            <w:pPr>
+              <w:jc w:val="left"/>
+            </w:pPr>
+            <w:r/>
+          </w:p>
+        </w:tc>
+        <w:tc>
+          <w:tcPr>
+            <w:tcW w:type="dxa" w:w="1680"/>
+          </w:tcPr>
+          <w:p>
+            <w:pPr>
+              <w:jc w:val="left"/>
+            </w:pPr>
+            <w:r/>
+            <w:r>
+              <w:rPr>
+                <w:sz w:val="16"/>
+              </w:rPr>
+              <w:t>alloy</w:t>
+            </w:r>
+          </w:p>
+        </w:tc>
+        <w:tc>
+          <w:tcPr>
+            <w:tcW w:type="dxa" w:w="1680"/>
+          </w:tcPr>
+          <w:p>
+            <w:pPr>
+              <w:jc w:val="left"/>
+            </w:pPr>
+            <w:r/>
+            <w:r>
+              <w:rPr>
+                <w:sz w:val="16"/>
+              </w:rPr>
+              <w:t>Monte Carlo</w:t>
+            </w:r>
+          </w:p>
+        </w:tc>
+        <w:tc>
+          <w:tcPr>
+            <w:tcW w:type="dxa" w:w="1680"/>
+          </w:tcPr>
+          <w:p>
+            <w:pPr>
+              <w:jc w:val="left"/>
+            </w:pPr>
+            <w:r/>
+            <w:r>
+              <w:rPr>
+                <w:sz w:val="16"/>
+              </w:rPr>
+              <w:t>2026-08-19</w:t>
+            </w:r>
+          </w:p>
+        </w:tc>
+        <w:tc>
+          <w:tcPr>
+            <w:tcW w:type="dxa" w:w="1680"/>
+          </w:tcPr>
+          <w:p>
+            <w:pPr>
+              <w:jc w:val="left"/>
+            </w:pPr>
+            <w:r/>
+            <w:hyperlink r:id="rId70">
+              <w:r>
+                <w:rPr>
+                  <w:color w:val="0B4F9E"/>
+                  <w:sz w:val="16"/>
+                  <w:u w:val="single"/>
+                </w:rPr>
+                <w:t>link</w:t>
+              </w:r>
+            </w:hyperlink>
+          </w:p>
+        </w:tc>
+      </w:tr>
+      <w:tr>
+        <w:tc>
+          <w:tcPr>
+            <w:tcW w:type="dxa" w:w="1680"/>
+          </w:tcPr>
+          <w:p>
+            <w:pPr>
+              <w:jc w:val="left"/>
+            </w:pPr>
+            <w:r/>
+            <w:hyperlink r:id="rId71">
+              <w:r>
+                <w:rPr>
+                  <w:color w:val="0B4F9E"/>
+                  <w:sz w:val="16"/>
+                  <w:u w:val="single"/>
+                </w:rPr>
                 <w:t>Lithium Layers Govern Wave-like Cross-Plane Transport and Thermal Anisotropy in LiCoO2</w:t>
               </w:r>
             </w:hyperlink>
@@ -5265,7 +5595,7 @@
               <w:jc w:val="left"/>
             </w:pPr>
             <w:r/>
-            <w:hyperlink r:id="rId68">
+            <w:hyperlink r:id="rId71">
               <w:r>
                 <w:rPr>
                   <w:color w:val="0B4F9E"/>
@@ -5288,7 +5618,7 @@
               <w:jc w:val="left"/>
             </w:pPr>
             <w:r/>
-            <w:hyperlink r:id="rId69">
+            <w:hyperlink r:id="rId72">
               <w:r>
                 <w:rPr>
                   <w:color w:val="0B4F9E"/>
@@ -5371,7 +5701,7 @@
               <w:jc w:val="left"/>
             </w:pPr>
             <w:r/>
-            <w:hyperlink r:id="rId69">
+            <w:hyperlink r:id="rId72">
               <w:r>
                 <w:rPr>
                   <w:color w:val="0B4F9E"/>
@@ -5394,7 +5724,7 @@
               <w:jc w:val="left"/>
             </w:pPr>
             <w:r/>
-            <w:hyperlink r:id="rId70">
+            <w:hyperlink r:id="rId73">
               <w:r>
                 <w:rPr>
                   <w:color w:val="0B4F9E"/>
@@ -5471,7 +5801,7 @@
               <w:jc w:val="left"/>
             </w:pPr>
             <w:r/>
-            <w:hyperlink r:id="rId70">
+            <w:hyperlink r:id="rId73">
               <w:r>
                 <w:rPr>
                   <w:color w:val="0B4F9E"/>
@@ -5494,7 +5824,7 @@
               <w:jc w:val="left"/>
             </w:pPr>
             <w:r/>
-            <w:hyperlink r:id="rId71">
+            <w:hyperlink r:id="rId74">
               <w:r>
                 <w:rPr>
                   <w:color w:val="0B4F9E"/>
@@ -5577,7 +5907,7 @@
               <w:jc w:val="left"/>
             </w:pPr>
             <w:r/>
-            <w:hyperlink r:id="rId71">
+            <w:hyperlink r:id="rId74">
               <w:r>
                 <w:rPr>
                   <w:color w:val="0B4F9E"/>
@@ -5600,7 +5930,7 @@
               <w:jc w:val="left"/>
             </w:pPr>
             <w:r/>
-            <w:hyperlink r:id="rId72">
+            <w:hyperlink r:id="rId75">
               <w:r>
                 <w:rPr>
                   <w:color w:val="0B4F9E"/>
@@ -5683,7 +6013,7 @@
               <w:jc w:val="left"/>
             </w:pPr>
             <w:r/>
-            <w:hyperlink r:id="rId72">
+            <w:hyperlink r:id="rId75">
               <w:r>
                 <w:rPr>
                   <w:color w:val="0B4F9E"/>
@@ -5706,7 +6036,7 @@
               <w:jc w:val="left"/>
             </w:pPr>
             <w:r/>
-            <w:hyperlink r:id="rId73">
+            <w:hyperlink r:id="rId76">
               <w:r>
                 <w:rPr>
                   <w:color w:val="0B4F9E"/>
@@ -5789,7 +6119,7 @@
               <w:jc w:val="left"/>
             </w:pPr>
             <w:r/>
-            <w:hyperlink r:id="rId73">
+            <w:hyperlink r:id="rId76">
               <w:r>
                 <w:rPr>
                   <w:color w:val="0B4F9E"/>
@@ -5812,7 +6142,7 @@
               <w:jc w:val="left"/>
             </w:pPr>
             <w:r/>
-            <w:hyperlink r:id="rId74">
+            <w:hyperlink r:id="rId77">
               <w:r>
                 <w:rPr>
                   <w:color w:val="0B4F9E"/>
@@ -5895,7 +6225,7 @@
               <w:jc w:val="left"/>
             </w:pPr>
             <w:r/>
-            <w:hyperlink r:id="rId74">
+            <w:hyperlink r:id="rId77">
               <w:r>
                 <w:rPr>
                   <w:color w:val="0B4F9E"/>
@@ -5918,7 +6248,7 @@
               <w:jc w:val="left"/>
             </w:pPr>
             <w:r/>
-            <w:hyperlink r:id="rId75">
+            <w:hyperlink r:id="rId78">
               <w:r>
                 <w:rPr>
                   <w:color w:val="0B4F9E"/>
@@ -6001,7 +6331,7 @@
               <w:jc w:val="left"/>
             </w:pPr>
             <w:r/>
-            <w:hyperlink r:id="rId75">
+            <w:hyperlink r:id="rId78">
               <w:r>
                 <w:rPr>
                   <w:color w:val="0B4F9E"/>
@@ -6024,7 +6354,7 @@
               <w:jc w:val="left"/>
             </w:pPr>
             <w:r/>
-            <w:hyperlink r:id="rId76">
+            <w:hyperlink r:id="rId79">
               <w:r>
                 <w:rPr>
                   <w:color w:val="0B4F9E"/>
@@ -6107,7 +6437,7 @@
               <w:jc w:val="left"/>
             </w:pPr>
             <w:r/>
-            <w:hyperlink r:id="rId76">
+            <w:hyperlink r:id="rId79">
               <w:r>
                 <w:rPr>
                   <w:color w:val="0B4F9E"/>
@@ -6130,7 +6460,7 @@
               <w:jc w:val="left"/>
             </w:pPr>
             <w:r/>
-            <w:hyperlink r:id="rId77">
+            <w:hyperlink r:id="rId80">
               <w:r>
                 <w:rPr>
                   <w:color w:val="0B4F9E"/>
@@ -6213,7 +6543,7 @@
               <w:jc w:val="left"/>
             </w:pPr>
             <w:r/>
-            <w:hyperlink r:id="rId77">
+            <w:hyperlink r:id="rId80">
               <w:r>
                 <w:rPr>
                   <w:color w:val="0B4F9E"/>
@@ -6236,7 +6566,7 @@
               <w:jc w:val="left"/>
             </w:pPr>
             <w:r/>
-            <w:hyperlink r:id="rId78">
+            <w:hyperlink r:id="rId81">
               <w:r>
                 <w:rPr>
                   <w:color w:val="0B4F9E"/>
@@ -6313,7 +6643,7 @@
               <w:jc w:val="left"/>
             </w:pPr>
             <w:r/>
-            <w:hyperlink r:id="rId78">
+            <w:hyperlink r:id="rId81">
               <w:r>
                 <w:rPr>
                   <w:color w:val="0B4F9E"/>
@@ -6336,7 +6666,7 @@
               <w:jc w:val="left"/>
             </w:pPr>
             <w:r/>
-            <w:hyperlink r:id="rId79">
+            <w:hyperlink r:id="rId82">
               <w:r>
                 <w:rPr>
                   <w:color w:val="0B4F9E"/>
@@ -6419,7 +6749,7 @@
               <w:jc w:val="left"/>
             </w:pPr>
             <w:r/>
-            <w:hyperlink r:id="rId79">
+            <w:hyperlink r:id="rId82">
               <w:r>
                 <w:rPr>
                   <w:color w:val="0B4F9E"/>
@@ -6442,7 +6772,7 @@
               <w:jc w:val="left"/>
             </w:pPr>
             <w:r/>
-            <w:hyperlink r:id="rId80">
+            <w:hyperlink r:id="rId83">
               <w:r>
                 <w:rPr>
                   <w:color w:val="0B4F9E"/>
@@ -6525,7 +6855,7 @@
               <w:jc w:val="left"/>
             </w:pPr>
             <w:r/>
-            <w:hyperlink r:id="rId80">
+            <w:hyperlink r:id="rId83">
               <w:r>
                 <w:rPr>
                   <w:color w:val="0B4F9E"/>
@@ -6548,7 +6878,7 @@
               <w:jc w:val="left"/>
             </w:pPr>
             <w:r/>
-            <w:hyperlink r:id="rId81">
+            <w:hyperlink r:id="rId84">
               <w:r>
                 <w:rPr>
                   <w:color w:val="0B4F9E"/>
@@ -6625,7 +6955,7 @@
               <w:jc w:val="left"/>
             </w:pPr>
             <w:r/>
-            <w:hyperlink r:id="rId81">
+            <w:hyperlink r:id="rId84">
               <w:r>
                 <w:rPr>
                   <w:color w:val="0B4F9E"/>
@@ -6648,7 +6978,7 @@
               <w:jc w:val="left"/>
             </w:pPr>
             <w:r/>
-            <w:hyperlink r:id="rId82">
+            <w:hyperlink r:id="rId85">
               <w:r>
                 <w:rPr>
                   <w:color w:val="0B4F9E"/>
@@ -6731,7 +7061,7 @@
               <w:jc w:val="left"/>
             </w:pPr>
             <w:r/>
-            <w:hyperlink r:id="rId82">
+            <w:hyperlink r:id="rId85">
               <w:r>
                 <w:rPr>
                   <w:color w:val="0B4F9E"/>
@@ -6754,7 +7084,7 @@
               <w:jc w:val="left"/>
             </w:pPr>
             <w:r/>
-            <w:hyperlink r:id="rId83">
+            <w:hyperlink r:id="rId86">
               <w:r>
                 <w:rPr>
                   <w:color w:val="0B4F9E"/>
@@ -6837,7 +7167,7 @@
               <w:jc w:val="left"/>
             </w:pPr>
             <w:r/>
-            <w:hyperlink r:id="rId83">
+            <w:hyperlink r:id="rId86">
               <w:r>
                 <w:rPr>
                   <w:color w:val="0B4F9E"/>
@@ -6860,7 +7190,7 @@
               <w:jc w:val="left"/>
             </w:pPr>
             <w:r/>
-            <w:hyperlink r:id="rId84">
+            <w:hyperlink r:id="rId87">
               <w:r>
                 <w:rPr>
                   <w:color w:val="0B4F9E"/>
@@ -6937,7 +7267,7 @@
               <w:jc w:val="left"/>
             </w:pPr>
             <w:r/>
-            <w:hyperlink r:id="rId84">
+            <w:hyperlink r:id="rId87">
               <w:r>
                 <w:rPr>
                   <w:color w:val="0B4F9E"/>
@@ -6960,7 +7290,7 @@
               <w:jc w:val="left"/>
             </w:pPr>
             <w:r/>
-            <w:hyperlink r:id="rId85">
+            <w:hyperlink r:id="rId88">
               <w:r>
                 <w:rPr>
                   <w:color w:val="0B4F9E"/>
@@ -7043,7 +7373,7 @@
               <w:jc w:val="left"/>
             </w:pPr>
             <w:r/>
-            <w:hyperlink r:id="rId85">
+            <w:hyperlink r:id="rId88">
               <w:r>
                 <w:rPr>
                   <w:color w:val="0B4F9E"/>
@@ -7066,7 +7396,7 @@
               <w:jc w:val="left"/>
             </w:pPr>
             <w:r/>
-            <w:hyperlink r:id="rId86">
+            <w:hyperlink r:id="rId89">
               <w:r>
                 <w:rPr>
                   <w:color w:val="0B4F9E"/>
@@ -7143,7 +7473,7 @@
               <w:jc w:val="left"/>
             </w:pPr>
             <w:r/>
-            <w:hyperlink r:id="rId86">
+            <w:hyperlink r:id="rId89">
               <w:r>
                 <w:rPr>
                   <w:color w:val="0B4F9E"/>
@@ -7166,7 +7496,7 @@
               <w:jc w:val="left"/>
             </w:pPr>
             <w:r/>
-            <w:hyperlink r:id="rId87">
+            <w:hyperlink r:id="rId90">
               <w:r>
                 <w:rPr>
                   <w:color w:val="0B4F9E"/>
@@ -7249,7 +7579,7 @@
               <w:jc w:val="left"/>
             </w:pPr>
             <w:r/>
-            <w:hyperlink r:id="rId87">
+            <w:hyperlink r:id="rId90">
               <w:r>
                 <w:rPr>
                   <w:color w:val="0B4F9E"/>
@@ -7272,7 +7602,7 @@
               <w:jc w:val="left"/>
             </w:pPr>
             <w:r/>
-            <w:hyperlink r:id="rId88">
+            <w:hyperlink r:id="rId91">
               <w:r>
                 <w:rPr>
                   <w:color w:val="0B4F9E"/>
@@ -7355,7 +7685,7 @@
               <w:jc w:val="left"/>
             </w:pPr>
             <w:r/>
-            <w:hyperlink r:id="rId88">
+            <w:hyperlink r:id="rId91">
               <w:r>
                 <w:rPr>
                   <w:color w:val="0B4F9E"/>
@@ -7378,7 +7708,7 @@
               <w:jc w:val="left"/>
             </w:pPr>
             <w:r/>
-            <w:hyperlink r:id="rId89">
+            <w:hyperlink r:id="rId92">
               <w:r>
                 <w:rPr>
                   <w:color w:val="0B4F9E"/>
@@ -7433,306 +7763,6 @@
               </w:rPr>
               <w:t>r2SCAN, DFT, MLIP</w:t>
             </w:r>
-          </w:p>
-        </w:tc>
-        <w:tc>
-          <w:tcPr>
-            <w:tcW w:type="dxa" w:w="1680"/>
-          </w:tcPr>
-          <w:p>
-            <w:pPr>
-              <w:jc w:val="left"/>
-            </w:pPr>
-            <w:r/>
-            <w:r>
-              <w:rPr>
-                <w:sz w:val="16"/>
-              </w:rPr>
-              <w:t>2026-08-28</w:t>
-            </w:r>
-          </w:p>
-        </w:tc>
-        <w:tc>
-          <w:tcPr>
-            <w:tcW w:type="dxa" w:w="1680"/>
-          </w:tcPr>
-          <w:p>
-            <w:pPr>
-              <w:jc w:val="left"/>
-            </w:pPr>
-            <w:r/>
-            <w:hyperlink r:id="rId89">
-              <w:r>
-                <w:rPr>
-                  <w:color w:val="0B4F9E"/>
-                  <w:sz w:val="16"/>
-                  <w:u w:val="single"/>
-                </w:rPr>
-                <w:t>link</w:t>
-              </w:r>
-            </w:hyperlink>
-          </w:p>
-        </w:tc>
-      </w:tr>
-      <w:tr>
-        <w:tc>
-          <w:tcPr>
-            <w:tcW w:type="dxa" w:w="1680"/>
-          </w:tcPr>
-          <w:p>
-            <w:pPr>
-              <w:jc w:val="left"/>
-            </w:pPr>
-            <w:r/>
-            <w:hyperlink r:id="rId90">
-              <w:r>
-                <w:rPr>
-                  <w:color w:val="0B4F9E"/>
-                  <w:sz w:val="16"/>
-                  <w:u w:val="single"/>
-                </w:rPr>
-                <w:t>Work Function and High-Coverage Adsorption Energy as Hydrogen-Evolution Descriptors on Ag-Au-Pd-Pt Alloys</w:t>
-              </w:r>
-            </w:hyperlink>
-          </w:p>
-        </w:tc>
-        <w:tc>
-          <w:tcPr>
-            <w:tcW w:type="dxa" w:w="1680"/>
-          </w:tcPr>
-          <w:p>
-            <w:pPr>
-              <w:jc w:val="left"/>
-            </w:pPr>
-            <w:r/>
-          </w:p>
-        </w:tc>
-        <w:tc>
-          <w:tcPr>
-            <w:tcW w:type="dxa" w:w="1680"/>
-          </w:tcPr>
-          <w:p>
-            <w:pPr>
-              <w:jc w:val="left"/>
-            </w:pPr>
-            <w:r/>
-            <w:r>
-              <w:rPr>
-                <w:sz w:val="16"/>
-              </w:rPr>
-              <w:t>alloy</w:t>
-            </w:r>
-          </w:p>
-        </w:tc>
-        <w:tc>
-          <w:tcPr>
-            <w:tcW w:type="dxa" w:w="1680"/>
-          </w:tcPr>
-          <w:p>
-            <w:pPr>
-              <w:jc w:val="left"/>
-            </w:pPr>
-            <w:r/>
-          </w:p>
-        </w:tc>
-        <w:tc>
-          <w:tcPr>
-            <w:tcW w:type="dxa" w:w="1680"/>
-          </w:tcPr>
-          <w:p>
-            <w:pPr>
-              <w:jc w:val="left"/>
-            </w:pPr>
-            <w:r/>
-            <w:r>
-              <w:rPr>
-                <w:sz w:val="16"/>
-              </w:rPr>
-              <w:t>2026-08-28</w:t>
-            </w:r>
-          </w:p>
-        </w:tc>
-        <w:tc>
-          <w:tcPr>
-            <w:tcW w:type="dxa" w:w="1680"/>
-          </w:tcPr>
-          <w:p>
-            <w:pPr>
-              <w:jc w:val="left"/>
-            </w:pPr>
-            <w:r/>
-            <w:hyperlink r:id="rId90">
-              <w:r>
-                <w:rPr>
-                  <w:color w:val="0B4F9E"/>
-                  <w:sz w:val="16"/>
-                  <w:u w:val="single"/>
-                </w:rPr>
-                <w:t>link</w:t>
-              </w:r>
-            </w:hyperlink>
-          </w:p>
-        </w:tc>
-      </w:tr>
-      <w:tr>
-        <w:tc>
-          <w:tcPr>
-            <w:tcW w:type="dxa" w:w="1680"/>
-          </w:tcPr>
-          <w:p>
-            <w:pPr>
-              <w:jc w:val="left"/>
-            </w:pPr>
-            <w:r/>
-            <w:hyperlink r:id="rId91">
-              <w:r>
-                <w:rPr>
-                  <w:color w:val="0B4F9E"/>
-                  <w:sz w:val="16"/>
-                  <w:u w:val="single"/>
-                </w:rPr>
-                <w:t>Compact Variational Neural Networks for Spectral Inference from a Single Nonlinear 2D Perovskite Photodetector</w:t>
-              </w:r>
-            </w:hyperlink>
-          </w:p>
-        </w:tc>
-        <w:tc>
-          <w:tcPr>
-            <w:tcW w:type="dxa" w:w="1680"/>
-          </w:tcPr>
-          <w:p>
-            <w:pPr>
-              <w:jc w:val="left"/>
-            </w:pPr>
-            <w:r/>
-          </w:p>
-        </w:tc>
-        <w:tc>
-          <w:tcPr>
-            <w:tcW w:type="dxa" w:w="1680"/>
-          </w:tcPr>
-          <w:p>
-            <w:pPr>
-              <w:jc w:val="left"/>
-            </w:pPr>
-            <w:r/>
-            <w:r>
-              <w:rPr>
-                <w:sz w:val="16"/>
-              </w:rPr>
-              <w:t>perovskite</w:t>
-            </w:r>
-          </w:p>
-        </w:tc>
-        <w:tc>
-          <w:tcPr>
-            <w:tcW w:type="dxa" w:w="1680"/>
-          </w:tcPr>
-          <w:p>
-            <w:pPr>
-              <w:jc w:val="left"/>
-            </w:pPr>
-            <w:r/>
-          </w:p>
-        </w:tc>
-        <w:tc>
-          <w:tcPr>
-            <w:tcW w:type="dxa" w:w="1680"/>
-          </w:tcPr>
-          <w:p>
-            <w:pPr>
-              <w:jc w:val="left"/>
-            </w:pPr>
-            <w:r/>
-            <w:r>
-              <w:rPr>
-                <w:sz w:val="16"/>
-              </w:rPr>
-              <w:t>2026-08-28</w:t>
-            </w:r>
-          </w:p>
-        </w:tc>
-        <w:tc>
-          <w:tcPr>
-            <w:tcW w:type="dxa" w:w="1680"/>
-          </w:tcPr>
-          <w:p>
-            <w:pPr>
-              <w:jc w:val="left"/>
-            </w:pPr>
-            <w:r/>
-            <w:hyperlink r:id="rId91">
-              <w:r>
-                <w:rPr>
-                  <w:color w:val="0B4F9E"/>
-                  <w:sz w:val="16"/>
-                  <w:u w:val="single"/>
-                </w:rPr>
-                <w:t>link</w:t>
-              </w:r>
-            </w:hyperlink>
-          </w:p>
-        </w:tc>
-      </w:tr>
-      <w:tr>
-        <w:tc>
-          <w:tcPr>
-            <w:tcW w:type="dxa" w:w="1680"/>
-          </w:tcPr>
-          <w:p>
-            <w:pPr>
-              <w:jc w:val="left"/>
-            </w:pPr>
-            <w:r/>
-            <w:hyperlink r:id="rId92">
-              <w:r>
-                <w:rPr>
-                  <w:color w:val="0B4F9E"/>
-                  <w:sz w:val="16"/>
-                  <w:u w:val="single"/>
-                </w:rPr>
-                <w:t>QUBO-Compatible Active Learning for Inverse Design of High-Entropy Alloys</w:t>
-              </w:r>
-            </w:hyperlink>
-          </w:p>
-        </w:tc>
-        <w:tc>
-          <w:tcPr>
-            <w:tcW w:type="dxa" w:w="1680"/>
-          </w:tcPr>
-          <w:p>
-            <w:pPr>
-              <w:jc w:val="left"/>
-            </w:pPr>
-            <w:r/>
-          </w:p>
-        </w:tc>
-        <w:tc>
-          <w:tcPr>
-            <w:tcW w:type="dxa" w:w="1680"/>
-          </w:tcPr>
-          <w:p>
-            <w:pPr>
-              <w:jc w:val="left"/>
-            </w:pPr>
-            <w:r/>
-            <w:r>
-              <w:rPr>
-                <w:sz w:val="16"/>
-              </w:rPr>
-              <w:t>alloy</w:t>
-            </w:r>
-          </w:p>
-        </w:tc>
-        <w:tc>
-          <w:tcPr>
-            <w:tcW w:type="dxa" w:w="1680"/>
-          </w:tcPr>
-          <w:p>
-            <w:pPr>
-              <w:jc w:val="left"/>
-            </w:pPr>
-            <w:r/>
           </w:p>
         </w:tc>
         <w:tc>
@@ -7791,7 +7821,7 @@
                   <w:sz w:val="16"/>
                   <w:u w:val="single"/>
                 </w:rPr>
-                <w:t>Atomistic simulations of high-entropy alloys: from density functional theory to machine-learning interatomic potentials</w:t>
+                <w:t>Work Function and High-Coverage Adsorption Energy as Hydrogen-Evolution Descriptors on Ag-Au-Pd-Pt Alloys</w:t>
               </w:r>
             </w:hyperlink>
           </w:p>
@@ -7833,6 +7863,306 @@
               <w:jc w:val="left"/>
             </w:pPr>
             <w:r/>
+          </w:p>
+        </w:tc>
+        <w:tc>
+          <w:tcPr>
+            <w:tcW w:type="dxa" w:w="1680"/>
+          </w:tcPr>
+          <w:p>
+            <w:pPr>
+              <w:jc w:val="left"/>
+            </w:pPr>
+            <w:r/>
+            <w:r>
+              <w:rPr>
+                <w:sz w:val="16"/>
+              </w:rPr>
+              <w:t>2026-08-28</w:t>
+            </w:r>
+          </w:p>
+        </w:tc>
+        <w:tc>
+          <w:tcPr>
+            <w:tcW w:type="dxa" w:w="1680"/>
+          </w:tcPr>
+          <w:p>
+            <w:pPr>
+              <w:jc w:val="left"/>
+            </w:pPr>
+            <w:r/>
+            <w:hyperlink r:id="rId93">
+              <w:r>
+                <w:rPr>
+                  <w:color w:val="0B4F9E"/>
+                  <w:sz w:val="16"/>
+                  <w:u w:val="single"/>
+                </w:rPr>
+                <w:t>link</w:t>
+              </w:r>
+            </w:hyperlink>
+          </w:p>
+        </w:tc>
+      </w:tr>
+      <w:tr>
+        <w:tc>
+          <w:tcPr>
+            <w:tcW w:type="dxa" w:w="1680"/>
+          </w:tcPr>
+          <w:p>
+            <w:pPr>
+              <w:jc w:val="left"/>
+            </w:pPr>
+            <w:r/>
+            <w:hyperlink r:id="rId94">
+              <w:r>
+                <w:rPr>
+                  <w:color w:val="0B4F9E"/>
+                  <w:sz w:val="16"/>
+                  <w:u w:val="single"/>
+                </w:rPr>
+                <w:t>Compact Variational Neural Networks for Spectral Inference from a Single Nonlinear 2D Perovskite Photodetector</w:t>
+              </w:r>
+            </w:hyperlink>
+          </w:p>
+        </w:tc>
+        <w:tc>
+          <w:tcPr>
+            <w:tcW w:type="dxa" w:w="1680"/>
+          </w:tcPr>
+          <w:p>
+            <w:pPr>
+              <w:jc w:val="left"/>
+            </w:pPr>
+            <w:r/>
+          </w:p>
+        </w:tc>
+        <w:tc>
+          <w:tcPr>
+            <w:tcW w:type="dxa" w:w="1680"/>
+          </w:tcPr>
+          <w:p>
+            <w:pPr>
+              <w:jc w:val="left"/>
+            </w:pPr>
+            <w:r/>
+            <w:r>
+              <w:rPr>
+                <w:sz w:val="16"/>
+              </w:rPr>
+              <w:t>perovskite</w:t>
+            </w:r>
+          </w:p>
+        </w:tc>
+        <w:tc>
+          <w:tcPr>
+            <w:tcW w:type="dxa" w:w="1680"/>
+          </w:tcPr>
+          <w:p>
+            <w:pPr>
+              <w:jc w:val="left"/>
+            </w:pPr>
+            <w:r/>
+          </w:p>
+        </w:tc>
+        <w:tc>
+          <w:tcPr>
+            <w:tcW w:type="dxa" w:w="1680"/>
+          </w:tcPr>
+          <w:p>
+            <w:pPr>
+              <w:jc w:val="left"/>
+            </w:pPr>
+            <w:r/>
+            <w:r>
+              <w:rPr>
+                <w:sz w:val="16"/>
+              </w:rPr>
+              <w:t>2026-08-28</w:t>
+            </w:r>
+          </w:p>
+        </w:tc>
+        <w:tc>
+          <w:tcPr>
+            <w:tcW w:type="dxa" w:w="1680"/>
+          </w:tcPr>
+          <w:p>
+            <w:pPr>
+              <w:jc w:val="left"/>
+            </w:pPr>
+            <w:r/>
+            <w:hyperlink r:id="rId94">
+              <w:r>
+                <w:rPr>
+                  <w:color w:val="0B4F9E"/>
+                  <w:sz w:val="16"/>
+                  <w:u w:val="single"/>
+                </w:rPr>
+                <w:t>link</w:t>
+              </w:r>
+            </w:hyperlink>
+          </w:p>
+        </w:tc>
+      </w:tr>
+      <w:tr>
+        <w:tc>
+          <w:tcPr>
+            <w:tcW w:type="dxa" w:w="1680"/>
+          </w:tcPr>
+          <w:p>
+            <w:pPr>
+              <w:jc w:val="left"/>
+            </w:pPr>
+            <w:r/>
+            <w:hyperlink r:id="rId95">
+              <w:r>
+                <w:rPr>
+                  <w:color w:val="0B4F9E"/>
+                  <w:sz w:val="16"/>
+                  <w:u w:val="single"/>
+                </w:rPr>
+                <w:t>QUBO-Compatible Active Learning for Inverse Design of High-Entropy Alloys</w:t>
+              </w:r>
+            </w:hyperlink>
+          </w:p>
+        </w:tc>
+        <w:tc>
+          <w:tcPr>
+            <w:tcW w:type="dxa" w:w="1680"/>
+          </w:tcPr>
+          <w:p>
+            <w:pPr>
+              <w:jc w:val="left"/>
+            </w:pPr>
+            <w:r/>
+          </w:p>
+        </w:tc>
+        <w:tc>
+          <w:tcPr>
+            <w:tcW w:type="dxa" w:w="1680"/>
+          </w:tcPr>
+          <w:p>
+            <w:pPr>
+              <w:jc w:val="left"/>
+            </w:pPr>
+            <w:r/>
+            <w:r>
+              <w:rPr>
+                <w:sz w:val="16"/>
+              </w:rPr>
+              <w:t>alloy</w:t>
+            </w:r>
+          </w:p>
+        </w:tc>
+        <w:tc>
+          <w:tcPr>
+            <w:tcW w:type="dxa" w:w="1680"/>
+          </w:tcPr>
+          <w:p>
+            <w:pPr>
+              <w:jc w:val="left"/>
+            </w:pPr>
+            <w:r/>
+          </w:p>
+        </w:tc>
+        <w:tc>
+          <w:tcPr>
+            <w:tcW w:type="dxa" w:w="1680"/>
+          </w:tcPr>
+          <w:p>
+            <w:pPr>
+              <w:jc w:val="left"/>
+            </w:pPr>
+            <w:r/>
+            <w:r>
+              <w:rPr>
+                <w:sz w:val="16"/>
+              </w:rPr>
+              <w:t>2026-08-28</w:t>
+            </w:r>
+          </w:p>
+        </w:tc>
+        <w:tc>
+          <w:tcPr>
+            <w:tcW w:type="dxa" w:w="1680"/>
+          </w:tcPr>
+          <w:p>
+            <w:pPr>
+              <w:jc w:val="left"/>
+            </w:pPr>
+            <w:r/>
+            <w:hyperlink r:id="rId95">
+              <w:r>
+                <w:rPr>
+                  <w:color w:val="0B4F9E"/>
+                  <w:sz w:val="16"/>
+                  <w:u w:val="single"/>
+                </w:rPr>
+                <w:t>link</w:t>
+              </w:r>
+            </w:hyperlink>
+          </w:p>
+        </w:tc>
+      </w:tr>
+      <w:tr>
+        <w:tc>
+          <w:tcPr>
+            <w:tcW w:type="dxa" w:w="1680"/>
+          </w:tcPr>
+          <w:p>
+            <w:pPr>
+              <w:jc w:val="left"/>
+            </w:pPr>
+            <w:r/>
+            <w:hyperlink r:id="rId96">
+              <w:r>
+                <w:rPr>
+                  <w:color w:val="0B4F9E"/>
+                  <w:sz w:val="16"/>
+                  <w:u w:val="single"/>
+                </w:rPr>
+                <w:t>Atomistic simulations of high-entropy alloys: from density functional theory to machine-learning interatomic potentials</w:t>
+              </w:r>
+            </w:hyperlink>
+          </w:p>
+        </w:tc>
+        <w:tc>
+          <w:tcPr>
+            <w:tcW w:type="dxa" w:w="1680"/>
+          </w:tcPr>
+          <w:p>
+            <w:pPr>
+              <w:jc w:val="left"/>
+            </w:pPr>
+            <w:r/>
+          </w:p>
+        </w:tc>
+        <w:tc>
+          <w:tcPr>
+            <w:tcW w:type="dxa" w:w="1680"/>
+          </w:tcPr>
+          <w:p>
+            <w:pPr>
+              <w:jc w:val="left"/>
+            </w:pPr>
+            <w:r/>
+            <w:r>
+              <w:rPr>
+                <w:sz w:val="16"/>
+              </w:rPr>
+              <w:t>alloy</w:t>
+            </w:r>
+          </w:p>
+        </w:tc>
+        <w:tc>
+          <w:tcPr>
+            <w:tcW w:type="dxa" w:w="1680"/>
+          </w:tcPr>
+          <w:p>
+            <w:pPr>
+              <w:jc w:val="left"/>
+            </w:pPr>
+            <w:r/>
             <w:r>
               <w:rPr>
                 <w:sz w:val="16"/>
@@ -7867,7 +8197,7 @@
               <w:jc w:val="left"/>
             </w:pPr>
             <w:r/>
-            <w:hyperlink r:id="rId93">
+            <w:hyperlink r:id="rId96">
               <w:r>
                 <w:rPr>
                   <w:color w:val="0B4F9E"/>
@@ -7890,7 +8220,7 @@
               <w:jc w:val="left"/>
             </w:pPr>
             <w:r/>
-            <w:hyperlink r:id="rId94">
+            <w:hyperlink r:id="rId97">
               <w:r>
                 <w:rPr>
                   <w:color w:val="0B4F9E"/>
@@ -7973,7 +8303,7 @@
               <w:jc w:val="left"/>
             </w:pPr>
             <w:r/>
-            <w:hyperlink r:id="rId94">
+            <w:hyperlink r:id="rId97">
               <w:r>
                 <w:rPr>
                   <w:color w:val="0B4F9E"/>
@@ -7996,7 +8326,7 @@
               <w:jc w:val="left"/>
             </w:pPr>
             <w:r/>
-            <w:hyperlink r:id="rId95">
+            <w:hyperlink r:id="rId98">
               <w:r>
                 <w:rPr>
                   <w:color w:val="0B4F9E"/>
@@ -8073,7 +8403,7 @@
               <w:jc w:val="left"/>
             </w:pPr>
             <w:r/>
-            <w:hyperlink r:id="rId95">
+            <w:hyperlink r:id="rId98">
               <w:r>
                 <w:rPr>
                   <w:color w:val="0B4F9E"/>
@@ -8096,7 +8426,319 @@
               <w:jc w:val="left"/>
             </w:pPr>
             <w:r/>
-            <w:hyperlink r:id="rId96">
+            <w:hyperlink r:id="rId99">
+              <w:r>
+                <w:rPr>
+                  <w:color w:val="0B4F9E"/>
+                  <w:sz w:val="16"/>
+                  <w:u w:val="single"/>
+                </w:rPr>
+                <w:t>Cartesian tensor equivariant machine-learning force field for spin-dependent atomistic simulations</w:t>
+              </w:r>
+            </w:hyperlink>
+          </w:p>
+        </w:tc>
+        <w:tc>
+          <w:tcPr>
+            <w:tcW w:type="dxa" w:w="1680"/>
+          </w:tcPr>
+          <w:p>
+            <w:pPr>
+              <w:jc w:val="left"/>
+            </w:pPr>
+            <w:r/>
+          </w:p>
+        </w:tc>
+        <w:tc>
+          <w:tcPr>
+            <w:tcW w:type="dxa" w:w="1680"/>
+          </w:tcPr>
+          <w:p>
+            <w:pPr>
+              <w:jc w:val="left"/>
+            </w:pPr>
+            <w:r/>
+            <w:r>
+              <w:rPr>
+                <w:sz w:val="16"/>
+              </w:rPr>
+              <w:t>2D material, magnetic material</w:t>
+            </w:r>
+          </w:p>
+        </w:tc>
+        <w:tc>
+          <w:tcPr>
+            <w:tcW w:type="dxa" w:w="1680"/>
+          </w:tcPr>
+          <w:p>
+            <w:pPr>
+              <w:jc w:val="left"/>
+            </w:pPr>
+            <w:r/>
+            <w:r>
+              <w:rPr>
+                <w:sz w:val="16"/>
+              </w:rPr>
+              <w:t>DFT, MLIP</w:t>
+            </w:r>
+          </w:p>
+        </w:tc>
+        <w:tc>
+          <w:tcPr>
+            <w:tcW w:type="dxa" w:w="1680"/>
+          </w:tcPr>
+          <w:p>
+            <w:pPr>
+              <w:jc w:val="left"/>
+            </w:pPr>
+            <w:r/>
+            <w:r>
+              <w:rPr>
+                <w:sz w:val="16"/>
+              </w:rPr>
+              <w:t>2026-08-31</w:t>
+            </w:r>
+          </w:p>
+        </w:tc>
+        <w:tc>
+          <w:tcPr>
+            <w:tcW w:type="dxa" w:w="1680"/>
+          </w:tcPr>
+          <w:p>
+            <w:pPr>
+              <w:jc w:val="left"/>
+            </w:pPr>
+            <w:r/>
+            <w:hyperlink r:id="rId99">
+              <w:r>
+                <w:rPr>
+                  <w:color w:val="0B4F9E"/>
+                  <w:sz w:val="16"/>
+                  <w:u w:val="single"/>
+                </w:rPr>
+                <w:t>10.48550/arxiv.2608.30338</w:t>
+              </w:r>
+            </w:hyperlink>
+          </w:p>
+        </w:tc>
+      </w:tr>
+      <w:tr>
+        <w:tc>
+          <w:tcPr>
+            <w:tcW w:type="dxa" w:w="1680"/>
+          </w:tcPr>
+          <w:p>
+            <w:pPr>
+              <w:jc w:val="left"/>
+            </w:pPr>
+            <w:r/>
+            <w:hyperlink r:id="rId100">
+              <w:r>
+                <w:rPr>
+                  <w:color w:val="0B4F9E"/>
+                  <w:sz w:val="16"/>
+                  <w:u w:val="single"/>
+                </w:rPr>
+                <w:t>A Dual-Mode Crystal Structure Prediction Framework for Fixed Element Sets and Fixed Structural Prototypes</w:t>
+              </w:r>
+            </w:hyperlink>
+          </w:p>
+        </w:tc>
+        <w:tc>
+          <w:tcPr>
+            <w:tcW w:type="dxa" w:w="1680"/>
+          </w:tcPr>
+          <w:p>
+            <w:pPr>
+              <w:jc w:val="left"/>
+            </w:pPr>
+            <w:r/>
+          </w:p>
+        </w:tc>
+        <w:tc>
+          <w:tcPr>
+            <w:tcW w:type="dxa" w:w="1680"/>
+          </w:tcPr>
+          <w:p>
+            <w:pPr>
+              <w:jc w:val="left"/>
+            </w:pPr>
+            <w:r/>
+            <w:r>
+              <w:rPr>
+                <w:sz w:val="16"/>
+              </w:rPr>
+              <w:t>B2N3, In4Sb4, Ga4Sb4</w:t>
+            </w:r>
+          </w:p>
+        </w:tc>
+        <w:tc>
+          <w:tcPr>
+            <w:tcW w:type="dxa" w:w="1680"/>
+          </w:tcPr>
+          <w:p>
+            <w:pPr>
+              <w:jc w:val="left"/>
+            </w:pPr>
+            <w:r/>
+          </w:p>
+        </w:tc>
+        <w:tc>
+          <w:tcPr>
+            <w:tcW w:type="dxa" w:w="1680"/>
+          </w:tcPr>
+          <w:p>
+            <w:pPr>
+              <w:jc w:val="left"/>
+            </w:pPr>
+            <w:r/>
+            <w:r>
+              <w:rPr>
+                <w:sz w:val="16"/>
+              </w:rPr>
+              <w:t>2026-08-31</w:t>
+            </w:r>
+          </w:p>
+        </w:tc>
+        <w:tc>
+          <w:tcPr>
+            <w:tcW w:type="dxa" w:w="1680"/>
+          </w:tcPr>
+          <w:p>
+            <w:pPr>
+              <w:jc w:val="left"/>
+            </w:pPr>
+            <w:r/>
+            <w:hyperlink r:id="rId100">
+              <w:r>
+                <w:rPr>
+                  <w:color w:val="0B4F9E"/>
+                  <w:sz w:val="16"/>
+                  <w:u w:val="single"/>
+                </w:rPr>
+                <w:t>10.1021/acs.inorgchem.6c02906</w:t>
+              </w:r>
+            </w:hyperlink>
+          </w:p>
+        </w:tc>
+      </w:tr>
+      <w:tr>
+        <w:tc>
+          <w:tcPr>
+            <w:tcW w:type="dxa" w:w="1680"/>
+          </w:tcPr>
+          <w:p>
+            <w:pPr>
+              <w:jc w:val="left"/>
+            </w:pPr>
+            <w:r/>
+            <w:hyperlink r:id="rId101">
+              <w:r>
+                <w:rPr>
+                  <w:color w:val="0B4F9E"/>
+                  <w:sz w:val="16"/>
+                  <w:u w:val="single"/>
+                </w:rPr>
+                <w:t>Composition optimization of FeCrAl alloys for enhanced mechanical properties via machine learning potential molecular dy</w:t>
+              </w:r>
+            </w:hyperlink>
+          </w:p>
+        </w:tc>
+        <w:tc>
+          <w:tcPr>
+            <w:tcW w:type="dxa" w:w="1680"/>
+          </w:tcPr>
+          <w:p>
+            <w:pPr>
+              <w:jc w:val="left"/>
+            </w:pPr>
+            <w:r/>
+          </w:p>
+        </w:tc>
+        <w:tc>
+          <w:tcPr>
+            <w:tcW w:type="dxa" w:w="1680"/>
+          </w:tcPr>
+          <w:p>
+            <w:pPr>
+              <w:jc w:val="left"/>
+            </w:pPr>
+            <w:r/>
+            <w:r>
+              <w:rPr>
+                <w:sz w:val="16"/>
+              </w:rPr>
+              <w:t>alloy</w:t>
+            </w:r>
+          </w:p>
+        </w:tc>
+        <w:tc>
+          <w:tcPr>
+            <w:tcW w:type="dxa" w:w="1680"/>
+          </w:tcPr>
+          <w:p>
+            <w:pPr>
+              <w:jc w:val="left"/>
+            </w:pPr>
+            <w:r/>
+            <w:r>
+              <w:rPr>
+                <w:sz w:val="16"/>
+              </w:rPr>
+              <w:t>MD, MLIP</w:t>
+            </w:r>
+          </w:p>
+        </w:tc>
+        <w:tc>
+          <w:tcPr>
+            <w:tcW w:type="dxa" w:w="1680"/>
+          </w:tcPr>
+          <w:p>
+            <w:pPr>
+              <w:jc w:val="left"/>
+            </w:pPr>
+            <w:r/>
+            <w:r>
+              <w:rPr>
+                <w:sz w:val="16"/>
+              </w:rPr>
+              <w:t>2026-08-31</w:t>
+            </w:r>
+          </w:p>
+        </w:tc>
+        <w:tc>
+          <w:tcPr>
+            <w:tcW w:type="dxa" w:w="1680"/>
+          </w:tcPr>
+          <w:p>
+            <w:pPr>
+              <w:jc w:val="left"/>
+            </w:pPr>
+            <w:r/>
+            <w:hyperlink r:id="rId101">
+              <w:r>
+                <w:rPr>
+                  <w:color w:val="0B4F9E"/>
+                  <w:sz w:val="16"/>
+                  <w:u w:val="single"/>
+                </w:rPr>
+                <w:t>10.1063/5.0352217</w:t>
+              </w:r>
+            </w:hyperlink>
+          </w:p>
+        </w:tc>
+      </w:tr>
+      <w:tr>
+        <w:tc>
+          <w:tcPr>
+            <w:tcW w:type="dxa" w:w="1680"/>
+          </w:tcPr>
+          <w:p>
+            <w:pPr>
+              <w:jc w:val="left"/>
+            </w:pPr>
+            <w:r/>
+            <w:hyperlink r:id="rId102">
               <w:r>
                 <w:rPr>
                   <w:color w:val="0B4F9E"/>
@@ -8173,7 +8815,7 @@
               <w:jc w:val="left"/>
             </w:pPr>
             <w:r/>
-            <w:hyperlink r:id="rId97">
+            <w:hyperlink r:id="rId103">
               <w:r>
                 <w:rPr>
                   <w:color w:val="0B4F9E"/>
@@ -8196,14 +8838,14 @@
               <w:jc w:val="left"/>
             </w:pPr>
             <w:r/>
-            <w:hyperlink r:id="rId98">
+            <w:hyperlink r:id="rId104">
               <w:r>
                 <w:rPr>
                   <w:color w:val="0B4F9E"/>
                   <w:sz w:val="16"/>
                   <w:u w:val="single"/>
                 </w:rPr>
-                <w:t>Cartesian tensor equivariant machine-learning force field for spin-dependent atomistic simulations</w:t>
+                <w:t>Thermal transport in defective uranium nitride: Effects of point defects, anharmonicity, and electronic contributions</w:t>
               </w:r>
             </w:hyperlink>
           </w:p>
@@ -8232,7 +8874,7 @@
               <w:rPr>
                 <w:sz w:val="16"/>
               </w:rPr>
-              <w:t>magnetic material</w:t>
+              <w:t>nitride</w:t>
             </w:r>
           </w:p>
         </w:tc>
@@ -8249,7 +8891,7 @@
               <w:rPr>
                 <w:sz w:val="16"/>
               </w:rPr>
-              <w:t>MLIP</w:t>
+              <w:t>phonons, MLIP</w:t>
             </w:r>
           </w:p>
         </w:tc>
@@ -8266,7 +8908,7 @@
               <w:rPr>
                 <w:sz w:val="16"/>
               </w:rPr>
-              <w:t>2026-08-31</w:t>
+              <w:t>2026-09-01</w:t>
             </w:r>
           </w:p>
         </w:tc>
@@ -8279,14 +8921,14 @@
               <w:jc w:val="left"/>
             </w:pPr>
             <w:r/>
-            <w:hyperlink r:id="rId98">
+            <w:hyperlink r:id="rId104">
               <w:r>
                 <w:rPr>
                   <w:color w:val="0B4F9E"/>
                   <w:sz w:val="16"/>
                   <w:u w:val="single"/>
                 </w:rPr>
-                <w:t>link</w:t>
+                <w:t>10.1063/5.0344135</w:t>
               </w:r>
             </w:hyperlink>
           </w:p>
@@ -8302,7 +8944,519 @@
               <w:jc w:val="left"/>
             </w:pPr>
             <w:r/>
-            <w:hyperlink r:id="rId99">
+            <w:hyperlink r:id="rId105">
+              <w:r>
+                <w:rPr>
+                  <w:color w:val="0B4F9E"/>
+                  <w:sz w:val="16"/>
+                  <w:u w:val="single"/>
+                </w:rPr>
+                <w:t>AI‐Accelerated Design and Modeling of Organic Electrochemical Energy Materials: From Redox‐Active Molecules to Polymer E</w:t>
+              </w:r>
+            </w:hyperlink>
+          </w:p>
+        </w:tc>
+        <w:tc>
+          <w:tcPr>
+            <w:tcW w:type="dxa" w:w="1680"/>
+          </w:tcPr>
+          <w:p>
+            <w:pPr>
+              <w:jc w:val="left"/>
+            </w:pPr>
+            <w:r/>
+          </w:p>
+        </w:tc>
+        <w:tc>
+          <w:tcPr>
+            <w:tcW w:type="dxa" w:w="1680"/>
+          </w:tcPr>
+          <w:p>
+            <w:pPr>
+              <w:jc w:val="left"/>
+            </w:pPr>
+            <w:r/>
+            <w:r>
+              <w:rPr>
+                <w:sz w:val="16"/>
+              </w:rPr>
+              <w:t>polymer</w:t>
+            </w:r>
+          </w:p>
+        </w:tc>
+        <w:tc>
+          <w:tcPr>
+            <w:tcW w:type="dxa" w:w="1680"/>
+          </w:tcPr>
+          <w:p>
+            <w:pPr>
+              <w:jc w:val="left"/>
+            </w:pPr>
+            <w:r/>
+          </w:p>
+        </w:tc>
+        <w:tc>
+          <w:tcPr>
+            <w:tcW w:type="dxa" w:w="1680"/>
+          </w:tcPr>
+          <w:p>
+            <w:pPr>
+              <w:jc w:val="left"/>
+            </w:pPr>
+            <w:r/>
+            <w:r>
+              <w:rPr>
+                <w:sz w:val="16"/>
+              </w:rPr>
+              <w:t>2026-09-01</w:t>
+            </w:r>
+          </w:p>
+        </w:tc>
+        <w:tc>
+          <w:tcPr>
+            <w:tcW w:type="dxa" w:w="1680"/>
+          </w:tcPr>
+          <w:p>
+            <w:pPr>
+              <w:jc w:val="left"/>
+            </w:pPr>
+            <w:r/>
+            <w:hyperlink r:id="rId105">
+              <w:r>
+                <w:rPr>
+                  <w:color w:val="0B4F9E"/>
+                  <w:sz w:val="16"/>
+                  <w:u w:val="single"/>
+                </w:rPr>
+                <w:t>10.1002/mame.70340</w:t>
+              </w:r>
+            </w:hyperlink>
+          </w:p>
+        </w:tc>
+      </w:tr>
+      <w:tr>
+        <w:tc>
+          <w:tcPr>
+            <w:tcW w:type="dxa" w:w="1680"/>
+          </w:tcPr>
+          <w:p>
+            <w:pPr>
+              <w:jc w:val="left"/>
+            </w:pPr>
+            <w:r/>
+            <w:hyperlink r:id="rId106">
+              <w:r>
+                <w:rPr>
+                  <w:color w:val="0B4F9E"/>
+                  <w:sz w:val="16"/>
+                  <w:u w:val="single"/>
+                </w:rPr>
+                <w:t>Fourier Neural Operators for Composition-Driven Crystal Structure Discovery</w:t>
+              </w:r>
+            </w:hyperlink>
+          </w:p>
+        </w:tc>
+        <w:tc>
+          <w:tcPr>
+            <w:tcW w:type="dxa" w:w="1680"/>
+          </w:tcPr>
+          <w:p>
+            <w:pPr>
+              <w:jc w:val="left"/>
+            </w:pPr>
+            <w:r/>
+          </w:p>
+        </w:tc>
+        <w:tc>
+          <w:tcPr>
+            <w:tcW w:type="dxa" w:w="1680"/>
+          </w:tcPr>
+          <w:p>
+            <w:pPr>
+              <w:jc w:val="left"/>
+            </w:pPr>
+            <w:r/>
+            <w:r>
+              <w:rPr>
+                <w:sz w:val="16"/>
+              </w:rPr>
+              <w:t>catalyst</w:t>
+            </w:r>
+          </w:p>
+        </w:tc>
+        <w:tc>
+          <w:tcPr>
+            <w:tcW w:type="dxa" w:w="1680"/>
+          </w:tcPr>
+          <w:p>
+            <w:pPr>
+              <w:jc w:val="left"/>
+            </w:pPr>
+            <w:r/>
+          </w:p>
+        </w:tc>
+        <w:tc>
+          <w:tcPr>
+            <w:tcW w:type="dxa" w:w="1680"/>
+          </w:tcPr>
+          <w:p>
+            <w:pPr>
+              <w:jc w:val="left"/>
+            </w:pPr>
+            <w:r/>
+            <w:r>
+              <w:rPr>
+                <w:sz w:val="16"/>
+              </w:rPr>
+              <w:t>2026-09-01</w:t>
+            </w:r>
+          </w:p>
+        </w:tc>
+        <w:tc>
+          <w:tcPr>
+            <w:tcW w:type="dxa" w:w="1680"/>
+          </w:tcPr>
+          <w:p>
+            <w:pPr>
+              <w:jc w:val="left"/>
+            </w:pPr>
+            <w:r/>
+            <w:hyperlink r:id="rId106">
+              <w:r>
+                <w:rPr>
+                  <w:color w:val="0B4F9E"/>
+                  <w:sz w:val="16"/>
+                  <w:u w:val="single"/>
+                </w:rPr>
+                <w:t>10.48550/arxiv.2609.00900</w:t>
+              </w:r>
+            </w:hyperlink>
+          </w:p>
+        </w:tc>
+      </w:tr>
+      <w:tr>
+        <w:tc>
+          <w:tcPr>
+            <w:tcW w:type="dxa" w:w="1680"/>
+          </w:tcPr>
+          <w:p>
+            <w:pPr>
+              <w:jc w:val="left"/>
+            </w:pPr>
+            <w:r/>
+            <w:hyperlink r:id="rId107">
+              <w:r>
+                <w:rPr>
+                  <w:color w:val="0B4F9E"/>
+                  <w:sz w:val="16"/>
+                  <w:u w:val="single"/>
+                </w:rPr>
+                <w:t>Data-Efficient Exploration of Atomic Clusters via Uncertainty Quantification on Complex Potential Energy Surfaces</w:t>
+              </w:r>
+            </w:hyperlink>
+          </w:p>
+        </w:tc>
+        <w:tc>
+          <w:tcPr>
+            <w:tcW w:type="dxa" w:w="1680"/>
+          </w:tcPr>
+          <w:p>
+            <w:pPr>
+              <w:jc w:val="left"/>
+            </w:pPr>
+            <w:r/>
+          </w:p>
+        </w:tc>
+        <w:tc>
+          <w:tcPr>
+            <w:tcW w:type="dxa" w:w="1680"/>
+          </w:tcPr>
+          <w:p>
+            <w:pPr>
+              <w:jc w:val="left"/>
+            </w:pPr>
+            <w:r/>
+            <w:r>
+              <w:rPr>
+                <w:sz w:val="16"/>
+              </w:rPr>
+              <w:t>Ta2N3, LaSi24</w:t>
+            </w:r>
+          </w:p>
+        </w:tc>
+        <w:tc>
+          <w:tcPr>
+            <w:tcW w:type="dxa" w:w="1680"/>
+          </w:tcPr>
+          <w:p>
+            <w:pPr>
+              <w:jc w:val="left"/>
+            </w:pPr>
+            <w:r/>
+            <w:r>
+              <w:rPr>
+                <w:sz w:val="16"/>
+              </w:rPr>
+              <w:t>DFT, Monte Carlo, MLIP</w:t>
+            </w:r>
+          </w:p>
+        </w:tc>
+        <w:tc>
+          <w:tcPr>
+            <w:tcW w:type="dxa" w:w="1680"/>
+          </w:tcPr>
+          <w:p>
+            <w:pPr>
+              <w:jc w:val="left"/>
+            </w:pPr>
+            <w:r/>
+            <w:r>
+              <w:rPr>
+                <w:sz w:val="16"/>
+              </w:rPr>
+              <w:t>2026-09-01</w:t>
+            </w:r>
+          </w:p>
+        </w:tc>
+        <w:tc>
+          <w:tcPr>
+            <w:tcW w:type="dxa" w:w="1680"/>
+          </w:tcPr>
+          <w:p>
+            <w:pPr>
+              <w:jc w:val="left"/>
+            </w:pPr>
+            <w:r/>
+            <w:hyperlink r:id="rId107">
+              <w:r>
+                <w:rPr>
+                  <w:color w:val="0B4F9E"/>
+                  <w:sz w:val="16"/>
+                  <w:u w:val="single"/>
+                </w:rPr>
+                <w:t>10.60893/figshare.jcp.c.8649087.v1</w:t>
+              </w:r>
+            </w:hyperlink>
+          </w:p>
+        </w:tc>
+      </w:tr>
+      <w:tr>
+        <w:tc>
+          <w:tcPr>
+            <w:tcW w:type="dxa" w:w="1680"/>
+          </w:tcPr>
+          <w:p>
+            <w:pPr>
+              <w:jc w:val="left"/>
+            </w:pPr>
+            <w:r/>
+            <w:hyperlink r:id="rId108">
+              <w:r>
+                <w:rPr>
+                  <w:color w:val="0B4F9E"/>
+                  <w:sz w:val="16"/>
+                  <w:u w:val="single"/>
+                </w:rPr>
+                <w:t>Lead-free piezoelectric perovskites for arterial-pulse e-skin: from configurational complexity to equivariant machine-le</w:t>
+              </w:r>
+            </w:hyperlink>
+          </w:p>
+        </w:tc>
+        <w:tc>
+          <w:tcPr>
+            <w:tcW w:type="dxa" w:w="1680"/>
+          </w:tcPr>
+          <w:p>
+            <w:pPr>
+              <w:jc w:val="left"/>
+            </w:pPr>
+            <w:r/>
+          </w:p>
+        </w:tc>
+        <w:tc>
+          <w:tcPr>
+            <w:tcW w:type="dxa" w:w="1680"/>
+          </w:tcPr>
+          <w:p>
+            <w:pPr>
+              <w:jc w:val="left"/>
+            </w:pPr>
+            <w:r/>
+            <w:r>
+              <w:rPr>
+                <w:sz w:val="16"/>
+              </w:rPr>
+              <w:t>perovskite</w:t>
+            </w:r>
+          </w:p>
+        </w:tc>
+        <w:tc>
+          <w:tcPr>
+            <w:tcW w:type="dxa" w:w="1680"/>
+          </w:tcPr>
+          <w:p>
+            <w:pPr>
+              <w:jc w:val="left"/>
+            </w:pPr>
+            <w:r/>
+            <w:r>
+              <w:rPr>
+                <w:sz w:val="16"/>
+              </w:rPr>
+              <w:t>phonons, MLIP</w:t>
+            </w:r>
+          </w:p>
+        </w:tc>
+        <w:tc>
+          <w:tcPr>
+            <w:tcW w:type="dxa" w:w="1680"/>
+          </w:tcPr>
+          <w:p>
+            <w:pPr>
+              <w:jc w:val="left"/>
+            </w:pPr>
+            <w:r/>
+            <w:r>
+              <w:rPr>
+                <w:sz w:val="16"/>
+              </w:rPr>
+              <w:t>2026-09-01</w:t>
+            </w:r>
+          </w:p>
+        </w:tc>
+        <w:tc>
+          <w:tcPr>
+            <w:tcW w:type="dxa" w:w="1680"/>
+          </w:tcPr>
+          <w:p>
+            <w:pPr>
+              <w:jc w:val="left"/>
+            </w:pPr>
+            <w:r/>
+            <w:hyperlink r:id="rId108">
+              <w:r>
+                <w:rPr>
+                  <w:color w:val="0B4F9E"/>
+                  <w:sz w:val="16"/>
+                  <w:u w:val="single"/>
+                </w:rPr>
+                <w:t>10.48550/arxiv.2609.00580</w:t>
+              </w:r>
+            </w:hyperlink>
+          </w:p>
+        </w:tc>
+      </w:tr>
+      <w:tr>
+        <w:tc>
+          <w:tcPr>
+            <w:tcW w:type="dxa" w:w="1680"/>
+          </w:tcPr>
+          <w:p>
+            <w:pPr>
+              <w:jc w:val="left"/>
+            </w:pPr>
+            <w:r/>
+            <w:hyperlink r:id="rId109">
+              <w:r>
+                <w:rPr>
+                  <w:color w:val="0B4F9E"/>
+                  <w:sz w:val="16"/>
+                  <w:u w:val="single"/>
+                </w:rPr>
+                <w:t>Artificial Intelligence-Assisted Investigation of Ion Transport Mechanisms and Material Screening for Solid-State Electr</w:t>
+              </w:r>
+            </w:hyperlink>
+          </w:p>
+        </w:tc>
+        <w:tc>
+          <w:tcPr>
+            <w:tcW w:type="dxa" w:w="1680"/>
+          </w:tcPr>
+          <w:p>
+            <w:pPr>
+              <w:jc w:val="left"/>
+            </w:pPr>
+            <w:r/>
+          </w:p>
+        </w:tc>
+        <w:tc>
+          <w:tcPr>
+            <w:tcW w:type="dxa" w:w="1680"/>
+          </w:tcPr>
+          <w:p>
+            <w:pPr>
+              <w:jc w:val="left"/>
+            </w:pPr>
+            <w:r/>
+            <w:r>
+              <w:rPr>
+                <w:sz w:val="16"/>
+              </w:rPr>
+              <w:t>solid electrolyte</w:t>
+            </w:r>
+          </w:p>
+        </w:tc>
+        <w:tc>
+          <w:tcPr>
+            <w:tcW w:type="dxa" w:w="1680"/>
+          </w:tcPr>
+          <w:p>
+            <w:pPr>
+              <w:jc w:val="left"/>
+            </w:pPr>
+            <w:r/>
+          </w:p>
+        </w:tc>
+        <w:tc>
+          <w:tcPr>
+            <w:tcW w:type="dxa" w:w="1680"/>
+          </w:tcPr>
+          <w:p>
+            <w:pPr>
+              <w:jc w:val="left"/>
+            </w:pPr>
+            <w:r/>
+            <w:r>
+              <w:rPr>
+                <w:sz w:val="16"/>
+              </w:rPr>
+              <w:t>2026-09-01</w:t>
+            </w:r>
+          </w:p>
+        </w:tc>
+        <w:tc>
+          <w:tcPr>
+            <w:tcW w:type="dxa" w:w="1680"/>
+          </w:tcPr>
+          <w:p>
+            <w:pPr>
+              <w:jc w:val="left"/>
+            </w:pPr>
+            <w:r/>
+            <w:hyperlink r:id="rId109">
+              <w:r>
+                <w:rPr>
+                  <w:color w:val="0B4F9E"/>
+                  <w:sz w:val="16"/>
+                  <w:u w:val="single"/>
+                </w:rPr>
+                <w:t>10.1016/j.ensm.2026.105511</w:t>
+              </w:r>
+            </w:hyperlink>
+          </w:p>
+        </w:tc>
+      </w:tr>
+      <w:tr>
+        <w:tc>
+          <w:tcPr>
+            <w:tcW w:type="dxa" w:w="1680"/>
+          </w:tcPr>
+          <w:p>
+            <w:pPr>
+              <w:jc w:val="left"/>
+            </w:pPr>
+            <w:r/>
+            <w:hyperlink r:id="rId110">
               <w:r>
                 <w:rPr>
                   <w:color w:val="0B4F9E"/>
@@ -8379,7 +9533,7 @@
               <w:jc w:val="left"/>
             </w:pPr>
             <w:r/>
-            <w:hyperlink r:id="rId100">
+            <w:hyperlink r:id="rId111">
               <w:r>
                 <w:rPr>
                   <w:color w:val="0B4F9E"/>
@@ -8402,207 +9556,7 @@
               <w:jc w:val="left"/>
             </w:pPr>
             <w:r/>
-            <w:hyperlink r:id="rId101">
-              <w:r>
-                <w:rPr>
-                  <w:color w:val="0B4F9E"/>
-                  <w:sz w:val="16"/>
-                  <w:u w:val="single"/>
-                </w:rPr>
-                <w:t>Fourier Neural Operators for Composition-Driven Crystal Structure Discovery</w:t>
-              </w:r>
-            </w:hyperlink>
-          </w:p>
-        </w:tc>
-        <w:tc>
-          <w:tcPr>
-            <w:tcW w:type="dxa" w:w="1680"/>
-          </w:tcPr>
-          <w:p>
-            <w:pPr>
-              <w:jc w:val="left"/>
-            </w:pPr>
-            <w:r/>
-          </w:p>
-        </w:tc>
-        <w:tc>
-          <w:tcPr>
-            <w:tcW w:type="dxa" w:w="1680"/>
-          </w:tcPr>
-          <w:p>
-            <w:pPr>
-              <w:jc w:val="left"/>
-            </w:pPr>
-            <w:r/>
-            <w:r>
-              <w:rPr>
-                <w:sz w:val="16"/>
-              </w:rPr>
-              <w:t>catalyst</w:t>
-            </w:r>
-          </w:p>
-        </w:tc>
-        <w:tc>
-          <w:tcPr>
-            <w:tcW w:type="dxa" w:w="1680"/>
-          </w:tcPr>
-          <w:p>
-            <w:pPr>
-              <w:jc w:val="left"/>
-            </w:pPr>
-            <w:r/>
-          </w:p>
-        </w:tc>
-        <w:tc>
-          <w:tcPr>
-            <w:tcW w:type="dxa" w:w="1680"/>
-          </w:tcPr>
-          <w:p>
-            <w:pPr>
-              <w:jc w:val="left"/>
-            </w:pPr>
-            <w:r/>
-            <w:r>
-              <w:rPr>
-                <w:sz w:val="16"/>
-              </w:rPr>
-              <w:t>2026-09-01</w:t>
-            </w:r>
-          </w:p>
-        </w:tc>
-        <w:tc>
-          <w:tcPr>
-            <w:tcW w:type="dxa" w:w="1680"/>
-          </w:tcPr>
-          <w:p>
-            <w:pPr>
-              <w:jc w:val="left"/>
-            </w:pPr>
-            <w:r/>
-            <w:hyperlink r:id="rId101">
-              <w:r>
-                <w:rPr>
-                  <w:color w:val="0B4F9E"/>
-                  <w:sz w:val="16"/>
-                  <w:u w:val="single"/>
-                </w:rPr>
-                <w:t>link</w:t>
-              </w:r>
-            </w:hyperlink>
-          </w:p>
-        </w:tc>
-      </w:tr>
-      <w:tr>
-        <w:tc>
-          <w:tcPr>
-            <w:tcW w:type="dxa" w:w="1680"/>
-          </w:tcPr>
-          <w:p>
-            <w:pPr>
-              <w:jc w:val="left"/>
-            </w:pPr>
-            <w:r/>
-            <w:hyperlink r:id="rId102">
-              <w:r>
-                <w:rPr>
-                  <w:color w:val="0B4F9E"/>
-                  <w:sz w:val="16"/>
-                  <w:u w:val="single"/>
-                </w:rPr>
-                <w:t>Lead-free piezoelectric perovskites for arterial-pulse e-skin: from configurational complexity to equivariant machine-le</w:t>
-              </w:r>
-            </w:hyperlink>
-          </w:p>
-        </w:tc>
-        <w:tc>
-          <w:tcPr>
-            <w:tcW w:type="dxa" w:w="1680"/>
-          </w:tcPr>
-          <w:p>
-            <w:pPr>
-              <w:jc w:val="left"/>
-            </w:pPr>
-            <w:r/>
-          </w:p>
-        </w:tc>
-        <w:tc>
-          <w:tcPr>
-            <w:tcW w:type="dxa" w:w="1680"/>
-          </w:tcPr>
-          <w:p>
-            <w:pPr>
-              <w:jc w:val="left"/>
-            </w:pPr>
-            <w:r/>
-            <w:r>
-              <w:rPr>
-                <w:sz w:val="16"/>
-              </w:rPr>
-              <w:t>perovskite</w:t>
-            </w:r>
-          </w:p>
-        </w:tc>
-        <w:tc>
-          <w:tcPr>
-            <w:tcW w:type="dxa" w:w="1680"/>
-          </w:tcPr>
-          <w:p>
-            <w:pPr>
-              <w:jc w:val="left"/>
-            </w:pPr>
-            <w:r/>
-          </w:p>
-        </w:tc>
-        <w:tc>
-          <w:tcPr>
-            <w:tcW w:type="dxa" w:w="1680"/>
-          </w:tcPr>
-          <w:p>
-            <w:pPr>
-              <w:jc w:val="left"/>
-            </w:pPr>
-            <w:r/>
-            <w:r>
-              <w:rPr>
-                <w:sz w:val="16"/>
-              </w:rPr>
-              <w:t>2026-09-01</w:t>
-            </w:r>
-          </w:p>
-        </w:tc>
-        <w:tc>
-          <w:tcPr>
-            <w:tcW w:type="dxa" w:w="1680"/>
-          </w:tcPr>
-          <w:p>
-            <w:pPr>
-              <w:jc w:val="left"/>
-            </w:pPr>
-            <w:r/>
-            <w:hyperlink r:id="rId102">
-              <w:r>
-                <w:rPr>
-                  <w:color w:val="0B4F9E"/>
-                  <w:sz w:val="16"/>
-                  <w:u w:val="single"/>
-                </w:rPr>
-                <w:t>link</w:t>
-              </w:r>
-            </w:hyperlink>
-          </w:p>
-        </w:tc>
-      </w:tr>
-      <w:tr>
-        <w:tc>
-          <w:tcPr>
-            <w:tcW w:type="dxa" w:w="1680"/>
-          </w:tcPr>
-          <w:p>
-            <w:pPr>
-              <w:jc w:val="left"/>
-            </w:pPr>
-            <w:r/>
-            <w:hyperlink r:id="rId103">
+            <w:hyperlink r:id="rId112">
               <w:r>
                 <w:rPr>
                   <w:color w:val="0B4F9E"/>
@@ -8685,7 +9639,7 @@
               <w:jc w:val="left"/>
             </w:pPr>
             <w:r/>
-            <w:hyperlink r:id="rId104">
+            <w:hyperlink r:id="rId113">
               <w:r>
                 <w:rPr>
                   <w:color w:val="0B4F9E"/>
@@ -8708,7 +9662,7 @@
               <w:jc w:val="left"/>
             </w:pPr>
             <w:r/>
-            <w:hyperlink r:id="rId105">
+            <w:hyperlink r:id="rId114">
               <w:r>
                 <w:rPr>
                   <w:color w:val="0B4F9E"/>
@@ -8785,7 +9739,7 @@
               <w:jc w:val="left"/>
             </w:pPr>
             <w:r/>
-            <w:hyperlink r:id="rId105">
+            <w:hyperlink r:id="rId114">
               <w:r>
                 <w:rPr>
                   <w:color w:val="0B4F9E"/>
@@ -8808,7 +9762,7 @@
               <w:jc w:val="left"/>
             </w:pPr>
             <w:r/>
-            <w:hyperlink r:id="rId106">
+            <w:hyperlink r:id="rId115">
               <w:r>
                 <w:rPr>
                   <w:color w:val="0B4F9E"/>
@@ -8885,7 +9839,7 @@
               <w:jc w:val="left"/>
             </w:pPr>
             <w:r/>
-            <w:hyperlink r:id="rId106">
+            <w:hyperlink r:id="rId115">
               <w:r>
                 <w:rPr>
                   <w:color w:val="0B4F9E"/>
@@ -8908,7 +9862,7 @@
               <w:jc w:val="left"/>
             </w:pPr>
             <w:r/>
-            <w:hyperlink r:id="rId107">
+            <w:hyperlink r:id="rId116">
               <w:r>
                 <w:rPr>
                   <w:color w:val="0B4F9E"/>
@@ -8991,7 +9945,7 @@
               <w:jc w:val="left"/>
             </w:pPr>
             <w:r/>
-            <w:hyperlink r:id="rId107">
+            <w:hyperlink r:id="rId116">
               <w:r>
                 <w:rPr>
                   <w:color w:val="0B4F9E"/>
@@ -9014,894 +9968,6 @@
               <w:jc w:val="left"/>
             </w:pPr>
             <w:r/>
-            <w:hyperlink r:id="rId108">
-              <w:r>
-                <w:rPr>
-                  <w:color w:val="0B4F9E"/>
-                  <w:sz w:val="16"/>
-                  <w:u w:val="single"/>
-                </w:rPr>
-                <w:t>From Empirical Design To Autonomous Ecosystems: AI-Driven Advances, Challenges, And Future Directions In Precision Nanom</w:t>
-              </w:r>
-            </w:hyperlink>
-          </w:p>
-        </w:tc>
-        <w:tc>
-          <w:tcPr>
-            <w:tcW w:type="dxa" w:w="1680"/>
-          </w:tcPr>
-          <w:p>
-            <w:pPr>
-              <w:jc w:val="left"/>
-            </w:pPr>
-            <w:r/>
-          </w:p>
-        </w:tc>
-        <w:tc>
-          <w:tcPr>
-            <w:tcW w:type="dxa" w:w="1680"/>
-          </w:tcPr>
-          <w:p>
-            <w:pPr>
-              <w:jc w:val="left"/>
-            </w:pPr>
-            <w:r/>
-          </w:p>
-        </w:tc>
-        <w:tc>
-          <w:tcPr>
-            <w:tcW w:type="dxa" w:w="1680"/>
-          </w:tcPr>
-          <w:p>
-            <w:pPr>
-              <w:jc w:val="left"/>
-            </w:pPr>
-            <w:r/>
-          </w:p>
-        </w:tc>
-        <w:tc>
-          <w:tcPr>
-            <w:tcW w:type="dxa" w:w="1680"/>
-          </w:tcPr>
-          <w:p>
-            <w:pPr>
-              <w:jc w:val="left"/>
-            </w:pPr>
-            <w:r/>
-            <w:r>
-              <w:rPr>
-                <w:sz w:val="16"/>
-              </w:rPr>
-              <w:t>2026-08-14</w:t>
-            </w:r>
-          </w:p>
-        </w:tc>
-        <w:tc>
-          <w:tcPr>
-            <w:tcW w:type="dxa" w:w="1680"/>
-          </w:tcPr>
-          <w:p>
-            <w:pPr>
-              <w:jc w:val="left"/>
-            </w:pPr>
-            <w:r/>
-            <w:hyperlink r:id="rId108">
-              <w:r>
-                <w:rPr>
-                  <w:color w:val="0B4F9E"/>
-                  <w:sz w:val="16"/>
-                  <w:u w:val="single"/>
-                </w:rPr>
-                <w:t>10.5281/zenodo.21931873</w:t>
-              </w:r>
-            </w:hyperlink>
-          </w:p>
-        </w:tc>
-      </w:tr>
-      <w:tr>
-        <w:tc>
-          <w:tcPr>
-            <w:tcW w:type="dxa" w:w="1680"/>
-          </w:tcPr>
-          <w:p>
-            <w:pPr>
-              <w:jc w:val="left"/>
-            </w:pPr>
-            <w:r/>
-            <w:hyperlink r:id="rId109">
-              <w:r>
-                <w:rPr>
-                  <w:color w:val="0B4F9E"/>
-                  <w:sz w:val="16"/>
-                  <w:u w:val="single"/>
-                </w:rPr>
-                <w:t>Electrostatic Phenomenology Benchmarks for Machine-Learned Interatomic Potentials in Electrochemistry: Beyond the Energy</w:t>
-              </w:r>
-            </w:hyperlink>
-          </w:p>
-        </w:tc>
-        <w:tc>
-          <w:tcPr>
-            <w:tcW w:type="dxa" w:w="1680"/>
-          </w:tcPr>
-          <w:p>
-            <w:pPr>
-              <w:jc w:val="left"/>
-            </w:pPr>
-            <w:r/>
-          </w:p>
-        </w:tc>
-        <w:tc>
-          <w:tcPr>
-            <w:tcW w:type="dxa" w:w="1680"/>
-          </w:tcPr>
-          <w:p>
-            <w:pPr>
-              <w:jc w:val="left"/>
-            </w:pPr>
-            <w:r/>
-          </w:p>
-        </w:tc>
-        <w:tc>
-          <w:tcPr>
-            <w:tcW w:type="dxa" w:w="1680"/>
-          </w:tcPr>
-          <w:p>
-            <w:pPr>
-              <w:jc w:val="left"/>
-            </w:pPr>
-            <w:r/>
-            <w:r>
-              <w:rPr>
-                <w:sz w:val="16"/>
-              </w:rPr>
-              <w:t>MLIP</w:t>
-            </w:r>
-          </w:p>
-        </w:tc>
-        <w:tc>
-          <w:tcPr>
-            <w:tcW w:type="dxa" w:w="1680"/>
-          </w:tcPr>
-          <w:p>
-            <w:pPr>
-              <w:jc w:val="left"/>
-            </w:pPr>
-            <w:r/>
-            <w:r>
-              <w:rPr>
-                <w:sz w:val="16"/>
-              </w:rPr>
-              <w:t>2026-08-14</w:t>
-            </w:r>
-          </w:p>
-        </w:tc>
-        <w:tc>
-          <w:tcPr>
-            <w:tcW w:type="dxa" w:w="1680"/>
-          </w:tcPr>
-          <w:p>
-            <w:pPr>
-              <w:jc w:val="left"/>
-            </w:pPr>
-            <w:r/>
-            <w:hyperlink r:id="rId109">
-              <w:r>
-                <w:rPr>
-                  <w:color w:val="0B4F9E"/>
-                  <w:sz w:val="16"/>
-                  <w:u w:val="single"/>
-                </w:rPr>
-                <w:t>link</w:t>
-              </w:r>
-            </w:hyperlink>
-          </w:p>
-        </w:tc>
-      </w:tr>
-      <w:tr>
-        <w:tc>
-          <w:tcPr>
-            <w:tcW w:type="dxa" w:w="1680"/>
-          </w:tcPr>
-          <w:p>
-            <w:pPr>
-              <w:jc w:val="left"/>
-            </w:pPr>
-            <w:r/>
-            <w:hyperlink r:id="rId110">
-              <w:r>
-                <w:rPr>
-                  <w:color w:val="0B4F9E"/>
-                  <w:sz w:val="16"/>
-                  <w:u w:val="single"/>
-                </w:rPr>
-                <w:t>The Past and Future of AI Scientists</w:t>
-              </w:r>
-            </w:hyperlink>
-          </w:p>
-        </w:tc>
-        <w:tc>
-          <w:tcPr>
-            <w:tcW w:type="dxa" w:w="1680"/>
-          </w:tcPr>
-          <w:p>
-            <w:pPr>
-              <w:jc w:val="left"/>
-            </w:pPr>
-            <w:r/>
-          </w:p>
-        </w:tc>
-        <w:tc>
-          <w:tcPr>
-            <w:tcW w:type="dxa" w:w="1680"/>
-          </w:tcPr>
-          <w:p>
-            <w:pPr>
-              <w:jc w:val="left"/>
-            </w:pPr>
-            <w:r/>
-          </w:p>
-        </w:tc>
-        <w:tc>
-          <w:tcPr>
-            <w:tcW w:type="dxa" w:w="1680"/>
-          </w:tcPr>
-          <w:p>
-            <w:pPr>
-              <w:jc w:val="left"/>
-            </w:pPr>
-            <w:r/>
-            <w:r>
-              <w:rPr>
-                <w:sz w:val="16"/>
-              </w:rPr>
-              <w:t>MLIP</w:t>
-            </w:r>
-          </w:p>
-        </w:tc>
-        <w:tc>
-          <w:tcPr>
-            <w:tcW w:type="dxa" w:w="1680"/>
-          </w:tcPr>
-          <w:p>
-            <w:pPr>
-              <w:jc w:val="left"/>
-            </w:pPr>
-            <w:r/>
-            <w:r>
-              <w:rPr>
-                <w:sz w:val="16"/>
-              </w:rPr>
-              <w:t>2026-08-14</w:t>
-            </w:r>
-          </w:p>
-        </w:tc>
-        <w:tc>
-          <w:tcPr>
-            <w:tcW w:type="dxa" w:w="1680"/>
-          </w:tcPr>
-          <w:p>
-            <w:pPr>
-              <w:jc w:val="left"/>
-            </w:pPr>
-            <w:r/>
-            <w:hyperlink r:id="rId110">
-              <w:r>
-                <w:rPr>
-                  <w:color w:val="0B4F9E"/>
-                  <w:sz w:val="16"/>
-                  <w:u w:val="single"/>
-                </w:rPr>
-                <w:t>link</w:t>
-              </w:r>
-            </w:hyperlink>
-          </w:p>
-        </w:tc>
-      </w:tr>
-      <w:tr>
-        <w:tc>
-          <w:tcPr>
-            <w:tcW w:type="dxa" w:w="1680"/>
-          </w:tcPr>
-          <w:p>
-            <w:pPr>
-              <w:jc w:val="left"/>
-            </w:pPr>
-            <w:r/>
-            <w:hyperlink r:id="rId111">
-              <w:r>
-                <w:rPr>
-                  <w:color w:val="0B4F9E"/>
-                  <w:sz w:val="16"/>
-                  <w:u w:val="single"/>
-                </w:rPr>
-                <w:t>Graph neural network prediction of temperature-dependent hydrogen diffusion and thermal conductivity tensors of tungsten</w:t>
-              </w:r>
-            </w:hyperlink>
-          </w:p>
-        </w:tc>
-        <w:tc>
-          <w:tcPr>
-            <w:tcW w:type="dxa" w:w="1680"/>
-          </w:tcPr>
-          <w:p>
-            <w:pPr>
-              <w:jc w:val="left"/>
-            </w:pPr>
-            <w:r/>
-          </w:p>
-        </w:tc>
-        <w:tc>
-          <w:tcPr>
-            <w:tcW w:type="dxa" w:w="1680"/>
-          </w:tcPr>
-          <w:p>
-            <w:pPr>
-              <w:jc w:val="left"/>
-            </w:pPr>
-            <w:r/>
-          </w:p>
-        </w:tc>
-        <w:tc>
-          <w:tcPr>
-            <w:tcW w:type="dxa" w:w="1680"/>
-          </w:tcPr>
-          <w:p>
-            <w:pPr>
-              <w:jc w:val="left"/>
-            </w:pPr>
-            <w:r/>
-            <w:r>
-              <w:rPr>
-                <w:sz w:val="16"/>
-              </w:rPr>
-              <w:t>MD</w:t>
-            </w:r>
-          </w:p>
-        </w:tc>
-        <w:tc>
-          <w:tcPr>
-            <w:tcW w:type="dxa" w:w="1680"/>
-          </w:tcPr>
-          <w:p>
-            <w:pPr>
-              <w:jc w:val="left"/>
-            </w:pPr>
-            <w:r/>
-            <w:r>
-              <w:rPr>
-                <w:sz w:val="16"/>
-              </w:rPr>
-              <w:t>2026-08-16</w:t>
-            </w:r>
-          </w:p>
-        </w:tc>
-        <w:tc>
-          <w:tcPr>
-            <w:tcW w:type="dxa" w:w="1680"/>
-          </w:tcPr>
-          <w:p>
-            <w:pPr>
-              <w:jc w:val="left"/>
-            </w:pPr>
-            <w:r/>
-            <w:hyperlink r:id="rId111">
-              <w:r>
-                <w:rPr>
-                  <w:color w:val="0B4F9E"/>
-                  <w:sz w:val="16"/>
-                  <w:u w:val="single"/>
-                </w:rPr>
-                <w:t>link</w:t>
-              </w:r>
-            </w:hyperlink>
-          </w:p>
-        </w:tc>
-      </w:tr>
-      <w:tr>
-        <w:tc>
-          <w:tcPr>
-            <w:tcW w:type="dxa" w:w="1680"/>
-          </w:tcPr>
-          <w:p>
-            <w:pPr>
-              <w:jc w:val="left"/>
-            </w:pPr>
-            <w:r/>
-            <w:hyperlink r:id="rId112">
-              <w:r>
-                <w:rPr>
-                  <w:color w:val="0B4F9E"/>
-                  <w:sz w:val="16"/>
-                  <w:u w:val="single"/>
-                </w:rPr>
-                <w:t>Machine Learning-Accelerated Band-Edge Engineering of Pnictogen Chalcohalide Solid Solutions for Solar Energy Technologi</w:t>
-              </w:r>
-            </w:hyperlink>
-          </w:p>
-        </w:tc>
-        <w:tc>
-          <w:tcPr>
-            <w:tcW w:type="dxa" w:w="1680"/>
-          </w:tcPr>
-          <w:p>
-            <w:pPr>
-              <w:jc w:val="left"/>
-            </w:pPr>
-            <w:r/>
-          </w:p>
-        </w:tc>
-        <w:tc>
-          <w:tcPr>
-            <w:tcW w:type="dxa" w:w="1680"/>
-          </w:tcPr>
-          <w:p>
-            <w:pPr>
-              <w:jc w:val="left"/>
-            </w:pPr>
-            <w:r/>
-          </w:p>
-        </w:tc>
-        <w:tc>
-          <w:tcPr>
-            <w:tcW w:type="dxa" w:w="1680"/>
-          </w:tcPr>
-          <w:p>
-            <w:pPr>
-              <w:jc w:val="left"/>
-            </w:pPr>
-            <w:r/>
-            <w:r>
-              <w:rPr>
-                <w:sz w:val="16"/>
-              </w:rPr>
-              <w:t>DFT</w:t>
-            </w:r>
-          </w:p>
-        </w:tc>
-        <w:tc>
-          <w:tcPr>
-            <w:tcW w:type="dxa" w:w="1680"/>
-          </w:tcPr>
-          <w:p>
-            <w:pPr>
-              <w:jc w:val="left"/>
-            </w:pPr>
-            <w:r/>
-            <w:r>
-              <w:rPr>
-                <w:sz w:val="16"/>
-              </w:rPr>
-              <w:t>2026-08-17</w:t>
-            </w:r>
-          </w:p>
-        </w:tc>
-        <w:tc>
-          <w:tcPr>
-            <w:tcW w:type="dxa" w:w="1680"/>
-          </w:tcPr>
-          <w:p>
-            <w:pPr>
-              <w:jc w:val="left"/>
-            </w:pPr>
-            <w:r/>
-            <w:hyperlink r:id="rId112">
-              <w:r>
-                <w:rPr>
-                  <w:color w:val="0B4F9E"/>
-                  <w:sz w:val="16"/>
-                  <w:u w:val="single"/>
-                </w:rPr>
-                <w:t>link</w:t>
-              </w:r>
-            </w:hyperlink>
-          </w:p>
-        </w:tc>
-      </w:tr>
-      <w:tr>
-        <w:tc>
-          <w:tcPr>
-            <w:tcW w:type="dxa" w:w="1680"/>
-          </w:tcPr>
-          <w:p>
-            <w:pPr>
-              <w:jc w:val="left"/>
-            </w:pPr>
-            <w:r/>
-            <w:hyperlink r:id="rId113">
-              <w:r>
-                <w:rPr>
-                  <w:color w:val="0B4F9E"/>
-                  <w:sz w:val="16"/>
-                  <w:u w:val="single"/>
-                </w:rPr>
-                <w:t xml:space="preserve">Extracting a nitrile-centered, ether-assisted motif hierarchy for lithium-battery electrolyte design from billion-scale </w:t>
-              </w:r>
-            </w:hyperlink>
-          </w:p>
-        </w:tc>
-        <w:tc>
-          <w:tcPr>
-            <w:tcW w:type="dxa" w:w="1680"/>
-          </w:tcPr>
-          <w:p>
-            <w:pPr>
-              <w:jc w:val="left"/>
-            </w:pPr>
-            <w:r/>
-          </w:p>
-        </w:tc>
-        <w:tc>
-          <w:tcPr>
-            <w:tcW w:type="dxa" w:w="1680"/>
-          </w:tcPr>
-          <w:p>
-            <w:pPr>
-              <w:jc w:val="left"/>
-            </w:pPr>
-            <w:r/>
-          </w:p>
-        </w:tc>
-        <w:tc>
-          <w:tcPr>
-            <w:tcW w:type="dxa" w:w="1680"/>
-          </w:tcPr>
-          <w:p>
-            <w:pPr>
-              <w:jc w:val="left"/>
-            </w:pPr>
-            <w:r/>
-          </w:p>
-        </w:tc>
-        <w:tc>
-          <w:tcPr>
-            <w:tcW w:type="dxa" w:w="1680"/>
-          </w:tcPr>
-          <w:p>
-            <w:pPr>
-              <w:jc w:val="left"/>
-            </w:pPr>
-            <w:r/>
-            <w:r>
-              <w:rPr>
-                <w:sz w:val="16"/>
-              </w:rPr>
-              <w:t>2026-08-17</w:t>
-            </w:r>
-          </w:p>
-        </w:tc>
-        <w:tc>
-          <w:tcPr>
-            <w:tcW w:type="dxa" w:w="1680"/>
-          </w:tcPr>
-          <w:p>
-            <w:pPr>
-              <w:jc w:val="left"/>
-            </w:pPr>
-            <w:r/>
-            <w:hyperlink r:id="rId113">
-              <w:r>
-                <w:rPr>
-                  <w:color w:val="0B4F9E"/>
-                  <w:sz w:val="16"/>
-                  <w:u w:val="single"/>
-                </w:rPr>
-                <w:t>link</w:t>
-              </w:r>
-            </w:hyperlink>
-          </w:p>
-        </w:tc>
-      </w:tr>
-      <w:tr>
-        <w:tc>
-          <w:tcPr>
-            <w:tcW w:type="dxa" w:w="1680"/>
-          </w:tcPr>
-          <w:p>
-            <w:pPr>
-              <w:jc w:val="left"/>
-            </w:pPr>
-            <w:r/>
-            <w:hyperlink r:id="rId114">
-              <w:r>
-                <w:rPr>
-                  <w:color w:val="0B4F9E"/>
-                  <w:sz w:val="16"/>
-                  <w:u w:val="single"/>
-                </w:rPr>
-                <w:t>Discovery of novel magnetic Y-Mn-B compounds via advanced machine learning guided framework</w:t>
-              </w:r>
-            </w:hyperlink>
-          </w:p>
-        </w:tc>
-        <w:tc>
-          <w:tcPr>
-            <w:tcW w:type="dxa" w:w="1680"/>
-          </w:tcPr>
-          <w:p>
-            <w:pPr>
-              <w:jc w:val="left"/>
-            </w:pPr>
-            <w:r/>
-          </w:p>
-        </w:tc>
-        <w:tc>
-          <w:tcPr>
-            <w:tcW w:type="dxa" w:w="1680"/>
-          </w:tcPr>
-          <w:p>
-            <w:pPr>
-              <w:jc w:val="left"/>
-            </w:pPr>
-            <w:r/>
-          </w:p>
-        </w:tc>
-        <w:tc>
-          <w:tcPr>
-            <w:tcW w:type="dxa" w:w="1680"/>
-          </w:tcPr>
-          <w:p>
-            <w:pPr>
-              <w:jc w:val="left"/>
-            </w:pPr>
-            <w:r/>
-            <w:r>
-              <w:rPr>
-                <w:sz w:val="16"/>
-              </w:rPr>
-              <w:t>DFT</w:t>
-            </w:r>
-          </w:p>
-        </w:tc>
-        <w:tc>
-          <w:tcPr>
-            <w:tcW w:type="dxa" w:w="1680"/>
-          </w:tcPr>
-          <w:p>
-            <w:pPr>
-              <w:jc w:val="left"/>
-            </w:pPr>
-            <w:r/>
-            <w:r>
-              <w:rPr>
-                <w:sz w:val="16"/>
-              </w:rPr>
-              <w:t>2026-08-17</w:t>
-            </w:r>
-          </w:p>
-        </w:tc>
-        <w:tc>
-          <w:tcPr>
-            <w:tcW w:type="dxa" w:w="1680"/>
-          </w:tcPr>
-          <w:p>
-            <w:pPr>
-              <w:jc w:val="left"/>
-            </w:pPr>
-            <w:r/>
-            <w:hyperlink r:id="rId114">
-              <w:r>
-                <w:rPr>
-                  <w:color w:val="0B4F9E"/>
-                  <w:sz w:val="16"/>
-                  <w:u w:val="single"/>
-                </w:rPr>
-                <w:t>link</w:t>
-              </w:r>
-            </w:hyperlink>
-          </w:p>
-        </w:tc>
-      </w:tr>
-      <w:tr>
-        <w:tc>
-          <w:tcPr>
-            <w:tcW w:type="dxa" w:w="1680"/>
-          </w:tcPr>
-          <w:p>
-            <w:pPr>
-              <w:jc w:val="left"/>
-            </w:pPr>
-            <w:r/>
-            <w:hyperlink r:id="rId115">
-              <w:r>
-                <w:rPr>
-                  <w:color w:val="0B4F9E"/>
-                  <w:sz w:val="16"/>
-                  <w:u w:val="single"/>
-                </w:rPr>
-                <w:t>Unlocking Multi-Component Bulk-Materials Molecular Dynamics with a Small-Footprint Machine Learning Interatomic Potentia</w:t>
-              </w:r>
-            </w:hyperlink>
-          </w:p>
-        </w:tc>
-        <w:tc>
-          <w:tcPr>
-            <w:tcW w:type="dxa" w:w="1680"/>
-          </w:tcPr>
-          <w:p>
-            <w:pPr>
-              <w:jc w:val="left"/>
-            </w:pPr>
-            <w:r/>
-          </w:p>
-        </w:tc>
-        <w:tc>
-          <w:tcPr>
-            <w:tcW w:type="dxa" w:w="1680"/>
-          </w:tcPr>
-          <w:p>
-            <w:pPr>
-              <w:jc w:val="left"/>
-            </w:pPr>
-            <w:r/>
-          </w:p>
-        </w:tc>
-        <w:tc>
-          <w:tcPr>
-            <w:tcW w:type="dxa" w:w="1680"/>
-          </w:tcPr>
-          <w:p>
-            <w:pPr>
-              <w:jc w:val="left"/>
-            </w:pPr>
-            <w:r/>
-            <w:r>
-              <w:rPr>
-                <w:sz w:val="16"/>
-              </w:rPr>
-              <w:t>MD, MLIP</w:t>
-            </w:r>
-          </w:p>
-        </w:tc>
-        <w:tc>
-          <w:tcPr>
-            <w:tcW w:type="dxa" w:w="1680"/>
-          </w:tcPr>
-          <w:p>
-            <w:pPr>
-              <w:jc w:val="left"/>
-            </w:pPr>
-            <w:r/>
-            <w:r>
-              <w:rPr>
-                <w:sz w:val="16"/>
-              </w:rPr>
-              <w:t>2026-08-17</w:t>
-            </w:r>
-          </w:p>
-        </w:tc>
-        <w:tc>
-          <w:tcPr>
-            <w:tcW w:type="dxa" w:w="1680"/>
-          </w:tcPr>
-          <w:p>
-            <w:pPr>
-              <w:jc w:val="left"/>
-            </w:pPr>
-            <w:r/>
-            <w:hyperlink r:id="rId115">
-              <w:r>
-                <w:rPr>
-                  <w:color w:val="0B4F9E"/>
-                  <w:sz w:val="16"/>
-                  <w:u w:val="single"/>
-                </w:rPr>
-                <w:t>link</w:t>
-              </w:r>
-            </w:hyperlink>
-          </w:p>
-        </w:tc>
-      </w:tr>
-      <w:tr>
-        <w:tc>
-          <w:tcPr>
-            <w:tcW w:type="dxa" w:w="1680"/>
-          </w:tcPr>
-          <w:p>
-            <w:pPr>
-              <w:jc w:val="left"/>
-            </w:pPr>
-            <w:r/>
-            <w:hyperlink r:id="rId116">
-              <w:r>
-                <w:rPr>
-                  <w:color w:val="0B4F9E"/>
-                  <w:sz w:val="16"/>
-                  <w:u w:val="single"/>
-                </w:rPr>
-                <w:t>ChemReporter: A Framework for Curating and Exporting Large-Scale Chemical Datasets for MLIP Training</w:t>
-              </w:r>
-            </w:hyperlink>
-          </w:p>
-        </w:tc>
-        <w:tc>
-          <w:tcPr>
-            <w:tcW w:type="dxa" w:w="1680"/>
-          </w:tcPr>
-          <w:p>
-            <w:pPr>
-              <w:jc w:val="left"/>
-            </w:pPr>
-            <w:r/>
-          </w:p>
-        </w:tc>
-        <w:tc>
-          <w:tcPr>
-            <w:tcW w:type="dxa" w:w="1680"/>
-          </w:tcPr>
-          <w:p>
-            <w:pPr>
-              <w:jc w:val="left"/>
-            </w:pPr>
-            <w:r/>
-          </w:p>
-        </w:tc>
-        <w:tc>
-          <w:tcPr>
-            <w:tcW w:type="dxa" w:w="1680"/>
-          </w:tcPr>
-          <w:p>
-            <w:pPr>
-              <w:jc w:val="left"/>
-            </w:pPr>
-            <w:r/>
-            <w:r>
-              <w:rPr>
-                <w:sz w:val="16"/>
-              </w:rPr>
-              <w:t>MLIP</w:t>
-            </w:r>
-          </w:p>
-        </w:tc>
-        <w:tc>
-          <w:tcPr>
-            <w:tcW w:type="dxa" w:w="1680"/>
-          </w:tcPr>
-          <w:p>
-            <w:pPr>
-              <w:jc w:val="left"/>
-            </w:pPr>
-            <w:r/>
-            <w:r>
-              <w:rPr>
-                <w:sz w:val="16"/>
-              </w:rPr>
-              <w:t>2026-08-17</w:t>
-            </w:r>
-          </w:p>
-        </w:tc>
-        <w:tc>
-          <w:tcPr>
-            <w:tcW w:type="dxa" w:w="1680"/>
-          </w:tcPr>
-          <w:p>
-            <w:pPr>
-              <w:jc w:val="left"/>
-            </w:pPr>
-            <w:r/>
-            <w:hyperlink r:id="rId116">
-              <w:r>
-                <w:rPr>
-                  <w:color w:val="0B4F9E"/>
-                  <w:sz w:val="16"/>
-                  <w:u w:val="single"/>
-                </w:rPr>
-                <w:t>link</w:t>
-              </w:r>
-            </w:hyperlink>
-          </w:p>
-        </w:tc>
-      </w:tr>
-      <w:tr>
-        <w:tc>
-          <w:tcPr>
-            <w:tcW w:type="dxa" w:w="1680"/>
-          </w:tcPr>
-          <w:p>
-            <w:pPr>
-              <w:jc w:val="left"/>
-            </w:pPr>
-            <w:r/>
             <w:hyperlink r:id="rId117">
               <w:r>
                 <w:rPr>
@@ -9909,31 +9975,9 @@
                   <w:sz w:val="16"/>
                   <w:u w:val="single"/>
                 </w:rPr>
-                <w:t>Active learning molecular beam epitaxy of complex quantum materials</w:t>
+                <w:t>HiPoly: a hierarchical polymer-native AI framework for property prediction and generative design</w:t>
               </w:r>
             </w:hyperlink>
-          </w:p>
-        </w:tc>
-        <w:tc>
-          <w:tcPr>
-            <w:tcW w:type="dxa" w:w="1680"/>
-          </w:tcPr>
-          <w:p>
-            <w:pPr>
-              <w:jc w:val="left"/>
-            </w:pPr>
-            <w:r/>
-          </w:p>
-        </w:tc>
-        <w:tc>
-          <w:tcPr>
-            <w:tcW w:type="dxa" w:w="1680"/>
-          </w:tcPr>
-          <w:p>
-            <w:pPr>
-              <w:jc w:val="left"/>
-            </w:pPr>
-            <w:r/>
           </w:p>
         </w:tc>
         <w:tc>
@@ -9960,7 +10004,35 @@
               <w:rPr>
                 <w:sz w:val="16"/>
               </w:rPr>
-              <w:t>2026-08-18</w:t>
+              <w:t>polymer</w:t>
+            </w:r>
+          </w:p>
+        </w:tc>
+        <w:tc>
+          <w:tcPr>
+            <w:tcW w:type="dxa" w:w="1680"/>
+          </w:tcPr>
+          <w:p>
+            <w:pPr>
+              <w:jc w:val="left"/>
+            </w:pPr>
+            <w:r/>
+          </w:p>
+        </w:tc>
+        <w:tc>
+          <w:tcPr>
+            <w:tcW w:type="dxa" w:w="1680"/>
+          </w:tcPr>
+          <w:p>
+            <w:pPr>
+              <w:jc w:val="left"/>
+            </w:pPr>
+            <w:r/>
+            <w:r>
+              <w:rPr>
+                <w:sz w:val="16"/>
+              </w:rPr>
+              <w:t>2026-09-02</w:t>
             </w:r>
           </w:p>
         </w:tc>
@@ -10003,20 +10075,9 @@
                   <w:sz w:val="16"/>
                   <w:u w:val="single"/>
                 </w:rPr>
-                <w:t>PyAPX: python toolkit for atomic configuration pattern exploration</w:t>
+                <w:t>Low-Temperature Transport in Li-Ion Battery EC/EMC/FEC Electrolytes: Molecular Dynamics and Machine-Learning Modeling</w:t>
               </w:r>
             </w:hyperlink>
-          </w:p>
-        </w:tc>
-        <w:tc>
-          <w:tcPr>
-            <w:tcW w:type="dxa" w:w="1680"/>
-          </w:tcPr>
-          <w:p>
-            <w:pPr>
-              <w:jc w:val="left"/>
-            </w:pPr>
-            <w:r/>
           </w:p>
         </w:tc>
         <w:tc>
@@ -10043,7 +10104,7 @@
               <w:rPr>
                 <w:sz w:val="16"/>
               </w:rPr>
-              <w:t>DFT, MLIP</w:t>
+              <w:t>Li-ion battery</w:t>
             </w:r>
           </w:p>
         </w:tc>
@@ -10060,74 +10121,8 @@
               <w:rPr>
                 <w:sz w:val="16"/>
               </w:rPr>
-              <w:t>2026-08-19</w:t>
+              <w:t>MD</w:t>
             </w:r>
-          </w:p>
-        </w:tc>
-        <w:tc>
-          <w:tcPr>
-            <w:tcW w:type="dxa" w:w="1680"/>
-          </w:tcPr>
-          <w:p>
-            <w:pPr>
-              <w:jc w:val="left"/>
-            </w:pPr>
-            <w:r/>
-            <w:hyperlink r:id="rId118">
-              <w:r>
-                <w:rPr>
-                  <w:color w:val="0B4F9E"/>
-                  <w:sz w:val="16"/>
-                  <w:u w:val="single"/>
-                </w:rPr>
-                <w:t>10.1038/s41598-026-66072-5</w:t>
-              </w:r>
-            </w:hyperlink>
-          </w:p>
-        </w:tc>
-      </w:tr>
-      <w:tr>
-        <w:tc>
-          <w:tcPr>
-            <w:tcW w:type="dxa" w:w="1680"/>
-          </w:tcPr>
-          <w:p>
-            <w:pPr>
-              <w:jc w:val="left"/>
-            </w:pPr>
-            <w:r/>
-            <w:hyperlink r:id="rId119">
-              <w:r>
-                <w:rPr>
-                  <w:color w:val="0B4F9E"/>
-                  <w:sz w:val="16"/>
-                  <w:u w:val="single"/>
-                </w:rPr>
-                <w:t>A single design choice determines whether machine learning models of materials make physically impossible predictions</w:t>
-              </w:r>
-            </w:hyperlink>
-          </w:p>
-        </w:tc>
-        <w:tc>
-          <w:tcPr>
-            <w:tcW w:type="dxa" w:w="1680"/>
-          </w:tcPr>
-          <w:p>
-            <w:pPr>
-              <w:jc w:val="left"/>
-            </w:pPr>
-            <w:r/>
-          </w:p>
-        </w:tc>
-        <w:tc>
-          <w:tcPr>
-            <w:tcW w:type="dxa" w:w="1680"/>
-          </w:tcPr>
-          <w:p>
-            <w:pPr>
-              <w:jc w:val="left"/>
-            </w:pPr>
-            <w:r/>
           </w:p>
         </w:tc>
         <w:tc>
@@ -10143,7 +10138,7 @@
               <w:rPr>
                 <w:sz w:val="16"/>
               </w:rPr>
-              <w:t>DFT</w:t>
+              <w:t>2026-09-02</w:t>
             </w:r>
           </w:p>
         </w:tc>
@@ -10156,24 +10151,7 @@
               <w:jc w:val="left"/>
             </w:pPr>
             <w:r/>
-            <w:r>
-              <w:rPr>
-                <w:sz w:val="16"/>
-              </w:rPr>
-              <w:t>2026-08-19</w:t>
-            </w:r>
-          </w:p>
-        </w:tc>
-        <w:tc>
-          <w:tcPr>
-            <w:tcW w:type="dxa" w:w="1680"/>
-          </w:tcPr>
-          <w:p>
-            <w:pPr>
-              <w:jc w:val="left"/>
-            </w:pPr>
-            <w:r/>
-            <w:hyperlink r:id="rId119">
+            <w:hyperlink r:id="rId118">
               <w:r>
                 <w:rPr>
                   <w:color w:val="0B4F9E"/>
@@ -10196,6 +10174,106 @@
               <w:jc w:val="left"/>
             </w:pPr>
             <w:r/>
+            <w:hyperlink r:id="rId119">
+              <w:r>
+                <w:rPr>
+                  <w:color w:val="0B4F9E"/>
+                  <w:sz w:val="16"/>
+                  <w:u w:val="single"/>
+                </w:rPr>
+                <w:t>Accelerated Discovery of BPA-Free Dental Resin Candidates through Active Learning of Network-Emergent Properties</w:t>
+              </w:r>
+            </w:hyperlink>
+          </w:p>
+        </w:tc>
+        <w:tc>
+          <w:tcPr>
+            <w:tcW w:type="dxa" w:w="1680"/>
+          </w:tcPr>
+          <w:p>
+            <w:pPr>
+              <w:jc w:val="left"/>
+            </w:pPr>
+            <w:r/>
+          </w:p>
+        </w:tc>
+        <w:tc>
+          <w:tcPr>
+            <w:tcW w:type="dxa" w:w="1680"/>
+          </w:tcPr>
+          <w:p>
+            <w:pPr>
+              <w:jc w:val="left"/>
+            </w:pPr>
+            <w:r/>
+            <w:r>
+              <w:rPr>
+                <w:sz w:val="16"/>
+              </w:rPr>
+              <w:t>glass / amorphous</w:t>
+            </w:r>
+          </w:p>
+        </w:tc>
+        <w:tc>
+          <w:tcPr>
+            <w:tcW w:type="dxa" w:w="1680"/>
+          </w:tcPr>
+          <w:p>
+            <w:pPr>
+              <w:jc w:val="left"/>
+            </w:pPr>
+            <w:r/>
+          </w:p>
+        </w:tc>
+        <w:tc>
+          <w:tcPr>
+            <w:tcW w:type="dxa" w:w="1680"/>
+          </w:tcPr>
+          <w:p>
+            <w:pPr>
+              <w:jc w:val="left"/>
+            </w:pPr>
+            <w:r/>
+            <w:r>
+              <w:rPr>
+                <w:sz w:val="16"/>
+              </w:rPr>
+              <w:t>2026-09-03</w:t>
+            </w:r>
+          </w:p>
+        </w:tc>
+        <w:tc>
+          <w:tcPr>
+            <w:tcW w:type="dxa" w:w="1680"/>
+          </w:tcPr>
+          <w:p>
+            <w:pPr>
+              <w:jc w:val="left"/>
+            </w:pPr>
+            <w:r/>
+            <w:hyperlink r:id="rId119">
+              <w:r>
+                <w:rPr>
+                  <w:color w:val="0B4F9E"/>
+                  <w:sz w:val="16"/>
+                  <w:u w:val="single"/>
+                </w:rPr>
+                <w:t>10.26434/chemrxiv.15008229/v1</w:t>
+              </w:r>
+            </w:hyperlink>
+          </w:p>
+        </w:tc>
+      </w:tr>
+      <w:tr>
+        <w:tc>
+          <w:tcPr>
+            <w:tcW w:type="dxa" w:w="1680"/>
+          </w:tcPr>
+          <w:p>
+            <w:pPr>
+              <w:jc w:val="left"/>
+            </w:pPr>
+            <w:r/>
             <w:hyperlink r:id="rId120">
               <w:r>
                 <w:rPr>
@@ -10203,20 +10281,9 @@
                   <w:sz w:val="16"/>
                   <w:u w:val="single"/>
                 </w:rPr>
-                <w:t>Dynamic Ensembles of Phosphine-Stabilized Gold Nanoclusters</w:t>
+                <w:t>Electronic configuration vectors provide transferable elemental representations for machine learning across the periodic</w:t>
               </w:r>
             </w:hyperlink>
-          </w:p>
-        </w:tc>
-        <w:tc>
-          <w:tcPr>
-            <w:tcW w:type="dxa" w:w="1680"/>
-          </w:tcPr>
-          <w:p>
-            <w:pPr>
-              <w:jc w:val="left"/>
-            </w:pPr>
-            <w:r/>
           </w:p>
         </w:tc>
         <w:tc>
@@ -10243,8 +10310,19 @@
               <w:rPr>
                 <w:sz w:val="16"/>
               </w:rPr>
-              <w:t>MD, MLIP</w:t>
+              <w:t>perovskite</w:t>
             </w:r>
+          </w:p>
+        </w:tc>
+        <w:tc>
+          <w:tcPr>
+            <w:tcW w:type="dxa" w:w="1680"/>
+          </w:tcPr>
+          <w:p>
+            <w:pPr>
+              <w:jc w:val="left"/>
+            </w:pPr>
+            <w:r/>
           </w:p>
         </w:tc>
         <w:tc>
@@ -10260,7 +10338,7 @@
               <w:rPr>
                 <w:sz w:val="16"/>
               </w:rPr>
-              <w:t>2026-08-19</w:t>
+              <w:t>2026-09-03</w:t>
             </w:r>
           </w:p>
         </w:tc>
@@ -10274,6 +10352,200 @@
             </w:pPr>
             <w:r/>
             <w:hyperlink r:id="rId120">
+              <w:r>
+                <w:rPr>
+                  <w:color w:val="0B4F9E"/>
+                  <w:sz w:val="16"/>
+                  <w:u w:val="single"/>
+                </w:rPr>
+                <w:t>10.26434/chemrxiv.15008244/v1</w:t>
+              </w:r>
+            </w:hyperlink>
+          </w:p>
+        </w:tc>
+      </w:tr>
+      <w:tr>
+        <w:tc>
+          <w:tcPr>
+            <w:tcW w:type="dxa" w:w="1680"/>
+          </w:tcPr>
+          <w:p>
+            <w:pPr>
+              <w:jc w:val="left"/>
+            </w:pPr>
+            <w:r/>
+            <w:hyperlink r:id="rId121">
+              <w:r>
+                <w:rPr>
+                  <w:color w:val="0B4F9E"/>
+                  <w:sz w:val="16"/>
+                  <w:u w:val="single"/>
+                </w:rPr>
+                <w:t>From Empirical Design To Autonomous Ecosystems: AI-Driven Advances, Challenges, And Future Directions In Precision Nanom</w:t>
+              </w:r>
+            </w:hyperlink>
+          </w:p>
+        </w:tc>
+        <w:tc>
+          <w:tcPr>
+            <w:tcW w:type="dxa" w:w="1680"/>
+          </w:tcPr>
+          <w:p>
+            <w:pPr>
+              <w:jc w:val="left"/>
+            </w:pPr>
+            <w:r/>
+          </w:p>
+        </w:tc>
+        <w:tc>
+          <w:tcPr>
+            <w:tcW w:type="dxa" w:w="1680"/>
+          </w:tcPr>
+          <w:p>
+            <w:pPr>
+              <w:jc w:val="left"/>
+            </w:pPr>
+            <w:r/>
+          </w:p>
+        </w:tc>
+        <w:tc>
+          <w:tcPr>
+            <w:tcW w:type="dxa" w:w="1680"/>
+          </w:tcPr>
+          <w:p>
+            <w:pPr>
+              <w:jc w:val="left"/>
+            </w:pPr>
+            <w:r/>
+          </w:p>
+        </w:tc>
+        <w:tc>
+          <w:tcPr>
+            <w:tcW w:type="dxa" w:w="1680"/>
+          </w:tcPr>
+          <w:p>
+            <w:pPr>
+              <w:jc w:val="left"/>
+            </w:pPr>
+            <w:r/>
+            <w:r>
+              <w:rPr>
+                <w:sz w:val="16"/>
+              </w:rPr>
+              <w:t>2026-08-14</w:t>
+            </w:r>
+          </w:p>
+        </w:tc>
+        <w:tc>
+          <w:tcPr>
+            <w:tcW w:type="dxa" w:w="1680"/>
+          </w:tcPr>
+          <w:p>
+            <w:pPr>
+              <w:jc w:val="left"/>
+            </w:pPr>
+            <w:r/>
+            <w:hyperlink r:id="rId121">
+              <w:r>
+                <w:rPr>
+                  <w:color w:val="0B4F9E"/>
+                  <w:sz w:val="16"/>
+                  <w:u w:val="single"/>
+                </w:rPr>
+                <w:t>10.5281/zenodo.21931873</w:t>
+              </w:r>
+            </w:hyperlink>
+          </w:p>
+        </w:tc>
+      </w:tr>
+      <w:tr>
+        <w:tc>
+          <w:tcPr>
+            <w:tcW w:type="dxa" w:w="1680"/>
+          </w:tcPr>
+          <w:p>
+            <w:pPr>
+              <w:jc w:val="left"/>
+            </w:pPr>
+            <w:r/>
+            <w:hyperlink r:id="rId122">
+              <w:r>
+                <w:rPr>
+                  <w:color w:val="0B4F9E"/>
+                  <w:sz w:val="16"/>
+                  <w:u w:val="single"/>
+                </w:rPr>
+                <w:t>Electrostatic Phenomenology Benchmarks for Machine-Learned Interatomic Potentials in Electrochemistry: Beyond the Energy</w:t>
+              </w:r>
+            </w:hyperlink>
+          </w:p>
+        </w:tc>
+        <w:tc>
+          <w:tcPr>
+            <w:tcW w:type="dxa" w:w="1680"/>
+          </w:tcPr>
+          <w:p>
+            <w:pPr>
+              <w:jc w:val="left"/>
+            </w:pPr>
+            <w:r/>
+          </w:p>
+        </w:tc>
+        <w:tc>
+          <w:tcPr>
+            <w:tcW w:type="dxa" w:w="1680"/>
+          </w:tcPr>
+          <w:p>
+            <w:pPr>
+              <w:jc w:val="left"/>
+            </w:pPr>
+            <w:r/>
+          </w:p>
+        </w:tc>
+        <w:tc>
+          <w:tcPr>
+            <w:tcW w:type="dxa" w:w="1680"/>
+          </w:tcPr>
+          <w:p>
+            <w:pPr>
+              <w:jc w:val="left"/>
+            </w:pPr>
+            <w:r/>
+            <w:r>
+              <w:rPr>
+                <w:sz w:val="16"/>
+              </w:rPr>
+              <w:t>MLIP</w:t>
+            </w:r>
+          </w:p>
+        </w:tc>
+        <w:tc>
+          <w:tcPr>
+            <w:tcW w:type="dxa" w:w="1680"/>
+          </w:tcPr>
+          <w:p>
+            <w:pPr>
+              <w:jc w:val="left"/>
+            </w:pPr>
+            <w:r/>
+            <w:r>
+              <w:rPr>
+                <w:sz w:val="16"/>
+              </w:rPr>
+              <w:t>2026-08-14</w:t>
+            </w:r>
+          </w:p>
+        </w:tc>
+        <w:tc>
+          <w:tcPr>
+            <w:tcW w:type="dxa" w:w="1680"/>
+          </w:tcPr>
+          <w:p>
+            <w:pPr>
+              <w:jc w:val="left"/>
+            </w:pPr>
+            <w:r/>
+            <w:hyperlink r:id="rId122">
               <w:r>
                 <w:rPr>
                   <w:color w:val="0B4F9E"/>
@@ -10296,200 +10568,6 @@
               <w:jc w:val="left"/>
             </w:pPr>
             <w:r/>
-            <w:hyperlink r:id="rId121">
-              <w:r>
-                <w:rPr>
-                  <w:color w:val="0B4F9E"/>
-                  <w:sz w:val="16"/>
-                  <w:u w:val="single"/>
-                </w:rPr>
-                <w:t>Generative AI and Emerging Technologies: Transforming Engineering, Innovation and Entrepreneurship</w:t>
-              </w:r>
-            </w:hyperlink>
-          </w:p>
-        </w:tc>
-        <w:tc>
-          <w:tcPr>
-            <w:tcW w:type="dxa" w:w="1680"/>
-          </w:tcPr>
-          <w:p>
-            <w:pPr>
-              <w:jc w:val="left"/>
-            </w:pPr>
-            <w:r/>
-          </w:p>
-        </w:tc>
-        <w:tc>
-          <w:tcPr>
-            <w:tcW w:type="dxa" w:w="1680"/>
-          </w:tcPr>
-          <w:p>
-            <w:pPr>
-              <w:jc w:val="left"/>
-            </w:pPr>
-            <w:r/>
-          </w:p>
-        </w:tc>
-        <w:tc>
-          <w:tcPr>
-            <w:tcW w:type="dxa" w:w="1680"/>
-          </w:tcPr>
-          <w:p>
-            <w:pPr>
-              <w:jc w:val="left"/>
-            </w:pPr>
-            <w:r/>
-          </w:p>
-        </w:tc>
-        <w:tc>
-          <w:tcPr>
-            <w:tcW w:type="dxa" w:w="1680"/>
-          </w:tcPr>
-          <w:p>
-            <w:pPr>
-              <w:jc w:val="left"/>
-            </w:pPr>
-            <w:r/>
-            <w:r>
-              <w:rPr>
-                <w:sz w:val="16"/>
-              </w:rPr>
-              <w:t>2026-08-20</w:t>
-            </w:r>
-          </w:p>
-        </w:tc>
-        <w:tc>
-          <w:tcPr>
-            <w:tcW w:type="dxa" w:w="1680"/>
-          </w:tcPr>
-          <w:p>
-            <w:pPr>
-              <w:jc w:val="left"/>
-            </w:pPr>
-            <w:r/>
-            <w:hyperlink r:id="rId121">
-              <w:r>
-                <w:rPr>
-                  <w:color w:val="0B4F9E"/>
-                  <w:sz w:val="16"/>
-                  <w:u w:val="single"/>
-                </w:rPr>
-                <w:t>10.5281/zenodo.22025110</w:t>
-              </w:r>
-            </w:hyperlink>
-          </w:p>
-        </w:tc>
-      </w:tr>
-      <w:tr>
-        <w:tc>
-          <w:tcPr>
-            <w:tcW w:type="dxa" w:w="1680"/>
-          </w:tcPr>
-          <w:p>
-            <w:pPr>
-              <w:jc w:val="left"/>
-            </w:pPr>
-            <w:r/>
-            <w:hyperlink r:id="rId122">
-              <w:r>
-                <w:rPr>
-                  <w:color w:val="0B4F9E"/>
-                  <w:sz w:val="16"/>
-                  <w:u w:val="single"/>
-                </w:rPr>
-                <w:t>Machine Learning to Foundation Models: Artificial Intelligence for Nanophotonic Modeling and Scientific Discovery</w:t>
-              </w:r>
-            </w:hyperlink>
-          </w:p>
-        </w:tc>
-        <w:tc>
-          <w:tcPr>
-            <w:tcW w:type="dxa" w:w="1680"/>
-          </w:tcPr>
-          <w:p>
-            <w:pPr>
-              <w:jc w:val="left"/>
-            </w:pPr>
-            <w:r/>
-          </w:p>
-        </w:tc>
-        <w:tc>
-          <w:tcPr>
-            <w:tcW w:type="dxa" w:w="1680"/>
-          </w:tcPr>
-          <w:p>
-            <w:pPr>
-              <w:jc w:val="left"/>
-            </w:pPr>
-            <w:r/>
-          </w:p>
-        </w:tc>
-        <w:tc>
-          <w:tcPr>
-            <w:tcW w:type="dxa" w:w="1680"/>
-          </w:tcPr>
-          <w:p>
-            <w:pPr>
-              <w:jc w:val="left"/>
-            </w:pPr>
-            <w:r/>
-            <w:r>
-              <w:rPr>
-                <w:sz w:val="16"/>
-              </w:rPr>
-              <w:t>MLIP</w:t>
-            </w:r>
-          </w:p>
-        </w:tc>
-        <w:tc>
-          <w:tcPr>
-            <w:tcW w:type="dxa" w:w="1680"/>
-          </w:tcPr>
-          <w:p>
-            <w:pPr>
-              <w:jc w:val="left"/>
-            </w:pPr>
-            <w:r/>
-            <w:r>
-              <w:rPr>
-                <w:sz w:val="16"/>
-              </w:rPr>
-              <w:t>2026-08-21</w:t>
-            </w:r>
-          </w:p>
-        </w:tc>
-        <w:tc>
-          <w:tcPr>
-            <w:tcW w:type="dxa" w:w="1680"/>
-          </w:tcPr>
-          <w:p>
-            <w:pPr>
-              <w:jc w:val="left"/>
-            </w:pPr>
-            <w:r/>
-            <w:hyperlink r:id="rId122">
-              <w:r>
-                <w:rPr>
-                  <w:color w:val="0B4F9E"/>
-                  <w:sz w:val="16"/>
-                  <w:u w:val="single"/>
-                </w:rPr>
-                <w:t>10.48550/arxiv.2608.21612</w:t>
-              </w:r>
-            </w:hyperlink>
-          </w:p>
-        </w:tc>
-      </w:tr>
-      <w:tr>
-        <w:tc>
-          <w:tcPr>
-            <w:tcW w:type="dxa" w:w="1680"/>
-          </w:tcPr>
-          <w:p>
-            <w:pPr>
-              <w:jc w:val="left"/>
-            </w:pPr>
-            <w:r/>
             <w:hyperlink r:id="rId123">
               <w:r>
                 <w:rPr>
@@ -10497,20 +10575,9 @@
                   <w:sz w:val="16"/>
                   <w:u w:val="single"/>
                 </w:rPr>
-                <w:t>Diagnosing and narrowing the simulation-to-real gap in powder X-ray diffraction with a wet-dry agentic loop</w:t>
+                <w:t>The Past and Future of AI Scientists</w:t>
               </w:r>
             </w:hyperlink>
-          </w:p>
-        </w:tc>
-        <w:tc>
-          <w:tcPr>
-            <w:tcW w:type="dxa" w:w="1680"/>
-          </w:tcPr>
-          <w:p>
-            <w:pPr>
-              <w:jc w:val="left"/>
-            </w:pPr>
-            <w:r/>
           </w:p>
         </w:tc>
         <w:tc>
@@ -10548,7 +10615,24 @@
               <w:rPr>
                 <w:sz w:val="16"/>
               </w:rPr>
-              <w:t>2026-08-23</w:t>
+              <w:t>MLIP</w:t>
+            </w:r>
+          </w:p>
+        </w:tc>
+        <w:tc>
+          <w:tcPr>
+            <w:tcW w:type="dxa" w:w="1680"/>
+          </w:tcPr>
+          <w:p>
+            <w:pPr>
+              <w:jc w:val="left"/>
+            </w:pPr>
+            <w:r/>
+            <w:r>
+              <w:rPr>
+                <w:sz w:val="16"/>
+              </w:rPr>
+              <w:t>2026-08-14</w:t>
             </w:r>
           </w:p>
         </w:tc>
@@ -10591,20 +10675,9 @@
                   <w:sz w:val="16"/>
                   <w:u w:val="single"/>
                 </w:rPr>
-                <w:t xml:space="preserve">Dataset for the publication- A cylindrical sintering method for more realistic grain boundaries in nanocrystalline thin </w:t>
+                <w:t>Graph neural network prediction of temperature-dependent hydrogen diffusion and thermal conductivity tensors of tungsten</w:t>
               </w:r>
             </w:hyperlink>
-          </w:p>
-        </w:tc>
-        <w:tc>
-          <w:tcPr>
-            <w:tcW w:type="dxa" w:w="1680"/>
-          </w:tcPr>
-          <w:p>
-            <w:pPr>
-              <w:jc w:val="left"/>
-            </w:pPr>
-            <w:r/>
           </w:p>
         </w:tc>
         <w:tc>
@@ -10642,7 +10715,24 @@
               <w:rPr>
                 <w:sz w:val="16"/>
               </w:rPr>
-              <w:t>2026-08-24</w:t>
+              <w:t>MD</w:t>
+            </w:r>
+          </w:p>
+        </w:tc>
+        <w:tc>
+          <w:tcPr>
+            <w:tcW w:type="dxa" w:w="1680"/>
+          </w:tcPr>
+          <w:p>
+            <w:pPr>
+              <w:jc w:val="left"/>
+            </w:pPr>
+            <w:r/>
+            <w:r>
+              <w:rPr>
+                <w:sz w:val="16"/>
+              </w:rPr>
+              <w:t>2026-08-16</w:t>
             </w:r>
           </w:p>
         </w:tc>
@@ -10662,7 +10752,7 @@
                   <w:sz w:val="16"/>
                   <w:u w:val="single"/>
                 </w:rPr>
-                <w:t>10.5281/zenodo.22111105</w:t>
+                <w:t>link</w:t>
               </w:r>
             </w:hyperlink>
           </w:p>
@@ -10685,7 +10775,7 @@
                   <w:sz w:val="16"/>
                   <w:u w:val="single"/>
                 </w:rPr>
-                <w:t>Continuous Scalar Kernels for Quotients of Variable-Cell Periodic Structures: Compactness, Acquisition, and Target Bound</w:t>
+                <w:t>Machine Learning-Accelerated Band-Edge Engineering of Pnictogen Chalcohalide Solid Solutions for Solar Energy Technologi</w:t>
               </w:r>
             </w:hyperlink>
           </w:p>
@@ -10725,7 +10815,7 @@
               <w:rPr>
                 <w:sz w:val="16"/>
               </w:rPr>
-              <w:t>MLIP</w:t>
+              <w:t>DFT</w:t>
             </w:r>
           </w:p>
         </w:tc>
@@ -10742,7 +10832,7 @@
               <w:rPr>
                 <w:sz w:val="16"/>
               </w:rPr>
-              <w:t>2026-08-25</w:t>
+              <w:t>2026-08-17</w:t>
             </w:r>
           </w:p>
         </w:tc>
@@ -10762,7 +10852,7 @@
                   <w:sz w:val="16"/>
                   <w:u w:val="single"/>
                 </w:rPr>
-                <w:t>10.26434/chemrxiv.15006891/v3</w:t>
+                <w:t>link</w:t>
               </w:r>
             </w:hyperlink>
           </w:p>
@@ -10785,9 +10875,20 @@
                   <w:sz w:val="16"/>
                   <w:u w:val="single"/>
                 </w:rPr>
-                <w:t>Attention-based composition learning for thermodynamic and electronic property prediction in inorganic materials</w:t>
+                <w:t xml:space="preserve">Extracting a nitrile-centered, ether-assisted motif hierarchy for lithium-battery electrolyte design from billion-scale </w:t>
               </w:r>
             </w:hyperlink>
+          </w:p>
+        </w:tc>
+        <w:tc>
+          <w:tcPr>
+            <w:tcW w:type="dxa" w:w="1680"/>
+          </w:tcPr>
+          <w:p>
+            <w:pPr>
+              <w:jc w:val="left"/>
+            </w:pPr>
+            <w:r/>
           </w:p>
         </w:tc>
         <w:tc>
@@ -10825,24 +10926,7 @@
               <w:rPr>
                 <w:sz w:val="16"/>
               </w:rPr>
-              <w:t>DFT</w:t>
-            </w:r>
-          </w:p>
-        </w:tc>
-        <w:tc>
-          <w:tcPr>
-            <w:tcW w:type="dxa" w:w="1680"/>
-          </w:tcPr>
-          <w:p>
-            <w:pPr>
-              <w:jc w:val="left"/>
-            </w:pPr>
-            <w:r/>
-            <w:r>
-              <w:rPr>
-                <w:sz w:val="16"/>
-              </w:rPr>
-              <w:t>2026-08-25</w:t>
+              <w:t>2026-08-17</w:t>
             </w:r>
           </w:p>
         </w:tc>
@@ -10862,7 +10946,7 @@
                   <w:sz w:val="16"/>
                   <w:u w:val="single"/>
                 </w:rPr>
-                <w:t>10.1016/j.nxmate.2026.103265</w:t>
+                <w:t>link</w:t>
               </w:r>
             </w:hyperlink>
           </w:p>
@@ -10885,20 +10969,9 @@
                   <w:sz w:val="16"/>
                   <w:u w:val="single"/>
                 </w:rPr>
-                <w:t>Machine learning for biomaterials design</w:t>
+                <w:t>Discovery of novel magnetic Y-Mn-B compounds via advanced machine learning guided framework</w:t>
               </w:r>
             </w:hyperlink>
-          </w:p>
-        </w:tc>
-        <w:tc>
-          <w:tcPr>
-            <w:tcW w:type="dxa" w:w="1680"/>
-          </w:tcPr>
-          <w:p>
-            <w:pPr>
-              <w:jc w:val="left"/>
-            </w:pPr>
-            <w:r/>
           </w:p>
         </w:tc>
         <w:tc>
@@ -10936,7 +11009,24 @@
               <w:rPr>
                 <w:sz w:val="16"/>
               </w:rPr>
-              <w:t>2026-08-25</w:t>
+              <w:t>DFT</w:t>
+            </w:r>
+          </w:p>
+        </w:tc>
+        <w:tc>
+          <w:tcPr>
+            <w:tcW w:type="dxa" w:w="1680"/>
+          </w:tcPr>
+          <w:p>
+            <w:pPr>
+              <w:jc w:val="left"/>
+            </w:pPr>
+            <w:r/>
+            <w:r>
+              <w:rPr>
+                <w:sz w:val="16"/>
+              </w:rPr>
+              <w:t>2026-08-17</w:t>
             </w:r>
           </w:p>
         </w:tc>
@@ -10956,7 +11046,7 @@
                   <w:sz w:val="16"/>
                   <w:u w:val="single"/>
                 </w:rPr>
-                <w:t>10.1038/s44222-026-00476-w</w:t>
+                <w:t>link</w:t>
               </w:r>
             </w:hyperlink>
           </w:p>
@@ -10979,7 +11069,7 @@
                   <w:sz w:val="16"/>
                   <w:u w:val="single"/>
                 </w:rPr>
-                <w:t>DeepField: Condensed-Phase Quantum Learning for All-Atom Protein Dynamics in Explicit Water</w:t>
+                <w:t>Unlocking Multi-Component Bulk-Materials Molecular Dynamics with a Small-Footprint Machine Learning Interatomic Potentia</w:t>
               </w:r>
             </w:hyperlink>
           </w:p>
@@ -11036,7 +11126,7 @@
               <w:rPr>
                 <w:sz w:val="16"/>
               </w:rPr>
-              <w:t>2026-08-26</w:t>
+              <w:t>2026-08-17</w:t>
             </w:r>
           </w:p>
         </w:tc>
@@ -11056,7 +11146,7 @@
                   <w:sz w:val="16"/>
                   <w:u w:val="single"/>
                 </w:rPr>
-                <w:t>10.26434/chemrxiv.15007896/v1</w:t>
+                <w:t>link</w:t>
               </w:r>
             </w:hyperlink>
           </w:p>
@@ -11079,20 +11169,9 @@
                   <w:sz w:val="16"/>
                   <w:u w:val="single"/>
                 </w:rPr>
-                <w:t xml:space="preserve">Preprint of the publication- A cylindrical sintering method for more realistic grain boundaries in nanocrystalline thin </w:t>
+                <w:t>ChemReporter: A Framework for Curating and Exporting Large-Scale Chemical Datasets for MLIP Training</w:t>
               </w:r>
             </w:hyperlink>
-          </w:p>
-        </w:tc>
-        <w:tc>
-          <w:tcPr>
-            <w:tcW w:type="dxa" w:w="1680"/>
-          </w:tcPr>
-          <w:p>
-            <w:pPr>
-              <w:jc w:val="left"/>
-            </w:pPr>
-            <w:r/>
           </w:p>
         </w:tc>
         <w:tc>
@@ -11130,7 +11209,24 @@
               <w:rPr>
                 <w:sz w:val="16"/>
               </w:rPr>
-              <w:t>2026-08-26</w:t>
+              <w:t>MLIP</w:t>
+            </w:r>
+          </w:p>
+        </w:tc>
+        <w:tc>
+          <w:tcPr>
+            <w:tcW w:type="dxa" w:w="1680"/>
+          </w:tcPr>
+          <w:p>
+            <w:pPr>
+              <w:jc w:val="left"/>
+            </w:pPr>
+            <w:r/>
+            <w:r>
+              <w:rPr>
+                <w:sz w:val="16"/>
+              </w:rPr>
+              <w:t>2026-08-17</w:t>
             </w:r>
           </w:p>
         </w:tc>
@@ -11150,7 +11246,7 @@
                   <w:sz w:val="16"/>
                   <w:u w:val="single"/>
                 </w:rPr>
-                <w:t>10.5281/zenodo.22112768</w:t>
+                <w:t>link</w:t>
               </w:r>
             </w:hyperlink>
           </w:p>
@@ -11173,7 +11269,7 @@
                   <w:sz w:val="16"/>
                   <w:u w:val="single"/>
                 </w:rPr>
-                <w:t>Enhancing materials discovery with valence-constrained design in generative modeling</w:t>
+                <w:t>Active learning molecular beam epitaxy of complex quantum materials</w:t>
               </w:r>
             </w:hyperlink>
           </w:p>
@@ -11224,10 +11320,33 @@
               <w:rPr>
                 <w:sz w:val="16"/>
               </w:rPr>
-              <w:t>2026-08-26</w:t>
+              <w:t>2026-08-18</w:t>
             </w:r>
           </w:p>
         </w:tc>
+        <w:tc>
+          <w:tcPr>
+            <w:tcW w:type="dxa" w:w="1680"/>
+          </w:tcPr>
+          <w:p>
+            <w:pPr>
+              <w:jc w:val="left"/>
+            </w:pPr>
+            <w:r/>
+            <w:hyperlink r:id="rId130">
+              <w:r>
+                <w:rPr>
+                  <w:color w:val="0B4F9E"/>
+                  <w:sz w:val="16"/>
+                  <w:u w:val="single"/>
+                </w:rPr>
+                <w:t>link</w:t>
+              </w:r>
+            </w:hyperlink>
+          </w:p>
+        </w:tc>
+      </w:tr>
+      <w:tr>
         <w:tc>
           <w:tcPr>
             <w:tcW w:type="dxa" w:w="1680"/>
@@ -11244,7 +11363,84 @@
                   <w:sz w:val="16"/>
                   <w:u w:val="single"/>
                 </w:rPr>
-                <w:t>10.1038/s43588-026-01037-2</w:t>
+                <w:t>PyAPX: python toolkit for atomic configuration pattern exploration</w:t>
+              </w:r>
+            </w:hyperlink>
+          </w:p>
+        </w:tc>
+        <w:tc>
+          <w:tcPr>
+            <w:tcW w:type="dxa" w:w="1680"/>
+          </w:tcPr>
+          <w:p>
+            <w:pPr>
+              <w:jc w:val="left"/>
+            </w:pPr>
+            <w:r/>
+          </w:p>
+        </w:tc>
+        <w:tc>
+          <w:tcPr>
+            <w:tcW w:type="dxa" w:w="1680"/>
+          </w:tcPr>
+          <w:p>
+            <w:pPr>
+              <w:jc w:val="left"/>
+            </w:pPr>
+            <w:r/>
+          </w:p>
+        </w:tc>
+        <w:tc>
+          <w:tcPr>
+            <w:tcW w:type="dxa" w:w="1680"/>
+          </w:tcPr>
+          <w:p>
+            <w:pPr>
+              <w:jc w:val="left"/>
+            </w:pPr>
+            <w:r/>
+            <w:r>
+              <w:rPr>
+                <w:sz w:val="16"/>
+              </w:rPr>
+              <w:t>DFT, MLIP</w:t>
+            </w:r>
+          </w:p>
+        </w:tc>
+        <w:tc>
+          <w:tcPr>
+            <w:tcW w:type="dxa" w:w="1680"/>
+          </w:tcPr>
+          <w:p>
+            <w:pPr>
+              <w:jc w:val="left"/>
+            </w:pPr>
+            <w:r/>
+            <w:r>
+              <w:rPr>
+                <w:sz w:val="16"/>
+              </w:rPr>
+              <w:t>2026-08-19</w:t>
+            </w:r>
+          </w:p>
+        </w:tc>
+        <w:tc>
+          <w:tcPr>
+            <w:tcW w:type="dxa" w:w="1680"/>
+          </w:tcPr>
+          <w:p>
+            <w:pPr>
+              <w:jc w:val="left"/>
+            </w:pPr>
+            <w:r/>
+            <w:hyperlink r:id="rId131">
+              <w:r>
+                <w:rPr>
+                  <w:color w:val="0B4F9E"/>
+                  <w:sz w:val="16"/>
+                  <w:u w:val="single"/>
+                </w:rPr>
+                <w:t>10.1038/s41598-026-66072-5</w:t>
               </w:r>
             </w:hyperlink>
           </w:p>
@@ -11267,20 +11463,9 @@
                   <w:sz w:val="16"/>
                   <w:u w:val="single"/>
                 </w:rPr>
-                <w:t>Bayesian Optimization for Self-Driving Materials Laboratories: From Algorithms to Physics-Informed Workflows</w:t>
+                <w:t>A single design choice determines whether machine learning models of materials make physically impossible predictions</w:t>
               </w:r>
             </w:hyperlink>
-          </w:p>
-        </w:tc>
-        <w:tc>
-          <w:tcPr>
-            <w:tcW w:type="dxa" w:w="1680"/>
-          </w:tcPr>
-          <w:p>
-            <w:pPr>
-              <w:jc w:val="left"/>
-            </w:pPr>
-            <w:r/>
           </w:p>
         </w:tc>
         <w:tc>
@@ -11318,7 +11503,24 @@
               <w:rPr>
                 <w:sz w:val="16"/>
               </w:rPr>
-              <w:t>2026-08-26</w:t>
+              <w:t>DFT</w:t>
+            </w:r>
+          </w:p>
+        </w:tc>
+        <w:tc>
+          <w:tcPr>
+            <w:tcW w:type="dxa" w:w="1680"/>
+          </w:tcPr>
+          <w:p>
+            <w:pPr>
+              <w:jc w:val="left"/>
+            </w:pPr>
+            <w:r/>
+            <w:r>
+              <w:rPr>
+                <w:sz w:val="16"/>
+              </w:rPr>
+              <w:t>2026-08-19</w:t>
             </w:r>
           </w:p>
         </w:tc>
@@ -11361,6 +11563,1164 @@
                   <w:sz w:val="16"/>
                   <w:u w:val="single"/>
                 </w:rPr>
+                <w:t>Dynamic Ensembles of Phosphine-Stabilized Gold Nanoclusters</w:t>
+              </w:r>
+            </w:hyperlink>
+          </w:p>
+        </w:tc>
+        <w:tc>
+          <w:tcPr>
+            <w:tcW w:type="dxa" w:w="1680"/>
+          </w:tcPr>
+          <w:p>
+            <w:pPr>
+              <w:jc w:val="left"/>
+            </w:pPr>
+            <w:r/>
+          </w:p>
+        </w:tc>
+        <w:tc>
+          <w:tcPr>
+            <w:tcW w:type="dxa" w:w="1680"/>
+          </w:tcPr>
+          <w:p>
+            <w:pPr>
+              <w:jc w:val="left"/>
+            </w:pPr>
+            <w:r/>
+          </w:p>
+        </w:tc>
+        <w:tc>
+          <w:tcPr>
+            <w:tcW w:type="dxa" w:w="1680"/>
+          </w:tcPr>
+          <w:p>
+            <w:pPr>
+              <w:jc w:val="left"/>
+            </w:pPr>
+            <w:r/>
+            <w:r>
+              <w:rPr>
+                <w:sz w:val="16"/>
+              </w:rPr>
+              <w:t>MD, MLIP</w:t>
+            </w:r>
+          </w:p>
+        </w:tc>
+        <w:tc>
+          <w:tcPr>
+            <w:tcW w:type="dxa" w:w="1680"/>
+          </w:tcPr>
+          <w:p>
+            <w:pPr>
+              <w:jc w:val="left"/>
+            </w:pPr>
+            <w:r/>
+            <w:r>
+              <w:rPr>
+                <w:sz w:val="16"/>
+              </w:rPr>
+              <w:t>2026-08-19</w:t>
+            </w:r>
+          </w:p>
+        </w:tc>
+        <w:tc>
+          <w:tcPr>
+            <w:tcW w:type="dxa" w:w="1680"/>
+          </w:tcPr>
+          <w:p>
+            <w:pPr>
+              <w:jc w:val="left"/>
+            </w:pPr>
+            <w:r/>
+            <w:hyperlink r:id="rId133">
+              <w:r>
+                <w:rPr>
+                  <w:color w:val="0B4F9E"/>
+                  <w:sz w:val="16"/>
+                  <w:u w:val="single"/>
+                </w:rPr>
+                <w:t>link</w:t>
+              </w:r>
+            </w:hyperlink>
+          </w:p>
+        </w:tc>
+      </w:tr>
+      <w:tr>
+        <w:tc>
+          <w:tcPr>
+            <w:tcW w:type="dxa" w:w="1680"/>
+          </w:tcPr>
+          <w:p>
+            <w:pPr>
+              <w:jc w:val="left"/>
+            </w:pPr>
+            <w:r/>
+            <w:hyperlink r:id="rId134">
+              <w:r>
+                <w:rPr>
+                  <w:color w:val="0B4F9E"/>
+                  <w:sz w:val="16"/>
+                  <w:u w:val="single"/>
+                </w:rPr>
+                <w:t>Generative AI and Emerging Technologies: Transforming Engineering, Innovation and Entrepreneurship</w:t>
+              </w:r>
+            </w:hyperlink>
+          </w:p>
+        </w:tc>
+        <w:tc>
+          <w:tcPr>
+            <w:tcW w:type="dxa" w:w="1680"/>
+          </w:tcPr>
+          <w:p>
+            <w:pPr>
+              <w:jc w:val="left"/>
+            </w:pPr>
+            <w:r/>
+          </w:p>
+        </w:tc>
+        <w:tc>
+          <w:tcPr>
+            <w:tcW w:type="dxa" w:w="1680"/>
+          </w:tcPr>
+          <w:p>
+            <w:pPr>
+              <w:jc w:val="left"/>
+            </w:pPr>
+            <w:r/>
+          </w:p>
+        </w:tc>
+        <w:tc>
+          <w:tcPr>
+            <w:tcW w:type="dxa" w:w="1680"/>
+          </w:tcPr>
+          <w:p>
+            <w:pPr>
+              <w:jc w:val="left"/>
+            </w:pPr>
+            <w:r/>
+          </w:p>
+        </w:tc>
+        <w:tc>
+          <w:tcPr>
+            <w:tcW w:type="dxa" w:w="1680"/>
+          </w:tcPr>
+          <w:p>
+            <w:pPr>
+              <w:jc w:val="left"/>
+            </w:pPr>
+            <w:r/>
+            <w:r>
+              <w:rPr>
+                <w:sz w:val="16"/>
+              </w:rPr>
+              <w:t>2026-08-20</w:t>
+            </w:r>
+          </w:p>
+        </w:tc>
+        <w:tc>
+          <w:tcPr>
+            <w:tcW w:type="dxa" w:w="1680"/>
+          </w:tcPr>
+          <w:p>
+            <w:pPr>
+              <w:jc w:val="left"/>
+            </w:pPr>
+            <w:r/>
+            <w:hyperlink r:id="rId134">
+              <w:r>
+                <w:rPr>
+                  <w:color w:val="0B4F9E"/>
+                  <w:sz w:val="16"/>
+                  <w:u w:val="single"/>
+                </w:rPr>
+                <w:t>10.5281/zenodo.22025110</w:t>
+              </w:r>
+            </w:hyperlink>
+          </w:p>
+        </w:tc>
+      </w:tr>
+      <w:tr>
+        <w:tc>
+          <w:tcPr>
+            <w:tcW w:type="dxa" w:w="1680"/>
+          </w:tcPr>
+          <w:p>
+            <w:pPr>
+              <w:jc w:val="left"/>
+            </w:pPr>
+            <w:r/>
+            <w:hyperlink r:id="rId135">
+              <w:r>
+                <w:rPr>
+                  <w:color w:val="0B4F9E"/>
+                  <w:sz w:val="16"/>
+                  <w:u w:val="single"/>
+                </w:rPr>
+                <w:t>Machine Learning to Foundation Models: Artificial Intelligence for Nanophotonic Modeling and Scientific Discovery</w:t>
+              </w:r>
+            </w:hyperlink>
+          </w:p>
+        </w:tc>
+        <w:tc>
+          <w:tcPr>
+            <w:tcW w:type="dxa" w:w="1680"/>
+          </w:tcPr>
+          <w:p>
+            <w:pPr>
+              <w:jc w:val="left"/>
+            </w:pPr>
+            <w:r/>
+          </w:p>
+        </w:tc>
+        <w:tc>
+          <w:tcPr>
+            <w:tcW w:type="dxa" w:w="1680"/>
+          </w:tcPr>
+          <w:p>
+            <w:pPr>
+              <w:jc w:val="left"/>
+            </w:pPr>
+            <w:r/>
+          </w:p>
+        </w:tc>
+        <w:tc>
+          <w:tcPr>
+            <w:tcW w:type="dxa" w:w="1680"/>
+          </w:tcPr>
+          <w:p>
+            <w:pPr>
+              <w:jc w:val="left"/>
+            </w:pPr>
+            <w:r/>
+            <w:r>
+              <w:rPr>
+                <w:sz w:val="16"/>
+              </w:rPr>
+              <w:t>MLIP</w:t>
+            </w:r>
+          </w:p>
+        </w:tc>
+        <w:tc>
+          <w:tcPr>
+            <w:tcW w:type="dxa" w:w="1680"/>
+          </w:tcPr>
+          <w:p>
+            <w:pPr>
+              <w:jc w:val="left"/>
+            </w:pPr>
+            <w:r/>
+            <w:r>
+              <w:rPr>
+                <w:sz w:val="16"/>
+              </w:rPr>
+              <w:t>2026-08-21</w:t>
+            </w:r>
+          </w:p>
+        </w:tc>
+        <w:tc>
+          <w:tcPr>
+            <w:tcW w:type="dxa" w:w="1680"/>
+          </w:tcPr>
+          <w:p>
+            <w:pPr>
+              <w:jc w:val="left"/>
+            </w:pPr>
+            <w:r/>
+            <w:hyperlink r:id="rId135">
+              <w:r>
+                <w:rPr>
+                  <w:color w:val="0B4F9E"/>
+                  <w:sz w:val="16"/>
+                  <w:u w:val="single"/>
+                </w:rPr>
+                <w:t>10.48550/arxiv.2608.21612</w:t>
+              </w:r>
+            </w:hyperlink>
+          </w:p>
+        </w:tc>
+      </w:tr>
+      <w:tr>
+        <w:tc>
+          <w:tcPr>
+            <w:tcW w:type="dxa" w:w="1680"/>
+          </w:tcPr>
+          <w:p>
+            <w:pPr>
+              <w:jc w:val="left"/>
+            </w:pPr>
+            <w:r/>
+            <w:hyperlink r:id="rId136">
+              <w:r>
+                <w:rPr>
+                  <w:color w:val="0B4F9E"/>
+                  <w:sz w:val="16"/>
+                  <w:u w:val="single"/>
+                </w:rPr>
+                <w:t>Diagnosing and narrowing the simulation-to-real gap in powder X-ray diffraction with a wet-dry agentic loop</w:t>
+              </w:r>
+            </w:hyperlink>
+          </w:p>
+        </w:tc>
+        <w:tc>
+          <w:tcPr>
+            <w:tcW w:type="dxa" w:w="1680"/>
+          </w:tcPr>
+          <w:p>
+            <w:pPr>
+              <w:jc w:val="left"/>
+            </w:pPr>
+            <w:r/>
+          </w:p>
+        </w:tc>
+        <w:tc>
+          <w:tcPr>
+            <w:tcW w:type="dxa" w:w="1680"/>
+          </w:tcPr>
+          <w:p>
+            <w:pPr>
+              <w:jc w:val="left"/>
+            </w:pPr>
+            <w:r/>
+          </w:p>
+        </w:tc>
+        <w:tc>
+          <w:tcPr>
+            <w:tcW w:type="dxa" w:w="1680"/>
+          </w:tcPr>
+          <w:p>
+            <w:pPr>
+              <w:jc w:val="left"/>
+            </w:pPr>
+            <w:r/>
+          </w:p>
+        </w:tc>
+        <w:tc>
+          <w:tcPr>
+            <w:tcW w:type="dxa" w:w="1680"/>
+          </w:tcPr>
+          <w:p>
+            <w:pPr>
+              <w:jc w:val="left"/>
+            </w:pPr>
+            <w:r/>
+            <w:r>
+              <w:rPr>
+                <w:sz w:val="16"/>
+              </w:rPr>
+              <w:t>2026-08-23</w:t>
+            </w:r>
+          </w:p>
+        </w:tc>
+        <w:tc>
+          <w:tcPr>
+            <w:tcW w:type="dxa" w:w="1680"/>
+          </w:tcPr>
+          <w:p>
+            <w:pPr>
+              <w:jc w:val="left"/>
+            </w:pPr>
+            <w:r/>
+            <w:hyperlink r:id="rId136">
+              <w:r>
+                <w:rPr>
+                  <w:color w:val="0B4F9E"/>
+                  <w:sz w:val="16"/>
+                  <w:u w:val="single"/>
+                </w:rPr>
+                <w:t>link</w:t>
+              </w:r>
+            </w:hyperlink>
+          </w:p>
+        </w:tc>
+      </w:tr>
+      <w:tr>
+        <w:tc>
+          <w:tcPr>
+            <w:tcW w:type="dxa" w:w="1680"/>
+          </w:tcPr>
+          <w:p>
+            <w:pPr>
+              <w:jc w:val="left"/>
+            </w:pPr>
+            <w:r/>
+            <w:hyperlink r:id="rId137">
+              <w:r>
+                <w:rPr>
+                  <w:color w:val="0B4F9E"/>
+                  <w:sz w:val="16"/>
+                  <w:u w:val="single"/>
+                </w:rPr>
+                <w:t xml:space="preserve">Dataset for the publication- A cylindrical sintering method for more realistic grain boundaries in nanocrystalline thin </w:t>
+              </w:r>
+            </w:hyperlink>
+          </w:p>
+        </w:tc>
+        <w:tc>
+          <w:tcPr>
+            <w:tcW w:type="dxa" w:w="1680"/>
+          </w:tcPr>
+          <w:p>
+            <w:pPr>
+              <w:jc w:val="left"/>
+            </w:pPr>
+            <w:r/>
+          </w:p>
+        </w:tc>
+        <w:tc>
+          <w:tcPr>
+            <w:tcW w:type="dxa" w:w="1680"/>
+          </w:tcPr>
+          <w:p>
+            <w:pPr>
+              <w:jc w:val="left"/>
+            </w:pPr>
+            <w:r/>
+          </w:p>
+        </w:tc>
+        <w:tc>
+          <w:tcPr>
+            <w:tcW w:type="dxa" w:w="1680"/>
+          </w:tcPr>
+          <w:p>
+            <w:pPr>
+              <w:jc w:val="left"/>
+            </w:pPr>
+            <w:r/>
+          </w:p>
+        </w:tc>
+        <w:tc>
+          <w:tcPr>
+            <w:tcW w:type="dxa" w:w="1680"/>
+          </w:tcPr>
+          <w:p>
+            <w:pPr>
+              <w:jc w:val="left"/>
+            </w:pPr>
+            <w:r/>
+            <w:r>
+              <w:rPr>
+                <w:sz w:val="16"/>
+              </w:rPr>
+              <w:t>2026-08-24</w:t>
+            </w:r>
+          </w:p>
+        </w:tc>
+        <w:tc>
+          <w:tcPr>
+            <w:tcW w:type="dxa" w:w="1680"/>
+          </w:tcPr>
+          <w:p>
+            <w:pPr>
+              <w:jc w:val="left"/>
+            </w:pPr>
+            <w:r/>
+            <w:hyperlink r:id="rId137">
+              <w:r>
+                <w:rPr>
+                  <w:color w:val="0B4F9E"/>
+                  <w:sz w:val="16"/>
+                  <w:u w:val="single"/>
+                </w:rPr>
+                <w:t>10.5281/zenodo.22111105</w:t>
+              </w:r>
+            </w:hyperlink>
+          </w:p>
+        </w:tc>
+      </w:tr>
+      <w:tr>
+        <w:tc>
+          <w:tcPr>
+            <w:tcW w:type="dxa" w:w="1680"/>
+          </w:tcPr>
+          <w:p>
+            <w:pPr>
+              <w:jc w:val="left"/>
+            </w:pPr>
+            <w:r/>
+            <w:hyperlink r:id="rId138">
+              <w:r>
+                <w:rPr>
+                  <w:color w:val="0B4F9E"/>
+                  <w:sz w:val="16"/>
+                  <w:u w:val="single"/>
+                </w:rPr>
+                <w:t>Continuous Scalar Kernels for Quotients of Variable-Cell Periodic Structures: Compactness, Acquisition, and Target Bound</w:t>
+              </w:r>
+            </w:hyperlink>
+          </w:p>
+        </w:tc>
+        <w:tc>
+          <w:tcPr>
+            <w:tcW w:type="dxa" w:w="1680"/>
+          </w:tcPr>
+          <w:p>
+            <w:pPr>
+              <w:jc w:val="left"/>
+            </w:pPr>
+            <w:r/>
+          </w:p>
+        </w:tc>
+        <w:tc>
+          <w:tcPr>
+            <w:tcW w:type="dxa" w:w="1680"/>
+          </w:tcPr>
+          <w:p>
+            <w:pPr>
+              <w:jc w:val="left"/>
+            </w:pPr>
+            <w:r/>
+          </w:p>
+        </w:tc>
+        <w:tc>
+          <w:tcPr>
+            <w:tcW w:type="dxa" w:w="1680"/>
+          </w:tcPr>
+          <w:p>
+            <w:pPr>
+              <w:jc w:val="left"/>
+            </w:pPr>
+            <w:r/>
+            <w:r>
+              <w:rPr>
+                <w:sz w:val="16"/>
+              </w:rPr>
+              <w:t>MLIP</w:t>
+            </w:r>
+          </w:p>
+        </w:tc>
+        <w:tc>
+          <w:tcPr>
+            <w:tcW w:type="dxa" w:w="1680"/>
+          </w:tcPr>
+          <w:p>
+            <w:pPr>
+              <w:jc w:val="left"/>
+            </w:pPr>
+            <w:r/>
+            <w:r>
+              <w:rPr>
+                <w:sz w:val="16"/>
+              </w:rPr>
+              <w:t>2026-08-25</w:t>
+            </w:r>
+          </w:p>
+        </w:tc>
+        <w:tc>
+          <w:tcPr>
+            <w:tcW w:type="dxa" w:w="1680"/>
+          </w:tcPr>
+          <w:p>
+            <w:pPr>
+              <w:jc w:val="left"/>
+            </w:pPr>
+            <w:r/>
+            <w:hyperlink r:id="rId138">
+              <w:r>
+                <w:rPr>
+                  <w:color w:val="0B4F9E"/>
+                  <w:sz w:val="16"/>
+                  <w:u w:val="single"/>
+                </w:rPr>
+                <w:t>10.26434/chemrxiv.15006891/v3</w:t>
+              </w:r>
+            </w:hyperlink>
+          </w:p>
+        </w:tc>
+      </w:tr>
+      <w:tr>
+        <w:tc>
+          <w:tcPr>
+            <w:tcW w:type="dxa" w:w="1680"/>
+          </w:tcPr>
+          <w:p>
+            <w:pPr>
+              <w:jc w:val="left"/>
+            </w:pPr>
+            <w:r/>
+            <w:hyperlink r:id="rId139">
+              <w:r>
+                <w:rPr>
+                  <w:color w:val="0B4F9E"/>
+                  <w:sz w:val="16"/>
+                  <w:u w:val="single"/>
+                </w:rPr>
+                <w:t>Attention-based composition learning for thermodynamic and electronic property prediction in inorganic materials</w:t>
+              </w:r>
+            </w:hyperlink>
+          </w:p>
+        </w:tc>
+        <w:tc>
+          <w:tcPr>
+            <w:tcW w:type="dxa" w:w="1680"/>
+          </w:tcPr>
+          <w:p>
+            <w:pPr>
+              <w:jc w:val="left"/>
+            </w:pPr>
+            <w:r/>
+          </w:p>
+        </w:tc>
+        <w:tc>
+          <w:tcPr>
+            <w:tcW w:type="dxa" w:w="1680"/>
+          </w:tcPr>
+          <w:p>
+            <w:pPr>
+              <w:jc w:val="left"/>
+            </w:pPr>
+            <w:r/>
+          </w:p>
+        </w:tc>
+        <w:tc>
+          <w:tcPr>
+            <w:tcW w:type="dxa" w:w="1680"/>
+          </w:tcPr>
+          <w:p>
+            <w:pPr>
+              <w:jc w:val="left"/>
+            </w:pPr>
+            <w:r/>
+            <w:r>
+              <w:rPr>
+                <w:sz w:val="16"/>
+              </w:rPr>
+              <w:t>DFT</w:t>
+            </w:r>
+          </w:p>
+        </w:tc>
+        <w:tc>
+          <w:tcPr>
+            <w:tcW w:type="dxa" w:w="1680"/>
+          </w:tcPr>
+          <w:p>
+            <w:pPr>
+              <w:jc w:val="left"/>
+            </w:pPr>
+            <w:r/>
+            <w:r>
+              <w:rPr>
+                <w:sz w:val="16"/>
+              </w:rPr>
+              <w:t>2026-08-25</w:t>
+            </w:r>
+          </w:p>
+        </w:tc>
+        <w:tc>
+          <w:tcPr>
+            <w:tcW w:type="dxa" w:w="1680"/>
+          </w:tcPr>
+          <w:p>
+            <w:pPr>
+              <w:jc w:val="left"/>
+            </w:pPr>
+            <w:r/>
+            <w:hyperlink r:id="rId139">
+              <w:r>
+                <w:rPr>
+                  <w:color w:val="0B4F9E"/>
+                  <w:sz w:val="16"/>
+                  <w:u w:val="single"/>
+                </w:rPr>
+                <w:t>10.1016/j.nxmate.2026.103265</w:t>
+              </w:r>
+            </w:hyperlink>
+          </w:p>
+        </w:tc>
+      </w:tr>
+      <w:tr>
+        <w:tc>
+          <w:tcPr>
+            <w:tcW w:type="dxa" w:w="1680"/>
+          </w:tcPr>
+          <w:p>
+            <w:pPr>
+              <w:jc w:val="left"/>
+            </w:pPr>
+            <w:r/>
+            <w:hyperlink r:id="rId140">
+              <w:r>
+                <w:rPr>
+                  <w:color w:val="0B4F9E"/>
+                  <w:sz w:val="16"/>
+                  <w:u w:val="single"/>
+                </w:rPr>
+                <w:t>Machine learning for biomaterials design</w:t>
+              </w:r>
+            </w:hyperlink>
+          </w:p>
+        </w:tc>
+        <w:tc>
+          <w:tcPr>
+            <w:tcW w:type="dxa" w:w="1680"/>
+          </w:tcPr>
+          <w:p>
+            <w:pPr>
+              <w:jc w:val="left"/>
+            </w:pPr>
+            <w:r/>
+          </w:p>
+        </w:tc>
+        <w:tc>
+          <w:tcPr>
+            <w:tcW w:type="dxa" w:w="1680"/>
+          </w:tcPr>
+          <w:p>
+            <w:pPr>
+              <w:jc w:val="left"/>
+            </w:pPr>
+            <w:r/>
+          </w:p>
+        </w:tc>
+        <w:tc>
+          <w:tcPr>
+            <w:tcW w:type="dxa" w:w="1680"/>
+          </w:tcPr>
+          <w:p>
+            <w:pPr>
+              <w:jc w:val="left"/>
+            </w:pPr>
+            <w:r/>
+          </w:p>
+        </w:tc>
+        <w:tc>
+          <w:tcPr>
+            <w:tcW w:type="dxa" w:w="1680"/>
+          </w:tcPr>
+          <w:p>
+            <w:pPr>
+              <w:jc w:val="left"/>
+            </w:pPr>
+            <w:r/>
+            <w:r>
+              <w:rPr>
+                <w:sz w:val="16"/>
+              </w:rPr>
+              <w:t>2026-08-25</w:t>
+            </w:r>
+          </w:p>
+        </w:tc>
+        <w:tc>
+          <w:tcPr>
+            <w:tcW w:type="dxa" w:w="1680"/>
+          </w:tcPr>
+          <w:p>
+            <w:pPr>
+              <w:jc w:val="left"/>
+            </w:pPr>
+            <w:r/>
+            <w:hyperlink r:id="rId140">
+              <w:r>
+                <w:rPr>
+                  <w:color w:val="0B4F9E"/>
+                  <w:sz w:val="16"/>
+                  <w:u w:val="single"/>
+                </w:rPr>
+                <w:t>10.1038/s44222-026-00476-w</w:t>
+              </w:r>
+            </w:hyperlink>
+          </w:p>
+        </w:tc>
+      </w:tr>
+      <w:tr>
+        <w:tc>
+          <w:tcPr>
+            <w:tcW w:type="dxa" w:w="1680"/>
+          </w:tcPr>
+          <w:p>
+            <w:pPr>
+              <w:jc w:val="left"/>
+            </w:pPr>
+            <w:r/>
+            <w:hyperlink r:id="rId141">
+              <w:r>
+                <w:rPr>
+                  <w:color w:val="0B4F9E"/>
+                  <w:sz w:val="16"/>
+                  <w:u w:val="single"/>
+                </w:rPr>
+                <w:t>DeepField: Condensed-Phase Quantum Learning for All-Atom Protein Dynamics in Explicit Water</w:t>
+              </w:r>
+            </w:hyperlink>
+          </w:p>
+        </w:tc>
+        <w:tc>
+          <w:tcPr>
+            <w:tcW w:type="dxa" w:w="1680"/>
+          </w:tcPr>
+          <w:p>
+            <w:pPr>
+              <w:jc w:val="left"/>
+            </w:pPr>
+            <w:r/>
+          </w:p>
+        </w:tc>
+        <w:tc>
+          <w:tcPr>
+            <w:tcW w:type="dxa" w:w="1680"/>
+          </w:tcPr>
+          <w:p>
+            <w:pPr>
+              <w:jc w:val="left"/>
+            </w:pPr>
+            <w:r/>
+          </w:p>
+        </w:tc>
+        <w:tc>
+          <w:tcPr>
+            <w:tcW w:type="dxa" w:w="1680"/>
+          </w:tcPr>
+          <w:p>
+            <w:pPr>
+              <w:jc w:val="left"/>
+            </w:pPr>
+            <w:r/>
+            <w:r>
+              <w:rPr>
+                <w:sz w:val="16"/>
+              </w:rPr>
+              <w:t>MD, MLIP</w:t>
+            </w:r>
+          </w:p>
+        </w:tc>
+        <w:tc>
+          <w:tcPr>
+            <w:tcW w:type="dxa" w:w="1680"/>
+          </w:tcPr>
+          <w:p>
+            <w:pPr>
+              <w:jc w:val="left"/>
+            </w:pPr>
+            <w:r/>
+            <w:r>
+              <w:rPr>
+                <w:sz w:val="16"/>
+              </w:rPr>
+              <w:t>2026-08-26</w:t>
+            </w:r>
+          </w:p>
+        </w:tc>
+        <w:tc>
+          <w:tcPr>
+            <w:tcW w:type="dxa" w:w="1680"/>
+          </w:tcPr>
+          <w:p>
+            <w:pPr>
+              <w:jc w:val="left"/>
+            </w:pPr>
+            <w:r/>
+            <w:hyperlink r:id="rId141">
+              <w:r>
+                <w:rPr>
+                  <w:color w:val="0B4F9E"/>
+                  <w:sz w:val="16"/>
+                  <w:u w:val="single"/>
+                </w:rPr>
+                <w:t>10.26434/chemrxiv.15007896/v1</w:t>
+              </w:r>
+            </w:hyperlink>
+          </w:p>
+        </w:tc>
+      </w:tr>
+      <w:tr>
+        <w:tc>
+          <w:tcPr>
+            <w:tcW w:type="dxa" w:w="1680"/>
+          </w:tcPr>
+          <w:p>
+            <w:pPr>
+              <w:jc w:val="left"/>
+            </w:pPr>
+            <w:r/>
+            <w:hyperlink r:id="rId142">
+              <w:r>
+                <w:rPr>
+                  <w:color w:val="0B4F9E"/>
+                  <w:sz w:val="16"/>
+                  <w:u w:val="single"/>
+                </w:rPr>
+                <w:t xml:space="preserve">Preprint of the publication- A cylindrical sintering method for more realistic grain boundaries in nanocrystalline thin </w:t>
+              </w:r>
+            </w:hyperlink>
+          </w:p>
+        </w:tc>
+        <w:tc>
+          <w:tcPr>
+            <w:tcW w:type="dxa" w:w="1680"/>
+          </w:tcPr>
+          <w:p>
+            <w:pPr>
+              <w:jc w:val="left"/>
+            </w:pPr>
+            <w:r/>
+          </w:p>
+        </w:tc>
+        <w:tc>
+          <w:tcPr>
+            <w:tcW w:type="dxa" w:w="1680"/>
+          </w:tcPr>
+          <w:p>
+            <w:pPr>
+              <w:jc w:val="left"/>
+            </w:pPr>
+            <w:r/>
+          </w:p>
+        </w:tc>
+        <w:tc>
+          <w:tcPr>
+            <w:tcW w:type="dxa" w:w="1680"/>
+          </w:tcPr>
+          <w:p>
+            <w:pPr>
+              <w:jc w:val="left"/>
+            </w:pPr>
+            <w:r/>
+          </w:p>
+        </w:tc>
+        <w:tc>
+          <w:tcPr>
+            <w:tcW w:type="dxa" w:w="1680"/>
+          </w:tcPr>
+          <w:p>
+            <w:pPr>
+              <w:jc w:val="left"/>
+            </w:pPr>
+            <w:r/>
+            <w:r>
+              <w:rPr>
+                <w:sz w:val="16"/>
+              </w:rPr>
+              <w:t>2026-08-26</w:t>
+            </w:r>
+          </w:p>
+        </w:tc>
+        <w:tc>
+          <w:tcPr>
+            <w:tcW w:type="dxa" w:w="1680"/>
+          </w:tcPr>
+          <w:p>
+            <w:pPr>
+              <w:jc w:val="left"/>
+            </w:pPr>
+            <w:r/>
+            <w:hyperlink r:id="rId142">
+              <w:r>
+                <w:rPr>
+                  <w:color w:val="0B4F9E"/>
+                  <w:sz w:val="16"/>
+                  <w:u w:val="single"/>
+                </w:rPr>
+                <w:t>10.5281/zenodo.22112768</w:t>
+              </w:r>
+            </w:hyperlink>
+          </w:p>
+        </w:tc>
+      </w:tr>
+      <w:tr>
+        <w:tc>
+          <w:tcPr>
+            <w:tcW w:type="dxa" w:w="1680"/>
+          </w:tcPr>
+          <w:p>
+            <w:pPr>
+              <w:jc w:val="left"/>
+            </w:pPr>
+            <w:r/>
+            <w:hyperlink r:id="rId143">
+              <w:r>
+                <w:rPr>
+                  <w:color w:val="0B4F9E"/>
+                  <w:sz w:val="16"/>
+                  <w:u w:val="single"/>
+                </w:rPr>
+                <w:t>Enhancing materials discovery with valence-constrained design in generative modeling</w:t>
+              </w:r>
+            </w:hyperlink>
+          </w:p>
+        </w:tc>
+        <w:tc>
+          <w:tcPr>
+            <w:tcW w:type="dxa" w:w="1680"/>
+          </w:tcPr>
+          <w:p>
+            <w:pPr>
+              <w:jc w:val="left"/>
+            </w:pPr>
+            <w:r/>
+          </w:p>
+        </w:tc>
+        <w:tc>
+          <w:tcPr>
+            <w:tcW w:type="dxa" w:w="1680"/>
+          </w:tcPr>
+          <w:p>
+            <w:pPr>
+              <w:jc w:val="left"/>
+            </w:pPr>
+            <w:r/>
+          </w:p>
+        </w:tc>
+        <w:tc>
+          <w:tcPr>
+            <w:tcW w:type="dxa" w:w="1680"/>
+          </w:tcPr>
+          <w:p>
+            <w:pPr>
+              <w:jc w:val="left"/>
+            </w:pPr>
+            <w:r/>
+          </w:p>
+        </w:tc>
+        <w:tc>
+          <w:tcPr>
+            <w:tcW w:type="dxa" w:w="1680"/>
+          </w:tcPr>
+          <w:p>
+            <w:pPr>
+              <w:jc w:val="left"/>
+            </w:pPr>
+            <w:r/>
+            <w:r>
+              <w:rPr>
+                <w:sz w:val="16"/>
+              </w:rPr>
+              <w:t>2026-08-26</w:t>
+            </w:r>
+          </w:p>
+        </w:tc>
+        <w:tc>
+          <w:tcPr>
+            <w:tcW w:type="dxa" w:w="1680"/>
+          </w:tcPr>
+          <w:p>
+            <w:pPr>
+              <w:jc w:val="left"/>
+            </w:pPr>
+            <w:r/>
+            <w:hyperlink r:id="rId144">
+              <w:r>
+                <w:rPr>
+                  <w:color w:val="0B4F9E"/>
+                  <w:sz w:val="16"/>
+                  <w:u w:val="single"/>
+                </w:rPr>
+                <w:t>10.1038/s43588-026-01037-2</w:t>
+              </w:r>
+            </w:hyperlink>
+          </w:p>
+        </w:tc>
+      </w:tr>
+      <w:tr>
+        <w:tc>
+          <w:tcPr>
+            <w:tcW w:type="dxa" w:w="1680"/>
+          </w:tcPr>
+          <w:p>
+            <w:pPr>
+              <w:jc w:val="left"/>
+            </w:pPr>
+            <w:r/>
+            <w:hyperlink r:id="rId145">
+              <w:r>
+                <w:rPr>
+                  <w:color w:val="0B4F9E"/>
+                  <w:sz w:val="16"/>
+                  <w:u w:val="single"/>
+                </w:rPr>
+                <w:t>Bayesian Optimization for Self-Driving Materials Laboratories: From Algorithms to Physics-Informed Workflows</w:t>
+              </w:r>
+            </w:hyperlink>
+          </w:p>
+        </w:tc>
+        <w:tc>
+          <w:tcPr>
+            <w:tcW w:type="dxa" w:w="1680"/>
+          </w:tcPr>
+          <w:p>
+            <w:pPr>
+              <w:jc w:val="left"/>
+            </w:pPr>
+            <w:r/>
+          </w:p>
+        </w:tc>
+        <w:tc>
+          <w:tcPr>
+            <w:tcW w:type="dxa" w:w="1680"/>
+          </w:tcPr>
+          <w:p>
+            <w:pPr>
+              <w:jc w:val="left"/>
+            </w:pPr>
+            <w:r/>
+          </w:p>
+        </w:tc>
+        <w:tc>
+          <w:tcPr>
+            <w:tcW w:type="dxa" w:w="1680"/>
+          </w:tcPr>
+          <w:p>
+            <w:pPr>
+              <w:jc w:val="left"/>
+            </w:pPr>
+            <w:r/>
+          </w:p>
+        </w:tc>
+        <w:tc>
+          <w:tcPr>
+            <w:tcW w:type="dxa" w:w="1680"/>
+          </w:tcPr>
+          <w:p>
+            <w:pPr>
+              <w:jc w:val="left"/>
+            </w:pPr>
+            <w:r/>
+            <w:r>
+              <w:rPr>
+                <w:sz w:val="16"/>
+              </w:rPr>
+              <w:t>2026-08-26</w:t>
+            </w:r>
+          </w:p>
+        </w:tc>
+        <w:tc>
+          <w:tcPr>
+            <w:tcW w:type="dxa" w:w="1680"/>
+          </w:tcPr>
+          <w:p>
+            <w:pPr>
+              <w:jc w:val="left"/>
+            </w:pPr>
+            <w:r/>
+            <w:hyperlink r:id="rId145">
+              <w:r>
+                <w:rPr>
+                  <w:color w:val="0B4F9E"/>
+                  <w:sz w:val="16"/>
+                  <w:u w:val="single"/>
+                </w:rPr>
+                <w:t>link</w:t>
+              </w:r>
+            </w:hyperlink>
+          </w:p>
+        </w:tc>
+      </w:tr>
+      <w:tr>
+        <w:tc>
+          <w:tcPr>
+            <w:tcW w:type="dxa" w:w="1680"/>
+          </w:tcPr>
+          <w:p>
+            <w:pPr>
+              <w:jc w:val="left"/>
+            </w:pPr>
+            <w:r/>
+            <w:hyperlink r:id="rId146">
+              <w:r>
+                <w:rPr>
+                  <w:color w:val="0B4F9E"/>
+                  <w:sz w:val="16"/>
+                  <w:u w:val="single"/>
+                </w:rPr>
                 <w:t>Comparative study of ensemble-based uncertainty quantification methods for neural network interatomic potentials</w:t>
               </w:r>
             </w:hyperlink>
@@ -11431,7 +12791,7 @@
               <w:jc w:val="left"/>
             </w:pPr>
             <w:r/>
-            <w:hyperlink r:id="rId133">
+            <w:hyperlink r:id="rId146">
               <w:r>
                 <w:rPr>
                   <w:color w:val="0B4F9E"/>
@@ -11454,7 +12814,7 @@
               <w:jc w:val="left"/>
             </w:pPr>
             <w:r/>
-            <w:hyperlink r:id="rId134">
+            <w:hyperlink r:id="rId147">
               <w:r>
                 <w:rPr>
                   <w:color w:val="0B4F9E"/>
@@ -11531,7 +12891,7 @@
               <w:jc w:val="left"/>
             </w:pPr>
             <w:r/>
-            <w:hyperlink r:id="rId134">
+            <w:hyperlink r:id="rId147">
               <w:r>
                 <w:rPr>
                   <w:color w:val="0B4F9E"/>
@@ -11554,7 +12914,7 @@
               <w:jc w:val="left"/>
             </w:pPr>
             <w:r/>
-            <w:hyperlink r:id="rId135">
+            <w:hyperlink r:id="rId148">
               <w:r>
                 <w:rPr>
                   <w:color w:val="0B4F9E"/>
@@ -11631,7 +12991,7 @@
               <w:jc w:val="left"/>
             </w:pPr>
             <w:r/>
-            <w:hyperlink r:id="rId135">
+            <w:hyperlink r:id="rId148">
               <w:r>
                 <w:rPr>
                   <w:color w:val="0B4F9E"/>
@@ -11654,7 +13014,7 @@
               <w:jc w:val="left"/>
             </w:pPr>
             <w:r/>
-            <w:hyperlink r:id="rId136">
+            <w:hyperlink r:id="rId149">
               <w:r>
                 <w:rPr>
                   <w:color w:val="0B4F9E"/>
@@ -11731,7 +13091,7 @@
               <w:jc w:val="left"/>
             </w:pPr>
             <w:r/>
-            <w:hyperlink r:id="rId136">
+            <w:hyperlink r:id="rId149">
               <w:r>
                 <w:rPr>
                   <w:color w:val="0B4F9E"/>
@@ -11754,7 +13114,7 @@
               <w:jc w:val="left"/>
             </w:pPr>
             <w:r/>
-            <w:hyperlink r:id="rId137">
+            <w:hyperlink r:id="rId150">
               <w:r>
                 <w:rPr>
                   <w:color w:val="0B4F9E"/>
@@ -11825,7 +13185,7 @@
               <w:jc w:val="left"/>
             </w:pPr>
             <w:r/>
-            <w:hyperlink r:id="rId137">
+            <w:hyperlink r:id="rId150">
               <w:r>
                 <w:rPr>
                   <w:color w:val="0B4F9E"/>
@@ -11848,7 +13208,7 @@
               <w:jc w:val="left"/>
             </w:pPr>
             <w:r/>
-            <w:hyperlink r:id="rId138">
+            <w:hyperlink r:id="rId151">
               <w:r>
                 <w:rPr>
                   <w:color w:val="0B4F9E"/>
@@ -11919,7 +13279,7 @@
               <w:jc w:val="left"/>
             </w:pPr>
             <w:r/>
-            <w:hyperlink r:id="rId138">
+            <w:hyperlink r:id="rId151">
               <w:r>
                 <w:rPr>
                   <w:color w:val="0B4F9E"/>
@@ -11942,7 +13302,7 @@
               <w:jc w:val="left"/>
             </w:pPr>
             <w:r/>
-            <w:hyperlink r:id="rId139">
+            <w:hyperlink r:id="rId152">
               <w:r>
                 <w:rPr>
                   <w:color w:val="0B4F9E"/>
@@ -12013,7 +13373,7 @@
               <w:jc w:val="left"/>
             </w:pPr>
             <w:r/>
-            <w:hyperlink r:id="rId139">
+            <w:hyperlink r:id="rId152">
               <w:r>
                 <w:rPr>
                   <w:color w:val="0B4F9E"/>
@@ -12036,7 +13396,7 @@
               <w:jc w:val="left"/>
             </w:pPr>
             <w:r/>
-            <w:hyperlink r:id="rId140">
+            <w:hyperlink r:id="rId153">
               <w:r>
                 <w:rPr>
                   <w:color w:val="0B4F9E"/>
@@ -12107,7 +13467,7 @@
               <w:jc w:val="left"/>
             </w:pPr>
             <w:r/>
-            <w:hyperlink r:id="rId140">
+            <w:hyperlink r:id="rId153">
               <w:r>
                 <w:rPr>
                   <w:color w:val="0B4F9E"/>
@@ -12130,7 +13490,7 @@
               <w:jc w:val="left"/>
             </w:pPr>
             <w:r/>
-            <w:hyperlink r:id="rId141">
+            <w:hyperlink r:id="rId154">
               <w:r>
                 <w:rPr>
                   <w:color w:val="0B4F9E"/>
@@ -12207,7 +13567,7 @@
               <w:jc w:val="left"/>
             </w:pPr>
             <w:r/>
-            <w:hyperlink r:id="rId141">
+            <w:hyperlink r:id="rId154">
               <w:r>
                 <w:rPr>
                   <w:color w:val="0B4F9E"/>
@@ -12230,7 +13590,7 @@
               <w:jc w:val="left"/>
             </w:pPr>
             <w:r/>
-            <w:hyperlink r:id="rId142">
+            <w:hyperlink r:id="rId155">
               <w:r>
                 <w:rPr>
                   <w:color w:val="0B4F9E"/>
@@ -12301,7 +13661,7 @@
               <w:jc w:val="left"/>
             </w:pPr>
             <w:r/>
-            <w:hyperlink r:id="rId143">
+            <w:hyperlink r:id="rId156">
               <w:r>
                 <w:rPr>
                   <w:color w:val="0B4F9E"/>
@@ -12324,7 +13684,7 @@
               <w:jc w:val="left"/>
             </w:pPr>
             <w:r/>
-            <w:hyperlink r:id="rId144">
+            <w:hyperlink r:id="rId157">
               <w:r>
                 <w:rPr>
                   <w:color w:val="0B4F9E"/>
@@ -12401,7 +13761,7 @@
               <w:jc w:val="left"/>
             </w:pPr>
             <w:r/>
-            <w:hyperlink r:id="rId144">
+            <w:hyperlink r:id="rId157">
               <w:r>
                 <w:rPr>
                   <w:color w:val="0B4F9E"/>
@@ -12424,7 +13784,7 @@
               <w:jc w:val="left"/>
             </w:pPr>
             <w:r/>
-            <w:hyperlink r:id="rId145">
+            <w:hyperlink r:id="rId158">
               <w:r>
                 <w:rPr>
                   <w:color w:val="0B4F9E"/>
@@ -12501,7 +13861,7 @@
               <w:jc w:val="left"/>
             </w:pPr>
             <w:r/>
-            <w:hyperlink r:id="rId145">
+            <w:hyperlink r:id="rId158">
               <w:r>
                 <w:rPr>
                   <w:color w:val="0B4F9E"/>
@@ -12524,7 +13884,7 @@
               <w:jc w:val="left"/>
             </w:pPr>
             <w:r/>
-            <w:hyperlink r:id="rId146">
+            <w:hyperlink r:id="rId159">
               <w:r>
                 <w:rPr>
                   <w:color w:val="0B4F9E"/>
@@ -12595,7 +13955,7 @@
               <w:jc w:val="left"/>
             </w:pPr>
             <w:r/>
-            <w:hyperlink r:id="rId146">
+            <w:hyperlink r:id="rId159">
               <w:r>
                 <w:rPr>
                   <w:color w:val="0B4F9E"/>
@@ -12618,7 +13978,7 @@
               <w:jc w:val="left"/>
             </w:pPr>
             <w:r/>
-            <w:hyperlink r:id="rId147">
+            <w:hyperlink r:id="rId160">
               <w:r>
                 <w:rPr>
                   <w:color w:val="0B4F9E"/>
@@ -12695,7 +14055,7 @@
               <w:jc w:val="left"/>
             </w:pPr>
             <w:r/>
-            <w:hyperlink r:id="rId147">
+            <w:hyperlink r:id="rId160">
               <w:r>
                 <w:rPr>
                   <w:color w:val="0B4F9E"/>
@@ -12718,7 +14078,7 @@
               <w:jc w:val="left"/>
             </w:pPr>
             <w:r/>
-            <w:hyperlink r:id="rId148">
+            <w:hyperlink r:id="rId161">
               <w:r>
                 <w:rPr>
                   <w:color w:val="0B4F9E"/>
@@ -12789,7 +14149,7 @@
               <w:jc w:val="left"/>
             </w:pPr>
             <w:r/>
-            <w:hyperlink r:id="rId148">
+            <w:hyperlink r:id="rId161">
               <w:r>
                 <w:rPr>
                   <w:color w:val="0B4F9E"/>
@@ -12812,7 +14172,7 @@
               <w:jc w:val="left"/>
             </w:pPr>
             <w:r/>
-            <w:hyperlink r:id="rId149">
+            <w:hyperlink r:id="rId162">
               <w:r>
                 <w:rPr>
                   <w:color w:val="0B4F9E"/>
@@ -12883,7 +14243,7 @@
               <w:jc w:val="left"/>
             </w:pPr>
             <w:r/>
-            <w:hyperlink r:id="rId149">
+            <w:hyperlink r:id="rId162">
               <w:r>
                 <w:rPr>
                   <w:color w:val="0B4F9E"/>
@@ -12906,7 +14266,7 @@
               <w:jc w:val="left"/>
             </w:pPr>
             <w:r/>
-            <w:hyperlink r:id="rId150">
+            <w:hyperlink r:id="rId163">
               <w:r>
                 <w:rPr>
                   <w:color w:val="0B4F9E"/>
@@ -12977,7 +14337,7 @@
               <w:jc w:val="left"/>
             </w:pPr>
             <w:r/>
-            <w:hyperlink r:id="rId150">
+            <w:hyperlink r:id="rId163">
               <w:r>
                 <w:rPr>
                   <w:color w:val="0B4F9E"/>
@@ -13000,7 +14360,7 @@
               <w:jc w:val="left"/>
             </w:pPr>
             <w:r/>
-            <w:hyperlink r:id="rId151">
+            <w:hyperlink r:id="rId164">
               <w:r>
                 <w:rPr>
                   <w:color w:val="0B4F9E"/>
@@ -13077,7 +14437,7 @@
               <w:jc w:val="left"/>
             </w:pPr>
             <w:r/>
-            <w:hyperlink r:id="rId151">
+            <w:hyperlink r:id="rId164">
               <w:r>
                 <w:rPr>
                   <w:color w:val="0B4F9E"/>
@@ -13100,7 +14460,7 @@
               <w:jc w:val="left"/>
             </w:pPr>
             <w:r/>
-            <w:hyperlink r:id="rId152">
+            <w:hyperlink r:id="rId165">
               <w:r>
                 <w:rPr>
                   <w:color w:val="0B4F9E"/>
@@ -13177,7 +14537,7 @@
               <w:jc w:val="left"/>
             </w:pPr>
             <w:r/>
-            <w:hyperlink r:id="rId152">
+            <w:hyperlink r:id="rId165">
               <w:r>
                 <w:rPr>
                   <w:color w:val="0B4F9E"/>
@@ -13200,7 +14560,7 @@
               <w:jc w:val="left"/>
             </w:pPr>
             <w:r/>
-            <w:hyperlink r:id="rId153">
+            <w:hyperlink r:id="rId166">
               <w:r>
                 <w:rPr>
                   <w:color w:val="0B4F9E"/>
@@ -13277,7 +14637,7 @@
               <w:jc w:val="left"/>
             </w:pPr>
             <w:r/>
-            <w:hyperlink r:id="rId153">
+            <w:hyperlink r:id="rId166">
               <w:r>
                 <w:rPr>
                   <w:color w:val="0B4F9E"/>
@@ -13300,7 +14660,107 @@
               <w:jc w:val="left"/>
             </w:pPr>
             <w:r/>
-            <w:hyperlink r:id="rId154">
+            <w:hyperlink r:id="rId167">
+              <w:r>
+                <w:rPr>
+                  <w:color w:val="0B4F9E"/>
+                  <w:sz w:val="16"/>
+                  <w:u w:val="single"/>
+                </w:rPr>
+                <w:t>AdaptNTK: Adaptive Uncertainty Quantification and Active Learning for Neural Network Potentials</w:t>
+              </w:r>
+            </w:hyperlink>
+          </w:p>
+        </w:tc>
+        <w:tc>
+          <w:tcPr>
+            <w:tcW w:type="dxa" w:w="1680"/>
+          </w:tcPr>
+          <w:p>
+            <w:pPr>
+              <w:jc w:val="left"/>
+            </w:pPr>
+            <w:r/>
+          </w:p>
+        </w:tc>
+        <w:tc>
+          <w:tcPr>
+            <w:tcW w:type="dxa" w:w="1680"/>
+          </w:tcPr>
+          <w:p>
+            <w:pPr>
+              <w:jc w:val="left"/>
+            </w:pPr>
+            <w:r/>
+          </w:p>
+        </w:tc>
+        <w:tc>
+          <w:tcPr>
+            <w:tcW w:type="dxa" w:w="1680"/>
+          </w:tcPr>
+          <w:p>
+            <w:pPr>
+              <w:jc w:val="left"/>
+            </w:pPr>
+            <w:r/>
+            <w:r>
+              <w:rPr>
+                <w:sz w:val="16"/>
+              </w:rPr>
+              <w:t>DFT, MD, MLIP</w:t>
+            </w:r>
+          </w:p>
+        </w:tc>
+        <w:tc>
+          <w:tcPr>
+            <w:tcW w:type="dxa" w:w="1680"/>
+          </w:tcPr>
+          <w:p>
+            <w:pPr>
+              <w:jc w:val="left"/>
+            </w:pPr>
+            <w:r/>
+            <w:r>
+              <w:rPr>
+                <w:sz w:val="16"/>
+              </w:rPr>
+              <w:t>2026-08-31</w:t>
+            </w:r>
+          </w:p>
+        </w:tc>
+        <w:tc>
+          <w:tcPr>
+            <w:tcW w:type="dxa" w:w="1680"/>
+          </w:tcPr>
+          <w:p>
+            <w:pPr>
+              <w:jc w:val="left"/>
+            </w:pPr>
+            <w:r/>
+            <w:hyperlink r:id="rId167">
+              <w:r>
+                <w:rPr>
+                  <w:color w:val="0B4F9E"/>
+                  <w:sz w:val="16"/>
+                  <w:u w:val="single"/>
+                </w:rPr>
+                <w:t>10.48550/arxiv.2609.00488</w:t>
+              </w:r>
+            </w:hyperlink>
+          </w:p>
+        </w:tc>
+      </w:tr>
+      <w:tr>
+        <w:tc>
+          <w:tcPr>
+            <w:tcW w:type="dxa" w:w="1680"/>
+          </w:tcPr>
+          <w:p>
+            <w:pPr>
+              <w:jc w:val="left"/>
+            </w:pPr>
+            <w:r/>
+            <w:hyperlink r:id="rId168">
               <w:r>
                 <w:rPr>
                   <w:color w:val="0B4F9E"/>
@@ -13377,7 +14837,7 @@
               <w:jc w:val="left"/>
             </w:pPr>
             <w:r/>
-            <w:hyperlink r:id="rId154">
+            <w:hyperlink r:id="rId168">
               <w:r>
                 <w:rPr>
                   <w:color w:val="0B4F9E"/>
@@ -13400,7 +14860,7 @@
               <w:jc w:val="left"/>
             </w:pPr>
             <w:r/>
-            <w:hyperlink r:id="rId155">
+            <w:hyperlink r:id="rId169">
               <w:r>
                 <w:rPr>
                   <w:color w:val="0B4F9E"/>
@@ -13471,7 +14931,7 @@
               <w:jc w:val="left"/>
             </w:pPr>
             <w:r/>
-            <w:hyperlink r:id="rId155">
+            <w:hyperlink r:id="rId169">
               <w:r>
                 <w:rPr>
                   <w:color w:val="0B4F9E"/>
@@ -13494,7 +14954,7 @@
               <w:jc w:val="left"/>
             </w:pPr>
             <w:r/>
-            <w:hyperlink r:id="rId156">
+            <w:hyperlink r:id="rId170">
               <w:r>
                 <w:rPr>
                   <w:color w:val="0B4F9E"/>
@@ -13565,7 +15025,7 @@
               <w:jc w:val="left"/>
             </w:pPr>
             <w:r/>
-            <w:hyperlink r:id="rId156">
+            <w:hyperlink r:id="rId170">
               <w:r>
                 <w:rPr>
                   <w:color w:val="0B4F9E"/>
@@ -13588,7 +15048,7 @@
               <w:jc w:val="left"/>
             </w:pPr>
             <w:r/>
-            <w:hyperlink r:id="rId157">
+            <w:hyperlink r:id="rId171">
               <w:r>
                 <w:rPr>
                   <w:color w:val="0B4F9E"/>
@@ -13665,7 +15125,7 @@
               <w:jc w:val="left"/>
             </w:pPr>
             <w:r/>
-            <w:hyperlink r:id="rId157">
+            <w:hyperlink r:id="rId171">
               <w:r>
                 <w:rPr>
                   <w:color w:val="0B4F9E"/>
@@ -13688,7 +15148,7 @@
               <w:jc w:val="left"/>
             </w:pPr>
             <w:r/>
-            <w:hyperlink r:id="rId158">
+            <w:hyperlink r:id="rId172">
               <w:r>
                 <w:rPr>
                   <w:color w:val="0B4F9E"/>
@@ -13759,7 +15219,7 @@
               <w:jc w:val="left"/>
             </w:pPr>
             <w:r/>
-            <w:hyperlink r:id="rId158">
+            <w:hyperlink r:id="rId172">
               <w:r>
                 <w:rPr>
                   <w:color w:val="0B4F9E"/>
@@ -13782,14 +15242,14 @@
               <w:jc w:val="left"/>
             </w:pPr>
             <w:r/>
-            <w:hyperlink r:id="rId159">
+            <w:hyperlink r:id="rId173">
               <w:r>
                 <w:rPr>
                   <w:color w:val="0B4F9E"/>
                   <w:sz w:val="16"/>
                   <w:u w:val="single"/>
                 </w:rPr>
-                <w:t>AdaptNTK: Adaptive Uncertainty Quantification and Active Learning for Neural Network Potentials</w:t>
+                <w:t>GigaPath-Flash and GigaTIME-Flash: Toward population-scale discovery with efficient pathology foundation models</w:t>
               </w:r>
             </w:hyperlink>
           </w:p>
@@ -13829,7 +15289,7 @@
               <w:rPr>
                 <w:sz w:val="16"/>
               </w:rPr>
-              <w:t>DFT, MD, MLIP</w:t>
+              <w:t>MLIP</w:t>
             </w:r>
           </w:p>
         </w:tc>
@@ -13859,7 +15319,7 @@
               <w:jc w:val="left"/>
             </w:pPr>
             <w:r/>
-            <w:hyperlink r:id="rId159">
+            <w:hyperlink r:id="rId173">
               <w:r>
                 <w:rPr>
                   <w:color w:val="0B4F9E"/>
@@ -13882,14 +15342,114 @@
               <w:jc w:val="left"/>
             </w:pPr>
             <w:r/>
-            <w:hyperlink r:id="rId160">
+            <w:hyperlink r:id="rId174">
               <w:r>
                 <w:rPr>
                   <w:color w:val="0B4F9E"/>
                   <w:sz w:val="16"/>
                   <w:u w:val="single"/>
                 </w:rPr>
-                <w:t>GigaPath-Flash and GigaTIME-Flash: Toward population-scale discovery with efficient pathology foundation models</w:t>
+                <w:t>When Do Models Win? A Learning Curve Benchmark for Molecular Property Prediction in Low-Data Regimes</w:t>
+              </w:r>
+            </w:hyperlink>
+          </w:p>
+        </w:tc>
+        <w:tc>
+          <w:tcPr>
+            <w:tcW w:type="dxa" w:w="1680"/>
+          </w:tcPr>
+          <w:p>
+            <w:pPr>
+              <w:jc w:val="left"/>
+            </w:pPr>
+            <w:r/>
+          </w:p>
+        </w:tc>
+        <w:tc>
+          <w:tcPr>
+            <w:tcW w:type="dxa" w:w="1680"/>
+          </w:tcPr>
+          <w:p>
+            <w:pPr>
+              <w:jc w:val="left"/>
+            </w:pPr>
+            <w:r/>
+          </w:p>
+        </w:tc>
+        <w:tc>
+          <w:tcPr>
+            <w:tcW w:type="dxa" w:w="1680"/>
+          </w:tcPr>
+          <w:p>
+            <w:pPr>
+              <w:jc w:val="left"/>
+            </w:pPr>
+            <w:r/>
+            <w:r>
+              <w:rPr>
+                <w:sz w:val="16"/>
+              </w:rPr>
+              <w:t>DFT</w:t>
+            </w:r>
+          </w:p>
+        </w:tc>
+        <w:tc>
+          <w:tcPr>
+            <w:tcW w:type="dxa" w:w="1680"/>
+          </w:tcPr>
+          <w:p>
+            <w:pPr>
+              <w:jc w:val="left"/>
+            </w:pPr>
+            <w:r/>
+            <w:r>
+              <w:rPr>
+                <w:sz w:val="16"/>
+              </w:rPr>
+              <w:t>2026-09-01</w:t>
+            </w:r>
+          </w:p>
+        </w:tc>
+        <w:tc>
+          <w:tcPr>
+            <w:tcW w:type="dxa" w:w="1680"/>
+          </w:tcPr>
+          <w:p>
+            <w:pPr>
+              <w:jc w:val="left"/>
+            </w:pPr>
+            <w:r/>
+            <w:hyperlink r:id="rId174">
+              <w:r>
+                <w:rPr>
+                  <w:color w:val="0B4F9E"/>
+                  <w:sz w:val="16"/>
+                  <w:u w:val="single"/>
+                </w:rPr>
+                <w:t>10.26434/chemrxiv.15001253/v6</w:t>
+              </w:r>
+            </w:hyperlink>
+          </w:p>
+        </w:tc>
+      </w:tr>
+      <w:tr>
+        <w:tc>
+          <w:tcPr>
+            <w:tcW w:type="dxa" w:w="1680"/>
+          </w:tcPr>
+          <w:p>
+            <w:pPr>
+              <w:jc w:val="left"/>
+            </w:pPr>
+            <w:r/>
+            <w:hyperlink r:id="rId175">
+              <w:r>
+                <w:rPr>
+                  <w:color w:val="0B4F9E"/>
+                  <w:sz w:val="16"/>
+                  <w:u w:val="single"/>
+                </w:rPr>
+                <w:t>Multicenter Validation of Foundation Model Adaptation for Automated Pancreatic Tumor Delineation on CT Scans</w:t>
               </w:r>
             </w:hyperlink>
           </w:p>
@@ -13946,7 +15506,7 @@
               <w:rPr>
                 <w:sz w:val="16"/>
               </w:rPr>
-              <w:t>2026-08-31</w:t>
+              <w:t>2026-09-01</w:t>
             </w:r>
           </w:p>
         </w:tc>
@@ -13959,7 +15519,483 @@
               <w:jc w:val="left"/>
             </w:pPr>
             <w:r/>
-            <w:hyperlink r:id="rId160">
+            <w:hyperlink r:id="rId175">
+              <w:r>
+                <w:rPr>
+                  <w:color w:val="0B4F9E"/>
+                  <w:sz w:val="16"/>
+                  <w:u w:val="single"/>
+                </w:rPr>
+                <w:t>10.3390/cancers18172836</w:t>
+              </w:r>
+            </w:hyperlink>
+          </w:p>
+        </w:tc>
+      </w:tr>
+      <w:tr>
+        <w:tc>
+          <w:tcPr>
+            <w:tcW w:type="dxa" w:w="1680"/>
+          </w:tcPr>
+          <w:p>
+            <w:pPr>
+              <w:jc w:val="left"/>
+            </w:pPr>
+            <w:r/>
+            <w:hyperlink r:id="rId176">
+              <w:r>
+                <w:rPr>
+                  <w:color w:val="0B4F9E"/>
+                  <w:sz w:val="16"/>
+                  <w:u w:val="single"/>
+                </w:rPr>
+                <w:t>Conditional Latent-Prior Generative Compressed Sensing with Application to Petrophysical Target-Log Reconstruction</w:t>
+              </w:r>
+            </w:hyperlink>
+          </w:p>
+        </w:tc>
+        <w:tc>
+          <w:tcPr>
+            <w:tcW w:type="dxa" w:w="1680"/>
+          </w:tcPr>
+          <w:p>
+            <w:pPr>
+              <w:jc w:val="left"/>
+            </w:pPr>
+            <w:r/>
+          </w:p>
+        </w:tc>
+        <w:tc>
+          <w:tcPr>
+            <w:tcW w:type="dxa" w:w="1680"/>
+          </w:tcPr>
+          <w:p>
+            <w:pPr>
+              <w:jc w:val="left"/>
+            </w:pPr>
+            <w:r/>
+          </w:p>
+        </w:tc>
+        <w:tc>
+          <w:tcPr>
+            <w:tcW w:type="dxa" w:w="1680"/>
+          </w:tcPr>
+          <w:p>
+            <w:pPr>
+              <w:jc w:val="left"/>
+            </w:pPr>
+            <w:r/>
+          </w:p>
+        </w:tc>
+        <w:tc>
+          <w:tcPr>
+            <w:tcW w:type="dxa" w:w="1680"/>
+          </w:tcPr>
+          <w:p>
+            <w:pPr>
+              <w:jc w:val="left"/>
+            </w:pPr>
+            <w:r/>
+            <w:r>
+              <w:rPr>
+                <w:sz w:val="16"/>
+              </w:rPr>
+              <w:t>2026-09-01</w:t>
+            </w:r>
+          </w:p>
+        </w:tc>
+        <w:tc>
+          <w:tcPr>
+            <w:tcW w:type="dxa" w:w="1680"/>
+          </w:tcPr>
+          <w:p>
+            <w:pPr>
+              <w:jc w:val="left"/>
+            </w:pPr>
+            <w:r/>
+            <w:hyperlink r:id="rId176">
+              <w:r>
+                <w:rPr>
+                  <w:color w:val="0B4F9E"/>
+                  <w:sz w:val="16"/>
+                  <w:u w:val="single"/>
+                </w:rPr>
+                <w:t>10.2139/ssrn.7385284</w:t>
+              </w:r>
+            </w:hyperlink>
+          </w:p>
+        </w:tc>
+      </w:tr>
+      <w:tr>
+        <w:tc>
+          <w:tcPr>
+            <w:tcW w:type="dxa" w:w="1680"/>
+          </w:tcPr>
+          <w:p>
+            <w:pPr>
+              <w:jc w:val="left"/>
+            </w:pPr>
+            <w:r/>
+            <w:hyperlink r:id="rId177">
+              <w:r>
+                <w:rPr>
+                  <w:color w:val="0B4F9E"/>
+                  <w:sz w:val="16"/>
+                  <w:u w:val="single"/>
+                </w:rPr>
+                <w:t>Active Learning for Neural Classifiers: Selecting Training and Test Areas in Satellite Image Object Recognition</w:t>
+              </w:r>
+            </w:hyperlink>
+          </w:p>
+        </w:tc>
+        <w:tc>
+          <w:tcPr>
+            <w:tcW w:type="dxa" w:w="1680"/>
+          </w:tcPr>
+          <w:p>
+            <w:pPr>
+              <w:jc w:val="left"/>
+            </w:pPr>
+            <w:r/>
+          </w:p>
+        </w:tc>
+        <w:tc>
+          <w:tcPr>
+            <w:tcW w:type="dxa" w:w="1680"/>
+          </w:tcPr>
+          <w:p>
+            <w:pPr>
+              <w:jc w:val="left"/>
+            </w:pPr>
+            <w:r/>
+          </w:p>
+        </w:tc>
+        <w:tc>
+          <w:tcPr>
+            <w:tcW w:type="dxa" w:w="1680"/>
+          </w:tcPr>
+          <w:p>
+            <w:pPr>
+              <w:jc w:val="left"/>
+            </w:pPr>
+            <w:r/>
+          </w:p>
+        </w:tc>
+        <w:tc>
+          <w:tcPr>
+            <w:tcW w:type="dxa" w:w="1680"/>
+          </w:tcPr>
+          <w:p>
+            <w:pPr>
+              <w:jc w:val="left"/>
+            </w:pPr>
+            <w:r/>
+            <w:r>
+              <w:rPr>
+                <w:sz w:val="16"/>
+              </w:rPr>
+              <w:t>2026-09-01</w:t>
+            </w:r>
+          </w:p>
+        </w:tc>
+        <w:tc>
+          <w:tcPr>
+            <w:tcW w:type="dxa" w:w="1680"/>
+          </w:tcPr>
+          <w:p>
+            <w:pPr>
+              <w:jc w:val="left"/>
+            </w:pPr>
+            <w:r/>
+            <w:hyperlink r:id="rId177">
+              <w:r>
+                <w:rPr>
+                  <w:color w:val="0B4F9E"/>
+                  <w:sz w:val="16"/>
+                  <w:u w:val="single"/>
+                </w:rPr>
+                <w:t>10.1007/978-3-032-16265-6_4</w:t>
+              </w:r>
+            </w:hyperlink>
+          </w:p>
+        </w:tc>
+      </w:tr>
+      <w:tr>
+        <w:tc>
+          <w:tcPr>
+            <w:tcW w:type="dxa" w:w="1680"/>
+          </w:tcPr>
+          <w:p>
+            <w:pPr>
+              <w:jc w:val="left"/>
+            </w:pPr>
+            <w:r/>
+            <w:hyperlink r:id="rId178">
+              <w:r>
+                <w:rPr>
+                  <w:color w:val="0B4F9E"/>
+                  <w:sz w:val="16"/>
+                  <w:u w:val="single"/>
+                </w:rPr>
+                <w:t>Accelerating materials discovery for room-temperature qubits via Generative Quantum Machine Learning</w:t>
+              </w:r>
+            </w:hyperlink>
+          </w:p>
+        </w:tc>
+        <w:tc>
+          <w:tcPr>
+            <w:tcW w:type="dxa" w:w="1680"/>
+          </w:tcPr>
+          <w:p>
+            <w:pPr>
+              <w:jc w:val="left"/>
+            </w:pPr>
+            <w:r/>
+          </w:p>
+        </w:tc>
+        <w:tc>
+          <w:tcPr>
+            <w:tcW w:type="dxa" w:w="1680"/>
+          </w:tcPr>
+          <w:p>
+            <w:pPr>
+              <w:jc w:val="left"/>
+            </w:pPr>
+            <w:r/>
+          </w:p>
+        </w:tc>
+        <w:tc>
+          <w:tcPr>
+            <w:tcW w:type="dxa" w:w="1680"/>
+          </w:tcPr>
+          <w:p>
+            <w:pPr>
+              <w:jc w:val="left"/>
+            </w:pPr>
+            <w:r/>
+          </w:p>
+        </w:tc>
+        <w:tc>
+          <w:tcPr>
+            <w:tcW w:type="dxa" w:w="1680"/>
+          </w:tcPr>
+          <w:p>
+            <w:pPr>
+              <w:jc w:val="left"/>
+            </w:pPr>
+            <w:r/>
+            <w:r>
+              <w:rPr>
+                <w:sz w:val="16"/>
+              </w:rPr>
+              <w:t>2026-09-01</w:t>
+            </w:r>
+          </w:p>
+        </w:tc>
+        <w:tc>
+          <w:tcPr>
+            <w:tcW w:type="dxa" w:w="1680"/>
+          </w:tcPr>
+          <w:p>
+            <w:pPr>
+              <w:jc w:val="left"/>
+            </w:pPr>
+            <w:r/>
+            <w:hyperlink r:id="rId178">
+              <w:r>
+                <w:rPr>
+                  <w:color w:val="0B4F9E"/>
+                  <w:sz w:val="16"/>
+                  <w:u w:val="single"/>
+                </w:rPr>
+                <w:t>10.1016/j.physb.2026.419255</w:t>
+              </w:r>
+            </w:hyperlink>
+          </w:p>
+        </w:tc>
+      </w:tr>
+      <w:tr>
+        <w:tc>
+          <w:tcPr>
+            <w:tcW w:type="dxa" w:w="1680"/>
+          </w:tcPr>
+          <w:p>
+            <w:pPr>
+              <w:jc w:val="left"/>
+            </w:pPr>
+            <w:r/>
+            <w:hyperlink r:id="rId179">
+              <w:r>
+                <w:rPr>
+                  <w:color w:val="0B4F9E"/>
+                  <w:sz w:val="16"/>
+                  <w:u w:val="single"/>
+                </w:rPr>
+                <w:t>Dynamical analysis of fractional order corruption diffusion model with optimal control and cost-effectiveness analysis</w:t>
+              </w:r>
+            </w:hyperlink>
+          </w:p>
+        </w:tc>
+        <w:tc>
+          <w:tcPr>
+            <w:tcW w:type="dxa" w:w="1680"/>
+          </w:tcPr>
+          <w:p>
+            <w:pPr>
+              <w:jc w:val="left"/>
+            </w:pPr>
+            <w:r/>
+          </w:p>
+        </w:tc>
+        <w:tc>
+          <w:tcPr>
+            <w:tcW w:type="dxa" w:w="1680"/>
+          </w:tcPr>
+          <w:p>
+            <w:pPr>
+              <w:jc w:val="left"/>
+            </w:pPr>
+            <w:r/>
+          </w:p>
+        </w:tc>
+        <w:tc>
+          <w:tcPr>
+            <w:tcW w:type="dxa" w:w="1680"/>
+          </w:tcPr>
+          <w:p>
+            <w:pPr>
+              <w:jc w:val="left"/>
+            </w:pPr>
+            <w:r/>
+          </w:p>
+        </w:tc>
+        <w:tc>
+          <w:tcPr>
+            <w:tcW w:type="dxa" w:w="1680"/>
+          </w:tcPr>
+          <w:p>
+            <w:pPr>
+              <w:jc w:val="left"/>
+            </w:pPr>
+            <w:r/>
+            <w:r>
+              <w:rPr>
+                <w:sz w:val="16"/>
+              </w:rPr>
+              <w:t>2026-09-01</w:t>
+            </w:r>
+          </w:p>
+        </w:tc>
+        <w:tc>
+          <w:tcPr>
+            <w:tcW w:type="dxa" w:w="1680"/>
+          </w:tcPr>
+          <w:p>
+            <w:pPr>
+              <w:jc w:val="left"/>
+            </w:pPr>
+            <w:r/>
+            <w:hyperlink r:id="rId179">
+              <w:r>
+                <w:rPr>
+                  <w:color w:val="0B4F9E"/>
+                  <w:sz w:val="16"/>
+                  <w:u w:val="single"/>
+                </w:rPr>
+                <w:t>10.1080/0022250x.2026.2726737</w:t>
+              </w:r>
+            </w:hyperlink>
+          </w:p>
+        </w:tc>
+      </w:tr>
+      <w:tr>
+        <w:tc>
+          <w:tcPr>
+            <w:tcW w:type="dxa" w:w="1680"/>
+          </w:tcPr>
+          <w:p>
+            <w:pPr>
+              <w:jc w:val="left"/>
+            </w:pPr>
+            <w:r/>
+            <w:hyperlink r:id="rId180">
+              <w:r>
+                <w:rPr>
+                  <w:color w:val="0B4F9E"/>
+                  <w:sz w:val="16"/>
+                  <w:u w:val="single"/>
+                </w:rPr>
+                <w:t>Accelerating dynamic simulations of photoexcited materials and their evolution by electron-informed machine learning</w:t>
+              </w:r>
+            </w:hyperlink>
+          </w:p>
+        </w:tc>
+        <w:tc>
+          <w:tcPr>
+            <w:tcW w:type="dxa" w:w="1680"/>
+          </w:tcPr>
+          <w:p>
+            <w:pPr>
+              <w:jc w:val="left"/>
+            </w:pPr>
+            <w:r/>
+          </w:p>
+        </w:tc>
+        <w:tc>
+          <w:tcPr>
+            <w:tcW w:type="dxa" w:w="1680"/>
+          </w:tcPr>
+          <w:p>
+            <w:pPr>
+              <w:jc w:val="left"/>
+            </w:pPr>
+            <w:r/>
+          </w:p>
+        </w:tc>
+        <w:tc>
+          <w:tcPr>
+            <w:tcW w:type="dxa" w:w="1680"/>
+          </w:tcPr>
+          <w:p>
+            <w:pPr>
+              <w:jc w:val="left"/>
+            </w:pPr>
+            <w:r/>
+            <w:r>
+              <w:rPr>
+                <w:sz w:val="16"/>
+              </w:rPr>
+              <w:t>DFT, MD</w:t>
+            </w:r>
+          </w:p>
+        </w:tc>
+        <w:tc>
+          <w:tcPr>
+            <w:tcW w:type="dxa" w:w="1680"/>
+          </w:tcPr>
+          <w:p>
+            <w:pPr>
+              <w:jc w:val="left"/>
+            </w:pPr>
+            <w:r/>
+            <w:r>
+              <w:rPr>
+                <w:sz w:val="16"/>
+              </w:rPr>
+              <w:t>2026-09-01</w:t>
+            </w:r>
+          </w:p>
+        </w:tc>
+        <w:tc>
+          <w:tcPr>
+            <w:tcW w:type="dxa" w:w="1680"/>
+          </w:tcPr>
+          <w:p>
+            <w:pPr>
+              <w:jc w:val="left"/>
+            </w:pPr>
+            <w:r/>
+            <w:hyperlink r:id="rId180">
               <w:r>
                 <w:rPr>
                   <w:color w:val="0B4F9E"/>
@@ -13982,14 +16018,14 @@
               <w:jc w:val="left"/>
             </w:pPr>
             <w:r/>
-            <w:hyperlink r:id="rId161">
+            <w:hyperlink r:id="rId181">
               <w:r>
                 <w:rPr>
                   <w:color w:val="0B4F9E"/>
                   <w:sz w:val="16"/>
                   <w:u w:val="single"/>
                 </w:rPr>
-                <w:t>When Do Models Win? A Learning Curve Benchmark for Molecular Property Prediction in Low-Data Regimes</w:t>
+                <w:t>Why Multi-Layer Message Passing Works: Completeness Theory for Graph Neural Network Interatomic Potentials</w:t>
               </w:r>
             </w:hyperlink>
           </w:p>
@@ -14025,12 +16061,6 @@
               <w:jc w:val="left"/>
             </w:pPr>
             <w:r/>
-            <w:r>
-              <w:rPr>
-                <w:sz w:val="16"/>
-              </w:rPr>
-              <w:t>DFT</w:t>
-            </w:r>
           </w:p>
         </w:tc>
         <w:tc>
@@ -14059,489 +16089,7 @@
               <w:jc w:val="left"/>
             </w:pPr>
             <w:r/>
-            <w:hyperlink r:id="rId161">
-              <w:r>
-                <w:rPr>
-                  <w:color w:val="0B4F9E"/>
-                  <w:sz w:val="16"/>
-                  <w:u w:val="single"/>
-                </w:rPr>
-                <w:t>10.26434/chemrxiv.15001253/v6</w:t>
-              </w:r>
-            </w:hyperlink>
-          </w:p>
-        </w:tc>
-      </w:tr>
-      <w:tr>
-        <w:tc>
-          <w:tcPr>
-            <w:tcW w:type="dxa" w:w="1680"/>
-          </w:tcPr>
-          <w:p>
-            <w:pPr>
-              <w:jc w:val="left"/>
-            </w:pPr>
-            <w:r/>
-            <w:hyperlink r:id="rId162">
-              <w:r>
-                <w:rPr>
-                  <w:color w:val="0B4F9E"/>
-                  <w:sz w:val="16"/>
-                  <w:u w:val="single"/>
-                </w:rPr>
-                <w:t>Multicenter Validation of Foundation Model Adaptation for Automated Pancreatic Tumor Delineation on CT Scans</w:t>
-              </w:r>
-            </w:hyperlink>
-          </w:p>
-        </w:tc>
-        <w:tc>
-          <w:tcPr>
-            <w:tcW w:type="dxa" w:w="1680"/>
-          </w:tcPr>
-          <w:p>
-            <w:pPr>
-              <w:jc w:val="left"/>
-            </w:pPr>
-            <w:r/>
-          </w:p>
-        </w:tc>
-        <w:tc>
-          <w:tcPr>
-            <w:tcW w:type="dxa" w:w="1680"/>
-          </w:tcPr>
-          <w:p>
-            <w:pPr>
-              <w:jc w:val="left"/>
-            </w:pPr>
-            <w:r/>
-          </w:p>
-        </w:tc>
-        <w:tc>
-          <w:tcPr>
-            <w:tcW w:type="dxa" w:w="1680"/>
-          </w:tcPr>
-          <w:p>
-            <w:pPr>
-              <w:jc w:val="left"/>
-            </w:pPr>
-            <w:r/>
-            <w:r>
-              <w:rPr>
-                <w:sz w:val="16"/>
-              </w:rPr>
-              <w:t>MLIP</w:t>
-            </w:r>
-          </w:p>
-        </w:tc>
-        <w:tc>
-          <w:tcPr>
-            <w:tcW w:type="dxa" w:w="1680"/>
-          </w:tcPr>
-          <w:p>
-            <w:pPr>
-              <w:jc w:val="left"/>
-            </w:pPr>
-            <w:r/>
-            <w:r>
-              <w:rPr>
-                <w:sz w:val="16"/>
-              </w:rPr>
-              <w:t>2026-09-01</w:t>
-            </w:r>
-          </w:p>
-        </w:tc>
-        <w:tc>
-          <w:tcPr>
-            <w:tcW w:type="dxa" w:w="1680"/>
-          </w:tcPr>
-          <w:p>
-            <w:pPr>
-              <w:jc w:val="left"/>
-            </w:pPr>
-            <w:r/>
-            <w:hyperlink r:id="rId162">
-              <w:r>
-                <w:rPr>
-                  <w:color w:val="0B4F9E"/>
-                  <w:sz w:val="16"/>
-                  <w:u w:val="single"/>
-                </w:rPr>
-                <w:t>10.3390/cancers18172836</w:t>
-              </w:r>
-            </w:hyperlink>
-          </w:p>
-        </w:tc>
-      </w:tr>
-      <w:tr>
-        <w:tc>
-          <w:tcPr>
-            <w:tcW w:type="dxa" w:w="1680"/>
-          </w:tcPr>
-          <w:p>
-            <w:pPr>
-              <w:jc w:val="left"/>
-            </w:pPr>
-            <w:r/>
-            <w:hyperlink r:id="rId163">
-              <w:r>
-                <w:rPr>
-                  <w:color w:val="0B4F9E"/>
-                  <w:sz w:val="16"/>
-                  <w:u w:val="single"/>
-                </w:rPr>
-                <w:t>Conditional Latent-Prior Generative Compressed Sensing with Application to Petrophysical Target-Log Reconstruction</w:t>
-              </w:r>
-            </w:hyperlink>
-          </w:p>
-        </w:tc>
-        <w:tc>
-          <w:tcPr>
-            <w:tcW w:type="dxa" w:w="1680"/>
-          </w:tcPr>
-          <w:p>
-            <w:pPr>
-              <w:jc w:val="left"/>
-            </w:pPr>
-            <w:r/>
-          </w:p>
-        </w:tc>
-        <w:tc>
-          <w:tcPr>
-            <w:tcW w:type="dxa" w:w="1680"/>
-          </w:tcPr>
-          <w:p>
-            <w:pPr>
-              <w:jc w:val="left"/>
-            </w:pPr>
-            <w:r/>
-          </w:p>
-        </w:tc>
-        <w:tc>
-          <w:tcPr>
-            <w:tcW w:type="dxa" w:w="1680"/>
-          </w:tcPr>
-          <w:p>
-            <w:pPr>
-              <w:jc w:val="left"/>
-            </w:pPr>
-            <w:r/>
-          </w:p>
-        </w:tc>
-        <w:tc>
-          <w:tcPr>
-            <w:tcW w:type="dxa" w:w="1680"/>
-          </w:tcPr>
-          <w:p>
-            <w:pPr>
-              <w:jc w:val="left"/>
-            </w:pPr>
-            <w:r/>
-            <w:r>
-              <w:rPr>
-                <w:sz w:val="16"/>
-              </w:rPr>
-              <w:t>2026-09-01</w:t>
-            </w:r>
-          </w:p>
-        </w:tc>
-        <w:tc>
-          <w:tcPr>
-            <w:tcW w:type="dxa" w:w="1680"/>
-          </w:tcPr>
-          <w:p>
-            <w:pPr>
-              <w:jc w:val="left"/>
-            </w:pPr>
-            <w:r/>
-            <w:hyperlink r:id="rId163">
-              <w:r>
-                <w:rPr>
-                  <w:color w:val="0B4F9E"/>
-                  <w:sz w:val="16"/>
-                  <w:u w:val="single"/>
-                </w:rPr>
-                <w:t>10.2139/ssrn.7385284</w:t>
-              </w:r>
-            </w:hyperlink>
-          </w:p>
-        </w:tc>
-      </w:tr>
-      <w:tr>
-        <w:tc>
-          <w:tcPr>
-            <w:tcW w:type="dxa" w:w="1680"/>
-          </w:tcPr>
-          <w:p>
-            <w:pPr>
-              <w:jc w:val="left"/>
-            </w:pPr>
-            <w:r/>
-            <w:hyperlink r:id="rId164">
-              <w:r>
-                <w:rPr>
-                  <w:color w:val="0B4F9E"/>
-                  <w:sz w:val="16"/>
-                  <w:u w:val="single"/>
-                </w:rPr>
-                <w:t>Active Learning for Neural Classifiers: Selecting Training and Test Areas in Satellite Image Object Recognition</w:t>
-              </w:r>
-            </w:hyperlink>
-          </w:p>
-        </w:tc>
-        <w:tc>
-          <w:tcPr>
-            <w:tcW w:type="dxa" w:w="1680"/>
-          </w:tcPr>
-          <w:p>
-            <w:pPr>
-              <w:jc w:val="left"/>
-            </w:pPr>
-            <w:r/>
-          </w:p>
-        </w:tc>
-        <w:tc>
-          <w:tcPr>
-            <w:tcW w:type="dxa" w:w="1680"/>
-          </w:tcPr>
-          <w:p>
-            <w:pPr>
-              <w:jc w:val="left"/>
-            </w:pPr>
-            <w:r/>
-          </w:p>
-        </w:tc>
-        <w:tc>
-          <w:tcPr>
-            <w:tcW w:type="dxa" w:w="1680"/>
-          </w:tcPr>
-          <w:p>
-            <w:pPr>
-              <w:jc w:val="left"/>
-            </w:pPr>
-            <w:r/>
-          </w:p>
-        </w:tc>
-        <w:tc>
-          <w:tcPr>
-            <w:tcW w:type="dxa" w:w="1680"/>
-          </w:tcPr>
-          <w:p>
-            <w:pPr>
-              <w:jc w:val="left"/>
-            </w:pPr>
-            <w:r/>
-            <w:r>
-              <w:rPr>
-                <w:sz w:val="16"/>
-              </w:rPr>
-              <w:t>2026-09-01</w:t>
-            </w:r>
-          </w:p>
-        </w:tc>
-        <w:tc>
-          <w:tcPr>
-            <w:tcW w:type="dxa" w:w="1680"/>
-          </w:tcPr>
-          <w:p>
-            <w:pPr>
-              <w:jc w:val="left"/>
-            </w:pPr>
-            <w:r/>
-            <w:hyperlink r:id="rId164">
-              <w:r>
-                <w:rPr>
-                  <w:color w:val="0B4F9E"/>
-                  <w:sz w:val="16"/>
-                  <w:u w:val="single"/>
-                </w:rPr>
-                <w:t>10.1007/978-3-032-16265-6_4</w:t>
-              </w:r>
-            </w:hyperlink>
-          </w:p>
-        </w:tc>
-      </w:tr>
-      <w:tr>
-        <w:tc>
-          <w:tcPr>
-            <w:tcW w:type="dxa" w:w="1680"/>
-          </w:tcPr>
-          <w:p>
-            <w:pPr>
-              <w:jc w:val="left"/>
-            </w:pPr>
-            <w:r/>
-            <w:hyperlink r:id="rId165">
-              <w:r>
-                <w:rPr>
-                  <w:color w:val="0B4F9E"/>
-                  <w:sz w:val="16"/>
-                  <w:u w:val="single"/>
-                </w:rPr>
-                <w:t>Dynamical analysis of fractional order corruption diffusion model with optimal control and cost-effectiveness analysis</w:t>
-              </w:r>
-            </w:hyperlink>
-          </w:p>
-        </w:tc>
-        <w:tc>
-          <w:tcPr>
-            <w:tcW w:type="dxa" w:w="1680"/>
-          </w:tcPr>
-          <w:p>
-            <w:pPr>
-              <w:jc w:val="left"/>
-            </w:pPr>
-            <w:r/>
-          </w:p>
-        </w:tc>
-        <w:tc>
-          <w:tcPr>
-            <w:tcW w:type="dxa" w:w="1680"/>
-          </w:tcPr>
-          <w:p>
-            <w:pPr>
-              <w:jc w:val="left"/>
-            </w:pPr>
-            <w:r/>
-          </w:p>
-        </w:tc>
-        <w:tc>
-          <w:tcPr>
-            <w:tcW w:type="dxa" w:w="1680"/>
-          </w:tcPr>
-          <w:p>
-            <w:pPr>
-              <w:jc w:val="left"/>
-            </w:pPr>
-            <w:r/>
-          </w:p>
-        </w:tc>
-        <w:tc>
-          <w:tcPr>
-            <w:tcW w:type="dxa" w:w="1680"/>
-          </w:tcPr>
-          <w:p>
-            <w:pPr>
-              <w:jc w:val="left"/>
-            </w:pPr>
-            <w:r/>
-            <w:r>
-              <w:rPr>
-                <w:sz w:val="16"/>
-              </w:rPr>
-              <w:t>2026-09-01</w:t>
-            </w:r>
-          </w:p>
-        </w:tc>
-        <w:tc>
-          <w:tcPr>
-            <w:tcW w:type="dxa" w:w="1680"/>
-          </w:tcPr>
-          <w:p>
-            <w:pPr>
-              <w:jc w:val="left"/>
-            </w:pPr>
-            <w:r/>
-            <w:hyperlink r:id="rId165">
-              <w:r>
-                <w:rPr>
-                  <w:color w:val="0B4F9E"/>
-                  <w:sz w:val="16"/>
-                  <w:u w:val="single"/>
-                </w:rPr>
-                <w:t>10.1080/0022250x.2026.2726737</w:t>
-              </w:r>
-            </w:hyperlink>
-          </w:p>
-        </w:tc>
-      </w:tr>
-      <w:tr>
-        <w:tc>
-          <w:tcPr>
-            <w:tcW w:type="dxa" w:w="1680"/>
-          </w:tcPr>
-          <w:p>
-            <w:pPr>
-              <w:jc w:val="left"/>
-            </w:pPr>
-            <w:r/>
-            <w:hyperlink r:id="rId166">
-              <w:r>
-                <w:rPr>
-                  <w:color w:val="0B4F9E"/>
-                  <w:sz w:val="16"/>
-                  <w:u w:val="single"/>
-                </w:rPr>
-                <w:t>Accelerating dynamic simulations of photoexcited materials and their evolution by electron-informed machine learning</w:t>
-              </w:r>
-            </w:hyperlink>
-          </w:p>
-        </w:tc>
-        <w:tc>
-          <w:tcPr>
-            <w:tcW w:type="dxa" w:w="1680"/>
-          </w:tcPr>
-          <w:p>
-            <w:pPr>
-              <w:jc w:val="left"/>
-            </w:pPr>
-            <w:r/>
-          </w:p>
-        </w:tc>
-        <w:tc>
-          <w:tcPr>
-            <w:tcW w:type="dxa" w:w="1680"/>
-          </w:tcPr>
-          <w:p>
-            <w:pPr>
-              <w:jc w:val="left"/>
-            </w:pPr>
-            <w:r/>
-          </w:p>
-        </w:tc>
-        <w:tc>
-          <w:tcPr>
-            <w:tcW w:type="dxa" w:w="1680"/>
-          </w:tcPr>
-          <w:p>
-            <w:pPr>
-              <w:jc w:val="left"/>
-            </w:pPr>
-            <w:r/>
-            <w:r>
-              <w:rPr>
-                <w:sz w:val="16"/>
-              </w:rPr>
-              <w:t>DFT, MD</w:t>
-            </w:r>
-          </w:p>
-        </w:tc>
-        <w:tc>
-          <w:tcPr>
-            <w:tcW w:type="dxa" w:w="1680"/>
-          </w:tcPr>
-          <w:p>
-            <w:pPr>
-              <w:jc w:val="left"/>
-            </w:pPr>
-            <w:r/>
-            <w:r>
-              <w:rPr>
-                <w:sz w:val="16"/>
-              </w:rPr>
-              <w:t>2026-09-01</w:t>
-            </w:r>
-          </w:p>
-        </w:tc>
-        <w:tc>
-          <w:tcPr>
-            <w:tcW w:type="dxa" w:w="1680"/>
-          </w:tcPr>
-          <w:p>
-            <w:pPr>
-              <w:jc w:val="left"/>
-            </w:pPr>
-            <w:r/>
-            <w:hyperlink r:id="rId166">
+            <w:hyperlink r:id="rId181">
               <w:r>
                 <w:rPr>
                   <w:color w:val="0B4F9E"/>
@@ -14564,14 +16112,14 @@
               <w:jc w:val="left"/>
             </w:pPr>
             <w:r/>
-            <w:hyperlink r:id="rId167">
+            <w:hyperlink r:id="rId182">
               <w:r>
                 <w:rPr>
                   <w:color w:val="0B4F9E"/>
                   <w:sz w:val="16"/>
                   <w:u w:val="single"/>
                 </w:rPr>
-                <w:t>Why Multi-Layer Message Passing Works: Completeness Theory for Graph Neural Network Interatomic Potentials</w:t>
+                <w:t>Element priors and target support shape chemical transfer in materials graph networks</w:t>
               </w:r>
             </w:hyperlink>
           </w:p>
@@ -14635,7 +16183,7 @@
               <w:jc w:val="left"/>
             </w:pPr>
             <w:r/>
-            <w:hyperlink r:id="rId167">
+            <w:hyperlink r:id="rId182">
               <w:r>
                 <w:rPr>
                   <w:color w:val="0B4F9E"/>
@@ -14658,14 +16206,14 @@
               <w:jc w:val="left"/>
             </w:pPr>
             <w:r/>
-            <w:hyperlink r:id="rId168">
+            <w:hyperlink r:id="rId183">
               <w:r>
                 <w:rPr>
                   <w:color w:val="0B4F9E"/>
                   <w:sz w:val="16"/>
                   <w:u w:val="single"/>
                 </w:rPr>
-                <w:t>Element priors and target support shape chemical transfer in materials graph networks</w:t>
+                <w:t>Text-guided flow matching enables sample-efficient crystal structure generation</w:t>
               </w:r>
             </w:hyperlink>
           </w:p>
@@ -14729,7 +16277,7 @@
               <w:jc w:val="left"/>
             </w:pPr>
             <w:r/>
-            <w:hyperlink r:id="rId168">
+            <w:hyperlink r:id="rId183">
               <w:r>
                 <w:rPr>
                   <w:color w:val="0B4F9E"/>
@@ -14752,14 +16300,14 @@
               <w:jc w:val="left"/>
             </w:pPr>
             <w:r/>
-            <w:hyperlink r:id="rId169">
+            <w:hyperlink r:id="rId184">
               <w:r>
                 <w:rPr>
                   <w:color w:val="0B4F9E"/>
                   <w:sz w:val="16"/>
                   <w:u w:val="single"/>
                 </w:rPr>
-                <w:t>Text-guided flow matching enables sample-efficient crystal structure generation</w:t>
+                <w:t>Machine Learning Local Potentials for Accelerated Electron-Phonon Interactions Calculations within the Projector Augment</w:t>
               </w:r>
             </w:hyperlink>
           </w:p>
@@ -14795,6 +16343,12 @@
               <w:jc w:val="left"/>
             </w:pPr>
             <w:r/>
+            <w:r>
+              <w:rPr>
+                <w:sz w:val="16"/>
+              </w:rPr>
+              <w:t>phonons</w:t>
+            </w:r>
           </w:p>
         </w:tc>
         <w:tc>
@@ -14823,7 +16377,7 @@
               <w:jc w:val="left"/>
             </w:pPr>
             <w:r/>
-            <w:hyperlink r:id="rId169">
+            <w:hyperlink r:id="rId184">
               <w:r>
                 <w:rPr>
                   <w:color w:val="0B4F9E"/>
@@ -14846,7 +16400,7 @@
               <w:jc w:val="left"/>
             </w:pPr>
             <w:r/>
-            <w:hyperlink r:id="rId170">
+            <w:hyperlink r:id="rId185">
               <w:r>
                 <w:rPr>
                   <w:color w:val="0B4F9E"/>
@@ -14917,7 +16471,7 @@
               <w:jc w:val="left"/>
             </w:pPr>
             <w:r/>
-            <w:hyperlink r:id="rId170">
+            <w:hyperlink r:id="rId185">
               <w:r>
                 <w:rPr>
                   <w:color w:val="0B4F9E"/>
@@ -14940,7 +16494,7 @@
               <w:jc w:val="left"/>
             </w:pPr>
             <w:r/>
-            <w:hyperlink r:id="rId171">
+            <w:hyperlink r:id="rId186">
               <w:r>
                 <w:rPr>
                   <w:color w:val="0B4F9E"/>
@@ -15011,7 +16565,7 @@
               <w:jc w:val="left"/>
             </w:pPr>
             <w:r/>
-            <w:hyperlink r:id="rId171">
+            <w:hyperlink r:id="rId186">
               <w:r>
                 <w:rPr>
                   <w:color w:val="0B4F9E"/>
@@ -15034,7 +16588,7 @@
               <w:jc w:val="left"/>
             </w:pPr>
             <w:r/>
-            <w:hyperlink r:id="rId172">
+            <w:hyperlink r:id="rId187">
               <w:r>
                 <w:rPr>
                   <w:color w:val="0B4F9E"/>
@@ -15105,7 +16659,7 @@
               <w:jc w:val="left"/>
             </w:pPr>
             <w:r/>
-            <w:hyperlink r:id="rId172">
+            <w:hyperlink r:id="rId187">
               <w:r>
                 <w:rPr>
                   <w:color w:val="0B4F9E"/>
@@ -15128,7 +16682,7 @@
               <w:jc w:val="left"/>
             </w:pPr>
             <w:r/>
-            <w:hyperlink r:id="rId173">
+            <w:hyperlink r:id="rId188">
               <w:r>
                 <w:rPr>
                   <w:color w:val="0B4F9E"/>
@@ -15199,7 +16753,7 @@
               <w:jc w:val="left"/>
             </w:pPr>
             <w:r/>
-            <w:hyperlink r:id="rId173">
+            <w:hyperlink r:id="rId188">
               <w:r>
                 <w:rPr>
                   <w:color w:val="0B4F9E"/>
@@ -15222,7 +16776,7 @@
               <w:jc w:val="left"/>
             </w:pPr>
             <w:r/>
-            <w:hyperlink r:id="rId174">
+            <w:hyperlink r:id="rId189">
               <w:r>
                 <w:rPr>
                   <w:color w:val="0B4F9E"/>
@@ -15293,7 +16847,7 @@
               <w:jc w:val="left"/>
             </w:pPr>
             <w:r/>
-            <w:hyperlink r:id="rId174">
+            <w:hyperlink r:id="rId189">
               <w:r>
                 <w:rPr>
                   <w:color w:val="0B4F9E"/>
@@ -15301,6 +16855,194 @@
                   <w:u w:val="single"/>
                 </w:rPr>
                 <w:t>10.3997/2214-4609.202637011</w:t>
+              </w:r>
+            </w:hyperlink>
+          </w:p>
+        </w:tc>
+      </w:tr>
+      <w:tr>
+        <w:tc>
+          <w:tcPr>
+            <w:tcW w:type="dxa" w:w="1680"/>
+          </w:tcPr>
+          <w:p>
+            <w:pPr>
+              <w:jc w:val="left"/>
+            </w:pPr>
+            <w:r/>
+            <w:hyperlink r:id="rId190">
+              <w:r>
+                <w:rPr>
+                  <w:color w:val="0B4F9E"/>
+                  <w:sz w:val="16"/>
+                  <w:u w:val="single"/>
+                </w:rPr>
+                <w:t>A dynamic multi-objective optimization framework for geothermal systems via deep learning surrogate models</w:t>
+              </w:r>
+            </w:hyperlink>
+          </w:p>
+        </w:tc>
+        <w:tc>
+          <w:tcPr>
+            <w:tcW w:type="dxa" w:w="1680"/>
+          </w:tcPr>
+          <w:p>
+            <w:pPr>
+              <w:jc w:val="left"/>
+            </w:pPr>
+            <w:r/>
+          </w:p>
+        </w:tc>
+        <w:tc>
+          <w:tcPr>
+            <w:tcW w:type="dxa" w:w="1680"/>
+          </w:tcPr>
+          <w:p>
+            <w:pPr>
+              <w:jc w:val="left"/>
+            </w:pPr>
+            <w:r/>
+          </w:p>
+        </w:tc>
+        <w:tc>
+          <w:tcPr>
+            <w:tcW w:type="dxa" w:w="1680"/>
+          </w:tcPr>
+          <w:p>
+            <w:pPr>
+              <w:jc w:val="left"/>
+            </w:pPr>
+            <w:r/>
+          </w:p>
+        </w:tc>
+        <w:tc>
+          <w:tcPr>
+            <w:tcW w:type="dxa" w:w="1680"/>
+          </w:tcPr>
+          <w:p>
+            <w:pPr>
+              <w:jc w:val="left"/>
+            </w:pPr>
+            <w:r/>
+            <w:r>
+              <w:rPr>
+                <w:sz w:val="16"/>
+              </w:rPr>
+              <w:t>2026-09-03</w:t>
+            </w:r>
+          </w:p>
+        </w:tc>
+        <w:tc>
+          <w:tcPr>
+            <w:tcW w:type="dxa" w:w="1680"/>
+          </w:tcPr>
+          <w:p>
+            <w:pPr>
+              <w:jc w:val="left"/>
+            </w:pPr>
+            <w:r/>
+            <w:hyperlink r:id="rId190">
+              <w:r>
+                <w:rPr>
+                  <w:color w:val="0B4F9E"/>
+                  <w:sz w:val="16"/>
+                  <w:u w:val="single"/>
+                </w:rPr>
+                <w:t>10.1016/j.icheatmasstransfer.2026.112491</w:t>
+              </w:r>
+            </w:hyperlink>
+          </w:p>
+        </w:tc>
+      </w:tr>
+      <w:tr>
+        <w:tc>
+          <w:tcPr>
+            <w:tcW w:type="dxa" w:w="1680"/>
+          </w:tcPr>
+          <w:p>
+            <w:pPr>
+              <w:jc w:val="left"/>
+            </w:pPr>
+            <w:r/>
+            <w:hyperlink r:id="rId191">
+              <w:r>
+                <w:rPr>
+                  <w:color w:val="0B4F9E"/>
+                  <w:sz w:val="16"/>
+                  <w:u w:val="single"/>
+                </w:rPr>
+                <w:t>Inverse design of digital metamaterials with tailored mechanical responses</w:t>
+              </w:r>
+            </w:hyperlink>
+          </w:p>
+        </w:tc>
+        <w:tc>
+          <w:tcPr>
+            <w:tcW w:type="dxa" w:w="1680"/>
+          </w:tcPr>
+          <w:p>
+            <w:pPr>
+              <w:jc w:val="left"/>
+            </w:pPr>
+            <w:r/>
+          </w:p>
+        </w:tc>
+        <w:tc>
+          <w:tcPr>
+            <w:tcW w:type="dxa" w:w="1680"/>
+          </w:tcPr>
+          <w:p>
+            <w:pPr>
+              <w:jc w:val="left"/>
+            </w:pPr>
+            <w:r/>
+          </w:p>
+        </w:tc>
+        <w:tc>
+          <w:tcPr>
+            <w:tcW w:type="dxa" w:w="1680"/>
+          </w:tcPr>
+          <w:p>
+            <w:pPr>
+              <w:jc w:val="left"/>
+            </w:pPr>
+            <w:r/>
+          </w:p>
+        </w:tc>
+        <w:tc>
+          <w:tcPr>
+            <w:tcW w:type="dxa" w:w="1680"/>
+          </w:tcPr>
+          <w:p>
+            <w:pPr>
+              <w:jc w:val="left"/>
+            </w:pPr>
+            <w:r/>
+            <w:r>
+              <w:rPr>
+                <w:sz w:val="16"/>
+              </w:rPr>
+              <w:t>2026-09-03</w:t>
+            </w:r>
+          </w:p>
+        </w:tc>
+        <w:tc>
+          <w:tcPr>
+            <w:tcW w:type="dxa" w:w="1680"/>
+          </w:tcPr>
+          <w:p>
+            <w:pPr>
+              <w:jc w:val="left"/>
+            </w:pPr>
+            <w:r/>
+            <w:hyperlink r:id="rId191">
+              <w:r>
+                <w:rPr>
+                  <w:color w:val="0B4F9E"/>
+                  <w:sz w:val="16"/>
+                  <w:u w:val="single"/>
+                </w:rPr>
+                <w:t>10.1016/j.commatsci.2026.115034</w:t>
               </w:r>
             </w:hyperlink>
           </w:p>
@@ -15327,7 +17069,7 @@
         <w:rPr>
           <w:b/>
         </w:rPr>
-        <w:t>116</w:t>
+        <w:t>131</w:t>
       </w:r>
     </w:p>
     <w:p>
@@ -15341,7 +17083,7 @@
         <w:rPr>
           <w:b/>
         </w:rPr>
-        <w:t>55</w:t>
+        <w:t>64</w:t>
       </w:r>
     </w:p>
     <w:p>
@@ -15355,7 +17097,7 @@
         <w:rPr>
           <w:b/>
         </w:rPr>
-        <w:t>136</w:t>
+        <w:t>153</w:t>
       </w:r>
     </w:p>
     <w:p>

--- a/NEEDS_DATA.docx
+++ b/NEEDS_DATA.docx
@@ -17,7 +17,7 @@
     </w:p>
     <w:p>
       <w:r>
-        <w:t xml:space="preserve">Generated 2026-09-03. Every field below was blank in the automated sources. Fill any of them in </w:t>
+        <w:t xml:space="preserve">Generated 2026-09-04. Every field below was blank in the automated sources. Fill any of them in </w:t>
       </w:r>
       <w:r>
         <w:rPr>
@@ -1387,7 +1387,7 @@
         <w:pStyle w:val="Heading2"/>
       </w:pPr>
       <w:r>
-        <w:t>Studies with no numeric performance figure (153 of 159)</w:t>
+        <w:t>Studies with no numeric performance figure (164 of 173)</w:t>
       </w:r>
     </w:p>
     <w:p>
@@ -1809,7 +1809,7 @@
               <w:rPr>
                 <w:sz w:val="16"/>
               </w:rPr>
-              <w:t>ALIGNN, MEGNet, CGCNN</w:t>
+              <w:t>MEGNet, ALIGNN, CGCNN</w:t>
             </w:r>
           </w:p>
         </w:tc>
@@ -3541,7 +3541,7 @@
               <w:rPr>
                 <w:sz w:val="16"/>
               </w:rPr>
-              <w:t>ALIGNN, CHGNet</w:t>
+              <w:t>CHGNet, ALIGNN</w:t>
             </w:r>
           </w:p>
         </w:tc>
@@ -9257,6 +9257,106 @@
                   <w:sz w:val="16"/>
                   <w:u w:val="single"/>
                 </w:rPr>
+                <w:t>Predicting Faster Than We Can Make: Polymer‐Specific Process Physics as a Frontier for Autonomous Soft‐Matter Discovery</w:t>
+              </w:r>
+            </w:hyperlink>
+          </w:p>
+        </w:tc>
+        <w:tc>
+          <w:tcPr>
+            <w:tcW w:type="dxa" w:w="1680"/>
+          </w:tcPr>
+          <w:p>
+            <w:pPr>
+              <w:jc w:val="left"/>
+            </w:pPr>
+            <w:r/>
+          </w:p>
+        </w:tc>
+        <w:tc>
+          <w:tcPr>
+            <w:tcW w:type="dxa" w:w="1680"/>
+          </w:tcPr>
+          <w:p>
+            <w:pPr>
+              <w:jc w:val="left"/>
+            </w:pPr>
+            <w:r/>
+            <w:r>
+              <w:rPr>
+                <w:sz w:val="16"/>
+              </w:rPr>
+              <w:t>polymer</w:t>
+            </w:r>
+          </w:p>
+        </w:tc>
+        <w:tc>
+          <w:tcPr>
+            <w:tcW w:type="dxa" w:w="1680"/>
+          </w:tcPr>
+          <w:p>
+            <w:pPr>
+              <w:jc w:val="left"/>
+            </w:pPr>
+            <w:r/>
+          </w:p>
+        </w:tc>
+        <w:tc>
+          <w:tcPr>
+            <w:tcW w:type="dxa" w:w="1680"/>
+          </w:tcPr>
+          <w:p>
+            <w:pPr>
+              <w:jc w:val="left"/>
+            </w:pPr>
+            <w:r/>
+            <w:r>
+              <w:rPr>
+                <w:sz w:val="16"/>
+              </w:rPr>
+              <w:t>2026-09-01</w:t>
+            </w:r>
+          </w:p>
+        </w:tc>
+        <w:tc>
+          <w:tcPr>
+            <w:tcW w:type="dxa" w:w="1680"/>
+          </w:tcPr>
+          <w:p>
+            <w:pPr>
+              <w:jc w:val="left"/>
+            </w:pPr>
+            <w:r/>
+            <w:hyperlink r:id="rId108">
+              <w:r>
+                <w:rPr>
+                  <w:color w:val="0B4F9E"/>
+                  <w:sz w:val="16"/>
+                  <w:u w:val="single"/>
+                </w:rPr>
+                <w:t>10.1002/marc.70420</w:t>
+              </w:r>
+            </w:hyperlink>
+          </w:p>
+        </w:tc>
+      </w:tr>
+      <w:tr>
+        <w:tc>
+          <w:tcPr>
+            <w:tcW w:type="dxa" w:w="1680"/>
+          </w:tcPr>
+          <w:p>
+            <w:pPr>
+              <w:jc w:val="left"/>
+            </w:pPr>
+            <w:r/>
+            <w:hyperlink r:id="rId109">
+              <w:r>
+                <w:rPr>
+                  <w:color w:val="0B4F9E"/>
+                  <w:sz w:val="16"/>
+                  <w:u w:val="single"/>
+                </w:rPr>
                 <w:t>Lead-free piezoelectric perovskites for arterial-pulse e-skin: from configurational complexity to equivariant machine-le</w:t>
               </w:r>
             </w:hyperlink>
@@ -9333,7 +9433,7 @@
               <w:jc w:val="left"/>
             </w:pPr>
             <w:r/>
-            <w:hyperlink r:id="rId108">
+            <w:hyperlink r:id="rId109">
               <w:r>
                 <w:rPr>
                   <w:color w:val="0B4F9E"/>
@@ -9356,7 +9456,7 @@
               <w:jc w:val="left"/>
             </w:pPr>
             <w:r/>
-            <w:hyperlink r:id="rId109">
+            <w:hyperlink r:id="rId110">
               <w:r>
                 <w:rPr>
                   <w:color w:val="0B4F9E"/>
@@ -9433,7 +9533,7 @@
               <w:jc w:val="left"/>
             </w:pPr>
             <w:r/>
-            <w:hyperlink r:id="rId109">
+            <w:hyperlink r:id="rId110">
               <w:r>
                 <w:rPr>
                   <w:color w:val="0B4F9E"/>
@@ -9456,7 +9556,7 @@
               <w:jc w:val="left"/>
             </w:pPr>
             <w:r/>
-            <w:hyperlink r:id="rId110">
+            <w:hyperlink r:id="rId111">
               <w:r>
                 <w:rPr>
                   <w:color w:val="0B4F9E"/>
@@ -9533,7 +9633,7 @@
               <w:jc w:val="left"/>
             </w:pPr>
             <w:r/>
-            <w:hyperlink r:id="rId111">
+            <w:hyperlink r:id="rId112">
               <w:r>
                 <w:rPr>
                   <w:color w:val="0B4F9E"/>
@@ -9556,7 +9656,107 @@
               <w:jc w:val="left"/>
             </w:pPr>
             <w:r/>
-            <w:hyperlink r:id="rId112">
+            <w:hyperlink r:id="rId113">
+              <w:r>
+                <w:rPr>
+                  <w:color w:val="0B4F9E"/>
+                  <w:sz w:val="16"/>
+                  <w:u w:val="single"/>
+                </w:rPr>
+                <w:t>HiPoly: a hierarchical polymer-native AI framework for property prediction and generative design</w:t>
+              </w:r>
+            </w:hyperlink>
+          </w:p>
+        </w:tc>
+        <w:tc>
+          <w:tcPr>
+            <w:tcW w:type="dxa" w:w="1680"/>
+          </w:tcPr>
+          <w:p>
+            <w:pPr>
+              <w:jc w:val="left"/>
+            </w:pPr>
+            <w:r/>
+          </w:p>
+        </w:tc>
+        <w:tc>
+          <w:tcPr>
+            <w:tcW w:type="dxa" w:w="1680"/>
+          </w:tcPr>
+          <w:p>
+            <w:pPr>
+              <w:jc w:val="left"/>
+            </w:pPr>
+            <w:r/>
+            <w:r>
+              <w:rPr>
+                <w:sz w:val="16"/>
+              </w:rPr>
+              <w:t>polymer</w:t>
+            </w:r>
+          </w:p>
+        </w:tc>
+        <w:tc>
+          <w:tcPr>
+            <w:tcW w:type="dxa" w:w="1680"/>
+          </w:tcPr>
+          <w:p>
+            <w:pPr>
+              <w:jc w:val="left"/>
+            </w:pPr>
+            <w:r/>
+          </w:p>
+        </w:tc>
+        <w:tc>
+          <w:tcPr>
+            <w:tcW w:type="dxa" w:w="1680"/>
+          </w:tcPr>
+          <w:p>
+            <w:pPr>
+              <w:jc w:val="left"/>
+            </w:pPr>
+            <w:r/>
+            <w:r>
+              <w:rPr>
+                <w:sz w:val="16"/>
+              </w:rPr>
+              <w:t>2026-09-02</w:t>
+            </w:r>
+          </w:p>
+        </w:tc>
+        <w:tc>
+          <w:tcPr>
+            <w:tcW w:type="dxa" w:w="1680"/>
+          </w:tcPr>
+          <w:p>
+            <w:pPr>
+              <w:jc w:val="left"/>
+            </w:pPr>
+            <w:r/>
+            <w:hyperlink r:id="rId113">
+              <w:r>
+                <w:rPr>
+                  <w:color w:val="0B4F9E"/>
+                  <w:sz w:val="16"/>
+                  <w:u w:val="single"/>
+                </w:rPr>
+                <w:t>10.48550/arxiv.2609.02746</w:t>
+              </w:r>
+            </w:hyperlink>
+          </w:p>
+        </w:tc>
+      </w:tr>
+      <w:tr>
+        <w:tc>
+          <w:tcPr>
+            <w:tcW w:type="dxa" w:w="1680"/>
+          </w:tcPr>
+          <w:p>
+            <w:pPr>
+              <w:jc w:val="left"/>
+            </w:pPr>
+            <w:r/>
+            <w:hyperlink r:id="rId114">
               <w:r>
                 <w:rPr>
                   <w:color w:val="0B4F9E"/>
@@ -9639,7 +9839,7 @@
               <w:jc w:val="left"/>
             </w:pPr>
             <w:r/>
-            <w:hyperlink r:id="rId113">
+            <w:hyperlink r:id="rId115">
               <w:r>
                 <w:rPr>
                   <w:color w:val="0B4F9E"/>
@@ -9662,7 +9862,7 @@
               <w:jc w:val="left"/>
             </w:pPr>
             <w:r/>
-            <w:hyperlink r:id="rId114">
+            <w:hyperlink r:id="rId116">
               <w:r>
                 <w:rPr>
                   <w:color w:val="0B4F9E"/>
@@ -9739,7 +9939,7 @@
               <w:jc w:val="left"/>
             </w:pPr>
             <w:r/>
-            <w:hyperlink r:id="rId114">
+            <w:hyperlink r:id="rId116">
               <w:r>
                 <w:rPr>
                   <w:color w:val="0B4F9E"/>
@@ -9762,7 +9962,7 @@
               <w:jc w:val="left"/>
             </w:pPr>
             <w:r/>
-            <w:hyperlink r:id="rId115">
+            <w:hyperlink r:id="rId117">
               <w:r>
                 <w:rPr>
                   <w:color w:val="0B4F9E"/>
@@ -9839,7 +10039,7 @@
               <w:jc w:val="left"/>
             </w:pPr>
             <w:r/>
-            <w:hyperlink r:id="rId115">
+            <w:hyperlink r:id="rId117">
               <w:r>
                 <w:rPr>
                   <w:color w:val="0B4F9E"/>
@@ -9862,7 +10062,7 @@
               <w:jc w:val="left"/>
             </w:pPr>
             <w:r/>
-            <w:hyperlink r:id="rId116">
+            <w:hyperlink r:id="rId118">
               <w:r>
                 <w:rPr>
                   <w:color w:val="0B4F9E"/>
@@ -9945,7 +10145,7 @@
               <w:jc w:val="left"/>
             </w:pPr>
             <w:r/>
-            <w:hyperlink r:id="rId116">
+            <w:hyperlink r:id="rId118">
               <w:r>
                 <w:rPr>
                   <w:color w:val="0B4F9E"/>
@@ -9968,14 +10168,14 @@
               <w:jc w:val="left"/>
             </w:pPr>
             <w:r/>
-            <w:hyperlink r:id="rId117">
+            <w:hyperlink r:id="rId119">
               <w:r>
                 <w:rPr>
                   <w:color w:val="0B4F9E"/>
                   <w:sz w:val="16"/>
                   <w:u w:val="single"/>
                 </w:rPr>
-                <w:t>HiPoly: a hierarchical polymer-native AI framework for property prediction and generative design</w:t>
+                <w:t>Low-Temperature Transport in Li-Ion Battery EC/EMC/FEC Electrolytes: Molecular Dynamics and Machine-Learning Modeling</w:t>
               </w:r>
             </w:hyperlink>
           </w:p>
@@ -10004,7 +10204,7 @@
               <w:rPr>
                 <w:sz w:val="16"/>
               </w:rPr>
-              <w:t>polymer</w:t>
+              <w:t>Li-ion battery</w:t>
             </w:r>
           </w:p>
         </w:tc>
@@ -10017,6 +10217,12 @@
               <w:jc w:val="left"/>
             </w:pPr>
             <w:r/>
+            <w:r>
+              <w:rPr>
+                <w:sz w:val="16"/>
+              </w:rPr>
+              <w:t>MD</w:t>
+            </w:r>
           </w:p>
         </w:tc>
         <w:tc>
@@ -10045,7 +10251,7 @@
               <w:jc w:val="left"/>
             </w:pPr>
             <w:r/>
-            <w:hyperlink r:id="rId117">
+            <w:hyperlink r:id="rId119">
               <w:r>
                 <w:rPr>
                   <w:color w:val="0B4F9E"/>
@@ -10068,14 +10274,14 @@
               <w:jc w:val="left"/>
             </w:pPr>
             <w:r/>
-            <w:hyperlink r:id="rId118">
+            <w:hyperlink r:id="rId120">
               <w:r>
                 <w:rPr>
                   <w:color w:val="0B4F9E"/>
                   <w:sz w:val="16"/>
                   <w:u w:val="single"/>
                 </w:rPr>
-                <w:t>Low-Temperature Transport in Li-Ion Battery EC/EMC/FEC Electrolytes: Molecular Dynamics and Machine-Learning Modeling</w:t>
+                <w:t>Physics-Informed Neural Network Surrogate for Oxygen Vacancy Dynamics in epitaxial $\mathrm{SrTiO_3}$ on Si memristors v</w:t>
               </w:r>
             </w:hyperlink>
           </w:p>
@@ -10104,7 +10310,7 @@
               <w:rPr>
                 <w:sz w:val="16"/>
               </w:rPr>
-              <w:t>Li-ion battery</w:t>
+              <w:t>semiconductor, oxide</w:t>
             </w:r>
           </w:p>
         </w:tc>
@@ -10117,12 +10323,6 @@
               <w:jc w:val="left"/>
             </w:pPr>
             <w:r/>
-            <w:r>
-              <w:rPr>
-                <w:sz w:val="16"/>
-              </w:rPr>
-              <w:t>MD</w:t>
-            </w:r>
           </w:p>
         </w:tc>
         <w:tc>
@@ -10151,7 +10351,7 @@
               <w:jc w:val="left"/>
             </w:pPr>
             <w:r/>
-            <w:hyperlink r:id="rId118">
+            <w:hyperlink r:id="rId120">
               <w:r>
                 <w:rPr>
                   <w:color w:val="0B4F9E"/>
@@ -10174,7 +10374,7 @@
               <w:jc w:val="left"/>
             </w:pPr>
             <w:r/>
-            <w:hyperlink r:id="rId119">
+            <w:hyperlink r:id="rId121">
               <w:r>
                 <w:rPr>
                   <w:color w:val="0B4F9E"/>
@@ -10251,7 +10451,7 @@
               <w:jc w:val="left"/>
             </w:pPr>
             <w:r/>
-            <w:hyperlink r:id="rId119">
+            <w:hyperlink r:id="rId121">
               <w:r>
                 <w:rPr>
                   <w:color w:val="0B4F9E"/>
@@ -10274,7 +10474,7 @@
               <w:jc w:val="left"/>
             </w:pPr>
             <w:r/>
-            <w:hyperlink r:id="rId120">
+            <w:hyperlink r:id="rId122">
               <w:r>
                 <w:rPr>
                   <w:color w:val="0B4F9E"/>
@@ -10351,7 +10551,7 @@
               <w:jc w:val="left"/>
             </w:pPr>
             <w:r/>
-            <w:hyperlink r:id="rId120">
+            <w:hyperlink r:id="rId122">
               <w:r>
                 <w:rPr>
                   <w:color w:val="0B4F9E"/>
@@ -10374,200 +10574,6 @@
               <w:jc w:val="left"/>
             </w:pPr>
             <w:r/>
-            <w:hyperlink r:id="rId121">
-              <w:r>
-                <w:rPr>
-                  <w:color w:val="0B4F9E"/>
-                  <w:sz w:val="16"/>
-                  <w:u w:val="single"/>
-                </w:rPr>
-                <w:t>From Empirical Design To Autonomous Ecosystems: AI-Driven Advances, Challenges, And Future Directions In Precision Nanom</w:t>
-              </w:r>
-            </w:hyperlink>
-          </w:p>
-        </w:tc>
-        <w:tc>
-          <w:tcPr>
-            <w:tcW w:type="dxa" w:w="1680"/>
-          </w:tcPr>
-          <w:p>
-            <w:pPr>
-              <w:jc w:val="left"/>
-            </w:pPr>
-            <w:r/>
-          </w:p>
-        </w:tc>
-        <w:tc>
-          <w:tcPr>
-            <w:tcW w:type="dxa" w:w="1680"/>
-          </w:tcPr>
-          <w:p>
-            <w:pPr>
-              <w:jc w:val="left"/>
-            </w:pPr>
-            <w:r/>
-          </w:p>
-        </w:tc>
-        <w:tc>
-          <w:tcPr>
-            <w:tcW w:type="dxa" w:w="1680"/>
-          </w:tcPr>
-          <w:p>
-            <w:pPr>
-              <w:jc w:val="left"/>
-            </w:pPr>
-            <w:r/>
-          </w:p>
-        </w:tc>
-        <w:tc>
-          <w:tcPr>
-            <w:tcW w:type="dxa" w:w="1680"/>
-          </w:tcPr>
-          <w:p>
-            <w:pPr>
-              <w:jc w:val="left"/>
-            </w:pPr>
-            <w:r/>
-            <w:r>
-              <w:rPr>
-                <w:sz w:val="16"/>
-              </w:rPr>
-              <w:t>2026-08-14</w:t>
-            </w:r>
-          </w:p>
-        </w:tc>
-        <w:tc>
-          <w:tcPr>
-            <w:tcW w:type="dxa" w:w="1680"/>
-          </w:tcPr>
-          <w:p>
-            <w:pPr>
-              <w:jc w:val="left"/>
-            </w:pPr>
-            <w:r/>
-            <w:hyperlink r:id="rId121">
-              <w:r>
-                <w:rPr>
-                  <w:color w:val="0B4F9E"/>
-                  <w:sz w:val="16"/>
-                  <w:u w:val="single"/>
-                </w:rPr>
-                <w:t>10.5281/zenodo.21931873</w:t>
-              </w:r>
-            </w:hyperlink>
-          </w:p>
-        </w:tc>
-      </w:tr>
-      <w:tr>
-        <w:tc>
-          <w:tcPr>
-            <w:tcW w:type="dxa" w:w="1680"/>
-          </w:tcPr>
-          <w:p>
-            <w:pPr>
-              <w:jc w:val="left"/>
-            </w:pPr>
-            <w:r/>
-            <w:hyperlink r:id="rId122">
-              <w:r>
-                <w:rPr>
-                  <w:color w:val="0B4F9E"/>
-                  <w:sz w:val="16"/>
-                  <w:u w:val="single"/>
-                </w:rPr>
-                <w:t>Electrostatic Phenomenology Benchmarks for Machine-Learned Interatomic Potentials in Electrochemistry: Beyond the Energy</w:t>
-              </w:r>
-            </w:hyperlink>
-          </w:p>
-        </w:tc>
-        <w:tc>
-          <w:tcPr>
-            <w:tcW w:type="dxa" w:w="1680"/>
-          </w:tcPr>
-          <w:p>
-            <w:pPr>
-              <w:jc w:val="left"/>
-            </w:pPr>
-            <w:r/>
-          </w:p>
-        </w:tc>
-        <w:tc>
-          <w:tcPr>
-            <w:tcW w:type="dxa" w:w="1680"/>
-          </w:tcPr>
-          <w:p>
-            <w:pPr>
-              <w:jc w:val="left"/>
-            </w:pPr>
-            <w:r/>
-          </w:p>
-        </w:tc>
-        <w:tc>
-          <w:tcPr>
-            <w:tcW w:type="dxa" w:w="1680"/>
-          </w:tcPr>
-          <w:p>
-            <w:pPr>
-              <w:jc w:val="left"/>
-            </w:pPr>
-            <w:r/>
-            <w:r>
-              <w:rPr>
-                <w:sz w:val="16"/>
-              </w:rPr>
-              <w:t>MLIP</w:t>
-            </w:r>
-          </w:p>
-        </w:tc>
-        <w:tc>
-          <w:tcPr>
-            <w:tcW w:type="dxa" w:w="1680"/>
-          </w:tcPr>
-          <w:p>
-            <w:pPr>
-              <w:jc w:val="left"/>
-            </w:pPr>
-            <w:r/>
-            <w:r>
-              <w:rPr>
-                <w:sz w:val="16"/>
-              </w:rPr>
-              <w:t>2026-08-14</w:t>
-            </w:r>
-          </w:p>
-        </w:tc>
-        <w:tc>
-          <w:tcPr>
-            <w:tcW w:type="dxa" w:w="1680"/>
-          </w:tcPr>
-          <w:p>
-            <w:pPr>
-              <w:jc w:val="left"/>
-            </w:pPr>
-            <w:r/>
-            <w:hyperlink r:id="rId122">
-              <w:r>
-                <w:rPr>
-                  <w:color w:val="0B4F9E"/>
-                  <w:sz w:val="16"/>
-                  <w:u w:val="single"/>
-                </w:rPr>
-                <w:t>link</w:t>
-              </w:r>
-            </w:hyperlink>
-          </w:p>
-        </w:tc>
-      </w:tr>
-      <w:tr>
-        <w:tc>
-          <w:tcPr>
-            <w:tcW w:type="dxa" w:w="1680"/>
-          </w:tcPr>
-          <w:p>
-            <w:pPr>
-              <w:jc w:val="left"/>
-            </w:pPr>
-            <w:r/>
             <w:hyperlink r:id="rId123">
               <w:r>
                 <w:rPr>
@@ -10575,20 +10581,9 @@
                   <w:sz w:val="16"/>
                   <w:u w:val="single"/>
                 </w:rPr>
-                <w:t>The Past and Future of AI Scientists</w:t>
+                <w:t>Interplay of B-Site Off-Centering and Molecular Orientations in the Mixed Hybrid Perovskite MAGe1xSnxI3</w:t>
               </w:r>
             </w:hyperlink>
-          </w:p>
-        </w:tc>
-        <w:tc>
-          <w:tcPr>
-            <w:tcW w:type="dxa" w:w="1680"/>
-          </w:tcPr>
-          <w:p>
-            <w:pPr>
-              <w:jc w:val="left"/>
-            </w:pPr>
-            <w:r/>
           </w:p>
         </w:tc>
         <w:tc>
@@ -10615,7 +10610,7 @@
               <w:rPr>
                 <w:sz w:val="16"/>
               </w:rPr>
-              <w:t>MLIP</w:t>
+              <w:t>perovskite, halide perovskite</w:t>
             </w:r>
           </w:p>
         </w:tc>
@@ -10632,7 +10627,24 @@
               <w:rPr>
                 <w:sz w:val="16"/>
               </w:rPr>
-              <w:t>2026-08-14</w:t>
+              <w:t>MD, MLIP</w:t>
+            </w:r>
+          </w:p>
+        </w:tc>
+        <w:tc>
+          <w:tcPr>
+            <w:tcW w:type="dxa" w:w="1680"/>
+          </w:tcPr>
+          <w:p>
+            <w:pPr>
+              <w:jc w:val="left"/>
+            </w:pPr>
+            <w:r/>
+            <w:r>
+              <w:rPr>
+                <w:sz w:val="16"/>
+              </w:rPr>
+              <w:t>2026-09-03</w:t>
             </w:r>
           </w:p>
         </w:tc>
@@ -10675,20 +10687,9 @@
                   <w:sz w:val="16"/>
                   <w:u w:val="single"/>
                 </w:rPr>
-                <w:t>Graph neural network prediction of temperature-dependent hydrogen diffusion and thermal conductivity tensors of tungsten</w:t>
+                <w:t>BiFuN: Machine Learning-Guided Bifunctional Catalysis in Hydrogenation Reactions</w:t>
               </w:r>
             </w:hyperlink>
-          </w:p>
-        </w:tc>
-        <w:tc>
-          <w:tcPr>
-            <w:tcW w:type="dxa" w:w="1680"/>
-          </w:tcPr>
-          <w:p>
-            <w:pPr>
-              <w:jc w:val="left"/>
-            </w:pPr>
-            <w:r/>
           </w:p>
         </w:tc>
         <w:tc>
@@ -10715,8 +10716,19 @@
               <w:rPr>
                 <w:sz w:val="16"/>
               </w:rPr>
-              <w:t>MD</w:t>
+              <w:t>catalyst, CO2</w:t>
             </w:r>
+          </w:p>
+        </w:tc>
+        <w:tc>
+          <w:tcPr>
+            <w:tcW w:type="dxa" w:w="1680"/>
+          </w:tcPr>
+          <w:p>
+            <w:pPr>
+              <w:jc w:val="left"/>
+            </w:pPr>
+            <w:r/>
           </w:p>
         </w:tc>
         <w:tc>
@@ -10732,7 +10744,7 @@
               <w:rPr>
                 <w:sz w:val="16"/>
               </w:rPr>
-              <w:t>2026-08-16</w:t>
+              <w:t>2026-09-04</w:t>
             </w:r>
           </w:p>
         </w:tc>
@@ -10752,7 +10764,7 @@
                   <w:sz w:val="16"/>
                   <w:u w:val="single"/>
                 </w:rPr>
-                <w:t>link</w:t>
+                <w:t>10.26434/chemrxiv.15008296/v1</w:t>
               </w:r>
             </w:hyperlink>
           </w:p>
@@ -10775,9 +10787,20 @@
                   <w:sz w:val="16"/>
                   <w:u w:val="single"/>
                 </w:rPr>
-                <w:t>Machine Learning-Accelerated Band-Edge Engineering of Pnictogen Chalcohalide Solid Solutions for Solar Energy Technologi</w:t>
+                <w:t>From Empirical Design To Autonomous Ecosystems: AI-Driven Advances, Challenges, And Future Directions In Precision Nanom</w:t>
               </w:r>
             </w:hyperlink>
+          </w:p>
+        </w:tc>
+        <w:tc>
+          <w:tcPr>
+            <w:tcW w:type="dxa" w:w="1680"/>
+          </w:tcPr>
+          <w:p>
+            <w:pPr>
+              <w:jc w:val="left"/>
+            </w:pPr>
+            <w:r/>
           </w:p>
         </w:tc>
         <w:tc>
@@ -10815,24 +10838,7 @@
               <w:rPr>
                 <w:sz w:val="16"/>
               </w:rPr>
-              <w:t>DFT</w:t>
-            </w:r>
-          </w:p>
-        </w:tc>
-        <w:tc>
-          <w:tcPr>
-            <w:tcW w:type="dxa" w:w="1680"/>
-          </w:tcPr>
-          <w:p>
-            <w:pPr>
-              <w:jc w:val="left"/>
-            </w:pPr>
-            <w:r/>
-            <w:r>
-              <w:rPr>
-                <w:sz w:val="16"/>
-              </w:rPr>
-              <w:t>2026-08-17</w:t>
+              <w:t>2026-08-14</w:t>
             </w:r>
           </w:p>
         </w:tc>
@@ -10852,7 +10858,7 @@
                   <w:sz w:val="16"/>
                   <w:u w:val="single"/>
                 </w:rPr>
-                <w:t>link</w:t>
+                <w:t>10.5281/zenodo.21931873</w:t>
               </w:r>
             </w:hyperlink>
           </w:p>
@@ -10875,20 +10881,9 @@
                   <w:sz w:val="16"/>
                   <w:u w:val="single"/>
                 </w:rPr>
-                <w:t xml:space="preserve">Extracting a nitrile-centered, ether-assisted motif hierarchy for lithium-battery electrolyte design from billion-scale </w:t>
+                <w:t>Electrostatic Phenomenology Benchmarks for Machine-Learned Interatomic Potentials in Electrochemistry: Beyond the Energy</w:t>
               </w:r>
             </w:hyperlink>
-          </w:p>
-        </w:tc>
-        <w:tc>
-          <w:tcPr>
-            <w:tcW w:type="dxa" w:w="1680"/>
-          </w:tcPr>
-          <w:p>
-            <w:pPr>
-              <w:jc w:val="left"/>
-            </w:pPr>
-            <w:r/>
           </w:p>
         </w:tc>
         <w:tc>
@@ -10926,7 +10921,24 @@
               <w:rPr>
                 <w:sz w:val="16"/>
               </w:rPr>
-              <w:t>2026-08-17</w:t>
+              <w:t>MLIP</w:t>
+            </w:r>
+          </w:p>
+        </w:tc>
+        <w:tc>
+          <w:tcPr>
+            <w:tcW w:type="dxa" w:w="1680"/>
+          </w:tcPr>
+          <w:p>
+            <w:pPr>
+              <w:jc w:val="left"/>
+            </w:pPr>
+            <w:r/>
+            <w:r>
+              <w:rPr>
+                <w:sz w:val="16"/>
+              </w:rPr>
+              <w:t>2026-08-14</w:t>
             </w:r>
           </w:p>
         </w:tc>
@@ -10969,7 +10981,7 @@
                   <w:sz w:val="16"/>
                   <w:u w:val="single"/>
                 </w:rPr>
-                <w:t>Discovery of novel magnetic Y-Mn-B compounds via advanced machine learning guided framework</w:t>
+                <w:t>The Past and Future of AI Scientists</w:t>
               </w:r>
             </w:hyperlink>
           </w:p>
@@ -11009,7 +11021,7 @@
               <w:rPr>
                 <w:sz w:val="16"/>
               </w:rPr>
-              <w:t>DFT</w:t>
+              <w:t>MLIP</w:t>
             </w:r>
           </w:p>
         </w:tc>
@@ -11026,7 +11038,7 @@
               <w:rPr>
                 <w:sz w:val="16"/>
               </w:rPr>
-              <w:t>2026-08-17</w:t>
+              <w:t>2026-08-14</w:t>
             </w:r>
           </w:p>
         </w:tc>
@@ -11069,7 +11081,7 @@
                   <w:sz w:val="16"/>
                   <w:u w:val="single"/>
                 </w:rPr>
-                <w:t>Unlocking Multi-Component Bulk-Materials Molecular Dynamics with a Small-Footprint Machine Learning Interatomic Potentia</w:t>
+                <w:t>Graph neural network prediction of temperature-dependent hydrogen diffusion and thermal conductivity tensors of tungsten</w:t>
               </w:r>
             </w:hyperlink>
           </w:p>
@@ -11109,7 +11121,7 @@
               <w:rPr>
                 <w:sz w:val="16"/>
               </w:rPr>
-              <w:t>MD, MLIP</w:t>
+              <w:t>MD</w:t>
             </w:r>
           </w:p>
         </w:tc>
@@ -11126,7 +11138,7 @@
               <w:rPr>
                 <w:sz w:val="16"/>
               </w:rPr>
-              <w:t>2026-08-17</w:t>
+              <w:t>2026-08-16</w:t>
             </w:r>
           </w:p>
         </w:tc>
@@ -11169,7 +11181,7 @@
                   <w:sz w:val="16"/>
                   <w:u w:val="single"/>
                 </w:rPr>
-                <w:t>ChemReporter: A Framework for Curating and Exporting Large-Scale Chemical Datasets for MLIP Training</w:t>
+                <w:t>Machine Learning-Accelerated Band-Edge Engineering of Pnictogen Chalcohalide Solid Solutions for Solar Energy Technologi</w:t>
               </w:r>
             </w:hyperlink>
           </w:p>
@@ -11209,7 +11221,7 @@
               <w:rPr>
                 <w:sz w:val="16"/>
               </w:rPr>
-              <w:t>MLIP</w:t>
+              <w:t>DFT</w:t>
             </w:r>
           </w:p>
         </w:tc>
@@ -11269,7 +11281,7 @@
                   <w:sz w:val="16"/>
                   <w:u w:val="single"/>
                 </w:rPr>
-                <w:t>Active learning molecular beam epitaxy of complex quantum materials</w:t>
+                <w:t xml:space="preserve">Extracting a nitrile-centered, ether-assisted motif hierarchy for lithium-battery electrolyte design from billion-scale </w:t>
               </w:r>
             </w:hyperlink>
           </w:p>
@@ -11320,7 +11332,7 @@
               <w:rPr>
                 <w:sz w:val="16"/>
               </w:rPr>
-              <w:t>2026-08-18</w:t>
+              <w:t>2026-08-17</w:t>
             </w:r>
           </w:p>
         </w:tc>
@@ -11363,7 +11375,7 @@
                   <w:sz w:val="16"/>
                   <w:u w:val="single"/>
                 </w:rPr>
-                <w:t>PyAPX: python toolkit for atomic configuration pattern exploration</w:t>
+                <w:t>Discovery of novel magnetic Y-Mn-B compounds via advanced machine learning guided framework</w:t>
               </w:r>
             </w:hyperlink>
           </w:p>
@@ -11403,7 +11415,7 @@
               <w:rPr>
                 <w:sz w:val="16"/>
               </w:rPr>
-              <w:t>DFT, MLIP</w:t>
+              <w:t>DFT</w:t>
             </w:r>
           </w:p>
         </w:tc>
@@ -11420,7 +11432,7 @@
               <w:rPr>
                 <w:sz w:val="16"/>
               </w:rPr>
-              <w:t>2026-08-19</w:t>
+              <w:t>2026-08-17</w:t>
             </w:r>
           </w:p>
         </w:tc>
@@ -11440,7 +11452,7 @@
                   <w:sz w:val="16"/>
                   <w:u w:val="single"/>
                 </w:rPr>
-                <w:t>10.1038/s41598-026-66072-5</w:t>
+                <w:t>link</w:t>
               </w:r>
             </w:hyperlink>
           </w:p>
@@ -11463,7 +11475,7 @@
                   <w:sz w:val="16"/>
                   <w:u w:val="single"/>
                 </w:rPr>
-                <w:t>A single design choice determines whether machine learning models of materials make physically impossible predictions</w:t>
+                <w:t>Unlocking Multi-Component Bulk-Materials Molecular Dynamics with a Small-Footprint Machine Learning Interatomic Potentia</w:t>
               </w:r>
             </w:hyperlink>
           </w:p>
@@ -11503,7 +11515,7 @@
               <w:rPr>
                 <w:sz w:val="16"/>
               </w:rPr>
-              <w:t>DFT</w:t>
+              <w:t>MD, MLIP</w:t>
             </w:r>
           </w:p>
         </w:tc>
@@ -11520,7 +11532,7 @@
               <w:rPr>
                 <w:sz w:val="16"/>
               </w:rPr>
-              <w:t>2026-08-19</w:t>
+              <w:t>2026-08-17</w:t>
             </w:r>
           </w:p>
         </w:tc>
@@ -11563,7 +11575,7 @@
                   <w:sz w:val="16"/>
                   <w:u w:val="single"/>
                 </w:rPr>
-                <w:t>Dynamic Ensembles of Phosphine-Stabilized Gold Nanoclusters</w:t>
+                <w:t>ChemReporter: A Framework for Curating and Exporting Large-Scale Chemical Datasets for MLIP Training</w:t>
               </w:r>
             </w:hyperlink>
           </w:p>
@@ -11603,7 +11615,7 @@
               <w:rPr>
                 <w:sz w:val="16"/>
               </w:rPr>
-              <w:t>MD, MLIP</w:t>
+              <w:t>MLIP</w:t>
             </w:r>
           </w:p>
         </w:tc>
@@ -11620,7 +11632,7 @@
               <w:rPr>
                 <w:sz w:val="16"/>
               </w:rPr>
-              <w:t>2026-08-19</w:t>
+              <w:t>2026-08-17</w:t>
             </w:r>
           </w:p>
         </w:tc>
@@ -11663,7 +11675,7 @@
                   <w:sz w:val="16"/>
                   <w:u w:val="single"/>
                 </w:rPr>
-                <w:t>Generative AI and Emerging Technologies: Transforming Engineering, Innovation and Entrepreneurship</w:t>
+                <w:t>Active learning molecular beam epitaxy of complex quantum materials</w:t>
               </w:r>
             </w:hyperlink>
           </w:p>
@@ -11714,7 +11726,7 @@
               <w:rPr>
                 <w:sz w:val="16"/>
               </w:rPr>
-              <w:t>2026-08-20</w:t>
+              <w:t>2026-08-18</w:t>
             </w:r>
           </w:p>
         </w:tc>
@@ -11734,7 +11746,7 @@
                   <w:sz w:val="16"/>
                   <w:u w:val="single"/>
                 </w:rPr>
-                <w:t>10.5281/zenodo.22025110</w:t>
+                <w:t>link</w:t>
               </w:r>
             </w:hyperlink>
           </w:p>
@@ -11757,7 +11769,7 @@
                   <w:sz w:val="16"/>
                   <w:u w:val="single"/>
                 </w:rPr>
-                <w:t>Machine Learning to Foundation Models: Artificial Intelligence for Nanophotonic Modeling and Scientific Discovery</w:t>
+                <w:t>PyAPX: python toolkit for atomic configuration pattern exploration</w:t>
               </w:r>
             </w:hyperlink>
           </w:p>
@@ -11797,7 +11809,7 @@
               <w:rPr>
                 <w:sz w:val="16"/>
               </w:rPr>
-              <w:t>MLIP</w:t>
+              <w:t>DFT, MLIP</w:t>
             </w:r>
           </w:p>
         </w:tc>
@@ -11814,7 +11826,7 @@
               <w:rPr>
                 <w:sz w:val="16"/>
               </w:rPr>
-              <w:t>2026-08-21</w:t>
+              <w:t>2026-08-19</w:t>
             </w:r>
           </w:p>
         </w:tc>
@@ -11834,7 +11846,7 @@
                   <w:sz w:val="16"/>
                   <w:u w:val="single"/>
                 </w:rPr>
-                <w:t>10.48550/arxiv.2608.21612</w:t>
+                <w:t>10.1038/s41598-026-66072-5</w:t>
               </w:r>
             </w:hyperlink>
           </w:p>
@@ -11857,20 +11869,9 @@
                   <w:sz w:val="16"/>
                   <w:u w:val="single"/>
                 </w:rPr>
-                <w:t>Diagnosing and narrowing the simulation-to-real gap in powder X-ray diffraction with a wet-dry agentic loop</w:t>
+                <w:t>A single design choice determines whether machine learning models of materials make physically impossible predictions</w:t>
               </w:r>
             </w:hyperlink>
-          </w:p>
-        </w:tc>
-        <w:tc>
-          <w:tcPr>
-            <w:tcW w:type="dxa" w:w="1680"/>
-          </w:tcPr>
-          <w:p>
-            <w:pPr>
-              <w:jc w:val="left"/>
-            </w:pPr>
-            <w:r/>
           </w:p>
         </w:tc>
         <w:tc>
@@ -11908,7 +11909,24 @@
               <w:rPr>
                 <w:sz w:val="16"/>
               </w:rPr>
-              <w:t>2026-08-23</w:t>
+              <w:t>DFT</w:t>
+            </w:r>
+          </w:p>
+        </w:tc>
+        <w:tc>
+          <w:tcPr>
+            <w:tcW w:type="dxa" w:w="1680"/>
+          </w:tcPr>
+          <w:p>
+            <w:pPr>
+              <w:jc w:val="left"/>
+            </w:pPr>
+            <w:r/>
+            <w:r>
+              <w:rPr>
+                <w:sz w:val="16"/>
+              </w:rPr>
+              <w:t>2026-08-19</w:t>
             </w:r>
           </w:p>
         </w:tc>
@@ -11951,6 +11969,394 @@
                   <w:sz w:val="16"/>
                   <w:u w:val="single"/>
                 </w:rPr>
+                <w:t>Dynamic Ensembles of Phosphine-Stabilized Gold Nanoclusters</w:t>
+              </w:r>
+            </w:hyperlink>
+          </w:p>
+        </w:tc>
+        <w:tc>
+          <w:tcPr>
+            <w:tcW w:type="dxa" w:w="1680"/>
+          </w:tcPr>
+          <w:p>
+            <w:pPr>
+              <w:jc w:val="left"/>
+            </w:pPr>
+            <w:r/>
+          </w:p>
+        </w:tc>
+        <w:tc>
+          <w:tcPr>
+            <w:tcW w:type="dxa" w:w="1680"/>
+          </w:tcPr>
+          <w:p>
+            <w:pPr>
+              <w:jc w:val="left"/>
+            </w:pPr>
+            <w:r/>
+          </w:p>
+        </w:tc>
+        <w:tc>
+          <w:tcPr>
+            <w:tcW w:type="dxa" w:w="1680"/>
+          </w:tcPr>
+          <w:p>
+            <w:pPr>
+              <w:jc w:val="left"/>
+            </w:pPr>
+            <w:r/>
+            <w:r>
+              <w:rPr>
+                <w:sz w:val="16"/>
+              </w:rPr>
+              <w:t>MD, MLIP</w:t>
+            </w:r>
+          </w:p>
+        </w:tc>
+        <w:tc>
+          <w:tcPr>
+            <w:tcW w:type="dxa" w:w="1680"/>
+          </w:tcPr>
+          <w:p>
+            <w:pPr>
+              <w:jc w:val="left"/>
+            </w:pPr>
+            <w:r/>
+            <w:r>
+              <w:rPr>
+                <w:sz w:val="16"/>
+              </w:rPr>
+              <w:t>2026-08-19</w:t>
+            </w:r>
+          </w:p>
+        </w:tc>
+        <w:tc>
+          <w:tcPr>
+            <w:tcW w:type="dxa" w:w="1680"/>
+          </w:tcPr>
+          <w:p>
+            <w:pPr>
+              <w:jc w:val="left"/>
+            </w:pPr>
+            <w:r/>
+            <w:hyperlink r:id="rId137">
+              <w:r>
+                <w:rPr>
+                  <w:color w:val="0B4F9E"/>
+                  <w:sz w:val="16"/>
+                  <w:u w:val="single"/>
+                </w:rPr>
+                <w:t>link</w:t>
+              </w:r>
+            </w:hyperlink>
+          </w:p>
+        </w:tc>
+      </w:tr>
+      <w:tr>
+        <w:tc>
+          <w:tcPr>
+            <w:tcW w:type="dxa" w:w="1680"/>
+          </w:tcPr>
+          <w:p>
+            <w:pPr>
+              <w:jc w:val="left"/>
+            </w:pPr>
+            <w:r/>
+            <w:hyperlink r:id="rId138">
+              <w:r>
+                <w:rPr>
+                  <w:color w:val="0B4F9E"/>
+                  <w:sz w:val="16"/>
+                  <w:u w:val="single"/>
+                </w:rPr>
+                <w:t>Generative AI and Emerging Technologies: Transforming Engineering, Innovation and Entrepreneurship</w:t>
+              </w:r>
+            </w:hyperlink>
+          </w:p>
+        </w:tc>
+        <w:tc>
+          <w:tcPr>
+            <w:tcW w:type="dxa" w:w="1680"/>
+          </w:tcPr>
+          <w:p>
+            <w:pPr>
+              <w:jc w:val="left"/>
+            </w:pPr>
+            <w:r/>
+          </w:p>
+        </w:tc>
+        <w:tc>
+          <w:tcPr>
+            <w:tcW w:type="dxa" w:w="1680"/>
+          </w:tcPr>
+          <w:p>
+            <w:pPr>
+              <w:jc w:val="left"/>
+            </w:pPr>
+            <w:r/>
+          </w:p>
+        </w:tc>
+        <w:tc>
+          <w:tcPr>
+            <w:tcW w:type="dxa" w:w="1680"/>
+          </w:tcPr>
+          <w:p>
+            <w:pPr>
+              <w:jc w:val="left"/>
+            </w:pPr>
+            <w:r/>
+          </w:p>
+        </w:tc>
+        <w:tc>
+          <w:tcPr>
+            <w:tcW w:type="dxa" w:w="1680"/>
+          </w:tcPr>
+          <w:p>
+            <w:pPr>
+              <w:jc w:val="left"/>
+            </w:pPr>
+            <w:r/>
+            <w:r>
+              <w:rPr>
+                <w:sz w:val="16"/>
+              </w:rPr>
+              <w:t>2026-08-20</w:t>
+            </w:r>
+          </w:p>
+        </w:tc>
+        <w:tc>
+          <w:tcPr>
+            <w:tcW w:type="dxa" w:w="1680"/>
+          </w:tcPr>
+          <w:p>
+            <w:pPr>
+              <w:jc w:val="left"/>
+            </w:pPr>
+            <w:r/>
+            <w:hyperlink r:id="rId138">
+              <w:r>
+                <w:rPr>
+                  <w:color w:val="0B4F9E"/>
+                  <w:sz w:val="16"/>
+                  <w:u w:val="single"/>
+                </w:rPr>
+                <w:t>10.5281/zenodo.22025110</w:t>
+              </w:r>
+            </w:hyperlink>
+          </w:p>
+        </w:tc>
+      </w:tr>
+      <w:tr>
+        <w:tc>
+          <w:tcPr>
+            <w:tcW w:type="dxa" w:w="1680"/>
+          </w:tcPr>
+          <w:p>
+            <w:pPr>
+              <w:jc w:val="left"/>
+            </w:pPr>
+            <w:r/>
+            <w:hyperlink r:id="rId139">
+              <w:r>
+                <w:rPr>
+                  <w:color w:val="0B4F9E"/>
+                  <w:sz w:val="16"/>
+                  <w:u w:val="single"/>
+                </w:rPr>
+                <w:t>Machine Learning to Foundation Models: Artificial Intelligence for Nanophotonic Modeling and Scientific Discovery</w:t>
+              </w:r>
+            </w:hyperlink>
+          </w:p>
+        </w:tc>
+        <w:tc>
+          <w:tcPr>
+            <w:tcW w:type="dxa" w:w="1680"/>
+          </w:tcPr>
+          <w:p>
+            <w:pPr>
+              <w:jc w:val="left"/>
+            </w:pPr>
+            <w:r/>
+          </w:p>
+        </w:tc>
+        <w:tc>
+          <w:tcPr>
+            <w:tcW w:type="dxa" w:w="1680"/>
+          </w:tcPr>
+          <w:p>
+            <w:pPr>
+              <w:jc w:val="left"/>
+            </w:pPr>
+            <w:r/>
+          </w:p>
+        </w:tc>
+        <w:tc>
+          <w:tcPr>
+            <w:tcW w:type="dxa" w:w="1680"/>
+          </w:tcPr>
+          <w:p>
+            <w:pPr>
+              <w:jc w:val="left"/>
+            </w:pPr>
+            <w:r/>
+            <w:r>
+              <w:rPr>
+                <w:sz w:val="16"/>
+              </w:rPr>
+              <w:t>MLIP</w:t>
+            </w:r>
+          </w:p>
+        </w:tc>
+        <w:tc>
+          <w:tcPr>
+            <w:tcW w:type="dxa" w:w="1680"/>
+          </w:tcPr>
+          <w:p>
+            <w:pPr>
+              <w:jc w:val="left"/>
+            </w:pPr>
+            <w:r/>
+            <w:r>
+              <w:rPr>
+                <w:sz w:val="16"/>
+              </w:rPr>
+              <w:t>2026-08-21</w:t>
+            </w:r>
+          </w:p>
+        </w:tc>
+        <w:tc>
+          <w:tcPr>
+            <w:tcW w:type="dxa" w:w="1680"/>
+          </w:tcPr>
+          <w:p>
+            <w:pPr>
+              <w:jc w:val="left"/>
+            </w:pPr>
+            <w:r/>
+            <w:hyperlink r:id="rId139">
+              <w:r>
+                <w:rPr>
+                  <w:color w:val="0B4F9E"/>
+                  <w:sz w:val="16"/>
+                  <w:u w:val="single"/>
+                </w:rPr>
+                <w:t>10.48550/arxiv.2608.21612</w:t>
+              </w:r>
+            </w:hyperlink>
+          </w:p>
+        </w:tc>
+      </w:tr>
+      <w:tr>
+        <w:tc>
+          <w:tcPr>
+            <w:tcW w:type="dxa" w:w="1680"/>
+          </w:tcPr>
+          <w:p>
+            <w:pPr>
+              <w:jc w:val="left"/>
+            </w:pPr>
+            <w:r/>
+            <w:hyperlink r:id="rId140">
+              <w:r>
+                <w:rPr>
+                  <w:color w:val="0B4F9E"/>
+                  <w:sz w:val="16"/>
+                  <w:u w:val="single"/>
+                </w:rPr>
+                <w:t>Diagnosing and narrowing the simulation-to-real gap in powder X-ray diffraction with a wet-dry agentic loop</w:t>
+              </w:r>
+            </w:hyperlink>
+          </w:p>
+        </w:tc>
+        <w:tc>
+          <w:tcPr>
+            <w:tcW w:type="dxa" w:w="1680"/>
+          </w:tcPr>
+          <w:p>
+            <w:pPr>
+              <w:jc w:val="left"/>
+            </w:pPr>
+            <w:r/>
+          </w:p>
+        </w:tc>
+        <w:tc>
+          <w:tcPr>
+            <w:tcW w:type="dxa" w:w="1680"/>
+          </w:tcPr>
+          <w:p>
+            <w:pPr>
+              <w:jc w:val="left"/>
+            </w:pPr>
+            <w:r/>
+          </w:p>
+        </w:tc>
+        <w:tc>
+          <w:tcPr>
+            <w:tcW w:type="dxa" w:w="1680"/>
+          </w:tcPr>
+          <w:p>
+            <w:pPr>
+              <w:jc w:val="left"/>
+            </w:pPr>
+            <w:r/>
+          </w:p>
+        </w:tc>
+        <w:tc>
+          <w:tcPr>
+            <w:tcW w:type="dxa" w:w="1680"/>
+          </w:tcPr>
+          <w:p>
+            <w:pPr>
+              <w:jc w:val="left"/>
+            </w:pPr>
+            <w:r/>
+            <w:r>
+              <w:rPr>
+                <w:sz w:val="16"/>
+              </w:rPr>
+              <w:t>2026-08-23</w:t>
+            </w:r>
+          </w:p>
+        </w:tc>
+        <w:tc>
+          <w:tcPr>
+            <w:tcW w:type="dxa" w:w="1680"/>
+          </w:tcPr>
+          <w:p>
+            <w:pPr>
+              <w:jc w:val="left"/>
+            </w:pPr>
+            <w:r/>
+            <w:hyperlink r:id="rId140">
+              <w:r>
+                <w:rPr>
+                  <w:color w:val="0B4F9E"/>
+                  <w:sz w:val="16"/>
+                  <w:u w:val="single"/>
+                </w:rPr>
+                <w:t>link</w:t>
+              </w:r>
+            </w:hyperlink>
+          </w:p>
+        </w:tc>
+      </w:tr>
+      <w:tr>
+        <w:tc>
+          <w:tcPr>
+            <w:tcW w:type="dxa" w:w="1680"/>
+          </w:tcPr>
+          <w:p>
+            <w:pPr>
+              <w:jc w:val="left"/>
+            </w:pPr>
+            <w:r/>
+            <w:hyperlink r:id="rId141">
+              <w:r>
+                <w:rPr>
+                  <w:color w:val="0B4F9E"/>
+                  <w:sz w:val="16"/>
+                  <w:u w:val="single"/>
+                </w:rPr>
                 <w:t xml:space="preserve">Dataset for the publication- A cylindrical sintering method for more realistic grain boundaries in nanocrystalline thin </w:t>
               </w:r>
             </w:hyperlink>
@@ -12015,7 +12421,7 @@
               <w:jc w:val="left"/>
             </w:pPr>
             <w:r/>
-            <w:hyperlink r:id="rId137">
+            <w:hyperlink r:id="rId141">
               <w:r>
                 <w:rPr>
                   <w:color w:val="0B4F9E"/>
@@ -12038,7 +12444,7 @@
               <w:jc w:val="left"/>
             </w:pPr>
             <w:r/>
-            <w:hyperlink r:id="rId138">
+            <w:hyperlink r:id="rId142">
               <w:r>
                 <w:rPr>
                   <w:color w:val="0B4F9E"/>
@@ -12115,7 +12521,7 @@
               <w:jc w:val="left"/>
             </w:pPr>
             <w:r/>
-            <w:hyperlink r:id="rId138">
+            <w:hyperlink r:id="rId142">
               <w:r>
                 <w:rPr>
                   <w:color w:val="0B4F9E"/>
@@ -12138,7 +12544,7 @@
               <w:jc w:val="left"/>
             </w:pPr>
             <w:r/>
-            <w:hyperlink r:id="rId139">
+            <w:hyperlink r:id="rId143">
               <w:r>
                 <w:rPr>
                   <w:color w:val="0B4F9E"/>
@@ -12215,7 +12621,7 @@
               <w:jc w:val="left"/>
             </w:pPr>
             <w:r/>
-            <w:hyperlink r:id="rId139">
+            <w:hyperlink r:id="rId143">
               <w:r>
                 <w:rPr>
                   <w:color w:val="0B4F9E"/>
@@ -12238,7 +12644,7 @@
               <w:jc w:val="left"/>
             </w:pPr>
             <w:r/>
-            <w:hyperlink r:id="rId140">
+            <w:hyperlink r:id="rId144">
               <w:r>
                 <w:rPr>
                   <w:color w:val="0B4F9E"/>
@@ -12309,7 +12715,7 @@
               <w:jc w:val="left"/>
             </w:pPr>
             <w:r/>
-            <w:hyperlink r:id="rId140">
+            <w:hyperlink r:id="rId144">
               <w:r>
                 <w:rPr>
                   <w:color w:val="0B4F9E"/>
@@ -12332,7 +12738,7 @@
               <w:jc w:val="left"/>
             </w:pPr>
             <w:r/>
-            <w:hyperlink r:id="rId141">
+            <w:hyperlink r:id="rId145">
               <w:r>
                 <w:rPr>
                   <w:color w:val="0B4F9E"/>
@@ -12409,7 +12815,7 @@
               <w:jc w:val="left"/>
             </w:pPr>
             <w:r/>
-            <w:hyperlink r:id="rId141">
+            <w:hyperlink r:id="rId145">
               <w:r>
                 <w:rPr>
                   <w:color w:val="0B4F9E"/>
@@ -12432,7 +12838,7 @@
               <w:jc w:val="left"/>
             </w:pPr>
             <w:r/>
-            <w:hyperlink r:id="rId142">
+            <w:hyperlink r:id="rId146">
               <w:r>
                 <w:rPr>
                   <w:color w:val="0B4F9E"/>
@@ -12503,7 +12909,7 @@
               <w:jc w:val="left"/>
             </w:pPr>
             <w:r/>
-            <w:hyperlink r:id="rId142">
+            <w:hyperlink r:id="rId146">
               <w:r>
                 <w:rPr>
                   <w:color w:val="0B4F9E"/>
@@ -12526,7 +12932,7 @@
               <w:jc w:val="left"/>
             </w:pPr>
             <w:r/>
-            <w:hyperlink r:id="rId143">
+            <w:hyperlink r:id="rId147">
               <w:r>
                 <w:rPr>
                   <w:color w:val="0B4F9E"/>
@@ -12597,7 +13003,7 @@
               <w:jc w:val="left"/>
             </w:pPr>
             <w:r/>
-            <w:hyperlink r:id="rId144">
+            <w:hyperlink r:id="rId148">
               <w:r>
                 <w:rPr>
                   <w:color w:val="0B4F9E"/>
@@ -12620,7 +13026,7 @@
               <w:jc w:val="left"/>
             </w:pPr>
             <w:r/>
-            <w:hyperlink r:id="rId145">
+            <w:hyperlink r:id="rId149">
               <w:r>
                 <w:rPr>
                   <w:color w:val="0B4F9E"/>
@@ -12691,7 +13097,7 @@
               <w:jc w:val="left"/>
             </w:pPr>
             <w:r/>
-            <w:hyperlink r:id="rId145">
+            <w:hyperlink r:id="rId149">
               <w:r>
                 <w:rPr>
                   <w:color w:val="0B4F9E"/>
@@ -12714,7 +13120,7 @@
               <w:jc w:val="left"/>
             </w:pPr>
             <w:r/>
-            <w:hyperlink r:id="rId146">
+            <w:hyperlink r:id="rId150">
               <w:r>
                 <w:rPr>
                   <w:color w:val="0B4F9E"/>
@@ -12791,7 +13197,7 @@
               <w:jc w:val="left"/>
             </w:pPr>
             <w:r/>
-            <w:hyperlink r:id="rId146">
+            <w:hyperlink r:id="rId150">
               <w:r>
                 <w:rPr>
                   <w:color w:val="0B4F9E"/>
@@ -12814,7 +13220,7 @@
               <w:jc w:val="left"/>
             </w:pPr>
             <w:r/>
-            <w:hyperlink r:id="rId147">
+            <w:hyperlink r:id="rId151">
               <w:r>
                 <w:rPr>
                   <w:color w:val="0B4F9E"/>
@@ -12891,7 +13297,7 @@
               <w:jc w:val="left"/>
             </w:pPr>
             <w:r/>
-            <w:hyperlink r:id="rId147">
+            <w:hyperlink r:id="rId151">
               <w:r>
                 <w:rPr>
                   <w:color w:val="0B4F9E"/>
@@ -12914,7 +13320,7 @@
               <w:jc w:val="left"/>
             </w:pPr>
             <w:r/>
-            <w:hyperlink r:id="rId148">
+            <w:hyperlink r:id="rId152">
               <w:r>
                 <w:rPr>
                   <w:color w:val="0B4F9E"/>
@@ -12991,7 +13397,7 @@
               <w:jc w:val="left"/>
             </w:pPr>
             <w:r/>
-            <w:hyperlink r:id="rId148">
+            <w:hyperlink r:id="rId152">
               <w:r>
                 <w:rPr>
                   <w:color w:val="0B4F9E"/>
@@ -13014,7 +13420,7 @@
               <w:jc w:val="left"/>
             </w:pPr>
             <w:r/>
-            <w:hyperlink r:id="rId149">
+            <w:hyperlink r:id="rId153">
               <w:r>
                 <w:rPr>
                   <w:color w:val="0B4F9E"/>
@@ -13091,7 +13497,7 @@
               <w:jc w:val="left"/>
             </w:pPr>
             <w:r/>
-            <w:hyperlink r:id="rId149">
+            <w:hyperlink r:id="rId153">
               <w:r>
                 <w:rPr>
                   <w:color w:val="0B4F9E"/>
@@ -13114,7 +13520,7 @@
               <w:jc w:val="left"/>
             </w:pPr>
             <w:r/>
-            <w:hyperlink r:id="rId150">
+            <w:hyperlink r:id="rId154">
               <w:r>
                 <w:rPr>
                   <w:color w:val="0B4F9E"/>
@@ -13185,7 +13591,7 @@
               <w:jc w:val="left"/>
             </w:pPr>
             <w:r/>
-            <w:hyperlink r:id="rId150">
+            <w:hyperlink r:id="rId154">
               <w:r>
                 <w:rPr>
                   <w:color w:val="0B4F9E"/>
@@ -13208,7 +13614,7 @@
               <w:jc w:val="left"/>
             </w:pPr>
             <w:r/>
-            <w:hyperlink r:id="rId151">
+            <w:hyperlink r:id="rId155">
               <w:r>
                 <w:rPr>
                   <w:color w:val="0B4F9E"/>
@@ -13279,7 +13685,7 @@
               <w:jc w:val="left"/>
             </w:pPr>
             <w:r/>
-            <w:hyperlink r:id="rId151">
+            <w:hyperlink r:id="rId155">
               <w:r>
                 <w:rPr>
                   <w:color w:val="0B4F9E"/>
@@ -13302,7 +13708,7 @@
               <w:jc w:val="left"/>
             </w:pPr>
             <w:r/>
-            <w:hyperlink r:id="rId152">
+            <w:hyperlink r:id="rId156">
               <w:r>
                 <w:rPr>
                   <w:color w:val="0B4F9E"/>
@@ -13373,7 +13779,7 @@
               <w:jc w:val="left"/>
             </w:pPr>
             <w:r/>
-            <w:hyperlink r:id="rId152">
+            <w:hyperlink r:id="rId156">
               <w:r>
                 <w:rPr>
                   <w:color w:val="0B4F9E"/>
@@ -13396,7 +13802,7 @@
               <w:jc w:val="left"/>
             </w:pPr>
             <w:r/>
-            <w:hyperlink r:id="rId153">
+            <w:hyperlink r:id="rId157">
               <w:r>
                 <w:rPr>
                   <w:color w:val="0B4F9E"/>
@@ -13467,7 +13873,7 @@
               <w:jc w:val="left"/>
             </w:pPr>
             <w:r/>
-            <w:hyperlink r:id="rId153">
+            <w:hyperlink r:id="rId157">
               <w:r>
                 <w:rPr>
                   <w:color w:val="0B4F9E"/>
@@ -13490,7 +13896,7 @@
               <w:jc w:val="left"/>
             </w:pPr>
             <w:r/>
-            <w:hyperlink r:id="rId154">
+            <w:hyperlink r:id="rId158">
               <w:r>
                 <w:rPr>
                   <w:color w:val="0B4F9E"/>
@@ -13567,7 +13973,7 @@
               <w:jc w:val="left"/>
             </w:pPr>
             <w:r/>
-            <w:hyperlink r:id="rId154">
+            <w:hyperlink r:id="rId158">
               <w:r>
                 <w:rPr>
                   <w:color w:val="0B4F9E"/>
@@ -13590,7 +13996,7 @@
               <w:jc w:val="left"/>
             </w:pPr>
             <w:r/>
-            <w:hyperlink r:id="rId155">
+            <w:hyperlink r:id="rId159">
               <w:r>
                 <w:rPr>
                   <w:color w:val="0B4F9E"/>
@@ -13661,7 +14067,7 @@
               <w:jc w:val="left"/>
             </w:pPr>
             <w:r/>
-            <w:hyperlink r:id="rId156">
+            <w:hyperlink r:id="rId160">
               <w:r>
                 <w:rPr>
                   <w:color w:val="0B4F9E"/>
@@ -13684,7 +14090,7 @@
               <w:jc w:val="left"/>
             </w:pPr>
             <w:r/>
-            <w:hyperlink r:id="rId157">
+            <w:hyperlink r:id="rId161">
               <w:r>
                 <w:rPr>
                   <w:color w:val="0B4F9E"/>
@@ -13761,7 +14167,7 @@
               <w:jc w:val="left"/>
             </w:pPr>
             <w:r/>
-            <w:hyperlink r:id="rId157">
+            <w:hyperlink r:id="rId161">
               <w:r>
                 <w:rPr>
                   <w:color w:val="0B4F9E"/>
@@ -13784,7 +14190,7 @@
               <w:jc w:val="left"/>
             </w:pPr>
             <w:r/>
-            <w:hyperlink r:id="rId158">
+            <w:hyperlink r:id="rId162">
               <w:r>
                 <w:rPr>
                   <w:color w:val="0B4F9E"/>
@@ -13861,7 +14267,7 @@
               <w:jc w:val="left"/>
             </w:pPr>
             <w:r/>
-            <w:hyperlink r:id="rId158">
+            <w:hyperlink r:id="rId162">
               <w:r>
                 <w:rPr>
                   <w:color w:val="0B4F9E"/>
@@ -13884,7 +14290,7 @@
               <w:jc w:val="left"/>
             </w:pPr>
             <w:r/>
-            <w:hyperlink r:id="rId159">
+            <w:hyperlink r:id="rId163">
               <w:r>
                 <w:rPr>
                   <w:color w:val="0B4F9E"/>
@@ -13955,7 +14361,7 @@
               <w:jc w:val="left"/>
             </w:pPr>
             <w:r/>
-            <w:hyperlink r:id="rId159">
+            <w:hyperlink r:id="rId163">
               <w:r>
                 <w:rPr>
                   <w:color w:val="0B4F9E"/>
@@ -13978,7 +14384,7 @@
               <w:jc w:val="left"/>
             </w:pPr>
             <w:r/>
-            <w:hyperlink r:id="rId160">
+            <w:hyperlink r:id="rId164">
               <w:r>
                 <w:rPr>
                   <w:color w:val="0B4F9E"/>
@@ -14055,7 +14461,7 @@
               <w:jc w:val="left"/>
             </w:pPr>
             <w:r/>
-            <w:hyperlink r:id="rId160">
+            <w:hyperlink r:id="rId164">
               <w:r>
                 <w:rPr>
                   <w:color w:val="0B4F9E"/>
@@ -14078,7 +14484,7 @@
               <w:jc w:val="left"/>
             </w:pPr>
             <w:r/>
-            <w:hyperlink r:id="rId161">
+            <w:hyperlink r:id="rId165">
               <w:r>
                 <w:rPr>
                   <w:color w:val="0B4F9E"/>
@@ -14149,7 +14555,7 @@
               <w:jc w:val="left"/>
             </w:pPr>
             <w:r/>
-            <w:hyperlink r:id="rId161">
+            <w:hyperlink r:id="rId165">
               <w:r>
                 <w:rPr>
                   <w:color w:val="0B4F9E"/>
@@ -14172,7 +14578,7 @@
               <w:jc w:val="left"/>
             </w:pPr>
             <w:r/>
-            <w:hyperlink r:id="rId162">
+            <w:hyperlink r:id="rId166">
               <w:r>
                 <w:rPr>
                   <w:color w:val="0B4F9E"/>
@@ -14243,7 +14649,7 @@
               <w:jc w:val="left"/>
             </w:pPr>
             <w:r/>
-            <w:hyperlink r:id="rId162">
+            <w:hyperlink r:id="rId166">
               <w:r>
                 <w:rPr>
                   <w:color w:val="0B4F9E"/>
@@ -14266,7 +14672,7 @@
               <w:jc w:val="left"/>
             </w:pPr>
             <w:r/>
-            <w:hyperlink r:id="rId163">
+            <w:hyperlink r:id="rId167">
               <w:r>
                 <w:rPr>
                   <w:color w:val="0B4F9E"/>
@@ -14337,7 +14743,7 @@
               <w:jc w:val="left"/>
             </w:pPr>
             <w:r/>
-            <w:hyperlink r:id="rId163">
+            <w:hyperlink r:id="rId167">
               <w:r>
                 <w:rPr>
                   <w:color w:val="0B4F9E"/>
@@ -14360,7 +14766,7 @@
               <w:jc w:val="left"/>
             </w:pPr>
             <w:r/>
-            <w:hyperlink r:id="rId164">
+            <w:hyperlink r:id="rId168">
               <w:r>
                 <w:rPr>
                   <w:color w:val="0B4F9E"/>
@@ -14437,7 +14843,7 @@
               <w:jc w:val="left"/>
             </w:pPr>
             <w:r/>
-            <w:hyperlink r:id="rId164">
+            <w:hyperlink r:id="rId168">
               <w:r>
                 <w:rPr>
                   <w:color w:val="0B4F9E"/>
@@ -14460,7 +14866,7 @@
               <w:jc w:val="left"/>
             </w:pPr>
             <w:r/>
-            <w:hyperlink r:id="rId165">
+            <w:hyperlink r:id="rId169">
               <w:r>
                 <w:rPr>
                   <w:color w:val="0B4F9E"/>
@@ -14537,7 +14943,7 @@
               <w:jc w:val="left"/>
             </w:pPr>
             <w:r/>
-            <w:hyperlink r:id="rId165">
+            <w:hyperlink r:id="rId169">
               <w:r>
                 <w:rPr>
                   <w:color w:val="0B4F9E"/>
@@ -14560,7 +14966,7 @@
               <w:jc w:val="left"/>
             </w:pPr>
             <w:r/>
-            <w:hyperlink r:id="rId166">
+            <w:hyperlink r:id="rId170">
               <w:r>
                 <w:rPr>
                   <w:color w:val="0B4F9E"/>
@@ -14637,7 +15043,7 @@
               <w:jc w:val="left"/>
             </w:pPr>
             <w:r/>
-            <w:hyperlink r:id="rId166">
+            <w:hyperlink r:id="rId170">
               <w:r>
                 <w:rPr>
                   <w:color w:val="0B4F9E"/>
@@ -14660,7 +15066,7 @@
               <w:jc w:val="left"/>
             </w:pPr>
             <w:r/>
-            <w:hyperlink r:id="rId167">
+            <w:hyperlink r:id="rId171">
               <w:r>
                 <w:rPr>
                   <w:color w:val="0B4F9E"/>
@@ -14737,7 +15143,7 @@
               <w:jc w:val="left"/>
             </w:pPr>
             <w:r/>
-            <w:hyperlink r:id="rId167">
+            <w:hyperlink r:id="rId171">
               <w:r>
                 <w:rPr>
                   <w:color w:val="0B4F9E"/>
@@ -14760,7 +15166,7 @@
               <w:jc w:val="left"/>
             </w:pPr>
             <w:r/>
-            <w:hyperlink r:id="rId168">
+            <w:hyperlink r:id="rId172">
               <w:r>
                 <w:rPr>
                   <w:color w:val="0B4F9E"/>
@@ -14837,7 +15243,7 @@
               <w:jc w:val="left"/>
             </w:pPr>
             <w:r/>
-            <w:hyperlink r:id="rId168">
+            <w:hyperlink r:id="rId172">
               <w:r>
                 <w:rPr>
                   <w:color w:val="0B4F9E"/>
@@ -14860,7 +15266,7 @@
               <w:jc w:val="left"/>
             </w:pPr>
             <w:r/>
-            <w:hyperlink r:id="rId169">
+            <w:hyperlink r:id="rId173">
               <w:r>
                 <w:rPr>
                   <w:color w:val="0B4F9E"/>
@@ -14931,7 +15337,7 @@
               <w:jc w:val="left"/>
             </w:pPr>
             <w:r/>
-            <w:hyperlink r:id="rId169">
+            <w:hyperlink r:id="rId173">
               <w:r>
                 <w:rPr>
                   <w:color w:val="0B4F9E"/>
@@ -14954,7 +15360,7 @@
               <w:jc w:val="left"/>
             </w:pPr>
             <w:r/>
-            <w:hyperlink r:id="rId170">
+            <w:hyperlink r:id="rId174">
               <w:r>
                 <w:rPr>
                   <w:color w:val="0B4F9E"/>
@@ -15025,7 +15431,7 @@
               <w:jc w:val="left"/>
             </w:pPr>
             <w:r/>
-            <w:hyperlink r:id="rId170">
+            <w:hyperlink r:id="rId174">
               <w:r>
                 <w:rPr>
                   <w:color w:val="0B4F9E"/>
@@ -15048,7 +15454,7 @@
               <w:jc w:val="left"/>
             </w:pPr>
             <w:r/>
-            <w:hyperlink r:id="rId171">
+            <w:hyperlink r:id="rId175">
               <w:r>
                 <w:rPr>
                   <w:color w:val="0B4F9E"/>
@@ -15125,7 +15531,7 @@
               <w:jc w:val="left"/>
             </w:pPr>
             <w:r/>
-            <w:hyperlink r:id="rId171">
+            <w:hyperlink r:id="rId175">
               <w:r>
                 <w:rPr>
                   <w:color w:val="0B4F9E"/>
@@ -15148,7 +15554,7 @@
               <w:jc w:val="left"/>
             </w:pPr>
             <w:r/>
-            <w:hyperlink r:id="rId172">
+            <w:hyperlink r:id="rId176">
               <w:r>
                 <w:rPr>
                   <w:color w:val="0B4F9E"/>
@@ -15219,7 +15625,7 @@
               <w:jc w:val="left"/>
             </w:pPr>
             <w:r/>
-            <w:hyperlink r:id="rId172">
+            <w:hyperlink r:id="rId176">
               <w:r>
                 <w:rPr>
                   <w:color w:val="0B4F9E"/>
@@ -15242,7 +15648,7 @@
               <w:jc w:val="left"/>
             </w:pPr>
             <w:r/>
-            <w:hyperlink r:id="rId173">
+            <w:hyperlink r:id="rId177">
               <w:r>
                 <w:rPr>
                   <w:color w:val="0B4F9E"/>
@@ -15319,7 +15725,7 @@
               <w:jc w:val="left"/>
             </w:pPr>
             <w:r/>
-            <w:hyperlink r:id="rId173">
+            <w:hyperlink r:id="rId177">
               <w:r>
                 <w:rPr>
                   <w:color w:val="0B4F9E"/>
@@ -15342,7 +15748,7 @@
               <w:jc w:val="left"/>
             </w:pPr>
             <w:r/>
-            <w:hyperlink r:id="rId174">
+            <w:hyperlink r:id="rId178">
               <w:r>
                 <w:rPr>
                   <w:color w:val="0B4F9E"/>
@@ -15419,7 +15825,7 @@
               <w:jc w:val="left"/>
             </w:pPr>
             <w:r/>
-            <w:hyperlink r:id="rId174">
+            <w:hyperlink r:id="rId178">
               <w:r>
                 <w:rPr>
                   <w:color w:val="0B4F9E"/>
@@ -15442,7 +15848,7 @@
               <w:jc w:val="left"/>
             </w:pPr>
             <w:r/>
-            <w:hyperlink r:id="rId175">
+            <w:hyperlink r:id="rId179">
               <w:r>
                 <w:rPr>
                   <w:color w:val="0B4F9E"/>
@@ -15519,7 +15925,7 @@
               <w:jc w:val="left"/>
             </w:pPr>
             <w:r/>
-            <w:hyperlink r:id="rId175">
+            <w:hyperlink r:id="rId179">
               <w:r>
                 <w:rPr>
                   <w:color w:val="0B4F9E"/>
@@ -15542,7 +15948,7 @@
               <w:jc w:val="left"/>
             </w:pPr>
             <w:r/>
-            <w:hyperlink r:id="rId176">
+            <w:hyperlink r:id="rId180">
               <w:r>
                 <w:rPr>
                   <w:color w:val="0B4F9E"/>
@@ -15613,7 +16019,7 @@
               <w:jc w:val="left"/>
             </w:pPr>
             <w:r/>
-            <w:hyperlink r:id="rId176">
+            <w:hyperlink r:id="rId180">
               <w:r>
                 <w:rPr>
                   <w:color w:val="0B4F9E"/>
@@ -15636,7 +16042,107 @@
               <w:jc w:val="left"/>
             </w:pPr>
             <w:r/>
-            <w:hyperlink r:id="rId177">
+            <w:hyperlink r:id="rId181">
+              <w:r>
+                <w:rPr>
+                  <w:color w:val="0B4F9E"/>
+                  <w:sz w:val="16"/>
+                  <w:u w:val="single"/>
+                </w:rPr>
+                <w:t>AtomVoxelizer: Periodic atom-centered voxel grids for fast spatial atomistic analysis</w:t>
+              </w:r>
+            </w:hyperlink>
+          </w:p>
+        </w:tc>
+        <w:tc>
+          <w:tcPr>
+            <w:tcW w:type="dxa" w:w="1680"/>
+          </w:tcPr>
+          <w:p>
+            <w:pPr>
+              <w:jc w:val="left"/>
+            </w:pPr>
+            <w:r/>
+          </w:p>
+        </w:tc>
+        <w:tc>
+          <w:tcPr>
+            <w:tcW w:type="dxa" w:w="1680"/>
+          </w:tcPr>
+          <w:p>
+            <w:pPr>
+              <w:jc w:val="left"/>
+            </w:pPr>
+            <w:r/>
+          </w:p>
+        </w:tc>
+        <w:tc>
+          <w:tcPr>
+            <w:tcW w:type="dxa" w:w="1680"/>
+          </w:tcPr>
+          <w:p>
+            <w:pPr>
+              <w:jc w:val="left"/>
+            </w:pPr>
+            <w:r/>
+            <w:r>
+              <w:rPr>
+                <w:sz w:val="16"/>
+              </w:rPr>
+              <w:t>MLIP</w:t>
+            </w:r>
+          </w:p>
+        </w:tc>
+        <w:tc>
+          <w:tcPr>
+            <w:tcW w:type="dxa" w:w="1680"/>
+          </w:tcPr>
+          <w:p>
+            <w:pPr>
+              <w:jc w:val="left"/>
+            </w:pPr>
+            <w:r/>
+            <w:r>
+              <w:rPr>
+                <w:sz w:val="16"/>
+              </w:rPr>
+              <w:t>2026-09-01</w:t>
+            </w:r>
+          </w:p>
+        </w:tc>
+        <w:tc>
+          <w:tcPr>
+            <w:tcW w:type="dxa" w:w="1680"/>
+          </w:tcPr>
+          <w:p>
+            <w:pPr>
+              <w:jc w:val="left"/>
+            </w:pPr>
+            <w:r/>
+            <w:hyperlink r:id="rId181">
+              <w:r>
+                <w:rPr>
+                  <w:color w:val="0B4F9E"/>
+                  <w:sz w:val="16"/>
+                  <w:u w:val="single"/>
+                </w:rPr>
+                <w:t>10.1016/j.softx.2026.102992</w:t>
+              </w:r>
+            </w:hyperlink>
+          </w:p>
+        </w:tc>
+      </w:tr>
+      <w:tr>
+        <w:tc>
+          <w:tcPr>
+            <w:tcW w:type="dxa" w:w="1680"/>
+          </w:tcPr>
+          <w:p>
+            <w:pPr>
+              <w:jc w:val="left"/>
+            </w:pPr>
+            <w:r/>
+            <w:hyperlink r:id="rId182">
               <w:r>
                 <w:rPr>
                   <w:color w:val="0B4F9E"/>
@@ -15707,7 +16213,7 @@
               <w:jc w:val="left"/>
             </w:pPr>
             <w:r/>
-            <w:hyperlink r:id="rId177">
+            <w:hyperlink r:id="rId182">
               <w:r>
                 <w:rPr>
                   <w:color w:val="0B4F9E"/>
@@ -15730,7 +16236,7 @@
               <w:jc w:val="left"/>
             </w:pPr>
             <w:r/>
-            <w:hyperlink r:id="rId178">
+            <w:hyperlink r:id="rId183">
               <w:r>
                 <w:rPr>
                   <w:color w:val="0B4F9E"/>
@@ -15801,7 +16307,7 @@
               <w:jc w:val="left"/>
             </w:pPr>
             <w:r/>
-            <w:hyperlink r:id="rId178">
+            <w:hyperlink r:id="rId183">
               <w:r>
                 <w:rPr>
                   <w:color w:val="0B4F9E"/>
@@ -15824,7 +16330,7 @@
               <w:jc w:val="left"/>
             </w:pPr>
             <w:r/>
-            <w:hyperlink r:id="rId179">
+            <w:hyperlink r:id="rId184">
               <w:r>
                 <w:rPr>
                   <w:color w:val="0B4F9E"/>
@@ -15895,7 +16401,7 @@
               <w:jc w:val="left"/>
             </w:pPr>
             <w:r/>
-            <w:hyperlink r:id="rId179">
+            <w:hyperlink r:id="rId184">
               <w:r>
                 <w:rPr>
                   <w:color w:val="0B4F9E"/>
@@ -15918,7 +16424,7 @@
               <w:jc w:val="left"/>
             </w:pPr>
             <w:r/>
-            <w:hyperlink r:id="rId180">
+            <w:hyperlink r:id="rId185">
               <w:r>
                 <w:rPr>
                   <w:color w:val="0B4F9E"/>
@@ -15995,7 +16501,7 @@
               <w:jc w:val="left"/>
             </w:pPr>
             <w:r/>
-            <w:hyperlink r:id="rId180">
+            <w:hyperlink r:id="rId185">
               <w:r>
                 <w:rPr>
                   <w:color w:val="0B4F9E"/>
@@ -16018,7 +16524,7 @@
               <w:jc w:val="left"/>
             </w:pPr>
             <w:r/>
-            <w:hyperlink r:id="rId181">
+            <w:hyperlink r:id="rId186">
               <w:r>
                 <w:rPr>
                   <w:color w:val="0B4F9E"/>
@@ -16089,7 +16595,7 @@
               <w:jc w:val="left"/>
             </w:pPr>
             <w:r/>
-            <w:hyperlink r:id="rId181">
+            <w:hyperlink r:id="rId186">
               <w:r>
                 <w:rPr>
                   <w:color w:val="0B4F9E"/>
@@ -16112,7 +16618,7 @@
               <w:jc w:val="left"/>
             </w:pPr>
             <w:r/>
-            <w:hyperlink r:id="rId182">
+            <w:hyperlink r:id="rId187">
               <w:r>
                 <w:rPr>
                   <w:color w:val="0B4F9E"/>
@@ -16183,7 +16689,7 @@
               <w:jc w:val="left"/>
             </w:pPr>
             <w:r/>
-            <w:hyperlink r:id="rId182">
+            <w:hyperlink r:id="rId187">
               <w:r>
                 <w:rPr>
                   <w:color w:val="0B4F9E"/>
@@ -16206,7 +16712,7 @@
               <w:jc w:val="left"/>
             </w:pPr>
             <w:r/>
-            <w:hyperlink r:id="rId183">
+            <w:hyperlink r:id="rId188">
               <w:r>
                 <w:rPr>
                   <w:color w:val="0B4F9E"/>
@@ -16277,7 +16783,7 @@
               <w:jc w:val="left"/>
             </w:pPr>
             <w:r/>
-            <w:hyperlink r:id="rId183">
+            <w:hyperlink r:id="rId188">
               <w:r>
                 <w:rPr>
                   <w:color w:val="0B4F9E"/>
@@ -16300,7 +16806,7 @@
               <w:jc w:val="left"/>
             </w:pPr>
             <w:r/>
-            <w:hyperlink r:id="rId184">
+            <w:hyperlink r:id="rId189">
               <w:r>
                 <w:rPr>
                   <w:color w:val="0B4F9E"/>
@@ -16377,7 +16883,7 @@
               <w:jc w:val="left"/>
             </w:pPr>
             <w:r/>
-            <w:hyperlink r:id="rId184">
+            <w:hyperlink r:id="rId189">
               <w:r>
                 <w:rPr>
                   <w:color w:val="0B4F9E"/>
@@ -16400,7 +16906,7 @@
               <w:jc w:val="left"/>
             </w:pPr>
             <w:r/>
-            <w:hyperlink r:id="rId185">
+            <w:hyperlink r:id="rId190">
               <w:r>
                 <w:rPr>
                   <w:color w:val="0B4F9E"/>
@@ -16471,7 +16977,7 @@
               <w:jc w:val="left"/>
             </w:pPr>
             <w:r/>
-            <w:hyperlink r:id="rId185">
+            <w:hyperlink r:id="rId190">
               <w:r>
                 <w:rPr>
                   <w:color w:val="0B4F9E"/>
@@ -16494,7 +17000,7 @@
               <w:jc w:val="left"/>
             </w:pPr>
             <w:r/>
-            <w:hyperlink r:id="rId186">
+            <w:hyperlink r:id="rId191">
               <w:r>
                 <w:rPr>
                   <w:color w:val="0B4F9E"/>
@@ -16565,7 +17071,7 @@
               <w:jc w:val="left"/>
             </w:pPr>
             <w:r/>
-            <w:hyperlink r:id="rId186">
+            <w:hyperlink r:id="rId191">
               <w:r>
                 <w:rPr>
                   <w:color w:val="0B4F9E"/>
@@ -16588,7 +17094,7 @@
               <w:jc w:val="left"/>
             </w:pPr>
             <w:r/>
-            <w:hyperlink r:id="rId187">
+            <w:hyperlink r:id="rId192">
               <w:r>
                 <w:rPr>
                   <w:color w:val="0B4F9E"/>
@@ -16659,7 +17165,7 @@
               <w:jc w:val="left"/>
             </w:pPr>
             <w:r/>
-            <w:hyperlink r:id="rId187">
+            <w:hyperlink r:id="rId192">
               <w:r>
                 <w:rPr>
                   <w:color w:val="0B4F9E"/>
@@ -16682,7 +17188,7 @@
               <w:jc w:val="left"/>
             </w:pPr>
             <w:r/>
-            <w:hyperlink r:id="rId188">
+            <w:hyperlink r:id="rId193">
               <w:r>
                 <w:rPr>
                   <w:color w:val="0B4F9E"/>
@@ -16753,7 +17259,7 @@
               <w:jc w:val="left"/>
             </w:pPr>
             <w:r/>
-            <w:hyperlink r:id="rId188">
+            <w:hyperlink r:id="rId193">
               <w:r>
                 <w:rPr>
                   <w:color w:val="0B4F9E"/>
@@ -16776,7 +17282,7 @@
               <w:jc w:val="left"/>
             </w:pPr>
             <w:r/>
-            <w:hyperlink r:id="rId189">
+            <w:hyperlink r:id="rId194">
               <w:r>
                 <w:rPr>
                   <w:color w:val="0B4F9E"/>
@@ -16847,7 +17353,7 @@
               <w:jc w:val="left"/>
             </w:pPr>
             <w:r/>
-            <w:hyperlink r:id="rId189">
+            <w:hyperlink r:id="rId194">
               <w:r>
                 <w:rPr>
                   <w:color w:val="0B4F9E"/>
@@ -16870,7 +17376,101 @@
               <w:jc w:val="left"/>
             </w:pPr>
             <w:r/>
-            <w:hyperlink r:id="rId190">
+            <w:hyperlink r:id="rId195">
+              <w:r>
+                <w:rPr>
+                  <w:color w:val="0B4F9E"/>
+                  <w:sz w:val="16"/>
+                  <w:u w:val="single"/>
+                </w:rPr>
+                <w:t>Deep Learning for Discovering Novel Materials with Desired Properties</w:t>
+              </w:r>
+            </w:hyperlink>
+          </w:p>
+        </w:tc>
+        <w:tc>
+          <w:tcPr>
+            <w:tcW w:type="dxa" w:w="1680"/>
+          </w:tcPr>
+          <w:p>
+            <w:pPr>
+              <w:jc w:val="left"/>
+            </w:pPr>
+            <w:r/>
+          </w:p>
+        </w:tc>
+        <w:tc>
+          <w:tcPr>
+            <w:tcW w:type="dxa" w:w="1680"/>
+          </w:tcPr>
+          <w:p>
+            <w:pPr>
+              <w:jc w:val="left"/>
+            </w:pPr>
+            <w:r/>
+          </w:p>
+        </w:tc>
+        <w:tc>
+          <w:tcPr>
+            <w:tcW w:type="dxa" w:w="1680"/>
+          </w:tcPr>
+          <w:p>
+            <w:pPr>
+              <w:jc w:val="left"/>
+            </w:pPr>
+            <w:r/>
+          </w:p>
+        </w:tc>
+        <w:tc>
+          <w:tcPr>
+            <w:tcW w:type="dxa" w:w="1680"/>
+          </w:tcPr>
+          <w:p>
+            <w:pPr>
+              <w:jc w:val="left"/>
+            </w:pPr>
+            <w:r/>
+            <w:r>
+              <w:rPr>
+                <w:sz w:val="16"/>
+              </w:rPr>
+              <w:t>2026-09-03</w:t>
+            </w:r>
+          </w:p>
+        </w:tc>
+        <w:tc>
+          <w:tcPr>
+            <w:tcW w:type="dxa" w:w="1680"/>
+          </w:tcPr>
+          <w:p>
+            <w:pPr>
+              <w:jc w:val="left"/>
+            </w:pPr>
+            <w:r/>
+            <w:hyperlink r:id="rId195">
+              <w:r>
+                <w:rPr>
+                  <w:color w:val="0B4F9E"/>
+                  <w:sz w:val="16"/>
+                  <w:u w:val="single"/>
+                </w:rPr>
+                <w:t>10.5281/zenodo.22270638</w:t>
+              </w:r>
+            </w:hyperlink>
+          </w:p>
+        </w:tc>
+      </w:tr>
+      <w:tr>
+        <w:tc>
+          <w:tcPr>
+            <w:tcW w:type="dxa" w:w="1680"/>
+          </w:tcPr>
+          <w:p>
+            <w:pPr>
+              <w:jc w:val="left"/>
+            </w:pPr>
+            <w:r/>
+            <w:hyperlink r:id="rId196">
               <w:r>
                 <w:rPr>
                   <w:color w:val="0B4F9E"/>
@@ -16941,7 +17541,7 @@
               <w:jc w:val="left"/>
             </w:pPr>
             <w:r/>
-            <w:hyperlink r:id="rId190">
+            <w:hyperlink r:id="rId196">
               <w:r>
                 <w:rPr>
                   <w:color w:val="0B4F9E"/>
@@ -16964,7 +17564,7 @@
               <w:jc w:val="left"/>
             </w:pPr>
             <w:r/>
-            <w:hyperlink r:id="rId191">
+            <w:hyperlink r:id="rId197">
               <w:r>
                 <w:rPr>
                   <w:color w:val="0B4F9E"/>
@@ -17035,7 +17635,7 @@
               <w:jc w:val="left"/>
             </w:pPr>
             <w:r/>
-            <w:hyperlink r:id="rId191">
+            <w:hyperlink r:id="rId197">
               <w:r>
                 <w:rPr>
                   <w:color w:val="0B4F9E"/>
@@ -17043,6 +17643,482 @@
                   <w:u w:val="single"/>
                 </w:rPr>
                 <w:t>10.1016/j.commatsci.2026.115034</w:t>
+              </w:r>
+            </w:hyperlink>
+          </w:p>
+        </w:tc>
+      </w:tr>
+      <w:tr>
+        <w:tc>
+          <w:tcPr>
+            <w:tcW w:type="dxa" w:w="1680"/>
+          </w:tcPr>
+          <w:p>
+            <w:pPr>
+              <w:jc w:val="left"/>
+            </w:pPr>
+            <w:r/>
+            <w:hyperlink r:id="rId198">
+              <w:r>
+                <w:rPr>
+                  <w:color w:val="0B4F9E"/>
+                  <w:sz w:val="16"/>
+                  <w:u w:val="single"/>
+                </w:rPr>
+                <w:t>A Robust and Sustainable Machine Learning Framework for Indoor Localization in Mobile IoT Networks</w:t>
+              </w:r>
+            </w:hyperlink>
+          </w:p>
+        </w:tc>
+        <w:tc>
+          <w:tcPr>
+            <w:tcW w:type="dxa" w:w="1680"/>
+          </w:tcPr>
+          <w:p>
+            <w:pPr>
+              <w:jc w:val="left"/>
+            </w:pPr>
+            <w:r/>
+          </w:p>
+        </w:tc>
+        <w:tc>
+          <w:tcPr>
+            <w:tcW w:type="dxa" w:w="1680"/>
+          </w:tcPr>
+          <w:p>
+            <w:pPr>
+              <w:jc w:val="left"/>
+            </w:pPr>
+            <w:r/>
+          </w:p>
+        </w:tc>
+        <w:tc>
+          <w:tcPr>
+            <w:tcW w:type="dxa" w:w="1680"/>
+          </w:tcPr>
+          <w:p>
+            <w:pPr>
+              <w:jc w:val="left"/>
+            </w:pPr>
+            <w:r/>
+          </w:p>
+        </w:tc>
+        <w:tc>
+          <w:tcPr>
+            <w:tcW w:type="dxa" w:w="1680"/>
+          </w:tcPr>
+          <w:p>
+            <w:pPr>
+              <w:jc w:val="left"/>
+            </w:pPr>
+            <w:r/>
+            <w:r>
+              <w:rPr>
+                <w:sz w:val="16"/>
+              </w:rPr>
+              <w:t>2026-09-04</w:t>
+            </w:r>
+          </w:p>
+        </w:tc>
+        <w:tc>
+          <w:tcPr>
+            <w:tcW w:type="dxa" w:w="1680"/>
+          </w:tcPr>
+          <w:p>
+            <w:pPr>
+              <w:jc w:val="left"/>
+            </w:pPr>
+            <w:r/>
+            <w:hyperlink r:id="rId198">
+              <w:r>
+                <w:rPr>
+                  <w:color w:val="0B4F9E"/>
+                  <w:sz w:val="16"/>
+                  <w:u w:val="single"/>
+                </w:rPr>
+                <w:t>10.3390/electronics15173994</w:t>
+              </w:r>
+            </w:hyperlink>
+          </w:p>
+        </w:tc>
+      </w:tr>
+      <w:tr>
+        <w:tc>
+          <w:tcPr>
+            <w:tcW w:type="dxa" w:w="1680"/>
+          </w:tcPr>
+          <w:p>
+            <w:pPr>
+              <w:jc w:val="left"/>
+            </w:pPr>
+            <w:r/>
+            <w:hyperlink r:id="rId199">
+              <w:r>
+                <w:rPr>
+                  <w:color w:val="0B4F9E"/>
+                  <w:sz w:val="16"/>
+                  <w:u w:val="single"/>
+                </w:rPr>
+                <w:t>Evaluating Sequence Foundation Models for Insect Olfactory Gene Discovery: Failure Modes, Evidence Standards, and a Benc</w:t>
+              </w:r>
+            </w:hyperlink>
+          </w:p>
+        </w:tc>
+        <w:tc>
+          <w:tcPr>
+            <w:tcW w:type="dxa" w:w="1680"/>
+          </w:tcPr>
+          <w:p>
+            <w:pPr>
+              <w:jc w:val="left"/>
+            </w:pPr>
+            <w:r/>
+          </w:p>
+        </w:tc>
+        <w:tc>
+          <w:tcPr>
+            <w:tcW w:type="dxa" w:w="1680"/>
+          </w:tcPr>
+          <w:p>
+            <w:pPr>
+              <w:jc w:val="left"/>
+            </w:pPr>
+            <w:r/>
+          </w:p>
+        </w:tc>
+        <w:tc>
+          <w:tcPr>
+            <w:tcW w:type="dxa" w:w="1680"/>
+          </w:tcPr>
+          <w:p>
+            <w:pPr>
+              <w:jc w:val="left"/>
+            </w:pPr>
+            <w:r/>
+            <w:r>
+              <w:rPr>
+                <w:sz w:val="16"/>
+              </w:rPr>
+              <w:t>MLIP</w:t>
+            </w:r>
+          </w:p>
+        </w:tc>
+        <w:tc>
+          <w:tcPr>
+            <w:tcW w:type="dxa" w:w="1680"/>
+          </w:tcPr>
+          <w:p>
+            <w:pPr>
+              <w:jc w:val="left"/>
+            </w:pPr>
+            <w:r/>
+            <w:r>
+              <w:rPr>
+                <w:sz w:val="16"/>
+              </w:rPr>
+              <w:t>2026-09-04</w:t>
+            </w:r>
+          </w:p>
+        </w:tc>
+        <w:tc>
+          <w:tcPr>
+            <w:tcW w:type="dxa" w:w="1680"/>
+          </w:tcPr>
+          <w:p>
+            <w:pPr>
+              <w:jc w:val="left"/>
+            </w:pPr>
+            <w:r/>
+            <w:hyperlink r:id="rId199">
+              <w:r>
+                <w:rPr>
+                  <w:color w:val="0B4F9E"/>
+                  <w:sz w:val="16"/>
+                  <w:u w:val="single"/>
+                </w:rPr>
+                <w:t>10.3390/insects17090928</w:t>
+              </w:r>
+            </w:hyperlink>
+          </w:p>
+        </w:tc>
+      </w:tr>
+      <w:tr>
+        <w:tc>
+          <w:tcPr>
+            <w:tcW w:type="dxa" w:w="1680"/>
+          </w:tcPr>
+          <w:p>
+            <w:pPr>
+              <w:jc w:val="left"/>
+            </w:pPr>
+            <w:r/>
+            <w:hyperlink r:id="rId200">
+              <w:r>
+                <w:rPr>
+                  <w:color w:val="0B4F9E"/>
+                  <w:sz w:val="16"/>
+                  <w:u w:val="single"/>
+                </w:rPr>
+                <w:t>UniTG: A Unified System for Efficient and Seamless Textual Graph Learning</w:t>
+              </w:r>
+            </w:hyperlink>
+          </w:p>
+        </w:tc>
+        <w:tc>
+          <w:tcPr>
+            <w:tcW w:type="dxa" w:w="1680"/>
+          </w:tcPr>
+          <w:p>
+            <w:pPr>
+              <w:jc w:val="left"/>
+            </w:pPr>
+            <w:r/>
+          </w:p>
+        </w:tc>
+        <w:tc>
+          <w:tcPr>
+            <w:tcW w:type="dxa" w:w="1680"/>
+          </w:tcPr>
+          <w:p>
+            <w:pPr>
+              <w:jc w:val="left"/>
+            </w:pPr>
+            <w:r/>
+          </w:p>
+        </w:tc>
+        <w:tc>
+          <w:tcPr>
+            <w:tcW w:type="dxa" w:w="1680"/>
+          </w:tcPr>
+          <w:p>
+            <w:pPr>
+              <w:jc w:val="left"/>
+            </w:pPr>
+            <w:r/>
+          </w:p>
+        </w:tc>
+        <w:tc>
+          <w:tcPr>
+            <w:tcW w:type="dxa" w:w="1680"/>
+          </w:tcPr>
+          <w:p>
+            <w:pPr>
+              <w:jc w:val="left"/>
+            </w:pPr>
+            <w:r/>
+            <w:r>
+              <w:rPr>
+                <w:sz w:val="16"/>
+              </w:rPr>
+              <w:t>2026-09-04</w:t>
+            </w:r>
+          </w:p>
+        </w:tc>
+        <w:tc>
+          <w:tcPr>
+            <w:tcW w:type="dxa" w:w="1680"/>
+          </w:tcPr>
+          <w:p>
+            <w:pPr>
+              <w:jc w:val="left"/>
+            </w:pPr>
+            <w:r/>
+            <w:hyperlink r:id="rId200">
+              <w:r>
+                <w:rPr>
+                  <w:color w:val="0B4F9E"/>
+                  <w:sz w:val="16"/>
+                  <w:u w:val="single"/>
+                </w:rPr>
+                <w:t>10.14778/3836663.3836688</w:t>
+              </w:r>
+            </w:hyperlink>
+          </w:p>
+        </w:tc>
+      </w:tr>
+      <w:tr>
+        <w:tc>
+          <w:tcPr>
+            <w:tcW w:type="dxa" w:w="1680"/>
+          </w:tcPr>
+          <w:p>
+            <w:pPr>
+              <w:jc w:val="left"/>
+            </w:pPr>
+            <w:r/>
+            <w:hyperlink r:id="rId201">
+              <w:r>
+                <w:rPr>
+                  <w:color w:val="0B4F9E"/>
+                  <w:sz w:val="16"/>
+                  <w:u w:val="single"/>
+                </w:rPr>
+                <w:t>Visible-infrared spectrum tunable aperiodic Ge 2 Sb 2 Te 5 photonic crystals</w:t>
+              </w:r>
+            </w:hyperlink>
+          </w:p>
+        </w:tc>
+        <w:tc>
+          <w:tcPr>
+            <w:tcW w:type="dxa" w:w="1680"/>
+          </w:tcPr>
+          <w:p>
+            <w:pPr>
+              <w:jc w:val="left"/>
+            </w:pPr>
+            <w:r/>
+          </w:p>
+        </w:tc>
+        <w:tc>
+          <w:tcPr>
+            <w:tcW w:type="dxa" w:w="1680"/>
+          </w:tcPr>
+          <w:p>
+            <w:pPr>
+              <w:jc w:val="left"/>
+            </w:pPr>
+            <w:r/>
+          </w:p>
+        </w:tc>
+        <w:tc>
+          <w:tcPr>
+            <w:tcW w:type="dxa" w:w="1680"/>
+          </w:tcPr>
+          <w:p>
+            <w:pPr>
+              <w:jc w:val="left"/>
+            </w:pPr>
+            <w:r/>
+          </w:p>
+        </w:tc>
+        <w:tc>
+          <w:tcPr>
+            <w:tcW w:type="dxa" w:w="1680"/>
+          </w:tcPr>
+          <w:p>
+            <w:pPr>
+              <w:jc w:val="left"/>
+            </w:pPr>
+            <w:r/>
+            <w:r>
+              <w:rPr>
+                <w:sz w:val="16"/>
+              </w:rPr>
+              <w:t>2026-09-04</w:t>
+            </w:r>
+          </w:p>
+        </w:tc>
+        <w:tc>
+          <w:tcPr>
+            <w:tcW w:type="dxa" w:w="1680"/>
+          </w:tcPr>
+          <w:p>
+            <w:pPr>
+              <w:jc w:val="left"/>
+            </w:pPr>
+            <w:r/>
+            <w:hyperlink r:id="rId201">
+              <w:r>
+                <w:rPr>
+                  <w:color w:val="0B4F9E"/>
+                  <w:sz w:val="16"/>
+                  <w:u w:val="single"/>
+                </w:rPr>
+                <w:t>10.1039/d6tc01283c</w:t>
+              </w:r>
+            </w:hyperlink>
+          </w:p>
+        </w:tc>
+      </w:tr>
+      <w:tr>
+        <w:tc>
+          <w:tcPr>
+            <w:tcW w:type="dxa" w:w="1680"/>
+          </w:tcPr>
+          <w:p>
+            <w:pPr>
+              <w:jc w:val="left"/>
+            </w:pPr>
+            <w:r/>
+            <w:hyperlink r:id="rId202">
+              <w:r>
+                <w:rPr>
+                  <w:color w:val="0B4F9E"/>
+                  <w:sz w:val="16"/>
+                  <w:u w:val="single"/>
+                </w:rPr>
+                <w:t>Reaction - diffusion model of multicomponent myocardial injury based on Dirichlet concentration parameters</w:t>
+              </w:r>
+            </w:hyperlink>
+          </w:p>
+        </w:tc>
+        <w:tc>
+          <w:tcPr>
+            <w:tcW w:type="dxa" w:w="1680"/>
+          </w:tcPr>
+          <w:p>
+            <w:pPr>
+              <w:jc w:val="left"/>
+            </w:pPr>
+            <w:r/>
+          </w:p>
+        </w:tc>
+        <w:tc>
+          <w:tcPr>
+            <w:tcW w:type="dxa" w:w="1680"/>
+          </w:tcPr>
+          <w:p>
+            <w:pPr>
+              <w:jc w:val="left"/>
+            </w:pPr>
+            <w:r/>
+          </w:p>
+        </w:tc>
+        <w:tc>
+          <w:tcPr>
+            <w:tcW w:type="dxa" w:w="1680"/>
+          </w:tcPr>
+          <w:p>
+            <w:pPr>
+              <w:jc w:val="left"/>
+            </w:pPr>
+            <w:r/>
+          </w:p>
+        </w:tc>
+        <w:tc>
+          <w:tcPr>
+            <w:tcW w:type="dxa" w:w="1680"/>
+          </w:tcPr>
+          <w:p>
+            <w:pPr>
+              <w:jc w:val="left"/>
+            </w:pPr>
+            <w:r/>
+            <w:r>
+              <w:rPr>
+                <w:sz w:val="16"/>
+              </w:rPr>
+              <w:t>2026-09-04</w:t>
+            </w:r>
+          </w:p>
+        </w:tc>
+        <w:tc>
+          <w:tcPr>
+            <w:tcW w:type="dxa" w:w="1680"/>
+          </w:tcPr>
+          <w:p>
+            <w:pPr>
+              <w:jc w:val="left"/>
+            </w:pPr>
+            <w:r/>
+            <w:hyperlink r:id="rId202">
+              <w:r>
+                <w:rPr>
+                  <w:color w:val="0B4F9E"/>
+                  <w:sz w:val="16"/>
+                  <w:u w:val="single"/>
+                </w:rPr>
+                <w:t>10.20537/2076-7633-2026-18-4-929-972</w:t>
               </w:r>
             </w:hyperlink>
           </w:p>
@@ -17069,7 +18145,7 @@
         <w:rPr>
           <w:b/>
         </w:rPr>
-        <w:t>131</w:t>
+        <w:t>145</w:t>
       </w:r>
     </w:p>
     <w:p>
@@ -17083,7 +18159,7 @@
         <w:rPr>
           <w:b/>
         </w:rPr>
-        <w:t>64</w:t>
+        <w:t>74</w:t>
       </w:r>
     </w:p>
     <w:p>
@@ -17097,7 +18173,7 @@
         <w:rPr>
           <w:b/>
         </w:rPr>
-        <w:t>153</w:t>
+        <w:t>164</w:t>
       </w:r>
     </w:p>
     <w:p>

--- a/NEEDS_DATA.docx
+++ b/NEEDS_DATA.docx
@@ -17,7 +17,7 @@
     </w:p>
     <w:p>
       <w:r>
-        <w:t xml:space="preserve">Generated 2026-09-04. Every field below was blank in the automated sources. Fill any of them in </w:t>
+        <w:t xml:space="preserve">Generated 2026-09-05. Every field below was blank in the automated sources. Fill any of them in </w:t>
       </w:r>
       <w:r>
         <w:rPr>
@@ -1387,7 +1387,7 @@
         <w:pStyle w:val="Heading2"/>
       </w:pPr>
       <w:r>
-        <w:t>Studies with no numeric performance figure (164 of 173)</w:t>
+        <w:t>Studies with no numeric performance figure (173 of 182)</w:t>
       </w:r>
     </w:p>
     <w:p>
@@ -2587,7 +2587,7 @@
               <w:rPr>
                 <w:sz w:val="16"/>
               </w:rPr>
-              <w:t>SevenNet-0, MACE-MP-0, MatterSim, CHGNet</w:t>
+              <w:t>SevenNet-0, MatterSim, MACE-MP-0, CHGNet</w:t>
             </w:r>
           </w:p>
         </w:tc>
@@ -2805,7 +2805,7 @@
               <w:rPr>
                 <w:sz w:val="16"/>
               </w:rPr>
-              <w:t>GRACE-1L-OAM, SevenNet-0, MACE-MP-0, MatterSim</w:t>
+              <w:t>GRACE-1L-OAM, SevenNet-0, MatterSim, MACE-MP-0</w:t>
             </w:r>
           </w:p>
         </w:tc>
@@ -3647,7 +3647,7 @@
               <w:rPr>
                 <w:sz w:val="16"/>
               </w:rPr>
-              <w:t>MatterGen, MatterSim</w:t>
+              <w:t>MatterSim, MatterGen</w:t>
             </w:r>
           </w:p>
         </w:tc>
@@ -10381,6 +10381,106 @@
                   <w:sz w:val="16"/>
                   <w:u w:val="single"/>
                 </w:rPr>
+                <w:t>Machine learning for predicting the glass transition and melting temperatures of polymers: molecular representations, mo</w:t>
+              </w:r>
+            </w:hyperlink>
+          </w:p>
+        </w:tc>
+        <w:tc>
+          <w:tcPr>
+            <w:tcW w:type="dxa" w:w="1680"/>
+          </w:tcPr>
+          <w:p>
+            <w:pPr>
+              <w:jc w:val="left"/>
+            </w:pPr>
+            <w:r/>
+          </w:p>
+        </w:tc>
+        <w:tc>
+          <w:tcPr>
+            <w:tcW w:type="dxa" w:w="1680"/>
+          </w:tcPr>
+          <w:p>
+            <w:pPr>
+              <w:jc w:val="left"/>
+            </w:pPr>
+            <w:r/>
+            <w:r>
+              <w:rPr>
+                <w:sz w:val="16"/>
+              </w:rPr>
+              <w:t>polymer, glass / amorphous</w:t>
+            </w:r>
+          </w:p>
+        </w:tc>
+        <w:tc>
+          <w:tcPr>
+            <w:tcW w:type="dxa" w:w="1680"/>
+          </w:tcPr>
+          <w:p>
+            <w:pPr>
+              <w:jc w:val="left"/>
+            </w:pPr>
+            <w:r/>
+          </w:p>
+        </w:tc>
+        <w:tc>
+          <w:tcPr>
+            <w:tcW w:type="dxa" w:w="1680"/>
+          </w:tcPr>
+          <w:p>
+            <w:pPr>
+              <w:jc w:val="left"/>
+            </w:pPr>
+            <w:r/>
+            <w:r>
+              <w:rPr>
+                <w:sz w:val="16"/>
+              </w:rPr>
+              <w:t>2026-09-03</w:t>
+            </w:r>
+          </w:p>
+        </w:tc>
+        <w:tc>
+          <w:tcPr>
+            <w:tcW w:type="dxa" w:w="1680"/>
+          </w:tcPr>
+          <w:p>
+            <w:pPr>
+              <w:jc w:val="left"/>
+            </w:pPr>
+            <w:r/>
+            <w:hyperlink r:id="rId121">
+              <w:r>
+                <w:rPr>
+                  <w:color w:val="0B4F9E"/>
+                  <w:sz w:val="16"/>
+                  <w:u w:val="single"/>
+                </w:rPr>
+                <w:t>10.3389/fmats.2026.1919251</w:t>
+              </w:r>
+            </w:hyperlink>
+          </w:p>
+        </w:tc>
+      </w:tr>
+      <w:tr>
+        <w:tc>
+          <w:tcPr>
+            <w:tcW w:type="dxa" w:w="1680"/>
+          </w:tcPr>
+          <w:p>
+            <w:pPr>
+              <w:jc w:val="left"/>
+            </w:pPr>
+            <w:r/>
+            <w:hyperlink r:id="rId122">
+              <w:r>
+                <w:rPr>
+                  <w:color w:val="0B4F9E"/>
+                  <w:sz w:val="16"/>
+                  <w:u w:val="single"/>
+                </w:rPr>
                 <w:t>Accelerated Discovery of BPA-Free Dental Resin Candidates through Active Learning of Network-Emergent Properties</w:t>
               </w:r>
             </w:hyperlink>
@@ -10451,7 +10551,7 @@
               <w:jc w:val="left"/>
             </w:pPr>
             <w:r/>
-            <w:hyperlink r:id="rId121">
+            <w:hyperlink r:id="rId122">
               <w:r>
                 <w:rPr>
                   <w:color w:val="0B4F9E"/>
@@ -10474,7 +10574,7 @@
               <w:jc w:val="left"/>
             </w:pPr>
             <w:r/>
-            <w:hyperlink r:id="rId122">
+            <w:hyperlink r:id="rId123">
               <w:r>
                 <w:rPr>
                   <w:color w:val="0B4F9E"/>
@@ -10551,7 +10651,7 @@
               <w:jc w:val="left"/>
             </w:pPr>
             <w:r/>
-            <w:hyperlink r:id="rId122">
+            <w:hyperlink r:id="rId123">
               <w:r>
                 <w:rPr>
                   <w:color w:val="0B4F9E"/>
@@ -10574,7 +10674,7 @@
               <w:jc w:val="left"/>
             </w:pPr>
             <w:r/>
-            <w:hyperlink r:id="rId123">
+            <w:hyperlink r:id="rId124">
               <w:r>
                 <w:rPr>
                   <w:color w:val="0B4F9E"/>
@@ -10657,7 +10757,7 @@
               <w:jc w:val="left"/>
             </w:pPr>
             <w:r/>
-            <w:hyperlink r:id="rId123">
+            <w:hyperlink r:id="rId124">
               <w:r>
                 <w:rPr>
                   <w:color w:val="0B4F9E"/>
@@ -10680,7 +10780,219 @@
               <w:jc w:val="left"/>
             </w:pPr>
             <w:r/>
-            <w:hyperlink r:id="rId124">
+            <w:hyperlink r:id="rId125">
+              <w:r>
+                <w:rPr>
+                  <w:color w:val="0B4F9E"/>
+                  <w:sz w:val="16"/>
+                  <w:u w:val="single"/>
+                </w:rPr>
+                <w:t>Unveiling Surface Reaction Networks in Biomass-Derived Compound Upgrading</w:t>
+              </w:r>
+            </w:hyperlink>
+          </w:p>
+        </w:tc>
+        <w:tc>
+          <w:tcPr>
+            <w:tcW w:type="dxa" w:w="1680"/>
+          </w:tcPr>
+          <w:p>
+            <w:pPr>
+              <w:jc w:val="left"/>
+            </w:pPr>
+            <w:r/>
+          </w:p>
+        </w:tc>
+        <w:tc>
+          <w:tcPr>
+            <w:tcW w:type="dxa" w:w="1680"/>
+          </w:tcPr>
+          <w:p>
+            <w:pPr>
+              <w:jc w:val="left"/>
+            </w:pPr>
+            <w:r/>
+            <w:r>
+              <w:rPr>
+                <w:sz w:val="16"/>
+              </w:rPr>
+              <w:t>catalyst, oxide</w:t>
+            </w:r>
+          </w:p>
+        </w:tc>
+        <w:tc>
+          <w:tcPr>
+            <w:tcW w:type="dxa" w:w="1680"/>
+          </w:tcPr>
+          <w:p>
+            <w:pPr>
+              <w:jc w:val="left"/>
+            </w:pPr>
+            <w:r/>
+            <w:r>
+              <w:rPr>
+                <w:sz w:val="16"/>
+              </w:rPr>
+              <w:t>MLIP</w:t>
+            </w:r>
+          </w:p>
+        </w:tc>
+        <w:tc>
+          <w:tcPr>
+            <w:tcW w:type="dxa" w:w="1680"/>
+          </w:tcPr>
+          <w:p>
+            <w:pPr>
+              <w:jc w:val="left"/>
+            </w:pPr>
+            <w:r/>
+            <w:r>
+              <w:rPr>
+                <w:sz w:val="16"/>
+              </w:rPr>
+              <w:t>2026-09-04</w:t>
+            </w:r>
+          </w:p>
+        </w:tc>
+        <w:tc>
+          <w:tcPr>
+            <w:tcW w:type="dxa" w:w="1680"/>
+          </w:tcPr>
+          <w:p>
+            <w:pPr>
+              <w:jc w:val="left"/>
+            </w:pPr>
+            <w:r/>
+            <w:hyperlink r:id="rId125">
+              <w:r>
+                <w:rPr>
+                  <w:color w:val="0B4F9E"/>
+                  <w:sz w:val="16"/>
+                  <w:u w:val="single"/>
+                </w:rPr>
+                <w:t>10.26434/chemrxiv.15008286/v1</w:t>
+              </w:r>
+            </w:hyperlink>
+          </w:p>
+        </w:tc>
+      </w:tr>
+      <w:tr>
+        <w:tc>
+          <w:tcPr>
+            <w:tcW w:type="dxa" w:w="1680"/>
+          </w:tcPr>
+          <w:p>
+            <w:pPr>
+              <w:jc w:val="left"/>
+            </w:pPr>
+            <w:r/>
+            <w:hyperlink r:id="rId126">
+              <w:r>
+                <w:rPr>
+                  <w:color w:val="0B4F9E"/>
+                  <w:sz w:val="16"/>
+                  <w:u w:val="single"/>
+                </w:rPr>
+                <w:t>Accelerated stable structure prediction of Li-intercalated bilayer graphene using a data-efficient deep learning framewo</w:t>
+              </w:r>
+            </w:hyperlink>
+          </w:p>
+        </w:tc>
+        <w:tc>
+          <w:tcPr>
+            <w:tcW w:type="dxa" w:w="1680"/>
+          </w:tcPr>
+          <w:p>
+            <w:pPr>
+              <w:jc w:val="left"/>
+            </w:pPr>
+            <w:r/>
+          </w:p>
+        </w:tc>
+        <w:tc>
+          <w:tcPr>
+            <w:tcW w:type="dxa" w:w="1680"/>
+          </w:tcPr>
+          <w:p>
+            <w:pPr>
+              <w:jc w:val="left"/>
+            </w:pPr>
+            <w:r/>
+            <w:r>
+              <w:rPr>
+                <w:sz w:val="16"/>
+              </w:rPr>
+              <w:t>Li-ion battery, 2D material</w:t>
+            </w:r>
+          </w:p>
+        </w:tc>
+        <w:tc>
+          <w:tcPr>
+            <w:tcW w:type="dxa" w:w="1680"/>
+          </w:tcPr>
+          <w:p>
+            <w:pPr>
+              <w:jc w:val="left"/>
+            </w:pPr>
+            <w:r/>
+            <w:r>
+              <w:rPr>
+                <w:sz w:val="16"/>
+              </w:rPr>
+              <w:t>DFT, MLIP</w:t>
+            </w:r>
+          </w:p>
+        </w:tc>
+        <w:tc>
+          <w:tcPr>
+            <w:tcW w:type="dxa" w:w="1680"/>
+          </w:tcPr>
+          <w:p>
+            <w:pPr>
+              <w:jc w:val="left"/>
+            </w:pPr>
+            <w:r/>
+            <w:r>
+              <w:rPr>
+                <w:sz w:val="16"/>
+              </w:rPr>
+              <w:t>2026-09-04</w:t>
+            </w:r>
+          </w:p>
+        </w:tc>
+        <w:tc>
+          <w:tcPr>
+            <w:tcW w:type="dxa" w:w="1680"/>
+          </w:tcPr>
+          <w:p>
+            <w:pPr>
+              <w:jc w:val="left"/>
+            </w:pPr>
+            <w:r/>
+            <w:hyperlink r:id="rId126">
+              <w:r>
+                <w:rPr>
+                  <w:color w:val="0B4F9E"/>
+                  <w:sz w:val="16"/>
+                  <w:u w:val="single"/>
+                </w:rPr>
+                <w:t>10.1038/s41524-026-02314-4</w:t>
+              </w:r>
+            </w:hyperlink>
+          </w:p>
+        </w:tc>
+      </w:tr>
+      <w:tr>
+        <w:tc>
+          <w:tcPr>
+            <w:tcW w:type="dxa" w:w="1680"/>
+          </w:tcPr>
+          <w:p>
+            <w:pPr>
+              <w:jc w:val="left"/>
+            </w:pPr>
+            <w:r/>
+            <w:hyperlink r:id="rId127">
               <w:r>
                 <w:rPr>
                   <w:color w:val="0B4F9E"/>
@@ -10757,7 +11069,7 @@
               <w:jc w:val="left"/>
             </w:pPr>
             <w:r/>
-            <w:hyperlink r:id="rId124">
+            <w:hyperlink r:id="rId127">
               <w:r>
                 <w:rPr>
                   <w:color w:val="0B4F9E"/>
@@ -10780,7 +11092,425 @@
               <w:jc w:val="left"/>
             </w:pPr>
             <w:r/>
-            <w:hyperlink r:id="rId125">
+            <w:hyperlink r:id="rId128">
+              <w:r>
+                <w:rPr>
+                  <w:color w:val="0B4F9E"/>
+                  <w:sz w:val="16"/>
+                  <w:u w:val="single"/>
+                </w:rPr>
+                <w:t>Distinguishing the mixed conduction interphase: a machine learning molecular dynamics study on the Na 3 PS 4 /Na battery</w:t>
+              </w:r>
+            </w:hyperlink>
+          </w:p>
+        </w:tc>
+        <w:tc>
+          <w:tcPr>
+            <w:tcW w:type="dxa" w:w="1680"/>
+          </w:tcPr>
+          <w:p>
+            <w:pPr>
+              <w:jc w:val="left"/>
+            </w:pPr>
+            <w:r/>
+          </w:p>
+        </w:tc>
+        <w:tc>
+          <w:tcPr>
+            <w:tcW w:type="dxa" w:w="1680"/>
+          </w:tcPr>
+          <w:p>
+            <w:pPr>
+              <w:jc w:val="left"/>
+            </w:pPr>
+            <w:r/>
+            <w:r>
+              <w:rPr>
+                <w:sz w:val="16"/>
+              </w:rPr>
+              <w:t>solid electrolyte, Li-ion battery, glass / amorphous</w:t>
+            </w:r>
+          </w:p>
+        </w:tc>
+        <w:tc>
+          <w:tcPr>
+            <w:tcW w:type="dxa" w:w="1680"/>
+          </w:tcPr>
+          <w:p>
+            <w:pPr>
+              <w:jc w:val="left"/>
+            </w:pPr>
+            <w:r/>
+            <w:r>
+              <w:rPr>
+                <w:sz w:val="16"/>
+              </w:rPr>
+              <w:t>MD, MLIP</w:t>
+            </w:r>
+          </w:p>
+        </w:tc>
+        <w:tc>
+          <w:tcPr>
+            <w:tcW w:type="dxa" w:w="1680"/>
+          </w:tcPr>
+          <w:p>
+            <w:pPr>
+              <w:jc w:val="left"/>
+            </w:pPr>
+            <w:r/>
+            <w:r>
+              <w:rPr>
+                <w:sz w:val="16"/>
+              </w:rPr>
+              <w:t>2026-09-04</w:t>
+            </w:r>
+          </w:p>
+        </w:tc>
+        <w:tc>
+          <w:tcPr>
+            <w:tcW w:type="dxa" w:w="1680"/>
+          </w:tcPr>
+          <w:p>
+            <w:pPr>
+              <w:jc w:val="left"/>
+            </w:pPr>
+            <w:r/>
+            <w:hyperlink r:id="rId128">
+              <w:r>
+                <w:rPr>
+                  <w:color w:val="0B4F9E"/>
+                  <w:sz w:val="16"/>
+                  <w:u w:val="single"/>
+                </w:rPr>
+                <w:t>10.1088/2632-2153/aea2f0</w:t>
+              </w:r>
+            </w:hyperlink>
+          </w:p>
+        </w:tc>
+      </w:tr>
+      <w:tr>
+        <w:tc>
+          <w:tcPr>
+            <w:tcW w:type="dxa" w:w="1680"/>
+          </w:tcPr>
+          <w:p>
+            <w:pPr>
+              <w:jc w:val="left"/>
+            </w:pPr>
+            <w:r/>
+            <w:hyperlink r:id="rId129">
+              <w:r>
+                <w:rPr>
+                  <w:color w:val="0B4F9E"/>
+                  <w:sz w:val="16"/>
+                  <w:u w:val="single"/>
+                </w:rPr>
+                <w:t>Machine learning interatomic potentials for solid-state precipitation</w:t>
+              </w:r>
+            </w:hyperlink>
+          </w:p>
+        </w:tc>
+        <w:tc>
+          <w:tcPr>
+            <w:tcW w:type="dxa" w:w="1680"/>
+          </w:tcPr>
+          <w:p>
+            <w:pPr>
+              <w:jc w:val="left"/>
+            </w:pPr>
+            <w:r/>
+          </w:p>
+        </w:tc>
+        <w:tc>
+          <w:tcPr>
+            <w:tcW w:type="dxa" w:w="1680"/>
+          </w:tcPr>
+          <w:p>
+            <w:pPr>
+              <w:jc w:val="left"/>
+            </w:pPr>
+            <w:r/>
+            <w:r>
+              <w:rPr>
+                <w:sz w:val="16"/>
+              </w:rPr>
+              <w:t>alloy</w:t>
+            </w:r>
+          </w:p>
+        </w:tc>
+        <w:tc>
+          <w:tcPr>
+            <w:tcW w:type="dxa" w:w="1680"/>
+          </w:tcPr>
+          <w:p>
+            <w:pPr>
+              <w:jc w:val="left"/>
+            </w:pPr>
+            <w:r/>
+            <w:r>
+              <w:rPr>
+                <w:sz w:val="16"/>
+              </w:rPr>
+              <w:t>MLIP</w:t>
+            </w:r>
+          </w:p>
+        </w:tc>
+        <w:tc>
+          <w:tcPr>
+            <w:tcW w:type="dxa" w:w="1680"/>
+          </w:tcPr>
+          <w:p>
+            <w:pPr>
+              <w:jc w:val="left"/>
+            </w:pPr>
+            <w:r/>
+            <w:r>
+              <w:rPr>
+                <w:sz w:val="16"/>
+              </w:rPr>
+              <w:t>2026-09-04</w:t>
+            </w:r>
+          </w:p>
+        </w:tc>
+        <w:tc>
+          <w:tcPr>
+            <w:tcW w:type="dxa" w:w="1680"/>
+          </w:tcPr>
+          <w:p>
+            <w:pPr>
+              <w:jc w:val="left"/>
+            </w:pPr>
+            <w:r/>
+            <w:hyperlink r:id="rId129">
+              <w:r>
+                <w:rPr>
+                  <w:color w:val="0B4F9E"/>
+                  <w:sz w:val="16"/>
+                  <w:u w:val="single"/>
+                </w:rPr>
+                <w:t>10.1103/qyb1-7j1p</w:t>
+              </w:r>
+            </w:hyperlink>
+          </w:p>
+        </w:tc>
+      </w:tr>
+      <w:tr>
+        <w:tc>
+          <w:tcPr>
+            <w:tcW w:type="dxa" w:w="1680"/>
+          </w:tcPr>
+          <w:p>
+            <w:pPr>
+              <w:jc w:val="left"/>
+            </w:pPr>
+            <w:r/>
+            <w:hyperlink r:id="rId130">
+              <w:r>
+                <w:rPr>
+                  <w:color w:val="0B4F9E"/>
+                  <w:sz w:val="16"/>
+                  <w:u w:val="single"/>
+                </w:rPr>
+                <w:t>Machine learning interatomic potentials for high-entropy alloys: from atomic mechanisms to macroscopic design</w:t>
+              </w:r>
+            </w:hyperlink>
+          </w:p>
+        </w:tc>
+        <w:tc>
+          <w:tcPr>
+            <w:tcW w:type="dxa" w:w="1680"/>
+          </w:tcPr>
+          <w:p>
+            <w:pPr>
+              <w:jc w:val="left"/>
+            </w:pPr>
+            <w:r/>
+          </w:p>
+        </w:tc>
+        <w:tc>
+          <w:tcPr>
+            <w:tcW w:type="dxa" w:w="1680"/>
+          </w:tcPr>
+          <w:p>
+            <w:pPr>
+              <w:jc w:val="left"/>
+            </w:pPr>
+            <w:r/>
+            <w:r>
+              <w:rPr>
+                <w:sz w:val="16"/>
+              </w:rPr>
+              <w:t>alloy</w:t>
+            </w:r>
+          </w:p>
+        </w:tc>
+        <w:tc>
+          <w:tcPr>
+            <w:tcW w:type="dxa" w:w="1680"/>
+          </w:tcPr>
+          <w:p>
+            <w:pPr>
+              <w:jc w:val="left"/>
+            </w:pPr>
+            <w:r/>
+            <w:r>
+              <w:rPr>
+                <w:sz w:val="16"/>
+              </w:rPr>
+              <w:t>MLIP</w:t>
+            </w:r>
+          </w:p>
+        </w:tc>
+        <w:tc>
+          <w:tcPr>
+            <w:tcW w:type="dxa" w:w="1680"/>
+          </w:tcPr>
+          <w:p>
+            <w:pPr>
+              <w:jc w:val="left"/>
+            </w:pPr>
+            <w:r/>
+            <w:r>
+              <w:rPr>
+                <w:sz w:val="16"/>
+              </w:rPr>
+              <w:t>2026-09-04</w:t>
+            </w:r>
+          </w:p>
+        </w:tc>
+        <w:tc>
+          <w:tcPr>
+            <w:tcW w:type="dxa" w:w="1680"/>
+          </w:tcPr>
+          <w:p>
+            <w:pPr>
+              <w:jc w:val="left"/>
+            </w:pPr>
+            <w:r/>
+            <w:hyperlink r:id="rId130">
+              <w:r>
+                <w:rPr>
+                  <w:color w:val="0B4F9E"/>
+                  <w:sz w:val="16"/>
+                  <w:u w:val="single"/>
+                </w:rPr>
+                <w:t>10.1016/j.commatsci.2026.115016</w:t>
+              </w:r>
+            </w:hyperlink>
+          </w:p>
+        </w:tc>
+      </w:tr>
+      <w:tr>
+        <w:tc>
+          <w:tcPr>
+            <w:tcW w:type="dxa" w:w="1680"/>
+          </w:tcPr>
+          <w:p>
+            <w:pPr>
+              <w:jc w:val="left"/>
+            </w:pPr>
+            <w:r/>
+            <w:hyperlink r:id="rId131">
+              <w:r>
+                <w:rPr>
+                  <w:color w:val="0B4F9E"/>
+                  <w:sz w:val="16"/>
+                  <w:u w:val="single"/>
+                </w:rPr>
+                <w:t>Deep learning statistical defect models on magnetic material dynamic and static properties</w:t>
+              </w:r>
+            </w:hyperlink>
+          </w:p>
+        </w:tc>
+        <w:tc>
+          <w:tcPr>
+            <w:tcW w:type="dxa" w:w="1680"/>
+          </w:tcPr>
+          <w:p>
+            <w:pPr>
+              <w:jc w:val="left"/>
+            </w:pPr>
+            <w:r/>
+          </w:p>
+        </w:tc>
+        <w:tc>
+          <w:tcPr>
+            <w:tcW w:type="dxa" w:w="1680"/>
+          </w:tcPr>
+          <w:p>
+            <w:pPr>
+              <w:jc w:val="left"/>
+            </w:pPr>
+            <w:r/>
+            <w:r>
+              <w:rPr>
+                <w:sz w:val="16"/>
+              </w:rPr>
+              <w:t>magnetic material</w:t>
+            </w:r>
+          </w:p>
+        </w:tc>
+        <w:tc>
+          <w:tcPr>
+            <w:tcW w:type="dxa" w:w="1680"/>
+          </w:tcPr>
+          <w:p>
+            <w:pPr>
+              <w:jc w:val="left"/>
+            </w:pPr>
+            <w:r/>
+          </w:p>
+        </w:tc>
+        <w:tc>
+          <w:tcPr>
+            <w:tcW w:type="dxa" w:w="1680"/>
+          </w:tcPr>
+          <w:p>
+            <w:pPr>
+              <w:jc w:val="left"/>
+            </w:pPr>
+            <w:r/>
+            <w:r>
+              <w:rPr>
+                <w:sz w:val="16"/>
+              </w:rPr>
+              <w:t>2026-09-05</w:t>
+            </w:r>
+          </w:p>
+        </w:tc>
+        <w:tc>
+          <w:tcPr>
+            <w:tcW w:type="dxa" w:w="1680"/>
+          </w:tcPr>
+          <w:p>
+            <w:pPr>
+              <w:jc w:val="left"/>
+            </w:pPr>
+            <w:r/>
+            <w:hyperlink r:id="rId132">
+              <w:r>
+                <w:rPr>
+                  <w:color w:val="0B4F9E"/>
+                  <w:sz w:val="16"/>
+                  <w:u w:val="single"/>
+                </w:rPr>
+                <w:t>10.1038/s41524-026-02285-6</w:t>
+              </w:r>
+            </w:hyperlink>
+          </w:p>
+        </w:tc>
+      </w:tr>
+      <w:tr>
+        <w:tc>
+          <w:tcPr>
+            <w:tcW w:type="dxa" w:w="1680"/>
+          </w:tcPr>
+          <w:p>
+            <w:pPr>
+              <w:jc w:val="left"/>
+            </w:pPr>
+            <w:r/>
+            <w:hyperlink r:id="rId133">
               <w:r>
                 <w:rPr>
                   <w:color w:val="0B4F9E"/>
@@ -10851,7 +11581,7 @@
               <w:jc w:val="left"/>
             </w:pPr>
             <w:r/>
-            <w:hyperlink r:id="rId125">
+            <w:hyperlink r:id="rId133">
               <w:r>
                 <w:rPr>
                   <w:color w:val="0B4F9E"/>
@@ -10874,7 +11604,7 @@
               <w:jc w:val="left"/>
             </w:pPr>
             <w:r/>
-            <w:hyperlink r:id="rId126">
+            <w:hyperlink r:id="rId134">
               <w:r>
                 <w:rPr>
                   <w:color w:val="0B4F9E"/>
@@ -10939,794 +11669,6 @@
                 <w:sz w:val="16"/>
               </w:rPr>
               <w:t>2026-08-14</w:t>
-            </w:r>
-          </w:p>
-        </w:tc>
-        <w:tc>
-          <w:tcPr>
-            <w:tcW w:type="dxa" w:w="1680"/>
-          </w:tcPr>
-          <w:p>
-            <w:pPr>
-              <w:jc w:val="left"/>
-            </w:pPr>
-            <w:r/>
-            <w:hyperlink r:id="rId126">
-              <w:r>
-                <w:rPr>
-                  <w:color w:val="0B4F9E"/>
-                  <w:sz w:val="16"/>
-                  <w:u w:val="single"/>
-                </w:rPr>
-                <w:t>link</w:t>
-              </w:r>
-            </w:hyperlink>
-          </w:p>
-        </w:tc>
-      </w:tr>
-      <w:tr>
-        <w:tc>
-          <w:tcPr>
-            <w:tcW w:type="dxa" w:w="1680"/>
-          </w:tcPr>
-          <w:p>
-            <w:pPr>
-              <w:jc w:val="left"/>
-            </w:pPr>
-            <w:r/>
-            <w:hyperlink r:id="rId127">
-              <w:r>
-                <w:rPr>
-                  <w:color w:val="0B4F9E"/>
-                  <w:sz w:val="16"/>
-                  <w:u w:val="single"/>
-                </w:rPr>
-                <w:t>The Past and Future of AI Scientists</w:t>
-              </w:r>
-            </w:hyperlink>
-          </w:p>
-        </w:tc>
-        <w:tc>
-          <w:tcPr>
-            <w:tcW w:type="dxa" w:w="1680"/>
-          </w:tcPr>
-          <w:p>
-            <w:pPr>
-              <w:jc w:val="left"/>
-            </w:pPr>
-            <w:r/>
-          </w:p>
-        </w:tc>
-        <w:tc>
-          <w:tcPr>
-            <w:tcW w:type="dxa" w:w="1680"/>
-          </w:tcPr>
-          <w:p>
-            <w:pPr>
-              <w:jc w:val="left"/>
-            </w:pPr>
-            <w:r/>
-          </w:p>
-        </w:tc>
-        <w:tc>
-          <w:tcPr>
-            <w:tcW w:type="dxa" w:w="1680"/>
-          </w:tcPr>
-          <w:p>
-            <w:pPr>
-              <w:jc w:val="left"/>
-            </w:pPr>
-            <w:r/>
-            <w:r>
-              <w:rPr>
-                <w:sz w:val="16"/>
-              </w:rPr>
-              <w:t>MLIP</w:t>
-            </w:r>
-          </w:p>
-        </w:tc>
-        <w:tc>
-          <w:tcPr>
-            <w:tcW w:type="dxa" w:w="1680"/>
-          </w:tcPr>
-          <w:p>
-            <w:pPr>
-              <w:jc w:val="left"/>
-            </w:pPr>
-            <w:r/>
-            <w:r>
-              <w:rPr>
-                <w:sz w:val="16"/>
-              </w:rPr>
-              <w:t>2026-08-14</w:t>
-            </w:r>
-          </w:p>
-        </w:tc>
-        <w:tc>
-          <w:tcPr>
-            <w:tcW w:type="dxa" w:w="1680"/>
-          </w:tcPr>
-          <w:p>
-            <w:pPr>
-              <w:jc w:val="left"/>
-            </w:pPr>
-            <w:r/>
-            <w:hyperlink r:id="rId127">
-              <w:r>
-                <w:rPr>
-                  <w:color w:val="0B4F9E"/>
-                  <w:sz w:val="16"/>
-                  <w:u w:val="single"/>
-                </w:rPr>
-                <w:t>link</w:t>
-              </w:r>
-            </w:hyperlink>
-          </w:p>
-        </w:tc>
-      </w:tr>
-      <w:tr>
-        <w:tc>
-          <w:tcPr>
-            <w:tcW w:type="dxa" w:w="1680"/>
-          </w:tcPr>
-          <w:p>
-            <w:pPr>
-              <w:jc w:val="left"/>
-            </w:pPr>
-            <w:r/>
-            <w:hyperlink r:id="rId128">
-              <w:r>
-                <w:rPr>
-                  <w:color w:val="0B4F9E"/>
-                  <w:sz w:val="16"/>
-                  <w:u w:val="single"/>
-                </w:rPr>
-                <w:t>Graph neural network prediction of temperature-dependent hydrogen diffusion and thermal conductivity tensors of tungsten</w:t>
-              </w:r>
-            </w:hyperlink>
-          </w:p>
-        </w:tc>
-        <w:tc>
-          <w:tcPr>
-            <w:tcW w:type="dxa" w:w="1680"/>
-          </w:tcPr>
-          <w:p>
-            <w:pPr>
-              <w:jc w:val="left"/>
-            </w:pPr>
-            <w:r/>
-          </w:p>
-        </w:tc>
-        <w:tc>
-          <w:tcPr>
-            <w:tcW w:type="dxa" w:w="1680"/>
-          </w:tcPr>
-          <w:p>
-            <w:pPr>
-              <w:jc w:val="left"/>
-            </w:pPr>
-            <w:r/>
-          </w:p>
-        </w:tc>
-        <w:tc>
-          <w:tcPr>
-            <w:tcW w:type="dxa" w:w="1680"/>
-          </w:tcPr>
-          <w:p>
-            <w:pPr>
-              <w:jc w:val="left"/>
-            </w:pPr>
-            <w:r/>
-            <w:r>
-              <w:rPr>
-                <w:sz w:val="16"/>
-              </w:rPr>
-              <w:t>MD</w:t>
-            </w:r>
-          </w:p>
-        </w:tc>
-        <w:tc>
-          <w:tcPr>
-            <w:tcW w:type="dxa" w:w="1680"/>
-          </w:tcPr>
-          <w:p>
-            <w:pPr>
-              <w:jc w:val="left"/>
-            </w:pPr>
-            <w:r/>
-            <w:r>
-              <w:rPr>
-                <w:sz w:val="16"/>
-              </w:rPr>
-              <w:t>2026-08-16</w:t>
-            </w:r>
-          </w:p>
-        </w:tc>
-        <w:tc>
-          <w:tcPr>
-            <w:tcW w:type="dxa" w:w="1680"/>
-          </w:tcPr>
-          <w:p>
-            <w:pPr>
-              <w:jc w:val="left"/>
-            </w:pPr>
-            <w:r/>
-            <w:hyperlink r:id="rId128">
-              <w:r>
-                <w:rPr>
-                  <w:color w:val="0B4F9E"/>
-                  <w:sz w:val="16"/>
-                  <w:u w:val="single"/>
-                </w:rPr>
-                <w:t>link</w:t>
-              </w:r>
-            </w:hyperlink>
-          </w:p>
-        </w:tc>
-      </w:tr>
-      <w:tr>
-        <w:tc>
-          <w:tcPr>
-            <w:tcW w:type="dxa" w:w="1680"/>
-          </w:tcPr>
-          <w:p>
-            <w:pPr>
-              <w:jc w:val="left"/>
-            </w:pPr>
-            <w:r/>
-            <w:hyperlink r:id="rId129">
-              <w:r>
-                <w:rPr>
-                  <w:color w:val="0B4F9E"/>
-                  <w:sz w:val="16"/>
-                  <w:u w:val="single"/>
-                </w:rPr>
-                <w:t>Machine Learning-Accelerated Band-Edge Engineering of Pnictogen Chalcohalide Solid Solutions for Solar Energy Technologi</w:t>
-              </w:r>
-            </w:hyperlink>
-          </w:p>
-        </w:tc>
-        <w:tc>
-          <w:tcPr>
-            <w:tcW w:type="dxa" w:w="1680"/>
-          </w:tcPr>
-          <w:p>
-            <w:pPr>
-              <w:jc w:val="left"/>
-            </w:pPr>
-            <w:r/>
-          </w:p>
-        </w:tc>
-        <w:tc>
-          <w:tcPr>
-            <w:tcW w:type="dxa" w:w="1680"/>
-          </w:tcPr>
-          <w:p>
-            <w:pPr>
-              <w:jc w:val="left"/>
-            </w:pPr>
-            <w:r/>
-          </w:p>
-        </w:tc>
-        <w:tc>
-          <w:tcPr>
-            <w:tcW w:type="dxa" w:w="1680"/>
-          </w:tcPr>
-          <w:p>
-            <w:pPr>
-              <w:jc w:val="left"/>
-            </w:pPr>
-            <w:r/>
-            <w:r>
-              <w:rPr>
-                <w:sz w:val="16"/>
-              </w:rPr>
-              <w:t>DFT</w:t>
-            </w:r>
-          </w:p>
-        </w:tc>
-        <w:tc>
-          <w:tcPr>
-            <w:tcW w:type="dxa" w:w="1680"/>
-          </w:tcPr>
-          <w:p>
-            <w:pPr>
-              <w:jc w:val="left"/>
-            </w:pPr>
-            <w:r/>
-            <w:r>
-              <w:rPr>
-                <w:sz w:val="16"/>
-              </w:rPr>
-              <w:t>2026-08-17</w:t>
-            </w:r>
-          </w:p>
-        </w:tc>
-        <w:tc>
-          <w:tcPr>
-            <w:tcW w:type="dxa" w:w="1680"/>
-          </w:tcPr>
-          <w:p>
-            <w:pPr>
-              <w:jc w:val="left"/>
-            </w:pPr>
-            <w:r/>
-            <w:hyperlink r:id="rId129">
-              <w:r>
-                <w:rPr>
-                  <w:color w:val="0B4F9E"/>
-                  <w:sz w:val="16"/>
-                  <w:u w:val="single"/>
-                </w:rPr>
-                <w:t>link</w:t>
-              </w:r>
-            </w:hyperlink>
-          </w:p>
-        </w:tc>
-      </w:tr>
-      <w:tr>
-        <w:tc>
-          <w:tcPr>
-            <w:tcW w:type="dxa" w:w="1680"/>
-          </w:tcPr>
-          <w:p>
-            <w:pPr>
-              <w:jc w:val="left"/>
-            </w:pPr>
-            <w:r/>
-            <w:hyperlink r:id="rId130">
-              <w:r>
-                <w:rPr>
-                  <w:color w:val="0B4F9E"/>
-                  <w:sz w:val="16"/>
-                  <w:u w:val="single"/>
-                </w:rPr>
-                <w:t xml:space="preserve">Extracting a nitrile-centered, ether-assisted motif hierarchy for lithium-battery electrolyte design from billion-scale </w:t>
-              </w:r>
-            </w:hyperlink>
-          </w:p>
-        </w:tc>
-        <w:tc>
-          <w:tcPr>
-            <w:tcW w:type="dxa" w:w="1680"/>
-          </w:tcPr>
-          <w:p>
-            <w:pPr>
-              <w:jc w:val="left"/>
-            </w:pPr>
-            <w:r/>
-          </w:p>
-        </w:tc>
-        <w:tc>
-          <w:tcPr>
-            <w:tcW w:type="dxa" w:w="1680"/>
-          </w:tcPr>
-          <w:p>
-            <w:pPr>
-              <w:jc w:val="left"/>
-            </w:pPr>
-            <w:r/>
-          </w:p>
-        </w:tc>
-        <w:tc>
-          <w:tcPr>
-            <w:tcW w:type="dxa" w:w="1680"/>
-          </w:tcPr>
-          <w:p>
-            <w:pPr>
-              <w:jc w:val="left"/>
-            </w:pPr>
-            <w:r/>
-          </w:p>
-        </w:tc>
-        <w:tc>
-          <w:tcPr>
-            <w:tcW w:type="dxa" w:w="1680"/>
-          </w:tcPr>
-          <w:p>
-            <w:pPr>
-              <w:jc w:val="left"/>
-            </w:pPr>
-            <w:r/>
-            <w:r>
-              <w:rPr>
-                <w:sz w:val="16"/>
-              </w:rPr>
-              <w:t>2026-08-17</w:t>
-            </w:r>
-          </w:p>
-        </w:tc>
-        <w:tc>
-          <w:tcPr>
-            <w:tcW w:type="dxa" w:w="1680"/>
-          </w:tcPr>
-          <w:p>
-            <w:pPr>
-              <w:jc w:val="left"/>
-            </w:pPr>
-            <w:r/>
-            <w:hyperlink r:id="rId130">
-              <w:r>
-                <w:rPr>
-                  <w:color w:val="0B4F9E"/>
-                  <w:sz w:val="16"/>
-                  <w:u w:val="single"/>
-                </w:rPr>
-                <w:t>link</w:t>
-              </w:r>
-            </w:hyperlink>
-          </w:p>
-        </w:tc>
-      </w:tr>
-      <w:tr>
-        <w:tc>
-          <w:tcPr>
-            <w:tcW w:type="dxa" w:w="1680"/>
-          </w:tcPr>
-          <w:p>
-            <w:pPr>
-              <w:jc w:val="left"/>
-            </w:pPr>
-            <w:r/>
-            <w:hyperlink r:id="rId131">
-              <w:r>
-                <w:rPr>
-                  <w:color w:val="0B4F9E"/>
-                  <w:sz w:val="16"/>
-                  <w:u w:val="single"/>
-                </w:rPr>
-                <w:t>Discovery of novel magnetic Y-Mn-B compounds via advanced machine learning guided framework</w:t>
-              </w:r>
-            </w:hyperlink>
-          </w:p>
-        </w:tc>
-        <w:tc>
-          <w:tcPr>
-            <w:tcW w:type="dxa" w:w="1680"/>
-          </w:tcPr>
-          <w:p>
-            <w:pPr>
-              <w:jc w:val="left"/>
-            </w:pPr>
-            <w:r/>
-          </w:p>
-        </w:tc>
-        <w:tc>
-          <w:tcPr>
-            <w:tcW w:type="dxa" w:w="1680"/>
-          </w:tcPr>
-          <w:p>
-            <w:pPr>
-              <w:jc w:val="left"/>
-            </w:pPr>
-            <w:r/>
-          </w:p>
-        </w:tc>
-        <w:tc>
-          <w:tcPr>
-            <w:tcW w:type="dxa" w:w="1680"/>
-          </w:tcPr>
-          <w:p>
-            <w:pPr>
-              <w:jc w:val="left"/>
-            </w:pPr>
-            <w:r/>
-            <w:r>
-              <w:rPr>
-                <w:sz w:val="16"/>
-              </w:rPr>
-              <w:t>DFT</w:t>
-            </w:r>
-          </w:p>
-        </w:tc>
-        <w:tc>
-          <w:tcPr>
-            <w:tcW w:type="dxa" w:w="1680"/>
-          </w:tcPr>
-          <w:p>
-            <w:pPr>
-              <w:jc w:val="left"/>
-            </w:pPr>
-            <w:r/>
-            <w:r>
-              <w:rPr>
-                <w:sz w:val="16"/>
-              </w:rPr>
-              <w:t>2026-08-17</w:t>
-            </w:r>
-          </w:p>
-        </w:tc>
-        <w:tc>
-          <w:tcPr>
-            <w:tcW w:type="dxa" w:w="1680"/>
-          </w:tcPr>
-          <w:p>
-            <w:pPr>
-              <w:jc w:val="left"/>
-            </w:pPr>
-            <w:r/>
-            <w:hyperlink r:id="rId131">
-              <w:r>
-                <w:rPr>
-                  <w:color w:val="0B4F9E"/>
-                  <w:sz w:val="16"/>
-                  <w:u w:val="single"/>
-                </w:rPr>
-                <w:t>link</w:t>
-              </w:r>
-            </w:hyperlink>
-          </w:p>
-        </w:tc>
-      </w:tr>
-      <w:tr>
-        <w:tc>
-          <w:tcPr>
-            <w:tcW w:type="dxa" w:w="1680"/>
-          </w:tcPr>
-          <w:p>
-            <w:pPr>
-              <w:jc w:val="left"/>
-            </w:pPr>
-            <w:r/>
-            <w:hyperlink r:id="rId132">
-              <w:r>
-                <w:rPr>
-                  <w:color w:val="0B4F9E"/>
-                  <w:sz w:val="16"/>
-                  <w:u w:val="single"/>
-                </w:rPr>
-                <w:t>Unlocking Multi-Component Bulk-Materials Molecular Dynamics with a Small-Footprint Machine Learning Interatomic Potentia</w:t>
-              </w:r>
-            </w:hyperlink>
-          </w:p>
-        </w:tc>
-        <w:tc>
-          <w:tcPr>
-            <w:tcW w:type="dxa" w:w="1680"/>
-          </w:tcPr>
-          <w:p>
-            <w:pPr>
-              <w:jc w:val="left"/>
-            </w:pPr>
-            <w:r/>
-          </w:p>
-        </w:tc>
-        <w:tc>
-          <w:tcPr>
-            <w:tcW w:type="dxa" w:w="1680"/>
-          </w:tcPr>
-          <w:p>
-            <w:pPr>
-              <w:jc w:val="left"/>
-            </w:pPr>
-            <w:r/>
-          </w:p>
-        </w:tc>
-        <w:tc>
-          <w:tcPr>
-            <w:tcW w:type="dxa" w:w="1680"/>
-          </w:tcPr>
-          <w:p>
-            <w:pPr>
-              <w:jc w:val="left"/>
-            </w:pPr>
-            <w:r/>
-            <w:r>
-              <w:rPr>
-                <w:sz w:val="16"/>
-              </w:rPr>
-              <w:t>MD, MLIP</w:t>
-            </w:r>
-          </w:p>
-        </w:tc>
-        <w:tc>
-          <w:tcPr>
-            <w:tcW w:type="dxa" w:w="1680"/>
-          </w:tcPr>
-          <w:p>
-            <w:pPr>
-              <w:jc w:val="left"/>
-            </w:pPr>
-            <w:r/>
-            <w:r>
-              <w:rPr>
-                <w:sz w:val="16"/>
-              </w:rPr>
-              <w:t>2026-08-17</w:t>
-            </w:r>
-          </w:p>
-        </w:tc>
-        <w:tc>
-          <w:tcPr>
-            <w:tcW w:type="dxa" w:w="1680"/>
-          </w:tcPr>
-          <w:p>
-            <w:pPr>
-              <w:jc w:val="left"/>
-            </w:pPr>
-            <w:r/>
-            <w:hyperlink r:id="rId132">
-              <w:r>
-                <w:rPr>
-                  <w:color w:val="0B4F9E"/>
-                  <w:sz w:val="16"/>
-                  <w:u w:val="single"/>
-                </w:rPr>
-                <w:t>link</w:t>
-              </w:r>
-            </w:hyperlink>
-          </w:p>
-        </w:tc>
-      </w:tr>
-      <w:tr>
-        <w:tc>
-          <w:tcPr>
-            <w:tcW w:type="dxa" w:w="1680"/>
-          </w:tcPr>
-          <w:p>
-            <w:pPr>
-              <w:jc w:val="left"/>
-            </w:pPr>
-            <w:r/>
-            <w:hyperlink r:id="rId133">
-              <w:r>
-                <w:rPr>
-                  <w:color w:val="0B4F9E"/>
-                  <w:sz w:val="16"/>
-                  <w:u w:val="single"/>
-                </w:rPr>
-                <w:t>ChemReporter: A Framework for Curating and Exporting Large-Scale Chemical Datasets for MLIP Training</w:t>
-              </w:r>
-            </w:hyperlink>
-          </w:p>
-        </w:tc>
-        <w:tc>
-          <w:tcPr>
-            <w:tcW w:type="dxa" w:w="1680"/>
-          </w:tcPr>
-          <w:p>
-            <w:pPr>
-              <w:jc w:val="left"/>
-            </w:pPr>
-            <w:r/>
-          </w:p>
-        </w:tc>
-        <w:tc>
-          <w:tcPr>
-            <w:tcW w:type="dxa" w:w="1680"/>
-          </w:tcPr>
-          <w:p>
-            <w:pPr>
-              <w:jc w:val="left"/>
-            </w:pPr>
-            <w:r/>
-          </w:p>
-        </w:tc>
-        <w:tc>
-          <w:tcPr>
-            <w:tcW w:type="dxa" w:w="1680"/>
-          </w:tcPr>
-          <w:p>
-            <w:pPr>
-              <w:jc w:val="left"/>
-            </w:pPr>
-            <w:r/>
-            <w:r>
-              <w:rPr>
-                <w:sz w:val="16"/>
-              </w:rPr>
-              <w:t>MLIP</w:t>
-            </w:r>
-          </w:p>
-        </w:tc>
-        <w:tc>
-          <w:tcPr>
-            <w:tcW w:type="dxa" w:w="1680"/>
-          </w:tcPr>
-          <w:p>
-            <w:pPr>
-              <w:jc w:val="left"/>
-            </w:pPr>
-            <w:r/>
-            <w:r>
-              <w:rPr>
-                <w:sz w:val="16"/>
-              </w:rPr>
-              <w:t>2026-08-17</w:t>
-            </w:r>
-          </w:p>
-        </w:tc>
-        <w:tc>
-          <w:tcPr>
-            <w:tcW w:type="dxa" w:w="1680"/>
-          </w:tcPr>
-          <w:p>
-            <w:pPr>
-              <w:jc w:val="left"/>
-            </w:pPr>
-            <w:r/>
-            <w:hyperlink r:id="rId133">
-              <w:r>
-                <w:rPr>
-                  <w:color w:val="0B4F9E"/>
-                  <w:sz w:val="16"/>
-                  <w:u w:val="single"/>
-                </w:rPr>
-                <w:t>link</w:t>
-              </w:r>
-            </w:hyperlink>
-          </w:p>
-        </w:tc>
-      </w:tr>
-      <w:tr>
-        <w:tc>
-          <w:tcPr>
-            <w:tcW w:type="dxa" w:w="1680"/>
-          </w:tcPr>
-          <w:p>
-            <w:pPr>
-              <w:jc w:val="left"/>
-            </w:pPr>
-            <w:r/>
-            <w:hyperlink r:id="rId134">
-              <w:r>
-                <w:rPr>
-                  <w:color w:val="0B4F9E"/>
-                  <w:sz w:val="16"/>
-                  <w:u w:val="single"/>
-                </w:rPr>
-                <w:t>Active learning molecular beam epitaxy of complex quantum materials</w:t>
-              </w:r>
-            </w:hyperlink>
-          </w:p>
-        </w:tc>
-        <w:tc>
-          <w:tcPr>
-            <w:tcW w:type="dxa" w:w="1680"/>
-          </w:tcPr>
-          <w:p>
-            <w:pPr>
-              <w:jc w:val="left"/>
-            </w:pPr>
-            <w:r/>
-          </w:p>
-        </w:tc>
-        <w:tc>
-          <w:tcPr>
-            <w:tcW w:type="dxa" w:w="1680"/>
-          </w:tcPr>
-          <w:p>
-            <w:pPr>
-              <w:jc w:val="left"/>
-            </w:pPr>
-            <w:r/>
-          </w:p>
-        </w:tc>
-        <w:tc>
-          <w:tcPr>
-            <w:tcW w:type="dxa" w:w="1680"/>
-          </w:tcPr>
-          <w:p>
-            <w:pPr>
-              <w:jc w:val="left"/>
-            </w:pPr>
-            <w:r/>
-          </w:p>
-        </w:tc>
-        <w:tc>
-          <w:tcPr>
-            <w:tcW w:type="dxa" w:w="1680"/>
-          </w:tcPr>
-          <w:p>
-            <w:pPr>
-              <w:jc w:val="left"/>
-            </w:pPr>
-            <w:r/>
-            <w:r>
-              <w:rPr>
-                <w:sz w:val="16"/>
-              </w:rPr>
-              <w:t>2026-08-18</w:t>
             </w:r>
           </w:p>
         </w:tc>
@@ -11769,7 +11711,7 @@
                   <w:sz w:val="16"/>
                   <w:u w:val="single"/>
                 </w:rPr>
-                <w:t>PyAPX: python toolkit for atomic configuration pattern exploration</w:t>
+                <w:t>The Past and Future of AI Scientists</w:t>
               </w:r>
             </w:hyperlink>
           </w:p>
@@ -11809,7 +11751,7 @@
               <w:rPr>
                 <w:sz w:val="16"/>
               </w:rPr>
-              <w:t>DFT, MLIP</w:t>
+              <w:t>MLIP</w:t>
             </w:r>
           </w:p>
         </w:tc>
@@ -11826,7 +11768,7 @@
               <w:rPr>
                 <w:sz w:val="16"/>
               </w:rPr>
-              <w:t>2026-08-19</w:t>
+              <w:t>2026-08-14</w:t>
             </w:r>
           </w:p>
         </w:tc>
@@ -11846,7 +11788,7 @@
                   <w:sz w:val="16"/>
                   <w:u w:val="single"/>
                 </w:rPr>
-                <w:t>10.1038/s41598-026-66072-5</w:t>
+                <w:t>link</w:t>
               </w:r>
             </w:hyperlink>
           </w:p>
@@ -11869,7 +11811,7 @@
                   <w:sz w:val="16"/>
                   <w:u w:val="single"/>
                 </w:rPr>
-                <w:t>A single design choice determines whether machine learning models of materials make physically impossible predictions</w:t>
+                <w:t>Graph neural network prediction of temperature-dependent hydrogen diffusion and thermal conductivity tensors of tungsten</w:t>
               </w:r>
             </w:hyperlink>
           </w:p>
@@ -11909,7 +11851,7 @@
               <w:rPr>
                 <w:sz w:val="16"/>
               </w:rPr>
-              <w:t>DFT</w:t>
+              <w:t>MD</w:t>
             </w:r>
           </w:p>
         </w:tc>
@@ -11926,7 +11868,7 @@
               <w:rPr>
                 <w:sz w:val="16"/>
               </w:rPr>
-              <w:t>2026-08-19</w:t>
+              <w:t>2026-08-16</w:t>
             </w:r>
           </w:p>
         </w:tc>
@@ -11969,7 +11911,7 @@
                   <w:sz w:val="16"/>
                   <w:u w:val="single"/>
                 </w:rPr>
-                <w:t>Dynamic Ensembles of Phosphine-Stabilized Gold Nanoclusters</w:t>
+                <w:t>Machine Learning-Accelerated Band-Edge Engineering of Pnictogen Chalcohalide Solid Solutions for Solar Energy Technologi</w:t>
               </w:r>
             </w:hyperlink>
           </w:p>
@@ -12009,7 +11951,7 @@
               <w:rPr>
                 <w:sz w:val="16"/>
               </w:rPr>
-              <w:t>MD, MLIP</w:t>
+              <w:t>DFT</w:t>
             </w:r>
           </w:p>
         </w:tc>
@@ -12026,7 +11968,7 @@
               <w:rPr>
                 <w:sz w:val="16"/>
               </w:rPr>
-              <w:t>2026-08-19</w:t>
+              <w:t>2026-08-17</w:t>
             </w:r>
           </w:p>
         </w:tc>
@@ -12069,7 +12011,7 @@
                   <w:sz w:val="16"/>
                   <w:u w:val="single"/>
                 </w:rPr>
-                <w:t>Generative AI and Emerging Technologies: Transforming Engineering, Innovation and Entrepreneurship</w:t>
+                <w:t xml:space="preserve">Extracting a nitrile-centered, ether-assisted motif hierarchy for lithium-battery electrolyte design from billion-scale </w:t>
               </w:r>
             </w:hyperlink>
           </w:p>
@@ -12120,7 +12062,7 @@
               <w:rPr>
                 <w:sz w:val="16"/>
               </w:rPr>
-              <w:t>2026-08-20</w:t>
+              <w:t>2026-08-17</w:t>
             </w:r>
           </w:p>
         </w:tc>
@@ -12140,7 +12082,7 @@
                   <w:sz w:val="16"/>
                   <w:u w:val="single"/>
                 </w:rPr>
-                <w:t>10.5281/zenodo.22025110</w:t>
+                <w:t>link</w:t>
               </w:r>
             </w:hyperlink>
           </w:p>
@@ -12163,7 +12105,7 @@
                   <w:sz w:val="16"/>
                   <w:u w:val="single"/>
                 </w:rPr>
-                <w:t>Machine Learning to Foundation Models: Artificial Intelligence for Nanophotonic Modeling and Scientific Discovery</w:t>
+                <w:t>Discovery of novel magnetic Y-Mn-B compounds via advanced machine learning guided framework</w:t>
               </w:r>
             </w:hyperlink>
           </w:p>
@@ -12203,7 +12145,7 @@
               <w:rPr>
                 <w:sz w:val="16"/>
               </w:rPr>
-              <w:t>MLIP</w:t>
+              <w:t>DFT</w:t>
             </w:r>
           </w:p>
         </w:tc>
@@ -12220,7 +12162,7 @@
               <w:rPr>
                 <w:sz w:val="16"/>
               </w:rPr>
-              <w:t>2026-08-21</w:t>
+              <w:t>2026-08-17</w:t>
             </w:r>
           </w:p>
         </w:tc>
@@ -12240,7 +12182,7 @@
                   <w:sz w:val="16"/>
                   <w:u w:val="single"/>
                 </w:rPr>
-                <w:t>10.48550/arxiv.2608.21612</w:t>
+                <w:t>link</w:t>
               </w:r>
             </w:hyperlink>
           </w:p>
@@ -12263,20 +12205,9 @@
                   <w:sz w:val="16"/>
                   <w:u w:val="single"/>
                 </w:rPr>
-                <w:t>Diagnosing and narrowing the simulation-to-real gap in powder X-ray diffraction with a wet-dry agentic loop</w:t>
+                <w:t>Unlocking Multi-Component Bulk-Materials Molecular Dynamics with a Small-Footprint Machine Learning Interatomic Potentia</w:t>
               </w:r>
             </w:hyperlink>
-          </w:p>
-        </w:tc>
-        <w:tc>
-          <w:tcPr>
-            <w:tcW w:type="dxa" w:w="1680"/>
-          </w:tcPr>
-          <w:p>
-            <w:pPr>
-              <w:jc w:val="left"/>
-            </w:pPr>
-            <w:r/>
           </w:p>
         </w:tc>
         <w:tc>
@@ -12314,7 +12245,24 @@
               <w:rPr>
                 <w:sz w:val="16"/>
               </w:rPr>
-              <w:t>2026-08-23</w:t>
+              <w:t>MD, MLIP</w:t>
+            </w:r>
+          </w:p>
+        </w:tc>
+        <w:tc>
+          <w:tcPr>
+            <w:tcW w:type="dxa" w:w="1680"/>
+          </w:tcPr>
+          <w:p>
+            <w:pPr>
+              <w:jc w:val="left"/>
+            </w:pPr>
+            <w:r/>
+            <w:r>
+              <w:rPr>
+                <w:sz w:val="16"/>
+              </w:rPr>
+              <w:t>2026-08-17</w:t>
             </w:r>
           </w:p>
         </w:tc>
@@ -12357,6 +12305,788 @@
                   <w:sz w:val="16"/>
                   <w:u w:val="single"/>
                 </w:rPr>
+                <w:t>ChemReporter: A Framework for Curating and Exporting Large-Scale Chemical Datasets for MLIP Training</w:t>
+              </w:r>
+            </w:hyperlink>
+          </w:p>
+        </w:tc>
+        <w:tc>
+          <w:tcPr>
+            <w:tcW w:type="dxa" w:w="1680"/>
+          </w:tcPr>
+          <w:p>
+            <w:pPr>
+              <w:jc w:val="left"/>
+            </w:pPr>
+            <w:r/>
+          </w:p>
+        </w:tc>
+        <w:tc>
+          <w:tcPr>
+            <w:tcW w:type="dxa" w:w="1680"/>
+          </w:tcPr>
+          <w:p>
+            <w:pPr>
+              <w:jc w:val="left"/>
+            </w:pPr>
+            <w:r/>
+          </w:p>
+        </w:tc>
+        <w:tc>
+          <w:tcPr>
+            <w:tcW w:type="dxa" w:w="1680"/>
+          </w:tcPr>
+          <w:p>
+            <w:pPr>
+              <w:jc w:val="left"/>
+            </w:pPr>
+            <w:r/>
+            <w:r>
+              <w:rPr>
+                <w:sz w:val="16"/>
+              </w:rPr>
+              <w:t>MLIP</w:t>
+            </w:r>
+          </w:p>
+        </w:tc>
+        <w:tc>
+          <w:tcPr>
+            <w:tcW w:type="dxa" w:w="1680"/>
+          </w:tcPr>
+          <w:p>
+            <w:pPr>
+              <w:jc w:val="left"/>
+            </w:pPr>
+            <w:r/>
+            <w:r>
+              <w:rPr>
+                <w:sz w:val="16"/>
+              </w:rPr>
+              <w:t>2026-08-17</w:t>
+            </w:r>
+          </w:p>
+        </w:tc>
+        <w:tc>
+          <w:tcPr>
+            <w:tcW w:type="dxa" w:w="1680"/>
+          </w:tcPr>
+          <w:p>
+            <w:pPr>
+              <w:jc w:val="left"/>
+            </w:pPr>
+            <w:r/>
+            <w:hyperlink r:id="rId141">
+              <w:r>
+                <w:rPr>
+                  <w:color w:val="0B4F9E"/>
+                  <w:sz w:val="16"/>
+                  <w:u w:val="single"/>
+                </w:rPr>
+                <w:t>link</w:t>
+              </w:r>
+            </w:hyperlink>
+          </w:p>
+        </w:tc>
+      </w:tr>
+      <w:tr>
+        <w:tc>
+          <w:tcPr>
+            <w:tcW w:type="dxa" w:w="1680"/>
+          </w:tcPr>
+          <w:p>
+            <w:pPr>
+              <w:jc w:val="left"/>
+            </w:pPr>
+            <w:r/>
+            <w:hyperlink r:id="rId142">
+              <w:r>
+                <w:rPr>
+                  <w:color w:val="0B4F9E"/>
+                  <w:sz w:val="16"/>
+                  <w:u w:val="single"/>
+                </w:rPr>
+                <w:t>Active learning molecular beam epitaxy of complex quantum materials</w:t>
+              </w:r>
+            </w:hyperlink>
+          </w:p>
+        </w:tc>
+        <w:tc>
+          <w:tcPr>
+            <w:tcW w:type="dxa" w:w="1680"/>
+          </w:tcPr>
+          <w:p>
+            <w:pPr>
+              <w:jc w:val="left"/>
+            </w:pPr>
+            <w:r/>
+          </w:p>
+        </w:tc>
+        <w:tc>
+          <w:tcPr>
+            <w:tcW w:type="dxa" w:w="1680"/>
+          </w:tcPr>
+          <w:p>
+            <w:pPr>
+              <w:jc w:val="left"/>
+            </w:pPr>
+            <w:r/>
+          </w:p>
+        </w:tc>
+        <w:tc>
+          <w:tcPr>
+            <w:tcW w:type="dxa" w:w="1680"/>
+          </w:tcPr>
+          <w:p>
+            <w:pPr>
+              <w:jc w:val="left"/>
+            </w:pPr>
+            <w:r/>
+          </w:p>
+        </w:tc>
+        <w:tc>
+          <w:tcPr>
+            <w:tcW w:type="dxa" w:w="1680"/>
+          </w:tcPr>
+          <w:p>
+            <w:pPr>
+              <w:jc w:val="left"/>
+            </w:pPr>
+            <w:r/>
+            <w:r>
+              <w:rPr>
+                <w:sz w:val="16"/>
+              </w:rPr>
+              <w:t>2026-08-18</w:t>
+            </w:r>
+          </w:p>
+        </w:tc>
+        <w:tc>
+          <w:tcPr>
+            <w:tcW w:type="dxa" w:w="1680"/>
+          </w:tcPr>
+          <w:p>
+            <w:pPr>
+              <w:jc w:val="left"/>
+            </w:pPr>
+            <w:r/>
+            <w:hyperlink r:id="rId142">
+              <w:r>
+                <w:rPr>
+                  <w:color w:val="0B4F9E"/>
+                  <w:sz w:val="16"/>
+                  <w:u w:val="single"/>
+                </w:rPr>
+                <w:t>link</w:t>
+              </w:r>
+            </w:hyperlink>
+          </w:p>
+        </w:tc>
+      </w:tr>
+      <w:tr>
+        <w:tc>
+          <w:tcPr>
+            <w:tcW w:type="dxa" w:w="1680"/>
+          </w:tcPr>
+          <w:p>
+            <w:pPr>
+              <w:jc w:val="left"/>
+            </w:pPr>
+            <w:r/>
+            <w:hyperlink r:id="rId143">
+              <w:r>
+                <w:rPr>
+                  <w:color w:val="0B4F9E"/>
+                  <w:sz w:val="16"/>
+                  <w:u w:val="single"/>
+                </w:rPr>
+                <w:t>PyAPX: python toolkit for atomic configuration pattern exploration</w:t>
+              </w:r>
+            </w:hyperlink>
+          </w:p>
+        </w:tc>
+        <w:tc>
+          <w:tcPr>
+            <w:tcW w:type="dxa" w:w="1680"/>
+          </w:tcPr>
+          <w:p>
+            <w:pPr>
+              <w:jc w:val="left"/>
+            </w:pPr>
+            <w:r/>
+          </w:p>
+        </w:tc>
+        <w:tc>
+          <w:tcPr>
+            <w:tcW w:type="dxa" w:w="1680"/>
+          </w:tcPr>
+          <w:p>
+            <w:pPr>
+              <w:jc w:val="left"/>
+            </w:pPr>
+            <w:r/>
+          </w:p>
+        </w:tc>
+        <w:tc>
+          <w:tcPr>
+            <w:tcW w:type="dxa" w:w="1680"/>
+          </w:tcPr>
+          <w:p>
+            <w:pPr>
+              <w:jc w:val="left"/>
+            </w:pPr>
+            <w:r/>
+            <w:r>
+              <w:rPr>
+                <w:sz w:val="16"/>
+              </w:rPr>
+              <w:t>DFT, MLIP</w:t>
+            </w:r>
+          </w:p>
+        </w:tc>
+        <w:tc>
+          <w:tcPr>
+            <w:tcW w:type="dxa" w:w="1680"/>
+          </w:tcPr>
+          <w:p>
+            <w:pPr>
+              <w:jc w:val="left"/>
+            </w:pPr>
+            <w:r/>
+            <w:r>
+              <w:rPr>
+                <w:sz w:val="16"/>
+              </w:rPr>
+              <w:t>2026-08-19</w:t>
+            </w:r>
+          </w:p>
+        </w:tc>
+        <w:tc>
+          <w:tcPr>
+            <w:tcW w:type="dxa" w:w="1680"/>
+          </w:tcPr>
+          <w:p>
+            <w:pPr>
+              <w:jc w:val="left"/>
+            </w:pPr>
+            <w:r/>
+            <w:hyperlink r:id="rId143">
+              <w:r>
+                <w:rPr>
+                  <w:color w:val="0B4F9E"/>
+                  <w:sz w:val="16"/>
+                  <w:u w:val="single"/>
+                </w:rPr>
+                <w:t>10.1038/s41598-026-66072-5</w:t>
+              </w:r>
+            </w:hyperlink>
+          </w:p>
+        </w:tc>
+      </w:tr>
+      <w:tr>
+        <w:tc>
+          <w:tcPr>
+            <w:tcW w:type="dxa" w:w="1680"/>
+          </w:tcPr>
+          <w:p>
+            <w:pPr>
+              <w:jc w:val="left"/>
+            </w:pPr>
+            <w:r/>
+            <w:hyperlink r:id="rId144">
+              <w:r>
+                <w:rPr>
+                  <w:color w:val="0B4F9E"/>
+                  <w:sz w:val="16"/>
+                  <w:u w:val="single"/>
+                </w:rPr>
+                <w:t>A single design choice determines whether machine learning models of materials make physically impossible predictions</w:t>
+              </w:r>
+            </w:hyperlink>
+          </w:p>
+        </w:tc>
+        <w:tc>
+          <w:tcPr>
+            <w:tcW w:type="dxa" w:w="1680"/>
+          </w:tcPr>
+          <w:p>
+            <w:pPr>
+              <w:jc w:val="left"/>
+            </w:pPr>
+            <w:r/>
+          </w:p>
+        </w:tc>
+        <w:tc>
+          <w:tcPr>
+            <w:tcW w:type="dxa" w:w="1680"/>
+          </w:tcPr>
+          <w:p>
+            <w:pPr>
+              <w:jc w:val="left"/>
+            </w:pPr>
+            <w:r/>
+          </w:p>
+        </w:tc>
+        <w:tc>
+          <w:tcPr>
+            <w:tcW w:type="dxa" w:w="1680"/>
+          </w:tcPr>
+          <w:p>
+            <w:pPr>
+              <w:jc w:val="left"/>
+            </w:pPr>
+            <w:r/>
+            <w:r>
+              <w:rPr>
+                <w:sz w:val="16"/>
+              </w:rPr>
+              <w:t>DFT</w:t>
+            </w:r>
+          </w:p>
+        </w:tc>
+        <w:tc>
+          <w:tcPr>
+            <w:tcW w:type="dxa" w:w="1680"/>
+          </w:tcPr>
+          <w:p>
+            <w:pPr>
+              <w:jc w:val="left"/>
+            </w:pPr>
+            <w:r/>
+            <w:r>
+              <w:rPr>
+                <w:sz w:val="16"/>
+              </w:rPr>
+              <w:t>2026-08-19</w:t>
+            </w:r>
+          </w:p>
+        </w:tc>
+        <w:tc>
+          <w:tcPr>
+            <w:tcW w:type="dxa" w:w="1680"/>
+          </w:tcPr>
+          <w:p>
+            <w:pPr>
+              <w:jc w:val="left"/>
+            </w:pPr>
+            <w:r/>
+            <w:hyperlink r:id="rId144">
+              <w:r>
+                <w:rPr>
+                  <w:color w:val="0B4F9E"/>
+                  <w:sz w:val="16"/>
+                  <w:u w:val="single"/>
+                </w:rPr>
+                <w:t>link</w:t>
+              </w:r>
+            </w:hyperlink>
+          </w:p>
+        </w:tc>
+      </w:tr>
+      <w:tr>
+        <w:tc>
+          <w:tcPr>
+            <w:tcW w:type="dxa" w:w="1680"/>
+          </w:tcPr>
+          <w:p>
+            <w:pPr>
+              <w:jc w:val="left"/>
+            </w:pPr>
+            <w:r/>
+            <w:hyperlink r:id="rId145">
+              <w:r>
+                <w:rPr>
+                  <w:color w:val="0B4F9E"/>
+                  <w:sz w:val="16"/>
+                  <w:u w:val="single"/>
+                </w:rPr>
+                <w:t>Dynamic Ensembles of Phosphine-Stabilized Gold Nanoclusters</w:t>
+              </w:r>
+            </w:hyperlink>
+          </w:p>
+        </w:tc>
+        <w:tc>
+          <w:tcPr>
+            <w:tcW w:type="dxa" w:w="1680"/>
+          </w:tcPr>
+          <w:p>
+            <w:pPr>
+              <w:jc w:val="left"/>
+            </w:pPr>
+            <w:r/>
+          </w:p>
+        </w:tc>
+        <w:tc>
+          <w:tcPr>
+            <w:tcW w:type="dxa" w:w="1680"/>
+          </w:tcPr>
+          <w:p>
+            <w:pPr>
+              <w:jc w:val="left"/>
+            </w:pPr>
+            <w:r/>
+          </w:p>
+        </w:tc>
+        <w:tc>
+          <w:tcPr>
+            <w:tcW w:type="dxa" w:w="1680"/>
+          </w:tcPr>
+          <w:p>
+            <w:pPr>
+              <w:jc w:val="left"/>
+            </w:pPr>
+            <w:r/>
+            <w:r>
+              <w:rPr>
+                <w:sz w:val="16"/>
+              </w:rPr>
+              <w:t>MD, MLIP</w:t>
+            </w:r>
+          </w:p>
+        </w:tc>
+        <w:tc>
+          <w:tcPr>
+            <w:tcW w:type="dxa" w:w="1680"/>
+          </w:tcPr>
+          <w:p>
+            <w:pPr>
+              <w:jc w:val="left"/>
+            </w:pPr>
+            <w:r/>
+            <w:r>
+              <w:rPr>
+                <w:sz w:val="16"/>
+              </w:rPr>
+              <w:t>2026-08-19</w:t>
+            </w:r>
+          </w:p>
+        </w:tc>
+        <w:tc>
+          <w:tcPr>
+            <w:tcW w:type="dxa" w:w="1680"/>
+          </w:tcPr>
+          <w:p>
+            <w:pPr>
+              <w:jc w:val="left"/>
+            </w:pPr>
+            <w:r/>
+            <w:hyperlink r:id="rId145">
+              <w:r>
+                <w:rPr>
+                  <w:color w:val="0B4F9E"/>
+                  <w:sz w:val="16"/>
+                  <w:u w:val="single"/>
+                </w:rPr>
+                <w:t>link</w:t>
+              </w:r>
+            </w:hyperlink>
+          </w:p>
+        </w:tc>
+      </w:tr>
+      <w:tr>
+        <w:tc>
+          <w:tcPr>
+            <w:tcW w:type="dxa" w:w="1680"/>
+          </w:tcPr>
+          <w:p>
+            <w:pPr>
+              <w:jc w:val="left"/>
+            </w:pPr>
+            <w:r/>
+            <w:hyperlink r:id="rId146">
+              <w:r>
+                <w:rPr>
+                  <w:color w:val="0B4F9E"/>
+                  <w:sz w:val="16"/>
+                  <w:u w:val="single"/>
+                </w:rPr>
+                <w:t>Generative AI and Emerging Technologies: Transforming Engineering, Innovation and Entrepreneurship</w:t>
+              </w:r>
+            </w:hyperlink>
+          </w:p>
+        </w:tc>
+        <w:tc>
+          <w:tcPr>
+            <w:tcW w:type="dxa" w:w="1680"/>
+          </w:tcPr>
+          <w:p>
+            <w:pPr>
+              <w:jc w:val="left"/>
+            </w:pPr>
+            <w:r/>
+          </w:p>
+        </w:tc>
+        <w:tc>
+          <w:tcPr>
+            <w:tcW w:type="dxa" w:w="1680"/>
+          </w:tcPr>
+          <w:p>
+            <w:pPr>
+              <w:jc w:val="left"/>
+            </w:pPr>
+            <w:r/>
+          </w:p>
+        </w:tc>
+        <w:tc>
+          <w:tcPr>
+            <w:tcW w:type="dxa" w:w="1680"/>
+          </w:tcPr>
+          <w:p>
+            <w:pPr>
+              <w:jc w:val="left"/>
+            </w:pPr>
+            <w:r/>
+          </w:p>
+        </w:tc>
+        <w:tc>
+          <w:tcPr>
+            <w:tcW w:type="dxa" w:w="1680"/>
+          </w:tcPr>
+          <w:p>
+            <w:pPr>
+              <w:jc w:val="left"/>
+            </w:pPr>
+            <w:r/>
+            <w:r>
+              <w:rPr>
+                <w:sz w:val="16"/>
+              </w:rPr>
+              <w:t>2026-08-20</w:t>
+            </w:r>
+          </w:p>
+        </w:tc>
+        <w:tc>
+          <w:tcPr>
+            <w:tcW w:type="dxa" w:w="1680"/>
+          </w:tcPr>
+          <w:p>
+            <w:pPr>
+              <w:jc w:val="left"/>
+            </w:pPr>
+            <w:r/>
+            <w:hyperlink r:id="rId146">
+              <w:r>
+                <w:rPr>
+                  <w:color w:val="0B4F9E"/>
+                  <w:sz w:val="16"/>
+                  <w:u w:val="single"/>
+                </w:rPr>
+                <w:t>10.5281/zenodo.22025110</w:t>
+              </w:r>
+            </w:hyperlink>
+          </w:p>
+        </w:tc>
+      </w:tr>
+      <w:tr>
+        <w:tc>
+          <w:tcPr>
+            <w:tcW w:type="dxa" w:w="1680"/>
+          </w:tcPr>
+          <w:p>
+            <w:pPr>
+              <w:jc w:val="left"/>
+            </w:pPr>
+            <w:r/>
+            <w:hyperlink r:id="rId147">
+              <w:r>
+                <w:rPr>
+                  <w:color w:val="0B4F9E"/>
+                  <w:sz w:val="16"/>
+                  <w:u w:val="single"/>
+                </w:rPr>
+                <w:t>Machine Learning to Foundation Models: Artificial Intelligence for Nanophotonic Modeling and Scientific Discovery</w:t>
+              </w:r>
+            </w:hyperlink>
+          </w:p>
+        </w:tc>
+        <w:tc>
+          <w:tcPr>
+            <w:tcW w:type="dxa" w:w="1680"/>
+          </w:tcPr>
+          <w:p>
+            <w:pPr>
+              <w:jc w:val="left"/>
+            </w:pPr>
+            <w:r/>
+          </w:p>
+        </w:tc>
+        <w:tc>
+          <w:tcPr>
+            <w:tcW w:type="dxa" w:w="1680"/>
+          </w:tcPr>
+          <w:p>
+            <w:pPr>
+              <w:jc w:val="left"/>
+            </w:pPr>
+            <w:r/>
+          </w:p>
+        </w:tc>
+        <w:tc>
+          <w:tcPr>
+            <w:tcW w:type="dxa" w:w="1680"/>
+          </w:tcPr>
+          <w:p>
+            <w:pPr>
+              <w:jc w:val="left"/>
+            </w:pPr>
+            <w:r/>
+            <w:r>
+              <w:rPr>
+                <w:sz w:val="16"/>
+              </w:rPr>
+              <w:t>MLIP</w:t>
+            </w:r>
+          </w:p>
+        </w:tc>
+        <w:tc>
+          <w:tcPr>
+            <w:tcW w:type="dxa" w:w="1680"/>
+          </w:tcPr>
+          <w:p>
+            <w:pPr>
+              <w:jc w:val="left"/>
+            </w:pPr>
+            <w:r/>
+            <w:r>
+              <w:rPr>
+                <w:sz w:val="16"/>
+              </w:rPr>
+              <w:t>2026-08-21</w:t>
+            </w:r>
+          </w:p>
+        </w:tc>
+        <w:tc>
+          <w:tcPr>
+            <w:tcW w:type="dxa" w:w="1680"/>
+          </w:tcPr>
+          <w:p>
+            <w:pPr>
+              <w:jc w:val="left"/>
+            </w:pPr>
+            <w:r/>
+            <w:hyperlink r:id="rId147">
+              <w:r>
+                <w:rPr>
+                  <w:color w:val="0B4F9E"/>
+                  <w:sz w:val="16"/>
+                  <w:u w:val="single"/>
+                </w:rPr>
+                <w:t>10.48550/arxiv.2608.21612</w:t>
+              </w:r>
+            </w:hyperlink>
+          </w:p>
+        </w:tc>
+      </w:tr>
+      <w:tr>
+        <w:tc>
+          <w:tcPr>
+            <w:tcW w:type="dxa" w:w="1680"/>
+          </w:tcPr>
+          <w:p>
+            <w:pPr>
+              <w:jc w:val="left"/>
+            </w:pPr>
+            <w:r/>
+            <w:hyperlink r:id="rId148">
+              <w:r>
+                <w:rPr>
+                  <w:color w:val="0B4F9E"/>
+                  <w:sz w:val="16"/>
+                  <w:u w:val="single"/>
+                </w:rPr>
+                <w:t>Diagnosing and narrowing the simulation-to-real gap in powder X-ray diffraction with a wet-dry agentic loop</w:t>
+              </w:r>
+            </w:hyperlink>
+          </w:p>
+        </w:tc>
+        <w:tc>
+          <w:tcPr>
+            <w:tcW w:type="dxa" w:w="1680"/>
+          </w:tcPr>
+          <w:p>
+            <w:pPr>
+              <w:jc w:val="left"/>
+            </w:pPr>
+            <w:r/>
+          </w:p>
+        </w:tc>
+        <w:tc>
+          <w:tcPr>
+            <w:tcW w:type="dxa" w:w="1680"/>
+          </w:tcPr>
+          <w:p>
+            <w:pPr>
+              <w:jc w:val="left"/>
+            </w:pPr>
+            <w:r/>
+          </w:p>
+        </w:tc>
+        <w:tc>
+          <w:tcPr>
+            <w:tcW w:type="dxa" w:w="1680"/>
+          </w:tcPr>
+          <w:p>
+            <w:pPr>
+              <w:jc w:val="left"/>
+            </w:pPr>
+            <w:r/>
+          </w:p>
+        </w:tc>
+        <w:tc>
+          <w:tcPr>
+            <w:tcW w:type="dxa" w:w="1680"/>
+          </w:tcPr>
+          <w:p>
+            <w:pPr>
+              <w:jc w:val="left"/>
+            </w:pPr>
+            <w:r/>
+            <w:r>
+              <w:rPr>
+                <w:sz w:val="16"/>
+              </w:rPr>
+              <w:t>2026-08-23</w:t>
+            </w:r>
+          </w:p>
+        </w:tc>
+        <w:tc>
+          <w:tcPr>
+            <w:tcW w:type="dxa" w:w="1680"/>
+          </w:tcPr>
+          <w:p>
+            <w:pPr>
+              <w:jc w:val="left"/>
+            </w:pPr>
+            <w:r/>
+            <w:hyperlink r:id="rId148">
+              <w:r>
+                <w:rPr>
+                  <w:color w:val="0B4F9E"/>
+                  <w:sz w:val="16"/>
+                  <w:u w:val="single"/>
+                </w:rPr>
+                <w:t>link</w:t>
+              </w:r>
+            </w:hyperlink>
+          </w:p>
+        </w:tc>
+      </w:tr>
+      <w:tr>
+        <w:tc>
+          <w:tcPr>
+            <w:tcW w:type="dxa" w:w="1680"/>
+          </w:tcPr>
+          <w:p>
+            <w:pPr>
+              <w:jc w:val="left"/>
+            </w:pPr>
+            <w:r/>
+            <w:hyperlink r:id="rId149">
+              <w:r>
+                <w:rPr>
+                  <w:color w:val="0B4F9E"/>
+                  <w:sz w:val="16"/>
+                  <w:u w:val="single"/>
+                </w:rPr>
                 <w:t xml:space="preserve">Dataset for the publication- A cylindrical sintering method for more realistic grain boundaries in nanocrystalline thin </w:t>
               </w:r>
             </w:hyperlink>
@@ -12421,7 +13151,7 @@
               <w:jc w:val="left"/>
             </w:pPr>
             <w:r/>
-            <w:hyperlink r:id="rId141">
+            <w:hyperlink r:id="rId149">
               <w:r>
                 <w:rPr>
                   <w:color w:val="0B4F9E"/>
@@ -12444,7 +13174,7 @@
               <w:jc w:val="left"/>
             </w:pPr>
             <w:r/>
-            <w:hyperlink r:id="rId142">
+            <w:hyperlink r:id="rId150">
               <w:r>
                 <w:rPr>
                   <w:color w:val="0B4F9E"/>
@@ -12521,7 +13251,7 @@
               <w:jc w:val="left"/>
             </w:pPr>
             <w:r/>
-            <w:hyperlink r:id="rId142">
+            <w:hyperlink r:id="rId150">
               <w:r>
                 <w:rPr>
                   <w:color w:val="0B4F9E"/>
@@ -12544,7 +13274,7 @@
               <w:jc w:val="left"/>
             </w:pPr>
             <w:r/>
-            <w:hyperlink r:id="rId143">
+            <w:hyperlink r:id="rId151">
               <w:r>
                 <w:rPr>
                   <w:color w:val="0B4F9E"/>
@@ -12621,7 +13351,7 @@
               <w:jc w:val="left"/>
             </w:pPr>
             <w:r/>
-            <w:hyperlink r:id="rId143">
+            <w:hyperlink r:id="rId151">
               <w:r>
                 <w:rPr>
                   <w:color w:val="0B4F9E"/>
@@ -12644,7 +13374,7 @@
               <w:jc w:val="left"/>
             </w:pPr>
             <w:r/>
-            <w:hyperlink r:id="rId144">
+            <w:hyperlink r:id="rId152">
               <w:r>
                 <w:rPr>
                   <w:color w:val="0B4F9E"/>
@@ -12715,7 +13445,7 @@
               <w:jc w:val="left"/>
             </w:pPr>
             <w:r/>
-            <w:hyperlink r:id="rId144">
+            <w:hyperlink r:id="rId152">
               <w:r>
                 <w:rPr>
                   <w:color w:val="0B4F9E"/>
@@ -12738,7 +13468,7 @@
               <w:jc w:val="left"/>
             </w:pPr>
             <w:r/>
-            <w:hyperlink r:id="rId145">
+            <w:hyperlink r:id="rId153">
               <w:r>
                 <w:rPr>
                   <w:color w:val="0B4F9E"/>
@@ -12815,7 +13545,7 @@
               <w:jc w:val="left"/>
             </w:pPr>
             <w:r/>
-            <w:hyperlink r:id="rId145">
+            <w:hyperlink r:id="rId153">
               <w:r>
                 <w:rPr>
                   <w:color w:val="0B4F9E"/>
@@ -12838,7 +13568,7 @@
               <w:jc w:val="left"/>
             </w:pPr>
             <w:r/>
-            <w:hyperlink r:id="rId146">
+            <w:hyperlink r:id="rId154">
               <w:r>
                 <w:rPr>
                   <w:color w:val="0B4F9E"/>
@@ -12909,7 +13639,7 @@
               <w:jc w:val="left"/>
             </w:pPr>
             <w:r/>
-            <w:hyperlink r:id="rId146">
+            <w:hyperlink r:id="rId154">
               <w:r>
                 <w:rPr>
                   <w:color w:val="0B4F9E"/>
@@ -12932,7 +13662,7 @@
               <w:jc w:val="left"/>
             </w:pPr>
             <w:r/>
-            <w:hyperlink r:id="rId147">
+            <w:hyperlink r:id="rId155">
               <w:r>
                 <w:rPr>
                   <w:color w:val="0B4F9E"/>
@@ -13003,7 +13733,7 @@
               <w:jc w:val="left"/>
             </w:pPr>
             <w:r/>
-            <w:hyperlink r:id="rId148">
+            <w:hyperlink r:id="rId156">
               <w:r>
                 <w:rPr>
                   <w:color w:val="0B4F9E"/>
@@ -13026,7 +13756,7 @@
               <w:jc w:val="left"/>
             </w:pPr>
             <w:r/>
-            <w:hyperlink r:id="rId149">
+            <w:hyperlink r:id="rId157">
               <w:r>
                 <w:rPr>
                   <w:color w:val="0B4F9E"/>
@@ -13097,7 +13827,7 @@
               <w:jc w:val="left"/>
             </w:pPr>
             <w:r/>
-            <w:hyperlink r:id="rId149">
+            <w:hyperlink r:id="rId157">
               <w:r>
                 <w:rPr>
                   <w:color w:val="0B4F9E"/>
@@ -13120,7 +13850,7 @@
               <w:jc w:val="left"/>
             </w:pPr>
             <w:r/>
-            <w:hyperlink r:id="rId150">
+            <w:hyperlink r:id="rId158">
               <w:r>
                 <w:rPr>
                   <w:color w:val="0B4F9E"/>
@@ -13197,7 +13927,7 @@
               <w:jc w:val="left"/>
             </w:pPr>
             <w:r/>
-            <w:hyperlink r:id="rId150">
+            <w:hyperlink r:id="rId158">
               <w:r>
                 <w:rPr>
                   <w:color w:val="0B4F9E"/>
@@ -13220,7 +13950,7 @@
               <w:jc w:val="left"/>
             </w:pPr>
             <w:r/>
-            <w:hyperlink r:id="rId151">
+            <w:hyperlink r:id="rId159">
               <w:r>
                 <w:rPr>
                   <w:color w:val="0B4F9E"/>
@@ -13297,7 +14027,7 @@
               <w:jc w:val="left"/>
             </w:pPr>
             <w:r/>
-            <w:hyperlink r:id="rId151">
+            <w:hyperlink r:id="rId159">
               <w:r>
                 <w:rPr>
                   <w:color w:val="0B4F9E"/>
@@ -13320,7 +14050,7 @@
               <w:jc w:val="left"/>
             </w:pPr>
             <w:r/>
-            <w:hyperlink r:id="rId152">
+            <w:hyperlink r:id="rId160">
               <w:r>
                 <w:rPr>
                   <w:color w:val="0B4F9E"/>
@@ -13397,7 +14127,7 @@
               <w:jc w:val="left"/>
             </w:pPr>
             <w:r/>
-            <w:hyperlink r:id="rId152">
+            <w:hyperlink r:id="rId160">
               <w:r>
                 <w:rPr>
                   <w:color w:val="0B4F9E"/>
@@ -13420,7 +14150,7 @@
               <w:jc w:val="left"/>
             </w:pPr>
             <w:r/>
-            <w:hyperlink r:id="rId153">
+            <w:hyperlink r:id="rId161">
               <w:r>
                 <w:rPr>
                   <w:color w:val="0B4F9E"/>
@@ -13497,7 +14227,7 @@
               <w:jc w:val="left"/>
             </w:pPr>
             <w:r/>
-            <w:hyperlink r:id="rId153">
+            <w:hyperlink r:id="rId161">
               <w:r>
                 <w:rPr>
                   <w:color w:val="0B4F9E"/>
@@ -13520,7 +14250,7 @@
               <w:jc w:val="left"/>
             </w:pPr>
             <w:r/>
-            <w:hyperlink r:id="rId154">
+            <w:hyperlink r:id="rId162">
               <w:r>
                 <w:rPr>
                   <w:color w:val="0B4F9E"/>
@@ -13591,7 +14321,7 @@
               <w:jc w:val="left"/>
             </w:pPr>
             <w:r/>
-            <w:hyperlink r:id="rId154">
+            <w:hyperlink r:id="rId162">
               <w:r>
                 <w:rPr>
                   <w:color w:val="0B4F9E"/>
@@ -13614,7 +14344,7 @@
               <w:jc w:val="left"/>
             </w:pPr>
             <w:r/>
-            <w:hyperlink r:id="rId155">
+            <w:hyperlink r:id="rId163">
               <w:r>
                 <w:rPr>
                   <w:color w:val="0B4F9E"/>
@@ -13685,7 +14415,7 @@
               <w:jc w:val="left"/>
             </w:pPr>
             <w:r/>
-            <w:hyperlink r:id="rId155">
+            <w:hyperlink r:id="rId163">
               <w:r>
                 <w:rPr>
                   <w:color w:val="0B4F9E"/>
@@ -13708,7 +14438,7 @@
               <w:jc w:val="left"/>
             </w:pPr>
             <w:r/>
-            <w:hyperlink r:id="rId156">
+            <w:hyperlink r:id="rId164">
               <w:r>
                 <w:rPr>
                   <w:color w:val="0B4F9E"/>
@@ -13779,7 +14509,7 @@
               <w:jc w:val="left"/>
             </w:pPr>
             <w:r/>
-            <w:hyperlink r:id="rId156">
+            <w:hyperlink r:id="rId164">
               <w:r>
                 <w:rPr>
                   <w:color w:val="0B4F9E"/>
@@ -13802,7 +14532,7 @@
               <w:jc w:val="left"/>
             </w:pPr>
             <w:r/>
-            <w:hyperlink r:id="rId157">
+            <w:hyperlink r:id="rId165">
               <w:r>
                 <w:rPr>
                   <w:color w:val="0B4F9E"/>
@@ -13873,7 +14603,7 @@
               <w:jc w:val="left"/>
             </w:pPr>
             <w:r/>
-            <w:hyperlink r:id="rId157">
+            <w:hyperlink r:id="rId165">
               <w:r>
                 <w:rPr>
                   <w:color w:val="0B4F9E"/>
@@ -13896,7 +14626,7 @@
               <w:jc w:val="left"/>
             </w:pPr>
             <w:r/>
-            <w:hyperlink r:id="rId158">
+            <w:hyperlink r:id="rId166">
               <w:r>
                 <w:rPr>
                   <w:color w:val="0B4F9E"/>
@@ -13973,7 +14703,7 @@
               <w:jc w:val="left"/>
             </w:pPr>
             <w:r/>
-            <w:hyperlink r:id="rId158">
+            <w:hyperlink r:id="rId166">
               <w:r>
                 <w:rPr>
                   <w:color w:val="0B4F9E"/>
@@ -13996,7 +14726,7 @@
               <w:jc w:val="left"/>
             </w:pPr>
             <w:r/>
-            <w:hyperlink r:id="rId159">
+            <w:hyperlink r:id="rId167">
               <w:r>
                 <w:rPr>
                   <w:color w:val="0B4F9E"/>
@@ -14067,7 +14797,7 @@
               <w:jc w:val="left"/>
             </w:pPr>
             <w:r/>
-            <w:hyperlink r:id="rId160">
+            <w:hyperlink r:id="rId168">
               <w:r>
                 <w:rPr>
                   <w:color w:val="0B4F9E"/>
@@ -14090,7 +14820,7 @@
               <w:jc w:val="left"/>
             </w:pPr>
             <w:r/>
-            <w:hyperlink r:id="rId161">
+            <w:hyperlink r:id="rId169">
               <w:r>
                 <w:rPr>
                   <w:color w:val="0B4F9E"/>
@@ -14155,782 +14885,6 @@
                 <w:sz w:val="16"/>
               </w:rPr>
               <w:t>2026-08-28</w:t>
-            </w:r>
-          </w:p>
-        </w:tc>
-        <w:tc>
-          <w:tcPr>
-            <w:tcW w:type="dxa" w:w="1680"/>
-          </w:tcPr>
-          <w:p>
-            <w:pPr>
-              <w:jc w:val="left"/>
-            </w:pPr>
-            <w:r/>
-            <w:hyperlink r:id="rId161">
-              <w:r>
-                <w:rPr>
-                  <w:color w:val="0B4F9E"/>
-                  <w:sz w:val="16"/>
-                  <w:u w:val="single"/>
-                </w:rPr>
-                <w:t>link</w:t>
-              </w:r>
-            </w:hyperlink>
-          </w:p>
-        </w:tc>
-      </w:tr>
-      <w:tr>
-        <w:tc>
-          <w:tcPr>
-            <w:tcW w:type="dxa" w:w="1680"/>
-          </w:tcPr>
-          <w:p>
-            <w:pPr>
-              <w:jc w:val="left"/>
-            </w:pPr>
-            <w:r/>
-            <w:hyperlink r:id="rId162">
-              <w:r>
-                <w:rPr>
-                  <w:color w:val="0B4F9E"/>
-                  <w:sz w:val="16"/>
-                  <w:u w:val="single"/>
-                </w:rPr>
-                <w:t>High-quality, high-information datasets for universal atomistic machine learning</w:t>
-              </w:r>
-            </w:hyperlink>
-          </w:p>
-        </w:tc>
-        <w:tc>
-          <w:tcPr>
-            <w:tcW w:type="dxa" w:w="1680"/>
-          </w:tcPr>
-          <w:p>
-            <w:pPr>
-              <w:jc w:val="left"/>
-            </w:pPr>
-            <w:r/>
-          </w:p>
-        </w:tc>
-        <w:tc>
-          <w:tcPr>
-            <w:tcW w:type="dxa" w:w="1680"/>
-          </w:tcPr>
-          <w:p>
-            <w:pPr>
-              <w:jc w:val="left"/>
-            </w:pPr>
-            <w:r/>
-          </w:p>
-        </w:tc>
-        <w:tc>
-          <w:tcPr>
-            <w:tcW w:type="dxa" w:w="1680"/>
-          </w:tcPr>
-          <w:p>
-            <w:pPr>
-              <w:jc w:val="left"/>
-            </w:pPr>
-            <w:r/>
-            <w:r>
-              <w:rPr>
-                <w:sz w:val="16"/>
-              </w:rPr>
-              <w:t>r2SCAN, meta-GGA, DFT</w:t>
-            </w:r>
-          </w:p>
-        </w:tc>
-        <w:tc>
-          <w:tcPr>
-            <w:tcW w:type="dxa" w:w="1680"/>
-          </w:tcPr>
-          <w:p>
-            <w:pPr>
-              <w:jc w:val="left"/>
-            </w:pPr>
-            <w:r/>
-            <w:r>
-              <w:rPr>
-                <w:sz w:val="16"/>
-              </w:rPr>
-              <w:t>2026-08-29</w:t>
-            </w:r>
-          </w:p>
-        </w:tc>
-        <w:tc>
-          <w:tcPr>
-            <w:tcW w:type="dxa" w:w="1680"/>
-          </w:tcPr>
-          <w:p>
-            <w:pPr>
-              <w:jc w:val="left"/>
-            </w:pPr>
-            <w:r/>
-            <w:hyperlink r:id="rId162">
-              <w:r>
-                <w:rPr>
-                  <w:color w:val="0B4F9E"/>
-                  <w:sz w:val="16"/>
-                  <w:u w:val="single"/>
-                </w:rPr>
-                <w:t>10.24435/materialscloud:vm-51</w:t>
-              </w:r>
-            </w:hyperlink>
-          </w:p>
-        </w:tc>
-      </w:tr>
-      <w:tr>
-        <w:tc>
-          <w:tcPr>
-            <w:tcW w:type="dxa" w:w="1680"/>
-          </w:tcPr>
-          <w:p>
-            <w:pPr>
-              <w:jc w:val="left"/>
-            </w:pPr>
-            <w:r/>
-            <w:hyperlink r:id="rId163">
-              <w:r>
-                <w:rPr>
-                  <w:color w:val="0B4F9E"/>
-                  <w:sz w:val="16"/>
-                  <w:u w:val="single"/>
-                </w:rPr>
-                <w:t>Volumetric reference data of the orbit: a deep learning MRI analysis in the German national cohort</w:t>
-              </w:r>
-            </w:hyperlink>
-          </w:p>
-        </w:tc>
-        <w:tc>
-          <w:tcPr>
-            <w:tcW w:type="dxa" w:w="1680"/>
-          </w:tcPr>
-          <w:p>
-            <w:pPr>
-              <w:jc w:val="left"/>
-            </w:pPr>
-            <w:r/>
-          </w:p>
-        </w:tc>
-        <w:tc>
-          <w:tcPr>
-            <w:tcW w:type="dxa" w:w="1680"/>
-          </w:tcPr>
-          <w:p>
-            <w:pPr>
-              <w:jc w:val="left"/>
-            </w:pPr>
-            <w:r/>
-          </w:p>
-        </w:tc>
-        <w:tc>
-          <w:tcPr>
-            <w:tcW w:type="dxa" w:w="1680"/>
-          </w:tcPr>
-          <w:p>
-            <w:pPr>
-              <w:jc w:val="left"/>
-            </w:pPr>
-            <w:r/>
-          </w:p>
-        </w:tc>
-        <w:tc>
-          <w:tcPr>
-            <w:tcW w:type="dxa" w:w="1680"/>
-          </w:tcPr>
-          <w:p>
-            <w:pPr>
-              <w:jc w:val="left"/>
-            </w:pPr>
-            <w:r/>
-            <w:r>
-              <w:rPr>
-                <w:sz w:val="16"/>
-              </w:rPr>
-              <w:t>2026-08-29</w:t>
-            </w:r>
-          </w:p>
-        </w:tc>
-        <w:tc>
-          <w:tcPr>
-            <w:tcW w:type="dxa" w:w="1680"/>
-          </w:tcPr>
-          <w:p>
-            <w:pPr>
-              <w:jc w:val="left"/>
-            </w:pPr>
-            <w:r/>
-            <w:hyperlink r:id="rId163">
-              <w:r>
-                <w:rPr>
-                  <w:color w:val="0B4F9E"/>
-                  <w:sz w:val="16"/>
-                  <w:u w:val="single"/>
-                </w:rPr>
-                <w:t>10.1038/s41598-026-68393-x</w:t>
-              </w:r>
-            </w:hyperlink>
-          </w:p>
-        </w:tc>
-      </w:tr>
-      <w:tr>
-        <w:tc>
-          <w:tcPr>
-            <w:tcW w:type="dxa" w:w="1680"/>
-          </w:tcPr>
-          <w:p>
-            <w:pPr>
-              <w:jc w:val="left"/>
-            </w:pPr>
-            <w:r/>
-            <w:hyperlink r:id="rId164">
-              <w:r>
-                <w:rPr>
-                  <w:color w:val="0B4F9E"/>
-                  <w:sz w:val="16"/>
-                  <w:u w:val="single"/>
-                </w:rPr>
-                <w:t>DFT and machine learning insights into productive versus self-metathesis selectivity in ruthenium-catalyzed ethenolysis</w:t>
-              </w:r>
-            </w:hyperlink>
-          </w:p>
-        </w:tc>
-        <w:tc>
-          <w:tcPr>
-            <w:tcW w:type="dxa" w:w="1680"/>
-          </w:tcPr>
-          <w:p>
-            <w:pPr>
-              <w:jc w:val="left"/>
-            </w:pPr>
-            <w:r/>
-          </w:p>
-        </w:tc>
-        <w:tc>
-          <w:tcPr>
-            <w:tcW w:type="dxa" w:w="1680"/>
-          </w:tcPr>
-          <w:p>
-            <w:pPr>
-              <w:jc w:val="left"/>
-            </w:pPr>
-            <w:r/>
-          </w:p>
-        </w:tc>
-        <w:tc>
-          <w:tcPr>
-            <w:tcW w:type="dxa" w:w="1680"/>
-          </w:tcPr>
-          <w:p>
-            <w:pPr>
-              <w:jc w:val="left"/>
-            </w:pPr>
-            <w:r/>
-            <w:r>
-              <w:rPr>
-                <w:sz w:val="16"/>
-              </w:rPr>
-              <w:t>DFT</w:t>
-            </w:r>
-          </w:p>
-        </w:tc>
-        <w:tc>
-          <w:tcPr>
-            <w:tcW w:type="dxa" w:w="1680"/>
-          </w:tcPr>
-          <w:p>
-            <w:pPr>
-              <w:jc w:val="left"/>
-            </w:pPr>
-            <w:r/>
-            <w:r>
-              <w:rPr>
-                <w:sz w:val="16"/>
-              </w:rPr>
-              <w:t>2026-08-29</w:t>
-            </w:r>
-          </w:p>
-        </w:tc>
-        <w:tc>
-          <w:tcPr>
-            <w:tcW w:type="dxa" w:w="1680"/>
-          </w:tcPr>
-          <w:p>
-            <w:pPr>
-              <w:jc w:val="left"/>
-            </w:pPr>
-            <w:r/>
-            <w:hyperlink r:id="rId164">
-              <w:r>
-                <w:rPr>
-                  <w:color w:val="0B4F9E"/>
-                  <w:sz w:val="16"/>
-                  <w:u w:val="single"/>
-                </w:rPr>
-                <w:t>10.1016/j.jcat.2026.117142</w:t>
-              </w:r>
-            </w:hyperlink>
-          </w:p>
-        </w:tc>
-      </w:tr>
-      <w:tr>
-        <w:tc>
-          <w:tcPr>
-            <w:tcW w:type="dxa" w:w="1680"/>
-          </w:tcPr>
-          <w:p>
-            <w:pPr>
-              <w:jc w:val="left"/>
-            </w:pPr>
-            <w:r/>
-            <w:hyperlink r:id="rId165">
-              <w:r>
-                <w:rPr>
-                  <w:color w:val="0B4F9E"/>
-                  <w:sz w:val="16"/>
-                  <w:u w:val="single"/>
-                </w:rPr>
-                <w:t>PCFM-based small-sample data augmentation and inverse design of an all-dielectric metasurface supporting triple Fano res</w:t>
-              </w:r>
-            </w:hyperlink>
-          </w:p>
-        </w:tc>
-        <w:tc>
-          <w:tcPr>
-            <w:tcW w:type="dxa" w:w="1680"/>
-          </w:tcPr>
-          <w:p>
-            <w:pPr>
-              <w:jc w:val="left"/>
-            </w:pPr>
-            <w:r/>
-          </w:p>
-        </w:tc>
-        <w:tc>
-          <w:tcPr>
-            <w:tcW w:type="dxa" w:w="1680"/>
-          </w:tcPr>
-          <w:p>
-            <w:pPr>
-              <w:jc w:val="left"/>
-            </w:pPr>
-            <w:r/>
-          </w:p>
-        </w:tc>
-        <w:tc>
-          <w:tcPr>
-            <w:tcW w:type="dxa" w:w="1680"/>
-          </w:tcPr>
-          <w:p>
-            <w:pPr>
-              <w:jc w:val="left"/>
-            </w:pPr>
-            <w:r/>
-          </w:p>
-        </w:tc>
-        <w:tc>
-          <w:tcPr>
-            <w:tcW w:type="dxa" w:w="1680"/>
-          </w:tcPr>
-          <w:p>
-            <w:pPr>
-              <w:jc w:val="left"/>
-            </w:pPr>
-            <w:r/>
-            <w:r>
-              <w:rPr>
-                <w:sz w:val="16"/>
-              </w:rPr>
-              <w:t>2026-08-29</w:t>
-            </w:r>
-          </w:p>
-        </w:tc>
-        <w:tc>
-          <w:tcPr>
-            <w:tcW w:type="dxa" w:w="1680"/>
-          </w:tcPr>
-          <w:p>
-            <w:pPr>
-              <w:jc w:val="left"/>
-            </w:pPr>
-            <w:r/>
-            <w:hyperlink r:id="rId165">
-              <w:r>
-                <w:rPr>
-                  <w:color w:val="0B4F9E"/>
-                  <w:sz w:val="16"/>
-                  <w:u w:val="single"/>
-                </w:rPr>
-                <w:t>10.1016/j.optcom.2026.133711</w:t>
-              </w:r>
-            </w:hyperlink>
-          </w:p>
-        </w:tc>
-      </w:tr>
-      <w:tr>
-        <w:tc>
-          <w:tcPr>
-            <w:tcW w:type="dxa" w:w="1680"/>
-          </w:tcPr>
-          <w:p>
-            <w:pPr>
-              <w:jc w:val="left"/>
-            </w:pPr>
-            <w:r/>
-            <w:hyperlink r:id="rId166">
-              <w:r>
-                <w:rPr>
-                  <w:color w:val="0B4F9E"/>
-                  <w:sz w:val="16"/>
-                  <w:u w:val="single"/>
-                </w:rPr>
-                <w:t>Accelerating Materials Discovery: A Review of Machine Learning in X‐Ray Absorption Spectroscopy</w:t>
-              </w:r>
-            </w:hyperlink>
-          </w:p>
-        </w:tc>
-        <w:tc>
-          <w:tcPr>
-            <w:tcW w:type="dxa" w:w="1680"/>
-          </w:tcPr>
-          <w:p>
-            <w:pPr>
-              <w:jc w:val="left"/>
-            </w:pPr>
-            <w:r/>
-          </w:p>
-        </w:tc>
-        <w:tc>
-          <w:tcPr>
-            <w:tcW w:type="dxa" w:w="1680"/>
-          </w:tcPr>
-          <w:p>
-            <w:pPr>
-              <w:jc w:val="left"/>
-            </w:pPr>
-            <w:r/>
-          </w:p>
-        </w:tc>
-        <w:tc>
-          <w:tcPr>
-            <w:tcW w:type="dxa" w:w="1680"/>
-          </w:tcPr>
-          <w:p>
-            <w:pPr>
-              <w:jc w:val="left"/>
-            </w:pPr>
-            <w:r/>
-          </w:p>
-        </w:tc>
-        <w:tc>
-          <w:tcPr>
-            <w:tcW w:type="dxa" w:w="1680"/>
-          </w:tcPr>
-          <w:p>
-            <w:pPr>
-              <w:jc w:val="left"/>
-            </w:pPr>
-            <w:r/>
-            <w:r>
-              <w:rPr>
-                <w:sz w:val="16"/>
-              </w:rPr>
-              <w:t>2026-08-30</w:t>
-            </w:r>
-          </w:p>
-        </w:tc>
-        <w:tc>
-          <w:tcPr>
-            <w:tcW w:type="dxa" w:w="1680"/>
-          </w:tcPr>
-          <w:p>
-            <w:pPr>
-              <w:jc w:val="left"/>
-            </w:pPr>
-            <w:r/>
-            <w:hyperlink r:id="rId166">
-              <w:r>
-                <w:rPr>
-                  <w:color w:val="0B4F9E"/>
-                  <w:sz w:val="16"/>
-                  <w:u w:val="single"/>
-                </w:rPr>
-                <w:t>10.1002/aisy.70529</w:t>
-              </w:r>
-            </w:hyperlink>
-          </w:p>
-        </w:tc>
-      </w:tr>
-      <w:tr>
-        <w:tc>
-          <w:tcPr>
-            <w:tcW w:type="dxa" w:w="1680"/>
-          </w:tcPr>
-          <w:p>
-            <w:pPr>
-              <w:jc w:val="left"/>
-            </w:pPr>
-            <w:r/>
-            <w:hyperlink r:id="rId167">
-              <w:r>
-                <w:rPr>
-                  <w:color w:val="0B4F9E"/>
-                  <w:sz w:val="16"/>
-                  <w:u w:val="single"/>
-                </w:rPr>
-                <w:t>Learning 3D void growth and coalescence in heterogeneous polycrystalline materials using vision Transformer models</w:t>
-              </w:r>
-            </w:hyperlink>
-          </w:p>
-        </w:tc>
-        <w:tc>
-          <w:tcPr>
-            <w:tcW w:type="dxa" w:w="1680"/>
-          </w:tcPr>
-          <w:p>
-            <w:pPr>
-              <w:jc w:val="left"/>
-            </w:pPr>
-            <w:r/>
-          </w:p>
-        </w:tc>
-        <w:tc>
-          <w:tcPr>
-            <w:tcW w:type="dxa" w:w="1680"/>
-          </w:tcPr>
-          <w:p>
-            <w:pPr>
-              <w:jc w:val="left"/>
-            </w:pPr>
-            <w:r/>
-          </w:p>
-        </w:tc>
-        <w:tc>
-          <w:tcPr>
-            <w:tcW w:type="dxa" w:w="1680"/>
-          </w:tcPr>
-          <w:p>
-            <w:pPr>
-              <w:jc w:val="left"/>
-            </w:pPr>
-            <w:r/>
-          </w:p>
-        </w:tc>
-        <w:tc>
-          <w:tcPr>
-            <w:tcW w:type="dxa" w:w="1680"/>
-          </w:tcPr>
-          <w:p>
-            <w:pPr>
-              <w:jc w:val="left"/>
-            </w:pPr>
-            <w:r/>
-            <w:r>
-              <w:rPr>
-                <w:sz w:val="16"/>
-              </w:rPr>
-              <w:t>2026-08-30</w:t>
-            </w:r>
-          </w:p>
-        </w:tc>
-        <w:tc>
-          <w:tcPr>
-            <w:tcW w:type="dxa" w:w="1680"/>
-          </w:tcPr>
-          <w:p>
-            <w:pPr>
-              <w:jc w:val="left"/>
-            </w:pPr>
-            <w:r/>
-            <w:hyperlink r:id="rId167">
-              <w:r>
-                <w:rPr>
-                  <w:color w:val="0B4F9E"/>
-                  <w:sz w:val="16"/>
-                  <w:u w:val="single"/>
-                </w:rPr>
-                <w:t>10.1016/j.engfracmech.2026.112576</w:t>
-              </w:r>
-            </w:hyperlink>
-          </w:p>
-        </w:tc>
-      </w:tr>
-      <w:tr>
-        <w:tc>
-          <w:tcPr>
-            <w:tcW w:type="dxa" w:w="1680"/>
-          </w:tcPr>
-          <w:p>
-            <w:pPr>
-              <w:jc w:val="left"/>
-            </w:pPr>
-            <w:r/>
-            <w:hyperlink r:id="rId168">
-              <w:r>
-                <w:rPr>
-                  <w:color w:val="0B4F9E"/>
-                  <w:sz w:val="16"/>
-                  <w:u w:val="single"/>
-                </w:rPr>
-                <w:t>DFA-Grasp: Depth Foundation Model-Augmented Transparent Object Depth Completion for Robotic Grasping</w:t>
-              </w:r>
-            </w:hyperlink>
-          </w:p>
-        </w:tc>
-        <w:tc>
-          <w:tcPr>
-            <w:tcW w:type="dxa" w:w="1680"/>
-          </w:tcPr>
-          <w:p>
-            <w:pPr>
-              <w:jc w:val="left"/>
-            </w:pPr>
-            <w:r/>
-          </w:p>
-        </w:tc>
-        <w:tc>
-          <w:tcPr>
-            <w:tcW w:type="dxa" w:w="1680"/>
-          </w:tcPr>
-          <w:p>
-            <w:pPr>
-              <w:jc w:val="left"/>
-            </w:pPr>
-            <w:r/>
-          </w:p>
-        </w:tc>
-        <w:tc>
-          <w:tcPr>
-            <w:tcW w:type="dxa" w:w="1680"/>
-          </w:tcPr>
-          <w:p>
-            <w:pPr>
-              <w:jc w:val="left"/>
-            </w:pPr>
-            <w:r/>
-            <w:r>
-              <w:rPr>
-                <w:sz w:val="16"/>
-              </w:rPr>
-              <w:t>MLIP</w:t>
-            </w:r>
-          </w:p>
-        </w:tc>
-        <w:tc>
-          <w:tcPr>
-            <w:tcW w:type="dxa" w:w="1680"/>
-          </w:tcPr>
-          <w:p>
-            <w:pPr>
-              <w:jc w:val="left"/>
-            </w:pPr>
-            <w:r/>
-            <w:r>
-              <w:rPr>
-                <w:sz w:val="16"/>
-              </w:rPr>
-              <w:t>2026-08-30</w:t>
-            </w:r>
-          </w:p>
-        </w:tc>
-        <w:tc>
-          <w:tcPr>
-            <w:tcW w:type="dxa" w:w="1680"/>
-          </w:tcPr>
-          <w:p>
-            <w:pPr>
-              <w:jc w:val="left"/>
-            </w:pPr>
-            <w:r/>
-            <w:hyperlink r:id="rId168">
-              <w:r>
-                <w:rPr>
-                  <w:color w:val="0B4F9E"/>
-                  <w:sz w:val="16"/>
-                  <w:u w:val="single"/>
-                </w:rPr>
-                <w:t>10.1016/j.robot.2026.105733</w:t>
-              </w:r>
-            </w:hyperlink>
-          </w:p>
-        </w:tc>
-      </w:tr>
-      <w:tr>
-        <w:tc>
-          <w:tcPr>
-            <w:tcW w:type="dxa" w:w="1680"/>
-          </w:tcPr>
-          <w:p>
-            <w:pPr>
-              <w:jc w:val="left"/>
-            </w:pPr>
-            <w:r/>
-            <w:hyperlink r:id="rId169">
-              <w:r>
-                <w:rPr>
-                  <w:color w:val="0B4F9E"/>
-                  <w:sz w:val="16"/>
-                  <w:u w:val="single"/>
-                </w:rPr>
-                <w:t>Cesium Clustering and Fluoroberyllate Network Disruption in FLiBe: A Total Scattering and Molecular Dynamics Study</w:t>
-              </w:r>
-            </w:hyperlink>
-          </w:p>
-        </w:tc>
-        <w:tc>
-          <w:tcPr>
-            <w:tcW w:type="dxa" w:w="1680"/>
-          </w:tcPr>
-          <w:p>
-            <w:pPr>
-              <w:jc w:val="left"/>
-            </w:pPr>
-            <w:r/>
-          </w:p>
-        </w:tc>
-        <w:tc>
-          <w:tcPr>
-            <w:tcW w:type="dxa" w:w="1680"/>
-          </w:tcPr>
-          <w:p>
-            <w:pPr>
-              <w:jc w:val="left"/>
-            </w:pPr>
-            <w:r/>
-          </w:p>
-        </w:tc>
-        <w:tc>
-          <w:tcPr>
-            <w:tcW w:type="dxa" w:w="1680"/>
-          </w:tcPr>
-          <w:p>
-            <w:pPr>
-              <w:jc w:val="left"/>
-            </w:pPr>
-            <w:r/>
-            <w:r>
-              <w:rPr>
-                <w:sz w:val="16"/>
-              </w:rPr>
-              <w:t>MD</w:t>
-            </w:r>
-          </w:p>
-        </w:tc>
-        <w:tc>
-          <w:tcPr>
-            <w:tcW w:type="dxa" w:w="1680"/>
-          </w:tcPr>
-          <w:p>
-            <w:pPr>
-              <w:jc w:val="left"/>
-            </w:pPr>
-            <w:r/>
-            <w:r>
-              <w:rPr>
-                <w:sz w:val="16"/>
-              </w:rPr>
-              <w:t>2026-08-30</w:t>
             </w:r>
           </w:p>
         </w:tc>
@@ -14973,7 +14927,7 @@
                   <w:sz w:val="16"/>
                   <w:u w:val="single"/>
                 </w:rPr>
-                <w:t>Compiling Matter: An AI-Driven Research Program for Universal Nanofabrication, Matter Compilation, and Programmable Matt</w:t>
+                <w:t>High-quality, high-information datasets for universal atomistic machine learning</w:t>
               </w:r>
             </w:hyperlink>
           </w:p>
@@ -15013,7 +14967,7 @@
               <w:rPr>
                 <w:sz w:val="16"/>
               </w:rPr>
-              <w:t>MLIP</w:t>
+              <w:t>r2SCAN, meta-GGA, DFT</w:t>
             </w:r>
           </w:p>
         </w:tc>
@@ -15030,7 +14984,7 @@
               <w:rPr>
                 <w:sz w:val="16"/>
               </w:rPr>
-              <w:t>2026-08-31</w:t>
+              <w:t>2026-08-29</w:t>
             </w:r>
           </w:p>
         </w:tc>
@@ -15050,7 +15004,7 @@
                   <w:sz w:val="16"/>
                   <w:u w:val="single"/>
                 </w:rPr>
-                <w:t>10.5281/zenodo.22206444</w:t>
+                <w:t>10.24435/materialscloud:vm-51</w:t>
               </w:r>
             </w:hyperlink>
           </w:p>
@@ -15073,9 +15027,20 @@
                   <w:sz w:val="16"/>
                   <w:u w:val="single"/>
                 </w:rPr>
-                <w:t>AdaptNTK: Adaptive Uncertainty Quantification and Active Learning for Neural Network Potentials</w:t>
+                <w:t>Volumetric reference data of the orbit: a deep learning MRI analysis in the German national cohort</w:t>
               </w:r>
             </w:hyperlink>
+          </w:p>
+        </w:tc>
+        <w:tc>
+          <w:tcPr>
+            <w:tcW w:type="dxa" w:w="1680"/>
+          </w:tcPr>
+          <w:p>
+            <w:pPr>
+              <w:jc w:val="left"/>
+            </w:pPr>
+            <w:r/>
           </w:p>
         </w:tc>
         <w:tc>
@@ -15113,24 +15078,7 @@
               <w:rPr>
                 <w:sz w:val="16"/>
               </w:rPr>
-              <w:t>DFT, MD, MLIP</w:t>
-            </w:r>
-          </w:p>
-        </w:tc>
-        <w:tc>
-          <w:tcPr>
-            <w:tcW w:type="dxa" w:w="1680"/>
-          </w:tcPr>
-          <w:p>
-            <w:pPr>
-              <w:jc w:val="left"/>
-            </w:pPr>
-            <w:r/>
-            <w:r>
-              <w:rPr>
-                <w:sz w:val="16"/>
-              </w:rPr>
-              <w:t>2026-08-31</w:t>
+              <w:t>2026-08-29</w:t>
             </w:r>
           </w:p>
         </w:tc>
@@ -15150,7 +15098,7 @@
                   <w:sz w:val="16"/>
                   <w:u w:val="single"/>
                 </w:rPr>
-                <w:t>10.48550/arxiv.2609.00488</w:t>
+                <w:t>10.1038/s41598-026-68393-x</w:t>
               </w:r>
             </w:hyperlink>
           </w:p>
@@ -15173,7 +15121,7 @@
                   <w:sz w:val="16"/>
                   <w:u w:val="single"/>
                 </w:rPr>
-                <w:t>CrystalGRW: generative modeling of crystal structures with targeted crystallographic properties via geodesic random walk</w:t>
+                <w:t>DFT and machine learning insights into productive versus self-metathesis selectivity in ruthenium-catalyzed ethenolysis</w:t>
               </w:r>
             </w:hyperlink>
           </w:p>
@@ -15230,7 +15178,7 @@
               <w:rPr>
                 <w:sz w:val="16"/>
               </w:rPr>
-              <w:t>2026-08-31</w:t>
+              <w:t>2026-08-29</w:t>
             </w:r>
           </w:p>
         </w:tc>
@@ -15250,7 +15198,7 @@
                   <w:sz w:val="16"/>
                   <w:u w:val="single"/>
                 </w:rPr>
-                <w:t>10.1038/s41598-026-62470-x</w:t>
+                <w:t>10.1016/j.jcat.2026.117142</w:t>
               </w:r>
             </w:hyperlink>
           </w:p>
@@ -15273,7 +15221,7 @@
                   <w:sz w:val="16"/>
                   <w:u w:val="single"/>
                 </w:rPr>
-                <w:t>Workflow design as a research variable in computational materials discovery</w:t>
+                <w:t>PCFM-based small-sample data augmentation and inverse design of an all-dielectric metasurface supporting triple Fano res</w:t>
               </w:r>
             </w:hyperlink>
           </w:p>
@@ -15324,7 +15272,7 @@
               <w:rPr>
                 <w:sz w:val="16"/>
               </w:rPr>
-              <w:t>2026-08-31</w:t>
+              <w:t>2026-08-29</w:t>
             </w:r>
           </w:p>
         </w:tc>
@@ -15344,7 +15292,7 @@
                   <w:sz w:val="16"/>
                   <w:u w:val="single"/>
                 </w:rPr>
-                <w:t>10.26434/chemrxiv.15008076/v1</w:t>
+                <w:t>10.1016/j.optcom.2026.133711</w:t>
               </w:r>
             </w:hyperlink>
           </w:p>
@@ -15367,7 +15315,7 @@
                   <w:sz w:val="16"/>
                   <w:u w:val="single"/>
                 </w:rPr>
-                <w:t>Nonlinear Crystal Structure Prediction</w:t>
+                <w:t>Accelerating Materials Discovery: A Review of Machine Learning in X‐Ray Absorption Spectroscopy</w:t>
               </w:r>
             </w:hyperlink>
           </w:p>
@@ -15418,7 +15366,7 @@
               <w:rPr>
                 <w:sz w:val="16"/>
               </w:rPr>
-              <w:t>2026-08-31</w:t>
+              <w:t>2026-08-30</w:t>
             </w:r>
           </w:p>
         </w:tc>
@@ -15438,7 +15386,7 @@
                   <w:sz w:val="16"/>
                   <w:u w:val="single"/>
                 </w:rPr>
-                <w:t>10.5281/zenodo.22195386</w:t>
+                <w:t>10.1002/aisy.70529</w:t>
               </w:r>
             </w:hyperlink>
           </w:p>
@@ -15461,9 +15409,20 @@
                   <w:sz w:val="16"/>
                   <w:u w:val="single"/>
                 </w:rPr>
-                <w:t>bayesaenet: uncertainty quantification for machine learning interatomic potentials</w:t>
+                <w:t>Learning 3D void growth and coalescence in heterogeneous polycrystalline materials using vision Transformer models</w:t>
               </w:r>
             </w:hyperlink>
+          </w:p>
+        </w:tc>
+        <w:tc>
+          <w:tcPr>
+            <w:tcW w:type="dxa" w:w="1680"/>
+          </w:tcPr>
+          <w:p>
+            <w:pPr>
+              <w:jc w:val="left"/>
+            </w:pPr>
+            <w:r/>
           </w:p>
         </w:tc>
         <w:tc>
@@ -15501,24 +15460,7 @@
               <w:rPr>
                 <w:sz w:val="16"/>
               </w:rPr>
-              <w:t>MLIP</w:t>
-            </w:r>
-          </w:p>
-        </w:tc>
-        <w:tc>
-          <w:tcPr>
-            <w:tcW w:type="dxa" w:w="1680"/>
-          </w:tcPr>
-          <w:p>
-            <w:pPr>
-              <w:jc w:val="left"/>
-            </w:pPr>
-            <w:r/>
-            <w:r>
-              <w:rPr>
-                <w:sz w:val="16"/>
-              </w:rPr>
-              <w:t>2026-08-31</w:t>
+              <w:t>2026-08-30</w:t>
             </w:r>
           </w:p>
         </w:tc>
@@ -15538,7 +15480,7 @@
                   <w:sz w:val="16"/>
                   <w:u w:val="single"/>
                 </w:rPr>
-                <w:t>10.5281/zenodo.22201403</w:t>
+                <w:t>10.1016/j.engfracmech.2026.112576</w:t>
               </w:r>
             </w:hyperlink>
           </w:p>
@@ -15561,20 +15503,9 @@
                   <w:sz w:val="16"/>
                   <w:u w:val="single"/>
                 </w:rPr>
-                <w:t>Learning Materials Properties from Scarce Labels and Unlabeled Crystals</w:t>
+                <w:t>DFA-Grasp: Depth Foundation Model-Augmented Transparent Object Depth Completion for Robotic Grasping</w:t>
               </w:r>
             </w:hyperlink>
-          </w:p>
-        </w:tc>
-        <w:tc>
-          <w:tcPr>
-            <w:tcW w:type="dxa" w:w="1680"/>
-          </w:tcPr>
-          <w:p>
-            <w:pPr>
-              <w:jc w:val="left"/>
-            </w:pPr>
-            <w:r/>
           </w:p>
         </w:tc>
         <w:tc>
@@ -15612,7 +15543,24 @@
               <w:rPr>
                 <w:sz w:val="16"/>
               </w:rPr>
-              <w:t>2026-08-31</w:t>
+              <w:t>MLIP</w:t>
+            </w:r>
+          </w:p>
+        </w:tc>
+        <w:tc>
+          <w:tcPr>
+            <w:tcW w:type="dxa" w:w="1680"/>
+          </w:tcPr>
+          <w:p>
+            <w:pPr>
+              <w:jc w:val="left"/>
+            </w:pPr>
+            <w:r/>
+            <w:r>
+              <w:rPr>
+                <w:sz w:val="16"/>
+              </w:rPr>
+              <w:t>2026-08-30</w:t>
             </w:r>
           </w:p>
         </w:tc>
@@ -15632,7 +15580,7 @@
                   <w:sz w:val="16"/>
                   <w:u w:val="single"/>
                 </w:rPr>
-                <w:t>link</w:t>
+                <w:t>10.1016/j.robot.2026.105733</w:t>
               </w:r>
             </w:hyperlink>
           </w:p>
@@ -15655,7 +15603,7 @@
                   <w:sz w:val="16"/>
                   <w:u w:val="single"/>
                 </w:rPr>
-                <w:t>GigaPath-Flash and GigaTIME-Flash: Toward population-scale discovery with efficient pathology foundation models</w:t>
+                <w:t>Cesium Clustering and Fluoroberyllate Network Disruption in FLiBe: A Total Scattering and Molecular Dynamics Study</w:t>
               </w:r>
             </w:hyperlink>
           </w:p>
@@ -15695,7 +15643,7 @@
               <w:rPr>
                 <w:sz w:val="16"/>
               </w:rPr>
-              <w:t>MLIP</w:t>
+              <w:t>MD</w:t>
             </w:r>
           </w:p>
         </w:tc>
@@ -15712,7 +15660,7 @@
               <w:rPr>
                 <w:sz w:val="16"/>
               </w:rPr>
-              <w:t>2026-08-31</w:t>
+              <w:t>2026-08-30</w:t>
             </w:r>
           </w:p>
         </w:tc>
@@ -15755,7 +15703,7 @@
                   <w:sz w:val="16"/>
                   <w:u w:val="single"/>
                 </w:rPr>
-                <w:t>When Do Models Win? A Learning Curve Benchmark for Molecular Property Prediction in Low-Data Regimes</w:t>
+                <w:t>Compiling Matter: An AI-Driven Research Program for Universal Nanofabrication, Matter Compilation, and Programmable Matt</w:t>
               </w:r>
             </w:hyperlink>
           </w:p>
@@ -15795,7 +15743,7 @@
               <w:rPr>
                 <w:sz w:val="16"/>
               </w:rPr>
-              <w:t>DFT</w:t>
+              <w:t>MLIP</w:t>
             </w:r>
           </w:p>
         </w:tc>
@@ -15812,7 +15760,7 @@
               <w:rPr>
                 <w:sz w:val="16"/>
               </w:rPr>
-              <w:t>2026-09-01</w:t>
+              <w:t>2026-08-31</w:t>
             </w:r>
           </w:p>
         </w:tc>
@@ -15832,7 +15780,7 @@
                   <w:sz w:val="16"/>
                   <w:u w:val="single"/>
                 </w:rPr>
-                <w:t>10.26434/chemrxiv.15001253/v6</w:t>
+                <w:t>10.5281/zenodo.22206444</w:t>
               </w:r>
             </w:hyperlink>
           </w:p>
@@ -15855,7 +15803,7 @@
                   <w:sz w:val="16"/>
                   <w:u w:val="single"/>
                 </w:rPr>
-                <w:t>Multicenter Validation of Foundation Model Adaptation for Automated Pancreatic Tumor Delineation on CT Scans</w:t>
+                <w:t>AdaptNTK: Adaptive Uncertainty Quantification and Active Learning for Neural Network Potentials</w:t>
               </w:r>
             </w:hyperlink>
           </w:p>
@@ -15895,7 +15843,7 @@
               <w:rPr>
                 <w:sz w:val="16"/>
               </w:rPr>
-              <w:t>MLIP</w:t>
+              <w:t>DFT, MD, MLIP</w:t>
             </w:r>
           </w:p>
         </w:tc>
@@ -15912,7 +15860,7 @@
               <w:rPr>
                 <w:sz w:val="16"/>
               </w:rPr>
-              <w:t>2026-09-01</w:t>
+              <w:t>2026-08-31</w:t>
             </w:r>
           </w:p>
         </w:tc>
@@ -15932,7 +15880,7 @@
                   <w:sz w:val="16"/>
                   <w:u w:val="single"/>
                 </w:rPr>
-                <w:t>10.3390/cancers18172836</w:t>
+                <w:t>10.48550/arxiv.2609.00488</w:t>
               </w:r>
             </w:hyperlink>
           </w:p>
@@ -15955,20 +15903,9 @@
                   <w:sz w:val="16"/>
                   <w:u w:val="single"/>
                 </w:rPr>
-                <w:t>Conditional Latent-Prior Generative Compressed Sensing with Application to Petrophysical Target-Log Reconstruction</w:t>
+                <w:t>CrystalGRW: generative modeling of crystal structures with targeted crystallographic properties via geodesic random walk</w:t>
               </w:r>
             </w:hyperlink>
-          </w:p>
-        </w:tc>
-        <w:tc>
-          <w:tcPr>
-            <w:tcW w:type="dxa" w:w="1680"/>
-          </w:tcPr>
-          <w:p>
-            <w:pPr>
-              <w:jc w:val="left"/>
-            </w:pPr>
-            <w:r/>
           </w:p>
         </w:tc>
         <w:tc>
@@ -16006,7 +15943,24 @@
               <w:rPr>
                 <w:sz w:val="16"/>
               </w:rPr>
-              <w:t>2026-09-01</w:t>
+              <w:t>DFT</w:t>
+            </w:r>
+          </w:p>
+        </w:tc>
+        <w:tc>
+          <w:tcPr>
+            <w:tcW w:type="dxa" w:w="1680"/>
+          </w:tcPr>
+          <w:p>
+            <w:pPr>
+              <w:jc w:val="left"/>
+            </w:pPr>
+            <w:r/>
+            <w:r>
+              <w:rPr>
+                <w:sz w:val="16"/>
+              </w:rPr>
+              <w:t>2026-08-31</w:t>
             </w:r>
           </w:p>
         </w:tc>
@@ -16026,7 +15980,7 @@
                   <w:sz w:val="16"/>
                   <w:u w:val="single"/>
                 </w:rPr>
-                <w:t>10.2139/ssrn.7385284</w:t>
+                <w:t>10.1038/s41598-026-62470-x</w:t>
               </w:r>
             </w:hyperlink>
           </w:p>
@@ -16049,9 +16003,20 @@
                   <w:sz w:val="16"/>
                   <w:u w:val="single"/>
                 </w:rPr>
-                <w:t>AtomVoxelizer: Periodic atom-centered voxel grids for fast spatial atomistic analysis</w:t>
+                <w:t>Workflow design as a research variable in computational materials discovery</w:t>
               </w:r>
             </w:hyperlink>
+          </w:p>
+        </w:tc>
+        <w:tc>
+          <w:tcPr>
+            <w:tcW w:type="dxa" w:w="1680"/>
+          </w:tcPr>
+          <w:p>
+            <w:pPr>
+              <w:jc w:val="left"/>
+            </w:pPr>
+            <w:r/>
           </w:p>
         </w:tc>
         <w:tc>
@@ -16089,24 +16054,7 @@
               <w:rPr>
                 <w:sz w:val="16"/>
               </w:rPr>
-              <w:t>MLIP</w:t>
-            </w:r>
-          </w:p>
-        </w:tc>
-        <w:tc>
-          <w:tcPr>
-            <w:tcW w:type="dxa" w:w="1680"/>
-          </w:tcPr>
-          <w:p>
-            <w:pPr>
-              <w:jc w:val="left"/>
-            </w:pPr>
-            <w:r/>
-            <w:r>
-              <w:rPr>
-                <w:sz w:val="16"/>
-              </w:rPr>
-              <w:t>2026-09-01</w:t>
+              <w:t>2026-08-31</w:t>
             </w:r>
           </w:p>
         </w:tc>
@@ -16126,7 +16074,7 @@
                   <w:sz w:val="16"/>
                   <w:u w:val="single"/>
                 </w:rPr>
-                <w:t>10.1016/j.softx.2026.102992</w:t>
+                <w:t>10.26434/chemrxiv.15008076/v1</w:t>
               </w:r>
             </w:hyperlink>
           </w:p>
@@ -16149,7 +16097,7 @@
                   <w:sz w:val="16"/>
                   <w:u w:val="single"/>
                 </w:rPr>
-                <w:t>Active Learning for Neural Classifiers: Selecting Training and Test Areas in Satellite Image Object Recognition</w:t>
+                <w:t>Nonlinear Crystal Structure Prediction</w:t>
               </w:r>
             </w:hyperlink>
           </w:p>
@@ -16200,7 +16148,7 @@
               <w:rPr>
                 <w:sz w:val="16"/>
               </w:rPr>
-              <w:t>2026-09-01</w:t>
+              <w:t>2026-08-31</w:t>
             </w:r>
           </w:p>
         </w:tc>
@@ -16220,7 +16168,7 @@
                   <w:sz w:val="16"/>
                   <w:u w:val="single"/>
                 </w:rPr>
-                <w:t>10.1007/978-3-032-16265-6_4</w:t>
+                <w:t>10.5281/zenodo.22195386</w:t>
               </w:r>
             </w:hyperlink>
           </w:p>
@@ -16243,20 +16191,9 @@
                   <w:sz w:val="16"/>
                   <w:u w:val="single"/>
                 </w:rPr>
-                <w:t>Accelerating materials discovery for room-temperature qubits via Generative Quantum Machine Learning</w:t>
+                <w:t>bayesaenet: uncertainty quantification for machine learning interatomic potentials</w:t>
               </w:r>
             </w:hyperlink>
-          </w:p>
-        </w:tc>
-        <w:tc>
-          <w:tcPr>
-            <w:tcW w:type="dxa" w:w="1680"/>
-          </w:tcPr>
-          <w:p>
-            <w:pPr>
-              <w:jc w:val="left"/>
-            </w:pPr>
-            <w:r/>
           </w:p>
         </w:tc>
         <w:tc>
@@ -16294,7 +16231,24 @@
               <w:rPr>
                 <w:sz w:val="16"/>
               </w:rPr>
-              <w:t>2026-09-01</w:t>
+              <w:t>MLIP</w:t>
+            </w:r>
+          </w:p>
+        </w:tc>
+        <w:tc>
+          <w:tcPr>
+            <w:tcW w:type="dxa" w:w="1680"/>
+          </w:tcPr>
+          <w:p>
+            <w:pPr>
+              <w:jc w:val="left"/>
+            </w:pPr>
+            <w:r/>
+            <w:r>
+              <w:rPr>
+                <w:sz w:val="16"/>
+              </w:rPr>
+              <w:t>2026-08-31</w:t>
             </w:r>
           </w:p>
         </w:tc>
@@ -16314,7 +16268,7 @@
                   <w:sz w:val="16"/>
                   <w:u w:val="single"/>
                 </w:rPr>
-                <w:t>10.1016/j.physb.2026.419255</w:t>
+                <w:t>10.5281/zenodo.22201403</w:t>
               </w:r>
             </w:hyperlink>
           </w:p>
@@ -16337,7 +16291,7 @@
                   <w:sz w:val="16"/>
                   <w:u w:val="single"/>
                 </w:rPr>
-                <w:t>Dynamical analysis of fractional order corruption diffusion model with optimal control and cost-effectiveness analysis</w:t>
+                <w:t>Learning Materials Properties from Scarce Labels and Unlabeled Crystals</w:t>
               </w:r>
             </w:hyperlink>
           </w:p>
@@ -16388,7 +16342,7 @@
               <w:rPr>
                 <w:sz w:val="16"/>
               </w:rPr>
-              <w:t>2026-09-01</w:t>
+              <w:t>2026-08-31</w:t>
             </w:r>
           </w:p>
         </w:tc>
@@ -16408,7 +16362,7 @@
                   <w:sz w:val="16"/>
                   <w:u w:val="single"/>
                 </w:rPr>
-                <w:t>10.1080/0022250x.2026.2726737</w:t>
+                <w:t>link</w:t>
               </w:r>
             </w:hyperlink>
           </w:p>
@@ -16431,7 +16385,7 @@
                   <w:sz w:val="16"/>
                   <w:u w:val="single"/>
                 </w:rPr>
-                <w:t>Accelerating dynamic simulations of photoexcited materials and their evolution by electron-informed machine learning</w:t>
+                <w:t>GigaPath-Flash and GigaTIME-Flash: Toward population-scale discovery with efficient pathology foundation models</w:t>
               </w:r>
             </w:hyperlink>
           </w:p>
@@ -16471,7 +16425,7 @@
               <w:rPr>
                 <w:sz w:val="16"/>
               </w:rPr>
-              <w:t>DFT, MD</w:t>
+              <w:t>MLIP</w:t>
             </w:r>
           </w:p>
         </w:tc>
@@ -16488,7 +16442,7 @@
               <w:rPr>
                 <w:sz w:val="16"/>
               </w:rPr>
-              <w:t>2026-09-01</w:t>
+              <w:t>2026-08-31</w:t>
             </w:r>
           </w:p>
         </w:tc>
@@ -16531,7 +16485,7 @@
                   <w:sz w:val="16"/>
                   <w:u w:val="single"/>
                 </w:rPr>
-                <w:t>Why Multi-Layer Message Passing Works: Completeness Theory for Graph Neural Network Interatomic Potentials</w:t>
+                <w:t>When Do Models Win? A Learning Curve Benchmark for Molecular Property Prediction in Low-Data Regimes</w:t>
               </w:r>
             </w:hyperlink>
           </w:p>
@@ -16567,6 +16521,12 @@
               <w:jc w:val="left"/>
             </w:pPr>
             <w:r/>
+            <w:r>
+              <w:rPr>
+                <w:sz w:val="16"/>
+              </w:rPr>
+              <w:t>DFT</w:t>
+            </w:r>
           </w:p>
         </w:tc>
         <w:tc>
@@ -16596,6 +16556,682 @@
             </w:pPr>
             <w:r/>
             <w:hyperlink r:id="rId186">
+              <w:r>
+                <w:rPr>
+                  <w:color w:val="0B4F9E"/>
+                  <w:sz w:val="16"/>
+                  <w:u w:val="single"/>
+                </w:rPr>
+                <w:t>10.26434/chemrxiv.15001253/v6</w:t>
+              </w:r>
+            </w:hyperlink>
+          </w:p>
+        </w:tc>
+      </w:tr>
+      <w:tr>
+        <w:tc>
+          <w:tcPr>
+            <w:tcW w:type="dxa" w:w="1680"/>
+          </w:tcPr>
+          <w:p>
+            <w:pPr>
+              <w:jc w:val="left"/>
+            </w:pPr>
+            <w:r/>
+            <w:hyperlink r:id="rId187">
+              <w:r>
+                <w:rPr>
+                  <w:color w:val="0B4F9E"/>
+                  <w:sz w:val="16"/>
+                  <w:u w:val="single"/>
+                </w:rPr>
+                <w:t>Multicenter Validation of Foundation Model Adaptation for Automated Pancreatic Tumor Delineation on CT Scans</w:t>
+              </w:r>
+            </w:hyperlink>
+          </w:p>
+        </w:tc>
+        <w:tc>
+          <w:tcPr>
+            <w:tcW w:type="dxa" w:w="1680"/>
+          </w:tcPr>
+          <w:p>
+            <w:pPr>
+              <w:jc w:val="left"/>
+            </w:pPr>
+            <w:r/>
+          </w:p>
+        </w:tc>
+        <w:tc>
+          <w:tcPr>
+            <w:tcW w:type="dxa" w:w="1680"/>
+          </w:tcPr>
+          <w:p>
+            <w:pPr>
+              <w:jc w:val="left"/>
+            </w:pPr>
+            <w:r/>
+          </w:p>
+        </w:tc>
+        <w:tc>
+          <w:tcPr>
+            <w:tcW w:type="dxa" w:w="1680"/>
+          </w:tcPr>
+          <w:p>
+            <w:pPr>
+              <w:jc w:val="left"/>
+            </w:pPr>
+            <w:r/>
+            <w:r>
+              <w:rPr>
+                <w:sz w:val="16"/>
+              </w:rPr>
+              <w:t>MLIP</w:t>
+            </w:r>
+          </w:p>
+        </w:tc>
+        <w:tc>
+          <w:tcPr>
+            <w:tcW w:type="dxa" w:w="1680"/>
+          </w:tcPr>
+          <w:p>
+            <w:pPr>
+              <w:jc w:val="left"/>
+            </w:pPr>
+            <w:r/>
+            <w:r>
+              <w:rPr>
+                <w:sz w:val="16"/>
+              </w:rPr>
+              <w:t>2026-09-01</w:t>
+            </w:r>
+          </w:p>
+        </w:tc>
+        <w:tc>
+          <w:tcPr>
+            <w:tcW w:type="dxa" w:w="1680"/>
+          </w:tcPr>
+          <w:p>
+            <w:pPr>
+              <w:jc w:val="left"/>
+            </w:pPr>
+            <w:r/>
+            <w:hyperlink r:id="rId187">
+              <w:r>
+                <w:rPr>
+                  <w:color w:val="0B4F9E"/>
+                  <w:sz w:val="16"/>
+                  <w:u w:val="single"/>
+                </w:rPr>
+                <w:t>10.3390/cancers18172836</w:t>
+              </w:r>
+            </w:hyperlink>
+          </w:p>
+        </w:tc>
+      </w:tr>
+      <w:tr>
+        <w:tc>
+          <w:tcPr>
+            <w:tcW w:type="dxa" w:w="1680"/>
+          </w:tcPr>
+          <w:p>
+            <w:pPr>
+              <w:jc w:val="left"/>
+            </w:pPr>
+            <w:r/>
+            <w:hyperlink r:id="rId188">
+              <w:r>
+                <w:rPr>
+                  <w:color w:val="0B4F9E"/>
+                  <w:sz w:val="16"/>
+                  <w:u w:val="single"/>
+                </w:rPr>
+                <w:t>Conditional Latent-Prior Generative Compressed Sensing with Application to Petrophysical Target-Log Reconstruction</w:t>
+              </w:r>
+            </w:hyperlink>
+          </w:p>
+        </w:tc>
+        <w:tc>
+          <w:tcPr>
+            <w:tcW w:type="dxa" w:w="1680"/>
+          </w:tcPr>
+          <w:p>
+            <w:pPr>
+              <w:jc w:val="left"/>
+            </w:pPr>
+            <w:r/>
+          </w:p>
+        </w:tc>
+        <w:tc>
+          <w:tcPr>
+            <w:tcW w:type="dxa" w:w="1680"/>
+          </w:tcPr>
+          <w:p>
+            <w:pPr>
+              <w:jc w:val="left"/>
+            </w:pPr>
+            <w:r/>
+          </w:p>
+        </w:tc>
+        <w:tc>
+          <w:tcPr>
+            <w:tcW w:type="dxa" w:w="1680"/>
+          </w:tcPr>
+          <w:p>
+            <w:pPr>
+              <w:jc w:val="left"/>
+            </w:pPr>
+            <w:r/>
+          </w:p>
+        </w:tc>
+        <w:tc>
+          <w:tcPr>
+            <w:tcW w:type="dxa" w:w="1680"/>
+          </w:tcPr>
+          <w:p>
+            <w:pPr>
+              <w:jc w:val="left"/>
+            </w:pPr>
+            <w:r/>
+            <w:r>
+              <w:rPr>
+                <w:sz w:val="16"/>
+              </w:rPr>
+              <w:t>2026-09-01</w:t>
+            </w:r>
+          </w:p>
+        </w:tc>
+        <w:tc>
+          <w:tcPr>
+            <w:tcW w:type="dxa" w:w="1680"/>
+          </w:tcPr>
+          <w:p>
+            <w:pPr>
+              <w:jc w:val="left"/>
+            </w:pPr>
+            <w:r/>
+            <w:hyperlink r:id="rId188">
+              <w:r>
+                <w:rPr>
+                  <w:color w:val="0B4F9E"/>
+                  <w:sz w:val="16"/>
+                  <w:u w:val="single"/>
+                </w:rPr>
+                <w:t>10.2139/ssrn.7385284</w:t>
+              </w:r>
+            </w:hyperlink>
+          </w:p>
+        </w:tc>
+      </w:tr>
+      <w:tr>
+        <w:tc>
+          <w:tcPr>
+            <w:tcW w:type="dxa" w:w="1680"/>
+          </w:tcPr>
+          <w:p>
+            <w:pPr>
+              <w:jc w:val="left"/>
+            </w:pPr>
+            <w:r/>
+            <w:hyperlink r:id="rId189">
+              <w:r>
+                <w:rPr>
+                  <w:color w:val="0B4F9E"/>
+                  <w:sz w:val="16"/>
+                  <w:u w:val="single"/>
+                </w:rPr>
+                <w:t>AtomVoxelizer: Periodic atom-centered voxel grids for fast spatial atomistic analysis</w:t>
+              </w:r>
+            </w:hyperlink>
+          </w:p>
+        </w:tc>
+        <w:tc>
+          <w:tcPr>
+            <w:tcW w:type="dxa" w:w="1680"/>
+          </w:tcPr>
+          <w:p>
+            <w:pPr>
+              <w:jc w:val="left"/>
+            </w:pPr>
+            <w:r/>
+          </w:p>
+        </w:tc>
+        <w:tc>
+          <w:tcPr>
+            <w:tcW w:type="dxa" w:w="1680"/>
+          </w:tcPr>
+          <w:p>
+            <w:pPr>
+              <w:jc w:val="left"/>
+            </w:pPr>
+            <w:r/>
+          </w:p>
+        </w:tc>
+        <w:tc>
+          <w:tcPr>
+            <w:tcW w:type="dxa" w:w="1680"/>
+          </w:tcPr>
+          <w:p>
+            <w:pPr>
+              <w:jc w:val="left"/>
+            </w:pPr>
+            <w:r/>
+            <w:r>
+              <w:rPr>
+                <w:sz w:val="16"/>
+              </w:rPr>
+              <w:t>MLIP</w:t>
+            </w:r>
+          </w:p>
+        </w:tc>
+        <w:tc>
+          <w:tcPr>
+            <w:tcW w:type="dxa" w:w="1680"/>
+          </w:tcPr>
+          <w:p>
+            <w:pPr>
+              <w:jc w:val="left"/>
+            </w:pPr>
+            <w:r/>
+            <w:r>
+              <w:rPr>
+                <w:sz w:val="16"/>
+              </w:rPr>
+              <w:t>2026-09-01</w:t>
+            </w:r>
+          </w:p>
+        </w:tc>
+        <w:tc>
+          <w:tcPr>
+            <w:tcW w:type="dxa" w:w="1680"/>
+          </w:tcPr>
+          <w:p>
+            <w:pPr>
+              <w:jc w:val="left"/>
+            </w:pPr>
+            <w:r/>
+            <w:hyperlink r:id="rId189">
+              <w:r>
+                <w:rPr>
+                  <w:color w:val="0B4F9E"/>
+                  <w:sz w:val="16"/>
+                  <w:u w:val="single"/>
+                </w:rPr>
+                <w:t>10.1016/j.softx.2026.102992</w:t>
+              </w:r>
+            </w:hyperlink>
+          </w:p>
+        </w:tc>
+      </w:tr>
+      <w:tr>
+        <w:tc>
+          <w:tcPr>
+            <w:tcW w:type="dxa" w:w="1680"/>
+          </w:tcPr>
+          <w:p>
+            <w:pPr>
+              <w:jc w:val="left"/>
+            </w:pPr>
+            <w:r/>
+            <w:hyperlink r:id="rId190">
+              <w:r>
+                <w:rPr>
+                  <w:color w:val="0B4F9E"/>
+                  <w:sz w:val="16"/>
+                  <w:u w:val="single"/>
+                </w:rPr>
+                <w:t>Active Learning for Neural Classifiers: Selecting Training and Test Areas in Satellite Image Object Recognition</w:t>
+              </w:r>
+            </w:hyperlink>
+          </w:p>
+        </w:tc>
+        <w:tc>
+          <w:tcPr>
+            <w:tcW w:type="dxa" w:w="1680"/>
+          </w:tcPr>
+          <w:p>
+            <w:pPr>
+              <w:jc w:val="left"/>
+            </w:pPr>
+            <w:r/>
+          </w:p>
+        </w:tc>
+        <w:tc>
+          <w:tcPr>
+            <w:tcW w:type="dxa" w:w="1680"/>
+          </w:tcPr>
+          <w:p>
+            <w:pPr>
+              <w:jc w:val="left"/>
+            </w:pPr>
+            <w:r/>
+          </w:p>
+        </w:tc>
+        <w:tc>
+          <w:tcPr>
+            <w:tcW w:type="dxa" w:w="1680"/>
+          </w:tcPr>
+          <w:p>
+            <w:pPr>
+              <w:jc w:val="left"/>
+            </w:pPr>
+            <w:r/>
+          </w:p>
+        </w:tc>
+        <w:tc>
+          <w:tcPr>
+            <w:tcW w:type="dxa" w:w="1680"/>
+          </w:tcPr>
+          <w:p>
+            <w:pPr>
+              <w:jc w:val="left"/>
+            </w:pPr>
+            <w:r/>
+            <w:r>
+              <w:rPr>
+                <w:sz w:val="16"/>
+              </w:rPr>
+              <w:t>2026-09-01</w:t>
+            </w:r>
+          </w:p>
+        </w:tc>
+        <w:tc>
+          <w:tcPr>
+            <w:tcW w:type="dxa" w:w="1680"/>
+          </w:tcPr>
+          <w:p>
+            <w:pPr>
+              <w:jc w:val="left"/>
+            </w:pPr>
+            <w:r/>
+            <w:hyperlink r:id="rId190">
+              <w:r>
+                <w:rPr>
+                  <w:color w:val="0B4F9E"/>
+                  <w:sz w:val="16"/>
+                  <w:u w:val="single"/>
+                </w:rPr>
+                <w:t>10.1007/978-3-032-16265-6_4</w:t>
+              </w:r>
+            </w:hyperlink>
+          </w:p>
+        </w:tc>
+      </w:tr>
+      <w:tr>
+        <w:tc>
+          <w:tcPr>
+            <w:tcW w:type="dxa" w:w="1680"/>
+          </w:tcPr>
+          <w:p>
+            <w:pPr>
+              <w:jc w:val="left"/>
+            </w:pPr>
+            <w:r/>
+            <w:hyperlink r:id="rId191">
+              <w:r>
+                <w:rPr>
+                  <w:color w:val="0B4F9E"/>
+                  <w:sz w:val="16"/>
+                  <w:u w:val="single"/>
+                </w:rPr>
+                <w:t>Accelerating materials discovery for room-temperature qubits via Generative Quantum Machine Learning</w:t>
+              </w:r>
+            </w:hyperlink>
+          </w:p>
+        </w:tc>
+        <w:tc>
+          <w:tcPr>
+            <w:tcW w:type="dxa" w:w="1680"/>
+          </w:tcPr>
+          <w:p>
+            <w:pPr>
+              <w:jc w:val="left"/>
+            </w:pPr>
+            <w:r/>
+          </w:p>
+        </w:tc>
+        <w:tc>
+          <w:tcPr>
+            <w:tcW w:type="dxa" w:w="1680"/>
+          </w:tcPr>
+          <w:p>
+            <w:pPr>
+              <w:jc w:val="left"/>
+            </w:pPr>
+            <w:r/>
+          </w:p>
+        </w:tc>
+        <w:tc>
+          <w:tcPr>
+            <w:tcW w:type="dxa" w:w="1680"/>
+          </w:tcPr>
+          <w:p>
+            <w:pPr>
+              <w:jc w:val="left"/>
+            </w:pPr>
+            <w:r/>
+          </w:p>
+        </w:tc>
+        <w:tc>
+          <w:tcPr>
+            <w:tcW w:type="dxa" w:w="1680"/>
+          </w:tcPr>
+          <w:p>
+            <w:pPr>
+              <w:jc w:val="left"/>
+            </w:pPr>
+            <w:r/>
+            <w:r>
+              <w:rPr>
+                <w:sz w:val="16"/>
+              </w:rPr>
+              <w:t>2026-09-01</w:t>
+            </w:r>
+          </w:p>
+        </w:tc>
+        <w:tc>
+          <w:tcPr>
+            <w:tcW w:type="dxa" w:w="1680"/>
+          </w:tcPr>
+          <w:p>
+            <w:pPr>
+              <w:jc w:val="left"/>
+            </w:pPr>
+            <w:r/>
+            <w:hyperlink r:id="rId191">
+              <w:r>
+                <w:rPr>
+                  <w:color w:val="0B4F9E"/>
+                  <w:sz w:val="16"/>
+                  <w:u w:val="single"/>
+                </w:rPr>
+                <w:t>10.1016/j.physb.2026.419255</w:t>
+              </w:r>
+            </w:hyperlink>
+          </w:p>
+        </w:tc>
+      </w:tr>
+      <w:tr>
+        <w:tc>
+          <w:tcPr>
+            <w:tcW w:type="dxa" w:w="1680"/>
+          </w:tcPr>
+          <w:p>
+            <w:pPr>
+              <w:jc w:val="left"/>
+            </w:pPr>
+            <w:r/>
+            <w:hyperlink r:id="rId192">
+              <w:r>
+                <w:rPr>
+                  <w:color w:val="0B4F9E"/>
+                  <w:sz w:val="16"/>
+                  <w:u w:val="single"/>
+                </w:rPr>
+                <w:t>Dynamical analysis of fractional order corruption diffusion model with optimal control and cost-effectiveness analysis</w:t>
+              </w:r>
+            </w:hyperlink>
+          </w:p>
+        </w:tc>
+        <w:tc>
+          <w:tcPr>
+            <w:tcW w:type="dxa" w:w="1680"/>
+          </w:tcPr>
+          <w:p>
+            <w:pPr>
+              <w:jc w:val="left"/>
+            </w:pPr>
+            <w:r/>
+          </w:p>
+        </w:tc>
+        <w:tc>
+          <w:tcPr>
+            <w:tcW w:type="dxa" w:w="1680"/>
+          </w:tcPr>
+          <w:p>
+            <w:pPr>
+              <w:jc w:val="left"/>
+            </w:pPr>
+            <w:r/>
+          </w:p>
+        </w:tc>
+        <w:tc>
+          <w:tcPr>
+            <w:tcW w:type="dxa" w:w="1680"/>
+          </w:tcPr>
+          <w:p>
+            <w:pPr>
+              <w:jc w:val="left"/>
+            </w:pPr>
+            <w:r/>
+          </w:p>
+        </w:tc>
+        <w:tc>
+          <w:tcPr>
+            <w:tcW w:type="dxa" w:w="1680"/>
+          </w:tcPr>
+          <w:p>
+            <w:pPr>
+              <w:jc w:val="left"/>
+            </w:pPr>
+            <w:r/>
+            <w:r>
+              <w:rPr>
+                <w:sz w:val="16"/>
+              </w:rPr>
+              <w:t>2026-09-01</w:t>
+            </w:r>
+          </w:p>
+        </w:tc>
+        <w:tc>
+          <w:tcPr>
+            <w:tcW w:type="dxa" w:w="1680"/>
+          </w:tcPr>
+          <w:p>
+            <w:pPr>
+              <w:jc w:val="left"/>
+            </w:pPr>
+            <w:r/>
+            <w:hyperlink r:id="rId192">
+              <w:r>
+                <w:rPr>
+                  <w:color w:val="0B4F9E"/>
+                  <w:sz w:val="16"/>
+                  <w:u w:val="single"/>
+                </w:rPr>
+                <w:t>10.1080/0022250x.2026.2726737</w:t>
+              </w:r>
+            </w:hyperlink>
+          </w:p>
+        </w:tc>
+      </w:tr>
+      <w:tr>
+        <w:tc>
+          <w:tcPr>
+            <w:tcW w:type="dxa" w:w="1680"/>
+          </w:tcPr>
+          <w:p>
+            <w:pPr>
+              <w:jc w:val="left"/>
+            </w:pPr>
+            <w:r/>
+            <w:hyperlink r:id="rId193">
+              <w:r>
+                <w:rPr>
+                  <w:color w:val="0B4F9E"/>
+                  <w:sz w:val="16"/>
+                  <w:u w:val="single"/>
+                </w:rPr>
+                <w:t>Accelerating dynamic simulations of photoexcited materials and their evolution by electron-informed machine learning</w:t>
+              </w:r>
+            </w:hyperlink>
+          </w:p>
+        </w:tc>
+        <w:tc>
+          <w:tcPr>
+            <w:tcW w:type="dxa" w:w="1680"/>
+          </w:tcPr>
+          <w:p>
+            <w:pPr>
+              <w:jc w:val="left"/>
+            </w:pPr>
+            <w:r/>
+          </w:p>
+        </w:tc>
+        <w:tc>
+          <w:tcPr>
+            <w:tcW w:type="dxa" w:w="1680"/>
+          </w:tcPr>
+          <w:p>
+            <w:pPr>
+              <w:jc w:val="left"/>
+            </w:pPr>
+            <w:r/>
+          </w:p>
+        </w:tc>
+        <w:tc>
+          <w:tcPr>
+            <w:tcW w:type="dxa" w:w="1680"/>
+          </w:tcPr>
+          <w:p>
+            <w:pPr>
+              <w:jc w:val="left"/>
+            </w:pPr>
+            <w:r/>
+            <w:r>
+              <w:rPr>
+                <w:sz w:val="16"/>
+              </w:rPr>
+              <w:t>DFT, MD</w:t>
+            </w:r>
+          </w:p>
+        </w:tc>
+        <w:tc>
+          <w:tcPr>
+            <w:tcW w:type="dxa" w:w="1680"/>
+          </w:tcPr>
+          <w:p>
+            <w:pPr>
+              <w:jc w:val="left"/>
+            </w:pPr>
+            <w:r/>
+            <w:r>
+              <w:rPr>
+                <w:sz w:val="16"/>
+              </w:rPr>
+              <w:t>2026-09-01</w:t>
+            </w:r>
+          </w:p>
+        </w:tc>
+        <w:tc>
+          <w:tcPr>
+            <w:tcW w:type="dxa" w:w="1680"/>
+          </w:tcPr>
+          <w:p>
+            <w:pPr>
+              <w:jc w:val="left"/>
+            </w:pPr>
+            <w:r/>
+            <w:hyperlink r:id="rId193">
               <w:r>
                 <w:rPr>
                   <w:color w:val="0B4F9E"/>
@@ -16618,7 +17254,101 @@
               <w:jc w:val="left"/>
             </w:pPr>
             <w:r/>
-            <w:hyperlink r:id="rId187">
+            <w:hyperlink r:id="rId194">
+              <w:r>
+                <w:rPr>
+                  <w:color w:val="0B4F9E"/>
+                  <w:sz w:val="16"/>
+                  <w:u w:val="single"/>
+                </w:rPr>
+                <w:t>Why Multi-Layer Message Passing Works: Completeness Theory for Graph Neural Network Interatomic Potentials</w:t>
+              </w:r>
+            </w:hyperlink>
+          </w:p>
+        </w:tc>
+        <w:tc>
+          <w:tcPr>
+            <w:tcW w:type="dxa" w:w="1680"/>
+          </w:tcPr>
+          <w:p>
+            <w:pPr>
+              <w:jc w:val="left"/>
+            </w:pPr>
+            <w:r/>
+          </w:p>
+        </w:tc>
+        <w:tc>
+          <w:tcPr>
+            <w:tcW w:type="dxa" w:w="1680"/>
+          </w:tcPr>
+          <w:p>
+            <w:pPr>
+              <w:jc w:val="left"/>
+            </w:pPr>
+            <w:r/>
+          </w:p>
+        </w:tc>
+        <w:tc>
+          <w:tcPr>
+            <w:tcW w:type="dxa" w:w="1680"/>
+          </w:tcPr>
+          <w:p>
+            <w:pPr>
+              <w:jc w:val="left"/>
+            </w:pPr>
+            <w:r/>
+          </w:p>
+        </w:tc>
+        <w:tc>
+          <w:tcPr>
+            <w:tcW w:type="dxa" w:w="1680"/>
+          </w:tcPr>
+          <w:p>
+            <w:pPr>
+              <w:jc w:val="left"/>
+            </w:pPr>
+            <w:r/>
+            <w:r>
+              <w:rPr>
+                <w:sz w:val="16"/>
+              </w:rPr>
+              <w:t>2026-09-01</w:t>
+            </w:r>
+          </w:p>
+        </w:tc>
+        <w:tc>
+          <w:tcPr>
+            <w:tcW w:type="dxa" w:w="1680"/>
+          </w:tcPr>
+          <w:p>
+            <w:pPr>
+              <w:jc w:val="left"/>
+            </w:pPr>
+            <w:r/>
+            <w:hyperlink r:id="rId194">
+              <w:r>
+                <w:rPr>
+                  <w:color w:val="0B4F9E"/>
+                  <w:sz w:val="16"/>
+                  <w:u w:val="single"/>
+                </w:rPr>
+                <w:t>link</w:t>
+              </w:r>
+            </w:hyperlink>
+          </w:p>
+        </w:tc>
+      </w:tr>
+      <w:tr>
+        <w:tc>
+          <w:tcPr>
+            <w:tcW w:type="dxa" w:w="1680"/>
+          </w:tcPr>
+          <w:p>
+            <w:pPr>
+              <w:jc w:val="left"/>
+            </w:pPr>
+            <w:r/>
+            <w:hyperlink r:id="rId195">
               <w:r>
                 <w:rPr>
                   <w:color w:val="0B4F9E"/>
@@ -16689,7 +17419,7 @@
               <w:jc w:val="left"/>
             </w:pPr>
             <w:r/>
-            <w:hyperlink r:id="rId187">
+            <w:hyperlink r:id="rId195">
               <w:r>
                 <w:rPr>
                   <w:color w:val="0B4F9E"/>
@@ -16712,7 +17442,7 @@
               <w:jc w:val="left"/>
             </w:pPr>
             <w:r/>
-            <w:hyperlink r:id="rId188">
+            <w:hyperlink r:id="rId196">
               <w:r>
                 <w:rPr>
                   <w:color w:val="0B4F9E"/>
@@ -16783,7 +17513,7 @@
               <w:jc w:val="left"/>
             </w:pPr>
             <w:r/>
-            <w:hyperlink r:id="rId188">
+            <w:hyperlink r:id="rId196">
               <w:r>
                 <w:rPr>
                   <w:color w:val="0B4F9E"/>
@@ -16806,7 +17536,7 @@
               <w:jc w:val="left"/>
             </w:pPr>
             <w:r/>
-            <w:hyperlink r:id="rId189">
+            <w:hyperlink r:id="rId197">
               <w:r>
                 <w:rPr>
                   <w:color w:val="0B4F9E"/>
@@ -16883,7 +17613,7 @@
               <w:jc w:val="left"/>
             </w:pPr>
             <w:r/>
-            <w:hyperlink r:id="rId189">
+            <w:hyperlink r:id="rId197">
               <w:r>
                 <w:rPr>
                   <w:color w:val="0B4F9E"/>
@@ -16906,7 +17636,7 @@
               <w:jc w:val="left"/>
             </w:pPr>
             <w:r/>
-            <w:hyperlink r:id="rId190">
+            <w:hyperlink r:id="rId198">
               <w:r>
                 <w:rPr>
                   <w:color w:val="0B4F9E"/>
@@ -16977,7 +17707,7 @@
               <w:jc w:val="left"/>
             </w:pPr>
             <w:r/>
-            <w:hyperlink r:id="rId190">
+            <w:hyperlink r:id="rId198">
               <w:r>
                 <w:rPr>
                   <w:color w:val="0B4F9E"/>
@@ -17000,7 +17730,7 @@
               <w:jc w:val="left"/>
             </w:pPr>
             <w:r/>
-            <w:hyperlink r:id="rId191">
+            <w:hyperlink r:id="rId199">
               <w:r>
                 <w:rPr>
                   <w:color w:val="0B4F9E"/>
@@ -17071,7 +17801,7 @@
               <w:jc w:val="left"/>
             </w:pPr>
             <w:r/>
-            <w:hyperlink r:id="rId191">
+            <w:hyperlink r:id="rId199">
               <w:r>
                 <w:rPr>
                   <w:color w:val="0B4F9E"/>
@@ -17094,7 +17824,7 @@
               <w:jc w:val="left"/>
             </w:pPr>
             <w:r/>
-            <w:hyperlink r:id="rId192">
+            <w:hyperlink r:id="rId200">
               <w:r>
                 <w:rPr>
                   <w:color w:val="0B4F9E"/>
@@ -17165,7 +17895,7 @@
               <w:jc w:val="left"/>
             </w:pPr>
             <w:r/>
-            <w:hyperlink r:id="rId192">
+            <w:hyperlink r:id="rId200">
               <w:r>
                 <w:rPr>
                   <w:color w:val="0B4F9E"/>
@@ -17188,7 +17918,7 @@
               <w:jc w:val="left"/>
             </w:pPr>
             <w:r/>
-            <w:hyperlink r:id="rId193">
+            <w:hyperlink r:id="rId201">
               <w:r>
                 <w:rPr>
                   <w:color w:val="0B4F9E"/>
@@ -17259,7 +17989,7 @@
               <w:jc w:val="left"/>
             </w:pPr>
             <w:r/>
-            <w:hyperlink r:id="rId193">
+            <w:hyperlink r:id="rId201">
               <w:r>
                 <w:rPr>
                   <w:color w:val="0B4F9E"/>
@@ -17282,7 +18012,7 @@
               <w:jc w:val="left"/>
             </w:pPr>
             <w:r/>
-            <w:hyperlink r:id="rId194">
+            <w:hyperlink r:id="rId202">
               <w:r>
                 <w:rPr>
                   <w:color w:val="0B4F9E"/>
@@ -17353,7 +18083,7 @@
               <w:jc w:val="left"/>
             </w:pPr>
             <w:r/>
-            <w:hyperlink r:id="rId194">
+            <w:hyperlink r:id="rId202">
               <w:r>
                 <w:rPr>
                   <w:color w:val="0B4F9E"/>
@@ -17376,7 +18106,7 @@
               <w:jc w:val="left"/>
             </w:pPr>
             <w:r/>
-            <w:hyperlink r:id="rId195">
+            <w:hyperlink r:id="rId203">
               <w:r>
                 <w:rPr>
                   <w:color w:val="0B4F9E"/>
@@ -17447,7 +18177,7 @@
               <w:jc w:val="left"/>
             </w:pPr>
             <w:r/>
-            <w:hyperlink r:id="rId195">
+            <w:hyperlink r:id="rId203">
               <w:r>
                 <w:rPr>
                   <w:color w:val="0B4F9E"/>
@@ -17470,7 +18200,7 @@
               <w:jc w:val="left"/>
             </w:pPr>
             <w:r/>
-            <w:hyperlink r:id="rId196">
+            <w:hyperlink r:id="rId204">
               <w:r>
                 <w:rPr>
                   <w:color w:val="0B4F9E"/>
@@ -17541,7 +18271,7 @@
               <w:jc w:val="left"/>
             </w:pPr>
             <w:r/>
-            <w:hyperlink r:id="rId196">
+            <w:hyperlink r:id="rId204">
               <w:r>
                 <w:rPr>
                   <w:color w:val="0B4F9E"/>
@@ -17564,7 +18294,7 @@
               <w:jc w:val="left"/>
             </w:pPr>
             <w:r/>
-            <w:hyperlink r:id="rId197">
+            <w:hyperlink r:id="rId205">
               <w:r>
                 <w:rPr>
                   <w:color w:val="0B4F9E"/>
@@ -17635,7 +18365,7 @@
               <w:jc w:val="left"/>
             </w:pPr>
             <w:r/>
-            <w:hyperlink r:id="rId197">
+            <w:hyperlink r:id="rId205">
               <w:r>
                 <w:rPr>
                   <w:color w:val="0B4F9E"/>
@@ -17658,7 +18388,7 @@
               <w:jc w:val="left"/>
             </w:pPr>
             <w:r/>
-            <w:hyperlink r:id="rId198">
+            <w:hyperlink r:id="rId206">
               <w:r>
                 <w:rPr>
                   <w:color w:val="0B4F9E"/>
@@ -17729,7 +18459,7 @@
               <w:jc w:val="left"/>
             </w:pPr>
             <w:r/>
-            <w:hyperlink r:id="rId198">
+            <w:hyperlink r:id="rId206">
               <w:r>
                 <w:rPr>
                   <w:color w:val="0B4F9E"/>
@@ -17752,7 +18482,107 @@
               <w:jc w:val="left"/>
             </w:pPr>
             <w:r/>
-            <w:hyperlink r:id="rId199">
+            <w:hyperlink r:id="rId207">
+              <w:r>
+                <w:rPr>
+                  <w:color w:val="0B4F9E"/>
+                  <w:sz w:val="16"/>
+                  <w:u w:val="single"/>
+                </w:rPr>
+                <w:t xml:space="preserve">Field-aware and charge-informed machine learning for predicting molecular and condensed-phase responses and vibrational </w:t>
+              </w:r>
+            </w:hyperlink>
+          </w:p>
+        </w:tc>
+        <w:tc>
+          <w:tcPr>
+            <w:tcW w:type="dxa" w:w="1680"/>
+          </w:tcPr>
+          <w:p>
+            <w:pPr>
+              <w:jc w:val="left"/>
+            </w:pPr>
+            <w:r/>
+          </w:p>
+        </w:tc>
+        <w:tc>
+          <w:tcPr>
+            <w:tcW w:type="dxa" w:w="1680"/>
+          </w:tcPr>
+          <w:p>
+            <w:pPr>
+              <w:jc w:val="left"/>
+            </w:pPr>
+            <w:r/>
+          </w:p>
+        </w:tc>
+        <w:tc>
+          <w:tcPr>
+            <w:tcW w:type="dxa" w:w="1680"/>
+          </w:tcPr>
+          <w:p>
+            <w:pPr>
+              <w:jc w:val="left"/>
+            </w:pPr>
+            <w:r/>
+            <w:r>
+              <w:rPr>
+                <w:sz w:val="16"/>
+              </w:rPr>
+              <w:t>MLIP</w:t>
+            </w:r>
+          </w:p>
+        </w:tc>
+        <w:tc>
+          <w:tcPr>
+            <w:tcW w:type="dxa" w:w="1680"/>
+          </w:tcPr>
+          <w:p>
+            <w:pPr>
+              <w:jc w:val="left"/>
+            </w:pPr>
+            <w:r/>
+            <w:r>
+              <w:rPr>
+                <w:sz w:val="16"/>
+              </w:rPr>
+              <w:t>2026-09-04</w:t>
+            </w:r>
+          </w:p>
+        </w:tc>
+        <w:tc>
+          <w:tcPr>
+            <w:tcW w:type="dxa" w:w="1680"/>
+          </w:tcPr>
+          <w:p>
+            <w:pPr>
+              <w:jc w:val="left"/>
+            </w:pPr>
+            <w:r/>
+            <w:hyperlink r:id="rId207">
+              <w:r>
+                <w:rPr>
+                  <w:color w:val="0B4F9E"/>
+                  <w:sz w:val="16"/>
+                  <w:u w:val="single"/>
+                </w:rPr>
+                <w:t>10.1038/s41524-026-02293-6</w:t>
+              </w:r>
+            </w:hyperlink>
+          </w:p>
+        </w:tc>
+      </w:tr>
+      <w:tr>
+        <w:tc>
+          <w:tcPr>
+            <w:tcW w:type="dxa" w:w="1680"/>
+          </w:tcPr>
+          <w:p>
+            <w:pPr>
+              <w:jc w:val="left"/>
+            </w:pPr>
+            <w:r/>
+            <w:hyperlink r:id="rId208">
               <w:r>
                 <w:rPr>
                   <w:color w:val="0B4F9E"/>
@@ -17829,7 +18659,7 @@
               <w:jc w:val="left"/>
             </w:pPr>
             <w:r/>
-            <w:hyperlink r:id="rId199">
+            <w:hyperlink r:id="rId208">
               <w:r>
                 <w:rPr>
                   <w:color w:val="0B4F9E"/>
@@ -17852,7 +18682,7 @@
               <w:jc w:val="left"/>
             </w:pPr>
             <w:r/>
-            <w:hyperlink r:id="rId200">
+            <w:hyperlink r:id="rId209">
               <w:r>
                 <w:rPr>
                   <w:color w:val="0B4F9E"/>
@@ -17923,7 +18753,7 @@
               <w:jc w:val="left"/>
             </w:pPr>
             <w:r/>
-            <w:hyperlink r:id="rId200">
+            <w:hyperlink r:id="rId209">
               <w:r>
                 <w:rPr>
                   <w:color w:val="0B4F9E"/>
@@ -17946,7 +18776,7 @@
               <w:jc w:val="left"/>
             </w:pPr>
             <w:r/>
-            <w:hyperlink r:id="rId201">
+            <w:hyperlink r:id="rId210">
               <w:r>
                 <w:rPr>
                   <w:color w:val="0B4F9E"/>
@@ -18017,7 +18847,7 @@
               <w:jc w:val="left"/>
             </w:pPr>
             <w:r/>
-            <w:hyperlink r:id="rId201">
+            <w:hyperlink r:id="rId210">
               <w:r>
                 <w:rPr>
                   <w:color w:val="0B4F9E"/>
@@ -18040,7 +18870,7 @@
               <w:jc w:val="left"/>
             </w:pPr>
             <w:r/>
-            <w:hyperlink r:id="rId202">
+            <w:hyperlink r:id="rId211">
               <w:r>
                 <w:rPr>
                   <w:color w:val="0B4F9E"/>
@@ -18111,7 +18941,7 @@
               <w:jc w:val="left"/>
             </w:pPr>
             <w:r/>
-            <w:hyperlink r:id="rId202">
+            <w:hyperlink r:id="rId211">
               <w:r>
                 <w:rPr>
                   <w:color w:val="0B4F9E"/>
@@ -18119,6 +18949,100 @@
                   <w:u w:val="single"/>
                 </w:rPr>
                 <w:t>10.20537/2076-7633-2026-18-4-929-972</w:t>
+              </w:r>
+            </w:hyperlink>
+          </w:p>
+        </w:tc>
+      </w:tr>
+      <w:tr>
+        <w:tc>
+          <w:tcPr>
+            <w:tcW w:type="dxa" w:w="1680"/>
+          </w:tcPr>
+          <w:p>
+            <w:pPr>
+              <w:jc w:val="left"/>
+            </w:pPr>
+            <w:r/>
+            <w:hyperlink r:id="rId212">
+              <w:r>
+                <w:rPr>
+                  <w:color w:val="0B4F9E"/>
+                  <w:sz w:val="16"/>
+                  <w:u w:val="single"/>
+                </w:rPr>
+                <w:t>Using Approximations of Practice to Support Calculus Instructors’ Enactment of Equitable Active Learning Teaching Practi</w:t>
+              </w:r>
+            </w:hyperlink>
+          </w:p>
+        </w:tc>
+        <w:tc>
+          <w:tcPr>
+            <w:tcW w:type="dxa" w:w="1680"/>
+          </w:tcPr>
+          <w:p>
+            <w:pPr>
+              <w:jc w:val="left"/>
+            </w:pPr>
+            <w:r/>
+          </w:p>
+        </w:tc>
+        <w:tc>
+          <w:tcPr>
+            <w:tcW w:type="dxa" w:w="1680"/>
+          </w:tcPr>
+          <w:p>
+            <w:pPr>
+              <w:jc w:val="left"/>
+            </w:pPr>
+            <w:r/>
+          </w:p>
+        </w:tc>
+        <w:tc>
+          <w:tcPr>
+            <w:tcW w:type="dxa" w:w="1680"/>
+          </w:tcPr>
+          <w:p>
+            <w:pPr>
+              <w:jc w:val="left"/>
+            </w:pPr>
+            <w:r/>
+          </w:p>
+        </w:tc>
+        <w:tc>
+          <w:tcPr>
+            <w:tcW w:type="dxa" w:w="1680"/>
+          </w:tcPr>
+          <w:p>
+            <w:pPr>
+              <w:jc w:val="left"/>
+            </w:pPr>
+            <w:r/>
+            <w:r>
+              <w:rPr>
+                <w:sz w:val="16"/>
+              </w:rPr>
+              <w:t>2026-09-05</w:t>
+            </w:r>
+          </w:p>
+        </w:tc>
+        <w:tc>
+          <w:tcPr>
+            <w:tcW w:type="dxa" w:w="1680"/>
+          </w:tcPr>
+          <w:p>
+            <w:pPr>
+              <w:jc w:val="left"/>
+            </w:pPr>
+            <w:r/>
+            <w:hyperlink r:id="rId212">
+              <w:r>
+                <w:rPr>
+                  <w:color w:val="0B4F9E"/>
+                  <w:sz w:val="16"/>
+                  <w:u w:val="single"/>
+                </w:rPr>
+                <w:t>10.1007/s40753-026-00315-8</w:t>
               </w:r>
             </w:hyperlink>
           </w:p>
@@ -18145,7 +19069,7 @@
         <w:rPr>
           <w:b/>
         </w:rPr>
-        <w:t>145</w:t>
+        <w:t>154</w:t>
       </w:r>
     </w:p>
     <w:p>
@@ -18159,7 +19083,7 @@
         <w:rPr>
           <w:b/>
         </w:rPr>
-        <w:t>74</w:t>
+        <w:t>77</w:t>
       </w:r>
     </w:p>
     <w:p>
@@ -18173,7 +19097,7 @@
         <w:rPr>
           <w:b/>
         </w:rPr>
-        <w:t>164</w:t>
+        <w:t>173</w:t>
       </w:r>
     </w:p>
     <w:p>

--- a/NEEDS_DATA.docx
+++ b/NEEDS_DATA.docx
@@ -17,7 +17,7 @@
     </w:p>
     <w:p>
       <w:r>
-        <w:t xml:space="preserve">Generated 2026-09-05. Every field below was blank in the automated sources. Fill any of them in </w:t>
+        <w:t xml:space="preserve">Generated 2026-09-06. Every field below was blank in the automated sources. Fill any of them in </w:t>
       </w:r>
       <w:r>
         <w:rPr>
@@ -1387,7 +1387,7 @@
         <w:pStyle w:val="Heading2"/>
       </w:pPr>
       <w:r>
-        <w:t>Studies with no numeric performance figure (173 of 182)</w:t>
+        <w:t>Studies with no numeric performance figure (182 of 191)</w:t>
       </w:r>
     </w:p>
     <w:p>
@@ -1809,7 +1809,7 @@
               <w:rPr>
                 <w:sz w:val="16"/>
               </w:rPr>
-              <w:t>MEGNet, ALIGNN, CGCNN</w:t>
+              <w:t>ALIGNN, MEGNet, CGCNN</w:t>
             </w:r>
           </w:p>
         </w:tc>
@@ -2587,7 +2587,7 @@
               <w:rPr>
                 <w:sz w:val="16"/>
               </w:rPr>
-              <w:t>SevenNet-0, MatterSim, MACE-MP-0, CHGNet</w:t>
+              <w:t>SevenNet-0, MACE-MP-0, MatterSim, CHGNet</w:t>
             </w:r>
           </w:p>
         </w:tc>
@@ -2805,7 +2805,7 @@
               <w:rPr>
                 <w:sz w:val="16"/>
               </w:rPr>
-              <w:t>GRACE-1L-OAM, SevenNet-0, MatterSim, MACE-MP-0</w:t>
+              <w:t>GRACE-1L-OAM, SevenNet-0, MACE-MP-0, MatterSim</w:t>
             </w:r>
           </w:p>
         </w:tc>
@@ -3647,7 +3647,7 @@
               <w:rPr>
                 <w:sz w:val="16"/>
               </w:rPr>
-              <w:t>MatterSim, MatterGen</w:t>
+              <w:t>MatterGen, MatterSim</w:t>
             </w:r>
           </w:p>
         </w:tc>
@@ -11517,6 +11517,306 @@
                   <w:sz w:val="16"/>
                   <w:u w:val="single"/>
                 </w:rPr>
+                <w:t xml:space="preserve">Interpretable Physically Constrained Framework for Anisotropic Constitutive Model of CoCrNi Plasticity over Wide Strain </w:t>
+              </w:r>
+            </w:hyperlink>
+          </w:p>
+        </w:tc>
+        <w:tc>
+          <w:tcPr>
+            <w:tcW w:type="dxa" w:w="1680"/>
+          </w:tcPr>
+          <w:p>
+            <w:pPr>
+              <w:jc w:val="left"/>
+            </w:pPr>
+            <w:r/>
+          </w:p>
+        </w:tc>
+        <w:tc>
+          <w:tcPr>
+            <w:tcW w:type="dxa" w:w="1680"/>
+          </w:tcPr>
+          <w:p>
+            <w:pPr>
+              <w:jc w:val="left"/>
+            </w:pPr>
+            <w:r/>
+            <w:r>
+              <w:rPr>
+                <w:sz w:val="16"/>
+              </w:rPr>
+              <w:t>alloy</w:t>
+            </w:r>
+          </w:p>
+        </w:tc>
+        <w:tc>
+          <w:tcPr>
+            <w:tcW w:type="dxa" w:w="1680"/>
+          </w:tcPr>
+          <w:p>
+            <w:pPr>
+              <w:jc w:val="left"/>
+            </w:pPr>
+            <w:r/>
+          </w:p>
+        </w:tc>
+        <w:tc>
+          <w:tcPr>
+            <w:tcW w:type="dxa" w:w="1680"/>
+          </w:tcPr>
+          <w:p>
+            <w:pPr>
+              <w:jc w:val="left"/>
+            </w:pPr>
+            <w:r/>
+            <w:r>
+              <w:rPr>
+                <w:sz w:val="16"/>
+              </w:rPr>
+              <w:t>2026-09-06</w:t>
+            </w:r>
+          </w:p>
+        </w:tc>
+        <w:tc>
+          <w:tcPr>
+            <w:tcW w:type="dxa" w:w="1680"/>
+          </w:tcPr>
+          <w:p>
+            <w:pPr>
+              <w:jc w:val="left"/>
+            </w:pPr>
+            <w:r/>
+            <w:hyperlink r:id="rId133">
+              <w:r>
+                <w:rPr>
+                  <w:color w:val="0B4F9E"/>
+                  <w:sz w:val="16"/>
+                  <w:u w:val="single"/>
+                </w:rPr>
+                <w:t>10.2139/ssrn.7422739</w:t>
+              </w:r>
+            </w:hyperlink>
+          </w:p>
+        </w:tc>
+      </w:tr>
+      <w:tr>
+        <w:tc>
+          <w:tcPr>
+            <w:tcW w:type="dxa" w:w="1680"/>
+          </w:tcPr>
+          <w:p>
+            <w:pPr>
+              <w:jc w:val="left"/>
+            </w:pPr>
+            <w:r/>
+            <w:hyperlink r:id="rId134">
+              <w:r>
+                <w:rPr>
+                  <w:color w:val="0B4F9E"/>
+                  <w:sz w:val="16"/>
+                  <w:u w:val="single"/>
+                </w:rPr>
+                <w:t>Complex crystal structure prediction using ML-enhanced multi-minima iterative genetic algorithm</w:t>
+              </w:r>
+            </w:hyperlink>
+          </w:p>
+        </w:tc>
+        <w:tc>
+          <w:tcPr>
+            <w:tcW w:type="dxa" w:w="1680"/>
+          </w:tcPr>
+          <w:p>
+            <w:pPr>
+              <w:jc w:val="left"/>
+            </w:pPr>
+            <w:r/>
+          </w:p>
+        </w:tc>
+        <w:tc>
+          <w:tcPr>
+            <w:tcW w:type="dxa" w:w="1680"/>
+          </w:tcPr>
+          <w:p>
+            <w:pPr>
+              <w:jc w:val="left"/>
+            </w:pPr>
+            <w:r/>
+            <w:r>
+              <w:rPr>
+                <w:sz w:val="16"/>
+              </w:rPr>
+              <w:t>magnetic material, La4Co4Pb, La5CoPb2, La3CoPb</w:t>
+            </w:r>
+          </w:p>
+        </w:tc>
+        <w:tc>
+          <w:tcPr>
+            <w:tcW w:type="dxa" w:w="1680"/>
+          </w:tcPr>
+          <w:p>
+            <w:pPr>
+              <w:jc w:val="left"/>
+            </w:pPr>
+            <w:r/>
+          </w:p>
+        </w:tc>
+        <w:tc>
+          <w:tcPr>
+            <w:tcW w:type="dxa" w:w="1680"/>
+          </w:tcPr>
+          <w:p>
+            <w:pPr>
+              <w:jc w:val="left"/>
+            </w:pPr>
+            <w:r/>
+            <w:r>
+              <w:rPr>
+                <w:sz w:val="16"/>
+              </w:rPr>
+              <w:t>2026-09-06</w:t>
+            </w:r>
+          </w:p>
+        </w:tc>
+        <w:tc>
+          <w:tcPr>
+            <w:tcW w:type="dxa" w:w="1680"/>
+          </w:tcPr>
+          <w:p>
+            <w:pPr>
+              <w:jc w:val="left"/>
+            </w:pPr>
+            <w:r/>
+            <w:hyperlink r:id="rId134">
+              <w:r>
+                <w:rPr>
+                  <w:color w:val="0B4F9E"/>
+                  <w:sz w:val="16"/>
+                  <w:u w:val="single"/>
+                </w:rPr>
+                <w:t>10.2139/ssrn.7422744</w:t>
+              </w:r>
+            </w:hyperlink>
+          </w:p>
+        </w:tc>
+      </w:tr>
+      <w:tr>
+        <w:tc>
+          <w:tcPr>
+            <w:tcW w:type="dxa" w:w="1680"/>
+          </w:tcPr>
+          <w:p>
+            <w:pPr>
+              <w:jc w:val="left"/>
+            </w:pPr>
+            <w:r/>
+            <w:hyperlink r:id="rId135">
+              <w:r>
+                <w:rPr>
+                  <w:color w:val="0B4F9E"/>
+                  <w:sz w:val="16"/>
+                  <w:u w:val="single"/>
+                </w:rPr>
+                <w:t>Prediction and experimental study on hydrogen storage performance of Ti-Fe-Zr-Mn-V-based high-entropy alloys based on ma</w:t>
+              </w:r>
+            </w:hyperlink>
+          </w:p>
+        </w:tc>
+        <w:tc>
+          <w:tcPr>
+            <w:tcW w:type="dxa" w:w="1680"/>
+          </w:tcPr>
+          <w:p>
+            <w:pPr>
+              <w:jc w:val="left"/>
+            </w:pPr>
+            <w:r/>
+          </w:p>
+        </w:tc>
+        <w:tc>
+          <w:tcPr>
+            <w:tcW w:type="dxa" w:w="1680"/>
+          </w:tcPr>
+          <w:p>
+            <w:pPr>
+              <w:jc w:val="left"/>
+            </w:pPr>
+            <w:r/>
+            <w:r>
+              <w:rPr>
+                <w:sz w:val="16"/>
+              </w:rPr>
+              <w:t>alloy</w:t>
+            </w:r>
+          </w:p>
+        </w:tc>
+        <w:tc>
+          <w:tcPr>
+            <w:tcW w:type="dxa" w:w="1680"/>
+          </w:tcPr>
+          <w:p>
+            <w:pPr>
+              <w:jc w:val="left"/>
+            </w:pPr>
+            <w:r/>
+          </w:p>
+        </w:tc>
+        <w:tc>
+          <w:tcPr>
+            <w:tcW w:type="dxa" w:w="1680"/>
+          </w:tcPr>
+          <w:p>
+            <w:pPr>
+              <w:jc w:val="left"/>
+            </w:pPr>
+            <w:r/>
+            <w:r>
+              <w:rPr>
+                <w:sz w:val="16"/>
+              </w:rPr>
+              <w:t>2026-09-06</w:t>
+            </w:r>
+          </w:p>
+        </w:tc>
+        <w:tc>
+          <w:tcPr>
+            <w:tcW w:type="dxa" w:w="1680"/>
+          </w:tcPr>
+          <w:p>
+            <w:pPr>
+              <w:jc w:val="left"/>
+            </w:pPr>
+            <w:r/>
+            <w:hyperlink r:id="rId135">
+              <w:r>
+                <w:rPr>
+                  <w:color w:val="0B4F9E"/>
+                  <w:sz w:val="16"/>
+                  <w:u w:val="single"/>
+                </w:rPr>
+                <w:t>10.1016/j.ijhydene.2026.157414</w:t>
+              </w:r>
+            </w:hyperlink>
+          </w:p>
+        </w:tc>
+      </w:tr>
+      <w:tr>
+        <w:tc>
+          <w:tcPr>
+            <w:tcW w:type="dxa" w:w="1680"/>
+          </w:tcPr>
+          <w:p>
+            <w:pPr>
+              <w:jc w:val="left"/>
+            </w:pPr>
+            <w:r/>
+            <w:hyperlink r:id="rId136">
+              <w:r>
+                <w:rPr>
+                  <w:color w:val="0B4F9E"/>
+                  <w:sz w:val="16"/>
+                  <w:u w:val="single"/>
+                </w:rPr>
                 <w:t>From Empirical Design To Autonomous Ecosystems: AI-Driven Advances, Challenges, And Future Directions In Precision Nanom</w:t>
               </w:r>
             </w:hyperlink>
@@ -11581,7 +11881,7 @@
               <w:jc w:val="left"/>
             </w:pPr>
             <w:r/>
-            <w:hyperlink r:id="rId133">
+            <w:hyperlink r:id="rId136">
               <w:r>
                 <w:rPr>
                   <w:color w:val="0B4F9E"/>
@@ -11604,7 +11904,7 @@
               <w:jc w:val="left"/>
             </w:pPr>
             <w:r/>
-            <w:hyperlink r:id="rId134">
+            <w:hyperlink r:id="rId137">
               <w:r>
                 <w:rPr>
                   <w:color w:val="0B4F9E"/>
@@ -11669,306 +11969,6 @@
                 <w:sz w:val="16"/>
               </w:rPr>
               <w:t>2026-08-14</w:t>
-            </w:r>
-          </w:p>
-        </w:tc>
-        <w:tc>
-          <w:tcPr>
-            <w:tcW w:type="dxa" w:w="1680"/>
-          </w:tcPr>
-          <w:p>
-            <w:pPr>
-              <w:jc w:val="left"/>
-            </w:pPr>
-            <w:r/>
-            <w:hyperlink r:id="rId134">
-              <w:r>
-                <w:rPr>
-                  <w:color w:val="0B4F9E"/>
-                  <w:sz w:val="16"/>
-                  <w:u w:val="single"/>
-                </w:rPr>
-                <w:t>link</w:t>
-              </w:r>
-            </w:hyperlink>
-          </w:p>
-        </w:tc>
-      </w:tr>
-      <w:tr>
-        <w:tc>
-          <w:tcPr>
-            <w:tcW w:type="dxa" w:w="1680"/>
-          </w:tcPr>
-          <w:p>
-            <w:pPr>
-              <w:jc w:val="left"/>
-            </w:pPr>
-            <w:r/>
-            <w:hyperlink r:id="rId135">
-              <w:r>
-                <w:rPr>
-                  <w:color w:val="0B4F9E"/>
-                  <w:sz w:val="16"/>
-                  <w:u w:val="single"/>
-                </w:rPr>
-                <w:t>The Past and Future of AI Scientists</w:t>
-              </w:r>
-            </w:hyperlink>
-          </w:p>
-        </w:tc>
-        <w:tc>
-          <w:tcPr>
-            <w:tcW w:type="dxa" w:w="1680"/>
-          </w:tcPr>
-          <w:p>
-            <w:pPr>
-              <w:jc w:val="left"/>
-            </w:pPr>
-            <w:r/>
-          </w:p>
-        </w:tc>
-        <w:tc>
-          <w:tcPr>
-            <w:tcW w:type="dxa" w:w="1680"/>
-          </w:tcPr>
-          <w:p>
-            <w:pPr>
-              <w:jc w:val="left"/>
-            </w:pPr>
-            <w:r/>
-          </w:p>
-        </w:tc>
-        <w:tc>
-          <w:tcPr>
-            <w:tcW w:type="dxa" w:w="1680"/>
-          </w:tcPr>
-          <w:p>
-            <w:pPr>
-              <w:jc w:val="left"/>
-            </w:pPr>
-            <w:r/>
-            <w:r>
-              <w:rPr>
-                <w:sz w:val="16"/>
-              </w:rPr>
-              <w:t>MLIP</w:t>
-            </w:r>
-          </w:p>
-        </w:tc>
-        <w:tc>
-          <w:tcPr>
-            <w:tcW w:type="dxa" w:w="1680"/>
-          </w:tcPr>
-          <w:p>
-            <w:pPr>
-              <w:jc w:val="left"/>
-            </w:pPr>
-            <w:r/>
-            <w:r>
-              <w:rPr>
-                <w:sz w:val="16"/>
-              </w:rPr>
-              <w:t>2026-08-14</w:t>
-            </w:r>
-          </w:p>
-        </w:tc>
-        <w:tc>
-          <w:tcPr>
-            <w:tcW w:type="dxa" w:w="1680"/>
-          </w:tcPr>
-          <w:p>
-            <w:pPr>
-              <w:jc w:val="left"/>
-            </w:pPr>
-            <w:r/>
-            <w:hyperlink r:id="rId135">
-              <w:r>
-                <w:rPr>
-                  <w:color w:val="0B4F9E"/>
-                  <w:sz w:val="16"/>
-                  <w:u w:val="single"/>
-                </w:rPr>
-                <w:t>link</w:t>
-              </w:r>
-            </w:hyperlink>
-          </w:p>
-        </w:tc>
-      </w:tr>
-      <w:tr>
-        <w:tc>
-          <w:tcPr>
-            <w:tcW w:type="dxa" w:w="1680"/>
-          </w:tcPr>
-          <w:p>
-            <w:pPr>
-              <w:jc w:val="left"/>
-            </w:pPr>
-            <w:r/>
-            <w:hyperlink r:id="rId136">
-              <w:r>
-                <w:rPr>
-                  <w:color w:val="0B4F9E"/>
-                  <w:sz w:val="16"/>
-                  <w:u w:val="single"/>
-                </w:rPr>
-                <w:t>Graph neural network prediction of temperature-dependent hydrogen diffusion and thermal conductivity tensors of tungsten</w:t>
-              </w:r>
-            </w:hyperlink>
-          </w:p>
-        </w:tc>
-        <w:tc>
-          <w:tcPr>
-            <w:tcW w:type="dxa" w:w="1680"/>
-          </w:tcPr>
-          <w:p>
-            <w:pPr>
-              <w:jc w:val="left"/>
-            </w:pPr>
-            <w:r/>
-          </w:p>
-        </w:tc>
-        <w:tc>
-          <w:tcPr>
-            <w:tcW w:type="dxa" w:w="1680"/>
-          </w:tcPr>
-          <w:p>
-            <w:pPr>
-              <w:jc w:val="left"/>
-            </w:pPr>
-            <w:r/>
-          </w:p>
-        </w:tc>
-        <w:tc>
-          <w:tcPr>
-            <w:tcW w:type="dxa" w:w="1680"/>
-          </w:tcPr>
-          <w:p>
-            <w:pPr>
-              <w:jc w:val="left"/>
-            </w:pPr>
-            <w:r/>
-            <w:r>
-              <w:rPr>
-                <w:sz w:val="16"/>
-              </w:rPr>
-              <w:t>MD</w:t>
-            </w:r>
-          </w:p>
-        </w:tc>
-        <w:tc>
-          <w:tcPr>
-            <w:tcW w:type="dxa" w:w="1680"/>
-          </w:tcPr>
-          <w:p>
-            <w:pPr>
-              <w:jc w:val="left"/>
-            </w:pPr>
-            <w:r/>
-            <w:r>
-              <w:rPr>
-                <w:sz w:val="16"/>
-              </w:rPr>
-              <w:t>2026-08-16</w:t>
-            </w:r>
-          </w:p>
-        </w:tc>
-        <w:tc>
-          <w:tcPr>
-            <w:tcW w:type="dxa" w:w="1680"/>
-          </w:tcPr>
-          <w:p>
-            <w:pPr>
-              <w:jc w:val="left"/>
-            </w:pPr>
-            <w:r/>
-            <w:hyperlink r:id="rId136">
-              <w:r>
-                <w:rPr>
-                  <w:color w:val="0B4F9E"/>
-                  <w:sz w:val="16"/>
-                  <w:u w:val="single"/>
-                </w:rPr>
-                <w:t>link</w:t>
-              </w:r>
-            </w:hyperlink>
-          </w:p>
-        </w:tc>
-      </w:tr>
-      <w:tr>
-        <w:tc>
-          <w:tcPr>
-            <w:tcW w:type="dxa" w:w="1680"/>
-          </w:tcPr>
-          <w:p>
-            <w:pPr>
-              <w:jc w:val="left"/>
-            </w:pPr>
-            <w:r/>
-            <w:hyperlink r:id="rId137">
-              <w:r>
-                <w:rPr>
-                  <w:color w:val="0B4F9E"/>
-                  <w:sz w:val="16"/>
-                  <w:u w:val="single"/>
-                </w:rPr>
-                <w:t>Machine Learning-Accelerated Band-Edge Engineering of Pnictogen Chalcohalide Solid Solutions for Solar Energy Technologi</w:t>
-              </w:r>
-            </w:hyperlink>
-          </w:p>
-        </w:tc>
-        <w:tc>
-          <w:tcPr>
-            <w:tcW w:type="dxa" w:w="1680"/>
-          </w:tcPr>
-          <w:p>
-            <w:pPr>
-              <w:jc w:val="left"/>
-            </w:pPr>
-            <w:r/>
-          </w:p>
-        </w:tc>
-        <w:tc>
-          <w:tcPr>
-            <w:tcW w:type="dxa" w:w="1680"/>
-          </w:tcPr>
-          <w:p>
-            <w:pPr>
-              <w:jc w:val="left"/>
-            </w:pPr>
-            <w:r/>
-          </w:p>
-        </w:tc>
-        <w:tc>
-          <w:tcPr>
-            <w:tcW w:type="dxa" w:w="1680"/>
-          </w:tcPr>
-          <w:p>
-            <w:pPr>
-              <w:jc w:val="left"/>
-            </w:pPr>
-            <w:r/>
-            <w:r>
-              <w:rPr>
-                <w:sz w:val="16"/>
-              </w:rPr>
-              <w:t>DFT</w:t>
-            </w:r>
-          </w:p>
-        </w:tc>
-        <w:tc>
-          <w:tcPr>
-            <w:tcW w:type="dxa" w:w="1680"/>
-          </w:tcPr>
-          <w:p>
-            <w:pPr>
-              <w:jc w:val="left"/>
-            </w:pPr>
-            <w:r/>
-            <w:r>
-              <w:rPr>
-                <w:sz w:val="16"/>
-              </w:rPr>
-              <w:t>2026-08-17</w:t>
             </w:r>
           </w:p>
         </w:tc>
@@ -12011,20 +12011,9 @@
                   <w:sz w:val="16"/>
                   <w:u w:val="single"/>
                 </w:rPr>
-                <w:t xml:space="preserve">Extracting a nitrile-centered, ether-assisted motif hierarchy for lithium-battery electrolyte design from billion-scale </w:t>
+                <w:t>The Past and Future of AI Scientists</w:t>
               </w:r>
             </w:hyperlink>
-          </w:p>
-        </w:tc>
-        <w:tc>
-          <w:tcPr>
-            <w:tcW w:type="dxa" w:w="1680"/>
-          </w:tcPr>
-          <w:p>
-            <w:pPr>
-              <w:jc w:val="left"/>
-            </w:pPr>
-            <w:r/>
           </w:p>
         </w:tc>
         <w:tc>
@@ -12062,7 +12051,24 @@
               <w:rPr>
                 <w:sz w:val="16"/>
               </w:rPr>
-              <w:t>2026-08-17</w:t>
+              <w:t>MLIP</w:t>
+            </w:r>
+          </w:p>
+        </w:tc>
+        <w:tc>
+          <w:tcPr>
+            <w:tcW w:type="dxa" w:w="1680"/>
+          </w:tcPr>
+          <w:p>
+            <w:pPr>
+              <w:jc w:val="left"/>
+            </w:pPr>
+            <w:r/>
+            <w:r>
+              <w:rPr>
+                <w:sz w:val="16"/>
+              </w:rPr>
+              <w:t>2026-08-14</w:t>
             </w:r>
           </w:p>
         </w:tc>
@@ -12105,7 +12111,7 @@
                   <w:sz w:val="16"/>
                   <w:u w:val="single"/>
                 </w:rPr>
-                <w:t>Discovery of novel magnetic Y-Mn-B compounds via advanced machine learning guided framework</w:t>
+                <w:t>Graph neural network prediction of temperature-dependent hydrogen diffusion and thermal conductivity tensors of tungsten</w:t>
               </w:r>
             </w:hyperlink>
           </w:p>
@@ -12145,7 +12151,7 @@
               <w:rPr>
                 <w:sz w:val="16"/>
               </w:rPr>
-              <w:t>DFT</w:t>
+              <w:t>MD</w:t>
             </w:r>
           </w:p>
         </w:tc>
@@ -12162,7 +12168,7 @@
               <w:rPr>
                 <w:sz w:val="16"/>
               </w:rPr>
-              <w:t>2026-08-17</w:t>
+              <w:t>2026-08-16</w:t>
             </w:r>
           </w:p>
         </w:tc>
@@ -12205,7 +12211,7 @@
                   <w:sz w:val="16"/>
                   <w:u w:val="single"/>
                 </w:rPr>
-                <w:t>Unlocking Multi-Component Bulk-Materials Molecular Dynamics with a Small-Footprint Machine Learning Interatomic Potentia</w:t>
+                <w:t>Machine Learning-Accelerated Band-Edge Engineering of Pnictogen Chalcohalide Solid Solutions for Solar Energy Technologi</w:t>
               </w:r>
             </w:hyperlink>
           </w:p>
@@ -12245,7 +12251,7 @@
               <w:rPr>
                 <w:sz w:val="16"/>
               </w:rPr>
-              <w:t>MD, MLIP</w:t>
+              <w:t>DFT</w:t>
             </w:r>
           </w:p>
         </w:tc>
@@ -12305,7 +12311,7 @@
                   <w:sz w:val="16"/>
                   <w:u w:val="single"/>
                 </w:rPr>
-                <w:t>ChemReporter: A Framework for Curating and Exporting Large-Scale Chemical Datasets for MLIP Training</w:t>
+                <w:t xml:space="preserve">Extracting a nitrile-centered, ether-assisted motif hierarchy for lithium-battery electrolyte design from billion-scale </w:t>
               </w:r>
             </w:hyperlink>
           </w:p>
@@ -12341,12 +12347,6 @@
               <w:jc w:val="left"/>
             </w:pPr>
             <w:r/>
-            <w:r>
-              <w:rPr>
-                <w:sz w:val="16"/>
-              </w:rPr>
-              <w:t>MLIP</w:t>
-            </w:r>
           </w:p>
         </w:tc>
         <w:tc>
@@ -12405,20 +12405,9 @@
                   <w:sz w:val="16"/>
                   <w:u w:val="single"/>
                 </w:rPr>
-                <w:t>Active learning molecular beam epitaxy of complex quantum materials</w:t>
+                <w:t>Discovery of novel magnetic Y-Mn-B compounds via advanced machine learning guided framework</w:t>
               </w:r>
             </w:hyperlink>
-          </w:p>
-        </w:tc>
-        <w:tc>
-          <w:tcPr>
-            <w:tcW w:type="dxa" w:w="1680"/>
-          </w:tcPr>
-          <w:p>
-            <w:pPr>
-              <w:jc w:val="left"/>
-            </w:pPr>
-            <w:r/>
           </w:p>
         </w:tc>
         <w:tc>
@@ -12456,7 +12445,24 @@
               <w:rPr>
                 <w:sz w:val="16"/>
               </w:rPr>
-              <w:t>2026-08-18</w:t>
+              <w:t>DFT</w:t>
+            </w:r>
+          </w:p>
+        </w:tc>
+        <w:tc>
+          <w:tcPr>
+            <w:tcW w:type="dxa" w:w="1680"/>
+          </w:tcPr>
+          <w:p>
+            <w:pPr>
+              <w:jc w:val="left"/>
+            </w:pPr>
+            <w:r/>
+            <w:r>
+              <w:rPr>
+                <w:sz w:val="16"/>
+              </w:rPr>
+              <w:t>2026-08-17</w:t>
             </w:r>
           </w:p>
         </w:tc>
@@ -12499,7 +12505,7 @@
                   <w:sz w:val="16"/>
                   <w:u w:val="single"/>
                 </w:rPr>
-                <w:t>PyAPX: python toolkit for atomic configuration pattern exploration</w:t>
+                <w:t>Unlocking Multi-Component Bulk-Materials Molecular Dynamics with a Small-Footprint Machine Learning Interatomic Potentia</w:t>
               </w:r>
             </w:hyperlink>
           </w:p>
@@ -12539,7 +12545,7 @@
               <w:rPr>
                 <w:sz w:val="16"/>
               </w:rPr>
-              <w:t>DFT, MLIP</w:t>
+              <w:t>MD, MLIP</w:t>
             </w:r>
           </w:p>
         </w:tc>
@@ -12556,7 +12562,7 @@
               <w:rPr>
                 <w:sz w:val="16"/>
               </w:rPr>
-              <w:t>2026-08-19</w:t>
+              <w:t>2026-08-17</w:t>
             </w:r>
           </w:p>
         </w:tc>
@@ -12576,7 +12582,7 @@
                   <w:sz w:val="16"/>
                   <w:u w:val="single"/>
                 </w:rPr>
-                <w:t>10.1038/s41598-026-66072-5</w:t>
+                <w:t>link</w:t>
               </w:r>
             </w:hyperlink>
           </w:p>
@@ -12599,7 +12605,7 @@
                   <w:sz w:val="16"/>
                   <w:u w:val="single"/>
                 </w:rPr>
-                <w:t>A single design choice determines whether machine learning models of materials make physically impossible predictions</w:t>
+                <w:t>ChemReporter: A Framework for Curating and Exporting Large-Scale Chemical Datasets for MLIP Training</w:t>
               </w:r>
             </w:hyperlink>
           </w:p>
@@ -12639,7 +12645,7 @@
               <w:rPr>
                 <w:sz w:val="16"/>
               </w:rPr>
-              <w:t>DFT</w:t>
+              <w:t>MLIP</w:t>
             </w:r>
           </w:p>
         </w:tc>
@@ -12656,7 +12662,7 @@
               <w:rPr>
                 <w:sz w:val="16"/>
               </w:rPr>
-              <w:t>2026-08-19</w:t>
+              <w:t>2026-08-17</w:t>
             </w:r>
           </w:p>
         </w:tc>
@@ -12699,9 +12705,20 @@
                   <w:sz w:val="16"/>
                   <w:u w:val="single"/>
                 </w:rPr>
-                <w:t>Dynamic Ensembles of Phosphine-Stabilized Gold Nanoclusters</w:t>
+                <w:t>Active learning molecular beam epitaxy of complex quantum materials</w:t>
               </w:r>
             </w:hyperlink>
+          </w:p>
+        </w:tc>
+        <w:tc>
+          <w:tcPr>
+            <w:tcW w:type="dxa" w:w="1680"/>
+          </w:tcPr>
+          <w:p>
+            <w:pPr>
+              <w:jc w:val="left"/>
+            </w:pPr>
+            <w:r/>
           </w:p>
         </w:tc>
         <w:tc>
@@ -12739,24 +12756,7 @@
               <w:rPr>
                 <w:sz w:val="16"/>
               </w:rPr>
-              <w:t>MD, MLIP</w:t>
-            </w:r>
-          </w:p>
-        </w:tc>
-        <w:tc>
-          <w:tcPr>
-            <w:tcW w:type="dxa" w:w="1680"/>
-          </w:tcPr>
-          <w:p>
-            <w:pPr>
-              <w:jc w:val="left"/>
-            </w:pPr>
-            <w:r/>
-            <w:r>
-              <w:rPr>
-                <w:sz w:val="16"/>
-              </w:rPr>
-              <w:t>2026-08-19</w:t>
+              <w:t>2026-08-18</w:t>
             </w:r>
           </w:p>
         </w:tc>
@@ -12799,20 +12799,9 @@
                   <w:sz w:val="16"/>
                   <w:u w:val="single"/>
                 </w:rPr>
-                <w:t>Generative AI and Emerging Technologies: Transforming Engineering, Innovation and Entrepreneurship</w:t>
+                <w:t>PyAPX: python toolkit for atomic configuration pattern exploration</w:t>
               </w:r>
             </w:hyperlink>
-          </w:p>
-        </w:tc>
-        <w:tc>
-          <w:tcPr>
-            <w:tcW w:type="dxa" w:w="1680"/>
-          </w:tcPr>
-          <w:p>
-            <w:pPr>
-              <w:jc w:val="left"/>
-            </w:pPr>
-            <w:r/>
           </w:p>
         </w:tc>
         <w:tc>
@@ -12850,7 +12839,24 @@
               <w:rPr>
                 <w:sz w:val="16"/>
               </w:rPr>
-              <w:t>2026-08-20</w:t>
+              <w:t>DFT, MLIP</w:t>
+            </w:r>
+          </w:p>
+        </w:tc>
+        <w:tc>
+          <w:tcPr>
+            <w:tcW w:type="dxa" w:w="1680"/>
+          </w:tcPr>
+          <w:p>
+            <w:pPr>
+              <w:jc w:val="left"/>
+            </w:pPr>
+            <w:r/>
+            <w:r>
+              <w:rPr>
+                <w:sz w:val="16"/>
+              </w:rPr>
+              <w:t>2026-08-19</w:t>
             </w:r>
           </w:p>
         </w:tc>
@@ -12870,7 +12876,7 @@
                   <w:sz w:val="16"/>
                   <w:u w:val="single"/>
                 </w:rPr>
-                <w:t>10.5281/zenodo.22025110</w:t>
+                <w:t>10.1038/s41598-026-66072-5</w:t>
               </w:r>
             </w:hyperlink>
           </w:p>
@@ -12893,7 +12899,7 @@
                   <w:sz w:val="16"/>
                   <w:u w:val="single"/>
                 </w:rPr>
-                <w:t>Machine Learning to Foundation Models: Artificial Intelligence for Nanophotonic Modeling and Scientific Discovery</w:t>
+                <w:t>A single design choice determines whether machine learning models of materials make physically impossible predictions</w:t>
               </w:r>
             </w:hyperlink>
           </w:p>
@@ -12933,7 +12939,7 @@
               <w:rPr>
                 <w:sz w:val="16"/>
               </w:rPr>
-              <w:t>MLIP</w:t>
+              <w:t>DFT</w:t>
             </w:r>
           </w:p>
         </w:tc>
@@ -12950,7 +12956,7 @@
               <w:rPr>
                 <w:sz w:val="16"/>
               </w:rPr>
-              <w:t>2026-08-21</w:t>
+              <w:t>2026-08-19</w:t>
             </w:r>
           </w:p>
         </w:tc>
@@ -12970,7 +12976,7 @@
                   <w:sz w:val="16"/>
                   <w:u w:val="single"/>
                 </w:rPr>
-                <w:t>10.48550/arxiv.2608.21612</w:t>
+                <w:t>link</w:t>
               </w:r>
             </w:hyperlink>
           </w:p>
@@ -12993,20 +12999,9 @@
                   <w:sz w:val="16"/>
                   <w:u w:val="single"/>
                 </w:rPr>
-                <w:t>Diagnosing and narrowing the simulation-to-real gap in powder X-ray diffraction with a wet-dry agentic loop</w:t>
+                <w:t>Dynamic Ensembles of Phosphine-Stabilized Gold Nanoclusters</w:t>
               </w:r>
             </w:hyperlink>
-          </w:p>
-        </w:tc>
-        <w:tc>
-          <w:tcPr>
-            <w:tcW w:type="dxa" w:w="1680"/>
-          </w:tcPr>
-          <w:p>
-            <w:pPr>
-              <w:jc w:val="left"/>
-            </w:pPr>
-            <w:r/>
           </w:p>
         </w:tc>
         <w:tc>
@@ -13044,7 +13039,24 @@
               <w:rPr>
                 <w:sz w:val="16"/>
               </w:rPr>
-              <w:t>2026-08-23</w:t>
+              <w:t>MD, MLIP</w:t>
+            </w:r>
+          </w:p>
+        </w:tc>
+        <w:tc>
+          <w:tcPr>
+            <w:tcW w:type="dxa" w:w="1680"/>
+          </w:tcPr>
+          <w:p>
+            <w:pPr>
+              <w:jc w:val="left"/>
+            </w:pPr>
+            <w:r/>
+            <w:r>
+              <w:rPr>
+                <w:sz w:val="16"/>
+              </w:rPr>
+              <w:t>2026-08-19</w:t>
             </w:r>
           </w:p>
         </w:tc>
@@ -13087,6 +13099,294 @@
                   <w:sz w:val="16"/>
                   <w:u w:val="single"/>
                 </w:rPr>
+                <w:t>Generative AI and Emerging Technologies: Transforming Engineering, Innovation and Entrepreneurship</w:t>
+              </w:r>
+            </w:hyperlink>
+          </w:p>
+        </w:tc>
+        <w:tc>
+          <w:tcPr>
+            <w:tcW w:type="dxa" w:w="1680"/>
+          </w:tcPr>
+          <w:p>
+            <w:pPr>
+              <w:jc w:val="left"/>
+            </w:pPr>
+            <w:r/>
+          </w:p>
+        </w:tc>
+        <w:tc>
+          <w:tcPr>
+            <w:tcW w:type="dxa" w:w="1680"/>
+          </w:tcPr>
+          <w:p>
+            <w:pPr>
+              <w:jc w:val="left"/>
+            </w:pPr>
+            <w:r/>
+          </w:p>
+        </w:tc>
+        <w:tc>
+          <w:tcPr>
+            <w:tcW w:type="dxa" w:w="1680"/>
+          </w:tcPr>
+          <w:p>
+            <w:pPr>
+              <w:jc w:val="left"/>
+            </w:pPr>
+            <w:r/>
+          </w:p>
+        </w:tc>
+        <w:tc>
+          <w:tcPr>
+            <w:tcW w:type="dxa" w:w="1680"/>
+          </w:tcPr>
+          <w:p>
+            <w:pPr>
+              <w:jc w:val="left"/>
+            </w:pPr>
+            <w:r/>
+            <w:r>
+              <w:rPr>
+                <w:sz w:val="16"/>
+              </w:rPr>
+              <w:t>2026-08-20</w:t>
+            </w:r>
+          </w:p>
+        </w:tc>
+        <w:tc>
+          <w:tcPr>
+            <w:tcW w:type="dxa" w:w="1680"/>
+          </w:tcPr>
+          <w:p>
+            <w:pPr>
+              <w:jc w:val="left"/>
+            </w:pPr>
+            <w:r/>
+            <w:hyperlink r:id="rId149">
+              <w:r>
+                <w:rPr>
+                  <w:color w:val="0B4F9E"/>
+                  <w:sz w:val="16"/>
+                  <w:u w:val="single"/>
+                </w:rPr>
+                <w:t>10.5281/zenodo.22025110</w:t>
+              </w:r>
+            </w:hyperlink>
+          </w:p>
+        </w:tc>
+      </w:tr>
+      <w:tr>
+        <w:tc>
+          <w:tcPr>
+            <w:tcW w:type="dxa" w:w="1680"/>
+          </w:tcPr>
+          <w:p>
+            <w:pPr>
+              <w:jc w:val="left"/>
+            </w:pPr>
+            <w:r/>
+            <w:hyperlink r:id="rId150">
+              <w:r>
+                <w:rPr>
+                  <w:color w:val="0B4F9E"/>
+                  <w:sz w:val="16"/>
+                  <w:u w:val="single"/>
+                </w:rPr>
+                <w:t>Machine Learning to Foundation Models: Artificial Intelligence for Nanophotonic Modeling and Scientific Discovery</w:t>
+              </w:r>
+            </w:hyperlink>
+          </w:p>
+        </w:tc>
+        <w:tc>
+          <w:tcPr>
+            <w:tcW w:type="dxa" w:w="1680"/>
+          </w:tcPr>
+          <w:p>
+            <w:pPr>
+              <w:jc w:val="left"/>
+            </w:pPr>
+            <w:r/>
+          </w:p>
+        </w:tc>
+        <w:tc>
+          <w:tcPr>
+            <w:tcW w:type="dxa" w:w="1680"/>
+          </w:tcPr>
+          <w:p>
+            <w:pPr>
+              <w:jc w:val="left"/>
+            </w:pPr>
+            <w:r/>
+          </w:p>
+        </w:tc>
+        <w:tc>
+          <w:tcPr>
+            <w:tcW w:type="dxa" w:w="1680"/>
+          </w:tcPr>
+          <w:p>
+            <w:pPr>
+              <w:jc w:val="left"/>
+            </w:pPr>
+            <w:r/>
+            <w:r>
+              <w:rPr>
+                <w:sz w:val="16"/>
+              </w:rPr>
+              <w:t>MLIP</w:t>
+            </w:r>
+          </w:p>
+        </w:tc>
+        <w:tc>
+          <w:tcPr>
+            <w:tcW w:type="dxa" w:w="1680"/>
+          </w:tcPr>
+          <w:p>
+            <w:pPr>
+              <w:jc w:val="left"/>
+            </w:pPr>
+            <w:r/>
+            <w:r>
+              <w:rPr>
+                <w:sz w:val="16"/>
+              </w:rPr>
+              <w:t>2026-08-21</w:t>
+            </w:r>
+          </w:p>
+        </w:tc>
+        <w:tc>
+          <w:tcPr>
+            <w:tcW w:type="dxa" w:w="1680"/>
+          </w:tcPr>
+          <w:p>
+            <w:pPr>
+              <w:jc w:val="left"/>
+            </w:pPr>
+            <w:r/>
+            <w:hyperlink r:id="rId150">
+              <w:r>
+                <w:rPr>
+                  <w:color w:val="0B4F9E"/>
+                  <w:sz w:val="16"/>
+                  <w:u w:val="single"/>
+                </w:rPr>
+                <w:t>10.48550/arxiv.2608.21612</w:t>
+              </w:r>
+            </w:hyperlink>
+          </w:p>
+        </w:tc>
+      </w:tr>
+      <w:tr>
+        <w:tc>
+          <w:tcPr>
+            <w:tcW w:type="dxa" w:w="1680"/>
+          </w:tcPr>
+          <w:p>
+            <w:pPr>
+              <w:jc w:val="left"/>
+            </w:pPr>
+            <w:r/>
+            <w:hyperlink r:id="rId151">
+              <w:r>
+                <w:rPr>
+                  <w:color w:val="0B4F9E"/>
+                  <w:sz w:val="16"/>
+                  <w:u w:val="single"/>
+                </w:rPr>
+                <w:t>Diagnosing and narrowing the simulation-to-real gap in powder X-ray diffraction with a wet-dry agentic loop</w:t>
+              </w:r>
+            </w:hyperlink>
+          </w:p>
+        </w:tc>
+        <w:tc>
+          <w:tcPr>
+            <w:tcW w:type="dxa" w:w="1680"/>
+          </w:tcPr>
+          <w:p>
+            <w:pPr>
+              <w:jc w:val="left"/>
+            </w:pPr>
+            <w:r/>
+          </w:p>
+        </w:tc>
+        <w:tc>
+          <w:tcPr>
+            <w:tcW w:type="dxa" w:w="1680"/>
+          </w:tcPr>
+          <w:p>
+            <w:pPr>
+              <w:jc w:val="left"/>
+            </w:pPr>
+            <w:r/>
+          </w:p>
+        </w:tc>
+        <w:tc>
+          <w:tcPr>
+            <w:tcW w:type="dxa" w:w="1680"/>
+          </w:tcPr>
+          <w:p>
+            <w:pPr>
+              <w:jc w:val="left"/>
+            </w:pPr>
+            <w:r/>
+          </w:p>
+        </w:tc>
+        <w:tc>
+          <w:tcPr>
+            <w:tcW w:type="dxa" w:w="1680"/>
+          </w:tcPr>
+          <w:p>
+            <w:pPr>
+              <w:jc w:val="left"/>
+            </w:pPr>
+            <w:r/>
+            <w:r>
+              <w:rPr>
+                <w:sz w:val="16"/>
+              </w:rPr>
+              <w:t>2026-08-23</w:t>
+            </w:r>
+          </w:p>
+        </w:tc>
+        <w:tc>
+          <w:tcPr>
+            <w:tcW w:type="dxa" w:w="1680"/>
+          </w:tcPr>
+          <w:p>
+            <w:pPr>
+              <w:jc w:val="left"/>
+            </w:pPr>
+            <w:r/>
+            <w:hyperlink r:id="rId151">
+              <w:r>
+                <w:rPr>
+                  <w:color w:val="0B4F9E"/>
+                  <w:sz w:val="16"/>
+                  <w:u w:val="single"/>
+                </w:rPr>
+                <w:t>link</w:t>
+              </w:r>
+            </w:hyperlink>
+          </w:p>
+        </w:tc>
+      </w:tr>
+      <w:tr>
+        <w:tc>
+          <w:tcPr>
+            <w:tcW w:type="dxa" w:w="1680"/>
+          </w:tcPr>
+          <w:p>
+            <w:pPr>
+              <w:jc w:val="left"/>
+            </w:pPr>
+            <w:r/>
+            <w:hyperlink r:id="rId152">
+              <w:r>
+                <w:rPr>
+                  <w:color w:val="0B4F9E"/>
+                  <w:sz w:val="16"/>
+                  <w:u w:val="single"/>
+                </w:rPr>
                 <w:t xml:space="preserve">Dataset for the publication- A cylindrical sintering method for more realistic grain boundaries in nanocrystalline thin </w:t>
               </w:r>
             </w:hyperlink>
@@ -13151,7 +13451,7 @@
               <w:jc w:val="left"/>
             </w:pPr>
             <w:r/>
-            <w:hyperlink r:id="rId149">
+            <w:hyperlink r:id="rId152">
               <w:r>
                 <w:rPr>
                   <w:color w:val="0B4F9E"/>
@@ -13174,7 +13474,7 @@
               <w:jc w:val="left"/>
             </w:pPr>
             <w:r/>
-            <w:hyperlink r:id="rId150">
+            <w:hyperlink r:id="rId153">
               <w:r>
                 <w:rPr>
                   <w:color w:val="0B4F9E"/>
@@ -13251,7 +13551,7 @@
               <w:jc w:val="left"/>
             </w:pPr>
             <w:r/>
-            <w:hyperlink r:id="rId150">
+            <w:hyperlink r:id="rId153">
               <w:r>
                 <w:rPr>
                   <w:color w:val="0B4F9E"/>
@@ -13274,7 +13574,7 @@
               <w:jc w:val="left"/>
             </w:pPr>
             <w:r/>
-            <w:hyperlink r:id="rId151">
+            <w:hyperlink r:id="rId154">
               <w:r>
                 <w:rPr>
                   <w:color w:val="0B4F9E"/>
@@ -13351,7 +13651,7 @@
               <w:jc w:val="left"/>
             </w:pPr>
             <w:r/>
-            <w:hyperlink r:id="rId151">
+            <w:hyperlink r:id="rId154">
               <w:r>
                 <w:rPr>
                   <w:color w:val="0B4F9E"/>
@@ -13374,7 +13674,7 @@
               <w:jc w:val="left"/>
             </w:pPr>
             <w:r/>
-            <w:hyperlink r:id="rId152">
+            <w:hyperlink r:id="rId155">
               <w:r>
                 <w:rPr>
                   <w:color w:val="0B4F9E"/>
@@ -13445,7 +13745,7 @@
               <w:jc w:val="left"/>
             </w:pPr>
             <w:r/>
-            <w:hyperlink r:id="rId152">
+            <w:hyperlink r:id="rId155">
               <w:r>
                 <w:rPr>
                   <w:color w:val="0B4F9E"/>
@@ -13468,7 +13768,7 @@
               <w:jc w:val="left"/>
             </w:pPr>
             <w:r/>
-            <w:hyperlink r:id="rId153">
+            <w:hyperlink r:id="rId156">
               <w:r>
                 <w:rPr>
                   <w:color w:val="0B4F9E"/>
@@ -13545,7 +13845,7 @@
               <w:jc w:val="left"/>
             </w:pPr>
             <w:r/>
-            <w:hyperlink r:id="rId153">
+            <w:hyperlink r:id="rId156">
               <w:r>
                 <w:rPr>
                   <w:color w:val="0B4F9E"/>
@@ -13568,7 +13868,7 @@
               <w:jc w:val="left"/>
             </w:pPr>
             <w:r/>
-            <w:hyperlink r:id="rId154">
+            <w:hyperlink r:id="rId157">
               <w:r>
                 <w:rPr>
                   <w:color w:val="0B4F9E"/>
@@ -13639,7 +13939,7 @@
               <w:jc w:val="left"/>
             </w:pPr>
             <w:r/>
-            <w:hyperlink r:id="rId154">
+            <w:hyperlink r:id="rId157">
               <w:r>
                 <w:rPr>
                   <w:color w:val="0B4F9E"/>
@@ -13662,7 +13962,7 @@
               <w:jc w:val="left"/>
             </w:pPr>
             <w:r/>
-            <w:hyperlink r:id="rId155">
+            <w:hyperlink r:id="rId158">
               <w:r>
                 <w:rPr>
                   <w:color w:val="0B4F9E"/>
@@ -13733,7 +14033,7 @@
               <w:jc w:val="left"/>
             </w:pPr>
             <w:r/>
-            <w:hyperlink r:id="rId156">
+            <w:hyperlink r:id="rId159">
               <w:r>
                 <w:rPr>
                   <w:color w:val="0B4F9E"/>
@@ -13756,7 +14056,7 @@
               <w:jc w:val="left"/>
             </w:pPr>
             <w:r/>
-            <w:hyperlink r:id="rId157">
+            <w:hyperlink r:id="rId160">
               <w:r>
                 <w:rPr>
                   <w:color w:val="0B4F9E"/>
@@ -13827,7 +14127,7 @@
               <w:jc w:val="left"/>
             </w:pPr>
             <w:r/>
-            <w:hyperlink r:id="rId157">
+            <w:hyperlink r:id="rId160">
               <w:r>
                 <w:rPr>
                   <w:color w:val="0B4F9E"/>
@@ -13850,7 +14150,7 @@
               <w:jc w:val="left"/>
             </w:pPr>
             <w:r/>
-            <w:hyperlink r:id="rId158">
+            <w:hyperlink r:id="rId161">
               <w:r>
                 <w:rPr>
                   <w:color w:val="0B4F9E"/>
@@ -13927,7 +14227,7 @@
               <w:jc w:val="left"/>
             </w:pPr>
             <w:r/>
-            <w:hyperlink r:id="rId158">
+            <w:hyperlink r:id="rId161">
               <w:r>
                 <w:rPr>
                   <w:color w:val="0B4F9E"/>
@@ -13950,7 +14250,7 @@
               <w:jc w:val="left"/>
             </w:pPr>
             <w:r/>
-            <w:hyperlink r:id="rId159">
+            <w:hyperlink r:id="rId162">
               <w:r>
                 <w:rPr>
                   <w:color w:val="0B4F9E"/>
@@ -14027,7 +14327,7 @@
               <w:jc w:val="left"/>
             </w:pPr>
             <w:r/>
-            <w:hyperlink r:id="rId159">
+            <w:hyperlink r:id="rId162">
               <w:r>
                 <w:rPr>
                   <w:color w:val="0B4F9E"/>
@@ -14050,7 +14350,7 @@
               <w:jc w:val="left"/>
             </w:pPr>
             <w:r/>
-            <w:hyperlink r:id="rId160">
+            <w:hyperlink r:id="rId163">
               <w:r>
                 <w:rPr>
                   <w:color w:val="0B4F9E"/>
@@ -14127,7 +14427,7 @@
               <w:jc w:val="left"/>
             </w:pPr>
             <w:r/>
-            <w:hyperlink r:id="rId160">
+            <w:hyperlink r:id="rId163">
               <w:r>
                 <w:rPr>
                   <w:color w:val="0B4F9E"/>
@@ -14150,7 +14450,7 @@
               <w:jc w:val="left"/>
             </w:pPr>
             <w:r/>
-            <w:hyperlink r:id="rId161">
+            <w:hyperlink r:id="rId164">
               <w:r>
                 <w:rPr>
                   <w:color w:val="0B4F9E"/>
@@ -14227,7 +14527,7 @@
               <w:jc w:val="left"/>
             </w:pPr>
             <w:r/>
-            <w:hyperlink r:id="rId161">
+            <w:hyperlink r:id="rId164">
               <w:r>
                 <w:rPr>
                   <w:color w:val="0B4F9E"/>
@@ -14250,7 +14550,7 @@
               <w:jc w:val="left"/>
             </w:pPr>
             <w:r/>
-            <w:hyperlink r:id="rId162">
+            <w:hyperlink r:id="rId165">
               <w:r>
                 <w:rPr>
                   <w:color w:val="0B4F9E"/>
@@ -14321,7 +14621,7 @@
               <w:jc w:val="left"/>
             </w:pPr>
             <w:r/>
-            <w:hyperlink r:id="rId162">
+            <w:hyperlink r:id="rId165">
               <w:r>
                 <w:rPr>
                   <w:color w:val="0B4F9E"/>
@@ -14344,7 +14644,7 @@
               <w:jc w:val="left"/>
             </w:pPr>
             <w:r/>
-            <w:hyperlink r:id="rId163">
+            <w:hyperlink r:id="rId166">
               <w:r>
                 <w:rPr>
                   <w:color w:val="0B4F9E"/>
@@ -14415,7 +14715,7 @@
               <w:jc w:val="left"/>
             </w:pPr>
             <w:r/>
-            <w:hyperlink r:id="rId163">
+            <w:hyperlink r:id="rId166">
               <w:r>
                 <w:rPr>
                   <w:color w:val="0B4F9E"/>
@@ -14438,7 +14738,7 @@
               <w:jc w:val="left"/>
             </w:pPr>
             <w:r/>
-            <w:hyperlink r:id="rId164">
+            <w:hyperlink r:id="rId167">
               <w:r>
                 <w:rPr>
                   <w:color w:val="0B4F9E"/>
@@ -14509,7 +14809,7 @@
               <w:jc w:val="left"/>
             </w:pPr>
             <w:r/>
-            <w:hyperlink r:id="rId164">
+            <w:hyperlink r:id="rId167">
               <w:r>
                 <w:rPr>
                   <w:color w:val="0B4F9E"/>
@@ -14532,7 +14832,7 @@
               <w:jc w:val="left"/>
             </w:pPr>
             <w:r/>
-            <w:hyperlink r:id="rId165">
+            <w:hyperlink r:id="rId168">
               <w:r>
                 <w:rPr>
                   <w:color w:val="0B4F9E"/>
@@ -14603,7 +14903,7 @@
               <w:jc w:val="left"/>
             </w:pPr>
             <w:r/>
-            <w:hyperlink r:id="rId165">
+            <w:hyperlink r:id="rId168">
               <w:r>
                 <w:rPr>
                   <w:color w:val="0B4F9E"/>
@@ -14626,7 +14926,7 @@
               <w:jc w:val="left"/>
             </w:pPr>
             <w:r/>
-            <w:hyperlink r:id="rId166">
+            <w:hyperlink r:id="rId169">
               <w:r>
                 <w:rPr>
                   <w:color w:val="0B4F9E"/>
@@ -14703,7 +15003,7 @@
               <w:jc w:val="left"/>
             </w:pPr>
             <w:r/>
-            <w:hyperlink r:id="rId166">
+            <w:hyperlink r:id="rId169">
               <w:r>
                 <w:rPr>
                   <w:color w:val="0B4F9E"/>
@@ -14726,7 +15026,7 @@
               <w:jc w:val="left"/>
             </w:pPr>
             <w:r/>
-            <w:hyperlink r:id="rId167">
+            <w:hyperlink r:id="rId170">
               <w:r>
                 <w:rPr>
                   <w:color w:val="0B4F9E"/>
@@ -14797,7 +15097,7 @@
               <w:jc w:val="left"/>
             </w:pPr>
             <w:r/>
-            <w:hyperlink r:id="rId168">
+            <w:hyperlink r:id="rId171">
               <w:r>
                 <w:rPr>
                   <w:color w:val="0B4F9E"/>
@@ -14820,7 +15120,7 @@
               <w:jc w:val="left"/>
             </w:pPr>
             <w:r/>
-            <w:hyperlink r:id="rId169">
+            <w:hyperlink r:id="rId172">
               <w:r>
                 <w:rPr>
                   <w:color w:val="0B4F9E"/>
@@ -14897,7 +15197,7 @@
               <w:jc w:val="left"/>
             </w:pPr>
             <w:r/>
-            <w:hyperlink r:id="rId169">
+            <w:hyperlink r:id="rId172">
               <w:r>
                 <w:rPr>
                   <w:color w:val="0B4F9E"/>
@@ -14920,7 +15220,7 @@
               <w:jc w:val="left"/>
             </w:pPr>
             <w:r/>
-            <w:hyperlink r:id="rId170">
+            <w:hyperlink r:id="rId173">
               <w:r>
                 <w:rPr>
                   <w:color w:val="0B4F9E"/>
@@ -14997,7 +15297,7 @@
               <w:jc w:val="left"/>
             </w:pPr>
             <w:r/>
-            <w:hyperlink r:id="rId170">
+            <w:hyperlink r:id="rId173">
               <w:r>
                 <w:rPr>
                   <w:color w:val="0B4F9E"/>
@@ -15020,7 +15320,7 @@
               <w:jc w:val="left"/>
             </w:pPr>
             <w:r/>
-            <w:hyperlink r:id="rId171">
+            <w:hyperlink r:id="rId174">
               <w:r>
                 <w:rPr>
                   <w:color w:val="0B4F9E"/>
@@ -15091,7 +15391,7 @@
               <w:jc w:val="left"/>
             </w:pPr>
             <w:r/>
-            <w:hyperlink r:id="rId171">
+            <w:hyperlink r:id="rId174">
               <w:r>
                 <w:rPr>
                   <w:color w:val="0B4F9E"/>
@@ -15114,7 +15414,7 @@
               <w:jc w:val="left"/>
             </w:pPr>
             <w:r/>
-            <w:hyperlink r:id="rId172">
+            <w:hyperlink r:id="rId175">
               <w:r>
                 <w:rPr>
                   <w:color w:val="0B4F9E"/>
@@ -15191,7 +15491,7 @@
               <w:jc w:val="left"/>
             </w:pPr>
             <w:r/>
-            <w:hyperlink r:id="rId172">
+            <w:hyperlink r:id="rId175">
               <w:r>
                 <w:rPr>
                   <w:color w:val="0B4F9E"/>
@@ -15214,7 +15514,7 @@
               <w:jc w:val="left"/>
             </w:pPr>
             <w:r/>
-            <w:hyperlink r:id="rId173">
+            <w:hyperlink r:id="rId176">
               <w:r>
                 <w:rPr>
                   <w:color w:val="0B4F9E"/>
@@ -15285,7 +15585,7 @@
               <w:jc w:val="left"/>
             </w:pPr>
             <w:r/>
-            <w:hyperlink r:id="rId173">
+            <w:hyperlink r:id="rId176">
               <w:r>
                 <w:rPr>
                   <w:color w:val="0B4F9E"/>
@@ -15308,7 +15608,7 @@
               <w:jc w:val="left"/>
             </w:pPr>
             <w:r/>
-            <w:hyperlink r:id="rId174">
+            <w:hyperlink r:id="rId177">
               <w:r>
                 <w:rPr>
                   <w:color w:val="0B4F9E"/>
@@ -15379,7 +15679,7 @@
               <w:jc w:val="left"/>
             </w:pPr>
             <w:r/>
-            <w:hyperlink r:id="rId174">
+            <w:hyperlink r:id="rId177">
               <w:r>
                 <w:rPr>
                   <w:color w:val="0B4F9E"/>
@@ -15402,7 +15702,7 @@
               <w:jc w:val="left"/>
             </w:pPr>
             <w:r/>
-            <w:hyperlink r:id="rId175">
+            <w:hyperlink r:id="rId178">
               <w:r>
                 <w:rPr>
                   <w:color w:val="0B4F9E"/>
@@ -15473,7 +15773,7 @@
               <w:jc w:val="left"/>
             </w:pPr>
             <w:r/>
-            <w:hyperlink r:id="rId175">
+            <w:hyperlink r:id="rId178">
               <w:r>
                 <w:rPr>
                   <w:color w:val="0B4F9E"/>
@@ -15496,7 +15796,7 @@
               <w:jc w:val="left"/>
             </w:pPr>
             <w:r/>
-            <w:hyperlink r:id="rId176">
+            <w:hyperlink r:id="rId179">
               <w:r>
                 <w:rPr>
                   <w:color w:val="0B4F9E"/>
@@ -15573,7 +15873,7 @@
               <w:jc w:val="left"/>
             </w:pPr>
             <w:r/>
-            <w:hyperlink r:id="rId176">
+            <w:hyperlink r:id="rId179">
               <w:r>
                 <w:rPr>
                   <w:color w:val="0B4F9E"/>
@@ -15596,7 +15896,7 @@
               <w:jc w:val="left"/>
             </w:pPr>
             <w:r/>
-            <w:hyperlink r:id="rId177">
+            <w:hyperlink r:id="rId180">
               <w:r>
                 <w:rPr>
                   <w:color w:val="0B4F9E"/>
@@ -15673,7 +15973,7 @@
               <w:jc w:val="left"/>
             </w:pPr>
             <w:r/>
-            <w:hyperlink r:id="rId177">
+            <w:hyperlink r:id="rId180">
               <w:r>
                 <w:rPr>
                   <w:color w:val="0B4F9E"/>
@@ -15696,7 +15996,7 @@
               <w:jc w:val="left"/>
             </w:pPr>
             <w:r/>
-            <w:hyperlink r:id="rId178">
+            <w:hyperlink r:id="rId181">
               <w:r>
                 <w:rPr>
                   <w:color w:val="0B4F9E"/>
@@ -15773,7 +16073,7 @@
               <w:jc w:val="left"/>
             </w:pPr>
             <w:r/>
-            <w:hyperlink r:id="rId178">
+            <w:hyperlink r:id="rId181">
               <w:r>
                 <w:rPr>
                   <w:color w:val="0B4F9E"/>
@@ -15796,7 +16096,7 @@
               <w:jc w:val="left"/>
             </w:pPr>
             <w:r/>
-            <w:hyperlink r:id="rId179">
+            <w:hyperlink r:id="rId182">
               <w:r>
                 <w:rPr>
                   <w:color w:val="0B4F9E"/>
@@ -15873,7 +16173,7 @@
               <w:jc w:val="left"/>
             </w:pPr>
             <w:r/>
-            <w:hyperlink r:id="rId179">
+            <w:hyperlink r:id="rId182">
               <w:r>
                 <w:rPr>
                   <w:color w:val="0B4F9E"/>
@@ -15896,7 +16196,7 @@
               <w:jc w:val="left"/>
             </w:pPr>
             <w:r/>
-            <w:hyperlink r:id="rId180">
+            <w:hyperlink r:id="rId183">
               <w:r>
                 <w:rPr>
                   <w:color w:val="0B4F9E"/>
@@ -15973,7 +16273,7 @@
               <w:jc w:val="left"/>
             </w:pPr>
             <w:r/>
-            <w:hyperlink r:id="rId180">
+            <w:hyperlink r:id="rId183">
               <w:r>
                 <w:rPr>
                   <w:color w:val="0B4F9E"/>
@@ -15996,7 +16296,7 @@
               <w:jc w:val="left"/>
             </w:pPr>
             <w:r/>
-            <w:hyperlink r:id="rId181">
+            <w:hyperlink r:id="rId184">
               <w:r>
                 <w:rPr>
                   <w:color w:val="0B4F9E"/>
@@ -16067,7 +16367,7 @@
               <w:jc w:val="left"/>
             </w:pPr>
             <w:r/>
-            <w:hyperlink r:id="rId181">
+            <w:hyperlink r:id="rId184">
               <w:r>
                 <w:rPr>
                   <w:color w:val="0B4F9E"/>
@@ -16090,7 +16390,7 @@
               <w:jc w:val="left"/>
             </w:pPr>
             <w:r/>
-            <w:hyperlink r:id="rId182">
+            <w:hyperlink r:id="rId185">
               <w:r>
                 <w:rPr>
                   <w:color w:val="0B4F9E"/>
@@ -16161,7 +16461,7 @@
               <w:jc w:val="left"/>
             </w:pPr>
             <w:r/>
-            <w:hyperlink r:id="rId182">
+            <w:hyperlink r:id="rId185">
               <w:r>
                 <w:rPr>
                   <w:color w:val="0B4F9E"/>
@@ -16184,7 +16484,7 @@
               <w:jc w:val="left"/>
             </w:pPr>
             <w:r/>
-            <w:hyperlink r:id="rId183">
+            <w:hyperlink r:id="rId186">
               <w:r>
                 <w:rPr>
                   <w:color w:val="0B4F9E"/>
@@ -16261,7 +16561,7 @@
               <w:jc w:val="left"/>
             </w:pPr>
             <w:r/>
-            <w:hyperlink r:id="rId183">
+            <w:hyperlink r:id="rId186">
               <w:r>
                 <w:rPr>
                   <w:color w:val="0B4F9E"/>
@@ -16284,7 +16584,7 @@
               <w:jc w:val="left"/>
             </w:pPr>
             <w:r/>
-            <w:hyperlink r:id="rId184">
+            <w:hyperlink r:id="rId187">
               <w:r>
                 <w:rPr>
                   <w:color w:val="0B4F9E"/>
@@ -16355,7 +16655,7 @@
               <w:jc w:val="left"/>
             </w:pPr>
             <w:r/>
-            <w:hyperlink r:id="rId184">
+            <w:hyperlink r:id="rId187">
               <w:r>
                 <w:rPr>
                   <w:color w:val="0B4F9E"/>
@@ -16378,7 +16678,7 @@
               <w:jc w:val="left"/>
             </w:pPr>
             <w:r/>
-            <w:hyperlink r:id="rId185">
+            <w:hyperlink r:id="rId188">
               <w:r>
                 <w:rPr>
                   <w:color w:val="0B4F9E"/>
@@ -16455,7 +16755,7 @@
               <w:jc w:val="left"/>
             </w:pPr>
             <w:r/>
-            <w:hyperlink r:id="rId185">
+            <w:hyperlink r:id="rId188">
               <w:r>
                 <w:rPr>
                   <w:color w:val="0B4F9E"/>
@@ -16478,7 +16778,7 @@
               <w:jc w:val="left"/>
             </w:pPr>
             <w:r/>
-            <w:hyperlink r:id="rId186">
+            <w:hyperlink r:id="rId189">
               <w:r>
                 <w:rPr>
                   <w:color w:val="0B4F9E"/>
@@ -16555,7 +16855,7 @@
               <w:jc w:val="left"/>
             </w:pPr>
             <w:r/>
-            <w:hyperlink r:id="rId186">
+            <w:hyperlink r:id="rId189">
               <w:r>
                 <w:rPr>
                   <w:color w:val="0B4F9E"/>
@@ -16578,7 +16878,7 @@
               <w:jc w:val="left"/>
             </w:pPr>
             <w:r/>
-            <w:hyperlink r:id="rId187">
+            <w:hyperlink r:id="rId190">
               <w:r>
                 <w:rPr>
                   <w:color w:val="0B4F9E"/>
@@ -16655,7 +16955,7 @@
               <w:jc w:val="left"/>
             </w:pPr>
             <w:r/>
-            <w:hyperlink r:id="rId187">
+            <w:hyperlink r:id="rId190">
               <w:r>
                 <w:rPr>
                   <w:color w:val="0B4F9E"/>
@@ -16678,7 +16978,7 @@
               <w:jc w:val="left"/>
             </w:pPr>
             <w:r/>
-            <w:hyperlink r:id="rId188">
+            <w:hyperlink r:id="rId191">
               <w:r>
                 <w:rPr>
                   <w:color w:val="0B4F9E"/>
@@ -16749,7 +17049,7 @@
               <w:jc w:val="left"/>
             </w:pPr>
             <w:r/>
-            <w:hyperlink r:id="rId188">
+            <w:hyperlink r:id="rId191">
               <w:r>
                 <w:rPr>
                   <w:color w:val="0B4F9E"/>
@@ -16772,7 +17072,7 @@
               <w:jc w:val="left"/>
             </w:pPr>
             <w:r/>
-            <w:hyperlink r:id="rId189">
+            <w:hyperlink r:id="rId192">
               <w:r>
                 <w:rPr>
                   <w:color w:val="0B4F9E"/>
@@ -16849,7 +17149,7 @@
               <w:jc w:val="left"/>
             </w:pPr>
             <w:r/>
-            <w:hyperlink r:id="rId189">
+            <w:hyperlink r:id="rId192">
               <w:r>
                 <w:rPr>
                   <w:color w:val="0B4F9E"/>
@@ -16872,7 +17172,7 @@
               <w:jc w:val="left"/>
             </w:pPr>
             <w:r/>
-            <w:hyperlink r:id="rId190">
+            <w:hyperlink r:id="rId193">
               <w:r>
                 <w:rPr>
                   <w:color w:val="0B4F9E"/>
@@ -16943,7 +17243,7 @@
               <w:jc w:val="left"/>
             </w:pPr>
             <w:r/>
-            <w:hyperlink r:id="rId190">
+            <w:hyperlink r:id="rId193">
               <w:r>
                 <w:rPr>
                   <w:color w:val="0B4F9E"/>
@@ -16966,7 +17266,7 @@
               <w:jc w:val="left"/>
             </w:pPr>
             <w:r/>
-            <w:hyperlink r:id="rId191">
+            <w:hyperlink r:id="rId194">
               <w:r>
                 <w:rPr>
                   <w:color w:val="0B4F9E"/>
@@ -17037,7 +17337,7 @@
               <w:jc w:val="left"/>
             </w:pPr>
             <w:r/>
-            <w:hyperlink r:id="rId191">
+            <w:hyperlink r:id="rId194">
               <w:r>
                 <w:rPr>
                   <w:color w:val="0B4F9E"/>
@@ -17060,7 +17360,7 @@
               <w:jc w:val="left"/>
             </w:pPr>
             <w:r/>
-            <w:hyperlink r:id="rId192">
+            <w:hyperlink r:id="rId195">
               <w:r>
                 <w:rPr>
                   <w:color w:val="0B4F9E"/>
@@ -17131,7 +17431,7 @@
               <w:jc w:val="left"/>
             </w:pPr>
             <w:r/>
-            <w:hyperlink r:id="rId192">
+            <w:hyperlink r:id="rId195">
               <w:r>
                 <w:rPr>
                   <w:color w:val="0B4F9E"/>
@@ -17154,7 +17454,7 @@
               <w:jc w:val="left"/>
             </w:pPr>
             <w:r/>
-            <w:hyperlink r:id="rId193">
+            <w:hyperlink r:id="rId196">
               <w:r>
                 <w:rPr>
                   <w:color w:val="0B4F9E"/>
@@ -17203,288 +17503,6 @@
               </w:rPr>
               <w:t>DFT, MD</w:t>
             </w:r>
-          </w:p>
-        </w:tc>
-        <w:tc>
-          <w:tcPr>
-            <w:tcW w:type="dxa" w:w="1680"/>
-          </w:tcPr>
-          <w:p>
-            <w:pPr>
-              <w:jc w:val="left"/>
-            </w:pPr>
-            <w:r/>
-            <w:r>
-              <w:rPr>
-                <w:sz w:val="16"/>
-              </w:rPr>
-              <w:t>2026-09-01</w:t>
-            </w:r>
-          </w:p>
-        </w:tc>
-        <w:tc>
-          <w:tcPr>
-            <w:tcW w:type="dxa" w:w="1680"/>
-          </w:tcPr>
-          <w:p>
-            <w:pPr>
-              <w:jc w:val="left"/>
-            </w:pPr>
-            <w:r/>
-            <w:hyperlink r:id="rId193">
-              <w:r>
-                <w:rPr>
-                  <w:color w:val="0B4F9E"/>
-                  <w:sz w:val="16"/>
-                  <w:u w:val="single"/>
-                </w:rPr>
-                <w:t>link</w:t>
-              </w:r>
-            </w:hyperlink>
-          </w:p>
-        </w:tc>
-      </w:tr>
-      <w:tr>
-        <w:tc>
-          <w:tcPr>
-            <w:tcW w:type="dxa" w:w="1680"/>
-          </w:tcPr>
-          <w:p>
-            <w:pPr>
-              <w:jc w:val="left"/>
-            </w:pPr>
-            <w:r/>
-            <w:hyperlink r:id="rId194">
-              <w:r>
-                <w:rPr>
-                  <w:color w:val="0B4F9E"/>
-                  <w:sz w:val="16"/>
-                  <w:u w:val="single"/>
-                </w:rPr>
-                <w:t>Why Multi-Layer Message Passing Works: Completeness Theory for Graph Neural Network Interatomic Potentials</w:t>
-              </w:r>
-            </w:hyperlink>
-          </w:p>
-        </w:tc>
-        <w:tc>
-          <w:tcPr>
-            <w:tcW w:type="dxa" w:w="1680"/>
-          </w:tcPr>
-          <w:p>
-            <w:pPr>
-              <w:jc w:val="left"/>
-            </w:pPr>
-            <w:r/>
-          </w:p>
-        </w:tc>
-        <w:tc>
-          <w:tcPr>
-            <w:tcW w:type="dxa" w:w="1680"/>
-          </w:tcPr>
-          <w:p>
-            <w:pPr>
-              <w:jc w:val="left"/>
-            </w:pPr>
-            <w:r/>
-          </w:p>
-        </w:tc>
-        <w:tc>
-          <w:tcPr>
-            <w:tcW w:type="dxa" w:w="1680"/>
-          </w:tcPr>
-          <w:p>
-            <w:pPr>
-              <w:jc w:val="left"/>
-            </w:pPr>
-            <w:r/>
-          </w:p>
-        </w:tc>
-        <w:tc>
-          <w:tcPr>
-            <w:tcW w:type="dxa" w:w="1680"/>
-          </w:tcPr>
-          <w:p>
-            <w:pPr>
-              <w:jc w:val="left"/>
-            </w:pPr>
-            <w:r/>
-            <w:r>
-              <w:rPr>
-                <w:sz w:val="16"/>
-              </w:rPr>
-              <w:t>2026-09-01</w:t>
-            </w:r>
-          </w:p>
-        </w:tc>
-        <w:tc>
-          <w:tcPr>
-            <w:tcW w:type="dxa" w:w="1680"/>
-          </w:tcPr>
-          <w:p>
-            <w:pPr>
-              <w:jc w:val="left"/>
-            </w:pPr>
-            <w:r/>
-            <w:hyperlink r:id="rId194">
-              <w:r>
-                <w:rPr>
-                  <w:color w:val="0B4F9E"/>
-                  <w:sz w:val="16"/>
-                  <w:u w:val="single"/>
-                </w:rPr>
-                <w:t>link</w:t>
-              </w:r>
-            </w:hyperlink>
-          </w:p>
-        </w:tc>
-      </w:tr>
-      <w:tr>
-        <w:tc>
-          <w:tcPr>
-            <w:tcW w:type="dxa" w:w="1680"/>
-          </w:tcPr>
-          <w:p>
-            <w:pPr>
-              <w:jc w:val="left"/>
-            </w:pPr>
-            <w:r/>
-            <w:hyperlink r:id="rId195">
-              <w:r>
-                <w:rPr>
-                  <w:color w:val="0B4F9E"/>
-                  <w:sz w:val="16"/>
-                  <w:u w:val="single"/>
-                </w:rPr>
-                <w:t>Element priors and target support shape chemical transfer in materials graph networks</w:t>
-              </w:r>
-            </w:hyperlink>
-          </w:p>
-        </w:tc>
-        <w:tc>
-          <w:tcPr>
-            <w:tcW w:type="dxa" w:w="1680"/>
-          </w:tcPr>
-          <w:p>
-            <w:pPr>
-              <w:jc w:val="left"/>
-            </w:pPr>
-            <w:r/>
-          </w:p>
-        </w:tc>
-        <w:tc>
-          <w:tcPr>
-            <w:tcW w:type="dxa" w:w="1680"/>
-          </w:tcPr>
-          <w:p>
-            <w:pPr>
-              <w:jc w:val="left"/>
-            </w:pPr>
-            <w:r/>
-          </w:p>
-        </w:tc>
-        <w:tc>
-          <w:tcPr>
-            <w:tcW w:type="dxa" w:w="1680"/>
-          </w:tcPr>
-          <w:p>
-            <w:pPr>
-              <w:jc w:val="left"/>
-            </w:pPr>
-            <w:r/>
-          </w:p>
-        </w:tc>
-        <w:tc>
-          <w:tcPr>
-            <w:tcW w:type="dxa" w:w="1680"/>
-          </w:tcPr>
-          <w:p>
-            <w:pPr>
-              <w:jc w:val="left"/>
-            </w:pPr>
-            <w:r/>
-            <w:r>
-              <w:rPr>
-                <w:sz w:val="16"/>
-              </w:rPr>
-              <w:t>2026-09-01</w:t>
-            </w:r>
-          </w:p>
-        </w:tc>
-        <w:tc>
-          <w:tcPr>
-            <w:tcW w:type="dxa" w:w="1680"/>
-          </w:tcPr>
-          <w:p>
-            <w:pPr>
-              <w:jc w:val="left"/>
-            </w:pPr>
-            <w:r/>
-            <w:hyperlink r:id="rId195">
-              <w:r>
-                <w:rPr>
-                  <w:color w:val="0B4F9E"/>
-                  <w:sz w:val="16"/>
-                  <w:u w:val="single"/>
-                </w:rPr>
-                <w:t>link</w:t>
-              </w:r>
-            </w:hyperlink>
-          </w:p>
-        </w:tc>
-      </w:tr>
-      <w:tr>
-        <w:tc>
-          <w:tcPr>
-            <w:tcW w:type="dxa" w:w="1680"/>
-          </w:tcPr>
-          <w:p>
-            <w:pPr>
-              <w:jc w:val="left"/>
-            </w:pPr>
-            <w:r/>
-            <w:hyperlink r:id="rId196">
-              <w:r>
-                <w:rPr>
-                  <w:color w:val="0B4F9E"/>
-                  <w:sz w:val="16"/>
-                  <w:u w:val="single"/>
-                </w:rPr>
-                <w:t>Text-guided flow matching enables sample-efficient crystal structure generation</w:t>
-              </w:r>
-            </w:hyperlink>
-          </w:p>
-        </w:tc>
-        <w:tc>
-          <w:tcPr>
-            <w:tcW w:type="dxa" w:w="1680"/>
-          </w:tcPr>
-          <w:p>
-            <w:pPr>
-              <w:jc w:val="left"/>
-            </w:pPr>
-            <w:r/>
-          </w:p>
-        </w:tc>
-        <w:tc>
-          <w:tcPr>
-            <w:tcW w:type="dxa" w:w="1680"/>
-          </w:tcPr>
-          <w:p>
-            <w:pPr>
-              <w:jc w:val="left"/>
-            </w:pPr>
-            <w:r/>
-          </w:p>
-        </w:tc>
-        <w:tc>
-          <w:tcPr>
-            <w:tcW w:type="dxa" w:w="1680"/>
-          </w:tcPr>
-          <w:p>
-            <w:pPr>
-              <w:jc w:val="left"/>
-            </w:pPr>
-            <w:r/>
           </w:p>
         </w:tc>
         <w:tc>
@@ -17543,7 +17561,7 @@
                   <w:sz w:val="16"/>
                   <w:u w:val="single"/>
                 </w:rPr>
-                <w:t>Machine Learning Local Potentials for Accelerated Electron-Phonon Interactions Calculations within the Projector Augment</w:t>
+                <w:t>Why Multi-Layer Message Passing Works: Completeness Theory for Graph Neural Network Interatomic Potentials</w:t>
               </w:r>
             </w:hyperlink>
           </w:p>
@@ -17579,12 +17597,6 @@
               <w:jc w:val="left"/>
             </w:pPr>
             <w:r/>
-            <w:r>
-              <w:rPr>
-                <w:sz w:val="16"/>
-              </w:rPr>
-              <w:t>phonons</w:t>
-            </w:r>
           </w:p>
         </w:tc>
         <w:tc>
@@ -17643,6 +17655,294 @@
                   <w:sz w:val="16"/>
                   <w:u w:val="single"/>
                 </w:rPr>
+                <w:t>Element priors and target support shape chemical transfer in materials graph networks</w:t>
+              </w:r>
+            </w:hyperlink>
+          </w:p>
+        </w:tc>
+        <w:tc>
+          <w:tcPr>
+            <w:tcW w:type="dxa" w:w="1680"/>
+          </w:tcPr>
+          <w:p>
+            <w:pPr>
+              <w:jc w:val="left"/>
+            </w:pPr>
+            <w:r/>
+          </w:p>
+        </w:tc>
+        <w:tc>
+          <w:tcPr>
+            <w:tcW w:type="dxa" w:w="1680"/>
+          </w:tcPr>
+          <w:p>
+            <w:pPr>
+              <w:jc w:val="left"/>
+            </w:pPr>
+            <w:r/>
+          </w:p>
+        </w:tc>
+        <w:tc>
+          <w:tcPr>
+            <w:tcW w:type="dxa" w:w="1680"/>
+          </w:tcPr>
+          <w:p>
+            <w:pPr>
+              <w:jc w:val="left"/>
+            </w:pPr>
+            <w:r/>
+          </w:p>
+        </w:tc>
+        <w:tc>
+          <w:tcPr>
+            <w:tcW w:type="dxa" w:w="1680"/>
+          </w:tcPr>
+          <w:p>
+            <w:pPr>
+              <w:jc w:val="left"/>
+            </w:pPr>
+            <w:r/>
+            <w:r>
+              <w:rPr>
+                <w:sz w:val="16"/>
+              </w:rPr>
+              <w:t>2026-09-01</w:t>
+            </w:r>
+          </w:p>
+        </w:tc>
+        <w:tc>
+          <w:tcPr>
+            <w:tcW w:type="dxa" w:w="1680"/>
+          </w:tcPr>
+          <w:p>
+            <w:pPr>
+              <w:jc w:val="left"/>
+            </w:pPr>
+            <w:r/>
+            <w:hyperlink r:id="rId198">
+              <w:r>
+                <w:rPr>
+                  <w:color w:val="0B4F9E"/>
+                  <w:sz w:val="16"/>
+                  <w:u w:val="single"/>
+                </w:rPr>
+                <w:t>link</w:t>
+              </w:r>
+            </w:hyperlink>
+          </w:p>
+        </w:tc>
+      </w:tr>
+      <w:tr>
+        <w:tc>
+          <w:tcPr>
+            <w:tcW w:type="dxa" w:w="1680"/>
+          </w:tcPr>
+          <w:p>
+            <w:pPr>
+              <w:jc w:val="left"/>
+            </w:pPr>
+            <w:r/>
+            <w:hyperlink r:id="rId199">
+              <w:r>
+                <w:rPr>
+                  <w:color w:val="0B4F9E"/>
+                  <w:sz w:val="16"/>
+                  <w:u w:val="single"/>
+                </w:rPr>
+                <w:t>Text-guided flow matching enables sample-efficient crystal structure generation</w:t>
+              </w:r>
+            </w:hyperlink>
+          </w:p>
+        </w:tc>
+        <w:tc>
+          <w:tcPr>
+            <w:tcW w:type="dxa" w:w="1680"/>
+          </w:tcPr>
+          <w:p>
+            <w:pPr>
+              <w:jc w:val="left"/>
+            </w:pPr>
+            <w:r/>
+          </w:p>
+        </w:tc>
+        <w:tc>
+          <w:tcPr>
+            <w:tcW w:type="dxa" w:w="1680"/>
+          </w:tcPr>
+          <w:p>
+            <w:pPr>
+              <w:jc w:val="left"/>
+            </w:pPr>
+            <w:r/>
+          </w:p>
+        </w:tc>
+        <w:tc>
+          <w:tcPr>
+            <w:tcW w:type="dxa" w:w="1680"/>
+          </w:tcPr>
+          <w:p>
+            <w:pPr>
+              <w:jc w:val="left"/>
+            </w:pPr>
+            <w:r/>
+          </w:p>
+        </w:tc>
+        <w:tc>
+          <w:tcPr>
+            <w:tcW w:type="dxa" w:w="1680"/>
+          </w:tcPr>
+          <w:p>
+            <w:pPr>
+              <w:jc w:val="left"/>
+            </w:pPr>
+            <w:r/>
+            <w:r>
+              <w:rPr>
+                <w:sz w:val="16"/>
+              </w:rPr>
+              <w:t>2026-09-01</w:t>
+            </w:r>
+          </w:p>
+        </w:tc>
+        <w:tc>
+          <w:tcPr>
+            <w:tcW w:type="dxa" w:w="1680"/>
+          </w:tcPr>
+          <w:p>
+            <w:pPr>
+              <w:jc w:val="left"/>
+            </w:pPr>
+            <w:r/>
+            <w:hyperlink r:id="rId199">
+              <w:r>
+                <w:rPr>
+                  <w:color w:val="0B4F9E"/>
+                  <w:sz w:val="16"/>
+                  <w:u w:val="single"/>
+                </w:rPr>
+                <w:t>link</w:t>
+              </w:r>
+            </w:hyperlink>
+          </w:p>
+        </w:tc>
+      </w:tr>
+      <w:tr>
+        <w:tc>
+          <w:tcPr>
+            <w:tcW w:type="dxa" w:w="1680"/>
+          </w:tcPr>
+          <w:p>
+            <w:pPr>
+              <w:jc w:val="left"/>
+            </w:pPr>
+            <w:r/>
+            <w:hyperlink r:id="rId200">
+              <w:r>
+                <w:rPr>
+                  <w:color w:val="0B4F9E"/>
+                  <w:sz w:val="16"/>
+                  <w:u w:val="single"/>
+                </w:rPr>
+                <w:t>Machine Learning Local Potentials for Accelerated Electron-Phonon Interactions Calculations within the Projector Augment</w:t>
+              </w:r>
+            </w:hyperlink>
+          </w:p>
+        </w:tc>
+        <w:tc>
+          <w:tcPr>
+            <w:tcW w:type="dxa" w:w="1680"/>
+          </w:tcPr>
+          <w:p>
+            <w:pPr>
+              <w:jc w:val="left"/>
+            </w:pPr>
+            <w:r/>
+          </w:p>
+        </w:tc>
+        <w:tc>
+          <w:tcPr>
+            <w:tcW w:type="dxa" w:w="1680"/>
+          </w:tcPr>
+          <w:p>
+            <w:pPr>
+              <w:jc w:val="left"/>
+            </w:pPr>
+            <w:r/>
+          </w:p>
+        </w:tc>
+        <w:tc>
+          <w:tcPr>
+            <w:tcW w:type="dxa" w:w="1680"/>
+          </w:tcPr>
+          <w:p>
+            <w:pPr>
+              <w:jc w:val="left"/>
+            </w:pPr>
+            <w:r/>
+            <w:r>
+              <w:rPr>
+                <w:sz w:val="16"/>
+              </w:rPr>
+              <w:t>phonons</w:t>
+            </w:r>
+          </w:p>
+        </w:tc>
+        <w:tc>
+          <w:tcPr>
+            <w:tcW w:type="dxa" w:w="1680"/>
+          </w:tcPr>
+          <w:p>
+            <w:pPr>
+              <w:jc w:val="left"/>
+            </w:pPr>
+            <w:r/>
+            <w:r>
+              <w:rPr>
+                <w:sz w:val="16"/>
+              </w:rPr>
+              <w:t>2026-09-01</w:t>
+            </w:r>
+          </w:p>
+        </w:tc>
+        <w:tc>
+          <w:tcPr>
+            <w:tcW w:type="dxa" w:w="1680"/>
+          </w:tcPr>
+          <w:p>
+            <w:pPr>
+              <w:jc w:val="left"/>
+            </w:pPr>
+            <w:r/>
+            <w:hyperlink r:id="rId200">
+              <w:r>
+                <w:rPr>
+                  <w:color w:val="0B4F9E"/>
+                  <w:sz w:val="16"/>
+                  <w:u w:val="single"/>
+                </w:rPr>
+                <w:t>link</w:t>
+              </w:r>
+            </w:hyperlink>
+          </w:p>
+        </w:tc>
+      </w:tr>
+      <w:tr>
+        <w:tc>
+          <w:tcPr>
+            <w:tcW w:type="dxa" w:w="1680"/>
+          </w:tcPr>
+          <w:p>
+            <w:pPr>
+              <w:jc w:val="left"/>
+            </w:pPr>
+            <w:r/>
+            <w:hyperlink r:id="rId201">
+              <w:r>
+                <w:rPr>
+                  <w:color w:val="0B4F9E"/>
+                  <w:sz w:val="16"/>
+                  <w:u w:val="single"/>
+                </w:rPr>
                 <w:t>A Machine Learning–Based Surrogate Model for the Assessment of Geological Fault Reactivation</w:t>
               </w:r>
             </w:hyperlink>
@@ -17707,7 +18007,7 @@
               <w:jc w:val="left"/>
             </w:pPr>
             <w:r/>
-            <w:hyperlink r:id="rId198">
+            <w:hyperlink r:id="rId201">
               <w:r>
                 <w:rPr>
                   <w:color w:val="0B4F9E"/>
@@ -17730,7 +18030,7 @@
               <w:jc w:val="left"/>
             </w:pPr>
             <w:r/>
-            <w:hyperlink r:id="rId199">
+            <w:hyperlink r:id="rId202">
               <w:r>
                 <w:rPr>
                   <w:color w:val="0B4F9E"/>
@@ -17801,7 +18101,7 @@
               <w:jc w:val="left"/>
             </w:pPr>
             <w:r/>
-            <w:hyperlink r:id="rId199">
+            <w:hyperlink r:id="rId202">
               <w:r>
                 <w:rPr>
                   <w:color w:val="0B4F9E"/>
@@ -17824,7 +18124,7 @@
               <w:jc w:val="left"/>
             </w:pPr>
             <w:r/>
-            <w:hyperlink r:id="rId200">
+            <w:hyperlink r:id="rId203">
               <w:r>
                 <w:rPr>
                   <w:color w:val="0B4F9E"/>
@@ -17895,7 +18195,7 @@
               <w:jc w:val="left"/>
             </w:pPr>
             <w:r/>
-            <w:hyperlink r:id="rId200">
+            <w:hyperlink r:id="rId203">
               <w:r>
                 <w:rPr>
                   <w:color w:val="0B4F9E"/>
@@ -17918,7 +18218,7 @@
               <w:jc w:val="left"/>
             </w:pPr>
             <w:r/>
-            <w:hyperlink r:id="rId201">
+            <w:hyperlink r:id="rId204">
               <w:r>
                 <w:rPr>
                   <w:color w:val="0B4F9E"/>
@@ -17989,7 +18289,7 @@
               <w:jc w:val="left"/>
             </w:pPr>
             <w:r/>
-            <w:hyperlink r:id="rId201">
+            <w:hyperlink r:id="rId204">
               <w:r>
                 <w:rPr>
                   <w:color w:val="0B4F9E"/>
@@ -18012,7 +18312,7 @@
               <w:jc w:val="left"/>
             </w:pPr>
             <w:r/>
-            <w:hyperlink r:id="rId202">
+            <w:hyperlink r:id="rId205">
               <w:r>
                 <w:rPr>
                   <w:color w:val="0B4F9E"/>
@@ -18083,7 +18383,7 @@
               <w:jc w:val="left"/>
             </w:pPr>
             <w:r/>
-            <w:hyperlink r:id="rId202">
+            <w:hyperlink r:id="rId205">
               <w:r>
                 <w:rPr>
                   <w:color w:val="0B4F9E"/>
@@ -18106,7 +18406,7 @@
               <w:jc w:val="left"/>
             </w:pPr>
             <w:r/>
-            <w:hyperlink r:id="rId203">
+            <w:hyperlink r:id="rId206">
               <w:r>
                 <w:rPr>
                   <w:color w:val="0B4F9E"/>
@@ -18177,7 +18477,7 @@
               <w:jc w:val="left"/>
             </w:pPr>
             <w:r/>
-            <w:hyperlink r:id="rId203">
+            <w:hyperlink r:id="rId206">
               <w:r>
                 <w:rPr>
                   <w:color w:val="0B4F9E"/>
@@ -18200,7 +18500,7 @@
               <w:jc w:val="left"/>
             </w:pPr>
             <w:r/>
-            <w:hyperlink r:id="rId204">
+            <w:hyperlink r:id="rId207">
               <w:r>
                 <w:rPr>
                   <w:color w:val="0B4F9E"/>
@@ -18271,7 +18571,7 @@
               <w:jc w:val="left"/>
             </w:pPr>
             <w:r/>
-            <w:hyperlink r:id="rId204">
+            <w:hyperlink r:id="rId207">
               <w:r>
                 <w:rPr>
                   <w:color w:val="0B4F9E"/>
@@ -18294,7 +18594,7 @@
               <w:jc w:val="left"/>
             </w:pPr>
             <w:r/>
-            <w:hyperlink r:id="rId205">
+            <w:hyperlink r:id="rId208">
               <w:r>
                 <w:rPr>
                   <w:color w:val="0B4F9E"/>
@@ -18365,7 +18665,7 @@
               <w:jc w:val="left"/>
             </w:pPr>
             <w:r/>
-            <w:hyperlink r:id="rId205">
+            <w:hyperlink r:id="rId208">
               <w:r>
                 <w:rPr>
                   <w:color w:val="0B4F9E"/>
@@ -18388,7 +18688,7 @@
               <w:jc w:val="left"/>
             </w:pPr>
             <w:r/>
-            <w:hyperlink r:id="rId206">
+            <w:hyperlink r:id="rId209">
               <w:r>
                 <w:rPr>
                   <w:color w:val="0B4F9E"/>
@@ -18459,7 +18759,7 @@
               <w:jc w:val="left"/>
             </w:pPr>
             <w:r/>
-            <w:hyperlink r:id="rId206">
+            <w:hyperlink r:id="rId209">
               <w:r>
                 <w:rPr>
                   <w:color w:val="0B4F9E"/>
@@ -18482,7 +18782,7 @@
               <w:jc w:val="left"/>
             </w:pPr>
             <w:r/>
-            <w:hyperlink r:id="rId207">
+            <w:hyperlink r:id="rId210">
               <w:r>
                 <w:rPr>
                   <w:color w:val="0B4F9E"/>
@@ -18559,7 +18859,7 @@
               <w:jc w:val="left"/>
             </w:pPr>
             <w:r/>
-            <w:hyperlink r:id="rId207">
+            <w:hyperlink r:id="rId210">
               <w:r>
                 <w:rPr>
                   <w:color w:val="0B4F9E"/>
@@ -18582,7 +18882,7 @@
               <w:jc w:val="left"/>
             </w:pPr>
             <w:r/>
-            <w:hyperlink r:id="rId208">
+            <w:hyperlink r:id="rId211">
               <w:r>
                 <w:rPr>
                   <w:color w:val="0B4F9E"/>
@@ -18659,7 +18959,7 @@
               <w:jc w:val="left"/>
             </w:pPr>
             <w:r/>
-            <w:hyperlink r:id="rId208">
+            <w:hyperlink r:id="rId211">
               <w:r>
                 <w:rPr>
                   <w:color w:val="0B4F9E"/>
@@ -18682,7 +18982,7 @@
               <w:jc w:val="left"/>
             </w:pPr>
             <w:r/>
-            <w:hyperlink r:id="rId209">
+            <w:hyperlink r:id="rId212">
               <w:r>
                 <w:rPr>
                   <w:color w:val="0B4F9E"/>
@@ -18753,7 +19053,7 @@
               <w:jc w:val="left"/>
             </w:pPr>
             <w:r/>
-            <w:hyperlink r:id="rId209">
+            <w:hyperlink r:id="rId212">
               <w:r>
                 <w:rPr>
                   <w:color w:val="0B4F9E"/>
@@ -18776,7 +19076,7 @@
               <w:jc w:val="left"/>
             </w:pPr>
             <w:r/>
-            <w:hyperlink r:id="rId210">
+            <w:hyperlink r:id="rId213">
               <w:r>
                 <w:rPr>
                   <w:color w:val="0B4F9E"/>
@@ -18847,7 +19147,7 @@
               <w:jc w:val="left"/>
             </w:pPr>
             <w:r/>
-            <w:hyperlink r:id="rId210">
+            <w:hyperlink r:id="rId213">
               <w:r>
                 <w:rPr>
                   <w:color w:val="0B4F9E"/>
@@ -18870,7 +19170,7 @@
               <w:jc w:val="left"/>
             </w:pPr>
             <w:r/>
-            <w:hyperlink r:id="rId211">
+            <w:hyperlink r:id="rId214">
               <w:r>
                 <w:rPr>
                   <w:color w:val="0B4F9E"/>
@@ -18941,7 +19241,7 @@
               <w:jc w:val="left"/>
             </w:pPr>
             <w:r/>
-            <w:hyperlink r:id="rId211">
+            <w:hyperlink r:id="rId214">
               <w:r>
                 <w:rPr>
                   <w:color w:val="0B4F9E"/>
@@ -18964,7 +19264,7 @@
               <w:jc w:val="left"/>
             </w:pPr>
             <w:r/>
-            <w:hyperlink r:id="rId212">
+            <w:hyperlink r:id="rId215">
               <w:r>
                 <w:rPr>
                   <w:color w:val="0B4F9E"/>
@@ -19035,7 +19335,7 @@
               <w:jc w:val="left"/>
             </w:pPr>
             <w:r/>
-            <w:hyperlink r:id="rId212">
+            <w:hyperlink r:id="rId215">
               <w:r>
                 <w:rPr>
                   <w:color w:val="0B4F9E"/>
@@ -19043,6 +19343,570 @@
                   <w:u w:val="single"/>
                 </w:rPr>
                 <w:t>10.1007/s40753-026-00315-8</w:t>
+              </w:r>
+            </w:hyperlink>
+          </w:p>
+        </w:tc>
+      </w:tr>
+      <w:tr>
+        <w:tc>
+          <w:tcPr>
+            <w:tcW w:type="dxa" w:w="1680"/>
+          </w:tcPr>
+          <w:p>
+            <w:pPr>
+              <w:jc w:val="left"/>
+            </w:pPr>
+            <w:r/>
+            <w:hyperlink r:id="rId216">
+              <w:r>
+                <w:rPr>
+                  <w:color w:val="0B4F9E"/>
+                  <w:sz w:val="16"/>
+                  <w:u w:val="single"/>
+                </w:rPr>
+                <w:t>The Effect of Wayang Huruf Interactive Learning Media on Letter Recognition Skills in Children Aged 4–5 Years</w:t>
+              </w:r>
+            </w:hyperlink>
+          </w:p>
+        </w:tc>
+        <w:tc>
+          <w:tcPr>
+            <w:tcW w:type="dxa" w:w="1680"/>
+          </w:tcPr>
+          <w:p>
+            <w:pPr>
+              <w:jc w:val="left"/>
+            </w:pPr>
+            <w:r/>
+          </w:p>
+        </w:tc>
+        <w:tc>
+          <w:tcPr>
+            <w:tcW w:type="dxa" w:w="1680"/>
+          </w:tcPr>
+          <w:p>
+            <w:pPr>
+              <w:jc w:val="left"/>
+            </w:pPr>
+            <w:r/>
+          </w:p>
+        </w:tc>
+        <w:tc>
+          <w:tcPr>
+            <w:tcW w:type="dxa" w:w="1680"/>
+          </w:tcPr>
+          <w:p>
+            <w:pPr>
+              <w:jc w:val="left"/>
+            </w:pPr>
+            <w:r/>
+          </w:p>
+        </w:tc>
+        <w:tc>
+          <w:tcPr>
+            <w:tcW w:type="dxa" w:w="1680"/>
+          </w:tcPr>
+          <w:p>
+            <w:pPr>
+              <w:jc w:val="left"/>
+            </w:pPr>
+            <w:r/>
+            <w:r>
+              <w:rPr>
+                <w:sz w:val="16"/>
+              </w:rPr>
+              <w:t>2026-09-06</w:t>
+            </w:r>
+          </w:p>
+        </w:tc>
+        <w:tc>
+          <w:tcPr>
+            <w:tcW w:type="dxa" w:w="1680"/>
+          </w:tcPr>
+          <w:p>
+            <w:pPr>
+              <w:jc w:val="left"/>
+            </w:pPr>
+            <w:r/>
+            <w:hyperlink r:id="rId216">
+              <w:r>
+                <w:rPr>
+                  <w:color w:val="0B4F9E"/>
+                  <w:sz w:val="16"/>
+                  <w:u w:val="single"/>
+                </w:rPr>
+                <w:t>10.25273/jcare.v14i1.23550</w:t>
+              </w:r>
+            </w:hyperlink>
+          </w:p>
+        </w:tc>
+      </w:tr>
+      <w:tr>
+        <w:tc>
+          <w:tcPr>
+            <w:tcW w:type="dxa" w:w="1680"/>
+          </w:tcPr>
+          <w:p>
+            <w:pPr>
+              <w:jc w:val="left"/>
+            </w:pPr>
+            <w:r/>
+            <w:hyperlink r:id="rId217">
+              <w:r>
+                <w:rPr>
+                  <w:color w:val="0B4F9E"/>
+                  <w:sz w:val="16"/>
+                  <w:u w:val="single"/>
+                </w:rPr>
+                <w:t>LOGIN: A Large Language Model Consulted Graph Neural Network Training Framework</w:t>
+              </w:r>
+            </w:hyperlink>
+          </w:p>
+        </w:tc>
+        <w:tc>
+          <w:tcPr>
+            <w:tcW w:type="dxa" w:w="1680"/>
+          </w:tcPr>
+          <w:p>
+            <w:pPr>
+              <w:jc w:val="left"/>
+            </w:pPr>
+            <w:r/>
+          </w:p>
+        </w:tc>
+        <w:tc>
+          <w:tcPr>
+            <w:tcW w:type="dxa" w:w="1680"/>
+          </w:tcPr>
+          <w:p>
+            <w:pPr>
+              <w:jc w:val="left"/>
+            </w:pPr>
+            <w:r/>
+          </w:p>
+        </w:tc>
+        <w:tc>
+          <w:tcPr>
+            <w:tcW w:type="dxa" w:w="1680"/>
+          </w:tcPr>
+          <w:p>
+            <w:pPr>
+              <w:jc w:val="left"/>
+            </w:pPr>
+            <w:r/>
+          </w:p>
+        </w:tc>
+        <w:tc>
+          <w:tcPr>
+            <w:tcW w:type="dxa" w:w="1680"/>
+          </w:tcPr>
+          <w:p>
+            <w:pPr>
+              <w:jc w:val="left"/>
+            </w:pPr>
+            <w:r/>
+            <w:r>
+              <w:rPr>
+                <w:sz w:val="16"/>
+              </w:rPr>
+              <w:t>2026-09-06</w:t>
+            </w:r>
+          </w:p>
+        </w:tc>
+        <w:tc>
+          <w:tcPr>
+            <w:tcW w:type="dxa" w:w="1680"/>
+          </w:tcPr>
+          <w:p>
+            <w:pPr>
+              <w:jc w:val="left"/>
+            </w:pPr>
+            <w:r/>
+            <w:hyperlink r:id="rId217">
+              <w:r>
+                <w:rPr>
+                  <w:color w:val="0B4F9E"/>
+                  <w:sz w:val="16"/>
+                  <w:u w:val="single"/>
+                </w:rPr>
+                <w:t>10.1145/3845996</w:t>
+              </w:r>
+            </w:hyperlink>
+          </w:p>
+        </w:tc>
+      </w:tr>
+      <w:tr>
+        <w:tc>
+          <w:tcPr>
+            <w:tcW w:type="dxa" w:w="1680"/>
+          </w:tcPr>
+          <w:p>
+            <w:pPr>
+              <w:jc w:val="left"/>
+            </w:pPr>
+            <w:r/>
+            <w:hyperlink r:id="rId218">
+              <w:r>
+                <w:rPr>
+                  <w:color w:val="0B4F9E"/>
+                  <w:sz w:val="16"/>
+                  <w:u w:val="single"/>
+                </w:rPr>
+                <w:t>Process-Driven Property Variability in PEGDA-Based Photopolymers: Multiscale Characterization and Implications for Data-</w:t>
+              </w:r>
+            </w:hyperlink>
+          </w:p>
+        </w:tc>
+        <w:tc>
+          <w:tcPr>
+            <w:tcW w:type="dxa" w:w="1680"/>
+          </w:tcPr>
+          <w:p>
+            <w:pPr>
+              <w:jc w:val="left"/>
+            </w:pPr>
+            <w:r/>
+          </w:p>
+        </w:tc>
+        <w:tc>
+          <w:tcPr>
+            <w:tcW w:type="dxa" w:w="1680"/>
+          </w:tcPr>
+          <w:p>
+            <w:pPr>
+              <w:jc w:val="left"/>
+            </w:pPr>
+            <w:r/>
+          </w:p>
+        </w:tc>
+        <w:tc>
+          <w:tcPr>
+            <w:tcW w:type="dxa" w:w="1680"/>
+          </w:tcPr>
+          <w:p>
+            <w:pPr>
+              <w:jc w:val="left"/>
+            </w:pPr>
+            <w:r/>
+          </w:p>
+        </w:tc>
+        <w:tc>
+          <w:tcPr>
+            <w:tcW w:type="dxa" w:w="1680"/>
+          </w:tcPr>
+          <w:p>
+            <w:pPr>
+              <w:jc w:val="left"/>
+            </w:pPr>
+            <w:r/>
+            <w:r>
+              <w:rPr>
+                <w:sz w:val="16"/>
+              </w:rPr>
+              <w:t>2026-09-06</w:t>
+            </w:r>
+          </w:p>
+        </w:tc>
+        <w:tc>
+          <w:tcPr>
+            <w:tcW w:type="dxa" w:w="1680"/>
+          </w:tcPr>
+          <w:p>
+            <w:pPr>
+              <w:jc w:val="left"/>
+            </w:pPr>
+            <w:r/>
+            <w:hyperlink r:id="rId218">
+              <w:r>
+                <w:rPr>
+                  <w:color w:val="0B4F9E"/>
+                  <w:sz w:val="16"/>
+                  <w:u w:val="single"/>
+                </w:rPr>
+                <w:t>10.2139/ssrn.7422818</w:t>
+              </w:r>
+            </w:hyperlink>
+          </w:p>
+        </w:tc>
+      </w:tr>
+      <w:tr>
+        <w:tc>
+          <w:tcPr>
+            <w:tcW w:type="dxa" w:w="1680"/>
+          </w:tcPr>
+          <w:p>
+            <w:pPr>
+              <w:jc w:val="left"/>
+            </w:pPr>
+            <w:r/>
+            <w:hyperlink r:id="rId219">
+              <w:r>
+                <w:rPr>
+                  <w:color w:val="0B4F9E"/>
+                  <w:sz w:val="16"/>
+                  <w:u w:val="single"/>
+                </w:rPr>
+                <w:t>Implementasi Gamifikasi Berbasis Canva AI dalam Pembelajaran Bahasa Inggris di Sekolah Dasar: Pendekatan Technology Acce</w:t>
+              </w:r>
+            </w:hyperlink>
+          </w:p>
+        </w:tc>
+        <w:tc>
+          <w:tcPr>
+            <w:tcW w:type="dxa" w:w="1680"/>
+          </w:tcPr>
+          <w:p>
+            <w:pPr>
+              <w:jc w:val="left"/>
+            </w:pPr>
+            <w:r/>
+          </w:p>
+        </w:tc>
+        <w:tc>
+          <w:tcPr>
+            <w:tcW w:type="dxa" w:w="1680"/>
+          </w:tcPr>
+          <w:p>
+            <w:pPr>
+              <w:jc w:val="left"/>
+            </w:pPr>
+            <w:r/>
+          </w:p>
+        </w:tc>
+        <w:tc>
+          <w:tcPr>
+            <w:tcW w:type="dxa" w:w="1680"/>
+          </w:tcPr>
+          <w:p>
+            <w:pPr>
+              <w:jc w:val="left"/>
+            </w:pPr>
+            <w:r/>
+          </w:p>
+        </w:tc>
+        <w:tc>
+          <w:tcPr>
+            <w:tcW w:type="dxa" w:w="1680"/>
+          </w:tcPr>
+          <w:p>
+            <w:pPr>
+              <w:jc w:val="left"/>
+            </w:pPr>
+            <w:r/>
+            <w:r>
+              <w:rPr>
+                <w:sz w:val="16"/>
+              </w:rPr>
+              <w:t>2026-09-06</w:t>
+            </w:r>
+          </w:p>
+        </w:tc>
+        <w:tc>
+          <w:tcPr>
+            <w:tcW w:type="dxa" w:w="1680"/>
+          </w:tcPr>
+          <w:p>
+            <w:pPr>
+              <w:jc w:val="left"/>
+            </w:pPr>
+            <w:r/>
+            <w:hyperlink r:id="rId219">
+              <w:r>
+                <w:rPr>
+                  <w:color w:val="0B4F9E"/>
+                  <w:sz w:val="16"/>
+                  <w:u w:val="single"/>
+                </w:rPr>
+                <w:t>10.63447/jimik.v7i3.2011</w:t>
+              </w:r>
+            </w:hyperlink>
+          </w:p>
+        </w:tc>
+      </w:tr>
+      <w:tr>
+        <w:tc>
+          <w:tcPr>
+            <w:tcW w:type="dxa" w:w="1680"/>
+          </w:tcPr>
+          <w:p>
+            <w:pPr>
+              <w:jc w:val="left"/>
+            </w:pPr>
+            <w:r/>
+            <w:hyperlink r:id="rId220">
+              <w:r>
+                <w:rPr>
+                  <w:color w:val="0B4F9E"/>
+                  <w:sz w:val="16"/>
+                  <w:u w:val="single"/>
+                </w:rPr>
+                <w:t>Interactive Learning Media On Dynamic Electrical Materials For Concept-Based High School Students</w:t>
+              </w:r>
+            </w:hyperlink>
+          </w:p>
+        </w:tc>
+        <w:tc>
+          <w:tcPr>
+            <w:tcW w:type="dxa" w:w="1680"/>
+          </w:tcPr>
+          <w:p>
+            <w:pPr>
+              <w:jc w:val="left"/>
+            </w:pPr>
+            <w:r/>
+          </w:p>
+        </w:tc>
+        <w:tc>
+          <w:tcPr>
+            <w:tcW w:type="dxa" w:w="1680"/>
+          </w:tcPr>
+          <w:p>
+            <w:pPr>
+              <w:jc w:val="left"/>
+            </w:pPr>
+            <w:r/>
+          </w:p>
+        </w:tc>
+        <w:tc>
+          <w:tcPr>
+            <w:tcW w:type="dxa" w:w="1680"/>
+          </w:tcPr>
+          <w:p>
+            <w:pPr>
+              <w:jc w:val="left"/>
+            </w:pPr>
+            <w:r/>
+          </w:p>
+        </w:tc>
+        <w:tc>
+          <w:tcPr>
+            <w:tcW w:type="dxa" w:w="1680"/>
+          </w:tcPr>
+          <w:p>
+            <w:pPr>
+              <w:jc w:val="left"/>
+            </w:pPr>
+            <w:r/>
+            <w:r>
+              <w:rPr>
+                <w:sz w:val="16"/>
+              </w:rPr>
+              <w:t>2026-09-06</w:t>
+            </w:r>
+          </w:p>
+        </w:tc>
+        <w:tc>
+          <w:tcPr>
+            <w:tcW w:type="dxa" w:w="1680"/>
+          </w:tcPr>
+          <w:p>
+            <w:pPr>
+              <w:jc w:val="left"/>
+            </w:pPr>
+            <w:r/>
+            <w:hyperlink r:id="rId220">
+              <w:r>
+                <w:rPr>
+                  <w:color w:val="0B4F9E"/>
+                  <w:sz w:val="16"/>
+                  <w:u w:val="single"/>
+                </w:rPr>
+                <w:t>10.32764/20yhc152</w:t>
+              </w:r>
+            </w:hyperlink>
+          </w:p>
+        </w:tc>
+      </w:tr>
+      <w:tr>
+        <w:tc>
+          <w:tcPr>
+            <w:tcW w:type="dxa" w:w="1680"/>
+          </w:tcPr>
+          <w:p>
+            <w:pPr>
+              <w:jc w:val="left"/>
+            </w:pPr>
+            <w:r/>
+            <w:hyperlink r:id="rId221">
+              <w:r>
+                <w:rPr>
+                  <w:color w:val="0B4F9E"/>
+                  <w:sz w:val="16"/>
+                  <w:u w:val="single"/>
+                </w:rPr>
+                <w:t>Inverse Design of a Wide-Angle Wideband Programmable THz Reflectarray Through Generative Adversarial Networks</w:t>
+              </w:r>
+            </w:hyperlink>
+          </w:p>
+        </w:tc>
+        <w:tc>
+          <w:tcPr>
+            <w:tcW w:type="dxa" w:w="1680"/>
+          </w:tcPr>
+          <w:p>
+            <w:pPr>
+              <w:jc w:val="left"/>
+            </w:pPr>
+            <w:r/>
+          </w:p>
+        </w:tc>
+        <w:tc>
+          <w:tcPr>
+            <w:tcW w:type="dxa" w:w="1680"/>
+          </w:tcPr>
+          <w:p>
+            <w:pPr>
+              <w:jc w:val="left"/>
+            </w:pPr>
+            <w:r/>
+          </w:p>
+        </w:tc>
+        <w:tc>
+          <w:tcPr>
+            <w:tcW w:type="dxa" w:w="1680"/>
+          </w:tcPr>
+          <w:p>
+            <w:pPr>
+              <w:jc w:val="left"/>
+            </w:pPr>
+            <w:r/>
+          </w:p>
+        </w:tc>
+        <w:tc>
+          <w:tcPr>
+            <w:tcW w:type="dxa" w:w="1680"/>
+          </w:tcPr>
+          <w:p>
+            <w:pPr>
+              <w:jc w:val="left"/>
+            </w:pPr>
+            <w:r/>
+            <w:r>
+              <w:rPr>
+                <w:sz w:val="16"/>
+              </w:rPr>
+              <w:t>2026-09-06</w:t>
+            </w:r>
+          </w:p>
+        </w:tc>
+        <w:tc>
+          <w:tcPr>
+            <w:tcW w:type="dxa" w:w="1680"/>
+          </w:tcPr>
+          <w:p>
+            <w:pPr>
+              <w:jc w:val="left"/>
+            </w:pPr>
+            <w:r/>
+            <w:hyperlink r:id="rId221">
+              <w:r>
+                <w:rPr>
+                  <w:color w:val="0B4F9E"/>
+                  <w:sz w:val="16"/>
+                  <w:u w:val="single"/>
+                </w:rPr>
+                <w:t>10.66224/itrc.17.3.1</w:t>
               </w:r>
             </w:hyperlink>
           </w:p>
@@ -19069,7 +19933,7 @@
         <w:rPr>
           <w:b/>
         </w:rPr>
-        <w:t>154</w:t>
+        <w:t>163</w:t>
       </w:r>
     </w:p>
     <w:p>
@@ -19083,7 +19947,7 @@
         <w:rPr>
           <w:b/>
         </w:rPr>
-        <w:t>77</w:t>
+        <w:t>86</w:t>
       </w:r>
     </w:p>
     <w:p>
@@ -19097,7 +19961,7 @@
         <w:rPr>
           <w:b/>
         </w:rPr>
-        <w:t>173</w:t>
+        <w:t>182</w:t>
       </w:r>
     </w:p>
     <w:p>

--- a/NEEDS_DATA.docx
+++ b/NEEDS_DATA.docx
@@ -17,7 +17,7 @@
     </w:p>
     <w:p>
       <w:r>
-        <w:t xml:space="preserve">Generated 2026-09-06. Every field below was blank in the automated sources. Fill any of them in </w:t>
+        <w:t xml:space="preserve">Generated 2026-09-07. Every field below was blank in the automated sources. Fill any of them in </w:t>
       </w:r>
       <w:r>
         <w:rPr>
@@ -1387,7 +1387,7 @@
         <w:pStyle w:val="Heading2"/>
       </w:pPr>
       <w:r>
-        <w:t>Studies with no numeric performance figure (182 of 191)</w:t>
+        <w:t>Studies with no numeric performance figure (192 of 201)</w:t>
       </w:r>
     </w:p>
     <w:p>
@@ -2587,7 +2587,7 @@
               <w:rPr>
                 <w:sz w:val="16"/>
               </w:rPr>
-              <w:t>SevenNet-0, MACE-MP-0, MatterSim, CHGNet</w:t>
+              <w:t>SevenNet-0, MatterSim, MACE-MP-0, CHGNet</w:t>
             </w:r>
           </w:p>
         </w:tc>
@@ -2805,7 +2805,7 @@
               <w:rPr>
                 <w:sz w:val="16"/>
               </w:rPr>
-              <w:t>GRACE-1L-OAM, SevenNet-0, MACE-MP-0, MatterSim</w:t>
+              <w:t>GRACE-1L-OAM, SevenNet-0, MatterSim, MACE-MP-0</w:t>
             </w:r>
           </w:p>
         </w:tc>
@@ -3541,7 +3541,7 @@
               <w:rPr>
                 <w:sz w:val="16"/>
               </w:rPr>
-              <w:t>CHGNet, ALIGNN</w:t>
+              <w:t>ALIGNN, CHGNet</w:t>
             </w:r>
           </w:p>
         </w:tc>
@@ -3647,7 +3647,7 @@
               <w:rPr>
                 <w:sz w:val="16"/>
               </w:rPr>
-              <w:t>MatterGen, MatterSim</w:t>
+              <w:t>MatterSim, MatterGen</w:t>
             </w:r>
           </w:p>
         </w:tc>
@@ -3859,7 +3859,7 @@
               <w:rPr>
                 <w:sz w:val="16"/>
               </w:rPr>
-              <w:t>MatterSim, SevenNet, CHGNet, NequIP, MACE, UMA</w:t>
+              <w:t>MatterSim, SevenNet, NequIP, CHGNet, MACE, UMA</w:t>
             </w:r>
           </w:p>
         </w:tc>
@@ -4477,6 +4477,112 @@
                   <w:sz w:val="16"/>
                   <w:u w:val="single"/>
                 </w:rPr>
+                <w:t>lahirukk01/mace-uq: v0.1.0</w:t>
+              </w:r>
+            </w:hyperlink>
+          </w:p>
+        </w:tc>
+        <w:tc>
+          <w:tcPr>
+            <w:tcW w:type="dxa" w:w="1680"/>
+          </w:tcPr>
+          <w:p>
+            <w:pPr>
+              <w:jc w:val="left"/>
+            </w:pPr>
+            <w:r/>
+            <w:r>
+              <w:rPr>
+                <w:sz w:val="16"/>
+              </w:rPr>
+              <w:t>MACE</w:t>
+            </w:r>
+          </w:p>
+        </w:tc>
+        <w:tc>
+          <w:tcPr>
+            <w:tcW w:type="dxa" w:w="1680"/>
+          </w:tcPr>
+          <w:p>
+            <w:pPr>
+              <w:jc w:val="left"/>
+            </w:pPr>
+            <w:r/>
+          </w:p>
+        </w:tc>
+        <w:tc>
+          <w:tcPr>
+            <w:tcW w:type="dxa" w:w="1680"/>
+          </w:tcPr>
+          <w:p>
+            <w:pPr>
+              <w:jc w:val="left"/>
+            </w:pPr>
+            <w:r/>
+            <w:r>
+              <w:rPr>
+                <w:sz w:val="16"/>
+              </w:rPr>
+              <w:t>DFT, MD, MLIP</w:t>
+            </w:r>
+          </w:p>
+        </w:tc>
+        <w:tc>
+          <w:tcPr>
+            <w:tcW w:type="dxa" w:w="1680"/>
+          </w:tcPr>
+          <w:p>
+            <w:pPr>
+              <w:jc w:val="left"/>
+            </w:pPr>
+            <w:r/>
+            <w:r>
+              <w:rPr>
+                <w:sz w:val="16"/>
+              </w:rPr>
+              <w:t>2026-09-05</w:t>
+            </w:r>
+          </w:p>
+        </w:tc>
+        <w:tc>
+          <w:tcPr>
+            <w:tcW w:type="dxa" w:w="1680"/>
+          </w:tcPr>
+          <w:p>
+            <w:pPr>
+              <w:jc w:val="left"/>
+            </w:pPr>
+            <w:r/>
+            <w:hyperlink r:id="rId61">
+              <w:r>
+                <w:rPr>
+                  <w:color w:val="0B4F9E"/>
+                  <w:sz w:val="16"/>
+                  <w:u w:val="single"/>
+                </w:rPr>
+                <w:t>10.5281/zenodo.22336573</w:t>
+              </w:r>
+            </w:hyperlink>
+          </w:p>
+        </w:tc>
+      </w:tr>
+      <w:tr>
+        <w:tc>
+          <w:tcPr>
+            <w:tcW w:type="dxa" w:w="1680"/>
+          </w:tcPr>
+          <w:p>
+            <w:pPr>
+              <w:jc w:val="left"/>
+            </w:pPr>
+            <w:r/>
+            <w:hyperlink r:id="rId62">
+              <w:r>
+                <w:rPr>
+                  <w:color w:val="0B4F9E"/>
+                  <w:sz w:val="16"/>
+                  <w:u w:val="single"/>
+                </w:rPr>
                 <w:t>Materials Discovery and Design</w:t>
               </w:r>
             </w:hyperlink>
@@ -4547,7 +4653,7 @@
               <w:jc w:val="left"/>
             </w:pPr>
             <w:r/>
-            <w:hyperlink r:id="rId61">
+            <w:hyperlink r:id="rId62">
               <w:r>
                 <w:rPr>
                   <w:color w:val="0B4F9E"/>
@@ -4570,7 +4676,7 @@
               <w:jc w:val="left"/>
             </w:pPr>
             <w:r/>
-            <w:hyperlink r:id="rId62">
+            <w:hyperlink r:id="rId63">
               <w:r>
                 <w:rPr>
                   <w:color w:val="0B4F9E"/>
@@ -4653,7 +4759,7 @@
               <w:jc w:val="left"/>
             </w:pPr>
             <w:r/>
-            <w:hyperlink r:id="rId62">
+            <w:hyperlink r:id="rId63">
               <w:r>
                 <w:rPr>
                   <w:color w:val="0B4F9E"/>
@@ -4676,7 +4782,7 @@
               <w:jc w:val="left"/>
             </w:pPr>
             <w:r/>
-            <w:hyperlink r:id="rId63">
+            <w:hyperlink r:id="rId64">
               <w:r>
                 <w:rPr>
                   <w:color w:val="0B4F9E"/>
@@ -4753,7 +4859,7 @@
               <w:jc w:val="left"/>
             </w:pPr>
             <w:r/>
-            <w:hyperlink r:id="rId63">
+            <w:hyperlink r:id="rId64">
               <w:r>
                 <w:rPr>
                   <w:color w:val="0B4F9E"/>
@@ -4776,7 +4882,7 @@
               <w:jc w:val="left"/>
             </w:pPr>
             <w:r/>
-            <w:hyperlink r:id="rId64">
+            <w:hyperlink r:id="rId65">
               <w:r>
                 <w:rPr>
                   <w:color w:val="0B4F9E"/>
@@ -4859,7 +4965,7 @@
               <w:jc w:val="left"/>
             </w:pPr>
             <w:r/>
-            <w:hyperlink r:id="rId64">
+            <w:hyperlink r:id="rId65">
               <w:r>
                 <w:rPr>
                   <w:color w:val="0B4F9E"/>
@@ -4882,7 +4988,7 @@
               <w:jc w:val="left"/>
             </w:pPr>
             <w:r/>
-            <w:hyperlink r:id="rId65">
+            <w:hyperlink r:id="rId66">
               <w:r>
                 <w:rPr>
                   <w:color w:val="0B4F9E"/>
@@ -4965,7 +5071,7 @@
               <w:jc w:val="left"/>
             </w:pPr>
             <w:r/>
-            <w:hyperlink r:id="rId65">
+            <w:hyperlink r:id="rId66">
               <w:r>
                 <w:rPr>
                   <w:color w:val="0B4F9E"/>
@@ -4988,7 +5094,7 @@
               <w:jc w:val="left"/>
             </w:pPr>
             <w:r/>
-            <w:hyperlink r:id="rId66">
+            <w:hyperlink r:id="rId67">
               <w:r>
                 <w:rPr>
                   <w:color w:val="0B4F9E"/>
@@ -5071,7 +5177,7 @@
               <w:jc w:val="left"/>
             </w:pPr>
             <w:r/>
-            <w:hyperlink r:id="rId66">
+            <w:hyperlink r:id="rId67">
               <w:r>
                 <w:rPr>
                   <w:color w:val="0B4F9E"/>
@@ -5094,7 +5200,7 @@
               <w:jc w:val="left"/>
             </w:pPr>
             <w:r/>
-            <w:hyperlink r:id="rId67">
+            <w:hyperlink r:id="rId68">
               <w:r>
                 <w:rPr>
                   <w:color w:val="0B4F9E"/>
@@ -5177,7 +5283,7 @@
               <w:jc w:val="left"/>
             </w:pPr>
             <w:r/>
-            <w:hyperlink r:id="rId67">
+            <w:hyperlink r:id="rId68">
               <w:r>
                 <w:rPr>
                   <w:color w:val="0B4F9E"/>
@@ -5200,7 +5306,7 @@
               <w:jc w:val="left"/>
             </w:pPr>
             <w:r/>
-            <w:hyperlink r:id="rId68">
+            <w:hyperlink r:id="rId69">
               <w:r>
                 <w:rPr>
                   <w:color w:val="0B4F9E"/>
@@ -5283,7 +5389,7 @@
               <w:jc w:val="left"/>
             </w:pPr>
             <w:r/>
-            <w:hyperlink r:id="rId68">
+            <w:hyperlink r:id="rId69">
               <w:r>
                 <w:rPr>
                   <w:color w:val="0B4F9E"/>
@@ -5306,7 +5412,7 @@
               <w:jc w:val="left"/>
             </w:pPr>
             <w:r/>
-            <w:hyperlink r:id="rId69">
+            <w:hyperlink r:id="rId70">
               <w:r>
                 <w:rPr>
                   <w:color w:val="0B4F9E"/>
@@ -5355,112 +5461,6 @@
               <w:jc w:val="left"/>
             </w:pPr>
             <w:r/>
-          </w:p>
-        </w:tc>
-        <w:tc>
-          <w:tcPr>
-            <w:tcW w:type="dxa" w:w="1680"/>
-          </w:tcPr>
-          <w:p>
-            <w:pPr>
-              <w:jc w:val="left"/>
-            </w:pPr>
-            <w:r/>
-            <w:r>
-              <w:rPr>
-                <w:sz w:val="16"/>
-              </w:rPr>
-              <w:t>2026-08-19</w:t>
-            </w:r>
-          </w:p>
-        </w:tc>
-        <w:tc>
-          <w:tcPr>
-            <w:tcW w:type="dxa" w:w="1680"/>
-          </w:tcPr>
-          <w:p>
-            <w:pPr>
-              <w:jc w:val="left"/>
-            </w:pPr>
-            <w:r/>
-            <w:hyperlink r:id="rId69">
-              <w:r>
-                <w:rPr>
-                  <w:color w:val="0B4F9E"/>
-                  <w:sz w:val="16"/>
-                  <w:u w:val="single"/>
-                </w:rPr>
-                <w:t>link</w:t>
-              </w:r>
-            </w:hyperlink>
-          </w:p>
-        </w:tc>
-      </w:tr>
-      <w:tr>
-        <w:tc>
-          <w:tcPr>
-            <w:tcW w:type="dxa" w:w="1680"/>
-          </w:tcPr>
-          <w:p>
-            <w:pPr>
-              <w:jc w:val="left"/>
-            </w:pPr>
-            <w:r/>
-            <w:hyperlink r:id="rId70">
-              <w:r>
-                <w:rPr>
-                  <w:color w:val="0B4F9E"/>
-                  <w:sz w:val="16"/>
-                  <w:u w:val="single"/>
-                </w:rPr>
-                <w:t>JANUS: A Multi-modal Foundation Neural Sampler for Disordered Materials</w:t>
-              </w:r>
-            </w:hyperlink>
-          </w:p>
-        </w:tc>
-        <w:tc>
-          <w:tcPr>
-            <w:tcW w:type="dxa" w:w="1680"/>
-          </w:tcPr>
-          <w:p>
-            <w:pPr>
-              <w:jc w:val="left"/>
-            </w:pPr>
-            <w:r/>
-          </w:p>
-        </w:tc>
-        <w:tc>
-          <w:tcPr>
-            <w:tcW w:type="dxa" w:w="1680"/>
-          </w:tcPr>
-          <w:p>
-            <w:pPr>
-              <w:jc w:val="left"/>
-            </w:pPr>
-            <w:r/>
-            <w:r>
-              <w:rPr>
-                <w:sz w:val="16"/>
-              </w:rPr>
-              <w:t>alloy</w:t>
-            </w:r>
-          </w:p>
-        </w:tc>
-        <w:tc>
-          <w:tcPr>
-            <w:tcW w:type="dxa" w:w="1680"/>
-          </w:tcPr>
-          <w:p>
-            <w:pPr>
-              <w:jc w:val="left"/>
-            </w:pPr>
-            <w:r/>
-            <w:r>
-              <w:rPr>
-                <w:sz w:val="16"/>
-              </w:rPr>
-              <w:t>Monte Carlo</w:t>
-            </w:r>
           </w:p>
         </w:tc>
         <w:tc>
@@ -5519,6 +5519,112 @@
                   <w:sz w:val="16"/>
                   <w:u w:val="single"/>
                 </w:rPr>
+                <w:t>JANUS: A Multi-modal Foundation Neural Sampler for Disordered Materials</w:t>
+              </w:r>
+            </w:hyperlink>
+          </w:p>
+        </w:tc>
+        <w:tc>
+          <w:tcPr>
+            <w:tcW w:type="dxa" w:w="1680"/>
+          </w:tcPr>
+          <w:p>
+            <w:pPr>
+              <w:jc w:val="left"/>
+            </w:pPr>
+            <w:r/>
+          </w:p>
+        </w:tc>
+        <w:tc>
+          <w:tcPr>
+            <w:tcW w:type="dxa" w:w="1680"/>
+          </w:tcPr>
+          <w:p>
+            <w:pPr>
+              <w:jc w:val="left"/>
+            </w:pPr>
+            <w:r/>
+            <w:r>
+              <w:rPr>
+                <w:sz w:val="16"/>
+              </w:rPr>
+              <w:t>alloy</w:t>
+            </w:r>
+          </w:p>
+        </w:tc>
+        <w:tc>
+          <w:tcPr>
+            <w:tcW w:type="dxa" w:w="1680"/>
+          </w:tcPr>
+          <w:p>
+            <w:pPr>
+              <w:jc w:val="left"/>
+            </w:pPr>
+            <w:r/>
+            <w:r>
+              <w:rPr>
+                <w:sz w:val="16"/>
+              </w:rPr>
+              <w:t>Monte Carlo</w:t>
+            </w:r>
+          </w:p>
+        </w:tc>
+        <w:tc>
+          <w:tcPr>
+            <w:tcW w:type="dxa" w:w="1680"/>
+          </w:tcPr>
+          <w:p>
+            <w:pPr>
+              <w:jc w:val="left"/>
+            </w:pPr>
+            <w:r/>
+            <w:r>
+              <w:rPr>
+                <w:sz w:val="16"/>
+              </w:rPr>
+              <w:t>2026-08-19</w:t>
+            </w:r>
+          </w:p>
+        </w:tc>
+        <w:tc>
+          <w:tcPr>
+            <w:tcW w:type="dxa" w:w="1680"/>
+          </w:tcPr>
+          <w:p>
+            <w:pPr>
+              <w:jc w:val="left"/>
+            </w:pPr>
+            <w:r/>
+            <w:hyperlink r:id="rId71">
+              <w:r>
+                <w:rPr>
+                  <w:color w:val="0B4F9E"/>
+                  <w:sz w:val="16"/>
+                  <w:u w:val="single"/>
+                </w:rPr>
+                <w:t>link</w:t>
+              </w:r>
+            </w:hyperlink>
+          </w:p>
+        </w:tc>
+      </w:tr>
+      <w:tr>
+        <w:tc>
+          <w:tcPr>
+            <w:tcW w:type="dxa" w:w="1680"/>
+          </w:tcPr>
+          <w:p>
+            <w:pPr>
+              <w:jc w:val="left"/>
+            </w:pPr>
+            <w:r/>
+            <w:hyperlink r:id="rId72">
+              <w:r>
+                <w:rPr>
+                  <w:color w:val="0B4F9E"/>
+                  <w:sz w:val="16"/>
+                  <w:u w:val="single"/>
+                </w:rPr>
                 <w:t>Lithium Layers Govern Wave-like Cross-Plane Transport and Thermal Anisotropy in LiCoO2</w:t>
               </w:r>
             </w:hyperlink>
@@ -5595,7 +5701,7 @@
               <w:jc w:val="left"/>
             </w:pPr>
             <w:r/>
-            <w:hyperlink r:id="rId71">
+            <w:hyperlink r:id="rId72">
               <w:r>
                 <w:rPr>
                   <w:color w:val="0B4F9E"/>
@@ -5618,7 +5724,7 @@
               <w:jc w:val="left"/>
             </w:pPr>
             <w:r/>
-            <w:hyperlink r:id="rId72">
+            <w:hyperlink r:id="rId73">
               <w:r>
                 <w:rPr>
                   <w:color w:val="0B4F9E"/>
@@ -5701,7 +5807,7 @@
               <w:jc w:val="left"/>
             </w:pPr>
             <w:r/>
-            <w:hyperlink r:id="rId72">
+            <w:hyperlink r:id="rId73">
               <w:r>
                 <w:rPr>
                   <w:color w:val="0B4F9E"/>
@@ -5724,7 +5830,7 @@
               <w:jc w:val="left"/>
             </w:pPr>
             <w:r/>
-            <w:hyperlink r:id="rId73">
+            <w:hyperlink r:id="rId74">
               <w:r>
                 <w:rPr>
                   <w:color w:val="0B4F9E"/>
@@ -5801,7 +5907,7 @@
               <w:jc w:val="left"/>
             </w:pPr>
             <w:r/>
-            <w:hyperlink r:id="rId73">
+            <w:hyperlink r:id="rId74">
               <w:r>
                 <w:rPr>
                   <w:color w:val="0B4F9E"/>
@@ -5824,7 +5930,7 @@
               <w:jc w:val="left"/>
             </w:pPr>
             <w:r/>
-            <w:hyperlink r:id="rId74">
+            <w:hyperlink r:id="rId75">
               <w:r>
                 <w:rPr>
                   <w:color w:val="0B4F9E"/>
@@ -5907,7 +6013,7 @@
               <w:jc w:val="left"/>
             </w:pPr>
             <w:r/>
-            <w:hyperlink r:id="rId74">
+            <w:hyperlink r:id="rId75">
               <w:r>
                 <w:rPr>
                   <w:color w:val="0B4F9E"/>
@@ -5930,7 +6036,7 @@
               <w:jc w:val="left"/>
             </w:pPr>
             <w:r/>
-            <w:hyperlink r:id="rId75">
+            <w:hyperlink r:id="rId76">
               <w:r>
                 <w:rPr>
                   <w:color w:val="0B4F9E"/>
@@ -6013,7 +6119,7 @@
               <w:jc w:val="left"/>
             </w:pPr>
             <w:r/>
-            <w:hyperlink r:id="rId75">
+            <w:hyperlink r:id="rId76">
               <w:r>
                 <w:rPr>
                   <w:color w:val="0B4F9E"/>
@@ -6036,7 +6142,7 @@
               <w:jc w:val="left"/>
             </w:pPr>
             <w:r/>
-            <w:hyperlink r:id="rId76">
+            <w:hyperlink r:id="rId77">
               <w:r>
                 <w:rPr>
                   <w:color w:val="0B4F9E"/>
@@ -6119,7 +6225,7 @@
               <w:jc w:val="left"/>
             </w:pPr>
             <w:r/>
-            <w:hyperlink r:id="rId76">
+            <w:hyperlink r:id="rId77">
               <w:r>
                 <w:rPr>
                   <w:color w:val="0B4F9E"/>
@@ -6142,7 +6248,7 @@
               <w:jc w:val="left"/>
             </w:pPr>
             <w:r/>
-            <w:hyperlink r:id="rId77">
+            <w:hyperlink r:id="rId78">
               <w:r>
                 <w:rPr>
                   <w:color w:val="0B4F9E"/>
@@ -6225,7 +6331,7 @@
               <w:jc w:val="left"/>
             </w:pPr>
             <w:r/>
-            <w:hyperlink r:id="rId77">
+            <w:hyperlink r:id="rId78">
               <w:r>
                 <w:rPr>
                   <w:color w:val="0B4F9E"/>
@@ -6248,7 +6354,7 @@
               <w:jc w:val="left"/>
             </w:pPr>
             <w:r/>
-            <w:hyperlink r:id="rId78">
+            <w:hyperlink r:id="rId79">
               <w:r>
                 <w:rPr>
                   <w:color w:val="0B4F9E"/>
@@ -6331,7 +6437,7 @@
               <w:jc w:val="left"/>
             </w:pPr>
             <w:r/>
-            <w:hyperlink r:id="rId78">
+            <w:hyperlink r:id="rId79">
               <w:r>
                 <w:rPr>
                   <w:color w:val="0B4F9E"/>
@@ -6354,7 +6460,7 @@
               <w:jc w:val="left"/>
             </w:pPr>
             <w:r/>
-            <w:hyperlink r:id="rId79">
+            <w:hyperlink r:id="rId80">
               <w:r>
                 <w:rPr>
                   <w:color w:val="0B4F9E"/>
@@ -6437,7 +6543,7 @@
               <w:jc w:val="left"/>
             </w:pPr>
             <w:r/>
-            <w:hyperlink r:id="rId79">
+            <w:hyperlink r:id="rId80">
               <w:r>
                 <w:rPr>
                   <w:color w:val="0B4F9E"/>
@@ -6460,7 +6566,7 @@
               <w:jc w:val="left"/>
             </w:pPr>
             <w:r/>
-            <w:hyperlink r:id="rId80">
+            <w:hyperlink r:id="rId81">
               <w:r>
                 <w:rPr>
                   <w:color w:val="0B4F9E"/>
@@ -6543,7 +6649,7 @@
               <w:jc w:val="left"/>
             </w:pPr>
             <w:r/>
-            <w:hyperlink r:id="rId80">
+            <w:hyperlink r:id="rId81">
               <w:r>
                 <w:rPr>
                   <w:color w:val="0B4F9E"/>
@@ -6566,7 +6672,7 @@
               <w:jc w:val="left"/>
             </w:pPr>
             <w:r/>
-            <w:hyperlink r:id="rId81">
+            <w:hyperlink r:id="rId82">
               <w:r>
                 <w:rPr>
                   <w:color w:val="0B4F9E"/>
@@ -6643,7 +6749,7 @@
               <w:jc w:val="left"/>
             </w:pPr>
             <w:r/>
-            <w:hyperlink r:id="rId81">
+            <w:hyperlink r:id="rId82">
               <w:r>
                 <w:rPr>
                   <w:color w:val="0B4F9E"/>
@@ -6666,7 +6772,7 @@
               <w:jc w:val="left"/>
             </w:pPr>
             <w:r/>
-            <w:hyperlink r:id="rId82">
+            <w:hyperlink r:id="rId83">
               <w:r>
                 <w:rPr>
                   <w:color w:val="0B4F9E"/>
@@ -6749,7 +6855,7 @@
               <w:jc w:val="left"/>
             </w:pPr>
             <w:r/>
-            <w:hyperlink r:id="rId82">
+            <w:hyperlink r:id="rId83">
               <w:r>
                 <w:rPr>
                   <w:color w:val="0B4F9E"/>
@@ -6772,7 +6878,7 @@
               <w:jc w:val="left"/>
             </w:pPr>
             <w:r/>
-            <w:hyperlink r:id="rId83">
+            <w:hyperlink r:id="rId84">
               <w:r>
                 <w:rPr>
                   <w:color w:val="0B4F9E"/>
@@ -6855,7 +6961,7 @@
               <w:jc w:val="left"/>
             </w:pPr>
             <w:r/>
-            <w:hyperlink r:id="rId83">
+            <w:hyperlink r:id="rId84">
               <w:r>
                 <w:rPr>
                   <w:color w:val="0B4F9E"/>
@@ -6878,7 +6984,7 @@
               <w:jc w:val="left"/>
             </w:pPr>
             <w:r/>
-            <w:hyperlink r:id="rId84">
+            <w:hyperlink r:id="rId85">
               <w:r>
                 <w:rPr>
                   <w:color w:val="0B4F9E"/>
@@ -6955,7 +7061,7 @@
               <w:jc w:val="left"/>
             </w:pPr>
             <w:r/>
-            <w:hyperlink r:id="rId84">
+            <w:hyperlink r:id="rId85">
               <w:r>
                 <w:rPr>
                   <w:color w:val="0B4F9E"/>
@@ -6978,7 +7084,7 @@
               <w:jc w:val="left"/>
             </w:pPr>
             <w:r/>
-            <w:hyperlink r:id="rId85">
+            <w:hyperlink r:id="rId86">
               <w:r>
                 <w:rPr>
                   <w:color w:val="0B4F9E"/>
@@ -7061,7 +7167,7 @@
               <w:jc w:val="left"/>
             </w:pPr>
             <w:r/>
-            <w:hyperlink r:id="rId85">
+            <w:hyperlink r:id="rId86">
               <w:r>
                 <w:rPr>
                   <w:color w:val="0B4F9E"/>
@@ -7084,7 +7190,7 @@
               <w:jc w:val="left"/>
             </w:pPr>
             <w:r/>
-            <w:hyperlink r:id="rId86">
+            <w:hyperlink r:id="rId87">
               <w:r>
                 <w:rPr>
                   <w:color w:val="0B4F9E"/>
@@ -7167,7 +7273,7 @@
               <w:jc w:val="left"/>
             </w:pPr>
             <w:r/>
-            <w:hyperlink r:id="rId86">
+            <w:hyperlink r:id="rId87">
               <w:r>
                 <w:rPr>
                   <w:color w:val="0B4F9E"/>
@@ -7190,7 +7296,7 @@
               <w:jc w:val="left"/>
             </w:pPr>
             <w:r/>
-            <w:hyperlink r:id="rId87">
+            <w:hyperlink r:id="rId88">
               <w:r>
                 <w:rPr>
                   <w:color w:val="0B4F9E"/>
@@ -7267,7 +7373,7 @@
               <w:jc w:val="left"/>
             </w:pPr>
             <w:r/>
-            <w:hyperlink r:id="rId87">
+            <w:hyperlink r:id="rId88">
               <w:r>
                 <w:rPr>
                   <w:color w:val="0B4F9E"/>
@@ -7290,7 +7396,7 @@
               <w:jc w:val="left"/>
             </w:pPr>
             <w:r/>
-            <w:hyperlink r:id="rId88">
+            <w:hyperlink r:id="rId89">
               <w:r>
                 <w:rPr>
                   <w:color w:val="0B4F9E"/>
@@ -7373,7 +7479,7 @@
               <w:jc w:val="left"/>
             </w:pPr>
             <w:r/>
-            <w:hyperlink r:id="rId88">
+            <w:hyperlink r:id="rId89">
               <w:r>
                 <w:rPr>
                   <w:color w:val="0B4F9E"/>
@@ -7396,7 +7502,7 @@
               <w:jc w:val="left"/>
             </w:pPr>
             <w:r/>
-            <w:hyperlink r:id="rId89">
+            <w:hyperlink r:id="rId90">
               <w:r>
                 <w:rPr>
                   <w:color w:val="0B4F9E"/>
@@ -7473,7 +7579,7 @@
               <w:jc w:val="left"/>
             </w:pPr>
             <w:r/>
-            <w:hyperlink r:id="rId89">
+            <w:hyperlink r:id="rId90">
               <w:r>
                 <w:rPr>
                   <w:color w:val="0B4F9E"/>
@@ -7496,7 +7602,7 @@
               <w:jc w:val="left"/>
             </w:pPr>
             <w:r/>
-            <w:hyperlink r:id="rId90">
+            <w:hyperlink r:id="rId91">
               <w:r>
                 <w:rPr>
                   <w:color w:val="0B4F9E"/>
@@ -7579,7 +7685,7 @@
               <w:jc w:val="left"/>
             </w:pPr>
             <w:r/>
-            <w:hyperlink r:id="rId90">
+            <w:hyperlink r:id="rId91">
               <w:r>
                 <w:rPr>
                   <w:color w:val="0B4F9E"/>
@@ -7602,7 +7708,7 @@
               <w:jc w:val="left"/>
             </w:pPr>
             <w:r/>
-            <w:hyperlink r:id="rId91">
+            <w:hyperlink r:id="rId92">
               <w:r>
                 <w:rPr>
                   <w:color w:val="0B4F9E"/>
@@ -7685,7 +7791,7 @@
               <w:jc w:val="left"/>
             </w:pPr>
             <w:r/>
-            <w:hyperlink r:id="rId91">
+            <w:hyperlink r:id="rId92">
               <w:r>
                 <w:rPr>
                   <w:color w:val="0B4F9E"/>
@@ -7708,7 +7814,7 @@
               <w:jc w:val="left"/>
             </w:pPr>
             <w:r/>
-            <w:hyperlink r:id="rId92">
+            <w:hyperlink r:id="rId93">
               <w:r>
                 <w:rPr>
                   <w:color w:val="0B4F9E"/>
@@ -7763,106 +7869,6 @@
               </w:rPr>
               <w:t>r2SCAN, DFT, MLIP</w:t>
             </w:r>
-          </w:p>
-        </w:tc>
-        <w:tc>
-          <w:tcPr>
-            <w:tcW w:type="dxa" w:w="1680"/>
-          </w:tcPr>
-          <w:p>
-            <w:pPr>
-              <w:jc w:val="left"/>
-            </w:pPr>
-            <w:r/>
-            <w:r>
-              <w:rPr>
-                <w:sz w:val="16"/>
-              </w:rPr>
-              <w:t>2026-08-28</w:t>
-            </w:r>
-          </w:p>
-        </w:tc>
-        <w:tc>
-          <w:tcPr>
-            <w:tcW w:type="dxa" w:w="1680"/>
-          </w:tcPr>
-          <w:p>
-            <w:pPr>
-              <w:jc w:val="left"/>
-            </w:pPr>
-            <w:r/>
-            <w:hyperlink r:id="rId92">
-              <w:r>
-                <w:rPr>
-                  <w:color w:val="0B4F9E"/>
-                  <w:sz w:val="16"/>
-                  <w:u w:val="single"/>
-                </w:rPr>
-                <w:t>link</w:t>
-              </w:r>
-            </w:hyperlink>
-          </w:p>
-        </w:tc>
-      </w:tr>
-      <w:tr>
-        <w:tc>
-          <w:tcPr>
-            <w:tcW w:type="dxa" w:w="1680"/>
-          </w:tcPr>
-          <w:p>
-            <w:pPr>
-              <w:jc w:val="left"/>
-            </w:pPr>
-            <w:r/>
-            <w:hyperlink r:id="rId93">
-              <w:r>
-                <w:rPr>
-                  <w:color w:val="0B4F9E"/>
-                  <w:sz w:val="16"/>
-                  <w:u w:val="single"/>
-                </w:rPr>
-                <w:t>Work Function and High-Coverage Adsorption Energy as Hydrogen-Evolution Descriptors on Ag-Au-Pd-Pt Alloys</w:t>
-              </w:r>
-            </w:hyperlink>
-          </w:p>
-        </w:tc>
-        <w:tc>
-          <w:tcPr>
-            <w:tcW w:type="dxa" w:w="1680"/>
-          </w:tcPr>
-          <w:p>
-            <w:pPr>
-              <w:jc w:val="left"/>
-            </w:pPr>
-            <w:r/>
-          </w:p>
-        </w:tc>
-        <w:tc>
-          <w:tcPr>
-            <w:tcW w:type="dxa" w:w="1680"/>
-          </w:tcPr>
-          <w:p>
-            <w:pPr>
-              <w:jc w:val="left"/>
-            </w:pPr>
-            <w:r/>
-            <w:r>
-              <w:rPr>
-                <w:sz w:val="16"/>
-              </w:rPr>
-              <w:t>alloy</w:t>
-            </w:r>
-          </w:p>
-        </w:tc>
-        <w:tc>
-          <w:tcPr>
-            <w:tcW w:type="dxa" w:w="1680"/>
-          </w:tcPr>
-          <w:p>
-            <w:pPr>
-              <w:jc w:val="left"/>
-            </w:pPr>
-            <w:r/>
           </w:p>
         </w:tc>
         <w:tc>
@@ -7921,7 +7927,7 @@
                   <w:sz w:val="16"/>
                   <w:u w:val="single"/>
                 </w:rPr>
-                <w:t>Compact Variational Neural Networks for Spectral Inference from a Single Nonlinear 2D Perovskite Photodetector</w:t>
+                <w:t>Work Function and High-Coverage Adsorption Energy as Hydrogen-Evolution Descriptors on Ag-Au-Pd-Pt Alloys</w:t>
               </w:r>
             </w:hyperlink>
           </w:p>
@@ -7950,7 +7956,7 @@
               <w:rPr>
                 <w:sz w:val="16"/>
               </w:rPr>
-              <w:t>perovskite</w:t>
+              <w:t>alloy</w:t>
             </w:r>
           </w:p>
         </w:tc>
@@ -8021,7 +8027,7 @@
                   <w:sz w:val="16"/>
                   <w:u w:val="single"/>
                 </w:rPr>
-                <w:t>QUBO-Compatible Active Learning for Inverse Design of High-Entropy Alloys</w:t>
+                <w:t>Compact Variational Neural Networks for Spectral Inference from a Single Nonlinear 2D Perovskite Photodetector</w:t>
               </w:r>
             </w:hyperlink>
           </w:p>
@@ -8050,7 +8056,7 @@
               <w:rPr>
                 <w:sz w:val="16"/>
               </w:rPr>
-              <w:t>alloy</w:t>
+              <w:t>perovskite</w:t>
             </w:r>
           </w:p>
         </w:tc>
@@ -8121,6 +8127,106 @@
                   <w:sz w:val="16"/>
                   <w:u w:val="single"/>
                 </w:rPr>
+                <w:t>QUBO-Compatible Active Learning for Inverse Design of High-Entropy Alloys</w:t>
+              </w:r>
+            </w:hyperlink>
+          </w:p>
+        </w:tc>
+        <w:tc>
+          <w:tcPr>
+            <w:tcW w:type="dxa" w:w="1680"/>
+          </w:tcPr>
+          <w:p>
+            <w:pPr>
+              <w:jc w:val="left"/>
+            </w:pPr>
+            <w:r/>
+          </w:p>
+        </w:tc>
+        <w:tc>
+          <w:tcPr>
+            <w:tcW w:type="dxa" w:w="1680"/>
+          </w:tcPr>
+          <w:p>
+            <w:pPr>
+              <w:jc w:val="left"/>
+            </w:pPr>
+            <w:r/>
+            <w:r>
+              <w:rPr>
+                <w:sz w:val="16"/>
+              </w:rPr>
+              <w:t>alloy</w:t>
+            </w:r>
+          </w:p>
+        </w:tc>
+        <w:tc>
+          <w:tcPr>
+            <w:tcW w:type="dxa" w:w="1680"/>
+          </w:tcPr>
+          <w:p>
+            <w:pPr>
+              <w:jc w:val="left"/>
+            </w:pPr>
+            <w:r/>
+          </w:p>
+        </w:tc>
+        <w:tc>
+          <w:tcPr>
+            <w:tcW w:type="dxa" w:w="1680"/>
+          </w:tcPr>
+          <w:p>
+            <w:pPr>
+              <w:jc w:val="left"/>
+            </w:pPr>
+            <w:r/>
+            <w:r>
+              <w:rPr>
+                <w:sz w:val="16"/>
+              </w:rPr>
+              <w:t>2026-08-28</w:t>
+            </w:r>
+          </w:p>
+        </w:tc>
+        <w:tc>
+          <w:tcPr>
+            <w:tcW w:type="dxa" w:w="1680"/>
+          </w:tcPr>
+          <w:p>
+            <w:pPr>
+              <w:jc w:val="left"/>
+            </w:pPr>
+            <w:r/>
+            <w:hyperlink r:id="rId96">
+              <w:r>
+                <w:rPr>
+                  <w:color w:val="0B4F9E"/>
+                  <w:sz w:val="16"/>
+                  <w:u w:val="single"/>
+                </w:rPr>
+                <w:t>link</w:t>
+              </w:r>
+            </w:hyperlink>
+          </w:p>
+        </w:tc>
+      </w:tr>
+      <w:tr>
+        <w:tc>
+          <w:tcPr>
+            <w:tcW w:type="dxa" w:w="1680"/>
+          </w:tcPr>
+          <w:p>
+            <w:pPr>
+              <w:jc w:val="left"/>
+            </w:pPr>
+            <w:r/>
+            <w:hyperlink r:id="rId97">
+              <w:r>
+                <w:rPr>
+                  <w:color w:val="0B4F9E"/>
+                  <w:sz w:val="16"/>
+                  <w:u w:val="single"/>
+                </w:rPr>
                 <w:t>Atomistic simulations of high-entropy alloys: from density functional theory to machine-learning interatomic potentials</w:t>
               </w:r>
             </w:hyperlink>
@@ -8197,7 +8303,7 @@
               <w:jc w:val="left"/>
             </w:pPr>
             <w:r/>
-            <w:hyperlink r:id="rId96">
+            <w:hyperlink r:id="rId97">
               <w:r>
                 <w:rPr>
                   <w:color w:val="0B4F9E"/>
@@ -8220,7 +8326,7 @@
               <w:jc w:val="left"/>
             </w:pPr>
             <w:r/>
-            <w:hyperlink r:id="rId97">
+            <w:hyperlink r:id="rId98">
               <w:r>
                 <w:rPr>
                   <w:color w:val="0B4F9E"/>
@@ -8303,7 +8409,7 @@
               <w:jc w:val="left"/>
             </w:pPr>
             <w:r/>
-            <w:hyperlink r:id="rId97">
+            <w:hyperlink r:id="rId98">
               <w:r>
                 <w:rPr>
                   <w:color w:val="0B4F9E"/>
@@ -8326,7 +8432,7 @@
               <w:jc w:val="left"/>
             </w:pPr>
             <w:r/>
-            <w:hyperlink r:id="rId98">
+            <w:hyperlink r:id="rId99">
               <w:r>
                 <w:rPr>
                   <w:color w:val="0B4F9E"/>
@@ -8403,7 +8509,7 @@
               <w:jc w:val="left"/>
             </w:pPr>
             <w:r/>
-            <w:hyperlink r:id="rId98">
+            <w:hyperlink r:id="rId99">
               <w:r>
                 <w:rPr>
                   <w:color w:val="0B4F9E"/>
@@ -8426,7 +8532,7 @@
               <w:jc w:val="left"/>
             </w:pPr>
             <w:r/>
-            <w:hyperlink r:id="rId99">
+            <w:hyperlink r:id="rId100">
               <w:r>
                 <w:rPr>
                   <w:color w:val="0B4F9E"/>
@@ -8509,7 +8615,7 @@
               <w:jc w:val="left"/>
             </w:pPr>
             <w:r/>
-            <w:hyperlink r:id="rId99">
+            <w:hyperlink r:id="rId100">
               <w:r>
                 <w:rPr>
                   <w:color w:val="0B4F9E"/>
@@ -8532,7 +8638,7 @@
               <w:jc w:val="left"/>
             </w:pPr>
             <w:r/>
-            <w:hyperlink r:id="rId100">
+            <w:hyperlink r:id="rId101">
               <w:r>
                 <w:rPr>
                   <w:color w:val="0B4F9E"/>
@@ -8609,7 +8715,7 @@
               <w:jc w:val="left"/>
             </w:pPr>
             <w:r/>
-            <w:hyperlink r:id="rId100">
+            <w:hyperlink r:id="rId101">
               <w:r>
                 <w:rPr>
                   <w:color w:val="0B4F9E"/>
@@ -8632,7 +8738,7 @@
               <w:jc w:val="left"/>
             </w:pPr>
             <w:r/>
-            <w:hyperlink r:id="rId101">
+            <w:hyperlink r:id="rId102">
               <w:r>
                 <w:rPr>
                   <w:color w:val="0B4F9E"/>
@@ -8715,7 +8821,7 @@
               <w:jc w:val="left"/>
             </w:pPr>
             <w:r/>
-            <w:hyperlink r:id="rId101">
+            <w:hyperlink r:id="rId102">
               <w:r>
                 <w:rPr>
                   <w:color w:val="0B4F9E"/>
@@ -8738,7 +8844,7 @@
               <w:jc w:val="left"/>
             </w:pPr>
             <w:r/>
-            <w:hyperlink r:id="rId102">
+            <w:hyperlink r:id="rId103">
               <w:r>
                 <w:rPr>
                   <w:color w:val="0B4F9E"/>
@@ -8815,7 +8921,7 @@
               <w:jc w:val="left"/>
             </w:pPr>
             <w:r/>
-            <w:hyperlink r:id="rId103">
+            <w:hyperlink r:id="rId104">
               <w:r>
                 <w:rPr>
                   <w:color w:val="0B4F9E"/>
@@ -8838,7 +8944,7 @@
               <w:jc w:val="left"/>
             </w:pPr>
             <w:r/>
-            <w:hyperlink r:id="rId104">
+            <w:hyperlink r:id="rId105">
               <w:r>
                 <w:rPr>
                   <w:color w:val="0B4F9E"/>
@@ -8921,7 +9027,7 @@
               <w:jc w:val="left"/>
             </w:pPr>
             <w:r/>
-            <w:hyperlink r:id="rId104">
+            <w:hyperlink r:id="rId105">
               <w:r>
                 <w:rPr>
                   <w:color w:val="0B4F9E"/>
@@ -8944,7 +9050,7 @@
               <w:jc w:val="left"/>
             </w:pPr>
             <w:r/>
-            <w:hyperlink r:id="rId105">
+            <w:hyperlink r:id="rId106">
               <w:r>
                 <w:rPr>
                   <w:color w:val="0B4F9E"/>
@@ -9021,7 +9127,7 @@
               <w:jc w:val="left"/>
             </w:pPr>
             <w:r/>
-            <w:hyperlink r:id="rId105">
+            <w:hyperlink r:id="rId106">
               <w:r>
                 <w:rPr>
                   <w:color w:val="0B4F9E"/>
@@ -9044,7 +9150,7 @@
               <w:jc w:val="left"/>
             </w:pPr>
             <w:r/>
-            <w:hyperlink r:id="rId106">
+            <w:hyperlink r:id="rId107">
               <w:r>
                 <w:rPr>
                   <w:color w:val="0B4F9E"/>
@@ -9121,7 +9227,7 @@
               <w:jc w:val="left"/>
             </w:pPr>
             <w:r/>
-            <w:hyperlink r:id="rId106">
+            <w:hyperlink r:id="rId107">
               <w:r>
                 <w:rPr>
                   <w:color w:val="0B4F9E"/>
@@ -9144,7 +9250,7 @@
               <w:jc w:val="left"/>
             </w:pPr>
             <w:r/>
-            <w:hyperlink r:id="rId107">
+            <w:hyperlink r:id="rId108">
               <w:r>
                 <w:rPr>
                   <w:color w:val="0B4F9E"/>
@@ -9227,7 +9333,7 @@
               <w:jc w:val="left"/>
             </w:pPr>
             <w:r/>
-            <w:hyperlink r:id="rId107">
+            <w:hyperlink r:id="rId108">
               <w:r>
                 <w:rPr>
                   <w:color w:val="0B4F9E"/>
@@ -9250,7 +9356,7 @@
               <w:jc w:val="left"/>
             </w:pPr>
             <w:r/>
-            <w:hyperlink r:id="rId108">
+            <w:hyperlink r:id="rId109">
               <w:r>
                 <w:rPr>
                   <w:color w:val="0B4F9E"/>
@@ -9327,7 +9433,7 @@
               <w:jc w:val="left"/>
             </w:pPr>
             <w:r/>
-            <w:hyperlink r:id="rId108">
+            <w:hyperlink r:id="rId109">
               <w:r>
                 <w:rPr>
                   <w:color w:val="0B4F9E"/>
@@ -9350,7 +9456,7 @@
               <w:jc w:val="left"/>
             </w:pPr>
             <w:r/>
-            <w:hyperlink r:id="rId109">
+            <w:hyperlink r:id="rId110">
               <w:r>
                 <w:rPr>
                   <w:color w:val="0B4F9E"/>
@@ -9433,7 +9539,7 @@
               <w:jc w:val="left"/>
             </w:pPr>
             <w:r/>
-            <w:hyperlink r:id="rId109">
+            <w:hyperlink r:id="rId110">
               <w:r>
                 <w:rPr>
                   <w:color w:val="0B4F9E"/>
@@ -9456,7 +9562,7 @@
               <w:jc w:val="left"/>
             </w:pPr>
             <w:r/>
-            <w:hyperlink r:id="rId110">
+            <w:hyperlink r:id="rId111">
               <w:r>
                 <w:rPr>
                   <w:color w:val="0B4F9E"/>
@@ -9533,7 +9639,7 @@
               <w:jc w:val="left"/>
             </w:pPr>
             <w:r/>
-            <w:hyperlink r:id="rId110">
+            <w:hyperlink r:id="rId111">
               <w:r>
                 <w:rPr>
                   <w:color w:val="0B4F9E"/>
@@ -9556,7 +9662,7 @@
               <w:jc w:val="left"/>
             </w:pPr>
             <w:r/>
-            <w:hyperlink r:id="rId111">
+            <w:hyperlink r:id="rId112">
               <w:r>
                 <w:rPr>
                   <w:color w:val="0B4F9E"/>
@@ -9633,7 +9739,7 @@
               <w:jc w:val="left"/>
             </w:pPr>
             <w:r/>
-            <w:hyperlink r:id="rId112">
+            <w:hyperlink r:id="rId113">
               <w:r>
                 <w:rPr>
                   <w:color w:val="0B4F9E"/>
@@ -9656,7 +9762,7 @@
               <w:jc w:val="left"/>
             </w:pPr>
             <w:r/>
-            <w:hyperlink r:id="rId113">
+            <w:hyperlink r:id="rId114">
               <w:r>
                 <w:rPr>
                   <w:color w:val="0B4F9E"/>
@@ -9733,7 +9839,7 @@
               <w:jc w:val="left"/>
             </w:pPr>
             <w:r/>
-            <w:hyperlink r:id="rId113">
+            <w:hyperlink r:id="rId114">
               <w:r>
                 <w:rPr>
                   <w:color w:val="0B4F9E"/>
@@ -9756,7 +9862,7 @@
               <w:jc w:val="left"/>
             </w:pPr>
             <w:r/>
-            <w:hyperlink r:id="rId114">
+            <w:hyperlink r:id="rId115">
               <w:r>
                 <w:rPr>
                   <w:color w:val="0B4F9E"/>
@@ -9839,7 +9945,7 @@
               <w:jc w:val="left"/>
             </w:pPr>
             <w:r/>
-            <w:hyperlink r:id="rId115">
+            <w:hyperlink r:id="rId116">
               <w:r>
                 <w:rPr>
                   <w:color w:val="0B4F9E"/>
@@ -9862,7 +9968,7 @@
               <w:jc w:val="left"/>
             </w:pPr>
             <w:r/>
-            <w:hyperlink r:id="rId116">
+            <w:hyperlink r:id="rId117">
               <w:r>
                 <w:rPr>
                   <w:color w:val="0B4F9E"/>
@@ -9939,7 +10045,7 @@
               <w:jc w:val="left"/>
             </w:pPr>
             <w:r/>
-            <w:hyperlink r:id="rId116">
+            <w:hyperlink r:id="rId117">
               <w:r>
                 <w:rPr>
                   <w:color w:val="0B4F9E"/>
@@ -9962,7 +10068,7 @@
               <w:jc w:val="left"/>
             </w:pPr>
             <w:r/>
-            <w:hyperlink r:id="rId117">
+            <w:hyperlink r:id="rId118">
               <w:r>
                 <w:rPr>
                   <w:color w:val="0B4F9E"/>
@@ -10039,7 +10145,7 @@
               <w:jc w:val="left"/>
             </w:pPr>
             <w:r/>
-            <w:hyperlink r:id="rId117">
+            <w:hyperlink r:id="rId118">
               <w:r>
                 <w:rPr>
                   <w:color w:val="0B4F9E"/>
@@ -10062,7 +10168,7 @@
               <w:jc w:val="left"/>
             </w:pPr>
             <w:r/>
-            <w:hyperlink r:id="rId118">
+            <w:hyperlink r:id="rId119">
               <w:r>
                 <w:rPr>
                   <w:color w:val="0B4F9E"/>
@@ -10145,7 +10251,7 @@
               <w:jc w:val="left"/>
             </w:pPr>
             <w:r/>
-            <w:hyperlink r:id="rId118">
+            <w:hyperlink r:id="rId119">
               <w:r>
                 <w:rPr>
                   <w:color w:val="0B4F9E"/>
@@ -10168,7 +10274,7 @@
               <w:jc w:val="left"/>
             </w:pPr>
             <w:r/>
-            <w:hyperlink r:id="rId119">
+            <w:hyperlink r:id="rId120">
               <w:r>
                 <w:rPr>
                   <w:color w:val="0B4F9E"/>
@@ -10223,106 +10329,6 @@
               </w:rPr>
               <w:t>MD</w:t>
             </w:r>
-          </w:p>
-        </w:tc>
-        <w:tc>
-          <w:tcPr>
-            <w:tcW w:type="dxa" w:w="1680"/>
-          </w:tcPr>
-          <w:p>
-            <w:pPr>
-              <w:jc w:val="left"/>
-            </w:pPr>
-            <w:r/>
-            <w:r>
-              <w:rPr>
-                <w:sz w:val="16"/>
-              </w:rPr>
-              <w:t>2026-09-02</w:t>
-            </w:r>
-          </w:p>
-        </w:tc>
-        <w:tc>
-          <w:tcPr>
-            <w:tcW w:type="dxa" w:w="1680"/>
-          </w:tcPr>
-          <w:p>
-            <w:pPr>
-              <w:jc w:val="left"/>
-            </w:pPr>
-            <w:r/>
-            <w:hyperlink r:id="rId119">
-              <w:r>
-                <w:rPr>
-                  <w:color w:val="0B4F9E"/>
-                  <w:sz w:val="16"/>
-                  <w:u w:val="single"/>
-                </w:rPr>
-                <w:t>link</w:t>
-              </w:r>
-            </w:hyperlink>
-          </w:p>
-        </w:tc>
-      </w:tr>
-      <w:tr>
-        <w:tc>
-          <w:tcPr>
-            <w:tcW w:type="dxa" w:w="1680"/>
-          </w:tcPr>
-          <w:p>
-            <w:pPr>
-              <w:jc w:val="left"/>
-            </w:pPr>
-            <w:r/>
-            <w:hyperlink r:id="rId120">
-              <w:r>
-                <w:rPr>
-                  <w:color w:val="0B4F9E"/>
-                  <w:sz w:val="16"/>
-                  <w:u w:val="single"/>
-                </w:rPr>
-                <w:t>Physics-Informed Neural Network Surrogate for Oxygen Vacancy Dynamics in epitaxial $\mathrm{SrTiO_3}$ on Si memristors v</w:t>
-              </w:r>
-            </w:hyperlink>
-          </w:p>
-        </w:tc>
-        <w:tc>
-          <w:tcPr>
-            <w:tcW w:type="dxa" w:w="1680"/>
-          </w:tcPr>
-          <w:p>
-            <w:pPr>
-              <w:jc w:val="left"/>
-            </w:pPr>
-            <w:r/>
-          </w:p>
-        </w:tc>
-        <w:tc>
-          <w:tcPr>
-            <w:tcW w:type="dxa" w:w="1680"/>
-          </w:tcPr>
-          <w:p>
-            <w:pPr>
-              <w:jc w:val="left"/>
-            </w:pPr>
-            <w:r/>
-            <w:r>
-              <w:rPr>
-                <w:sz w:val="16"/>
-              </w:rPr>
-              <w:t>semiconductor, oxide</w:t>
-            </w:r>
-          </w:p>
-        </w:tc>
-        <w:tc>
-          <w:tcPr>
-            <w:tcW w:type="dxa" w:w="1680"/>
-          </w:tcPr>
-          <w:p>
-            <w:pPr>
-              <w:jc w:val="left"/>
-            </w:pPr>
-            <w:r/>
           </w:p>
         </w:tc>
         <w:tc>
@@ -10381,6 +10387,106 @@
                   <w:sz w:val="16"/>
                   <w:u w:val="single"/>
                 </w:rPr>
+                <w:t>Physics-Informed Neural Network Surrogate for Oxygen Vacancy Dynamics in epitaxial $\mathrm{SrTiO_3}$ on Si memristors v</w:t>
+              </w:r>
+            </w:hyperlink>
+          </w:p>
+        </w:tc>
+        <w:tc>
+          <w:tcPr>
+            <w:tcW w:type="dxa" w:w="1680"/>
+          </w:tcPr>
+          <w:p>
+            <w:pPr>
+              <w:jc w:val="left"/>
+            </w:pPr>
+            <w:r/>
+          </w:p>
+        </w:tc>
+        <w:tc>
+          <w:tcPr>
+            <w:tcW w:type="dxa" w:w="1680"/>
+          </w:tcPr>
+          <w:p>
+            <w:pPr>
+              <w:jc w:val="left"/>
+            </w:pPr>
+            <w:r/>
+            <w:r>
+              <w:rPr>
+                <w:sz w:val="16"/>
+              </w:rPr>
+              <w:t>semiconductor, oxide</w:t>
+            </w:r>
+          </w:p>
+        </w:tc>
+        <w:tc>
+          <w:tcPr>
+            <w:tcW w:type="dxa" w:w="1680"/>
+          </w:tcPr>
+          <w:p>
+            <w:pPr>
+              <w:jc w:val="left"/>
+            </w:pPr>
+            <w:r/>
+          </w:p>
+        </w:tc>
+        <w:tc>
+          <w:tcPr>
+            <w:tcW w:type="dxa" w:w="1680"/>
+          </w:tcPr>
+          <w:p>
+            <w:pPr>
+              <w:jc w:val="left"/>
+            </w:pPr>
+            <w:r/>
+            <w:r>
+              <w:rPr>
+                <w:sz w:val="16"/>
+              </w:rPr>
+              <w:t>2026-09-02</w:t>
+            </w:r>
+          </w:p>
+        </w:tc>
+        <w:tc>
+          <w:tcPr>
+            <w:tcW w:type="dxa" w:w="1680"/>
+          </w:tcPr>
+          <w:p>
+            <w:pPr>
+              <w:jc w:val="left"/>
+            </w:pPr>
+            <w:r/>
+            <w:hyperlink r:id="rId121">
+              <w:r>
+                <w:rPr>
+                  <w:color w:val="0B4F9E"/>
+                  <w:sz w:val="16"/>
+                  <w:u w:val="single"/>
+                </w:rPr>
+                <w:t>link</w:t>
+              </w:r>
+            </w:hyperlink>
+          </w:p>
+        </w:tc>
+      </w:tr>
+      <w:tr>
+        <w:tc>
+          <w:tcPr>
+            <w:tcW w:type="dxa" w:w="1680"/>
+          </w:tcPr>
+          <w:p>
+            <w:pPr>
+              <w:jc w:val="left"/>
+            </w:pPr>
+            <w:r/>
+            <w:hyperlink r:id="rId122">
+              <w:r>
+                <w:rPr>
+                  <w:color w:val="0B4F9E"/>
+                  <w:sz w:val="16"/>
+                  <w:u w:val="single"/>
+                </w:rPr>
                 <w:t>Machine learning for predicting the glass transition and melting temperatures of polymers: molecular representations, mo</w:t>
               </w:r>
             </w:hyperlink>
@@ -10451,7 +10557,7 @@
               <w:jc w:val="left"/>
             </w:pPr>
             <w:r/>
-            <w:hyperlink r:id="rId121">
+            <w:hyperlink r:id="rId122">
               <w:r>
                 <w:rPr>
                   <w:color w:val="0B4F9E"/>
@@ -10474,7 +10580,7 @@
               <w:jc w:val="left"/>
             </w:pPr>
             <w:r/>
-            <w:hyperlink r:id="rId122">
+            <w:hyperlink r:id="rId123">
               <w:r>
                 <w:rPr>
                   <w:color w:val="0B4F9E"/>
@@ -10551,7 +10657,7 @@
               <w:jc w:val="left"/>
             </w:pPr>
             <w:r/>
-            <w:hyperlink r:id="rId122">
+            <w:hyperlink r:id="rId123">
               <w:r>
                 <w:rPr>
                   <w:color w:val="0B4F9E"/>
@@ -10574,7 +10680,7 @@
               <w:jc w:val="left"/>
             </w:pPr>
             <w:r/>
-            <w:hyperlink r:id="rId123">
+            <w:hyperlink r:id="rId124">
               <w:r>
                 <w:rPr>
                   <w:color w:val="0B4F9E"/>
@@ -10651,7 +10757,7 @@
               <w:jc w:val="left"/>
             </w:pPr>
             <w:r/>
-            <w:hyperlink r:id="rId123">
+            <w:hyperlink r:id="rId124">
               <w:r>
                 <w:rPr>
                   <w:color w:val="0B4F9E"/>
@@ -10674,7 +10780,7 @@
               <w:jc w:val="left"/>
             </w:pPr>
             <w:r/>
-            <w:hyperlink r:id="rId124">
+            <w:hyperlink r:id="rId125">
               <w:r>
                 <w:rPr>
                   <w:color w:val="0B4F9E"/>
@@ -10757,7 +10863,7 @@
               <w:jc w:val="left"/>
             </w:pPr>
             <w:r/>
-            <w:hyperlink r:id="rId124">
+            <w:hyperlink r:id="rId125">
               <w:r>
                 <w:rPr>
                   <w:color w:val="0B4F9E"/>
@@ -10780,7 +10886,7 @@
               <w:jc w:val="left"/>
             </w:pPr>
             <w:r/>
-            <w:hyperlink r:id="rId125">
+            <w:hyperlink r:id="rId126">
               <w:r>
                 <w:rPr>
                   <w:color w:val="0B4F9E"/>
@@ -10863,7 +10969,7 @@
               <w:jc w:val="left"/>
             </w:pPr>
             <w:r/>
-            <w:hyperlink r:id="rId125">
+            <w:hyperlink r:id="rId126">
               <w:r>
                 <w:rPr>
                   <w:color w:val="0B4F9E"/>
@@ -10886,7 +10992,107 @@
               <w:jc w:val="left"/>
             </w:pPr>
             <w:r/>
-            <w:hyperlink r:id="rId126">
+            <w:hyperlink r:id="rId127">
+              <w:r>
+                <w:rPr>
+                  <w:color w:val="0B4F9E"/>
+                  <w:sz w:val="16"/>
+                  <w:u w:val="single"/>
+                </w:rPr>
+                <w:t>Multi-task deep-learning optimization of trade-off properties for superior-performance Fe-based soft magnetic alloys</w:t>
+              </w:r>
+            </w:hyperlink>
+          </w:p>
+        </w:tc>
+        <w:tc>
+          <w:tcPr>
+            <w:tcW w:type="dxa" w:w="1680"/>
+          </w:tcPr>
+          <w:p>
+            <w:pPr>
+              <w:jc w:val="left"/>
+            </w:pPr>
+            <w:r/>
+          </w:p>
+        </w:tc>
+        <w:tc>
+          <w:tcPr>
+            <w:tcW w:type="dxa" w:w="1680"/>
+          </w:tcPr>
+          <w:p>
+            <w:pPr>
+              <w:jc w:val="left"/>
+            </w:pPr>
+            <w:r/>
+            <w:r>
+              <w:rPr>
+                <w:sz w:val="16"/>
+              </w:rPr>
+              <w:t>alloy, magnetic material, glass / amorphous</w:t>
+            </w:r>
+          </w:p>
+        </w:tc>
+        <w:tc>
+          <w:tcPr>
+            <w:tcW w:type="dxa" w:w="1680"/>
+          </w:tcPr>
+          <w:p>
+            <w:pPr>
+              <w:jc w:val="left"/>
+            </w:pPr>
+            <w:r/>
+          </w:p>
+        </w:tc>
+        <w:tc>
+          <w:tcPr>
+            <w:tcW w:type="dxa" w:w="1680"/>
+          </w:tcPr>
+          <w:p>
+            <w:pPr>
+              <w:jc w:val="left"/>
+            </w:pPr>
+            <w:r/>
+            <w:r>
+              <w:rPr>
+                <w:sz w:val="16"/>
+              </w:rPr>
+              <w:t>2026-09-04</w:t>
+            </w:r>
+          </w:p>
+        </w:tc>
+        <w:tc>
+          <w:tcPr>
+            <w:tcW w:type="dxa" w:w="1680"/>
+          </w:tcPr>
+          <w:p>
+            <w:pPr>
+              <w:jc w:val="left"/>
+            </w:pPr>
+            <w:r/>
+            <w:hyperlink r:id="rId128">
+              <w:r>
+                <w:rPr>
+                  <w:color w:val="0B4F9E"/>
+                  <w:sz w:val="16"/>
+                  <w:u w:val="single"/>
+                </w:rPr>
+                <w:t>10.1088/1674-1056/ae5b5f</w:t>
+              </w:r>
+            </w:hyperlink>
+          </w:p>
+        </w:tc>
+      </w:tr>
+      <w:tr>
+        <w:tc>
+          <w:tcPr>
+            <w:tcW w:type="dxa" w:w="1680"/>
+          </w:tcPr>
+          <w:p>
+            <w:pPr>
+              <w:jc w:val="left"/>
+            </w:pPr>
+            <w:r/>
+            <w:hyperlink r:id="rId129">
               <w:r>
                 <w:rPr>
                   <w:color w:val="0B4F9E"/>
@@ -10969,7 +11175,7 @@
               <w:jc w:val="left"/>
             </w:pPr>
             <w:r/>
-            <w:hyperlink r:id="rId126">
+            <w:hyperlink r:id="rId129">
               <w:r>
                 <w:rPr>
                   <w:color w:val="0B4F9E"/>
@@ -10992,7 +11198,7 @@
               <w:jc w:val="left"/>
             </w:pPr>
             <w:r/>
-            <w:hyperlink r:id="rId127">
+            <w:hyperlink r:id="rId130">
               <w:r>
                 <w:rPr>
                   <w:color w:val="0B4F9E"/>
@@ -11069,7 +11275,7 @@
               <w:jc w:val="left"/>
             </w:pPr>
             <w:r/>
-            <w:hyperlink r:id="rId127">
+            <w:hyperlink r:id="rId130">
               <w:r>
                 <w:rPr>
                   <w:color w:val="0B4F9E"/>
@@ -11092,7 +11298,7 @@
               <w:jc w:val="left"/>
             </w:pPr>
             <w:r/>
-            <w:hyperlink r:id="rId128">
+            <w:hyperlink r:id="rId131">
               <w:r>
                 <w:rPr>
                   <w:color w:val="0B4F9E"/>
@@ -11175,7 +11381,7 @@
               <w:jc w:val="left"/>
             </w:pPr>
             <w:r/>
-            <w:hyperlink r:id="rId128">
+            <w:hyperlink r:id="rId131">
               <w:r>
                 <w:rPr>
                   <w:color w:val="0B4F9E"/>
@@ -11198,7 +11404,7 @@
               <w:jc w:val="left"/>
             </w:pPr>
             <w:r/>
-            <w:hyperlink r:id="rId129">
+            <w:hyperlink r:id="rId132">
               <w:r>
                 <w:rPr>
                   <w:color w:val="0B4F9E"/>
@@ -11281,7 +11487,7 @@
               <w:jc w:val="left"/>
             </w:pPr>
             <w:r/>
-            <w:hyperlink r:id="rId129">
+            <w:hyperlink r:id="rId132">
               <w:r>
                 <w:rPr>
                   <w:color w:val="0B4F9E"/>
@@ -11304,7 +11510,7 @@
               <w:jc w:val="left"/>
             </w:pPr>
             <w:r/>
-            <w:hyperlink r:id="rId130">
+            <w:hyperlink r:id="rId133">
               <w:r>
                 <w:rPr>
                   <w:color w:val="0B4F9E"/>
@@ -11387,7 +11593,7 @@
               <w:jc w:val="left"/>
             </w:pPr>
             <w:r/>
-            <w:hyperlink r:id="rId130">
+            <w:hyperlink r:id="rId133">
               <w:r>
                 <w:rPr>
                   <w:color w:val="0B4F9E"/>
@@ -11410,7 +11616,7 @@
               <w:jc w:val="left"/>
             </w:pPr>
             <w:r/>
-            <w:hyperlink r:id="rId131">
+            <w:hyperlink r:id="rId134">
               <w:r>
                 <w:rPr>
                   <w:color w:val="0B4F9E"/>
@@ -11487,7 +11693,7 @@
               <w:jc w:val="left"/>
             </w:pPr>
             <w:r/>
-            <w:hyperlink r:id="rId132">
+            <w:hyperlink r:id="rId135">
               <w:r>
                 <w:rPr>
                   <w:color w:val="0B4F9E"/>
@@ -11510,7 +11716,7 @@
               <w:jc w:val="left"/>
             </w:pPr>
             <w:r/>
-            <w:hyperlink r:id="rId133">
+            <w:hyperlink r:id="rId136">
               <w:r>
                 <w:rPr>
                   <w:color w:val="0B4F9E"/>
@@ -11587,7 +11793,7 @@
               <w:jc w:val="left"/>
             </w:pPr>
             <w:r/>
-            <w:hyperlink r:id="rId133">
+            <w:hyperlink r:id="rId136">
               <w:r>
                 <w:rPr>
                   <w:color w:val="0B4F9E"/>
@@ -11610,7 +11816,7 @@
               <w:jc w:val="left"/>
             </w:pPr>
             <w:r/>
-            <w:hyperlink r:id="rId134">
+            <w:hyperlink r:id="rId137">
               <w:r>
                 <w:rPr>
                   <w:color w:val="0B4F9E"/>
@@ -11687,7 +11893,7 @@
               <w:jc w:val="left"/>
             </w:pPr>
             <w:r/>
-            <w:hyperlink r:id="rId134">
+            <w:hyperlink r:id="rId137">
               <w:r>
                 <w:rPr>
                   <w:color w:val="0B4F9E"/>
@@ -11710,7 +11916,7 @@
               <w:jc w:val="left"/>
             </w:pPr>
             <w:r/>
-            <w:hyperlink r:id="rId135">
+            <w:hyperlink r:id="rId138">
               <w:r>
                 <w:rPr>
                   <w:color w:val="0B4F9E"/>
@@ -11787,7 +11993,7 @@
               <w:jc w:val="left"/>
             </w:pPr>
             <w:r/>
-            <w:hyperlink r:id="rId135">
+            <w:hyperlink r:id="rId138">
               <w:r>
                 <w:rPr>
                   <w:color w:val="0B4F9E"/>
@@ -11810,7 +12016,219 @@
               <w:jc w:val="left"/>
             </w:pPr>
             <w:r/>
-            <w:hyperlink r:id="rId136">
+            <w:hyperlink r:id="rId139">
+              <w:r>
+                <w:rPr>
+                  <w:color w:val="0B4F9E"/>
+                  <w:sz w:val="16"/>
+                  <w:u w:val="single"/>
+                </w:rPr>
+                <w:t>Integrating Theory–Experiment Active Learning and Mechanistic Insights for High-Entropy Alloy Design Toward Efficient Al</w:t>
+              </w:r>
+            </w:hyperlink>
+          </w:p>
+        </w:tc>
+        <w:tc>
+          <w:tcPr>
+            <w:tcW w:type="dxa" w:w="1680"/>
+          </w:tcPr>
+          <w:p>
+            <w:pPr>
+              <w:jc w:val="left"/>
+            </w:pPr>
+            <w:r/>
+          </w:p>
+        </w:tc>
+        <w:tc>
+          <w:tcPr>
+            <w:tcW w:type="dxa" w:w="1680"/>
+          </w:tcPr>
+          <w:p>
+            <w:pPr>
+              <w:jc w:val="left"/>
+            </w:pPr>
+            <w:r/>
+            <w:r>
+              <w:rPr>
+                <w:sz w:val="16"/>
+              </w:rPr>
+              <w:t>Li-ion battery, catalyst, alloy, Au16Cu5Pd35Pt35Ir9</w:t>
+            </w:r>
+          </w:p>
+        </w:tc>
+        <w:tc>
+          <w:tcPr>
+            <w:tcW w:type="dxa" w:w="1680"/>
+          </w:tcPr>
+          <w:p>
+            <w:pPr>
+              <w:jc w:val="left"/>
+            </w:pPr>
+            <w:r/>
+            <w:r>
+              <w:rPr>
+                <w:sz w:val="16"/>
+              </w:rPr>
+              <w:t>MD</w:t>
+            </w:r>
+          </w:p>
+        </w:tc>
+        <w:tc>
+          <w:tcPr>
+            <w:tcW w:type="dxa" w:w="1680"/>
+          </w:tcPr>
+          <w:p>
+            <w:pPr>
+              <w:jc w:val="left"/>
+            </w:pPr>
+            <w:r/>
+            <w:r>
+              <w:rPr>
+                <w:sz w:val="16"/>
+              </w:rPr>
+              <w:t>2026-09-07</w:t>
+            </w:r>
+          </w:p>
+        </w:tc>
+        <w:tc>
+          <w:tcPr>
+            <w:tcW w:type="dxa" w:w="1680"/>
+          </w:tcPr>
+          <w:p>
+            <w:pPr>
+              <w:jc w:val="left"/>
+            </w:pPr>
+            <w:r/>
+            <w:hyperlink r:id="rId139">
+              <w:r>
+                <w:rPr>
+                  <w:color w:val="0B4F9E"/>
+                  <w:sz w:val="16"/>
+                  <w:u w:val="single"/>
+                </w:rPr>
+                <w:t>10.26434/chemrxiv.15008410/v1</w:t>
+              </w:r>
+            </w:hyperlink>
+          </w:p>
+        </w:tc>
+      </w:tr>
+      <w:tr>
+        <w:tc>
+          <w:tcPr>
+            <w:tcW w:type="dxa" w:w="1680"/>
+          </w:tcPr>
+          <w:p>
+            <w:pPr>
+              <w:jc w:val="left"/>
+            </w:pPr>
+            <w:r/>
+            <w:hyperlink r:id="rId140">
+              <w:r>
+                <w:rPr>
+                  <w:color w:val="0B4F9E"/>
+                  <w:sz w:val="16"/>
+                  <w:u w:val="single"/>
+                </w:rPr>
+                <w:t>Machine learning-assisted DFT screening of 1D covalent organic frameworks for highly selective CO2 reduction reactions</w:t>
+              </w:r>
+            </w:hyperlink>
+          </w:p>
+        </w:tc>
+        <w:tc>
+          <w:tcPr>
+            <w:tcW w:type="dxa" w:w="1680"/>
+          </w:tcPr>
+          <w:p>
+            <w:pPr>
+              <w:jc w:val="left"/>
+            </w:pPr>
+            <w:r/>
+          </w:p>
+        </w:tc>
+        <w:tc>
+          <w:tcPr>
+            <w:tcW w:type="dxa" w:w="1680"/>
+          </w:tcPr>
+          <w:p>
+            <w:pPr>
+              <w:jc w:val="left"/>
+            </w:pPr>
+            <w:r/>
+            <w:r>
+              <w:rPr>
+                <w:sz w:val="16"/>
+              </w:rPr>
+              <w:t>CO2</w:t>
+            </w:r>
+          </w:p>
+        </w:tc>
+        <w:tc>
+          <w:tcPr>
+            <w:tcW w:type="dxa" w:w="1680"/>
+          </w:tcPr>
+          <w:p>
+            <w:pPr>
+              <w:jc w:val="left"/>
+            </w:pPr>
+            <w:r/>
+            <w:r>
+              <w:rPr>
+                <w:sz w:val="16"/>
+              </w:rPr>
+              <w:t>DFT</w:t>
+            </w:r>
+          </w:p>
+        </w:tc>
+        <w:tc>
+          <w:tcPr>
+            <w:tcW w:type="dxa" w:w="1680"/>
+          </w:tcPr>
+          <w:p>
+            <w:pPr>
+              <w:jc w:val="left"/>
+            </w:pPr>
+            <w:r/>
+            <w:r>
+              <w:rPr>
+                <w:sz w:val="16"/>
+              </w:rPr>
+              <w:t>2026-09-07</w:t>
+            </w:r>
+          </w:p>
+        </w:tc>
+        <w:tc>
+          <w:tcPr>
+            <w:tcW w:type="dxa" w:w="1680"/>
+          </w:tcPr>
+          <w:p>
+            <w:pPr>
+              <w:jc w:val="left"/>
+            </w:pPr>
+            <w:r/>
+            <w:hyperlink r:id="rId140">
+              <w:r>
+                <w:rPr>
+                  <w:color w:val="0B4F9E"/>
+                  <w:sz w:val="16"/>
+                  <w:u w:val="single"/>
+                </w:rPr>
+                <w:t>10.1016/j.surfin.2026.110570</w:t>
+              </w:r>
+            </w:hyperlink>
+          </w:p>
+        </w:tc>
+      </w:tr>
+      <w:tr>
+        <w:tc>
+          <w:tcPr>
+            <w:tcW w:type="dxa" w:w="1680"/>
+          </w:tcPr>
+          <w:p>
+            <w:pPr>
+              <w:jc w:val="left"/>
+            </w:pPr>
+            <w:r/>
+            <w:hyperlink r:id="rId141">
               <w:r>
                 <w:rPr>
                   <w:color w:val="0B4F9E"/>
@@ -11881,7 +12299,7 @@
               <w:jc w:val="left"/>
             </w:pPr>
             <w:r/>
-            <w:hyperlink r:id="rId136">
+            <w:hyperlink r:id="rId141">
               <w:r>
                 <w:rPr>
                   <w:color w:val="0B4F9E"/>
@@ -11904,7 +12322,7 @@
               <w:jc w:val="left"/>
             </w:pPr>
             <w:r/>
-            <w:hyperlink r:id="rId137">
+            <w:hyperlink r:id="rId142">
               <w:r>
                 <w:rPr>
                   <w:color w:val="0B4F9E"/>
@@ -11969,500 +12387,6 @@
                 <w:sz w:val="16"/>
               </w:rPr>
               <w:t>2026-08-14</w:t>
-            </w:r>
-          </w:p>
-        </w:tc>
-        <w:tc>
-          <w:tcPr>
-            <w:tcW w:type="dxa" w:w="1680"/>
-          </w:tcPr>
-          <w:p>
-            <w:pPr>
-              <w:jc w:val="left"/>
-            </w:pPr>
-            <w:r/>
-            <w:hyperlink r:id="rId137">
-              <w:r>
-                <w:rPr>
-                  <w:color w:val="0B4F9E"/>
-                  <w:sz w:val="16"/>
-                  <w:u w:val="single"/>
-                </w:rPr>
-                <w:t>link</w:t>
-              </w:r>
-            </w:hyperlink>
-          </w:p>
-        </w:tc>
-      </w:tr>
-      <w:tr>
-        <w:tc>
-          <w:tcPr>
-            <w:tcW w:type="dxa" w:w="1680"/>
-          </w:tcPr>
-          <w:p>
-            <w:pPr>
-              <w:jc w:val="left"/>
-            </w:pPr>
-            <w:r/>
-            <w:hyperlink r:id="rId138">
-              <w:r>
-                <w:rPr>
-                  <w:color w:val="0B4F9E"/>
-                  <w:sz w:val="16"/>
-                  <w:u w:val="single"/>
-                </w:rPr>
-                <w:t>The Past and Future of AI Scientists</w:t>
-              </w:r>
-            </w:hyperlink>
-          </w:p>
-        </w:tc>
-        <w:tc>
-          <w:tcPr>
-            <w:tcW w:type="dxa" w:w="1680"/>
-          </w:tcPr>
-          <w:p>
-            <w:pPr>
-              <w:jc w:val="left"/>
-            </w:pPr>
-            <w:r/>
-          </w:p>
-        </w:tc>
-        <w:tc>
-          <w:tcPr>
-            <w:tcW w:type="dxa" w:w="1680"/>
-          </w:tcPr>
-          <w:p>
-            <w:pPr>
-              <w:jc w:val="left"/>
-            </w:pPr>
-            <w:r/>
-          </w:p>
-        </w:tc>
-        <w:tc>
-          <w:tcPr>
-            <w:tcW w:type="dxa" w:w="1680"/>
-          </w:tcPr>
-          <w:p>
-            <w:pPr>
-              <w:jc w:val="left"/>
-            </w:pPr>
-            <w:r/>
-            <w:r>
-              <w:rPr>
-                <w:sz w:val="16"/>
-              </w:rPr>
-              <w:t>MLIP</w:t>
-            </w:r>
-          </w:p>
-        </w:tc>
-        <w:tc>
-          <w:tcPr>
-            <w:tcW w:type="dxa" w:w="1680"/>
-          </w:tcPr>
-          <w:p>
-            <w:pPr>
-              <w:jc w:val="left"/>
-            </w:pPr>
-            <w:r/>
-            <w:r>
-              <w:rPr>
-                <w:sz w:val="16"/>
-              </w:rPr>
-              <w:t>2026-08-14</w:t>
-            </w:r>
-          </w:p>
-        </w:tc>
-        <w:tc>
-          <w:tcPr>
-            <w:tcW w:type="dxa" w:w="1680"/>
-          </w:tcPr>
-          <w:p>
-            <w:pPr>
-              <w:jc w:val="left"/>
-            </w:pPr>
-            <w:r/>
-            <w:hyperlink r:id="rId138">
-              <w:r>
-                <w:rPr>
-                  <w:color w:val="0B4F9E"/>
-                  <w:sz w:val="16"/>
-                  <w:u w:val="single"/>
-                </w:rPr>
-                <w:t>link</w:t>
-              </w:r>
-            </w:hyperlink>
-          </w:p>
-        </w:tc>
-      </w:tr>
-      <w:tr>
-        <w:tc>
-          <w:tcPr>
-            <w:tcW w:type="dxa" w:w="1680"/>
-          </w:tcPr>
-          <w:p>
-            <w:pPr>
-              <w:jc w:val="left"/>
-            </w:pPr>
-            <w:r/>
-            <w:hyperlink r:id="rId139">
-              <w:r>
-                <w:rPr>
-                  <w:color w:val="0B4F9E"/>
-                  <w:sz w:val="16"/>
-                  <w:u w:val="single"/>
-                </w:rPr>
-                <w:t>Graph neural network prediction of temperature-dependent hydrogen diffusion and thermal conductivity tensors of tungsten</w:t>
-              </w:r>
-            </w:hyperlink>
-          </w:p>
-        </w:tc>
-        <w:tc>
-          <w:tcPr>
-            <w:tcW w:type="dxa" w:w="1680"/>
-          </w:tcPr>
-          <w:p>
-            <w:pPr>
-              <w:jc w:val="left"/>
-            </w:pPr>
-            <w:r/>
-          </w:p>
-        </w:tc>
-        <w:tc>
-          <w:tcPr>
-            <w:tcW w:type="dxa" w:w="1680"/>
-          </w:tcPr>
-          <w:p>
-            <w:pPr>
-              <w:jc w:val="left"/>
-            </w:pPr>
-            <w:r/>
-          </w:p>
-        </w:tc>
-        <w:tc>
-          <w:tcPr>
-            <w:tcW w:type="dxa" w:w="1680"/>
-          </w:tcPr>
-          <w:p>
-            <w:pPr>
-              <w:jc w:val="left"/>
-            </w:pPr>
-            <w:r/>
-            <w:r>
-              <w:rPr>
-                <w:sz w:val="16"/>
-              </w:rPr>
-              <w:t>MD</w:t>
-            </w:r>
-          </w:p>
-        </w:tc>
-        <w:tc>
-          <w:tcPr>
-            <w:tcW w:type="dxa" w:w="1680"/>
-          </w:tcPr>
-          <w:p>
-            <w:pPr>
-              <w:jc w:val="left"/>
-            </w:pPr>
-            <w:r/>
-            <w:r>
-              <w:rPr>
-                <w:sz w:val="16"/>
-              </w:rPr>
-              <w:t>2026-08-16</w:t>
-            </w:r>
-          </w:p>
-        </w:tc>
-        <w:tc>
-          <w:tcPr>
-            <w:tcW w:type="dxa" w:w="1680"/>
-          </w:tcPr>
-          <w:p>
-            <w:pPr>
-              <w:jc w:val="left"/>
-            </w:pPr>
-            <w:r/>
-            <w:hyperlink r:id="rId139">
-              <w:r>
-                <w:rPr>
-                  <w:color w:val="0B4F9E"/>
-                  <w:sz w:val="16"/>
-                  <w:u w:val="single"/>
-                </w:rPr>
-                <w:t>link</w:t>
-              </w:r>
-            </w:hyperlink>
-          </w:p>
-        </w:tc>
-      </w:tr>
-      <w:tr>
-        <w:tc>
-          <w:tcPr>
-            <w:tcW w:type="dxa" w:w="1680"/>
-          </w:tcPr>
-          <w:p>
-            <w:pPr>
-              <w:jc w:val="left"/>
-            </w:pPr>
-            <w:r/>
-            <w:hyperlink r:id="rId140">
-              <w:r>
-                <w:rPr>
-                  <w:color w:val="0B4F9E"/>
-                  <w:sz w:val="16"/>
-                  <w:u w:val="single"/>
-                </w:rPr>
-                <w:t>Machine Learning-Accelerated Band-Edge Engineering of Pnictogen Chalcohalide Solid Solutions for Solar Energy Technologi</w:t>
-              </w:r>
-            </w:hyperlink>
-          </w:p>
-        </w:tc>
-        <w:tc>
-          <w:tcPr>
-            <w:tcW w:type="dxa" w:w="1680"/>
-          </w:tcPr>
-          <w:p>
-            <w:pPr>
-              <w:jc w:val="left"/>
-            </w:pPr>
-            <w:r/>
-          </w:p>
-        </w:tc>
-        <w:tc>
-          <w:tcPr>
-            <w:tcW w:type="dxa" w:w="1680"/>
-          </w:tcPr>
-          <w:p>
-            <w:pPr>
-              <w:jc w:val="left"/>
-            </w:pPr>
-            <w:r/>
-          </w:p>
-        </w:tc>
-        <w:tc>
-          <w:tcPr>
-            <w:tcW w:type="dxa" w:w="1680"/>
-          </w:tcPr>
-          <w:p>
-            <w:pPr>
-              <w:jc w:val="left"/>
-            </w:pPr>
-            <w:r/>
-            <w:r>
-              <w:rPr>
-                <w:sz w:val="16"/>
-              </w:rPr>
-              <w:t>DFT</w:t>
-            </w:r>
-          </w:p>
-        </w:tc>
-        <w:tc>
-          <w:tcPr>
-            <w:tcW w:type="dxa" w:w="1680"/>
-          </w:tcPr>
-          <w:p>
-            <w:pPr>
-              <w:jc w:val="left"/>
-            </w:pPr>
-            <w:r/>
-            <w:r>
-              <w:rPr>
-                <w:sz w:val="16"/>
-              </w:rPr>
-              <w:t>2026-08-17</w:t>
-            </w:r>
-          </w:p>
-        </w:tc>
-        <w:tc>
-          <w:tcPr>
-            <w:tcW w:type="dxa" w:w="1680"/>
-          </w:tcPr>
-          <w:p>
-            <w:pPr>
-              <w:jc w:val="left"/>
-            </w:pPr>
-            <w:r/>
-            <w:hyperlink r:id="rId140">
-              <w:r>
-                <w:rPr>
-                  <w:color w:val="0B4F9E"/>
-                  <w:sz w:val="16"/>
-                  <w:u w:val="single"/>
-                </w:rPr>
-                <w:t>link</w:t>
-              </w:r>
-            </w:hyperlink>
-          </w:p>
-        </w:tc>
-      </w:tr>
-      <w:tr>
-        <w:tc>
-          <w:tcPr>
-            <w:tcW w:type="dxa" w:w="1680"/>
-          </w:tcPr>
-          <w:p>
-            <w:pPr>
-              <w:jc w:val="left"/>
-            </w:pPr>
-            <w:r/>
-            <w:hyperlink r:id="rId141">
-              <w:r>
-                <w:rPr>
-                  <w:color w:val="0B4F9E"/>
-                  <w:sz w:val="16"/>
-                  <w:u w:val="single"/>
-                </w:rPr>
-                <w:t xml:space="preserve">Extracting a nitrile-centered, ether-assisted motif hierarchy for lithium-battery electrolyte design from billion-scale </w:t>
-              </w:r>
-            </w:hyperlink>
-          </w:p>
-        </w:tc>
-        <w:tc>
-          <w:tcPr>
-            <w:tcW w:type="dxa" w:w="1680"/>
-          </w:tcPr>
-          <w:p>
-            <w:pPr>
-              <w:jc w:val="left"/>
-            </w:pPr>
-            <w:r/>
-          </w:p>
-        </w:tc>
-        <w:tc>
-          <w:tcPr>
-            <w:tcW w:type="dxa" w:w="1680"/>
-          </w:tcPr>
-          <w:p>
-            <w:pPr>
-              <w:jc w:val="left"/>
-            </w:pPr>
-            <w:r/>
-          </w:p>
-        </w:tc>
-        <w:tc>
-          <w:tcPr>
-            <w:tcW w:type="dxa" w:w="1680"/>
-          </w:tcPr>
-          <w:p>
-            <w:pPr>
-              <w:jc w:val="left"/>
-            </w:pPr>
-            <w:r/>
-          </w:p>
-        </w:tc>
-        <w:tc>
-          <w:tcPr>
-            <w:tcW w:type="dxa" w:w="1680"/>
-          </w:tcPr>
-          <w:p>
-            <w:pPr>
-              <w:jc w:val="left"/>
-            </w:pPr>
-            <w:r/>
-            <w:r>
-              <w:rPr>
-                <w:sz w:val="16"/>
-              </w:rPr>
-              <w:t>2026-08-17</w:t>
-            </w:r>
-          </w:p>
-        </w:tc>
-        <w:tc>
-          <w:tcPr>
-            <w:tcW w:type="dxa" w:w="1680"/>
-          </w:tcPr>
-          <w:p>
-            <w:pPr>
-              <w:jc w:val="left"/>
-            </w:pPr>
-            <w:r/>
-            <w:hyperlink r:id="rId141">
-              <w:r>
-                <w:rPr>
-                  <w:color w:val="0B4F9E"/>
-                  <w:sz w:val="16"/>
-                  <w:u w:val="single"/>
-                </w:rPr>
-                <w:t>link</w:t>
-              </w:r>
-            </w:hyperlink>
-          </w:p>
-        </w:tc>
-      </w:tr>
-      <w:tr>
-        <w:tc>
-          <w:tcPr>
-            <w:tcW w:type="dxa" w:w="1680"/>
-          </w:tcPr>
-          <w:p>
-            <w:pPr>
-              <w:jc w:val="left"/>
-            </w:pPr>
-            <w:r/>
-            <w:hyperlink r:id="rId142">
-              <w:r>
-                <w:rPr>
-                  <w:color w:val="0B4F9E"/>
-                  <w:sz w:val="16"/>
-                  <w:u w:val="single"/>
-                </w:rPr>
-                <w:t>Discovery of novel magnetic Y-Mn-B compounds via advanced machine learning guided framework</w:t>
-              </w:r>
-            </w:hyperlink>
-          </w:p>
-        </w:tc>
-        <w:tc>
-          <w:tcPr>
-            <w:tcW w:type="dxa" w:w="1680"/>
-          </w:tcPr>
-          <w:p>
-            <w:pPr>
-              <w:jc w:val="left"/>
-            </w:pPr>
-            <w:r/>
-          </w:p>
-        </w:tc>
-        <w:tc>
-          <w:tcPr>
-            <w:tcW w:type="dxa" w:w="1680"/>
-          </w:tcPr>
-          <w:p>
-            <w:pPr>
-              <w:jc w:val="left"/>
-            </w:pPr>
-            <w:r/>
-          </w:p>
-        </w:tc>
-        <w:tc>
-          <w:tcPr>
-            <w:tcW w:type="dxa" w:w="1680"/>
-          </w:tcPr>
-          <w:p>
-            <w:pPr>
-              <w:jc w:val="left"/>
-            </w:pPr>
-            <w:r/>
-            <w:r>
-              <w:rPr>
-                <w:sz w:val="16"/>
-              </w:rPr>
-              <w:t>DFT</w:t>
-            </w:r>
-          </w:p>
-        </w:tc>
-        <w:tc>
-          <w:tcPr>
-            <w:tcW w:type="dxa" w:w="1680"/>
-          </w:tcPr>
-          <w:p>
-            <w:pPr>
-              <w:jc w:val="left"/>
-            </w:pPr>
-            <w:r/>
-            <w:r>
-              <w:rPr>
-                <w:sz w:val="16"/>
-              </w:rPr>
-              <w:t>2026-08-17</w:t>
             </w:r>
           </w:p>
         </w:tc>
@@ -12505,7 +12429,7 @@
                   <w:sz w:val="16"/>
                   <w:u w:val="single"/>
                 </w:rPr>
-                <w:t>Unlocking Multi-Component Bulk-Materials Molecular Dynamics with a Small-Footprint Machine Learning Interatomic Potentia</w:t>
+                <w:t>The Past and Future of AI Scientists</w:t>
               </w:r>
             </w:hyperlink>
           </w:p>
@@ -12545,7 +12469,7 @@
               <w:rPr>
                 <w:sz w:val="16"/>
               </w:rPr>
-              <w:t>MD, MLIP</w:t>
+              <w:t>MLIP</w:t>
             </w:r>
           </w:p>
         </w:tc>
@@ -12562,7 +12486,7 @@
               <w:rPr>
                 <w:sz w:val="16"/>
               </w:rPr>
-              <w:t>2026-08-17</w:t>
+              <w:t>2026-08-14</w:t>
             </w:r>
           </w:p>
         </w:tc>
@@ -12605,7 +12529,7 @@
                   <w:sz w:val="16"/>
                   <w:u w:val="single"/>
                 </w:rPr>
-                <w:t>ChemReporter: A Framework for Curating and Exporting Large-Scale Chemical Datasets for MLIP Training</w:t>
+                <w:t>Graph neural network prediction of temperature-dependent hydrogen diffusion and thermal conductivity tensors of tungsten</w:t>
               </w:r>
             </w:hyperlink>
           </w:p>
@@ -12645,7 +12569,7 @@
               <w:rPr>
                 <w:sz w:val="16"/>
               </w:rPr>
-              <w:t>MLIP</w:t>
+              <w:t>MD</w:t>
             </w:r>
           </w:p>
         </w:tc>
@@ -12662,7 +12586,7 @@
               <w:rPr>
                 <w:sz w:val="16"/>
               </w:rPr>
-              <w:t>2026-08-17</w:t>
+              <w:t>2026-08-16</w:t>
             </w:r>
           </w:p>
         </w:tc>
@@ -12705,7 +12629,7 @@
                   <w:sz w:val="16"/>
                   <w:u w:val="single"/>
                 </w:rPr>
-                <w:t>Active learning molecular beam epitaxy of complex quantum materials</w:t>
+                <w:t>Machine Learning-Accelerated Band-Edge Engineering of Pnictogen Chalcohalide Solid Solutions for Solar Energy Technologi</w:t>
               </w:r>
             </w:hyperlink>
           </w:p>
@@ -12741,22 +12665,28 @@
               <w:jc w:val="left"/>
             </w:pPr>
             <w:r/>
-          </w:p>
-        </w:tc>
-        <w:tc>
-          <w:tcPr>
-            <w:tcW w:type="dxa" w:w="1680"/>
-          </w:tcPr>
-          <w:p>
-            <w:pPr>
-              <w:jc w:val="left"/>
-            </w:pPr>
-            <w:r/>
             <w:r>
               <w:rPr>
                 <w:sz w:val="16"/>
               </w:rPr>
-              <w:t>2026-08-18</w:t>
+              <w:t>DFT</w:t>
+            </w:r>
+          </w:p>
+        </w:tc>
+        <w:tc>
+          <w:tcPr>
+            <w:tcW w:type="dxa" w:w="1680"/>
+          </w:tcPr>
+          <w:p>
+            <w:pPr>
+              <w:jc w:val="left"/>
+            </w:pPr>
+            <w:r/>
+            <w:r>
+              <w:rPr>
+                <w:sz w:val="16"/>
+              </w:rPr>
+              <w:t>2026-08-17</w:t>
             </w:r>
           </w:p>
         </w:tc>
@@ -12799,7 +12729,7 @@
                   <w:sz w:val="16"/>
                   <w:u w:val="single"/>
                 </w:rPr>
-                <w:t>PyAPX: python toolkit for atomic configuration pattern exploration</w:t>
+                <w:t xml:space="preserve">Extracting a nitrile-centered, ether-assisted motif hierarchy for lithium-battery electrolyte design from billion-scale </w:t>
               </w:r>
             </w:hyperlink>
           </w:p>
@@ -12835,28 +12765,22 @@
               <w:jc w:val="left"/>
             </w:pPr>
             <w:r/>
+          </w:p>
+        </w:tc>
+        <w:tc>
+          <w:tcPr>
+            <w:tcW w:type="dxa" w:w="1680"/>
+          </w:tcPr>
+          <w:p>
+            <w:pPr>
+              <w:jc w:val="left"/>
+            </w:pPr>
+            <w:r/>
             <w:r>
               <w:rPr>
                 <w:sz w:val="16"/>
               </w:rPr>
-              <w:t>DFT, MLIP</w:t>
-            </w:r>
-          </w:p>
-        </w:tc>
-        <w:tc>
-          <w:tcPr>
-            <w:tcW w:type="dxa" w:w="1680"/>
-          </w:tcPr>
-          <w:p>
-            <w:pPr>
-              <w:jc w:val="left"/>
-            </w:pPr>
-            <w:r/>
-            <w:r>
-              <w:rPr>
-                <w:sz w:val="16"/>
-              </w:rPr>
-              <w:t>2026-08-19</w:t>
+              <w:t>2026-08-17</w:t>
             </w:r>
           </w:p>
         </w:tc>
@@ -12876,7 +12800,7 @@
                   <w:sz w:val="16"/>
                   <w:u w:val="single"/>
                 </w:rPr>
-                <w:t>10.1038/s41598-026-66072-5</w:t>
+                <w:t>link</w:t>
               </w:r>
             </w:hyperlink>
           </w:p>
@@ -12899,7 +12823,7 @@
                   <w:sz w:val="16"/>
                   <w:u w:val="single"/>
                 </w:rPr>
-                <w:t>A single design choice determines whether machine learning models of materials make physically impossible predictions</w:t>
+                <w:t>Discovery of novel magnetic Y-Mn-B compounds via advanced machine learning guided framework</w:t>
               </w:r>
             </w:hyperlink>
           </w:p>
@@ -12956,7 +12880,7 @@
               <w:rPr>
                 <w:sz w:val="16"/>
               </w:rPr>
-              <w:t>2026-08-19</w:t>
+              <w:t>2026-08-17</w:t>
             </w:r>
           </w:p>
         </w:tc>
@@ -12999,7 +12923,7 @@
                   <w:sz w:val="16"/>
                   <w:u w:val="single"/>
                 </w:rPr>
-                <w:t>Dynamic Ensembles of Phosphine-Stabilized Gold Nanoclusters</w:t>
+                <w:t>Unlocking Multi-Component Bulk-Materials Molecular Dynamics with a Small-Footprint Machine Learning Interatomic Potentia</w:t>
               </w:r>
             </w:hyperlink>
           </w:p>
@@ -13056,7 +12980,7 @@
               <w:rPr>
                 <w:sz w:val="16"/>
               </w:rPr>
-              <w:t>2026-08-19</w:t>
+              <w:t>2026-08-17</w:t>
             </w:r>
           </w:p>
         </w:tc>
@@ -13099,6 +13023,500 @@
                   <w:sz w:val="16"/>
                   <w:u w:val="single"/>
                 </w:rPr>
+                <w:t>ChemReporter: A Framework for Curating and Exporting Large-Scale Chemical Datasets for MLIP Training</w:t>
+              </w:r>
+            </w:hyperlink>
+          </w:p>
+        </w:tc>
+        <w:tc>
+          <w:tcPr>
+            <w:tcW w:type="dxa" w:w="1680"/>
+          </w:tcPr>
+          <w:p>
+            <w:pPr>
+              <w:jc w:val="left"/>
+            </w:pPr>
+            <w:r/>
+          </w:p>
+        </w:tc>
+        <w:tc>
+          <w:tcPr>
+            <w:tcW w:type="dxa" w:w="1680"/>
+          </w:tcPr>
+          <w:p>
+            <w:pPr>
+              <w:jc w:val="left"/>
+            </w:pPr>
+            <w:r/>
+          </w:p>
+        </w:tc>
+        <w:tc>
+          <w:tcPr>
+            <w:tcW w:type="dxa" w:w="1680"/>
+          </w:tcPr>
+          <w:p>
+            <w:pPr>
+              <w:jc w:val="left"/>
+            </w:pPr>
+            <w:r/>
+            <w:r>
+              <w:rPr>
+                <w:sz w:val="16"/>
+              </w:rPr>
+              <w:t>MLIP</w:t>
+            </w:r>
+          </w:p>
+        </w:tc>
+        <w:tc>
+          <w:tcPr>
+            <w:tcW w:type="dxa" w:w="1680"/>
+          </w:tcPr>
+          <w:p>
+            <w:pPr>
+              <w:jc w:val="left"/>
+            </w:pPr>
+            <w:r/>
+            <w:r>
+              <w:rPr>
+                <w:sz w:val="16"/>
+              </w:rPr>
+              <w:t>2026-08-17</w:t>
+            </w:r>
+          </w:p>
+        </w:tc>
+        <w:tc>
+          <w:tcPr>
+            <w:tcW w:type="dxa" w:w="1680"/>
+          </w:tcPr>
+          <w:p>
+            <w:pPr>
+              <w:jc w:val="left"/>
+            </w:pPr>
+            <w:r/>
+            <w:hyperlink r:id="rId149">
+              <w:r>
+                <w:rPr>
+                  <w:color w:val="0B4F9E"/>
+                  <w:sz w:val="16"/>
+                  <w:u w:val="single"/>
+                </w:rPr>
+                <w:t>link</w:t>
+              </w:r>
+            </w:hyperlink>
+          </w:p>
+        </w:tc>
+      </w:tr>
+      <w:tr>
+        <w:tc>
+          <w:tcPr>
+            <w:tcW w:type="dxa" w:w="1680"/>
+          </w:tcPr>
+          <w:p>
+            <w:pPr>
+              <w:jc w:val="left"/>
+            </w:pPr>
+            <w:r/>
+            <w:hyperlink r:id="rId150">
+              <w:r>
+                <w:rPr>
+                  <w:color w:val="0B4F9E"/>
+                  <w:sz w:val="16"/>
+                  <w:u w:val="single"/>
+                </w:rPr>
+                <w:t>Active learning molecular beam epitaxy of complex quantum materials</w:t>
+              </w:r>
+            </w:hyperlink>
+          </w:p>
+        </w:tc>
+        <w:tc>
+          <w:tcPr>
+            <w:tcW w:type="dxa" w:w="1680"/>
+          </w:tcPr>
+          <w:p>
+            <w:pPr>
+              <w:jc w:val="left"/>
+            </w:pPr>
+            <w:r/>
+          </w:p>
+        </w:tc>
+        <w:tc>
+          <w:tcPr>
+            <w:tcW w:type="dxa" w:w="1680"/>
+          </w:tcPr>
+          <w:p>
+            <w:pPr>
+              <w:jc w:val="left"/>
+            </w:pPr>
+            <w:r/>
+          </w:p>
+        </w:tc>
+        <w:tc>
+          <w:tcPr>
+            <w:tcW w:type="dxa" w:w="1680"/>
+          </w:tcPr>
+          <w:p>
+            <w:pPr>
+              <w:jc w:val="left"/>
+            </w:pPr>
+            <w:r/>
+          </w:p>
+        </w:tc>
+        <w:tc>
+          <w:tcPr>
+            <w:tcW w:type="dxa" w:w="1680"/>
+          </w:tcPr>
+          <w:p>
+            <w:pPr>
+              <w:jc w:val="left"/>
+            </w:pPr>
+            <w:r/>
+            <w:r>
+              <w:rPr>
+                <w:sz w:val="16"/>
+              </w:rPr>
+              <w:t>2026-08-18</w:t>
+            </w:r>
+          </w:p>
+        </w:tc>
+        <w:tc>
+          <w:tcPr>
+            <w:tcW w:type="dxa" w:w="1680"/>
+          </w:tcPr>
+          <w:p>
+            <w:pPr>
+              <w:jc w:val="left"/>
+            </w:pPr>
+            <w:r/>
+            <w:hyperlink r:id="rId150">
+              <w:r>
+                <w:rPr>
+                  <w:color w:val="0B4F9E"/>
+                  <w:sz w:val="16"/>
+                  <w:u w:val="single"/>
+                </w:rPr>
+                <w:t>link</w:t>
+              </w:r>
+            </w:hyperlink>
+          </w:p>
+        </w:tc>
+      </w:tr>
+      <w:tr>
+        <w:tc>
+          <w:tcPr>
+            <w:tcW w:type="dxa" w:w="1680"/>
+          </w:tcPr>
+          <w:p>
+            <w:pPr>
+              <w:jc w:val="left"/>
+            </w:pPr>
+            <w:r/>
+            <w:hyperlink r:id="rId151">
+              <w:r>
+                <w:rPr>
+                  <w:color w:val="0B4F9E"/>
+                  <w:sz w:val="16"/>
+                  <w:u w:val="single"/>
+                </w:rPr>
+                <w:t>PyAPX: python toolkit for atomic configuration pattern exploration</w:t>
+              </w:r>
+            </w:hyperlink>
+          </w:p>
+        </w:tc>
+        <w:tc>
+          <w:tcPr>
+            <w:tcW w:type="dxa" w:w="1680"/>
+          </w:tcPr>
+          <w:p>
+            <w:pPr>
+              <w:jc w:val="left"/>
+            </w:pPr>
+            <w:r/>
+          </w:p>
+        </w:tc>
+        <w:tc>
+          <w:tcPr>
+            <w:tcW w:type="dxa" w:w="1680"/>
+          </w:tcPr>
+          <w:p>
+            <w:pPr>
+              <w:jc w:val="left"/>
+            </w:pPr>
+            <w:r/>
+          </w:p>
+        </w:tc>
+        <w:tc>
+          <w:tcPr>
+            <w:tcW w:type="dxa" w:w="1680"/>
+          </w:tcPr>
+          <w:p>
+            <w:pPr>
+              <w:jc w:val="left"/>
+            </w:pPr>
+            <w:r/>
+            <w:r>
+              <w:rPr>
+                <w:sz w:val="16"/>
+              </w:rPr>
+              <w:t>DFT, MLIP</w:t>
+            </w:r>
+          </w:p>
+        </w:tc>
+        <w:tc>
+          <w:tcPr>
+            <w:tcW w:type="dxa" w:w="1680"/>
+          </w:tcPr>
+          <w:p>
+            <w:pPr>
+              <w:jc w:val="left"/>
+            </w:pPr>
+            <w:r/>
+            <w:r>
+              <w:rPr>
+                <w:sz w:val="16"/>
+              </w:rPr>
+              <w:t>2026-08-19</w:t>
+            </w:r>
+          </w:p>
+        </w:tc>
+        <w:tc>
+          <w:tcPr>
+            <w:tcW w:type="dxa" w:w="1680"/>
+          </w:tcPr>
+          <w:p>
+            <w:pPr>
+              <w:jc w:val="left"/>
+            </w:pPr>
+            <w:r/>
+            <w:hyperlink r:id="rId151">
+              <w:r>
+                <w:rPr>
+                  <w:color w:val="0B4F9E"/>
+                  <w:sz w:val="16"/>
+                  <w:u w:val="single"/>
+                </w:rPr>
+                <w:t>10.1038/s41598-026-66072-5</w:t>
+              </w:r>
+            </w:hyperlink>
+          </w:p>
+        </w:tc>
+      </w:tr>
+      <w:tr>
+        <w:tc>
+          <w:tcPr>
+            <w:tcW w:type="dxa" w:w="1680"/>
+          </w:tcPr>
+          <w:p>
+            <w:pPr>
+              <w:jc w:val="left"/>
+            </w:pPr>
+            <w:r/>
+            <w:hyperlink r:id="rId152">
+              <w:r>
+                <w:rPr>
+                  <w:color w:val="0B4F9E"/>
+                  <w:sz w:val="16"/>
+                  <w:u w:val="single"/>
+                </w:rPr>
+                <w:t>A single design choice determines whether machine learning models of materials make physically impossible predictions</w:t>
+              </w:r>
+            </w:hyperlink>
+          </w:p>
+        </w:tc>
+        <w:tc>
+          <w:tcPr>
+            <w:tcW w:type="dxa" w:w="1680"/>
+          </w:tcPr>
+          <w:p>
+            <w:pPr>
+              <w:jc w:val="left"/>
+            </w:pPr>
+            <w:r/>
+          </w:p>
+        </w:tc>
+        <w:tc>
+          <w:tcPr>
+            <w:tcW w:type="dxa" w:w="1680"/>
+          </w:tcPr>
+          <w:p>
+            <w:pPr>
+              <w:jc w:val="left"/>
+            </w:pPr>
+            <w:r/>
+          </w:p>
+        </w:tc>
+        <w:tc>
+          <w:tcPr>
+            <w:tcW w:type="dxa" w:w="1680"/>
+          </w:tcPr>
+          <w:p>
+            <w:pPr>
+              <w:jc w:val="left"/>
+            </w:pPr>
+            <w:r/>
+            <w:r>
+              <w:rPr>
+                <w:sz w:val="16"/>
+              </w:rPr>
+              <w:t>DFT</w:t>
+            </w:r>
+          </w:p>
+        </w:tc>
+        <w:tc>
+          <w:tcPr>
+            <w:tcW w:type="dxa" w:w="1680"/>
+          </w:tcPr>
+          <w:p>
+            <w:pPr>
+              <w:jc w:val="left"/>
+            </w:pPr>
+            <w:r/>
+            <w:r>
+              <w:rPr>
+                <w:sz w:val="16"/>
+              </w:rPr>
+              <w:t>2026-08-19</w:t>
+            </w:r>
+          </w:p>
+        </w:tc>
+        <w:tc>
+          <w:tcPr>
+            <w:tcW w:type="dxa" w:w="1680"/>
+          </w:tcPr>
+          <w:p>
+            <w:pPr>
+              <w:jc w:val="left"/>
+            </w:pPr>
+            <w:r/>
+            <w:hyperlink r:id="rId152">
+              <w:r>
+                <w:rPr>
+                  <w:color w:val="0B4F9E"/>
+                  <w:sz w:val="16"/>
+                  <w:u w:val="single"/>
+                </w:rPr>
+                <w:t>link</w:t>
+              </w:r>
+            </w:hyperlink>
+          </w:p>
+        </w:tc>
+      </w:tr>
+      <w:tr>
+        <w:tc>
+          <w:tcPr>
+            <w:tcW w:type="dxa" w:w="1680"/>
+          </w:tcPr>
+          <w:p>
+            <w:pPr>
+              <w:jc w:val="left"/>
+            </w:pPr>
+            <w:r/>
+            <w:hyperlink r:id="rId153">
+              <w:r>
+                <w:rPr>
+                  <w:color w:val="0B4F9E"/>
+                  <w:sz w:val="16"/>
+                  <w:u w:val="single"/>
+                </w:rPr>
+                <w:t>Dynamic Ensembles of Phosphine-Stabilized Gold Nanoclusters</w:t>
+              </w:r>
+            </w:hyperlink>
+          </w:p>
+        </w:tc>
+        <w:tc>
+          <w:tcPr>
+            <w:tcW w:type="dxa" w:w="1680"/>
+          </w:tcPr>
+          <w:p>
+            <w:pPr>
+              <w:jc w:val="left"/>
+            </w:pPr>
+            <w:r/>
+          </w:p>
+        </w:tc>
+        <w:tc>
+          <w:tcPr>
+            <w:tcW w:type="dxa" w:w="1680"/>
+          </w:tcPr>
+          <w:p>
+            <w:pPr>
+              <w:jc w:val="left"/>
+            </w:pPr>
+            <w:r/>
+          </w:p>
+        </w:tc>
+        <w:tc>
+          <w:tcPr>
+            <w:tcW w:type="dxa" w:w="1680"/>
+          </w:tcPr>
+          <w:p>
+            <w:pPr>
+              <w:jc w:val="left"/>
+            </w:pPr>
+            <w:r/>
+            <w:r>
+              <w:rPr>
+                <w:sz w:val="16"/>
+              </w:rPr>
+              <w:t>MD, MLIP</w:t>
+            </w:r>
+          </w:p>
+        </w:tc>
+        <w:tc>
+          <w:tcPr>
+            <w:tcW w:type="dxa" w:w="1680"/>
+          </w:tcPr>
+          <w:p>
+            <w:pPr>
+              <w:jc w:val="left"/>
+            </w:pPr>
+            <w:r/>
+            <w:r>
+              <w:rPr>
+                <w:sz w:val="16"/>
+              </w:rPr>
+              <w:t>2026-08-19</w:t>
+            </w:r>
+          </w:p>
+        </w:tc>
+        <w:tc>
+          <w:tcPr>
+            <w:tcW w:type="dxa" w:w="1680"/>
+          </w:tcPr>
+          <w:p>
+            <w:pPr>
+              <w:jc w:val="left"/>
+            </w:pPr>
+            <w:r/>
+            <w:hyperlink r:id="rId153">
+              <w:r>
+                <w:rPr>
+                  <w:color w:val="0B4F9E"/>
+                  <w:sz w:val="16"/>
+                  <w:u w:val="single"/>
+                </w:rPr>
+                <w:t>link</w:t>
+              </w:r>
+            </w:hyperlink>
+          </w:p>
+        </w:tc>
+      </w:tr>
+      <w:tr>
+        <w:tc>
+          <w:tcPr>
+            <w:tcW w:type="dxa" w:w="1680"/>
+          </w:tcPr>
+          <w:p>
+            <w:pPr>
+              <w:jc w:val="left"/>
+            </w:pPr>
+            <w:r/>
+            <w:hyperlink r:id="rId154">
+              <w:r>
+                <w:rPr>
+                  <w:color w:val="0B4F9E"/>
+                  <w:sz w:val="16"/>
+                  <w:u w:val="single"/>
+                </w:rPr>
                 <w:t>Generative AI and Emerging Technologies: Transforming Engineering, Innovation and Entrepreneurship</w:t>
               </w:r>
             </w:hyperlink>
@@ -13163,7 +13581,7 @@
               <w:jc w:val="left"/>
             </w:pPr>
             <w:r/>
-            <w:hyperlink r:id="rId149">
+            <w:hyperlink r:id="rId154">
               <w:r>
                 <w:rPr>
                   <w:color w:val="0B4F9E"/>
@@ -13186,7 +13604,7 @@
               <w:jc w:val="left"/>
             </w:pPr>
             <w:r/>
-            <w:hyperlink r:id="rId150">
+            <w:hyperlink r:id="rId155">
               <w:r>
                 <w:rPr>
                   <w:color w:val="0B4F9E"/>
@@ -13263,7 +13681,7 @@
               <w:jc w:val="left"/>
             </w:pPr>
             <w:r/>
-            <w:hyperlink r:id="rId150">
+            <w:hyperlink r:id="rId155">
               <w:r>
                 <w:rPr>
                   <w:color w:val="0B4F9E"/>
@@ -13286,7 +13704,7 @@
               <w:jc w:val="left"/>
             </w:pPr>
             <w:r/>
-            <w:hyperlink r:id="rId151">
+            <w:hyperlink r:id="rId156">
               <w:r>
                 <w:rPr>
                   <w:color w:val="0B4F9E"/>
@@ -13357,7 +13775,7 @@
               <w:jc w:val="left"/>
             </w:pPr>
             <w:r/>
-            <w:hyperlink r:id="rId151">
+            <w:hyperlink r:id="rId156">
               <w:r>
                 <w:rPr>
                   <w:color w:val="0B4F9E"/>
@@ -13380,7 +13798,7 @@
               <w:jc w:val="left"/>
             </w:pPr>
             <w:r/>
-            <w:hyperlink r:id="rId152">
+            <w:hyperlink r:id="rId157">
               <w:r>
                 <w:rPr>
                   <w:color w:val="0B4F9E"/>
@@ -13451,7 +13869,7 @@
               <w:jc w:val="left"/>
             </w:pPr>
             <w:r/>
-            <w:hyperlink r:id="rId152">
+            <w:hyperlink r:id="rId157">
               <w:r>
                 <w:rPr>
                   <w:color w:val="0B4F9E"/>
@@ -13474,7 +13892,7 @@
               <w:jc w:val="left"/>
             </w:pPr>
             <w:r/>
-            <w:hyperlink r:id="rId153">
+            <w:hyperlink r:id="rId158">
               <w:r>
                 <w:rPr>
                   <w:color w:val="0B4F9E"/>
@@ -13551,7 +13969,7 @@
               <w:jc w:val="left"/>
             </w:pPr>
             <w:r/>
-            <w:hyperlink r:id="rId153">
+            <w:hyperlink r:id="rId158">
               <w:r>
                 <w:rPr>
                   <w:color w:val="0B4F9E"/>
@@ -13574,7 +13992,7 @@
               <w:jc w:val="left"/>
             </w:pPr>
             <w:r/>
-            <w:hyperlink r:id="rId154">
+            <w:hyperlink r:id="rId159">
               <w:r>
                 <w:rPr>
                   <w:color w:val="0B4F9E"/>
@@ -13651,7 +14069,7 @@
               <w:jc w:val="left"/>
             </w:pPr>
             <w:r/>
-            <w:hyperlink r:id="rId154">
+            <w:hyperlink r:id="rId159">
               <w:r>
                 <w:rPr>
                   <w:color w:val="0B4F9E"/>
@@ -13674,7 +14092,7 @@
               <w:jc w:val="left"/>
             </w:pPr>
             <w:r/>
-            <w:hyperlink r:id="rId155">
+            <w:hyperlink r:id="rId160">
               <w:r>
                 <w:rPr>
                   <w:color w:val="0B4F9E"/>
@@ -13745,7 +14163,7 @@
               <w:jc w:val="left"/>
             </w:pPr>
             <w:r/>
-            <w:hyperlink r:id="rId155">
+            <w:hyperlink r:id="rId160">
               <w:r>
                 <w:rPr>
                   <w:color w:val="0B4F9E"/>
@@ -13768,7 +14186,7 @@
               <w:jc w:val="left"/>
             </w:pPr>
             <w:r/>
-            <w:hyperlink r:id="rId156">
+            <w:hyperlink r:id="rId161">
               <w:r>
                 <w:rPr>
                   <w:color w:val="0B4F9E"/>
@@ -13845,7 +14263,7 @@
               <w:jc w:val="left"/>
             </w:pPr>
             <w:r/>
-            <w:hyperlink r:id="rId156">
+            <w:hyperlink r:id="rId161">
               <w:r>
                 <w:rPr>
                   <w:color w:val="0B4F9E"/>
@@ -13868,7 +14286,7 @@
               <w:jc w:val="left"/>
             </w:pPr>
             <w:r/>
-            <w:hyperlink r:id="rId157">
+            <w:hyperlink r:id="rId162">
               <w:r>
                 <w:rPr>
                   <w:color w:val="0B4F9E"/>
@@ -13939,7 +14357,7 @@
               <w:jc w:val="left"/>
             </w:pPr>
             <w:r/>
-            <w:hyperlink r:id="rId157">
+            <w:hyperlink r:id="rId162">
               <w:r>
                 <w:rPr>
                   <w:color w:val="0B4F9E"/>
@@ -13962,7 +14380,7 @@
               <w:jc w:val="left"/>
             </w:pPr>
             <w:r/>
-            <w:hyperlink r:id="rId158">
+            <w:hyperlink r:id="rId163">
               <w:r>
                 <w:rPr>
                   <w:color w:val="0B4F9E"/>
@@ -14033,7 +14451,7 @@
               <w:jc w:val="left"/>
             </w:pPr>
             <w:r/>
-            <w:hyperlink r:id="rId159">
+            <w:hyperlink r:id="rId164">
               <w:r>
                 <w:rPr>
                   <w:color w:val="0B4F9E"/>
@@ -14056,7 +14474,7 @@
               <w:jc w:val="left"/>
             </w:pPr>
             <w:r/>
-            <w:hyperlink r:id="rId160">
+            <w:hyperlink r:id="rId165">
               <w:r>
                 <w:rPr>
                   <w:color w:val="0B4F9E"/>
@@ -14127,7 +14545,7 @@
               <w:jc w:val="left"/>
             </w:pPr>
             <w:r/>
-            <w:hyperlink r:id="rId160">
+            <w:hyperlink r:id="rId165">
               <w:r>
                 <w:rPr>
                   <w:color w:val="0B4F9E"/>
@@ -14150,7 +14568,7 @@
               <w:jc w:val="left"/>
             </w:pPr>
             <w:r/>
-            <w:hyperlink r:id="rId161">
+            <w:hyperlink r:id="rId166">
               <w:r>
                 <w:rPr>
                   <w:color w:val="0B4F9E"/>
@@ -14227,7 +14645,7 @@
               <w:jc w:val="left"/>
             </w:pPr>
             <w:r/>
-            <w:hyperlink r:id="rId161">
+            <w:hyperlink r:id="rId166">
               <w:r>
                 <w:rPr>
                   <w:color w:val="0B4F9E"/>
@@ -14250,7 +14668,7 @@
               <w:jc w:val="left"/>
             </w:pPr>
             <w:r/>
-            <w:hyperlink r:id="rId162">
+            <w:hyperlink r:id="rId167">
               <w:r>
                 <w:rPr>
                   <w:color w:val="0B4F9E"/>
@@ -14327,7 +14745,7 @@
               <w:jc w:val="left"/>
             </w:pPr>
             <w:r/>
-            <w:hyperlink r:id="rId162">
+            <w:hyperlink r:id="rId167">
               <w:r>
                 <w:rPr>
                   <w:color w:val="0B4F9E"/>
@@ -14350,7 +14768,7 @@
               <w:jc w:val="left"/>
             </w:pPr>
             <w:r/>
-            <w:hyperlink r:id="rId163">
+            <w:hyperlink r:id="rId168">
               <w:r>
                 <w:rPr>
                   <w:color w:val="0B4F9E"/>
@@ -14427,7 +14845,7 @@
               <w:jc w:val="left"/>
             </w:pPr>
             <w:r/>
-            <w:hyperlink r:id="rId163">
+            <w:hyperlink r:id="rId168">
               <w:r>
                 <w:rPr>
                   <w:color w:val="0B4F9E"/>
@@ -14450,7 +14868,7 @@
               <w:jc w:val="left"/>
             </w:pPr>
             <w:r/>
-            <w:hyperlink r:id="rId164">
+            <w:hyperlink r:id="rId169">
               <w:r>
                 <w:rPr>
                   <w:color w:val="0B4F9E"/>
@@ -14527,7 +14945,7 @@
               <w:jc w:val="left"/>
             </w:pPr>
             <w:r/>
-            <w:hyperlink r:id="rId164">
+            <w:hyperlink r:id="rId169">
               <w:r>
                 <w:rPr>
                   <w:color w:val="0B4F9E"/>
@@ -14550,7 +14968,7 @@
               <w:jc w:val="left"/>
             </w:pPr>
             <w:r/>
-            <w:hyperlink r:id="rId165">
+            <w:hyperlink r:id="rId170">
               <w:r>
                 <w:rPr>
                   <w:color w:val="0B4F9E"/>
@@ -14621,7 +15039,7 @@
               <w:jc w:val="left"/>
             </w:pPr>
             <w:r/>
-            <w:hyperlink r:id="rId165">
+            <w:hyperlink r:id="rId170">
               <w:r>
                 <w:rPr>
                   <w:color w:val="0B4F9E"/>
@@ -14644,7 +15062,7 @@
               <w:jc w:val="left"/>
             </w:pPr>
             <w:r/>
-            <w:hyperlink r:id="rId166">
+            <w:hyperlink r:id="rId171">
               <w:r>
                 <w:rPr>
                   <w:color w:val="0B4F9E"/>
@@ -14715,7 +15133,7 @@
               <w:jc w:val="left"/>
             </w:pPr>
             <w:r/>
-            <w:hyperlink r:id="rId166">
+            <w:hyperlink r:id="rId171">
               <w:r>
                 <w:rPr>
                   <w:color w:val="0B4F9E"/>
@@ -14738,7 +15156,7 @@
               <w:jc w:val="left"/>
             </w:pPr>
             <w:r/>
-            <w:hyperlink r:id="rId167">
+            <w:hyperlink r:id="rId172">
               <w:r>
                 <w:rPr>
                   <w:color w:val="0B4F9E"/>
@@ -14809,7 +15227,7 @@
               <w:jc w:val="left"/>
             </w:pPr>
             <w:r/>
-            <w:hyperlink r:id="rId167">
+            <w:hyperlink r:id="rId172">
               <w:r>
                 <w:rPr>
                   <w:color w:val="0B4F9E"/>
@@ -14832,7 +15250,7 @@
               <w:jc w:val="left"/>
             </w:pPr>
             <w:r/>
-            <w:hyperlink r:id="rId168">
+            <w:hyperlink r:id="rId173">
               <w:r>
                 <w:rPr>
                   <w:color w:val="0B4F9E"/>
@@ -14903,7 +15321,7 @@
               <w:jc w:val="left"/>
             </w:pPr>
             <w:r/>
-            <w:hyperlink r:id="rId168">
+            <w:hyperlink r:id="rId173">
               <w:r>
                 <w:rPr>
                   <w:color w:val="0B4F9E"/>
@@ -14926,7 +15344,7 @@
               <w:jc w:val="left"/>
             </w:pPr>
             <w:r/>
-            <w:hyperlink r:id="rId169">
+            <w:hyperlink r:id="rId174">
               <w:r>
                 <w:rPr>
                   <w:color w:val="0B4F9E"/>
@@ -15003,7 +15421,7 @@
               <w:jc w:val="left"/>
             </w:pPr>
             <w:r/>
-            <w:hyperlink r:id="rId169">
+            <w:hyperlink r:id="rId174">
               <w:r>
                 <w:rPr>
                   <w:color w:val="0B4F9E"/>
@@ -15026,7 +15444,7 @@
               <w:jc w:val="left"/>
             </w:pPr>
             <w:r/>
-            <w:hyperlink r:id="rId170">
+            <w:hyperlink r:id="rId175">
               <w:r>
                 <w:rPr>
                   <w:color w:val="0B4F9E"/>
@@ -15097,7 +15515,7 @@
               <w:jc w:val="left"/>
             </w:pPr>
             <w:r/>
-            <w:hyperlink r:id="rId171">
+            <w:hyperlink r:id="rId176">
               <w:r>
                 <w:rPr>
                   <w:color w:val="0B4F9E"/>
@@ -15120,7 +15538,7 @@
               <w:jc w:val="left"/>
             </w:pPr>
             <w:r/>
-            <w:hyperlink r:id="rId172">
+            <w:hyperlink r:id="rId177">
               <w:r>
                 <w:rPr>
                   <w:color w:val="0B4F9E"/>
@@ -15197,7 +15615,7 @@
               <w:jc w:val="left"/>
             </w:pPr>
             <w:r/>
-            <w:hyperlink r:id="rId172">
+            <w:hyperlink r:id="rId177">
               <w:r>
                 <w:rPr>
                   <w:color w:val="0B4F9E"/>
@@ -15220,7 +15638,7 @@
               <w:jc w:val="left"/>
             </w:pPr>
             <w:r/>
-            <w:hyperlink r:id="rId173">
+            <w:hyperlink r:id="rId178">
               <w:r>
                 <w:rPr>
                   <w:color w:val="0B4F9E"/>
@@ -15297,7 +15715,7 @@
               <w:jc w:val="left"/>
             </w:pPr>
             <w:r/>
-            <w:hyperlink r:id="rId173">
+            <w:hyperlink r:id="rId178">
               <w:r>
                 <w:rPr>
                   <w:color w:val="0B4F9E"/>
@@ -15320,7 +15738,7 @@
               <w:jc w:val="left"/>
             </w:pPr>
             <w:r/>
-            <w:hyperlink r:id="rId174">
+            <w:hyperlink r:id="rId179">
               <w:r>
                 <w:rPr>
                   <w:color w:val="0B4F9E"/>
@@ -15391,7 +15809,7 @@
               <w:jc w:val="left"/>
             </w:pPr>
             <w:r/>
-            <w:hyperlink r:id="rId174">
+            <w:hyperlink r:id="rId179">
               <w:r>
                 <w:rPr>
                   <w:color w:val="0B4F9E"/>
@@ -15414,7 +15832,7 @@
               <w:jc w:val="left"/>
             </w:pPr>
             <w:r/>
-            <w:hyperlink r:id="rId175">
+            <w:hyperlink r:id="rId180">
               <w:r>
                 <w:rPr>
                   <w:color w:val="0B4F9E"/>
@@ -15491,7 +15909,7 @@
               <w:jc w:val="left"/>
             </w:pPr>
             <w:r/>
-            <w:hyperlink r:id="rId175">
+            <w:hyperlink r:id="rId180">
               <w:r>
                 <w:rPr>
                   <w:color w:val="0B4F9E"/>
@@ -15514,7 +15932,7 @@
               <w:jc w:val="left"/>
             </w:pPr>
             <w:r/>
-            <w:hyperlink r:id="rId176">
+            <w:hyperlink r:id="rId181">
               <w:r>
                 <w:rPr>
                   <w:color w:val="0B4F9E"/>
@@ -15585,7 +16003,7 @@
               <w:jc w:val="left"/>
             </w:pPr>
             <w:r/>
-            <w:hyperlink r:id="rId176">
+            <w:hyperlink r:id="rId181">
               <w:r>
                 <w:rPr>
                   <w:color w:val="0B4F9E"/>
@@ -15608,7 +16026,7 @@
               <w:jc w:val="left"/>
             </w:pPr>
             <w:r/>
-            <w:hyperlink r:id="rId177">
+            <w:hyperlink r:id="rId182">
               <w:r>
                 <w:rPr>
                   <w:color w:val="0B4F9E"/>
@@ -15679,7 +16097,7 @@
               <w:jc w:val="left"/>
             </w:pPr>
             <w:r/>
-            <w:hyperlink r:id="rId177">
+            <w:hyperlink r:id="rId182">
               <w:r>
                 <w:rPr>
                   <w:color w:val="0B4F9E"/>
@@ -15702,7 +16120,7 @@
               <w:jc w:val="left"/>
             </w:pPr>
             <w:r/>
-            <w:hyperlink r:id="rId178">
+            <w:hyperlink r:id="rId183">
               <w:r>
                 <w:rPr>
                   <w:color w:val="0B4F9E"/>
@@ -15773,7 +16191,7 @@
               <w:jc w:val="left"/>
             </w:pPr>
             <w:r/>
-            <w:hyperlink r:id="rId178">
+            <w:hyperlink r:id="rId183">
               <w:r>
                 <w:rPr>
                   <w:color w:val="0B4F9E"/>
@@ -15796,7 +16214,7 @@
               <w:jc w:val="left"/>
             </w:pPr>
             <w:r/>
-            <w:hyperlink r:id="rId179">
+            <w:hyperlink r:id="rId184">
               <w:r>
                 <w:rPr>
                   <w:color w:val="0B4F9E"/>
@@ -15873,7 +16291,7 @@
               <w:jc w:val="left"/>
             </w:pPr>
             <w:r/>
-            <w:hyperlink r:id="rId179">
+            <w:hyperlink r:id="rId184">
               <w:r>
                 <w:rPr>
                   <w:color w:val="0B4F9E"/>
@@ -15896,7 +16314,7 @@
               <w:jc w:val="left"/>
             </w:pPr>
             <w:r/>
-            <w:hyperlink r:id="rId180">
+            <w:hyperlink r:id="rId185">
               <w:r>
                 <w:rPr>
                   <w:color w:val="0B4F9E"/>
@@ -15973,7 +16391,7 @@
               <w:jc w:val="left"/>
             </w:pPr>
             <w:r/>
-            <w:hyperlink r:id="rId180">
+            <w:hyperlink r:id="rId185">
               <w:r>
                 <w:rPr>
                   <w:color w:val="0B4F9E"/>
@@ -15996,7 +16414,7 @@
               <w:jc w:val="left"/>
             </w:pPr>
             <w:r/>
-            <w:hyperlink r:id="rId181">
+            <w:hyperlink r:id="rId186">
               <w:r>
                 <w:rPr>
                   <w:color w:val="0B4F9E"/>
@@ -16073,7 +16491,7 @@
               <w:jc w:val="left"/>
             </w:pPr>
             <w:r/>
-            <w:hyperlink r:id="rId181">
+            <w:hyperlink r:id="rId186">
               <w:r>
                 <w:rPr>
                   <w:color w:val="0B4F9E"/>
@@ -16096,7 +16514,7 @@
               <w:jc w:val="left"/>
             </w:pPr>
             <w:r/>
-            <w:hyperlink r:id="rId182">
+            <w:hyperlink r:id="rId187">
               <w:r>
                 <w:rPr>
                   <w:color w:val="0B4F9E"/>
@@ -16173,7 +16591,7 @@
               <w:jc w:val="left"/>
             </w:pPr>
             <w:r/>
-            <w:hyperlink r:id="rId182">
+            <w:hyperlink r:id="rId187">
               <w:r>
                 <w:rPr>
                   <w:color w:val="0B4F9E"/>
@@ -16196,7 +16614,7 @@
               <w:jc w:val="left"/>
             </w:pPr>
             <w:r/>
-            <w:hyperlink r:id="rId183">
+            <w:hyperlink r:id="rId188">
               <w:r>
                 <w:rPr>
                   <w:color w:val="0B4F9E"/>
@@ -16273,7 +16691,7 @@
               <w:jc w:val="left"/>
             </w:pPr>
             <w:r/>
-            <w:hyperlink r:id="rId183">
+            <w:hyperlink r:id="rId188">
               <w:r>
                 <w:rPr>
                   <w:color w:val="0B4F9E"/>
@@ -16296,7 +16714,7 @@
               <w:jc w:val="left"/>
             </w:pPr>
             <w:r/>
-            <w:hyperlink r:id="rId184">
+            <w:hyperlink r:id="rId189">
               <w:r>
                 <w:rPr>
                   <w:color w:val="0B4F9E"/>
@@ -16367,7 +16785,7 @@
               <w:jc w:val="left"/>
             </w:pPr>
             <w:r/>
-            <w:hyperlink r:id="rId184">
+            <w:hyperlink r:id="rId189">
               <w:r>
                 <w:rPr>
                   <w:color w:val="0B4F9E"/>
@@ -16390,7 +16808,7 @@
               <w:jc w:val="left"/>
             </w:pPr>
             <w:r/>
-            <w:hyperlink r:id="rId185">
+            <w:hyperlink r:id="rId190">
               <w:r>
                 <w:rPr>
                   <w:color w:val="0B4F9E"/>
@@ -16461,7 +16879,7 @@
               <w:jc w:val="left"/>
             </w:pPr>
             <w:r/>
-            <w:hyperlink r:id="rId185">
+            <w:hyperlink r:id="rId190">
               <w:r>
                 <w:rPr>
                   <w:color w:val="0B4F9E"/>
@@ -16484,7 +16902,7 @@
               <w:jc w:val="left"/>
             </w:pPr>
             <w:r/>
-            <w:hyperlink r:id="rId186">
+            <w:hyperlink r:id="rId191">
               <w:r>
                 <w:rPr>
                   <w:color w:val="0B4F9E"/>
@@ -16561,7 +16979,7 @@
               <w:jc w:val="left"/>
             </w:pPr>
             <w:r/>
-            <w:hyperlink r:id="rId186">
+            <w:hyperlink r:id="rId191">
               <w:r>
                 <w:rPr>
                   <w:color w:val="0B4F9E"/>
@@ -16584,7 +17002,7 @@
               <w:jc w:val="left"/>
             </w:pPr>
             <w:r/>
-            <w:hyperlink r:id="rId187">
+            <w:hyperlink r:id="rId192">
               <w:r>
                 <w:rPr>
                   <w:color w:val="0B4F9E"/>
@@ -16655,7 +17073,7 @@
               <w:jc w:val="left"/>
             </w:pPr>
             <w:r/>
-            <w:hyperlink r:id="rId187">
+            <w:hyperlink r:id="rId192">
               <w:r>
                 <w:rPr>
                   <w:color w:val="0B4F9E"/>
@@ -16678,7 +17096,7 @@
               <w:jc w:val="left"/>
             </w:pPr>
             <w:r/>
-            <w:hyperlink r:id="rId188">
+            <w:hyperlink r:id="rId193">
               <w:r>
                 <w:rPr>
                   <w:color w:val="0B4F9E"/>
@@ -16755,7 +17173,7 @@
               <w:jc w:val="left"/>
             </w:pPr>
             <w:r/>
-            <w:hyperlink r:id="rId188">
+            <w:hyperlink r:id="rId193">
               <w:r>
                 <w:rPr>
                   <w:color w:val="0B4F9E"/>
@@ -16778,7 +17196,7 @@
               <w:jc w:val="left"/>
             </w:pPr>
             <w:r/>
-            <w:hyperlink r:id="rId189">
+            <w:hyperlink r:id="rId194">
               <w:r>
                 <w:rPr>
                   <w:color w:val="0B4F9E"/>
@@ -16855,7 +17273,7 @@
               <w:jc w:val="left"/>
             </w:pPr>
             <w:r/>
-            <w:hyperlink r:id="rId189">
+            <w:hyperlink r:id="rId194">
               <w:r>
                 <w:rPr>
                   <w:color w:val="0B4F9E"/>
@@ -16878,7 +17296,7 @@
               <w:jc w:val="left"/>
             </w:pPr>
             <w:r/>
-            <w:hyperlink r:id="rId190">
+            <w:hyperlink r:id="rId195">
               <w:r>
                 <w:rPr>
                   <w:color w:val="0B4F9E"/>
@@ -16955,7 +17373,7 @@
               <w:jc w:val="left"/>
             </w:pPr>
             <w:r/>
-            <w:hyperlink r:id="rId190">
+            <w:hyperlink r:id="rId195">
               <w:r>
                 <w:rPr>
                   <w:color w:val="0B4F9E"/>
@@ -16978,7 +17396,7 @@
               <w:jc w:val="left"/>
             </w:pPr>
             <w:r/>
-            <w:hyperlink r:id="rId191">
+            <w:hyperlink r:id="rId196">
               <w:r>
                 <w:rPr>
                   <w:color w:val="0B4F9E"/>
@@ -17049,7 +17467,7 @@
               <w:jc w:val="left"/>
             </w:pPr>
             <w:r/>
-            <w:hyperlink r:id="rId191">
+            <w:hyperlink r:id="rId196">
               <w:r>
                 <w:rPr>
                   <w:color w:val="0B4F9E"/>
@@ -17072,7 +17490,7 @@
               <w:jc w:val="left"/>
             </w:pPr>
             <w:r/>
-            <w:hyperlink r:id="rId192">
+            <w:hyperlink r:id="rId197">
               <w:r>
                 <w:rPr>
                   <w:color w:val="0B4F9E"/>
@@ -17149,7 +17567,7 @@
               <w:jc w:val="left"/>
             </w:pPr>
             <w:r/>
-            <w:hyperlink r:id="rId192">
+            <w:hyperlink r:id="rId197">
               <w:r>
                 <w:rPr>
                   <w:color w:val="0B4F9E"/>
@@ -17172,7 +17590,7 @@
               <w:jc w:val="left"/>
             </w:pPr>
             <w:r/>
-            <w:hyperlink r:id="rId193">
+            <w:hyperlink r:id="rId198">
               <w:r>
                 <w:rPr>
                   <w:color w:val="0B4F9E"/>
@@ -17243,7 +17661,7 @@
               <w:jc w:val="left"/>
             </w:pPr>
             <w:r/>
-            <w:hyperlink r:id="rId193">
+            <w:hyperlink r:id="rId198">
               <w:r>
                 <w:rPr>
                   <w:color w:val="0B4F9E"/>
@@ -17266,7 +17684,7 @@
               <w:jc w:val="left"/>
             </w:pPr>
             <w:r/>
-            <w:hyperlink r:id="rId194">
+            <w:hyperlink r:id="rId199">
               <w:r>
                 <w:rPr>
                   <w:color w:val="0B4F9E"/>
@@ -17337,7 +17755,7 @@
               <w:jc w:val="left"/>
             </w:pPr>
             <w:r/>
-            <w:hyperlink r:id="rId194">
+            <w:hyperlink r:id="rId199">
               <w:r>
                 <w:rPr>
                   <w:color w:val="0B4F9E"/>
@@ -17360,7 +17778,7 @@
               <w:jc w:val="left"/>
             </w:pPr>
             <w:r/>
-            <w:hyperlink r:id="rId195">
+            <w:hyperlink r:id="rId200">
               <w:r>
                 <w:rPr>
                   <w:color w:val="0B4F9E"/>
@@ -17431,7 +17849,7 @@
               <w:jc w:val="left"/>
             </w:pPr>
             <w:r/>
-            <w:hyperlink r:id="rId195">
+            <w:hyperlink r:id="rId200">
               <w:r>
                 <w:rPr>
                   <w:color w:val="0B4F9E"/>
@@ -17454,7 +17872,7 @@
               <w:jc w:val="left"/>
             </w:pPr>
             <w:r/>
-            <w:hyperlink r:id="rId196">
+            <w:hyperlink r:id="rId201">
               <w:r>
                 <w:rPr>
                   <w:color w:val="0B4F9E"/>
@@ -17531,7 +17949,7 @@
               <w:jc w:val="left"/>
             </w:pPr>
             <w:r/>
-            <w:hyperlink r:id="rId196">
+            <w:hyperlink r:id="rId201">
               <w:r>
                 <w:rPr>
                   <w:color w:val="0B4F9E"/>
@@ -17554,7 +17972,7 @@
               <w:jc w:val="left"/>
             </w:pPr>
             <w:r/>
-            <w:hyperlink r:id="rId197">
+            <w:hyperlink r:id="rId202">
               <w:r>
                 <w:rPr>
                   <w:color w:val="0B4F9E"/>
@@ -17625,7 +18043,7 @@
               <w:jc w:val="left"/>
             </w:pPr>
             <w:r/>
-            <w:hyperlink r:id="rId197">
+            <w:hyperlink r:id="rId202">
               <w:r>
                 <w:rPr>
                   <w:color w:val="0B4F9E"/>
@@ -17648,7 +18066,7 @@
               <w:jc w:val="left"/>
             </w:pPr>
             <w:r/>
-            <w:hyperlink r:id="rId198">
+            <w:hyperlink r:id="rId203">
               <w:r>
                 <w:rPr>
                   <w:color w:val="0B4F9E"/>
@@ -17719,7 +18137,7 @@
               <w:jc w:val="left"/>
             </w:pPr>
             <w:r/>
-            <w:hyperlink r:id="rId198">
+            <w:hyperlink r:id="rId203">
               <w:r>
                 <w:rPr>
                   <w:color w:val="0B4F9E"/>
@@ -17742,7 +18160,7 @@
               <w:jc w:val="left"/>
             </w:pPr>
             <w:r/>
-            <w:hyperlink r:id="rId199">
+            <w:hyperlink r:id="rId204">
               <w:r>
                 <w:rPr>
                   <w:color w:val="0B4F9E"/>
@@ -17813,7 +18231,7 @@
               <w:jc w:val="left"/>
             </w:pPr>
             <w:r/>
-            <w:hyperlink r:id="rId199">
+            <w:hyperlink r:id="rId204">
               <w:r>
                 <w:rPr>
                   <w:color w:val="0B4F9E"/>
@@ -17836,7 +18254,7 @@
               <w:jc w:val="left"/>
             </w:pPr>
             <w:r/>
-            <w:hyperlink r:id="rId200">
+            <w:hyperlink r:id="rId205">
               <w:r>
                 <w:rPr>
                   <w:color w:val="0B4F9E"/>
@@ -17913,7 +18331,7 @@
               <w:jc w:val="left"/>
             </w:pPr>
             <w:r/>
-            <w:hyperlink r:id="rId200">
+            <w:hyperlink r:id="rId205">
               <w:r>
                 <w:rPr>
                   <w:color w:val="0B4F9E"/>
@@ -17936,7 +18354,7 @@
               <w:jc w:val="left"/>
             </w:pPr>
             <w:r/>
-            <w:hyperlink r:id="rId201">
+            <w:hyperlink r:id="rId206">
               <w:r>
                 <w:rPr>
                   <w:color w:val="0B4F9E"/>
@@ -18007,7 +18425,7 @@
               <w:jc w:val="left"/>
             </w:pPr>
             <w:r/>
-            <w:hyperlink r:id="rId201">
+            <w:hyperlink r:id="rId206">
               <w:r>
                 <w:rPr>
                   <w:color w:val="0B4F9E"/>
@@ -18030,7 +18448,7 @@
               <w:jc w:val="left"/>
             </w:pPr>
             <w:r/>
-            <w:hyperlink r:id="rId202">
+            <w:hyperlink r:id="rId207">
               <w:r>
                 <w:rPr>
                   <w:color w:val="0B4F9E"/>
@@ -18101,7 +18519,7 @@
               <w:jc w:val="left"/>
             </w:pPr>
             <w:r/>
-            <w:hyperlink r:id="rId202">
+            <w:hyperlink r:id="rId207">
               <w:r>
                 <w:rPr>
                   <w:color w:val="0B4F9E"/>
@@ -18124,7 +18542,7 @@
               <w:jc w:val="left"/>
             </w:pPr>
             <w:r/>
-            <w:hyperlink r:id="rId203">
+            <w:hyperlink r:id="rId208">
               <w:r>
                 <w:rPr>
                   <w:color w:val="0B4F9E"/>
@@ -18195,7 +18613,7 @@
               <w:jc w:val="left"/>
             </w:pPr>
             <w:r/>
-            <w:hyperlink r:id="rId203">
+            <w:hyperlink r:id="rId208">
               <w:r>
                 <w:rPr>
                   <w:color w:val="0B4F9E"/>
@@ -18218,7 +18636,7 @@
               <w:jc w:val="left"/>
             </w:pPr>
             <w:r/>
-            <w:hyperlink r:id="rId204">
+            <w:hyperlink r:id="rId209">
               <w:r>
                 <w:rPr>
                   <w:color w:val="0B4F9E"/>
@@ -18289,7 +18707,7 @@
               <w:jc w:val="left"/>
             </w:pPr>
             <w:r/>
-            <w:hyperlink r:id="rId204">
+            <w:hyperlink r:id="rId209">
               <w:r>
                 <w:rPr>
                   <w:color w:val="0B4F9E"/>
@@ -18312,7 +18730,7 @@
               <w:jc w:val="left"/>
             </w:pPr>
             <w:r/>
-            <w:hyperlink r:id="rId205">
+            <w:hyperlink r:id="rId210">
               <w:r>
                 <w:rPr>
                   <w:color w:val="0B4F9E"/>
@@ -18383,7 +18801,7 @@
               <w:jc w:val="left"/>
             </w:pPr>
             <w:r/>
-            <w:hyperlink r:id="rId205">
+            <w:hyperlink r:id="rId210">
               <w:r>
                 <w:rPr>
                   <w:color w:val="0B4F9E"/>
@@ -18406,7 +18824,7 @@
               <w:jc w:val="left"/>
             </w:pPr>
             <w:r/>
-            <w:hyperlink r:id="rId206">
+            <w:hyperlink r:id="rId211">
               <w:r>
                 <w:rPr>
                   <w:color w:val="0B4F9E"/>
@@ -18477,7 +18895,7 @@
               <w:jc w:val="left"/>
             </w:pPr>
             <w:r/>
-            <w:hyperlink r:id="rId206">
+            <w:hyperlink r:id="rId211">
               <w:r>
                 <w:rPr>
                   <w:color w:val="0B4F9E"/>
@@ -18500,7 +18918,7 @@
               <w:jc w:val="left"/>
             </w:pPr>
             <w:r/>
-            <w:hyperlink r:id="rId207">
+            <w:hyperlink r:id="rId212">
               <w:r>
                 <w:rPr>
                   <w:color w:val="0B4F9E"/>
@@ -18571,7 +18989,7 @@
               <w:jc w:val="left"/>
             </w:pPr>
             <w:r/>
-            <w:hyperlink r:id="rId207">
+            <w:hyperlink r:id="rId212">
               <w:r>
                 <w:rPr>
                   <w:color w:val="0B4F9E"/>
@@ -18594,7 +19012,7 @@
               <w:jc w:val="left"/>
             </w:pPr>
             <w:r/>
-            <w:hyperlink r:id="rId208">
+            <w:hyperlink r:id="rId213">
               <w:r>
                 <w:rPr>
                   <w:color w:val="0B4F9E"/>
@@ -18665,7 +19083,7 @@
               <w:jc w:val="left"/>
             </w:pPr>
             <w:r/>
-            <w:hyperlink r:id="rId208">
+            <w:hyperlink r:id="rId213">
               <w:r>
                 <w:rPr>
                   <w:color w:val="0B4F9E"/>
@@ -18688,7 +19106,7 @@
               <w:jc w:val="left"/>
             </w:pPr>
             <w:r/>
-            <w:hyperlink r:id="rId209">
+            <w:hyperlink r:id="rId214">
               <w:r>
                 <w:rPr>
                   <w:color w:val="0B4F9E"/>
@@ -18759,7 +19177,7 @@
               <w:jc w:val="left"/>
             </w:pPr>
             <w:r/>
-            <w:hyperlink r:id="rId209">
+            <w:hyperlink r:id="rId214">
               <w:r>
                 <w:rPr>
                   <w:color w:val="0B4F9E"/>
@@ -18782,7 +19200,7 @@
               <w:jc w:val="left"/>
             </w:pPr>
             <w:r/>
-            <w:hyperlink r:id="rId210">
+            <w:hyperlink r:id="rId215">
               <w:r>
                 <w:rPr>
                   <w:color w:val="0B4F9E"/>
@@ -18859,7 +19277,7 @@
               <w:jc w:val="left"/>
             </w:pPr>
             <w:r/>
-            <w:hyperlink r:id="rId210">
+            <w:hyperlink r:id="rId215">
               <w:r>
                 <w:rPr>
                   <w:color w:val="0B4F9E"/>
@@ -18882,7 +19300,7 @@
               <w:jc w:val="left"/>
             </w:pPr>
             <w:r/>
-            <w:hyperlink r:id="rId211">
+            <w:hyperlink r:id="rId216">
               <w:r>
                 <w:rPr>
                   <w:color w:val="0B4F9E"/>
@@ -18959,7 +19377,7 @@
               <w:jc w:val="left"/>
             </w:pPr>
             <w:r/>
-            <w:hyperlink r:id="rId211">
+            <w:hyperlink r:id="rId216">
               <w:r>
                 <w:rPr>
                   <w:color w:val="0B4F9E"/>
@@ -18982,7 +19400,7 @@
               <w:jc w:val="left"/>
             </w:pPr>
             <w:r/>
-            <w:hyperlink r:id="rId212">
+            <w:hyperlink r:id="rId217">
               <w:r>
                 <w:rPr>
                   <w:color w:val="0B4F9E"/>
@@ -19053,7 +19471,7 @@
               <w:jc w:val="left"/>
             </w:pPr>
             <w:r/>
-            <w:hyperlink r:id="rId212">
+            <w:hyperlink r:id="rId217">
               <w:r>
                 <w:rPr>
                   <w:color w:val="0B4F9E"/>
@@ -19076,7 +19494,7 @@
               <w:jc w:val="left"/>
             </w:pPr>
             <w:r/>
-            <w:hyperlink r:id="rId213">
+            <w:hyperlink r:id="rId218">
               <w:r>
                 <w:rPr>
                   <w:color w:val="0B4F9E"/>
@@ -19147,7 +19565,7 @@
               <w:jc w:val="left"/>
             </w:pPr>
             <w:r/>
-            <w:hyperlink r:id="rId213">
+            <w:hyperlink r:id="rId218">
               <w:r>
                 <w:rPr>
                   <w:color w:val="0B4F9E"/>
@@ -19170,7 +19588,7 @@
               <w:jc w:val="left"/>
             </w:pPr>
             <w:r/>
-            <w:hyperlink r:id="rId214">
+            <w:hyperlink r:id="rId219">
               <w:r>
                 <w:rPr>
                   <w:color w:val="0B4F9E"/>
@@ -19241,7 +19659,7 @@
               <w:jc w:val="left"/>
             </w:pPr>
             <w:r/>
-            <w:hyperlink r:id="rId214">
+            <w:hyperlink r:id="rId219">
               <w:r>
                 <w:rPr>
                   <w:color w:val="0B4F9E"/>
@@ -19264,7 +19682,307 @@
               <w:jc w:val="left"/>
             </w:pPr>
             <w:r/>
-            <w:hyperlink r:id="rId215">
+            <w:hyperlink r:id="rId220">
+              <w:r>
+                <w:rPr>
+                  <w:color w:val="0B4F9E"/>
+                  <w:sz w:val="16"/>
+                  <w:u w:val="single"/>
+                </w:rPr>
+                <w:t>Voltage-embedded equivariant machine learning potential for open system simulations</w:t>
+              </w:r>
+            </w:hyperlink>
+          </w:p>
+        </w:tc>
+        <w:tc>
+          <w:tcPr>
+            <w:tcW w:type="dxa" w:w="1680"/>
+          </w:tcPr>
+          <w:p>
+            <w:pPr>
+              <w:jc w:val="left"/>
+            </w:pPr>
+            <w:r/>
+          </w:p>
+        </w:tc>
+        <w:tc>
+          <w:tcPr>
+            <w:tcW w:type="dxa" w:w="1680"/>
+          </w:tcPr>
+          <w:p>
+            <w:pPr>
+              <w:jc w:val="left"/>
+            </w:pPr>
+            <w:r/>
+          </w:p>
+        </w:tc>
+        <w:tc>
+          <w:tcPr>
+            <w:tcW w:type="dxa" w:w="1680"/>
+          </w:tcPr>
+          <w:p>
+            <w:pPr>
+              <w:jc w:val="left"/>
+            </w:pPr>
+            <w:r/>
+            <w:r>
+              <w:rPr>
+                <w:sz w:val="16"/>
+              </w:rPr>
+              <w:t>DFT</w:t>
+            </w:r>
+          </w:p>
+        </w:tc>
+        <w:tc>
+          <w:tcPr>
+            <w:tcW w:type="dxa" w:w="1680"/>
+          </w:tcPr>
+          <w:p>
+            <w:pPr>
+              <w:jc w:val="left"/>
+            </w:pPr>
+            <w:r/>
+            <w:r>
+              <w:rPr>
+                <w:sz w:val="16"/>
+              </w:rPr>
+              <w:t>2026-09-04</w:t>
+            </w:r>
+          </w:p>
+        </w:tc>
+        <w:tc>
+          <w:tcPr>
+            <w:tcW w:type="dxa" w:w="1680"/>
+          </w:tcPr>
+          <w:p>
+            <w:pPr>
+              <w:jc w:val="left"/>
+            </w:pPr>
+            <w:r/>
+            <w:hyperlink r:id="rId220">
+              <w:r>
+                <w:rPr>
+                  <w:color w:val="0B4F9E"/>
+                  <w:sz w:val="16"/>
+                  <w:u w:val="single"/>
+                </w:rPr>
+                <w:t>link</w:t>
+              </w:r>
+            </w:hyperlink>
+          </w:p>
+        </w:tc>
+      </w:tr>
+      <w:tr>
+        <w:tc>
+          <w:tcPr>
+            <w:tcW w:type="dxa" w:w="1680"/>
+          </w:tcPr>
+          <w:p>
+            <w:pPr>
+              <w:jc w:val="left"/>
+            </w:pPr>
+            <w:r/>
+            <w:hyperlink r:id="rId221">
+              <w:r>
+                <w:rPr>
+                  <w:color w:val="0B4F9E"/>
+                  <w:sz w:val="16"/>
+                  <w:u w:val="single"/>
+                </w:rPr>
+                <w:t xml:space="preserve">Hessian-based molecular conformation augmentation for a scalable and efficient strategy of machine learning interatomic </w:t>
+              </w:r>
+            </w:hyperlink>
+          </w:p>
+        </w:tc>
+        <w:tc>
+          <w:tcPr>
+            <w:tcW w:type="dxa" w:w="1680"/>
+          </w:tcPr>
+          <w:p>
+            <w:pPr>
+              <w:jc w:val="left"/>
+            </w:pPr>
+            <w:r/>
+          </w:p>
+        </w:tc>
+        <w:tc>
+          <w:tcPr>
+            <w:tcW w:type="dxa" w:w="1680"/>
+          </w:tcPr>
+          <w:p>
+            <w:pPr>
+              <w:jc w:val="left"/>
+            </w:pPr>
+            <w:r/>
+          </w:p>
+        </w:tc>
+        <w:tc>
+          <w:tcPr>
+            <w:tcW w:type="dxa" w:w="1680"/>
+          </w:tcPr>
+          <w:p>
+            <w:pPr>
+              <w:jc w:val="left"/>
+            </w:pPr>
+            <w:r/>
+            <w:r>
+              <w:rPr>
+                <w:sz w:val="16"/>
+              </w:rPr>
+              <w:t>MLIP</w:t>
+            </w:r>
+          </w:p>
+        </w:tc>
+        <w:tc>
+          <w:tcPr>
+            <w:tcW w:type="dxa" w:w="1680"/>
+          </w:tcPr>
+          <w:p>
+            <w:pPr>
+              <w:jc w:val="left"/>
+            </w:pPr>
+            <w:r/>
+            <w:r>
+              <w:rPr>
+                <w:sz w:val="16"/>
+              </w:rPr>
+              <w:t>2026-09-04</w:t>
+            </w:r>
+          </w:p>
+        </w:tc>
+        <w:tc>
+          <w:tcPr>
+            <w:tcW w:type="dxa" w:w="1680"/>
+          </w:tcPr>
+          <w:p>
+            <w:pPr>
+              <w:jc w:val="left"/>
+            </w:pPr>
+            <w:r/>
+            <w:hyperlink r:id="rId221">
+              <w:r>
+                <w:rPr>
+                  <w:color w:val="0B4F9E"/>
+                  <w:sz w:val="16"/>
+                  <w:u w:val="single"/>
+                </w:rPr>
+                <w:t>link</w:t>
+              </w:r>
+            </w:hyperlink>
+          </w:p>
+        </w:tc>
+      </w:tr>
+      <w:tr>
+        <w:tc>
+          <w:tcPr>
+            <w:tcW w:type="dxa" w:w="1680"/>
+          </w:tcPr>
+          <w:p>
+            <w:pPr>
+              <w:jc w:val="left"/>
+            </w:pPr>
+            <w:r/>
+            <w:hyperlink r:id="rId222">
+              <w:r>
+                <w:rPr>
+                  <w:color w:val="0B4F9E"/>
+                  <w:sz w:val="16"/>
+                  <w:u w:val="single"/>
+                </w:rPr>
+                <w:t>Thermal conductivity predictions with foundation atomistic models</w:t>
+              </w:r>
+            </w:hyperlink>
+          </w:p>
+        </w:tc>
+        <w:tc>
+          <w:tcPr>
+            <w:tcW w:type="dxa" w:w="1680"/>
+          </w:tcPr>
+          <w:p>
+            <w:pPr>
+              <w:jc w:val="left"/>
+            </w:pPr>
+            <w:r/>
+          </w:p>
+        </w:tc>
+        <w:tc>
+          <w:tcPr>
+            <w:tcW w:type="dxa" w:w="1680"/>
+          </w:tcPr>
+          <w:p>
+            <w:pPr>
+              <w:jc w:val="left"/>
+            </w:pPr>
+            <w:r/>
+          </w:p>
+        </w:tc>
+        <w:tc>
+          <w:tcPr>
+            <w:tcW w:type="dxa" w:w="1680"/>
+          </w:tcPr>
+          <w:p>
+            <w:pPr>
+              <w:jc w:val="left"/>
+            </w:pPr>
+            <w:r/>
+            <w:r>
+              <w:rPr>
+                <w:sz w:val="16"/>
+              </w:rPr>
+              <w:t>DFT, MLIP</w:t>
+            </w:r>
+          </w:p>
+        </w:tc>
+        <w:tc>
+          <w:tcPr>
+            <w:tcW w:type="dxa" w:w="1680"/>
+          </w:tcPr>
+          <w:p>
+            <w:pPr>
+              <w:jc w:val="left"/>
+            </w:pPr>
+            <w:r/>
+            <w:r>
+              <w:rPr>
+                <w:sz w:val="16"/>
+              </w:rPr>
+              <w:t>2026-09-05</w:t>
+            </w:r>
+          </w:p>
+        </w:tc>
+        <w:tc>
+          <w:tcPr>
+            <w:tcW w:type="dxa" w:w="1680"/>
+          </w:tcPr>
+          <w:p>
+            <w:pPr>
+              <w:jc w:val="left"/>
+            </w:pPr>
+            <w:r/>
+            <w:hyperlink r:id="rId222">
+              <w:r>
+                <w:rPr>
+                  <w:color w:val="0B4F9E"/>
+                  <w:sz w:val="16"/>
+                  <w:u w:val="single"/>
+                </w:rPr>
+                <w:t>10.1038/s41467-026-76391-w</w:t>
+              </w:r>
+            </w:hyperlink>
+          </w:p>
+        </w:tc>
+      </w:tr>
+      <w:tr>
+        <w:tc>
+          <w:tcPr>
+            <w:tcW w:type="dxa" w:w="1680"/>
+          </w:tcPr>
+          <w:p>
+            <w:pPr>
+              <w:jc w:val="left"/>
+            </w:pPr>
+            <w:r/>
+            <w:hyperlink r:id="rId223">
               <w:r>
                 <w:rPr>
                   <w:color w:val="0B4F9E"/>
@@ -19335,7 +20053,7 @@
               <w:jc w:val="left"/>
             </w:pPr>
             <w:r/>
-            <w:hyperlink r:id="rId215">
+            <w:hyperlink r:id="rId223">
               <w:r>
                 <w:rPr>
                   <w:color w:val="0B4F9E"/>
@@ -19358,7 +20076,7 @@
               <w:jc w:val="left"/>
             </w:pPr>
             <w:r/>
-            <w:hyperlink r:id="rId216">
+            <w:hyperlink r:id="rId224">
               <w:r>
                 <w:rPr>
                   <w:color w:val="0B4F9E"/>
@@ -19429,7 +20147,7 @@
               <w:jc w:val="left"/>
             </w:pPr>
             <w:r/>
-            <w:hyperlink r:id="rId216">
+            <w:hyperlink r:id="rId224">
               <w:r>
                 <w:rPr>
                   <w:color w:val="0B4F9E"/>
@@ -19452,7 +20170,7 @@
               <w:jc w:val="left"/>
             </w:pPr>
             <w:r/>
-            <w:hyperlink r:id="rId217">
+            <w:hyperlink r:id="rId225">
               <w:r>
                 <w:rPr>
                   <w:color w:val="0B4F9E"/>
@@ -19523,7 +20241,7 @@
               <w:jc w:val="left"/>
             </w:pPr>
             <w:r/>
-            <w:hyperlink r:id="rId217">
+            <w:hyperlink r:id="rId225">
               <w:r>
                 <w:rPr>
                   <w:color w:val="0B4F9E"/>
@@ -19546,7 +20264,7 @@
               <w:jc w:val="left"/>
             </w:pPr>
             <w:r/>
-            <w:hyperlink r:id="rId218">
+            <w:hyperlink r:id="rId226">
               <w:r>
                 <w:rPr>
                   <w:color w:val="0B4F9E"/>
@@ -19617,7 +20335,7 @@
               <w:jc w:val="left"/>
             </w:pPr>
             <w:r/>
-            <w:hyperlink r:id="rId218">
+            <w:hyperlink r:id="rId226">
               <w:r>
                 <w:rPr>
                   <w:color w:val="0B4F9E"/>
@@ -19640,7 +20358,7 @@
               <w:jc w:val="left"/>
             </w:pPr>
             <w:r/>
-            <w:hyperlink r:id="rId219">
+            <w:hyperlink r:id="rId227">
               <w:r>
                 <w:rPr>
                   <w:color w:val="0B4F9E"/>
@@ -19711,7 +20429,7 @@
               <w:jc w:val="left"/>
             </w:pPr>
             <w:r/>
-            <w:hyperlink r:id="rId219">
+            <w:hyperlink r:id="rId227">
               <w:r>
                 <w:rPr>
                   <w:color w:val="0B4F9E"/>
@@ -19734,7 +20452,7 @@
               <w:jc w:val="left"/>
             </w:pPr>
             <w:r/>
-            <w:hyperlink r:id="rId220">
+            <w:hyperlink r:id="rId228">
               <w:r>
                 <w:rPr>
                   <w:color w:val="0B4F9E"/>
@@ -19805,7 +20523,7 @@
               <w:jc w:val="left"/>
             </w:pPr>
             <w:r/>
-            <w:hyperlink r:id="rId220">
+            <w:hyperlink r:id="rId228">
               <w:r>
                 <w:rPr>
                   <w:color w:val="0B4F9E"/>
@@ -19828,7 +20546,7 @@
               <w:jc w:val="left"/>
             </w:pPr>
             <w:r/>
-            <w:hyperlink r:id="rId221">
+            <w:hyperlink r:id="rId229">
               <w:r>
                 <w:rPr>
                   <w:color w:val="0B4F9E"/>
@@ -19899,7 +20617,7 @@
               <w:jc w:val="left"/>
             </w:pPr>
             <w:r/>
-            <w:hyperlink r:id="rId221">
+            <w:hyperlink r:id="rId229">
               <w:r>
                 <w:rPr>
                   <w:color w:val="0B4F9E"/>
@@ -19907,6 +20625,294 @@
                   <w:u w:val="single"/>
                 </w:rPr>
                 <w:t>10.66224/itrc.17.3.1</w:t>
+              </w:r>
+            </w:hyperlink>
+          </w:p>
+        </w:tc>
+      </w:tr>
+      <w:tr>
+        <w:tc>
+          <w:tcPr>
+            <w:tcW w:type="dxa" w:w="1680"/>
+          </w:tcPr>
+          <w:p>
+            <w:pPr>
+              <w:jc w:val="left"/>
+            </w:pPr>
+            <w:r/>
+            <w:hyperlink r:id="rId230">
+              <w:r>
+                <w:rPr>
+                  <w:color w:val="0B4F9E"/>
+                  <w:sz w:val="16"/>
+                  <w:u w:val="single"/>
+                </w:rPr>
+                <w:t>pdb2reaction: End-to-End Reaction-Path Elucidation from PDB Structures Using Machine-Learning Interatomic Potentials</w:t>
+              </w:r>
+            </w:hyperlink>
+          </w:p>
+        </w:tc>
+        <w:tc>
+          <w:tcPr>
+            <w:tcW w:type="dxa" w:w="1680"/>
+          </w:tcPr>
+          <w:p>
+            <w:pPr>
+              <w:jc w:val="left"/>
+            </w:pPr>
+            <w:r/>
+          </w:p>
+        </w:tc>
+        <w:tc>
+          <w:tcPr>
+            <w:tcW w:type="dxa" w:w="1680"/>
+          </w:tcPr>
+          <w:p>
+            <w:pPr>
+              <w:jc w:val="left"/>
+            </w:pPr>
+            <w:r/>
+          </w:p>
+        </w:tc>
+        <w:tc>
+          <w:tcPr>
+            <w:tcW w:type="dxa" w:w="1680"/>
+          </w:tcPr>
+          <w:p>
+            <w:pPr>
+              <w:jc w:val="left"/>
+            </w:pPr>
+            <w:r/>
+            <w:r>
+              <w:rPr>
+                <w:sz w:val="16"/>
+              </w:rPr>
+              <w:t>DFT, MLIP</w:t>
+            </w:r>
+          </w:p>
+        </w:tc>
+        <w:tc>
+          <w:tcPr>
+            <w:tcW w:type="dxa" w:w="1680"/>
+          </w:tcPr>
+          <w:p>
+            <w:pPr>
+              <w:jc w:val="left"/>
+            </w:pPr>
+            <w:r/>
+            <w:r>
+              <w:rPr>
+                <w:sz w:val="16"/>
+              </w:rPr>
+              <w:t>2026-09-07</w:t>
+            </w:r>
+          </w:p>
+        </w:tc>
+        <w:tc>
+          <w:tcPr>
+            <w:tcW w:type="dxa" w:w="1680"/>
+          </w:tcPr>
+          <w:p>
+            <w:pPr>
+              <w:jc w:val="left"/>
+            </w:pPr>
+            <w:r/>
+            <w:hyperlink r:id="rId230">
+              <w:r>
+                <w:rPr>
+                  <w:color w:val="0B4F9E"/>
+                  <w:sz w:val="16"/>
+                  <w:u w:val="single"/>
+                </w:rPr>
+                <w:t>10.26434/chemrxiv.15003538/v2</w:t>
+              </w:r>
+            </w:hyperlink>
+          </w:p>
+        </w:tc>
+      </w:tr>
+      <w:tr>
+        <w:tc>
+          <w:tcPr>
+            <w:tcW w:type="dxa" w:w="1680"/>
+          </w:tcPr>
+          <w:p>
+            <w:pPr>
+              <w:jc w:val="left"/>
+            </w:pPr>
+            <w:r/>
+            <w:hyperlink r:id="rId231">
+              <w:r>
+                <w:rPr>
+                  <w:color w:val="0B4F9E"/>
+                  <w:sz w:val="16"/>
+                  <w:u w:val="single"/>
+                </w:rPr>
+                <w:t>Vessel-like Channeled Superelastic and Biocompatible Aerogels for Acoustic Absorption and Oil Removal</w:t>
+              </w:r>
+            </w:hyperlink>
+          </w:p>
+        </w:tc>
+        <w:tc>
+          <w:tcPr>
+            <w:tcW w:type="dxa" w:w="1680"/>
+          </w:tcPr>
+          <w:p>
+            <w:pPr>
+              <w:jc w:val="left"/>
+            </w:pPr>
+            <w:r/>
+          </w:p>
+        </w:tc>
+        <w:tc>
+          <w:tcPr>
+            <w:tcW w:type="dxa" w:w="1680"/>
+          </w:tcPr>
+          <w:p>
+            <w:pPr>
+              <w:jc w:val="left"/>
+            </w:pPr>
+            <w:r/>
+          </w:p>
+        </w:tc>
+        <w:tc>
+          <w:tcPr>
+            <w:tcW w:type="dxa" w:w="1680"/>
+          </w:tcPr>
+          <w:p>
+            <w:pPr>
+              <w:jc w:val="left"/>
+            </w:pPr>
+            <w:r/>
+          </w:p>
+        </w:tc>
+        <w:tc>
+          <w:tcPr>
+            <w:tcW w:type="dxa" w:w="1680"/>
+          </w:tcPr>
+          <w:p>
+            <w:pPr>
+              <w:jc w:val="left"/>
+            </w:pPr>
+            <w:r/>
+            <w:r>
+              <w:rPr>
+                <w:sz w:val="16"/>
+              </w:rPr>
+              <w:t>2026-09-07</w:t>
+            </w:r>
+          </w:p>
+        </w:tc>
+        <w:tc>
+          <w:tcPr>
+            <w:tcW w:type="dxa" w:w="1680"/>
+          </w:tcPr>
+          <w:p>
+            <w:pPr>
+              <w:jc w:val="left"/>
+            </w:pPr>
+            <w:r/>
+            <w:hyperlink r:id="rId231">
+              <w:r>
+                <w:rPr>
+                  <w:color w:val="0B4F9E"/>
+                  <w:sz w:val="16"/>
+                  <w:u w:val="single"/>
+                </w:rPr>
+                <w:t>10.1021/acsami.6c12142</w:t>
+              </w:r>
+            </w:hyperlink>
+          </w:p>
+        </w:tc>
+      </w:tr>
+      <w:tr>
+        <w:tc>
+          <w:tcPr>
+            <w:tcW w:type="dxa" w:w="1680"/>
+          </w:tcPr>
+          <w:p>
+            <w:pPr>
+              <w:jc w:val="left"/>
+            </w:pPr>
+            <w:r/>
+            <w:hyperlink r:id="rId232">
+              <w:r>
+                <w:rPr>
+                  <w:color w:val="0B4F9E"/>
+                  <w:sz w:val="16"/>
+                  <w:u w:val="single"/>
+                </w:rPr>
+                <w:t>PI-AttnGAN: Physics-informed attention generative modeling for cross-modal FT-IR-to-Raman serum spectral reconstruction</w:t>
+              </w:r>
+            </w:hyperlink>
+          </w:p>
+        </w:tc>
+        <w:tc>
+          <w:tcPr>
+            <w:tcW w:type="dxa" w:w="1680"/>
+          </w:tcPr>
+          <w:p>
+            <w:pPr>
+              <w:jc w:val="left"/>
+            </w:pPr>
+            <w:r/>
+          </w:p>
+        </w:tc>
+        <w:tc>
+          <w:tcPr>
+            <w:tcW w:type="dxa" w:w="1680"/>
+          </w:tcPr>
+          <w:p>
+            <w:pPr>
+              <w:jc w:val="left"/>
+            </w:pPr>
+            <w:r/>
+          </w:p>
+        </w:tc>
+        <w:tc>
+          <w:tcPr>
+            <w:tcW w:type="dxa" w:w="1680"/>
+          </w:tcPr>
+          <w:p>
+            <w:pPr>
+              <w:jc w:val="left"/>
+            </w:pPr>
+            <w:r/>
+          </w:p>
+        </w:tc>
+        <w:tc>
+          <w:tcPr>
+            <w:tcW w:type="dxa" w:w="1680"/>
+          </w:tcPr>
+          <w:p>
+            <w:pPr>
+              <w:jc w:val="left"/>
+            </w:pPr>
+            <w:r/>
+            <w:r>
+              <w:rPr>
+                <w:sz w:val="16"/>
+              </w:rPr>
+              <w:t>2026-09-07</w:t>
+            </w:r>
+          </w:p>
+        </w:tc>
+        <w:tc>
+          <w:tcPr>
+            <w:tcW w:type="dxa" w:w="1680"/>
+          </w:tcPr>
+          <w:p>
+            <w:pPr>
+              <w:jc w:val="left"/>
+            </w:pPr>
+            <w:r/>
+            <w:hyperlink r:id="rId232">
+              <w:r>
+                <w:rPr>
+                  <w:color w:val="0B4F9E"/>
+                  <w:sz w:val="16"/>
+                  <w:u w:val="single"/>
+                </w:rPr>
+                <w:t>10.1016/j.saa.2026.128744</w:t>
               </w:r>
             </w:hyperlink>
           </w:p>
@@ -19933,7 +20939,7 @@
         <w:rPr>
           <w:b/>
         </w:rPr>
-        <w:t>163</w:t>
+        <w:t>172</w:t>
       </w:r>
     </w:p>
     <w:p>
@@ -19947,7 +20953,7 @@
         <w:rPr>
           <w:b/>
         </w:rPr>
-        <w:t>86</w:t>
+        <w:t>89</w:t>
       </w:r>
     </w:p>
     <w:p>
@@ -19961,7 +20967,7 @@
         <w:rPr>
           <w:b/>
         </w:rPr>
-        <w:t>182</w:t>
+        <w:t>192</w:t>
       </w:r>
     </w:p>
     <w:p>

--- a/NEEDS_DATA.docx
+++ b/NEEDS_DATA.docx
@@ -17,7 +17,7 @@
     </w:p>
     <w:p>
       <w:r>
-        <w:t xml:space="preserve">Generated 2026-09-07. Every field below was blank in the automated sources. Fill any of them in </w:t>
+        <w:t xml:space="preserve">Generated 2026-09-08. Every field below was blank in the automated sources. Fill any of them in </w:t>
       </w:r>
       <w:r>
         <w:rPr>
@@ -1387,7 +1387,7 @@
         <w:pStyle w:val="Heading2"/>
       </w:pPr>
       <w:r>
-        <w:t>Studies with no numeric performance figure (192 of 201)</w:t>
+        <w:t>Studies with no numeric performance figure (201 of 213)</w:t>
       </w:r>
     </w:p>
     <w:p>
@@ -1809,7 +1809,7 @@
               <w:rPr>
                 <w:sz w:val="16"/>
               </w:rPr>
-              <w:t>ALIGNN, MEGNet, CGCNN</w:t>
+              <w:t>MEGNet, ALIGNN, CGCNN</w:t>
             </w:r>
           </w:p>
         </w:tc>
@@ -2127,118 +2127,6 @@
                   <w:sz w:val="16"/>
                   <w:u w:val="single"/>
                 </w:rPr>
-                <w:t>A computed thermoelectric feature database for 50,992 GNoME materials</w:t>
-              </w:r>
-            </w:hyperlink>
-          </w:p>
-        </w:tc>
-        <w:tc>
-          <w:tcPr>
-            <w:tcW w:type="dxa" w:w="1680"/>
-          </w:tcPr>
-          <w:p>
-            <w:pPr>
-              <w:jc w:val="left"/>
-            </w:pPr>
-            <w:r/>
-            <w:r>
-              <w:rPr>
-                <w:sz w:val="16"/>
-              </w:rPr>
-              <w:t>CHGNet, GNoME</w:t>
-            </w:r>
-          </w:p>
-        </w:tc>
-        <w:tc>
-          <w:tcPr>
-            <w:tcW w:type="dxa" w:w="1680"/>
-          </w:tcPr>
-          <w:p>
-            <w:pPr>
-              <w:jc w:val="left"/>
-            </w:pPr>
-            <w:r/>
-            <w:r>
-              <w:rPr>
-                <w:sz w:val="16"/>
-              </w:rPr>
-              <w:t>thermoelectric</w:t>
-            </w:r>
-          </w:p>
-        </w:tc>
-        <w:tc>
-          <w:tcPr>
-            <w:tcW w:type="dxa" w:w="1680"/>
-          </w:tcPr>
-          <w:p>
-            <w:pPr>
-              <w:jc w:val="left"/>
-            </w:pPr>
-            <w:r/>
-            <w:r>
-              <w:rPr>
-                <w:sz w:val="16"/>
-              </w:rPr>
-              <w:t>DFT, MLIP</w:t>
-            </w:r>
-          </w:p>
-        </w:tc>
-        <w:tc>
-          <w:tcPr>
-            <w:tcW w:type="dxa" w:w="1680"/>
-          </w:tcPr>
-          <w:p>
-            <w:pPr>
-              <w:jc w:val="left"/>
-            </w:pPr>
-            <w:r/>
-            <w:r>
-              <w:rPr>
-                <w:sz w:val="16"/>
-              </w:rPr>
-              <w:t>2026-08-26</w:t>
-            </w:r>
-          </w:p>
-        </w:tc>
-        <w:tc>
-          <w:tcPr>
-            <w:tcW w:type="dxa" w:w="1680"/>
-          </w:tcPr>
-          <w:p>
-            <w:pPr>
-              <w:jc w:val="left"/>
-            </w:pPr>
-            <w:r/>
-            <w:hyperlink r:id="rId39">
-              <w:r>
-                <w:rPr>
-                  <w:color w:val="0B4F9E"/>
-                  <w:sz w:val="16"/>
-                  <w:u w:val="single"/>
-                </w:rPr>
-                <w:t>10.26434/chemrxiv.15007873/v1</w:t>
-              </w:r>
-            </w:hyperlink>
-          </w:p>
-        </w:tc>
-      </w:tr>
-      <w:tr>
-        <w:tc>
-          <w:tcPr>
-            <w:tcW w:type="dxa" w:w="1680"/>
-          </w:tcPr>
-          <w:p>
-            <w:pPr>
-              <w:jc w:val="left"/>
-            </w:pPr>
-            <w:r/>
-            <w:hyperlink r:id="rId40">
-              <w:r>
-                <w:rPr>
-                  <w:color w:val="0B4F9E"/>
-                  <w:sz w:val="16"/>
-                  <w:u w:val="single"/>
-                </w:rPr>
                 <w:t>Cross-Scale Assessment of MACE Foundation Models and from Scratch Trained Potentials for Bi-Pt Systems</w:t>
               </w:r>
             </w:hyperlink>
@@ -2321,7 +2209,7 @@
               <w:jc w:val="left"/>
             </w:pPr>
             <w:r/>
-            <w:hyperlink r:id="rId40">
+            <w:hyperlink r:id="rId39">
               <w:r>
                 <w:rPr>
                   <w:color w:val="0B4F9E"/>
@@ -2344,7 +2232,7 @@
               <w:jc w:val="left"/>
             </w:pPr>
             <w:r/>
-            <w:hyperlink r:id="rId41">
+            <w:hyperlink r:id="rId40">
               <w:r>
                 <w:rPr>
                   <w:color w:val="0B4F9E"/>
@@ -2427,7 +2315,7 @@
               <w:jc w:val="left"/>
             </w:pPr>
             <w:r/>
-            <w:hyperlink r:id="rId41">
+            <w:hyperlink r:id="rId40">
               <w:r>
                 <w:rPr>
                   <w:color w:val="0B4F9E"/>
@@ -2450,7 +2338,7 @@
               <w:jc w:val="left"/>
             </w:pPr>
             <w:r/>
-            <w:hyperlink r:id="rId42">
+            <w:hyperlink r:id="rId41">
               <w:r>
                 <w:rPr>
                   <w:color w:val="0B4F9E"/>
@@ -2539,7 +2427,7 @@
               <w:jc w:val="left"/>
             </w:pPr>
             <w:r/>
-            <w:hyperlink r:id="rId42">
+            <w:hyperlink r:id="rId41">
               <w:r>
                 <w:rPr>
                   <w:color w:val="0B4F9E"/>
@@ -2562,7 +2450,7 @@
               <w:jc w:val="left"/>
             </w:pPr>
             <w:r/>
-            <w:hyperlink r:id="rId43">
+            <w:hyperlink r:id="rId42">
               <w:r>
                 <w:rPr>
                   <w:color w:val="0B4F9E"/>
@@ -2651,6 +2539,29 @@
               <w:jc w:val="left"/>
             </w:pPr>
             <w:r/>
+            <w:hyperlink r:id="rId42">
+              <w:r>
+                <w:rPr>
+                  <w:color w:val="0B4F9E"/>
+                  <w:sz w:val="16"/>
+                  <w:u w:val="single"/>
+                </w:rPr>
+                <w:t>10.26434/chemrxiv.15008248/v1</w:t>
+              </w:r>
+            </w:hyperlink>
+          </w:p>
+        </w:tc>
+      </w:tr>
+      <w:tr>
+        <w:tc>
+          <w:tcPr>
+            <w:tcW w:type="dxa" w:w="1680"/>
+          </w:tcPr>
+          <w:p>
+            <w:pPr>
+              <w:jc w:val="left"/>
+            </w:pPr>
+            <w:r/>
             <w:hyperlink r:id="rId43">
               <w:r>
                 <w:rPr>
@@ -2658,7 +2569,96 @@
                   <w:sz w:val="16"/>
                   <w:u w:val="single"/>
                 </w:rPr>
-                <w:t>10.26434/chemrxiv.15008248/v1</w:t>
+                <w:t>A computed thermoelectric feature database for 50,992 GNoME materials</w:t>
+              </w:r>
+            </w:hyperlink>
+          </w:p>
+        </w:tc>
+        <w:tc>
+          <w:tcPr>
+            <w:tcW w:type="dxa" w:w="1680"/>
+          </w:tcPr>
+          <w:p>
+            <w:pPr>
+              <w:jc w:val="left"/>
+            </w:pPr>
+            <w:r/>
+            <w:r>
+              <w:rPr>
+                <w:sz w:val="16"/>
+              </w:rPr>
+              <w:t>CHGNet, GNoME</w:t>
+            </w:r>
+          </w:p>
+        </w:tc>
+        <w:tc>
+          <w:tcPr>
+            <w:tcW w:type="dxa" w:w="1680"/>
+          </w:tcPr>
+          <w:p>
+            <w:pPr>
+              <w:jc w:val="left"/>
+            </w:pPr>
+            <w:r/>
+            <w:r>
+              <w:rPr>
+                <w:sz w:val="16"/>
+              </w:rPr>
+              <w:t>thermoelectric</w:t>
+            </w:r>
+          </w:p>
+        </w:tc>
+        <w:tc>
+          <w:tcPr>
+            <w:tcW w:type="dxa" w:w="1680"/>
+          </w:tcPr>
+          <w:p>
+            <w:pPr>
+              <w:jc w:val="left"/>
+            </w:pPr>
+            <w:r/>
+            <w:r>
+              <w:rPr>
+                <w:sz w:val="16"/>
+              </w:rPr>
+              <w:t>DFT, MLIP</w:t>
+            </w:r>
+          </w:p>
+        </w:tc>
+        <w:tc>
+          <w:tcPr>
+            <w:tcW w:type="dxa" w:w="1680"/>
+          </w:tcPr>
+          <w:p>
+            <w:pPr>
+              <w:jc w:val="left"/>
+            </w:pPr>
+            <w:r/>
+            <w:r>
+              <w:rPr>
+                <w:sz w:val="16"/>
+              </w:rPr>
+              <w:t>2026-09-08</w:t>
+            </w:r>
+          </w:p>
+        </w:tc>
+        <w:tc>
+          <w:tcPr>
+            <w:tcW w:type="dxa" w:w="1680"/>
+          </w:tcPr>
+          <w:p>
+            <w:pPr>
+              <w:jc w:val="left"/>
+            </w:pPr>
+            <w:r/>
+            <w:hyperlink r:id="rId43">
+              <w:r>
+                <w:rPr>
+                  <w:color w:val="0B4F9E"/>
+                  <w:sz w:val="16"/>
+                  <w:u w:val="single"/>
+                </w:rPr>
+                <w:t>10.26434/chemrxiv.15007873/v2</w:t>
               </w:r>
             </w:hyperlink>
           </w:p>
@@ -3541,7 +3541,7 @@
               <w:rPr>
                 <w:sz w:val="16"/>
               </w:rPr>
-              <w:t>ALIGNN, CHGNet</w:t>
+              <w:t>CHGNet, ALIGNN</w:t>
             </w:r>
           </w:p>
         </w:tc>
@@ -3647,7 +3647,7 @@
               <w:rPr>
                 <w:sz w:val="16"/>
               </w:rPr>
-              <w:t>MatterSim, MatterGen</w:t>
+              <w:t>MatterGen, MatterSim</w:t>
             </w:r>
           </w:p>
         </w:tc>
@@ -12023,6 +12023,218 @@
                   <w:sz w:val="16"/>
                   <w:u w:val="single"/>
                 </w:rPr>
+                <w:t>High-throughput determination of threshold displacement energies in AlGaN alloys</w:t>
+              </w:r>
+            </w:hyperlink>
+          </w:p>
+        </w:tc>
+        <w:tc>
+          <w:tcPr>
+            <w:tcW w:type="dxa" w:w="1680"/>
+          </w:tcPr>
+          <w:p>
+            <w:pPr>
+              <w:jc w:val="left"/>
+            </w:pPr>
+            <w:r/>
+          </w:p>
+        </w:tc>
+        <w:tc>
+          <w:tcPr>
+            <w:tcW w:type="dxa" w:w="1680"/>
+          </w:tcPr>
+          <w:p>
+            <w:pPr>
+              <w:jc w:val="left"/>
+            </w:pPr>
+            <w:r/>
+            <w:r>
+              <w:rPr>
+                <w:sz w:val="16"/>
+              </w:rPr>
+              <w:t>alloy, semiconductor, nitride</w:t>
+            </w:r>
+          </w:p>
+        </w:tc>
+        <w:tc>
+          <w:tcPr>
+            <w:tcW w:type="dxa" w:w="1680"/>
+          </w:tcPr>
+          <w:p>
+            <w:pPr>
+              <w:jc w:val="left"/>
+            </w:pPr>
+            <w:r/>
+            <w:r>
+              <w:rPr>
+                <w:sz w:val="16"/>
+              </w:rPr>
+              <w:t>DFT, MD, MLIP</w:t>
+            </w:r>
+          </w:p>
+        </w:tc>
+        <w:tc>
+          <w:tcPr>
+            <w:tcW w:type="dxa" w:w="1680"/>
+          </w:tcPr>
+          <w:p>
+            <w:pPr>
+              <w:jc w:val="left"/>
+            </w:pPr>
+            <w:r/>
+            <w:r>
+              <w:rPr>
+                <w:sz w:val="16"/>
+              </w:rPr>
+              <w:t>2026-09-07</w:t>
+            </w:r>
+          </w:p>
+        </w:tc>
+        <w:tc>
+          <w:tcPr>
+            <w:tcW w:type="dxa" w:w="1680"/>
+          </w:tcPr>
+          <w:p>
+            <w:pPr>
+              <w:jc w:val="left"/>
+            </w:pPr>
+            <w:r/>
+            <w:hyperlink r:id="rId139">
+              <w:r>
+                <w:rPr>
+                  <w:color w:val="0B4F9E"/>
+                  <w:sz w:val="16"/>
+                  <w:u w:val="single"/>
+                </w:rPr>
+                <w:t>10.12688/nuclscitechnolopenres.17814.1</w:t>
+              </w:r>
+            </w:hyperlink>
+          </w:p>
+        </w:tc>
+      </w:tr>
+      <w:tr>
+        <w:tc>
+          <w:tcPr>
+            <w:tcW w:type="dxa" w:w="1680"/>
+          </w:tcPr>
+          <w:p>
+            <w:pPr>
+              <w:jc w:val="left"/>
+            </w:pPr>
+            <w:r/>
+            <w:hyperlink r:id="rId140">
+              <w:r>
+                <w:rPr>
+                  <w:color w:val="0B4F9E"/>
+                  <w:sz w:val="16"/>
+                  <w:u w:val="single"/>
+                </w:rPr>
+                <w:t>Dataset for High Throughput Screening of Heusler Alloy for electrochemical NRR</w:t>
+              </w:r>
+            </w:hyperlink>
+          </w:p>
+        </w:tc>
+        <w:tc>
+          <w:tcPr>
+            <w:tcW w:type="dxa" w:w="1680"/>
+          </w:tcPr>
+          <w:p>
+            <w:pPr>
+              <w:jc w:val="left"/>
+            </w:pPr>
+            <w:r/>
+          </w:p>
+        </w:tc>
+        <w:tc>
+          <w:tcPr>
+            <w:tcW w:type="dxa" w:w="1680"/>
+          </w:tcPr>
+          <w:p>
+            <w:pPr>
+              <w:jc w:val="left"/>
+            </w:pPr>
+            <w:r/>
+            <w:r>
+              <w:rPr>
+                <w:sz w:val="16"/>
+              </w:rPr>
+              <w:t>catalyst, alloy</w:t>
+            </w:r>
+          </w:p>
+        </w:tc>
+        <w:tc>
+          <w:tcPr>
+            <w:tcW w:type="dxa" w:w="1680"/>
+          </w:tcPr>
+          <w:p>
+            <w:pPr>
+              <w:jc w:val="left"/>
+            </w:pPr>
+            <w:r/>
+            <w:r>
+              <w:rPr>
+                <w:sz w:val="16"/>
+              </w:rPr>
+              <w:t>MLIP, free energy</w:t>
+            </w:r>
+          </w:p>
+        </w:tc>
+        <w:tc>
+          <w:tcPr>
+            <w:tcW w:type="dxa" w:w="1680"/>
+          </w:tcPr>
+          <w:p>
+            <w:pPr>
+              <w:jc w:val="left"/>
+            </w:pPr>
+            <w:r/>
+            <w:r>
+              <w:rPr>
+                <w:sz w:val="16"/>
+              </w:rPr>
+              <w:t>2026-09-07</w:t>
+            </w:r>
+          </w:p>
+        </w:tc>
+        <w:tc>
+          <w:tcPr>
+            <w:tcW w:type="dxa" w:w="1680"/>
+          </w:tcPr>
+          <w:p>
+            <w:pPr>
+              <w:jc w:val="left"/>
+            </w:pPr>
+            <w:r/>
+            <w:hyperlink r:id="rId140">
+              <w:r>
+                <w:rPr>
+                  <w:color w:val="0B4F9E"/>
+                  <w:sz w:val="16"/>
+                  <w:u w:val="single"/>
+                </w:rPr>
+                <w:t>10.6084/m9.figshare.33456433</w:t>
+              </w:r>
+            </w:hyperlink>
+          </w:p>
+        </w:tc>
+      </w:tr>
+      <w:tr>
+        <w:tc>
+          <w:tcPr>
+            <w:tcW w:type="dxa" w:w="1680"/>
+          </w:tcPr>
+          <w:p>
+            <w:pPr>
+              <w:jc w:val="left"/>
+            </w:pPr>
+            <w:r/>
+            <w:hyperlink r:id="rId141">
+              <w:r>
+                <w:rPr>
+                  <w:color w:val="0B4F9E"/>
+                  <w:sz w:val="16"/>
+                  <w:u w:val="single"/>
+                </w:rPr>
                 <w:t>Integrating Theory–Experiment Active Learning and Mechanistic Insights for High-Entropy Alloy Design Toward Efficient Al</w:t>
               </w:r>
             </w:hyperlink>
@@ -12099,7 +12311,7 @@
               <w:jc w:val="left"/>
             </w:pPr>
             <w:r/>
-            <w:hyperlink r:id="rId139">
+            <w:hyperlink r:id="rId141">
               <w:r>
                 <w:rPr>
                   <w:color w:val="0B4F9E"/>
@@ -12122,7 +12334,7 @@
               <w:jc w:val="left"/>
             </w:pPr>
             <w:r/>
-            <w:hyperlink r:id="rId140">
+            <w:hyperlink r:id="rId142">
               <w:r>
                 <w:rPr>
                   <w:color w:val="0B4F9E"/>
@@ -12205,7 +12417,7 @@
               <w:jc w:val="left"/>
             </w:pPr>
             <w:r/>
-            <w:hyperlink r:id="rId140">
+            <w:hyperlink r:id="rId142">
               <w:r>
                 <w:rPr>
                   <w:color w:val="0B4F9E"/>
@@ -12228,7 +12440,313 @@
               <w:jc w:val="left"/>
             </w:pPr>
             <w:r/>
-            <w:hyperlink r:id="rId141">
+            <w:hyperlink r:id="rId143">
+              <w:r>
+                <w:rPr>
+                  <w:color w:val="0B4F9E"/>
+                  <w:sz w:val="16"/>
+                  <w:u w:val="single"/>
+                </w:rPr>
+                <w:t>Cross-Scale Machine Learning for Polymer Materials: Linking Molecular Structure, Mesoscale Organization, Processing Hist</w:t>
+              </w:r>
+            </w:hyperlink>
+          </w:p>
+        </w:tc>
+        <w:tc>
+          <w:tcPr>
+            <w:tcW w:type="dxa" w:w="1680"/>
+          </w:tcPr>
+          <w:p>
+            <w:pPr>
+              <w:jc w:val="left"/>
+            </w:pPr>
+            <w:r/>
+          </w:p>
+        </w:tc>
+        <w:tc>
+          <w:tcPr>
+            <w:tcW w:type="dxa" w:w="1680"/>
+          </w:tcPr>
+          <w:p>
+            <w:pPr>
+              <w:jc w:val="left"/>
+            </w:pPr>
+            <w:r/>
+            <w:r>
+              <w:rPr>
+                <w:sz w:val="16"/>
+              </w:rPr>
+              <w:t>polymer</w:t>
+            </w:r>
+          </w:p>
+        </w:tc>
+        <w:tc>
+          <w:tcPr>
+            <w:tcW w:type="dxa" w:w="1680"/>
+          </w:tcPr>
+          <w:p>
+            <w:pPr>
+              <w:jc w:val="left"/>
+            </w:pPr>
+            <w:r/>
+          </w:p>
+        </w:tc>
+        <w:tc>
+          <w:tcPr>
+            <w:tcW w:type="dxa" w:w="1680"/>
+          </w:tcPr>
+          <w:p>
+            <w:pPr>
+              <w:jc w:val="left"/>
+            </w:pPr>
+            <w:r/>
+            <w:r>
+              <w:rPr>
+                <w:sz w:val="16"/>
+              </w:rPr>
+              <w:t>2026-09-08</w:t>
+            </w:r>
+          </w:p>
+        </w:tc>
+        <w:tc>
+          <w:tcPr>
+            <w:tcW w:type="dxa" w:w="1680"/>
+          </w:tcPr>
+          <w:p>
+            <w:pPr>
+              <w:jc w:val="left"/>
+            </w:pPr>
+            <w:r/>
+            <w:hyperlink r:id="rId143">
+              <w:r>
+                <w:rPr>
+                  <w:color w:val="0B4F9E"/>
+                  <w:sz w:val="16"/>
+                  <w:u w:val="single"/>
+                </w:rPr>
+                <w:t>10.1021/acsapm.6c02610</w:t>
+              </w:r>
+            </w:hyperlink>
+          </w:p>
+        </w:tc>
+      </w:tr>
+      <w:tr>
+        <w:tc>
+          <w:tcPr>
+            <w:tcW w:type="dxa" w:w="1680"/>
+          </w:tcPr>
+          <w:p>
+            <w:pPr>
+              <w:jc w:val="left"/>
+            </w:pPr>
+            <w:r/>
+            <w:hyperlink r:id="rId144">
+              <w:r>
+                <w:rPr>
+                  <w:color w:val="0B4F9E"/>
+                  <w:sz w:val="16"/>
+                  <w:u w:val="single"/>
+                </w:rPr>
+                <w:t>Cation Engineering of Cubic AGaBr3 (A = Na, K) Halide Perovskites: A First-Principles and Machine Learning Study</w:t>
+              </w:r>
+            </w:hyperlink>
+          </w:p>
+        </w:tc>
+        <w:tc>
+          <w:tcPr>
+            <w:tcW w:type="dxa" w:w="1680"/>
+          </w:tcPr>
+          <w:p>
+            <w:pPr>
+              <w:jc w:val="left"/>
+            </w:pPr>
+            <w:r/>
+          </w:p>
+        </w:tc>
+        <w:tc>
+          <w:tcPr>
+            <w:tcW w:type="dxa" w:w="1680"/>
+          </w:tcPr>
+          <w:p>
+            <w:pPr>
+              <w:jc w:val="left"/>
+            </w:pPr>
+            <w:r/>
+            <w:r>
+              <w:rPr>
+                <w:sz w:val="16"/>
+              </w:rPr>
+              <w:t>perovskite, halide perovskite</w:t>
+            </w:r>
+          </w:p>
+        </w:tc>
+        <w:tc>
+          <w:tcPr>
+            <w:tcW w:type="dxa" w:w="1680"/>
+          </w:tcPr>
+          <w:p>
+            <w:pPr>
+              <w:jc w:val="left"/>
+            </w:pPr>
+            <w:r/>
+            <w:r>
+              <w:rPr>
+                <w:sz w:val="16"/>
+              </w:rPr>
+              <w:t>DFT</w:t>
+            </w:r>
+          </w:p>
+        </w:tc>
+        <w:tc>
+          <w:tcPr>
+            <w:tcW w:type="dxa" w:w="1680"/>
+          </w:tcPr>
+          <w:p>
+            <w:pPr>
+              <w:jc w:val="left"/>
+            </w:pPr>
+            <w:r/>
+            <w:r>
+              <w:rPr>
+                <w:sz w:val="16"/>
+              </w:rPr>
+              <w:t>2026-09-08</w:t>
+            </w:r>
+          </w:p>
+        </w:tc>
+        <w:tc>
+          <w:tcPr>
+            <w:tcW w:type="dxa" w:w="1680"/>
+          </w:tcPr>
+          <w:p>
+            <w:pPr>
+              <w:jc w:val="left"/>
+            </w:pPr>
+            <w:r/>
+            <w:hyperlink r:id="rId144">
+              <w:r>
+                <w:rPr>
+                  <w:color w:val="0B4F9E"/>
+                  <w:sz w:val="16"/>
+                  <w:u w:val="single"/>
+                </w:rPr>
+                <w:t>10.1016/j.physb.2026.419329</w:t>
+              </w:r>
+            </w:hyperlink>
+          </w:p>
+        </w:tc>
+      </w:tr>
+      <w:tr>
+        <w:tc>
+          <w:tcPr>
+            <w:tcW w:type="dxa" w:w="1680"/>
+          </w:tcPr>
+          <w:p>
+            <w:pPr>
+              <w:jc w:val="left"/>
+            </w:pPr>
+            <w:r/>
+            <w:hyperlink r:id="rId145">
+              <w:r>
+                <w:rPr>
+                  <w:color w:val="0B4F9E"/>
+                  <w:sz w:val="16"/>
+                  <w:u w:val="single"/>
+                </w:rPr>
+                <w:t>Statistical and deep learning approaches for predicting degradation of polymeric materials in photovoltaics</w:t>
+              </w:r>
+            </w:hyperlink>
+          </w:p>
+        </w:tc>
+        <w:tc>
+          <w:tcPr>
+            <w:tcW w:type="dxa" w:w="1680"/>
+          </w:tcPr>
+          <w:p>
+            <w:pPr>
+              <w:jc w:val="left"/>
+            </w:pPr>
+            <w:r/>
+          </w:p>
+        </w:tc>
+        <w:tc>
+          <w:tcPr>
+            <w:tcW w:type="dxa" w:w="1680"/>
+          </w:tcPr>
+          <w:p>
+            <w:pPr>
+              <w:jc w:val="left"/>
+            </w:pPr>
+            <w:r/>
+            <w:r>
+              <w:rPr>
+                <w:sz w:val="16"/>
+              </w:rPr>
+              <w:t>photovoltaic</w:t>
+            </w:r>
+          </w:p>
+        </w:tc>
+        <w:tc>
+          <w:tcPr>
+            <w:tcW w:type="dxa" w:w="1680"/>
+          </w:tcPr>
+          <w:p>
+            <w:pPr>
+              <w:jc w:val="left"/>
+            </w:pPr>
+            <w:r/>
+          </w:p>
+        </w:tc>
+        <w:tc>
+          <w:tcPr>
+            <w:tcW w:type="dxa" w:w="1680"/>
+          </w:tcPr>
+          <w:p>
+            <w:pPr>
+              <w:jc w:val="left"/>
+            </w:pPr>
+            <w:r/>
+            <w:r>
+              <w:rPr>
+                <w:sz w:val="16"/>
+              </w:rPr>
+              <w:t>2026-09-08</w:t>
+            </w:r>
+          </w:p>
+        </w:tc>
+        <w:tc>
+          <w:tcPr>
+            <w:tcW w:type="dxa" w:w="1680"/>
+          </w:tcPr>
+          <w:p>
+            <w:pPr>
+              <w:jc w:val="left"/>
+            </w:pPr>
+            <w:r/>
+            <w:hyperlink r:id="rId145">
+              <w:r>
+                <w:rPr>
+                  <w:color w:val="0B4F9E"/>
+                  <w:sz w:val="16"/>
+                  <w:u w:val="single"/>
+                </w:rPr>
+                <w:t>10.1080/00224065.2026.2723885</w:t>
+              </w:r>
+            </w:hyperlink>
+          </w:p>
+        </w:tc>
+      </w:tr>
+      <w:tr>
+        <w:tc>
+          <w:tcPr>
+            <w:tcW w:type="dxa" w:w="1680"/>
+          </w:tcPr>
+          <w:p>
+            <w:pPr>
+              <w:jc w:val="left"/>
+            </w:pPr>
+            <w:r/>
+            <w:hyperlink r:id="rId146">
               <w:r>
                 <w:rPr>
                   <w:color w:val="0B4F9E"/>
@@ -12299,7 +12817,7 @@
               <w:jc w:val="left"/>
             </w:pPr>
             <w:r/>
-            <w:hyperlink r:id="rId141">
+            <w:hyperlink r:id="rId146">
               <w:r>
                 <w:rPr>
                   <w:color w:val="0B4F9E"/>
@@ -12322,7 +12840,7 @@
               <w:jc w:val="left"/>
             </w:pPr>
             <w:r/>
-            <w:hyperlink r:id="rId142">
+            <w:hyperlink r:id="rId147">
               <w:r>
                 <w:rPr>
                   <w:color w:val="0B4F9E"/>
@@ -12387,500 +12905,6 @@
                 <w:sz w:val="16"/>
               </w:rPr>
               <w:t>2026-08-14</w:t>
-            </w:r>
-          </w:p>
-        </w:tc>
-        <w:tc>
-          <w:tcPr>
-            <w:tcW w:type="dxa" w:w="1680"/>
-          </w:tcPr>
-          <w:p>
-            <w:pPr>
-              <w:jc w:val="left"/>
-            </w:pPr>
-            <w:r/>
-            <w:hyperlink r:id="rId142">
-              <w:r>
-                <w:rPr>
-                  <w:color w:val="0B4F9E"/>
-                  <w:sz w:val="16"/>
-                  <w:u w:val="single"/>
-                </w:rPr>
-                <w:t>link</w:t>
-              </w:r>
-            </w:hyperlink>
-          </w:p>
-        </w:tc>
-      </w:tr>
-      <w:tr>
-        <w:tc>
-          <w:tcPr>
-            <w:tcW w:type="dxa" w:w="1680"/>
-          </w:tcPr>
-          <w:p>
-            <w:pPr>
-              <w:jc w:val="left"/>
-            </w:pPr>
-            <w:r/>
-            <w:hyperlink r:id="rId143">
-              <w:r>
-                <w:rPr>
-                  <w:color w:val="0B4F9E"/>
-                  <w:sz w:val="16"/>
-                  <w:u w:val="single"/>
-                </w:rPr>
-                <w:t>The Past and Future of AI Scientists</w:t>
-              </w:r>
-            </w:hyperlink>
-          </w:p>
-        </w:tc>
-        <w:tc>
-          <w:tcPr>
-            <w:tcW w:type="dxa" w:w="1680"/>
-          </w:tcPr>
-          <w:p>
-            <w:pPr>
-              <w:jc w:val="left"/>
-            </w:pPr>
-            <w:r/>
-          </w:p>
-        </w:tc>
-        <w:tc>
-          <w:tcPr>
-            <w:tcW w:type="dxa" w:w="1680"/>
-          </w:tcPr>
-          <w:p>
-            <w:pPr>
-              <w:jc w:val="left"/>
-            </w:pPr>
-            <w:r/>
-          </w:p>
-        </w:tc>
-        <w:tc>
-          <w:tcPr>
-            <w:tcW w:type="dxa" w:w="1680"/>
-          </w:tcPr>
-          <w:p>
-            <w:pPr>
-              <w:jc w:val="left"/>
-            </w:pPr>
-            <w:r/>
-            <w:r>
-              <w:rPr>
-                <w:sz w:val="16"/>
-              </w:rPr>
-              <w:t>MLIP</w:t>
-            </w:r>
-          </w:p>
-        </w:tc>
-        <w:tc>
-          <w:tcPr>
-            <w:tcW w:type="dxa" w:w="1680"/>
-          </w:tcPr>
-          <w:p>
-            <w:pPr>
-              <w:jc w:val="left"/>
-            </w:pPr>
-            <w:r/>
-            <w:r>
-              <w:rPr>
-                <w:sz w:val="16"/>
-              </w:rPr>
-              <w:t>2026-08-14</w:t>
-            </w:r>
-          </w:p>
-        </w:tc>
-        <w:tc>
-          <w:tcPr>
-            <w:tcW w:type="dxa" w:w="1680"/>
-          </w:tcPr>
-          <w:p>
-            <w:pPr>
-              <w:jc w:val="left"/>
-            </w:pPr>
-            <w:r/>
-            <w:hyperlink r:id="rId143">
-              <w:r>
-                <w:rPr>
-                  <w:color w:val="0B4F9E"/>
-                  <w:sz w:val="16"/>
-                  <w:u w:val="single"/>
-                </w:rPr>
-                <w:t>link</w:t>
-              </w:r>
-            </w:hyperlink>
-          </w:p>
-        </w:tc>
-      </w:tr>
-      <w:tr>
-        <w:tc>
-          <w:tcPr>
-            <w:tcW w:type="dxa" w:w="1680"/>
-          </w:tcPr>
-          <w:p>
-            <w:pPr>
-              <w:jc w:val="left"/>
-            </w:pPr>
-            <w:r/>
-            <w:hyperlink r:id="rId144">
-              <w:r>
-                <w:rPr>
-                  <w:color w:val="0B4F9E"/>
-                  <w:sz w:val="16"/>
-                  <w:u w:val="single"/>
-                </w:rPr>
-                <w:t>Graph neural network prediction of temperature-dependent hydrogen diffusion and thermal conductivity tensors of tungsten</w:t>
-              </w:r>
-            </w:hyperlink>
-          </w:p>
-        </w:tc>
-        <w:tc>
-          <w:tcPr>
-            <w:tcW w:type="dxa" w:w="1680"/>
-          </w:tcPr>
-          <w:p>
-            <w:pPr>
-              <w:jc w:val="left"/>
-            </w:pPr>
-            <w:r/>
-          </w:p>
-        </w:tc>
-        <w:tc>
-          <w:tcPr>
-            <w:tcW w:type="dxa" w:w="1680"/>
-          </w:tcPr>
-          <w:p>
-            <w:pPr>
-              <w:jc w:val="left"/>
-            </w:pPr>
-            <w:r/>
-          </w:p>
-        </w:tc>
-        <w:tc>
-          <w:tcPr>
-            <w:tcW w:type="dxa" w:w="1680"/>
-          </w:tcPr>
-          <w:p>
-            <w:pPr>
-              <w:jc w:val="left"/>
-            </w:pPr>
-            <w:r/>
-            <w:r>
-              <w:rPr>
-                <w:sz w:val="16"/>
-              </w:rPr>
-              <w:t>MD</w:t>
-            </w:r>
-          </w:p>
-        </w:tc>
-        <w:tc>
-          <w:tcPr>
-            <w:tcW w:type="dxa" w:w="1680"/>
-          </w:tcPr>
-          <w:p>
-            <w:pPr>
-              <w:jc w:val="left"/>
-            </w:pPr>
-            <w:r/>
-            <w:r>
-              <w:rPr>
-                <w:sz w:val="16"/>
-              </w:rPr>
-              <w:t>2026-08-16</w:t>
-            </w:r>
-          </w:p>
-        </w:tc>
-        <w:tc>
-          <w:tcPr>
-            <w:tcW w:type="dxa" w:w="1680"/>
-          </w:tcPr>
-          <w:p>
-            <w:pPr>
-              <w:jc w:val="left"/>
-            </w:pPr>
-            <w:r/>
-            <w:hyperlink r:id="rId144">
-              <w:r>
-                <w:rPr>
-                  <w:color w:val="0B4F9E"/>
-                  <w:sz w:val="16"/>
-                  <w:u w:val="single"/>
-                </w:rPr>
-                <w:t>link</w:t>
-              </w:r>
-            </w:hyperlink>
-          </w:p>
-        </w:tc>
-      </w:tr>
-      <w:tr>
-        <w:tc>
-          <w:tcPr>
-            <w:tcW w:type="dxa" w:w="1680"/>
-          </w:tcPr>
-          <w:p>
-            <w:pPr>
-              <w:jc w:val="left"/>
-            </w:pPr>
-            <w:r/>
-            <w:hyperlink r:id="rId145">
-              <w:r>
-                <w:rPr>
-                  <w:color w:val="0B4F9E"/>
-                  <w:sz w:val="16"/>
-                  <w:u w:val="single"/>
-                </w:rPr>
-                <w:t>Machine Learning-Accelerated Band-Edge Engineering of Pnictogen Chalcohalide Solid Solutions for Solar Energy Technologi</w:t>
-              </w:r>
-            </w:hyperlink>
-          </w:p>
-        </w:tc>
-        <w:tc>
-          <w:tcPr>
-            <w:tcW w:type="dxa" w:w="1680"/>
-          </w:tcPr>
-          <w:p>
-            <w:pPr>
-              <w:jc w:val="left"/>
-            </w:pPr>
-            <w:r/>
-          </w:p>
-        </w:tc>
-        <w:tc>
-          <w:tcPr>
-            <w:tcW w:type="dxa" w:w="1680"/>
-          </w:tcPr>
-          <w:p>
-            <w:pPr>
-              <w:jc w:val="left"/>
-            </w:pPr>
-            <w:r/>
-          </w:p>
-        </w:tc>
-        <w:tc>
-          <w:tcPr>
-            <w:tcW w:type="dxa" w:w="1680"/>
-          </w:tcPr>
-          <w:p>
-            <w:pPr>
-              <w:jc w:val="left"/>
-            </w:pPr>
-            <w:r/>
-            <w:r>
-              <w:rPr>
-                <w:sz w:val="16"/>
-              </w:rPr>
-              <w:t>DFT</w:t>
-            </w:r>
-          </w:p>
-        </w:tc>
-        <w:tc>
-          <w:tcPr>
-            <w:tcW w:type="dxa" w:w="1680"/>
-          </w:tcPr>
-          <w:p>
-            <w:pPr>
-              <w:jc w:val="left"/>
-            </w:pPr>
-            <w:r/>
-            <w:r>
-              <w:rPr>
-                <w:sz w:val="16"/>
-              </w:rPr>
-              <w:t>2026-08-17</w:t>
-            </w:r>
-          </w:p>
-        </w:tc>
-        <w:tc>
-          <w:tcPr>
-            <w:tcW w:type="dxa" w:w="1680"/>
-          </w:tcPr>
-          <w:p>
-            <w:pPr>
-              <w:jc w:val="left"/>
-            </w:pPr>
-            <w:r/>
-            <w:hyperlink r:id="rId145">
-              <w:r>
-                <w:rPr>
-                  <w:color w:val="0B4F9E"/>
-                  <w:sz w:val="16"/>
-                  <w:u w:val="single"/>
-                </w:rPr>
-                <w:t>link</w:t>
-              </w:r>
-            </w:hyperlink>
-          </w:p>
-        </w:tc>
-      </w:tr>
-      <w:tr>
-        <w:tc>
-          <w:tcPr>
-            <w:tcW w:type="dxa" w:w="1680"/>
-          </w:tcPr>
-          <w:p>
-            <w:pPr>
-              <w:jc w:val="left"/>
-            </w:pPr>
-            <w:r/>
-            <w:hyperlink r:id="rId146">
-              <w:r>
-                <w:rPr>
-                  <w:color w:val="0B4F9E"/>
-                  <w:sz w:val="16"/>
-                  <w:u w:val="single"/>
-                </w:rPr>
-                <w:t xml:space="preserve">Extracting a nitrile-centered, ether-assisted motif hierarchy for lithium-battery electrolyte design from billion-scale </w:t>
-              </w:r>
-            </w:hyperlink>
-          </w:p>
-        </w:tc>
-        <w:tc>
-          <w:tcPr>
-            <w:tcW w:type="dxa" w:w="1680"/>
-          </w:tcPr>
-          <w:p>
-            <w:pPr>
-              <w:jc w:val="left"/>
-            </w:pPr>
-            <w:r/>
-          </w:p>
-        </w:tc>
-        <w:tc>
-          <w:tcPr>
-            <w:tcW w:type="dxa" w:w="1680"/>
-          </w:tcPr>
-          <w:p>
-            <w:pPr>
-              <w:jc w:val="left"/>
-            </w:pPr>
-            <w:r/>
-          </w:p>
-        </w:tc>
-        <w:tc>
-          <w:tcPr>
-            <w:tcW w:type="dxa" w:w="1680"/>
-          </w:tcPr>
-          <w:p>
-            <w:pPr>
-              <w:jc w:val="left"/>
-            </w:pPr>
-            <w:r/>
-          </w:p>
-        </w:tc>
-        <w:tc>
-          <w:tcPr>
-            <w:tcW w:type="dxa" w:w="1680"/>
-          </w:tcPr>
-          <w:p>
-            <w:pPr>
-              <w:jc w:val="left"/>
-            </w:pPr>
-            <w:r/>
-            <w:r>
-              <w:rPr>
-                <w:sz w:val="16"/>
-              </w:rPr>
-              <w:t>2026-08-17</w:t>
-            </w:r>
-          </w:p>
-        </w:tc>
-        <w:tc>
-          <w:tcPr>
-            <w:tcW w:type="dxa" w:w="1680"/>
-          </w:tcPr>
-          <w:p>
-            <w:pPr>
-              <w:jc w:val="left"/>
-            </w:pPr>
-            <w:r/>
-            <w:hyperlink r:id="rId146">
-              <w:r>
-                <w:rPr>
-                  <w:color w:val="0B4F9E"/>
-                  <w:sz w:val="16"/>
-                  <w:u w:val="single"/>
-                </w:rPr>
-                <w:t>link</w:t>
-              </w:r>
-            </w:hyperlink>
-          </w:p>
-        </w:tc>
-      </w:tr>
-      <w:tr>
-        <w:tc>
-          <w:tcPr>
-            <w:tcW w:type="dxa" w:w="1680"/>
-          </w:tcPr>
-          <w:p>
-            <w:pPr>
-              <w:jc w:val="left"/>
-            </w:pPr>
-            <w:r/>
-            <w:hyperlink r:id="rId147">
-              <w:r>
-                <w:rPr>
-                  <w:color w:val="0B4F9E"/>
-                  <w:sz w:val="16"/>
-                  <w:u w:val="single"/>
-                </w:rPr>
-                <w:t>Discovery of novel magnetic Y-Mn-B compounds via advanced machine learning guided framework</w:t>
-              </w:r>
-            </w:hyperlink>
-          </w:p>
-        </w:tc>
-        <w:tc>
-          <w:tcPr>
-            <w:tcW w:type="dxa" w:w="1680"/>
-          </w:tcPr>
-          <w:p>
-            <w:pPr>
-              <w:jc w:val="left"/>
-            </w:pPr>
-            <w:r/>
-          </w:p>
-        </w:tc>
-        <w:tc>
-          <w:tcPr>
-            <w:tcW w:type="dxa" w:w="1680"/>
-          </w:tcPr>
-          <w:p>
-            <w:pPr>
-              <w:jc w:val="left"/>
-            </w:pPr>
-            <w:r/>
-          </w:p>
-        </w:tc>
-        <w:tc>
-          <w:tcPr>
-            <w:tcW w:type="dxa" w:w="1680"/>
-          </w:tcPr>
-          <w:p>
-            <w:pPr>
-              <w:jc w:val="left"/>
-            </w:pPr>
-            <w:r/>
-            <w:r>
-              <w:rPr>
-                <w:sz w:val="16"/>
-              </w:rPr>
-              <w:t>DFT</w:t>
-            </w:r>
-          </w:p>
-        </w:tc>
-        <w:tc>
-          <w:tcPr>
-            <w:tcW w:type="dxa" w:w="1680"/>
-          </w:tcPr>
-          <w:p>
-            <w:pPr>
-              <w:jc w:val="left"/>
-            </w:pPr>
-            <w:r/>
-            <w:r>
-              <w:rPr>
-                <w:sz w:val="16"/>
-              </w:rPr>
-              <w:t>2026-08-17</w:t>
             </w:r>
           </w:p>
         </w:tc>
@@ -12923,7 +12947,7 @@
                   <w:sz w:val="16"/>
                   <w:u w:val="single"/>
                 </w:rPr>
-                <w:t>Unlocking Multi-Component Bulk-Materials Molecular Dynamics with a Small-Footprint Machine Learning Interatomic Potentia</w:t>
+                <w:t>The Past and Future of AI Scientists</w:t>
               </w:r>
             </w:hyperlink>
           </w:p>
@@ -12963,24 +12987,24 @@
               <w:rPr>
                 <w:sz w:val="16"/>
               </w:rPr>
-              <w:t>MD, MLIP</w:t>
-            </w:r>
-          </w:p>
-        </w:tc>
-        <w:tc>
-          <w:tcPr>
-            <w:tcW w:type="dxa" w:w="1680"/>
-          </w:tcPr>
-          <w:p>
-            <w:pPr>
-              <w:jc w:val="left"/>
-            </w:pPr>
-            <w:r/>
-            <w:r>
-              <w:rPr>
-                <w:sz w:val="16"/>
-              </w:rPr>
-              <w:t>2026-08-17</w:t>
+              <w:t>MLIP</w:t>
+            </w:r>
+          </w:p>
+        </w:tc>
+        <w:tc>
+          <w:tcPr>
+            <w:tcW w:type="dxa" w:w="1680"/>
+          </w:tcPr>
+          <w:p>
+            <w:pPr>
+              <w:jc w:val="left"/>
+            </w:pPr>
+            <w:r/>
+            <w:r>
+              <w:rPr>
+                <w:sz w:val="16"/>
+              </w:rPr>
+              <w:t>2026-08-14</w:t>
             </w:r>
           </w:p>
         </w:tc>
@@ -13023,7 +13047,7 @@
                   <w:sz w:val="16"/>
                   <w:u w:val="single"/>
                 </w:rPr>
-                <w:t>ChemReporter: A Framework for Curating and Exporting Large-Scale Chemical Datasets for MLIP Training</w:t>
+                <w:t>Graph neural network prediction of temperature-dependent hydrogen diffusion and thermal conductivity tensors of tungsten</w:t>
               </w:r>
             </w:hyperlink>
           </w:p>
@@ -13063,24 +13087,24 @@
               <w:rPr>
                 <w:sz w:val="16"/>
               </w:rPr>
-              <w:t>MLIP</w:t>
-            </w:r>
-          </w:p>
-        </w:tc>
-        <w:tc>
-          <w:tcPr>
-            <w:tcW w:type="dxa" w:w="1680"/>
-          </w:tcPr>
-          <w:p>
-            <w:pPr>
-              <w:jc w:val="left"/>
-            </w:pPr>
-            <w:r/>
-            <w:r>
-              <w:rPr>
-                <w:sz w:val="16"/>
-              </w:rPr>
-              <w:t>2026-08-17</w:t>
+              <w:t>MD</w:t>
+            </w:r>
+          </w:p>
+        </w:tc>
+        <w:tc>
+          <w:tcPr>
+            <w:tcW w:type="dxa" w:w="1680"/>
+          </w:tcPr>
+          <w:p>
+            <w:pPr>
+              <w:jc w:val="left"/>
+            </w:pPr>
+            <w:r/>
+            <w:r>
+              <w:rPr>
+                <w:sz w:val="16"/>
+              </w:rPr>
+              <w:t>2026-08-16</w:t>
             </w:r>
           </w:p>
         </w:tc>
@@ -13123,7 +13147,7 @@
                   <w:sz w:val="16"/>
                   <w:u w:val="single"/>
                 </w:rPr>
-                <w:t>Active learning molecular beam epitaxy of complex quantum materials</w:t>
+                <w:t>Machine Learning-Accelerated Band-Edge Engineering of Pnictogen Chalcohalide Solid Solutions for Solar Energy Technologi</w:t>
               </w:r>
             </w:hyperlink>
           </w:p>
@@ -13159,22 +13183,28 @@
               <w:jc w:val="left"/>
             </w:pPr>
             <w:r/>
-          </w:p>
-        </w:tc>
-        <w:tc>
-          <w:tcPr>
-            <w:tcW w:type="dxa" w:w="1680"/>
-          </w:tcPr>
-          <w:p>
-            <w:pPr>
-              <w:jc w:val="left"/>
-            </w:pPr>
-            <w:r/>
-            <w:r>
-              <w:rPr>
-                <w:sz w:val="16"/>
-              </w:rPr>
-              <w:t>2026-08-18</w:t>
+            <w:r>
+              <w:rPr>
+                <w:sz w:val="16"/>
+              </w:rPr>
+              <w:t>DFT</w:t>
+            </w:r>
+          </w:p>
+        </w:tc>
+        <w:tc>
+          <w:tcPr>
+            <w:tcW w:type="dxa" w:w="1680"/>
+          </w:tcPr>
+          <w:p>
+            <w:pPr>
+              <w:jc w:val="left"/>
+            </w:pPr>
+            <w:r/>
+            <w:r>
+              <w:rPr>
+                <w:sz w:val="16"/>
+              </w:rPr>
+              <w:t>2026-08-17</w:t>
             </w:r>
           </w:p>
         </w:tc>
@@ -13217,7 +13247,7 @@
                   <w:sz w:val="16"/>
                   <w:u w:val="single"/>
                 </w:rPr>
-                <w:t>PyAPX: python toolkit for atomic configuration pattern exploration</w:t>
+                <w:t xml:space="preserve">Extracting a nitrile-centered, ether-assisted motif hierarchy for lithium-battery electrolyte design from billion-scale </w:t>
               </w:r>
             </w:hyperlink>
           </w:p>
@@ -13253,28 +13283,22 @@
               <w:jc w:val="left"/>
             </w:pPr>
             <w:r/>
-            <w:r>
-              <w:rPr>
-                <w:sz w:val="16"/>
-              </w:rPr>
-              <w:t>DFT, MLIP</w:t>
-            </w:r>
-          </w:p>
-        </w:tc>
-        <w:tc>
-          <w:tcPr>
-            <w:tcW w:type="dxa" w:w="1680"/>
-          </w:tcPr>
-          <w:p>
-            <w:pPr>
-              <w:jc w:val="left"/>
-            </w:pPr>
-            <w:r/>
-            <w:r>
-              <w:rPr>
-                <w:sz w:val="16"/>
-              </w:rPr>
-              <w:t>2026-08-19</w:t>
+          </w:p>
+        </w:tc>
+        <w:tc>
+          <w:tcPr>
+            <w:tcW w:type="dxa" w:w="1680"/>
+          </w:tcPr>
+          <w:p>
+            <w:pPr>
+              <w:jc w:val="left"/>
+            </w:pPr>
+            <w:r/>
+            <w:r>
+              <w:rPr>
+                <w:sz w:val="16"/>
+              </w:rPr>
+              <w:t>2026-08-17</w:t>
             </w:r>
           </w:p>
         </w:tc>
@@ -13294,7 +13318,7 @@
                   <w:sz w:val="16"/>
                   <w:u w:val="single"/>
                 </w:rPr>
-                <w:t>10.1038/s41598-026-66072-5</w:t>
+                <w:t>link</w:t>
               </w:r>
             </w:hyperlink>
           </w:p>
@@ -13317,7 +13341,7 @@
                   <w:sz w:val="16"/>
                   <w:u w:val="single"/>
                 </w:rPr>
-                <w:t>A single design choice determines whether machine learning models of materials make physically impossible predictions</w:t>
+                <w:t>Discovery of novel magnetic Y-Mn-B compounds via advanced machine learning guided framework</w:t>
               </w:r>
             </w:hyperlink>
           </w:p>
@@ -13374,7 +13398,7 @@
               <w:rPr>
                 <w:sz w:val="16"/>
               </w:rPr>
-              <w:t>2026-08-19</w:t>
+              <w:t>2026-08-17</w:t>
             </w:r>
           </w:p>
         </w:tc>
@@ -13417,7 +13441,7 @@
                   <w:sz w:val="16"/>
                   <w:u w:val="single"/>
                 </w:rPr>
-                <w:t>Dynamic Ensembles of Phosphine-Stabilized Gold Nanoclusters</w:t>
+                <w:t>Unlocking Multi-Component Bulk-Materials Molecular Dynamics with a Small-Footprint Machine Learning Interatomic Potentia</w:t>
               </w:r>
             </w:hyperlink>
           </w:p>
@@ -13474,7 +13498,7 @@
               <w:rPr>
                 <w:sz w:val="16"/>
               </w:rPr>
-              <w:t>2026-08-19</w:t>
+              <w:t>2026-08-17</w:t>
             </w:r>
           </w:p>
         </w:tc>
@@ -13517,6 +13541,500 @@
                   <w:sz w:val="16"/>
                   <w:u w:val="single"/>
                 </w:rPr>
+                <w:t>ChemReporter: A Framework for Curating and Exporting Large-Scale Chemical Datasets for MLIP Training</w:t>
+              </w:r>
+            </w:hyperlink>
+          </w:p>
+        </w:tc>
+        <w:tc>
+          <w:tcPr>
+            <w:tcW w:type="dxa" w:w="1680"/>
+          </w:tcPr>
+          <w:p>
+            <w:pPr>
+              <w:jc w:val="left"/>
+            </w:pPr>
+            <w:r/>
+          </w:p>
+        </w:tc>
+        <w:tc>
+          <w:tcPr>
+            <w:tcW w:type="dxa" w:w="1680"/>
+          </w:tcPr>
+          <w:p>
+            <w:pPr>
+              <w:jc w:val="left"/>
+            </w:pPr>
+            <w:r/>
+          </w:p>
+        </w:tc>
+        <w:tc>
+          <w:tcPr>
+            <w:tcW w:type="dxa" w:w="1680"/>
+          </w:tcPr>
+          <w:p>
+            <w:pPr>
+              <w:jc w:val="left"/>
+            </w:pPr>
+            <w:r/>
+            <w:r>
+              <w:rPr>
+                <w:sz w:val="16"/>
+              </w:rPr>
+              <w:t>MLIP</w:t>
+            </w:r>
+          </w:p>
+        </w:tc>
+        <w:tc>
+          <w:tcPr>
+            <w:tcW w:type="dxa" w:w="1680"/>
+          </w:tcPr>
+          <w:p>
+            <w:pPr>
+              <w:jc w:val="left"/>
+            </w:pPr>
+            <w:r/>
+            <w:r>
+              <w:rPr>
+                <w:sz w:val="16"/>
+              </w:rPr>
+              <w:t>2026-08-17</w:t>
+            </w:r>
+          </w:p>
+        </w:tc>
+        <w:tc>
+          <w:tcPr>
+            <w:tcW w:type="dxa" w:w="1680"/>
+          </w:tcPr>
+          <w:p>
+            <w:pPr>
+              <w:jc w:val="left"/>
+            </w:pPr>
+            <w:r/>
+            <w:hyperlink r:id="rId154">
+              <w:r>
+                <w:rPr>
+                  <w:color w:val="0B4F9E"/>
+                  <w:sz w:val="16"/>
+                  <w:u w:val="single"/>
+                </w:rPr>
+                <w:t>link</w:t>
+              </w:r>
+            </w:hyperlink>
+          </w:p>
+        </w:tc>
+      </w:tr>
+      <w:tr>
+        <w:tc>
+          <w:tcPr>
+            <w:tcW w:type="dxa" w:w="1680"/>
+          </w:tcPr>
+          <w:p>
+            <w:pPr>
+              <w:jc w:val="left"/>
+            </w:pPr>
+            <w:r/>
+            <w:hyperlink r:id="rId155">
+              <w:r>
+                <w:rPr>
+                  <w:color w:val="0B4F9E"/>
+                  <w:sz w:val="16"/>
+                  <w:u w:val="single"/>
+                </w:rPr>
+                <w:t>Active learning molecular beam epitaxy of complex quantum materials</w:t>
+              </w:r>
+            </w:hyperlink>
+          </w:p>
+        </w:tc>
+        <w:tc>
+          <w:tcPr>
+            <w:tcW w:type="dxa" w:w="1680"/>
+          </w:tcPr>
+          <w:p>
+            <w:pPr>
+              <w:jc w:val="left"/>
+            </w:pPr>
+            <w:r/>
+          </w:p>
+        </w:tc>
+        <w:tc>
+          <w:tcPr>
+            <w:tcW w:type="dxa" w:w="1680"/>
+          </w:tcPr>
+          <w:p>
+            <w:pPr>
+              <w:jc w:val="left"/>
+            </w:pPr>
+            <w:r/>
+          </w:p>
+        </w:tc>
+        <w:tc>
+          <w:tcPr>
+            <w:tcW w:type="dxa" w:w="1680"/>
+          </w:tcPr>
+          <w:p>
+            <w:pPr>
+              <w:jc w:val="left"/>
+            </w:pPr>
+            <w:r/>
+          </w:p>
+        </w:tc>
+        <w:tc>
+          <w:tcPr>
+            <w:tcW w:type="dxa" w:w="1680"/>
+          </w:tcPr>
+          <w:p>
+            <w:pPr>
+              <w:jc w:val="left"/>
+            </w:pPr>
+            <w:r/>
+            <w:r>
+              <w:rPr>
+                <w:sz w:val="16"/>
+              </w:rPr>
+              <w:t>2026-08-18</w:t>
+            </w:r>
+          </w:p>
+        </w:tc>
+        <w:tc>
+          <w:tcPr>
+            <w:tcW w:type="dxa" w:w="1680"/>
+          </w:tcPr>
+          <w:p>
+            <w:pPr>
+              <w:jc w:val="left"/>
+            </w:pPr>
+            <w:r/>
+            <w:hyperlink r:id="rId155">
+              <w:r>
+                <w:rPr>
+                  <w:color w:val="0B4F9E"/>
+                  <w:sz w:val="16"/>
+                  <w:u w:val="single"/>
+                </w:rPr>
+                <w:t>link</w:t>
+              </w:r>
+            </w:hyperlink>
+          </w:p>
+        </w:tc>
+      </w:tr>
+      <w:tr>
+        <w:tc>
+          <w:tcPr>
+            <w:tcW w:type="dxa" w:w="1680"/>
+          </w:tcPr>
+          <w:p>
+            <w:pPr>
+              <w:jc w:val="left"/>
+            </w:pPr>
+            <w:r/>
+            <w:hyperlink r:id="rId156">
+              <w:r>
+                <w:rPr>
+                  <w:color w:val="0B4F9E"/>
+                  <w:sz w:val="16"/>
+                  <w:u w:val="single"/>
+                </w:rPr>
+                <w:t>PyAPX: python toolkit for atomic configuration pattern exploration</w:t>
+              </w:r>
+            </w:hyperlink>
+          </w:p>
+        </w:tc>
+        <w:tc>
+          <w:tcPr>
+            <w:tcW w:type="dxa" w:w="1680"/>
+          </w:tcPr>
+          <w:p>
+            <w:pPr>
+              <w:jc w:val="left"/>
+            </w:pPr>
+            <w:r/>
+          </w:p>
+        </w:tc>
+        <w:tc>
+          <w:tcPr>
+            <w:tcW w:type="dxa" w:w="1680"/>
+          </w:tcPr>
+          <w:p>
+            <w:pPr>
+              <w:jc w:val="left"/>
+            </w:pPr>
+            <w:r/>
+          </w:p>
+        </w:tc>
+        <w:tc>
+          <w:tcPr>
+            <w:tcW w:type="dxa" w:w="1680"/>
+          </w:tcPr>
+          <w:p>
+            <w:pPr>
+              <w:jc w:val="left"/>
+            </w:pPr>
+            <w:r/>
+            <w:r>
+              <w:rPr>
+                <w:sz w:val="16"/>
+              </w:rPr>
+              <w:t>DFT, MLIP</w:t>
+            </w:r>
+          </w:p>
+        </w:tc>
+        <w:tc>
+          <w:tcPr>
+            <w:tcW w:type="dxa" w:w="1680"/>
+          </w:tcPr>
+          <w:p>
+            <w:pPr>
+              <w:jc w:val="left"/>
+            </w:pPr>
+            <w:r/>
+            <w:r>
+              <w:rPr>
+                <w:sz w:val="16"/>
+              </w:rPr>
+              <w:t>2026-08-19</w:t>
+            </w:r>
+          </w:p>
+        </w:tc>
+        <w:tc>
+          <w:tcPr>
+            <w:tcW w:type="dxa" w:w="1680"/>
+          </w:tcPr>
+          <w:p>
+            <w:pPr>
+              <w:jc w:val="left"/>
+            </w:pPr>
+            <w:r/>
+            <w:hyperlink r:id="rId156">
+              <w:r>
+                <w:rPr>
+                  <w:color w:val="0B4F9E"/>
+                  <w:sz w:val="16"/>
+                  <w:u w:val="single"/>
+                </w:rPr>
+                <w:t>10.1038/s41598-026-66072-5</w:t>
+              </w:r>
+            </w:hyperlink>
+          </w:p>
+        </w:tc>
+      </w:tr>
+      <w:tr>
+        <w:tc>
+          <w:tcPr>
+            <w:tcW w:type="dxa" w:w="1680"/>
+          </w:tcPr>
+          <w:p>
+            <w:pPr>
+              <w:jc w:val="left"/>
+            </w:pPr>
+            <w:r/>
+            <w:hyperlink r:id="rId157">
+              <w:r>
+                <w:rPr>
+                  <w:color w:val="0B4F9E"/>
+                  <w:sz w:val="16"/>
+                  <w:u w:val="single"/>
+                </w:rPr>
+                <w:t>A single design choice determines whether machine learning models of materials make physically impossible predictions</w:t>
+              </w:r>
+            </w:hyperlink>
+          </w:p>
+        </w:tc>
+        <w:tc>
+          <w:tcPr>
+            <w:tcW w:type="dxa" w:w="1680"/>
+          </w:tcPr>
+          <w:p>
+            <w:pPr>
+              <w:jc w:val="left"/>
+            </w:pPr>
+            <w:r/>
+          </w:p>
+        </w:tc>
+        <w:tc>
+          <w:tcPr>
+            <w:tcW w:type="dxa" w:w="1680"/>
+          </w:tcPr>
+          <w:p>
+            <w:pPr>
+              <w:jc w:val="left"/>
+            </w:pPr>
+            <w:r/>
+          </w:p>
+        </w:tc>
+        <w:tc>
+          <w:tcPr>
+            <w:tcW w:type="dxa" w:w="1680"/>
+          </w:tcPr>
+          <w:p>
+            <w:pPr>
+              <w:jc w:val="left"/>
+            </w:pPr>
+            <w:r/>
+            <w:r>
+              <w:rPr>
+                <w:sz w:val="16"/>
+              </w:rPr>
+              <w:t>DFT</w:t>
+            </w:r>
+          </w:p>
+        </w:tc>
+        <w:tc>
+          <w:tcPr>
+            <w:tcW w:type="dxa" w:w="1680"/>
+          </w:tcPr>
+          <w:p>
+            <w:pPr>
+              <w:jc w:val="left"/>
+            </w:pPr>
+            <w:r/>
+            <w:r>
+              <w:rPr>
+                <w:sz w:val="16"/>
+              </w:rPr>
+              <w:t>2026-08-19</w:t>
+            </w:r>
+          </w:p>
+        </w:tc>
+        <w:tc>
+          <w:tcPr>
+            <w:tcW w:type="dxa" w:w="1680"/>
+          </w:tcPr>
+          <w:p>
+            <w:pPr>
+              <w:jc w:val="left"/>
+            </w:pPr>
+            <w:r/>
+            <w:hyperlink r:id="rId157">
+              <w:r>
+                <w:rPr>
+                  <w:color w:val="0B4F9E"/>
+                  <w:sz w:val="16"/>
+                  <w:u w:val="single"/>
+                </w:rPr>
+                <w:t>link</w:t>
+              </w:r>
+            </w:hyperlink>
+          </w:p>
+        </w:tc>
+      </w:tr>
+      <w:tr>
+        <w:tc>
+          <w:tcPr>
+            <w:tcW w:type="dxa" w:w="1680"/>
+          </w:tcPr>
+          <w:p>
+            <w:pPr>
+              <w:jc w:val="left"/>
+            </w:pPr>
+            <w:r/>
+            <w:hyperlink r:id="rId158">
+              <w:r>
+                <w:rPr>
+                  <w:color w:val="0B4F9E"/>
+                  <w:sz w:val="16"/>
+                  <w:u w:val="single"/>
+                </w:rPr>
+                <w:t>Dynamic Ensembles of Phosphine-Stabilized Gold Nanoclusters</w:t>
+              </w:r>
+            </w:hyperlink>
+          </w:p>
+        </w:tc>
+        <w:tc>
+          <w:tcPr>
+            <w:tcW w:type="dxa" w:w="1680"/>
+          </w:tcPr>
+          <w:p>
+            <w:pPr>
+              <w:jc w:val="left"/>
+            </w:pPr>
+            <w:r/>
+          </w:p>
+        </w:tc>
+        <w:tc>
+          <w:tcPr>
+            <w:tcW w:type="dxa" w:w="1680"/>
+          </w:tcPr>
+          <w:p>
+            <w:pPr>
+              <w:jc w:val="left"/>
+            </w:pPr>
+            <w:r/>
+          </w:p>
+        </w:tc>
+        <w:tc>
+          <w:tcPr>
+            <w:tcW w:type="dxa" w:w="1680"/>
+          </w:tcPr>
+          <w:p>
+            <w:pPr>
+              <w:jc w:val="left"/>
+            </w:pPr>
+            <w:r/>
+            <w:r>
+              <w:rPr>
+                <w:sz w:val="16"/>
+              </w:rPr>
+              <w:t>MD, MLIP</w:t>
+            </w:r>
+          </w:p>
+        </w:tc>
+        <w:tc>
+          <w:tcPr>
+            <w:tcW w:type="dxa" w:w="1680"/>
+          </w:tcPr>
+          <w:p>
+            <w:pPr>
+              <w:jc w:val="left"/>
+            </w:pPr>
+            <w:r/>
+            <w:r>
+              <w:rPr>
+                <w:sz w:val="16"/>
+              </w:rPr>
+              <w:t>2026-08-19</w:t>
+            </w:r>
+          </w:p>
+        </w:tc>
+        <w:tc>
+          <w:tcPr>
+            <w:tcW w:type="dxa" w:w="1680"/>
+          </w:tcPr>
+          <w:p>
+            <w:pPr>
+              <w:jc w:val="left"/>
+            </w:pPr>
+            <w:r/>
+            <w:hyperlink r:id="rId158">
+              <w:r>
+                <w:rPr>
+                  <w:color w:val="0B4F9E"/>
+                  <w:sz w:val="16"/>
+                  <w:u w:val="single"/>
+                </w:rPr>
+                <w:t>link</w:t>
+              </w:r>
+            </w:hyperlink>
+          </w:p>
+        </w:tc>
+      </w:tr>
+      <w:tr>
+        <w:tc>
+          <w:tcPr>
+            <w:tcW w:type="dxa" w:w="1680"/>
+          </w:tcPr>
+          <w:p>
+            <w:pPr>
+              <w:jc w:val="left"/>
+            </w:pPr>
+            <w:r/>
+            <w:hyperlink r:id="rId159">
+              <w:r>
+                <w:rPr>
+                  <w:color w:val="0B4F9E"/>
+                  <w:sz w:val="16"/>
+                  <w:u w:val="single"/>
+                </w:rPr>
                 <w:t>Generative AI and Emerging Technologies: Transforming Engineering, Innovation and Entrepreneurship</w:t>
               </w:r>
             </w:hyperlink>
@@ -13581,7 +14099,7 @@
               <w:jc w:val="left"/>
             </w:pPr>
             <w:r/>
-            <w:hyperlink r:id="rId154">
+            <w:hyperlink r:id="rId159">
               <w:r>
                 <w:rPr>
                   <w:color w:val="0B4F9E"/>
@@ -13604,7 +14122,7 @@
               <w:jc w:val="left"/>
             </w:pPr>
             <w:r/>
-            <w:hyperlink r:id="rId155">
+            <w:hyperlink r:id="rId160">
               <w:r>
                 <w:rPr>
                   <w:color w:val="0B4F9E"/>
@@ -13681,7 +14199,7 @@
               <w:jc w:val="left"/>
             </w:pPr>
             <w:r/>
-            <w:hyperlink r:id="rId155">
+            <w:hyperlink r:id="rId160">
               <w:r>
                 <w:rPr>
                   <w:color w:val="0B4F9E"/>
@@ -13704,7 +14222,7 @@
               <w:jc w:val="left"/>
             </w:pPr>
             <w:r/>
-            <w:hyperlink r:id="rId156">
+            <w:hyperlink r:id="rId161">
               <w:r>
                 <w:rPr>
                   <w:color w:val="0B4F9E"/>
@@ -13775,7 +14293,7 @@
               <w:jc w:val="l